--- a/docs/manuscript/main.docx
+++ b/docs/manuscript/main.docx
@@ -1385,16 +1385,46 @@
         <w:t xml:space="preserve"> </w:t>
       </w:r>
       <w:r>
-        <w:t xml:space="preserve">All items were matched for orthographic length and lexical frequency, calculated using XXXXX.</w:t>
-      </w:r>
-      <w:r>
-        <w:t xml:space="preserve"> </w:t>
-      </w:r>
-      <w:r>
-        <w:t xml:space="preserve"> </w:t>
-      </w:r>
-      <w:r>
-        <w:t xml:space="preserve">Orthographic length in pseudowords (</w:t>
+        <w:t xml:space="preserve">All items had between 4 and 6 letters.</w:t>
+      </w:r>
+      <w:r>
+        <w:t xml:space="preserve"> </w:t>
+      </w:r>
+      <w:r>
+        <w:t xml:space="preserve">Pseudowords were created using UniPseudo</w:t>
+      </w:r>
+      <w:r>
+        <w:t xml:space="preserve"> </w:t>
+      </w:r>
+      <w:r>
+        <w:t xml:space="preserve">(New, Bourgin, Barra, &amp; Pallier, 2024)</w:t>
+      </w:r>
+      <w:r>
+        <w:t xml:space="preserve"> </w:t>
+      </w:r>
+      <w:r>
+        <w:t xml:space="preserve">and were phonologically and orthographically legal constructions in Spanish.</w:t>
+      </w:r>
+      <w:r>
+        <w:t xml:space="preserve"> </w:t>
+      </w:r>
+      <w:r>
+        <w:t xml:space="preserve">Real words were matched for lexical frequency, which was calculated using SUBTLEX-ESP</w:t>
+      </w:r>
+      <w:r>
+        <w:t xml:space="preserve"> </w:t>
+      </w:r>
+      <w:r>
+        <w:t xml:space="preserve">(Cuetos, Glez-Nosti, Barbón, &amp; Brysbaert, 2011)</w:t>
+      </w:r>
+      <w:r>
+        <w:t xml:space="preserve">.</w:t>
+      </w:r>
+      <w:r>
+        <w:t xml:space="preserve"> </w:t>
+      </w:r>
+      <w:r>
+        <w:t xml:space="preserve">Lexical frequency in noncognates (</w:t>
       </w:r>
       <w:r>
         <w:rPr>
@@ -1423,7 +1453,7 @@
         <w:t xml:space="preserve"> </w:t>
       </w:r>
       <w:r>
-        <w:t xml:space="preserve">= ), noncognates (</w:t>
+        <w:t xml:space="preserve">= ), double cognates (</w:t>
       </w:r>
       <w:r>
         <w:rPr>
@@ -1452,7 +1482,7 @@
         <w:t xml:space="preserve"> </w:t>
       </w:r>
       <w:r>
-        <w:t xml:space="preserve">= ), double cognates (</w:t>
+        <w:t xml:space="preserve">= ), and triple cognates (</w:t>
       </w:r>
       <w:r>
         <w:rPr>
@@ -1481,35 +1511,6 @@
         <w:t xml:space="preserve"> </w:t>
       </w:r>
       <w:r>
-        <w:t xml:space="preserve">= ), and triple cognates (</w:t>
-      </w:r>
-      <w:r>
-        <w:rPr>
-          <w:i/>
-          <w:iCs/>
-        </w:rPr>
-        <w:t xml:space="preserve">M</w:t>
-      </w:r>
-      <w:r>
-        <w:t xml:space="preserve"> </w:t>
-      </w:r>
-      <w:r>
-        <w:t xml:space="preserve">= ,</w:t>
-      </w:r>
-      <w:r>
-        <w:t xml:space="preserve"> </w:t>
-      </w:r>
-      <w:r>
-        <w:rPr>
-          <w:i/>
-          <w:iCs/>
-        </w:rPr>
-        <w:t xml:space="preserve">SD</w:t>
-      </w:r>
-      <w:r>
-        <w:t xml:space="preserve"> </w:t>
-      </w:r>
-      <w:r>
         <w:t xml:space="preserve">= ) was not statistically different:</w:t>
       </w:r>
       <w:r>
@@ -1544,131 +1545,6 @@
       <w:r>
         <w:t xml:space="preserve"> </w:t>
       </w:r>
-      <w:r>
-        <w:t xml:space="preserve"> </w:t>
-      </w:r>
-      <w:r>
-        <w:t xml:space="preserve">Similarly, lexical frequency in noncognates (</w:t>
-      </w:r>
-      <w:r>
-        <w:rPr>
-          <w:i/>
-          <w:iCs/>
-        </w:rPr>
-        <w:t xml:space="preserve">M</w:t>
-      </w:r>
-      <w:r>
-        <w:t xml:space="preserve"> </w:t>
-      </w:r>
-      <w:r>
-        <w:t xml:space="preserve">= ,</w:t>
-      </w:r>
-      <w:r>
-        <w:t xml:space="preserve"> </w:t>
-      </w:r>
-      <w:r>
-        <w:rPr>
-          <w:i/>
-          <w:iCs/>
-        </w:rPr>
-        <w:t xml:space="preserve">SD</w:t>
-      </w:r>
-      <w:r>
-        <w:t xml:space="preserve"> </w:t>
-      </w:r>
-      <w:r>
-        <w:t xml:space="preserve">= ), double cognates (</w:t>
-      </w:r>
-      <w:r>
-        <w:rPr>
-          <w:i/>
-          <w:iCs/>
-        </w:rPr>
-        <w:t xml:space="preserve">M</w:t>
-      </w:r>
-      <w:r>
-        <w:t xml:space="preserve"> </w:t>
-      </w:r>
-      <w:r>
-        <w:t xml:space="preserve">= ,</w:t>
-      </w:r>
-      <w:r>
-        <w:t xml:space="preserve"> </w:t>
-      </w:r>
-      <w:r>
-        <w:rPr>
-          <w:i/>
-          <w:iCs/>
-        </w:rPr>
-        <w:t xml:space="preserve">SD</w:t>
-      </w:r>
-      <w:r>
-        <w:t xml:space="preserve"> </w:t>
-      </w:r>
-      <w:r>
-        <w:t xml:space="preserve">= ), and triple cognates (</w:t>
-      </w:r>
-      <w:r>
-        <w:rPr>
-          <w:i/>
-          <w:iCs/>
-        </w:rPr>
-        <w:t xml:space="preserve">M</w:t>
-      </w:r>
-      <w:r>
-        <w:t xml:space="preserve"> </w:t>
-      </w:r>
-      <w:r>
-        <w:t xml:space="preserve">= ,</w:t>
-      </w:r>
-      <w:r>
-        <w:t xml:space="preserve"> </w:t>
-      </w:r>
-      <w:r>
-        <w:rPr>
-          <w:i/>
-          <w:iCs/>
-        </w:rPr>
-        <w:t xml:space="preserve">SD</w:t>
-      </w:r>
-      <w:r>
-        <w:t xml:space="preserve"> </w:t>
-      </w:r>
-      <w:r>
-        <w:t xml:space="preserve">= ) was not statistically different:</w:t>
-      </w:r>
-      <w:r>
-        <w:t xml:space="preserve"> </w:t>
-      </w:r>
-      <w:r>
-        <w:rPr>
-          <w:i/>
-          <w:iCs/>
-        </w:rPr>
-        <w:t xml:space="preserve">t</w:t>
-      </w:r>
-      <w:r>
-        <w:t xml:space="preserve">( ) = ,</w:t>
-      </w:r>
-      <w:r>
-        <w:t xml:space="preserve"> </w:t>
-      </w:r>
-      <w:r>
-        <w:rPr>
-          <w:i/>
-          <w:iCs/>
-        </w:rPr>
-        <w:t xml:space="preserve">p</w:t>
-      </w:r>
-      <w:r>
-        <w:t xml:space="preserve"> </w:t>
-      </w:r>
-      <w:r>
-        <w:t xml:space="preserve">= .</w:t>
-      </w:r>
-      <w:r>
-        <w:t xml:space="preserve"> </w:t>
-      </w:r>
     </w:p>
     <w:p>
       <w:pPr>
@@ -1681,7 +1557,7 @@
         <w:t xml:space="preserve"> </w:t>
       </w:r>
       <w:r>
-        <w:t xml:space="preserve">(Describe how orthographic and phonological overlap were handled and report descriptive if needed. Report other info on stimuli selection.)</w:t>
+        <w:t xml:space="preserve">(Describe how orthographic and phonological overlap were calculated and report descriptives if needed. Report other info on stimuli selection.)</w:t>
       </w:r>
     </w:p>
     <w:bookmarkEnd w:id="27"/>
@@ -1916,7 +1792,7 @@
       </w:r>
     </w:p>
     <w:bookmarkEnd w:id="34"/>
-    <w:bookmarkStart w:id="110" w:name="references"/>
+    <w:bookmarkStart w:id="113" w:name="references"/>
     <w:p>
       <w:pPr>
         <w:pStyle w:val="Heading1"/>
@@ -1925,7 +1801,7 @@
         <w:t xml:space="preserve">References</w:t>
       </w:r>
     </w:p>
-    <w:bookmarkStart w:id="109" w:name="refs"/>
+    <w:bookmarkStart w:id="112" w:name="refs"/>
     <w:bookmarkStart w:id="36" w:name="ref-aguinaga_echeverria_2017"/>
     <w:p>
       <w:pPr>
@@ -2746,12 +2622,75 @@
       </w:r>
     </w:p>
     <w:bookmarkEnd w:id="55"/>
-    <w:bookmarkStart w:id="57" w:name="ref-de_angelis_2007"/>
+    <w:bookmarkStart w:id="56" w:name="ref-cuetos_etal_2011"/>
     <w:p>
       <w:pPr>
         <w:pStyle w:val="Bibliography"/>
       </w:pPr>
       <w:r>
+        <w:t xml:space="preserve">Cuetos, F., Glez-Nosti, M., Barbón, A., &amp; Brysbaert, M. (2011).</w:t>
+      </w:r>
+      <w:r>
+        <w:t xml:space="preserve"> </w:t>
+      </w:r>
+      <w:r>
+        <w:t xml:space="preserve">SUBTLEX</w:t>
+      </w:r>
+      <w:r>
+        <w:t xml:space="preserve">-</w:t>
+      </w:r>
+      <w:r>
+        <w:t xml:space="preserve">ESP</w:t>
+      </w:r>
+      <w:r>
+        <w:t xml:space="preserve">:</w:t>
+      </w:r>
+      <w:r>
+        <w:t xml:space="preserve"> </w:t>
+      </w:r>
+      <w:r>
+        <w:t xml:space="preserve">Spanish</w:t>
+      </w:r>
+      <w:r>
+        <w:t xml:space="preserve"> </w:t>
+      </w:r>
+      <w:r>
+        <w:t xml:space="preserve">word frequencies based on film subtitles.</w:t>
+      </w:r>
+      <w:r>
+        <w:t xml:space="preserve"> </w:t>
+      </w:r>
+      <w:r>
+        <w:rPr>
+          <w:i/>
+          <w:iCs/>
+        </w:rPr>
+        <w:t xml:space="preserve">Psicológica</w:t>
+      </w:r>
+      <w:r>
+        <w:t xml:space="preserve">,</w:t>
+      </w:r>
+      <w:r>
+        <w:t xml:space="preserve"> </w:t>
+      </w:r>
+      <w:r>
+        <w:rPr>
+          <w:i/>
+          <w:iCs/>
+        </w:rPr>
+        <w:t xml:space="preserve">32</w:t>
+      </w:r>
+      <w:r>
+        <w:t xml:space="preserve">(2), 133–143.</w:t>
+      </w:r>
+    </w:p>
+    <w:bookmarkEnd w:id="56"/>
+    <w:bookmarkStart w:id="58" w:name="ref-de_angelis_2007"/>
+    <w:p>
+      <w:pPr>
+        <w:pStyle w:val="Bibliography"/>
+      </w:pPr>
+      <w:r>
         <w:t xml:space="preserve">De Angelis, G. (2007).</w:t>
       </w:r>
       <w:r>
@@ -2809,7 +2748,7 @@
       <w:r>
         <w:t xml:space="preserve">. (D. Singleton, Ed.). Multilingual Matters &amp; Channel View Publications. http://doi.org/</w:t>
       </w:r>
-      <w:hyperlink r:id="rId56">
+      <w:hyperlink r:id="rId57">
         <w:r>
           <w:rPr>
             <w:rStyle w:val="Hyperlink"/>
@@ -2818,8 +2757,8 @@
         </w:r>
       </w:hyperlink>
     </w:p>
-    <w:bookmarkEnd w:id="57"/>
-    <w:bookmarkStart w:id="59" w:name="ref-dijkstra_etal_2010"/>
+    <w:bookmarkEnd w:id="58"/>
+    <w:bookmarkStart w:id="60" w:name="ref-dijkstra_etal_2010"/>
     <w:p>
       <w:pPr>
         <w:pStyle w:val="Bibliography"/>
@@ -2853,7 +2792,7 @@
       <w:r>
         <w:t xml:space="preserve">(3), 284–301. http://doi.org/</w:t>
       </w:r>
-      <w:hyperlink r:id="rId58">
+      <w:hyperlink r:id="rId59">
         <w:r>
           <w:rPr>
             <w:rStyle w:val="Hyperlink"/>
@@ -2862,8 +2801,8 @@
         </w:r>
       </w:hyperlink>
     </w:p>
-    <w:bookmarkEnd w:id="59"/>
-    <w:bookmarkStart w:id="61" w:name="ref-ecke_2015"/>
+    <w:bookmarkEnd w:id="60"/>
+    <w:bookmarkStart w:id="62" w:name="ref-ecke_2015"/>
     <w:p>
       <w:pPr>
         <w:pStyle w:val="Bibliography"/>
@@ -2897,7 +2836,7 @@
       <w:r>
         <w:t xml:space="preserve">(2), 145–162. http://doi.org/</w:t>
       </w:r>
-      <w:hyperlink r:id="rId60">
+      <w:hyperlink r:id="rId61">
         <w:r>
           <w:rPr>
             <w:rStyle w:val="Hyperlink"/>
@@ -2906,8 +2845,8 @@
         </w:r>
       </w:hyperlink>
     </w:p>
-    <w:bookmarkEnd w:id="61"/>
-    <w:bookmarkStart w:id="63" w:name="ref-ellis_beaton_1993"/>
+    <w:bookmarkEnd w:id="62"/>
+    <w:bookmarkStart w:id="64" w:name="ref-ellis_beaton_1993"/>
     <w:p>
       <w:pPr>
         <w:pStyle w:val="Bibliography"/>
@@ -2953,7 +2892,7 @@
       <w:r>
         <w:t xml:space="preserve">(3), 533–558. http://doi.org/</w:t>
       </w:r>
-      <w:hyperlink r:id="rId62">
+      <w:hyperlink r:id="rId63">
         <w:r>
           <w:rPr>
             <w:rStyle w:val="Hyperlink"/>
@@ -2962,8 +2901,8 @@
         </w:r>
       </w:hyperlink>
     </w:p>
-    <w:bookmarkEnd w:id="63"/>
-    <w:bookmarkStart w:id="65" w:name="ref-engemann_rodetzky_2024"/>
+    <w:bookmarkEnd w:id="64"/>
+    <w:bookmarkStart w:id="66" w:name="ref-engemann_rodetzky_2024"/>
     <w:p>
       <w:pPr>
         <w:pStyle w:val="Bibliography"/>
@@ -3054,7 +2993,7 @@
       <w:r>
         <w:t xml:space="preserve">(10). http://doi.org/</w:t>
       </w:r>
-      <w:hyperlink r:id="rId64">
+      <w:hyperlink r:id="rId65">
         <w:r>
           <w:rPr>
             <w:rStyle w:val="Hyperlink"/>
@@ -3063,8 +3002,8 @@
         </w:r>
       </w:hyperlink>
     </w:p>
-    <w:bookmarkEnd w:id="65"/>
-    <w:bookmarkStart w:id="67" w:name="ref-forys-nogala_etal_2026"/>
+    <w:bookmarkEnd w:id="66"/>
+    <w:bookmarkStart w:id="68" w:name="ref-forys-nogala_etal_2026"/>
     <w:p>
       <w:pPr>
         <w:pStyle w:val="Bibliography"/>
@@ -3176,7 +3115,7 @@
       <w:r>
         <w:t xml:space="preserve">(2), 367–380. http://doi.org/</w:t>
       </w:r>
-      <w:hyperlink r:id="rId66">
+      <w:hyperlink r:id="rId67">
         <w:r>
           <w:rPr>
             <w:rStyle w:val="Hyperlink"/>
@@ -3185,8 +3124,8 @@
         </w:r>
       </w:hyperlink>
     </w:p>
-    <w:bookmarkEnd w:id="67"/>
-    <w:bookmarkStart w:id="69" w:name="ref-frances_etal_2021"/>
+    <w:bookmarkEnd w:id="68"/>
+    <w:bookmarkStart w:id="70" w:name="ref-frances_etal_2021"/>
     <w:p>
       <w:pPr>
         <w:pStyle w:val="Bibliography"/>
@@ -3232,7 +3171,7 @@
       <w:r>
         <w:t xml:space="preserve">(1), 12812. http://doi.org/</w:t>
       </w:r>
-      <w:hyperlink r:id="rId68">
+      <w:hyperlink r:id="rId69">
         <w:r>
           <w:rPr>
             <w:rStyle w:val="Hyperlink"/>
@@ -3241,8 +3180,8 @@
         </w:r>
       </w:hyperlink>
     </w:p>
-    <w:bookmarkEnd w:id="69"/>
-    <w:bookmarkStart w:id="71" w:name="ref-frances_etal_2022"/>
+    <w:bookmarkEnd w:id="70"/>
+    <w:bookmarkStart w:id="72" w:name="ref-frances_etal_2022"/>
     <w:p>
       <w:pPr>
         <w:pStyle w:val="Bibliography"/>
@@ -3375,7 +3314,7 @@
       <w:r>
         <w:t xml:space="preserve">. http://doi.org/</w:t>
       </w:r>
-      <w:hyperlink r:id="rId70">
+      <w:hyperlink r:id="rId71">
         <w:r>
           <w:rPr>
             <w:rStyle w:val="Hyperlink"/>
@@ -3384,8 +3323,8 @@
         </w:r>
       </w:hyperlink>
     </w:p>
-    <w:bookmarkEnd w:id="71"/>
-    <w:bookmarkStart w:id="73" w:name="ref-garrido-pozu_2024"/>
+    <w:bookmarkEnd w:id="72"/>
+    <w:bookmarkStart w:id="74" w:name="ref-garrido-pozu_2024"/>
     <w:p>
       <w:pPr>
         <w:pStyle w:val="Bibliography"/>
@@ -3437,7 +3376,7 @@
       <w:r>
         <w:t xml:space="preserve">(5), 914–926. http://doi.org/</w:t>
       </w:r>
-      <w:hyperlink r:id="rId72">
+      <w:hyperlink r:id="rId73">
         <w:r>
           <w:rPr>
             <w:rStyle w:val="Hyperlink"/>
@@ -3446,8 +3385,8 @@
         </w:r>
       </w:hyperlink>
     </w:p>
-    <w:bookmarkEnd w:id="73"/>
-    <w:bookmarkStart w:id="75" w:name="ref-van_hell_degroot_2008"/>
+    <w:bookmarkEnd w:id="74"/>
+    <w:bookmarkStart w:id="76" w:name="ref-van_hell_degroot_2008"/>
     <w:p>
       <w:pPr>
         <w:pStyle w:val="Bibliography"/>
@@ -3481,7 +3420,7 @@
       <w:r>
         <w:t xml:space="preserve">(3), 431–451. http://doi.org/</w:t>
       </w:r>
-      <w:hyperlink r:id="rId74">
+      <w:hyperlink r:id="rId75">
         <w:r>
           <w:rPr>
             <w:rStyle w:val="Hyperlink"/>
@@ -3490,8 +3429,8 @@
         </w:r>
       </w:hyperlink>
     </w:p>
-    <w:bookmarkEnd w:id="75"/>
-    <w:bookmarkStart w:id="76" w:name="ref-izura_etal_2014"/>
+    <w:bookmarkEnd w:id="76"/>
+    <w:bookmarkStart w:id="77" w:name="ref-izura_etal_2014"/>
     <w:p>
       <w:pPr>
         <w:pStyle w:val="Bibliography"/>
@@ -3556,8 +3495,8 @@
         <w:t xml:space="preserve">(1), 49–66.</w:t>
       </w:r>
     </w:p>
-    <w:bookmarkEnd w:id="76"/>
-    <w:bookmarkStart w:id="78" w:name="ref-lemhofer_broersma_2012"/>
+    <w:bookmarkEnd w:id="77"/>
+    <w:bookmarkStart w:id="79" w:name="ref-lemhofer_broersma_2012"/>
     <w:p>
       <w:pPr>
         <w:pStyle w:val="Bibliography"/>
@@ -3657,7 +3596,7 @@
       <w:r>
         <w:t xml:space="preserve">(2), 325–343. http://doi.org/</w:t>
       </w:r>
-      <w:hyperlink r:id="rId77">
+      <w:hyperlink r:id="rId78">
         <w:r>
           <w:rPr>
             <w:rStyle w:val="Hyperlink"/>
@@ -3666,8 +3605,8 @@
         </w:r>
       </w:hyperlink>
     </w:p>
-    <w:bookmarkEnd w:id="78"/>
-    <w:bookmarkStart w:id="80" w:name="ref-lemhoefer_etal_2004"/>
+    <w:bookmarkEnd w:id="79"/>
+    <w:bookmarkStart w:id="81" w:name="ref-lemhoefer_etal_2004"/>
     <w:p>
       <w:pPr>
         <w:pStyle w:val="Bibliography"/>
@@ -3722,7 +3661,7 @@
       <w:r>
         <w:t xml:space="preserve">(5), 585–611. http://doi.org/</w:t>
       </w:r>
-      <w:hyperlink r:id="rId79">
+      <w:hyperlink r:id="rId80">
         <w:r>
           <w:rPr>
             <w:rStyle w:val="Hyperlink"/>
@@ -3731,8 +3670,8 @@
         </w:r>
       </w:hyperlink>
     </w:p>
-    <w:bookmarkEnd w:id="80"/>
-    <w:bookmarkStart w:id="82" w:name="ref-lijewska_2023"/>
+    <w:bookmarkEnd w:id="81"/>
+    <w:bookmarkStart w:id="83" w:name="ref-lijewska_2023"/>
     <w:p>
       <w:pPr>
         <w:pStyle w:val="Bibliography"/>
@@ -3778,7 +3717,7 @@
       <w:r>
         <w:t xml:space="preserve">(4), 1235–1263. http://doi.org/</w:t>
       </w:r>
-      <w:hyperlink r:id="rId81">
+      <w:hyperlink r:id="rId82">
         <w:r>
           <w:rPr>
             <w:rStyle w:val="Hyperlink"/>
@@ -3787,8 +3726,8 @@
         </w:r>
       </w:hyperlink>
     </w:p>
-    <w:bookmarkEnd w:id="82"/>
-    <w:bookmarkStart w:id="84" w:name="ref-lijewska_delouw_2025"/>
+    <w:bookmarkEnd w:id="83"/>
+    <w:bookmarkStart w:id="85" w:name="ref-lijewska_delouw_2025"/>
     <w:p>
       <w:pPr>
         <w:pStyle w:val="Bibliography"/>
@@ -3831,7 +3770,7 @@
       <w:r>
         <w:t xml:space="preserve">(5), 632–661. http://doi.org/</w:t>
       </w:r>
-      <w:hyperlink r:id="rId83">
+      <w:hyperlink r:id="rId84">
         <w:r>
           <w:rPr>
             <w:rStyle w:val="Hyperlink"/>
@@ -3840,8 +3779,8 @@
         </w:r>
       </w:hyperlink>
     </w:p>
-    <w:bookmarkEnd w:id="84"/>
-    <w:bookmarkStart w:id="86" w:name="ref-lotto_degroot_1998"/>
+    <w:bookmarkEnd w:id="85"/>
+    <w:bookmarkStart w:id="87" w:name="ref-lotto_degroot_1998"/>
     <w:p>
       <w:pPr>
         <w:pStyle w:val="Bibliography"/>
@@ -3875,7 +3814,7 @@
       <w:r>
         <w:t xml:space="preserve">(1), 31–69. http://doi.org/</w:t>
       </w:r>
-      <w:hyperlink r:id="rId85">
+      <w:hyperlink r:id="rId86">
         <w:r>
           <w:rPr>
             <w:rStyle w:val="Hyperlink"/>
@@ -3884,8 +3823,8 @@
         </w:r>
       </w:hyperlink>
     </w:p>
-    <w:bookmarkEnd w:id="86"/>
-    <w:bookmarkStart w:id="88" w:name="ref-muntendam_etal_2022"/>
+    <w:bookmarkEnd w:id="87"/>
+    <w:bookmarkStart w:id="89" w:name="ref-muntendam_etal_2022"/>
     <w:p>
       <w:pPr>
         <w:pStyle w:val="Bibliography"/>
@@ -3952,7 +3891,7 @@
       <w:r>
         <w:t xml:space="preserve">, 1–12. http://doi.org/</w:t>
       </w:r>
-      <w:hyperlink r:id="rId87">
+      <w:hyperlink r:id="rId88">
         <w:r>
           <w:rPr>
             <w:rStyle w:val="Hyperlink"/>
@@ -3961,13 +3900,78 @@
         </w:r>
       </w:hyperlink>
     </w:p>
-    <w:bookmarkEnd w:id="88"/>
-    <w:bookmarkStart w:id="90" w:name="ref-otwinowska_szewczyk_2019"/>
+    <w:bookmarkEnd w:id="89"/>
+    <w:bookmarkStart w:id="91" w:name="ref-new_etal_2024"/>
     <w:p>
       <w:pPr>
         <w:pStyle w:val="Bibliography"/>
       </w:pPr>
       <w:r>
+        <w:t xml:space="preserve">New, B., Bourgin, J., Barra, J., &amp; Pallier, C. (2024).</w:t>
+      </w:r>
+      <w:r>
+        <w:t xml:space="preserve"> </w:t>
+      </w:r>
+      <w:r>
+        <w:t xml:space="preserve">UniPseudo</w:t>
+      </w:r>
+      <w:r>
+        <w:t xml:space="preserve">:</w:t>
+      </w:r>
+      <w:r>
+        <w:t xml:space="preserve"> </w:t>
+      </w:r>
+      <w:r>
+        <w:t xml:space="preserve">A</w:t>
+      </w:r>
+      <w:r>
+        <w:t xml:space="preserve"> </w:t>
+      </w:r>
+      <w:r>
+        <w:t xml:space="preserve">universal pseudoword generator.</w:t>
+      </w:r>
+      <w:r>
+        <w:t xml:space="preserve"> </w:t>
+      </w:r>
+      <w:r>
+        <w:rPr>
+          <w:i/>
+          <w:iCs/>
+        </w:rPr>
+        <w:t xml:space="preserve">Quarterly Journal of Experimental Psychology</w:t>
+      </w:r>
+      <w:r>
+        <w:t xml:space="preserve">,</w:t>
+      </w:r>
+      <w:r>
+        <w:t xml:space="preserve"> </w:t>
+      </w:r>
+      <w:r>
+        <w:rPr>
+          <w:i/>
+          <w:iCs/>
+        </w:rPr>
+        <w:t xml:space="preserve">77</w:t>
+      </w:r>
+      <w:r>
+        <w:t xml:space="preserve">(2), 278–286. http://doi.org/</w:t>
+      </w:r>
+      <w:hyperlink r:id="rId90">
+        <w:r>
+          <w:rPr>
+            <w:rStyle w:val="Hyperlink"/>
+          </w:rPr>
+          <w:t xml:space="preserve">10.1177/17470218231164373</w:t>
+        </w:r>
+      </w:hyperlink>
+    </w:p>
+    <w:bookmarkEnd w:id="91"/>
+    <w:bookmarkStart w:id="93" w:name="ref-otwinowska_szewczyk_2019"/>
+    <w:p>
+      <w:pPr>
+        <w:pStyle w:val="Bibliography"/>
+      </w:pPr>
+      <w:r>
         <w:t xml:space="preserve">Otwinowska, A., &amp; Szewczyk, J. M. (2019). The more similar the better?</w:t>
       </w:r>
       <w:r>
@@ -4008,7 +4012,7 @@
       <w:r>
         <w:t xml:space="preserve">(8), 974–991. http://doi.org/</w:t>
       </w:r>
-      <w:hyperlink r:id="rId89">
+      <w:hyperlink r:id="rId92">
         <w:r>
           <w:rPr>
             <w:rStyle w:val="Hyperlink"/>
@@ -4017,8 +4021,8 @@
         </w:r>
       </w:hyperlink>
     </w:p>
-    <w:bookmarkEnd w:id="90"/>
-    <w:bookmarkStart w:id="92" w:name="ref-peeters_etal_2013"/>
+    <w:bookmarkEnd w:id="93"/>
+    <w:bookmarkStart w:id="95" w:name="ref-peeters_etal_2013"/>
     <w:p>
       <w:pPr>
         <w:pStyle w:val="Bibliography"/>
@@ -4076,7 +4080,7 @@
       <w:r>
         <w:t xml:space="preserve">(4), 315–332. http://doi.org/</w:t>
       </w:r>
-      <w:hyperlink r:id="rId91">
+      <w:hyperlink r:id="rId94">
         <w:r>
           <w:rPr>
             <w:rStyle w:val="Hyperlink"/>
@@ -4085,8 +4089,8 @@
         </w:r>
       </w:hyperlink>
     </w:p>
-    <w:bookmarkEnd w:id="92"/>
-    <w:bookmarkStart w:id="94" w:name="ref-peirce_2019"/>
+    <w:bookmarkEnd w:id="95"/>
+    <w:bookmarkStart w:id="97" w:name="ref-peirce_2019"/>
     <w:p>
       <w:pPr>
         <w:pStyle w:val="Bibliography"/>
@@ -4141,7 +4145,7 @@
       <w:r>
         <w:t xml:space="preserve">(1), 195–203. http://doi.org/</w:t>
       </w:r>
-      <w:hyperlink r:id="rId93">
+      <w:hyperlink r:id="rId96">
         <w:r>
           <w:rPr>
             <w:rStyle w:val="Hyperlink"/>
@@ -4150,8 +4154,8 @@
         </w:r>
       </w:hyperlink>
     </w:p>
-    <w:bookmarkEnd w:id="94"/>
-    <w:bookmarkStart w:id="96" w:name="ref-poarch_vanhell_2014"/>
+    <w:bookmarkEnd w:id="97"/>
+    <w:bookmarkStart w:id="99" w:name="ref-poarch_vanhell_2014"/>
     <w:p>
       <w:pPr>
         <w:pStyle w:val="Bibliography"/>
@@ -4185,7 +4189,7 @@
       <w:r>
         <w:t xml:space="preserve">(6), 693–716. http://doi.org/</w:t>
       </w:r>
-      <w:hyperlink r:id="rId95">
+      <w:hyperlink r:id="rId98">
         <w:r>
           <w:rPr>
             <w:rStyle w:val="Hyperlink"/>
@@ -4194,8 +4198,8 @@
         </w:r>
       </w:hyperlink>
     </w:p>
-    <w:bookmarkEnd w:id="96"/>
-    <w:bookmarkStart w:id="98" w:name="ref-poort_rodd_2017"/>
+    <w:bookmarkEnd w:id="99"/>
+    <w:bookmarkStart w:id="101" w:name="ref-poort_rodd_2017"/>
     <w:p>
       <w:pPr>
         <w:pStyle w:val="Bibliography"/>
@@ -4229,7 +4233,7 @@
       <w:r>
         <w:t xml:space="preserve">, 52–63. http://doi.org/</w:t>
       </w:r>
-      <w:hyperlink r:id="rId97">
+      <w:hyperlink r:id="rId100">
         <w:r>
           <w:rPr>
             <w:rStyle w:val="Hyperlink"/>
@@ -4238,8 +4242,8 @@
         </w:r>
       </w:hyperlink>
     </w:p>
-    <w:bookmarkEnd w:id="98"/>
-    <w:bookmarkStart w:id="100" w:name="ref-puig-mayenco_etal_2020"/>
+    <w:bookmarkEnd w:id="101"/>
+    <w:bookmarkStart w:id="103" w:name="ref-puig-mayenco_etal_2020"/>
     <w:p>
       <w:pPr>
         <w:pStyle w:val="Bibliography"/>
@@ -4273,7 +4277,7 @@
       <w:r>
         <w:t xml:space="preserve">(1), 31–64. http://doi.org/</w:t>
       </w:r>
-      <w:hyperlink r:id="rId99">
+      <w:hyperlink r:id="rId102">
         <w:r>
           <w:rPr>
             <w:rStyle w:val="Hyperlink"/>
@@ -4282,8 +4286,8 @@
         </w:r>
       </w:hyperlink>
     </w:p>
-    <w:bookmarkEnd w:id="100"/>
-    <w:bookmarkStart w:id="102" w:name="ref-szubko-sitarek_2011"/>
+    <w:bookmarkEnd w:id="103"/>
+    <w:bookmarkStart w:id="105" w:name="ref-szubko-sitarek_2011"/>
     <w:p>
       <w:pPr>
         <w:pStyle w:val="Bibliography"/>
@@ -4317,7 +4321,7 @@
       <w:r>
         <w:t xml:space="preserve">(2), 189–208. http://doi.org/</w:t>
       </w:r>
-      <w:hyperlink r:id="rId101">
+      <w:hyperlink r:id="rId104">
         <w:r>
           <w:rPr>
             <w:rStyle w:val="Hyperlink"/>
@@ -4326,8 +4330,8 @@
         </w:r>
       </w:hyperlink>
     </w:p>
-    <w:bookmarkEnd w:id="102"/>
-    <w:bookmarkStart w:id="104" w:name="ref-tiffin-richards_2024"/>
+    <w:bookmarkEnd w:id="105"/>
+    <w:bookmarkStart w:id="107" w:name="ref-tiffin-richards_2024"/>
     <w:p>
       <w:pPr>
         <w:pStyle w:val="Bibliography"/>
@@ -4373,7 +4377,7 @@
       <w:r>
         <w:t xml:space="preserve">(5), 964–981. http://doi.org/</w:t>
       </w:r>
-      <w:hyperlink r:id="rId103">
+      <w:hyperlink r:id="rId106">
         <w:r>
           <w:rPr>
             <w:rStyle w:val="Hyperlink"/>
@@ -4382,8 +4386,8 @@
         </w:r>
       </w:hyperlink>
     </w:p>
-    <w:bookmarkEnd w:id="104"/>
-    <w:bookmarkStart w:id="106" w:name="ref-tonzar_etal_2009"/>
+    <w:bookmarkEnd w:id="107"/>
+    <w:bookmarkStart w:id="109" w:name="ref-tonzar_etal_2009"/>
     <w:p>
       <w:pPr>
         <w:pStyle w:val="Bibliography"/>
@@ -4489,7 +4493,7 @@
       <w:r>
         <w:t xml:space="preserve">(3), 623–646. http://doi.org/</w:t>
       </w:r>
-      <w:hyperlink r:id="rId105">
+      <w:hyperlink r:id="rId108">
         <w:r>
           <w:rPr>
             <w:rStyle w:val="Hyperlink"/>
@@ -4498,8 +4502,8 @@
         </w:r>
       </w:hyperlink>
     </w:p>
-    <w:bookmarkEnd w:id="106"/>
-    <w:bookmarkStart w:id="108" w:name="ref-woumans_etal_2021"/>
+    <w:bookmarkEnd w:id="109"/>
+    <w:bookmarkStart w:id="111" w:name="ref-woumans_etal_2021"/>
     <w:p>
       <w:pPr>
         <w:pStyle w:val="Bibliography"/>
@@ -4587,7 +4591,7 @@
       <w:r>
         <w:t xml:space="preserve">, 647362. http://doi.org/</w:t>
       </w:r>
-      <w:hyperlink r:id="rId107">
+      <w:hyperlink r:id="rId110">
         <w:r>
           <w:rPr>
             <w:rStyle w:val="Hyperlink"/>
@@ -4596,9 +4600,9 @@
         </w:r>
       </w:hyperlink>
     </w:p>
-    <w:bookmarkEnd w:id="108"/>
-    <w:bookmarkEnd w:id="109"/>
-    <w:bookmarkEnd w:id="110"/>
+    <w:bookmarkEnd w:id="111"/>
+    <w:bookmarkEnd w:id="112"/>
+    <w:bookmarkEnd w:id="113"/>
     <w:sectPr>
       <w:headerReference r:id="rId9" w:type="even"/>
       <w:headerReference r:id="rId10" w:type="default"/>

--- a/docs/manuscript/main.docx
+++ b/docs/manuscript/main.docx
@@ -1,19 +1,19 @@
 
 <file path=word/document.xml><?xml version="1.0" encoding="utf-8"?>
-<w:document xmlns:wpc="http://schemas.microsoft.com/office/word/2010/wordprocessingCanvas" xmlns:cx="http://schemas.microsoft.com/office/drawing/2014/chartex" xmlns:cx1="http://schemas.microsoft.com/office/drawing/2015/9/8/chartex" xmlns:cx2="http://schemas.microsoft.com/office/drawing/2015/10/21/chartex" xmlns:cx3="http://schemas.microsoft.com/office/drawing/2016/5/9/chartex" xmlns:cx4="http://schemas.microsoft.com/office/drawing/2016/5/10/chartex" xmlns:cx5="http://schemas.microsoft.com/office/drawing/2016/5/11/chartex" xmlns:cx6="http://schemas.microsoft.com/office/drawing/2016/5/12/chartex" xmlns:cx7="http://schemas.microsoft.com/office/drawing/2016/5/13/chartex" xmlns:cx8="http://schemas.microsoft.com/office/drawing/2016/5/14/chartex" xmlns:mc="http://schemas.openxmlformats.org/markup-compatibility/2006" xmlns:aink="http://schemas.microsoft.com/office/drawing/2016/ink" xmlns:am3d="http://schemas.microsoft.com/office/drawing/2017/model3d" xmlns:o="urn:schemas-microsoft-com:office:office" xmlns:oel="http://schemas.microsoft.com/office/2019/extlst" xmlns:r="http://schemas.openxmlformats.org/officeDocument/2006/relationships" xmlns:m="http://schemas.openxmlformats.org/officeDocument/2006/math" xmlns:v="urn:schemas-microsoft-com:vml" xmlns:wp14="http://schemas.microsoft.com/office/word/2010/wordprocessingDrawing" xmlns:wp="http://schemas.openxmlformats.org/drawingml/2006/wordprocessingDrawing" xmlns:w10="urn:schemas-microsoft-com:office:word" xmlns:w="http://schemas.openxmlformats.org/wordprocessingml/2006/main" xmlns:w14="http://schemas.microsoft.com/office/word/2010/wordml" xmlns:w15="http://schemas.microsoft.com/office/word/2012/wordml" xmlns:w16cex="http://schemas.microsoft.com/office/word/2018/wordml/cex" xmlns:w16cid="http://schemas.microsoft.com/office/word/2016/wordml/cid" xmlns:w16="http://schemas.microsoft.com/office/word/2018/wordml" xmlns:w16du="http://schemas.microsoft.com/office/word/2023/wordml/word16du" xmlns:w16sdtdh="http://schemas.microsoft.com/office/word/2020/wordml/sdtdatahash" xmlns:w16sdtfl="http://schemas.microsoft.com/office/word/2024/wordml/sdtformatlock" xmlns:w16se="http://schemas.microsoft.com/office/word/2015/wordml/symex" xmlns:wpg="http://schemas.microsoft.com/office/word/2010/wordprocessingGroup" xmlns:wpi="http://schemas.microsoft.com/office/word/2010/wordprocessingInk" xmlns:wne="http://schemas.microsoft.com/office/word/2006/wordml" xmlns:wps="http://schemas.microsoft.com/office/word/2010/wordprocessingShape" mc:Ignorable="w14 w15 w16se w16cid w16 w16cex w16sdtdh w16sdtfl w16du wp14">
+<w:document xmlns:w="http://schemas.openxmlformats.org/wordprocessingml/2006/main" xmlns:m="http://schemas.openxmlformats.org/officeDocument/2006/math" xmlns:r="http://schemas.openxmlformats.org/officeDocument/2006/relationships" xmlns:o="urn:schemas-microsoft-com:office:office" xmlns:v="urn:schemas-microsoft-com:vml" xmlns:w10="urn:schemas-microsoft-com:office:word" xmlns:a="http://schemas.openxmlformats.org/drawingml/2006/main" xmlns:pic="http://schemas.openxmlformats.org/drawingml/2006/picture" xmlns:wp="http://schemas.openxmlformats.org/drawingml/2006/wordprocessingDrawing">
   <w:body>
     <w:p>
       <w:pPr>
         <w:pStyle w:val="Author"/>
       </w:pPr>
     </w:p>
+    <w:bookmarkStart w:id="20" w:name="abstract"/>
     <w:p>
       <w:pPr>
         <w:pStyle w:val="Heading1"/>
       </w:pPr>
-      <w:bookmarkStart w:id="0" w:name="abstract"/>
-      <w:r>
-        <w:t>Abstract</w:t>
+      <w:r>
+        <w:t xml:space="preserve">Abstract</w:t>
       </w:r>
     </w:p>
     <w:p>
@@ -21,7 +21,7 @@
         <w:pStyle w:val="FirstParagraph"/>
       </w:pPr>
       <w:r>
-        <w:t>Abstract goes here. Length depends on journal.</w:t>
+        <w:t xml:space="preserve">Abstract goes here. Length depends on journal.</w:t>
       </w:r>
     </w:p>
     <w:p>
@@ -29,24 +29,23 @@
         <w:br w:type="page"/>
       </w:r>
     </w:p>
+    <w:bookmarkEnd w:id="20"/>
+    <w:bookmarkStart w:id="25" w:name="cool-title"/>
     <w:p>
       <w:pPr>
         <w:pStyle w:val="Heading1"/>
       </w:pPr>
-      <w:bookmarkStart w:id="1" w:name="cool-title"/>
-      <w:bookmarkEnd w:id="0"/>
-      <w:r>
-        <w:lastRenderedPageBreak/>
-        <w:t>Cool Title</w:t>
-      </w:r>
-    </w:p>
+      <w:r>
+        <w:t xml:space="preserve">Cool Title</w:t>
+      </w:r>
+    </w:p>
+    <w:bookmarkStart w:id="21" w:name="introduction"/>
     <w:p>
       <w:pPr>
         <w:pStyle w:val="Heading2"/>
       </w:pPr>
-      <w:bookmarkStart w:id="2" w:name="introduction"/>
-      <w:r>
-        <w:t>Introduction</w:t>
+      <w:r>
+        <w:t xml:space="preserve">Introduction</w:t>
       </w:r>
     </w:p>
     <w:p>
@@ -54,17 +53,17 @@
         <w:pStyle w:val="FirstParagraph"/>
       </w:pPr>
       <w:r>
-        <w:t>Introduction goes here.</w:t>
-      </w:r>
-    </w:p>
+        <w:t xml:space="preserve">Introduction goes here.</w:t>
+      </w:r>
+    </w:p>
+    <w:bookmarkEnd w:id="21"/>
+    <w:bookmarkStart w:id="22" w:name="Xa0ef4976aa743d69b4075c856f1c3e29387e3e9"/>
     <w:p>
       <w:pPr>
         <w:pStyle w:val="Heading2"/>
       </w:pPr>
-      <w:bookmarkStart w:id="3" w:name="Xa0ef4976aa743d69b4075c856f1c3e29387e3e9"/>
-      <w:bookmarkEnd w:id="2"/>
-      <w:r>
-        <w:t>Cognate Facilitation Effects in Bilingual Populations</w:t>
+      <w:r>
+        <w:t xml:space="preserve">Cognate Facilitation Effects in Bilingual Populations</w:t>
       </w:r>
     </w:p>
     <w:p>
@@ -72,7 +71,19 @@
         <w:pStyle w:val="FirstParagraph"/>
       </w:pPr>
       <w:r>
-        <w:t>A large body of research has examined how lexical representations are activated across languages, particularly in bilingual populations, where cognates have been shown to facilitate lexical processing. However, comparatively less is known about how such cross-linguistic activation operates in L3 speakers, where multiple linguistic systems may simultaneously influence lexical activation and access. The extensive research on L1-L2 cognate effects provides a valuable foundation for understanding cross-linguistic interactions in L3 contexts.</w:t>
+        <w:t xml:space="preserve">A large body of research has examined how lexical representations are activated across languages, particularly in bilingual populations, where cognates have been shown to facilitate lexical processing.</w:t>
+      </w:r>
+      <w:r>
+        <w:t xml:space="preserve"> </w:t>
+      </w:r>
+      <w:r>
+        <w:t xml:space="preserve">However, comparatively less is known about how such cross-linguistic activation operates in L3 speakers, where multiple linguistic systems may simultaneously influence lexical activation and access.</w:t>
+      </w:r>
+      <w:r>
+        <w:t xml:space="preserve"> </w:t>
+      </w:r>
+      <w:r>
+        <w:t xml:space="preserve">The extensive research on L1-L2 cognate effects provides a valuable foundation for understanding cross-linguistic interactions in L3 contexts.</w:t>
       </w:r>
     </w:p>
     <w:p>
@@ -80,7 +91,82 @@
         <w:pStyle w:val="BodyText"/>
       </w:pPr>
       <w:r>
-        <w:t>Research on bilingual populations using a wide range of experimental tasks has consistently observed robust cognate facilitation effects in word recognition in the visual and aural modality as well as in language production. For instance, available evidence shows that cognates are learned and retrieved faster than noncognates (e.g., Ellis &amp; Beaton, 1993; Lotto &amp; Groot, 1998; Otwinowska &amp; Szewczyk, 2019; Tonzar, Lotto, &amp; Job, 2009), and that cognates facilitate word naming (Costa, Caramazza, &amp; Sebastian-Galles, 2000), reading (Cop, Drieghe, &amp; Duyck, 2015) and writing (Woumans, Clauws, &amp; Duyck, 2021) in bilinguals and L2 learners. However, cognates have also been found to be a source of cross-linguistic interference (Amengual, 2012) and in some cases produce inhibitory effects (e.g., Dijkstra, Miwa, Brummelhuis, Sappelli, &amp; Baayen, 2010; Frances, Navarra-Barindelli, &amp; Martin, 2021, 2022), indicating that cognate processing is not uniformly facilitative but instead reflects complex, context-dependent interactions across languages.</w:t>
+        <w:t xml:space="preserve">Research on bilingual populations using a wide range of experimental tasks has consistently observed robust cognate facilitation effects in word recognition in the visual and aural modality as well as in language production.</w:t>
+      </w:r>
+      <w:r>
+        <w:t xml:space="preserve"> </w:t>
+      </w:r>
+      <w:r>
+        <w:t xml:space="preserve">For instance, available evidence shows that cognates are learned and retrieved faster than noncognates</w:t>
+      </w:r>
+      <w:r>
+        <w:t xml:space="preserve"> </w:t>
+      </w:r>
+      <w:r>
+        <w:t xml:space="preserve">(e.g., Ellis &amp; Beaton, 1993; Lotto &amp; Groot, 1998; Otwinowska &amp; Szewczyk, 2019; Tonzar, Lotto, &amp; Job, 2009)</w:t>
+      </w:r>
+      <w:r>
+        <w:t xml:space="preserve">, and that cognates facilitate word naming</w:t>
+      </w:r>
+      <w:r>
+        <w:t xml:space="preserve"> </w:t>
+      </w:r>
+      <w:r>
+        <w:t xml:space="preserve">(Costa, Caramazza, &amp; Sebastian-Galles, 2000)</w:t>
+      </w:r>
+      <w:r>
+        <w:t xml:space="preserve">, reading</w:t>
+      </w:r>
+      <w:r>
+        <w:t xml:space="preserve"> </w:t>
+      </w:r>
+      <w:r>
+        <w:t xml:space="preserve">(Cop, Drieghe, &amp; Duyck, 2015)</w:t>
+      </w:r>
+      <w:r>
+        <w:t xml:space="preserve"> </w:t>
+      </w:r>
+      <w:r>
+        <w:t xml:space="preserve">and writing</w:t>
+      </w:r>
+      <w:r>
+        <w:t xml:space="preserve"> </w:t>
+      </w:r>
+      <w:r>
+        <w:t xml:space="preserve">(Woumans, Clauws, &amp; Duyck, 2021)</w:t>
+      </w:r>
+      <w:r>
+        <w:t xml:space="preserve"> </w:t>
+      </w:r>
+      <w:r>
+        <w:t xml:space="preserve">in bilinguals and L2 learners.</w:t>
+      </w:r>
+      <w:r>
+        <w:t xml:space="preserve"> </w:t>
+      </w:r>
+      <w:r>
+        <w:t xml:space="preserve">However, cognates have also been found to be a source of cross-linguistic interference</w:t>
+      </w:r>
+      <w:r>
+        <w:t xml:space="preserve"> </w:t>
+      </w:r>
+      <w:r>
+        <w:t xml:space="preserve">(Amengual, 2012)</w:t>
+      </w:r>
+      <w:r>
+        <w:t xml:space="preserve"> </w:t>
+      </w:r>
+      <w:r>
+        <w:t xml:space="preserve">and in some cases produce inhibitory effects</w:t>
+      </w:r>
+      <w:r>
+        <w:t xml:space="preserve"> </w:t>
+      </w:r>
+      <w:r>
+        <w:t xml:space="preserve">(e.g., Dijkstra, Miwa, Brummelhuis, Sappelli, &amp; Baayen, 2010; Frances, Navarra-Barindelli, &amp; Martin, 2021, 2022)</w:t>
+      </w:r>
+      <w:r>
+        <w:t xml:space="preserve">, indicating that cognate processing is not uniformly facilitative but instead reflects complex, context-dependent interactions across languages.</w:t>
       </w:r>
     </w:p>
     <w:p>
@@ -88,8 +174,103 @@
         <w:pStyle w:val="BodyText"/>
       </w:pPr>
       <w:r>
-        <w:lastRenderedPageBreak/>
-        <w:t>Cognate effects are influenced by a range of linguistic, task-related, and speaker-specific factors. At the linguistic level, the degree of cross-linguistic form overlap plays a central role in the cognate facilitation effect (Carrasco-Ortiz, Amengual, &amp; Gries, 2021; Comesaña et al., 2015; Dijkstra et al., 2010; Garrido-Pozú, 2024). Greater orthographic similarity (e.g., Aguinaga Echeverría, 2017; Otwinowska &amp; Szewczyk, 2019) and phonological similarity (Garrido-Pozú, 2024; Tiffin-Richards, 2024) generally facilitate lexical processing; though in certain contexts orthographic and phonological similarity may have different roles depending on the modality of the experimental task (Carrasco-Ortiz et al., 2021; Comesaña et al., 2015; Frances et al., 2021, 2022). In addition, lexical frequency also modulates the strength of cognate effects, with high-frequency cognates yielding faster and more accurate recognition than low-frequency cognates (Carrasco-Ortiz et al., 2021; Peeters, Dijkstra, &amp; Grainger, 2013). Notably, cognate processing is affected by other linguistic factors such as sentence context (Hell &amp; Groot, 2008) and the position of lexical stress (Muntendam, Rijswijk, Severijnen, &amp; Dijkstra, 2022).</w:t>
+        <w:t xml:space="preserve">Cognate effects are influenced by a range of linguistic, task-related, and speaker-specific factors.</w:t>
+      </w:r>
+      <w:r>
+        <w:t xml:space="preserve"> </w:t>
+      </w:r>
+      <w:r>
+        <w:t xml:space="preserve">At the linguistic level, the degree of cross-linguistic form overlap plays a central role in the cognate facilitation effect</w:t>
+      </w:r>
+      <w:r>
+        <w:t xml:space="preserve"> </w:t>
+      </w:r>
+      <w:r>
+        <w:t xml:space="preserve">(Carrasco-Ortiz, Amengual, &amp; Gries, 2021; Comesaña et al., 2015; Dijkstra et al., 2010; Garrido-Pozú, 2024)</w:t>
+      </w:r>
+      <w:r>
+        <w:t xml:space="preserve">.</w:t>
+      </w:r>
+      <w:r>
+        <w:t xml:space="preserve"> </w:t>
+      </w:r>
+      <w:r>
+        <w:t xml:space="preserve">Greater orthographic similarity</w:t>
+      </w:r>
+      <w:r>
+        <w:t xml:space="preserve"> </w:t>
+      </w:r>
+      <w:r>
+        <w:t xml:space="preserve">(e.g., Aguinaga Echeverría, 2017; Otwinowska &amp; Szewczyk, 2019)</w:t>
+      </w:r>
+      <w:r>
+        <w:t xml:space="preserve"> </w:t>
+      </w:r>
+      <w:r>
+        <w:t xml:space="preserve">and phonological similarity</w:t>
+      </w:r>
+      <w:r>
+        <w:t xml:space="preserve"> </w:t>
+      </w:r>
+      <w:r>
+        <w:t xml:space="preserve">(Garrido-Pozú, 2024; Tiffin-Richards, 2024)</w:t>
+      </w:r>
+      <w:r>
+        <w:t xml:space="preserve"> </w:t>
+      </w:r>
+      <w:r>
+        <w:t xml:space="preserve">generally facilitate lexical processing; though in certain contexts orthographic and phonological similarity may have different roles depending on the modality of the experimental task</w:t>
+      </w:r>
+      <w:r>
+        <w:t xml:space="preserve"> </w:t>
+      </w:r>
+      <w:r>
+        <w:t xml:space="preserve">(Carrasco-Ortiz et al., 2021; Comesaña et al., 2015; Frances et al., 2021, 2022)</w:t>
+      </w:r>
+      <w:r>
+        <w:t xml:space="preserve">.</w:t>
+      </w:r>
+      <w:r>
+        <w:t xml:space="preserve"> </w:t>
+      </w:r>
+      <w:r>
+        <w:t xml:space="preserve">In addition, lexical frequency also modulates the strength of cognate effects, with high-frequency cognates yielding faster and more accurate recognition than low-frequency cognates</w:t>
+      </w:r>
+      <w:r>
+        <w:t xml:space="preserve"> </w:t>
+      </w:r>
+      <w:r>
+        <w:t xml:space="preserve">(Carrasco-Ortiz et al., 2021; Peeters, Dijkstra, &amp; Grainger, 2013)</w:t>
+      </w:r>
+      <w:r>
+        <w:t xml:space="preserve">.</w:t>
+      </w:r>
+      <w:r>
+        <w:t xml:space="preserve"> </w:t>
+      </w:r>
+      <w:r>
+        <w:t xml:space="preserve">Notably, cognate processing is affected by other linguistic factors such as sentence context</w:t>
+      </w:r>
+      <w:r>
+        <w:t xml:space="preserve"> </w:t>
+      </w:r>
+      <w:r>
+        <w:t xml:space="preserve">(Hell &amp; Groot, 2008)</w:t>
+      </w:r>
+      <w:r>
+        <w:t xml:space="preserve"> </w:t>
+      </w:r>
+      <w:r>
+        <w:t xml:space="preserve">and the position of lexical stress</w:t>
+      </w:r>
+      <w:r>
+        <w:t xml:space="preserve"> </w:t>
+      </w:r>
+      <w:r>
+        <w:t xml:space="preserve">(Muntendam, Rijswijk, Severijnen, &amp; Dijkstra, 2022)</w:t>
+      </w:r>
+      <w:r>
+        <w:t xml:space="preserve">.</w:t>
       </w:r>
     </w:p>
     <w:p>
@@ -97,21 +278,125 @@
         <w:pStyle w:val="BodyText"/>
       </w:pPr>
       <w:r>
-        <w:t xml:space="preserve">Task-related factors further shape cognate effects, as such effects are sensitive to the composition of the stimulus list. The strength of the cognate effect can decrease with the absence of identical cognates in the input (Arana, Oliveira, Fernandes, Soares, &amp; Comesaña, 2022; Comesaña et al., 2015) or with the inclusion of more varied lexical items (Poort &amp; Rodd, 2017). Similarly, variations in task demands influence cognate effects as different tasks tap into different levels of processing and may require different cognitive mechanisms. For instance, cognates are recognized faster in the written modality than in the auditory modality (Cornut, Mahé, &amp; Casalis, 2022), and while facilitation effects are typically observed in lexical decision tasks, inhibitory effects tend to emerge in language decision tasks (Dijkstra et al., 2010). Moreover, speaker-specific factors like language proficiency and experience modulate the extent </w:t>
-      </w:r>
-      <w:r>
-        <w:lastRenderedPageBreak/>
-        <w:t>to which cognates facilitate or inhibit processing, with less proficient speakers often benefiting more from increased cross-linguistic similarity than more proficient speakers (e.g., Cornut et al., 2022; Garrido-Pozú, 2024). Other individual differences such as speaker accent (Frances et al., 2022) and language dominance (Carrasco-Ortiz et al., 2021) also interact with the effects of increased cross-linguistic similarity. Together, these findings suggest that cognate effects emerge from dynamic interactions among multiple sources of influence, rather than reflecting a stable or uniform processing advantage.</w:t>
-      </w:r>
-    </w:p>
+        <w:t xml:space="preserve">Task-related factors further shape cognate effects, as such effects are sensitive to the composition of the stimulus list.</w:t>
+      </w:r>
+      <w:r>
+        <w:t xml:space="preserve"> </w:t>
+      </w:r>
+      <w:r>
+        <w:t xml:space="preserve">The strength of the cognate effect can decrease with the absence of identical cognates in the input</w:t>
+      </w:r>
+      <w:r>
+        <w:t xml:space="preserve"> </w:t>
+      </w:r>
+      <w:r>
+        <w:t xml:space="preserve">(Arana, Oliveira, Fernandes, Soares, &amp; Comesaña, 2022; Comesaña et al., 2015)</w:t>
+      </w:r>
+      <w:r>
+        <w:t xml:space="preserve"> </w:t>
+      </w:r>
+      <w:r>
+        <w:t xml:space="preserve">or with the inclusion of more varied lexical items</w:t>
+      </w:r>
+      <w:r>
+        <w:t xml:space="preserve"> </w:t>
+      </w:r>
+      <w:r>
+        <w:t xml:space="preserve">(Poort &amp; Rodd, 2017)</w:t>
+      </w:r>
+      <w:r>
+        <w:t xml:space="preserve">.</w:t>
+      </w:r>
+      <w:r>
+        <w:t xml:space="preserve"> </w:t>
+      </w:r>
+      <w:r>
+        <w:t xml:space="preserve">Similarly, variations in task demands influence cognate effects as different tasks tap into different levels of processing and may require different cognitive mechanisms.</w:t>
+      </w:r>
+      <w:r>
+        <w:t xml:space="preserve"> </w:t>
+      </w:r>
+      <w:r>
+        <w:t xml:space="preserve">For instance, cognates are recognized faster in the written modality than in the auditory modality</w:t>
+      </w:r>
+      <w:r>
+        <w:t xml:space="preserve"> </w:t>
+      </w:r>
+      <w:r>
+        <w:t xml:space="preserve">(Cornut, Mahé, &amp; Casalis, 2022)</w:t>
+      </w:r>
+      <w:r>
+        <w:t xml:space="preserve">, and while facilitation effects are typically observed in lexical decision tasks, inhibitory effects tend to emerge in language decision tasks</w:t>
+      </w:r>
+      <w:r>
+        <w:t xml:space="preserve"> </w:t>
+      </w:r>
+      <w:r>
+        <w:t xml:space="preserve">(Dijkstra et al., 2010)</w:t>
+      </w:r>
+      <w:r>
+        <w:t xml:space="preserve">.</w:t>
+      </w:r>
+      <w:r>
+        <w:t xml:space="preserve"> </w:t>
+      </w:r>
+      <w:r>
+        <w:t xml:space="preserve">Moreover, speaker-specific factors like language proficiency and experience modulate the extent to which cognates facilitate or inhibit processing, with less proficient speakers often benefiting more from increased cross-linguistic similarity than more proficient speakers</w:t>
+      </w:r>
+      <w:r>
+        <w:t xml:space="preserve"> </w:t>
+      </w:r>
+      <w:r>
+        <w:t xml:space="preserve">(e.g., Cornut et al., 2022; Garrido-Pozú, 2024)</w:t>
+      </w:r>
+      <w:r>
+        <w:t xml:space="preserve">.</w:t>
+      </w:r>
+      <w:r>
+        <w:t xml:space="preserve"> </w:t>
+      </w:r>
+      <w:r>
+        <w:t xml:space="preserve">Other individual differences such as speaker accent</w:t>
+      </w:r>
+      <w:r>
+        <w:t xml:space="preserve"> </w:t>
+      </w:r>
+      <w:r>
+        <w:t xml:space="preserve">(Frances et al., 2022)</w:t>
+      </w:r>
+      <w:r>
+        <w:t xml:space="preserve"> </w:t>
+      </w:r>
+      <w:r>
+        <w:t xml:space="preserve">and language dominance</w:t>
+      </w:r>
+      <w:r>
+        <w:t xml:space="preserve"> </w:t>
+      </w:r>
+      <w:r>
+        <w:t xml:space="preserve">(Carrasco-Ortiz et al., 2021)</w:t>
+      </w:r>
+      <w:r>
+        <w:t xml:space="preserve"> </w:t>
+      </w:r>
+      <w:r>
+        <w:t xml:space="preserve">also interact with the effects of increased cross-linguistic similarity.</w:t>
+      </w:r>
+      <w:r>
+        <w:t xml:space="preserve"> </w:t>
+      </w:r>
+      <w:r>
+        <w:t xml:space="preserve">Together, these findings suggest that cognate effects emerge from dynamic interactions among multiple sources of influence, rather than reflecting a stable or uniform processing advantage.</w:t>
+      </w:r>
+    </w:p>
+    <w:bookmarkEnd w:id="22"/>
+    <w:bookmarkStart w:id="23" w:name="X1b13b08d22823258dbc3e067a58ea940446a5d8"/>
     <w:p>
       <w:pPr>
         <w:pStyle w:val="Heading2"/>
       </w:pPr>
-      <w:bookmarkStart w:id="4" w:name="X1b13b08d22823258dbc3e067a58ea940446a5d8"/>
-      <w:bookmarkEnd w:id="3"/>
-      <w:r>
-        <w:t>Cross-linguistic Similarity in L3 Lexical Processing</w:t>
+      <w:r>
+        <w:t xml:space="preserve">Cross-linguistic Similarity in L3 Lexical Processing</w:t>
       </w:r>
     </w:p>
     <w:p>
@@ -119,7 +404,58 @@
         <w:pStyle w:val="FirstParagraph"/>
       </w:pPr>
       <w:r>
-        <w:t>While cognate processing is well documented in bilingual populations, cognate effects in L3 contexts remain less clear. Unlike bilinguals, L3 learners must manage interactions among three linguistic systems, which amplifies the complexity of cognate effects in multilingual contexts and raises important questions about the source and direction of cross-linguistic influence. Notably, two hypotheses have been put forward regarding the source of cross-linguistic influence in L3 acquisition. De Angelis (2007) distinguishes between one-to-one transfer and many-to-one transfer. One-to-one transfer occurs when the primary source of cross-linguistic influence on the L3 is only one previously acquired language (L1 or L2), whereas many-to-one transfer involves the simultaneous influence of multiple previously acquired languages. While empirical evidence supports both hypotheses, Puig-Mayenco, González Alonso, &amp; Rothman (2020)’s systematic review showed that a vast majority of transfer studies in L3 acquisition provided supporting evidence for one-to-one transfer. Though, most of the evidence addresses L3 morphosyntax, and research on L3 lexical acquisition remains scarce.</w:t>
+        <w:t xml:space="preserve">While cognate processing is well documented in bilingual populations, cognate effects in L3 contexts remain less clear.</w:t>
+      </w:r>
+      <w:r>
+        <w:t xml:space="preserve"> </w:t>
+      </w:r>
+      <w:r>
+        <w:t xml:space="preserve">Unlike bilinguals, L3 learners must manage interactions among three linguistic systems, which amplifies the complexity of cognate effects in multilingual contexts and raises important questions about the source and direction of cross-linguistic influence.</w:t>
+      </w:r>
+      <w:r>
+        <w:t xml:space="preserve"> </w:t>
+      </w:r>
+      <w:r>
+        <w:t xml:space="preserve">Notably, two hypotheses have been put forward regarding the source of cross-linguistic influence in L3 acquisition.</w:t>
+      </w:r>
+      <w:r>
+        <w:t xml:space="preserve"> </w:t>
+      </w:r>
+      <w:r>
+        <w:t xml:space="preserve">De Angelis (2007)</w:t>
+      </w:r>
+      <w:r>
+        <w:t xml:space="preserve"> </w:t>
+      </w:r>
+      <w:r>
+        <w:t xml:space="preserve">distinguishes between one-to-one transfer and many-to-one transfer.</w:t>
+      </w:r>
+      <w:r>
+        <w:t xml:space="preserve"> </w:t>
+      </w:r>
+      <w:r>
+        <w:t xml:space="preserve">One-to-one transfer occurs when the primary source of cross-linguistic influence on the L3 is only one previously acquired language (L1 or L2), whereas many-to-one transfer involves the simultaneous influence of multiple previously acquired languages.</w:t>
+      </w:r>
+      <w:r>
+        <w:t xml:space="preserve"> </w:t>
+      </w:r>
+      <w:r>
+        <w:t xml:space="preserve">While empirical evidence supports both hypotheses,</w:t>
+      </w:r>
+      <w:r>
+        <w:t xml:space="preserve"> </w:t>
+      </w:r>
+      <w:r>
+        <w:t xml:space="preserve">Puig-Mayenco, González Alonso, &amp; Rothman (2020)</w:t>
+      </w:r>
+      <w:r>
+        <w:t xml:space="preserve">’s systematic review showed that a vast majority of transfer studies in L3 acquisition provided supporting evidence for one-to-one transfer.</w:t>
+      </w:r>
+      <w:r>
+        <w:t xml:space="preserve"> </w:t>
+      </w:r>
+      <w:r>
+        <w:t xml:space="preserve">Though, most of the evidence addresses L3 morphosyntax, and research on L3 lexical acquisition remains scarce.</w:t>
       </w:r>
     </w:p>
     <w:p>
@@ -127,11 +463,103 @@
         <w:pStyle w:val="BodyText"/>
       </w:pPr>
       <w:r>
-        <w:t xml:space="preserve">A similar distinction is described by Bartolotti &amp; Marian (2017). Focusing on cross-linguistic lexical similarity, they proposed the Scaffolding model and the Accumulation model. </w:t>
-      </w:r>
-      <w:r>
-        <w:lastRenderedPageBreak/>
-        <w:t>In the Scaffolding model, L3 lexical acquisition is driven by the ability to create a direct association between a newly encountered word and an existing word in the L1 or L2 lexicon. Novel words with greater form overlap with an existing word are more likely to have strong lexical associations. Importantly, novel words receive a benefit to learning if they overlap with at least one of the previously acquired languages, with no additional benefit for overlapping with both languages. Therefore, lexical facilitation in this model is not cumulative across languages. The Scaffolding model (Bartolotti &amp; Marian, 2017) is compatible with the Parasitic Model (Ecke, 2015), in which novel L3 words attach to a L1 or L2 host to facilitate learning. In contrast, the Accumulation model of Bartolotti &amp; Marian (2017) proposes that L3 lexical acquisition depends on the frequency of sublexical features that a novel word shares with the L1 and L2. In this model, lexical benefits are additive across languages, and novel words with greater similarity to L1 and L2 words are easier to learn and retrieve. Overall, both models highlight the role of cross-linguistic similarity, but they differ on which source exorts the influence on L3.</w:t>
+        <w:t xml:space="preserve">A similar distinction is described by</w:t>
+      </w:r>
+      <w:r>
+        <w:t xml:space="preserve"> </w:t>
+      </w:r>
+      <w:r>
+        <w:t xml:space="preserve">Bartolotti &amp; Marian (2017)</w:t>
+      </w:r>
+      <w:r>
+        <w:t xml:space="preserve">.</w:t>
+      </w:r>
+      <w:r>
+        <w:t xml:space="preserve"> </w:t>
+      </w:r>
+      <w:r>
+        <w:t xml:space="preserve">Focusing on cross-linguistic lexical similarity, they proposed the Scaffolding model and the Accumulation model.</w:t>
+      </w:r>
+      <w:r>
+        <w:t xml:space="preserve"> </w:t>
+      </w:r>
+      <w:r>
+        <w:t xml:space="preserve">In the Scaffolding model, L3 lexical acquisition is driven by the ability to create a direct association between a newly encountered word and an existing word in the L1 or L2 lexicon.</w:t>
+      </w:r>
+      <w:r>
+        <w:t xml:space="preserve"> </w:t>
+      </w:r>
+      <w:r>
+        <w:t xml:space="preserve">Novel words with greater form overlap with an existing word are more likely to have strong lexical associations.</w:t>
+      </w:r>
+      <w:r>
+        <w:t xml:space="preserve"> </w:t>
+      </w:r>
+      <w:r>
+        <w:t xml:space="preserve">Importantly, novel words receive a benefit to learning if they overlap with at least one of the previously acquired languages, with no additional benefit for overlapping with both languages.</w:t>
+      </w:r>
+      <w:r>
+        <w:t xml:space="preserve"> </w:t>
+      </w:r>
+      <w:r>
+        <w:t xml:space="preserve">Therefore, lexical facilitation in this model is not cumulative across languages.</w:t>
+      </w:r>
+      <w:r>
+        <w:t xml:space="preserve"> </w:t>
+      </w:r>
+      <w:r>
+        <w:t xml:space="preserve">The Scaffolding model</w:t>
+      </w:r>
+      <w:r>
+        <w:t xml:space="preserve"> </w:t>
+      </w:r>
+      <w:r>
+        <w:t xml:space="preserve">(Bartolotti &amp; Marian, 2017)</w:t>
+      </w:r>
+      <w:r>
+        <w:t xml:space="preserve"> </w:t>
+      </w:r>
+      <w:r>
+        <w:t xml:space="preserve">is compatible with the Parasitic Model</w:t>
+      </w:r>
+      <w:r>
+        <w:t xml:space="preserve"> </w:t>
+      </w:r>
+      <w:r>
+        <w:t xml:space="preserve">(Ecke, 2015)</w:t>
+      </w:r>
+      <w:r>
+        <w:t xml:space="preserve">, in which novel L3 words attach to a L1 or L2 host to facilitate learning.</w:t>
+      </w:r>
+      <w:r>
+        <w:t xml:space="preserve"> </w:t>
+      </w:r>
+      <w:r>
+        <w:t xml:space="preserve">In contrast, the Accumulation model of</w:t>
+      </w:r>
+      <w:r>
+        <w:t xml:space="preserve"> </w:t>
+      </w:r>
+      <w:r>
+        <w:t xml:space="preserve">Bartolotti &amp; Marian (2017)</w:t>
+      </w:r>
+      <w:r>
+        <w:t xml:space="preserve"> </w:t>
+      </w:r>
+      <w:r>
+        <w:t xml:space="preserve">proposes that L3 lexical acquisition depends on the frequency of sublexical features that a novel word shares with the L1 and L2.</w:t>
+      </w:r>
+      <w:r>
+        <w:t xml:space="preserve"> </w:t>
+      </w:r>
+      <w:r>
+        <w:t xml:space="preserve">In this model, lexical benefits are additive across languages, and novel words with greater similarity to L1 and L2 words are easier to learn and retrieve.</w:t>
+      </w:r>
+      <w:r>
+        <w:t xml:space="preserve"> </w:t>
+      </w:r>
+      <w:r>
+        <w:t xml:space="preserve">Overall, both models highlight the role of cross-linguistic similarity, but they differ on which source exorts the influence on L3.</w:t>
       </w:r>
     </w:p>
     <w:p>
@@ -139,7 +567,31 @@
         <w:pStyle w:val="BodyText"/>
       </w:pPr>
       <w:r>
-        <w:t>Bartolotti &amp; Marian (2017) tested both models by examining L3 lexical learning of double cognates (L1-L3 or L2-L3), triple cognates (L1-L2-L3), and noncognates in English-German bilinguals learning a novel language. Results of a word recognition task and a word production task showed no additive benefit for L3 words overlapping with both previously acquired languages. Triple cognates and double cognates improved lexical learning in a similar way compared to noncognates. Their findings supported the Scaffolding model and suggested that both languages of a bilingual contribute to L3 acquisition.</w:t>
+        <w:t xml:space="preserve">Bartolotti &amp; Marian (2017)</w:t>
+      </w:r>
+      <w:r>
+        <w:t xml:space="preserve"> </w:t>
+      </w:r>
+      <w:r>
+        <w:t xml:space="preserve">tested both models by examining L3 lexical learning of double cognates (L1-L3 or L2-L3), triple cognates (L1-L2-L3), and noncognates in English-German bilinguals learning a novel language.</w:t>
+      </w:r>
+      <w:r>
+        <w:t xml:space="preserve"> </w:t>
+      </w:r>
+      <w:r>
+        <w:t xml:space="preserve">Results of a word recognition task and a word production task showed no additive benefit for L3 words overlapping with both previously acquired languages.</w:t>
+      </w:r>
+      <w:r>
+        <w:t xml:space="preserve"> </w:t>
+      </w:r>
+      <w:r>
+        <w:t xml:space="preserve">Triple cognates and double cognates improved lexical learning in a similar way compared to noncognates.</w:t>
+      </w:r>
+      <w:r>
+        <w:t xml:space="preserve"> </w:t>
+      </w:r>
+      <w:r>
+        <w:t xml:space="preserve">Their findings supported the Scaffolding model and suggested that both languages of a bilingual contribute to L3 acquisition.</w:t>
       </w:r>
     </w:p>
     <w:p>
@@ -147,11 +599,133 @@
         <w:pStyle w:val="BodyText"/>
       </w:pPr>
       <w:r>
-        <w:t xml:space="preserve">Further evidence in L3 lexical processing has provided mixed findings regarding the source of cross-linguistic influence. While some studies coincide with the findings of Bartolotti &amp; </w:t>
-      </w:r>
-      <w:r>
-        <w:lastRenderedPageBreak/>
-        <w:t>Marian (2017) and report no cumulative benefits (e.g., Engemann &amp; Radetzky, 2024; Lijewska, 2023; Lijewska &amp; Louw, 2025), a growing body of research has observed that cross-linguistic similarity may enhance L3 processing in an additive manner (e.g., Foryś-Nogala et al., 2026; Lemhöfer, Dijkstra, &amp; Michel, 2004; Poarch &amp; Hell, 2014; Szubko-Sitarek, 2011). Lijewska (2023) examined how sentence context modulates the processing of non-identical triple cognates in an English reading task that recorded eye movements of Polish-German-English trilinguals. Results showed no facilitation effects of triple cognates. Results also indicated that cognate processing was not affected by the sentence context, unlike noncognates. Similarly, Lijewska &amp; Louw (2025) investigated cognate effects in visual recognition of non-identical cognates in Polish-English-Dutch trilinguals. The results of two lexical decision tasks in Dutch containing double cognates (Polish-Dutch and English-Dutch) and triple cognates revealed facilitation effects for triple cognates and for English-Dutch cognates but not for Polish-Dutch cognates. Their findings showed a stronger influence of L2 than L1 in L3 processing, but evidence of an additive effect of cross-linguistic similarity was inconclusive because double and triple cognates were separated among the two tasks. For L3 production, Engemann &amp; Radetzky (2024) examined cognate effects in L1 and L3 word naming accuracy and latency in Italian-German-English trilingual children. Both tasks included double cognates (German-English and Italian-English), triple cognates, and noncognates. They found cognate facilitation effects only in the L3 task for all cognate types in word naming accuracy but not in naming speed. The findings support one-to-one cross-linguistic influence as no additive benefits were observed.</w:t>
+        <w:t xml:space="preserve">Further evidence in L3 lexical processing has provided mixed findings regarding the source of cross-linguistic influence.</w:t>
+      </w:r>
+      <w:r>
+        <w:t xml:space="preserve"> </w:t>
+      </w:r>
+      <w:r>
+        <w:t xml:space="preserve">While some studies coincide with the findings of</w:t>
+      </w:r>
+      <w:r>
+        <w:t xml:space="preserve"> </w:t>
+      </w:r>
+      <w:r>
+        <w:t xml:space="preserve">Bartolotti &amp; Marian (2017)</w:t>
+      </w:r>
+      <w:r>
+        <w:t xml:space="preserve"> </w:t>
+      </w:r>
+      <w:r>
+        <w:t xml:space="preserve">and report no cumulative benefits</w:t>
+      </w:r>
+      <w:r>
+        <w:t xml:space="preserve"> </w:t>
+      </w:r>
+      <w:r>
+        <w:t xml:space="preserve">(e.g., Engemann &amp; Radetzky, 2024; Lijewska, 2023; Lijewska &amp; Louw, 2025)</w:t>
+      </w:r>
+      <w:r>
+        <w:t xml:space="preserve">, a growing body of research has observed that cross-linguistic similarity may enhance L3 processing in an additive manner</w:t>
+      </w:r>
+      <w:r>
+        <w:t xml:space="preserve"> </w:t>
+      </w:r>
+      <w:r>
+        <w:t xml:space="preserve">(e.g., Foryś-Nogala et al., 2026; Lemhöfer, Dijkstra, &amp; Michel, 2004; Poarch &amp; Hell, 2014; Szubko-Sitarek, 2011)</w:t>
+      </w:r>
+      <w:r>
+        <w:t xml:space="preserve">.</w:t>
+      </w:r>
+      <w:r>
+        <w:t xml:space="preserve"> </w:t>
+      </w:r>
+      <w:r>
+        <w:t xml:space="preserve">Lijewska (2023)</w:t>
+      </w:r>
+      <w:r>
+        <w:t xml:space="preserve"> </w:t>
+      </w:r>
+      <w:r>
+        <w:t xml:space="preserve">examined how sentence context modulates the processing of non-identical triple cognates in an English reading task that recorded eye movements of Polish-German-English trilinguals.</w:t>
+      </w:r>
+      <w:r>
+        <w:t xml:space="preserve"> </w:t>
+      </w:r>
+      <w:r>
+        <w:t xml:space="preserve">Results showed no facilitation effects of triple cognates.</w:t>
+      </w:r>
+      <w:r>
+        <w:t xml:space="preserve"> </w:t>
+      </w:r>
+      <w:r>
+        <w:t xml:space="preserve">Results also indicated that cognate processing was not affected by the sentence context, unlike noncognates.</w:t>
+      </w:r>
+      <w:r>
+        <w:t xml:space="preserve"> </w:t>
+      </w:r>
+      <w:r>
+        <w:t xml:space="preserve">Similarly,</w:t>
+      </w:r>
+      <w:r>
+        <w:t xml:space="preserve"> </w:t>
+      </w:r>
+      <w:r>
+        <w:t xml:space="preserve">Lijewska &amp; Louw (2025)</w:t>
+      </w:r>
+      <w:r>
+        <w:t xml:space="preserve"> </w:t>
+      </w:r>
+      <w:r>
+        <w:t xml:space="preserve">investigated cognate effects in visual recognition of non-identical cognates in Polish-English-Dutch trilinguals.</w:t>
+      </w:r>
+      <w:r>
+        <w:t xml:space="preserve"> </w:t>
+      </w:r>
+      <w:r>
+        <w:t xml:space="preserve">The results of two lexical decision tasks in Dutch containing double cognates (Polish-Dutch and English-Dutch) and triple cognates revealed facilitation effects for triple cognates and for English-Dutch cognates but not for Polish-Dutch cognates.</w:t>
+      </w:r>
+      <w:r>
+        <w:t xml:space="preserve"> </w:t>
+      </w:r>
+      <w:r>
+        <w:t xml:space="preserve">Their findings showed a stronger influence of L2 than L1 in L3 processing, but evidence of an additive effect of cross-linguistic similarity was inconclusive because double and triple cognates were separated among the two tasks.</w:t>
+      </w:r>
+      <w:r>
+        <w:t xml:space="preserve"> </w:t>
+      </w:r>
+      <w:r>
+        <w:t xml:space="preserve">For L3 production,</w:t>
+      </w:r>
+      <w:r>
+        <w:t xml:space="preserve"> </w:t>
+      </w:r>
+      <w:r>
+        <w:t xml:space="preserve">Engemann &amp; Radetzky (2024)</w:t>
+      </w:r>
+      <w:r>
+        <w:t xml:space="preserve"> </w:t>
+      </w:r>
+      <w:r>
+        <w:t xml:space="preserve">examined cognate effects in L1 and L3 word naming accuracy and latency in Italian-German-English trilingual children.</w:t>
+      </w:r>
+      <w:r>
+        <w:t xml:space="preserve"> </w:t>
+      </w:r>
+      <w:r>
+        <w:t xml:space="preserve">Both tasks included double cognates (German-English and Italian-English), triple cognates, and noncognates.</w:t>
+      </w:r>
+      <w:r>
+        <w:t xml:space="preserve"> </w:t>
+      </w:r>
+      <w:r>
+        <w:t xml:space="preserve">They found cognate facilitation effects only in the L3 task for all cognate types in word naming accuracy but not in naming speed.</w:t>
+      </w:r>
+      <w:r>
+        <w:t xml:space="preserve"> </w:t>
+      </w:r>
+      <w:r>
+        <w:t xml:space="preserve">The findings support one-to-one cross-linguistic influence as no additive benefits were observed.</w:t>
       </w:r>
     </w:p>
     <w:p>
@@ -159,25 +733,257 @@
         <w:pStyle w:val="BodyText"/>
       </w:pPr>
       <w:r>
-        <w:t xml:space="preserve">Contrasting evidence shows cumulative benefits of cross-linguistic similarity in L3 lexical processing. Lemhöfer et al. (2004) investigated non-selective lexical access in Dutch-English-German trilinguals. Participants completed a visual lexical decision task in German containing </w:t>
-      </w:r>
-      <w:r>
-        <w:lastRenderedPageBreak/>
-        <w:t xml:space="preserve">double cognates (Dutch-German), triple cognates, and noncognates. Results showed robust cognate facilitation effects for double and triple cognates, but a stronger facilitation effect was observed for triple cognates compared to double cognates. In a similar vein, Szubko-Sitarek (2011) examined cross-linguistic influence in L1 and L3 visual word recognition in Polish-English-German trilinguals. The results of two lexical decision tasks including double cognates (Polish-German), triple cognates, and noncognates revealed additive effects of cross-linguistic similarity in both L1 and L3 lexical processing. In the L3 task, both types of cognates were recognized faster than noncognates, but triple cognates showed the largest effect. In the L1 task, a processing advantage of triple cognates was also observed. Their findings highlight that cross-linguistic influence in multilingual lexical processing is not limited to the non-native languages but can also modulate L1 processing. More recently, Foryś-Nogala et al. (2026) investigated how individual differences modulate cross-linguistic influence in L3 lexical learning and visual word recognition. Polish-English-Italian trilinguals completed a vocabulary knowledge test and a lexical decision task in Italian that included double cognates (English-Italian), triple cognates, and noncognates. Results showed an advantage for triple cognates in both lexical knowledge and visual processing, suggesting that cumulative similarity across three languages facilitates learning and processing more than L2-L3 similarity. Examining L3 production, Poarch &amp; Hell (2014) studied cross-linguistic activation during speech production in three groups of trilinguals: German-English-Dutch, Dutch-English-German, and Russian-English-German trilinguals. They completed two naming tasks, one in L2 English and one in their respective L3 (Dutch or German), including double cognates, triple cognates, and noncognates. Results revealed faster naming for triple cognates in both the L2 task and the L3 task, indicating that facilitation effects of increased cross-linguistic similarity accumulate across three languages in L2 and L3 word </w:t>
-      </w:r>
-      <w:r>
-        <w:lastRenderedPageBreak/>
-        <w:t>activation.  The findings of the studies described above mainly expand in two directions, providing supporting evidence for the Scaffolding model (Bartolotti &amp; Marian, 2017) and one-to-one transfer (De Angelis, 2007) or supporting the Accumulation model (Bartolotti &amp; Marian, 2017) and many-to-one transfer (De Angelis, 2007). In addition, available evidence is mixed with regards to the nature of cross-linguistic interactions in multilingual contexts, with some studies reporting stronger influence from the L2 than the L1, which aligns with the L2-status factor (Bardel &amp; Falk, 2007, 2012), and other studies showing more influence from the L1. Notably, it remains to be explored how language proficiency modulates the strength and direction of cross-linguistic influence and the presence of cognate effects in L3 lexical processing. Some studies suggest that “sufficient” proficiency is needed for cumulative cognate effects to emerge (e.g., Lemhöfer et al., 2004; Poarch &amp; Hell, 2014; Szubko-Sitarek, 2011), though it is very complex to establish such a threshold in multilingual individuals. The present study further explores the influence of cross-linguistic similarity in L3 lexical processing by examining cumulative cognate effects in L3 Spanish, a less represented language in the L3 literature. In doing so, we aim to advance our understanding of the interactions and contributions of previously acquired languages in L3 processing.</w:t>
-      </w:r>
-    </w:p>
+        <w:t xml:space="preserve">Contrasting evidence shows cumulative benefits of cross-linguistic similarity in L3 lexical processing.</w:t>
+      </w:r>
+      <w:r>
+        <w:t xml:space="preserve"> </w:t>
+      </w:r>
+      <w:r>
+        <w:t xml:space="preserve">Lemhöfer et al. (2004)</w:t>
+      </w:r>
+      <w:r>
+        <w:t xml:space="preserve"> </w:t>
+      </w:r>
+      <w:r>
+        <w:t xml:space="preserve">investigated non-selective lexical access in Dutch-English-German trilinguals.</w:t>
+      </w:r>
+      <w:r>
+        <w:t xml:space="preserve"> </w:t>
+      </w:r>
+      <w:r>
+        <w:t xml:space="preserve">Participants completed a visual lexical decision task in German containing double cognates (Dutch-German), triple cognates, and noncognates.</w:t>
+      </w:r>
+      <w:r>
+        <w:t xml:space="preserve"> </w:t>
+      </w:r>
+      <w:r>
+        <w:t xml:space="preserve">Results showed robust cognate facilitation effects for double and triple cognates, but a stronger facilitation effect was observed for triple cognates compared to double cognates.</w:t>
+      </w:r>
+      <w:r>
+        <w:t xml:space="preserve"> </w:t>
+      </w:r>
+      <w:r>
+        <w:t xml:space="preserve">In a similar vein,</w:t>
+      </w:r>
+      <w:r>
+        <w:t xml:space="preserve"> </w:t>
+      </w:r>
+      <w:r>
+        <w:t xml:space="preserve">Szubko-Sitarek (2011)</w:t>
+      </w:r>
+      <w:r>
+        <w:t xml:space="preserve"> </w:t>
+      </w:r>
+      <w:r>
+        <w:t xml:space="preserve">examined cross-linguistic influence in L1 and L3 visual word recognition in Polish-English-German trilinguals.</w:t>
+      </w:r>
+      <w:r>
+        <w:t xml:space="preserve"> </w:t>
+      </w:r>
+      <w:r>
+        <w:t xml:space="preserve">The results of two lexical decision tasks including double cognates (Polish-German), triple cognates, and noncognates revealed additive effects of cross-linguistic similarity in both L1 and L3 lexical processing.</w:t>
+      </w:r>
+      <w:r>
+        <w:t xml:space="preserve"> </w:t>
+      </w:r>
+      <w:r>
+        <w:t xml:space="preserve">In the L3 task, both types of cognates were recognized faster than noncognates, but triple cognates showed the largest effect.</w:t>
+      </w:r>
+      <w:r>
+        <w:t xml:space="preserve"> </w:t>
+      </w:r>
+      <w:r>
+        <w:t xml:space="preserve">In the L1 task, a processing advantage of triple cognates was also observed.</w:t>
+      </w:r>
+      <w:r>
+        <w:t xml:space="preserve"> </w:t>
+      </w:r>
+      <w:r>
+        <w:t xml:space="preserve">Their findings highlight that cross-linguistic influence in multilingual lexical processing is not limited to the non-native languages but can also modulate L1 processing.</w:t>
+      </w:r>
+      <w:r>
+        <w:t xml:space="preserve"> </w:t>
+      </w:r>
+      <w:r>
+        <w:t xml:space="preserve">More recently,</w:t>
+      </w:r>
+      <w:r>
+        <w:t xml:space="preserve"> </w:t>
+      </w:r>
+      <w:r>
+        <w:t xml:space="preserve">Foryś-Nogala et al. (2026)</w:t>
+      </w:r>
+      <w:r>
+        <w:t xml:space="preserve"> </w:t>
+      </w:r>
+      <w:r>
+        <w:t xml:space="preserve">investigated how individual differences modulate cross-linguistic influence in L3 lexical learning and visual word recognition.</w:t>
+      </w:r>
+      <w:r>
+        <w:t xml:space="preserve"> </w:t>
+      </w:r>
+      <w:r>
+        <w:t xml:space="preserve">Polish-English-Italian trilinguals completed a vocabulary knowledge test and a lexical decision task in Italian that included double cognates (English-Italian), triple cognates, and noncognates.</w:t>
+      </w:r>
+      <w:r>
+        <w:t xml:space="preserve"> </w:t>
+      </w:r>
+      <w:r>
+        <w:t xml:space="preserve">Results showed an advantage for triple cognates in both lexical knowledge and visual processing, suggesting that cumulative similarity across three languages facilitates learning and processing more than L2-L3 similarity.</w:t>
+      </w:r>
+      <w:r>
+        <w:t xml:space="preserve"> </w:t>
+      </w:r>
+      <w:r>
+        <w:t xml:space="preserve">Examining L3 production,</w:t>
+      </w:r>
+      <w:r>
+        <w:t xml:space="preserve"> </w:t>
+      </w:r>
+      <w:r>
+        <w:t xml:space="preserve">Poarch &amp; Hell (2014)</w:t>
+      </w:r>
+      <w:r>
+        <w:t xml:space="preserve"> </w:t>
+      </w:r>
+      <w:r>
+        <w:t xml:space="preserve">studied cross-linguistic activation during speech production in three groups of trilinguals: German-English-Dutch, Dutch-English-German, and Russian-English-German trilinguals.</w:t>
+      </w:r>
+      <w:r>
+        <w:t xml:space="preserve"> </w:t>
+      </w:r>
+      <w:r>
+        <w:t xml:space="preserve">They completed two naming tasks, one in L2 English and one in their respective L3 (Dutch or German), including double cognates, triple cognates, and noncognates.</w:t>
+      </w:r>
+      <w:r>
+        <w:t xml:space="preserve"> </w:t>
+      </w:r>
+      <w:r>
+        <w:t xml:space="preserve">Results revealed faster naming for triple cognates in both the L2 task and the L3 task, indicating that facilitation effects of increased cross-linguistic similarity accumulate across three languages in L2 and L3 word activation.</w:t>
+      </w:r>
+      <w:r>
+        <w:t xml:space="preserve"> </w:t>
+      </w:r>
+      <w:r>
+        <w:t xml:space="preserve"> </w:t>
+      </w:r>
+      <w:r>
+        <w:t xml:space="preserve">The findings of the studies described above mainly expand in two directions, providing supporting evidence for the Scaffolding model</w:t>
+      </w:r>
+      <w:r>
+        <w:t xml:space="preserve"> </w:t>
+      </w:r>
+      <w:r>
+        <w:t xml:space="preserve">(Bartolotti &amp; Marian, 2017)</w:t>
+      </w:r>
+      <w:r>
+        <w:t xml:space="preserve"> </w:t>
+      </w:r>
+      <w:r>
+        <w:t xml:space="preserve">and one-to-one transfer</w:t>
+      </w:r>
+      <w:r>
+        <w:t xml:space="preserve"> </w:t>
+      </w:r>
+      <w:r>
+        <w:t xml:space="preserve">(De Angelis, 2007)</w:t>
+      </w:r>
+      <w:r>
+        <w:t xml:space="preserve"> </w:t>
+      </w:r>
+      <w:r>
+        <w:t xml:space="preserve">or supporting the Accumulation model</w:t>
+      </w:r>
+      <w:r>
+        <w:t xml:space="preserve"> </w:t>
+      </w:r>
+      <w:r>
+        <w:t xml:space="preserve">(Bartolotti &amp; Marian, 2017)</w:t>
+      </w:r>
+      <w:r>
+        <w:t xml:space="preserve"> </w:t>
+      </w:r>
+      <w:r>
+        <w:t xml:space="preserve">and many-to-one transfer</w:t>
+      </w:r>
+      <w:r>
+        <w:t xml:space="preserve"> </w:t>
+      </w:r>
+      <w:r>
+        <w:t xml:space="preserve">(De Angelis, 2007)</w:t>
+      </w:r>
+      <w:r>
+        <w:t xml:space="preserve">.</w:t>
+      </w:r>
+      <w:r>
+        <w:t xml:space="preserve"> </w:t>
+      </w:r>
+      <w:r>
+        <w:t xml:space="preserve">In addition, available evidence is mixed with regards to the nature of cross-linguistic interactions in multilingual contexts, with some studies reporting stronger influence from the L2 than the L1, which aligns with the L2-status factor</w:t>
+      </w:r>
+      <w:r>
+        <w:t xml:space="preserve"> </w:t>
+      </w:r>
+      <w:r>
+        <w:t xml:space="preserve">(Bardel &amp; Falk, 2007, 2012)</w:t>
+      </w:r>
+      <w:r>
+        <w:t xml:space="preserve">, and other studies showing more influence from the L1.</w:t>
+      </w:r>
+      <w:r>
+        <w:t xml:space="preserve"> </w:t>
+      </w:r>
+      <w:r>
+        <w:t xml:space="preserve">Notably, it remains to be explored how language proficiency modulates the strength and direction of cross-linguistic influence and the presence of cognate effects in L3 lexical processing.</w:t>
+      </w:r>
+      <w:r>
+        <w:t xml:space="preserve"> </w:t>
+      </w:r>
+      <w:r>
+        <w:t xml:space="preserve">Some studies suggest that</w:t>
+      </w:r>
+      <w:r>
+        <w:t xml:space="preserve"> </w:t>
+      </w:r>
+      <w:r>
+        <w:t xml:space="preserve">“sufficient”</w:t>
+      </w:r>
+      <w:r>
+        <w:t xml:space="preserve"> </w:t>
+      </w:r>
+      <w:r>
+        <w:t xml:space="preserve">proficiency is needed for cumulative cognate effects to emerge</w:t>
+      </w:r>
+      <w:r>
+        <w:t xml:space="preserve"> </w:t>
+      </w:r>
+      <w:r>
+        <w:t xml:space="preserve">(e.g., Lemhöfer et al., 2004; Poarch &amp; Hell, 2014; Szubko-Sitarek, 2011)</w:t>
+      </w:r>
+      <w:r>
+        <w:t xml:space="preserve">, though it is very complex to establish such a threshold in multilingual individuals.</w:t>
+      </w:r>
+      <w:r>
+        <w:t xml:space="preserve"> </w:t>
+      </w:r>
+      <w:r>
+        <w:t xml:space="preserve">The present study further explores the influence of cross-linguistic similarity in L3 lexical processing by examining cumulative cognate effects in L3 Spanish, a less represented language in the L3 literature.</w:t>
+      </w:r>
+      <w:r>
+        <w:t xml:space="preserve"> </w:t>
+      </w:r>
+      <w:r>
+        <w:t xml:space="preserve">In doing so, we aim to advance our understanding of the interactions and contributions of previously acquired languages in L3 processing.</w:t>
+      </w:r>
+    </w:p>
+    <w:bookmarkEnd w:id="23"/>
+    <w:bookmarkStart w:id="24" w:name="the-present-study"/>
     <w:p>
       <w:pPr>
         <w:pStyle w:val="Heading2"/>
       </w:pPr>
-      <w:bookmarkStart w:id="5" w:name="the-present-study"/>
-      <w:bookmarkEnd w:id="4"/>
-      <w:r>
-        <w:t>The Present Study</w:t>
+      <w:r>
+        <w:t xml:space="preserve">The Present Study</w:t>
       </w:r>
     </w:p>
     <w:p>
@@ -185,11 +991,37 @@
         <w:pStyle w:val="FirstParagraph"/>
       </w:pPr>
       <w:r>
-        <w:t xml:space="preserve">The present study investigates how cross-linguistic similarity modulates L3 lexical processing. Specifically, it examines whether cognate facilitation effects arise during visual processing in L3 Spanish and whether such effects reflect cumulative facilitation across languages. More precisely, the study tests whether visual processing of triple cognates (German-English-Spanish) and double cognates (English-Spanish) differ compared to noncognates in trilingual individuals. In addition, it assesses the role of L2 and L3 proficiency in modulating the </w:t>
-      </w:r>
-      <w:r>
-        <w:lastRenderedPageBreak/>
-        <w:t>magnitude and pattern of cognate facilitation. By comparing triple and double cognates, the study also contributes to broader theoretical debates on whether multilingual influence is cumulative or selectively constrained to a single previously acquired language. Overall, the study adds to ongoing discussions regarding the mechanisms underlying cross-linguistic influence in multilingual lexical processing.</w:t>
+        <w:t xml:space="preserve">The present study investigates how cross-linguistic similarity modulates L3 lexical processing.</w:t>
+      </w:r>
+      <w:r>
+        <w:t xml:space="preserve"> </w:t>
+      </w:r>
+      <w:r>
+        <w:t xml:space="preserve">Specifically, it examines whether cognate facilitation effects arise during visual processing in L3 Spanish and whether such effects reflect cumulative facilitation across languages.</w:t>
+      </w:r>
+      <w:r>
+        <w:t xml:space="preserve"> </w:t>
+      </w:r>
+      <w:r>
+        <w:t xml:space="preserve">More precisely, the study tests whether visual processing of triple cognates (German-English-Spanish) and double cognates (English-Spanish) differ compared to noncognates in trilingual individuals.</w:t>
+      </w:r>
+      <w:r>
+        <w:t xml:space="preserve"> </w:t>
+      </w:r>
+      <w:r>
+        <w:t xml:space="preserve">In addition, it assesses the role of L2 and L3 proficiency in modulating the magnitude and pattern of cognate facilitation.</w:t>
+      </w:r>
+      <w:r>
+        <w:t xml:space="preserve"> </w:t>
+      </w:r>
+      <w:r>
+        <w:t xml:space="preserve">By comparing triple and double cognates, the study also contributes to broader theoretical debates on whether multilingual influence is cumulative or selectively constrained to a single previously acquired language.</w:t>
+      </w:r>
+      <w:r>
+        <w:t xml:space="preserve"> </w:t>
+      </w:r>
+      <w:r>
+        <w:t xml:space="preserve">Overall, the study adds to ongoing discussions regarding the mechanisms underlying cross-linguistic influence in multilingual lexical processing.</w:t>
       </w:r>
     </w:p>
     <w:p>
@@ -197,7 +1029,7 @@
         <w:pStyle w:val="BodyText"/>
       </w:pPr>
       <w:r>
-        <w:t>The present study addresses the following research questions:</w:t>
+        <w:t xml:space="preserve">The present study addresses the following research questions:</w:t>
       </w:r>
     </w:p>
     <w:p>
@@ -205,7 +1037,7 @@
         <w:pStyle w:val="BodyText"/>
       </w:pPr>
       <w:r>
-        <w:t>RQ1: Do German-English-Spanish trilinguals process triple cognates faster than double cognates?</w:t>
+        <w:t xml:space="preserve">RQ1: Do German-English-Spanish trilinguals process triple cognates faster than double cognates?</w:t>
       </w:r>
     </w:p>
     <w:p>
@@ -213,7 +1045,7 @@
         <w:pStyle w:val="BodyText"/>
       </w:pPr>
       <w:r>
-        <w:t>RQ2: Is L3 cognate processing modulated by L2 or L3 proficiency?</w:t>
+        <w:t xml:space="preserve">RQ2: Is L3 cognate processing modulated by L2 or L3 proficiency?</w:t>
       </w:r>
     </w:p>
     <w:p>
@@ -221,11 +1053,106 @@
         <w:pStyle w:val="BodyText"/>
       </w:pPr>
       <w:r>
-        <w:t xml:space="preserve">For RQ1, we formulated two working hypotheses. On the one hand, we hypothesized that trilinguals would process triple cognates faster than double cognates. A growing number of studies has provided supporting evidence for many-to-one transfer (De Angelis, 2007), indicating that both previously acquired languages of a trilingual actively influence L3 lexical processing and that such influence accumulates across languages (e.g., Foryś-Nogala et al., 2026; Lemhöfer et al., 2004; Poarch &amp; Hell, 2014; Szubko-Sitarek, 2011). This evidence supports the Accumulation model (Bartolotti &amp; Marian, 2017), which suggests that greater cross-linguistic similarity has additive benefits for L3 lexical processing. In that line, triple cognates cause stronger co-activation across languages and facilitate L3 lexical access more than double cognates, resulting in faster recognition. On the other hand, we also hypothesized that trilinguals would process triple and double cognates similarly. There is also substantial evidence for one-to-one transfer (Bartolotti &amp; Marian, 2017) and the Scaffolding model (Bartolotti &amp; Marian, 2017), suggesting that overlapping with more than one previously acquired language does not have an additive advantage for L3 lexical processing (e.g., Bartolotti &amp; Marian, 2017; Engemann &amp; </w:t>
-      </w:r>
-      <w:r>
-        <w:lastRenderedPageBreak/>
-        <w:t>Radetzky, 2024; Lijewska, 2023; Lijewska &amp; Louw, 2025). In the present study, this predicts no processing differences between triple and double cognates.</w:t>
+        <w:t xml:space="preserve">For RQ1, we formulated two working hypotheses.</w:t>
+      </w:r>
+      <w:r>
+        <w:t xml:space="preserve"> </w:t>
+      </w:r>
+      <w:r>
+        <w:t xml:space="preserve">On the one hand, we hypothesized that trilinguals would process triple cognates faster than double cognates.</w:t>
+      </w:r>
+      <w:r>
+        <w:t xml:space="preserve"> </w:t>
+      </w:r>
+      <w:r>
+        <w:t xml:space="preserve">A growing number of studies has provided supporting evidence for many-to-one transfer</w:t>
+      </w:r>
+      <w:r>
+        <w:t xml:space="preserve"> </w:t>
+      </w:r>
+      <w:r>
+        <w:t xml:space="preserve">(De Angelis, 2007)</w:t>
+      </w:r>
+      <w:r>
+        <w:t xml:space="preserve">, indicating that both previously acquired languages of a trilingual actively influence L3 lexical processing and that such influence accumulates across languages</w:t>
+      </w:r>
+      <w:r>
+        <w:t xml:space="preserve"> </w:t>
+      </w:r>
+      <w:r>
+        <w:t xml:space="preserve">(e.g., Foryś-Nogala et al., 2026; Lemhöfer et al., 2004; Poarch &amp; Hell, 2014; Szubko-Sitarek, 2011)</w:t>
+      </w:r>
+      <w:r>
+        <w:t xml:space="preserve">.</w:t>
+      </w:r>
+      <w:r>
+        <w:t xml:space="preserve"> </w:t>
+      </w:r>
+      <w:r>
+        <w:t xml:space="preserve">This evidence supports the Accumulation model</w:t>
+      </w:r>
+      <w:r>
+        <w:t xml:space="preserve"> </w:t>
+      </w:r>
+      <w:r>
+        <w:t xml:space="preserve">(Bartolotti &amp; Marian, 2017)</w:t>
+      </w:r>
+      <w:r>
+        <w:t xml:space="preserve">, which suggests that greater cross-linguistic similarity has additive benefits for L3 lexical processing.</w:t>
+      </w:r>
+      <w:r>
+        <w:t xml:space="preserve"> </w:t>
+      </w:r>
+      <w:r>
+        <w:t xml:space="preserve">In that line, triple cognates cause stronger co-activation across languages and facilitate L3 lexical access more than double cognates, resulting in faster recognition.</w:t>
+      </w:r>
+      <w:r>
+        <w:t xml:space="preserve"> </w:t>
+      </w:r>
+      <w:r>
+        <w:t xml:space="preserve">On the other hand, we also hypothesized that trilinguals would process triple and double cognates similarly.</w:t>
+      </w:r>
+      <w:r>
+        <w:t xml:space="preserve"> </w:t>
+      </w:r>
+      <w:r>
+        <w:t xml:space="preserve">There is also substantial evidence for one-to-one transfer</w:t>
+      </w:r>
+      <w:r>
+        <w:t xml:space="preserve"> </w:t>
+      </w:r>
+      <w:r>
+        <w:t xml:space="preserve">(Bartolotti &amp; Marian, 2017)</w:t>
+      </w:r>
+      <w:r>
+        <w:t xml:space="preserve"> </w:t>
+      </w:r>
+      <w:r>
+        <w:t xml:space="preserve">and the Scaffolding model</w:t>
+      </w:r>
+      <w:r>
+        <w:t xml:space="preserve"> </w:t>
+      </w:r>
+      <w:r>
+        <w:t xml:space="preserve">(Bartolotti &amp; Marian, 2017)</w:t>
+      </w:r>
+      <w:r>
+        <w:t xml:space="preserve">, suggesting that overlapping with more than one previously acquired language does not have an additive advantage for L3 lexical processing</w:t>
+      </w:r>
+      <w:r>
+        <w:t xml:space="preserve"> </w:t>
+      </w:r>
+      <w:r>
+        <w:t xml:space="preserve">(e.g., Bartolotti &amp; Marian, 2017; Engemann &amp; Radetzky, 2024; Lijewska, 2023; Lijewska &amp; Louw, 2025)</w:t>
+      </w:r>
+      <w:r>
+        <w:t xml:space="preserve">.</w:t>
+      </w:r>
+      <w:r>
+        <w:t xml:space="preserve"> </w:t>
+      </w:r>
+      <w:r>
+        <w:t xml:space="preserve">In the present study, this predicts no processing differences between triple and double cognates.</w:t>
       </w:r>
     </w:p>
     <w:p>
@@ -233,27 +1160,48 @@
         <w:pStyle w:val="BodyText"/>
       </w:pPr>
       <w:r>
-        <w:t>For RQ2, our hypothesis was that higher L2 and L3 proficiency would facilitate L3 cognate processing. While the role of proficiency remains to be further explored, available studies suggest that a sufficient level of proficiency is needed for cumulative cognate effects to emerge and that lower proficiency trilinguals do not have the necessary level of co-activation to produce cumulative effects across the three languages (e.g., Lemhöfer et al., 2004; Poarch &amp; Hell, 2014; Szubko-Sitarek, 2011). Following this evidence, in the present study, higher L2 and L3 proficiency may be associated with stronger co-activation of cognates, resulting in stronger cognate effects.</w:t>
-      </w:r>
-    </w:p>
+        <w:t xml:space="preserve">For RQ2, our hypothesis was that higher L2 and L3 proficiency would facilitate L3 cognate processing.</w:t>
+      </w:r>
+      <w:r>
+        <w:t xml:space="preserve"> </w:t>
+      </w:r>
+      <w:r>
+        <w:t xml:space="preserve">While the role of proficiency remains to be further explored, available studies suggest that a sufficient level of proficiency is needed for cumulative cognate effects to emerge and that lower proficiency trilinguals do not have the necessary level of co-activation to produce cumulative effects across the three languages</w:t>
+      </w:r>
+      <w:r>
+        <w:t xml:space="preserve"> </w:t>
+      </w:r>
+      <w:r>
+        <w:t xml:space="preserve">(e.g., Lemhöfer et al., 2004; Poarch &amp; Hell, 2014; Szubko-Sitarek, 2011)</w:t>
+      </w:r>
+      <w:r>
+        <w:t xml:space="preserve">.</w:t>
+      </w:r>
+      <w:r>
+        <w:t xml:space="preserve"> </w:t>
+      </w:r>
+      <w:r>
+        <w:t xml:space="preserve">Following this evidence, in the present study, higher L2 and L3 proficiency may be associated with stronger co-activation of cognates, resulting in stronger cognate effects.</w:t>
+      </w:r>
+    </w:p>
+    <w:bookmarkEnd w:id="24"/>
+    <w:bookmarkEnd w:id="25"/>
+    <w:bookmarkStart w:id="31" w:name="methodology"/>
     <w:p>
       <w:pPr>
         <w:pStyle w:val="Heading1"/>
       </w:pPr>
-      <w:bookmarkStart w:id="6" w:name="methodology"/>
-      <w:bookmarkEnd w:id="1"/>
-      <w:bookmarkEnd w:id="5"/>
-      <w:r>
-        <w:t>Methodology</w:t>
-      </w:r>
-    </w:p>
+      <w:r>
+        <w:t xml:space="preserve">Methodology</w:t>
+      </w:r>
+    </w:p>
+    <w:bookmarkStart w:id="26" w:name="participants"/>
     <w:p>
       <w:pPr>
         <w:pStyle w:val="Heading2"/>
       </w:pPr>
-      <w:bookmarkStart w:id="7" w:name="participants"/>
-      <w:r>
-        <w:t>Participants</w:t>
+      <w:r>
+        <w:t xml:space="preserve">Participants</w:t>
       </w:r>
     </w:p>
     <w:p>
@@ -261,7 +1209,31 @@
         <w:pStyle w:val="FirstParagraph"/>
       </w:pPr>
       <w:r>
-        <w:t>A total of 97 participants completed the study. The experimental group consisted of 48 trilinguals (L1 German, L2 English, L3 Spanish), and the control group included 49 bilinguals (L1 English, L2 Spanish). The trilinguals were recruited from a Spanish course in a public university in Frankfurt, Germany. They received extra credit for their participation in the study. The bilinguals were recruited using Prolific (www.prolific.com) and received monetary compensation for their participation.</w:t>
+        <w:t xml:space="preserve">A total of 97 participants completed the study.</w:t>
+      </w:r>
+      <w:r>
+        <w:t xml:space="preserve"> </w:t>
+      </w:r>
+      <w:r>
+        <w:t xml:space="preserve">The experimental group consisted of 48 trilinguals (L1 German, L2 English, L3 Spanish), and the control group included 49 bilinguals (L1 English, L2 Spanish).</w:t>
+      </w:r>
+      <w:r>
+        <w:t xml:space="preserve"> </w:t>
+      </w:r>
+      <w:r>
+        <w:t xml:space="preserve">The trilinguals were recruited from a Spanish course in a public university in Frankfurt, Germany.</w:t>
+      </w:r>
+      <w:r>
+        <w:t xml:space="preserve"> </w:t>
+      </w:r>
+      <w:r>
+        <w:t xml:space="preserve">They received extra credit for their participation in the study.</w:t>
+      </w:r>
+      <w:r>
+        <w:t xml:space="preserve"> </w:t>
+      </w:r>
+      <w:r>
+        <w:t xml:space="preserve">The bilinguals were recruited using Prolific (www.prolific.com) and received monetary compensation for their participation.</w:t>
       </w:r>
     </w:p>
     <w:p>
@@ -269,7 +1241,7 @@
         <w:pStyle w:val="BodyText"/>
       </w:pPr>
       <w:r>
-        <w:t>(Describe participants and descriptive stats from the questionnaire: nationality, place of residence, sex, age, AoA, etc.)</w:t>
+        <w:t xml:space="preserve">(Describe participants and descriptive stats from the questionnaire: nationality, place of residence, sex, age, AoA, etc.)</w:t>
       </w:r>
     </w:p>
     <w:p>
@@ -277,27 +1249,32 @@
         <w:pStyle w:val="BodyText"/>
       </w:pPr>
       <w:r>
-        <w:t>Participant’s proficiency in English and Spanish was measured via vocabulary size using two lexical tests. The final groups included participants with a wide range of proficiency scores.</w:t>
-      </w:r>
-    </w:p>
+        <w:t xml:space="preserve">Participant’s proficiency in English and Spanish was measured via vocabulary size using two lexical tests.</w:t>
+      </w:r>
+      <w:r>
+        <w:t xml:space="preserve"> </w:t>
+      </w:r>
+      <w:r>
+        <w:t xml:space="preserve">The final groups included participants with a wide range of proficiency scores.</w:t>
+      </w:r>
+    </w:p>
+    <w:bookmarkEnd w:id="26"/>
+    <w:bookmarkStart w:id="29" w:name="materials-and-procedure"/>
     <w:p>
       <w:pPr>
         <w:pStyle w:val="Heading2"/>
       </w:pPr>
-      <w:bookmarkStart w:id="8" w:name="materials-and-procedure"/>
-      <w:bookmarkEnd w:id="7"/>
-      <w:r>
-        <w:lastRenderedPageBreak/>
-        <w:t>Materials and Procedure</w:t>
-      </w:r>
-    </w:p>
+      <w:r>
+        <w:t xml:space="preserve">Materials and Procedure</w:t>
+      </w:r>
+    </w:p>
+    <w:bookmarkStart w:id="27" w:name="lexical-decision-task"/>
     <w:p>
       <w:pPr>
         <w:pStyle w:val="Heading3"/>
       </w:pPr>
-      <w:bookmarkStart w:id="9" w:name="lexical-decision-task"/>
-      <w:r>
-        <w:t>Lexical Decision Task</w:t>
+      <w:r>
+        <w:t xml:space="preserve">Lexical Decision Task</w:t>
       </w:r>
     </w:p>
     <w:p>
@@ -305,7 +1282,103 @@
         <w:pStyle w:val="FirstParagraph"/>
       </w:pPr>
       <w:r>
-        <w:t>Participants completed a visual lexical decision task (LDT) in Spanish. They saw individual strings of letters on a computer screen and indicated whether these strings constituted real words in the Spanish language. At the beginning of each trial, participants saw the response options “REAL” and “FALSA” on the sides of the screen, then 500ms later, a letter string was displayed in the center of the screen. Participants responded by pressing the key “1” (REAL) or “0” (FALSA) on a computer keyboard. Instructions were presented in Spanish, and participants completed a familiarization section with 5 practice trials. The LDT measured accuracy and response times. The task was programmed in PsychoPy (Peirce et al., 2019) and delivered online via the Pavlovia platform.</w:t>
+        <w:t xml:space="preserve">Participants completed a visual lexical decision task (LDT) in Spanish.</w:t>
+      </w:r>
+      <w:r>
+        <w:t xml:space="preserve"> </w:t>
+      </w:r>
+      <w:r>
+        <w:t xml:space="preserve">They saw individual strings of letters on a computer screen and indicated whether these strings constituted real words in the Spanish language.</w:t>
+      </w:r>
+      <w:r>
+        <w:t xml:space="preserve"> </w:t>
+      </w:r>
+      <w:r>
+        <w:t xml:space="preserve">At the beginning of each trial, participants saw the response options</w:t>
+      </w:r>
+      <w:r>
+        <w:t xml:space="preserve"> </w:t>
+      </w:r>
+      <w:r>
+        <w:t xml:space="preserve">“REAL”</w:t>
+      </w:r>
+      <w:r>
+        <w:t xml:space="preserve"> </w:t>
+      </w:r>
+      <w:r>
+        <w:t xml:space="preserve">and</w:t>
+      </w:r>
+      <w:r>
+        <w:t xml:space="preserve"> </w:t>
+      </w:r>
+      <w:r>
+        <w:t xml:space="preserve">“FALSA”</w:t>
+      </w:r>
+      <w:r>
+        <w:t xml:space="preserve"> </w:t>
+      </w:r>
+      <w:r>
+        <w:t xml:space="preserve">on the sides of the screen, then 500ms later, a letter string was displayed in the center of the screen.</w:t>
+      </w:r>
+      <w:r>
+        <w:t xml:space="preserve"> </w:t>
+      </w:r>
+      <w:r>
+        <w:t xml:space="preserve">Participants responded by pressing the key</w:t>
+      </w:r>
+      <w:r>
+        <w:t xml:space="preserve"> </w:t>
+      </w:r>
+      <w:r>
+        <w:t xml:space="preserve">“1”</w:t>
+      </w:r>
+      <w:r>
+        <w:t xml:space="preserve"> </w:t>
+      </w:r>
+      <w:r>
+        <w:t xml:space="preserve">(REAL) or</w:t>
+      </w:r>
+      <w:r>
+        <w:t xml:space="preserve"> </w:t>
+      </w:r>
+      <w:r>
+        <w:t xml:space="preserve">“0”</w:t>
+      </w:r>
+      <w:r>
+        <w:t xml:space="preserve"> </w:t>
+      </w:r>
+      <w:r>
+        <w:t xml:space="preserve">(FALSA) on a computer keyboard.</w:t>
+      </w:r>
+      <w:r>
+        <w:t xml:space="preserve"> </w:t>
+      </w:r>
+      <w:r>
+        <w:t xml:space="preserve">Instructions were presented in Spanish, and participants completed a familiarization section with 5 practice trials.</w:t>
+      </w:r>
+      <w:r>
+        <w:t xml:space="preserve"> </w:t>
+      </w:r>
+      <w:r>
+        <w:t xml:space="preserve">The LDT measured accuracy and response times.</w:t>
+      </w:r>
+      <w:r>
+        <w:t xml:space="preserve"> </w:t>
+      </w:r>
+      <w:r>
+        <w:t xml:space="preserve">The task was programmed in PsychoPy</w:t>
+      </w:r>
+      <w:r>
+        <w:t xml:space="preserve"> </w:t>
+      </w:r>
+      <w:r>
+        <w:t xml:space="preserve">(Peirce et al., 2019)</w:t>
+      </w:r>
+      <w:r>
+        <w:t xml:space="preserve"> </w:t>
+      </w:r>
+      <w:r>
+        <w:t xml:space="preserve">and delivered online via the Pavlovia platform.</w:t>
       </w:r>
     </w:p>
     <w:p>
@@ -313,87 +1386,177 @@
         <w:pStyle w:val="BodyText"/>
       </w:pPr>
       <w:r>
-        <w:t>The stimuli of the LDT included a total of 192 items, of which 96 were Spanish pseudowords, 48 were Spanish noncognates, 24 were double cognates (English-Spanish), and 24 were triple cognates (German-English-Spanish). The stimulus list can be found in Appendix A. All items had between 4 and 6 letters. Pseudowords were created using UniPseudo (New, Bourgin, Barra, &amp; Pallier, 2024) and were phonologically and orthographically legal constructions in Spanish. Real words were matched for lexical frequency, which was calculated using SUBTLEX-ESP (Cuetos, Glez-Nosti, Barbón, &amp; Brysbaert, 2011). Lexical frequency in noncognates (</w:t>
-      </w:r>
-      <w:r>
-        <w:rPr>
-          <w:i/>
-          <w:iCs/>
-        </w:rPr>
-        <w:t>M</w:t>
-      </w:r>
-      <w:r>
-        <w:t xml:space="preserve"> = , </w:t>
-      </w:r>
-      <w:r>
-        <w:rPr>
-          <w:i/>
-          <w:iCs/>
-        </w:rPr>
-        <w:t>SD</w:t>
-      </w:r>
-      <w:r>
-        <w:t xml:space="preserve"> = ), double cognates (</w:t>
-      </w:r>
-      <w:r>
-        <w:rPr>
-          <w:i/>
-          <w:iCs/>
-        </w:rPr>
-        <w:t>M</w:t>
-      </w:r>
-      <w:r>
-        <w:t xml:space="preserve"> = , </w:t>
-      </w:r>
-      <w:r>
-        <w:rPr>
-          <w:i/>
-          <w:iCs/>
-        </w:rPr>
-        <w:t>SD</w:t>
-      </w:r>
-      <w:r>
-        <w:t xml:space="preserve"> = ), and triple cognates (</w:t>
-      </w:r>
-      <w:r>
-        <w:rPr>
-          <w:i/>
-          <w:iCs/>
-        </w:rPr>
-        <w:t>M</w:t>
-      </w:r>
-      <w:r>
-        <w:t xml:space="preserve"> = , </w:t>
-      </w:r>
-      <w:r>
-        <w:rPr>
-          <w:i/>
-          <w:iCs/>
-        </w:rPr>
-        <w:t>SD</w:t>
-      </w:r>
-      <w:r>
-        <w:t xml:space="preserve"> = ) was not statistically different: </w:t>
-      </w:r>
-      <w:r>
-        <w:rPr>
-          <w:i/>
-          <w:iCs/>
-        </w:rPr>
-        <w:t>t</w:t>
-      </w:r>
-      <w:r>
-        <w:t xml:space="preserve">( ) = , </w:t>
-      </w:r>
-      <w:r>
-        <w:rPr>
-          <w:i/>
-          <w:iCs/>
-        </w:rPr>
-        <w:t>p</w:t>
-      </w:r>
-      <w:r>
-        <w:t xml:space="preserve"> = . </w:t>
+        <w:t xml:space="preserve">The stimuli of the LDT included a total of 192 items, of which 96 were Spanish pseudowords, 48 were Spanish noncognates, 24 were double cognates (English-Spanish), and 24 were triple cognates (German-English-Spanish).</w:t>
+      </w:r>
+      <w:r>
+        <w:t xml:space="preserve"> </w:t>
+      </w:r>
+      <w:r>
+        <w:t xml:space="preserve">The stimulus list can be found in Appendix A.</w:t>
+      </w:r>
+      <w:r>
+        <w:t xml:space="preserve"> </w:t>
+      </w:r>
+      <w:r>
+        <w:t xml:space="preserve">All items had between 4 and 6 letters.</w:t>
+      </w:r>
+      <w:r>
+        <w:t xml:space="preserve"> </w:t>
+      </w:r>
+      <w:r>
+        <w:t xml:space="preserve">Pseudowords were created using UniPseudo</w:t>
+      </w:r>
+      <w:r>
+        <w:t xml:space="preserve"> </w:t>
+      </w:r>
+      <w:r>
+        <w:t xml:space="preserve">(New, Bourgin, Barra, &amp; Pallier, 2024)</w:t>
+      </w:r>
+      <w:r>
+        <w:t xml:space="preserve"> </w:t>
+      </w:r>
+      <w:r>
+        <w:t xml:space="preserve">and were phonologically and orthographically legal constructions in Spanish.</w:t>
+      </w:r>
+      <w:r>
+        <w:t xml:space="preserve"> </w:t>
+      </w:r>
+      <w:r>
+        <w:t xml:space="preserve">Real words were matched for lexical frequency, which was calculated using SUBTLEX-ESP</w:t>
+      </w:r>
+      <w:r>
+        <w:t xml:space="preserve"> </w:t>
+      </w:r>
+      <w:r>
+        <w:t xml:space="preserve">(Cuetos, Glez-Nosti, Barbón, &amp; Brysbaert, 2011)</w:t>
+      </w:r>
+      <w:r>
+        <w:t xml:space="preserve">.</w:t>
+      </w:r>
+      <w:r>
+        <w:t xml:space="preserve"> </w:t>
+      </w:r>
+      <w:r>
+        <w:t xml:space="preserve">Lexical frequency in noncognates (</w:t>
+      </w:r>
+      <w:r>
+        <w:rPr>
+          <w:i/>
+          <w:iCs/>
+        </w:rPr>
+        <w:t xml:space="preserve">M</w:t>
+      </w:r>
+      <w:r>
+        <w:t xml:space="preserve"> </w:t>
+      </w:r>
+      <w:r>
+        <w:t xml:space="preserve">= ,</w:t>
+      </w:r>
+      <w:r>
+        <w:t xml:space="preserve"> </w:t>
+      </w:r>
+      <w:r>
+        <w:rPr>
+          <w:i/>
+          <w:iCs/>
+        </w:rPr>
+        <w:t xml:space="preserve">SD</w:t>
+      </w:r>
+      <w:r>
+        <w:t xml:space="preserve"> </w:t>
+      </w:r>
+      <w:r>
+        <w:t xml:space="preserve">= ), double cognates (</w:t>
+      </w:r>
+      <w:r>
+        <w:rPr>
+          <w:i/>
+          <w:iCs/>
+        </w:rPr>
+        <w:t xml:space="preserve">M</w:t>
+      </w:r>
+      <w:r>
+        <w:t xml:space="preserve"> </w:t>
+      </w:r>
+      <w:r>
+        <w:t xml:space="preserve">= ,</w:t>
+      </w:r>
+      <w:r>
+        <w:t xml:space="preserve"> </w:t>
+      </w:r>
+      <w:r>
+        <w:rPr>
+          <w:i/>
+          <w:iCs/>
+        </w:rPr>
+        <w:t xml:space="preserve">SD</w:t>
+      </w:r>
+      <w:r>
+        <w:t xml:space="preserve"> </w:t>
+      </w:r>
+      <w:r>
+        <w:t xml:space="preserve">= ), and triple cognates (</w:t>
+      </w:r>
+      <w:r>
+        <w:rPr>
+          <w:i/>
+          <w:iCs/>
+        </w:rPr>
+        <w:t xml:space="preserve">M</w:t>
+      </w:r>
+      <w:r>
+        <w:t xml:space="preserve"> </w:t>
+      </w:r>
+      <w:r>
+        <w:t xml:space="preserve">= ,</w:t>
+      </w:r>
+      <w:r>
+        <w:t xml:space="preserve"> </w:t>
+      </w:r>
+      <w:r>
+        <w:rPr>
+          <w:i/>
+          <w:iCs/>
+        </w:rPr>
+        <w:t xml:space="preserve">SD</w:t>
+      </w:r>
+      <w:r>
+        <w:t xml:space="preserve"> </w:t>
+      </w:r>
+      <w:r>
+        <w:t xml:space="preserve">= ) was not statistically different:</w:t>
+      </w:r>
+      <w:r>
+        <w:t xml:space="preserve"> </w:t>
+      </w:r>
+      <w:r>
+        <w:rPr>
+          <w:i/>
+          <w:iCs/>
+        </w:rPr>
+        <w:t xml:space="preserve">t</w:t>
+      </w:r>
+      <w:r>
+        <w:t xml:space="preserve">( ) = ,</w:t>
+      </w:r>
+      <w:r>
+        <w:t xml:space="preserve"> </w:t>
+      </w:r>
+      <w:r>
+        <w:rPr>
+          <w:i/>
+          <w:iCs/>
+        </w:rPr>
+        <w:t xml:space="preserve">p</w:t>
+      </w:r>
+      <w:r>
+        <w:t xml:space="preserve"> </w:t>
+      </w:r>
+      <w:r>
+        <w:t xml:space="preserve">= .</w:t>
+      </w:r>
+      <w:r>
+        <w:t xml:space="preserve"> </w:t>
       </w:r>
     </w:p>
     <w:p>
@@ -401,18 +1564,26 @@
         <w:pStyle w:val="BodyText"/>
       </w:pPr>
       <w:r>
-        <w:t>Double and triple cognates were orthographically identical. (Describe how orthographic and phonological overlap were calculated. Report ranges and means with Sd for each word type. Report t-tests for phonological overlap?)</w:t>
-      </w:r>
-    </w:p>
+        <w:t xml:space="preserve">Double and triple cognates were orthographically identical.</w:t>
+      </w:r>
+      <w:r>
+        <w:t xml:space="preserve"> </w:t>
+      </w:r>
+      <w:r>
+        <w:t xml:space="preserve"> </w:t>
+      </w:r>
+      <w:r>
+        <w:t xml:space="preserve">(Describe how orthographic and phonological overlap were calculated. Report ranges and means with Sd for each word type. Report t-tests for phonological overlap?)</w:t>
+      </w:r>
+    </w:p>
+    <w:bookmarkEnd w:id="27"/>
+    <w:bookmarkStart w:id="28" w:name="proficiency-tests"/>
     <w:p>
       <w:pPr>
         <w:pStyle w:val="Heading3"/>
       </w:pPr>
-      <w:bookmarkStart w:id="10" w:name="proficiency-tests"/>
-      <w:bookmarkEnd w:id="9"/>
-      <w:r>
-        <w:lastRenderedPageBreak/>
-        <w:t>Proficiency Tests</w:t>
+      <w:r>
+        <w:t xml:space="preserve">Proficiency Tests</w:t>
       </w:r>
     </w:p>
     <w:p>
@@ -420,17 +1591,77 @@
         <w:pStyle w:val="FirstParagraph"/>
       </w:pPr>
       <w:r>
-        <w:t xml:space="preserve">Participants completed two tests which provided a proxy of language proficiency based on vocabulary size. English proficiency was measured using the Lexical Test for Advanced Learners of English (LexTALE, Lemhöfer &amp; Broersma, 2012). The LexTALE is a widely used test that measures vocabulary knowledge via a lexical decision task. The test includes 60 items, of which 40 are real words and 20 are pseudowords. The real words include 15 nouns, 12 adjectives, 1 verb, 2 verb participles, 2 adverbs, and 8 items whose form is shared between verbs and nouns (e.g., </w:t>
-      </w:r>
-      <w:r>
-        <w:rPr>
-          <w:i/>
-          <w:iCs/>
-        </w:rPr>
-        <w:t>dispatch</w:t>
-      </w:r>
-      <w:r>
-        <w:t>). The pseudowords follow the orthographic and phonological rules of English and were designed by changing letters and/or morphemes in real words. All the test items are between 4 and 12 letters long. Scoring is based only on accuracy, and scores range from 0 to 100. Typically, the LexTALE is completed in no longer than four minutes.</w:t>
+        <w:t xml:space="preserve">Participants completed two tests which provided a proxy of language proficiency based on vocabulary size.</w:t>
+      </w:r>
+      <w:r>
+        <w:t xml:space="preserve"> </w:t>
+      </w:r>
+      <w:r>
+        <w:t xml:space="preserve">English proficiency was measured using the Lexical Test for Advanced Learners of English</w:t>
+      </w:r>
+      <w:r>
+        <w:t xml:space="preserve"> </w:t>
+      </w:r>
+      <w:r>
+        <w:t xml:space="preserve">(LexTALE, Lemhöfer &amp; Broersma, 2012)</w:t>
+      </w:r>
+      <w:r>
+        <w:t xml:space="preserve">.</w:t>
+      </w:r>
+      <w:r>
+        <w:t xml:space="preserve"> </w:t>
+      </w:r>
+      <w:r>
+        <w:t xml:space="preserve">The LexTALE is a widely used test that measures vocabulary knowledge via a lexical decision task.</w:t>
+      </w:r>
+      <w:r>
+        <w:t xml:space="preserve"> </w:t>
+      </w:r>
+      <w:r>
+        <w:t xml:space="preserve">The test includes 60 items, of which 40 are real words and 20 are pseudowords.</w:t>
+      </w:r>
+      <w:r>
+        <w:t xml:space="preserve"> </w:t>
+      </w:r>
+      <w:r>
+        <w:t xml:space="preserve">The real words include 15 nouns, 12 adjectives, 1 verb, 2 verb participles, 2 adverbs, and 8 items whose form is shared between verbs and nouns (e.g.,</w:t>
+      </w:r>
+      <w:r>
+        <w:t xml:space="preserve"> </w:t>
+      </w:r>
+      <w:r>
+        <w:rPr>
+          <w:i/>
+          <w:iCs/>
+        </w:rPr>
+        <w:t xml:space="preserve">dispatch</w:t>
+      </w:r>
+      <w:r>
+        <w:t xml:space="preserve">).</w:t>
+      </w:r>
+      <w:r>
+        <w:t xml:space="preserve"> </w:t>
+      </w:r>
+      <w:r>
+        <w:t xml:space="preserve">The pseudowords follow the orthographic and phonological rules of English and were designed by changing letters and/or morphemes in real words.</w:t>
+      </w:r>
+      <w:r>
+        <w:t xml:space="preserve"> </w:t>
+      </w:r>
+      <w:r>
+        <w:t xml:space="preserve">All the test items are between 4 and 12 letters long.</w:t>
+      </w:r>
+      <w:r>
+        <w:t xml:space="preserve"> </w:t>
+      </w:r>
+      <w:r>
+        <w:t xml:space="preserve">Scoring is based only on accuracy, and scores range from 0 to 100.</w:t>
+      </w:r>
+      <w:r>
+        <w:t xml:space="preserve"> </w:t>
+      </w:r>
+      <w:r>
+        <w:t xml:space="preserve">Typically, the LexTALE is completed in no longer than four minutes.</w:t>
       </w:r>
     </w:p>
     <w:p>
@@ -438,18 +1669,69 @@
         <w:pStyle w:val="BodyText"/>
       </w:pPr>
       <w:r>
-        <w:t>Spanish proficiency was assessed using the LexTALE-ESP (Izura, Cuetos, &amp; Brysbaert, 2014), which follows closely the design of the LexTALE but differs in some aspects. The LexTALE-ESP has 90 items, of which 60 are real words and 30 are pseudowords. The lexical frequency of the real words ranges from very high to very low. The pseudowords are orthographically and phonologically legal constructions with similar endings to Spanish words from different syntactic categories. All items are about 6.6 letters long on average. Scoring is based on accuracy, and incorrect responses are penalized. Scores range from -20 to 60. This test usually takes less than five minutes to complete.</w:t>
-      </w:r>
-    </w:p>
+        <w:t xml:space="preserve">Spanish proficiency was assessed using the LexTALE-ESP</w:t>
+      </w:r>
+      <w:r>
+        <w:t xml:space="preserve"> </w:t>
+      </w:r>
+      <w:r>
+        <w:t xml:space="preserve">(Izura, Cuetos, &amp; Brysbaert, 2014)</w:t>
+      </w:r>
+      <w:r>
+        <w:t xml:space="preserve">, which follows closely the design of the LexTALE but differs in some aspects.</w:t>
+      </w:r>
+      <w:r>
+        <w:t xml:space="preserve"> </w:t>
+      </w:r>
+      <w:r>
+        <w:t xml:space="preserve">The LexTALE-ESP has 90 items, of which 60 are real words and 30 are pseudowords.</w:t>
+      </w:r>
+      <w:r>
+        <w:t xml:space="preserve"> </w:t>
+      </w:r>
+      <w:r>
+        <w:t xml:space="preserve">The lexical frequency of the real words ranges from very high to very low.</w:t>
+      </w:r>
+      <w:r>
+        <w:t xml:space="preserve"> </w:t>
+      </w:r>
+      <w:r>
+        <w:t xml:space="preserve">The pseudowords are orthographically and phonologically legal constructions with similar endings to Spanish words from different syntactic categories.</w:t>
+      </w:r>
+      <w:r>
+        <w:t xml:space="preserve"> </w:t>
+      </w:r>
+      <w:r>
+        <w:t xml:space="preserve">All items are about 6.6 letters long on average.</w:t>
+      </w:r>
+      <w:r>
+        <w:t xml:space="preserve"> </w:t>
+      </w:r>
+      <w:r>
+        <w:t xml:space="preserve">Scoring is based on accuracy, and incorrect responses are penalized.</w:t>
+      </w:r>
+      <w:r>
+        <w:t xml:space="preserve"> </w:t>
+      </w:r>
+      <w:r>
+        <w:t xml:space="preserve">Scores range from -20 to 60.</w:t>
+      </w:r>
+      <w:r>
+        <w:t xml:space="preserve"> </w:t>
+      </w:r>
+      <w:r>
+        <w:t xml:space="preserve">This test usually takes less than five minutes to complete.</w:t>
+      </w:r>
+    </w:p>
+    <w:bookmarkEnd w:id="28"/>
+    <w:bookmarkEnd w:id="29"/>
+    <w:bookmarkStart w:id="30" w:name="data-analysis"/>
     <w:p>
       <w:pPr>
         <w:pStyle w:val="Heading2"/>
       </w:pPr>
-      <w:bookmarkStart w:id="11" w:name="data-analysis"/>
-      <w:bookmarkEnd w:id="8"/>
-      <w:bookmarkEnd w:id="10"/>
-      <w:r>
-        <w:t>Data Analysis</w:t>
+      <w:r>
+        <w:t xml:space="preserve">Data Analysis</w:t>
       </w:r>
     </w:p>
     <w:p>
@@ -457,19 +1739,18 @@
         <w:pStyle w:val="FirstParagraph"/>
       </w:pPr>
       <w:r>
-        <w:t>Describe data analysis.</w:t>
-      </w:r>
-    </w:p>
+        <w:t xml:space="preserve">Describe data analysis.</w:t>
+      </w:r>
+    </w:p>
+    <w:bookmarkEnd w:id="30"/>
+    <w:bookmarkEnd w:id="31"/>
+    <w:bookmarkStart w:id="32" w:name="results"/>
     <w:p>
       <w:pPr>
         <w:pStyle w:val="Heading1"/>
       </w:pPr>
-      <w:bookmarkStart w:id="12" w:name="results"/>
-      <w:bookmarkEnd w:id="6"/>
-      <w:bookmarkEnd w:id="11"/>
-      <w:r>
-        <w:lastRenderedPageBreak/>
-        <w:t>Results</w:t>
+      <w:r>
+        <w:t xml:space="preserve">Results</w:t>
       </w:r>
     </w:p>
     <w:p>
@@ -477,17 +1758,17 @@
         <w:pStyle w:val="FirstParagraph"/>
       </w:pPr>
       <w:r>
-        <w:t>Report results (RT and accuracy? Was the analysis done only on correct responses? Accuracy might give us further info)</w:t>
-      </w:r>
-    </w:p>
+        <w:t xml:space="preserve">Report results (RT and accuracy? Was the RT analysis done only on correct responses? Accuracy might give us further info)</w:t>
+      </w:r>
+    </w:p>
+    <w:bookmarkEnd w:id="32"/>
+    <w:bookmarkStart w:id="35" w:name="discussion"/>
     <w:p>
       <w:pPr>
         <w:pStyle w:val="Heading1"/>
       </w:pPr>
-      <w:bookmarkStart w:id="13" w:name="discussion"/>
-      <w:bookmarkEnd w:id="12"/>
-      <w:r>
-        <w:t>Discussion</w:t>
+      <w:r>
+        <w:t xml:space="preserve">Discussion</w:t>
       </w:r>
     </w:p>
     <w:p>
@@ -495,16 +1776,52 @@
         <w:pStyle w:val="FirstParagraph"/>
       </w:pPr>
       <w:r>
-        <w:t>The present study investigated the role of cross-linguistic similarity in L3 lexical processing. It examined whether cognate facilitation effects accumulate across three languages in multilingual individuals (L1 German, L2 English, L3 Spanish) by comparing the processing of double cognates (English-Spanish) and triple cognates (German-English-Spanish) in a visual lexical decision task in Spanish. In addition, the study analyzed how L2 and L3 proficiency modulate cognate effects in L3 lexical processing. Results revealed an overall cognate facilitation effect, where double and triple cognates were recognized faster than noncognates. However, the results showed no compelling evidence of a cumulative cognate facilitation effect as response times for double and triple cognates did not differ. Notably, while there was no clear evidence that L2 and L3 proficiency modulate L3 lexical processing, the cognate facilitation effect was slightly stronger in participants with higher Spanish proficiency. Below, we discuss the results in light of previous empirical findings and existing theoretical models of cross-linguistic influence, particularly those addressing cumulative and selective transfer in multilingual lexical processing.</w:t>
-      </w:r>
-    </w:p>
+        <w:t xml:space="preserve">The present study investigated the role of cross-linguistic similarity in L3 lexical processing.</w:t>
+      </w:r>
+      <w:r>
+        <w:t xml:space="preserve"> </w:t>
+      </w:r>
+      <w:r>
+        <w:t xml:space="preserve">It examined whether cognate facilitation effects accumulate across three languages in multilingual individuals (L1 German, L2 English, L3 Spanish) by comparing the processing of double cognates (English-Spanish) and triple cognates (German-English-Spanish) in a visual lexical decision task in Spanish.</w:t>
+      </w:r>
+      <w:r>
+        <w:t xml:space="preserve"> </w:t>
+      </w:r>
+      <w:r>
+        <w:t xml:space="preserve">In addition, the study analyzed how L2 and L3 proficiency modulate cognate effects in L3 lexical processing.</w:t>
+      </w:r>
+      <w:r>
+        <w:t xml:space="preserve"> </w:t>
+      </w:r>
+      <w:r>
+        <w:t xml:space="preserve">Results revealed an overall cognate facilitation effect, where double and triple cognates were recognized faster than noncognates.</w:t>
+      </w:r>
+      <w:r>
+        <w:t xml:space="preserve"> </w:t>
+      </w:r>
+      <w:r>
+        <w:t xml:space="preserve">However, the results showed no compelling evidence of a cumulative cognate facilitation effect as response times for double and triple cognates did not differ.</w:t>
+      </w:r>
+      <w:r>
+        <w:t xml:space="preserve"> </w:t>
+      </w:r>
+      <w:r>
+        <w:t xml:space="preserve">Notably, while there was no clear evidence that L2 and L3 proficiency modulate L3 lexical processing, the cognate facilitation effect was slightly stronger in participants with higher Spanish proficiency.</w:t>
+      </w:r>
+      <w:r>
+        <w:t xml:space="preserve"> </w:t>
+      </w:r>
+      <w:r>
+        <w:t xml:space="preserve">Below, we discuss the results in light of previous empirical findings and existing theoretical models of cross-linguistic influence, particularly those addressing cumulative and selective transfer in multilingual lexical processing.</w:t>
+      </w:r>
+    </w:p>
+    <w:bookmarkStart w:id="33" w:name="cognate-effects-in-l3-lexical-processing"/>
     <w:p>
       <w:pPr>
         <w:pStyle w:val="Heading2"/>
       </w:pPr>
-      <w:bookmarkStart w:id="14" w:name="cognate-effects-in-l3-lexical-processing"/>
-      <w:r>
-        <w:t>Cognate Effects in L3 Lexical Processing</w:t>
+      <w:r>
+        <w:t xml:space="preserve">Cognate Effects in L3 Lexical Processing</w:t>
       </w:r>
     </w:p>
     <w:p>
@@ -512,11 +1829,73 @@
         <w:pStyle w:val="FirstParagraph"/>
       </w:pPr>
       <w:r>
-        <w:t xml:space="preserve">Our first research question asked whether German-English-Spanish trilinguals process triple cognates faster than double cognates. Given the mixed findings in the literature, we formulated two working hypotheses. Based on the Accumulation model (Bartolotti &amp; Marian, 2017) and evidence from previous studies (e.g., De Angelis, 2007; Foryś-Nogala et al., 2026; Lemhöfer et </w:t>
-      </w:r>
-      <w:r>
-        <w:lastRenderedPageBreak/>
-        <w:t>al., 2004; Poarch &amp; Hell, 2014; Szubko-Sitarek, 2011), we hypothesized that trilinguals would process triple cognates faster than double cognates, indicating an additive advantage for lexical items that have increased cross-linguistic similarity. On the other hand, following the Scaffolding model (Bartolotti &amp; Marian, 2017) and supporting evidence (e.g., Bartolotti &amp; Marian, 2017; De Angelis, 2007; Engemann &amp; Radetzky, 2024; Lijewska, 2023; Lijewska &amp; Louw, 2025), we also hypothesized that trilinguals would process triple and double cognates similarly, suggesting that overlapping with more than one previously acquired language does not have an additive advantage for L3 lexical processing. Our results supported our second hypothesis as there were no differences in response times for triple and double cognates.</w:t>
+        <w:t xml:space="preserve">Our first research question asked whether German-English-Spanish trilinguals process triple cognates faster than double cognates.</w:t>
+      </w:r>
+      <w:r>
+        <w:t xml:space="preserve"> </w:t>
+      </w:r>
+      <w:r>
+        <w:t xml:space="preserve">Given the mixed findings in the literature, we formulated two working hypotheses.</w:t>
+      </w:r>
+      <w:r>
+        <w:t xml:space="preserve"> </w:t>
+      </w:r>
+      <w:r>
+        <w:t xml:space="preserve">Based on the Accumulation model</w:t>
+      </w:r>
+      <w:r>
+        <w:t xml:space="preserve"> </w:t>
+      </w:r>
+      <w:r>
+        <w:t xml:space="preserve">(Bartolotti &amp; Marian, 2017)</w:t>
+      </w:r>
+      <w:r>
+        <w:t xml:space="preserve"> </w:t>
+      </w:r>
+      <w:r>
+        <w:t xml:space="preserve">and evidence from previous studies</w:t>
+      </w:r>
+      <w:r>
+        <w:t xml:space="preserve"> </w:t>
+      </w:r>
+      <w:r>
+        <w:t xml:space="preserve">(e.g., De Angelis, 2007; Foryś-Nogala et al., 2026; Lemhöfer et al., 2004; Poarch &amp; Hell, 2014; Szubko-Sitarek, 2011)</w:t>
+      </w:r>
+      <w:r>
+        <w:t xml:space="preserve">, we hypothesized that trilinguals would process triple cognates faster than double cognates, indicating an additive advantage for lexical items that have increased cross-linguistic similarity.</w:t>
+      </w:r>
+      <w:r>
+        <w:t xml:space="preserve"> </w:t>
+      </w:r>
+      <w:r>
+        <w:t xml:space="preserve">On the other hand, following the Scaffolding model</w:t>
+      </w:r>
+      <w:r>
+        <w:t xml:space="preserve"> </w:t>
+      </w:r>
+      <w:r>
+        <w:t xml:space="preserve">(Bartolotti &amp; Marian, 2017)</w:t>
+      </w:r>
+      <w:r>
+        <w:t xml:space="preserve"> </w:t>
+      </w:r>
+      <w:r>
+        <w:t xml:space="preserve">and supporting evidence</w:t>
+      </w:r>
+      <w:r>
+        <w:t xml:space="preserve"> </w:t>
+      </w:r>
+      <w:r>
+        <w:t xml:space="preserve">(e.g., Bartolotti &amp; Marian, 2017; De Angelis, 2007; Engemann &amp; Radetzky, 2024; Lijewska, 2023; Lijewska &amp; Louw, 2025)</w:t>
+      </w:r>
+      <w:r>
+        <w:t xml:space="preserve">, we also hypothesized that trilinguals would process triple and double cognates similarly, suggesting that overlapping with more than one previously acquired language does not have an additive advantage for L3 lexical processing.</w:t>
+      </w:r>
+      <w:r>
+        <w:t xml:space="preserve"> </w:t>
+      </w:r>
+      <w:r>
+        <w:t xml:space="preserve">Our results supported our second hypothesis as there were no differences in response times for triple and double cognates.</w:t>
       </w:r>
     </w:p>
     <w:p>
@@ -524,17 +1903,177 @@
         <w:pStyle w:val="BodyText"/>
       </w:pPr>
       <w:r>
-        <w:t>Continue…</w:t>
-      </w:r>
-    </w:p>
+        <w:t xml:space="preserve">As both double and triple cognates yielded faster responses than noncognates, the findings provide clear evidence for a robust cognate facilitation effect in L3 lexical processing.</w:t>
+      </w:r>
+      <w:r>
+        <w:t xml:space="preserve"> </w:t>
+      </w:r>
+      <w:r>
+        <w:t xml:space="preserve">The observed pattern is consistent with models of non-selective lexical access that posit that lexical representations from all previously acquired languages are co-activated during word recognition</w:t>
+      </w:r>
+      <w:r>
+        <w:t xml:space="preserve"> </w:t>
+      </w:r>
+      <w:r>
+        <w:t xml:space="preserve">(Dijkstra et al., 2018; Dijkstra &amp; Van Heuven, 2002)</w:t>
+      </w:r>
+      <w:r>
+        <w:t xml:space="preserve">.</w:t>
+      </w:r>
+      <w:r>
+        <w:t xml:space="preserve"> </w:t>
+      </w:r>
+      <w:r>
+        <w:t xml:space="preserve">Cross-linguistic form overlap facilitates processing by increasing activation within an interconnected lexical network regardless of whether the overlap occurs between two or three languages.</w:t>
+      </w:r>
+      <w:r>
+        <w:t xml:space="preserve"> </w:t>
+      </w:r>
+      <w:r>
+        <w:t xml:space="preserve">Indeed, our results indicate that even partial cross-linguistic overlap is sufficient to trigger co-activation, which supports the Scaffolding model</w:t>
+      </w:r>
+      <w:r>
+        <w:t xml:space="preserve"> </w:t>
+      </w:r>
+      <w:r>
+        <w:t xml:space="preserve">(Bartolotti &amp; Marian, 2017)</w:t>
+      </w:r>
+      <w:r>
+        <w:t xml:space="preserve">, where lexical benefits happen when a L3 word overlaps with at least one of the previously acquired languages, and the Parasitic Model</w:t>
+      </w:r>
+      <w:r>
+        <w:t xml:space="preserve"> </w:t>
+      </w:r>
+      <w:r>
+        <w:t xml:space="preserve">(Ecke, 2015)</w:t>
+      </w:r>
+      <w:r>
+        <w:t xml:space="preserve">, where L3 learning is enhanced when a word attaches to a L1 or L2 host.</w:t>
+      </w:r>
+    </w:p>
+    <w:p>
+      <w:pPr>
+        <w:pStyle w:val="BodyText"/>
+      </w:pPr>
+      <w:r>
+        <w:t xml:space="preserve">Crucially, the results revealed no compelling evidence of a cumulative cognate facilitation effect.</w:t>
+      </w:r>
+      <w:r>
+        <w:t xml:space="preserve"> </w:t>
+      </w:r>
+      <w:r>
+        <w:t xml:space="preserve">The findings are in line with previous studies that found no cumulative benefits</w:t>
+      </w:r>
+      <w:r>
+        <w:t xml:space="preserve"> </w:t>
+      </w:r>
+      <w:r>
+        <w:t xml:space="preserve">(e.g., Bartolotti &amp; Marian, 2017; Engemann &amp; Radetzky, 2024; Lijewska, 2023; Lijewska &amp; Louw, 2025)</w:t>
+      </w:r>
+      <w:r>
+        <w:t xml:space="preserve"> </w:t>
+      </w:r>
+      <w:r>
+        <w:t xml:space="preserve">and challenge cumulative transfer accounts like the Accumulation model</w:t>
+      </w:r>
+      <w:r>
+        <w:t xml:space="preserve"> </w:t>
+      </w:r>
+      <w:r>
+        <w:t xml:space="preserve">(Bartolotti &amp; Marian, 2017)</w:t>
+      </w:r>
+      <w:r>
+        <w:t xml:space="preserve">, which predict additive facilitation when cross-linguistic overlap happens across multiple languages.</w:t>
+      </w:r>
+      <w:r>
+        <w:t xml:space="preserve"> </w:t>
+      </w:r>
+      <w:r>
+        <w:t xml:space="preserve">The absence of a processing advantage for triple cognates suggests that lexical activation may reach a plateau once a certain threshold of cross-linguistic similarity is perceived.</w:t>
+      </w:r>
+      <w:r>
+        <w:t xml:space="preserve"> </w:t>
+      </w:r>
+      <w:r>
+        <w:t xml:space="preserve">Beyond this threshold, overlap with an additional language does not produce further facilitation, suggesting that the contribution of multiple languages is not strictly additive but subject to processing efficiency, competition of activated representations, among other factors.</w:t>
+      </w:r>
+    </w:p>
+    <w:p>
+      <w:pPr>
+        <w:pStyle w:val="BodyText"/>
+      </w:pPr>
+      <w:r>
+        <w:t xml:space="preserve">One possible explanation for the present findings concerns the L2-status factor</w:t>
+      </w:r>
+      <w:r>
+        <w:t xml:space="preserve"> </w:t>
+      </w:r>
+      <w:r>
+        <w:t xml:space="preserve">(Bardel &amp; Falk, 2007, 2012)</w:t>
+      </w:r>
+      <w:r>
+        <w:t xml:space="preserve">, which argues that the L2 is the primary source of transfer in L3 acquisition and may override the L1 in many cases.</w:t>
+      </w:r>
+      <w:r>
+        <w:t xml:space="preserve"> </w:t>
+      </w:r>
+      <w:r>
+        <w:t xml:space="preserve">Due to similarities in the context of L2 and L3 learning, there is a higher degree of cognitive similarity between the L2 and the L3 than between the L1 and the L3, which may explain why additional overlap with the L1 did not cause a stronger facilitation effect than overlap with the L2.</w:t>
+      </w:r>
+      <w:r>
+        <w:t xml:space="preserve"> </w:t>
+      </w:r>
+      <w:r>
+        <w:t xml:space="preserve">Moreover, we can also explain the results in terms of psychotypology</w:t>
+      </w:r>
+      <w:r>
+        <w:t xml:space="preserve"> </w:t>
+      </w:r>
+      <w:r>
+        <w:t xml:space="preserve">(Kellerman, 1983)</w:t>
+      </w:r>
+      <w:r>
+        <w:t xml:space="preserve"> </w:t>
+      </w:r>
+      <w:r>
+        <w:t xml:space="preserve">and typological proximity accounts</w:t>
+      </w:r>
+      <w:r>
+        <w:t xml:space="preserve"> </w:t>
+      </w:r>
+      <w:r>
+        <w:t xml:space="preserve">(Rothman, 2011, 2013, 2015)</w:t>
+      </w:r>
+      <w:r>
+        <w:t xml:space="preserve">, which suggest that language proximity affects cross-linguistic influence, with more similar languages producing stronger influence.</w:t>
+      </w:r>
+      <w:r>
+        <w:t xml:space="preserve"> </w:t>
+      </w:r>
+      <w:r>
+        <w:t xml:space="preserve">In the present study, given that English and Spanish share substantial orthographic and lexical similarity, it is plausible that L2 English serves as a primary source of influence in L3 word recognition, while the influence of L1 German may be less engaged.</w:t>
+      </w:r>
+    </w:p>
+    <w:p>
+      <w:pPr>
+        <w:pStyle w:val="BodyText"/>
+      </w:pPr>
+      <w:r>
+        <w:rPr>
+          <w:b/>
+          <w:bCs/>
+        </w:rPr>
+        <w:t xml:space="preserve">Need a closing paragraph here.</w:t>
+      </w:r>
+    </w:p>
+    <w:bookmarkEnd w:id="33"/>
+    <w:bookmarkStart w:id="34" w:name="the-role-of-l2-and-l3-proficiency"/>
     <w:p>
       <w:pPr>
         <w:pStyle w:val="Heading2"/>
       </w:pPr>
-      <w:bookmarkStart w:id="15" w:name="the-role-of-l2-and-l3-proficiency"/>
-      <w:bookmarkEnd w:id="14"/>
-      <w:r>
-        <w:t>The Role of L2 and L3 Proficiency</w:t>
+      <w:r>
+        <w:t xml:space="preserve">The Role of L2 and L3 Proficiency</w:t>
       </w:r>
     </w:p>
     <w:p>
@@ -542,7 +2081,147 @@
         <w:pStyle w:val="FirstParagraph"/>
       </w:pPr>
       <w:r>
-        <w:t>The second research question asked whether L2 and L3 proficiency modulate L3 cognate processing. Following previous findings (e.g., Lemhöfer et al., 2004; Poarch &amp; Hell, 2014; Szubko-Sitarek, 2011), we predicted that higher L2 and L3 proficiency would facilitate L3 cognate processing. However, the data did not show a positive association between higher proficiency and cognate facilitation. Continue…</w:t>
+        <w:t xml:space="preserve">The second research question asked whether L2 and L3 proficiency modulate L3 cognate processing.</w:t>
+      </w:r>
+      <w:r>
+        <w:t xml:space="preserve"> </w:t>
+      </w:r>
+      <w:r>
+        <w:t xml:space="preserve">Following previous findings</w:t>
+      </w:r>
+      <w:r>
+        <w:t xml:space="preserve"> </w:t>
+      </w:r>
+      <w:r>
+        <w:t xml:space="preserve">(e.g., Lemhöfer et al., 2004; Poarch &amp; Hell, 2014; Szubko-Sitarek, 2011)</w:t>
+      </w:r>
+      <w:r>
+        <w:t xml:space="preserve">, we predicted that higher L2 and L3 proficiency would facilitate L3 cognate processing.</w:t>
+      </w:r>
+      <w:r>
+        <w:t xml:space="preserve"> </w:t>
+      </w:r>
+      <w:r>
+        <w:t xml:space="preserve">However, the data did not show a positive association between higher proficiency and cognate facilitation.</w:t>
+      </w:r>
+      <w:r>
+        <w:t xml:space="preserve"> </w:t>
+      </w:r>
+      <w:r>
+        <w:t xml:space="preserve">The observed cognate facilitation effect was robust and not strongly modulated by either L2 or L3 proficiency.</w:t>
+      </w:r>
+      <w:r>
+        <w:t xml:space="preserve"> </w:t>
+      </w:r>
+      <w:r>
+        <w:t xml:space="preserve">There was a tendency for participants with higher Spanish proficiency to exhibit slightly stronger cognate facilitation, which may suggest that while cross-linguistic activation operates across proficiency levels, increased L3 proficiency may enhance the strength with which lexical representations are co-activated in L3 processing.</w:t>
+      </w:r>
+      <w:r>
+        <w:t xml:space="preserve"> </w:t>
+      </w:r>
+      <w:r>
+        <w:t xml:space="preserve">L2 and L3 proficiency did not determine whether facilitation occurred, but L3 proficiency may affect the extent of this effect.</w:t>
+      </w:r>
+      <w:r>
+        <w:t xml:space="preserve"> </w:t>
+      </w:r>
+      <w:r>
+        <w:t xml:space="preserve">After a certain level of proficiency, L3 lexical representations may consolidate and become more integrated into the broader multilingual system, enhancing the processing advantage for cognates</w:t>
+      </w:r>
+      <w:r>
+        <w:t xml:space="preserve"> </w:t>
+      </w:r>
+      <w:r>
+        <w:t xml:space="preserve">(Lemhöfer et al., 2004; Poarch &amp; Hell, 2014; Szubko-Sitarek, 2011)</w:t>
+      </w:r>
+      <w:r>
+        <w:t xml:space="preserve">.</w:t>
+      </w:r>
+    </w:p>
+    <w:p>
+      <w:pPr>
+        <w:pStyle w:val="BodyText"/>
+      </w:pPr>
+      <w:r>
+        <w:t xml:space="preserve">In contrast, the lack of a clear effect of L2 proficiency may suggest that L2 English may have reached the necessary level of entrenchment to support cross-linguistic activation.</w:t>
+      </w:r>
+      <w:r>
+        <w:t xml:space="preserve"> </w:t>
+      </w:r>
+      <w:r>
+        <w:t xml:space="preserve">Once a certain threshold is attained, additional increases may not substantially influence L3 lexical processing, indicating that the role of the L2 in L3 lexical processing may be categorical.</w:t>
+      </w:r>
+      <w:r>
+        <w:t xml:space="preserve"> </w:t>
+      </w:r>
+      <w:r>
+        <w:t xml:space="preserve">That is, L2 influence is either present or absent depending on whether it is sufficiently activated withtin the multilingual system.</w:t>
+      </w:r>
+      <w:r>
+        <w:t xml:space="preserve"> </w:t>
+      </w:r>
+    </w:p>
+    <w:p>
+      <w:pPr>
+        <w:pStyle w:val="BodyText"/>
+      </w:pPr>
+      <w:r>
+        <w:t xml:space="preserve">Taken together, these findings have important implications for models of multilingual lexical processing.</w:t>
+      </w:r>
+      <w:r>
+        <w:t xml:space="preserve"> </w:t>
+      </w:r>
+      <w:r>
+        <w:t xml:space="preserve">On the one hand, the presence of cognate facilitation supports models that assume non-selective access and parallel activation across languages.</w:t>
+      </w:r>
+      <w:r>
+        <w:t xml:space="preserve"> </w:t>
+      </w:r>
+      <w:r>
+        <w:t xml:space="preserve">On the other hand, the absence of cumulative effects and the limited role of proficiency challenge models that predict additive contributions from multiple languages or strong modulation by proficiency alone.</w:t>
+      </w:r>
+      <w:r>
+        <w:t xml:space="preserve"> </w:t>
+      </w:r>
+      <w:r>
+        <w:t xml:space="preserve">Instead, the present results point toward a more nuanced view in which cross-linguistic activation is shaped by an interaction of factors, including language dominance, typological similarity, and task demands.</w:t>
+      </w:r>
+      <w:r>
+        <w:t xml:space="preserve"> </w:t>
+      </w:r>
+      <w:r>
+        <w:t xml:space="preserve">Finally, it is worth noting that individual variability in multilingual experience may further modulate these effects.</w:t>
+      </w:r>
+      <w:r>
+        <w:t xml:space="preserve"> </w:t>
+      </w:r>
+      <w:r>
+        <w:t xml:space="preserve">Factors such as frequency of language use, context of acquisition, and patterns of language switching could influence the extent to which different languages are co-activated during processing.</w:t>
+      </w:r>
+      <w:r>
+        <w:t xml:space="preserve"> </w:t>
+      </w:r>
+      <w:r>
+        <w:t xml:space="preserve">Although such variables were not directly examined in the present study, they represent promising avenues for future research.</w:t>
+      </w:r>
+    </w:p>
+    <w:bookmarkEnd w:id="34"/>
+    <w:bookmarkEnd w:id="35"/>
+    <w:bookmarkStart w:id="36" w:name="conclusion"/>
+    <w:p>
+      <w:pPr>
+        <w:pStyle w:val="Heading1"/>
+      </w:pPr>
+      <w:r>
+        <w:t xml:space="preserve">Conclusion</w:t>
+      </w:r>
+    </w:p>
+    <w:p>
+      <w:pPr>
+        <w:pStyle w:val="FirstParagraph"/>
+      </w:pPr>
+      <w:r>
+        <w:t xml:space="preserve">Conclusion goes here.</w:t>
       </w:r>
     </w:p>
     <w:p>
@@ -550,16 +2229,14 @@
         <w:br w:type="page"/>
       </w:r>
     </w:p>
+    <w:bookmarkEnd w:id="36"/>
+    <w:bookmarkStart w:id="37" w:name="X421aa8c25e75d5bda444d1508fbcc66cb0dedf6"/>
     <w:p>
       <w:pPr>
         <w:pStyle w:val="Heading1"/>
       </w:pPr>
-      <w:bookmarkStart w:id="16" w:name="X421aa8c25e75d5bda444d1508fbcc66cb0dedf6"/>
-      <w:bookmarkEnd w:id="13"/>
-      <w:bookmarkEnd w:id="15"/>
-      <w:r>
-        <w:lastRenderedPageBreak/>
-        <w:t>Appendix A: Stimulus list of the lexical decision task</w:t>
+      <w:r>
+        <w:t xml:space="preserve">Appendix A: Stimulus list of the lexical decision task</w:t>
       </w:r>
     </w:p>
     <w:p>
@@ -567,7 +2244,7 @@
         <w:pStyle w:val="FirstParagraph"/>
       </w:pPr>
       <w:r>
-        <w:t>Paste list here in a table.</w:t>
+        <w:t xml:space="preserve">Paste list here in a table.</w:t>
       </w:r>
     </w:p>
     <w:p>
@@ -575,1511 +2252,3055 @@
         <w:br w:type="page"/>
       </w:r>
     </w:p>
+    <w:bookmarkEnd w:id="37"/>
+    <w:bookmarkStart w:id="123" w:name="references"/>
     <w:p>
       <w:pPr>
         <w:pStyle w:val="Heading1"/>
       </w:pPr>
-      <w:bookmarkStart w:id="17" w:name="references"/>
-      <w:bookmarkEnd w:id="16"/>
-      <w:r>
-        <w:lastRenderedPageBreak/>
-        <w:t>References</w:t>
-      </w:r>
-    </w:p>
+      <w:r>
+        <w:t xml:space="preserve">References</w:t>
+      </w:r>
+    </w:p>
+    <w:bookmarkStart w:id="122" w:name="refs"/>
+    <w:bookmarkStart w:id="39" w:name="ref-aguinaga_echeverria_2017"/>
     <w:p>
       <w:pPr>
         <w:pStyle w:val="Bibliography"/>
       </w:pPr>
-      <w:bookmarkStart w:id="18" w:name="ref-aguinaga_echeverria_2017"/>
-      <w:bookmarkStart w:id="19" w:name="refs"/>
-      <w:r>
-        <w:t xml:space="preserve">Aguinaga Echeverría, S. (2017). All Cognates are not Created Equal: Variation in Cognate Recognition and Applications for Second Language Acquisition. </w:t>
-      </w:r>
-      <w:r>
-        <w:rPr>
-          <w:i/>
-          <w:iCs/>
-        </w:rPr>
-        <w:t>Revista Electrónica de Lingüística Aplicada</w:t>
-      </w:r>
-      <w:r>
-        <w:t xml:space="preserve">, </w:t>
-      </w:r>
-      <w:r>
-        <w:rPr>
-          <w:i/>
-          <w:iCs/>
-        </w:rPr>
-        <w:t>16</w:t>
-      </w:r>
-      <w:r>
-        <w:t xml:space="preserve">(1), 23–42. Retrieved from </w:t>
-      </w:r>
-      <w:hyperlink r:id="rId7">
-        <w:r>
-          <w:rPr>
-            <w:rStyle w:val="Hyperlink"/>
-          </w:rPr>
-          <w:t>https://matrix.aesla.org.es/RAEL/article/view/313</w:t>
-        </w:r>
-      </w:hyperlink>
-    </w:p>
-    <w:p>
-      <w:pPr>
-        <w:pStyle w:val="Bibliography"/>
-      </w:pPr>
-      <w:bookmarkStart w:id="20" w:name="ref-amengual_2012"/>
-      <w:bookmarkEnd w:id="18"/>
-      <w:r>
-        <w:t xml:space="preserve">Amengual, M. (2012). Interlingual influence in bilingual speech: Cognate status effect in a continuum of bilingualism. </w:t>
-      </w:r>
-      <w:r>
-        <w:rPr>
-          <w:i/>
-          <w:iCs/>
-        </w:rPr>
-        <w:t>Bilingualism: Language and Cognition</w:t>
-      </w:r>
-      <w:r>
-        <w:t xml:space="preserve">, </w:t>
-      </w:r>
-      <w:r>
-        <w:rPr>
-          <w:i/>
-          <w:iCs/>
-        </w:rPr>
-        <w:t>15</w:t>
-      </w:r>
-      <w:r>
-        <w:t>(3), 517–530. http://doi.org/</w:t>
-      </w:r>
-      <w:hyperlink r:id="rId8">
-        <w:r>
-          <w:rPr>
-            <w:rStyle w:val="Hyperlink"/>
-          </w:rPr>
-          <w:t>10.1017/S1366728911000460</w:t>
-        </w:r>
-      </w:hyperlink>
-    </w:p>
-    <w:p>
-      <w:pPr>
-        <w:pStyle w:val="Bibliography"/>
-      </w:pPr>
-      <w:bookmarkStart w:id="21" w:name="ref-arana_etal_2022"/>
-      <w:bookmarkEnd w:id="20"/>
-      <w:r>
-        <w:t xml:space="preserve">Arana, S. L., Oliveira, H. M., Fernandes, A. I., Soares, A. P., &amp; Comesaña, M. (2022). The cognate facilitation effect depends on the presence of identical cognates. </w:t>
-      </w:r>
-      <w:r>
-        <w:rPr>
-          <w:i/>
-          <w:iCs/>
-        </w:rPr>
-        <w:t>Bilingualism: Language and Cognition</w:t>
-      </w:r>
-      <w:r>
-        <w:t xml:space="preserve">, </w:t>
-      </w:r>
-      <w:r>
-        <w:rPr>
-          <w:i/>
-          <w:iCs/>
-        </w:rPr>
-        <w:t>25</w:t>
-      </w:r>
-      <w:r>
-        <w:t>(4), 660–678. http://doi.org/</w:t>
-      </w:r>
-      <w:hyperlink r:id="rId9">
-        <w:r>
-          <w:rPr>
-            <w:rStyle w:val="Hyperlink"/>
-          </w:rPr>
-          <w:t>10.1017/S1366728922000062</w:t>
-        </w:r>
-      </w:hyperlink>
-    </w:p>
-    <w:p>
-      <w:pPr>
-        <w:pStyle w:val="Bibliography"/>
-      </w:pPr>
-      <w:bookmarkStart w:id="22" w:name="ref-bardel_falk_2007"/>
-      <w:bookmarkEnd w:id="21"/>
-      <w:r>
-        <w:t xml:space="preserve">Bardel, C., &amp; Falk, Y. (2007). The role of the second language in third language acquisition: The case of Germanic syntax. </w:t>
-      </w:r>
-      <w:r>
-        <w:rPr>
-          <w:i/>
-          <w:iCs/>
-        </w:rPr>
-        <w:t>Second Language Research SAGE Second Language Research</w:t>
-      </w:r>
-      <w:r>
-        <w:t xml:space="preserve">, </w:t>
-      </w:r>
-      <w:r>
-        <w:rPr>
-          <w:i/>
-          <w:iCs/>
-        </w:rPr>
-        <w:t>234</w:t>
-      </w:r>
-      <w:r>
-        <w:t>, 459–484. http://doi.org/</w:t>
-      </w:r>
-      <w:hyperlink r:id="rId10">
-        <w:r>
-          <w:rPr>
-            <w:rStyle w:val="Hyperlink"/>
-          </w:rPr>
-          <w:t>10.1177/0267658307080557</w:t>
-        </w:r>
-      </w:hyperlink>
-    </w:p>
-    <w:p>
-      <w:pPr>
-        <w:pStyle w:val="Bibliography"/>
-      </w:pPr>
-      <w:bookmarkStart w:id="23" w:name="ref-bardel_falk_2012"/>
-      <w:bookmarkEnd w:id="22"/>
-      <w:r>
-        <w:t>Bardel, C., &amp; Falk, Y. (2012). The L2 status factor and the declarative/procedural distinction. In (pp. 61–78). http://doi.org/</w:t>
-      </w:r>
-      <w:hyperlink r:id="rId11">
-        <w:r>
-          <w:rPr>
-            <w:rStyle w:val="Hyperlink"/>
-          </w:rPr>
-          <w:t>10.1075/sibil.46.06bar</w:t>
-        </w:r>
-      </w:hyperlink>
-    </w:p>
-    <w:p>
-      <w:pPr>
-        <w:pStyle w:val="Bibliography"/>
-      </w:pPr>
-      <w:bookmarkStart w:id="24" w:name="ref-bartolotti_marian_2017"/>
-      <w:bookmarkEnd w:id="23"/>
-      <w:r>
-        <w:t xml:space="preserve">Bartolotti, J., &amp; Marian, V. (2017). Bilinguals’ Existing Languages Benefit Vocabulary Learning in a Third Language. </w:t>
-      </w:r>
-      <w:r>
-        <w:rPr>
-          <w:i/>
-          <w:iCs/>
-        </w:rPr>
-        <w:t>Language Learning</w:t>
-      </w:r>
-      <w:r>
-        <w:t xml:space="preserve">, </w:t>
-      </w:r>
-      <w:r>
-        <w:rPr>
-          <w:i/>
-          <w:iCs/>
-        </w:rPr>
-        <w:t>67</w:t>
-      </w:r>
-      <w:r>
-        <w:t>(1), 110–140. http://doi.org/</w:t>
-      </w:r>
-      <w:hyperlink r:id="rId12">
-        <w:r>
-          <w:rPr>
-            <w:rStyle w:val="Hyperlink"/>
-          </w:rPr>
-          <w:t>10.1111/lang.12200</w:t>
-        </w:r>
-      </w:hyperlink>
-    </w:p>
-    <w:p>
-      <w:pPr>
-        <w:pStyle w:val="Bibliography"/>
-      </w:pPr>
-      <w:bookmarkStart w:id="25" w:name="ref-carrasco-ortiz_etal_2021"/>
-      <w:bookmarkEnd w:id="24"/>
-      <w:r>
-        <w:t xml:space="preserve">Carrasco-Ortiz, H., Amengual, M., &amp; Gries, S. T. (2021). Cross-language effects of phonological and orthographic similarity in cognate word recognition: The role of language dominance. </w:t>
-      </w:r>
-      <w:r>
-        <w:rPr>
-          <w:i/>
-          <w:iCs/>
-        </w:rPr>
-        <w:t>Linguistic Approaches to Bilingualism</w:t>
-      </w:r>
-      <w:r>
-        <w:t xml:space="preserve">, </w:t>
-      </w:r>
-      <w:r>
-        <w:rPr>
-          <w:i/>
-          <w:iCs/>
-        </w:rPr>
-        <w:t>11</w:t>
-      </w:r>
-      <w:r>
-        <w:t>(3), 389–417. http://doi.org/</w:t>
-      </w:r>
-      <w:hyperlink r:id="rId13">
-        <w:r>
-          <w:rPr>
-            <w:rStyle w:val="Hyperlink"/>
-          </w:rPr>
-          <w:t>10.1075/lab.18095.car</w:t>
-        </w:r>
-      </w:hyperlink>
-    </w:p>
-    <w:p>
-      <w:pPr>
-        <w:pStyle w:val="Bibliography"/>
-      </w:pPr>
-      <w:bookmarkStart w:id="26" w:name="ref-comesana_etal_2015"/>
-      <w:bookmarkEnd w:id="25"/>
-      <w:r>
-        <w:t xml:space="preserve">Comesaña, M., Ferré, P., Romero, J., Guasch, M., Soares, A. P., &amp; García-Chico, T. (2015). Facilitative effect of cognate words vanishes when reducing the orthographic overlap: The role of stimuli list composition. </w:t>
-      </w:r>
-      <w:r>
-        <w:rPr>
-          <w:i/>
-          <w:iCs/>
-        </w:rPr>
-        <w:t>Journal of Experimental Psychology. Learning, Memory, and Cognition</w:t>
-      </w:r>
-      <w:r>
-        <w:t xml:space="preserve">, </w:t>
-      </w:r>
-      <w:r>
-        <w:rPr>
-          <w:i/>
-          <w:iCs/>
-        </w:rPr>
-        <w:t>41</w:t>
-      </w:r>
-      <w:r>
-        <w:t>(3), 614–635. http://doi.org/</w:t>
-      </w:r>
-      <w:hyperlink r:id="rId14">
-        <w:r>
-          <w:rPr>
-            <w:rStyle w:val="Hyperlink"/>
-          </w:rPr>
-          <w:t>10.1037/xlm0000065</w:t>
-        </w:r>
-      </w:hyperlink>
-    </w:p>
-    <w:p>
-      <w:pPr>
-        <w:pStyle w:val="Bibliography"/>
-      </w:pPr>
-      <w:bookmarkStart w:id="27" w:name="ref-cop_etal_2015"/>
-      <w:bookmarkEnd w:id="26"/>
-      <w:r>
-        <w:t xml:space="preserve">Cop, U., Drieghe, D., &amp; Duyck, W. (2015). Eye Movement Patterns in Natural Reading: A Comparison of Monolingual and Bilingual Reading of a Novel. </w:t>
-      </w:r>
-      <w:r>
-        <w:rPr>
-          <w:i/>
-          <w:iCs/>
-        </w:rPr>
-        <w:t>PLOS ONE</w:t>
-      </w:r>
-      <w:r>
-        <w:t xml:space="preserve">, </w:t>
-      </w:r>
-      <w:r>
-        <w:rPr>
-          <w:i/>
-          <w:iCs/>
-        </w:rPr>
-        <w:t>10</w:t>
-      </w:r>
-      <w:r>
-        <w:t>(8), e0134008. http://doi.org/</w:t>
-      </w:r>
-      <w:hyperlink r:id="rId15">
-        <w:r>
-          <w:rPr>
-            <w:rStyle w:val="Hyperlink"/>
-          </w:rPr>
-          <w:t>10.1371/journal.pone.0134008</w:t>
-        </w:r>
-      </w:hyperlink>
-    </w:p>
-    <w:p>
-      <w:pPr>
-        <w:pStyle w:val="Bibliography"/>
-      </w:pPr>
-      <w:bookmarkStart w:id="28" w:name="ref-cornut_etal_2022"/>
-      <w:bookmarkEnd w:id="27"/>
-      <w:r>
-        <w:t xml:space="preserve">Cornut, C., Mahé, G., &amp; Casalis, S. (2022). L2 word recognition in French–English late bilinguals: Does modality matter? </w:t>
-      </w:r>
-      <w:r>
-        <w:rPr>
-          <w:i/>
-          <w:iCs/>
-        </w:rPr>
-        <w:t>Bilingualism: Language and Cognition</w:t>
-      </w:r>
-      <w:r>
-        <w:t xml:space="preserve">, </w:t>
-      </w:r>
-      <w:r>
-        <w:rPr>
-          <w:i/>
-          <w:iCs/>
-        </w:rPr>
-        <w:t>25</w:t>
-      </w:r>
-      <w:r>
-        <w:t>(1), 121–136. http://doi.org/</w:t>
-      </w:r>
-      <w:hyperlink r:id="rId16">
-        <w:r>
-          <w:rPr>
-            <w:rStyle w:val="Hyperlink"/>
-          </w:rPr>
-          <w:t>10.1017/S1366728921000511</w:t>
-        </w:r>
-      </w:hyperlink>
-    </w:p>
-    <w:p>
-      <w:pPr>
-        <w:pStyle w:val="Bibliography"/>
-      </w:pPr>
-      <w:bookmarkStart w:id="29" w:name="ref-costa_etal_2000"/>
-      <w:bookmarkEnd w:id="28"/>
-      <w:r>
-        <w:t>Costa, A., Caramazza, A., &amp; Sebastian-Galles, N. (2000). The Cognate Facilitation Effect: Implications for Models of Lexical Access.</w:t>
-      </w:r>
-    </w:p>
-    <w:p>
-      <w:pPr>
-        <w:pStyle w:val="Bibliography"/>
-      </w:pPr>
-      <w:bookmarkStart w:id="30" w:name="ref-cuetos_etal_2011"/>
-      <w:bookmarkEnd w:id="29"/>
-      <w:r>
-        <w:t xml:space="preserve">Cuetos, F., Glez-Nosti, M., Barbón, A., &amp; Brysbaert, M. (2011). SUBTLEX-ESP: Spanish word frequencies based on film subtitles. </w:t>
-      </w:r>
-      <w:r>
-        <w:rPr>
-          <w:i/>
-          <w:iCs/>
-        </w:rPr>
-        <w:t>Psicológica</w:t>
-      </w:r>
-      <w:r>
-        <w:t xml:space="preserve">, </w:t>
-      </w:r>
-      <w:r>
-        <w:rPr>
-          <w:i/>
-          <w:iCs/>
-        </w:rPr>
-        <w:t>32</w:t>
-      </w:r>
-      <w:r>
-        <w:t>(2), 133–143.</w:t>
-      </w:r>
-    </w:p>
-    <w:p>
-      <w:pPr>
-        <w:pStyle w:val="Bibliography"/>
-      </w:pPr>
-      <w:bookmarkStart w:id="31" w:name="ref-de_angelis_2007"/>
-      <w:bookmarkEnd w:id="30"/>
-      <w:r>
-        <w:lastRenderedPageBreak/>
-        <w:t xml:space="preserve">De Angelis, G. (2007). </w:t>
-      </w:r>
-      <w:r>
-        <w:rPr>
-          <w:i/>
-          <w:iCs/>
-        </w:rPr>
-        <w:t>Third or Additional Language Acquisition</w:t>
-      </w:r>
-      <w:r>
-        <w:t>. (D. Singleton, Ed.). Multilingual Matters &amp; Channel View Publications. http://doi.org/</w:t>
-      </w:r>
-      <w:hyperlink r:id="rId17">
-        <w:r>
-          <w:rPr>
-            <w:rStyle w:val="Hyperlink"/>
-          </w:rPr>
-          <w:t>10.2307/jj.27710839</w:t>
-        </w:r>
-      </w:hyperlink>
-    </w:p>
-    <w:p>
-      <w:pPr>
-        <w:pStyle w:val="Bibliography"/>
-      </w:pPr>
-      <w:bookmarkStart w:id="32" w:name="ref-dijkstra_etal_2010"/>
-      <w:bookmarkEnd w:id="31"/>
-      <w:r>
-        <w:t xml:space="preserve">Dijkstra, T., Miwa, K., Brummelhuis, B., Sappelli, M., &amp; Baayen, H. (2010). How cross-language similarity and task demands affect cognate recognition. </w:t>
-      </w:r>
-      <w:r>
-        <w:rPr>
-          <w:i/>
-          <w:iCs/>
-        </w:rPr>
-        <w:t>Journal of Memory and Language</w:t>
-      </w:r>
-      <w:r>
-        <w:t xml:space="preserve">, </w:t>
-      </w:r>
-      <w:r>
-        <w:rPr>
-          <w:i/>
-          <w:iCs/>
-        </w:rPr>
-        <w:t>62</w:t>
-      </w:r>
-      <w:r>
-        <w:t>(3), 284–301. http://doi.org/</w:t>
-      </w:r>
-      <w:hyperlink r:id="rId18">
-        <w:r>
-          <w:rPr>
-            <w:rStyle w:val="Hyperlink"/>
-          </w:rPr>
-          <w:t>10.1016/j.jml.2009.12.003</w:t>
-        </w:r>
-      </w:hyperlink>
-    </w:p>
-    <w:p>
-      <w:pPr>
-        <w:pStyle w:val="Bibliography"/>
-      </w:pPr>
-      <w:bookmarkStart w:id="33" w:name="ref-ecke_2015"/>
-      <w:bookmarkEnd w:id="32"/>
-      <w:r>
-        <w:t xml:space="preserve">Ecke, P. (2015). Parasitic vocabulary acquisition, cross-linguistic influence, and lexical retrieval in multilinguals. </w:t>
-      </w:r>
-      <w:r>
-        <w:rPr>
-          <w:i/>
-          <w:iCs/>
-        </w:rPr>
-        <w:t>Bilingualism: Language and Cognition</w:t>
-      </w:r>
-      <w:r>
-        <w:t xml:space="preserve">, </w:t>
-      </w:r>
-      <w:r>
-        <w:rPr>
-          <w:i/>
-          <w:iCs/>
-        </w:rPr>
-        <w:t>18</w:t>
-      </w:r>
-      <w:r>
-        <w:t>(2), 145–162. http://doi.org/</w:t>
-      </w:r>
-      <w:hyperlink r:id="rId19">
-        <w:r>
-          <w:rPr>
-            <w:rStyle w:val="Hyperlink"/>
-          </w:rPr>
-          <w:t>10.1017/S1366728913000722</w:t>
-        </w:r>
-      </w:hyperlink>
-    </w:p>
-    <w:p>
-      <w:pPr>
-        <w:pStyle w:val="Bibliography"/>
-      </w:pPr>
-      <w:bookmarkStart w:id="34" w:name="ref-ellis_beaton_1993"/>
-      <w:bookmarkEnd w:id="33"/>
-      <w:r>
-        <w:t xml:space="preserve">Ellis, N., &amp; Beaton, A. (1993). Factors affecting the learning of foreign language vocabulary: Imagery keyword mediators and phonological short-term memory. </w:t>
-      </w:r>
-      <w:r>
-        <w:rPr>
-          <w:i/>
-          <w:iCs/>
-        </w:rPr>
-        <w:t>The Quarterly Journal of Experimental Psychology A: Human Experimental Psychology</w:t>
-      </w:r>
-      <w:r>
-        <w:t xml:space="preserve">, </w:t>
-      </w:r>
-      <w:r>
-        <w:rPr>
-          <w:i/>
-          <w:iCs/>
-        </w:rPr>
-        <w:t>46A</w:t>
-      </w:r>
-      <w:r>
-        <w:t>(3), 533–558. http://doi.org/</w:t>
-      </w:r>
-      <w:hyperlink r:id="rId20">
-        <w:r>
-          <w:rPr>
-            <w:rStyle w:val="Hyperlink"/>
-          </w:rPr>
-          <w:t>10.1080/14640749308401062</w:t>
-        </w:r>
-      </w:hyperlink>
-    </w:p>
-    <w:p>
-      <w:pPr>
-        <w:pStyle w:val="Bibliography"/>
-      </w:pPr>
-      <w:bookmarkStart w:id="35" w:name="ref-engemann_rodetzky_2024"/>
-      <w:bookmarkEnd w:id="34"/>
-      <w:r>
-        <w:t xml:space="preserve">Engemann, H., &amp; Radetzky, S. (2024). Cognate Facilitation in Child Third Language Learners in a Multilingual Setting. </w:t>
-      </w:r>
-      <w:r>
-        <w:rPr>
-          <w:i/>
-          <w:iCs/>
-        </w:rPr>
-        <w:t>Languages</w:t>
-      </w:r>
-      <w:r>
-        <w:t xml:space="preserve">, </w:t>
-      </w:r>
-      <w:r>
-        <w:rPr>
-          <w:i/>
-          <w:iCs/>
-        </w:rPr>
-        <w:t>9</w:t>
-      </w:r>
-      <w:r>
-        <w:t>(10). http://doi.org/</w:t>
-      </w:r>
-      <w:hyperlink r:id="rId21">
-        <w:r>
-          <w:rPr>
-            <w:rStyle w:val="Hyperlink"/>
-          </w:rPr>
-          <w:t>10.3390/languages9100310</w:t>
-        </w:r>
-      </w:hyperlink>
-    </w:p>
-    <w:p>
-      <w:pPr>
-        <w:pStyle w:val="Bibliography"/>
-      </w:pPr>
-      <w:bookmarkStart w:id="36" w:name="ref-forys-nogala_etal_2026"/>
-      <w:bookmarkEnd w:id="35"/>
-      <w:r>
-        <w:t xml:space="preserve">Foryś-Nogala, M., Silva, B., Ambroziak, A., Broniś, O., Janczarska, A., Jastrzębski, B., &amp; Otwinowska, A. (2026). Cumulative L1–L2–L3 lexical similarity versus L2–L3 lexical similarity: What impacts learners’ L3 word knowledge and L3 word processing more? </w:t>
-      </w:r>
-      <w:r>
-        <w:rPr>
-          <w:i/>
-          <w:iCs/>
-        </w:rPr>
-        <w:t>Bilingualism: Language and Cognition</w:t>
-      </w:r>
-      <w:r>
-        <w:t xml:space="preserve">, </w:t>
-      </w:r>
-      <w:r>
-        <w:rPr>
-          <w:i/>
-          <w:iCs/>
-        </w:rPr>
-        <w:t>29</w:t>
-      </w:r>
-      <w:r>
-        <w:t>(2), 367–380. http://doi.org/</w:t>
-      </w:r>
-      <w:hyperlink r:id="rId22">
-        <w:r>
-          <w:rPr>
-            <w:rStyle w:val="Hyperlink"/>
-          </w:rPr>
-          <w:t>10.1017/S1366728925000410</w:t>
-        </w:r>
-      </w:hyperlink>
-    </w:p>
-    <w:p>
-      <w:pPr>
-        <w:pStyle w:val="Bibliography"/>
-      </w:pPr>
-      <w:bookmarkStart w:id="37" w:name="ref-frances_etal_2021"/>
-      <w:bookmarkEnd w:id="36"/>
-      <w:r>
-        <w:t xml:space="preserve">Frances, C., Navarra-Barindelli, E., &amp; Martin, C. D. (2021). Inhibitory and facilitatory effects of phonological and orthographic similarity on L2 word recognition across modalities in bilinguals. </w:t>
-      </w:r>
-      <w:r>
-        <w:rPr>
-          <w:i/>
-          <w:iCs/>
-        </w:rPr>
-        <w:t>Scientific Reports</w:t>
-      </w:r>
-      <w:r>
-        <w:t xml:space="preserve">, </w:t>
-      </w:r>
-      <w:r>
-        <w:rPr>
-          <w:i/>
-          <w:iCs/>
-        </w:rPr>
-        <w:t>11</w:t>
-      </w:r>
-      <w:r>
-        <w:t>(1), 12812. http://doi.org/</w:t>
-      </w:r>
-      <w:hyperlink r:id="rId23">
-        <w:r>
-          <w:rPr>
-            <w:rStyle w:val="Hyperlink"/>
-          </w:rPr>
-          <w:t>10.1038/s41598-021-92259-z</w:t>
-        </w:r>
-      </w:hyperlink>
-    </w:p>
-    <w:p>
-      <w:pPr>
-        <w:pStyle w:val="Bibliography"/>
-      </w:pPr>
-      <w:bookmarkStart w:id="38" w:name="ref-frances_etal_2022"/>
-      <w:bookmarkEnd w:id="37"/>
-      <w:r>
-        <w:t xml:space="preserve">Frances, C., Navarra-Barindelli, E., &amp; Martin, C. D. (2022). Speaker Accent Modulates the Effects of Orthographic and Phonological Similarity on Auditory Processing by Learners of English. </w:t>
-      </w:r>
-      <w:r>
-        <w:rPr>
-          <w:i/>
-          <w:iCs/>
-        </w:rPr>
-        <w:t>Frontiers in Psychology</w:t>
-      </w:r>
-      <w:r>
-        <w:t xml:space="preserve">, </w:t>
-      </w:r>
-      <w:r>
-        <w:rPr>
-          <w:i/>
-          <w:iCs/>
-        </w:rPr>
-        <w:t>13</w:t>
-      </w:r>
-      <w:r>
-        <w:t>. http://doi.org/</w:t>
-      </w:r>
-      <w:hyperlink r:id="rId24">
-        <w:r>
-          <w:rPr>
-            <w:rStyle w:val="Hyperlink"/>
-          </w:rPr>
-          <w:t>10.3389/fpsyg.2022.892822</w:t>
-        </w:r>
-      </w:hyperlink>
-    </w:p>
-    <w:p>
-      <w:pPr>
-        <w:pStyle w:val="Bibliography"/>
-      </w:pPr>
-      <w:bookmarkStart w:id="39" w:name="ref-garrido-pozu_2024"/>
-      <w:bookmarkEnd w:id="38"/>
-      <w:r>
-        <w:t xml:space="preserve">Garrido-Pozú, J. J. (2024). Cross-linguistic effects of form overlap in aural recognition of Spanish–English cognates. </w:t>
-      </w:r>
-      <w:r>
-        <w:rPr>
-          <w:i/>
-          <w:iCs/>
-        </w:rPr>
-        <w:t>Bilingualism: Language and Cognition</w:t>
-      </w:r>
-      <w:r>
-        <w:t xml:space="preserve">, </w:t>
-      </w:r>
-      <w:r>
-        <w:rPr>
-          <w:i/>
-          <w:iCs/>
-        </w:rPr>
-        <w:t>27</w:t>
-      </w:r>
-      <w:r>
-        <w:t>(5), 914–926. http://doi.org/</w:t>
-      </w:r>
-      <w:hyperlink r:id="rId25">
-        <w:r>
-          <w:rPr>
-            <w:rStyle w:val="Hyperlink"/>
-          </w:rPr>
-          <w:t>10.1017/S1366728924000270</w:t>
-        </w:r>
-      </w:hyperlink>
-    </w:p>
-    <w:p>
-      <w:pPr>
-        <w:pStyle w:val="Bibliography"/>
-      </w:pPr>
-      <w:bookmarkStart w:id="40" w:name="ref-van_hell_degroot_2008"/>
-      <w:bookmarkEnd w:id="39"/>
-      <w:r>
-        <w:t xml:space="preserve">Hell, J. G. van, &amp; Groot, A. M. B. de. (2008). Sentence context modulates visual word recognition and translation in bilinguals. </w:t>
-      </w:r>
-      <w:r>
-        <w:rPr>
-          <w:i/>
-          <w:iCs/>
-        </w:rPr>
-        <w:t>Acta Psychologica</w:t>
-      </w:r>
-      <w:r>
-        <w:t xml:space="preserve">, </w:t>
-      </w:r>
-      <w:r>
-        <w:rPr>
-          <w:i/>
-          <w:iCs/>
-        </w:rPr>
-        <w:t>128</w:t>
-      </w:r>
-      <w:r>
-        <w:t>(3), 431–451. http://doi.org/</w:t>
-      </w:r>
-      <w:hyperlink r:id="rId26">
-        <w:r>
-          <w:rPr>
-            <w:rStyle w:val="Hyperlink"/>
-          </w:rPr>
-          <w:t>10.1016/j.actpsy.2008.03.010</w:t>
-        </w:r>
-      </w:hyperlink>
-    </w:p>
-    <w:p>
-      <w:pPr>
-        <w:pStyle w:val="Bibliography"/>
-      </w:pPr>
-      <w:bookmarkStart w:id="41" w:name="ref-izura_etal_2014"/>
-      <w:bookmarkEnd w:id="40"/>
-      <w:r>
-        <w:t xml:space="preserve">Izura, C., Cuetos, F., &amp; Brysbaert, M. (2014). Lextale-Esp: A test to rapidly and efficiently assess the Spanish vocabulary size. </w:t>
-      </w:r>
-      <w:r>
-        <w:rPr>
-          <w:i/>
-          <w:iCs/>
-        </w:rPr>
-        <w:t>Psicológica</w:t>
-      </w:r>
-      <w:r>
-        <w:t xml:space="preserve">, </w:t>
-      </w:r>
-      <w:r>
-        <w:rPr>
-          <w:i/>
-          <w:iCs/>
-        </w:rPr>
-        <w:t>35</w:t>
-      </w:r>
-      <w:r>
-        <w:t>(1), 49–66.</w:t>
-      </w:r>
-    </w:p>
-    <w:p>
-      <w:pPr>
-        <w:pStyle w:val="Bibliography"/>
-      </w:pPr>
-      <w:bookmarkStart w:id="42" w:name="ref-lemhofer_broersma_2012"/>
-      <w:bookmarkEnd w:id="41"/>
-      <w:r>
-        <w:t xml:space="preserve">Lemhöfer, K., &amp; Broersma, M. (2012). Introducing LexTALE: A quick and valid Lexical Test for Advanced Learners of English. </w:t>
-      </w:r>
-      <w:r>
-        <w:rPr>
-          <w:i/>
-          <w:iCs/>
-        </w:rPr>
-        <w:t>Behavior Research Methods</w:t>
-      </w:r>
-      <w:r>
-        <w:t xml:space="preserve">, </w:t>
-      </w:r>
-      <w:r>
-        <w:rPr>
-          <w:i/>
-          <w:iCs/>
-        </w:rPr>
-        <w:t>44</w:t>
-      </w:r>
-      <w:r>
-        <w:t>(2), 325–343. http://doi.org/</w:t>
-      </w:r>
-      <w:hyperlink r:id="rId27">
-        <w:r>
-          <w:rPr>
-            <w:rStyle w:val="Hyperlink"/>
-          </w:rPr>
-          <w:t>10.3758/s13428-011-0146-0</w:t>
-        </w:r>
-      </w:hyperlink>
-    </w:p>
-    <w:p>
-      <w:pPr>
-        <w:pStyle w:val="Bibliography"/>
-      </w:pPr>
-      <w:bookmarkStart w:id="43" w:name="ref-lemhoefer_etal_2004"/>
-      <w:bookmarkEnd w:id="42"/>
-      <w:r>
-        <w:lastRenderedPageBreak/>
-        <w:t xml:space="preserve">Lemhöfer, K., Dijkstra, T., &amp; Michel, M. (2004). Three languages, one ECHO: Cognate effects in trilingual word recognition. </w:t>
-      </w:r>
-      <w:r>
-        <w:rPr>
-          <w:i/>
-          <w:iCs/>
-        </w:rPr>
-        <w:t>Language and Cognitive Processes</w:t>
-      </w:r>
-      <w:r>
-        <w:t xml:space="preserve">, </w:t>
-      </w:r>
-      <w:r>
-        <w:rPr>
-          <w:i/>
-          <w:iCs/>
-        </w:rPr>
-        <w:t>19</w:t>
-      </w:r>
-      <w:r>
-        <w:t>(5), 585–611. http://doi.org/</w:t>
-      </w:r>
-      <w:hyperlink r:id="rId28">
-        <w:r>
-          <w:rPr>
-            <w:rStyle w:val="Hyperlink"/>
-          </w:rPr>
-          <w:t>10.1080/01690960444000007</w:t>
-        </w:r>
-      </w:hyperlink>
-    </w:p>
-    <w:p>
-      <w:pPr>
-        <w:pStyle w:val="Bibliography"/>
-      </w:pPr>
-      <w:bookmarkStart w:id="44" w:name="ref-lijewska_2023"/>
-      <w:bookmarkEnd w:id="43"/>
-      <w:r>
-        <w:t xml:space="preserve">Lijewska, A. (2023). The influence of semantic bias on triple non-identical cognates during reading: Evidence from trilinguals’ eye movements. </w:t>
-      </w:r>
-      <w:r>
-        <w:rPr>
-          <w:i/>
-          <w:iCs/>
-        </w:rPr>
-        <w:t>Second Language Research</w:t>
-      </w:r>
-      <w:r>
-        <w:t xml:space="preserve">, </w:t>
-      </w:r>
-      <w:r>
-        <w:rPr>
-          <w:i/>
-          <w:iCs/>
-        </w:rPr>
-        <w:t>39</w:t>
-      </w:r>
-      <w:r>
-        <w:t>(4), 1235–1263. http://doi.org/</w:t>
-      </w:r>
-      <w:hyperlink r:id="rId29">
-        <w:r>
-          <w:rPr>
-            <w:rStyle w:val="Hyperlink"/>
-          </w:rPr>
-          <w:t>10.1177/02676583221128525</w:t>
-        </w:r>
-      </w:hyperlink>
-    </w:p>
-    <w:p>
-      <w:pPr>
-        <w:pStyle w:val="Bibliography"/>
-      </w:pPr>
-      <w:bookmarkStart w:id="45" w:name="ref-lijewska_delouw_2025"/>
-      <w:bookmarkEnd w:id="44"/>
-      <w:r>
-        <w:t xml:space="preserve">Lijewska, A., &amp; Louw, R. de. (2025). Facilitation for non-identical cognates in L3. </w:t>
-      </w:r>
-      <w:r>
-        <w:rPr>
-          <w:i/>
-          <w:iCs/>
-        </w:rPr>
-        <w:t>Linguistic Approaches to Bilingualism</w:t>
-      </w:r>
-      <w:r>
-        <w:t xml:space="preserve">, </w:t>
-      </w:r>
-      <w:r>
-        <w:rPr>
-          <w:i/>
-          <w:iCs/>
-        </w:rPr>
-        <w:t>15</w:t>
-      </w:r>
-      <w:r>
-        <w:t>(5), 632–661. http://doi.org/</w:t>
-      </w:r>
-      <w:hyperlink r:id="rId30">
-        <w:r>
-          <w:rPr>
-            <w:rStyle w:val="Hyperlink"/>
-          </w:rPr>
-          <w:t>https://doi.org/10.1075/lab.21016.lij</w:t>
-        </w:r>
-      </w:hyperlink>
-    </w:p>
-    <w:p>
-      <w:pPr>
-        <w:pStyle w:val="Bibliography"/>
-      </w:pPr>
-      <w:bookmarkStart w:id="46" w:name="ref-lotto_degroot_1998"/>
-      <w:bookmarkEnd w:id="45"/>
-      <w:r>
-        <w:t xml:space="preserve">Lotto, L., &amp; Groot, A. M. B. de. (1998). Effects of learning method and word type on acquiring vocabulary in an unfamiliar language. </w:t>
-      </w:r>
-      <w:r>
-        <w:rPr>
-          <w:i/>
-          <w:iCs/>
-        </w:rPr>
-        <w:t>Language Learning</w:t>
-      </w:r>
-      <w:r>
-        <w:t xml:space="preserve">, </w:t>
-      </w:r>
-      <w:r>
-        <w:rPr>
-          <w:i/>
-          <w:iCs/>
-        </w:rPr>
-        <w:t>48</w:t>
-      </w:r>
-      <w:r>
-        <w:t>(1), 31–69. http://doi.org/</w:t>
-      </w:r>
-      <w:hyperlink r:id="rId31">
-        <w:r>
-          <w:rPr>
-            <w:rStyle w:val="Hyperlink"/>
-          </w:rPr>
-          <w:t>10.1111/1467-9922.00032</w:t>
-        </w:r>
-      </w:hyperlink>
-    </w:p>
-    <w:p>
-      <w:pPr>
-        <w:pStyle w:val="Bibliography"/>
-      </w:pPr>
-      <w:bookmarkStart w:id="47" w:name="ref-muntendam_etal_2022"/>
-      <w:bookmarkEnd w:id="46"/>
-      <w:r>
-        <w:t xml:space="preserve">Muntendam, A., Rijswijk, R., Severijnen, G., &amp; Dijkstra, T. (2022). The role of stress position in bilingual auditory word recognition: Cognate processing in Turkish and Dutch. </w:t>
-      </w:r>
-      <w:r>
-        <w:rPr>
-          <w:i/>
-          <w:iCs/>
-        </w:rPr>
-        <w:t>Bilingualism: Language and Cognition</w:t>
-      </w:r>
-      <w:r>
-        <w:t xml:space="preserve">, </w:t>
-      </w:r>
-      <w:r>
-        <w:rPr>
-          <w:i/>
-          <w:iCs/>
-        </w:rPr>
-        <w:t>25</w:t>
-      </w:r>
-      <w:r>
-        <w:t>, 1–12. http://doi.org/</w:t>
-      </w:r>
-      <w:hyperlink r:id="rId32">
-        <w:r>
-          <w:rPr>
-            <w:rStyle w:val="Hyperlink"/>
-          </w:rPr>
-          <w:t>10.1017/S1366728922000037</w:t>
-        </w:r>
-      </w:hyperlink>
-    </w:p>
-    <w:p>
-      <w:pPr>
-        <w:pStyle w:val="Bibliography"/>
-      </w:pPr>
-      <w:bookmarkStart w:id="48" w:name="ref-new_etal_2024"/>
-      <w:bookmarkEnd w:id="47"/>
-      <w:r>
-        <w:t xml:space="preserve">New, B., Bourgin, J., Barra, J., &amp; Pallier, C. (2024). UniPseudo: A universal pseudoword generator. </w:t>
-      </w:r>
-      <w:r>
-        <w:rPr>
-          <w:i/>
-          <w:iCs/>
-        </w:rPr>
-        <w:t>Quarterly Journal of Experimental Psychology</w:t>
-      </w:r>
-      <w:r>
-        <w:t xml:space="preserve">, </w:t>
-      </w:r>
-      <w:r>
-        <w:rPr>
-          <w:i/>
-          <w:iCs/>
-        </w:rPr>
-        <w:t>77</w:t>
-      </w:r>
-      <w:r>
-        <w:t>(2), 278–286. http://doi.org/</w:t>
-      </w:r>
-      <w:hyperlink r:id="rId33">
-        <w:r>
-          <w:rPr>
-            <w:rStyle w:val="Hyperlink"/>
-          </w:rPr>
-          <w:t>10.1177/17470218231164373</w:t>
-        </w:r>
-      </w:hyperlink>
-    </w:p>
-    <w:p>
-      <w:pPr>
-        <w:pStyle w:val="Bibliography"/>
-      </w:pPr>
-      <w:bookmarkStart w:id="49" w:name="ref-otwinowska_szewczyk_2019"/>
-      <w:bookmarkEnd w:id="48"/>
-      <w:r>
-        <w:t xml:space="preserve">Otwinowska, A., &amp; Szewczyk, J. M. (2019). The more similar the better? Factors in learning cognates, false cognates and non-cognate words. </w:t>
-      </w:r>
-      <w:r>
-        <w:rPr>
-          <w:i/>
-          <w:iCs/>
-        </w:rPr>
-        <w:t>International Journal of Bilingual Education and Bilingualism</w:t>
-      </w:r>
-      <w:r>
-        <w:t xml:space="preserve">, </w:t>
-      </w:r>
-      <w:r>
-        <w:rPr>
-          <w:i/>
-          <w:iCs/>
-        </w:rPr>
-        <w:t>22</w:t>
-      </w:r>
-      <w:r>
-        <w:t>(8), 974–991. http://doi.org/</w:t>
-      </w:r>
-      <w:hyperlink r:id="rId34">
-        <w:r>
-          <w:rPr>
-            <w:rStyle w:val="Hyperlink"/>
-          </w:rPr>
-          <w:t>10.1080/13670050.2017.1325834</w:t>
-        </w:r>
-      </w:hyperlink>
-    </w:p>
-    <w:p>
-      <w:pPr>
-        <w:pStyle w:val="Bibliography"/>
-      </w:pPr>
-      <w:bookmarkStart w:id="50" w:name="ref-peeters_etal_2013"/>
-      <w:bookmarkEnd w:id="49"/>
-      <w:r>
-        <w:t xml:space="preserve">Peeters, D., Dijkstra, T., &amp; Grainger, J. (2013). The representation and processing of identical cognates by late bilinguals: RT and ERP effects. </w:t>
-      </w:r>
-      <w:r>
-        <w:rPr>
-          <w:i/>
-          <w:iCs/>
-        </w:rPr>
-        <w:t>Journal of Memory and Language</w:t>
-      </w:r>
-      <w:r>
-        <w:t xml:space="preserve">, </w:t>
-      </w:r>
-      <w:r>
-        <w:rPr>
-          <w:i/>
-          <w:iCs/>
-        </w:rPr>
-        <w:t>68</w:t>
-      </w:r>
-      <w:r>
-        <w:t>(4), 315–332. http://doi.org/</w:t>
-      </w:r>
-      <w:hyperlink r:id="rId35">
-        <w:r>
-          <w:rPr>
-            <w:rStyle w:val="Hyperlink"/>
-          </w:rPr>
-          <w:t>10.1016/j.jml.2012.12.003</w:t>
-        </w:r>
-      </w:hyperlink>
-    </w:p>
-    <w:p>
-      <w:pPr>
-        <w:pStyle w:val="Bibliography"/>
-      </w:pPr>
-      <w:bookmarkStart w:id="51" w:name="ref-peirce_2019"/>
-      <w:bookmarkEnd w:id="50"/>
-      <w:r>
-        <w:t xml:space="preserve">Peirce, J., Gray, J. R., Simpson, S., MacAskill, M., Höchenberger, R., Sogo, H., … Lindeløv, J. K. (2019). PsychoPy2: Experiments in behavior made easy. </w:t>
-      </w:r>
-      <w:r>
-        <w:rPr>
-          <w:i/>
-          <w:iCs/>
-        </w:rPr>
-        <w:t>Behavior Research Methods</w:t>
-      </w:r>
-      <w:r>
-        <w:t xml:space="preserve">, </w:t>
-      </w:r>
-      <w:r>
-        <w:rPr>
-          <w:i/>
-          <w:iCs/>
-        </w:rPr>
-        <w:t>51</w:t>
-      </w:r>
-      <w:r>
-        <w:t>(1), 195–203. http://doi.org/</w:t>
-      </w:r>
-      <w:hyperlink r:id="rId36">
-        <w:r>
-          <w:rPr>
-            <w:rStyle w:val="Hyperlink"/>
-          </w:rPr>
-          <w:t>10.3758/s13428-018-01193-y</w:t>
-        </w:r>
-      </w:hyperlink>
-    </w:p>
-    <w:p>
-      <w:pPr>
-        <w:pStyle w:val="Bibliography"/>
-      </w:pPr>
-      <w:bookmarkStart w:id="52" w:name="ref-poarch_vanhell_2014"/>
-      <w:bookmarkEnd w:id="51"/>
-      <w:r>
-        <w:t xml:space="preserve">Poarch, G. J., &amp; Hell, J. G. van. (2014). Cross-language activation in same-script and different-script trilinguals. </w:t>
-      </w:r>
-      <w:r>
-        <w:rPr>
-          <w:i/>
-          <w:iCs/>
-        </w:rPr>
-        <w:t>International Journal of Bilingualism</w:t>
-      </w:r>
-      <w:r>
-        <w:t xml:space="preserve">, </w:t>
-      </w:r>
-      <w:r>
-        <w:rPr>
-          <w:i/>
-          <w:iCs/>
-        </w:rPr>
-        <w:t>18</w:t>
-      </w:r>
-      <w:r>
-        <w:t>(6), 693–716. http://doi.org/</w:t>
-      </w:r>
-      <w:hyperlink r:id="rId37">
-        <w:r>
-          <w:rPr>
-            <w:rStyle w:val="Hyperlink"/>
-          </w:rPr>
-          <w:t>10.1177/1367006912472262</w:t>
-        </w:r>
-      </w:hyperlink>
-    </w:p>
-    <w:p>
-      <w:pPr>
-        <w:pStyle w:val="Bibliography"/>
-      </w:pPr>
-      <w:bookmarkStart w:id="53" w:name="ref-poort_rodd_2017"/>
-      <w:bookmarkEnd w:id="52"/>
-      <w:r>
-        <w:t xml:space="preserve">Poort, E. D., &amp; Rodd, J. M. (2017). The cognate facilitation effect in bilingual lexical decision is influenced by stimulus list composition. </w:t>
-      </w:r>
-      <w:r>
-        <w:rPr>
-          <w:i/>
-          <w:iCs/>
-        </w:rPr>
-        <w:t>Acta Psychologica</w:t>
-      </w:r>
-      <w:r>
-        <w:t xml:space="preserve">, </w:t>
-      </w:r>
-      <w:r>
-        <w:rPr>
-          <w:i/>
-          <w:iCs/>
-        </w:rPr>
-        <w:t>180</w:t>
-      </w:r>
-      <w:r>
-        <w:t>, 52–63. http://doi.org/</w:t>
+      <w:r>
+        <w:t xml:space="preserve">Aguinaga Echeverría, S. (2017). All</w:t>
+      </w:r>
+      <w:r>
+        <w:t xml:space="preserve"> </w:t>
+      </w:r>
+      <w:r>
+        <w:t xml:space="preserve">Cognates</w:t>
+      </w:r>
+      <w:r>
+        <w:t xml:space="preserve"> </w:t>
+      </w:r>
+      <w:r>
+        <w:t xml:space="preserve">are not</w:t>
+      </w:r>
+      <w:r>
+        <w:t xml:space="preserve"> </w:t>
+      </w:r>
+      <w:r>
+        <w:t xml:space="preserve">Created</w:t>
+      </w:r>
+      <w:r>
+        <w:t xml:space="preserve"> </w:t>
+      </w:r>
+      <w:r>
+        <w:t xml:space="preserve">Equal</w:t>
+      </w:r>
+      <w:r>
+        <w:t xml:space="preserve">:</w:t>
+      </w:r>
+      <w:r>
+        <w:t xml:space="preserve"> </w:t>
+      </w:r>
+      <w:r>
+        <w:t xml:space="preserve">Variation</w:t>
+      </w:r>
+      <w:r>
+        <w:t xml:space="preserve"> </w:t>
+      </w:r>
+      <w:r>
+        <w:t xml:space="preserve">in</w:t>
+      </w:r>
+      <w:r>
+        <w:t xml:space="preserve"> </w:t>
+      </w:r>
+      <w:r>
+        <w:t xml:space="preserve">Cognate</w:t>
+      </w:r>
+      <w:r>
+        <w:t xml:space="preserve"> </w:t>
+      </w:r>
+      <w:r>
+        <w:t xml:space="preserve">Recognition</w:t>
+      </w:r>
+      <w:r>
+        <w:t xml:space="preserve"> </w:t>
+      </w:r>
+      <w:r>
+        <w:t xml:space="preserve">and</w:t>
+      </w:r>
+      <w:r>
+        <w:t xml:space="preserve"> </w:t>
+      </w:r>
+      <w:r>
+        <w:t xml:space="preserve">Applications</w:t>
+      </w:r>
+      <w:r>
+        <w:t xml:space="preserve"> </w:t>
+      </w:r>
+      <w:r>
+        <w:t xml:space="preserve">for</w:t>
+      </w:r>
+      <w:r>
+        <w:t xml:space="preserve"> </w:t>
+      </w:r>
+      <w:r>
+        <w:t xml:space="preserve">Second</w:t>
+      </w:r>
+      <w:r>
+        <w:t xml:space="preserve"> </w:t>
+      </w:r>
+      <w:r>
+        <w:t xml:space="preserve">Language</w:t>
+      </w:r>
+      <w:r>
+        <w:t xml:space="preserve"> </w:t>
+      </w:r>
+      <w:r>
+        <w:t xml:space="preserve">Acquisition</w:t>
+      </w:r>
+      <w:r>
+        <w:t xml:space="preserve">.</w:t>
+      </w:r>
+      <w:r>
+        <w:t xml:space="preserve"> </w:t>
+      </w:r>
+      <w:r>
+        <w:rPr>
+          <w:i/>
+          <w:iCs/>
+        </w:rPr>
+        <w:t xml:space="preserve">Revista Electrónica de Lingüística Aplicada</w:t>
+      </w:r>
+      <w:r>
+        <w:t xml:space="preserve">,</w:t>
+      </w:r>
+      <w:r>
+        <w:t xml:space="preserve"> </w:t>
+      </w:r>
+      <w:r>
+        <w:rPr>
+          <w:i/>
+          <w:iCs/>
+        </w:rPr>
+        <w:t xml:space="preserve">16</w:t>
+      </w:r>
+      <w:r>
+        <w:t xml:space="preserve">(1), 23–42. Retrieved from</w:t>
+      </w:r>
+      <w:r>
+        <w:t xml:space="preserve"> </w:t>
       </w:r>
       <w:hyperlink r:id="rId38">
         <w:r>
           <w:rPr>
             <w:rStyle w:val="Hyperlink"/>
           </w:rPr>
-          <w:t>10.1016/j.actpsy.2017.08.008</w:t>
+          <w:t xml:space="preserve">https://matrix.aesla.org.es/RAEL/article/view/313</w:t>
         </w:r>
       </w:hyperlink>
     </w:p>
+    <w:bookmarkEnd w:id="39"/>
+    <w:bookmarkStart w:id="41" w:name="ref-amengual_2012"/>
     <w:p>
       <w:pPr>
         <w:pStyle w:val="Bibliography"/>
       </w:pPr>
-      <w:bookmarkStart w:id="54" w:name="ref-puig-mayenco_etal_2020"/>
-      <w:bookmarkEnd w:id="53"/>
-      <w:r>
-        <w:t xml:space="preserve">Puig-Mayenco, E., González Alonso, J., &amp; Rothman, J. (2020). A systematic review of transfer studies in third language acquisition. </w:t>
-      </w:r>
-      <w:r>
-        <w:rPr>
-          <w:i/>
-          <w:iCs/>
-        </w:rPr>
-        <w:t>Second Language Research</w:t>
-      </w:r>
-      <w:r>
-        <w:t xml:space="preserve">, </w:t>
-      </w:r>
-      <w:r>
-        <w:rPr>
-          <w:i/>
-          <w:iCs/>
-        </w:rPr>
-        <w:t>36</w:t>
-      </w:r>
-      <w:r>
-        <w:t>(1), 31–64. http://doi.org/</w:t>
-      </w:r>
-      <w:hyperlink r:id="rId39">
-        <w:r>
-          <w:rPr>
-            <w:rStyle w:val="Hyperlink"/>
-          </w:rPr>
-          <w:t>10.1177/0267658318809147</w:t>
-        </w:r>
-      </w:hyperlink>
-    </w:p>
-    <w:p>
-      <w:pPr>
-        <w:pStyle w:val="Bibliography"/>
-      </w:pPr>
-      <w:bookmarkStart w:id="55" w:name="ref-szubko-sitarek_2011"/>
-      <w:bookmarkEnd w:id="54"/>
-      <w:r>
-        <w:lastRenderedPageBreak/>
-        <w:t xml:space="preserve">Szubko-Sitarek, W. (2011). Cognate facilitation effects in trilingual word recognition. </w:t>
-      </w:r>
-      <w:r>
-        <w:rPr>
-          <w:i/>
-          <w:iCs/>
-        </w:rPr>
-        <w:t>Studies in Second Language Learning and Teaching</w:t>
-      </w:r>
-      <w:r>
-        <w:t xml:space="preserve">, </w:t>
-      </w:r>
-      <w:r>
-        <w:rPr>
-          <w:i/>
-          <w:iCs/>
-        </w:rPr>
-        <w:t>1</w:t>
-      </w:r>
-      <w:r>
-        <w:t>(2), 189–208. http://doi.org/</w:t>
+      <w:r>
+        <w:t xml:space="preserve">Amengual, M. (2012). Interlingual influence in bilingual speech:</w:t>
+      </w:r>
+      <w:r>
+        <w:t xml:space="preserve"> </w:t>
+      </w:r>
+      <w:r>
+        <w:t xml:space="preserve">Cognate</w:t>
+      </w:r>
+      <w:r>
+        <w:t xml:space="preserve"> </w:t>
+      </w:r>
+      <w:r>
+        <w:t xml:space="preserve">status effect in a continuum of bilingualism.</w:t>
+      </w:r>
+      <w:r>
+        <w:t xml:space="preserve"> </w:t>
+      </w:r>
+      <w:r>
+        <w:rPr>
+          <w:i/>
+          <w:iCs/>
+        </w:rPr>
+        <w:t xml:space="preserve">Bilingualism: Language and Cognition</w:t>
+      </w:r>
+      <w:r>
+        <w:t xml:space="preserve">,</w:t>
+      </w:r>
+      <w:r>
+        <w:t xml:space="preserve"> </w:t>
+      </w:r>
+      <w:r>
+        <w:rPr>
+          <w:i/>
+          <w:iCs/>
+        </w:rPr>
+        <w:t xml:space="preserve">15</w:t>
+      </w:r>
+      <w:r>
+        <w:t xml:space="preserve">(3), 517–530. http://doi.org/</w:t>
       </w:r>
       <w:hyperlink r:id="rId40">
         <w:r>
           <w:rPr>
             <w:rStyle w:val="Hyperlink"/>
           </w:rPr>
-          <w:t>10.14746/ssllt.2011.1.2.2</w:t>
+          <w:t xml:space="preserve">10.1017/S1366728911000460</w:t>
         </w:r>
       </w:hyperlink>
     </w:p>
+    <w:bookmarkEnd w:id="41"/>
+    <w:bookmarkStart w:id="43" w:name="ref-arana_etal_2022"/>
     <w:p>
       <w:pPr>
         <w:pStyle w:val="Bibliography"/>
       </w:pPr>
-      <w:bookmarkStart w:id="56" w:name="ref-tiffin-richards_2024"/>
-      <w:bookmarkEnd w:id="55"/>
-      <w:r>
-        <w:t xml:space="preserve">Tiffin-Richards, S. P. (2024). Cognate facilitation in bilingual reading: The influence of orthographic and phonological similarity on lexical decisions and eye-movements. </w:t>
-      </w:r>
-      <w:r>
-        <w:rPr>
-          <w:i/>
-          <w:iCs/>
-        </w:rPr>
-        <w:t>Bilingualism: Language and Cognition</w:t>
-      </w:r>
-      <w:r>
-        <w:t xml:space="preserve">, </w:t>
-      </w:r>
-      <w:r>
-        <w:rPr>
-          <w:i/>
-          <w:iCs/>
-        </w:rPr>
-        <w:t>27</w:t>
-      </w:r>
-      <w:r>
-        <w:t>(5), 964–981. http://doi.org/</w:t>
-      </w:r>
-      <w:hyperlink r:id="rId41">
-        <w:r>
-          <w:rPr>
-            <w:rStyle w:val="Hyperlink"/>
-          </w:rPr>
-          <w:t>10.1017/S1366728923000949</w:t>
-        </w:r>
-      </w:hyperlink>
-    </w:p>
-    <w:p>
-      <w:pPr>
-        <w:pStyle w:val="Bibliography"/>
-      </w:pPr>
-      <w:bookmarkStart w:id="57" w:name="ref-tonzar_etal_2009"/>
-      <w:bookmarkEnd w:id="56"/>
-      <w:r>
-        <w:t xml:space="preserve">Tonzar, C., Lotto, L., &amp; Job, R. (2009). L2 Vocabulary Acquisition in Children: Effects of Learning Method and Cognate Status. </w:t>
-      </w:r>
-      <w:r>
-        <w:rPr>
-          <w:i/>
-          <w:iCs/>
-        </w:rPr>
-        <w:t>Language Learning</w:t>
-      </w:r>
-      <w:r>
-        <w:t xml:space="preserve">, </w:t>
-      </w:r>
-      <w:r>
-        <w:rPr>
-          <w:i/>
-          <w:iCs/>
-        </w:rPr>
-        <w:t>59</w:t>
-      </w:r>
-      <w:r>
-        <w:t>(3), 623–646. http://doi.org/</w:t>
+      <w:r>
+        <w:t xml:space="preserve">Arana, S. L., Oliveira, H. M., Fernandes, A. I., Soares, A. P., &amp; Comesaña, M. (2022). The cognate facilitation effect depends on the presence of identical cognates.</w:t>
+      </w:r>
+      <w:r>
+        <w:t xml:space="preserve"> </w:t>
+      </w:r>
+      <w:r>
+        <w:rPr>
+          <w:i/>
+          <w:iCs/>
+        </w:rPr>
+        <w:t xml:space="preserve">Bilingualism: Language and Cognition</w:t>
+      </w:r>
+      <w:r>
+        <w:t xml:space="preserve">,</w:t>
+      </w:r>
+      <w:r>
+        <w:t xml:space="preserve"> </w:t>
+      </w:r>
+      <w:r>
+        <w:rPr>
+          <w:i/>
+          <w:iCs/>
+        </w:rPr>
+        <w:t xml:space="preserve">25</w:t>
+      </w:r>
+      <w:r>
+        <w:t xml:space="preserve">(4), 660–678. http://doi.org/</w:t>
       </w:r>
       <w:hyperlink r:id="rId42">
         <w:r>
           <w:rPr>
             <w:rStyle w:val="Hyperlink"/>
           </w:rPr>
-          <w:t>10.1111/j.1467-9922.2009.00519.x</w:t>
+          <w:t xml:space="preserve">10.1017/S1366728922000062</w:t>
         </w:r>
       </w:hyperlink>
     </w:p>
+    <w:bookmarkEnd w:id="43"/>
+    <w:bookmarkStart w:id="45" w:name="ref-bardel_falk_2007"/>
     <w:p>
       <w:pPr>
         <w:pStyle w:val="Bibliography"/>
       </w:pPr>
-      <w:bookmarkStart w:id="58" w:name="ref-woumans_etal_2021"/>
-      <w:bookmarkEnd w:id="57"/>
-      <w:r>
-        <w:t xml:space="preserve">Woumans, E., Clauws, R., &amp; Duyck, W. (2021). Hands Down: Cognate Effects Persist During Written Word Production. </w:t>
-      </w:r>
-      <w:r>
-        <w:rPr>
-          <w:i/>
-          <w:iCs/>
-        </w:rPr>
-        <w:t>Frontiers in Psychology</w:t>
-      </w:r>
-      <w:r>
-        <w:t xml:space="preserve">, </w:t>
-      </w:r>
-      <w:r>
-        <w:rPr>
-          <w:i/>
-          <w:iCs/>
-        </w:rPr>
-        <w:t>12</w:t>
-      </w:r>
-      <w:r>
-        <w:t>, 647362. http://doi.org/</w:t>
-      </w:r>
-      <w:hyperlink r:id="rId43">
+      <w:r>
+        <w:t xml:space="preserve">Bardel, C., &amp; Falk, Y. (2007). The role of the second language in third language acquisition:</w:t>
+      </w:r>
+      <w:r>
+        <w:t xml:space="preserve"> </w:t>
+      </w:r>
+      <w:r>
+        <w:t xml:space="preserve">The</w:t>
+      </w:r>
+      <w:r>
+        <w:t xml:space="preserve"> </w:t>
+      </w:r>
+      <w:r>
+        <w:t xml:space="preserve">case of</w:t>
+      </w:r>
+      <w:r>
+        <w:t xml:space="preserve"> </w:t>
+      </w:r>
+      <w:r>
+        <w:t xml:space="preserve">Germanic</w:t>
+      </w:r>
+      <w:r>
+        <w:t xml:space="preserve"> </w:t>
+      </w:r>
+      <w:r>
+        <w:t xml:space="preserve">syntax.</w:t>
+      </w:r>
+      <w:r>
+        <w:t xml:space="preserve"> </w:t>
+      </w:r>
+      <w:r>
+        <w:rPr>
+          <w:i/>
+          <w:iCs/>
+        </w:rPr>
+        <w:t xml:space="preserve">Second Language Research SAGE Second Language Research</w:t>
+      </w:r>
+      <w:r>
+        <w:t xml:space="preserve">,</w:t>
+      </w:r>
+      <w:r>
+        <w:t xml:space="preserve"> </w:t>
+      </w:r>
+      <w:r>
+        <w:rPr>
+          <w:i/>
+          <w:iCs/>
+        </w:rPr>
+        <w:t xml:space="preserve">234</w:t>
+      </w:r>
+      <w:r>
+        <w:t xml:space="preserve">, 459–484. http://doi.org/</w:t>
+      </w:r>
+      <w:hyperlink r:id="rId44">
         <w:r>
           <w:rPr>
             <w:rStyle w:val="Hyperlink"/>
           </w:rPr>
-          <w:t>10.3389/fpsyg.2021.647362</w:t>
+          <w:t xml:space="preserve">10.1177/0267658307080557</w:t>
         </w:r>
       </w:hyperlink>
-      <w:bookmarkEnd w:id="17"/>
-      <w:bookmarkEnd w:id="19"/>
-      <w:bookmarkEnd w:id="58"/>
-    </w:p>
+    </w:p>
+    <w:bookmarkEnd w:id="45"/>
+    <w:bookmarkStart w:id="47" w:name="ref-bardel_falk_2012"/>
+    <w:p>
+      <w:pPr>
+        <w:pStyle w:val="Bibliography"/>
+      </w:pPr>
+      <w:r>
+        <w:t xml:space="preserve">Bardel, C., &amp; Falk, Y. (2012). The</w:t>
+      </w:r>
+      <w:r>
+        <w:t xml:space="preserve"> </w:t>
+      </w:r>
+      <w:r>
+        <w:t xml:space="preserve">L2</w:t>
+      </w:r>
+      <w:r>
+        <w:t xml:space="preserve"> </w:t>
+      </w:r>
+      <w:r>
+        <w:t xml:space="preserve">status factor and the declarative/procedural distinction. In (pp. 61–78). http://doi.org/</w:t>
+      </w:r>
+      <w:hyperlink r:id="rId46">
+        <w:r>
+          <w:rPr>
+            <w:rStyle w:val="Hyperlink"/>
+          </w:rPr>
+          <w:t xml:space="preserve">10.1075/sibil.46.06bar</w:t>
+        </w:r>
+      </w:hyperlink>
+    </w:p>
+    <w:bookmarkEnd w:id="47"/>
+    <w:bookmarkStart w:id="49" w:name="ref-bartolotti_marian_2017"/>
+    <w:p>
+      <w:pPr>
+        <w:pStyle w:val="Bibliography"/>
+      </w:pPr>
+      <w:r>
+        <w:t xml:space="preserve">Bartolotti, J., &amp; Marian, V. (2017). Bilinguals’</w:t>
+      </w:r>
+      <w:r>
+        <w:t xml:space="preserve"> </w:t>
+      </w:r>
+      <w:r>
+        <w:t xml:space="preserve">Existing</w:t>
+      </w:r>
+      <w:r>
+        <w:t xml:space="preserve"> </w:t>
+      </w:r>
+      <w:r>
+        <w:t xml:space="preserve">Languages</w:t>
+      </w:r>
+      <w:r>
+        <w:t xml:space="preserve"> </w:t>
+      </w:r>
+      <w:r>
+        <w:t xml:space="preserve">Benefit</w:t>
+      </w:r>
+      <w:r>
+        <w:t xml:space="preserve"> </w:t>
+      </w:r>
+      <w:r>
+        <w:t xml:space="preserve">Vocabulary</w:t>
+      </w:r>
+      <w:r>
+        <w:t xml:space="preserve"> </w:t>
+      </w:r>
+      <w:r>
+        <w:t xml:space="preserve">Learning</w:t>
+      </w:r>
+      <w:r>
+        <w:t xml:space="preserve"> </w:t>
+      </w:r>
+      <w:r>
+        <w:t xml:space="preserve">in a</w:t>
+      </w:r>
+      <w:r>
+        <w:t xml:space="preserve"> </w:t>
+      </w:r>
+      <w:r>
+        <w:t xml:space="preserve">Third</w:t>
+      </w:r>
+      <w:r>
+        <w:t xml:space="preserve"> </w:t>
+      </w:r>
+      <w:r>
+        <w:t xml:space="preserve">Language</w:t>
+      </w:r>
+      <w:r>
+        <w:t xml:space="preserve">.</w:t>
+      </w:r>
+      <w:r>
+        <w:t xml:space="preserve"> </w:t>
+      </w:r>
+      <w:r>
+        <w:rPr>
+          <w:i/>
+          <w:iCs/>
+        </w:rPr>
+        <w:t xml:space="preserve">Language Learning</w:t>
+      </w:r>
+      <w:r>
+        <w:t xml:space="preserve">,</w:t>
+      </w:r>
+      <w:r>
+        <w:t xml:space="preserve"> </w:t>
+      </w:r>
+      <w:r>
+        <w:rPr>
+          <w:i/>
+          <w:iCs/>
+        </w:rPr>
+        <w:t xml:space="preserve">67</w:t>
+      </w:r>
+      <w:r>
+        <w:t xml:space="preserve">(1), 110–140. http://doi.org/</w:t>
+      </w:r>
+      <w:hyperlink r:id="rId48">
+        <w:r>
+          <w:rPr>
+            <w:rStyle w:val="Hyperlink"/>
+          </w:rPr>
+          <w:t xml:space="preserve">10.1111/lang.12200</w:t>
+        </w:r>
+      </w:hyperlink>
+    </w:p>
+    <w:bookmarkEnd w:id="49"/>
+    <w:bookmarkStart w:id="51" w:name="ref-carrasco-ortiz_etal_2021"/>
+    <w:p>
+      <w:pPr>
+        <w:pStyle w:val="Bibliography"/>
+      </w:pPr>
+      <w:r>
+        <w:t xml:space="preserve">Carrasco-Ortiz, H., Amengual, M., &amp; Gries, S. T. (2021). Cross-language effects of phonological and orthographic similarity in cognate word recognition:</w:t>
+      </w:r>
+      <w:r>
+        <w:t xml:space="preserve"> </w:t>
+      </w:r>
+      <w:r>
+        <w:t xml:space="preserve">The</w:t>
+      </w:r>
+      <w:r>
+        <w:t xml:space="preserve"> </w:t>
+      </w:r>
+      <w:r>
+        <w:t xml:space="preserve">role of language dominance.</w:t>
+      </w:r>
+      <w:r>
+        <w:t xml:space="preserve"> </w:t>
+      </w:r>
+      <w:r>
+        <w:rPr>
+          <w:i/>
+          <w:iCs/>
+        </w:rPr>
+        <w:t xml:space="preserve">Linguistic Approaches to Bilingualism</w:t>
+      </w:r>
+      <w:r>
+        <w:t xml:space="preserve">,</w:t>
+      </w:r>
+      <w:r>
+        <w:t xml:space="preserve"> </w:t>
+      </w:r>
+      <w:r>
+        <w:rPr>
+          <w:i/>
+          <w:iCs/>
+        </w:rPr>
+        <w:t xml:space="preserve">11</w:t>
+      </w:r>
+      <w:r>
+        <w:t xml:space="preserve">(3), 389–417. http://doi.org/</w:t>
+      </w:r>
+      <w:hyperlink r:id="rId50">
+        <w:r>
+          <w:rPr>
+            <w:rStyle w:val="Hyperlink"/>
+          </w:rPr>
+          <w:t xml:space="preserve">10.1075/lab.18095.car</w:t>
+        </w:r>
+      </w:hyperlink>
+    </w:p>
+    <w:bookmarkEnd w:id="51"/>
+    <w:bookmarkStart w:id="53" w:name="ref-comesana_etal_2015"/>
+    <w:p>
+      <w:pPr>
+        <w:pStyle w:val="Bibliography"/>
+      </w:pPr>
+      <w:r>
+        <w:t xml:space="preserve">Comesaña, M., Ferré, P., Romero, J., Guasch, M., Soares, A. P., &amp; García-Chico, T. (2015). Facilitative effect of cognate words vanishes when reducing the orthographic overlap:</w:t>
+      </w:r>
+      <w:r>
+        <w:t xml:space="preserve"> </w:t>
+      </w:r>
+      <w:r>
+        <w:t xml:space="preserve">The</w:t>
+      </w:r>
+      <w:r>
+        <w:t xml:space="preserve"> </w:t>
+      </w:r>
+      <w:r>
+        <w:t xml:space="preserve">role of stimuli list composition.</w:t>
+      </w:r>
+      <w:r>
+        <w:t xml:space="preserve"> </w:t>
+      </w:r>
+      <w:r>
+        <w:rPr>
+          <w:i/>
+          <w:iCs/>
+        </w:rPr>
+        <w:t xml:space="preserve">Journal of Experimental Psychology. Learning, Memory, and Cognition</w:t>
+      </w:r>
+      <w:r>
+        <w:t xml:space="preserve">,</w:t>
+      </w:r>
+      <w:r>
+        <w:t xml:space="preserve"> </w:t>
+      </w:r>
+      <w:r>
+        <w:rPr>
+          <w:i/>
+          <w:iCs/>
+        </w:rPr>
+        <w:t xml:space="preserve">41</w:t>
+      </w:r>
+      <w:r>
+        <w:t xml:space="preserve">(3), 614–635. http://doi.org/</w:t>
+      </w:r>
+      <w:hyperlink r:id="rId52">
+        <w:r>
+          <w:rPr>
+            <w:rStyle w:val="Hyperlink"/>
+          </w:rPr>
+          <w:t xml:space="preserve">10.1037/xlm0000065</w:t>
+        </w:r>
+      </w:hyperlink>
+    </w:p>
+    <w:bookmarkEnd w:id="53"/>
+    <w:bookmarkStart w:id="55" w:name="ref-cop_etal_2015"/>
+    <w:p>
+      <w:pPr>
+        <w:pStyle w:val="Bibliography"/>
+      </w:pPr>
+      <w:r>
+        <w:t xml:space="preserve">Cop, U., Drieghe, D., &amp; Duyck, W. (2015). Eye</w:t>
+      </w:r>
+      <w:r>
+        <w:t xml:space="preserve"> </w:t>
+      </w:r>
+      <w:r>
+        <w:t xml:space="preserve">Movement</w:t>
+      </w:r>
+      <w:r>
+        <w:t xml:space="preserve"> </w:t>
+      </w:r>
+      <w:r>
+        <w:t xml:space="preserve">Patterns</w:t>
+      </w:r>
+      <w:r>
+        <w:t xml:space="preserve"> </w:t>
+      </w:r>
+      <w:r>
+        <w:t xml:space="preserve">in</w:t>
+      </w:r>
+      <w:r>
+        <w:t xml:space="preserve"> </w:t>
+      </w:r>
+      <w:r>
+        <w:t xml:space="preserve">Natural</w:t>
+      </w:r>
+      <w:r>
+        <w:t xml:space="preserve"> </w:t>
+      </w:r>
+      <w:r>
+        <w:t xml:space="preserve">Reading</w:t>
+      </w:r>
+      <w:r>
+        <w:t xml:space="preserve">:</w:t>
+      </w:r>
+      <w:r>
+        <w:t xml:space="preserve"> </w:t>
+      </w:r>
+      <w:r>
+        <w:t xml:space="preserve">A</w:t>
+      </w:r>
+      <w:r>
+        <w:t xml:space="preserve"> </w:t>
+      </w:r>
+      <w:r>
+        <w:t xml:space="preserve">Comparison</w:t>
+      </w:r>
+      <w:r>
+        <w:t xml:space="preserve"> </w:t>
+      </w:r>
+      <w:r>
+        <w:t xml:space="preserve">of</w:t>
+      </w:r>
+      <w:r>
+        <w:t xml:space="preserve"> </w:t>
+      </w:r>
+      <w:r>
+        <w:t xml:space="preserve">Monolingual</w:t>
+      </w:r>
+      <w:r>
+        <w:t xml:space="preserve"> </w:t>
+      </w:r>
+      <w:r>
+        <w:t xml:space="preserve">and</w:t>
+      </w:r>
+      <w:r>
+        <w:t xml:space="preserve"> </w:t>
+      </w:r>
+      <w:r>
+        <w:t xml:space="preserve">Bilingual</w:t>
+      </w:r>
+      <w:r>
+        <w:t xml:space="preserve"> </w:t>
+      </w:r>
+      <w:r>
+        <w:t xml:space="preserve">Reading</w:t>
+      </w:r>
+      <w:r>
+        <w:t xml:space="preserve"> </w:t>
+      </w:r>
+      <w:r>
+        <w:t xml:space="preserve">of a</w:t>
+      </w:r>
+      <w:r>
+        <w:t xml:space="preserve"> </w:t>
+      </w:r>
+      <w:r>
+        <w:t xml:space="preserve">Novel</w:t>
+      </w:r>
+      <w:r>
+        <w:t xml:space="preserve">.</w:t>
+      </w:r>
+      <w:r>
+        <w:t xml:space="preserve"> </w:t>
+      </w:r>
+      <w:r>
+        <w:rPr>
+          <w:i/>
+          <w:iCs/>
+        </w:rPr>
+        <w:t xml:space="preserve">PLOS ONE</w:t>
+      </w:r>
+      <w:r>
+        <w:t xml:space="preserve">,</w:t>
+      </w:r>
+      <w:r>
+        <w:t xml:space="preserve"> </w:t>
+      </w:r>
+      <w:r>
+        <w:rPr>
+          <w:i/>
+          <w:iCs/>
+        </w:rPr>
+        <w:t xml:space="preserve">10</w:t>
+      </w:r>
+      <w:r>
+        <w:t xml:space="preserve">(8), e0134008. http://doi.org/</w:t>
+      </w:r>
+      <w:hyperlink r:id="rId54">
+        <w:r>
+          <w:rPr>
+            <w:rStyle w:val="Hyperlink"/>
+          </w:rPr>
+          <w:t xml:space="preserve">10.1371/journal.pone.0134008</w:t>
+        </w:r>
+      </w:hyperlink>
+    </w:p>
+    <w:bookmarkEnd w:id="55"/>
+    <w:bookmarkStart w:id="57" w:name="ref-cornut_etal_2022"/>
+    <w:p>
+      <w:pPr>
+        <w:pStyle w:val="Bibliography"/>
+      </w:pPr>
+      <w:r>
+        <w:t xml:space="preserve">Cornut, C., Mahé, G., &amp; Casalis, S. (2022). L2 word recognition in</w:t>
+      </w:r>
+      <w:r>
+        <w:t xml:space="preserve"> </w:t>
+      </w:r>
+      <w:r>
+        <w:t xml:space="preserve">French</w:t>
+      </w:r>
+      <w:r>
+        <w:t xml:space="preserve">–</w:t>
+      </w:r>
+      <w:r>
+        <w:t xml:space="preserve">English</w:t>
+      </w:r>
+      <w:r>
+        <w:t xml:space="preserve"> </w:t>
+      </w:r>
+      <w:r>
+        <w:t xml:space="preserve">late bilinguals:</w:t>
+      </w:r>
+      <w:r>
+        <w:t xml:space="preserve"> </w:t>
+      </w:r>
+      <w:r>
+        <w:t xml:space="preserve">Does</w:t>
+      </w:r>
+      <w:r>
+        <w:t xml:space="preserve"> </w:t>
+      </w:r>
+      <w:r>
+        <w:t xml:space="preserve">modality matter?</w:t>
+      </w:r>
+      <w:r>
+        <w:t xml:space="preserve"> </w:t>
+      </w:r>
+      <w:r>
+        <w:rPr>
+          <w:i/>
+          <w:iCs/>
+        </w:rPr>
+        <w:t xml:space="preserve">Bilingualism: Language and Cognition</w:t>
+      </w:r>
+      <w:r>
+        <w:t xml:space="preserve">,</w:t>
+      </w:r>
+      <w:r>
+        <w:t xml:space="preserve"> </w:t>
+      </w:r>
+      <w:r>
+        <w:rPr>
+          <w:i/>
+          <w:iCs/>
+        </w:rPr>
+        <w:t xml:space="preserve">25</w:t>
+      </w:r>
+      <w:r>
+        <w:t xml:space="preserve">(1), 121–136. http://doi.org/</w:t>
+      </w:r>
+      <w:hyperlink r:id="rId56">
+        <w:r>
+          <w:rPr>
+            <w:rStyle w:val="Hyperlink"/>
+          </w:rPr>
+          <w:t xml:space="preserve">10.1017/S1366728921000511</w:t>
+        </w:r>
+      </w:hyperlink>
+    </w:p>
+    <w:bookmarkEnd w:id="57"/>
+    <w:bookmarkStart w:id="58" w:name="ref-costa_etal_2000"/>
+    <w:p>
+      <w:pPr>
+        <w:pStyle w:val="Bibliography"/>
+      </w:pPr>
+      <w:r>
+        <w:t xml:space="preserve">Costa, A., Caramazza, A., &amp; Sebastian-Galles, N. (2000). The</w:t>
+      </w:r>
+      <w:r>
+        <w:t xml:space="preserve"> </w:t>
+      </w:r>
+      <w:r>
+        <w:t xml:space="preserve">Cognate</w:t>
+      </w:r>
+      <w:r>
+        <w:t xml:space="preserve"> </w:t>
+      </w:r>
+      <w:r>
+        <w:t xml:space="preserve">Facilitation</w:t>
+      </w:r>
+      <w:r>
+        <w:t xml:space="preserve"> </w:t>
+      </w:r>
+      <w:r>
+        <w:t xml:space="preserve">Effect</w:t>
+      </w:r>
+      <w:r>
+        <w:t xml:space="preserve">:</w:t>
+      </w:r>
+      <w:r>
+        <w:t xml:space="preserve"> </w:t>
+      </w:r>
+      <w:r>
+        <w:t xml:space="preserve">Implications</w:t>
+      </w:r>
+      <w:r>
+        <w:t xml:space="preserve"> </w:t>
+      </w:r>
+      <w:r>
+        <w:t xml:space="preserve">for</w:t>
+      </w:r>
+      <w:r>
+        <w:t xml:space="preserve"> </w:t>
+      </w:r>
+      <w:r>
+        <w:t xml:space="preserve">Models</w:t>
+      </w:r>
+      <w:r>
+        <w:t xml:space="preserve"> </w:t>
+      </w:r>
+      <w:r>
+        <w:t xml:space="preserve">of</w:t>
+      </w:r>
+      <w:r>
+        <w:t xml:space="preserve"> </w:t>
+      </w:r>
+      <w:r>
+        <w:t xml:space="preserve">Lexical</w:t>
+      </w:r>
+      <w:r>
+        <w:t xml:space="preserve"> </w:t>
+      </w:r>
+      <w:r>
+        <w:t xml:space="preserve">Access</w:t>
+      </w:r>
+      <w:r>
+        <w:t xml:space="preserve">.</w:t>
+      </w:r>
+    </w:p>
+    <w:bookmarkEnd w:id="58"/>
+    <w:bookmarkStart w:id="59" w:name="ref-cuetos_etal_2011"/>
+    <w:p>
+      <w:pPr>
+        <w:pStyle w:val="Bibliography"/>
+      </w:pPr>
+      <w:r>
+        <w:t xml:space="preserve">Cuetos, F., Glez-Nosti, M., Barbón, A., &amp; Brysbaert, M. (2011).</w:t>
+      </w:r>
+      <w:r>
+        <w:t xml:space="preserve"> </w:t>
+      </w:r>
+      <w:r>
+        <w:t xml:space="preserve">SUBTLEX</w:t>
+      </w:r>
+      <w:r>
+        <w:t xml:space="preserve">-</w:t>
+      </w:r>
+      <w:r>
+        <w:t xml:space="preserve">ESP</w:t>
+      </w:r>
+      <w:r>
+        <w:t xml:space="preserve">:</w:t>
+      </w:r>
+      <w:r>
+        <w:t xml:space="preserve"> </w:t>
+      </w:r>
+      <w:r>
+        <w:t xml:space="preserve">Spanish</w:t>
+      </w:r>
+      <w:r>
+        <w:t xml:space="preserve"> </w:t>
+      </w:r>
+      <w:r>
+        <w:t xml:space="preserve">word frequencies based on film subtitles.</w:t>
+      </w:r>
+      <w:r>
+        <w:t xml:space="preserve"> </w:t>
+      </w:r>
+      <w:r>
+        <w:rPr>
+          <w:i/>
+          <w:iCs/>
+        </w:rPr>
+        <w:t xml:space="preserve">Psicológica</w:t>
+      </w:r>
+      <w:r>
+        <w:t xml:space="preserve">,</w:t>
+      </w:r>
+      <w:r>
+        <w:t xml:space="preserve"> </w:t>
+      </w:r>
+      <w:r>
+        <w:rPr>
+          <w:i/>
+          <w:iCs/>
+        </w:rPr>
+        <w:t xml:space="preserve">32</w:t>
+      </w:r>
+      <w:r>
+        <w:t xml:space="preserve">(2), 133–143.</w:t>
+      </w:r>
+    </w:p>
+    <w:bookmarkEnd w:id="59"/>
+    <w:bookmarkStart w:id="61" w:name="ref-de_angelis_2007"/>
+    <w:p>
+      <w:pPr>
+        <w:pStyle w:val="Bibliography"/>
+      </w:pPr>
+      <w:r>
+        <w:t xml:space="preserve">De Angelis, G. (2007).</w:t>
+      </w:r>
+      <w:r>
+        <w:t xml:space="preserve"> </w:t>
+      </w:r>
+      <w:r>
+        <w:rPr>
+          <w:i/>
+          <w:iCs/>
+        </w:rPr>
+        <w:t xml:space="preserve">Third or</w:t>
+      </w:r>
+      <w:r>
+        <w:rPr>
+          <w:i/>
+          <w:iCs/>
+        </w:rPr>
+        <w:t xml:space="preserve"> </w:t>
+      </w:r>
+      <w:r>
+        <w:rPr>
+          <w:i/>
+          <w:iCs/>
+        </w:rPr>
+        <w:t xml:space="preserve">Additional</w:t>
+      </w:r>
+      <w:r>
+        <w:rPr>
+          <w:i/>
+          <w:iCs/>
+        </w:rPr>
+        <w:t xml:space="preserve"> </w:t>
+      </w:r>
+      <w:r>
+        <w:rPr>
+          <w:i/>
+          <w:iCs/>
+        </w:rPr>
+        <w:t xml:space="preserve">Language</w:t>
+      </w:r>
+      <w:r>
+        <w:rPr>
+          <w:i/>
+          <w:iCs/>
+        </w:rPr>
+        <w:t xml:space="preserve"> </w:t>
+      </w:r>
+      <w:r>
+        <w:rPr>
+          <w:i/>
+          <w:iCs/>
+        </w:rPr>
+        <w:t xml:space="preserve">Acquisition</w:t>
+      </w:r>
+      <w:r>
+        <w:t xml:space="preserve">. (D. Singleton, Ed.). Multilingual Matters &amp; Channel View Publications. http://doi.org/</w:t>
+      </w:r>
+      <w:hyperlink r:id="rId60">
+        <w:r>
+          <w:rPr>
+            <w:rStyle w:val="Hyperlink"/>
+          </w:rPr>
+          <w:t xml:space="preserve">10.2307/jj.27710839</w:t>
+        </w:r>
+      </w:hyperlink>
+    </w:p>
+    <w:bookmarkEnd w:id="61"/>
+    <w:bookmarkStart w:id="63" w:name="ref-dijkstra_etal_2010"/>
+    <w:p>
+      <w:pPr>
+        <w:pStyle w:val="Bibliography"/>
+      </w:pPr>
+      <w:r>
+        <w:t xml:space="preserve">Dijkstra, T., Miwa, K., Brummelhuis, B., Sappelli, M., &amp; Baayen, H. (2010). How cross-language similarity and task demands affect cognate recognition.</w:t>
+      </w:r>
+      <w:r>
+        <w:t xml:space="preserve"> </w:t>
+      </w:r>
+      <w:r>
+        <w:rPr>
+          <w:i/>
+          <w:iCs/>
+        </w:rPr>
+        <w:t xml:space="preserve">Journal of Memory and Language</w:t>
+      </w:r>
+      <w:r>
+        <w:t xml:space="preserve">,</w:t>
+      </w:r>
+      <w:r>
+        <w:t xml:space="preserve"> </w:t>
+      </w:r>
+      <w:r>
+        <w:rPr>
+          <w:i/>
+          <w:iCs/>
+        </w:rPr>
+        <w:t xml:space="preserve">62</w:t>
+      </w:r>
+      <w:r>
+        <w:t xml:space="preserve">(3), 284–301. http://doi.org/</w:t>
+      </w:r>
+      <w:hyperlink r:id="rId62">
+        <w:r>
+          <w:rPr>
+            <w:rStyle w:val="Hyperlink"/>
+          </w:rPr>
+          <w:t xml:space="preserve">10.1016/j.jml.2009.12.003</w:t>
+        </w:r>
+      </w:hyperlink>
+    </w:p>
+    <w:bookmarkEnd w:id="63"/>
+    <w:bookmarkStart w:id="65" w:name="ref-dijkstra_vanheuven_2002"/>
+    <w:p>
+      <w:pPr>
+        <w:pStyle w:val="Bibliography"/>
+      </w:pPr>
+      <w:r>
+        <w:t xml:space="preserve">Dijkstra, T., &amp; Van Heuven, W. J. B. (2002). The architecture of the bilingual word recognition system:</w:t>
+      </w:r>
+      <w:r>
+        <w:t xml:space="preserve"> </w:t>
+      </w:r>
+      <w:r>
+        <w:t xml:space="preserve">From</w:t>
+      </w:r>
+      <w:r>
+        <w:t xml:space="preserve"> </w:t>
+      </w:r>
+      <w:r>
+        <w:t xml:space="preserve">identification to decision.</w:t>
+      </w:r>
+      <w:r>
+        <w:t xml:space="preserve"> </w:t>
+      </w:r>
+      <w:r>
+        <w:rPr>
+          <w:i/>
+          <w:iCs/>
+        </w:rPr>
+        <w:t xml:space="preserve">Bilingualism: Language and Cognition</w:t>
+      </w:r>
+      <w:r>
+        <w:t xml:space="preserve">,</w:t>
+      </w:r>
+      <w:r>
+        <w:t xml:space="preserve"> </w:t>
+      </w:r>
+      <w:r>
+        <w:rPr>
+          <w:i/>
+          <w:iCs/>
+        </w:rPr>
+        <w:t xml:space="preserve">5</w:t>
+      </w:r>
+      <w:r>
+        <w:t xml:space="preserve">(3), 175–197. http://doi.org/</w:t>
+      </w:r>
+      <w:hyperlink r:id="rId64">
+        <w:r>
+          <w:rPr>
+            <w:rStyle w:val="Hyperlink"/>
+          </w:rPr>
+          <w:t xml:space="preserve">10.1017/S1366728902003012</w:t>
+        </w:r>
+      </w:hyperlink>
+    </w:p>
+    <w:bookmarkEnd w:id="65"/>
+    <w:bookmarkStart w:id="66" w:name="ref-Dijkstra_etal_2018"/>
+    <w:p>
+      <w:pPr>
+        <w:pStyle w:val="Bibliography"/>
+      </w:pPr>
+      <w:r>
+        <w:t xml:space="preserve">Dijkstra, T., Wahl, A., Buytenhuijs, F., Van Halem, N., Al-Jibouri, Z., De Korte, M., &amp; Rekké, S. (2018). Multilink: A computational model for bilingual word recognition and word translation.</w:t>
+      </w:r>
+      <w:r>
+        <w:t xml:space="preserve"> </w:t>
+      </w:r>
+      <w:r>
+        <w:rPr>
+          <w:i/>
+          <w:iCs/>
+        </w:rPr>
+        <w:t xml:space="preserve">Bilingualism: Language and Cognition</w:t>
+      </w:r>
+      <w:r>
+        <w:t xml:space="preserve">,</w:t>
+      </w:r>
+      <w:r>
+        <w:t xml:space="preserve"> </w:t>
+      </w:r>
+      <w:r>
+        <w:rPr>
+          <w:i/>
+          <w:iCs/>
+        </w:rPr>
+        <w:t xml:space="preserve">22</w:t>
+      </w:r>
+      <w:r>
+        <w:t xml:space="preserve">(4), 657–679.</w:t>
+      </w:r>
+    </w:p>
+    <w:bookmarkEnd w:id="66"/>
+    <w:bookmarkStart w:id="68" w:name="ref-ecke_2015"/>
+    <w:p>
+      <w:pPr>
+        <w:pStyle w:val="Bibliography"/>
+      </w:pPr>
+      <w:r>
+        <w:t xml:space="preserve">Ecke, P. (2015). Parasitic vocabulary acquisition, cross-linguistic influence, and lexical retrieval in multilinguals.</w:t>
+      </w:r>
+      <w:r>
+        <w:t xml:space="preserve"> </w:t>
+      </w:r>
+      <w:r>
+        <w:rPr>
+          <w:i/>
+          <w:iCs/>
+        </w:rPr>
+        <w:t xml:space="preserve">Bilingualism: Language and Cognition</w:t>
+      </w:r>
+      <w:r>
+        <w:t xml:space="preserve">,</w:t>
+      </w:r>
+      <w:r>
+        <w:t xml:space="preserve"> </w:t>
+      </w:r>
+      <w:r>
+        <w:rPr>
+          <w:i/>
+          <w:iCs/>
+        </w:rPr>
+        <w:t xml:space="preserve">18</w:t>
+      </w:r>
+      <w:r>
+        <w:t xml:space="preserve">(2), 145–162. http://doi.org/</w:t>
+      </w:r>
+      <w:hyperlink r:id="rId67">
+        <w:r>
+          <w:rPr>
+            <w:rStyle w:val="Hyperlink"/>
+          </w:rPr>
+          <w:t xml:space="preserve">10.1017/S1366728913000722</w:t>
+        </w:r>
+      </w:hyperlink>
+    </w:p>
+    <w:bookmarkEnd w:id="68"/>
+    <w:bookmarkStart w:id="70" w:name="ref-ellis_beaton_1993"/>
+    <w:p>
+      <w:pPr>
+        <w:pStyle w:val="Bibliography"/>
+      </w:pPr>
+      <w:r>
+        <w:t xml:space="preserve">Ellis, N., &amp; Beaton, A. (1993). Factors affecting the learning of foreign language vocabulary:</w:t>
+      </w:r>
+      <w:r>
+        <w:t xml:space="preserve"> </w:t>
+      </w:r>
+      <w:r>
+        <w:t xml:space="preserve">Imagery</w:t>
+      </w:r>
+      <w:r>
+        <w:t xml:space="preserve"> </w:t>
+      </w:r>
+      <w:r>
+        <w:t xml:space="preserve">keyword mediators and phonological short-term memory.</w:t>
+      </w:r>
+      <w:r>
+        <w:t xml:space="preserve"> </w:t>
+      </w:r>
+      <w:r>
+        <w:rPr>
+          <w:i/>
+          <w:iCs/>
+        </w:rPr>
+        <w:t xml:space="preserve">The Quarterly Journal of Experimental Psychology A: Human Experimental Psychology</w:t>
+      </w:r>
+      <w:r>
+        <w:t xml:space="preserve">,</w:t>
+      </w:r>
+      <w:r>
+        <w:t xml:space="preserve"> </w:t>
+      </w:r>
+      <w:r>
+        <w:rPr>
+          <w:i/>
+          <w:iCs/>
+        </w:rPr>
+        <w:t xml:space="preserve">46A</w:t>
+      </w:r>
+      <w:r>
+        <w:t xml:space="preserve">(3), 533–558. http://doi.org/</w:t>
+      </w:r>
+      <w:hyperlink r:id="rId69">
+        <w:r>
+          <w:rPr>
+            <w:rStyle w:val="Hyperlink"/>
+          </w:rPr>
+          <w:t xml:space="preserve">10.1080/14640749308401062</w:t>
+        </w:r>
+      </w:hyperlink>
+    </w:p>
+    <w:bookmarkEnd w:id="70"/>
+    <w:bookmarkStart w:id="72" w:name="ref-engemann_rodetzky_2024"/>
+    <w:p>
+      <w:pPr>
+        <w:pStyle w:val="Bibliography"/>
+      </w:pPr>
+      <w:r>
+        <w:t xml:space="preserve">Engemann, H., &amp; Radetzky, S. (2024). Cognate</w:t>
+      </w:r>
+      <w:r>
+        <w:t xml:space="preserve"> </w:t>
+      </w:r>
+      <w:r>
+        <w:t xml:space="preserve">Facilitation</w:t>
+      </w:r>
+      <w:r>
+        <w:t xml:space="preserve"> </w:t>
+      </w:r>
+      <w:r>
+        <w:t xml:space="preserve">in</w:t>
+      </w:r>
+      <w:r>
+        <w:t xml:space="preserve"> </w:t>
+      </w:r>
+      <w:r>
+        <w:t xml:space="preserve">Child</w:t>
+      </w:r>
+      <w:r>
+        <w:t xml:space="preserve"> </w:t>
+      </w:r>
+      <w:r>
+        <w:t xml:space="preserve">Third</w:t>
+      </w:r>
+      <w:r>
+        <w:t xml:space="preserve"> </w:t>
+      </w:r>
+      <w:r>
+        <w:t xml:space="preserve">Language</w:t>
+      </w:r>
+      <w:r>
+        <w:t xml:space="preserve"> </w:t>
+      </w:r>
+      <w:r>
+        <w:t xml:space="preserve">Learners</w:t>
+      </w:r>
+      <w:r>
+        <w:t xml:space="preserve"> </w:t>
+      </w:r>
+      <w:r>
+        <w:t xml:space="preserve">in a</w:t>
+      </w:r>
+      <w:r>
+        <w:t xml:space="preserve"> </w:t>
+      </w:r>
+      <w:r>
+        <w:t xml:space="preserve">Multilingual</w:t>
+      </w:r>
+      <w:r>
+        <w:t xml:space="preserve"> </w:t>
+      </w:r>
+      <w:r>
+        <w:t xml:space="preserve">Setting</w:t>
+      </w:r>
+      <w:r>
+        <w:t xml:space="preserve">.</w:t>
+      </w:r>
+      <w:r>
+        <w:t xml:space="preserve"> </w:t>
+      </w:r>
+      <w:r>
+        <w:rPr>
+          <w:i/>
+          <w:iCs/>
+        </w:rPr>
+        <w:t xml:space="preserve">Languages</w:t>
+      </w:r>
+      <w:r>
+        <w:t xml:space="preserve">,</w:t>
+      </w:r>
+      <w:r>
+        <w:t xml:space="preserve"> </w:t>
+      </w:r>
+      <w:r>
+        <w:rPr>
+          <w:i/>
+          <w:iCs/>
+        </w:rPr>
+        <w:t xml:space="preserve">9</w:t>
+      </w:r>
+      <w:r>
+        <w:t xml:space="preserve">(10). http://doi.org/</w:t>
+      </w:r>
+      <w:hyperlink r:id="rId71">
+        <w:r>
+          <w:rPr>
+            <w:rStyle w:val="Hyperlink"/>
+          </w:rPr>
+          <w:t xml:space="preserve">10.3390/languages9100310</w:t>
+        </w:r>
+      </w:hyperlink>
+    </w:p>
+    <w:bookmarkEnd w:id="72"/>
+    <w:bookmarkStart w:id="74" w:name="ref-forys-nogala_etal_2026"/>
+    <w:p>
+      <w:pPr>
+        <w:pStyle w:val="Bibliography"/>
+      </w:pPr>
+      <w:r>
+        <w:t xml:space="preserve">Foryś-Nogala, M., Silva, B., Ambroziak, A., Broniś, O., Janczarska, A., Jastrzębski, B., &amp; Otwinowska, A. (2026). Cumulative</w:t>
+      </w:r>
+      <w:r>
+        <w:t xml:space="preserve"> </w:t>
+      </w:r>
+      <w:r>
+        <w:t xml:space="preserve">L1</w:t>
+      </w:r>
+      <w:r>
+        <w:t xml:space="preserve">–</w:t>
+      </w:r>
+      <w:r>
+        <w:t xml:space="preserve">L2</w:t>
+      </w:r>
+      <w:r>
+        <w:t xml:space="preserve">–</w:t>
+      </w:r>
+      <w:r>
+        <w:t xml:space="preserve">L3</w:t>
+      </w:r>
+      <w:r>
+        <w:t xml:space="preserve"> </w:t>
+      </w:r>
+      <w:r>
+        <w:t xml:space="preserve">lexical similarity versus</w:t>
+      </w:r>
+      <w:r>
+        <w:t xml:space="preserve"> </w:t>
+      </w:r>
+      <w:r>
+        <w:t xml:space="preserve">L2</w:t>
+      </w:r>
+      <w:r>
+        <w:t xml:space="preserve">–</w:t>
+      </w:r>
+      <w:r>
+        <w:t xml:space="preserve">L3</w:t>
+      </w:r>
+      <w:r>
+        <w:t xml:space="preserve"> </w:t>
+      </w:r>
+      <w:r>
+        <w:t xml:space="preserve">lexical similarity:</w:t>
+      </w:r>
+      <w:r>
+        <w:t xml:space="preserve"> </w:t>
+      </w:r>
+      <w:r>
+        <w:t xml:space="preserve">What</w:t>
+      </w:r>
+      <w:r>
+        <w:t xml:space="preserve"> </w:t>
+      </w:r>
+      <w:r>
+        <w:t xml:space="preserve">impacts learners’</w:t>
+      </w:r>
+      <w:r>
+        <w:t xml:space="preserve"> </w:t>
+      </w:r>
+      <w:r>
+        <w:t xml:space="preserve">L3</w:t>
+      </w:r>
+      <w:r>
+        <w:t xml:space="preserve"> </w:t>
+      </w:r>
+      <w:r>
+        <w:t xml:space="preserve">word knowledge and</w:t>
+      </w:r>
+      <w:r>
+        <w:t xml:space="preserve"> </w:t>
+      </w:r>
+      <w:r>
+        <w:t xml:space="preserve">L3</w:t>
+      </w:r>
+      <w:r>
+        <w:t xml:space="preserve"> </w:t>
+      </w:r>
+      <w:r>
+        <w:t xml:space="preserve">word processing more?</w:t>
+      </w:r>
+      <w:r>
+        <w:t xml:space="preserve"> </w:t>
+      </w:r>
+      <w:r>
+        <w:rPr>
+          <w:i/>
+          <w:iCs/>
+        </w:rPr>
+        <w:t xml:space="preserve">Bilingualism: Language and Cognition</w:t>
+      </w:r>
+      <w:r>
+        <w:t xml:space="preserve">,</w:t>
+      </w:r>
+      <w:r>
+        <w:t xml:space="preserve"> </w:t>
+      </w:r>
+      <w:r>
+        <w:rPr>
+          <w:i/>
+          <w:iCs/>
+        </w:rPr>
+        <w:t xml:space="preserve">29</w:t>
+      </w:r>
+      <w:r>
+        <w:t xml:space="preserve">(2), 367–380. http://doi.org/</w:t>
+      </w:r>
+      <w:hyperlink r:id="rId73">
+        <w:r>
+          <w:rPr>
+            <w:rStyle w:val="Hyperlink"/>
+          </w:rPr>
+          <w:t xml:space="preserve">10.1017/S1366728925000410</w:t>
+        </w:r>
+      </w:hyperlink>
+    </w:p>
+    <w:bookmarkEnd w:id="74"/>
+    <w:bookmarkStart w:id="76" w:name="ref-frances_etal_2021"/>
+    <w:p>
+      <w:pPr>
+        <w:pStyle w:val="Bibliography"/>
+      </w:pPr>
+      <w:r>
+        <w:t xml:space="preserve">Frances, C., Navarra-Barindelli, E., &amp; Martin, C. D. (2021). Inhibitory and facilitatory effects of phonological and orthographic similarity on</w:t>
+      </w:r>
+      <w:r>
+        <w:t xml:space="preserve"> </w:t>
+      </w:r>
+      <w:r>
+        <w:t xml:space="preserve">L2</w:t>
+      </w:r>
+      <w:r>
+        <w:t xml:space="preserve"> </w:t>
+      </w:r>
+      <w:r>
+        <w:t xml:space="preserve">word recognition across modalities in bilinguals.</w:t>
+      </w:r>
+      <w:r>
+        <w:t xml:space="preserve"> </w:t>
+      </w:r>
+      <w:r>
+        <w:rPr>
+          <w:i/>
+          <w:iCs/>
+        </w:rPr>
+        <w:t xml:space="preserve">Scientific Reports</w:t>
+      </w:r>
+      <w:r>
+        <w:t xml:space="preserve">,</w:t>
+      </w:r>
+      <w:r>
+        <w:t xml:space="preserve"> </w:t>
+      </w:r>
+      <w:r>
+        <w:rPr>
+          <w:i/>
+          <w:iCs/>
+        </w:rPr>
+        <w:t xml:space="preserve">11</w:t>
+      </w:r>
+      <w:r>
+        <w:t xml:space="preserve">(1), 12812. http://doi.org/</w:t>
+      </w:r>
+      <w:hyperlink r:id="rId75">
+        <w:r>
+          <w:rPr>
+            <w:rStyle w:val="Hyperlink"/>
+          </w:rPr>
+          <w:t xml:space="preserve">10.1038/s41598-021-92259-z</w:t>
+        </w:r>
+      </w:hyperlink>
+    </w:p>
+    <w:bookmarkEnd w:id="76"/>
+    <w:bookmarkStart w:id="78" w:name="ref-frances_etal_2022"/>
+    <w:p>
+      <w:pPr>
+        <w:pStyle w:val="Bibliography"/>
+      </w:pPr>
+      <w:r>
+        <w:t xml:space="preserve">Frances, C., Navarra-Barindelli, E., &amp; Martin, C. D. (2022). Speaker</w:t>
+      </w:r>
+      <w:r>
+        <w:t xml:space="preserve"> </w:t>
+      </w:r>
+      <w:r>
+        <w:t xml:space="preserve">Accent</w:t>
+      </w:r>
+      <w:r>
+        <w:t xml:space="preserve"> </w:t>
+      </w:r>
+      <w:r>
+        <w:t xml:space="preserve">Modulates</w:t>
+      </w:r>
+      <w:r>
+        <w:t xml:space="preserve"> </w:t>
+      </w:r>
+      <w:r>
+        <w:t xml:space="preserve">the</w:t>
+      </w:r>
+      <w:r>
+        <w:t xml:space="preserve"> </w:t>
+      </w:r>
+      <w:r>
+        <w:t xml:space="preserve">Effects</w:t>
+      </w:r>
+      <w:r>
+        <w:t xml:space="preserve"> </w:t>
+      </w:r>
+      <w:r>
+        <w:t xml:space="preserve">of</w:t>
+      </w:r>
+      <w:r>
+        <w:t xml:space="preserve"> </w:t>
+      </w:r>
+      <w:r>
+        <w:t xml:space="preserve">Orthographic</w:t>
+      </w:r>
+      <w:r>
+        <w:t xml:space="preserve"> </w:t>
+      </w:r>
+      <w:r>
+        <w:t xml:space="preserve">and</w:t>
+      </w:r>
+      <w:r>
+        <w:t xml:space="preserve"> </w:t>
+      </w:r>
+      <w:r>
+        <w:t xml:space="preserve">Phonological</w:t>
+      </w:r>
+      <w:r>
+        <w:t xml:space="preserve"> </w:t>
+      </w:r>
+      <w:r>
+        <w:t xml:space="preserve">Similarity</w:t>
+      </w:r>
+      <w:r>
+        <w:t xml:space="preserve"> </w:t>
+      </w:r>
+      <w:r>
+        <w:t xml:space="preserve">on</w:t>
+      </w:r>
+      <w:r>
+        <w:t xml:space="preserve"> </w:t>
+      </w:r>
+      <w:r>
+        <w:t xml:space="preserve">Auditory</w:t>
+      </w:r>
+      <w:r>
+        <w:t xml:space="preserve"> </w:t>
+      </w:r>
+      <w:r>
+        <w:t xml:space="preserve">Processing</w:t>
+      </w:r>
+      <w:r>
+        <w:t xml:space="preserve"> </w:t>
+      </w:r>
+      <w:r>
+        <w:t xml:space="preserve">by</w:t>
+      </w:r>
+      <w:r>
+        <w:t xml:space="preserve"> </w:t>
+      </w:r>
+      <w:r>
+        <w:t xml:space="preserve">Learners</w:t>
+      </w:r>
+      <w:r>
+        <w:t xml:space="preserve"> </w:t>
+      </w:r>
+      <w:r>
+        <w:t xml:space="preserve">of</w:t>
+      </w:r>
+      <w:r>
+        <w:t xml:space="preserve"> </w:t>
+      </w:r>
+      <w:r>
+        <w:t xml:space="preserve">English</w:t>
+      </w:r>
+      <w:r>
+        <w:t xml:space="preserve">.</w:t>
+      </w:r>
+      <w:r>
+        <w:t xml:space="preserve"> </w:t>
+      </w:r>
+      <w:r>
+        <w:rPr>
+          <w:i/>
+          <w:iCs/>
+        </w:rPr>
+        <w:t xml:space="preserve">Frontiers in Psychology</w:t>
+      </w:r>
+      <w:r>
+        <w:t xml:space="preserve">,</w:t>
+      </w:r>
+      <w:r>
+        <w:t xml:space="preserve"> </w:t>
+      </w:r>
+      <w:r>
+        <w:rPr>
+          <w:i/>
+          <w:iCs/>
+        </w:rPr>
+        <w:t xml:space="preserve">13</w:t>
+      </w:r>
+      <w:r>
+        <w:t xml:space="preserve">. http://doi.org/</w:t>
+      </w:r>
+      <w:hyperlink r:id="rId77">
+        <w:r>
+          <w:rPr>
+            <w:rStyle w:val="Hyperlink"/>
+          </w:rPr>
+          <w:t xml:space="preserve">10.3389/fpsyg.2022.892822</w:t>
+        </w:r>
+      </w:hyperlink>
+    </w:p>
+    <w:bookmarkEnd w:id="78"/>
+    <w:bookmarkStart w:id="80" w:name="ref-garrido-pozu_2024"/>
+    <w:p>
+      <w:pPr>
+        <w:pStyle w:val="Bibliography"/>
+      </w:pPr>
+      <w:r>
+        <w:t xml:space="preserve">Garrido-Pozú, J. J. (2024). Cross-linguistic effects of form overlap in aural recognition of</w:t>
+      </w:r>
+      <w:r>
+        <w:t xml:space="preserve"> </w:t>
+      </w:r>
+      <w:r>
+        <w:t xml:space="preserve">Spanish</w:t>
+      </w:r>
+      <w:r>
+        <w:t xml:space="preserve">–</w:t>
+      </w:r>
+      <w:r>
+        <w:t xml:space="preserve">English</w:t>
+      </w:r>
+      <w:r>
+        <w:t xml:space="preserve"> </w:t>
+      </w:r>
+      <w:r>
+        <w:t xml:space="preserve">cognates.</w:t>
+      </w:r>
+      <w:r>
+        <w:t xml:space="preserve"> </w:t>
+      </w:r>
+      <w:r>
+        <w:rPr>
+          <w:i/>
+          <w:iCs/>
+        </w:rPr>
+        <w:t xml:space="preserve">Bilingualism: Language and Cognition</w:t>
+      </w:r>
+      <w:r>
+        <w:t xml:space="preserve">,</w:t>
+      </w:r>
+      <w:r>
+        <w:t xml:space="preserve"> </w:t>
+      </w:r>
+      <w:r>
+        <w:rPr>
+          <w:i/>
+          <w:iCs/>
+        </w:rPr>
+        <w:t xml:space="preserve">27</w:t>
+      </w:r>
+      <w:r>
+        <w:t xml:space="preserve">(5), 914–926. http://doi.org/</w:t>
+      </w:r>
+      <w:hyperlink r:id="rId79">
+        <w:r>
+          <w:rPr>
+            <w:rStyle w:val="Hyperlink"/>
+          </w:rPr>
+          <w:t xml:space="preserve">10.1017/S1366728924000270</w:t>
+        </w:r>
+      </w:hyperlink>
+    </w:p>
+    <w:bookmarkEnd w:id="80"/>
+    <w:bookmarkStart w:id="82" w:name="ref-van_hell_degroot_2008"/>
+    <w:p>
+      <w:pPr>
+        <w:pStyle w:val="Bibliography"/>
+      </w:pPr>
+      <w:r>
+        <w:t xml:space="preserve">Hell, J. G. van, &amp; Groot, A. M. B. de. (2008). Sentence context modulates visual word recognition and translation in bilinguals.</w:t>
+      </w:r>
+      <w:r>
+        <w:t xml:space="preserve"> </w:t>
+      </w:r>
+      <w:r>
+        <w:rPr>
+          <w:i/>
+          <w:iCs/>
+        </w:rPr>
+        <w:t xml:space="preserve">Acta Psychologica</w:t>
+      </w:r>
+      <w:r>
+        <w:t xml:space="preserve">,</w:t>
+      </w:r>
+      <w:r>
+        <w:t xml:space="preserve"> </w:t>
+      </w:r>
+      <w:r>
+        <w:rPr>
+          <w:i/>
+          <w:iCs/>
+        </w:rPr>
+        <w:t xml:space="preserve">128</w:t>
+      </w:r>
+      <w:r>
+        <w:t xml:space="preserve">(3), 431–451. http://doi.org/</w:t>
+      </w:r>
+      <w:hyperlink r:id="rId81">
+        <w:r>
+          <w:rPr>
+            <w:rStyle w:val="Hyperlink"/>
+          </w:rPr>
+          <w:t xml:space="preserve">10.1016/j.actpsy.2008.03.010</w:t>
+        </w:r>
+      </w:hyperlink>
+    </w:p>
+    <w:bookmarkEnd w:id="82"/>
+    <w:bookmarkStart w:id="83" w:name="ref-izura_etal_2014"/>
+    <w:p>
+      <w:pPr>
+        <w:pStyle w:val="Bibliography"/>
+      </w:pPr>
+      <w:r>
+        <w:t xml:space="preserve">Izura, C., Cuetos, F., &amp; Brysbaert, M. (2014). Lextale-</w:t>
+      </w:r>
+      <w:r>
+        <w:t xml:space="preserve">Esp</w:t>
+      </w:r>
+      <w:r>
+        <w:t xml:space="preserve">:</w:t>
+      </w:r>
+      <w:r>
+        <w:t xml:space="preserve"> </w:t>
+      </w:r>
+      <w:r>
+        <w:t xml:space="preserve">A</w:t>
+      </w:r>
+      <w:r>
+        <w:t xml:space="preserve"> </w:t>
+      </w:r>
+      <w:r>
+        <w:t xml:space="preserve">test to rapidly and efficiently assess the</w:t>
+      </w:r>
+      <w:r>
+        <w:t xml:space="preserve"> </w:t>
+      </w:r>
+      <w:r>
+        <w:t xml:space="preserve">Spanish</w:t>
+      </w:r>
+      <w:r>
+        <w:t xml:space="preserve"> </w:t>
+      </w:r>
+      <w:r>
+        <w:t xml:space="preserve">vocabulary size.</w:t>
+      </w:r>
+      <w:r>
+        <w:t xml:space="preserve"> </w:t>
+      </w:r>
+      <w:r>
+        <w:rPr>
+          <w:i/>
+          <w:iCs/>
+        </w:rPr>
+        <w:t xml:space="preserve">Psicológica</w:t>
+      </w:r>
+      <w:r>
+        <w:t xml:space="preserve">,</w:t>
+      </w:r>
+      <w:r>
+        <w:t xml:space="preserve"> </w:t>
+      </w:r>
+      <w:r>
+        <w:rPr>
+          <w:i/>
+          <w:iCs/>
+        </w:rPr>
+        <w:t xml:space="preserve">35</w:t>
+      </w:r>
+      <w:r>
+        <w:t xml:space="preserve">(1), 49–66.</w:t>
+      </w:r>
+    </w:p>
+    <w:bookmarkEnd w:id="83"/>
+    <w:bookmarkStart w:id="84" w:name="ref-Kellerman_1983"/>
+    <w:p>
+      <w:pPr>
+        <w:pStyle w:val="Bibliography"/>
+      </w:pPr>
+      <w:r>
+        <w:t xml:space="preserve">Kellerman, E. (1983). Now you see it, now you don’t. In S. M. Gass &amp; L. Selinker (Eds.),</w:t>
+      </w:r>
+      <w:r>
+        <w:t xml:space="preserve"> </w:t>
+      </w:r>
+      <w:r>
+        <w:rPr>
+          <w:i/>
+          <w:iCs/>
+        </w:rPr>
+        <w:t xml:space="preserve">Language transfer in language learning</w:t>
+      </w:r>
+      <w:r>
+        <w:t xml:space="preserve"> </w:t>
+      </w:r>
+      <w:r>
+        <w:t xml:space="preserve">(pp. 112–134). Rowley, MA: Newbury House.</w:t>
+      </w:r>
+    </w:p>
+    <w:bookmarkEnd w:id="84"/>
+    <w:bookmarkStart w:id="86" w:name="ref-lemhofer_broersma_2012"/>
+    <w:p>
+      <w:pPr>
+        <w:pStyle w:val="Bibliography"/>
+      </w:pPr>
+      <w:r>
+        <w:t xml:space="preserve">Lemhöfer, K., &amp; Broersma, M. (2012). Introducing</w:t>
+      </w:r>
+      <w:r>
+        <w:t xml:space="preserve"> </w:t>
+      </w:r>
+      <w:r>
+        <w:t xml:space="preserve">LexTALE</w:t>
+      </w:r>
+      <w:r>
+        <w:t xml:space="preserve">:</w:t>
+      </w:r>
+      <w:r>
+        <w:t xml:space="preserve"> </w:t>
+      </w:r>
+      <w:r>
+        <w:t xml:space="preserve">A</w:t>
+      </w:r>
+      <w:r>
+        <w:t xml:space="preserve"> </w:t>
+      </w:r>
+      <w:r>
+        <w:t xml:space="preserve">quick and valid</w:t>
+      </w:r>
+      <w:r>
+        <w:t xml:space="preserve"> </w:t>
+      </w:r>
+      <w:r>
+        <w:t xml:space="preserve">Lexical</w:t>
+      </w:r>
+      <w:r>
+        <w:t xml:space="preserve"> </w:t>
+      </w:r>
+      <w:r>
+        <w:t xml:space="preserve">Test</w:t>
+      </w:r>
+      <w:r>
+        <w:t xml:space="preserve"> </w:t>
+      </w:r>
+      <w:r>
+        <w:t xml:space="preserve">for</w:t>
+      </w:r>
+      <w:r>
+        <w:t xml:space="preserve"> </w:t>
+      </w:r>
+      <w:r>
+        <w:t xml:space="preserve">Advanced</w:t>
+      </w:r>
+      <w:r>
+        <w:t xml:space="preserve"> </w:t>
+      </w:r>
+      <w:r>
+        <w:t xml:space="preserve">Learners</w:t>
+      </w:r>
+      <w:r>
+        <w:t xml:space="preserve"> </w:t>
+      </w:r>
+      <w:r>
+        <w:t xml:space="preserve">of</w:t>
+      </w:r>
+      <w:r>
+        <w:t xml:space="preserve"> </w:t>
+      </w:r>
+      <w:r>
+        <w:t xml:space="preserve">English</w:t>
+      </w:r>
+      <w:r>
+        <w:t xml:space="preserve">.</w:t>
+      </w:r>
+      <w:r>
+        <w:t xml:space="preserve"> </w:t>
+      </w:r>
+      <w:r>
+        <w:rPr>
+          <w:i/>
+          <w:iCs/>
+        </w:rPr>
+        <w:t xml:space="preserve">Behavior Research Methods</w:t>
+      </w:r>
+      <w:r>
+        <w:t xml:space="preserve">,</w:t>
+      </w:r>
+      <w:r>
+        <w:t xml:space="preserve"> </w:t>
+      </w:r>
+      <w:r>
+        <w:rPr>
+          <w:i/>
+          <w:iCs/>
+        </w:rPr>
+        <w:t xml:space="preserve">44</w:t>
+      </w:r>
+      <w:r>
+        <w:t xml:space="preserve">(2), 325–343. http://doi.org/</w:t>
+      </w:r>
+      <w:hyperlink r:id="rId85">
+        <w:r>
+          <w:rPr>
+            <w:rStyle w:val="Hyperlink"/>
+          </w:rPr>
+          <w:t xml:space="preserve">10.3758/s13428-011-0146-0</w:t>
+        </w:r>
+      </w:hyperlink>
+    </w:p>
+    <w:bookmarkEnd w:id="86"/>
+    <w:bookmarkStart w:id="88" w:name="ref-lemhoefer_etal_2004"/>
+    <w:p>
+      <w:pPr>
+        <w:pStyle w:val="Bibliography"/>
+      </w:pPr>
+      <w:r>
+        <w:t xml:space="preserve">Lemhöfer, K., Dijkstra, T., &amp; Michel, M. (2004). Three languages, one</w:t>
+      </w:r>
+      <w:r>
+        <w:t xml:space="preserve"> </w:t>
+      </w:r>
+      <w:r>
+        <w:t xml:space="preserve">ECHO</w:t>
+      </w:r>
+      <w:r>
+        <w:t xml:space="preserve">:</w:t>
+      </w:r>
+      <w:r>
+        <w:t xml:space="preserve"> </w:t>
+      </w:r>
+      <w:r>
+        <w:t xml:space="preserve">Cognate</w:t>
+      </w:r>
+      <w:r>
+        <w:t xml:space="preserve"> </w:t>
+      </w:r>
+      <w:r>
+        <w:t xml:space="preserve">effects in trilingual word recognition.</w:t>
+      </w:r>
+      <w:r>
+        <w:t xml:space="preserve"> </w:t>
+      </w:r>
+      <w:r>
+        <w:rPr>
+          <w:i/>
+          <w:iCs/>
+        </w:rPr>
+        <w:t xml:space="preserve">Language and Cognitive Processes</w:t>
+      </w:r>
+      <w:r>
+        <w:t xml:space="preserve">,</w:t>
+      </w:r>
+      <w:r>
+        <w:t xml:space="preserve"> </w:t>
+      </w:r>
+      <w:r>
+        <w:rPr>
+          <w:i/>
+          <w:iCs/>
+        </w:rPr>
+        <w:t xml:space="preserve">19</w:t>
+      </w:r>
+      <w:r>
+        <w:t xml:space="preserve">(5), 585–611. http://doi.org/</w:t>
+      </w:r>
+      <w:hyperlink r:id="rId87">
+        <w:r>
+          <w:rPr>
+            <w:rStyle w:val="Hyperlink"/>
+          </w:rPr>
+          <w:t xml:space="preserve">10.1080/01690960444000007</w:t>
+        </w:r>
+      </w:hyperlink>
+    </w:p>
+    <w:bookmarkEnd w:id="88"/>
+    <w:bookmarkStart w:id="90" w:name="ref-lijewska_2023"/>
+    <w:p>
+      <w:pPr>
+        <w:pStyle w:val="Bibliography"/>
+      </w:pPr>
+      <w:r>
+        <w:t xml:space="preserve">Lijewska, A. (2023). The influence of semantic bias on triple non-identical cognates during reading:</w:t>
+      </w:r>
+      <w:r>
+        <w:t xml:space="preserve"> </w:t>
+      </w:r>
+      <w:r>
+        <w:t xml:space="preserve">Evidence</w:t>
+      </w:r>
+      <w:r>
+        <w:t xml:space="preserve"> </w:t>
+      </w:r>
+      <w:r>
+        <w:t xml:space="preserve">from trilinguals’ eye movements.</w:t>
+      </w:r>
+      <w:r>
+        <w:t xml:space="preserve"> </w:t>
+      </w:r>
+      <w:r>
+        <w:rPr>
+          <w:i/>
+          <w:iCs/>
+        </w:rPr>
+        <w:t xml:space="preserve">Second Language Research</w:t>
+      </w:r>
+      <w:r>
+        <w:t xml:space="preserve">,</w:t>
+      </w:r>
+      <w:r>
+        <w:t xml:space="preserve"> </w:t>
+      </w:r>
+      <w:r>
+        <w:rPr>
+          <w:i/>
+          <w:iCs/>
+        </w:rPr>
+        <w:t xml:space="preserve">39</w:t>
+      </w:r>
+      <w:r>
+        <w:t xml:space="preserve">(4), 1235–1263. http://doi.org/</w:t>
+      </w:r>
+      <w:hyperlink r:id="rId89">
+        <w:r>
+          <w:rPr>
+            <w:rStyle w:val="Hyperlink"/>
+          </w:rPr>
+          <w:t xml:space="preserve">10.1177/02676583221128525</w:t>
+        </w:r>
+      </w:hyperlink>
+    </w:p>
+    <w:bookmarkEnd w:id="90"/>
+    <w:bookmarkStart w:id="92" w:name="ref-lijewska_delouw_2025"/>
+    <w:p>
+      <w:pPr>
+        <w:pStyle w:val="Bibliography"/>
+      </w:pPr>
+      <w:r>
+        <w:t xml:space="preserve">Lijewska, A., &amp; Louw, R. de. (2025). Facilitation for non-identical cognates in</w:t>
+      </w:r>
+      <w:r>
+        <w:t xml:space="preserve"> </w:t>
+      </w:r>
+      <w:r>
+        <w:t xml:space="preserve">L3</w:t>
+      </w:r>
+      <w:r>
+        <w:t xml:space="preserve">.</w:t>
+      </w:r>
+      <w:r>
+        <w:t xml:space="preserve"> </w:t>
+      </w:r>
+      <w:r>
+        <w:rPr>
+          <w:i/>
+          <w:iCs/>
+        </w:rPr>
+        <w:t xml:space="preserve">Linguistic Approaches to Bilingualism</w:t>
+      </w:r>
+      <w:r>
+        <w:t xml:space="preserve">,</w:t>
+      </w:r>
+      <w:r>
+        <w:t xml:space="preserve"> </w:t>
+      </w:r>
+      <w:r>
+        <w:rPr>
+          <w:i/>
+          <w:iCs/>
+        </w:rPr>
+        <w:t xml:space="preserve">15</w:t>
+      </w:r>
+      <w:r>
+        <w:t xml:space="preserve">(5), 632–661. http://doi.org/</w:t>
+      </w:r>
+      <w:hyperlink r:id="rId91">
+        <w:r>
+          <w:rPr>
+            <w:rStyle w:val="Hyperlink"/>
+          </w:rPr>
+          <w:t xml:space="preserve">https://doi.org/10.1075/lab.21016.lij</w:t>
+        </w:r>
+      </w:hyperlink>
+    </w:p>
+    <w:bookmarkEnd w:id="92"/>
+    <w:bookmarkStart w:id="94" w:name="ref-lotto_degroot_1998"/>
+    <w:p>
+      <w:pPr>
+        <w:pStyle w:val="Bibliography"/>
+      </w:pPr>
+      <w:r>
+        <w:t xml:space="preserve">Lotto, L., &amp; Groot, A. M. B. de. (1998). Effects of learning method and word type on acquiring vocabulary in an unfamiliar language.</w:t>
+      </w:r>
+      <w:r>
+        <w:t xml:space="preserve"> </w:t>
+      </w:r>
+      <w:r>
+        <w:rPr>
+          <w:i/>
+          <w:iCs/>
+        </w:rPr>
+        <w:t xml:space="preserve">Language Learning</w:t>
+      </w:r>
+      <w:r>
+        <w:t xml:space="preserve">,</w:t>
+      </w:r>
+      <w:r>
+        <w:t xml:space="preserve"> </w:t>
+      </w:r>
+      <w:r>
+        <w:rPr>
+          <w:i/>
+          <w:iCs/>
+        </w:rPr>
+        <w:t xml:space="preserve">48</w:t>
+      </w:r>
+      <w:r>
+        <w:t xml:space="preserve">(1), 31–69. http://doi.org/</w:t>
+      </w:r>
+      <w:hyperlink r:id="rId93">
+        <w:r>
+          <w:rPr>
+            <w:rStyle w:val="Hyperlink"/>
+          </w:rPr>
+          <w:t xml:space="preserve">10.1111/1467-9922.00032</w:t>
+        </w:r>
+      </w:hyperlink>
+    </w:p>
+    <w:bookmarkEnd w:id="94"/>
+    <w:bookmarkStart w:id="96" w:name="ref-muntendam_etal_2022"/>
+    <w:p>
+      <w:pPr>
+        <w:pStyle w:val="Bibliography"/>
+      </w:pPr>
+      <w:r>
+        <w:t xml:space="preserve">Muntendam, A., Rijswijk, R., Severijnen, G., &amp; Dijkstra, T. (2022). The role of stress position in bilingual auditory word recognition:</w:t>
+      </w:r>
+      <w:r>
+        <w:t xml:space="preserve"> </w:t>
+      </w:r>
+      <w:r>
+        <w:t xml:space="preserve">Cognate</w:t>
+      </w:r>
+      <w:r>
+        <w:t xml:space="preserve"> </w:t>
+      </w:r>
+      <w:r>
+        <w:t xml:space="preserve">processing in</w:t>
+      </w:r>
+      <w:r>
+        <w:t xml:space="preserve"> </w:t>
+      </w:r>
+      <w:r>
+        <w:t xml:space="preserve">Turkish</w:t>
+      </w:r>
+      <w:r>
+        <w:t xml:space="preserve"> </w:t>
+      </w:r>
+      <w:r>
+        <w:t xml:space="preserve">and</w:t>
+      </w:r>
+      <w:r>
+        <w:t xml:space="preserve"> </w:t>
+      </w:r>
+      <w:r>
+        <w:t xml:space="preserve">Dutch</w:t>
+      </w:r>
+      <w:r>
+        <w:t xml:space="preserve">.</w:t>
+      </w:r>
+      <w:r>
+        <w:t xml:space="preserve"> </w:t>
+      </w:r>
+      <w:r>
+        <w:rPr>
+          <w:i/>
+          <w:iCs/>
+        </w:rPr>
+        <w:t xml:space="preserve">Bilingualism: Language and Cognition</w:t>
+      </w:r>
+      <w:r>
+        <w:t xml:space="preserve">,</w:t>
+      </w:r>
+      <w:r>
+        <w:t xml:space="preserve"> </w:t>
+      </w:r>
+      <w:r>
+        <w:rPr>
+          <w:i/>
+          <w:iCs/>
+        </w:rPr>
+        <w:t xml:space="preserve">25</w:t>
+      </w:r>
+      <w:r>
+        <w:t xml:space="preserve">, 1–12. http://doi.org/</w:t>
+      </w:r>
+      <w:hyperlink r:id="rId95">
+        <w:r>
+          <w:rPr>
+            <w:rStyle w:val="Hyperlink"/>
+          </w:rPr>
+          <w:t xml:space="preserve">10.1017/S1366728922000037</w:t>
+        </w:r>
+      </w:hyperlink>
+    </w:p>
+    <w:bookmarkEnd w:id="96"/>
+    <w:bookmarkStart w:id="98" w:name="ref-new_etal_2024"/>
+    <w:p>
+      <w:pPr>
+        <w:pStyle w:val="Bibliography"/>
+      </w:pPr>
+      <w:r>
+        <w:t xml:space="preserve">New, B., Bourgin, J., Barra, J., &amp; Pallier, C. (2024).</w:t>
+      </w:r>
+      <w:r>
+        <w:t xml:space="preserve"> </w:t>
+      </w:r>
+      <w:r>
+        <w:t xml:space="preserve">UniPseudo</w:t>
+      </w:r>
+      <w:r>
+        <w:t xml:space="preserve">:</w:t>
+      </w:r>
+      <w:r>
+        <w:t xml:space="preserve"> </w:t>
+      </w:r>
+      <w:r>
+        <w:t xml:space="preserve">A</w:t>
+      </w:r>
+      <w:r>
+        <w:t xml:space="preserve"> </w:t>
+      </w:r>
+      <w:r>
+        <w:t xml:space="preserve">universal pseudoword generator.</w:t>
+      </w:r>
+      <w:r>
+        <w:t xml:space="preserve"> </w:t>
+      </w:r>
+      <w:r>
+        <w:rPr>
+          <w:i/>
+          <w:iCs/>
+        </w:rPr>
+        <w:t xml:space="preserve">Quarterly Journal of Experimental Psychology</w:t>
+      </w:r>
+      <w:r>
+        <w:t xml:space="preserve">,</w:t>
+      </w:r>
+      <w:r>
+        <w:t xml:space="preserve"> </w:t>
+      </w:r>
+      <w:r>
+        <w:rPr>
+          <w:i/>
+          <w:iCs/>
+        </w:rPr>
+        <w:t xml:space="preserve">77</w:t>
+      </w:r>
+      <w:r>
+        <w:t xml:space="preserve">(2), 278–286. http://doi.org/</w:t>
+      </w:r>
+      <w:hyperlink r:id="rId97">
+        <w:r>
+          <w:rPr>
+            <w:rStyle w:val="Hyperlink"/>
+          </w:rPr>
+          <w:t xml:space="preserve">10.1177/17470218231164373</w:t>
+        </w:r>
+      </w:hyperlink>
+    </w:p>
+    <w:bookmarkEnd w:id="98"/>
+    <w:bookmarkStart w:id="100" w:name="ref-otwinowska_szewczyk_2019"/>
+    <w:p>
+      <w:pPr>
+        <w:pStyle w:val="Bibliography"/>
+      </w:pPr>
+      <w:r>
+        <w:t xml:space="preserve">Otwinowska, A., &amp; Szewczyk, J. M. (2019). The more similar the better?</w:t>
+      </w:r>
+      <w:r>
+        <w:t xml:space="preserve"> </w:t>
+      </w:r>
+      <w:r>
+        <w:t xml:space="preserve">Factors</w:t>
+      </w:r>
+      <w:r>
+        <w:t xml:space="preserve"> </w:t>
+      </w:r>
+      <w:r>
+        <w:t xml:space="preserve">in learning cognates, false cognates and non-cognate words.</w:t>
+      </w:r>
+      <w:r>
+        <w:t xml:space="preserve"> </w:t>
+      </w:r>
+      <w:r>
+        <w:rPr>
+          <w:i/>
+          <w:iCs/>
+        </w:rPr>
+        <w:t xml:space="preserve">International Journal of Bilingual Education and Bilingualism</w:t>
+      </w:r>
+      <w:r>
+        <w:t xml:space="preserve">,</w:t>
+      </w:r>
+      <w:r>
+        <w:t xml:space="preserve"> </w:t>
+      </w:r>
+      <w:r>
+        <w:rPr>
+          <w:i/>
+          <w:iCs/>
+        </w:rPr>
+        <w:t xml:space="preserve">22</w:t>
+      </w:r>
+      <w:r>
+        <w:t xml:space="preserve">(8), 974–991. http://doi.org/</w:t>
+      </w:r>
+      <w:hyperlink r:id="rId99">
+        <w:r>
+          <w:rPr>
+            <w:rStyle w:val="Hyperlink"/>
+          </w:rPr>
+          <w:t xml:space="preserve">10.1080/13670050.2017.1325834</w:t>
+        </w:r>
+      </w:hyperlink>
+    </w:p>
+    <w:bookmarkEnd w:id="100"/>
+    <w:bookmarkStart w:id="102" w:name="ref-peeters_etal_2013"/>
+    <w:p>
+      <w:pPr>
+        <w:pStyle w:val="Bibliography"/>
+      </w:pPr>
+      <w:r>
+        <w:t xml:space="preserve">Peeters, D., Dijkstra, T., &amp; Grainger, J. (2013). The representation and processing of identical cognates by late bilinguals:</w:t>
+      </w:r>
+      <w:r>
+        <w:t xml:space="preserve"> </w:t>
+      </w:r>
+      <w:r>
+        <w:t xml:space="preserve">RT</w:t>
+      </w:r>
+      <w:r>
+        <w:t xml:space="preserve"> </w:t>
+      </w:r>
+      <w:r>
+        <w:t xml:space="preserve">and</w:t>
+      </w:r>
+      <w:r>
+        <w:t xml:space="preserve"> </w:t>
+      </w:r>
+      <w:r>
+        <w:t xml:space="preserve">ERP</w:t>
+      </w:r>
+      <w:r>
+        <w:t xml:space="preserve"> </w:t>
+      </w:r>
+      <w:r>
+        <w:t xml:space="preserve">effects.</w:t>
+      </w:r>
+      <w:r>
+        <w:t xml:space="preserve"> </w:t>
+      </w:r>
+      <w:r>
+        <w:rPr>
+          <w:i/>
+          <w:iCs/>
+        </w:rPr>
+        <w:t xml:space="preserve">Journal of Memory and Language</w:t>
+      </w:r>
+      <w:r>
+        <w:t xml:space="preserve">,</w:t>
+      </w:r>
+      <w:r>
+        <w:t xml:space="preserve"> </w:t>
+      </w:r>
+      <w:r>
+        <w:rPr>
+          <w:i/>
+          <w:iCs/>
+        </w:rPr>
+        <w:t xml:space="preserve">68</w:t>
+      </w:r>
+      <w:r>
+        <w:t xml:space="preserve">(4), 315–332. http://doi.org/</w:t>
+      </w:r>
+      <w:hyperlink r:id="rId101">
+        <w:r>
+          <w:rPr>
+            <w:rStyle w:val="Hyperlink"/>
+          </w:rPr>
+          <w:t xml:space="preserve">10.1016/j.jml.2012.12.003</w:t>
+        </w:r>
+      </w:hyperlink>
+    </w:p>
+    <w:bookmarkEnd w:id="102"/>
+    <w:bookmarkStart w:id="104" w:name="ref-peirce_2019"/>
+    <w:p>
+      <w:pPr>
+        <w:pStyle w:val="Bibliography"/>
+      </w:pPr>
+      <w:r>
+        <w:t xml:space="preserve">Peirce, J., Gray, J. R., Simpson, S., MacAskill, M., Höchenberger, R., Sogo, H., … Lindeløv, J. K. (2019).</w:t>
+      </w:r>
+      <w:r>
+        <w:t xml:space="preserve"> </w:t>
+      </w:r>
+      <w:r>
+        <w:t xml:space="preserve">PsychoPy2</w:t>
+      </w:r>
+      <w:r>
+        <w:t xml:space="preserve">:</w:t>
+      </w:r>
+      <w:r>
+        <w:t xml:space="preserve"> </w:t>
+      </w:r>
+      <w:r>
+        <w:t xml:space="preserve">Experiments</w:t>
+      </w:r>
+      <w:r>
+        <w:t xml:space="preserve"> </w:t>
+      </w:r>
+      <w:r>
+        <w:t xml:space="preserve">in behavior made easy.</w:t>
+      </w:r>
+      <w:r>
+        <w:t xml:space="preserve"> </w:t>
+      </w:r>
+      <w:r>
+        <w:rPr>
+          <w:i/>
+          <w:iCs/>
+        </w:rPr>
+        <w:t xml:space="preserve">Behavior Research Methods</w:t>
+      </w:r>
+      <w:r>
+        <w:t xml:space="preserve">,</w:t>
+      </w:r>
+      <w:r>
+        <w:t xml:space="preserve"> </w:t>
+      </w:r>
+      <w:r>
+        <w:rPr>
+          <w:i/>
+          <w:iCs/>
+        </w:rPr>
+        <w:t xml:space="preserve">51</w:t>
+      </w:r>
+      <w:r>
+        <w:t xml:space="preserve">(1), 195–203. http://doi.org/</w:t>
+      </w:r>
+      <w:hyperlink r:id="rId103">
+        <w:r>
+          <w:rPr>
+            <w:rStyle w:val="Hyperlink"/>
+          </w:rPr>
+          <w:t xml:space="preserve">10.3758/s13428-018-01193-y</w:t>
+        </w:r>
+      </w:hyperlink>
+    </w:p>
+    <w:bookmarkEnd w:id="104"/>
+    <w:bookmarkStart w:id="106" w:name="ref-poarch_vanhell_2014"/>
+    <w:p>
+      <w:pPr>
+        <w:pStyle w:val="Bibliography"/>
+      </w:pPr>
+      <w:r>
+        <w:t xml:space="preserve">Poarch, G. J., &amp; Hell, J. G. van. (2014). Cross-language activation in same-script and different-script trilinguals.</w:t>
+      </w:r>
+      <w:r>
+        <w:t xml:space="preserve"> </w:t>
+      </w:r>
+      <w:r>
+        <w:rPr>
+          <w:i/>
+          <w:iCs/>
+        </w:rPr>
+        <w:t xml:space="preserve">International Journal of Bilingualism</w:t>
+      </w:r>
+      <w:r>
+        <w:t xml:space="preserve">,</w:t>
+      </w:r>
+      <w:r>
+        <w:t xml:space="preserve"> </w:t>
+      </w:r>
+      <w:r>
+        <w:rPr>
+          <w:i/>
+          <w:iCs/>
+        </w:rPr>
+        <w:t xml:space="preserve">18</w:t>
+      </w:r>
+      <w:r>
+        <w:t xml:space="preserve">(6), 693–716. http://doi.org/</w:t>
+      </w:r>
+      <w:hyperlink r:id="rId105">
+        <w:r>
+          <w:rPr>
+            <w:rStyle w:val="Hyperlink"/>
+          </w:rPr>
+          <w:t xml:space="preserve">10.1177/1367006912472262</w:t>
+        </w:r>
+      </w:hyperlink>
+    </w:p>
+    <w:bookmarkEnd w:id="106"/>
+    <w:bookmarkStart w:id="108" w:name="ref-poort_rodd_2017"/>
+    <w:p>
+      <w:pPr>
+        <w:pStyle w:val="Bibliography"/>
+      </w:pPr>
+      <w:r>
+        <w:t xml:space="preserve">Poort, E. D., &amp; Rodd, J. M. (2017). The cognate facilitation effect in bilingual lexical decision is influenced by stimulus list composition.</w:t>
+      </w:r>
+      <w:r>
+        <w:t xml:space="preserve"> </w:t>
+      </w:r>
+      <w:r>
+        <w:rPr>
+          <w:i/>
+          <w:iCs/>
+        </w:rPr>
+        <w:t xml:space="preserve">Acta Psychologica</w:t>
+      </w:r>
+      <w:r>
+        <w:t xml:space="preserve">,</w:t>
+      </w:r>
+      <w:r>
+        <w:t xml:space="preserve"> </w:t>
+      </w:r>
+      <w:r>
+        <w:rPr>
+          <w:i/>
+          <w:iCs/>
+        </w:rPr>
+        <w:t xml:space="preserve">180</w:t>
+      </w:r>
+      <w:r>
+        <w:t xml:space="preserve">, 52–63. http://doi.org/</w:t>
+      </w:r>
+      <w:hyperlink r:id="rId107">
+        <w:r>
+          <w:rPr>
+            <w:rStyle w:val="Hyperlink"/>
+          </w:rPr>
+          <w:t xml:space="preserve">10.1016/j.actpsy.2017.08.008</w:t>
+        </w:r>
+      </w:hyperlink>
+    </w:p>
+    <w:bookmarkEnd w:id="108"/>
+    <w:bookmarkStart w:id="110" w:name="ref-puig-mayenco_etal_2020"/>
+    <w:p>
+      <w:pPr>
+        <w:pStyle w:val="Bibliography"/>
+      </w:pPr>
+      <w:r>
+        <w:t xml:space="preserve">Puig-Mayenco, E., González Alonso, J., &amp; Rothman, J. (2020). A systematic review of transfer studies in third language acquisition.</w:t>
+      </w:r>
+      <w:r>
+        <w:t xml:space="preserve"> </w:t>
+      </w:r>
+      <w:r>
+        <w:rPr>
+          <w:i/>
+          <w:iCs/>
+        </w:rPr>
+        <w:t xml:space="preserve">Second Language Research</w:t>
+      </w:r>
+      <w:r>
+        <w:t xml:space="preserve">,</w:t>
+      </w:r>
+      <w:r>
+        <w:t xml:space="preserve"> </w:t>
+      </w:r>
+      <w:r>
+        <w:rPr>
+          <w:i/>
+          <w:iCs/>
+        </w:rPr>
+        <w:t xml:space="preserve">36</w:t>
+      </w:r>
+      <w:r>
+        <w:t xml:space="preserve">(1), 31–64. http://doi.org/</w:t>
+      </w:r>
+      <w:hyperlink r:id="rId109">
+        <w:r>
+          <w:rPr>
+            <w:rStyle w:val="Hyperlink"/>
+          </w:rPr>
+          <w:t xml:space="preserve">10.1177/0267658318809147</w:t>
+        </w:r>
+      </w:hyperlink>
+    </w:p>
+    <w:bookmarkEnd w:id="110"/>
+    <w:bookmarkStart w:id="111" w:name="ref-Rothman_2011"/>
+    <w:p>
+      <w:pPr>
+        <w:pStyle w:val="Bibliography"/>
+      </w:pPr>
+      <w:r>
+        <w:t xml:space="preserve">Rothman, J. (2011). L3 syntactic transfer selectivity and typological determinacy: The typological primacy model.</w:t>
+      </w:r>
+      <w:r>
+        <w:t xml:space="preserve"> </w:t>
+      </w:r>
+      <w:r>
+        <w:rPr>
+          <w:i/>
+          <w:iCs/>
+        </w:rPr>
+        <w:t xml:space="preserve">Second Language Research</w:t>
+      </w:r>
+      <w:r>
+        <w:t xml:space="preserve">,</w:t>
+      </w:r>
+      <w:r>
+        <w:t xml:space="preserve"> </w:t>
+      </w:r>
+      <w:r>
+        <w:rPr>
+          <w:i/>
+          <w:iCs/>
+        </w:rPr>
+        <w:t xml:space="preserve">27</w:t>
+      </w:r>
+      <w:r>
+        <w:t xml:space="preserve">(1), 107–127.</w:t>
+      </w:r>
+    </w:p>
+    <w:bookmarkEnd w:id="111"/>
+    <w:bookmarkStart w:id="112" w:name="ref-Rothman_2013"/>
+    <w:p>
+      <w:pPr>
+        <w:pStyle w:val="Bibliography"/>
+      </w:pPr>
+      <w:r>
+        <w:t xml:space="preserve">Rothman, J. (2013). Cognitive economy, non-redundancy and typological primacy in L3 acquisition: Evidence from initial stages of L3 romance. In S. Baauw, F. Dirjkoningen, M. Pinto, &amp; L. Meroni (Eds.),</w:t>
+      </w:r>
+      <w:r>
+        <w:t xml:space="preserve"> </w:t>
+      </w:r>
+      <w:r>
+        <w:rPr>
+          <w:i/>
+          <w:iCs/>
+        </w:rPr>
+        <w:t xml:space="preserve">Romance languages and linguistic theory 2011</w:t>
+      </w:r>
+      <w:r>
+        <w:t xml:space="preserve"> </w:t>
+      </w:r>
+      <w:r>
+        <w:t xml:space="preserve">(pp. 217–247). Amsterdam: John Benjamins.</w:t>
+      </w:r>
+    </w:p>
+    <w:bookmarkEnd w:id="112"/>
+    <w:bookmarkStart w:id="113" w:name="ref-Rothman_2015"/>
+    <w:p>
+      <w:pPr>
+        <w:pStyle w:val="Bibliography"/>
+      </w:pPr>
+      <w:r>
+        <w:t xml:space="preserve">Rothman, J. (2015). Linguistic and cognitive motivations for the typological primacy model (TPM) of third language (L3) transfer: Timing of acquisition and proficiency considered.</w:t>
+      </w:r>
+      <w:r>
+        <w:t xml:space="preserve"> </w:t>
+      </w:r>
+      <w:r>
+        <w:rPr>
+          <w:i/>
+          <w:iCs/>
+        </w:rPr>
+        <w:t xml:space="preserve">Bilingualism: Language and Cognition</w:t>
+      </w:r>
+      <w:r>
+        <w:t xml:space="preserve">,</w:t>
+      </w:r>
+      <w:r>
+        <w:t xml:space="preserve"> </w:t>
+      </w:r>
+      <w:r>
+        <w:rPr>
+          <w:i/>
+          <w:iCs/>
+        </w:rPr>
+        <w:t xml:space="preserve">18</w:t>
+      </w:r>
+      <w:r>
+        <w:t xml:space="preserve">(2), 179–190.</w:t>
+      </w:r>
+    </w:p>
+    <w:bookmarkEnd w:id="113"/>
+    <w:bookmarkStart w:id="115" w:name="ref-szubko-sitarek_2011"/>
+    <w:p>
+      <w:pPr>
+        <w:pStyle w:val="Bibliography"/>
+      </w:pPr>
+      <w:r>
+        <w:t xml:space="preserve">Szubko-Sitarek, W. (2011). Cognate facilitation effects in trilingual word recognition.</w:t>
+      </w:r>
+      <w:r>
+        <w:t xml:space="preserve"> </w:t>
+      </w:r>
+      <w:r>
+        <w:rPr>
+          <w:i/>
+          <w:iCs/>
+        </w:rPr>
+        <w:t xml:space="preserve">Studies in Second Language Learning and Teaching</w:t>
+      </w:r>
+      <w:r>
+        <w:t xml:space="preserve">,</w:t>
+      </w:r>
+      <w:r>
+        <w:t xml:space="preserve"> </w:t>
+      </w:r>
+      <w:r>
+        <w:rPr>
+          <w:i/>
+          <w:iCs/>
+        </w:rPr>
+        <w:t xml:space="preserve">1</w:t>
+      </w:r>
+      <w:r>
+        <w:t xml:space="preserve">(2), 189–208. http://doi.org/</w:t>
+      </w:r>
+      <w:hyperlink r:id="rId114">
+        <w:r>
+          <w:rPr>
+            <w:rStyle w:val="Hyperlink"/>
+          </w:rPr>
+          <w:t xml:space="preserve">10.14746/ssllt.2011.1.2.2</w:t>
+        </w:r>
+      </w:hyperlink>
+    </w:p>
+    <w:bookmarkEnd w:id="115"/>
+    <w:bookmarkStart w:id="117" w:name="ref-tiffin-richards_2024"/>
+    <w:p>
+      <w:pPr>
+        <w:pStyle w:val="Bibliography"/>
+      </w:pPr>
+      <w:r>
+        <w:t xml:space="preserve">Tiffin-Richards, S. P. (2024). Cognate facilitation in bilingual reading:</w:t>
+      </w:r>
+      <w:r>
+        <w:t xml:space="preserve"> </w:t>
+      </w:r>
+      <w:r>
+        <w:t xml:space="preserve">The</w:t>
+      </w:r>
+      <w:r>
+        <w:t xml:space="preserve"> </w:t>
+      </w:r>
+      <w:r>
+        <w:t xml:space="preserve">influence of orthographic and phonological similarity on lexical decisions and eye-movements.</w:t>
+      </w:r>
+      <w:r>
+        <w:t xml:space="preserve"> </w:t>
+      </w:r>
+      <w:r>
+        <w:rPr>
+          <w:i/>
+          <w:iCs/>
+        </w:rPr>
+        <w:t xml:space="preserve">Bilingualism: Language and Cognition</w:t>
+      </w:r>
+      <w:r>
+        <w:t xml:space="preserve">,</w:t>
+      </w:r>
+      <w:r>
+        <w:t xml:space="preserve"> </w:t>
+      </w:r>
+      <w:r>
+        <w:rPr>
+          <w:i/>
+          <w:iCs/>
+        </w:rPr>
+        <w:t xml:space="preserve">27</w:t>
+      </w:r>
+      <w:r>
+        <w:t xml:space="preserve">(5), 964–981. http://doi.org/</w:t>
+      </w:r>
+      <w:hyperlink r:id="rId116">
+        <w:r>
+          <w:rPr>
+            <w:rStyle w:val="Hyperlink"/>
+          </w:rPr>
+          <w:t xml:space="preserve">10.1017/S1366728923000949</w:t>
+        </w:r>
+      </w:hyperlink>
+    </w:p>
+    <w:bookmarkEnd w:id="117"/>
+    <w:bookmarkStart w:id="119" w:name="ref-tonzar_etal_2009"/>
+    <w:p>
+      <w:pPr>
+        <w:pStyle w:val="Bibliography"/>
+      </w:pPr>
+      <w:r>
+        <w:t xml:space="preserve">Tonzar, C., Lotto, L., &amp; Job, R. (2009). L2</w:t>
+      </w:r>
+      <w:r>
+        <w:t xml:space="preserve"> </w:t>
+      </w:r>
+      <w:r>
+        <w:t xml:space="preserve">Vocabulary</w:t>
+      </w:r>
+      <w:r>
+        <w:t xml:space="preserve"> </w:t>
+      </w:r>
+      <w:r>
+        <w:t xml:space="preserve">Acquisition</w:t>
+      </w:r>
+      <w:r>
+        <w:t xml:space="preserve"> </w:t>
+      </w:r>
+      <w:r>
+        <w:t xml:space="preserve">in</w:t>
+      </w:r>
+      <w:r>
+        <w:t xml:space="preserve"> </w:t>
+      </w:r>
+      <w:r>
+        <w:t xml:space="preserve">Children</w:t>
+      </w:r>
+      <w:r>
+        <w:t xml:space="preserve">:</w:t>
+      </w:r>
+      <w:r>
+        <w:t xml:space="preserve"> </w:t>
+      </w:r>
+      <w:r>
+        <w:t xml:space="preserve">Effects</w:t>
+      </w:r>
+      <w:r>
+        <w:t xml:space="preserve"> </w:t>
+      </w:r>
+      <w:r>
+        <w:t xml:space="preserve">of</w:t>
+      </w:r>
+      <w:r>
+        <w:t xml:space="preserve"> </w:t>
+      </w:r>
+      <w:r>
+        <w:t xml:space="preserve">Learning</w:t>
+      </w:r>
+      <w:r>
+        <w:t xml:space="preserve"> </w:t>
+      </w:r>
+      <w:r>
+        <w:t xml:space="preserve">Method</w:t>
+      </w:r>
+      <w:r>
+        <w:t xml:space="preserve"> </w:t>
+      </w:r>
+      <w:r>
+        <w:t xml:space="preserve">and</w:t>
+      </w:r>
+      <w:r>
+        <w:t xml:space="preserve"> </w:t>
+      </w:r>
+      <w:r>
+        <w:t xml:space="preserve">Cognate</w:t>
+      </w:r>
+      <w:r>
+        <w:t xml:space="preserve"> </w:t>
+      </w:r>
+      <w:r>
+        <w:t xml:space="preserve">Status</w:t>
+      </w:r>
+      <w:r>
+        <w:t xml:space="preserve">.</w:t>
+      </w:r>
+      <w:r>
+        <w:t xml:space="preserve"> </w:t>
+      </w:r>
+      <w:r>
+        <w:rPr>
+          <w:i/>
+          <w:iCs/>
+        </w:rPr>
+        <w:t xml:space="preserve">Language Learning</w:t>
+      </w:r>
+      <w:r>
+        <w:t xml:space="preserve">,</w:t>
+      </w:r>
+      <w:r>
+        <w:t xml:space="preserve"> </w:t>
+      </w:r>
+      <w:r>
+        <w:rPr>
+          <w:i/>
+          <w:iCs/>
+        </w:rPr>
+        <w:t xml:space="preserve">59</w:t>
+      </w:r>
+      <w:r>
+        <w:t xml:space="preserve">(3), 623–646. http://doi.org/</w:t>
+      </w:r>
+      <w:hyperlink r:id="rId118">
+        <w:r>
+          <w:rPr>
+            <w:rStyle w:val="Hyperlink"/>
+          </w:rPr>
+          <w:t xml:space="preserve">10.1111/j.1467-9922.2009.00519.x</w:t>
+        </w:r>
+      </w:hyperlink>
+    </w:p>
+    <w:bookmarkEnd w:id="119"/>
+    <w:bookmarkStart w:id="121" w:name="ref-woumans_etal_2021"/>
+    <w:p>
+      <w:pPr>
+        <w:pStyle w:val="Bibliography"/>
+      </w:pPr>
+      <w:r>
+        <w:t xml:space="preserve">Woumans, E., Clauws, R., &amp; Duyck, W. (2021). Hands</w:t>
+      </w:r>
+      <w:r>
+        <w:t xml:space="preserve"> </w:t>
+      </w:r>
+      <w:r>
+        <w:t xml:space="preserve">Down</w:t>
+      </w:r>
+      <w:r>
+        <w:t xml:space="preserve">:</w:t>
+      </w:r>
+      <w:r>
+        <w:t xml:space="preserve"> </w:t>
+      </w:r>
+      <w:r>
+        <w:t xml:space="preserve">Cognate</w:t>
+      </w:r>
+      <w:r>
+        <w:t xml:space="preserve"> </w:t>
+      </w:r>
+      <w:r>
+        <w:t xml:space="preserve">Effects</w:t>
+      </w:r>
+      <w:r>
+        <w:t xml:space="preserve"> </w:t>
+      </w:r>
+      <w:r>
+        <w:t xml:space="preserve">Persist</w:t>
+      </w:r>
+      <w:r>
+        <w:t xml:space="preserve"> </w:t>
+      </w:r>
+      <w:r>
+        <w:t xml:space="preserve">During</w:t>
+      </w:r>
+      <w:r>
+        <w:t xml:space="preserve"> </w:t>
+      </w:r>
+      <w:r>
+        <w:t xml:space="preserve">Written</w:t>
+      </w:r>
+      <w:r>
+        <w:t xml:space="preserve"> </w:t>
+      </w:r>
+      <w:r>
+        <w:t xml:space="preserve">Word</w:t>
+      </w:r>
+      <w:r>
+        <w:t xml:space="preserve"> </w:t>
+      </w:r>
+      <w:r>
+        <w:t xml:space="preserve">Production</w:t>
+      </w:r>
+      <w:r>
+        <w:t xml:space="preserve">.</w:t>
+      </w:r>
+      <w:r>
+        <w:t xml:space="preserve"> </w:t>
+      </w:r>
+      <w:r>
+        <w:rPr>
+          <w:i/>
+          <w:iCs/>
+        </w:rPr>
+        <w:t xml:space="preserve">Frontiers in Psychology</w:t>
+      </w:r>
+      <w:r>
+        <w:t xml:space="preserve">,</w:t>
+      </w:r>
+      <w:r>
+        <w:t xml:space="preserve"> </w:t>
+      </w:r>
+      <w:r>
+        <w:rPr>
+          <w:i/>
+          <w:iCs/>
+        </w:rPr>
+        <w:t xml:space="preserve">12</w:t>
+      </w:r>
+      <w:r>
+        <w:t xml:space="preserve">, 647362. http://doi.org/</w:t>
+      </w:r>
+      <w:hyperlink r:id="rId120">
+        <w:r>
+          <w:rPr>
+            <w:rStyle w:val="Hyperlink"/>
+          </w:rPr>
+          <w:t xml:space="preserve">10.3389/fpsyg.2021.647362</w:t>
+        </w:r>
+      </w:hyperlink>
+    </w:p>
+    <w:bookmarkEnd w:id="121"/>
+    <w:bookmarkEnd w:id="122"/>
+    <w:bookmarkEnd w:id="123"/>
     <w:sectPr>
-      <w:headerReference w:type="even" r:id="rId44"/>
-      <w:headerReference w:type="default" r:id="rId45"/>
-      <w:footerReference w:type="even" r:id="rId46"/>
-      <w:footerReference w:type="default" r:id="rId47"/>
-      <w:headerReference w:type="first" r:id="rId48"/>
-      <w:footerReference w:type="first" r:id="rId49"/>
-      <w:pgSz w:w="12240" w:h="15840"/>
-      <w:pgMar w:top="1440" w:right="1440" w:bottom="1440" w:left="1440" w:header="720" w:footer="720" w:gutter="0"/>
+      <w:headerReference r:id="rId9" w:type="even"/>
+      <w:headerReference r:id="rId10" w:type="default"/>
+      <w:footerReference r:id="rId14" w:type="even"/>
+      <w:footerReference r:id="rId12" w:type="default"/>
+      <w:headerReference r:id="rId11" w:type="first"/>
+      <w:footerReference r:id="rId13" w:type="first"/>
+      <w:pgSz w:h="15840" w:w="12240"/>
+      <w:pgMar w:bottom="1440" w:footer="720" w:gutter="0" w:header="720" w:left="1440" w:right="1440" w:top="1440"/>
       <w:cols w:space="720"/>
     </w:sectPr>
   </w:body>
 </w:document>
 </file>
 
-<file path=word/endnotes.xml><?xml version="1.0" encoding="utf-8"?>
-<w:endnotes xmlns:wpc="http://schemas.microsoft.com/office/word/2010/wordprocessingCanvas" xmlns:cx="http://schemas.microsoft.com/office/drawing/2014/chartex" xmlns:cx1="http://schemas.microsoft.com/office/drawing/2015/9/8/chartex" xmlns:cx2="http://schemas.microsoft.com/office/drawing/2015/10/21/chartex" xmlns:cx3="http://schemas.microsoft.com/office/drawing/2016/5/9/chartex" xmlns:cx4="http://schemas.microsoft.com/office/drawing/2016/5/10/chartex" xmlns:cx5="http://schemas.microsoft.com/office/drawing/2016/5/11/chartex" xmlns:cx6="http://schemas.microsoft.com/office/drawing/2016/5/12/chartex" xmlns:cx7="http://schemas.microsoft.com/office/drawing/2016/5/13/chartex" xmlns:cx8="http://schemas.microsoft.com/office/drawing/2016/5/14/chartex" xmlns:mc="http://schemas.openxmlformats.org/markup-compatibility/2006" xmlns:aink="http://schemas.microsoft.com/office/drawing/2016/ink" xmlns:am3d="http://schemas.microsoft.com/office/drawing/2017/model3d" xmlns:o="urn:schemas-microsoft-com:office:office" xmlns:oel="http://schemas.microsoft.com/office/2019/extlst" xmlns:r="http://schemas.openxmlformats.org/officeDocument/2006/relationships" xmlns:m="http://schemas.openxmlformats.org/officeDocument/2006/math" xmlns:v="urn:schemas-microsoft-com:vml" xmlns:wp14="http://schemas.microsoft.com/office/word/2010/wordprocessingDrawing" xmlns:wp="http://schemas.openxmlformats.org/drawingml/2006/wordprocessingDrawing" xmlns:w10="urn:schemas-microsoft-com:office:word" xmlns:w="http://schemas.openxmlformats.org/wordprocessingml/2006/main" xmlns:w14="http://schemas.microsoft.com/office/word/2010/wordml" xmlns:w15="http://schemas.microsoft.com/office/word/2012/wordml" xmlns:w16cex="http://schemas.microsoft.com/office/word/2018/wordml/cex" xmlns:w16cid="http://schemas.microsoft.com/office/word/2016/wordml/cid" xmlns:w16="http://schemas.microsoft.com/office/word/2018/wordml" xmlns:w16du="http://schemas.microsoft.com/office/word/2023/wordml/word16du" xmlns:w16sdtdh="http://schemas.microsoft.com/office/word/2020/wordml/sdtdatahash" xmlns:w16sdtfl="http://schemas.microsoft.com/office/word/2024/wordml/sdtformatlock" xmlns:w16se="http://schemas.microsoft.com/office/word/2015/wordml/symex" xmlns:wpg="http://schemas.microsoft.com/office/word/2010/wordprocessingGroup" xmlns:wpi="http://schemas.microsoft.com/office/word/2010/wordprocessingInk" xmlns:wne="http://schemas.microsoft.com/office/word/2006/wordml" xmlns:wps="http://schemas.microsoft.com/office/word/2010/wordprocessingShape" mc:Ignorable="w14 w15 w16se w16cid w16 w16cex w16sdtdh w16sdtfl w16du wp14">
-  <w:endnote w:type="separator" w:id="-1">
-    <w:p>
-      <w:pPr>
-        <w:spacing w:after="0"/>
-      </w:pPr>
-      <w:r>
-        <w:separator/>
-      </w:r>
-    </w:p>
-  </w:endnote>
-  <w:endnote w:type="continuationSeparator" w:id="0">
-    <w:p>
-      <w:pPr>
-        <w:spacing w:after="0"/>
-      </w:pPr>
-      <w:r>
-        <w:continuationSeparator/>
-      </w:r>
-    </w:p>
-  </w:endnote>
-</w:endnotes>
+<file path=word/comments.xml><?xml version="1.0" encoding="utf-8"?>
+<w:comments xmlns:w="http://schemas.openxmlformats.org/wordprocessingml/2006/main" xmlns:m="http://schemas.openxmlformats.org/officeDocument/2006/math" xmlns:r="http://schemas.openxmlformats.org/officeDocument/2006/relationships" xmlns:o="urn:schemas-microsoft-com:office:office" xmlns:v="urn:schemas-microsoft-com:vml" xmlns:w10="urn:schemas-microsoft-com:office:word" xmlns:a="http://schemas.openxmlformats.org/drawingml/2006/main" xmlns:pic="http://schemas.openxmlformats.org/drawingml/2006/picture" xmlns:wp="http://schemas.openxmlformats.org/drawingml/2006/wordprocessingDrawing"/>
 </file>
 
 <file path=word/footer1.xml><?xml version="1.0" encoding="utf-8"?>
-<w:ftr xmlns:wpc="http://schemas.microsoft.com/office/word/2010/wordprocessingCanvas" xmlns:cx="http://schemas.microsoft.com/office/drawing/2014/chartex" xmlns:cx1="http://schemas.microsoft.com/office/drawing/2015/9/8/chartex" xmlns:cx2="http://schemas.microsoft.com/office/drawing/2015/10/21/chartex" xmlns:cx3="http://schemas.microsoft.com/office/drawing/2016/5/9/chartex" xmlns:cx4="http://schemas.microsoft.com/office/drawing/2016/5/10/chartex" xmlns:cx5="http://schemas.microsoft.com/office/drawing/2016/5/11/chartex" xmlns:cx6="http://schemas.microsoft.com/office/drawing/2016/5/12/chartex" xmlns:cx7="http://schemas.microsoft.com/office/drawing/2016/5/13/chartex" xmlns:cx8="http://schemas.microsoft.com/office/drawing/2016/5/14/chartex" xmlns:mc="http://schemas.openxmlformats.org/markup-compatibility/2006" xmlns:aink="http://schemas.microsoft.com/office/drawing/2016/ink" xmlns:am3d="http://schemas.microsoft.com/office/drawing/2017/model3d" xmlns:o="urn:schemas-microsoft-com:office:office" xmlns:oel="http://schemas.microsoft.com/office/2019/extlst" xmlns:r="http://schemas.openxmlformats.org/officeDocument/2006/relationships" xmlns:m="http://schemas.openxmlformats.org/officeDocument/2006/math" xmlns:v="urn:schemas-microsoft-com:vml" xmlns:wp14="http://schemas.microsoft.com/office/word/2010/wordprocessingDrawing" xmlns:wp="http://schemas.openxmlformats.org/drawingml/2006/wordprocessingDrawing" xmlns:w10="urn:schemas-microsoft-com:office:word" xmlns:w="http://schemas.openxmlformats.org/wordprocessingml/2006/main" xmlns:w14="http://schemas.microsoft.com/office/word/2010/wordml" xmlns:w15="http://schemas.microsoft.com/office/word/2012/wordml" xmlns:w16cex="http://schemas.microsoft.com/office/word/2018/wordml/cex" xmlns:w16cid="http://schemas.microsoft.com/office/word/2016/wordml/cid" xmlns:w16="http://schemas.microsoft.com/office/word/2018/wordml" xmlns:w16du="http://schemas.microsoft.com/office/word/2023/wordml/word16du" xmlns:w16sdtdh="http://schemas.microsoft.com/office/word/2020/wordml/sdtdatahash" xmlns:w16sdtfl="http://schemas.microsoft.com/office/word/2024/wordml/sdtformatlock" xmlns:w16se="http://schemas.microsoft.com/office/word/2015/wordml/symex" xmlns:wpg="http://schemas.microsoft.com/office/word/2010/wordprocessingGroup" xmlns:wpi="http://schemas.microsoft.com/office/word/2010/wordprocessingInk" xmlns:wne="http://schemas.microsoft.com/office/word/2006/wordml" xmlns:wps="http://schemas.microsoft.com/office/word/2010/wordprocessingShape" mc:Ignorable="w14 w15 w16se w16cid w16 w16cex w16sdtdh w16sdtfl w16du wp14">
+<w:ftr xmlns:wpc="http://schemas.microsoft.com/office/word/2010/wordprocessingCanvas" xmlns:cx="http://schemas.microsoft.com/office/drawing/2014/chartex" xmlns:cx1="http://schemas.microsoft.com/office/drawing/2015/9/8/chartex" xmlns:cx2="http://schemas.microsoft.com/office/drawing/2015/10/21/chartex" xmlns:cx3="http://schemas.microsoft.com/office/drawing/2016/5/9/chartex" xmlns:cx4="http://schemas.microsoft.com/office/drawing/2016/5/10/chartex" xmlns:cx5="http://schemas.microsoft.com/office/drawing/2016/5/11/chartex" xmlns:cx6="http://schemas.microsoft.com/office/drawing/2016/5/12/chartex" xmlns:cx7="http://schemas.microsoft.com/office/drawing/2016/5/13/chartex" xmlns:cx8="http://schemas.microsoft.com/office/drawing/2016/5/14/chartex" xmlns:mc="http://schemas.openxmlformats.org/markup-compatibility/2006" xmlns:aink="http://schemas.microsoft.com/office/drawing/2016/ink" xmlns:am3d="http://schemas.microsoft.com/office/drawing/2017/model3d" xmlns:o="urn:schemas-microsoft-com:office:office" xmlns:oel="http://schemas.microsoft.com/office/2019/extlst" xmlns:r="http://schemas.openxmlformats.org/officeDocument/2006/relationships" xmlns:m="http://schemas.openxmlformats.org/officeDocument/2006/math" xmlns:v="urn:schemas-microsoft-com:vml" xmlns:wp14="http://schemas.microsoft.com/office/word/2010/wordprocessingDrawing" xmlns:wp="http://schemas.openxmlformats.org/drawingml/2006/wordprocessingDrawing" xmlns:w10="urn:schemas-microsoft-com:office:word" xmlns:w="http://schemas.openxmlformats.org/wordprocessingml/2006/main" xmlns:w14="http://schemas.microsoft.com/office/word/2010/wordml" xmlns:w15="http://schemas.microsoft.com/office/word/2012/wordml" xmlns:w16cex="http://schemas.microsoft.com/office/word/2018/wordml/cex" xmlns:w16cid="http://schemas.microsoft.com/office/word/2016/wordml/cid" xmlns:w16="http://schemas.microsoft.com/office/word/2018/wordml" xmlns:w16sdtdh="http://schemas.microsoft.com/office/word/2020/wordml/sdtdatahash" xmlns:w16se="http://schemas.microsoft.com/office/word/2015/wordml/symex" xmlns:wpg="http://schemas.microsoft.com/office/word/2010/wordprocessingGroup" xmlns:wpi="http://schemas.microsoft.com/office/word/2010/wordprocessingInk" xmlns:wne="http://schemas.microsoft.com/office/word/2006/wordml" xmlns:wps="http://schemas.microsoft.com/office/word/2010/wordprocessingShape" mc:Ignorable="w14 w15 w16se w16cid w16 w16cex w16sdtdh wp14">
   <w:p>
     <w:pPr>
       <w:pStyle w:val="Footer"/>
@@ -2089,7 +5310,7 @@
 </file>
 
 <file path=word/footer2.xml><?xml version="1.0" encoding="utf-8"?>
-<w:ftr xmlns:wpc="http://schemas.microsoft.com/office/word/2010/wordprocessingCanvas" xmlns:cx="http://schemas.microsoft.com/office/drawing/2014/chartex" xmlns:cx1="http://schemas.microsoft.com/office/drawing/2015/9/8/chartex" xmlns:cx2="http://schemas.microsoft.com/office/drawing/2015/10/21/chartex" xmlns:cx3="http://schemas.microsoft.com/office/drawing/2016/5/9/chartex" xmlns:cx4="http://schemas.microsoft.com/office/drawing/2016/5/10/chartex" xmlns:cx5="http://schemas.microsoft.com/office/drawing/2016/5/11/chartex" xmlns:cx6="http://schemas.microsoft.com/office/drawing/2016/5/12/chartex" xmlns:cx7="http://schemas.microsoft.com/office/drawing/2016/5/13/chartex" xmlns:cx8="http://schemas.microsoft.com/office/drawing/2016/5/14/chartex" xmlns:mc="http://schemas.openxmlformats.org/markup-compatibility/2006" xmlns:aink="http://schemas.microsoft.com/office/drawing/2016/ink" xmlns:am3d="http://schemas.microsoft.com/office/drawing/2017/model3d" xmlns:o="urn:schemas-microsoft-com:office:office" xmlns:oel="http://schemas.microsoft.com/office/2019/extlst" xmlns:r="http://schemas.openxmlformats.org/officeDocument/2006/relationships" xmlns:m="http://schemas.openxmlformats.org/officeDocument/2006/math" xmlns:v="urn:schemas-microsoft-com:vml" xmlns:wp14="http://schemas.microsoft.com/office/word/2010/wordprocessingDrawing" xmlns:wp="http://schemas.openxmlformats.org/drawingml/2006/wordprocessingDrawing" xmlns:w10="urn:schemas-microsoft-com:office:word" xmlns:w="http://schemas.openxmlformats.org/wordprocessingml/2006/main" xmlns:w14="http://schemas.microsoft.com/office/word/2010/wordml" xmlns:w15="http://schemas.microsoft.com/office/word/2012/wordml" xmlns:w16cex="http://schemas.microsoft.com/office/word/2018/wordml/cex" xmlns:w16cid="http://schemas.microsoft.com/office/word/2016/wordml/cid" xmlns:w16="http://schemas.microsoft.com/office/word/2018/wordml" xmlns:w16du="http://schemas.microsoft.com/office/word/2023/wordml/word16du" xmlns:w16sdtdh="http://schemas.microsoft.com/office/word/2020/wordml/sdtdatahash" xmlns:w16sdtfl="http://schemas.microsoft.com/office/word/2024/wordml/sdtformatlock" xmlns:w16se="http://schemas.microsoft.com/office/word/2015/wordml/symex" xmlns:wpg="http://schemas.microsoft.com/office/word/2010/wordprocessingGroup" xmlns:wpi="http://schemas.microsoft.com/office/word/2010/wordprocessingInk" xmlns:wne="http://schemas.microsoft.com/office/word/2006/wordml" xmlns:wps="http://schemas.microsoft.com/office/word/2010/wordprocessingShape" mc:Ignorable="w14 w15 w16se w16cid w16 w16cex w16sdtdh w16sdtfl w16du wp14">
+<w:ftr xmlns:wpc="http://schemas.microsoft.com/office/word/2010/wordprocessingCanvas" xmlns:cx="http://schemas.microsoft.com/office/drawing/2014/chartex" xmlns:cx1="http://schemas.microsoft.com/office/drawing/2015/9/8/chartex" xmlns:cx2="http://schemas.microsoft.com/office/drawing/2015/10/21/chartex" xmlns:cx3="http://schemas.microsoft.com/office/drawing/2016/5/9/chartex" xmlns:cx4="http://schemas.microsoft.com/office/drawing/2016/5/10/chartex" xmlns:cx5="http://schemas.microsoft.com/office/drawing/2016/5/11/chartex" xmlns:cx6="http://schemas.microsoft.com/office/drawing/2016/5/12/chartex" xmlns:cx7="http://schemas.microsoft.com/office/drawing/2016/5/13/chartex" xmlns:cx8="http://schemas.microsoft.com/office/drawing/2016/5/14/chartex" xmlns:mc="http://schemas.openxmlformats.org/markup-compatibility/2006" xmlns:aink="http://schemas.microsoft.com/office/drawing/2016/ink" xmlns:am3d="http://schemas.microsoft.com/office/drawing/2017/model3d" xmlns:o="urn:schemas-microsoft-com:office:office" xmlns:oel="http://schemas.microsoft.com/office/2019/extlst" xmlns:r="http://schemas.openxmlformats.org/officeDocument/2006/relationships" xmlns:m="http://schemas.openxmlformats.org/officeDocument/2006/math" xmlns:v="urn:schemas-microsoft-com:vml" xmlns:wp14="http://schemas.microsoft.com/office/word/2010/wordprocessingDrawing" xmlns:wp="http://schemas.openxmlformats.org/drawingml/2006/wordprocessingDrawing" xmlns:w10="urn:schemas-microsoft-com:office:word" xmlns:w="http://schemas.openxmlformats.org/wordprocessingml/2006/main" xmlns:w14="http://schemas.microsoft.com/office/word/2010/wordml" xmlns:w15="http://schemas.microsoft.com/office/word/2012/wordml" xmlns:w16cex="http://schemas.microsoft.com/office/word/2018/wordml/cex" xmlns:w16cid="http://schemas.microsoft.com/office/word/2016/wordml/cid" xmlns:w16="http://schemas.microsoft.com/office/word/2018/wordml" xmlns:w16sdtdh="http://schemas.microsoft.com/office/word/2020/wordml/sdtdatahash" xmlns:w16se="http://schemas.microsoft.com/office/word/2015/wordml/symex" xmlns:wpg="http://schemas.microsoft.com/office/word/2010/wordprocessingGroup" xmlns:wpi="http://schemas.microsoft.com/office/word/2010/wordprocessingInk" xmlns:wne="http://schemas.microsoft.com/office/word/2006/wordml" xmlns:wps="http://schemas.microsoft.com/office/word/2010/wordprocessingShape" mc:Ignorable="w14 w15 w16se w16cid w16 w16cex w16sdtdh wp14">
   <w:p>
     <w:pPr>
       <w:pStyle w:val="Footer"/>
@@ -2099,7 +5320,7 @@
 </file>
 
 <file path=word/footer3.xml><?xml version="1.0" encoding="utf-8"?>
-<w:ftr xmlns:wpc="http://schemas.microsoft.com/office/word/2010/wordprocessingCanvas" xmlns:cx="http://schemas.microsoft.com/office/drawing/2014/chartex" xmlns:cx1="http://schemas.microsoft.com/office/drawing/2015/9/8/chartex" xmlns:cx2="http://schemas.microsoft.com/office/drawing/2015/10/21/chartex" xmlns:cx3="http://schemas.microsoft.com/office/drawing/2016/5/9/chartex" xmlns:cx4="http://schemas.microsoft.com/office/drawing/2016/5/10/chartex" xmlns:cx5="http://schemas.microsoft.com/office/drawing/2016/5/11/chartex" xmlns:cx6="http://schemas.microsoft.com/office/drawing/2016/5/12/chartex" xmlns:cx7="http://schemas.microsoft.com/office/drawing/2016/5/13/chartex" xmlns:cx8="http://schemas.microsoft.com/office/drawing/2016/5/14/chartex" xmlns:mc="http://schemas.openxmlformats.org/markup-compatibility/2006" xmlns:aink="http://schemas.microsoft.com/office/drawing/2016/ink" xmlns:am3d="http://schemas.microsoft.com/office/drawing/2017/model3d" xmlns:o="urn:schemas-microsoft-com:office:office" xmlns:oel="http://schemas.microsoft.com/office/2019/extlst" xmlns:r="http://schemas.openxmlformats.org/officeDocument/2006/relationships" xmlns:m="http://schemas.openxmlformats.org/officeDocument/2006/math" xmlns:v="urn:schemas-microsoft-com:vml" xmlns:wp14="http://schemas.microsoft.com/office/word/2010/wordprocessingDrawing" xmlns:wp="http://schemas.openxmlformats.org/drawingml/2006/wordprocessingDrawing" xmlns:w10="urn:schemas-microsoft-com:office:word" xmlns:w="http://schemas.openxmlformats.org/wordprocessingml/2006/main" xmlns:w14="http://schemas.microsoft.com/office/word/2010/wordml" xmlns:w15="http://schemas.microsoft.com/office/word/2012/wordml" xmlns:w16cex="http://schemas.microsoft.com/office/word/2018/wordml/cex" xmlns:w16cid="http://schemas.microsoft.com/office/word/2016/wordml/cid" xmlns:w16="http://schemas.microsoft.com/office/word/2018/wordml" xmlns:w16du="http://schemas.microsoft.com/office/word/2023/wordml/word16du" xmlns:w16sdtdh="http://schemas.microsoft.com/office/word/2020/wordml/sdtdatahash" xmlns:w16sdtfl="http://schemas.microsoft.com/office/word/2024/wordml/sdtformatlock" xmlns:w16se="http://schemas.microsoft.com/office/word/2015/wordml/symex" xmlns:wpg="http://schemas.microsoft.com/office/word/2010/wordprocessingGroup" xmlns:wpi="http://schemas.microsoft.com/office/word/2010/wordprocessingInk" xmlns:wne="http://schemas.microsoft.com/office/word/2006/wordml" xmlns:wps="http://schemas.microsoft.com/office/word/2010/wordprocessingShape" mc:Ignorable="w14 w15 w16se w16cid w16 w16cex w16sdtdh w16sdtfl w16du wp14">
+<w:ftr xmlns:wpc="http://schemas.microsoft.com/office/word/2010/wordprocessingCanvas" xmlns:cx="http://schemas.microsoft.com/office/drawing/2014/chartex" xmlns:cx1="http://schemas.microsoft.com/office/drawing/2015/9/8/chartex" xmlns:cx2="http://schemas.microsoft.com/office/drawing/2015/10/21/chartex" xmlns:cx3="http://schemas.microsoft.com/office/drawing/2016/5/9/chartex" xmlns:cx4="http://schemas.microsoft.com/office/drawing/2016/5/10/chartex" xmlns:cx5="http://schemas.microsoft.com/office/drawing/2016/5/11/chartex" xmlns:cx6="http://schemas.microsoft.com/office/drawing/2016/5/12/chartex" xmlns:cx7="http://schemas.microsoft.com/office/drawing/2016/5/13/chartex" xmlns:cx8="http://schemas.microsoft.com/office/drawing/2016/5/14/chartex" xmlns:mc="http://schemas.openxmlformats.org/markup-compatibility/2006" xmlns:aink="http://schemas.microsoft.com/office/drawing/2016/ink" xmlns:am3d="http://schemas.microsoft.com/office/drawing/2017/model3d" xmlns:o="urn:schemas-microsoft-com:office:office" xmlns:oel="http://schemas.microsoft.com/office/2019/extlst" xmlns:r="http://schemas.openxmlformats.org/officeDocument/2006/relationships" xmlns:m="http://schemas.openxmlformats.org/officeDocument/2006/math" xmlns:v="urn:schemas-microsoft-com:vml" xmlns:wp14="http://schemas.microsoft.com/office/word/2010/wordprocessingDrawing" xmlns:wp="http://schemas.openxmlformats.org/drawingml/2006/wordprocessingDrawing" xmlns:w10="urn:schemas-microsoft-com:office:word" xmlns:w="http://schemas.openxmlformats.org/wordprocessingml/2006/main" xmlns:w14="http://schemas.microsoft.com/office/word/2010/wordml" xmlns:w15="http://schemas.microsoft.com/office/word/2012/wordml" xmlns:w16cex="http://schemas.microsoft.com/office/word/2018/wordml/cex" xmlns:w16cid="http://schemas.microsoft.com/office/word/2016/wordml/cid" xmlns:w16="http://schemas.microsoft.com/office/word/2018/wordml" xmlns:w16sdtdh="http://schemas.microsoft.com/office/word/2020/wordml/sdtdatahash" xmlns:w16se="http://schemas.microsoft.com/office/word/2015/wordml/symex" xmlns:wpg="http://schemas.microsoft.com/office/word/2010/wordprocessingGroup" xmlns:wpi="http://schemas.microsoft.com/office/word/2010/wordprocessingInk" xmlns:wne="http://schemas.microsoft.com/office/word/2006/wordml" xmlns:wps="http://schemas.microsoft.com/office/word/2010/wordprocessingShape" mc:Ignorable="w14 w15 w16se w16cid w16 w16cex w16sdtdh wp14">
   <w:p>
     <w:pPr>
       <w:pStyle w:val="Footer"/>
@@ -2109,24 +5330,18 @@
 </file>
 
 <file path=word/footnotes.xml><?xml version="1.0" encoding="utf-8"?>
-<w:footnotes xmlns:wpc="http://schemas.microsoft.com/office/word/2010/wordprocessingCanvas" xmlns:cx="http://schemas.microsoft.com/office/drawing/2014/chartex" xmlns:cx1="http://schemas.microsoft.com/office/drawing/2015/9/8/chartex" xmlns:cx2="http://schemas.microsoft.com/office/drawing/2015/10/21/chartex" xmlns:cx3="http://schemas.microsoft.com/office/drawing/2016/5/9/chartex" xmlns:cx4="http://schemas.microsoft.com/office/drawing/2016/5/10/chartex" xmlns:cx5="http://schemas.microsoft.com/office/drawing/2016/5/11/chartex" xmlns:cx6="http://schemas.microsoft.com/office/drawing/2016/5/12/chartex" xmlns:cx7="http://schemas.microsoft.com/office/drawing/2016/5/13/chartex" xmlns:cx8="http://schemas.microsoft.com/office/drawing/2016/5/14/chartex" xmlns:mc="http://schemas.openxmlformats.org/markup-compatibility/2006" xmlns:aink="http://schemas.microsoft.com/office/drawing/2016/ink" xmlns:am3d="http://schemas.microsoft.com/office/drawing/2017/model3d" xmlns:o="urn:schemas-microsoft-com:office:office" xmlns:oel="http://schemas.microsoft.com/office/2019/extlst" xmlns:r="http://schemas.openxmlformats.org/officeDocument/2006/relationships" xmlns:m="http://schemas.openxmlformats.org/officeDocument/2006/math" xmlns:v="urn:schemas-microsoft-com:vml" xmlns:wp14="http://schemas.microsoft.com/office/word/2010/wordprocessingDrawing" xmlns:wp="http://schemas.openxmlformats.org/drawingml/2006/wordprocessingDrawing" xmlns:w10="urn:schemas-microsoft-com:office:word" xmlns:w="http://schemas.openxmlformats.org/wordprocessingml/2006/main" xmlns:w14="http://schemas.microsoft.com/office/word/2010/wordml" xmlns:w15="http://schemas.microsoft.com/office/word/2012/wordml" xmlns:w16cex="http://schemas.microsoft.com/office/word/2018/wordml/cex" xmlns:w16cid="http://schemas.microsoft.com/office/word/2016/wordml/cid" xmlns:w16="http://schemas.microsoft.com/office/word/2018/wordml" xmlns:w16du="http://schemas.microsoft.com/office/word/2023/wordml/word16du" xmlns:w16sdtdh="http://schemas.microsoft.com/office/word/2020/wordml/sdtdatahash" xmlns:w16sdtfl="http://schemas.microsoft.com/office/word/2024/wordml/sdtformatlock" xmlns:w16se="http://schemas.microsoft.com/office/word/2015/wordml/symex" xmlns:wpg="http://schemas.microsoft.com/office/word/2010/wordprocessingGroup" xmlns:wpi="http://schemas.microsoft.com/office/word/2010/wordprocessingInk" xmlns:wne="http://schemas.microsoft.com/office/word/2006/wordml" xmlns:wps="http://schemas.microsoft.com/office/word/2010/wordprocessingShape" mc:Ignorable="w14 w15 w16se w16cid w16 w16cex w16sdtdh w16sdtfl w16du wp14">
+<w:footnotes xmlns:w="http://schemas.openxmlformats.org/wordprocessingml/2006/main" xmlns:m="http://schemas.openxmlformats.org/officeDocument/2006/math" xmlns:r="http://schemas.openxmlformats.org/officeDocument/2006/relationships" xmlns:o="urn:schemas-microsoft-com:office:office" xmlns:v="urn:schemas-microsoft-com:vml" xmlns:w10="urn:schemas-microsoft-com:office:word" xmlns:a="http://schemas.openxmlformats.org/drawingml/2006/main" xmlns:pic="http://schemas.openxmlformats.org/drawingml/2006/picture" xmlns:wp="http://schemas.openxmlformats.org/drawingml/2006/wordprocessingDrawing">
+  <w:footnote w:type="continuationSeparator" w:id="0">
+    <w:p>
+      <w:r>
+        <w:continuationSeparator/>
+      </w:r>
+    </w:p>
+  </w:footnote>
   <w:footnote w:type="separator" w:id="-1">
     <w:p>
-      <w:pPr>
-        <w:spacing w:after="0"/>
-      </w:pPr>
       <w:r>
         <w:separator/>
-      </w:r>
-    </w:p>
-  </w:footnote>
-  <w:footnote w:type="continuationSeparator" w:id="0">
-    <w:p>
-      <w:pPr>
-        <w:spacing w:after="0"/>
-      </w:pPr>
-      <w:r>
-        <w:continuationSeparator/>
       </w:r>
     </w:p>
   </w:footnote>
@@ -2134,7 +5349,7 @@
 </file>
 
 <file path=word/header1.xml><?xml version="1.0" encoding="utf-8"?>
-<w:hdr xmlns:wpc="http://schemas.microsoft.com/office/word/2010/wordprocessingCanvas" xmlns:cx="http://schemas.microsoft.com/office/drawing/2014/chartex" xmlns:cx1="http://schemas.microsoft.com/office/drawing/2015/9/8/chartex" xmlns:cx2="http://schemas.microsoft.com/office/drawing/2015/10/21/chartex" xmlns:cx3="http://schemas.microsoft.com/office/drawing/2016/5/9/chartex" xmlns:cx4="http://schemas.microsoft.com/office/drawing/2016/5/10/chartex" xmlns:cx5="http://schemas.microsoft.com/office/drawing/2016/5/11/chartex" xmlns:cx6="http://schemas.microsoft.com/office/drawing/2016/5/12/chartex" xmlns:cx7="http://schemas.microsoft.com/office/drawing/2016/5/13/chartex" xmlns:cx8="http://schemas.microsoft.com/office/drawing/2016/5/14/chartex" xmlns:mc="http://schemas.openxmlformats.org/markup-compatibility/2006" xmlns:aink="http://schemas.microsoft.com/office/drawing/2016/ink" xmlns:am3d="http://schemas.microsoft.com/office/drawing/2017/model3d" xmlns:o="urn:schemas-microsoft-com:office:office" xmlns:oel="http://schemas.microsoft.com/office/2019/extlst" xmlns:r="http://schemas.openxmlformats.org/officeDocument/2006/relationships" xmlns:m="http://schemas.openxmlformats.org/officeDocument/2006/math" xmlns:v="urn:schemas-microsoft-com:vml" xmlns:wp14="http://schemas.microsoft.com/office/word/2010/wordprocessingDrawing" xmlns:wp="http://schemas.openxmlformats.org/drawingml/2006/wordprocessingDrawing" xmlns:w10="urn:schemas-microsoft-com:office:word" xmlns:w="http://schemas.openxmlformats.org/wordprocessingml/2006/main" xmlns:w14="http://schemas.microsoft.com/office/word/2010/wordml" xmlns:w15="http://schemas.microsoft.com/office/word/2012/wordml" xmlns:w16cex="http://schemas.microsoft.com/office/word/2018/wordml/cex" xmlns:w16cid="http://schemas.microsoft.com/office/word/2016/wordml/cid" xmlns:w16="http://schemas.microsoft.com/office/word/2018/wordml" xmlns:w16du="http://schemas.microsoft.com/office/word/2023/wordml/word16du" xmlns:w16sdtdh="http://schemas.microsoft.com/office/word/2020/wordml/sdtdatahash" xmlns:w16sdtfl="http://schemas.microsoft.com/office/word/2024/wordml/sdtformatlock" xmlns:w16se="http://schemas.microsoft.com/office/word/2015/wordml/symex" xmlns:wpg="http://schemas.microsoft.com/office/word/2010/wordprocessingGroup" xmlns:wpi="http://schemas.microsoft.com/office/word/2010/wordprocessingInk" xmlns:wne="http://schemas.microsoft.com/office/word/2006/wordml" xmlns:wps="http://schemas.microsoft.com/office/word/2010/wordprocessingShape" mc:Ignorable="w14 w15 w16se w16cid w16 w16cex w16sdtdh w16sdtfl w16du wp14">
+<w:hdr xmlns:wpc="http://schemas.microsoft.com/office/word/2010/wordprocessingCanvas" xmlns:cx="http://schemas.microsoft.com/office/drawing/2014/chartex" xmlns:cx1="http://schemas.microsoft.com/office/drawing/2015/9/8/chartex" xmlns:cx2="http://schemas.microsoft.com/office/drawing/2015/10/21/chartex" xmlns:cx3="http://schemas.microsoft.com/office/drawing/2016/5/9/chartex" xmlns:cx4="http://schemas.microsoft.com/office/drawing/2016/5/10/chartex" xmlns:cx5="http://schemas.microsoft.com/office/drawing/2016/5/11/chartex" xmlns:cx6="http://schemas.microsoft.com/office/drawing/2016/5/12/chartex" xmlns:cx7="http://schemas.microsoft.com/office/drawing/2016/5/13/chartex" xmlns:cx8="http://schemas.microsoft.com/office/drawing/2016/5/14/chartex" xmlns:mc="http://schemas.openxmlformats.org/markup-compatibility/2006" xmlns:aink="http://schemas.microsoft.com/office/drawing/2016/ink" xmlns:am3d="http://schemas.microsoft.com/office/drawing/2017/model3d" xmlns:o="urn:schemas-microsoft-com:office:office" xmlns:oel="http://schemas.microsoft.com/office/2019/extlst" xmlns:r="http://schemas.openxmlformats.org/officeDocument/2006/relationships" xmlns:m="http://schemas.openxmlformats.org/officeDocument/2006/math" xmlns:v="urn:schemas-microsoft-com:vml" xmlns:wp14="http://schemas.microsoft.com/office/word/2010/wordprocessingDrawing" xmlns:wp="http://schemas.openxmlformats.org/drawingml/2006/wordprocessingDrawing" xmlns:w10="urn:schemas-microsoft-com:office:word" xmlns:w="http://schemas.openxmlformats.org/wordprocessingml/2006/main" xmlns:w14="http://schemas.microsoft.com/office/word/2010/wordml" xmlns:w15="http://schemas.microsoft.com/office/word/2012/wordml" xmlns:w16cex="http://schemas.microsoft.com/office/word/2018/wordml/cex" xmlns:w16cid="http://schemas.microsoft.com/office/word/2016/wordml/cid" xmlns:w16="http://schemas.microsoft.com/office/word/2018/wordml" xmlns:w16sdtdh="http://schemas.microsoft.com/office/word/2020/wordml/sdtdatahash" xmlns:w16se="http://schemas.microsoft.com/office/word/2015/wordml/symex" xmlns:wpg="http://schemas.microsoft.com/office/word/2010/wordprocessingGroup" xmlns:wpi="http://schemas.microsoft.com/office/word/2010/wordprocessingInk" xmlns:wne="http://schemas.microsoft.com/office/word/2006/wordml" xmlns:wps="http://schemas.microsoft.com/office/word/2010/wordprocessingShape" mc:Ignorable="w14 w15 w16se w16cid w16 w16cex w16sdtdh wp14">
   <w:sdt>
     <w:sdtPr>
       <w:rPr>
@@ -2199,7 +5414,7 @@
 </file>
 
 <file path=word/header2.xml><?xml version="1.0" encoding="utf-8"?>
-<w:hdr xmlns:wpc="http://schemas.microsoft.com/office/word/2010/wordprocessingCanvas" xmlns:cx="http://schemas.microsoft.com/office/drawing/2014/chartex" xmlns:cx1="http://schemas.microsoft.com/office/drawing/2015/9/8/chartex" xmlns:cx2="http://schemas.microsoft.com/office/drawing/2015/10/21/chartex" xmlns:cx3="http://schemas.microsoft.com/office/drawing/2016/5/9/chartex" xmlns:cx4="http://schemas.microsoft.com/office/drawing/2016/5/10/chartex" xmlns:cx5="http://schemas.microsoft.com/office/drawing/2016/5/11/chartex" xmlns:cx6="http://schemas.microsoft.com/office/drawing/2016/5/12/chartex" xmlns:cx7="http://schemas.microsoft.com/office/drawing/2016/5/13/chartex" xmlns:cx8="http://schemas.microsoft.com/office/drawing/2016/5/14/chartex" xmlns:mc="http://schemas.openxmlformats.org/markup-compatibility/2006" xmlns:aink="http://schemas.microsoft.com/office/drawing/2016/ink" xmlns:am3d="http://schemas.microsoft.com/office/drawing/2017/model3d" xmlns:o="urn:schemas-microsoft-com:office:office" xmlns:oel="http://schemas.microsoft.com/office/2019/extlst" xmlns:r="http://schemas.openxmlformats.org/officeDocument/2006/relationships" xmlns:m="http://schemas.openxmlformats.org/officeDocument/2006/math" xmlns:v="urn:schemas-microsoft-com:vml" xmlns:wp14="http://schemas.microsoft.com/office/word/2010/wordprocessingDrawing" xmlns:wp="http://schemas.openxmlformats.org/drawingml/2006/wordprocessingDrawing" xmlns:w10="urn:schemas-microsoft-com:office:word" xmlns:w="http://schemas.openxmlformats.org/wordprocessingml/2006/main" xmlns:w14="http://schemas.microsoft.com/office/word/2010/wordml" xmlns:w15="http://schemas.microsoft.com/office/word/2012/wordml" xmlns:w16cex="http://schemas.microsoft.com/office/word/2018/wordml/cex" xmlns:w16cid="http://schemas.microsoft.com/office/word/2016/wordml/cid" xmlns:w16="http://schemas.microsoft.com/office/word/2018/wordml" xmlns:w16du="http://schemas.microsoft.com/office/word/2023/wordml/word16du" xmlns:w16sdtdh="http://schemas.microsoft.com/office/word/2020/wordml/sdtdatahash" xmlns:w16sdtfl="http://schemas.microsoft.com/office/word/2024/wordml/sdtformatlock" xmlns:w16se="http://schemas.microsoft.com/office/word/2015/wordml/symex" xmlns:wpg="http://schemas.microsoft.com/office/word/2010/wordprocessingGroup" xmlns:wpi="http://schemas.microsoft.com/office/word/2010/wordprocessingInk" xmlns:wne="http://schemas.microsoft.com/office/word/2006/wordml" xmlns:wps="http://schemas.microsoft.com/office/word/2010/wordprocessingShape" mc:Ignorable="w14 w15 w16se w16cid w16 w16cex w16sdtdh w16sdtfl w16du wp14">
+<w:hdr xmlns:wpc="http://schemas.microsoft.com/office/word/2010/wordprocessingCanvas" xmlns:cx="http://schemas.microsoft.com/office/drawing/2014/chartex" xmlns:cx1="http://schemas.microsoft.com/office/drawing/2015/9/8/chartex" xmlns:cx2="http://schemas.microsoft.com/office/drawing/2015/10/21/chartex" xmlns:cx3="http://schemas.microsoft.com/office/drawing/2016/5/9/chartex" xmlns:cx4="http://schemas.microsoft.com/office/drawing/2016/5/10/chartex" xmlns:cx5="http://schemas.microsoft.com/office/drawing/2016/5/11/chartex" xmlns:cx6="http://schemas.microsoft.com/office/drawing/2016/5/12/chartex" xmlns:cx7="http://schemas.microsoft.com/office/drawing/2016/5/13/chartex" xmlns:cx8="http://schemas.microsoft.com/office/drawing/2016/5/14/chartex" xmlns:mc="http://schemas.openxmlformats.org/markup-compatibility/2006" xmlns:aink="http://schemas.microsoft.com/office/drawing/2016/ink" xmlns:am3d="http://schemas.microsoft.com/office/drawing/2017/model3d" xmlns:o="urn:schemas-microsoft-com:office:office" xmlns:oel="http://schemas.microsoft.com/office/2019/extlst" xmlns:r="http://schemas.openxmlformats.org/officeDocument/2006/relationships" xmlns:m="http://schemas.openxmlformats.org/officeDocument/2006/math" xmlns:v="urn:schemas-microsoft-com:vml" xmlns:wp14="http://schemas.microsoft.com/office/word/2010/wordprocessingDrawing" xmlns:wp="http://schemas.openxmlformats.org/drawingml/2006/wordprocessingDrawing" xmlns:w10="urn:schemas-microsoft-com:office:word" xmlns:w="http://schemas.openxmlformats.org/wordprocessingml/2006/main" xmlns:w14="http://schemas.microsoft.com/office/word/2010/wordml" xmlns:w15="http://schemas.microsoft.com/office/word/2012/wordml" xmlns:w16cex="http://schemas.microsoft.com/office/word/2018/wordml/cex" xmlns:w16cid="http://schemas.microsoft.com/office/word/2016/wordml/cid" xmlns:w16="http://schemas.microsoft.com/office/word/2018/wordml" xmlns:w16sdtdh="http://schemas.microsoft.com/office/word/2020/wordml/sdtdatahash" xmlns:w16se="http://schemas.microsoft.com/office/word/2015/wordml/symex" xmlns:wpg="http://schemas.microsoft.com/office/word/2010/wordprocessingGroup" xmlns:wpi="http://schemas.microsoft.com/office/word/2010/wordprocessingInk" xmlns:wne="http://schemas.microsoft.com/office/word/2006/wordml" xmlns:wps="http://schemas.microsoft.com/office/word/2010/wordprocessingShape" mc:Ignorable="w14 w15 w16se w16cid w16 w16cex w16sdtdh wp14">
   <w:sdt>
     <w:sdtPr>
       <w:rPr>
@@ -2278,7 +5493,7 @@
 </file>
 
 <file path=word/header3.xml><?xml version="1.0" encoding="utf-8"?>
-<w:hdr xmlns:wpc="http://schemas.microsoft.com/office/word/2010/wordprocessingCanvas" xmlns:cx="http://schemas.microsoft.com/office/drawing/2014/chartex" xmlns:cx1="http://schemas.microsoft.com/office/drawing/2015/9/8/chartex" xmlns:cx2="http://schemas.microsoft.com/office/drawing/2015/10/21/chartex" xmlns:cx3="http://schemas.microsoft.com/office/drawing/2016/5/9/chartex" xmlns:cx4="http://schemas.microsoft.com/office/drawing/2016/5/10/chartex" xmlns:cx5="http://schemas.microsoft.com/office/drawing/2016/5/11/chartex" xmlns:cx6="http://schemas.microsoft.com/office/drawing/2016/5/12/chartex" xmlns:cx7="http://schemas.microsoft.com/office/drawing/2016/5/13/chartex" xmlns:cx8="http://schemas.microsoft.com/office/drawing/2016/5/14/chartex" xmlns:mc="http://schemas.openxmlformats.org/markup-compatibility/2006" xmlns:aink="http://schemas.microsoft.com/office/drawing/2016/ink" xmlns:am3d="http://schemas.microsoft.com/office/drawing/2017/model3d" xmlns:o="urn:schemas-microsoft-com:office:office" xmlns:oel="http://schemas.microsoft.com/office/2019/extlst" xmlns:r="http://schemas.openxmlformats.org/officeDocument/2006/relationships" xmlns:m="http://schemas.openxmlformats.org/officeDocument/2006/math" xmlns:v="urn:schemas-microsoft-com:vml" xmlns:wp14="http://schemas.microsoft.com/office/word/2010/wordprocessingDrawing" xmlns:wp="http://schemas.openxmlformats.org/drawingml/2006/wordprocessingDrawing" xmlns:w10="urn:schemas-microsoft-com:office:word" xmlns:w="http://schemas.openxmlformats.org/wordprocessingml/2006/main" xmlns:w14="http://schemas.microsoft.com/office/word/2010/wordml" xmlns:w15="http://schemas.microsoft.com/office/word/2012/wordml" xmlns:w16cex="http://schemas.microsoft.com/office/word/2018/wordml/cex" xmlns:w16cid="http://schemas.microsoft.com/office/word/2016/wordml/cid" xmlns:w16="http://schemas.microsoft.com/office/word/2018/wordml" xmlns:w16du="http://schemas.microsoft.com/office/word/2023/wordml/word16du" xmlns:w16sdtdh="http://schemas.microsoft.com/office/word/2020/wordml/sdtdatahash" xmlns:w16sdtfl="http://schemas.microsoft.com/office/word/2024/wordml/sdtformatlock" xmlns:w16se="http://schemas.microsoft.com/office/word/2015/wordml/symex" xmlns:wpg="http://schemas.microsoft.com/office/word/2010/wordprocessingGroup" xmlns:wpi="http://schemas.microsoft.com/office/word/2010/wordprocessingInk" xmlns:wne="http://schemas.microsoft.com/office/word/2006/wordml" xmlns:wps="http://schemas.microsoft.com/office/word/2010/wordprocessingShape" mc:Ignorable="w14 w15 w16se w16cid w16 w16cex w16sdtdh w16sdtfl w16du wp14">
+<w:hdr xmlns:wpc="http://schemas.microsoft.com/office/word/2010/wordprocessingCanvas" xmlns:cx="http://schemas.microsoft.com/office/drawing/2014/chartex" xmlns:cx1="http://schemas.microsoft.com/office/drawing/2015/9/8/chartex" xmlns:cx2="http://schemas.microsoft.com/office/drawing/2015/10/21/chartex" xmlns:cx3="http://schemas.microsoft.com/office/drawing/2016/5/9/chartex" xmlns:cx4="http://schemas.microsoft.com/office/drawing/2016/5/10/chartex" xmlns:cx5="http://schemas.microsoft.com/office/drawing/2016/5/11/chartex" xmlns:cx6="http://schemas.microsoft.com/office/drawing/2016/5/12/chartex" xmlns:cx7="http://schemas.microsoft.com/office/drawing/2016/5/13/chartex" xmlns:cx8="http://schemas.microsoft.com/office/drawing/2016/5/14/chartex" xmlns:mc="http://schemas.openxmlformats.org/markup-compatibility/2006" xmlns:aink="http://schemas.microsoft.com/office/drawing/2016/ink" xmlns:am3d="http://schemas.microsoft.com/office/drawing/2017/model3d" xmlns:o="urn:schemas-microsoft-com:office:office" xmlns:oel="http://schemas.microsoft.com/office/2019/extlst" xmlns:r="http://schemas.openxmlformats.org/officeDocument/2006/relationships" xmlns:m="http://schemas.openxmlformats.org/officeDocument/2006/math" xmlns:v="urn:schemas-microsoft-com:vml" xmlns:wp14="http://schemas.microsoft.com/office/word/2010/wordprocessingDrawing" xmlns:wp="http://schemas.openxmlformats.org/drawingml/2006/wordprocessingDrawing" xmlns:w10="urn:schemas-microsoft-com:office:word" xmlns:w="http://schemas.openxmlformats.org/wordprocessingml/2006/main" xmlns:w14="http://schemas.microsoft.com/office/word/2010/wordml" xmlns:w15="http://schemas.microsoft.com/office/word/2012/wordml" xmlns:w16cex="http://schemas.microsoft.com/office/word/2018/wordml/cex" xmlns:w16cid="http://schemas.microsoft.com/office/word/2016/wordml/cid" xmlns:w16="http://schemas.microsoft.com/office/word/2018/wordml" xmlns:w16sdtdh="http://schemas.microsoft.com/office/word/2020/wordml/sdtdatahash" xmlns:w16se="http://schemas.microsoft.com/office/word/2015/wordml/symex" xmlns:wpg="http://schemas.microsoft.com/office/word/2010/wordprocessingGroup" xmlns:wpi="http://schemas.microsoft.com/office/word/2010/wordprocessingInk" xmlns:wne="http://schemas.microsoft.com/office/word/2006/wordml" xmlns:wps="http://schemas.microsoft.com/office/word/2010/wordprocessingShape" mc:Ignorable="w14 w15 w16se w16cid w16 w16cex w16sdtdh wp14">
   <w:p>
     <w:pPr>
       <w:pStyle w:val="Header"/>
@@ -2288,8 +5503,8 @@
 </file>
 
 <file path=word/numbering.xml><?xml version="1.0" encoding="utf-8"?>
-<w:numbering xmlns:wpc="http://schemas.microsoft.com/office/word/2010/wordprocessingCanvas" xmlns:cx="http://schemas.microsoft.com/office/drawing/2014/chartex" xmlns:cx1="http://schemas.microsoft.com/office/drawing/2015/9/8/chartex" xmlns:cx2="http://schemas.microsoft.com/office/drawing/2015/10/21/chartex" xmlns:cx3="http://schemas.microsoft.com/office/drawing/2016/5/9/chartex" xmlns:cx4="http://schemas.microsoft.com/office/drawing/2016/5/10/chartex" xmlns:cx5="http://schemas.microsoft.com/office/drawing/2016/5/11/chartex" xmlns:cx6="http://schemas.microsoft.com/office/drawing/2016/5/12/chartex" xmlns:cx7="http://schemas.microsoft.com/office/drawing/2016/5/13/chartex" xmlns:cx8="http://schemas.microsoft.com/office/drawing/2016/5/14/chartex" xmlns:mc="http://schemas.openxmlformats.org/markup-compatibility/2006" xmlns:aink="http://schemas.microsoft.com/office/drawing/2016/ink" xmlns:am3d="http://schemas.microsoft.com/office/drawing/2017/model3d" xmlns:o="urn:schemas-microsoft-com:office:office" xmlns:oel="http://schemas.microsoft.com/office/2019/extlst" xmlns:r="http://schemas.openxmlformats.org/officeDocument/2006/relationships" xmlns:m="http://schemas.openxmlformats.org/officeDocument/2006/math" xmlns:v="urn:schemas-microsoft-com:vml" xmlns:wp14="http://schemas.microsoft.com/office/word/2010/wordprocessingDrawing" xmlns:wp="http://schemas.openxmlformats.org/drawingml/2006/wordprocessingDrawing" xmlns:w10="urn:schemas-microsoft-com:office:word" xmlns:w="http://schemas.openxmlformats.org/wordprocessingml/2006/main" xmlns:w14="http://schemas.microsoft.com/office/word/2010/wordml" xmlns:w15="http://schemas.microsoft.com/office/word/2012/wordml" xmlns:w16cex="http://schemas.microsoft.com/office/word/2018/wordml/cex" xmlns:w16cid="http://schemas.microsoft.com/office/word/2016/wordml/cid" xmlns:w16="http://schemas.microsoft.com/office/word/2018/wordml" xmlns:w16du="http://schemas.microsoft.com/office/word/2023/wordml/word16du" xmlns:w16sdtdh="http://schemas.microsoft.com/office/word/2020/wordml/sdtdatahash" xmlns:w16sdtfl="http://schemas.microsoft.com/office/word/2024/wordml/sdtformatlock" xmlns:w16se="http://schemas.microsoft.com/office/word/2015/wordml/symex" xmlns:wpg="http://schemas.microsoft.com/office/word/2010/wordprocessingGroup" xmlns:wpi="http://schemas.microsoft.com/office/word/2010/wordprocessingInk" xmlns:wne="http://schemas.microsoft.com/office/word/2006/wordml" xmlns:wps="http://schemas.microsoft.com/office/word/2010/wordprocessingShape" mc:Ignorable="w14 w15 w16se w16cid w16 w16cex w16sdtdh w16sdtfl w16du wp14">
-  <w:abstractNum w:abstractNumId="0" w15:restartNumberingAfterBreak="0">
+<w:numbering xmlns:aink="http://schemas.microsoft.com/office/drawing/2016/ink" xmlns:am3d="http://schemas.microsoft.com/office/drawing/2017/model3d" xmlns:cx="http://schemas.microsoft.com/office/drawing/2014/chartex" xmlns:cx1="http://schemas.microsoft.com/office/drawing/2015/9/8/chartex" xmlns:cx2="http://schemas.microsoft.com/office/drawing/2015/10/21/chartex" xmlns:cx3="http://schemas.microsoft.com/office/drawing/2016/5/9/chartex" xmlns:cx4="http://schemas.microsoft.com/office/drawing/2016/5/10/chartex" xmlns:cx5="http://schemas.microsoft.com/office/drawing/2016/5/11/chartex" xmlns:cx6="http://schemas.microsoft.com/office/drawing/2016/5/12/chartex" xmlns:cx7="http://schemas.microsoft.com/office/drawing/2016/5/13/chartex" xmlns:cx8="http://schemas.microsoft.com/office/drawing/2016/5/14/chartex" xmlns:m="http://schemas.openxmlformats.org/officeDocument/2006/math" xmlns:mc="http://schemas.openxmlformats.org/markup-compatibility/2006" xmlns:o="urn:schemas-microsoft-com:office:office" xmlns:oel="http://schemas.microsoft.com/office/2019/extlst" xmlns:r="http://schemas.openxmlformats.org/officeDocument/2006/relationships" xmlns:v="urn:schemas-microsoft-com:vml" xmlns:w="http://schemas.openxmlformats.org/wordprocessingml/2006/main" xmlns:w10="urn:schemas-microsoft-com:office:word" xmlns:w14="http://schemas.microsoft.com/office/word/2010/wordml" xmlns:w15="http://schemas.microsoft.com/office/word/2012/wordml" xmlns:w16="http://schemas.microsoft.com/office/word/2018/wordml" xmlns:w16cex="http://schemas.microsoft.com/office/word/2018/wordml/cex" xmlns:w16cid="http://schemas.microsoft.com/office/word/2016/wordml/cid" xmlns:w16sdtdh="http://schemas.microsoft.com/office/word/2020/wordml/sdtdatahash" xmlns:w16se="http://schemas.microsoft.com/office/word/2015/wordml/symex" xmlns:wne="http://schemas.microsoft.com/office/word/2006/wordml" xmlns:wp="http://schemas.openxmlformats.org/drawingml/2006/wordprocessingDrawing" xmlns:wp14="http://schemas.microsoft.com/office/word/2010/wordprocessingDrawing" xmlns:wpc="http://schemas.microsoft.com/office/word/2010/wordprocessingCanvas" xmlns:wpg="http://schemas.microsoft.com/office/word/2010/wordprocessingGroup" xmlns:wpi="http://schemas.microsoft.com/office/word/2010/wordprocessingInk" xmlns:wps="http://schemas.microsoft.com/office/word/2010/wordprocessingShape" mc:Ignorable="w14 w15 w16se w16cid w16 w16cex w16sdtdh wp14">
+  <w:abstractNum w15:restartNumberingAfterBreak="0" w:abstractNumId="0">
     <w:nsid w:val="FFFFFF7C"/>
     <w:multiLevelType w:val="singleLevel"/>
     <w:tmpl w:val="D4F41972"/>
@@ -2300,13 +5515,13 @@
       <w:lvlJc w:val="left"/>
       <w:pPr>
         <w:tabs>
-          <w:tab w:val="num" w:pos="1800"/>
+          <w:tab w:pos="1800" w:val="num"/>
         </w:tabs>
-        <w:ind w:left="1800" w:hanging="360"/>
+        <w:ind w:hanging="360" w:left="1800"/>
       </w:pPr>
     </w:lvl>
   </w:abstractNum>
-  <w:abstractNum w:abstractNumId="1" w15:restartNumberingAfterBreak="0">
+  <w:abstractNum w15:restartNumberingAfterBreak="0" w:abstractNumId="1">
     <w:nsid w:val="FFFFFF7D"/>
     <w:multiLevelType w:val="singleLevel"/>
     <w:tmpl w:val="AC3AB828"/>
@@ -2317,13 +5532,13 @@
       <w:lvlJc w:val="left"/>
       <w:pPr>
         <w:tabs>
-          <w:tab w:val="num" w:pos="1440"/>
+          <w:tab w:pos="1440" w:val="num"/>
         </w:tabs>
-        <w:ind w:left="1440" w:hanging="360"/>
+        <w:ind w:hanging="360" w:left="1440"/>
       </w:pPr>
     </w:lvl>
   </w:abstractNum>
-  <w:abstractNum w:abstractNumId="2" w15:restartNumberingAfterBreak="0">
+  <w:abstractNum w15:restartNumberingAfterBreak="0" w:abstractNumId="2">
     <w:nsid w:val="FFFFFF7E"/>
     <w:multiLevelType w:val="singleLevel"/>
     <w:tmpl w:val="5F84CD7A"/>
@@ -2334,13 +5549,13 @@
       <w:lvlJc w:val="left"/>
       <w:pPr>
         <w:tabs>
-          <w:tab w:val="num" w:pos="1080"/>
+          <w:tab w:pos="1080" w:val="num"/>
         </w:tabs>
-        <w:ind w:left="1080" w:hanging="360"/>
+        <w:ind w:hanging="360" w:left="1080"/>
       </w:pPr>
     </w:lvl>
   </w:abstractNum>
-  <w:abstractNum w:abstractNumId="3" w15:restartNumberingAfterBreak="0">
+  <w:abstractNum w15:restartNumberingAfterBreak="0" w:abstractNumId="3">
     <w:nsid w:val="FFFFFF7F"/>
     <w:multiLevelType w:val="singleLevel"/>
     <w:tmpl w:val="6F0C844E"/>
@@ -2351,13 +5566,13 @@
       <w:lvlJc w:val="left"/>
       <w:pPr>
         <w:tabs>
-          <w:tab w:val="num" w:pos="720"/>
+          <w:tab w:pos="720" w:val="num"/>
         </w:tabs>
-        <w:ind w:left="720" w:hanging="360"/>
+        <w:ind w:hanging="360" w:left="720"/>
       </w:pPr>
     </w:lvl>
   </w:abstractNum>
-  <w:abstractNum w:abstractNumId="4" w15:restartNumberingAfterBreak="0">
+  <w:abstractNum w15:restartNumberingAfterBreak="0" w:abstractNumId="4">
     <w:nsid w:val="FFFFFF80"/>
     <w:multiLevelType w:val="singleLevel"/>
     <w:tmpl w:val="09E86D92"/>
@@ -2368,16 +5583,16 @@
       <w:lvlJc w:val="left"/>
       <w:pPr>
         <w:tabs>
-          <w:tab w:val="num" w:pos="1800"/>
+          <w:tab w:pos="1800" w:val="num"/>
         </w:tabs>
-        <w:ind w:left="1800" w:hanging="360"/>
+        <w:ind w:hanging="360" w:left="1800"/>
       </w:pPr>
       <w:rPr>
         <w:rFonts w:ascii="Symbol" w:hAnsi="Symbol" w:hint="default"/>
       </w:rPr>
     </w:lvl>
   </w:abstractNum>
-  <w:abstractNum w:abstractNumId="5" w15:restartNumberingAfterBreak="0">
+  <w:abstractNum w15:restartNumberingAfterBreak="0" w:abstractNumId="5">
     <w:nsid w:val="FFFFFF81"/>
     <w:multiLevelType w:val="singleLevel"/>
     <w:tmpl w:val="E404026A"/>
@@ -2388,16 +5603,16 @@
       <w:lvlJc w:val="left"/>
       <w:pPr>
         <w:tabs>
-          <w:tab w:val="num" w:pos="1440"/>
+          <w:tab w:pos="1440" w:val="num"/>
         </w:tabs>
-        <w:ind w:left="1440" w:hanging="360"/>
+        <w:ind w:hanging="360" w:left="1440"/>
       </w:pPr>
       <w:rPr>
         <w:rFonts w:ascii="Symbol" w:hAnsi="Symbol" w:hint="default"/>
       </w:rPr>
     </w:lvl>
   </w:abstractNum>
-  <w:abstractNum w:abstractNumId="6" w15:restartNumberingAfterBreak="0">
+  <w:abstractNum w15:restartNumberingAfterBreak="0" w:abstractNumId="6">
     <w:nsid w:val="FFFFFF82"/>
     <w:multiLevelType w:val="singleLevel"/>
     <w:tmpl w:val="155A89A4"/>
@@ -2408,16 +5623,16 @@
       <w:lvlJc w:val="left"/>
       <w:pPr>
         <w:tabs>
-          <w:tab w:val="num" w:pos="1080"/>
+          <w:tab w:pos="1080" w:val="num"/>
         </w:tabs>
-        <w:ind w:left="1080" w:hanging="360"/>
+        <w:ind w:hanging="360" w:left="1080"/>
       </w:pPr>
       <w:rPr>
         <w:rFonts w:ascii="Symbol" w:hAnsi="Symbol" w:hint="default"/>
       </w:rPr>
     </w:lvl>
   </w:abstractNum>
-  <w:abstractNum w:abstractNumId="7" w15:restartNumberingAfterBreak="0">
+  <w:abstractNum w15:restartNumberingAfterBreak="0" w:abstractNumId="7">
     <w:nsid w:val="FFFFFF83"/>
     <w:multiLevelType w:val="singleLevel"/>
     <w:tmpl w:val="C630A048"/>
@@ -2428,16 +5643,16 @@
       <w:lvlJc w:val="left"/>
       <w:pPr>
         <w:tabs>
-          <w:tab w:val="num" w:pos="720"/>
+          <w:tab w:pos="720" w:val="num"/>
         </w:tabs>
-        <w:ind w:left="720" w:hanging="360"/>
+        <w:ind w:hanging="360" w:left="720"/>
       </w:pPr>
       <w:rPr>
         <w:rFonts w:ascii="Symbol" w:hAnsi="Symbol" w:hint="default"/>
       </w:rPr>
     </w:lvl>
   </w:abstractNum>
-  <w:abstractNum w:abstractNumId="8" w15:restartNumberingAfterBreak="0">
+  <w:abstractNum w15:restartNumberingAfterBreak="0" w:abstractNumId="8">
     <w:nsid w:val="FFFFFF88"/>
     <w:multiLevelType w:val="singleLevel"/>
     <w:tmpl w:val="B17A3A2C"/>
@@ -2449,13 +5664,13 @@
       <w:lvlJc w:val="left"/>
       <w:pPr>
         <w:tabs>
-          <w:tab w:val="num" w:pos="360"/>
+          <w:tab w:pos="360" w:val="num"/>
         </w:tabs>
-        <w:ind w:left="360" w:hanging="360"/>
+        <w:ind w:hanging="360" w:left="360"/>
       </w:pPr>
     </w:lvl>
   </w:abstractNum>
-  <w:abstractNum w:abstractNumId="9" w15:restartNumberingAfterBreak="0">
+  <w:abstractNum w15:restartNumberingAfterBreak="0" w:abstractNumId="9">
     <w:nsid w:val="FFFFFF89"/>
     <w:multiLevelType w:val="singleLevel"/>
     <w:tmpl w:val="0A9ED114"/>
@@ -2467,16 +5682,16 @@
       <w:lvlJc w:val="left"/>
       <w:pPr>
         <w:tabs>
-          <w:tab w:val="num" w:pos="360"/>
+          <w:tab w:pos="360" w:val="num"/>
         </w:tabs>
-        <w:ind w:left="360" w:hanging="360"/>
+        <w:ind w:hanging="360" w:left="360"/>
       </w:pPr>
       <w:rPr>
         <w:rFonts w:ascii="Symbol" w:hAnsi="Symbol" w:hint="default"/>
       </w:rPr>
     </w:lvl>
   </w:abstractNum>
-  <w:abstractNum w:abstractNumId="10" w15:restartNumberingAfterBreak="0">
+  <w:abstractNum w15:restartNumberingAfterBreak="0" w:abstractNumId="10">
     <w:nsid w:val="0000A990"/>
     <w:multiLevelType w:val="multilevel"/>
     <w:tmpl w:val="BE78AE66"/>
@@ -2485,7 +5700,7 @@
       <w:lvlText w:val=" "/>
       <w:lvlJc w:val="left"/>
       <w:pPr>
-        <w:ind w:left="720" w:hanging="480"/>
+        <w:ind w:hanging="480" w:left="720"/>
       </w:pPr>
     </w:lvl>
     <w:lvl w:ilvl="1">
@@ -2493,7 +5708,7 @@
       <w:lvlText w:val=" "/>
       <w:lvlJc w:val="left"/>
       <w:pPr>
-        <w:ind w:left="1440" w:hanging="480"/>
+        <w:ind w:hanging="480" w:left="1440"/>
       </w:pPr>
     </w:lvl>
     <w:lvl w:ilvl="2">
@@ -2501,7 +5716,7 @@
       <w:lvlText w:val=" "/>
       <w:lvlJc w:val="left"/>
       <w:pPr>
-        <w:ind w:left="2160" w:hanging="480"/>
+        <w:ind w:hanging="480" w:left="2160"/>
       </w:pPr>
     </w:lvl>
     <w:lvl w:ilvl="3">
@@ -2509,7 +5724,7 @@
       <w:lvlText w:val=" "/>
       <w:lvlJc w:val="left"/>
       <w:pPr>
-        <w:ind w:left="2880" w:hanging="480"/>
+        <w:ind w:hanging="480" w:left="2880"/>
       </w:pPr>
     </w:lvl>
     <w:lvl w:ilvl="4">
@@ -2517,7 +5732,7 @@
       <w:lvlText w:val=" "/>
       <w:lvlJc w:val="left"/>
       <w:pPr>
-        <w:ind w:left="3600" w:hanging="480"/>
+        <w:ind w:hanging="480" w:left="3600"/>
       </w:pPr>
     </w:lvl>
     <w:lvl w:ilvl="5">
@@ -2525,7 +5740,7 @@
       <w:lvlText w:val=" "/>
       <w:lvlJc w:val="left"/>
       <w:pPr>
-        <w:ind w:left="4320" w:hanging="480"/>
+        <w:ind w:hanging="480" w:left="4320"/>
       </w:pPr>
     </w:lvl>
     <w:lvl w:ilvl="6">
@@ -2533,7 +5748,7 @@
       <w:lvlText w:val=" "/>
       <w:lvlJc w:val="left"/>
       <w:pPr>
-        <w:ind w:left="5040" w:hanging="480"/>
+        <w:ind w:hanging="480" w:left="5040"/>
       </w:pPr>
     </w:lvl>
     <w:lvl w:ilvl="7">
@@ -2541,7 +5756,7 @@
       <w:lvlText w:val=" "/>
       <w:lvlJc w:val="left"/>
       <w:pPr>
-        <w:ind w:left="5760" w:hanging="480"/>
+        <w:ind w:hanging="480" w:left="5760"/>
       </w:pPr>
     </w:lvl>
     <w:lvl w:ilvl="8">
@@ -2549,11 +5764,11 @@
       <w:lvlText w:val=" "/>
       <w:lvlJc w:val="left"/>
       <w:pPr>
-        <w:ind w:left="6480" w:hanging="480"/>
+        <w:ind w:hanging="480" w:left="6480"/>
       </w:pPr>
     </w:lvl>
   </w:abstractNum>
-  <w:abstractNum w:abstractNumId="11" w15:restartNumberingAfterBreak="0">
+  <w:abstractNum w15:restartNumberingAfterBreak="0" w:abstractNumId="11">
     <w:nsid w:val="0000A991"/>
     <w:multiLevelType w:val="multilevel"/>
     <w:tmpl w:val="1D546B90"/>
@@ -2562,7 +5777,7 @@
       <w:lvlText w:val="•"/>
       <w:lvlJc w:val="left"/>
       <w:pPr>
-        <w:ind w:left="720" w:hanging="480"/>
+        <w:ind w:hanging="480" w:left="720"/>
       </w:pPr>
     </w:lvl>
     <w:lvl w:ilvl="1">
@@ -2570,7 +5785,7 @@
       <w:lvlText w:val="–"/>
       <w:lvlJc w:val="left"/>
       <w:pPr>
-        <w:ind w:left="1440" w:hanging="480"/>
+        <w:ind w:hanging="480" w:left="1440"/>
       </w:pPr>
     </w:lvl>
     <w:lvl w:ilvl="2">
@@ -2578,7 +5793,7 @@
       <w:lvlText w:val="•"/>
       <w:lvlJc w:val="left"/>
       <w:pPr>
-        <w:ind w:left="2160" w:hanging="480"/>
+        <w:ind w:hanging="480" w:left="2160"/>
       </w:pPr>
     </w:lvl>
     <w:lvl w:ilvl="3">
@@ -2586,7 +5801,7 @@
       <w:lvlText w:val="–"/>
       <w:lvlJc w:val="left"/>
       <w:pPr>
-        <w:ind w:left="2880" w:hanging="480"/>
+        <w:ind w:hanging="480" w:left="2880"/>
       </w:pPr>
     </w:lvl>
     <w:lvl w:ilvl="4">
@@ -2594,7 +5809,7 @@
       <w:lvlText w:val="•"/>
       <w:lvlJc w:val="left"/>
       <w:pPr>
-        <w:ind w:left="3600" w:hanging="480"/>
+        <w:ind w:hanging="480" w:left="3600"/>
       </w:pPr>
     </w:lvl>
     <w:lvl w:ilvl="5">
@@ -2602,7 +5817,7 @@
       <w:lvlText w:val="–"/>
       <w:lvlJc w:val="left"/>
       <w:pPr>
-        <w:ind w:left="4320" w:hanging="480"/>
+        <w:ind w:hanging="480" w:left="4320"/>
       </w:pPr>
     </w:lvl>
     <w:lvl w:ilvl="6">
@@ -2610,7 +5825,7 @@
       <w:lvlText w:val="•"/>
       <w:lvlJc w:val="left"/>
       <w:pPr>
-        <w:ind w:left="5040" w:hanging="480"/>
+        <w:ind w:hanging="480" w:left="5040"/>
       </w:pPr>
     </w:lvl>
     <w:lvl w:ilvl="7">
@@ -2618,7 +5833,7 @@
       <w:lvlText w:val="–"/>
       <w:lvlJc w:val="left"/>
       <w:pPr>
-        <w:ind w:left="5760" w:hanging="480"/>
+        <w:ind w:hanging="480" w:left="5760"/>
       </w:pPr>
     </w:lvl>
     <w:lvl w:ilvl="8">
@@ -2626,11 +5841,11 @@
       <w:lvlText w:val="•"/>
       <w:lvlJc w:val="left"/>
       <w:pPr>
-        <w:ind w:left="6480" w:hanging="480"/>
+        <w:ind w:hanging="480" w:left="6480"/>
       </w:pPr>
     </w:lvl>
   </w:abstractNum>
-  <w:abstractNum w:abstractNumId="12" w15:restartNumberingAfterBreak="0">
+  <w:abstractNum w15:restartNumberingAfterBreak="0" w:abstractNumId="12">
     <w:nsid w:val="00A99411"/>
     <w:multiLevelType w:val="multilevel"/>
     <w:tmpl w:val="E60CFEF6"/>
@@ -2640,7 +5855,7 @@
       <w:lvlText w:val="%1."/>
       <w:lvlJc w:val="left"/>
       <w:pPr>
-        <w:ind w:left="720" w:hanging="480"/>
+        <w:ind w:hanging="480" w:left="720"/>
       </w:pPr>
     </w:lvl>
     <w:lvl w:ilvl="1">
@@ -2649,7 +5864,7 @@
       <w:lvlText w:val="%2."/>
       <w:lvlJc w:val="left"/>
       <w:pPr>
-        <w:ind w:left="1440" w:hanging="480"/>
+        <w:ind w:hanging="480" w:left="1440"/>
       </w:pPr>
     </w:lvl>
     <w:lvl w:ilvl="2">
@@ -2658,7 +5873,7 @@
       <w:lvlText w:val="%3."/>
       <w:lvlJc w:val="left"/>
       <w:pPr>
-        <w:ind w:left="2160" w:hanging="480"/>
+        <w:ind w:hanging="480" w:left="2160"/>
       </w:pPr>
     </w:lvl>
     <w:lvl w:ilvl="3">
@@ -2667,7 +5882,7 @@
       <w:lvlText w:val="%4."/>
       <w:lvlJc w:val="left"/>
       <w:pPr>
-        <w:ind w:left="2880" w:hanging="480"/>
+        <w:ind w:hanging="480" w:left="2880"/>
       </w:pPr>
     </w:lvl>
     <w:lvl w:ilvl="4">
@@ -2676,7 +5891,7 @@
       <w:lvlText w:val="%5."/>
       <w:lvlJc w:val="left"/>
       <w:pPr>
-        <w:ind w:left="3600" w:hanging="480"/>
+        <w:ind w:hanging="480" w:left="3600"/>
       </w:pPr>
     </w:lvl>
     <w:lvl w:ilvl="5">
@@ -2685,7 +5900,7 @@
       <w:lvlText w:val="%6."/>
       <w:lvlJc w:val="left"/>
       <w:pPr>
-        <w:ind w:left="4320" w:hanging="480"/>
+        <w:ind w:hanging="480" w:left="4320"/>
       </w:pPr>
     </w:lvl>
     <w:lvl w:ilvl="6">
@@ -2694,7 +5909,7 @@
       <w:lvlText w:val="%7."/>
       <w:lvlJc w:val="left"/>
       <w:pPr>
-        <w:ind w:left="5040" w:hanging="480"/>
+        <w:ind w:hanging="480" w:left="5040"/>
       </w:pPr>
     </w:lvl>
     <w:lvl w:ilvl="7">
@@ -2703,7 +5918,7 @@
       <w:lvlText w:val="%8."/>
       <w:lvlJc w:val="left"/>
       <w:pPr>
-        <w:ind w:left="5760" w:hanging="480"/>
+        <w:ind w:hanging="480" w:left="5760"/>
       </w:pPr>
     </w:lvl>
     <w:lvl w:ilvl="8">
@@ -2712,17 +5927,93 @@
       <w:lvlText w:val="%9."/>
       <w:lvlJc w:val="left"/>
       <w:pPr>
-        <w:ind w:left="6480" w:hanging="480"/>
+        <w:ind w:hanging="480" w:left="6480"/>
       </w:pPr>
     </w:lvl>
   </w:abstractNum>
-  <w:num w:numId="1" w16cid:durableId="1236818034">
+  <w:abstractNum w:abstractNumId="990">
+    <w:nsid w:val="0000A990"/>
+    <w:multiLevelType w:val="multilevel"/>
+    <w:lvl w:ilvl="0">
+      <w:numFmt w:val="bullet"/>
+      <w:lvlText w:val=" "/>
+      <w:lvlJc w:val="left"/>
+      <w:pPr>
+        <w:ind w:left="720" w:hanging="360"/>
+      </w:pPr>
+    </w:lvl>
+    <w:lvl w:ilvl="1">
+      <w:numFmt w:val="bullet"/>
+      <w:lvlText w:val=" "/>
+      <w:lvlJc w:val="left"/>
+      <w:pPr>
+        <w:ind w:left="1440" w:hanging="360"/>
+      </w:pPr>
+    </w:lvl>
+    <w:lvl w:ilvl="2">
+      <w:numFmt w:val="bullet"/>
+      <w:lvlText w:val=" "/>
+      <w:lvlJc w:val="left"/>
+      <w:pPr>
+        <w:ind w:left="2160" w:hanging="360"/>
+      </w:pPr>
+    </w:lvl>
+    <w:lvl w:ilvl="3">
+      <w:numFmt w:val="bullet"/>
+      <w:lvlText w:val=" "/>
+      <w:lvlJc w:val="left"/>
+      <w:pPr>
+        <w:ind w:left="2880" w:hanging="360"/>
+      </w:pPr>
+    </w:lvl>
+    <w:lvl w:ilvl="4">
+      <w:numFmt w:val="bullet"/>
+      <w:lvlText w:val=" "/>
+      <w:lvlJc w:val="left"/>
+      <w:pPr>
+        <w:ind w:left="3600" w:hanging="360"/>
+      </w:pPr>
+    </w:lvl>
+    <w:lvl w:ilvl="5">
+      <w:numFmt w:val="bullet"/>
+      <w:lvlText w:val=" "/>
+      <w:lvlJc w:val="left"/>
+      <w:pPr>
+        <w:ind w:left="4320" w:hanging="360"/>
+      </w:pPr>
+    </w:lvl>
+    <w:lvl w:ilvl="6">
+      <w:numFmt w:val="bullet"/>
+      <w:lvlText w:val=" "/>
+      <w:lvlJc w:val="left"/>
+      <w:pPr>
+        <w:ind w:left="5040" w:hanging="360"/>
+      </w:pPr>
+    </w:lvl>
+    <w:lvl w:ilvl="7">
+      <w:numFmt w:val="bullet"/>
+      <w:lvlText w:val=" "/>
+      <w:lvlJc w:val="left"/>
+      <w:pPr>
+        <w:ind w:left="5760" w:hanging="360"/>
+      </w:pPr>
+    </w:lvl>
+    <w:lvl w:ilvl="8">
+      <w:numFmt w:val="bullet"/>
+      <w:lvlText w:val=" "/>
+      <w:lvlJc w:val="left"/>
+      <w:pPr>
+        <w:ind w:left="6480" w:hanging="360"/>
+      </w:pPr>
+    </w:lvl>
+  </w:abstractNum>
+  <w:num w16cid:durableId="1236818034" w:numId="1">
     <w:abstractNumId w:val="10"/>
   </w:num>
-  <w:num w:numId="2" w16cid:durableId="1430615699">
+  <w:num w16cid:durableId="1430615699" w:numId="2">
     <w:abstractNumId w:val="11"/>
   </w:num>
-  <w:num w:numId="3" w16cid:durableId="423956392">
+  <w:num w16cid:durableId="423956392" w:numId="3">
     <w:abstractNumId w:val="12"/>
     <w:lvlOverride w:ilvl="0">
       <w:startOverride w:val="1"/>
@@ -2752,51 +6043,51 @@
       <w:startOverride w:val="1"/>
     </w:lvlOverride>
   </w:num>
-  <w:num w:numId="4" w16cid:durableId="333340740">
+  <w:num w16cid:durableId="333340740" w:numId="4">
     <w:abstractNumId w:val="0"/>
   </w:num>
-  <w:num w:numId="5" w16cid:durableId="681664215">
+  <w:num w16cid:durableId="681664215" w:numId="5">
     <w:abstractNumId w:val="1"/>
   </w:num>
-  <w:num w:numId="6" w16cid:durableId="2134327961">
+  <w:num w16cid:durableId="2134327961" w:numId="6">
     <w:abstractNumId w:val="2"/>
   </w:num>
-  <w:num w:numId="7" w16cid:durableId="41253893">
+  <w:num w16cid:durableId="41253893" w:numId="7">
     <w:abstractNumId w:val="3"/>
   </w:num>
-  <w:num w:numId="8" w16cid:durableId="1224833452">
+  <w:num w16cid:durableId="1224833452" w:numId="8">
     <w:abstractNumId w:val="8"/>
   </w:num>
-  <w:num w:numId="9" w16cid:durableId="932586503">
+  <w:num w16cid:durableId="932586503" w:numId="9">
     <w:abstractNumId w:val="4"/>
   </w:num>
-  <w:num w:numId="10" w16cid:durableId="520899331">
+  <w:num w16cid:durableId="520899331" w:numId="10">
     <w:abstractNumId w:val="5"/>
   </w:num>
-  <w:num w:numId="11" w16cid:durableId="1534541487">
+  <w:num w16cid:durableId="1534541487" w:numId="11">
     <w:abstractNumId w:val="6"/>
   </w:num>
-  <w:num w:numId="12" w16cid:durableId="1795981238">
+  <w:num w16cid:durableId="1795981238" w:numId="12">
     <w:abstractNumId w:val="7"/>
   </w:num>
-  <w:num w:numId="13" w16cid:durableId="858474234">
+  <w:num w16cid:durableId="858474234" w:numId="13">
     <w:abstractNumId w:val="9"/>
   </w:num>
-  <w:num w:numId="14" w16cid:durableId="207256054">
-    <w:abstractNumId w:val="10"/>
+  <w:num w:numId="1000">
+    <w:abstractNumId w:val="990"/>
   </w:num>
 </w:numbering>
 </file>
 
 <file path=word/styles.xml><?xml version="1.0" encoding="utf-8"?>
-<w:styles xmlns:mc="http://schemas.openxmlformats.org/markup-compatibility/2006" xmlns:r="http://schemas.openxmlformats.org/officeDocument/2006/relationships" xmlns:w="http://schemas.openxmlformats.org/wordprocessingml/2006/main" xmlns:w14="http://schemas.microsoft.com/office/word/2010/wordml" xmlns:w15="http://schemas.microsoft.com/office/word/2012/wordml" xmlns:w16cex="http://schemas.microsoft.com/office/word/2018/wordml/cex" xmlns:w16cid="http://schemas.microsoft.com/office/word/2016/wordml/cid" xmlns:w16="http://schemas.microsoft.com/office/word/2018/wordml" xmlns:w16du="http://schemas.microsoft.com/office/word/2023/wordml/word16du" xmlns:w16sdtdh="http://schemas.microsoft.com/office/word/2020/wordml/sdtdatahash" xmlns:w16sdtfl="http://schemas.microsoft.com/office/word/2024/wordml/sdtformatlock" xmlns:w16se="http://schemas.microsoft.com/office/word/2015/wordml/symex" mc:Ignorable="w14 w15 w16se w16cid w16 w16cex w16sdtdh w16sdtfl w16du">
+<w:styles xmlns:mc="http://schemas.openxmlformats.org/markup-compatibility/2006" xmlns:r="http://schemas.openxmlformats.org/officeDocument/2006/relationships" xmlns:w="http://schemas.openxmlformats.org/wordprocessingml/2006/main" xmlns:w14="http://schemas.microsoft.com/office/word/2010/wordml" xmlns:w15="http://schemas.microsoft.com/office/word/2012/wordml" xmlns:w16="http://schemas.microsoft.com/office/word/2018/wordml" xmlns:w16cex="http://schemas.microsoft.com/office/word/2018/wordml/cex" xmlns:w16cid="http://schemas.microsoft.com/office/word/2016/wordml/cid" xmlns:w16sdtdh="http://schemas.microsoft.com/office/word/2020/wordml/sdtdatahash" xmlns:w16se="http://schemas.microsoft.com/office/word/2015/wordml/symex" mc:Ignorable="w14 w15 w16se w16cid w16 w16cex w16sdtdh">
   <w:docDefaults>
     <w:rPrDefault>
       <w:rPr>
-        <w:rFonts w:asciiTheme="minorHAnsi" w:eastAsiaTheme="minorHAnsi" w:hAnsiTheme="minorHAnsi" w:cstheme="minorBidi"/>
+        <w:rFonts w:asciiTheme="minorHAnsi" w:cstheme="minorBidi" w:eastAsiaTheme="minorHAnsi" w:hAnsiTheme="minorHAnsi"/>
         <w:sz w:val="24"/>
         <w:szCs w:val="24"/>
-        <w:lang w:val="en-US" w:eastAsia="en-US" w:bidi="ar-SA"/>
+        <w:lang w:bidi="ar-SA" w:eastAsia="en-US" w:val="en-US"/>
       </w:rPr>
     </w:rPrDefault>
     <w:pPrDefault>
@@ -2805,7 +6096,7 @@
       </w:pPr>
     </w:pPrDefault>
   </w:docDefaults>
-  <w:latentStyles w:defLockedState="0" w:defUIPriority="0" w:defSemiHidden="0" w:defUnhideWhenUsed="0" w:defQFormat="0" w:count="376">
+  <w:latentStyles w:count="376" w:defLockedState="0" w:defQFormat="0" w:defSemiHidden="0" w:defUIPriority="0" w:defUnhideWhenUsed="0">
     <w:lsdException w:name="heading 5" w:semiHidden="1" w:unhideWhenUsed="1"/>
     <w:lsdException w:name="index 2" w:semiHidden="1" w:unhideWhenUsed="1"/>
     <w:lsdException w:name="index 3" w:semiHidden="1" w:unhideWhenUsed="1"/>
@@ -3143,11 +6434,11 @@
     <w:lsdException w:name="Unresolved Mention" w:semiHidden="1" w:uiPriority="99" w:unhideWhenUsed="1"/>
     <w:lsdException w:name="Smart Link" w:semiHidden="1" w:uiPriority="99" w:unhideWhenUsed="1"/>
   </w:latentStyles>
-  <w:style w:type="paragraph" w:default="1" w:styleId="Normal">
+  <w:style w:default="1" w:styleId="Normal" w:type="paragraph">
     <w:name w:val="Normal"/>
     <w:qFormat/>
   </w:style>
-  <w:style w:type="paragraph" w:styleId="Heading1">
+  <w:style w:styleId="Heading1" w:type="paragraph">
     <w:name w:val="heading 1"/>
     <w:basedOn w:val="Normal"/>
     <w:next w:val="BodyText"/>
@@ -3162,14 +6453,14 @@
       <w:outlineLvl w:val="0"/>
     </w:pPr>
     <w:rPr>
-      <w:rFonts w:ascii="Times New Roman" w:eastAsiaTheme="majorEastAsia" w:hAnsi="Times New Roman" w:cstheme="majorBidi"/>
+      <w:rFonts w:ascii="Times New Roman" w:cstheme="majorBidi" w:eastAsiaTheme="majorEastAsia" w:hAnsi="Times New Roman"/>
       <w:b/>
       <w:bCs/>
-      <w:color w:val="000000" w:themeColor="text1"/>
+      <w:color w:themeColor="text1" w:val="000000"/>
       <w:szCs w:val="32"/>
     </w:rPr>
   </w:style>
-  <w:style w:type="paragraph" w:styleId="Heading2">
+  <w:style w:styleId="Heading2" w:type="paragraph">
     <w:name w:val="heading 2"/>
     <w:basedOn w:val="Normal"/>
     <w:next w:val="BodyText"/>
@@ -3180,18 +6471,18 @@
     <w:pPr>
       <w:keepNext/>
       <w:keepLines/>
-      <w:spacing w:before="200" w:after="0" w:line="480" w:lineRule="auto"/>
+      <w:spacing w:after="0" w:before="200" w:line="480" w:lineRule="auto"/>
       <w:outlineLvl w:val="1"/>
     </w:pPr>
     <w:rPr>
-      <w:rFonts w:ascii="Times New Roman" w:eastAsiaTheme="majorEastAsia" w:hAnsi="Times New Roman" w:cstheme="majorBidi"/>
+      <w:rFonts w:ascii="Times New Roman" w:cstheme="majorBidi" w:eastAsiaTheme="majorEastAsia" w:hAnsi="Times New Roman"/>
       <w:b/>
       <w:bCs/>
-      <w:color w:val="000000" w:themeColor="text1"/>
+      <w:color w:themeColor="text1" w:val="000000"/>
       <w:szCs w:val="28"/>
     </w:rPr>
   </w:style>
-  <w:style w:type="paragraph" w:styleId="Heading3">
+  <w:style w:styleId="Heading3" w:type="paragraph">
     <w:name w:val="heading 3"/>
     <w:basedOn w:val="Normal"/>
     <w:next w:val="BodyText"/>
@@ -3206,14 +6497,14 @@
       <w:outlineLvl w:val="2"/>
     </w:pPr>
     <w:rPr>
-      <w:rFonts w:ascii="Times New Roman" w:eastAsiaTheme="majorEastAsia" w:hAnsi="Times New Roman" w:cstheme="majorBidi"/>
+      <w:rFonts w:ascii="Times New Roman" w:cstheme="majorBidi" w:eastAsiaTheme="majorEastAsia" w:hAnsi="Times New Roman"/>
       <w:b/>
       <w:bCs/>
       <w:i/>
-      <w:color w:val="000000" w:themeColor="text1"/>
+      <w:color w:themeColor="text1" w:val="000000"/>
     </w:rPr>
   </w:style>
-  <w:style w:type="paragraph" w:styleId="Heading4">
+  <w:style w:styleId="Heading4" w:type="paragraph">
     <w:name w:val="heading 4"/>
     <w:basedOn w:val="Normal"/>
     <w:next w:val="BodyText"/>
@@ -3229,13 +6520,13 @@
       <w:outlineLvl w:val="3"/>
     </w:pPr>
     <w:rPr>
-      <w:rFonts w:ascii="Times New Roman" w:eastAsiaTheme="majorEastAsia" w:hAnsi="Times New Roman" w:cstheme="majorBidi"/>
+      <w:rFonts w:ascii="Times New Roman" w:cstheme="majorBidi" w:eastAsiaTheme="majorEastAsia" w:hAnsi="Times New Roman"/>
       <w:b/>
       <w:bCs/>
-      <w:color w:val="000000" w:themeColor="text1"/>
+      <w:color w:themeColor="text1" w:val="000000"/>
     </w:rPr>
   </w:style>
-  <w:style w:type="paragraph" w:styleId="Heading5">
+  <w:style w:styleId="Heading5" w:type="paragraph">
     <w:name w:val="heading 5"/>
     <w:basedOn w:val="Normal"/>
     <w:next w:val="BodyText"/>
@@ -3245,16 +6536,16 @@
     <w:pPr>
       <w:keepNext/>
       <w:keepLines/>
-      <w:spacing w:before="200" w:after="0"/>
+      <w:spacing w:after="0" w:before="200"/>
       <w:outlineLvl w:val="4"/>
     </w:pPr>
     <w:rPr>
-      <w:rFonts w:asciiTheme="majorHAnsi" w:eastAsiaTheme="majorEastAsia" w:hAnsiTheme="majorHAnsi" w:cstheme="majorBidi"/>
+      <w:rFonts w:asciiTheme="majorHAnsi" w:cstheme="majorBidi" w:eastAsiaTheme="majorEastAsia" w:hAnsiTheme="majorHAnsi"/>
       <w:iCs/>
-      <w:color w:val="4F81BD" w:themeColor="accent1"/>
+      <w:color w:themeColor="accent1" w:val="4F81BD"/>
     </w:rPr>
   </w:style>
-  <w:style w:type="paragraph" w:styleId="Heading6">
+  <w:style w:styleId="Heading6" w:type="paragraph">
     <w:name w:val="heading 6"/>
     <w:basedOn w:val="Normal"/>
     <w:next w:val="BodyText"/>
@@ -3264,15 +6555,15 @@
     <w:pPr>
       <w:keepNext/>
       <w:keepLines/>
-      <w:spacing w:before="200" w:after="0"/>
+      <w:spacing w:after="0" w:before="200"/>
       <w:outlineLvl w:val="5"/>
     </w:pPr>
     <w:rPr>
-      <w:rFonts w:asciiTheme="majorHAnsi" w:eastAsiaTheme="majorEastAsia" w:hAnsiTheme="majorHAnsi" w:cstheme="majorBidi"/>
-      <w:color w:val="4F81BD" w:themeColor="accent1"/>
+      <w:rFonts w:asciiTheme="majorHAnsi" w:cstheme="majorBidi" w:eastAsiaTheme="majorEastAsia" w:hAnsiTheme="majorHAnsi"/>
+      <w:color w:themeColor="accent1" w:val="4F81BD"/>
     </w:rPr>
   </w:style>
-  <w:style w:type="paragraph" w:styleId="Heading7">
+  <w:style w:styleId="Heading7" w:type="paragraph">
     <w:name w:val="heading 7"/>
     <w:basedOn w:val="Normal"/>
     <w:next w:val="BodyText"/>
@@ -3282,15 +6573,15 @@
     <w:pPr>
       <w:keepNext/>
       <w:keepLines/>
-      <w:spacing w:before="200" w:after="0"/>
+      <w:spacing w:after="0" w:before="200"/>
       <w:outlineLvl w:val="6"/>
     </w:pPr>
     <w:rPr>
-      <w:rFonts w:asciiTheme="majorHAnsi" w:eastAsiaTheme="majorEastAsia" w:hAnsiTheme="majorHAnsi" w:cstheme="majorBidi"/>
-      <w:color w:val="4F81BD" w:themeColor="accent1"/>
+      <w:rFonts w:asciiTheme="majorHAnsi" w:cstheme="majorBidi" w:eastAsiaTheme="majorEastAsia" w:hAnsiTheme="majorHAnsi"/>
+      <w:color w:themeColor="accent1" w:val="4F81BD"/>
     </w:rPr>
   </w:style>
-  <w:style w:type="paragraph" w:styleId="Heading8">
+  <w:style w:styleId="Heading8" w:type="paragraph">
     <w:name w:val="heading 8"/>
     <w:basedOn w:val="Normal"/>
     <w:next w:val="BodyText"/>
@@ -3300,15 +6591,15 @@
     <w:pPr>
       <w:keepNext/>
       <w:keepLines/>
-      <w:spacing w:before="200" w:after="0"/>
+      <w:spacing w:after="0" w:before="200"/>
       <w:outlineLvl w:val="7"/>
     </w:pPr>
     <w:rPr>
-      <w:rFonts w:asciiTheme="majorHAnsi" w:eastAsiaTheme="majorEastAsia" w:hAnsiTheme="majorHAnsi" w:cstheme="majorBidi"/>
-      <w:color w:val="4F81BD" w:themeColor="accent1"/>
+      <w:rFonts w:asciiTheme="majorHAnsi" w:cstheme="majorBidi" w:eastAsiaTheme="majorEastAsia" w:hAnsiTheme="majorHAnsi"/>
+      <w:color w:themeColor="accent1" w:val="4F81BD"/>
     </w:rPr>
   </w:style>
-  <w:style w:type="paragraph" w:styleId="Heading9">
+  <w:style w:styleId="Heading9" w:type="paragraph">
     <w:name w:val="heading 9"/>
     <w:aliases w:val="affiliation"/>
     <w:basedOn w:val="Normal"/>
@@ -3320,43 +6611,43 @@
     <w:pPr>
       <w:keepNext/>
       <w:keepLines/>
-      <w:spacing w:before="200" w:after="0"/>
+      <w:spacing w:after="0" w:before="200"/>
       <w:jc w:val="center"/>
       <w:outlineLvl w:val="8"/>
     </w:pPr>
     <w:rPr>
-      <w:rFonts w:ascii="Times New Roman" w:eastAsiaTheme="majorEastAsia" w:hAnsi="Times New Roman" w:cs="Times New Roman (Headings CS)"/>
-      <w:color w:val="000000" w:themeColor="text1"/>
+      <w:rFonts w:ascii="Times New Roman" w:cs="Times New Roman (Headings CS)" w:eastAsiaTheme="majorEastAsia" w:hAnsi="Times New Roman"/>
+      <w:color w:themeColor="text1" w:val="000000"/>
     </w:rPr>
   </w:style>
-  <w:style w:type="character" w:default="1" w:styleId="DefaultParagraphFont">
+  <w:style w:default="1" w:styleId="DefaultParagraphFont" w:type="character">
     <w:name w:val="Default Paragraph Font"/>
     <w:uiPriority w:val="1"/>
     <w:semiHidden/>
     <w:unhideWhenUsed/>
   </w:style>
-  <w:style w:type="table" w:default="1" w:styleId="TableNormal">
+  <w:style w:default="1" w:styleId="TableNormal" w:type="table">
     <w:name w:val="Normal Table"/>
     <w:uiPriority w:val="99"/>
     <w:semiHidden/>
     <w:unhideWhenUsed/>
     <w:tblPr>
-      <w:tblInd w:w="0" w:type="dxa"/>
+      <w:tblInd w:type="dxa" w:w="0"/>
       <w:tblCellMar>
-        <w:top w:w="0" w:type="dxa"/>
-        <w:left w:w="108" w:type="dxa"/>
-        <w:bottom w:w="0" w:type="dxa"/>
-        <w:right w:w="108" w:type="dxa"/>
+        <w:top w:type="dxa" w:w="0"/>
+        <w:left w:type="dxa" w:w="108"/>
+        <w:bottom w:type="dxa" w:w="0"/>
+        <w:right w:type="dxa" w:w="108"/>
       </w:tblCellMar>
     </w:tblPr>
   </w:style>
-  <w:style w:type="numbering" w:default="1" w:styleId="NoList">
+  <w:style w:default="1" w:styleId="NoList" w:type="numbering">
     <w:name w:val="No List"/>
     <w:uiPriority w:val="99"/>
     <w:semiHidden/>
     <w:unhideWhenUsed/>
   </w:style>
-  <w:style w:type="paragraph" w:styleId="BodyText">
+  <w:style w:styleId="BodyText" w:type="paragraph">
     <w:name w:val="Body Text"/>
     <w:basedOn w:val="Normal"/>
     <w:link w:val="BodyTextChar"/>
@@ -3370,24 +6661,24 @@
       <w:rFonts w:ascii="Times New Roman" w:hAnsi="Times New Roman"/>
     </w:rPr>
   </w:style>
-  <w:style w:type="paragraph" w:customStyle="1" w:styleId="FirstParagraph">
+  <w:style w:customStyle="1" w:styleId="FirstParagraph" w:type="paragraph">
     <w:name w:val="First Paragraph"/>
     <w:basedOn w:val="BodyText"/>
     <w:next w:val="BodyText"/>
     <w:qFormat/>
     <w:rsid w:val="006912BD"/>
   </w:style>
-  <w:style w:type="paragraph" w:customStyle="1" w:styleId="Compact">
+  <w:style w:customStyle="1" w:styleId="Compact" w:type="paragraph">
     <w:name w:val="Compact"/>
     <w:basedOn w:val="BodyText"/>
     <w:qFormat/>
     <w:rsid w:val="007B090F"/>
     <w:pPr>
-      <w:spacing w:before="36" w:after="36" w:line="240" w:lineRule="auto"/>
+      <w:spacing w:after="36" w:before="36" w:line="240" w:lineRule="auto"/>
       <w:ind w:firstLine="0"/>
     </w:pPr>
   </w:style>
-  <w:style w:type="paragraph" w:styleId="Title">
+  <w:style w:styleId="Title" w:type="paragraph">
     <w:name w:val="Title"/>
     <w:basedOn w:val="Normal"/>
     <w:next w:val="BodyText"/>
@@ -3400,13 +6691,13 @@
       <w:jc w:val="center"/>
     </w:pPr>
     <w:rPr>
-      <w:rFonts w:ascii="Times New Roman" w:eastAsiaTheme="majorEastAsia" w:hAnsi="Times New Roman" w:cstheme="majorBidi"/>
+      <w:rFonts w:ascii="Times New Roman" w:cstheme="majorBidi" w:eastAsiaTheme="majorEastAsia" w:hAnsi="Times New Roman"/>
       <w:bCs/>
-      <w:color w:val="000000" w:themeColor="text1"/>
+      <w:color w:themeColor="text1" w:val="000000"/>
       <w:szCs w:val="36"/>
     </w:rPr>
   </w:style>
-  <w:style w:type="paragraph" w:styleId="Subtitle">
+  <w:style w:styleId="Subtitle" w:type="paragraph">
     <w:name w:val="Subtitle"/>
     <w:basedOn w:val="Title"/>
     <w:next w:val="BodyText"/>
@@ -3419,7 +6710,7 @@
       <w:szCs w:val="30"/>
     </w:rPr>
   </w:style>
-  <w:style w:type="paragraph" w:customStyle="1" w:styleId="Author">
+  <w:style w:customStyle="1" w:styleId="Author" w:type="paragraph">
     <w:name w:val="Author"/>
     <w:next w:val="BodyText"/>
     <w:qFormat/>
@@ -3434,7 +6725,7 @@
       <w:rFonts w:ascii="Times New Roman" w:hAnsi="Times New Roman"/>
     </w:rPr>
   </w:style>
-  <w:style w:type="paragraph" w:styleId="Date">
+  <w:style w:styleId="Date" w:type="paragraph">
     <w:name w:val="Date"/>
     <w:next w:val="BodyText"/>
     <w:qFormat/>
@@ -3449,7 +6740,7 @@
       <w:rFonts w:ascii="Times New Roman" w:hAnsi="Times New Roman"/>
     </w:rPr>
   </w:style>
-  <w:style w:type="paragraph" w:customStyle="1" w:styleId="Abstract">
+  <w:style w:customStyle="1" w:styleId="Abstract" w:type="paragraph">
     <w:name w:val="Abstract"/>
     <w:basedOn w:val="Normal"/>
     <w:next w:val="BodyText"/>
@@ -3466,19 +6757,19 @@
       <w:szCs w:val="20"/>
     </w:rPr>
   </w:style>
-  <w:style w:type="paragraph" w:styleId="Bibliography">
+  <w:style w:styleId="Bibliography" w:type="paragraph">
     <w:name w:val="Bibliography"/>
     <w:basedOn w:val="Normal"/>
     <w:qFormat/>
     <w:rsid w:val="00FC45A1"/>
     <w:pPr>
-      <w:ind w:left="432" w:hanging="432"/>
+      <w:ind w:hanging="432" w:left="432"/>
     </w:pPr>
     <w:rPr>
       <w:rFonts w:ascii="Times New Roman" w:hAnsi="Times New Roman"/>
     </w:rPr>
   </w:style>
-  <w:style w:type="paragraph" w:styleId="BlockText">
+  <w:style w:styleId="BlockText" w:type="paragraph">
     <w:name w:val="Block Text"/>
     <w:basedOn w:val="BodyText"/>
     <w:next w:val="BodyText"/>
@@ -3487,11 +6778,11 @@
     <w:qFormat/>
     <w:rsid w:val="00887D0D"/>
     <w:pPr>
-      <w:spacing w:before="120" w:after="240" w:line="240" w:lineRule="auto"/>
-      <w:ind w:left="475" w:right="475" w:firstLine="0"/>
+      <w:spacing w:after="240" w:before="120" w:line="240" w:lineRule="auto"/>
+      <w:ind w:firstLine="0" w:left="475" w:right="475"/>
     </w:pPr>
   </w:style>
-  <w:style w:type="paragraph" w:styleId="FootnoteText">
+  <w:style w:styleId="FootnoteText" w:type="paragraph">
     <w:name w:val="footnote text"/>
     <w:basedOn w:val="Normal"/>
     <w:uiPriority w:val="9"/>
@@ -3506,18 +6797,18 @@
       <w:sz w:val="21"/>
     </w:rPr>
   </w:style>
-  <w:style w:type="table" w:customStyle="1" w:styleId="Table">
+  <w:style w:customStyle="1" w:styleId="Table" w:type="table">
     <w:name w:val="Table"/>
     <w:semiHidden/>
     <w:unhideWhenUsed/>
     <w:qFormat/>
     <w:tblPr>
-      <w:tblInd w:w="0" w:type="dxa"/>
+      <w:tblInd w:type="dxa" w:w="0"/>
       <w:tblCellMar>
-        <w:top w:w="0" w:type="dxa"/>
-        <w:left w:w="108" w:type="dxa"/>
-        <w:bottom w:w="0" w:type="dxa"/>
-        <w:right w:w="108" w:type="dxa"/>
+        <w:top w:type="dxa" w:w="0"/>
+        <w:left w:type="dxa" w:w="108"/>
+        <w:bottom w:type="dxa" w:w="0"/>
+        <w:right w:type="dxa" w:w="108"/>
       </w:tblCellMar>
     </w:tblPr>
     <w:tblStylePr w:type="firstRow">
@@ -3529,13 +6820,13 @@
       </w:trPr>
       <w:tcPr>
         <w:tcBorders>
-          <w:bottom w:val="single" w:sz="0" w:space="0" w:color="auto"/>
+          <w:bottom w:color="auto" w:space="0" w:sz="0" w:val="single"/>
         </w:tcBorders>
         <w:vAlign w:val="bottom"/>
       </w:tcPr>
     </w:tblStylePr>
   </w:style>
-  <w:style w:type="paragraph" w:customStyle="1" w:styleId="DefinitionTerm">
+  <w:style w:customStyle="1" w:styleId="DefinitionTerm" w:type="paragraph">
     <w:name w:val="Definition Term"/>
     <w:basedOn w:val="Normal"/>
     <w:next w:val="Definition"/>
@@ -3548,11 +6839,11 @@
       <w:b/>
     </w:rPr>
   </w:style>
-  <w:style w:type="paragraph" w:customStyle="1" w:styleId="Definition">
+  <w:style w:customStyle="1" w:styleId="Definition" w:type="paragraph">
     <w:name w:val="Definition"/>
     <w:basedOn w:val="Normal"/>
   </w:style>
-  <w:style w:type="paragraph" w:styleId="Caption">
+  <w:style w:styleId="Caption" w:type="paragraph">
     <w:name w:val="caption"/>
     <w:basedOn w:val="Normal"/>
     <w:link w:val="CaptionChar"/>
@@ -3563,7 +6854,7 @@
       <w:i/>
     </w:rPr>
   </w:style>
-  <w:style w:type="paragraph" w:customStyle="1" w:styleId="TableCaption">
+  <w:style w:customStyle="1" w:styleId="TableCaption" w:type="paragraph">
     <w:name w:val="Table Caption"/>
     <w:basedOn w:val="Caption"/>
     <w:rsid w:val="00011C3A"/>
@@ -3574,7 +6865,7 @@
       <w:rFonts w:ascii="Times New Roman" w:hAnsi="Times New Roman"/>
     </w:rPr>
   </w:style>
-  <w:style w:type="paragraph" w:customStyle="1" w:styleId="ImageCaption">
+  <w:style w:customStyle="1" w:styleId="ImageCaption" w:type="paragraph">
     <w:name w:val="Image Caption"/>
     <w:basedOn w:val="Caption"/>
     <w:rsid w:val="00912EAA"/>
@@ -3585,7 +6876,7 @@
       <w:rFonts w:ascii="Times New Roman" w:hAnsi="Times New Roman"/>
     </w:rPr>
   </w:style>
-  <w:style w:type="paragraph" w:customStyle="1" w:styleId="Figure">
+  <w:style w:customStyle="1" w:styleId="Figure" w:type="paragraph">
     <w:name w:val="Figure"/>
     <w:basedOn w:val="Normal"/>
     <w:rsid w:val="001631B2"/>
@@ -3594,7 +6885,7 @@
       <w:i/>
     </w:rPr>
   </w:style>
-  <w:style w:type="paragraph" w:customStyle="1" w:styleId="CaptionedFigure">
+  <w:style w:customStyle="1" w:styleId="CaptionedFigure" w:type="paragraph">
     <w:name w:val="Captioned Figure"/>
     <w:basedOn w:val="Figure"/>
     <w:rsid w:val="00DE26B3"/>
@@ -3606,12 +6897,12 @@
       <w:i w:val="0"/>
     </w:rPr>
   </w:style>
-  <w:style w:type="character" w:customStyle="1" w:styleId="CaptionChar">
+  <w:style w:customStyle="1" w:styleId="CaptionChar" w:type="character">
     <w:name w:val="Caption Char"/>
     <w:basedOn w:val="DefaultParagraphFont"/>
     <w:link w:val="Caption"/>
   </w:style>
-  <w:style w:type="character" w:customStyle="1" w:styleId="VerbatimChar">
+  <w:style w:customStyle="1" w:styleId="VerbatimChar" w:type="character">
     <w:name w:val="Verbatim Char"/>
     <w:basedOn w:val="CaptionChar"/>
     <w:link w:val="SourceCode"/>
@@ -3619,28 +6910,28 @@
     <w:rPr>
       <w:rFonts w:ascii="Menlo" w:hAnsi="Menlo"/>
       <w:sz w:val="20"/>
-      <w:shd w:val="clear" w:color="auto" w:fill="F8F8F8"/>
+      <w:shd w:color="auto" w:fill="F8F8F8" w:val="clear"/>
     </w:rPr>
   </w:style>
-  <w:style w:type="character" w:customStyle="1" w:styleId="SectionNumber">
+  <w:style w:customStyle="1" w:styleId="SectionNumber" w:type="character">
     <w:name w:val="Section Number"/>
     <w:basedOn w:val="CaptionChar"/>
   </w:style>
-  <w:style w:type="character" w:styleId="FootnoteReference">
+  <w:style w:styleId="FootnoteReference" w:type="character">
     <w:name w:val="footnote reference"/>
     <w:basedOn w:val="CaptionChar"/>
     <w:rPr>
       <w:vertAlign w:val="superscript"/>
     </w:rPr>
   </w:style>
-  <w:style w:type="character" w:styleId="Hyperlink">
+  <w:style w:styleId="Hyperlink" w:type="character">
     <w:name w:val="Hyperlink"/>
     <w:basedOn w:val="CaptionChar"/>
     <w:rPr>
-      <w:color w:val="4F81BD" w:themeColor="accent1"/>
+      <w:color w:themeColor="accent1" w:val="4F81BD"/>
     </w:rPr>
   </w:style>
-  <w:style w:type="paragraph" w:styleId="TOCHeading">
+  <w:style w:styleId="TOCHeading" w:type="paragraph">
     <w:name w:val="TOC Heading"/>
     <w:basedOn w:val="Heading1"/>
     <w:next w:val="BodyText"/>
@@ -3655,16 +6946,16 @@
       <w:rFonts w:asciiTheme="majorHAnsi" w:hAnsiTheme="majorHAnsi"/>
       <w:b w:val="0"/>
       <w:bCs w:val="0"/>
-      <w:color w:val="365F91" w:themeColor="accent1" w:themeShade="BF"/>
+      <w:color w:themeColor="accent1" w:themeShade="BF" w:val="365F91"/>
     </w:rPr>
   </w:style>
-  <w:style w:type="paragraph" w:customStyle="1" w:styleId="SourceCode">
+  <w:style w:customStyle="1" w:styleId="SourceCode" w:type="paragraph">
     <w:name w:val="Source Code"/>
     <w:basedOn w:val="Normal"/>
     <w:link w:val="VerbatimChar"/>
     <w:rsid w:val="00011C3A"/>
     <w:pPr>
-      <w:shd w:val="clear" w:color="auto" w:fill="F8F8F8"/>
+      <w:shd w:color="auto" w:fill="F8F8F8" w:val="clear"/>
       <w:wordWrap w:val="0"/>
     </w:pPr>
     <w:rPr>
@@ -3672,7 +6963,7 @@
       <w:sz w:val="20"/>
     </w:rPr>
   </w:style>
-  <w:style w:type="character" w:customStyle="1" w:styleId="KeywordTok">
+  <w:style w:customStyle="1" w:styleId="KeywordTok" w:type="character">
     <w:name w:val="KeywordTok"/>
     <w:basedOn w:val="VerbatimChar"/>
     <w:rPr>
@@ -3680,119 +6971,119 @@
       <w:b/>
       <w:color w:val="204A87"/>
       <w:sz w:val="20"/>
-      <w:shd w:val="clear" w:color="auto" w:fill="F8F8F8"/>
+      <w:shd w:color="auto" w:fill="F8F8F8" w:val="clear"/>
     </w:rPr>
   </w:style>
-  <w:style w:type="character" w:customStyle="1" w:styleId="DataTypeTok">
+  <w:style w:customStyle="1" w:styleId="DataTypeTok" w:type="character">
     <w:name w:val="DataTypeTok"/>
     <w:basedOn w:val="VerbatimChar"/>
     <w:rPr>
       <w:rFonts w:ascii="Menlo" w:hAnsi="Menlo"/>
       <w:color w:val="204A87"/>
       <w:sz w:val="20"/>
-      <w:shd w:val="clear" w:color="auto" w:fill="F8F8F8"/>
+      <w:shd w:color="auto" w:fill="F8F8F8" w:val="clear"/>
     </w:rPr>
   </w:style>
-  <w:style w:type="character" w:customStyle="1" w:styleId="DecValTok">
+  <w:style w:customStyle="1" w:styleId="DecValTok" w:type="character">
     <w:name w:val="DecValTok"/>
     <w:basedOn w:val="VerbatimChar"/>
     <w:rPr>
       <w:rFonts w:ascii="Menlo" w:hAnsi="Menlo"/>
       <w:color w:val="0000CF"/>
       <w:sz w:val="20"/>
-      <w:shd w:val="clear" w:color="auto" w:fill="F8F8F8"/>
+      <w:shd w:color="auto" w:fill="F8F8F8" w:val="clear"/>
     </w:rPr>
   </w:style>
-  <w:style w:type="character" w:customStyle="1" w:styleId="BaseNTok">
+  <w:style w:customStyle="1" w:styleId="BaseNTok" w:type="character">
     <w:name w:val="BaseNTok"/>
     <w:basedOn w:val="VerbatimChar"/>
     <w:rPr>
       <w:rFonts w:ascii="Menlo" w:hAnsi="Menlo"/>
       <w:color w:val="0000CF"/>
       <w:sz w:val="20"/>
-      <w:shd w:val="clear" w:color="auto" w:fill="F8F8F8"/>
+      <w:shd w:color="auto" w:fill="F8F8F8" w:val="clear"/>
     </w:rPr>
   </w:style>
-  <w:style w:type="character" w:customStyle="1" w:styleId="FloatTok">
+  <w:style w:customStyle="1" w:styleId="FloatTok" w:type="character">
     <w:name w:val="FloatTok"/>
     <w:basedOn w:val="VerbatimChar"/>
     <w:rPr>
       <w:rFonts w:ascii="Menlo" w:hAnsi="Menlo"/>
       <w:color w:val="0000CF"/>
       <w:sz w:val="20"/>
-      <w:shd w:val="clear" w:color="auto" w:fill="F8F8F8"/>
+      <w:shd w:color="auto" w:fill="F8F8F8" w:val="clear"/>
     </w:rPr>
   </w:style>
-  <w:style w:type="character" w:customStyle="1" w:styleId="ConstantTok">
+  <w:style w:customStyle="1" w:styleId="ConstantTok" w:type="character">
     <w:name w:val="ConstantTok"/>
     <w:basedOn w:val="VerbatimChar"/>
     <w:rPr>
       <w:rFonts w:ascii="Menlo" w:hAnsi="Menlo"/>
       <w:color w:val="000000"/>
       <w:sz w:val="20"/>
-      <w:shd w:val="clear" w:color="auto" w:fill="F8F8F8"/>
+      <w:shd w:color="auto" w:fill="F8F8F8" w:val="clear"/>
     </w:rPr>
   </w:style>
-  <w:style w:type="character" w:customStyle="1" w:styleId="CharTok">
+  <w:style w:customStyle="1" w:styleId="CharTok" w:type="character">
     <w:name w:val="CharTok"/>
     <w:basedOn w:val="VerbatimChar"/>
     <w:rPr>
       <w:rFonts w:ascii="Menlo" w:hAnsi="Menlo"/>
       <w:color w:val="4E9A06"/>
       <w:sz w:val="20"/>
-      <w:shd w:val="clear" w:color="auto" w:fill="F8F8F8"/>
+      <w:shd w:color="auto" w:fill="F8F8F8" w:val="clear"/>
     </w:rPr>
   </w:style>
-  <w:style w:type="character" w:customStyle="1" w:styleId="SpecialCharTok">
+  <w:style w:customStyle="1" w:styleId="SpecialCharTok" w:type="character">
     <w:name w:val="SpecialCharTok"/>
     <w:basedOn w:val="VerbatimChar"/>
     <w:rPr>
       <w:rFonts w:ascii="Menlo" w:hAnsi="Menlo"/>
       <w:color w:val="000000"/>
       <w:sz w:val="20"/>
-      <w:shd w:val="clear" w:color="auto" w:fill="F8F8F8"/>
+      <w:shd w:color="auto" w:fill="F8F8F8" w:val="clear"/>
     </w:rPr>
   </w:style>
-  <w:style w:type="character" w:customStyle="1" w:styleId="StringTok">
+  <w:style w:customStyle="1" w:styleId="StringTok" w:type="character">
     <w:name w:val="StringTok"/>
     <w:basedOn w:val="VerbatimChar"/>
     <w:rPr>
       <w:rFonts w:ascii="Menlo" w:hAnsi="Menlo"/>
       <w:color w:val="4E9A06"/>
       <w:sz w:val="20"/>
-      <w:shd w:val="clear" w:color="auto" w:fill="F8F8F8"/>
+      <w:shd w:color="auto" w:fill="F8F8F8" w:val="clear"/>
     </w:rPr>
   </w:style>
-  <w:style w:type="character" w:customStyle="1" w:styleId="VerbatimStringTok">
+  <w:style w:customStyle="1" w:styleId="VerbatimStringTok" w:type="character">
     <w:name w:val="VerbatimStringTok"/>
     <w:basedOn w:val="VerbatimChar"/>
     <w:rPr>
       <w:rFonts w:ascii="Menlo" w:hAnsi="Menlo"/>
       <w:color w:val="4E9A06"/>
       <w:sz w:val="20"/>
-      <w:shd w:val="clear" w:color="auto" w:fill="F8F8F8"/>
+      <w:shd w:color="auto" w:fill="F8F8F8" w:val="clear"/>
     </w:rPr>
   </w:style>
-  <w:style w:type="character" w:customStyle="1" w:styleId="SpecialStringTok">
+  <w:style w:customStyle="1" w:styleId="SpecialStringTok" w:type="character">
     <w:name w:val="SpecialStringTok"/>
     <w:basedOn w:val="VerbatimChar"/>
     <w:rPr>
       <w:rFonts w:ascii="Menlo" w:hAnsi="Menlo"/>
       <w:color w:val="4E9A06"/>
       <w:sz w:val="20"/>
-      <w:shd w:val="clear" w:color="auto" w:fill="F8F8F8"/>
+      <w:shd w:color="auto" w:fill="F8F8F8" w:val="clear"/>
     </w:rPr>
   </w:style>
-  <w:style w:type="character" w:customStyle="1" w:styleId="ImportTok">
+  <w:style w:customStyle="1" w:styleId="ImportTok" w:type="character">
     <w:name w:val="ImportTok"/>
     <w:basedOn w:val="VerbatimChar"/>
     <w:rPr>
       <w:rFonts w:ascii="Menlo" w:hAnsi="Menlo"/>
       <w:sz w:val="20"/>
-      <w:shd w:val="clear" w:color="auto" w:fill="F8F8F8"/>
+      <w:shd w:color="auto" w:fill="F8F8F8" w:val="clear"/>
     </w:rPr>
   </w:style>
-  <w:style w:type="character" w:customStyle="1" w:styleId="CommentTok">
+  <w:style w:customStyle="1" w:styleId="CommentTok" w:type="character">
     <w:name w:val="CommentTok"/>
     <w:basedOn w:val="VerbatimChar"/>
     <w:rPr>
@@ -3800,10 +7091,10 @@
       <w:i/>
       <w:color w:val="8F5902"/>
       <w:sz w:val="20"/>
-      <w:shd w:val="clear" w:color="auto" w:fill="F8F8F8"/>
+      <w:shd w:color="auto" w:fill="F8F8F8" w:val="clear"/>
     </w:rPr>
   </w:style>
-  <w:style w:type="character" w:customStyle="1" w:styleId="DocumentationTok">
+  <w:style w:customStyle="1" w:styleId="DocumentationTok" w:type="character">
     <w:name w:val="DocumentationTok"/>
     <w:basedOn w:val="VerbatimChar"/>
     <w:rPr>
@@ -3812,10 +7103,10 @@
       <w:i/>
       <w:color w:val="8F5902"/>
       <w:sz w:val="20"/>
-      <w:shd w:val="clear" w:color="auto" w:fill="F8F8F8"/>
+      <w:shd w:color="auto" w:fill="F8F8F8" w:val="clear"/>
     </w:rPr>
   </w:style>
-  <w:style w:type="character" w:customStyle="1" w:styleId="AnnotationTok">
+  <w:style w:customStyle="1" w:styleId="AnnotationTok" w:type="character">
     <w:name w:val="AnnotationTok"/>
     <w:basedOn w:val="VerbatimChar"/>
     <w:rPr>
@@ -3824,10 +7115,10 @@
       <w:i/>
       <w:color w:val="8F5902"/>
       <w:sz w:val="20"/>
-      <w:shd w:val="clear" w:color="auto" w:fill="F8F8F8"/>
+      <w:shd w:color="auto" w:fill="F8F8F8" w:val="clear"/>
     </w:rPr>
   </w:style>
-  <w:style w:type="character" w:customStyle="1" w:styleId="CommentVarTok">
+  <w:style w:customStyle="1" w:styleId="CommentVarTok" w:type="character">
     <w:name w:val="CommentVarTok"/>
     <w:basedOn w:val="VerbatimChar"/>
     <w:rPr>
@@ -3836,40 +7127,40 @@
       <w:i/>
       <w:color w:val="8F5902"/>
       <w:sz w:val="20"/>
-      <w:shd w:val="clear" w:color="auto" w:fill="F8F8F8"/>
+      <w:shd w:color="auto" w:fill="F8F8F8" w:val="clear"/>
     </w:rPr>
   </w:style>
-  <w:style w:type="character" w:customStyle="1" w:styleId="OtherTok">
+  <w:style w:customStyle="1" w:styleId="OtherTok" w:type="character">
     <w:name w:val="OtherTok"/>
     <w:basedOn w:val="VerbatimChar"/>
     <w:rPr>
       <w:rFonts w:ascii="Menlo" w:hAnsi="Menlo"/>
       <w:color w:val="8F5902"/>
       <w:sz w:val="20"/>
-      <w:shd w:val="clear" w:color="auto" w:fill="F8F8F8"/>
+      <w:shd w:color="auto" w:fill="F8F8F8" w:val="clear"/>
     </w:rPr>
   </w:style>
-  <w:style w:type="character" w:customStyle="1" w:styleId="FunctionTok">
+  <w:style w:customStyle="1" w:styleId="FunctionTok" w:type="character">
     <w:name w:val="FunctionTok"/>
     <w:basedOn w:val="VerbatimChar"/>
     <w:rPr>
       <w:rFonts w:ascii="Menlo" w:hAnsi="Menlo"/>
       <w:color w:val="000000"/>
       <w:sz w:val="20"/>
-      <w:shd w:val="clear" w:color="auto" w:fill="F8F8F8"/>
+      <w:shd w:color="auto" w:fill="F8F8F8" w:val="clear"/>
     </w:rPr>
   </w:style>
-  <w:style w:type="character" w:customStyle="1" w:styleId="VariableTok">
+  <w:style w:customStyle="1" w:styleId="VariableTok" w:type="character">
     <w:name w:val="VariableTok"/>
     <w:basedOn w:val="VerbatimChar"/>
     <w:rPr>
       <w:rFonts w:ascii="Menlo" w:hAnsi="Menlo"/>
       <w:color w:val="000000"/>
       <w:sz w:val="20"/>
-      <w:shd w:val="clear" w:color="auto" w:fill="F8F8F8"/>
+      <w:shd w:color="auto" w:fill="F8F8F8" w:val="clear"/>
     </w:rPr>
   </w:style>
-  <w:style w:type="character" w:customStyle="1" w:styleId="ControlFlowTok">
+  <w:style w:customStyle="1" w:styleId="ControlFlowTok" w:type="character">
     <w:name w:val="ControlFlowTok"/>
     <w:basedOn w:val="VerbatimChar"/>
     <w:rPr>
@@ -3877,10 +7168,10 @@
       <w:b/>
       <w:color w:val="204A87"/>
       <w:sz w:val="20"/>
-      <w:shd w:val="clear" w:color="auto" w:fill="F8F8F8"/>
+      <w:shd w:color="auto" w:fill="F8F8F8" w:val="clear"/>
     </w:rPr>
   </w:style>
-  <w:style w:type="character" w:customStyle="1" w:styleId="OperatorTok">
+  <w:style w:customStyle="1" w:styleId="OperatorTok" w:type="character">
     <w:name w:val="OperatorTok"/>
     <w:basedOn w:val="VerbatimChar"/>
     <w:rPr>
@@ -3888,28 +7179,28 @@
       <w:b/>
       <w:color w:val="CE5C00"/>
       <w:sz w:val="20"/>
-      <w:shd w:val="clear" w:color="auto" w:fill="F8F8F8"/>
+      <w:shd w:color="auto" w:fill="F8F8F8" w:val="clear"/>
     </w:rPr>
   </w:style>
-  <w:style w:type="character" w:customStyle="1" w:styleId="BuiltInTok">
+  <w:style w:customStyle="1" w:styleId="BuiltInTok" w:type="character">
     <w:name w:val="BuiltInTok"/>
     <w:basedOn w:val="VerbatimChar"/>
     <w:rPr>
       <w:rFonts w:ascii="Menlo" w:hAnsi="Menlo"/>
       <w:sz w:val="20"/>
-      <w:shd w:val="clear" w:color="auto" w:fill="F8F8F8"/>
+      <w:shd w:color="auto" w:fill="F8F8F8" w:val="clear"/>
     </w:rPr>
   </w:style>
-  <w:style w:type="character" w:customStyle="1" w:styleId="ExtensionTok">
+  <w:style w:customStyle="1" w:styleId="ExtensionTok" w:type="character">
     <w:name w:val="ExtensionTok"/>
     <w:basedOn w:val="VerbatimChar"/>
     <w:rPr>
       <w:rFonts w:ascii="Menlo" w:hAnsi="Menlo"/>
       <w:sz w:val="20"/>
-      <w:shd w:val="clear" w:color="auto" w:fill="F8F8F8"/>
+      <w:shd w:color="auto" w:fill="F8F8F8" w:val="clear"/>
     </w:rPr>
   </w:style>
-  <w:style w:type="character" w:customStyle="1" w:styleId="PreprocessorTok">
+  <w:style w:customStyle="1" w:styleId="PreprocessorTok" w:type="character">
     <w:name w:val="PreprocessorTok"/>
     <w:basedOn w:val="VerbatimChar"/>
     <w:rPr>
@@ -3917,29 +7208,29 @@
       <w:i/>
       <w:color w:val="8F5902"/>
       <w:sz w:val="20"/>
-      <w:shd w:val="clear" w:color="auto" w:fill="F8F8F8"/>
+      <w:shd w:color="auto" w:fill="F8F8F8" w:val="clear"/>
     </w:rPr>
   </w:style>
-  <w:style w:type="character" w:customStyle="1" w:styleId="AttributeTok">
+  <w:style w:customStyle="1" w:styleId="AttributeTok" w:type="character">
     <w:name w:val="AttributeTok"/>
     <w:basedOn w:val="VerbatimChar"/>
     <w:rPr>
       <w:rFonts w:ascii="Menlo" w:hAnsi="Menlo"/>
       <w:color w:val="C4A000"/>
       <w:sz w:val="20"/>
-      <w:shd w:val="clear" w:color="auto" w:fill="F8F8F8"/>
+      <w:shd w:color="auto" w:fill="F8F8F8" w:val="clear"/>
     </w:rPr>
   </w:style>
-  <w:style w:type="character" w:customStyle="1" w:styleId="RegionMarkerTok">
+  <w:style w:customStyle="1" w:styleId="RegionMarkerTok" w:type="character">
     <w:name w:val="RegionMarkerTok"/>
     <w:basedOn w:val="VerbatimChar"/>
     <w:rPr>
       <w:rFonts w:ascii="Menlo" w:hAnsi="Menlo"/>
       <w:sz w:val="20"/>
-      <w:shd w:val="clear" w:color="auto" w:fill="F8F8F8"/>
+      <w:shd w:color="auto" w:fill="F8F8F8" w:val="clear"/>
     </w:rPr>
   </w:style>
-  <w:style w:type="character" w:customStyle="1" w:styleId="InformationTok">
+  <w:style w:customStyle="1" w:styleId="InformationTok" w:type="character">
     <w:name w:val="InformationTok"/>
     <w:basedOn w:val="VerbatimChar"/>
     <w:rPr>
@@ -3948,10 +7239,10 @@
       <w:i/>
       <w:color w:val="8F5902"/>
       <w:sz w:val="20"/>
-      <w:shd w:val="clear" w:color="auto" w:fill="F8F8F8"/>
+      <w:shd w:color="auto" w:fill="F8F8F8" w:val="clear"/>
     </w:rPr>
   </w:style>
-  <w:style w:type="character" w:customStyle="1" w:styleId="WarningTok">
+  <w:style w:customStyle="1" w:styleId="WarningTok" w:type="character">
     <w:name w:val="WarningTok"/>
     <w:basedOn w:val="VerbatimChar"/>
     <w:rPr>
@@ -3960,20 +7251,20 @@
       <w:i/>
       <w:color w:val="8F5902"/>
       <w:sz w:val="20"/>
-      <w:shd w:val="clear" w:color="auto" w:fill="F8F8F8"/>
+      <w:shd w:color="auto" w:fill="F8F8F8" w:val="clear"/>
     </w:rPr>
   </w:style>
-  <w:style w:type="character" w:customStyle="1" w:styleId="AlertTok">
+  <w:style w:customStyle="1" w:styleId="AlertTok" w:type="character">
     <w:name w:val="AlertTok"/>
     <w:basedOn w:val="VerbatimChar"/>
     <w:rPr>
       <w:rFonts w:ascii="Menlo" w:hAnsi="Menlo"/>
       <w:color w:val="EF2929"/>
       <w:sz w:val="20"/>
-      <w:shd w:val="clear" w:color="auto" w:fill="F8F8F8"/>
+      <w:shd w:color="auto" w:fill="F8F8F8" w:val="clear"/>
     </w:rPr>
   </w:style>
-  <w:style w:type="character" w:customStyle="1" w:styleId="ErrorTok">
+  <w:style w:customStyle="1" w:styleId="ErrorTok" w:type="character">
     <w:name w:val="ErrorTok"/>
     <w:basedOn w:val="VerbatimChar"/>
     <w:rPr>
@@ -3981,19 +7272,19 @@
       <w:b/>
       <w:color w:val="A40000"/>
       <w:sz w:val="20"/>
-      <w:shd w:val="clear" w:color="auto" w:fill="F8F8F8"/>
+      <w:shd w:color="auto" w:fill="F8F8F8" w:val="clear"/>
     </w:rPr>
   </w:style>
-  <w:style w:type="character" w:customStyle="1" w:styleId="NormalTok">
+  <w:style w:customStyle="1" w:styleId="NormalTok" w:type="character">
     <w:name w:val="NormalTok"/>
     <w:basedOn w:val="VerbatimChar"/>
     <w:rPr>
       <w:rFonts w:ascii="Menlo" w:hAnsi="Menlo"/>
       <w:sz w:val="20"/>
-      <w:shd w:val="clear" w:color="auto" w:fill="F8F8F8"/>
+      <w:shd w:color="auto" w:fill="F8F8F8" w:val="clear"/>
     </w:rPr>
   </w:style>
-  <w:style w:type="paragraph" w:styleId="ListBullet">
+  <w:style w:styleId="ListBullet" w:type="paragraph">
     <w:name w:val="List Bullet"/>
     <w:basedOn w:val="Normal"/>
     <w:semiHidden/>
@@ -4009,7 +7300,7 @@
       <w:rFonts w:ascii="Times New Roman" w:hAnsi="Times New Roman"/>
     </w:rPr>
   </w:style>
-  <w:style w:type="character" w:customStyle="1" w:styleId="BodyTextChar">
+  <w:style w:customStyle="1" w:styleId="BodyTextChar" w:type="character">
     <w:name w:val="Body Text Char"/>
     <w:basedOn w:val="DefaultParagraphFont"/>
     <w:link w:val="BodyText"/>
@@ -4018,7 +7309,7 @@
       <w:rFonts w:ascii="Times New Roman" w:hAnsi="Times New Roman"/>
     </w:rPr>
   </w:style>
-  <w:style w:type="paragraph" w:styleId="ListNumber">
+  <w:style w:styleId="ListNumber" w:type="paragraph">
     <w:name w:val="List Number"/>
     <w:basedOn w:val="Normal"/>
     <w:semiHidden/>
@@ -4034,7 +7325,7 @@
       <w:rFonts w:ascii="Times New Roman" w:hAnsi="Times New Roman"/>
     </w:rPr>
   </w:style>
-  <w:style w:type="character" w:styleId="PageNumber">
+  <w:style w:styleId="PageNumber" w:type="character">
     <w:name w:val="page number"/>
     <w:basedOn w:val="DefaultParagraphFont"/>
     <w:semiHidden/>
@@ -4047,7 +7338,7 @@
       <w:sz w:val="24"/>
     </w:rPr>
   </w:style>
-  <w:style w:type="paragraph" w:styleId="Header">
+  <w:style w:styleId="Header" w:type="paragraph">
     <w:name w:val="header"/>
     <w:basedOn w:val="Normal"/>
     <w:link w:val="HeaderChar"/>
@@ -4055,19 +7346,19 @@
     <w:rsid w:val="004C1A18"/>
     <w:pPr>
       <w:tabs>
-        <w:tab w:val="center" w:pos="4680"/>
-        <w:tab w:val="right" w:pos="9360"/>
+        <w:tab w:pos="4680" w:val="center"/>
+        <w:tab w:pos="9360" w:val="right"/>
       </w:tabs>
       <w:spacing w:after="0"/>
     </w:pPr>
   </w:style>
-  <w:style w:type="character" w:customStyle="1" w:styleId="HeaderChar">
+  <w:style w:customStyle="1" w:styleId="HeaderChar" w:type="character">
     <w:name w:val="Header Char"/>
     <w:basedOn w:val="DefaultParagraphFont"/>
     <w:link w:val="Header"/>
     <w:rsid w:val="004C1A18"/>
   </w:style>
-  <w:style w:type="paragraph" w:styleId="Footer">
+  <w:style w:styleId="Footer" w:type="paragraph">
     <w:name w:val="footer"/>
     <w:basedOn w:val="Normal"/>
     <w:link w:val="FooterChar"/>
@@ -4075,19 +7366,19 @@
     <w:rsid w:val="004C1A18"/>
     <w:pPr>
       <w:tabs>
-        <w:tab w:val="center" w:pos="4680"/>
-        <w:tab w:val="right" w:pos="9360"/>
+        <w:tab w:pos="4680" w:val="center"/>
+        <w:tab w:pos="9360" w:val="right"/>
       </w:tabs>
       <w:spacing w:after="0"/>
     </w:pPr>
   </w:style>
-  <w:style w:type="character" w:customStyle="1" w:styleId="FooterChar">
+  <w:style w:customStyle="1" w:styleId="FooterChar" w:type="character">
     <w:name w:val="Footer Char"/>
     <w:basedOn w:val="DefaultParagraphFont"/>
     <w:link w:val="Footer"/>
     <w:rsid w:val="004C1A18"/>
   </w:style>
-  <w:style w:type="paragraph" w:customStyle="1" w:styleId="Abstractheading">
+  <w:style w:customStyle="1" w:styleId="Abstractheading" w:type="paragraph">
     <w:name w:val="Abstract heading"/>
     <w:basedOn w:val="Heading1"/>
     <w:qFormat/>
@@ -4097,7 +7388,7 @@
       <w:b w:val="0"/>
     </w:rPr>
   </w:style>
-  <w:style w:type="paragraph" w:customStyle="1" w:styleId="Title2">
+  <w:style w:customStyle="1" w:styleId="Title2" w:type="paragraph">
     <w:name w:val="Title2"/>
     <w:basedOn w:val="Title"/>
     <w:qFormat/>
@@ -4106,7 +7397,7 @@
       <w:spacing w:after="360"/>
     </w:pPr>
   </w:style>
-  <w:style w:type="paragraph" w:customStyle="1" w:styleId="math">
+  <w:style w:customStyle="1" w:styleId="math" w:type="paragraph">
     <w:name w:val="math"/>
     <w:basedOn w:val="BodyText"/>
     <w:qFormat/>

--- a/docs/manuscript/main.docx
+++ b/docs/manuscript/main.docx
@@ -861,12 +861,11 @@
       <w:r>
         <w:t xml:space="preserve">Results revealed faster naming for triple cognates in both the L2 task and the L3 task, indicating that facilitation effects of increased cross-linguistic similarity accumulate across three languages in L2 and L3 word activation.</w:t>
       </w:r>
-      <w:r>
-        <w:t xml:space="preserve"> </w:t>
-      </w:r>
-      <w:r>
-        <w:t xml:space="preserve"> </w:t>
-      </w:r>
+    </w:p>
+    <w:p>
+      <w:pPr>
+        <w:pStyle w:val="BodyText"/>
+      </w:pPr>
       <w:r>
         <w:t xml:space="preserve">The findings of the studies described above mainly expand in two directions, providing supporting evidence for the Scaffolding model</w:t>
       </w:r>
@@ -2230,30 +2229,4899 @@
       </w:r>
     </w:p>
     <w:bookmarkEnd w:id="36"/>
-    <w:bookmarkStart w:id="37" w:name="X421aa8c25e75d5bda444d1508fbcc66cb0dedf6"/>
+    <w:bookmarkStart w:id="38" w:name="X421aa8c25e75d5bda444d1508fbcc66cb0dedf6"/>
     <w:p>
       <w:pPr>
         <w:pStyle w:val="Heading1"/>
       </w:pPr>
       <w:r>
-        <w:t xml:space="preserve">Appendix A: Stimulus list of the lexical decision task</w:t>
+        <w:t xml:space="preserve">Appendix A: Stimulus List of the Lexical Decision Task</w:t>
       </w:r>
     </w:p>
     <w:p>
       <w:pPr>
-        <w:pStyle w:val="FirstParagraph"/>
-      </w:pPr>
-      <w:r>
-        <w:t xml:space="preserve">Paste list here in a table.</w:t>
+        <w:pStyle w:val="TableCaption"/>
+      </w:pPr>
+      <w:bookmarkStart w:id="37" w:name="tab:stim-table-appendix"/>
+      <w:bookmarkEnd w:id="37"/>
+      <w:r>
+        <w:t xml:space="preserve">Table 1: Stimulus List</w:t>
       </w:r>
     </w:p>
+    <w:tbl>
+      <w:tblPr>
+        <w:tblStyle w:val="Table"/>
+        <w:tblW w:type="auto" w:w="0"/>
+        <w:tblLook w:firstRow="1" w:lastRow="0" w:firstColumn="0" w:lastColumn="0" w:noHBand="0" w:noVBand="0" w:val="0020"/>
+        <w:tblCaption w:val="Table 1: Stimulus List"/>
+      </w:tblPr>
+      <w:tblGrid>
+        <w:gridCol w:w="1980"/>
+        <w:gridCol w:w="1980"/>
+        <w:gridCol w:w="1980"/>
+        <w:gridCol w:w="1980"/>
+      </w:tblGrid>
+      <w:tr>
+        <w:trPr>
+          <w:tblHeader w:val="on"/>
+        </w:trPr>
+        <w:tc>
+          <w:tcPr/>
+          <w:p>
+            <w:pPr>
+              <w:pStyle w:val="Compact"/>
+              <w:jc w:val="center"/>
+            </w:pPr>
+            <w:r>
+              <w:t xml:space="preserve">English</w:t>
+            </w:r>
+          </w:p>
+        </w:tc>
+        <w:tc>
+          <w:tcPr/>
+          <w:p>
+            <w:pPr>
+              <w:pStyle w:val="Compact"/>
+              <w:jc w:val="center"/>
+            </w:pPr>
+            <w:r>
+              <w:t xml:space="preserve">German</w:t>
+            </w:r>
+          </w:p>
+        </w:tc>
+        <w:tc>
+          <w:tcPr/>
+          <w:p>
+            <w:pPr>
+              <w:pStyle w:val="Compact"/>
+              <w:jc w:val="center"/>
+            </w:pPr>
+            <w:r>
+              <w:t xml:space="preserve">Spanish</w:t>
+            </w:r>
+          </w:p>
+        </w:tc>
+        <w:tc>
+          <w:tcPr/>
+          <w:p>
+            <w:pPr>
+              <w:pStyle w:val="Compact"/>
+              <w:jc w:val="center"/>
+            </w:pPr>
+            <w:r>
+              <w:t xml:space="preserve">Word Type</w:t>
+            </w:r>
+          </w:p>
+        </w:tc>
+      </w:tr>
+      <w:tr>
+        <w:tc>
+          <w:tcPr/>
+          <w:p>
+            <w:pPr>
+              <w:pStyle w:val="Compact"/>
+              <w:jc w:val="center"/>
+            </w:pPr>
+            <w:r>
+              <w:t xml:space="preserve">moral</w:t>
+            </w:r>
+          </w:p>
+        </w:tc>
+        <w:tc>
+          <w:tcPr/>
+          <w:p>
+            <w:pPr>
+              <w:pStyle w:val="Compact"/>
+              <w:jc w:val="center"/>
+            </w:pPr>
+            <w:r>
+              <w:t xml:space="preserve">Moral</w:t>
+            </w:r>
+          </w:p>
+        </w:tc>
+        <w:tc>
+          <w:tcPr/>
+          <w:p>
+            <w:pPr>
+              <w:pStyle w:val="Compact"/>
+              <w:jc w:val="center"/>
+            </w:pPr>
+            <w:r>
+              <w:t xml:space="preserve">moral</w:t>
+            </w:r>
+          </w:p>
+        </w:tc>
+        <w:tc>
+          <w:tcPr/>
+          <w:p>
+            <w:pPr>
+              <w:pStyle w:val="Compact"/>
+              <w:jc w:val="center"/>
+            </w:pPr>
+            <w:r>
+              <w:t xml:space="preserve">triple cognate</w:t>
+            </w:r>
+          </w:p>
+        </w:tc>
+      </w:tr>
+      <w:tr>
+        <w:tc>
+          <w:tcPr/>
+          <w:p>
+            <w:pPr>
+              <w:pStyle w:val="Compact"/>
+              <w:jc w:val="center"/>
+            </w:pPr>
+            <w:r>
+              <w:t xml:space="preserve">tumor</w:t>
+            </w:r>
+          </w:p>
+        </w:tc>
+        <w:tc>
+          <w:tcPr/>
+          <w:p>
+            <w:pPr>
+              <w:pStyle w:val="Compact"/>
+              <w:jc w:val="center"/>
+            </w:pPr>
+            <w:r>
+              <w:t xml:space="preserve">Tumor</w:t>
+            </w:r>
+          </w:p>
+        </w:tc>
+        <w:tc>
+          <w:tcPr/>
+          <w:p>
+            <w:pPr>
+              <w:pStyle w:val="Compact"/>
+              <w:jc w:val="center"/>
+            </w:pPr>
+            <w:r>
+              <w:t xml:space="preserve">tumor</w:t>
+            </w:r>
+          </w:p>
+        </w:tc>
+        <w:tc>
+          <w:tcPr/>
+          <w:p>
+            <w:pPr>
+              <w:pStyle w:val="Compact"/>
+              <w:jc w:val="center"/>
+            </w:pPr>
+            <w:r>
+              <w:t xml:space="preserve">triple cognate</w:t>
+            </w:r>
+          </w:p>
+        </w:tc>
+      </w:tr>
+      <w:tr>
+        <w:tc>
+          <w:tcPr/>
+          <w:p>
+            <w:pPr>
+              <w:pStyle w:val="Compact"/>
+              <w:jc w:val="center"/>
+            </w:pPr>
+            <w:r>
+              <w:t xml:space="preserve">disco</w:t>
+            </w:r>
+          </w:p>
+        </w:tc>
+        <w:tc>
+          <w:tcPr/>
+          <w:p>
+            <w:pPr>
+              <w:pStyle w:val="Compact"/>
+              <w:jc w:val="center"/>
+            </w:pPr>
+            <w:r>
+              <w:t xml:space="preserve">Disco</w:t>
+            </w:r>
+          </w:p>
+        </w:tc>
+        <w:tc>
+          <w:tcPr/>
+          <w:p>
+            <w:pPr>
+              <w:pStyle w:val="Compact"/>
+              <w:jc w:val="center"/>
+            </w:pPr>
+            <w:r>
+              <w:t xml:space="preserve">disco</w:t>
+            </w:r>
+          </w:p>
+        </w:tc>
+        <w:tc>
+          <w:tcPr/>
+          <w:p>
+            <w:pPr>
+              <w:pStyle w:val="Compact"/>
+              <w:jc w:val="center"/>
+            </w:pPr>
+            <w:r>
+              <w:t xml:space="preserve">triple cognate</w:t>
+            </w:r>
+          </w:p>
+        </w:tc>
+      </w:tr>
+      <w:tr>
+        <w:tc>
+          <w:tcPr/>
+          <w:p>
+            <w:pPr>
+              <w:pStyle w:val="Compact"/>
+              <w:jc w:val="center"/>
+            </w:pPr>
+            <w:r>
+              <w:t xml:space="preserve">flora</w:t>
+            </w:r>
+          </w:p>
+        </w:tc>
+        <w:tc>
+          <w:tcPr/>
+          <w:p>
+            <w:pPr>
+              <w:pStyle w:val="Compact"/>
+              <w:jc w:val="center"/>
+            </w:pPr>
+            <w:r>
+              <w:t xml:space="preserve">Flora</w:t>
+            </w:r>
+          </w:p>
+        </w:tc>
+        <w:tc>
+          <w:tcPr/>
+          <w:p>
+            <w:pPr>
+              <w:pStyle w:val="Compact"/>
+              <w:jc w:val="center"/>
+            </w:pPr>
+            <w:r>
+              <w:t xml:space="preserve">flora</w:t>
+            </w:r>
+          </w:p>
+        </w:tc>
+        <w:tc>
+          <w:tcPr/>
+          <w:p>
+            <w:pPr>
+              <w:pStyle w:val="Compact"/>
+              <w:jc w:val="center"/>
+            </w:pPr>
+            <w:r>
+              <w:t xml:space="preserve">triple cognate</w:t>
+            </w:r>
+          </w:p>
+        </w:tc>
+      </w:tr>
+      <w:tr>
+        <w:tc>
+          <w:tcPr/>
+          <w:p>
+            <w:pPr>
+              <w:pStyle w:val="Compact"/>
+              <w:jc w:val="center"/>
+            </w:pPr>
+            <w:r>
+              <w:t xml:space="preserve">extra</w:t>
+            </w:r>
+          </w:p>
+        </w:tc>
+        <w:tc>
+          <w:tcPr/>
+          <w:p>
+            <w:pPr>
+              <w:pStyle w:val="Compact"/>
+              <w:jc w:val="center"/>
+            </w:pPr>
+            <w:r>
+              <w:t xml:space="preserve">extra</w:t>
+            </w:r>
+          </w:p>
+        </w:tc>
+        <w:tc>
+          <w:tcPr/>
+          <w:p>
+            <w:pPr>
+              <w:pStyle w:val="Compact"/>
+              <w:jc w:val="center"/>
+            </w:pPr>
+            <w:r>
+              <w:t xml:space="preserve">extra</w:t>
+            </w:r>
+          </w:p>
+        </w:tc>
+        <w:tc>
+          <w:tcPr/>
+          <w:p>
+            <w:pPr>
+              <w:pStyle w:val="Compact"/>
+              <w:jc w:val="center"/>
+            </w:pPr>
+            <w:r>
+              <w:t xml:space="preserve">triple cognate</w:t>
+            </w:r>
+          </w:p>
+        </w:tc>
+      </w:tr>
+      <w:tr>
+        <w:tc>
+          <w:tcPr/>
+          <w:p>
+            <w:pPr>
+              <w:pStyle w:val="Compact"/>
+              <w:jc w:val="center"/>
+            </w:pPr>
+            <w:r>
+              <w:t xml:space="preserve">horror</w:t>
+            </w:r>
+          </w:p>
+        </w:tc>
+        <w:tc>
+          <w:tcPr/>
+          <w:p>
+            <w:pPr>
+              <w:pStyle w:val="Compact"/>
+              <w:jc w:val="center"/>
+            </w:pPr>
+            <w:r>
+              <w:t xml:space="preserve">Horror</w:t>
+            </w:r>
+          </w:p>
+        </w:tc>
+        <w:tc>
+          <w:tcPr/>
+          <w:p>
+            <w:pPr>
+              <w:pStyle w:val="Compact"/>
+              <w:jc w:val="center"/>
+            </w:pPr>
+            <w:r>
+              <w:t xml:space="preserve">horror</w:t>
+            </w:r>
+          </w:p>
+        </w:tc>
+        <w:tc>
+          <w:tcPr/>
+          <w:p>
+            <w:pPr>
+              <w:pStyle w:val="Compact"/>
+              <w:jc w:val="center"/>
+            </w:pPr>
+            <w:r>
+              <w:t xml:space="preserve">triple cognate</w:t>
+            </w:r>
+          </w:p>
+        </w:tc>
+      </w:tr>
+      <w:tr>
+        <w:tc>
+          <w:tcPr/>
+          <w:p>
+            <w:pPr>
+              <w:pStyle w:val="Compact"/>
+              <w:jc w:val="center"/>
+            </w:pPr>
+            <w:r>
+              <w:t xml:space="preserve">albino</w:t>
+            </w:r>
+          </w:p>
+        </w:tc>
+        <w:tc>
+          <w:tcPr/>
+          <w:p>
+            <w:pPr>
+              <w:pStyle w:val="Compact"/>
+              <w:jc w:val="center"/>
+            </w:pPr>
+            <w:r>
+              <w:t xml:space="preserve">Albino</w:t>
+            </w:r>
+          </w:p>
+        </w:tc>
+        <w:tc>
+          <w:tcPr/>
+          <w:p>
+            <w:pPr>
+              <w:pStyle w:val="Compact"/>
+              <w:jc w:val="center"/>
+            </w:pPr>
+            <w:r>
+              <w:t xml:space="preserve">albino</w:t>
+            </w:r>
+          </w:p>
+        </w:tc>
+        <w:tc>
+          <w:tcPr/>
+          <w:p>
+            <w:pPr>
+              <w:pStyle w:val="Compact"/>
+              <w:jc w:val="center"/>
+            </w:pPr>
+            <w:r>
+              <w:t xml:space="preserve">triple cognate</w:t>
+            </w:r>
+          </w:p>
+        </w:tc>
+      </w:tr>
+      <w:tr>
+        <w:tc>
+          <w:tcPr/>
+          <w:p>
+            <w:pPr>
+              <w:pStyle w:val="Compact"/>
+              <w:jc w:val="center"/>
+            </w:pPr>
+            <w:r>
+              <w:t xml:space="preserve">kilo</w:t>
+            </w:r>
+          </w:p>
+        </w:tc>
+        <w:tc>
+          <w:tcPr/>
+          <w:p>
+            <w:pPr>
+              <w:pStyle w:val="Compact"/>
+              <w:jc w:val="center"/>
+            </w:pPr>
+            <w:r>
+              <w:t xml:space="preserve">Kilo</w:t>
+            </w:r>
+          </w:p>
+        </w:tc>
+        <w:tc>
+          <w:tcPr/>
+          <w:p>
+            <w:pPr>
+              <w:pStyle w:val="Compact"/>
+              <w:jc w:val="center"/>
+            </w:pPr>
+            <w:r>
+              <w:t xml:space="preserve">kilo</w:t>
+            </w:r>
+          </w:p>
+        </w:tc>
+        <w:tc>
+          <w:tcPr/>
+          <w:p>
+            <w:pPr>
+              <w:pStyle w:val="Compact"/>
+              <w:jc w:val="center"/>
+            </w:pPr>
+            <w:r>
+              <w:t xml:space="preserve">triple cognate</w:t>
+            </w:r>
+          </w:p>
+        </w:tc>
+      </w:tr>
+      <w:tr>
+        <w:tc>
+          <w:tcPr/>
+          <w:p>
+            <w:pPr>
+              <w:pStyle w:val="Compact"/>
+              <w:jc w:val="center"/>
+            </w:pPr>
+            <w:r>
+              <w:t xml:space="preserve">portal</w:t>
+            </w:r>
+          </w:p>
+        </w:tc>
+        <w:tc>
+          <w:tcPr/>
+          <w:p>
+            <w:pPr>
+              <w:pStyle w:val="Compact"/>
+              <w:jc w:val="center"/>
+            </w:pPr>
+            <w:r>
+              <w:t xml:space="preserve">Portal</w:t>
+            </w:r>
+          </w:p>
+        </w:tc>
+        <w:tc>
+          <w:tcPr/>
+          <w:p>
+            <w:pPr>
+              <w:pStyle w:val="Compact"/>
+              <w:jc w:val="center"/>
+            </w:pPr>
+            <w:r>
+              <w:t xml:space="preserve">portal</w:t>
+            </w:r>
+          </w:p>
+        </w:tc>
+        <w:tc>
+          <w:tcPr/>
+          <w:p>
+            <w:pPr>
+              <w:pStyle w:val="Compact"/>
+              <w:jc w:val="center"/>
+            </w:pPr>
+            <w:r>
+              <w:t xml:space="preserve">triple cognate</w:t>
+            </w:r>
+          </w:p>
+        </w:tc>
+      </w:tr>
+      <w:tr>
+        <w:tc>
+          <w:tcPr/>
+          <w:p>
+            <w:pPr>
+              <w:pStyle w:val="Compact"/>
+              <w:jc w:val="center"/>
+            </w:pPr>
+            <w:r>
+              <w:t xml:space="preserve">drama</w:t>
+            </w:r>
+          </w:p>
+        </w:tc>
+        <w:tc>
+          <w:tcPr/>
+          <w:p>
+            <w:pPr>
+              <w:pStyle w:val="Compact"/>
+              <w:jc w:val="center"/>
+            </w:pPr>
+            <w:r>
+              <w:t xml:space="preserve">Drama</w:t>
+            </w:r>
+          </w:p>
+        </w:tc>
+        <w:tc>
+          <w:tcPr/>
+          <w:p>
+            <w:pPr>
+              <w:pStyle w:val="Compact"/>
+              <w:jc w:val="center"/>
+            </w:pPr>
+            <w:r>
+              <w:t xml:space="preserve">drama</w:t>
+            </w:r>
+          </w:p>
+        </w:tc>
+        <w:tc>
+          <w:tcPr/>
+          <w:p>
+            <w:pPr>
+              <w:pStyle w:val="Compact"/>
+              <w:jc w:val="center"/>
+            </w:pPr>
+            <w:r>
+              <w:t xml:space="preserve">triple cognate</w:t>
+            </w:r>
+          </w:p>
+        </w:tc>
+      </w:tr>
+      <w:tr>
+        <w:tc>
+          <w:tcPr/>
+          <w:p>
+            <w:pPr>
+              <w:pStyle w:val="Compact"/>
+              <w:jc w:val="center"/>
+            </w:pPr>
+            <w:r>
+              <w:t xml:space="preserve">golf</w:t>
+            </w:r>
+          </w:p>
+        </w:tc>
+        <w:tc>
+          <w:tcPr/>
+          <w:p>
+            <w:pPr>
+              <w:pStyle w:val="Compact"/>
+              <w:jc w:val="center"/>
+            </w:pPr>
+            <w:r>
+              <w:t xml:space="preserve">Golf</w:t>
+            </w:r>
+          </w:p>
+        </w:tc>
+        <w:tc>
+          <w:tcPr/>
+          <w:p>
+            <w:pPr>
+              <w:pStyle w:val="Compact"/>
+              <w:jc w:val="center"/>
+            </w:pPr>
+            <w:r>
+              <w:t xml:space="preserve">golf</w:t>
+            </w:r>
+          </w:p>
+        </w:tc>
+        <w:tc>
+          <w:tcPr/>
+          <w:p>
+            <w:pPr>
+              <w:pStyle w:val="Compact"/>
+              <w:jc w:val="center"/>
+            </w:pPr>
+            <w:r>
+              <w:t xml:space="preserve">triple cognate</w:t>
+            </w:r>
+          </w:p>
+        </w:tc>
+      </w:tr>
+      <w:tr>
+        <w:tc>
+          <w:tcPr/>
+          <w:p>
+            <w:pPr>
+              <w:pStyle w:val="Compact"/>
+              <w:jc w:val="center"/>
+            </w:pPr>
+            <w:r>
+              <w:t xml:space="preserve">dogma</w:t>
+            </w:r>
+          </w:p>
+        </w:tc>
+        <w:tc>
+          <w:tcPr/>
+          <w:p>
+            <w:pPr>
+              <w:pStyle w:val="Compact"/>
+              <w:jc w:val="center"/>
+            </w:pPr>
+            <w:r>
+              <w:t xml:space="preserve">Dogma</w:t>
+            </w:r>
+          </w:p>
+        </w:tc>
+        <w:tc>
+          <w:tcPr/>
+          <w:p>
+            <w:pPr>
+              <w:pStyle w:val="Compact"/>
+              <w:jc w:val="center"/>
+            </w:pPr>
+            <w:r>
+              <w:t xml:space="preserve">dogma</w:t>
+            </w:r>
+          </w:p>
+        </w:tc>
+        <w:tc>
+          <w:tcPr/>
+          <w:p>
+            <w:pPr>
+              <w:pStyle w:val="Compact"/>
+              <w:jc w:val="center"/>
+            </w:pPr>
+            <w:r>
+              <w:t xml:space="preserve">triple cognate</w:t>
+            </w:r>
+          </w:p>
+        </w:tc>
+      </w:tr>
+      <w:tr>
+        <w:tc>
+          <w:tcPr/>
+          <w:p>
+            <w:pPr>
+              <w:pStyle w:val="Compact"/>
+              <w:jc w:val="center"/>
+            </w:pPr>
+            <w:r>
+              <w:t xml:space="preserve">plan</w:t>
+            </w:r>
+          </w:p>
+        </w:tc>
+        <w:tc>
+          <w:tcPr/>
+          <w:p>
+            <w:pPr>
+              <w:pStyle w:val="Compact"/>
+              <w:jc w:val="center"/>
+            </w:pPr>
+            <w:r>
+              <w:t xml:space="preserve">Plan</w:t>
+            </w:r>
+          </w:p>
+        </w:tc>
+        <w:tc>
+          <w:tcPr/>
+          <w:p>
+            <w:pPr>
+              <w:pStyle w:val="Compact"/>
+              <w:jc w:val="center"/>
+            </w:pPr>
+            <w:r>
+              <w:t xml:space="preserve">plan</w:t>
+            </w:r>
+          </w:p>
+        </w:tc>
+        <w:tc>
+          <w:tcPr/>
+          <w:p>
+            <w:pPr>
+              <w:pStyle w:val="Compact"/>
+              <w:jc w:val="center"/>
+            </w:pPr>
+            <w:r>
+              <w:t xml:space="preserve">triple cognate</w:t>
+            </w:r>
+          </w:p>
+        </w:tc>
+      </w:tr>
+      <w:tr>
+        <w:tc>
+          <w:tcPr/>
+          <w:p>
+            <w:pPr>
+              <w:pStyle w:val="Compact"/>
+              <w:jc w:val="center"/>
+            </w:pPr>
+            <w:r>
+              <w:t xml:space="preserve">aura</w:t>
+            </w:r>
+          </w:p>
+        </w:tc>
+        <w:tc>
+          <w:tcPr/>
+          <w:p>
+            <w:pPr>
+              <w:pStyle w:val="Compact"/>
+              <w:jc w:val="center"/>
+            </w:pPr>
+            <w:r>
+              <w:t xml:space="preserve">Aura</w:t>
+            </w:r>
+          </w:p>
+        </w:tc>
+        <w:tc>
+          <w:tcPr/>
+          <w:p>
+            <w:pPr>
+              <w:pStyle w:val="Compact"/>
+              <w:jc w:val="center"/>
+            </w:pPr>
+            <w:r>
+              <w:t xml:space="preserve">aura</w:t>
+            </w:r>
+          </w:p>
+        </w:tc>
+        <w:tc>
+          <w:tcPr/>
+          <w:p>
+            <w:pPr>
+              <w:pStyle w:val="Compact"/>
+              <w:jc w:val="center"/>
+            </w:pPr>
+            <w:r>
+              <w:t xml:space="preserve">triple cognate</w:t>
+            </w:r>
+          </w:p>
+        </w:tc>
+      </w:tr>
+      <w:tr>
+        <w:tc>
+          <w:tcPr/>
+          <w:p>
+            <w:pPr>
+              <w:pStyle w:val="Compact"/>
+              <w:jc w:val="center"/>
+            </w:pPr>
+            <w:r>
+              <w:t xml:space="preserve">test</w:t>
+            </w:r>
+          </w:p>
+        </w:tc>
+        <w:tc>
+          <w:tcPr/>
+          <w:p>
+            <w:pPr>
+              <w:pStyle w:val="Compact"/>
+              <w:jc w:val="center"/>
+            </w:pPr>
+            <w:r>
+              <w:t xml:space="preserve">Test</w:t>
+            </w:r>
+          </w:p>
+        </w:tc>
+        <w:tc>
+          <w:tcPr/>
+          <w:p>
+            <w:pPr>
+              <w:pStyle w:val="Compact"/>
+              <w:jc w:val="center"/>
+            </w:pPr>
+            <w:r>
+              <w:t xml:space="preserve">test</w:t>
+            </w:r>
+          </w:p>
+        </w:tc>
+        <w:tc>
+          <w:tcPr/>
+          <w:p>
+            <w:pPr>
+              <w:pStyle w:val="Compact"/>
+              <w:jc w:val="center"/>
+            </w:pPr>
+            <w:r>
+              <w:t xml:space="preserve">triple cognate</w:t>
+            </w:r>
+          </w:p>
+        </w:tc>
+      </w:tr>
+      <w:tr>
+        <w:tc>
+          <w:tcPr/>
+          <w:p>
+            <w:pPr>
+              <w:pStyle w:val="Compact"/>
+              <w:jc w:val="center"/>
+            </w:pPr>
+            <w:r>
+              <w:t xml:space="preserve">chat</w:t>
+            </w:r>
+          </w:p>
+        </w:tc>
+        <w:tc>
+          <w:tcPr/>
+          <w:p>
+            <w:pPr>
+              <w:pStyle w:val="Compact"/>
+              <w:jc w:val="center"/>
+            </w:pPr>
+            <w:r>
+              <w:t xml:space="preserve">Chat</w:t>
+            </w:r>
+          </w:p>
+        </w:tc>
+        <w:tc>
+          <w:tcPr/>
+          <w:p>
+            <w:pPr>
+              <w:pStyle w:val="Compact"/>
+              <w:jc w:val="center"/>
+            </w:pPr>
+            <w:r>
+              <w:t xml:space="preserve">chat</w:t>
+            </w:r>
+          </w:p>
+        </w:tc>
+        <w:tc>
+          <w:tcPr/>
+          <w:p>
+            <w:pPr>
+              <w:pStyle w:val="Compact"/>
+              <w:jc w:val="center"/>
+            </w:pPr>
+            <w:r>
+              <w:t xml:space="preserve">triple cognate</w:t>
+            </w:r>
+          </w:p>
+        </w:tc>
+      </w:tr>
+      <w:tr>
+        <w:tc>
+          <w:tcPr/>
+          <w:p>
+            <w:pPr>
+              <w:pStyle w:val="Compact"/>
+              <w:jc w:val="center"/>
+            </w:pPr>
+            <w:r>
+              <w:t xml:space="preserve">clan</w:t>
+            </w:r>
+          </w:p>
+        </w:tc>
+        <w:tc>
+          <w:tcPr/>
+          <w:p>
+            <w:pPr>
+              <w:pStyle w:val="Compact"/>
+              <w:jc w:val="center"/>
+            </w:pPr>
+            <w:r>
+              <w:t xml:space="preserve">Clan</w:t>
+            </w:r>
+          </w:p>
+        </w:tc>
+        <w:tc>
+          <w:tcPr/>
+          <w:p>
+            <w:pPr>
+              <w:pStyle w:val="Compact"/>
+              <w:jc w:val="center"/>
+            </w:pPr>
+            <w:r>
+              <w:t xml:space="preserve">clan</w:t>
+            </w:r>
+          </w:p>
+        </w:tc>
+        <w:tc>
+          <w:tcPr/>
+          <w:p>
+            <w:pPr>
+              <w:pStyle w:val="Compact"/>
+              <w:jc w:val="center"/>
+            </w:pPr>
+            <w:r>
+              <w:t xml:space="preserve">triple cognate</w:t>
+            </w:r>
+          </w:p>
+        </w:tc>
+      </w:tr>
+      <w:tr>
+        <w:tc>
+          <w:tcPr/>
+          <w:p>
+            <w:pPr>
+              <w:pStyle w:val="Compact"/>
+              <w:jc w:val="center"/>
+            </w:pPr>
+            <w:r>
+              <w:t xml:space="preserve">altar</w:t>
+            </w:r>
+          </w:p>
+        </w:tc>
+        <w:tc>
+          <w:tcPr/>
+          <w:p>
+            <w:pPr>
+              <w:pStyle w:val="Compact"/>
+              <w:jc w:val="center"/>
+            </w:pPr>
+            <w:r>
+              <w:t xml:space="preserve">Altar</w:t>
+            </w:r>
+          </w:p>
+        </w:tc>
+        <w:tc>
+          <w:tcPr/>
+          <w:p>
+            <w:pPr>
+              <w:pStyle w:val="Compact"/>
+              <w:jc w:val="center"/>
+            </w:pPr>
+            <w:r>
+              <w:t xml:space="preserve">altar</w:t>
+            </w:r>
+          </w:p>
+        </w:tc>
+        <w:tc>
+          <w:tcPr/>
+          <w:p>
+            <w:pPr>
+              <w:pStyle w:val="Compact"/>
+              <w:jc w:val="center"/>
+            </w:pPr>
+            <w:r>
+              <w:t xml:space="preserve">triple cognate</w:t>
+            </w:r>
+          </w:p>
+        </w:tc>
+      </w:tr>
+      <w:tr>
+        <w:tc>
+          <w:tcPr/>
+          <w:p>
+            <w:pPr>
+              <w:pStyle w:val="Compact"/>
+              <w:jc w:val="center"/>
+            </w:pPr>
+            <w:r>
+              <w:t xml:space="preserve">mafia</w:t>
+            </w:r>
+          </w:p>
+        </w:tc>
+        <w:tc>
+          <w:tcPr/>
+          <w:p>
+            <w:pPr>
+              <w:pStyle w:val="Compact"/>
+              <w:jc w:val="center"/>
+            </w:pPr>
+            <w:r>
+              <w:t xml:space="preserve">Mafia</w:t>
+            </w:r>
+          </w:p>
+        </w:tc>
+        <w:tc>
+          <w:tcPr/>
+          <w:p>
+            <w:pPr>
+              <w:pStyle w:val="Compact"/>
+              <w:jc w:val="center"/>
+            </w:pPr>
+            <w:r>
+              <w:t xml:space="preserve">mafia</w:t>
+            </w:r>
+          </w:p>
+        </w:tc>
+        <w:tc>
+          <w:tcPr/>
+          <w:p>
+            <w:pPr>
+              <w:pStyle w:val="Compact"/>
+              <w:jc w:val="center"/>
+            </w:pPr>
+            <w:r>
+              <w:t xml:space="preserve">triple cognate</w:t>
+            </w:r>
+          </w:p>
+        </w:tc>
+      </w:tr>
+      <w:tr>
+        <w:tc>
+          <w:tcPr/>
+          <w:p>
+            <w:pPr>
+              <w:pStyle w:val="Compact"/>
+              <w:jc w:val="center"/>
+            </w:pPr>
+            <w:r>
+              <w:t xml:space="preserve">trauma</w:t>
+            </w:r>
+          </w:p>
+        </w:tc>
+        <w:tc>
+          <w:tcPr/>
+          <w:p>
+            <w:pPr>
+              <w:pStyle w:val="Compact"/>
+              <w:jc w:val="center"/>
+            </w:pPr>
+            <w:r>
+              <w:t xml:space="preserve">Trauma</w:t>
+            </w:r>
+          </w:p>
+        </w:tc>
+        <w:tc>
+          <w:tcPr/>
+          <w:p>
+            <w:pPr>
+              <w:pStyle w:val="Compact"/>
+              <w:jc w:val="center"/>
+            </w:pPr>
+            <w:r>
+              <w:t xml:space="preserve">trauma</w:t>
+            </w:r>
+          </w:p>
+        </w:tc>
+        <w:tc>
+          <w:tcPr/>
+          <w:p>
+            <w:pPr>
+              <w:pStyle w:val="Compact"/>
+              <w:jc w:val="center"/>
+            </w:pPr>
+            <w:r>
+              <w:t xml:space="preserve">triple cognate</w:t>
+            </w:r>
+          </w:p>
+        </w:tc>
+      </w:tr>
+      <w:tr>
+        <w:tc>
+          <w:tcPr/>
+          <w:p>
+            <w:pPr>
+              <w:pStyle w:val="Compact"/>
+              <w:jc w:val="center"/>
+            </w:pPr>
+            <w:r>
+              <w:t xml:space="preserve">hotel</w:t>
+            </w:r>
+          </w:p>
+        </w:tc>
+        <w:tc>
+          <w:tcPr/>
+          <w:p>
+            <w:pPr>
+              <w:pStyle w:val="Compact"/>
+              <w:jc w:val="center"/>
+            </w:pPr>
+            <w:r>
+              <w:t xml:space="preserve">Hotel</w:t>
+            </w:r>
+          </w:p>
+        </w:tc>
+        <w:tc>
+          <w:tcPr/>
+          <w:p>
+            <w:pPr>
+              <w:pStyle w:val="Compact"/>
+              <w:jc w:val="center"/>
+            </w:pPr>
+            <w:r>
+              <w:t xml:space="preserve">hotel</w:t>
+            </w:r>
+          </w:p>
+        </w:tc>
+        <w:tc>
+          <w:tcPr/>
+          <w:p>
+            <w:pPr>
+              <w:pStyle w:val="Compact"/>
+              <w:jc w:val="center"/>
+            </w:pPr>
+            <w:r>
+              <w:t xml:space="preserve">triple cognate</w:t>
+            </w:r>
+          </w:p>
+        </w:tc>
+      </w:tr>
+      <w:tr>
+        <w:tc>
+          <w:tcPr/>
+          <w:p>
+            <w:pPr>
+              <w:pStyle w:val="Compact"/>
+              <w:jc w:val="center"/>
+            </w:pPr>
+            <w:r>
+              <w:t xml:space="preserve">mango</w:t>
+            </w:r>
+          </w:p>
+        </w:tc>
+        <w:tc>
+          <w:tcPr/>
+          <w:p>
+            <w:pPr>
+              <w:pStyle w:val="Compact"/>
+              <w:jc w:val="center"/>
+            </w:pPr>
+            <w:r>
+              <w:t xml:space="preserve">Mango</w:t>
+            </w:r>
+          </w:p>
+        </w:tc>
+        <w:tc>
+          <w:tcPr/>
+          <w:p>
+            <w:pPr>
+              <w:pStyle w:val="Compact"/>
+              <w:jc w:val="center"/>
+            </w:pPr>
+            <w:r>
+              <w:t xml:space="preserve">mango</w:t>
+            </w:r>
+          </w:p>
+        </w:tc>
+        <w:tc>
+          <w:tcPr/>
+          <w:p>
+            <w:pPr>
+              <w:pStyle w:val="Compact"/>
+              <w:jc w:val="center"/>
+            </w:pPr>
+            <w:r>
+              <w:t xml:space="preserve">triple cognate</w:t>
+            </w:r>
+          </w:p>
+        </w:tc>
+      </w:tr>
+      <w:tr>
+        <w:tc>
+          <w:tcPr/>
+          <w:p>
+            <w:pPr>
+              <w:pStyle w:val="Compact"/>
+              <w:jc w:val="center"/>
+            </w:pPr>
+            <w:r>
+              <w:t xml:space="preserve">plural</w:t>
+            </w:r>
+          </w:p>
+        </w:tc>
+        <w:tc>
+          <w:tcPr/>
+          <w:p>
+            <w:pPr>
+              <w:pStyle w:val="Compact"/>
+              <w:jc w:val="center"/>
+            </w:pPr>
+            <w:r>
+              <w:t xml:space="preserve">Plural</w:t>
+            </w:r>
+          </w:p>
+        </w:tc>
+        <w:tc>
+          <w:tcPr/>
+          <w:p>
+            <w:pPr>
+              <w:pStyle w:val="Compact"/>
+              <w:jc w:val="center"/>
+            </w:pPr>
+            <w:r>
+              <w:t xml:space="preserve">plural</w:t>
+            </w:r>
+          </w:p>
+        </w:tc>
+        <w:tc>
+          <w:tcPr/>
+          <w:p>
+            <w:pPr>
+              <w:pStyle w:val="Compact"/>
+              <w:jc w:val="center"/>
+            </w:pPr>
+            <w:r>
+              <w:t xml:space="preserve">triple cognate</w:t>
+            </w:r>
+          </w:p>
+        </w:tc>
+      </w:tr>
+      <w:tr>
+        <w:tc>
+          <w:tcPr/>
+          <w:p>
+            <w:pPr>
+              <w:pStyle w:val="Compact"/>
+              <w:jc w:val="center"/>
+            </w:pPr>
+            <w:r>
+              <w:t xml:space="preserve">retina</w:t>
+            </w:r>
+          </w:p>
+        </w:tc>
+        <w:tc>
+          <w:tcPr/>
+          <w:p>
+            <w:pPr>
+              <w:pStyle w:val="Compact"/>
+              <w:jc w:val="center"/>
+            </w:pPr>
+            <w:r>
+              <w:t xml:space="preserve">Retina</w:t>
+            </w:r>
+          </w:p>
+        </w:tc>
+        <w:tc>
+          <w:tcPr/>
+          <w:p>
+            <w:pPr>
+              <w:pStyle w:val="Compact"/>
+              <w:jc w:val="center"/>
+            </w:pPr>
+            <w:r>
+              <w:t xml:space="preserve">retina</w:t>
+            </w:r>
+          </w:p>
+        </w:tc>
+        <w:tc>
+          <w:tcPr/>
+          <w:p>
+            <w:pPr>
+              <w:pStyle w:val="Compact"/>
+              <w:jc w:val="center"/>
+            </w:pPr>
+            <w:r>
+              <w:t xml:space="preserve">triple cognate</w:t>
+            </w:r>
+          </w:p>
+        </w:tc>
+      </w:tr>
+      <w:tr>
+        <w:tc>
+          <w:tcPr/>
+          <w:p>
+            <w:pPr>
+              <w:pStyle w:val="Compact"/>
+              <w:jc w:val="center"/>
+            </w:pPr>
+            <w:r>
+              <w:t xml:space="preserve">vigor</w:t>
+            </w:r>
+          </w:p>
+        </w:tc>
+        <w:tc>
+          <w:tcPr/>
+          <w:p>
+            <w:pPr>
+              <w:pStyle w:val="Compact"/>
+              <w:jc w:val="center"/>
+            </w:pPr>
+            <w:r>
+              <w:t xml:space="preserve">Kraft</w:t>
+            </w:r>
+          </w:p>
+        </w:tc>
+        <w:tc>
+          <w:tcPr/>
+          <w:p>
+            <w:pPr>
+              <w:pStyle w:val="Compact"/>
+              <w:jc w:val="center"/>
+            </w:pPr>
+            <w:r>
+              <w:t xml:space="preserve">vigor</w:t>
+            </w:r>
+          </w:p>
+        </w:tc>
+        <w:tc>
+          <w:tcPr/>
+          <w:p>
+            <w:pPr>
+              <w:pStyle w:val="Compact"/>
+              <w:jc w:val="center"/>
+            </w:pPr>
+            <w:r>
+              <w:t xml:space="preserve">double cognate</w:t>
+            </w:r>
+          </w:p>
+        </w:tc>
+      </w:tr>
+      <w:tr>
+        <w:tc>
+          <w:tcPr/>
+          <w:p>
+            <w:pPr>
+              <w:pStyle w:val="Compact"/>
+              <w:jc w:val="center"/>
+            </w:pPr>
+            <w:r>
+              <w:t xml:space="preserve">enigma</w:t>
+            </w:r>
+          </w:p>
+        </w:tc>
+        <w:tc>
+          <w:tcPr/>
+          <w:p>
+            <w:pPr>
+              <w:pStyle w:val="Compact"/>
+              <w:jc w:val="center"/>
+            </w:pPr>
+            <w:r>
+              <w:t xml:space="preserve">Rätsel</w:t>
+            </w:r>
+          </w:p>
+        </w:tc>
+        <w:tc>
+          <w:tcPr/>
+          <w:p>
+            <w:pPr>
+              <w:pStyle w:val="Compact"/>
+              <w:jc w:val="center"/>
+            </w:pPr>
+            <w:r>
+              <w:t xml:space="preserve">enigma</w:t>
+            </w:r>
+          </w:p>
+        </w:tc>
+        <w:tc>
+          <w:tcPr/>
+          <w:p>
+            <w:pPr>
+              <w:pStyle w:val="Compact"/>
+              <w:jc w:val="center"/>
+            </w:pPr>
+            <w:r>
+              <w:t xml:space="preserve">double cognate</w:t>
+            </w:r>
+          </w:p>
+        </w:tc>
+      </w:tr>
+      <w:tr>
+        <w:tc>
+          <w:tcPr/>
+          <w:p>
+            <w:pPr>
+              <w:pStyle w:val="Compact"/>
+              <w:jc w:val="center"/>
+            </w:pPr>
+            <w:r>
+              <w:t xml:space="preserve">piano</w:t>
+            </w:r>
+          </w:p>
+        </w:tc>
+        <w:tc>
+          <w:tcPr/>
+          <w:p>
+            <w:pPr>
+              <w:pStyle w:val="Compact"/>
+              <w:jc w:val="center"/>
+            </w:pPr>
+            <w:r>
+              <w:t xml:space="preserve">Klavier</w:t>
+            </w:r>
+          </w:p>
+        </w:tc>
+        <w:tc>
+          <w:tcPr/>
+          <w:p>
+            <w:pPr>
+              <w:pStyle w:val="Compact"/>
+              <w:jc w:val="center"/>
+            </w:pPr>
+            <w:r>
+              <w:t xml:space="preserve">piano</w:t>
+            </w:r>
+          </w:p>
+        </w:tc>
+        <w:tc>
+          <w:tcPr/>
+          <w:p>
+            <w:pPr>
+              <w:pStyle w:val="Compact"/>
+              <w:jc w:val="center"/>
+            </w:pPr>
+            <w:r>
+              <w:t xml:space="preserve">double cognate</w:t>
+            </w:r>
+          </w:p>
+        </w:tc>
+      </w:tr>
+      <w:tr>
+        <w:tc>
+          <w:tcPr/>
+          <w:p>
+            <w:pPr>
+              <w:pStyle w:val="Compact"/>
+              <w:jc w:val="center"/>
+            </w:pPr>
+            <w:r>
+              <w:t xml:space="preserve">ardor</w:t>
+            </w:r>
+          </w:p>
+        </w:tc>
+        <w:tc>
+          <w:tcPr/>
+          <w:p>
+            <w:pPr>
+              <w:pStyle w:val="Compact"/>
+              <w:jc w:val="center"/>
+            </w:pPr>
+            <w:r>
+              <w:t xml:space="preserve">Inbrunst</w:t>
+            </w:r>
+          </w:p>
+        </w:tc>
+        <w:tc>
+          <w:tcPr/>
+          <w:p>
+            <w:pPr>
+              <w:pStyle w:val="Compact"/>
+              <w:jc w:val="center"/>
+            </w:pPr>
+            <w:r>
+              <w:t xml:space="preserve">ardor</w:t>
+            </w:r>
+          </w:p>
+        </w:tc>
+        <w:tc>
+          <w:tcPr/>
+          <w:p>
+            <w:pPr>
+              <w:pStyle w:val="Compact"/>
+              <w:jc w:val="center"/>
+            </w:pPr>
+            <w:r>
+              <w:t xml:space="preserve">double cognate</w:t>
+            </w:r>
+          </w:p>
+        </w:tc>
+      </w:tr>
+      <w:tr>
+        <w:tc>
+          <w:tcPr/>
+          <w:p>
+            <w:pPr>
+              <w:pStyle w:val="Compact"/>
+              <w:jc w:val="center"/>
+            </w:pPr>
+            <w:r>
+              <w:t xml:space="preserve">clamor</w:t>
+            </w:r>
+          </w:p>
+        </w:tc>
+        <w:tc>
+          <w:tcPr/>
+          <w:p>
+            <w:pPr>
+              <w:pStyle w:val="Compact"/>
+              <w:jc w:val="center"/>
+            </w:pPr>
+            <w:r>
+              <w:t xml:space="preserve">Geschrei</w:t>
+            </w:r>
+          </w:p>
+        </w:tc>
+        <w:tc>
+          <w:tcPr/>
+          <w:p>
+            <w:pPr>
+              <w:pStyle w:val="Compact"/>
+              <w:jc w:val="center"/>
+            </w:pPr>
+            <w:r>
+              <w:t xml:space="preserve">clamor</w:t>
+            </w:r>
+          </w:p>
+        </w:tc>
+        <w:tc>
+          <w:tcPr/>
+          <w:p>
+            <w:pPr>
+              <w:pStyle w:val="Compact"/>
+              <w:jc w:val="center"/>
+            </w:pPr>
+            <w:r>
+              <w:t xml:space="preserve">double cognate</w:t>
+            </w:r>
+          </w:p>
+        </w:tc>
+      </w:tr>
+      <w:tr>
+        <w:tc>
+          <w:tcPr/>
+          <w:p>
+            <w:pPr>
+              <w:pStyle w:val="Compact"/>
+              <w:jc w:val="center"/>
+            </w:pPr>
+            <w:r>
+              <w:t xml:space="preserve">fiscal</w:t>
+            </w:r>
+          </w:p>
+        </w:tc>
+        <w:tc>
+          <w:tcPr/>
+          <w:p>
+            <w:pPr>
+              <w:pStyle w:val="Compact"/>
+              <w:jc w:val="center"/>
+            </w:pPr>
+            <w:r>
+              <w:t xml:space="preserve">steuerlich</w:t>
+            </w:r>
+          </w:p>
+        </w:tc>
+        <w:tc>
+          <w:tcPr/>
+          <w:p>
+            <w:pPr>
+              <w:pStyle w:val="Compact"/>
+              <w:jc w:val="center"/>
+            </w:pPr>
+            <w:r>
+              <w:t xml:space="preserve">fiscal</w:t>
+            </w:r>
+          </w:p>
+        </w:tc>
+        <w:tc>
+          <w:tcPr/>
+          <w:p>
+            <w:pPr>
+              <w:pStyle w:val="Compact"/>
+              <w:jc w:val="center"/>
+            </w:pPr>
+            <w:r>
+              <w:t xml:space="preserve">double cognate</w:t>
+            </w:r>
+          </w:p>
+        </w:tc>
+      </w:tr>
+      <w:tr>
+        <w:tc>
+          <w:tcPr/>
+          <w:p>
+            <w:pPr>
+              <w:pStyle w:val="Compact"/>
+              <w:jc w:val="center"/>
+            </w:pPr>
+            <w:r>
+              <w:t xml:space="preserve">civil</w:t>
+            </w:r>
+          </w:p>
+        </w:tc>
+        <w:tc>
+          <w:tcPr/>
+          <w:p>
+            <w:pPr>
+              <w:pStyle w:val="Compact"/>
+              <w:jc w:val="center"/>
+            </w:pPr>
+            <w:r>
+              <w:t xml:space="preserve">bürgerlich</w:t>
+            </w:r>
+          </w:p>
+        </w:tc>
+        <w:tc>
+          <w:tcPr/>
+          <w:p>
+            <w:pPr>
+              <w:pStyle w:val="Compact"/>
+              <w:jc w:val="center"/>
+            </w:pPr>
+            <w:r>
+              <w:t xml:space="preserve">civil</w:t>
+            </w:r>
+          </w:p>
+        </w:tc>
+        <w:tc>
+          <w:tcPr/>
+          <w:p>
+            <w:pPr>
+              <w:pStyle w:val="Compact"/>
+              <w:jc w:val="center"/>
+            </w:pPr>
+            <w:r>
+              <w:t xml:space="preserve">double cognate</w:t>
+            </w:r>
+          </w:p>
+        </w:tc>
+      </w:tr>
+      <w:tr>
+        <w:tc>
+          <w:tcPr/>
+          <w:p>
+            <w:pPr>
+              <w:pStyle w:val="Compact"/>
+              <w:jc w:val="center"/>
+            </w:pPr>
+            <w:r>
+              <w:t xml:space="preserve">animal</w:t>
+            </w:r>
+          </w:p>
+        </w:tc>
+        <w:tc>
+          <w:tcPr/>
+          <w:p>
+            <w:pPr>
+              <w:pStyle w:val="Compact"/>
+              <w:jc w:val="center"/>
+            </w:pPr>
+            <w:r>
+              <w:t xml:space="preserve">Tier</w:t>
+            </w:r>
+          </w:p>
+        </w:tc>
+        <w:tc>
+          <w:tcPr/>
+          <w:p>
+            <w:pPr>
+              <w:pStyle w:val="Compact"/>
+              <w:jc w:val="center"/>
+            </w:pPr>
+            <w:r>
+              <w:t xml:space="preserve">animal</w:t>
+            </w:r>
+          </w:p>
+        </w:tc>
+        <w:tc>
+          <w:tcPr/>
+          <w:p>
+            <w:pPr>
+              <w:pStyle w:val="Compact"/>
+              <w:jc w:val="center"/>
+            </w:pPr>
+            <w:r>
+              <w:t xml:space="preserve">double cognate</w:t>
+            </w:r>
+          </w:p>
+        </w:tc>
+      </w:tr>
+      <w:tr>
+        <w:tc>
+          <w:tcPr/>
+          <w:p>
+            <w:pPr>
+              <w:pStyle w:val="Compact"/>
+              <w:jc w:val="center"/>
+            </w:pPr>
+            <w:r>
+              <w:t xml:space="preserve">collar</w:t>
+            </w:r>
+          </w:p>
+        </w:tc>
+        <w:tc>
+          <w:tcPr/>
+          <w:p>
+            <w:pPr>
+              <w:pStyle w:val="Compact"/>
+              <w:jc w:val="center"/>
+            </w:pPr>
+            <w:r>
+              <w:t xml:space="preserve">Hundehalsband</w:t>
+            </w:r>
+          </w:p>
+        </w:tc>
+        <w:tc>
+          <w:tcPr/>
+          <w:p>
+            <w:pPr>
+              <w:pStyle w:val="Compact"/>
+              <w:jc w:val="center"/>
+            </w:pPr>
+            <w:r>
+              <w:t xml:space="preserve">collar</w:t>
+            </w:r>
+          </w:p>
+        </w:tc>
+        <w:tc>
+          <w:tcPr/>
+          <w:p>
+            <w:pPr>
+              <w:pStyle w:val="Compact"/>
+              <w:jc w:val="center"/>
+            </w:pPr>
+            <w:r>
+              <w:t xml:space="preserve">double cognate</w:t>
+            </w:r>
+          </w:p>
+        </w:tc>
+      </w:tr>
+      <w:tr>
+        <w:tc>
+          <w:tcPr/>
+          <w:p>
+            <w:pPr>
+              <w:pStyle w:val="Compact"/>
+              <w:jc w:val="center"/>
+            </w:pPr>
+            <w:r>
+              <w:t xml:space="preserve">actor</w:t>
+            </w:r>
+          </w:p>
+        </w:tc>
+        <w:tc>
+          <w:tcPr/>
+          <w:p>
+            <w:pPr>
+              <w:pStyle w:val="Compact"/>
+              <w:jc w:val="center"/>
+            </w:pPr>
+            <w:r>
+              <w:t xml:space="preserve">Schauspieler</w:t>
+            </w:r>
+          </w:p>
+        </w:tc>
+        <w:tc>
+          <w:tcPr/>
+          <w:p>
+            <w:pPr>
+              <w:pStyle w:val="Compact"/>
+              <w:jc w:val="center"/>
+            </w:pPr>
+            <w:r>
+              <w:t xml:space="preserve">actor</w:t>
+            </w:r>
+          </w:p>
+        </w:tc>
+        <w:tc>
+          <w:tcPr/>
+          <w:p>
+            <w:pPr>
+              <w:pStyle w:val="Compact"/>
+              <w:jc w:val="center"/>
+            </w:pPr>
+            <w:r>
+              <w:t xml:space="preserve">double cognate</w:t>
+            </w:r>
+          </w:p>
+        </w:tc>
+      </w:tr>
+      <w:tr>
+        <w:tc>
+          <w:tcPr/>
+          <w:p>
+            <w:pPr>
+              <w:pStyle w:val="Compact"/>
+              <w:jc w:val="center"/>
+            </w:pPr>
+            <w:r>
+              <w:t xml:space="preserve">aurora</w:t>
+            </w:r>
+          </w:p>
+        </w:tc>
+        <w:tc>
+          <w:tcPr/>
+          <w:p>
+            <w:pPr>
+              <w:pStyle w:val="Compact"/>
+              <w:jc w:val="center"/>
+            </w:pPr>
+            <w:r>
+              <w:t xml:space="preserve">Polarlicht</w:t>
+            </w:r>
+          </w:p>
+        </w:tc>
+        <w:tc>
+          <w:tcPr/>
+          <w:p>
+            <w:pPr>
+              <w:pStyle w:val="Compact"/>
+              <w:jc w:val="center"/>
+            </w:pPr>
+            <w:r>
+              <w:t xml:space="preserve">aurora</w:t>
+            </w:r>
+          </w:p>
+        </w:tc>
+        <w:tc>
+          <w:tcPr/>
+          <w:p>
+            <w:pPr>
+              <w:pStyle w:val="Compact"/>
+              <w:jc w:val="center"/>
+            </w:pPr>
+            <w:r>
+              <w:t xml:space="preserve">double cognate</w:t>
+            </w:r>
+          </w:p>
+        </w:tc>
+      </w:tr>
+      <w:tr>
+        <w:tc>
+          <w:tcPr/>
+          <w:p>
+            <w:pPr>
+              <w:pStyle w:val="Compact"/>
+              <w:jc w:val="center"/>
+            </w:pPr>
+            <w:r>
+              <w:t xml:space="preserve">viable</w:t>
+            </w:r>
+          </w:p>
+        </w:tc>
+        <w:tc>
+          <w:tcPr/>
+          <w:p>
+            <w:pPr>
+              <w:pStyle w:val="Compact"/>
+              <w:jc w:val="center"/>
+            </w:pPr>
+            <w:r>
+              <w:t xml:space="preserve">lebensfähig</w:t>
+            </w:r>
+          </w:p>
+        </w:tc>
+        <w:tc>
+          <w:tcPr/>
+          <w:p>
+            <w:pPr>
+              <w:pStyle w:val="Compact"/>
+              <w:jc w:val="center"/>
+            </w:pPr>
+            <w:r>
+              <w:t xml:space="preserve">viable</w:t>
+            </w:r>
+          </w:p>
+        </w:tc>
+        <w:tc>
+          <w:tcPr/>
+          <w:p>
+            <w:pPr>
+              <w:pStyle w:val="Compact"/>
+              <w:jc w:val="center"/>
+            </w:pPr>
+            <w:r>
+              <w:t xml:space="preserve">double cognate</w:t>
+            </w:r>
+          </w:p>
+        </w:tc>
+      </w:tr>
+      <w:tr>
+        <w:tc>
+          <w:tcPr/>
+          <w:p>
+            <w:pPr>
+              <w:pStyle w:val="Compact"/>
+              <w:jc w:val="center"/>
+            </w:pPr>
+            <w:r>
+              <w:t xml:space="preserve">torso</w:t>
+            </w:r>
+          </w:p>
+        </w:tc>
+        <w:tc>
+          <w:tcPr/>
+          <w:p>
+            <w:pPr>
+              <w:pStyle w:val="Compact"/>
+              <w:jc w:val="center"/>
+            </w:pPr>
+            <w:r>
+              <w:t xml:space="preserve">Oberkörper</w:t>
+            </w:r>
+          </w:p>
+        </w:tc>
+        <w:tc>
+          <w:tcPr/>
+          <w:p>
+            <w:pPr>
+              <w:pStyle w:val="Compact"/>
+              <w:jc w:val="center"/>
+            </w:pPr>
+            <w:r>
+              <w:t xml:space="preserve">torso</w:t>
+            </w:r>
+          </w:p>
+        </w:tc>
+        <w:tc>
+          <w:tcPr/>
+          <w:p>
+            <w:pPr>
+              <w:pStyle w:val="Compact"/>
+              <w:jc w:val="center"/>
+            </w:pPr>
+            <w:r>
+              <w:t xml:space="preserve">double cognate</w:t>
+            </w:r>
+          </w:p>
+        </w:tc>
+      </w:tr>
+      <w:tr>
+        <w:tc>
+          <w:tcPr/>
+          <w:p>
+            <w:pPr>
+              <w:pStyle w:val="Compact"/>
+              <w:jc w:val="center"/>
+            </w:pPr>
+            <w:r>
+              <w:t xml:space="preserve">halo</w:t>
+            </w:r>
+          </w:p>
+        </w:tc>
+        <w:tc>
+          <w:tcPr/>
+          <w:p>
+            <w:pPr>
+              <w:pStyle w:val="Compact"/>
+              <w:jc w:val="center"/>
+            </w:pPr>
+            <w:r>
+              <w:t xml:space="preserve">Heiligenschein</w:t>
+            </w:r>
+          </w:p>
+        </w:tc>
+        <w:tc>
+          <w:tcPr/>
+          <w:p>
+            <w:pPr>
+              <w:pStyle w:val="Compact"/>
+              <w:jc w:val="center"/>
+            </w:pPr>
+            <w:r>
+              <w:t xml:space="preserve">halo</w:t>
+            </w:r>
+          </w:p>
+        </w:tc>
+        <w:tc>
+          <w:tcPr/>
+          <w:p>
+            <w:pPr>
+              <w:pStyle w:val="Compact"/>
+              <w:jc w:val="center"/>
+            </w:pPr>
+            <w:r>
+              <w:t xml:space="preserve">double cognate</w:t>
+            </w:r>
+          </w:p>
+        </w:tc>
+      </w:tr>
+      <w:tr>
+        <w:tc>
+          <w:tcPr/>
+          <w:p>
+            <w:pPr>
+              <w:pStyle w:val="Compact"/>
+              <w:jc w:val="center"/>
+            </w:pPr>
+            <w:r>
+              <w:t xml:space="preserve">casual</w:t>
+            </w:r>
+          </w:p>
+        </w:tc>
+        <w:tc>
+          <w:tcPr/>
+          <w:p>
+            <w:pPr>
+              <w:pStyle w:val="Compact"/>
+              <w:jc w:val="center"/>
+            </w:pPr>
+            <w:r>
+              <w:t xml:space="preserve">zufällig</w:t>
+            </w:r>
+          </w:p>
+        </w:tc>
+        <w:tc>
+          <w:tcPr/>
+          <w:p>
+            <w:pPr>
+              <w:pStyle w:val="Compact"/>
+              <w:jc w:val="center"/>
+            </w:pPr>
+            <w:r>
+              <w:t xml:space="preserve">casual</w:t>
+            </w:r>
+          </w:p>
+        </w:tc>
+        <w:tc>
+          <w:tcPr/>
+          <w:p>
+            <w:pPr>
+              <w:pStyle w:val="Compact"/>
+              <w:jc w:val="center"/>
+            </w:pPr>
+            <w:r>
+              <w:t xml:space="preserve">double cognate</w:t>
+            </w:r>
+          </w:p>
+        </w:tc>
+      </w:tr>
+      <w:tr>
+        <w:tc>
+          <w:tcPr/>
+          <w:p>
+            <w:pPr>
+              <w:pStyle w:val="Compact"/>
+              <w:jc w:val="center"/>
+            </w:pPr>
+            <w:r>
+              <w:t xml:space="preserve">pelvis</w:t>
+            </w:r>
+          </w:p>
+        </w:tc>
+        <w:tc>
+          <w:tcPr/>
+          <w:p>
+            <w:pPr>
+              <w:pStyle w:val="Compact"/>
+              <w:jc w:val="center"/>
+            </w:pPr>
+            <w:r>
+              <w:t xml:space="preserve">Becken</w:t>
+            </w:r>
+          </w:p>
+        </w:tc>
+        <w:tc>
+          <w:tcPr/>
+          <w:p>
+            <w:pPr>
+              <w:pStyle w:val="Compact"/>
+              <w:jc w:val="center"/>
+            </w:pPr>
+            <w:r>
+              <w:t xml:space="preserve">pelvis</w:t>
+            </w:r>
+          </w:p>
+        </w:tc>
+        <w:tc>
+          <w:tcPr/>
+          <w:p>
+            <w:pPr>
+              <w:pStyle w:val="Compact"/>
+              <w:jc w:val="center"/>
+            </w:pPr>
+            <w:r>
+              <w:t xml:space="preserve">double cognate</w:t>
+            </w:r>
+          </w:p>
+        </w:tc>
+      </w:tr>
+      <w:tr>
+        <w:tc>
+          <w:tcPr/>
+          <w:p>
+            <w:pPr>
+              <w:pStyle w:val="Compact"/>
+              <w:jc w:val="center"/>
+            </w:pPr>
+            <w:r>
+              <w:t xml:space="preserve">pasta</w:t>
+            </w:r>
+          </w:p>
+        </w:tc>
+        <w:tc>
+          <w:tcPr/>
+          <w:p>
+            <w:pPr>
+              <w:pStyle w:val="Compact"/>
+              <w:jc w:val="center"/>
+            </w:pPr>
+            <w:r>
+              <w:t xml:space="preserve">Nudeln</w:t>
+            </w:r>
+          </w:p>
+        </w:tc>
+        <w:tc>
+          <w:tcPr/>
+          <w:p>
+            <w:pPr>
+              <w:pStyle w:val="Compact"/>
+              <w:jc w:val="center"/>
+            </w:pPr>
+            <w:r>
+              <w:t xml:space="preserve">pasta</w:t>
+            </w:r>
+          </w:p>
+        </w:tc>
+        <w:tc>
+          <w:tcPr/>
+          <w:p>
+            <w:pPr>
+              <w:pStyle w:val="Compact"/>
+              <w:jc w:val="center"/>
+            </w:pPr>
+            <w:r>
+              <w:t xml:space="preserve">double cognate</w:t>
+            </w:r>
+          </w:p>
+        </w:tc>
+      </w:tr>
+      <w:tr>
+        <w:tc>
+          <w:tcPr/>
+          <w:p>
+            <w:pPr>
+              <w:pStyle w:val="Compact"/>
+              <w:jc w:val="center"/>
+            </w:pPr>
+            <w:r>
+              <w:t xml:space="preserve">rumor</w:t>
+            </w:r>
+          </w:p>
+        </w:tc>
+        <w:tc>
+          <w:tcPr/>
+          <w:p>
+            <w:pPr>
+              <w:pStyle w:val="Compact"/>
+              <w:jc w:val="center"/>
+            </w:pPr>
+            <w:r>
+              <w:t xml:space="preserve">Gerücht</w:t>
+            </w:r>
+          </w:p>
+        </w:tc>
+        <w:tc>
+          <w:tcPr/>
+          <w:p>
+            <w:pPr>
+              <w:pStyle w:val="Compact"/>
+              <w:jc w:val="center"/>
+            </w:pPr>
+            <w:r>
+              <w:t xml:space="preserve">rumor</w:t>
+            </w:r>
+          </w:p>
+        </w:tc>
+        <w:tc>
+          <w:tcPr/>
+          <w:p>
+            <w:pPr>
+              <w:pStyle w:val="Compact"/>
+              <w:jc w:val="center"/>
+            </w:pPr>
+            <w:r>
+              <w:t xml:space="preserve">double cognate</w:t>
+            </w:r>
+          </w:p>
+        </w:tc>
+      </w:tr>
+      <w:tr>
+        <w:tc>
+          <w:tcPr/>
+          <w:p>
+            <w:pPr>
+              <w:pStyle w:val="Compact"/>
+              <w:jc w:val="center"/>
+            </w:pPr>
+            <w:r>
+              <w:t xml:space="preserve">honor</w:t>
+            </w:r>
+          </w:p>
+        </w:tc>
+        <w:tc>
+          <w:tcPr/>
+          <w:p>
+            <w:pPr>
+              <w:pStyle w:val="Compact"/>
+              <w:jc w:val="center"/>
+            </w:pPr>
+            <w:r>
+              <w:t xml:space="preserve">Ehre</w:t>
+            </w:r>
+          </w:p>
+        </w:tc>
+        <w:tc>
+          <w:tcPr/>
+          <w:p>
+            <w:pPr>
+              <w:pStyle w:val="Compact"/>
+              <w:jc w:val="center"/>
+            </w:pPr>
+            <w:r>
+              <w:t xml:space="preserve">honor</w:t>
+            </w:r>
+          </w:p>
+        </w:tc>
+        <w:tc>
+          <w:tcPr/>
+          <w:p>
+            <w:pPr>
+              <w:pStyle w:val="Compact"/>
+              <w:jc w:val="center"/>
+            </w:pPr>
+            <w:r>
+              <w:t xml:space="preserve">double cognate</w:t>
+            </w:r>
+          </w:p>
+        </w:tc>
+      </w:tr>
+      <w:tr>
+        <w:tc>
+          <w:tcPr/>
+          <w:p>
+            <w:pPr>
+              <w:pStyle w:val="Compact"/>
+              <w:jc w:val="center"/>
+            </w:pPr>
+            <w:r>
+              <w:t xml:space="preserve">editor</w:t>
+            </w:r>
+          </w:p>
+        </w:tc>
+        <w:tc>
+          <w:tcPr/>
+          <w:p>
+            <w:pPr>
+              <w:pStyle w:val="Compact"/>
+              <w:jc w:val="center"/>
+            </w:pPr>
+            <w:r>
+              <w:t xml:space="preserve">Herausgeber</w:t>
+            </w:r>
+          </w:p>
+        </w:tc>
+        <w:tc>
+          <w:tcPr/>
+          <w:p>
+            <w:pPr>
+              <w:pStyle w:val="Compact"/>
+              <w:jc w:val="center"/>
+            </w:pPr>
+            <w:r>
+              <w:t xml:space="preserve">editor</w:t>
+            </w:r>
+          </w:p>
+        </w:tc>
+        <w:tc>
+          <w:tcPr/>
+          <w:p>
+            <w:pPr>
+              <w:pStyle w:val="Compact"/>
+              <w:jc w:val="center"/>
+            </w:pPr>
+            <w:r>
+              <w:t xml:space="preserve">double cognate</w:t>
+            </w:r>
+          </w:p>
+        </w:tc>
+      </w:tr>
+      <w:tr>
+        <w:tc>
+          <w:tcPr/>
+          <w:p>
+            <w:pPr>
+              <w:pStyle w:val="Compact"/>
+              <w:jc w:val="center"/>
+            </w:pPr>
+            <w:r>
+              <w:t xml:space="preserve">total</w:t>
+            </w:r>
+          </w:p>
+        </w:tc>
+        <w:tc>
+          <w:tcPr/>
+          <w:p>
+            <w:pPr>
+              <w:pStyle w:val="Compact"/>
+              <w:jc w:val="center"/>
+            </w:pPr>
+            <w:r>
+              <w:t xml:space="preserve">gesamt</w:t>
+            </w:r>
+          </w:p>
+        </w:tc>
+        <w:tc>
+          <w:tcPr/>
+          <w:p>
+            <w:pPr>
+              <w:pStyle w:val="Compact"/>
+              <w:jc w:val="center"/>
+            </w:pPr>
+            <w:r>
+              <w:t xml:space="preserve">total</w:t>
+            </w:r>
+          </w:p>
+        </w:tc>
+        <w:tc>
+          <w:tcPr/>
+          <w:p>
+            <w:pPr>
+              <w:pStyle w:val="Compact"/>
+              <w:jc w:val="center"/>
+            </w:pPr>
+            <w:r>
+              <w:t xml:space="preserve">double cognate</w:t>
+            </w:r>
+          </w:p>
+        </w:tc>
+      </w:tr>
+      <w:tr>
+        <w:tc>
+          <w:tcPr/>
+          <w:p>
+            <w:pPr>
+              <w:pStyle w:val="Compact"/>
+              <w:jc w:val="center"/>
+            </w:pPr>
+            <w:r>
+              <w:t xml:space="preserve">mortal</w:t>
+            </w:r>
+          </w:p>
+        </w:tc>
+        <w:tc>
+          <w:tcPr/>
+          <w:p>
+            <w:pPr>
+              <w:pStyle w:val="Compact"/>
+              <w:jc w:val="center"/>
+            </w:pPr>
+            <w:r>
+              <w:t xml:space="preserve">sterblich</w:t>
+            </w:r>
+          </w:p>
+        </w:tc>
+        <w:tc>
+          <w:tcPr/>
+          <w:p>
+            <w:pPr>
+              <w:pStyle w:val="Compact"/>
+              <w:jc w:val="center"/>
+            </w:pPr>
+            <w:r>
+              <w:t xml:space="preserve">mortal</w:t>
+            </w:r>
+          </w:p>
+        </w:tc>
+        <w:tc>
+          <w:tcPr/>
+          <w:p>
+            <w:pPr>
+              <w:pStyle w:val="Compact"/>
+              <w:jc w:val="center"/>
+            </w:pPr>
+            <w:r>
+              <w:t xml:space="preserve">double cognate</w:t>
+            </w:r>
+          </w:p>
+        </w:tc>
+      </w:tr>
+      <w:tr>
+        <w:tc>
+          <w:tcPr/>
+          <w:p>
+            <w:pPr>
+              <w:pStyle w:val="Compact"/>
+              <w:jc w:val="center"/>
+            </w:pPr>
+            <w:r>
+              <w:t xml:space="preserve">color</w:t>
+            </w:r>
+          </w:p>
+        </w:tc>
+        <w:tc>
+          <w:tcPr/>
+          <w:p>
+            <w:pPr>
+              <w:pStyle w:val="Compact"/>
+              <w:jc w:val="center"/>
+            </w:pPr>
+            <w:r>
+              <w:t xml:space="preserve">Farbe</w:t>
+            </w:r>
+          </w:p>
+        </w:tc>
+        <w:tc>
+          <w:tcPr/>
+          <w:p>
+            <w:pPr>
+              <w:pStyle w:val="Compact"/>
+              <w:jc w:val="center"/>
+            </w:pPr>
+            <w:r>
+              <w:t xml:space="preserve">color</w:t>
+            </w:r>
+          </w:p>
+        </w:tc>
+        <w:tc>
+          <w:tcPr/>
+          <w:p>
+            <w:pPr>
+              <w:pStyle w:val="Compact"/>
+              <w:jc w:val="center"/>
+            </w:pPr>
+            <w:r>
+              <w:t xml:space="preserve">double cognate</w:t>
+            </w:r>
+          </w:p>
+        </w:tc>
+      </w:tr>
+      <w:tr>
+        <w:tc>
+          <w:tcPr/>
+          <w:p>
+            <w:pPr>
+              <w:pStyle w:val="Compact"/>
+              <w:jc w:val="center"/>
+            </w:pPr>
+            <w:r>
+              <w:t xml:space="preserve">pelvis</w:t>
+            </w:r>
+          </w:p>
+        </w:tc>
+        <w:tc>
+          <w:tcPr/>
+          <w:p>
+            <w:pPr>
+              <w:pStyle w:val="Compact"/>
+              <w:jc w:val="center"/>
+            </w:pPr>
+            <w:r>
+              <w:t xml:space="preserve">Becken</w:t>
+            </w:r>
+          </w:p>
+        </w:tc>
+        <w:tc>
+          <w:tcPr/>
+          <w:p>
+            <w:pPr>
+              <w:pStyle w:val="Compact"/>
+              <w:jc w:val="center"/>
+            </w:pPr>
+            <w:r>
+              <w:t xml:space="preserve">pelvis</w:t>
+            </w:r>
+          </w:p>
+        </w:tc>
+        <w:tc>
+          <w:tcPr/>
+          <w:p>
+            <w:pPr>
+              <w:pStyle w:val="Compact"/>
+              <w:jc w:val="center"/>
+            </w:pPr>
+            <w:r>
+              <w:t xml:space="preserve">double cognate</w:t>
+            </w:r>
+          </w:p>
+        </w:tc>
+      </w:tr>
+      <w:tr>
+        <w:tc>
+          <w:tcPr/>
+          <w:p>
+            <w:pPr>
+              <w:pStyle w:val="Compact"/>
+              <w:jc w:val="center"/>
+            </w:pPr>
+            <w:r>
+              <w:t xml:space="preserve">dye</w:t>
+            </w:r>
+          </w:p>
+        </w:tc>
+        <w:tc>
+          <w:tcPr/>
+          <w:p>
+            <w:pPr>
+              <w:pStyle w:val="Compact"/>
+              <w:jc w:val="center"/>
+            </w:pPr>
+            <w:r>
+              <w:t xml:space="preserve">färben</w:t>
+            </w:r>
+          </w:p>
+        </w:tc>
+        <w:tc>
+          <w:tcPr/>
+          <w:p>
+            <w:pPr>
+              <w:pStyle w:val="Compact"/>
+              <w:jc w:val="center"/>
+            </w:pPr>
+            <w:r>
+              <w:t xml:space="preserve">teñir</w:t>
+            </w:r>
+          </w:p>
+        </w:tc>
+        <w:tc>
+          <w:tcPr/>
+          <w:p>
+            <w:pPr>
+              <w:pStyle w:val="Compact"/>
+              <w:jc w:val="center"/>
+            </w:pPr>
+            <w:r>
+              <w:t xml:space="preserve">noncognate</w:t>
+            </w:r>
+          </w:p>
+        </w:tc>
+      </w:tr>
+      <w:tr>
+        <w:tc>
+          <w:tcPr/>
+          <w:p>
+            <w:pPr>
+              <w:pStyle w:val="Compact"/>
+              <w:jc w:val="center"/>
+            </w:pPr>
+            <w:r>
+              <w:t xml:space="preserve">mountain</w:t>
+            </w:r>
+          </w:p>
+        </w:tc>
+        <w:tc>
+          <w:tcPr/>
+          <w:p>
+            <w:pPr>
+              <w:pStyle w:val="Compact"/>
+              <w:jc w:val="center"/>
+            </w:pPr>
+            <w:r>
+              <w:t xml:space="preserve">Gebirge</w:t>
+            </w:r>
+          </w:p>
+        </w:tc>
+        <w:tc>
+          <w:tcPr/>
+          <w:p>
+            <w:pPr>
+              <w:pStyle w:val="Compact"/>
+              <w:jc w:val="center"/>
+            </w:pPr>
+            <w:r>
+              <w:t xml:space="preserve">sierra</w:t>
+            </w:r>
+          </w:p>
+        </w:tc>
+        <w:tc>
+          <w:tcPr/>
+          <w:p>
+            <w:pPr>
+              <w:pStyle w:val="Compact"/>
+              <w:jc w:val="center"/>
+            </w:pPr>
+            <w:r>
+              <w:t xml:space="preserve">noncognate</w:t>
+            </w:r>
+          </w:p>
+        </w:tc>
+      </w:tr>
+      <w:tr>
+        <w:tc>
+          <w:tcPr/>
+          <w:p>
+            <w:pPr>
+              <w:pStyle w:val="Compact"/>
+              <w:jc w:val="center"/>
+            </w:pPr>
+            <w:r>
+              <w:t xml:space="preserve">ready</w:t>
+            </w:r>
+          </w:p>
+        </w:tc>
+        <w:tc>
+          <w:tcPr/>
+          <w:p>
+            <w:pPr>
+              <w:pStyle w:val="Compact"/>
+              <w:jc w:val="center"/>
+            </w:pPr>
+            <w:r>
+              <w:t xml:space="preserve">fertig</w:t>
+            </w:r>
+          </w:p>
+        </w:tc>
+        <w:tc>
+          <w:tcPr/>
+          <w:p>
+            <w:pPr>
+              <w:pStyle w:val="Compact"/>
+              <w:jc w:val="center"/>
+            </w:pPr>
+            <w:r>
+              <w:t xml:space="preserve">listo</w:t>
+            </w:r>
+          </w:p>
+        </w:tc>
+        <w:tc>
+          <w:tcPr/>
+          <w:p>
+            <w:pPr>
+              <w:pStyle w:val="Compact"/>
+              <w:jc w:val="center"/>
+            </w:pPr>
+            <w:r>
+              <w:t xml:space="preserve">noncognate</w:t>
+            </w:r>
+          </w:p>
+        </w:tc>
+      </w:tr>
+      <w:tr>
+        <w:tc>
+          <w:tcPr/>
+          <w:p>
+            <w:pPr>
+              <w:pStyle w:val="Compact"/>
+              <w:jc w:val="center"/>
+            </w:pPr>
+            <w:r>
+              <w:t xml:space="preserve">soft</w:t>
+            </w:r>
+          </w:p>
+        </w:tc>
+        <w:tc>
+          <w:tcPr/>
+          <w:p>
+            <w:pPr>
+              <w:pStyle w:val="Compact"/>
+              <w:jc w:val="center"/>
+            </w:pPr>
+            <w:r>
+              <w:t xml:space="preserve">weich</w:t>
+            </w:r>
+          </w:p>
+        </w:tc>
+        <w:tc>
+          <w:tcPr/>
+          <w:p>
+            <w:pPr>
+              <w:pStyle w:val="Compact"/>
+              <w:jc w:val="center"/>
+            </w:pPr>
+            <w:r>
+              <w:t xml:space="preserve">blando</w:t>
+            </w:r>
+          </w:p>
+        </w:tc>
+        <w:tc>
+          <w:tcPr/>
+          <w:p>
+            <w:pPr>
+              <w:pStyle w:val="Compact"/>
+              <w:jc w:val="center"/>
+            </w:pPr>
+            <w:r>
+              <w:t xml:space="preserve">noncognate</w:t>
+            </w:r>
+          </w:p>
+        </w:tc>
+      </w:tr>
+      <w:tr>
+        <w:tc>
+          <w:tcPr/>
+          <w:p>
+            <w:pPr>
+              <w:pStyle w:val="Compact"/>
+              <w:jc w:val="center"/>
+            </w:pPr>
+            <w:r>
+              <w:t xml:space="preserve">tip</w:t>
+            </w:r>
+          </w:p>
+        </w:tc>
+        <w:tc>
+          <w:tcPr/>
+          <w:p>
+            <w:pPr>
+              <w:pStyle w:val="Compact"/>
+              <w:jc w:val="center"/>
+            </w:pPr>
+            <w:r>
+              <w:t xml:space="preserve">Spitze</w:t>
+            </w:r>
+          </w:p>
+        </w:tc>
+        <w:tc>
+          <w:tcPr/>
+          <w:p>
+            <w:pPr>
+              <w:pStyle w:val="Compact"/>
+              <w:jc w:val="center"/>
+            </w:pPr>
+            <w:r>
+              <w:t xml:space="preserve">punta</w:t>
+            </w:r>
+          </w:p>
+        </w:tc>
+        <w:tc>
+          <w:tcPr/>
+          <w:p>
+            <w:pPr>
+              <w:pStyle w:val="Compact"/>
+              <w:jc w:val="center"/>
+            </w:pPr>
+            <w:r>
+              <w:t xml:space="preserve">noncognate</w:t>
+            </w:r>
+          </w:p>
+        </w:tc>
+      </w:tr>
+      <w:tr>
+        <w:tc>
+          <w:tcPr/>
+          <w:p>
+            <w:pPr>
+              <w:pStyle w:val="Compact"/>
+              <w:jc w:val="center"/>
+            </w:pPr>
+            <w:r>
+              <w:t xml:space="preserve">lid</w:t>
+            </w:r>
+          </w:p>
+        </w:tc>
+        <w:tc>
+          <w:tcPr/>
+          <w:p>
+            <w:pPr>
+              <w:pStyle w:val="Compact"/>
+              <w:jc w:val="center"/>
+            </w:pPr>
+            <w:r>
+              <w:t xml:space="preserve">Deckel</w:t>
+            </w:r>
+          </w:p>
+        </w:tc>
+        <w:tc>
+          <w:tcPr/>
+          <w:p>
+            <w:pPr>
+              <w:pStyle w:val="Compact"/>
+              <w:jc w:val="center"/>
+            </w:pPr>
+            <w:r>
+              <w:t xml:space="preserve">tapón</w:t>
+            </w:r>
+          </w:p>
+        </w:tc>
+        <w:tc>
+          <w:tcPr/>
+          <w:p>
+            <w:pPr>
+              <w:pStyle w:val="Compact"/>
+              <w:jc w:val="center"/>
+            </w:pPr>
+            <w:r>
+              <w:t xml:space="preserve">noncognate</w:t>
+            </w:r>
+          </w:p>
+        </w:tc>
+      </w:tr>
+      <w:tr>
+        <w:tc>
+          <w:tcPr/>
+          <w:p>
+            <w:pPr>
+              <w:pStyle w:val="Compact"/>
+              <w:jc w:val="center"/>
+            </w:pPr>
+            <w:r>
+              <w:t xml:space="preserve">evil</w:t>
+            </w:r>
+          </w:p>
+        </w:tc>
+        <w:tc>
+          <w:tcPr/>
+          <w:p>
+            <w:pPr>
+              <w:pStyle w:val="Compact"/>
+              <w:jc w:val="center"/>
+            </w:pPr>
+            <w:r>
+              <w:t xml:space="preserve">Böse</w:t>
+            </w:r>
+          </w:p>
+        </w:tc>
+        <w:tc>
+          <w:tcPr/>
+          <w:p>
+            <w:pPr>
+              <w:pStyle w:val="Compact"/>
+              <w:jc w:val="center"/>
+            </w:pPr>
+            <w:r>
+              <w:t xml:space="preserve">maldad</w:t>
+            </w:r>
+          </w:p>
+        </w:tc>
+        <w:tc>
+          <w:tcPr/>
+          <w:p>
+            <w:pPr>
+              <w:pStyle w:val="Compact"/>
+              <w:jc w:val="center"/>
+            </w:pPr>
+            <w:r>
+              <w:t xml:space="preserve">noncognate</w:t>
+            </w:r>
+          </w:p>
+        </w:tc>
+      </w:tr>
+      <w:tr>
+        <w:tc>
+          <w:tcPr/>
+          <w:p>
+            <w:pPr>
+              <w:pStyle w:val="Compact"/>
+              <w:jc w:val="center"/>
+            </w:pPr>
+            <w:r>
+              <w:t xml:space="preserve">beak</w:t>
+            </w:r>
+          </w:p>
+        </w:tc>
+        <w:tc>
+          <w:tcPr/>
+          <w:p>
+            <w:pPr>
+              <w:pStyle w:val="Compact"/>
+              <w:jc w:val="center"/>
+            </w:pPr>
+            <w:r>
+              <w:t xml:space="preserve">Schnabel</w:t>
+            </w:r>
+          </w:p>
+        </w:tc>
+        <w:tc>
+          <w:tcPr/>
+          <w:p>
+            <w:pPr>
+              <w:pStyle w:val="Compact"/>
+              <w:jc w:val="center"/>
+            </w:pPr>
+            <w:r>
+              <w:t xml:space="preserve">pico</w:t>
+            </w:r>
+          </w:p>
+        </w:tc>
+        <w:tc>
+          <w:tcPr/>
+          <w:p>
+            <w:pPr>
+              <w:pStyle w:val="Compact"/>
+              <w:jc w:val="center"/>
+            </w:pPr>
+            <w:r>
+              <w:t xml:space="preserve">noncognate</w:t>
+            </w:r>
+          </w:p>
+        </w:tc>
+      </w:tr>
+      <w:tr>
+        <w:tc>
+          <w:tcPr/>
+          <w:p>
+            <w:pPr>
+              <w:pStyle w:val="Compact"/>
+              <w:jc w:val="center"/>
+            </w:pPr>
+            <w:r>
+              <w:t xml:space="preserve">gift</w:t>
+            </w:r>
+          </w:p>
+        </w:tc>
+        <w:tc>
+          <w:tcPr/>
+          <w:p>
+            <w:pPr>
+              <w:pStyle w:val="Compact"/>
+              <w:jc w:val="center"/>
+            </w:pPr>
+            <w:r>
+              <w:t xml:space="preserve">Geschenk</w:t>
+            </w:r>
+          </w:p>
+        </w:tc>
+        <w:tc>
+          <w:tcPr/>
+          <w:p>
+            <w:pPr>
+              <w:pStyle w:val="Compact"/>
+              <w:jc w:val="center"/>
+            </w:pPr>
+            <w:r>
+              <w:t xml:space="preserve">regalo</w:t>
+            </w:r>
+          </w:p>
+        </w:tc>
+        <w:tc>
+          <w:tcPr/>
+          <w:p>
+            <w:pPr>
+              <w:pStyle w:val="Compact"/>
+              <w:jc w:val="center"/>
+            </w:pPr>
+            <w:r>
+              <w:t xml:space="preserve">noncognate</w:t>
+            </w:r>
+          </w:p>
+        </w:tc>
+      </w:tr>
+      <w:tr>
+        <w:tc>
+          <w:tcPr/>
+          <w:p>
+            <w:pPr>
+              <w:pStyle w:val="Compact"/>
+              <w:jc w:val="center"/>
+            </w:pPr>
+            <w:r>
+              <w:t xml:space="preserve">quilt</w:t>
+            </w:r>
+          </w:p>
+        </w:tc>
+        <w:tc>
+          <w:tcPr/>
+          <w:p>
+            <w:pPr>
+              <w:pStyle w:val="Compact"/>
+              <w:jc w:val="center"/>
+            </w:pPr>
+            <w:r>
+              <w:t xml:space="preserve">Tagesdecke</w:t>
+            </w:r>
+          </w:p>
+        </w:tc>
+        <w:tc>
+          <w:tcPr/>
+          <w:p>
+            <w:pPr>
+              <w:pStyle w:val="Compact"/>
+              <w:jc w:val="center"/>
+            </w:pPr>
+            <w:r>
+              <w:t xml:space="preserve">colcha</w:t>
+            </w:r>
+          </w:p>
+        </w:tc>
+        <w:tc>
+          <w:tcPr/>
+          <w:p>
+            <w:pPr>
+              <w:pStyle w:val="Compact"/>
+              <w:jc w:val="center"/>
+            </w:pPr>
+            <w:r>
+              <w:t xml:space="preserve">noncognate</w:t>
+            </w:r>
+          </w:p>
+        </w:tc>
+      </w:tr>
+      <w:tr>
+        <w:tc>
+          <w:tcPr/>
+          <w:p>
+            <w:pPr>
+              <w:pStyle w:val="Compact"/>
+              <w:jc w:val="center"/>
+            </w:pPr>
+            <w:r>
+              <w:t xml:space="preserve">ugly</w:t>
+            </w:r>
+          </w:p>
+        </w:tc>
+        <w:tc>
+          <w:tcPr/>
+          <w:p>
+            <w:pPr>
+              <w:pStyle w:val="Compact"/>
+              <w:jc w:val="center"/>
+            </w:pPr>
+            <w:r>
+              <w:t xml:space="preserve">hässlich</w:t>
+            </w:r>
+          </w:p>
+        </w:tc>
+        <w:tc>
+          <w:tcPr/>
+          <w:p>
+            <w:pPr>
+              <w:pStyle w:val="Compact"/>
+              <w:jc w:val="center"/>
+            </w:pPr>
+            <w:r>
+              <w:t xml:space="preserve">feo</w:t>
+            </w:r>
+          </w:p>
+        </w:tc>
+        <w:tc>
+          <w:tcPr/>
+          <w:p>
+            <w:pPr>
+              <w:pStyle w:val="Compact"/>
+              <w:jc w:val="center"/>
+            </w:pPr>
+            <w:r>
+              <w:t xml:space="preserve">noncognate</w:t>
+            </w:r>
+          </w:p>
+        </w:tc>
+      </w:tr>
+      <w:tr>
+        <w:tc>
+          <w:tcPr/>
+          <w:p>
+            <w:pPr>
+              <w:pStyle w:val="Compact"/>
+              <w:jc w:val="center"/>
+            </w:pPr>
+            <w:r>
+              <w:t xml:space="preserve">century</w:t>
+            </w:r>
+          </w:p>
+        </w:tc>
+        <w:tc>
+          <w:tcPr/>
+          <w:p>
+            <w:pPr>
+              <w:pStyle w:val="Compact"/>
+              <w:jc w:val="center"/>
+            </w:pPr>
+            <w:r>
+              <w:t xml:space="preserve">Jahrhundert</w:t>
+            </w:r>
+          </w:p>
+        </w:tc>
+        <w:tc>
+          <w:tcPr/>
+          <w:p>
+            <w:pPr>
+              <w:pStyle w:val="Compact"/>
+              <w:jc w:val="center"/>
+            </w:pPr>
+            <w:r>
+              <w:t xml:space="preserve">siglo</w:t>
+            </w:r>
+          </w:p>
+        </w:tc>
+        <w:tc>
+          <w:tcPr/>
+          <w:p>
+            <w:pPr>
+              <w:pStyle w:val="Compact"/>
+              <w:jc w:val="center"/>
+            </w:pPr>
+            <w:r>
+              <w:t xml:space="preserve">noncognate</w:t>
+            </w:r>
+          </w:p>
+        </w:tc>
+      </w:tr>
+      <w:tr>
+        <w:tc>
+          <w:tcPr/>
+          <w:p>
+            <w:pPr>
+              <w:pStyle w:val="Compact"/>
+              <w:jc w:val="center"/>
+            </w:pPr>
+            <w:r>
+              <w:t xml:space="preserve">customs</w:t>
+            </w:r>
+          </w:p>
+        </w:tc>
+        <w:tc>
+          <w:tcPr/>
+          <w:p>
+            <w:pPr>
+              <w:pStyle w:val="Compact"/>
+              <w:jc w:val="center"/>
+            </w:pPr>
+            <w:r>
+              <w:t xml:space="preserve">Zoll</w:t>
+            </w:r>
+          </w:p>
+        </w:tc>
+        <w:tc>
+          <w:tcPr/>
+          <w:p>
+            <w:pPr>
+              <w:pStyle w:val="Compact"/>
+              <w:jc w:val="center"/>
+            </w:pPr>
+            <w:r>
+              <w:t xml:space="preserve">aduana</w:t>
+            </w:r>
+          </w:p>
+        </w:tc>
+        <w:tc>
+          <w:tcPr/>
+          <w:p>
+            <w:pPr>
+              <w:pStyle w:val="Compact"/>
+              <w:jc w:val="center"/>
+            </w:pPr>
+            <w:r>
+              <w:t xml:space="preserve">noncognate</w:t>
+            </w:r>
+          </w:p>
+        </w:tc>
+      </w:tr>
+      <w:tr>
+        <w:tc>
+          <w:tcPr/>
+          <w:p>
+            <w:pPr>
+              <w:pStyle w:val="Compact"/>
+              <w:jc w:val="center"/>
+            </w:pPr>
+            <w:r>
+              <w:t xml:space="preserve">stick</w:t>
+            </w:r>
+          </w:p>
+        </w:tc>
+        <w:tc>
+          <w:tcPr/>
+          <w:p>
+            <w:pPr>
+              <w:pStyle w:val="Compact"/>
+              <w:jc w:val="center"/>
+            </w:pPr>
+            <w:r>
+              <w:t xml:space="preserve">zusammenkleben</w:t>
+            </w:r>
+          </w:p>
+        </w:tc>
+        <w:tc>
+          <w:tcPr/>
+          <w:p>
+            <w:pPr>
+              <w:pStyle w:val="Compact"/>
+              <w:jc w:val="center"/>
+            </w:pPr>
+            <w:r>
+              <w:t xml:space="preserve">pegar</w:t>
+            </w:r>
+          </w:p>
+        </w:tc>
+        <w:tc>
+          <w:tcPr/>
+          <w:p>
+            <w:pPr>
+              <w:pStyle w:val="Compact"/>
+              <w:jc w:val="center"/>
+            </w:pPr>
+            <w:r>
+              <w:t xml:space="preserve">noncognate</w:t>
+            </w:r>
+          </w:p>
+        </w:tc>
+      </w:tr>
+      <w:tr>
+        <w:tc>
+          <w:tcPr/>
+          <w:p>
+            <w:pPr>
+              <w:pStyle w:val="Compact"/>
+              <w:jc w:val="center"/>
+            </w:pPr>
+            <w:r>
+              <w:t xml:space="preserve">thread</w:t>
+            </w:r>
+          </w:p>
+        </w:tc>
+        <w:tc>
+          <w:tcPr/>
+          <w:p>
+            <w:pPr>
+              <w:pStyle w:val="Compact"/>
+              <w:jc w:val="center"/>
+            </w:pPr>
+            <w:r>
+              <w:t xml:space="preserve">Faden</w:t>
+            </w:r>
+          </w:p>
+        </w:tc>
+        <w:tc>
+          <w:tcPr/>
+          <w:p>
+            <w:pPr>
+              <w:pStyle w:val="Compact"/>
+              <w:jc w:val="center"/>
+            </w:pPr>
+            <w:r>
+              <w:t xml:space="preserve">hilo</w:t>
+            </w:r>
+          </w:p>
+        </w:tc>
+        <w:tc>
+          <w:tcPr/>
+          <w:p>
+            <w:pPr>
+              <w:pStyle w:val="Compact"/>
+              <w:jc w:val="center"/>
+            </w:pPr>
+            <w:r>
+              <w:t xml:space="preserve">noncognate</w:t>
+            </w:r>
+          </w:p>
+        </w:tc>
+      </w:tr>
+      <w:tr>
+        <w:tc>
+          <w:tcPr/>
+          <w:p>
+            <w:pPr>
+              <w:pStyle w:val="Compact"/>
+              <w:jc w:val="center"/>
+            </w:pPr>
+            <w:r>
+              <w:t xml:space="preserve">curly</w:t>
+            </w:r>
+          </w:p>
+        </w:tc>
+        <w:tc>
+          <w:tcPr/>
+          <w:p>
+            <w:pPr>
+              <w:pStyle w:val="Compact"/>
+              <w:jc w:val="center"/>
+            </w:pPr>
+            <w:r>
+              <w:t xml:space="preserve">lockig</w:t>
+            </w:r>
+          </w:p>
+        </w:tc>
+        <w:tc>
+          <w:tcPr/>
+          <w:p>
+            <w:pPr>
+              <w:pStyle w:val="Compact"/>
+              <w:jc w:val="center"/>
+            </w:pPr>
+            <w:r>
+              <w:t xml:space="preserve">rizado</w:t>
+            </w:r>
+          </w:p>
+        </w:tc>
+        <w:tc>
+          <w:tcPr/>
+          <w:p>
+            <w:pPr>
+              <w:pStyle w:val="Compact"/>
+              <w:jc w:val="center"/>
+            </w:pPr>
+            <w:r>
+              <w:t xml:space="preserve">noncognate</w:t>
+            </w:r>
+          </w:p>
+        </w:tc>
+      </w:tr>
+      <w:tr>
+        <w:tc>
+          <w:tcPr/>
+          <w:p>
+            <w:pPr>
+              <w:pStyle w:val="Compact"/>
+              <w:jc w:val="center"/>
+            </w:pPr>
+            <w:r>
+              <w:t xml:space="preserve">war</w:t>
+            </w:r>
+          </w:p>
+        </w:tc>
+        <w:tc>
+          <w:tcPr/>
+          <w:p>
+            <w:pPr>
+              <w:pStyle w:val="Compact"/>
+              <w:jc w:val="center"/>
+            </w:pPr>
+            <w:r>
+              <w:t xml:space="preserve">Krieg</w:t>
+            </w:r>
+          </w:p>
+        </w:tc>
+        <w:tc>
+          <w:tcPr/>
+          <w:p>
+            <w:pPr>
+              <w:pStyle w:val="Compact"/>
+              <w:jc w:val="center"/>
+            </w:pPr>
+            <w:r>
+              <w:t xml:space="preserve">guerra</w:t>
+            </w:r>
+          </w:p>
+        </w:tc>
+        <w:tc>
+          <w:tcPr/>
+          <w:p>
+            <w:pPr>
+              <w:pStyle w:val="Compact"/>
+              <w:jc w:val="center"/>
+            </w:pPr>
+            <w:r>
+              <w:t xml:space="preserve">noncognate</w:t>
+            </w:r>
+          </w:p>
+        </w:tc>
+      </w:tr>
+      <w:tr>
+        <w:tc>
+          <w:tcPr/>
+          <w:p>
+            <w:pPr>
+              <w:pStyle w:val="Compact"/>
+              <w:jc w:val="center"/>
+            </w:pPr>
+            <w:r>
+              <w:t xml:space="preserve">fin</w:t>
+            </w:r>
+          </w:p>
+        </w:tc>
+        <w:tc>
+          <w:tcPr/>
+          <w:p>
+            <w:pPr>
+              <w:pStyle w:val="Compact"/>
+              <w:jc w:val="center"/>
+            </w:pPr>
+            <w:r>
+              <w:t xml:space="preserve">Flosse</w:t>
+            </w:r>
+          </w:p>
+        </w:tc>
+        <w:tc>
+          <w:tcPr/>
+          <w:p>
+            <w:pPr>
+              <w:pStyle w:val="Compact"/>
+              <w:jc w:val="center"/>
+            </w:pPr>
+            <w:r>
+              <w:t xml:space="preserve">aleta</w:t>
+            </w:r>
+          </w:p>
+        </w:tc>
+        <w:tc>
+          <w:tcPr/>
+          <w:p>
+            <w:pPr>
+              <w:pStyle w:val="Compact"/>
+              <w:jc w:val="center"/>
+            </w:pPr>
+            <w:r>
+              <w:t xml:space="preserve">noncognate</w:t>
+            </w:r>
+          </w:p>
+        </w:tc>
+      </w:tr>
+      <w:tr>
+        <w:tc>
+          <w:tcPr/>
+          <w:p>
+            <w:pPr>
+              <w:pStyle w:val="Compact"/>
+              <w:jc w:val="center"/>
+            </w:pPr>
+            <w:r>
+              <w:t xml:space="preserve">call</w:t>
+            </w:r>
+          </w:p>
+        </w:tc>
+        <w:tc>
+          <w:tcPr/>
+          <w:p>
+            <w:pPr>
+              <w:pStyle w:val="Compact"/>
+              <w:jc w:val="center"/>
+            </w:pPr>
+            <w:r>
+              <w:t xml:space="preserve">anrufen</w:t>
+            </w:r>
+          </w:p>
+        </w:tc>
+        <w:tc>
+          <w:tcPr/>
+          <w:p>
+            <w:pPr>
+              <w:pStyle w:val="Compact"/>
+              <w:jc w:val="center"/>
+            </w:pPr>
+            <w:r>
+              <w:t xml:space="preserve">llamar</w:t>
+            </w:r>
+          </w:p>
+        </w:tc>
+        <w:tc>
+          <w:tcPr/>
+          <w:p>
+            <w:pPr>
+              <w:pStyle w:val="Compact"/>
+              <w:jc w:val="center"/>
+            </w:pPr>
+            <w:r>
+              <w:t xml:space="preserve">noncognate</w:t>
+            </w:r>
+          </w:p>
+        </w:tc>
+      </w:tr>
+      <w:tr>
+        <w:tc>
+          <w:tcPr/>
+          <w:p>
+            <w:pPr>
+              <w:pStyle w:val="Compact"/>
+              <w:jc w:val="center"/>
+            </w:pPr>
+            <w:r>
+              <w:t xml:space="preserve">dagger</w:t>
+            </w:r>
+          </w:p>
+        </w:tc>
+        <w:tc>
+          <w:tcPr/>
+          <w:p>
+            <w:pPr>
+              <w:pStyle w:val="Compact"/>
+              <w:jc w:val="center"/>
+            </w:pPr>
+            <w:r>
+              <w:t xml:space="preserve">Dolch</w:t>
+            </w:r>
+          </w:p>
+        </w:tc>
+        <w:tc>
+          <w:tcPr/>
+          <w:p>
+            <w:pPr>
+              <w:pStyle w:val="Compact"/>
+              <w:jc w:val="center"/>
+            </w:pPr>
+            <w:r>
+              <w:t xml:space="preserve">puñal</w:t>
+            </w:r>
+          </w:p>
+        </w:tc>
+        <w:tc>
+          <w:tcPr/>
+          <w:p>
+            <w:pPr>
+              <w:pStyle w:val="Compact"/>
+              <w:jc w:val="center"/>
+            </w:pPr>
+            <w:r>
+              <w:t xml:space="preserve">noncognate</w:t>
+            </w:r>
+          </w:p>
+        </w:tc>
+      </w:tr>
+      <w:tr>
+        <w:tc>
+          <w:tcPr/>
+          <w:p>
+            <w:pPr>
+              <w:pStyle w:val="Compact"/>
+              <w:jc w:val="center"/>
+            </w:pPr>
+            <w:r>
+              <w:t xml:space="preserve">chalk</w:t>
+            </w:r>
+          </w:p>
+        </w:tc>
+        <w:tc>
+          <w:tcPr/>
+          <w:p>
+            <w:pPr>
+              <w:pStyle w:val="Compact"/>
+              <w:jc w:val="center"/>
+            </w:pPr>
+            <w:r>
+              <w:t xml:space="preserve">Kreide</w:t>
+            </w:r>
+          </w:p>
+        </w:tc>
+        <w:tc>
+          <w:tcPr/>
+          <w:p>
+            <w:pPr>
+              <w:pStyle w:val="Compact"/>
+              <w:jc w:val="center"/>
+            </w:pPr>
+            <w:r>
+              <w:t xml:space="preserve">tiza</w:t>
+            </w:r>
+          </w:p>
+        </w:tc>
+        <w:tc>
+          <w:tcPr/>
+          <w:p>
+            <w:pPr>
+              <w:pStyle w:val="Compact"/>
+              <w:jc w:val="center"/>
+            </w:pPr>
+            <w:r>
+              <w:t xml:space="preserve">noncognate</w:t>
+            </w:r>
+          </w:p>
+        </w:tc>
+      </w:tr>
+      <w:tr>
+        <w:tc>
+          <w:tcPr/>
+          <w:p>
+            <w:pPr>
+              <w:pStyle w:val="Compact"/>
+              <w:jc w:val="center"/>
+            </w:pPr>
+            <w:r>
+              <w:t xml:space="preserve">mood</w:t>
+            </w:r>
+          </w:p>
+        </w:tc>
+        <w:tc>
+          <w:tcPr/>
+          <w:p>
+            <w:pPr>
+              <w:pStyle w:val="Compact"/>
+              <w:jc w:val="center"/>
+            </w:pPr>
+            <w:r>
+              <w:t xml:space="preserve">Laune</w:t>
+            </w:r>
+          </w:p>
+        </w:tc>
+        <w:tc>
+          <w:tcPr/>
+          <w:p>
+            <w:pPr>
+              <w:pStyle w:val="Compact"/>
+              <w:jc w:val="center"/>
+            </w:pPr>
+            <w:r>
+              <w:t xml:space="preserve">ánimo</w:t>
+            </w:r>
+          </w:p>
+        </w:tc>
+        <w:tc>
+          <w:tcPr/>
+          <w:p>
+            <w:pPr>
+              <w:pStyle w:val="Compact"/>
+              <w:jc w:val="center"/>
+            </w:pPr>
+            <w:r>
+              <w:t xml:space="preserve">noncognate</w:t>
+            </w:r>
+          </w:p>
+        </w:tc>
+      </w:tr>
+      <w:tr>
+        <w:tc>
+          <w:tcPr/>
+          <w:p>
+            <w:pPr>
+              <w:pStyle w:val="Compact"/>
+              <w:jc w:val="center"/>
+            </w:pPr>
+            <w:r>
+              <w:t xml:space="preserve">cake</w:t>
+            </w:r>
+          </w:p>
+        </w:tc>
+        <w:tc>
+          <w:tcPr/>
+          <w:p>
+            <w:pPr>
+              <w:pStyle w:val="Compact"/>
+              <w:jc w:val="center"/>
+            </w:pPr>
+            <w:r>
+              <w:t xml:space="preserve">Kuchen</w:t>
+            </w:r>
+          </w:p>
+        </w:tc>
+        <w:tc>
+          <w:tcPr/>
+          <w:p>
+            <w:pPr>
+              <w:pStyle w:val="Compact"/>
+              <w:jc w:val="center"/>
+            </w:pPr>
+            <w:r>
+              <w:t xml:space="preserve">torta</w:t>
+            </w:r>
+          </w:p>
+        </w:tc>
+        <w:tc>
+          <w:tcPr/>
+          <w:p>
+            <w:pPr>
+              <w:pStyle w:val="Compact"/>
+              <w:jc w:val="center"/>
+            </w:pPr>
+            <w:r>
+              <w:t xml:space="preserve">noncognate</w:t>
+            </w:r>
+          </w:p>
+        </w:tc>
+      </w:tr>
+      <w:tr>
+        <w:tc>
+          <w:tcPr/>
+          <w:p>
+            <w:pPr>
+              <w:pStyle w:val="Compact"/>
+              <w:jc w:val="center"/>
+            </w:pPr>
+            <w:r>
+              <w:t xml:space="preserve">face</w:t>
+            </w:r>
+          </w:p>
+        </w:tc>
+        <w:tc>
+          <w:tcPr/>
+          <w:p>
+            <w:pPr>
+              <w:pStyle w:val="Compact"/>
+              <w:jc w:val="center"/>
+            </w:pPr>
+            <w:r>
+              <w:t xml:space="preserve">Gesicht</w:t>
+            </w:r>
+          </w:p>
+        </w:tc>
+        <w:tc>
+          <w:tcPr/>
+          <w:p>
+            <w:pPr>
+              <w:pStyle w:val="Compact"/>
+              <w:jc w:val="center"/>
+            </w:pPr>
+            <w:r>
+              <w:t xml:space="preserve">rostro</w:t>
+            </w:r>
+          </w:p>
+        </w:tc>
+        <w:tc>
+          <w:tcPr/>
+          <w:p>
+            <w:pPr>
+              <w:pStyle w:val="Compact"/>
+              <w:jc w:val="center"/>
+            </w:pPr>
+            <w:r>
+              <w:t xml:space="preserve">noncognate</w:t>
+            </w:r>
+          </w:p>
+        </w:tc>
+      </w:tr>
+      <w:tr>
+        <w:tc>
+          <w:tcPr/>
+          <w:p>
+            <w:pPr>
+              <w:pStyle w:val="Compact"/>
+              <w:jc w:val="center"/>
+            </w:pPr>
+            <w:r>
+              <w:t xml:space="preserve">carry</w:t>
+            </w:r>
+          </w:p>
+        </w:tc>
+        <w:tc>
+          <w:tcPr/>
+          <w:p>
+            <w:pPr>
+              <w:pStyle w:val="Compact"/>
+              <w:jc w:val="center"/>
+            </w:pPr>
+            <w:r>
+              <w:t xml:space="preserve">tragen</w:t>
+            </w:r>
+          </w:p>
+        </w:tc>
+        <w:tc>
+          <w:tcPr/>
+          <w:p>
+            <w:pPr>
+              <w:pStyle w:val="Compact"/>
+              <w:jc w:val="center"/>
+            </w:pPr>
+            <w:r>
+              <w:t xml:space="preserve">llevar</w:t>
+            </w:r>
+          </w:p>
+        </w:tc>
+        <w:tc>
+          <w:tcPr/>
+          <w:p>
+            <w:pPr>
+              <w:pStyle w:val="Compact"/>
+              <w:jc w:val="center"/>
+            </w:pPr>
+            <w:r>
+              <w:t xml:space="preserve">noncognate</w:t>
+            </w:r>
+          </w:p>
+        </w:tc>
+      </w:tr>
+      <w:tr>
+        <w:tc>
+          <w:tcPr/>
+          <w:p>
+            <w:pPr>
+              <w:pStyle w:val="Compact"/>
+              <w:jc w:val="center"/>
+            </w:pPr>
+            <w:r>
+              <w:t xml:space="preserve">wing</w:t>
+            </w:r>
+          </w:p>
+        </w:tc>
+        <w:tc>
+          <w:tcPr/>
+          <w:p>
+            <w:pPr>
+              <w:pStyle w:val="Compact"/>
+              <w:jc w:val="center"/>
+            </w:pPr>
+            <w:r>
+              <w:t xml:space="preserve">Flügel</w:t>
+            </w:r>
+          </w:p>
+        </w:tc>
+        <w:tc>
+          <w:tcPr/>
+          <w:p>
+            <w:pPr>
+              <w:pStyle w:val="Compact"/>
+              <w:jc w:val="center"/>
+            </w:pPr>
+            <w:r>
+              <w:t xml:space="preserve">ala</w:t>
+            </w:r>
+          </w:p>
+        </w:tc>
+        <w:tc>
+          <w:tcPr/>
+          <w:p>
+            <w:pPr>
+              <w:pStyle w:val="Compact"/>
+              <w:jc w:val="center"/>
+            </w:pPr>
+            <w:r>
+              <w:t xml:space="preserve">noncognate</w:t>
+            </w:r>
+          </w:p>
+        </w:tc>
+      </w:tr>
+      <w:tr>
+        <w:tc>
+          <w:tcPr/>
+          <w:p>
+            <w:pPr>
+              <w:pStyle w:val="Compact"/>
+              <w:jc w:val="center"/>
+            </w:pPr>
+            <w:r>
+              <w:t xml:space="preserve">kick</w:t>
+            </w:r>
+          </w:p>
+        </w:tc>
+        <w:tc>
+          <w:tcPr/>
+          <w:p>
+            <w:pPr>
+              <w:pStyle w:val="Compact"/>
+              <w:jc w:val="center"/>
+            </w:pPr>
+            <w:r>
+              <w:t xml:space="preserve">Fußtritt</w:t>
+            </w:r>
+          </w:p>
+        </w:tc>
+        <w:tc>
+          <w:tcPr/>
+          <w:p>
+            <w:pPr>
+              <w:pStyle w:val="Compact"/>
+              <w:jc w:val="center"/>
+            </w:pPr>
+            <w:r>
+              <w:t xml:space="preserve">patada</w:t>
+            </w:r>
+          </w:p>
+        </w:tc>
+        <w:tc>
+          <w:tcPr/>
+          <w:p>
+            <w:pPr>
+              <w:pStyle w:val="Compact"/>
+              <w:jc w:val="center"/>
+            </w:pPr>
+            <w:r>
+              <w:t xml:space="preserve">noncognate</w:t>
+            </w:r>
+          </w:p>
+        </w:tc>
+      </w:tr>
+      <w:tr>
+        <w:tc>
+          <w:tcPr/>
+          <w:p>
+            <w:pPr>
+              <w:pStyle w:val="Compact"/>
+              <w:jc w:val="center"/>
+            </w:pPr>
+            <w:r>
+              <w:t xml:space="preserve">clash</w:t>
+            </w:r>
+          </w:p>
+        </w:tc>
+        <w:tc>
+          <w:tcPr/>
+          <w:p>
+            <w:pPr>
+              <w:pStyle w:val="Compact"/>
+              <w:jc w:val="center"/>
+            </w:pPr>
+            <w:r>
+              <w:t xml:space="preserve">zusammenprallen</w:t>
+            </w:r>
+          </w:p>
+        </w:tc>
+        <w:tc>
+          <w:tcPr/>
+          <w:p>
+            <w:pPr>
+              <w:pStyle w:val="Compact"/>
+              <w:jc w:val="center"/>
+            </w:pPr>
+            <w:r>
+              <w:t xml:space="preserve">chocar</w:t>
+            </w:r>
+          </w:p>
+        </w:tc>
+        <w:tc>
+          <w:tcPr/>
+          <w:p>
+            <w:pPr>
+              <w:pStyle w:val="Compact"/>
+              <w:jc w:val="center"/>
+            </w:pPr>
+            <w:r>
+              <w:t xml:space="preserve">noncognate</w:t>
+            </w:r>
+          </w:p>
+        </w:tc>
+      </w:tr>
+      <w:tr>
+        <w:tc>
+          <w:tcPr/>
+          <w:p>
+            <w:pPr>
+              <w:pStyle w:val="Compact"/>
+              <w:jc w:val="center"/>
+            </w:pPr>
+            <w:r>
+              <w:t xml:space="preserve">smooth</w:t>
+            </w:r>
+          </w:p>
+        </w:tc>
+        <w:tc>
+          <w:tcPr/>
+          <w:p>
+            <w:pPr>
+              <w:pStyle w:val="Compact"/>
+              <w:jc w:val="center"/>
+            </w:pPr>
+            <w:r>
+              <w:t xml:space="preserve">weich</w:t>
+            </w:r>
+          </w:p>
+        </w:tc>
+        <w:tc>
+          <w:tcPr/>
+          <w:p>
+            <w:pPr>
+              <w:pStyle w:val="Compact"/>
+              <w:jc w:val="center"/>
+            </w:pPr>
+            <w:r>
+              <w:t xml:space="preserve">suave</w:t>
+            </w:r>
+          </w:p>
+        </w:tc>
+        <w:tc>
+          <w:tcPr/>
+          <w:p>
+            <w:pPr>
+              <w:pStyle w:val="Compact"/>
+              <w:jc w:val="center"/>
+            </w:pPr>
+            <w:r>
+              <w:t xml:space="preserve">noncognate</w:t>
+            </w:r>
+          </w:p>
+        </w:tc>
+      </w:tr>
+      <w:tr>
+        <w:tc>
+          <w:tcPr/>
+          <w:p>
+            <w:pPr>
+              <w:pStyle w:val="Compact"/>
+              <w:jc w:val="center"/>
+            </w:pPr>
+            <w:r>
+              <w:t xml:space="preserve">yield</w:t>
+            </w:r>
+          </w:p>
+        </w:tc>
+        <w:tc>
+          <w:tcPr/>
+          <w:p>
+            <w:pPr>
+              <w:pStyle w:val="Compact"/>
+              <w:jc w:val="center"/>
+            </w:pPr>
+            <w:r>
+              <w:t xml:space="preserve">ergeben</w:t>
+            </w:r>
+          </w:p>
+        </w:tc>
+        <w:tc>
+          <w:tcPr/>
+          <w:p>
+            <w:pPr>
+              <w:pStyle w:val="Compact"/>
+              <w:jc w:val="center"/>
+            </w:pPr>
+            <w:r>
+              <w:t xml:space="preserve">rendir</w:t>
+            </w:r>
+          </w:p>
+        </w:tc>
+        <w:tc>
+          <w:tcPr/>
+          <w:p>
+            <w:pPr>
+              <w:pStyle w:val="Compact"/>
+              <w:jc w:val="center"/>
+            </w:pPr>
+            <w:r>
+              <w:t xml:space="preserve">noncognate</w:t>
+            </w:r>
+          </w:p>
+        </w:tc>
+      </w:tr>
+      <w:tr>
+        <w:tc>
+          <w:tcPr/>
+          <w:p>
+            <w:pPr>
+              <w:pStyle w:val="Compact"/>
+              <w:jc w:val="center"/>
+            </w:pPr>
+            <w:r>
+              <w:t xml:space="preserve">ground</w:t>
+            </w:r>
+          </w:p>
+        </w:tc>
+        <w:tc>
+          <w:tcPr/>
+          <w:p>
+            <w:pPr>
+              <w:pStyle w:val="Compact"/>
+              <w:jc w:val="center"/>
+            </w:pPr>
+            <w:r>
+              <w:t xml:space="preserve">Boden</w:t>
+            </w:r>
+          </w:p>
+        </w:tc>
+        <w:tc>
+          <w:tcPr/>
+          <w:p>
+            <w:pPr>
+              <w:pStyle w:val="Compact"/>
+              <w:jc w:val="center"/>
+            </w:pPr>
+            <w:r>
+              <w:t xml:space="preserve">suelo</w:t>
+            </w:r>
+          </w:p>
+        </w:tc>
+        <w:tc>
+          <w:tcPr/>
+          <w:p>
+            <w:pPr>
+              <w:pStyle w:val="Compact"/>
+              <w:jc w:val="center"/>
+            </w:pPr>
+            <w:r>
+              <w:t xml:space="preserve">noncognate</w:t>
+            </w:r>
+          </w:p>
+        </w:tc>
+      </w:tr>
+      <w:tr>
+        <w:tc>
+          <w:tcPr/>
+          <w:p>
+            <w:pPr>
+              <w:pStyle w:val="Compact"/>
+              <w:jc w:val="center"/>
+            </w:pPr>
+            <w:r>
+              <w:t xml:space="preserve">bowl</w:t>
+            </w:r>
+          </w:p>
+        </w:tc>
+        <w:tc>
+          <w:tcPr/>
+          <w:p>
+            <w:pPr>
+              <w:pStyle w:val="Compact"/>
+              <w:jc w:val="center"/>
+            </w:pPr>
+            <w:r>
+              <w:t xml:space="preserve">Schüssel</w:t>
+            </w:r>
+          </w:p>
+        </w:tc>
+        <w:tc>
+          <w:tcPr/>
+          <w:p>
+            <w:pPr>
+              <w:pStyle w:val="Compact"/>
+              <w:jc w:val="center"/>
+            </w:pPr>
+            <w:r>
+              <w:t xml:space="preserve">cuenco</w:t>
+            </w:r>
+          </w:p>
+        </w:tc>
+        <w:tc>
+          <w:tcPr/>
+          <w:p>
+            <w:pPr>
+              <w:pStyle w:val="Compact"/>
+              <w:jc w:val="center"/>
+            </w:pPr>
+            <w:r>
+              <w:t xml:space="preserve">noncognate</w:t>
+            </w:r>
+          </w:p>
+        </w:tc>
+      </w:tr>
+      <w:tr>
+        <w:tc>
+          <w:tcPr/>
+          <w:p>
+            <w:pPr>
+              <w:pStyle w:val="Compact"/>
+              <w:jc w:val="center"/>
+            </w:pPr>
+            <w:r>
+              <w:t xml:space="preserve">withdraw</w:t>
+            </w:r>
+          </w:p>
+        </w:tc>
+        <w:tc>
+          <w:tcPr/>
+          <w:p>
+            <w:pPr>
+              <w:pStyle w:val="Compact"/>
+              <w:jc w:val="center"/>
+            </w:pPr>
+            <w:r>
+              <w:t xml:space="preserve">abheben</w:t>
+            </w:r>
+          </w:p>
+        </w:tc>
+        <w:tc>
+          <w:tcPr/>
+          <w:p>
+            <w:pPr>
+              <w:pStyle w:val="Compact"/>
+              <w:jc w:val="center"/>
+            </w:pPr>
+            <w:r>
+              <w:t xml:space="preserve">sacar</w:t>
+            </w:r>
+          </w:p>
+        </w:tc>
+        <w:tc>
+          <w:tcPr/>
+          <w:p>
+            <w:pPr>
+              <w:pStyle w:val="Compact"/>
+              <w:jc w:val="center"/>
+            </w:pPr>
+            <w:r>
+              <w:t xml:space="preserve">noncognate</w:t>
+            </w:r>
+          </w:p>
+        </w:tc>
+      </w:tr>
+      <w:tr>
+        <w:tc>
+          <w:tcPr/>
+          <w:p>
+            <w:pPr>
+              <w:pStyle w:val="Compact"/>
+              <w:jc w:val="center"/>
+            </w:pPr>
+            <w:r>
+              <w:t xml:space="preserve">sparkle</w:t>
+            </w:r>
+          </w:p>
+        </w:tc>
+        <w:tc>
+          <w:tcPr/>
+          <w:p>
+            <w:pPr>
+              <w:pStyle w:val="Compact"/>
+              <w:jc w:val="center"/>
+            </w:pPr>
+            <w:r>
+              <w:t xml:space="preserve">Glanz</w:t>
+            </w:r>
+          </w:p>
+        </w:tc>
+        <w:tc>
+          <w:tcPr/>
+          <w:p>
+            <w:pPr>
+              <w:pStyle w:val="Compact"/>
+              <w:jc w:val="center"/>
+            </w:pPr>
+            <w:r>
+              <w:t xml:space="preserve">brillo</w:t>
+            </w:r>
+          </w:p>
+        </w:tc>
+        <w:tc>
+          <w:tcPr/>
+          <w:p>
+            <w:pPr>
+              <w:pStyle w:val="Compact"/>
+              <w:jc w:val="center"/>
+            </w:pPr>
+            <w:r>
+              <w:t xml:space="preserve">noncognate</w:t>
+            </w:r>
+          </w:p>
+        </w:tc>
+      </w:tr>
+      <w:tr>
+        <w:tc>
+          <w:tcPr/>
+          <w:p>
+            <w:pPr>
+              <w:pStyle w:val="Compact"/>
+              <w:jc w:val="center"/>
+            </w:pPr>
+            <w:r>
+              <w:t xml:space="preserve">breath</w:t>
+            </w:r>
+          </w:p>
+        </w:tc>
+        <w:tc>
+          <w:tcPr/>
+          <w:p>
+            <w:pPr>
+              <w:pStyle w:val="Compact"/>
+              <w:jc w:val="center"/>
+            </w:pPr>
+            <w:r>
+              <w:t xml:space="preserve">Atem</w:t>
+            </w:r>
+          </w:p>
+        </w:tc>
+        <w:tc>
+          <w:tcPr/>
+          <w:p>
+            <w:pPr>
+              <w:pStyle w:val="Compact"/>
+              <w:jc w:val="center"/>
+            </w:pPr>
+            <w:r>
+              <w:t xml:space="preserve">hálito</w:t>
+            </w:r>
+          </w:p>
+        </w:tc>
+        <w:tc>
+          <w:tcPr/>
+          <w:p>
+            <w:pPr>
+              <w:pStyle w:val="Compact"/>
+              <w:jc w:val="center"/>
+            </w:pPr>
+            <w:r>
+              <w:t xml:space="preserve">noncognate</w:t>
+            </w:r>
+          </w:p>
+        </w:tc>
+      </w:tr>
+      <w:tr>
+        <w:tc>
+          <w:tcPr/>
+          <w:p>
+            <w:pPr>
+              <w:pStyle w:val="Compact"/>
+              <w:jc w:val="center"/>
+            </w:pPr>
+            <w:r>
+              <w:t xml:space="preserve">notice</w:t>
+            </w:r>
+          </w:p>
+        </w:tc>
+        <w:tc>
+          <w:tcPr/>
+          <w:p>
+            <w:pPr>
+              <w:pStyle w:val="Compact"/>
+              <w:jc w:val="center"/>
+            </w:pPr>
+            <w:r>
+              <w:t xml:space="preserve">Benachrichtigung</w:t>
+            </w:r>
+          </w:p>
+        </w:tc>
+        <w:tc>
+          <w:tcPr/>
+          <w:p>
+            <w:pPr>
+              <w:pStyle w:val="Compact"/>
+              <w:jc w:val="center"/>
+            </w:pPr>
+            <w:r>
+              <w:t xml:space="preserve">aviso</w:t>
+            </w:r>
+          </w:p>
+        </w:tc>
+        <w:tc>
+          <w:tcPr/>
+          <w:p>
+            <w:pPr>
+              <w:pStyle w:val="Compact"/>
+              <w:jc w:val="center"/>
+            </w:pPr>
+            <w:r>
+              <w:t xml:space="preserve">noncognate</w:t>
+            </w:r>
+          </w:p>
+        </w:tc>
+      </w:tr>
+      <w:tr>
+        <w:tc>
+          <w:tcPr/>
+          <w:p>
+            <w:pPr>
+              <w:pStyle w:val="Compact"/>
+              <w:jc w:val="center"/>
+            </w:pPr>
+            <w:r>
+              <w:t xml:space="preserve">huge</w:t>
+            </w:r>
+          </w:p>
+        </w:tc>
+        <w:tc>
+          <w:tcPr/>
+          <w:p>
+            <w:pPr>
+              <w:pStyle w:val="Compact"/>
+              <w:jc w:val="center"/>
+            </w:pPr>
+            <w:r>
+              <w:t xml:space="preserve">riesig</w:t>
+            </w:r>
+          </w:p>
+        </w:tc>
+        <w:tc>
+          <w:tcPr/>
+          <w:p>
+            <w:pPr>
+              <w:pStyle w:val="Compact"/>
+              <w:jc w:val="center"/>
+            </w:pPr>
+            <w:r>
+              <w:t xml:space="preserve">enorme</w:t>
+            </w:r>
+          </w:p>
+        </w:tc>
+        <w:tc>
+          <w:tcPr/>
+          <w:p>
+            <w:pPr>
+              <w:pStyle w:val="Compact"/>
+              <w:jc w:val="center"/>
+            </w:pPr>
+            <w:r>
+              <w:t xml:space="preserve">noncognate</w:t>
+            </w:r>
+          </w:p>
+        </w:tc>
+      </w:tr>
+      <w:tr>
+        <w:tc>
+          <w:tcPr/>
+          <w:p>
+            <w:pPr>
+              <w:pStyle w:val="Compact"/>
+              <w:jc w:val="center"/>
+            </w:pPr>
+            <w:r>
+              <w:t xml:space="preserve">bowl</w:t>
+            </w:r>
+          </w:p>
+        </w:tc>
+        <w:tc>
+          <w:tcPr/>
+          <w:p>
+            <w:pPr>
+              <w:pStyle w:val="Compact"/>
+              <w:jc w:val="center"/>
+            </w:pPr>
+            <w:r>
+              <w:t xml:space="preserve">Schüssel</w:t>
+            </w:r>
+          </w:p>
+        </w:tc>
+        <w:tc>
+          <w:tcPr/>
+          <w:p>
+            <w:pPr>
+              <w:pStyle w:val="Compact"/>
+              <w:jc w:val="center"/>
+            </w:pPr>
+            <w:r>
+              <w:t xml:space="preserve">cuenco</w:t>
+            </w:r>
+          </w:p>
+        </w:tc>
+        <w:tc>
+          <w:tcPr/>
+          <w:p>
+            <w:pPr>
+              <w:pStyle w:val="Compact"/>
+              <w:jc w:val="center"/>
+            </w:pPr>
+            <w:r>
+              <w:t xml:space="preserve">noncognate</w:t>
+            </w:r>
+          </w:p>
+        </w:tc>
+      </w:tr>
+      <w:tr>
+        <w:tc>
+          <w:tcPr/>
+          <w:p>
+            <w:pPr>
+              <w:pStyle w:val="Compact"/>
+              <w:jc w:val="center"/>
+            </w:pPr>
+            <w:r>
+              <w:t xml:space="preserve">crutch</w:t>
+            </w:r>
+          </w:p>
+        </w:tc>
+        <w:tc>
+          <w:tcPr/>
+          <w:p>
+            <w:pPr>
+              <w:pStyle w:val="Compact"/>
+              <w:jc w:val="center"/>
+            </w:pPr>
+            <w:r>
+              <w:t xml:space="preserve">Krücke</w:t>
+            </w:r>
+          </w:p>
+        </w:tc>
+        <w:tc>
+          <w:tcPr/>
+          <w:p>
+            <w:pPr>
+              <w:pStyle w:val="Compact"/>
+              <w:jc w:val="center"/>
+            </w:pPr>
+            <w:r>
+              <w:t xml:space="preserve">muleta</w:t>
+            </w:r>
+          </w:p>
+        </w:tc>
+        <w:tc>
+          <w:tcPr/>
+          <w:p>
+            <w:pPr>
+              <w:pStyle w:val="Compact"/>
+              <w:jc w:val="center"/>
+            </w:pPr>
+            <w:r>
+              <w:t xml:space="preserve">noncognate</w:t>
+            </w:r>
+          </w:p>
+        </w:tc>
+      </w:tr>
+      <w:tr>
+        <w:tc>
+          <w:tcPr/>
+          <w:p>
+            <w:pPr>
+              <w:pStyle w:val="Compact"/>
+              <w:jc w:val="center"/>
+            </w:pPr>
+            <w:r>
+              <w:t xml:space="preserve">hanger</w:t>
+            </w:r>
+          </w:p>
+        </w:tc>
+        <w:tc>
+          <w:tcPr/>
+          <w:p>
+            <w:pPr>
+              <w:pStyle w:val="Compact"/>
+              <w:jc w:val="center"/>
+            </w:pPr>
+            <w:r>
+              <w:t xml:space="preserve">Kleiderbügel</w:t>
+            </w:r>
+          </w:p>
+        </w:tc>
+        <w:tc>
+          <w:tcPr/>
+          <w:p>
+            <w:pPr>
+              <w:pStyle w:val="Compact"/>
+              <w:jc w:val="center"/>
+            </w:pPr>
+            <w:r>
+              <w:t xml:space="preserve">percha</w:t>
+            </w:r>
+          </w:p>
+        </w:tc>
+        <w:tc>
+          <w:tcPr/>
+          <w:p>
+            <w:pPr>
+              <w:pStyle w:val="Compact"/>
+              <w:jc w:val="center"/>
+            </w:pPr>
+            <w:r>
+              <w:t xml:space="preserve">noncognate</w:t>
+            </w:r>
+          </w:p>
+        </w:tc>
+      </w:tr>
+      <w:tr>
+        <w:tc>
+          <w:tcPr/>
+          <w:p>
+            <w:pPr>
+              <w:pStyle w:val="Compact"/>
+              <w:jc w:val="center"/>
+            </w:pPr>
+            <w:r>
+              <w:t xml:space="preserve">wrist</w:t>
+            </w:r>
+          </w:p>
+        </w:tc>
+        <w:tc>
+          <w:tcPr/>
+          <w:p>
+            <w:pPr>
+              <w:pStyle w:val="Compact"/>
+              <w:jc w:val="center"/>
+            </w:pPr>
+            <w:r>
+              <w:t xml:space="preserve">Handgelenk</w:t>
+            </w:r>
+          </w:p>
+        </w:tc>
+        <w:tc>
+          <w:tcPr/>
+          <w:p>
+            <w:pPr>
+              <w:pStyle w:val="Compact"/>
+              <w:jc w:val="center"/>
+            </w:pPr>
+            <w:r>
+              <w:t xml:space="preserve">muñeca</w:t>
+            </w:r>
+          </w:p>
+        </w:tc>
+        <w:tc>
+          <w:tcPr/>
+          <w:p>
+            <w:pPr>
+              <w:pStyle w:val="Compact"/>
+              <w:jc w:val="center"/>
+            </w:pPr>
+            <w:r>
+              <w:t xml:space="preserve">noncognate</w:t>
+            </w:r>
+          </w:p>
+        </w:tc>
+      </w:tr>
+      <w:tr>
+        <w:tc>
+          <w:tcPr/>
+          <w:p>
+            <w:pPr>
+              <w:pStyle w:val="Compact"/>
+              <w:jc w:val="center"/>
+            </w:pPr>
+            <w:r>
+              <w:t xml:space="preserve">deer</w:t>
+            </w:r>
+          </w:p>
+        </w:tc>
+        <w:tc>
+          <w:tcPr/>
+          <w:p>
+            <w:pPr>
+              <w:pStyle w:val="Compact"/>
+              <w:jc w:val="center"/>
+            </w:pPr>
+            <w:r>
+              <w:t xml:space="preserve">Hirsch</w:t>
+            </w:r>
+          </w:p>
+        </w:tc>
+        <w:tc>
+          <w:tcPr/>
+          <w:p>
+            <w:pPr>
+              <w:pStyle w:val="Compact"/>
+              <w:jc w:val="center"/>
+            </w:pPr>
+            <w:r>
+              <w:t xml:space="preserve">venado</w:t>
+            </w:r>
+          </w:p>
+        </w:tc>
+        <w:tc>
+          <w:tcPr/>
+          <w:p>
+            <w:pPr>
+              <w:pStyle w:val="Compact"/>
+              <w:jc w:val="center"/>
+            </w:pPr>
+            <w:r>
+              <w:t xml:space="preserve">noncognate</w:t>
+            </w:r>
+          </w:p>
+        </w:tc>
+      </w:tr>
+      <w:tr>
+        <w:tc>
+          <w:tcPr/>
+          <w:p>
+            <w:pPr>
+              <w:pStyle w:val="Compact"/>
+              <w:jc w:val="center"/>
+            </w:pPr>
+            <w:r>
+              <w:t xml:space="preserve">team</w:t>
+            </w:r>
+          </w:p>
+        </w:tc>
+        <w:tc>
+          <w:tcPr/>
+          <w:p>
+            <w:pPr>
+              <w:pStyle w:val="Compact"/>
+              <w:jc w:val="center"/>
+            </w:pPr>
+            <w:r>
+              <w:t xml:space="preserve">Mannschaft</w:t>
+            </w:r>
+          </w:p>
+        </w:tc>
+        <w:tc>
+          <w:tcPr/>
+          <w:p>
+            <w:pPr>
+              <w:pStyle w:val="Compact"/>
+              <w:jc w:val="center"/>
+            </w:pPr>
+            <w:r>
+              <w:t xml:space="preserve">equipo</w:t>
+            </w:r>
+          </w:p>
+        </w:tc>
+        <w:tc>
+          <w:tcPr/>
+          <w:p>
+            <w:pPr>
+              <w:pStyle w:val="Compact"/>
+              <w:jc w:val="center"/>
+            </w:pPr>
+            <w:r>
+              <w:t xml:space="preserve">noncognate</w:t>
+            </w:r>
+          </w:p>
+        </w:tc>
+      </w:tr>
+      <w:tr>
+        <w:tc>
+          <w:tcPr/>
+          <w:p>
+            <w:pPr>
+              <w:pStyle w:val="Compact"/>
+              <w:jc w:val="center"/>
+            </w:pPr>
+            <w:r>
+              <w:t xml:space="preserve">arrow</w:t>
+            </w:r>
+          </w:p>
+        </w:tc>
+        <w:tc>
+          <w:tcPr/>
+          <w:p>
+            <w:pPr>
+              <w:pStyle w:val="Compact"/>
+              <w:jc w:val="center"/>
+            </w:pPr>
+            <w:r>
+              <w:t xml:space="preserve">Pfeil</w:t>
+            </w:r>
+          </w:p>
+        </w:tc>
+        <w:tc>
+          <w:tcPr/>
+          <w:p>
+            <w:pPr>
+              <w:pStyle w:val="Compact"/>
+              <w:jc w:val="center"/>
+            </w:pPr>
+            <w:r>
+              <w:t xml:space="preserve">flecha</w:t>
+            </w:r>
+          </w:p>
+        </w:tc>
+        <w:tc>
+          <w:tcPr/>
+          <w:p>
+            <w:pPr>
+              <w:pStyle w:val="Compact"/>
+              <w:jc w:val="center"/>
+            </w:pPr>
+            <w:r>
+              <w:t xml:space="preserve">noncognate</w:t>
+            </w:r>
+          </w:p>
+        </w:tc>
+      </w:tr>
+      <w:tr>
+        <w:tc>
+          <w:tcPr/>
+          <w:p>
+            <w:pPr>
+              <w:pStyle w:val="Compact"/>
+              <w:jc w:val="center"/>
+            </w:pPr>
+            <w:r>
+              <w:t xml:space="preserve">tidbit</w:t>
+            </w:r>
+          </w:p>
+        </w:tc>
+        <w:tc>
+          <w:tcPr/>
+          <w:p>
+            <w:pPr>
+              <w:pStyle w:val="Compact"/>
+              <w:jc w:val="center"/>
+            </w:pPr>
+            <w:r>
+              <w:t xml:space="preserve">Leckerbissen</w:t>
+            </w:r>
+          </w:p>
+        </w:tc>
+        <w:tc>
+          <w:tcPr/>
+          <w:p>
+            <w:pPr>
+              <w:pStyle w:val="Compact"/>
+              <w:jc w:val="center"/>
+            </w:pPr>
+            <w:r>
+              <w:t xml:space="preserve">tapa</w:t>
+            </w:r>
+          </w:p>
+        </w:tc>
+        <w:tc>
+          <w:tcPr/>
+          <w:p>
+            <w:pPr>
+              <w:pStyle w:val="Compact"/>
+              <w:jc w:val="center"/>
+            </w:pPr>
+            <w:r>
+              <w:t xml:space="preserve">noncognate</w:t>
+            </w:r>
+          </w:p>
+        </w:tc>
+      </w:tr>
+      <w:tr>
+        <w:tc>
+          <w:tcPr/>
+          <w:p>
+            <w:pPr>
+              <w:pStyle w:val="Compact"/>
+              <w:jc w:val="center"/>
+            </w:pPr>
+            <w:r>
+              <w:t xml:space="preserve">lining</w:t>
+            </w:r>
+          </w:p>
+        </w:tc>
+        <w:tc>
+          <w:tcPr/>
+          <w:p>
+            <w:pPr>
+              <w:pStyle w:val="Compact"/>
+              <w:jc w:val="center"/>
+            </w:pPr>
+            <w:r>
+              <w:t xml:space="preserve">Futter</w:t>
+            </w:r>
+          </w:p>
+        </w:tc>
+        <w:tc>
+          <w:tcPr/>
+          <w:p>
+            <w:pPr>
+              <w:pStyle w:val="Compact"/>
+              <w:jc w:val="center"/>
+            </w:pPr>
+            <w:r>
+              <w:t xml:space="preserve">forro</w:t>
+            </w:r>
+          </w:p>
+        </w:tc>
+        <w:tc>
+          <w:tcPr/>
+          <w:p>
+            <w:pPr>
+              <w:pStyle w:val="Compact"/>
+              <w:jc w:val="center"/>
+            </w:pPr>
+            <w:r>
+              <w:t xml:space="preserve">noncognate</w:t>
+            </w:r>
+          </w:p>
+        </w:tc>
+      </w:tr>
+      <w:tr>
+        <w:tc>
+          <w:tcPr/>
+          <w:p>
+            <w:pPr>
+              <w:pStyle w:val="Compact"/>
+              <w:jc w:val="center"/>
+            </w:pPr>
+            <w:r>
+              <w:t xml:space="preserve">ready</w:t>
+            </w:r>
+          </w:p>
+        </w:tc>
+        <w:tc>
+          <w:tcPr/>
+          <w:p>
+            <w:pPr>
+              <w:pStyle w:val="Compact"/>
+              <w:jc w:val="center"/>
+            </w:pPr>
+            <w:r>
+              <w:t xml:space="preserve">bereit</w:t>
+            </w:r>
+          </w:p>
+        </w:tc>
+        <w:tc>
+          <w:tcPr/>
+          <w:p>
+            <w:pPr>
+              <w:pStyle w:val="Compact"/>
+              <w:jc w:val="center"/>
+            </w:pPr>
+            <w:r>
+              <w:t xml:space="preserve">listo</w:t>
+            </w:r>
+          </w:p>
+        </w:tc>
+        <w:tc>
+          <w:tcPr/>
+          <w:p>
+            <w:pPr>
+              <w:pStyle w:val="Compact"/>
+              <w:jc w:val="center"/>
+            </w:pPr>
+            <w:r>
+              <w:t xml:space="preserve">noncognate</w:t>
+            </w:r>
+          </w:p>
+        </w:tc>
+      </w:tr>
+      <w:tr>
+        <w:tc>
+          <w:tcPr/>
+          <w:p>
+            <w:pPr>
+              <w:pStyle w:val="Compact"/>
+              <w:jc w:val="center"/>
+            </w:pPr>
+            <w:r>
+              <w:t xml:space="preserve">expensive</w:t>
+            </w:r>
+          </w:p>
+        </w:tc>
+        <w:tc>
+          <w:tcPr/>
+          <w:p>
+            <w:pPr>
+              <w:pStyle w:val="Compact"/>
+              <w:jc w:val="center"/>
+            </w:pPr>
+            <w:r>
+              <w:t xml:space="preserve">teuer</w:t>
+            </w:r>
+          </w:p>
+        </w:tc>
+        <w:tc>
+          <w:tcPr/>
+          <w:p>
+            <w:pPr>
+              <w:pStyle w:val="Compact"/>
+              <w:jc w:val="center"/>
+            </w:pPr>
+            <w:r>
+              <w:t xml:space="preserve">caro</w:t>
+            </w:r>
+          </w:p>
+        </w:tc>
+        <w:tc>
+          <w:tcPr/>
+          <w:p>
+            <w:pPr>
+              <w:pStyle w:val="Compact"/>
+              <w:jc w:val="center"/>
+            </w:pPr>
+            <w:r>
+              <w:t xml:space="preserve">noncognate</w:t>
+            </w:r>
+          </w:p>
+        </w:tc>
+      </w:tr>
+    </w:tbl>
     <w:p>
       <w:r>
         <w:br w:type="page"/>
       </w:r>
     </w:p>
-    <w:bookmarkEnd w:id="37"/>
-    <w:bookmarkStart w:id="123" w:name="references"/>
+    <w:bookmarkEnd w:id="38"/>
+    <w:bookmarkStart w:id="124" w:name="references"/>
     <w:p>
       <w:pPr>
         <w:pStyle w:val="Heading1"/>
@@ -2262,8 +7130,8 @@
         <w:t xml:space="preserve">References</w:t>
       </w:r>
     </w:p>
-    <w:bookmarkStart w:id="122" w:name="refs"/>
-    <w:bookmarkStart w:id="39" w:name="ref-aguinaga_echeverria_2017"/>
+    <w:bookmarkStart w:id="123" w:name="refs"/>
+    <w:bookmarkStart w:id="40" w:name="ref-aguinaga_echeverria_2017"/>
     <w:p>
       <w:pPr>
         <w:pStyle w:val="Bibliography"/>
@@ -2390,7 +7258,7 @@
       <w:r>
         <w:t xml:space="preserve"> </w:t>
       </w:r>
-      <w:hyperlink r:id="rId38">
+      <w:hyperlink r:id="rId39">
         <w:r>
           <w:rPr>
             <w:rStyle w:val="Hyperlink"/>
@@ -2399,8 +7267,8 @@
         </w:r>
       </w:hyperlink>
     </w:p>
-    <w:bookmarkEnd w:id="39"/>
-    <w:bookmarkStart w:id="41" w:name="ref-amengual_2012"/>
+    <w:bookmarkEnd w:id="40"/>
+    <w:bookmarkStart w:id="42" w:name="ref-amengual_2012"/>
     <w:p>
       <w:pPr>
         <w:pStyle w:val="Bibliography"/>
@@ -2446,7 +7314,7 @@
       <w:r>
         <w:t xml:space="preserve">(3), 517–530. http://doi.org/</w:t>
       </w:r>
-      <w:hyperlink r:id="rId40">
+      <w:hyperlink r:id="rId41">
         <w:r>
           <w:rPr>
             <w:rStyle w:val="Hyperlink"/>
@@ -2455,8 +7323,8 @@
         </w:r>
       </w:hyperlink>
     </w:p>
-    <w:bookmarkEnd w:id="41"/>
-    <w:bookmarkStart w:id="43" w:name="ref-arana_etal_2022"/>
+    <w:bookmarkEnd w:id="42"/>
+    <w:bookmarkStart w:id="44" w:name="ref-arana_etal_2022"/>
     <w:p>
       <w:pPr>
         <w:pStyle w:val="Bibliography"/>
@@ -2490,7 +7358,7 @@
       <w:r>
         <w:t xml:space="preserve">(4), 660–678. http://doi.org/</w:t>
       </w:r>
-      <w:hyperlink r:id="rId42">
+      <w:hyperlink r:id="rId43">
         <w:r>
           <w:rPr>
             <w:rStyle w:val="Hyperlink"/>
@@ -2499,8 +7367,8 @@
         </w:r>
       </w:hyperlink>
     </w:p>
-    <w:bookmarkEnd w:id="43"/>
-    <w:bookmarkStart w:id="45" w:name="ref-bardel_falk_2007"/>
+    <w:bookmarkEnd w:id="44"/>
+    <w:bookmarkStart w:id="46" w:name="ref-bardel_falk_2007"/>
     <w:p>
       <w:pPr>
         <w:pStyle w:val="Bibliography"/>
@@ -2558,7 +7426,7 @@
       <w:r>
         <w:t xml:space="preserve">, 459–484. http://doi.org/</w:t>
       </w:r>
-      <w:hyperlink r:id="rId44">
+      <w:hyperlink r:id="rId45">
         <w:r>
           <w:rPr>
             <w:rStyle w:val="Hyperlink"/>
@@ -2567,8 +7435,8 @@
         </w:r>
       </w:hyperlink>
     </w:p>
-    <w:bookmarkEnd w:id="45"/>
-    <w:bookmarkStart w:id="47" w:name="ref-bardel_falk_2012"/>
+    <w:bookmarkEnd w:id="46"/>
+    <w:bookmarkStart w:id="48" w:name="ref-bardel_falk_2012"/>
     <w:p>
       <w:pPr>
         <w:pStyle w:val="Bibliography"/>
@@ -2588,7 +7456,7 @@
       <w:r>
         <w:t xml:space="preserve">status factor and the declarative/procedural distinction. In (pp. 61–78). http://doi.org/</w:t>
       </w:r>
-      <w:hyperlink r:id="rId46">
+      <w:hyperlink r:id="rId47">
         <w:r>
           <w:rPr>
             <w:rStyle w:val="Hyperlink"/>
@@ -2597,8 +7465,8 @@
         </w:r>
       </w:hyperlink>
     </w:p>
-    <w:bookmarkEnd w:id="47"/>
-    <w:bookmarkStart w:id="49" w:name="ref-bartolotti_marian_2017"/>
+    <w:bookmarkEnd w:id="48"/>
+    <w:bookmarkStart w:id="50" w:name="ref-bartolotti_marian_2017"/>
     <w:p>
       <w:pPr>
         <w:pStyle w:val="Bibliography"/>
@@ -2683,7 +7551,7 @@
       <w:r>
         <w:t xml:space="preserve">(1), 110–140. http://doi.org/</w:t>
       </w:r>
-      <w:hyperlink r:id="rId48">
+      <w:hyperlink r:id="rId49">
         <w:r>
           <w:rPr>
             <w:rStyle w:val="Hyperlink"/>
@@ -2692,8 +7560,8 @@
         </w:r>
       </w:hyperlink>
     </w:p>
-    <w:bookmarkEnd w:id="49"/>
-    <w:bookmarkStart w:id="51" w:name="ref-carrasco-ortiz_etal_2021"/>
+    <w:bookmarkEnd w:id="50"/>
+    <w:bookmarkStart w:id="52" w:name="ref-carrasco-ortiz_etal_2021"/>
     <w:p>
       <w:pPr>
         <w:pStyle w:val="Bibliography"/>
@@ -2739,7 +7607,7 @@
       <w:r>
         <w:t xml:space="preserve">(3), 389–417. http://doi.org/</w:t>
       </w:r>
-      <w:hyperlink r:id="rId50">
+      <w:hyperlink r:id="rId51">
         <w:r>
           <w:rPr>
             <w:rStyle w:val="Hyperlink"/>
@@ -2748,8 +7616,8 @@
         </w:r>
       </w:hyperlink>
     </w:p>
-    <w:bookmarkEnd w:id="51"/>
-    <w:bookmarkStart w:id="53" w:name="ref-comesana_etal_2015"/>
+    <w:bookmarkEnd w:id="52"/>
+    <w:bookmarkStart w:id="54" w:name="ref-comesana_etal_2015"/>
     <w:p>
       <w:pPr>
         <w:pStyle w:val="Bibliography"/>
@@ -2795,7 +7663,7 @@
       <w:r>
         <w:t xml:space="preserve">(3), 614–635. http://doi.org/</w:t>
       </w:r>
-      <w:hyperlink r:id="rId52">
+      <w:hyperlink r:id="rId53">
         <w:r>
           <w:rPr>
             <w:rStyle w:val="Hyperlink"/>
@@ -2804,8 +7672,8 @@
         </w:r>
       </w:hyperlink>
     </w:p>
-    <w:bookmarkEnd w:id="53"/>
-    <w:bookmarkStart w:id="55" w:name="ref-cop_etal_2015"/>
+    <w:bookmarkEnd w:id="54"/>
+    <w:bookmarkStart w:id="56" w:name="ref-cop_etal_2015"/>
     <w:p>
       <w:pPr>
         <w:pStyle w:val="Bibliography"/>
@@ -2929,7 +7797,7 @@
       <w:r>
         <w:t xml:space="preserve">(8), e0134008. http://doi.org/</w:t>
       </w:r>
-      <w:hyperlink r:id="rId54">
+      <w:hyperlink r:id="rId55">
         <w:r>
           <w:rPr>
             <w:rStyle w:val="Hyperlink"/>
@@ -2938,8 +7806,8 @@
         </w:r>
       </w:hyperlink>
     </w:p>
-    <w:bookmarkEnd w:id="55"/>
-    <w:bookmarkStart w:id="57" w:name="ref-cornut_etal_2022"/>
+    <w:bookmarkEnd w:id="56"/>
+    <w:bookmarkStart w:id="58" w:name="ref-cornut_etal_2022"/>
     <w:p>
       <w:pPr>
         <w:pStyle w:val="Bibliography"/>
@@ -3003,7 +7871,7 @@
       <w:r>
         <w:t xml:space="preserve">(1), 121–136. http://doi.org/</w:t>
       </w:r>
-      <w:hyperlink r:id="rId56">
+      <w:hyperlink r:id="rId57">
         <w:r>
           <w:rPr>
             <w:rStyle w:val="Hyperlink"/>
@@ -3012,8 +7880,8 @@
         </w:r>
       </w:hyperlink>
     </w:p>
-    <w:bookmarkEnd w:id="57"/>
-    <w:bookmarkStart w:id="58" w:name="ref-costa_etal_2000"/>
+    <w:bookmarkEnd w:id="58"/>
+    <w:bookmarkStart w:id="59" w:name="ref-costa_etal_2000"/>
     <w:p>
       <w:pPr>
         <w:pStyle w:val="Bibliography"/>
@@ -3082,8 +7950,8 @@
         <w:t xml:space="preserve">.</w:t>
       </w:r>
     </w:p>
-    <w:bookmarkEnd w:id="58"/>
-    <w:bookmarkStart w:id="59" w:name="ref-cuetos_etal_2011"/>
+    <w:bookmarkEnd w:id="59"/>
+    <w:bookmarkStart w:id="60" w:name="ref-cuetos_etal_2011"/>
     <w:p>
       <w:pPr>
         <w:pStyle w:val="Bibliography"/>
@@ -3145,8 +8013,8 @@
         <w:t xml:space="preserve">(2), 133–143.</w:t>
       </w:r>
     </w:p>
-    <w:bookmarkEnd w:id="59"/>
-    <w:bookmarkStart w:id="61" w:name="ref-de_angelis_2007"/>
+    <w:bookmarkEnd w:id="60"/>
+    <w:bookmarkStart w:id="62" w:name="ref-de_angelis_2007"/>
     <w:p>
       <w:pPr>
         <w:pStyle w:val="Bibliography"/>
@@ -3209,7 +8077,7 @@
       <w:r>
         <w:t xml:space="preserve">. (D. Singleton, Ed.). Multilingual Matters &amp; Channel View Publications. http://doi.org/</w:t>
       </w:r>
-      <w:hyperlink r:id="rId60">
+      <w:hyperlink r:id="rId61">
         <w:r>
           <w:rPr>
             <w:rStyle w:val="Hyperlink"/>
@@ -3218,8 +8086,8 @@
         </w:r>
       </w:hyperlink>
     </w:p>
-    <w:bookmarkEnd w:id="61"/>
-    <w:bookmarkStart w:id="63" w:name="ref-dijkstra_etal_2010"/>
+    <w:bookmarkEnd w:id="62"/>
+    <w:bookmarkStart w:id="64" w:name="ref-dijkstra_etal_2010"/>
     <w:p>
       <w:pPr>
         <w:pStyle w:val="Bibliography"/>
@@ -3253,7 +8121,7 @@
       <w:r>
         <w:t xml:space="preserve">(3), 284–301. http://doi.org/</w:t>
       </w:r>
-      <w:hyperlink r:id="rId62">
+      <w:hyperlink r:id="rId63">
         <w:r>
           <w:rPr>
             <w:rStyle w:val="Hyperlink"/>
@@ -3262,8 +8130,8 @@
         </w:r>
       </w:hyperlink>
     </w:p>
-    <w:bookmarkEnd w:id="63"/>
-    <w:bookmarkStart w:id="65" w:name="ref-dijkstra_vanheuven_2002"/>
+    <w:bookmarkEnd w:id="64"/>
+    <w:bookmarkStart w:id="66" w:name="ref-dijkstra_vanheuven_2002"/>
     <w:p>
       <w:pPr>
         <w:pStyle w:val="Bibliography"/>
@@ -3309,7 +8177,7 @@
       <w:r>
         <w:t xml:space="preserve">(3), 175–197. http://doi.org/</w:t>
       </w:r>
-      <w:hyperlink r:id="rId64">
+      <w:hyperlink r:id="rId65">
         <w:r>
           <w:rPr>
             <w:rStyle w:val="Hyperlink"/>
@@ -3318,8 +8186,8 @@
         </w:r>
       </w:hyperlink>
     </w:p>
-    <w:bookmarkEnd w:id="65"/>
-    <w:bookmarkStart w:id="66" w:name="ref-Dijkstra_etal_2018"/>
+    <w:bookmarkEnd w:id="66"/>
+    <w:bookmarkStart w:id="67" w:name="ref-Dijkstra_etal_2018"/>
     <w:p>
       <w:pPr>
         <w:pStyle w:val="Bibliography"/>
@@ -3354,8 +8222,8 @@
         <w:t xml:space="preserve">(4), 657–679.</w:t>
       </w:r>
     </w:p>
-    <w:bookmarkEnd w:id="66"/>
-    <w:bookmarkStart w:id="68" w:name="ref-ecke_2015"/>
+    <w:bookmarkEnd w:id="67"/>
+    <w:bookmarkStart w:id="69" w:name="ref-ecke_2015"/>
     <w:p>
       <w:pPr>
         <w:pStyle w:val="Bibliography"/>
@@ -3389,7 +8257,7 @@
       <w:r>
         <w:t xml:space="preserve">(2), 145–162. http://doi.org/</w:t>
       </w:r>
-      <w:hyperlink r:id="rId67">
+      <w:hyperlink r:id="rId68">
         <w:r>
           <w:rPr>
             <w:rStyle w:val="Hyperlink"/>
@@ -3398,8 +8266,8 @@
         </w:r>
       </w:hyperlink>
     </w:p>
-    <w:bookmarkEnd w:id="68"/>
-    <w:bookmarkStart w:id="70" w:name="ref-ellis_beaton_1993"/>
+    <w:bookmarkEnd w:id="69"/>
+    <w:bookmarkStart w:id="71" w:name="ref-ellis_beaton_1993"/>
     <w:p>
       <w:pPr>
         <w:pStyle w:val="Bibliography"/>
@@ -3445,7 +8313,7 @@
       <w:r>
         <w:t xml:space="preserve">(3), 533–558. http://doi.org/</w:t>
       </w:r>
-      <w:hyperlink r:id="rId69">
+      <w:hyperlink r:id="rId70">
         <w:r>
           <w:rPr>
             <w:rStyle w:val="Hyperlink"/>
@@ -3454,8 +8322,8 @@
         </w:r>
       </w:hyperlink>
     </w:p>
-    <w:bookmarkEnd w:id="70"/>
-    <w:bookmarkStart w:id="72" w:name="ref-engemann_rodetzky_2024"/>
+    <w:bookmarkEnd w:id="71"/>
+    <w:bookmarkStart w:id="73" w:name="ref-engemann_rodetzky_2024"/>
     <w:p>
       <w:pPr>
         <w:pStyle w:val="Bibliography"/>
@@ -3546,7 +8414,7 @@
       <w:r>
         <w:t xml:space="preserve">(10). http://doi.org/</w:t>
       </w:r>
-      <w:hyperlink r:id="rId71">
+      <w:hyperlink r:id="rId72">
         <w:r>
           <w:rPr>
             <w:rStyle w:val="Hyperlink"/>
@@ -3555,8 +8423,8 @@
         </w:r>
       </w:hyperlink>
     </w:p>
-    <w:bookmarkEnd w:id="72"/>
-    <w:bookmarkStart w:id="74" w:name="ref-forys-nogala_etal_2026"/>
+    <w:bookmarkEnd w:id="73"/>
+    <w:bookmarkStart w:id="75" w:name="ref-forys-nogala_etal_2026"/>
     <w:p>
       <w:pPr>
         <w:pStyle w:val="Bibliography"/>
@@ -3668,7 +8536,7 @@
       <w:r>
         <w:t xml:space="preserve">(2), 367–380. http://doi.org/</w:t>
       </w:r>
-      <w:hyperlink r:id="rId73">
+      <w:hyperlink r:id="rId74">
         <w:r>
           <w:rPr>
             <w:rStyle w:val="Hyperlink"/>
@@ -3677,8 +8545,8 @@
         </w:r>
       </w:hyperlink>
     </w:p>
-    <w:bookmarkEnd w:id="74"/>
-    <w:bookmarkStart w:id="76" w:name="ref-frances_etal_2021"/>
+    <w:bookmarkEnd w:id="75"/>
+    <w:bookmarkStart w:id="77" w:name="ref-frances_etal_2021"/>
     <w:p>
       <w:pPr>
         <w:pStyle w:val="Bibliography"/>
@@ -3724,7 +8592,7 @@
       <w:r>
         <w:t xml:space="preserve">(1), 12812. http://doi.org/</w:t>
       </w:r>
-      <w:hyperlink r:id="rId75">
+      <w:hyperlink r:id="rId76">
         <w:r>
           <w:rPr>
             <w:rStyle w:val="Hyperlink"/>
@@ -3733,8 +8601,8 @@
         </w:r>
       </w:hyperlink>
     </w:p>
-    <w:bookmarkEnd w:id="76"/>
-    <w:bookmarkStart w:id="78" w:name="ref-frances_etal_2022"/>
+    <w:bookmarkEnd w:id="77"/>
+    <w:bookmarkStart w:id="79" w:name="ref-frances_etal_2022"/>
     <w:p>
       <w:pPr>
         <w:pStyle w:val="Bibliography"/>
@@ -3867,7 +8735,7 @@
       <w:r>
         <w:t xml:space="preserve">. http://doi.org/</w:t>
       </w:r>
-      <w:hyperlink r:id="rId77">
+      <w:hyperlink r:id="rId78">
         <w:r>
           <w:rPr>
             <w:rStyle w:val="Hyperlink"/>
@@ -3876,8 +8744,8 @@
         </w:r>
       </w:hyperlink>
     </w:p>
-    <w:bookmarkEnd w:id="78"/>
-    <w:bookmarkStart w:id="80" w:name="ref-garrido-pozu_2024"/>
+    <w:bookmarkEnd w:id="79"/>
+    <w:bookmarkStart w:id="81" w:name="ref-garrido-pozu_2024"/>
     <w:p>
       <w:pPr>
         <w:pStyle w:val="Bibliography"/>
@@ -3929,7 +8797,7 @@
       <w:r>
         <w:t xml:space="preserve">(5), 914–926. http://doi.org/</w:t>
       </w:r>
-      <w:hyperlink r:id="rId79">
+      <w:hyperlink r:id="rId80">
         <w:r>
           <w:rPr>
             <w:rStyle w:val="Hyperlink"/>
@@ -3938,8 +8806,8 @@
         </w:r>
       </w:hyperlink>
     </w:p>
-    <w:bookmarkEnd w:id="80"/>
-    <w:bookmarkStart w:id="82" w:name="ref-van_hell_degroot_2008"/>
+    <w:bookmarkEnd w:id="81"/>
+    <w:bookmarkStart w:id="83" w:name="ref-van_hell_degroot_2008"/>
     <w:p>
       <w:pPr>
         <w:pStyle w:val="Bibliography"/>
@@ -3973,7 +8841,7 @@
       <w:r>
         <w:t xml:space="preserve">(3), 431–451. http://doi.org/</w:t>
       </w:r>
-      <w:hyperlink r:id="rId81">
+      <w:hyperlink r:id="rId82">
         <w:r>
           <w:rPr>
             <w:rStyle w:val="Hyperlink"/>
@@ -3982,8 +8850,8 @@
         </w:r>
       </w:hyperlink>
     </w:p>
-    <w:bookmarkEnd w:id="82"/>
-    <w:bookmarkStart w:id="83" w:name="ref-izura_etal_2014"/>
+    <w:bookmarkEnd w:id="83"/>
+    <w:bookmarkStart w:id="84" w:name="ref-izura_etal_2014"/>
     <w:p>
       <w:pPr>
         <w:pStyle w:val="Bibliography"/>
@@ -4048,8 +8916,8 @@
         <w:t xml:space="preserve">(1), 49–66.</w:t>
       </w:r>
     </w:p>
-    <w:bookmarkEnd w:id="83"/>
-    <w:bookmarkStart w:id="84" w:name="ref-Kellerman_1983"/>
+    <w:bookmarkEnd w:id="84"/>
+    <w:bookmarkStart w:id="85" w:name="ref-Kellerman_1983"/>
     <w:p>
       <w:pPr>
         <w:pStyle w:val="Bibliography"/>
@@ -4074,8 +8942,8 @@
         <w:t xml:space="preserve">(pp. 112–134). Rowley, MA: Newbury House.</w:t>
       </w:r>
     </w:p>
-    <w:bookmarkEnd w:id="84"/>
-    <w:bookmarkStart w:id="86" w:name="ref-lemhofer_broersma_2012"/>
+    <w:bookmarkEnd w:id="85"/>
+    <w:bookmarkStart w:id="87" w:name="ref-lemhofer_broersma_2012"/>
     <w:p>
       <w:pPr>
         <w:pStyle w:val="Bibliography"/>
@@ -4175,7 +9043,7 @@
       <w:r>
         <w:t xml:space="preserve">(2), 325–343. http://doi.org/</w:t>
       </w:r>
-      <w:hyperlink r:id="rId85">
+      <w:hyperlink r:id="rId86">
         <w:r>
           <w:rPr>
             <w:rStyle w:val="Hyperlink"/>
@@ -4184,8 +9052,8 @@
         </w:r>
       </w:hyperlink>
     </w:p>
-    <w:bookmarkEnd w:id="86"/>
-    <w:bookmarkStart w:id="88" w:name="ref-lemhoefer_etal_2004"/>
+    <w:bookmarkEnd w:id="87"/>
+    <w:bookmarkStart w:id="89" w:name="ref-lemhoefer_etal_2004"/>
     <w:p>
       <w:pPr>
         <w:pStyle w:val="Bibliography"/>
@@ -4240,7 +9108,7 @@
       <w:r>
         <w:t xml:space="preserve">(5), 585–611. http://doi.org/</w:t>
       </w:r>
-      <w:hyperlink r:id="rId87">
+      <w:hyperlink r:id="rId88">
         <w:r>
           <w:rPr>
             <w:rStyle w:val="Hyperlink"/>
@@ -4249,8 +9117,8 @@
         </w:r>
       </w:hyperlink>
     </w:p>
-    <w:bookmarkEnd w:id="88"/>
-    <w:bookmarkStart w:id="90" w:name="ref-lijewska_2023"/>
+    <w:bookmarkEnd w:id="89"/>
+    <w:bookmarkStart w:id="91" w:name="ref-lijewska_2023"/>
     <w:p>
       <w:pPr>
         <w:pStyle w:val="Bibliography"/>
@@ -4296,7 +9164,7 @@
       <w:r>
         <w:t xml:space="preserve">(4), 1235–1263. http://doi.org/</w:t>
       </w:r>
-      <w:hyperlink r:id="rId89">
+      <w:hyperlink r:id="rId90">
         <w:r>
           <w:rPr>
             <w:rStyle w:val="Hyperlink"/>
@@ -4305,8 +9173,8 @@
         </w:r>
       </w:hyperlink>
     </w:p>
-    <w:bookmarkEnd w:id="90"/>
-    <w:bookmarkStart w:id="92" w:name="ref-lijewska_delouw_2025"/>
+    <w:bookmarkEnd w:id="91"/>
+    <w:bookmarkStart w:id="93" w:name="ref-lijewska_delouw_2025"/>
     <w:p>
       <w:pPr>
         <w:pStyle w:val="Bibliography"/>
@@ -4349,7 +9217,7 @@
       <w:r>
         <w:t xml:space="preserve">(5), 632–661. http://doi.org/</w:t>
       </w:r>
-      <w:hyperlink r:id="rId91">
+      <w:hyperlink r:id="rId92">
         <w:r>
           <w:rPr>
             <w:rStyle w:val="Hyperlink"/>
@@ -4358,8 +9226,8 @@
         </w:r>
       </w:hyperlink>
     </w:p>
-    <w:bookmarkEnd w:id="92"/>
-    <w:bookmarkStart w:id="94" w:name="ref-lotto_degroot_1998"/>
+    <w:bookmarkEnd w:id="93"/>
+    <w:bookmarkStart w:id="95" w:name="ref-lotto_degroot_1998"/>
     <w:p>
       <w:pPr>
         <w:pStyle w:val="Bibliography"/>
@@ -4393,7 +9261,7 @@
       <w:r>
         <w:t xml:space="preserve">(1), 31–69. http://doi.org/</w:t>
       </w:r>
-      <w:hyperlink r:id="rId93">
+      <w:hyperlink r:id="rId94">
         <w:r>
           <w:rPr>
             <w:rStyle w:val="Hyperlink"/>
@@ -4402,8 +9270,8 @@
         </w:r>
       </w:hyperlink>
     </w:p>
-    <w:bookmarkEnd w:id="94"/>
-    <w:bookmarkStart w:id="96" w:name="ref-muntendam_etal_2022"/>
+    <w:bookmarkEnd w:id="95"/>
+    <w:bookmarkStart w:id="97" w:name="ref-muntendam_etal_2022"/>
     <w:p>
       <w:pPr>
         <w:pStyle w:val="Bibliography"/>
@@ -4470,7 +9338,7 @@
       <w:r>
         <w:t xml:space="preserve">, 1–12. http://doi.org/</w:t>
       </w:r>
-      <w:hyperlink r:id="rId95">
+      <w:hyperlink r:id="rId96">
         <w:r>
           <w:rPr>
             <w:rStyle w:val="Hyperlink"/>
@@ -4479,8 +9347,8 @@
         </w:r>
       </w:hyperlink>
     </w:p>
-    <w:bookmarkEnd w:id="96"/>
-    <w:bookmarkStart w:id="98" w:name="ref-new_etal_2024"/>
+    <w:bookmarkEnd w:id="97"/>
+    <w:bookmarkStart w:id="99" w:name="ref-new_etal_2024"/>
     <w:p>
       <w:pPr>
         <w:pStyle w:val="Bibliography"/>
@@ -4535,7 +9403,7 @@
       <w:r>
         <w:t xml:space="preserve">(2), 278–286. http://doi.org/</w:t>
       </w:r>
-      <w:hyperlink r:id="rId97">
+      <w:hyperlink r:id="rId98">
         <w:r>
           <w:rPr>
             <w:rStyle w:val="Hyperlink"/>
@@ -4544,8 +9412,8 @@
         </w:r>
       </w:hyperlink>
     </w:p>
-    <w:bookmarkEnd w:id="98"/>
-    <w:bookmarkStart w:id="100" w:name="ref-otwinowska_szewczyk_2019"/>
+    <w:bookmarkEnd w:id="99"/>
+    <w:bookmarkStart w:id="101" w:name="ref-otwinowska_szewczyk_2019"/>
     <w:p>
       <w:pPr>
         <w:pStyle w:val="Bibliography"/>
@@ -4591,7 +9459,7 @@
       <w:r>
         <w:t xml:space="preserve">(8), 974–991. http://doi.org/</w:t>
       </w:r>
-      <w:hyperlink r:id="rId99">
+      <w:hyperlink r:id="rId100">
         <w:r>
           <w:rPr>
             <w:rStyle w:val="Hyperlink"/>
@@ -4600,8 +9468,8 @@
         </w:r>
       </w:hyperlink>
     </w:p>
-    <w:bookmarkEnd w:id="100"/>
-    <w:bookmarkStart w:id="102" w:name="ref-peeters_etal_2013"/>
+    <w:bookmarkEnd w:id="101"/>
+    <w:bookmarkStart w:id="103" w:name="ref-peeters_etal_2013"/>
     <w:p>
       <w:pPr>
         <w:pStyle w:val="Bibliography"/>
@@ -4659,7 +9527,7 @@
       <w:r>
         <w:t xml:space="preserve">(4), 315–332. http://doi.org/</w:t>
       </w:r>
-      <w:hyperlink r:id="rId101">
+      <w:hyperlink r:id="rId102">
         <w:r>
           <w:rPr>
             <w:rStyle w:val="Hyperlink"/>
@@ -4668,8 +9536,8 @@
         </w:r>
       </w:hyperlink>
     </w:p>
-    <w:bookmarkEnd w:id="102"/>
-    <w:bookmarkStart w:id="104" w:name="ref-peirce_2019"/>
+    <w:bookmarkEnd w:id="103"/>
+    <w:bookmarkStart w:id="105" w:name="ref-peirce_2019"/>
     <w:p>
       <w:pPr>
         <w:pStyle w:val="Bibliography"/>
@@ -4724,7 +9592,7 @@
       <w:r>
         <w:t xml:space="preserve">(1), 195–203. http://doi.org/</w:t>
       </w:r>
-      <w:hyperlink r:id="rId103">
+      <w:hyperlink r:id="rId104">
         <w:r>
           <w:rPr>
             <w:rStyle w:val="Hyperlink"/>
@@ -4733,8 +9601,8 @@
         </w:r>
       </w:hyperlink>
     </w:p>
-    <w:bookmarkEnd w:id="104"/>
-    <w:bookmarkStart w:id="106" w:name="ref-poarch_vanhell_2014"/>
+    <w:bookmarkEnd w:id="105"/>
+    <w:bookmarkStart w:id="107" w:name="ref-poarch_vanhell_2014"/>
     <w:p>
       <w:pPr>
         <w:pStyle w:val="Bibliography"/>
@@ -4768,7 +9636,7 @@
       <w:r>
         <w:t xml:space="preserve">(6), 693–716. http://doi.org/</w:t>
       </w:r>
-      <w:hyperlink r:id="rId105">
+      <w:hyperlink r:id="rId106">
         <w:r>
           <w:rPr>
             <w:rStyle w:val="Hyperlink"/>
@@ -4777,8 +9645,8 @@
         </w:r>
       </w:hyperlink>
     </w:p>
-    <w:bookmarkEnd w:id="106"/>
-    <w:bookmarkStart w:id="108" w:name="ref-poort_rodd_2017"/>
+    <w:bookmarkEnd w:id="107"/>
+    <w:bookmarkStart w:id="109" w:name="ref-poort_rodd_2017"/>
     <w:p>
       <w:pPr>
         <w:pStyle w:val="Bibliography"/>
@@ -4812,7 +9680,7 @@
       <w:r>
         <w:t xml:space="preserve">, 52–63. http://doi.org/</w:t>
       </w:r>
-      <w:hyperlink r:id="rId107">
+      <w:hyperlink r:id="rId108">
         <w:r>
           <w:rPr>
             <w:rStyle w:val="Hyperlink"/>
@@ -4821,8 +9689,8 @@
         </w:r>
       </w:hyperlink>
     </w:p>
-    <w:bookmarkEnd w:id="108"/>
-    <w:bookmarkStart w:id="110" w:name="ref-puig-mayenco_etal_2020"/>
+    <w:bookmarkEnd w:id="109"/>
+    <w:bookmarkStart w:id="111" w:name="ref-puig-mayenco_etal_2020"/>
     <w:p>
       <w:pPr>
         <w:pStyle w:val="Bibliography"/>
@@ -4856,7 +9724,7 @@
       <w:r>
         <w:t xml:space="preserve">(1), 31–64. http://doi.org/</w:t>
       </w:r>
-      <w:hyperlink r:id="rId109">
+      <w:hyperlink r:id="rId110">
         <w:r>
           <w:rPr>
             <w:rStyle w:val="Hyperlink"/>
@@ -4865,8 +9733,8 @@
         </w:r>
       </w:hyperlink>
     </w:p>
-    <w:bookmarkEnd w:id="110"/>
-    <w:bookmarkStart w:id="111" w:name="ref-Rothman_2011"/>
+    <w:bookmarkEnd w:id="111"/>
+    <w:bookmarkStart w:id="112" w:name="ref-Rothman_2011"/>
     <w:p>
       <w:pPr>
         <w:pStyle w:val="Bibliography"/>
@@ -4901,8 +9769,8 @@
         <w:t xml:space="preserve">(1), 107–127.</w:t>
       </w:r>
     </w:p>
-    <w:bookmarkEnd w:id="111"/>
-    <w:bookmarkStart w:id="112" w:name="ref-Rothman_2013"/>
+    <w:bookmarkEnd w:id="112"/>
+    <w:bookmarkStart w:id="113" w:name="ref-Rothman_2013"/>
     <w:p>
       <w:pPr>
         <w:pStyle w:val="Bibliography"/>
@@ -4927,8 +9795,8 @@
         <w:t xml:space="preserve">(pp. 217–247). Amsterdam: John Benjamins.</w:t>
       </w:r>
     </w:p>
-    <w:bookmarkEnd w:id="112"/>
-    <w:bookmarkStart w:id="113" w:name="ref-Rothman_2015"/>
+    <w:bookmarkEnd w:id="113"/>
+    <w:bookmarkStart w:id="114" w:name="ref-Rothman_2015"/>
     <w:p>
       <w:pPr>
         <w:pStyle w:val="Bibliography"/>
@@ -4963,8 +9831,8 @@
         <w:t xml:space="preserve">(2), 179–190.</w:t>
       </w:r>
     </w:p>
-    <w:bookmarkEnd w:id="113"/>
-    <w:bookmarkStart w:id="115" w:name="ref-szubko-sitarek_2011"/>
+    <w:bookmarkEnd w:id="114"/>
+    <w:bookmarkStart w:id="116" w:name="ref-szubko-sitarek_2011"/>
     <w:p>
       <w:pPr>
         <w:pStyle w:val="Bibliography"/>
@@ -4998,7 +9866,7 @@
       <w:r>
         <w:t xml:space="preserve">(2), 189–208. http://doi.org/</w:t>
       </w:r>
-      <w:hyperlink r:id="rId114">
+      <w:hyperlink r:id="rId115">
         <w:r>
           <w:rPr>
             <w:rStyle w:val="Hyperlink"/>
@@ -5007,8 +9875,8 @@
         </w:r>
       </w:hyperlink>
     </w:p>
-    <w:bookmarkEnd w:id="115"/>
-    <w:bookmarkStart w:id="117" w:name="ref-tiffin-richards_2024"/>
+    <w:bookmarkEnd w:id="116"/>
+    <w:bookmarkStart w:id="118" w:name="ref-tiffin-richards_2024"/>
     <w:p>
       <w:pPr>
         <w:pStyle w:val="Bibliography"/>
@@ -5054,7 +9922,7 @@
       <w:r>
         <w:t xml:space="preserve">(5), 964–981. http://doi.org/</w:t>
       </w:r>
-      <w:hyperlink r:id="rId116">
+      <w:hyperlink r:id="rId117">
         <w:r>
           <w:rPr>
             <w:rStyle w:val="Hyperlink"/>
@@ -5063,8 +9931,8 @@
         </w:r>
       </w:hyperlink>
     </w:p>
-    <w:bookmarkEnd w:id="117"/>
-    <w:bookmarkStart w:id="119" w:name="ref-tonzar_etal_2009"/>
+    <w:bookmarkEnd w:id="118"/>
+    <w:bookmarkStart w:id="120" w:name="ref-tonzar_etal_2009"/>
     <w:p>
       <w:pPr>
         <w:pStyle w:val="Bibliography"/>
@@ -5170,7 +10038,7 @@
       <w:r>
         <w:t xml:space="preserve">(3), 623–646. http://doi.org/</w:t>
       </w:r>
-      <w:hyperlink r:id="rId118">
+      <w:hyperlink r:id="rId119">
         <w:r>
           <w:rPr>
             <w:rStyle w:val="Hyperlink"/>
@@ -5179,8 +10047,8 @@
         </w:r>
       </w:hyperlink>
     </w:p>
-    <w:bookmarkEnd w:id="119"/>
-    <w:bookmarkStart w:id="121" w:name="ref-woumans_etal_2021"/>
+    <w:bookmarkEnd w:id="120"/>
+    <w:bookmarkStart w:id="122" w:name="ref-woumans_etal_2021"/>
     <w:p>
       <w:pPr>
         <w:pStyle w:val="Bibliography"/>
@@ -5268,7 +10136,7 @@
       <w:r>
         <w:t xml:space="preserve">, 647362. http://doi.org/</w:t>
       </w:r>
-      <w:hyperlink r:id="rId120">
+      <w:hyperlink r:id="rId121">
         <w:r>
           <w:rPr>
             <w:rStyle w:val="Hyperlink"/>
@@ -5277,9 +10145,9 @@
         </w:r>
       </w:hyperlink>
     </w:p>
-    <w:bookmarkEnd w:id="121"/>
     <w:bookmarkEnd w:id="122"/>
     <w:bookmarkEnd w:id="123"/>
+    <w:bookmarkEnd w:id="124"/>
     <w:sectPr>
       <w:headerReference r:id="rId9" w:type="even"/>
       <w:headerReference r:id="rId10" w:type="default"/>

--- a/docs/manuscript/main.docx
+++ b/docs/manuscript/main.docx
@@ -112,7 +112,7 @@
         <w:t xml:space="preserve"> </w:t>
       </w:r>
       <w:r>
-        <w:t xml:space="preserve">(Costa, Caramazza, &amp; Sebastian-Galles, 2000)</w:t>
+        <w:t xml:space="preserve">(A. Costa, Caramazza, &amp; Sebastian-Galles, 2000)</w:t>
       </w:r>
       <w:r>
         <w:t xml:space="preserve">, reading</w:t>
@@ -1185,7 +1185,7 @@
     </w:p>
     <w:bookmarkEnd w:id="24"/>
     <w:bookmarkEnd w:id="25"/>
-    <w:bookmarkStart w:id="31" w:name="methodology"/>
+    <w:bookmarkStart w:id="32" w:name="methodology"/>
     <w:p>
       <w:pPr>
         <w:pStyle w:val="Heading1"/>
@@ -1258,7 +1258,7 @@
       </w:r>
     </w:p>
     <w:bookmarkEnd w:id="26"/>
-    <w:bookmarkStart w:id="29" w:name="materials-and-procedure"/>
+    <w:bookmarkStart w:id="30" w:name="materials-and-procedure"/>
     <w:p>
       <w:pPr>
         <w:pStyle w:val="Heading2"/>
@@ -1267,7 +1267,7 @@
         <w:t xml:space="preserve">Materials and Procedure</w:t>
       </w:r>
     </w:p>
-    <w:bookmarkStart w:id="27" w:name="lexical-decision-task"/>
+    <w:bookmarkStart w:id="28" w:name="lexical-decision-task"/>
     <w:p>
       <w:pPr>
         <w:pStyle w:val="Heading3"/>
@@ -1436,147 +1436,2202 @@
         <w:t xml:space="preserve"> </w:t>
       </w:r>
       <w:r>
-        <w:t xml:space="preserve">Lexical frequency in noncognates (</w:t>
-      </w:r>
-      <w:r>
-        <w:rPr>
-          <w:i/>
-          <w:iCs/>
-        </w:rPr>
-        <w:t xml:space="preserve">M</w:t>
-      </w:r>
-      <w:r>
-        <w:t xml:space="preserve"> </w:t>
-      </w:r>
-      <w:r>
-        <w:t xml:space="preserve">= ,</w:t>
-      </w:r>
-      <w:r>
-        <w:t xml:space="preserve"> </w:t>
-      </w:r>
-      <w:r>
-        <w:rPr>
-          <w:i/>
-          <w:iCs/>
-        </w:rPr>
-        <w:t xml:space="preserve">SD</w:t>
-      </w:r>
-      <w:r>
-        <w:t xml:space="preserve"> </w:t>
-      </w:r>
-      <w:r>
-        <w:t xml:space="preserve">= ), double cognates (</w:t>
-      </w:r>
-      <w:r>
-        <w:rPr>
-          <w:i/>
-          <w:iCs/>
-        </w:rPr>
-        <w:t xml:space="preserve">M</w:t>
-      </w:r>
-      <w:r>
-        <w:t xml:space="preserve"> </w:t>
-      </w:r>
-      <w:r>
-        <w:t xml:space="preserve">= ,</w:t>
-      </w:r>
-      <w:r>
-        <w:t xml:space="preserve"> </w:t>
-      </w:r>
-      <w:r>
-        <w:rPr>
-          <w:i/>
-          <w:iCs/>
-        </w:rPr>
-        <w:t xml:space="preserve">SD</w:t>
-      </w:r>
-      <w:r>
-        <w:t xml:space="preserve"> </w:t>
-      </w:r>
-      <w:r>
-        <w:t xml:space="preserve">= ), and triple cognates (</w:t>
-      </w:r>
-      <w:r>
-        <w:rPr>
-          <w:i/>
-          <w:iCs/>
-        </w:rPr>
-        <w:t xml:space="preserve">M</w:t>
-      </w:r>
-      <w:r>
-        <w:t xml:space="preserve"> </w:t>
-      </w:r>
-      <w:r>
-        <w:t xml:space="preserve">= ,</w:t>
-      </w:r>
-      <w:r>
-        <w:t xml:space="preserve"> </w:t>
-      </w:r>
-      <w:r>
-        <w:rPr>
-          <w:i/>
-          <w:iCs/>
-        </w:rPr>
-        <w:t xml:space="preserve">SD</w:t>
-      </w:r>
-      <w:r>
-        <w:t xml:space="preserve"> </w:t>
-      </w:r>
-      <w:r>
-        <w:t xml:space="preserve">= ) was not statistically different:</w:t>
-      </w:r>
-      <w:r>
-        <w:t xml:space="preserve"> </w:t>
-      </w:r>
-      <w:r>
-        <w:rPr>
-          <w:i/>
-          <w:iCs/>
-        </w:rPr>
-        <w:t xml:space="preserve">t</w:t>
-      </w:r>
-      <w:r>
-        <w:t xml:space="preserve">( ) = ,</w:t>
-      </w:r>
-      <w:r>
-        <w:t xml:space="preserve"> </w:t>
-      </w:r>
-      <w:r>
-        <w:rPr>
-          <w:i/>
-          <w:iCs/>
-        </w:rPr>
-        <w:t xml:space="preserve">p</w:t>
-      </w:r>
-      <w:r>
-        <w:t xml:space="preserve"> </w:t>
-      </w:r>
-      <w:r>
-        <w:t xml:space="preserve">= .</w:t>
-      </w:r>
-      <w:r>
-        <w:t xml:space="preserve"> </w:t>
+        <w:t xml:space="preserve">Double and triple cognates were orthographically identical.</w:t>
+      </w:r>
+      <w:r>
+        <w:t xml:space="preserve"> </w:t>
+      </w:r>
+      <w:r>
+        <w:t xml:space="preserve">Orthographic and phonological overlap were calculated using PHOR-In-One</w:t>
+      </w:r>
+      <w:r>
+        <w:t xml:space="preserve"> </w:t>
+      </w:r>
+      <w:r>
+        <w:t xml:space="preserve">(A. S. Costa, Comesaña, &amp; Soares, 2023)</w:t>
+      </w:r>
+      <w:r>
+        <w:t xml:space="preserve">.</w:t>
+      </w:r>
+      <w:r>
+        <w:t xml:space="preserve"> </w:t>
+      </w:r>
+      <w:r>
+        <w:t xml:space="preserve">Table 1 summarizes the lexical properties of the stimuli items.</w:t>
       </w:r>
     </w:p>
     <w:p>
       <w:pPr>
-        <w:pStyle w:val="BodyText"/>
-      </w:pPr>
-      <w:r>
-        <w:t xml:space="preserve">Double and triple cognates were orthographically identical.</w:t>
-      </w:r>
-      <w:r>
-        <w:t xml:space="preserve"> </w:t>
-      </w:r>
-      <w:r>
-        <w:t xml:space="preserve"> </w:t>
-      </w:r>
-      <w:r>
-        <w:t xml:space="preserve">(Describe how orthographic and phonological overlap were calculated. Report ranges and means with Sd for each word type. Report t-tests for phonological overlap?)</w:t>
+        <w:pStyle w:val="TableCaption"/>
+      </w:pPr>
+      <w:bookmarkStart w:id="27" w:name="tab:stim-properties"/>
+      <w:bookmarkEnd w:id="27"/>
+      <w:r>
+        <w:t xml:space="preserve">Table 1:</w:t>
+      </w:r>
+      <w:r>
+        <w:t xml:space="preserve"> </w:t>
+      </w:r>
+      <w:r>
+        <w:t xml:space="preserve">Descriptive statistics by stimulus type</w:t>
       </w:r>
     </w:p>
-    <w:bookmarkEnd w:id="27"/>
-    <w:bookmarkStart w:id="28" w:name="proficiency-tests"/>
+    <w:tbl xmlns:w="http://schemas.openxmlformats.org/wordprocessingml/2006/main" xmlns:r="http://schemas.openxmlformats.org/officeDocument/2006/relationships" xmlns:w14="http://schemas.microsoft.com/office/word/2010/wordml" xmlns:wp="http://schemas.openxmlformats.org/drawingml/2006/wordprocessingDrawing" xmlns:a="http://schemas.openxmlformats.org/drawingml/2006/main" xmlns:pic="http://schemas.openxmlformats.org/drawingml/2006/picture">
+      <w:tblPr>
+        <w:tblLayout w:type="fixed"/>
+        <w:jc w:val="center"/>
+        <w:tblLook w:firstRow="1" w:lastRow="0" w:firstColumn="0" w:lastColumn="0" w:noHBand="0" w:noVBand="1"/>
+      </w:tblPr>
+      <w:tblGrid>
+        <w:gridCol w:w="1883"/>
+        <w:gridCol w:w="1382"/>
+        <w:gridCol w:w="1382"/>
+        <w:gridCol w:w="1865"/>
+        <w:gridCol w:w="1853"/>
+        <w:gridCol w:w="1889"/>
+        <w:gridCol w:w="1865"/>
+        <w:gridCol w:w="1853"/>
+        <w:gridCol w:w="1889"/>
+      </w:tblGrid>
+      <w:tr>
+        <w:trPr>
+          <w:trHeight w:val="611" w:hRule="auto"/>
+          <w:tblHeader/>
+        </w:trPr>
+        <w:tc>
+          <w:tcPr>
+            <w:gridSpan w:val="3"/>
+            <w:tcBorders>
+              <w:bottom w:val="none" w:sz="0" w:space="0" w:color="666666"/>
+              <w:top w:val="single" w:sz="12" w:space="0" w:color="666666"/>
+              <w:left w:val="none" w:sz="0" w:space="0" w:color="000000"/>
+              <w:right w:val="none" w:sz="0" w:space="0" w:color="000000"/>
+            </w:tcBorders>
+            <w:shd w:val="clear" w:color="auto" w:fill="FFFFFF"/>
+            <w:tcMar>
+              <w:top w:w="0" w:type="dxa"/>
+              <w:bottom w:w="0" w:type="dxa"/>
+              <w:left w:w="0" w:type="dxa"/>
+              <w:right w:w="0" w:type="dxa"/>
+            </w:tcMar>
+            <w:vAlign w:val="center"/>
+          </w:tcPr>
+          <w:p>
+            <w:pPr>
+              <w:jc w:val="center"/>
+              <w:pBdr>
+                <w:bottom w:val="none" w:sz="0" w:space="0" w:color="000000"/>
+                <w:top w:val="none" w:sz="0" w:space="0" w:color="000000"/>
+                <w:left w:val="none" w:sz="0" w:space="0" w:color="000000"/>
+                <w:right w:val="none" w:sz="0" w:space="0" w:color="000000"/>
+              </w:pBdr>
+              <w:spacing w:after="100" w:before="100" w:line="240"/>
+              <w:ind w:left="100" w:right="100" w:firstLine="0" w:firstLineChars="0"/>
+              <w:rPr>
+                <w:rFonts w:ascii="Times New Roman" w:hAnsi="Times New Roman" w:eastAsia="Times New Roman" w:cs="Times New Roman"/>
+                <w:i w:val="false"/>
+                <w:b w:val="false"/>
+                <w:u w:val="none"/>
+                <w:strike w:val="false"/>
+                <w:sz w:val="22"/>
+                <w:szCs w:val="22"/>
+                <w:color w:val="000000"/>
+              </w:rPr>
+            </w:pPr>
+            <w:r xmlns:w="http://schemas.openxmlformats.org/wordprocessingml/2006/main" xmlns:wp="http://schemas.openxmlformats.org/drawingml/2006/wordprocessingDrawing" xmlns:r="http://schemas.openxmlformats.org/officeDocument/2006/relationships" xmlns:w14="http://schemas.microsoft.com/office/word/2010/wordml">
+              <w:rPr>
+                <w:rFonts w:ascii="Times New Roman" w:hAnsi="Times New Roman" w:eastAsia="Times New Roman" w:cs="Times New Roman"/>
+                <w:i w:val="false"/>
+                <w:b w:val="false"/>
+                <w:u w:val="none"/>
+                <w:strike w:val="false"/>
+                <w:sz w:val="22"/>
+                <w:szCs w:val="22"/>
+                <w:color w:val="000000"/>
+              </w:rPr>
+              <w:t xml:space="preserve"/>
+            </w:r>
+          </w:p>
+        </w:tc>
+        <w:tc>
+          <w:tcPr>
+            <w:gridSpan w:val="3"/>
+            <w:tcBorders>
+              <w:bottom w:val="none" w:sz="0" w:space="0" w:color="666666"/>
+              <w:top w:val="single" w:sz="12" w:space="0" w:color="666666"/>
+              <w:left w:val="none" w:sz="0" w:space="0" w:color="000000"/>
+              <w:right w:val="none" w:sz="0" w:space="0" w:color="000000"/>
+            </w:tcBorders>
+            <w:shd w:val="clear" w:color="auto" w:fill="FFFFFF"/>
+            <w:tcMar>
+              <w:top w:w="0" w:type="dxa"/>
+              <w:bottom w:w="0" w:type="dxa"/>
+              <w:left w:w="0" w:type="dxa"/>
+              <w:right w:w="0" w:type="dxa"/>
+            </w:tcMar>
+            <w:vAlign w:val="center"/>
+          </w:tcPr>
+          <w:p>
+            <w:pPr>
+              <w:jc w:val="center"/>
+              <w:pBdr>
+                <w:bottom w:val="none" w:sz="0" w:space="0" w:color="000000"/>
+                <w:top w:val="none" w:sz="0" w:space="0" w:color="000000"/>
+                <w:left w:val="none" w:sz="0" w:space="0" w:color="000000"/>
+                <w:right w:val="none" w:sz="0" w:space="0" w:color="000000"/>
+              </w:pBdr>
+              <w:spacing w:after="100" w:before="100" w:line="240"/>
+              <w:ind w:left="100" w:right="100" w:firstLine="0" w:firstLineChars="0"/>
+              <w:rPr>
+                <w:rFonts w:ascii="Times New Roman" w:hAnsi="Times New Roman" w:eastAsia="Times New Roman" w:cs="Times New Roman"/>
+                <w:i w:val="false"/>
+                <w:b w:val="false"/>
+                <w:u w:val="none"/>
+                <w:strike w:val="false"/>
+                <w:sz w:val="22"/>
+                <w:szCs w:val="22"/>
+                <w:color w:val="000000"/>
+              </w:rPr>
+            </w:pPr>
+            <w:r xmlns:w="http://schemas.openxmlformats.org/wordprocessingml/2006/main" xmlns:wp="http://schemas.openxmlformats.org/drawingml/2006/wordprocessingDrawing" xmlns:r="http://schemas.openxmlformats.org/officeDocument/2006/relationships" xmlns:w14="http://schemas.microsoft.com/office/word/2010/wordml">
+              <w:rPr>
+                <w:rFonts w:ascii="Times New Roman" w:hAnsi="Times New Roman" w:eastAsia="Times New Roman" w:cs="Times New Roman"/>
+                <w:i w:val="false"/>
+                <w:b w:val="false"/>
+                <w:u w:val="none"/>
+                <w:strike w:val="false"/>
+                <w:sz w:val="22"/>
+                <w:szCs w:val="22"/>
+                <w:color w:val="000000"/>
+              </w:rPr>
+              <w:t xml:space="preserve">Orthographic NLD</w:t>
+            </w:r>
+          </w:p>
+        </w:tc>
+        <w:tc>
+          <w:tcPr>
+            <w:gridSpan w:val="3"/>
+            <w:tcBorders>
+              <w:bottom w:val="none" w:sz="0" w:space="0" w:color="666666"/>
+              <w:top w:val="single" w:sz="12" w:space="0" w:color="666666"/>
+              <w:left w:val="none" w:sz="0" w:space="0" w:color="000000"/>
+              <w:right w:val="none" w:sz="0" w:space="0" w:color="000000"/>
+            </w:tcBorders>
+            <w:shd w:val="clear" w:color="auto" w:fill="FFFFFF"/>
+            <w:tcMar>
+              <w:top w:w="0" w:type="dxa"/>
+              <w:bottom w:w="0" w:type="dxa"/>
+              <w:left w:w="0" w:type="dxa"/>
+              <w:right w:w="0" w:type="dxa"/>
+            </w:tcMar>
+            <w:vAlign w:val="center"/>
+          </w:tcPr>
+          <w:p>
+            <w:pPr>
+              <w:jc w:val="center"/>
+              <w:pBdr>
+                <w:bottom w:val="none" w:sz="0" w:space="0" w:color="000000"/>
+                <w:top w:val="none" w:sz="0" w:space="0" w:color="000000"/>
+                <w:left w:val="none" w:sz="0" w:space="0" w:color="000000"/>
+                <w:right w:val="none" w:sz="0" w:space="0" w:color="000000"/>
+              </w:pBdr>
+              <w:spacing w:after="100" w:before="100" w:line="240"/>
+              <w:ind w:left="100" w:right="100" w:firstLine="0" w:firstLineChars="0"/>
+              <w:rPr>
+                <w:rFonts w:ascii="Times New Roman" w:hAnsi="Times New Roman" w:eastAsia="Times New Roman" w:cs="Times New Roman"/>
+                <w:i w:val="false"/>
+                <w:b w:val="false"/>
+                <w:u w:val="none"/>
+                <w:strike w:val="false"/>
+                <w:sz w:val="22"/>
+                <w:szCs w:val="22"/>
+                <w:color w:val="000000"/>
+              </w:rPr>
+            </w:pPr>
+            <w:r xmlns:w="http://schemas.openxmlformats.org/wordprocessingml/2006/main" xmlns:wp="http://schemas.openxmlformats.org/drawingml/2006/wordprocessingDrawing" xmlns:r="http://schemas.openxmlformats.org/officeDocument/2006/relationships" xmlns:w14="http://schemas.microsoft.com/office/word/2010/wordml">
+              <w:rPr>
+                <w:rFonts w:ascii="Times New Roman" w:hAnsi="Times New Roman" w:eastAsia="Times New Roman" w:cs="Times New Roman"/>
+                <w:i w:val="false"/>
+                <w:b w:val="false"/>
+                <w:u w:val="none"/>
+                <w:strike w:val="false"/>
+                <w:sz w:val="22"/>
+                <w:szCs w:val="22"/>
+                <w:color w:val="000000"/>
+              </w:rPr>
+              <w:t xml:space="preserve">Phonological NLD</w:t>
+            </w:r>
+          </w:p>
+        </w:tc>
+      </w:tr>
+      <w:tr>
+        <w:trPr>
+          <w:trHeight w:val="611" w:hRule="auto"/>
+          <w:tblHeader/>
+        </w:trPr>
+        <w:tc>
+          <w:tcPr>
+            <w:tcBorders>
+              <w:bottom w:val="single" w:sz="12" w:space="0" w:color="666666"/>
+              <w:top w:val="none" w:sz="0" w:space="0" w:color="666666"/>
+              <w:left w:val="none" w:sz="0" w:space="0" w:color="000000"/>
+              <w:right w:val="none" w:sz="0" w:space="0" w:color="000000"/>
+            </w:tcBorders>
+            <w:shd w:val="clear" w:color="auto" w:fill="FFFFFF"/>
+            <w:tcMar>
+              <w:top w:w="0" w:type="dxa"/>
+              <w:bottom w:w="0" w:type="dxa"/>
+              <w:left w:w="0" w:type="dxa"/>
+              <w:right w:w="0" w:type="dxa"/>
+            </w:tcMar>
+            <w:vAlign w:val="center"/>
+          </w:tcPr>
+          <w:p>
+            <w:pPr>
+              <w:jc w:val="center"/>
+              <w:pBdr>
+                <w:bottom w:val="none" w:sz="0" w:space="0" w:color="000000"/>
+                <w:top w:val="none" w:sz="0" w:space="0" w:color="000000"/>
+                <w:left w:val="none" w:sz="0" w:space="0" w:color="000000"/>
+                <w:right w:val="none" w:sz="0" w:space="0" w:color="000000"/>
+              </w:pBdr>
+              <w:spacing w:after="100" w:before="100" w:line="240"/>
+              <w:ind w:left="100" w:right="100" w:firstLine="0" w:firstLineChars="0"/>
+              <w:rPr>
+                <w:rFonts w:ascii="Times New Roman" w:hAnsi="Times New Roman" w:eastAsia="Times New Roman" w:cs="Times New Roman"/>
+                <w:i w:val="false"/>
+                <w:b w:val="false"/>
+                <w:u w:val="none"/>
+                <w:strike w:val="false"/>
+                <w:sz w:val="22"/>
+                <w:szCs w:val="22"/>
+                <w:color w:val="000000"/>
+              </w:rPr>
+            </w:pPr>
+            <w:r xmlns:w="http://schemas.openxmlformats.org/wordprocessingml/2006/main" xmlns:wp="http://schemas.openxmlformats.org/drawingml/2006/wordprocessingDrawing" xmlns:r="http://schemas.openxmlformats.org/officeDocument/2006/relationships" xmlns:w14="http://schemas.microsoft.com/office/word/2010/wordml">
+              <w:rPr>
+                <w:rFonts w:ascii="Times New Roman" w:hAnsi="Times New Roman" w:eastAsia="Times New Roman" w:cs="Times New Roman"/>
+                <w:i w:val="false"/>
+                <w:b w:val="false"/>
+                <w:u w:val="none"/>
+                <w:strike w:val="false"/>
+                <w:sz w:val="22"/>
+                <w:szCs w:val="22"/>
+                <w:color w:val="000000"/>
+              </w:rPr>
+              <w:t xml:space="preserve">Type</w:t>
+            </w:r>
+          </w:p>
+        </w:tc>
+        <w:tc>
+          <w:tcPr>
+            <w:tcBorders>
+              <w:bottom w:val="single" w:sz="12" w:space="0" w:color="666666"/>
+              <w:top w:val="none" w:sz="0" w:space="0" w:color="666666"/>
+              <w:left w:val="none" w:sz="0" w:space="0" w:color="000000"/>
+              <w:right w:val="none" w:sz="0" w:space="0" w:color="000000"/>
+            </w:tcBorders>
+            <w:shd w:val="clear" w:color="auto" w:fill="FFFFFF"/>
+            <w:tcMar>
+              <w:top w:w="0" w:type="dxa"/>
+              <w:bottom w:w="0" w:type="dxa"/>
+              <w:left w:w="0" w:type="dxa"/>
+              <w:right w:w="0" w:type="dxa"/>
+            </w:tcMar>
+            <w:vAlign w:val="center"/>
+          </w:tcPr>
+          <w:p>
+            <w:pPr>
+              <w:jc w:val="center"/>
+              <w:pBdr>
+                <w:bottom w:val="none" w:sz="0" w:space="0" w:color="000000"/>
+                <w:top w:val="none" w:sz="0" w:space="0" w:color="000000"/>
+                <w:left w:val="none" w:sz="0" w:space="0" w:color="000000"/>
+                <w:right w:val="none" w:sz="0" w:space="0" w:color="000000"/>
+              </w:pBdr>
+              <w:spacing w:after="100" w:before="100" w:line="240"/>
+              <w:ind w:left="100" w:right="100" w:firstLine="0" w:firstLineChars="0"/>
+              <w:rPr>
+                <w:rFonts w:ascii="Times New Roman" w:hAnsi="Times New Roman" w:eastAsia="Times New Roman" w:cs="Times New Roman"/>
+                <w:i w:val="false"/>
+                <w:b w:val="false"/>
+                <w:u w:val="none"/>
+                <w:strike w:val="false"/>
+                <w:sz w:val="22"/>
+                <w:szCs w:val="22"/>
+                <w:color w:val="000000"/>
+              </w:rPr>
+            </w:pPr>
+            <w:r xmlns:w="http://schemas.openxmlformats.org/wordprocessingml/2006/main" xmlns:wp="http://schemas.openxmlformats.org/drawingml/2006/wordprocessingDrawing" xmlns:r="http://schemas.openxmlformats.org/officeDocument/2006/relationships" xmlns:w14="http://schemas.microsoft.com/office/word/2010/wordml">
+              <w:rPr>
+                <w:rFonts w:ascii="Times New Roman" w:hAnsi="Times New Roman" w:eastAsia="Times New Roman" w:cs="Times New Roman"/>
+                <w:i w:val="false"/>
+                <w:b w:val="false"/>
+                <w:u w:val="none"/>
+                <w:strike w:val="false"/>
+                <w:sz w:val="22"/>
+                <w:szCs w:val="22"/>
+                <w:color w:val="000000"/>
+              </w:rPr>
+              <w:t xml:space="preserve">Length</w:t>
+            </w:r>
+          </w:p>
+        </w:tc>
+        <w:tc>
+          <w:tcPr>
+            <w:tcBorders>
+              <w:bottom w:val="single" w:sz="12" w:space="0" w:color="666666"/>
+              <w:top w:val="none" w:sz="0" w:space="0" w:color="666666"/>
+              <w:left w:val="none" w:sz="0" w:space="0" w:color="000000"/>
+              <w:right w:val="none" w:sz="0" w:space="0" w:color="000000"/>
+            </w:tcBorders>
+            <w:shd w:val="clear" w:color="auto" w:fill="FFFFFF"/>
+            <w:tcMar>
+              <w:top w:w="0" w:type="dxa"/>
+              <w:bottom w:w="0" w:type="dxa"/>
+              <w:left w:w="0" w:type="dxa"/>
+              <w:right w:w="0" w:type="dxa"/>
+            </w:tcMar>
+            <w:vAlign w:val="center"/>
+          </w:tcPr>
+          <w:p>
+            <w:pPr>
+              <w:jc w:val="center"/>
+              <w:pBdr>
+                <w:bottom w:val="none" w:sz="0" w:space="0" w:color="000000"/>
+                <w:top w:val="none" w:sz="0" w:space="0" w:color="000000"/>
+                <w:left w:val="none" w:sz="0" w:space="0" w:color="000000"/>
+                <w:right w:val="none" w:sz="0" w:space="0" w:color="000000"/>
+              </w:pBdr>
+              <w:spacing w:after="100" w:before="100" w:line="240"/>
+              <w:ind w:left="100" w:right="100" w:firstLine="0" w:firstLineChars="0"/>
+              <w:rPr>
+                <w:rFonts w:ascii="Times New Roman" w:hAnsi="Times New Roman" w:eastAsia="Times New Roman" w:cs="Times New Roman"/>
+                <w:i w:val="false"/>
+                <w:b w:val="false"/>
+                <w:u w:val="none"/>
+                <w:strike w:val="false"/>
+                <w:sz w:val="22"/>
+                <w:szCs w:val="22"/>
+                <w:color w:val="000000"/>
+              </w:rPr>
+            </w:pPr>
+            <w:r xmlns:w="http://schemas.openxmlformats.org/wordprocessingml/2006/main" xmlns:wp="http://schemas.openxmlformats.org/drawingml/2006/wordprocessingDrawing" xmlns:r="http://schemas.openxmlformats.org/officeDocument/2006/relationships" xmlns:w14="http://schemas.microsoft.com/office/word/2010/wordml">
+              <w:rPr>
+                <w:rFonts w:ascii="Times New Roman" w:hAnsi="Times New Roman" w:eastAsia="Times New Roman" w:cs="Times New Roman"/>
+                <w:i w:val="false"/>
+                <w:b w:val="false"/>
+                <w:u w:val="none"/>
+                <w:strike w:val="false"/>
+                <w:sz w:val="22"/>
+                <w:szCs w:val="22"/>
+                <w:color w:val="000000"/>
+              </w:rPr>
+              <w:t xml:space="preserve">Frequency</w:t>
+            </w:r>
+          </w:p>
+        </w:tc>
+        <w:tc>
+          <w:tcPr>
+            <w:tcBorders>
+              <w:bottom w:val="single" w:sz="12" w:space="0" w:color="666666"/>
+              <w:top w:val="none" w:sz="0" w:space="0" w:color="666666"/>
+              <w:left w:val="none" w:sz="0" w:space="0" w:color="000000"/>
+              <w:right w:val="none" w:sz="0" w:space="0" w:color="000000"/>
+            </w:tcBorders>
+            <w:shd w:val="clear" w:color="auto" w:fill="FFFFFF"/>
+            <w:tcMar>
+              <w:top w:w="0" w:type="dxa"/>
+              <w:bottom w:w="0" w:type="dxa"/>
+              <w:left w:w="0" w:type="dxa"/>
+              <w:right w:w="0" w:type="dxa"/>
+            </w:tcMar>
+            <w:vAlign w:val="center"/>
+          </w:tcPr>
+          <w:p>
+            <w:pPr>
+              <w:jc w:val="center"/>
+              <w:pBdr>
+                <w:bottom w:val="none" w:sz="0" w:space="0" w:color="000000"/>
+                <w:top w:val="none" w:sz="0" w:space="0" w:color="000000"/>
+                <w:left w:val="none" w:sz="0" w:space="0" w:color="000000"/>
+                <w:right w:val="none" w:sz="0" w:space="0" w:color="000000"/>
+              </w:pBdr>
+              <w:spacing w:after="100" w:before="100" w:line="240"/>
+              <w:ind w:left="100" w:right="100" w:firstLine="0" w:firstLineChars="0"/>
+              <w:rPr>
+                <w:rFonts w:ascii="Times New Roman" w:hAnsi="Times New Roman" w:eastAsia="Times New Roman" w:cs="Times New Roman"/>
+                <w:i w:val="false"/>
+                <w:b w:val="false"/>
+                <w:u w:val="none"/>
+                <w:strike w:val="false"/>
+                <w:sz w:val="22"/>
+                <w:szCs w:val="22"/>
+                <w:color w:val="000000"/>
+              </w:rPr>
+            </w:pPr>
+            <w:r xmlns:w="http://schemas.openxmlformats.org/wordprocessingml/2006/main" xmlns:wp="http://schemas.openxmlformats.org/drawingml/2006/wordprocessingDrawing" xmlns:r="http://schemas.openxmlformats.org/officeDocument/2006/relationships" xmlns:w14="http://schemas.microsoft.com/office/word/2010/wordml">
+              <w:rPr>
+                <w:rFonts w:ascii="Times New Roman" w:hAnsi="Times New Roman" w:eastAsia="Times New Roman" w:cs="Times New Roman"/>
+                <w:i w:val="false"/>
+                <w:b w:val="false"/>
+                <w:u w:val="none"/>
+                <w:strike w:val="false"/>
+                <w:sz w:val="22"/>
+                <w:szCs w:val="22"/>
+                <w:color w:val="000000"/>
+              </w:rPr>
+              <w:t xml:space="preserve">English-German</w:t>
+            </w:r>
+          </w:p>
+        </w:tc>
+        <w:tc>
+          <w:tcPr>
+            <w:tcBorders>
+              <w:bottom w:val="single" w:sz="12" w:space="0" w:color="666666"/>
+              <w:top w:val="none" w:sz="0" w:space="0" w:color="666666"/>
+              <w:left w:val="none" w:sz="0" w:space="0" w:color="000000"/>
+              <w:right w:val="none" w:sz="0" w:space="0" w:color="000000"/>
+            </w:tcBorders>
+            <w:shd w:val="clear" w:color="auto" w:fill="FFFFFF"/>
+            <w:tcMar>
+              <w:top w:w="0" w:type="dxa"/>
+              <w:bottom w:w="0" w:type="dxa"/>
+              <w:left w:w="0" w:type="dxa"/>
+              <w:right w:w="0" w:type="dxa"/>
+            </w:tcMar>
+            <w:vAlign w:val="center"/>
+          </w:tcPr>
+          <w:p>
+            <w:pPr>
+              <w:jc w:val="center"/>
+              <w:pBdr>
+                <w:bottom w:val="none" w:sz="0" w:space="0" w:color="000000"/>
+                <w:top w:val="none" w:sz="0" w:space="0" w:color="000000"/>
+                <w:left w:val="none" w:sz="0" w:space="0" w:color="000000"/>
+                <w:right w:val="none" w:sz="0" w:space="0" w:color="000000"/>
+              </w:pBdr>
+              <w:spacing w:after="100" w:before="100" w:line="240"/>
+              <w:ind w:left="100" w:right="100" w:firstLine="0" w:firstLineChars="0"/>
+              <w:rPr>
+                <w:rFonts w:ascii="Times New Roman" w:hAnsi="Times New Roman" w:eastAsia="Times New Roman" w:cs="Times New Roman"/>
+                <w:i w:val="false"/>
+                <w:b w:val="false"/>
+                <w:u w:val="none"/>
+                <w:strike w:val="false"/>
+                <w:sz w:val="22"/>
+                <w:szCs w:val="22"/>
+                <w:color w:val="000000"/>
+              </w:rPr>
+            </w:pPr>
+            <w:r xmlns:w="http://schemas.openxmlformats.org/wordprocessingml/2006/main" xmlns:wp="http://schemas.openxmlformats.org/drawingml/2006/wordprocessingDrawing" xmlns:r="http://schemas.openxmlformats.org/officeDocument/2006/relationships" xmlns:w14="http://schemas.microsoft.com/office/word/2010/wordml">
+              <w:rPr>
+                <w:rFonts w:ascii="Times New Roman" w:hAnsi="Times New Roman" w:eastAsia="Times New Roman" w:cs="Times New Roman"/>
+                <w:i w:val="false"/>
+                <w:b w:val="false"/>
+                <w:u w:val="none"/>
+                <w:strike w:val="false"/>
+                <w:sz w:val="22"/>
+                <w:szCs w:val="22"/>
+                <w:color w:val="000000"/>
+              </w:rPr>
+              <w:t xml:space="preserve">English-Spanish</w:t>
+            </w:r>
+          </w:p>
+        </w:tc>
+        <w:tc>
+          <w:tcPr>
+            <w:tcBorders>
+              <w:bottom w:val="single" w:sz="12" w:space="0" w:color="666666"/>
+              <w:top w:val="none" w:sz="0" w:space="0" w:color="666666"/>
+              <w:left w:val="none" w:sz="0" w:space="0" w:color="000000"/>
+              <w:right w:val="none" w:sz="0" w:space="0" w:color="000000"/>
+            </w:tcBorders>
+            <w:shd w:val="clear" w:color="auto" w:fill="FFFFFF"/>
+            <w:tcMar>
+              <w:top w:w="0" w:type="dxa"/>
+              <w:bottom w:w="0" w:type="dxa"/>
+              <w:left w:w="0" w:type="dxa"/>
+              <w:right w:w="0" w:type="dxa"/>
+            </w:tcMar>
+            <w:vAlign w:val="center"/>
+          </w:tcPr>
+          <w:p>
+            <w:pPr>
+              <w:jc w:val="center"/>
+              <w:pBdr>
+                <w:bottom w:val="none" w:sz="0" w:space="0" w:color="000000"/>
+                <w:top w:val="none" w:sz="0" w:space="0" w:color="000000"/>
+                <w:left w:val="none" w:sz="0" w:space="0" w:color="000000"/>
+                <w:right w:val="none" w:sz="0" w:space="0" w:color="000000"/>
+              </w:pBdr>
+              <w:spacing w:after="100" w:before="100" w:line="240"/>
+              <w:ind w:left="100" w:right="100" w:firstLine="0" w:firstLineChars="0"/>
+              <w:rPr>
+                <w:rFonts w:ascii="Times New Roman" w:hAnsi="Times New Roman" w:eastAsia="Times New Roman" w:cs="Times New Roman"/>
+                <w:i w:val="false"/>
+                <w:b w:val="false"/>
+                <w:u w:val="none"/>
+                <w:strike w:val="false"/>
+                <w:sz w:val="22"/>
+                <w:szCs w:val="22"/>
+                <w:color w:val="000000"/>
+              </w:rPr>
+            </w:pPr>
+            <w:r xmlns:w="http://schemas.openxmlformats.org/wordprocessingml/2006/main" xmlns:wp="http://schemas.openxmlformats.org/drawingml/2006/wordprocessingDrawing" xmlns:r="http://schemas.openxmlformats.org/officeDocument/2006/relationships" xmlns:w14="http://schemas.microsoft.com/office/word/2010/wordml">
+              <w:rPr>
+                <w:rFonts w:ascii="Times New Roman" w:hAnsi="Times New Roman" w:eastAsia="Times New Roman" w:cs="Times New Roman"/>
+                <w:i w:val="false"/>
+                <w:b w:val="false"/>
+                <w:u w:val="none"/>
+                <w:strike w:val="false"/>
+                <w:sz w:val="22"/>
+                <w:szCs w:val="22"/>
+                <w:color w:val="000000"/>
+              </w:rPr>
+              <w:t xml:space="preserve">German-Spanish</w:t>
+            </w:r>
+          </w:p>
+        </w:tc>
+        <w:tc>
+          <w:tcPr>
+            <w:tcBorders>
+              <w:bottom w:val="single" w:sz="12" w:space="0" w:color="666666"/>
+              <w:top w:val="none" w:sz="0" w:space="0" w:color="666666"/>
+              <w:left w:val="none" w:sz="0" w:space="0" w:color="000000"/>
+              <w:right w:val="none" w:sz="0" w:space="0" w:color="000000"/>
+            </w:tcBorders>
+            <w:shd w:val="clear" w:color="auto" w:fill="FFFFFF"/>
+            <w:tcMar>
+              <w:top w:w="0" w:type="dxa"/>
+              <w:bottom w:w="0" w:type="dxa"/>
+              <w:left w:w="0" w:type="dxa"/>
+              <w:right w:w="0" w:type="dxa"/>
+            </w:tcMar>
+            <w:vAlign w:val="center"/>
+          </w:tcPr>
+          <w:p>
+            <w:pPr>
+              <w:jc w:val="center"/>
+              <w:pBdr>
+                <w:bottom w:val="none" w:sz="0" w:space="0" w:color="000000"/>
+                <w:top w:val="none" w:sz="0" w:space="0" w:color="000000"/>
+                <w:left w:val="none" w:sz="0" w:space="0" w:color="000000"/>
+                <w:right w:val="none" w:sz="0" w:space="0" w:color="000000"/>
+              </w:pBdr>
+              <w:spacing w:after="100" w:before="100" w:line="240"/>
+              <w:ind w:left="100" w:right="100" w:firstLine="0" w:firstLineChars="0"/>
+              <w:rPr>
+                <w:rFonts w:ascii="Times New Roman" w:hAnsi="Times New Roman" w:eastAsia="Times New Roman" w:cs="Times New Roman"/>
+                <w:i w:val="false"/>
+                <w:b w:val="false"/>
+                <w:u w:val="none"/>
+                <w:strike w:val="false"/>
+                <w:sz w:val="22"/>
+                <w:szCs w:val="22"/>
+                <w:color w:val="000000"/>
+              </w:rPr>
+            </w:pPr>
+            <w:r xmlns:w="http://schemas.openxmlformats.org/wordprocessingml/2006/main" xmlns:wp="http://schemas.openxmlformats.org/drawingml/2006/wordprocessingDrawing" xmlns:r="http://schemas.openxmlformats.org/officeDocument/2006/relationships" xmlns:w14="http://schemas.microsoft.com/office/word/2010/wordml">
+              <w:rPr>
+                <w:rFonts w:ascii="Times New Roman" w:hAnsi="Times New Roman" w:eastAsia="Times New Roman" w:cs="Times New Roman"/>
+                <w:i w:val="false"/>
+                <w:b w:val="false"/>
+                <w:u w:val="none"/>
+                <w:strike w:val="false"/>
+                <w:sz w:val="22"/>
+                <w:szCs w:val="22"/>
+                <w:color w:val="000000"/>
+              </w:rPr>
+              <w:t xml:space="preserve">English-German</w:t>
+            </w:r>
+          </w:p>
+        </w:tc>
+        <w:tc>
+          <w:tcPr>
+            <w:tcBorders>
+              <w:bottom w:val="single" w:sz="12" w:space="0" w:color="666666"/>
+              <w:top w:val="none" w:sz="0" w:space="0" w:color="666666"/>
+              <w:left w:val="none" w:sz="0" w:space="0" w:color="000000"/>
+              <w:right w:val="none" w:sz="0" w:space="0" w:color="000000"/>
+            </w:tcBorders>
+            <w:shd w:val="clear" w:color="auto" w:fill="FFFFFF"/>
+            <w:tcMar>
+              <w:top w:w="0" w:type="dxa"/>
+              <w:bottom w:w="0" w:type="dxa"/>
+              <w:left w:w="0" w:type="dxa"/>
+              <w:right w:w="0" w:type="dxa"/>
+            </w:tcMar>
+            <w:vAlign w:val="center"/>
+          </w:tcPr>
+          <w:p>
+            <w:pPr>
+              <w:jc w:val="center"/>
+              <w:pBdr>
+                <w:bottom w:val="none" w:sz="0" w:space="0" w:color="000000"/>
+                <w:top w:val="none" w:sz="0" w:space="0" w:color="000000"/>
+                <w:left w:val="none" w:sz="0" w:space="0" w:color="000000"/>
+                <w:right w:val="none" w:sz="0" w:space="0" w:color="000000"/>
+              </w:pBdr>
+              <w:spacing w:after="100" w:before="100" w:line="240"/>
+              <w:ind w:left="100" w:right="100" w:firstLine="0" w:firstLineChars="0"/>
+              <w:rPr>
+                <w:rFonts w:ascii="Times New Roman" w:hAnsi="Times New Roman" w:eastAsia="Times New Roman" w:cs="Times New Roman"/>
+                <w:i w:val="false"/>
+                <w:b w:val="false"/>
+                <w:u w:val="none"/>
+                <w:strike w:val="false"/>
+                <w:sz w:val="22"/>
+                <w:szCs w:val="22"/>
+                <w:color w:val="000000"/>
+              </w:rPr>
+            </w:pPr>
+            <w:r xmlns:w="http://schemas.openxmlformats.org/wordprocessingml/2006/main" xmlns:wp="http://schemas.openxmlformats.org/drawingml/2006/wordprocessingDrawing" xmlns:r="http://schemas.openxmlformats.org/officeDocument/2006/relationships" xmlns:w14="http://schemas.microsoft.com/office/word/2010/wordml">
+              <w:rPr>
+                <w:rFonts w:ascii="Times New Roman" w:hAnsi="Times New Roman" w:eastAsia="Times New Roman" w:cs="Times New Roman"/>
+                <w:i w:val="false"/>
+                <w:b w:val="false"/>
+                <w:u w:val="none"/>
+                <w:strike w:val="false"/>
+                <w:sz w:val="22"/>
+                <w:szCs w:val="22"/>
+                <w:color w:val="000000"/>
+              </w:rPr>
+              <w:t xml:space="preserve">English-Spanish</w:t>
+            </w:r>
+          </w:p>
+        </w:tc>
+        <w:tc>
+          <w:tcPr>
+            <w:tcBorders>
+              <w:bottom w:val="single" w:sz="12" w:space="0" w:color="666666"/>
+              <w:top w:val="none" w:sz="0" w:space="0" w:color="666666"/>
+              <w:left w:val="none" w:sz="0" w:space="0" w:color="000000"/>
+              <w:right w:val="none" w:sz="0" w:space="0" w:color="000000"/>
+            </w:tcBorders>
+            <w:shd w:val="clear" w:color="auto" w:fill="FFFFFF"/>
+            <w:tcMar>
+              <w:top w:w="0" w:type="dxa"/>
+              <w:bottom w:w="0" w:type="dxa"/>
+              <w:left w:w="0" w:type="dxa"/>
+              <w:right w:w="0" w:type="dxa"/>
+            </w:tcMar>
+            <w:vAlign w:val="center"/>
+          </w:tcPr>
+          <w:p>
+            <w:pPr>
+              <w:jc w:val="center"/>
+              <w:pBdr>
+                <w:bottom w:val="none" w:sz="0" w:space="0" w:color="000000"/>
+                <w:top w:val="none" w:sz="0" w:space="0" w:color="000000"/>
+                <w:left w:val="none" w:sz="0" w:space="0" w:color="000000"/>
+                <w:right w:val="none" w:sz="0" w:space="0" w:color="000000"/>
+              </w:pBdr>
+              <w:spacing w:after="100" w:before="100" w:line="240"/>
+              <w:ind w:left="100" w:right="100" w:firstLine="0" w:firstLineChars="0"/>
+              <w:rPr>
+                <w:rFonts w:ascii="Times New Roman" w:hAnsi="Times New Roman" w:eastAsia="Times New Roman" w:cs="Times New Roman"/>
+                <w:i w:val="false"/>
+                <w:b w:val="false"/>
+                <w:u w:val="none"/>
+                <w:strike w:val="false"/>
+                <w:sz w:val="22"/>
+                <w:szCs w:val="22"/>
+                <w:color w:val="000000"/>
+              </w:rPr>
+            </w:pPr>
+            <w:r xmlns:w="http://schemas.openxmlformats.org/wordprocessingml/2006/main" xmlns:wp="http://schemas.openxmlformats.org/drawingml/2006/wordprocessingDrawing" xmlns:r="http://schemas.openxmlformats.org/officeDocument/2006/relationships" xmlns:w14="http://schemas.microsoft.com/office/word/2010/wordml">
+              <w:rPr>
+                <w:rFonts w:ascii="Times New Roman" w:hAnsi="Times New Roman" w:eastAsia="Times New Roman" w:cs="Times New Roman"/>
+                <w:i w:val="false"/>
+                <w:b w:val="false"/>
+                <w:u w:val="none"/>
+                <w:strike w:val="false"/>
+                <w:sz w:val="22"/>
+                <w:szCs w:val="22"/>
+                <w:color w:val="000000"/>
+              </w:rPr>
+              <w:t xml:space="preserve">German-Spanish</w:t>
+            </w:r>
+          </w:p>
+        </w:tc>
+      </w:tr>
+      <w:tr>
+        <w:trPr>
+          <w:trHeight w:val="610" w:hRule="auto"/>
+        </w:trPr>
+        <w:tc>
+          <w:tcPr>
+            <w:tcBorders>
+              <w:bottom w:val="none" w:sz="0" w:space="0" w:color="000000"/>
+              <w:top w:val="single" w:sz="12" w:space="0" w:color="666666"/>
+              <w:left w:val="none" w:sz="0" w:space="0" w:color="000000"/>
+              <w:right w:val="none" w:sz="0" w:space="0" w:color="000000"/>
+            </w:tcBorders>
+            <w:shd w:val="clear" w:color="auto" w:fill="FFFFFF"/>
+            <w:tcMar>
+              <w:top w:w="0" w:type="dxa"/>
+              <w:bottom w:w="0" w:type="dxa"/>
+              <w:left w:w="0" w:type="dxa"/>
+              <w:right w:w="0" w:type="dxa"/>
+            </w:tcMar>
+            <w:vAlign w:val="center"/>
+          </w:tcPr>
+          <w:p>
+            <w:pPr>
+              <w:jc w:val="left"/>
+              <w:pBdr>
+                <w:bottom w:val="none" w:sz="0" w:space="0" w:color="000000"/>
+                <w:top w:val="none" w:sz="0" w:space="0" w:color="000000"/>
+                <w:left w:val="none" w:sz="0" w:space="0" w:color="000000"/>
+                <w:right w:val="none" w:sz="0" w:space="0" w:color="000000"/>
+              </w:pBdr>
+              <w:spacing w:after="100" w:before="100" w:line="240"/>
+              <w:ind w:left="100" w:right="100" w:firstLine="0" w:firstLineChars="0"/>
+              <w:rPr>
+                <w:rFonts w:ascii="Times New Roman" w:hAnsi="Times New Roman" w:eastAsia="Times New Roman" w:cs="Times New Roman"/>
+                <w:i w:val="false"/>
+                <w:b w:val="false"/>
+                <w:u w:val="none"/>
+                <w:strike w:val="false"/>
+                <w:sz w:val="22"/>
+                <w:szCs w:val="22"/>
+                <w:color w:val="000000"/>
+              </w:rPr>
+            </w:pPr>
+            <w:r xmlns:w="http://schemas.openxmlformats.org/wordprocessingml/2006/main" xmlns:wp="http://schemas.openxmlformats.org/drawingml/2006/wordprocessingDrawing" xmlns:r="http://schemas.openxmlformats.org/officeDocument/2006/relationships" xmlns:w14="http://schemas.microsoft.com/office/word/2010/wordml">
+              <w:rPr>
+                <w:rFonts w:ascii="Times New Roman" w:hAnsi="Times New Roman" w:eastAsia="Times New Roman" w:cs="Times New Roman"/>
+                <w:i w:val="false"/>
+                <w:b w:val="false"/>
+                <w:u w:val="none"/>
+                <w:strike w:val="false"/>
+                <w:sz w:val="22"/>
+                <w:szCs w:val="22"/>
+                <w:color w:val="000000"/>
+              </w:rPr>
+              <w:t xml:space="preserve">Non-cognates</w:t>
+            </w:r>
+          </w:p>
+        </w:tc>
+        <w:tc>
+          <w:tcPr>
+            <w:tcBorders>
+              <w:bottom w:val="none" w:sz="0" w:space="0" w:color="000000"/>
+              <w:top w:val="single" w:sz="12" w:space="0" w:color="666666"/>
+              <w:left w:val="none" w:sz="0" w:space="0" w:color="000000"/>
+              <w:right w:val="none" w:sz="0" w:space="0" w:color="000000"/>
+            </w:tcBorders>
+            <w:shd w:val="clear" w:color="auto" w:fill="FFFFFF"/>
+            <w:tcMar>
+              <w:top w:w="0" w:type="dxa"/>
+              <w:bottom w:w="0" w:type="dxa"/>
+              <w:left w:w="0" w:type="dxa"/>
+              <w:right w:w="0" w:type="dxa"/>
+            </w:tcMar>
+            <w:vAlign w:val="center"/>
+          </w:tcPr>
+          <w:p>
+            <w:pPr>
+              <w:jc w:val="center"/>
+              <w:pBdr>
+                <w:bottom w:val="none" w:sz="0" w:space="0" w:color="000000"/>
+                <w:top w:val="none" w:sz="0" w:space="0" w:color="000000"/>
+                <w:left w:val="none" w:sz="0" w:space="0" w:color="000000"/>
+                <w:right w:val="none" w:sz="0" w:space="0" w:color="000000"/>
+              </w:pBdr>
+              <w:spacing w:after="100" w:before="100" w:line="240"/>
+              <w:ind w:left="100" w:right="100" w:firstLine="0" w:firstLineChars="0"/>
+              <w:rPr>
+                <w:rFonts w:ascii="Times New Roman" w:hAnsi="Times New Roman" w:eastAsia="Times New Roman" w:cs="Times New Roman"/>
+                <w:i w:val="false"/>
+                <w:b w:val="false"/>
+                <w:u w:val="none"/>
+                <w:strike w:val="false"/>
+                <w:sz w:val="22"/>
+                <w:szCs w:val="22"/>
+                <w:color w:val="000000"/>
+              </w:rPr>
+            </w:pPr>
+            <w:r xmlns:w="http://schemas.openxmlformats.org/wordprocessingml/2006/main" xmlns:wp="http://schemas.openxmlformats.org/drawingml/2006/wordprocessingDrawing" xmlns:r="http://schemas.openxmlformats.org/officeDocument/2006/relationships" xmlns:w14="http://schemas.microsoft.com/office/word/2010/wordml">
+              <w:rPr>
+                <w:rFonts w:ascii="Times New Roman" w:hAnsi="Times New Roman" w:eastAsia="Times New Roman" w:cs="Times New Roman"/>
+                <w:i w:val="false"/>
+                <w:b w:val="false"/>
+                <w:u w:val="none"/>
+                <w:strike w:val="false"/>
+                <w:sz w:val="22"/>
+                <w:szCs w:val="22"/>
+                <w:color w:val="000000"/>
+              </w:rPr>
+              <w:t xml:space="preserve">5.33 (0.83)</w:t>
+            </w:r>
+          </w:p>
+        </w:tc>
+        <w:tc>
+          <w:tcPr>
+            <w:tcBorders>
+              <w:bottom w:val="none" w:sz="0" w:space="0" w:color="000000"/>
+              <w:top w:val="single" w:sz="12" w:space="0" w:color="666666"/>
+              <w:left w:val="none" w:sz="0" w:space="0" w:color="000000"/>
+              <w:right w:val="none" w:sz="0" w:space="0" w:color="000000"/>
+            </w:tcBorders>
+            <w:shd w:val="clear" w:color="auto" w:fill="FFFFFF"/>
+            <w:tcMar>
+              <w:top w:w="0" w:type="dxa"/>
+              <w:bottom w:w="0" w:type="dxa"/>
+              <w:left w:w="0" w:type="dxa"/>
+              <w:right w:w="0" w:type="dxa"/>
+            </w:tcMar>
+            <w:vAlign w:val="center"/>
+          </w:tcPr>
+          <w:p>
+            <w:pPr>
+              <w:jc w:val="center"/>
+              <w:pBdr>
+                <w:bottom w:val="none" w:sz="0" w:space="0" w:color="000000"/>
+                <w:top w:val="none" w:sz="0" w:space="0" w:color="000000"/>
+                <w:left w:val="none" w:sz="0" w:space="0" w:color="000000"/>
+                <w:right w:val="none" w:sz="0" w:space="0" w:color="000000"/>
+              </w:pBdr>
+              <w:spacing w:after="100" w:before="100" w:line="240"/>
+              <w:ind w:left="100" w:right="100" w:firstLine="0" w:firstLineChars="0"/>
+              <w:rPr>
+                <w:rFonts w:ascii="Times New Roman" w:hAnsi="Times New Roman" w:eastAsia="Times New Roman" w:cs="Times New Roman"/>
+                <w:i w:val="false"/>
+                <w:b w:val="false"/>
+                <w:u w:val="none"/>
+                <w:strike w:val="false"/>
+                <w:sz w:val="22"/>
+                <w:szCs w:val="22"/>
+                <w:color w:val="000000"/>
+              </w:rPr>
+            </w:pPr>
+            <w:r xmlns:w="http://schemas.openxmlformats.org/wordprocessingml/2006/main" xmlns:wp="http://schemas.openxmlformats.org/drawingml/2006/wordprocessingDrawing" xmlns:r="http://schemas.openxmlformats.org/officeDocument/2006/relationships" xmlns:w14="http://schemas.microsoft.com/office/word/2010/wordml">
+              <w:rPr>
+                <w:rFonts w:ascii="Times New Roman" w:hAnsi="Times New Roman" w:eastAsia="Times New Roman" w:cs="Times New Roman"/>
+                <w:i w:val="false"/>
+                <w:b w:val="false"/>
+                <w:u w:val="none"/>
+                <w:strike w:val="false"/>
+                <w:sz w:val="22"/>
+                <w:szCs w:val="22"/>
+                <w:color w:val="000000"/>
+              </w:rPr>
+              <w:t xml:space="preserve">2.62 (0.83)</w:t>
+            </w:r>
+          </w:p>
+        </w:tc>
+        <w:tc>
+          <w:tcPr>
+            <w:tcBorders>
+              <w:bottom w:val="none" w:sz="0" w:space="0" w:color="000000"/>
+              <w:top w:val="single" w:sz="12" w:space="0" w:color="666666"/>
+              <w:left w:val="none" w:sz="0" w:space="0" w:color="000000"/>
+              <w:right w:val="none" w:sz="0" w:space="0" w:color="000000"/>
+            </w:tcBorders>
+            <w:shd w:val="clear" w:color="auto" w:fill="FFFFFF"/>
+            <w:tcMar>
+              <w:top w:w="0" w:type="dxa"/>
+              <w:bottom w:w="0" w:type="dxa"/>
+              <w:left w:w="0" w:type="dxa"/>
+              <w:right w:w="0" w:type="dxa"/>
+            </w:tcMar>
+            <w:vAlign w:val="center"/>
+          </w:tcPr>
+          <w:p>
+            <w:pPr>
+              <w:jc w:val="center"/>
+              <w:pBdr>
+                <w:bottom w:val="none" w:sz="0" w:space="0" w:color="000000"/>
+                <w:top w:val="none" w:sz="0" w:space="0" w:color="000000"/>
+                <w:left w:val="none" w:sz="0" w:space="0" w:color="000000"/>
+                <w:right w:val="none" w:sz="0" w:space="0" w:color="000000"/>
+              </w:pBdr>
+              <w:spacing w:after="100" w:before="100" w:line="240"/>
+              <w:ind w:left="100" w:right="100" w:firstLine="0" w:firstLineChars="0"/>
+              <w:rPr>
+                <w:rFonts w:ascii="Times New Roman" w:hAnsi="Times New Roman" w:eastAsia="Times New Roman" w:cs="Times New Roman"/>
+                <w:i w:val="false"/>
+                <w:b w:val="false"/>
+                <w:u w:val="none"/>
+                <w:strike w:val="false"/>
+                <w:sz w:val="22"/>
+                <w:szCs w:val="22"/>
+                <w:color w:val="000000"/>
+              </w:rPr>
+            </w:pPr>
+            <w:r xmlns:w="http://schemas.openxmlformats.org/wordprocessingml/2006/main" xmlns:wp="http://schemas.openxmlformats.org/drawingml/2006/wordprocessingDrawing" xmlns:r="http://schemas.openxmlformats.org/officeDocument/2006/relationships" xmlns:w14="http://schemas.microsoft.com/office/word/2010/wordml">
+              <w:rPr>
+                <w:rFonts w:ascii="Times New Roman" w:hAnsi="Times New Roman" w:eastAsia="Times New Roman" w:cs="Times New Roman"/>
+                <w:i w:val="false"/>
+                <w:b w:val="false"/>
+                <w:u w:val="none"/>
+                <w:strike w:val="false"/>
+                <w:sz w:val="22"/>
+                <w:szCs w:val="22"/>
+                <w:color w:val="000000"/>
+              </w:rPr>
+              <w:t xml:space="preserve">0.10 (0.07)</w:t>
+            </w:r>
+          </w:p>
+        </w:tc>
+        <w:tc>
+          <w:tcPr>
+            <w:tcBorders>
+              <w:bottom w:val="none" w:sz="0" w:space="0" w:color="000000"/>
+              <w:top w:val="single" w:sz="12" w:space="0" w:color="666666"/>
+              <w:left w:val="none" w:sz="0" w:space="0" w:color="000000"/>
+              <w:right w:val="none" w:sz="0" w:space="0" w:color="000000"/>
+            </w:tcBorders>
+            <w:shd w:val="clear" w:color="auto" w:fill="FFFFFF"/>
+            <w:tcMar>
+              <w:top w:w="0" w:type="dxa"/>
+              <w:bottom w:w="0" w:type="dxa"/>
+              <w:left w:w="0" w:type="dxa"/>
+              <w:right w:w="0" w:type="dxa"/>
+            </w:tcMar>
+            <w:vAlign w:val="center"/>
+          </w:tcPr>
+          <w:p>
+            <w:pPr>
+              <w:jc w:val="center"/>
+              <w:pBdr>
+                <w:bottom w:val="none" w:sz="0" w:space="0" w:color="000000"/>
+                <w:top w:val="none" w:sz="0" w:space="0" w:color="000000"/>
+                <w:left w:val="none" w:sz="0" w:space="0" w:color="000000"/>
+                <w:right w:val="none" w:sz="0" w:space="0" w:color="000000"/>
+              </w:pBdr>
+              <w:spacing w:after="100" w:before="100" w:line="240"/>
+              <w:ind w:left="100" w:right="100" w:firstLine="0" w:firstLineChars="0"/>
+              <w:rPr>
+                <w:rFonts w:ascii="Times New Roman" w:hAnsi="Times New Roman" w:eastAsia="Times New Roman" w:cs="Times New Roman"/>
+                <w:i w:val="false"/>
+                <w:b w:val="false"/>
+                <w:u w:val="none"/>
+                <w:strike w:val="false"/>
+                <w:sz w:val="22"/>
+                <w:szCs w:val="22"/>
+                <w:color w:val="000000"/>
+              </w:rPr>
+            </w:pPr>
+            <w:r xmlns:w="http://schemas.openxmlformats.org/wordprocessingml/2006/main" xmlns:wp="http://schemas.openxmlformats.org/drawingml/2006/wordprocessingDrawing" xmlns:r="http://schemas.openxmlformats.org/officeDocument/2006/relationships" xmlns:w14="http://schemas.microsoft.com/office/word/2010/wordml">
+              <w:rPr>
+                <w:rFonts w:ascii="Times New Roman" w:hAnsi="Times New Roman" w:eastAsia="Times New Roman" w:cs="Times New Roman"/>
+                <w:i w:val="false"/>
+                <w:b w:val="false"/>
+                <w:u w:val="none"/>
+                <w:strike w:val="false"/>
+                <w:sz w:val="22"/>
+                <w:szCs w:val="22"/>
+                <w:color w:val="000000"/>
+              </w:rPr>
+              <w:t xml:space="preserve">0.05 (0.08)</w:t>
+            </w:r>
+          </w:p>
+        </w:tc>
+        <w:tc>
+          <w:tcPr>
+            <w:tcBorders>
+              <w:bottom w:val="none" w:sz="0" w:space="0" w:color="000000"/>
+              <w:top w:val="single" w:sz="12" w:space="0" w:color="666666"/>
+              <w:left w:val="none" w:sz="0" w:space="0" w:color="000000"/>
+              <w:right w:val="none" w:sz="0" w:space="0" w:color="000000"/>
+            </w:tcBorders>
+            <w:shd w:val="clear" w:color="auto" w:fill="FFFFFF"/>
+            <w:tcMar>
+              <w:top w:w="0" w:type="dxa"/>
+              <w:bottom w:w="0" w:type="dxa"/>
+              <w:left w:w="0" w:type="dxa"/>
+              <w:right w:w="0" w:type="dxa"/>
+            </w:tcMar>
+            <w:vAlign w:val="center"/>
+          </w:tcPr>
+          <w:p>
+            <w:pPr>
+              <w:jc w:val="center"/>
+              <w:pBdr>
+                <w:bottom w:val="none" w:sz="0" w:space="0" w:color="000000"/>
+                <w:top w:val="none" w:sz="0" w:space="0" w:color="000000"/>
+                <w:left w:val="none" w:sz="0" w:space="0" w:color="000000"/>
+                <w:right w:val="none" w:sz="0" w:space="0" w:color="000000"/>
+              </w:pBdr>
+              <w:spacing w:after="100" w:before="100" w:line="240"/>
+              <w:ind w:left="100" w:right="100" w:firstLine="0" w:firstLineChars="0"/>
+              <w:rPr>
+                <w:rFonts w:ascii="Times New Roman" w:hAnsi="Times New Roman" w:eastAsia="Times New Roman" w:cs="Times New Roman"/>
+                <w:i w:val="false"/>
+                <w:b w:val="false"/>
+                <w:u w:val="none"/>
+                <w:strike w:val="false"/>
+                <w:sz w:val="22"/>
+                <w:szCs w:val="22"/>
+                <w:color w:val="000000"/>
+              </w:rPr>
+            </w:pPr>
+            <w:r xmlns:w="http://schemas.openxmlformats.org/wordprocessingml/2006/main" xmlns:wp="http://schemas.openxmlformats.org/drawingml/2006/wordprocessingDrawing" xmlns:r="http://schemas.openxmlformats.org/officeDocument/2006/relationships" xmlns:w14="http://schemas.microsoft.com/office/word/2010/wordml">
+              <w:rPr>
+                <w:rFonts w:ascii="Times New Roman" w:hAnsi="Times New Roman" w:eastAsia="Times New Roman" w:cs="Times New Roman"/>
+                <w:i w:val="false"/>
+                <w:b w:val="false"/>
+                <w:u w:val="none"/>
+                <w:strike w:val="false"/>
+                <w:sz w:val="22"/>
+                <w:szCs w:val="22"/>
+                <w:color w:val="000000"/>
+              </w:rPr>
+              <w:t xml:space="preserve">0.06 (0.07)</w:t>
+            </w:r>
+          </w:p>
+        </w:tc>
+        <w:tc>
+          <w:tcPr>
+            <w:tcBorders>
+              <w:bottom w:val="none" w:sz="0" w:space="0" w:color="000000"/>
+              <w:top w:val="single" w:sz="12" w:space="0" w:color="666666"/>
+              <w:left w:val="none" w:sz="0" w:space="0" w:color="000000"/>
+              <w:right w:val="none" w:sz="0" w:space="0" w:color="000000"/>
+            </w:tcBorders>
+            <w:shd w:val="clear" w:color="auto" w:fill="FFFFFF"/>
+            <w:tcMar>
+              <w:top w:w="0" w:type="dxa"/>
+              <w:bottom w:w="0" w:type="dxa"/>
+              <w:left w:w="0" w:type="dxa"/>
+              <w:right w:w="0" w:type="dxa"/>
+            </w:tcMar>
+            <w:vAlign w:val="center"/>
+          </w:tcPr>
+          <w:p>
+            <w:pPr>
+              <w:jc w:val="center"/>
+              <w:pBdr>
+                <w:bottom w:val="none" w:sz="0" w:space="0" w:color="000000"/>
+                <w:top w:val="none" w:sz="0" w:space="0" w:color="000000"/>
+                <w:left w:val="none" w:sz="0" w:space="0" w:color="000000"/>
+                <w:right w:val="none" w:sz="0" w:space="0" w:color="000000"/>
+              </w:pBdr>
+              <w:spacing w:after="100" w:before="100" w:line="240"/>
+              <w:ind w:left="100" w:right="100" w:firstLine="0" w:firstLineChars="0"/>
+              <w:rPr>
+                <w:rFonts w:ascii="Times New Roman" w:hAnsi="Times New Roman" w:eastAsia="Times New Roman" w:cs="Times New Roman"/>
+                <w:i w:val="false"/>
+                <w:b w:val="false"/>
+                <w:u w:val="none"/>
+                <w:strike w:val="false"/>
+                <w:sz w:val="22"/>
+                <w:szCs w:val="22"/>
+                <w:color w:val="000000"/>
+              </w:rPr>
+            </w:pPr>
+            <w:r xmlns:w="http://schemas.openxmlformats.org/wordprocessingml/2006/main" xmlns:wp="http://schemas.openxmlformats.org/drawingml/2006/wordprocessingDrawing" xmlns:r="http://schemas.openxmlformats.org/officeDocument/2006/relationships" xmlns:w14="http://schemas.microsoft.com/office/word/2010/wordml">
+              <w:rPr>
+                <w:rFonts w:ascii="Times New Roman" w:hAnsi="Times New Roman" w:eastAsia="Times New Roman" w:cs="Times New Roman"/>
+                <w:i w:val="false"/>
+                <w:b w:val="false"/>
+                <w:u w:val="none"/>
+                <w:strike w:val="false"/>
+                <w:sz w:val="22"/>
+                <w:szCs w:val="22"/>
+                <w:color w:val="000000"/>
+              </w:rPr>
+              <w:t xml:space="preserve">0.37 (0.12)</w:t>
+            </w:r>
+          </w:p>
+        </w:tc>
+        <w:tc>
+          <w:tcPr>
+            <w:tcBorders>
+              <w:bottom w:val="none" w:sz="0" w:space="0" w:color="000000"/>
+              <w:top w:val="single" w:sz="12" w:space="0" w:color="666666"/>
+              <w:left w:val="none" w:sz="0" w:space="0" w:color="000000"/>
+              <w:right w:val="none" w:sz="0" w:space="0" w:color="000000"/>
+            </w:tcBorders>
+            <w:shd w:val="clear" w:color="auto" w:fill="FFFFFF"/>
+            <w:tcMar>
+              <w:top w:w="0" w:type="dxa"/>
+              <w:bottom w:w="0" w:type="dxa"/>
+              <w:left w:w="0" w:type="dxa"/>
+              <w:right w:w="0" w:type="dxa"/>
+            </w:tcMar>
+            <w:vAlign w:val="center"/>
+          </w:tcPr>
+          <w:p>
+            <w:pPr>
+              <w:jc w:val="center"/>
+              <w:pBdr>
+                <w:bottom w:val="none" w:sz="0" w:space="0" w:color="000000"/>
+                <w:top w:val="none" w:sz="0" w:space="0" w:color="000000"/>
+                <w:left w:val="none" w:sz="0" w:space="0" w:color="000000"/>
+                <w:right w:val="none" w:sz="0" w:space="0" w:color="000000"/>
+              </w:pBdr>
+              <w:spacing w:after="100" w:before="100" w:line="240"/>
+              <w:ind w:left="100" w:right="100" w:firstLine="0" w:firstLineChars="0"/>
+              <w:rPr>
+                <w:rFonts w:ascii="Times New Roman" w:hAnsi="Times New Roman" w:eastAsia="Times New Roman" w:cs="Times New Roman"/>
+                <w:i w:val="false"/>
+                <w:b w:val="false"/>
+                <w:u w:val="none"/>
+                <w:strike w:val="false"/>
+                <w:sz w:val="22"/>
+                <w:szCs w:val="22"/>
+                <w:color w:val="000000"/>
+              </w:rPr>
+            </w:pPr>
+            <w:r xmlns:w="http://schemas.openxmlformats.org/wordprocessingml/2006/main" xmlns:wp="http://schemas.openxmlformats.org/drawingml/2006/wordprocessingDrawing" xmlns:r="http://schemas.openxmlformats.org/officeDocument/2006/relationships" xmlns:w14="http://schemas.microsoft.com/office/word/2010/wordml">
+              <w:rPr>
+                <w:rFonts w:ascii="Times New Roman" w:hAnsi="Times New Roman" w:eastAsia="Times New Roman" w:cs="Times New Roman"/>
+                <w:i w:val="false"/>
+                <w:b w:val="false"/>
+                <w:u w:val="none"/>
+                <w:strike w:val="false"/>
+                <w:sz w:val="22"/>
+                <w:szCs w:val="22"/>
+                <w:color w:val="000000"/>
+              </w:rPr>
+              <w:t xml:space="preserve">0.40 (0.13)</w:t>
+            </w:r>
+          </w:p>
+        </w:tc>
+        <w:tc>
+          <w:tcPr>
+            <w:tcBorders>
+              <w:bottom w:val="none" w:sz="0" w:space="0" w:color="000000"/>
+              <w:top w:val="single" w:sz="12" w:space="0" w:color="666666"/>
+              <w:left w:val="none" w:sz="0" w:space="0" w:color="000000"/>
+              <w:right w:val="none" w:sz="0" w:space="0" w:color="000000"/>
+            </w:tcBorders>
+            <w:shd w:val="clear" w:color="auto" w:fill="FFFFFF"/>
+            <w:tcMar>
+              <w:top w:w="0" w:type="dxa"/>
+              <w:bottom w:w="0" w:type="dxa"/>
+              <w:left w:w="0" w:type="dxa"/>
+              <w:right w:w="0" w:type="dxa"/>
+            </w:tcMar>
+            <w:vAlign w:val="center"/>
+          </w:tcPr>
+          <w:p>
+            <w:pPr>
+              <w:jc w:val="center"/>
+              <w:pBdr>
+                <w:bottom w:val="none" w:sz="0" w:space="0" w:color="000000"/>
+                <w:top w:val="none" w:sz="0" w:space="0" w:color="000000"/>
+                <w:left w:val="none" w:sz="0" w:space="0" w:color="000000"/>
+                <w:right w:val="none" w:sz="0" w:space="0" w:color="000000"/>
+              </w:pBdr>
+              <w:spacing w:after="100" w:before="100" w:line="240"/>
+              <w:ind w:left="100" w:right="100" w:firstLine="0" w:firstLineChars="0"/>
+              <w:rPr>
+                <w:rFonts w:ascii="Times New Roman" w:hAnsi="Times New Roman" w:eastAsia="Times New Roman" w:cs="Times New Roman"/>
+                <w:i w:val="false"/>
+                <w:b w:val="false"/>
+                <w:u w:val="none"/>
+                <w:strike w:val="false"/>
+                <w:sz w:val="22"/>
+                <w:szCs w:val="22"/>
+                <w:color w:val="000000"/>
+              </w:rPr>
+            </w:pPr>
+            <w:r xmlns:w="http://schemas.openxmlformats.org/wordprocessingml/2006/main" xmlns:wp="http://schemas.openxmlformats.org/drawingml/2006/wordprocessingDrawing" xmlns:r="http://schemas.openxmlformats.org/officeDocument/2006/relationships" xmlns:w14="http://schemas.microsoft.com/office/word/2010/wordml">
+              <w:rPr>
+                <w:rFonts w:ascii="Times New Roman" w:hAnsi="Times New Roman" w:eastAsia="Times New Roman" w:cs="Times New Roman"/>
+                <w:i w:val="false"/>
+                <w:b w:val="false"/>
+                <w:u w:val="none"/>
+                <w:strike w:val="false"/>
+                <w:sz w:val="22"/>
+                <w:szCs w:val="22"/>
+                <w:color w:val="000000"/>
+              </w:rPr>
+              <w:t xml:space="preserve">0.38 (0.11)</w:t>
+            </w:r>
+          </w:p>
+        </w:tc>
+      </w:tr>
+      <w:tr>
+        <w:trPr>
+          <w:trHeight w:val="611" w:hRule="auto"/>
+        </w:trPr>
+        <w:tc>
+          <w:tcPr>
+            <w:tcBorders>
+              <w:bottom w:val="none" w:sz="0" w:space="0" w:color="000000"/>
+              <w:top w:val="none" w:sz="0" w:space="0" w:color="000000"/>
+              <w:left w:val="none" w:sz="0" w:space="0" w:color="000000"/>
+              <w:right w:val="none" w:sz="0" w:space="0" w:color="000000"/>
+            </w:tcBorders>
+            <w:shd w:val="clear" w:color="auto" w:fill="FFFFFF"/>
+            <w:tcMar>
+              <w:top w:w="0" w:type="dxa"/>
+              <w:bottom w:w="0" w:type="dxa"/>
+              <w:left w:w="0" w:type="dxa"/>
+              <w:right w:w="0" w:type="dxa"/>
+            </w:tcMar>
+            <w:vAlign w:val="center"/>
+          </w:tcPr>
+          <w:p>
+            <w:pPr>
+              <w:jc w:val="left"/>
+              <w:pBdr>
+                <w:bottom w:val="none" w:sz="0" w:space="0" w:color="000000"/>
+                <w:top w:val="none" w:sz="0" w:space="0" w:color="000000"/>
+                <w:left w:val="none" w:sz="0" w:space="0" w:color="000000"/>
+                <w:right w:val="none" w:sz="0" w:space="0" w:color="000000"/>
+              </w:pBdr>
+              <w:spacing w:after="100" w:before="100" w:line="240"/>
+              <w:ind w:left="100" w:right="100" w:firstLine="0" w:firstLineChars="0"/>
+              <w:rPr>
+                <w:rFonts w:ascii="Times New Roman" w:hAnsi="Times New Roman" w:eastAsia="Times New Roman" w:cs="Times New Roman"/>
+                <w:i w:val="false"/>
+                <w:b w:val="false"/>
+                <w:u w:val="none"/>
+                <w:strike w:val="false"/>
+                <w:sz w:val="22"/>
+                <w:szCs w:val="22"/>
+                <w:color w:val="000000"/>
+              </w:rPr>
+            </w:pPr>
+            <w:r xmlns:w="http://schemas.openxmlformats.org/wordprocessingml/2006/main" xmlns:wp="http://schemas.openxmlformats.org/drawingml/2006/wordprocessingDrawing" xmlns:r="http://schemas.openxmlformats.org/officeDocument/2006/relationships" xmlns:w14="http://schemas.microsoft.com/office/word/2010/wordml">
+              <w:rPr>
+                <w:rFonts w:ascii="Times New Roman" w:hAnsi="Times New Roman" w:eastAsia="Times New Roman" w:cs="Times New Roman"/>
+                <w:i w:val="false"/>
+                <w:b w:val="false"/>
+                <w:u w:val="none"/>
+                <w:strike w:val="false"/>
+                <w:sz w:val="22"/>
+                <w:szCs w:val="22"/>
+                <w:color w:val="000000"/>
+              </w:rPr>
+              <w:t xml:space="preserve">Double cognates</w:t>
+            </w:r>
+          </w:p>
+        </w:tc>
+        <w:tc>
+          <w:tcPr>
+            <w:tcBorders>
+              <w:bottom w:val="none" w:sz="0" w:space="0" w:color="000000"/>
+              <w:top w:val="none" w:sz="0" w:space="0" w:color="000000"/>
+              <w:left w:val="none" w:sz="0" w:space="0" w:color="000000"/>
+              <w:right w:val="none" w:sz="0" w:space="0" w:color="000000"/>
+            </w:tcBorders>
+            <w:shd w:val="clear" w:color="auto" w:fill="FFFFFF"/>
+            <w:tcMar>
+              <w:top w:w="0" w:type="dxa"/>
+              <w:bottom w:w="0" w:type="dxa"/>
+              <w:left w:w="0" w:type="dxa"/>
+              <w:right w:w="0" w:type="dxa"/>
+            </w:tcMar>
+            <w:vAlign w:val="center"/>
+          </w:tcPr>
+          <w:p>
+            <w:pPr>
+              <w:jc w:val="center"/>
+              <w:pBdr>
+                <w:bottom w:val="none" w:sz="0" w:space="0" w:color="000000"/>
+                <w:top w:val="none" w:sz="0" w:space="0" w:color="000000"/>
+                <w:left w:val="none" w:sz="0" w:space="0" w:color="000000"/>
+                <w:right w:val="none" w:sz="0" w:space="0" w:color="000000"/>
+              </w:pBdr>
+              <w:spacing w:after="100" w:before="100" w:line="240"/>
+              <w:ind w:left="100" w:right="100" w:firstLine="0" w:firstLineChars="0"/>
+              <w:rPr>
+                <w:rFonts w:ascii="Times New Roman" w:hAnsi="Times New Roman" w:eastAsia="Times New Roman" w:cs="Times New Roman"/>
+                <w:i w:val="false"/>
+                <w:b w:val="false"/>
+                <w:u w:val="none"/>
+                <w:strike w:val="false"/>
+                <w:sz w:val="22"/>
+                <w:szCs w:val="22"/>
+                <w:color w:val="000000"/>
+              </w:rPr>
+            </w:pPr>
+            <w:r xmlns:w="http://schemas.openxmlformats.org/wordprocessingml/2006/main" xmlns:wp="http://schemas.openxmlformats.org/drawingml/2006/wordprocessingDrawing" xmlns:r="http://schemas.openxmlformats.org/officeDocument/2006/relationships" xmlns:w14="http://schemas.microsoft.com/office/word/2010/wordml">
+              <w:rPr>
+                <w:rFonts w:ascii="Times New Roman" w:hAnsi="Times New Roman" w:eastAsia="Times New Roman" w:cs="Times New Roman"/>
+                <w:i w:val="false"/>
+                <w:b w:val="false"/>
+                <w:u w:val="none"/>
+                <w:strike w:val="false"/>
+                <w:sz w:val="22"/>
+                <w:szCs w:val="22"/>
+                <w:color w:val="000000"/>
+              </w:rPr>
+              <w:t xml:space="preserve">5.46 (0.59)</w:t>
+            </w:r>
+          </w:p>
+        </w:tc>
+        <w:tc>
+          <w:tcPr>
+            <w:tcBorders>
+              <w:bottom w:val="none" w:sz="0" w:space="0" w:color="000000"/>
+              <w:top w:val="none" w:sz="0" w:space="0" w:color="000000"/>
+              <w:left w:val="none" w:sz="0" w:space="0" w:color="000000"/>
+              <w:right w:val="none" w:sz="0" w:space="0" w:color="000000"/>
+            </w:tcBorders>
+            <w:shd w:val="clear" w:color="auto" w:fill="FFFFFF"/>
+            <w:tcMar>
+              <w:top w:w="0" w:type="dxa"/>
+              <w:bottom w:w="0" w:type="dxa"/>
+              <w:left w:w="0" w:type="dxa"/>
+              <w:right w:w="0" w:type="dxa"/>
+            </w:tcMar>
+            <w:vAlign w:val="center"/>
+          </w:tcPr>
+          <w:p>
+            <w:pPr>
+              <w:jc w:val="center"/>
+              <w:pBdr>
+                <w:bottom w:val="none" w:sz="0" w:space="0" w:color="000000"/>
+                <w:top w:val="none" w:sz="0" w:space="0" w:color="000000"/>
+                <w:left w:val="none" w:sz="0" w:space="0" w:color="000000"/>
+                <w:right w:val="none" w:sz="0" w:space="0" w:color="000000"/>
+              </w:pBdr>
+              <w:spacing w:after="100" w:before="100" w:line="240"/>
+              <w:ind w:left="100" w:right="100" w:firstLine="0" w:firstLineChars="0"/>
+              <w:rPr>
+                <w:rFonts w:ascii="Times New Roman" w:hAnsi="Times New Roman" w:eastAsia="Times New Roman" w:cs="Times New Roman"/>
+                <w:i w:val="false"/>
+                <w:b w:val="false"/>
+                <w:u w:val="none"/>
+                <w:strike w:val="false"/>
+                <w:sz w:val="22"/>
+                <w:szCs w:val="22"/>
+                <w:color w:val="000000"/>
+              </w:rPr>
+            </w:pPr>
+            <w:r xmlns:w="http://schemas.openxmlformats.org/wordprocessingml/2006/main" xmlns:wp="http://schemas.openxmlformats.org/drawingml/2006/wordprocessingDrawing" xmlns:r="http://schemas.openxmlformats.org/officeDocument/2006/relationships" xmlns:w14="http://schemas.microsoft.com/office/word/2010/wordml">
+              <w:rPr>
+                <w:rFonts w:ascii="Times New Roman" w:hAnsi="Times New Roman" w:eastAsia="Times New Roman" w:cs="Times New Roman"/>
+                <w:i w:val="false"/>
+                <w:b w:val="false"/>
+                <w:u w:val="none"/>
+                <w:strike w:val="false"/>
+                <w:sz w:val="22"/>
+                <w:szCs w:val="22"/>
+                <w:color w:val="000000"/>
+              </w:rPr>
+              <w:t xml:space="preserve">2.53 (0.64)</w:t>
+            </w:r>
+          </w:p>
+        </w:tc>
+        <w:tc>
+          <w:tcPr>
+            <w:tcBorders>
+              <w:bottom w:val="none" w:sz="0" w:space="0" w:color="000000"/>
+              <w:top w:val="none" w:sz="0" w:space="0" w:color="000000"/>
+              <w:left w:val="none" w:sz="0" w:space="0" w:color="000000"/>
+              <w:right w:val="none" w:sz="0" w:space="0" w:color="000000"/>
+            </w:tcBorders>
+            <w:shd w:val="clear" w:color="auto" w:fill="FFFFFF"/>
+            <w:tcMar>
+              <w:top w:w="0" w:type="dxa"/>
+              <w:bottom w:w="0" w:type="dxa"/>
+              <w:left w:w="0" w:type="dxa"/>
+              <w:right w:w="0" w:type="dxa"/>
+            </w:tcMar>
+            <w:vAlign w:val="center"/>
+          </w:tcPr>
+          <w:p>
+            <w:pPr>
+              <w:jc w:val="center"/>
+              <w:pBdr>
+                <w:bottom w:val="none" w:sz="0" w:space="0" w:color="000000"/>
+                <w:top w:val="none" w:sz="0" w:space="0" w:color="000000"/>
+                <w:left w:val="none" w:sz="0" w:space="0" w:color="000000"/>
+                <w:right w:val="none" w:sz="0" w:space="0" w:color="000000"/>
+              </w:pBdr>
+              <w:spacing w:after="100" w:before="100" w:line="240"/>
+              <w:ind w:left="100" w:right="100" w:firstLine="0" w:firstLineChars="0"/>
+              <w:rPr>
+                <w:rFonts w:ascii="Times New Roman" w:hAnsi="Times New Roman" w:eastAsia="Times New Roman" w:cs="Times New Roman"/>
+                <w:i w:val="false"/>
+                <w:b w:val="false"/>
+                <w:u w:val="none"/>
+                <w:strike w:val="false"/>
+                <w:sz w:val="22"/>
+                <w:szCs w:val="22"/>
+                <w:color w:val="000000"/>
+              </w:rPr>
+            </w:pPr>
+            <w:r xmlns:w="http://schemas.openxmlformats.org/wordprocessingml/2006/main" xmlns:wp="http://schemas.openxmlformats.org/drawingml/2006/wordprocessingDrawing" xmlns:r="http://schemas.openxmlformats.org/officeDocument/2006/relationships" xmlns:w14="http://schemas.microsoft.com/office/word/2010/wordml">
+              <w:rPr>
+                <w:rFonts w:ascii="Times New Roman" w:hAnsi="Times New Roman" w:eastAsia="Times New Roman" w:cs="Times New Roman"/>
+                <w:i w:val="false"/>
+                <w:b w:val="false"/>
+                <w:u w:val="none"/>
+                <w:strike w:val="false"/>
+                <w:sz w:val="22"/>
+                <w:szCs w:val="22"/>
+                <w:color w:val="000000"/>
+              </w:rPr>
+              <w:t xml:space="preserve">0.10 (0.07)</w:t>
+            </w:r>
+          </w:p>
+        </w:tc>
+        <w:tc>
+          <w:tcPr>
+            <w:tcBorders>
+              <w:bottom w:val="none" w:sz="0" w:space="0" w:color="000000"/>
+              <w:top w:val="none" w:sz="0" w:space="0" w:color="000000"/>
+              <w:left w:val="none" w:sz="0" w:space="0" w:color="000000"/>
+              <w:right w:val="none" w:sz="0" w:space="0" w:color="000000"/>
+            </w:tcBorders>
+            <w:shd w:val="clear" w:color="auto" w:fill="FFFFFF"/>
+            <w:tcMar>
+              <w:top w:w="0" w:type="dxa"/>
+              <w:bottom w:w="0" w:type="dxa"/>
+              <w:left w:w="0" w:type="dxa"/>
+              <w:right w:w="0" w:type="dxa"/>
+            </w:tcMar>
+            <w:vAlign w:val="center"/>
+          </w:tcPr>
+          <w:p>
+            <w:pPr>
+              <w:jc w:val="center"/>
+              <w:pBdr>
+                <w:bottom w:val="none" w:sz="0" w:space="0" w:color="000000"/>
+                <w:top w:val="none" w:sz="0" w:space="0" w:color="000000"/>
+                <w:left w:val="none" w:sz="0" w:space="0" w:color="000000"/>
+                <w:right w:val="none" w:sz="0" w:space="0" w:color="000000"/>
+              </w:pBdr>
+              <w:spacing w:after="100" w:before="100" w:line="240"/>
+              <w:ind w:left="100" w:right="100" w:firstLine="0" w:firstLineChars="0"/>
+              <w:rPr>
+                <w:rFonts w:ascii="Times New Roman" w:hAnsi="Times New Roman" w:eastAsia="Times New Roman" w:cs="Times New Roman"/>
+                <w:i w:val="false"/>
+                <w:b w:val="false"/>
+                <w:u w:val="none"/>
+                <w:strike w:val="false"/>
+                <w:sz w:val="22"/>
+                <w:szCs w:val="22"/>
+                <w:color w:val="000000"/>
+              </w:rPr>
+            </w:pPr>
+            <w:r xmlns:w="http://schemas.openxmlformats.org/wordprocessingml/2006/main" xmlns:wp="http://schemas.openxmlformats.org/drawingml/2006/wordprocessingDrawing" xmlns:r="http://schemas.openxmlformats.org/officeDocument/2006/relationships" xmlns:w14="http://schemas.microsoft.com/office/word/2010/wordml">
+              <w:rPr>
+                <w:rFonts w:ascii="Times New Roman" w:hAnsi="Times New Roman" w:eastAsia="Times New Roman" w:cs="Times New Roman"/>
+                <w:i w:val="false"/>
+                <w:b w:val="false"/>
+                <w:u w:val="none"/>
+                <w:strike w:val="false"/>
+                <w:sz w:val="22"/>
+                <w:szCs w:val="22"/>
+                <w:color w:val="000000"/>
+              </w:rPr>
+              <w:t xml:space="preserve">1.00 (0.00)</w:t>
+            </w:r>
+          </w:p>
+        </w:tc>
+        <w:tc>
+          <w:tcPr>
+            <w:tcBorders>
+              <w:bottom w:val="none" w:sz="0" w:space="0" w:color="000000"/>
+              <w:top w:val="none" w:sz="0" w:space="0" w:color="000000"/>
+              <w:left w:val="none" w:sz="0" w:space="0" w:color="000000"/>
+              <w:right w:val="none" w:sz="0" w:space="0" w:color="000000"/>
+            </w:tcBorders>
+            <w:shd w:val="clear" w:color="auto" w:fill="FFFFFF"/>
+            <w:tcMar>
+              <w:top w:w="0" w:type="dxa"/>
+              <w:bottom w:w="0" w:type="dxa"/>
+              <w:left w:w="0" w:type="dxa"/>
+              <w:right w:w="0" w:type="dxa"/>
+            </w:tcMar>
+            <w:vAlign w:val="center"/>
+          </w:tcPr>
+          <w:p>
+            <w:pPr>
+              <w:jc w:val="center"/>
+              <w:pBdr>
+                <w:bottom w:val="none" w:sz="0" w:space="0" w:color="000000"/>
+                <w:top w:val="none" w:sz="0" w:space="0" w:color="000000"/>
+                <w:left w:val="none" w:sz="0" w:space="0" w:color="000000"/>
+                <w:right w:val="none" w:sz="0" w:space="0" w:color="000000"/>
+              </w:pBdr>
+              <w:spacing w:after="100" w:before="100" w:line="240"/>
+              <w:ind w:left="100" w:right="100" w:firstLine="0" w:firstLineChars="0"/>
+              <w:rPr>
+                <w:rFonts w:ascii="Times New Roman" w:hAnsi="Times New Roman" w:eastAsia="Times New Roman" w:cs="Times New Roman"/>
+                <w:i w:val="false"/>
+                <w:b w:val="false"/>
+                <w:u w:val="none"/>
+                <w:strike w:val="false"/>
+                <w:sz w:val="22"/>
+                <w:szCs w:val="22"/>
+                <w:color w:val="000000"/>
+              </w:rPr>
+            </w:pPr>
+            <w:r xmlns:w="http://schemas.openxmlformats.org/wordprocessingml/2006/main" xmlns:wp="http://schemas.openxmlformats.org/drawingml/2006/wordprocessingDrawing" xmlns:r="http://schemas.openxmlformats.org/officeDocument/2006/relationships" xmlns:w14="http://schemas.microsoft.com/office/word/2010/wordml">
+              <w:rPr>
+                <w:rFonts w:ascii="Times New Roman" w:hAnsi="Times New Roman" w:eastAsia="Times New Roman" w:cs="Times New Roman"/>
+                <w:i w:val="false"/>
+                <w:b w:val="false"/>
+                <w:u w:val="none"/>
+                <w:strike w:val="false"/>
+                <w:sz w:val="22"/>
+                <w:szCs w:val="22"/>
+                <w:color w:val="000000"/>
+              </w:rPr>
+              <w:t xml:space="preserve">0.10 (0.07)</w:t>
+            </w:r>
+          </w:p>
+        </w:tc>
+        <w:tc>
+          <w:tcPr>
+            <w:tcBorders>
+              <w:bottom w:val="none" w:sz="0" w:space="0" w:color="000000"/>
+              <w:top w:val="none" w:sz="0" w:space="0" w:color="000000"/>
+              <w:left w:val="none" w:sz="0" w:space="0" w:color="000000"/>
+              <w:right w:val="none" w:sz="0" w:space="0" w:color="000000"/>
+            </w:tcBorders>
+            <w:shd w:val="clear" w:color="auto" w:fill="FFFFFF"/>
+            <w:tcMar>
+              <w:top w:w="0" w:type="dxa"/>
+              <w:bottom w:w="0" w:type="dxa"/>
+              <w:left w:w="0" w:type="dxa"/>
+              <w:right w:w="0" w:type="dxa"/>
+            </w:tcMar>
+            <w:vAlign w:val="center"/>
+          </w:tcPr>
+          <w:p>
+            <w:pPr>
+              <w:jc w:val="center"/>
+              <w:pBdr>
+                <w:bottom w:val="none" w:sz="0" w:space="0" w:color="000000"/>
+                <w:top w:val="none" w:sz="0" w:space="0" w:color="000000"/>
+                <w:left w:val="none" w:sz="0" w:space="0" w:color="000000"/>
+                <w:right w:val="none" w:sz="0" w:space="0" w:color="000000"/>
+              </w:pBdr>
+              <w:spacing w:after="100" w:before="100" w:line="240"/>
+              <w:ind w:left="100" w:right="100" w:firstLine="0" w:firstLineChars="0"/>
+              <w:rPr>
+                <w:rFonts w:ascii="Times New Roman" w:hAnsi="Times New Roman" w:eastAsia="Times New Roman" w:cs="Times New Roman"/>
+                <w:i w:val="false"/>
+                <w:b w:val="false"/>
+                <w:u w:val="none"/>
+                <w:strike w:val="false"/>
+                <w:sz w:val="22"/>
+                <w:szCs w:val="22"/>
+                <w:color w:val="000000"/>
+              </w:rPr>
+            </w:pPr>
+            <w:r xmlns:w="http://schemas.openxmlformats.org/wordprocessingml/2006/main" xmlns:wp="http://schemas.openxmlformats.org/drawingml/2006/wordprocessingDrawing" xmlns:r="http://schemas.openxmlformats.org/officeDocument/2006/relationships" xmlns:w14="http://schemas.microsoft.com/office/word/2010/wordml">
+              <w:rPr>
+                <w:rFonts w:ascii="Times New Roman" w:hAnsi="Times New Roman" w:eastAsia="Times New Roman" w:cs="Times New Roman"/>
+                <w:i w:val="false"/>
+                <w:b w:val="false"/>
+                <w:u w:val="none"/>
+                <w:strike w:val="false"/>
+                <w:sz w:val="22"/>
+                <w:szCs w:val="22"/>
+                <w:color w:val="000000"/>
+              </w:rPr>
+              <w:t xml:space="preserve">0.40 (0.10)</w:t>
+            </w:r>
+          </w:p>
+        </w:tc>
+        <w:tc>
+          <w:tcPr>
+            <w:tcBorders>
+              <w:bottom w:val="none" w:sz="0" w:space="0" w:color="000000"/>
+              <w:top w:val="none" w:sz="0" w:space="0" w:color="000000"/>
+              <w:left w:val="none" w:sz="0" w:space="0" w:color="000000"/>
+              <w:right w:val="none" w:sz="0" w:space="0" w:color="000000"/>
+            </w:tcBorders>
+            <w:shd w:val="clear" w:color="auto" w:fill="FFFFFF"/>
+            <w:tcMar>
+              <w:top w:w="0" w:type="dxa"/>
+              <w:bottom w:w="0" w:type="dxa"/>
+              <w:left w:w="0" w:type="dxa"/>
+              <w:right w:w="0" w:type="dxa"/>
+            </w:tcMar>
+            <w:vAlign w:val="center"/>
+          </w:tcPr>
+          <w:p>
+            <w:pPr>
+              <w:jc w:val="center"/>
+              <w:pBdr>
+                <w:bottom w:val="none" w:sz="0" w:space="0" w:color="000000"/>
+                <w:top w:val="none" w:sz="0" w:space="0" w:color="000000"/>
+                <w:left w:val="none" w:sz="0" w:space="0" w:color="000000"/>
+                <w:right w:val="none" w:sz="0" w:space="0" w:color="000000"/>
+              </w:pBdr>
+              <w:spacing w:after="100" w:before="100" w:line="240"/>
+              <w:ind w:left="100" w:right="100" w:firstLine="0" w:firstLineChars="0"/>
+              <w:rPr>
+                <w:rFonts w:ascii="Times New Roman" w:hAnsi="Times New Roman" w:eastAsia="Times New Roman" w:cs="Times New Roman"/>
+                <w:i w:val="false"/>
+                <w:b w:val="false"/>
+                <w:u w:val="none"/>
+                <w:strike w:val="false"/>
+                <w:sz w:val="22"/>
+                <w:szCs w:val="22"/>
+                <w:color w:val="000000"/>
+              </w:rPr>
+            </w:pPr>
+            <w:r xmlns:w="http://schemas.openxmlformats.org/wordprocessingml/2006/main" xmlns:wp="http://schemas.openxmlformats.org/drawingml/2006/wordprocessingDrawing" xmlns:r="http://schemas.openxmlformats.org/officeDocument/2006/relationships" xmlns:w14="http://schemas.microsoft.com/office/word/2010/wordml">
+              <w:rPr>
+                <w:rFonts w:ascii="Times New Roman" w:hAnsi="Times New Roman" w:eastAsia="Times New Roman" w:cs="Times New Roman"/>
+                <w:i w:val="false"/>
+                <w:b w:val="false"/>
+                <w:u w:val="none"/>
+                <w:strike w:val="false"/>
+                <w:sz w:val="22"/>
+                <w:szCs w:val="22"/>
+                <w:color w:val="000000"/>
+              </w:rPr>
+              <w:t xml:space="preserve">0.78 (0.14)</w:t>
+            </w:r>
+          </w:p>
+        </w:tc>
+        <w:tc>
+          <w:tcPr>
+            <w:tcBorders>
+              <w:bottom w:val="none" w:sz="0" w:space="0" w:color="000000"/>
+              <w:top w:val="none" w:sz="0" w:space="0" w:color="000000"/>
+              <w:left w:val="none" w:sz="0" w:space="0" w:color="000000"/>
+              <w:right w:val="none" w:sz="0" w:space="0" w:color="000000"/>
+            </w:tcBorders>
+            <w:shd w:val="clear" w:color="auto" w:fill="FFFFFF"/>
+            <w:tcMar>
+              <w:top w:w="0" w:type="dxa"/>
+              <w:bottom w:w="0" w:type="dxa"/>
+              <w:left w:w="0" w:type="dxa"/>
+              <w:right w:w="0" w:type="dxa"/>
+            </w:tcMar>
+            <w:vAlign w:val="center"/>
+          </w:tcPr>
+          <w:p>
+            <w:pPr>
+              <w:jc w:val="center"/>
+              <w:pBdr>
+                <w:bottom w:val="none" w:sz="0" w:space="0" w:color="000000"/>
+                <w:top w:val="none" w:sz="0" w:space="0" w:color="000000"/>
+                <w:left w:val="none" w:sz="0" w:space="0" w:color="000000"/>
+                <w:right w:val="none" w:sz="0" w:space="0" w:color="000000"/>
+              </w:pBdr>
+              <w:spacing w:after="100" w:before="100" w:line="240"/>
+              <w:ind w:left="100" w:right="100" w:firstLine="0" w:firstLineChars="0"/>
+              <w:rPr>
+                <w:rFonts w:ascii="Times New Roman" w:hAnsi="Times New Roman" w:eastAsia="Times New Roman" w:cs="Times New Roman"/>
+                <w:i w:val="false"/>
+                <w:b w:val="false"/>
+                <w:u w:val="none"/>
+                <w:strike w:val="false"/>
+                <w:sz w:val="22"/>
+                <w:szCs w:val="22"/>
+                <w:color w:val="000000"/>
+              </w:rPr>
+            </w:pPr>
+            <w:r xmlns:w="http://schemas.openxmlformats.org/wordprocessingml/2006/main" xmlns:wp="http://schemas.openxmlformats.org/drawingml/2006/wordprocessingDrawing" xmlns:r="http://schemas.openxmlformats.org/officeDocument/2006/relationships" xmlns:w14="http://schemas.microsoft.com/office/word/2010/wordml">
+              <w:rPr>
+                <w:rFonts w:ascii="Times New Roman" w:hAnsi="Times New Roman" w:eastAsia="Times New Roman" w:cs="Times New Roman"/>
+                <w:i w:val="false"/>
+                <w:b w:val="false"/>
+                <w:u w:val="none"/>
+                <w:strike w:val="false"/>
+                <w:sz w:val="22"/>
+                <w:szCs w:val="22"/>
+                <w:color w:val="000000"/>
+              </w:rPr>
+              <w:t xml:space="preserve">0.39 (0.10)</w:t>
+            </w:r>
+          </w:p>
+        </w:tc>
+      </w:tr>
+      <w:tr>
+        <w:trPr>
+          <w:trHeight w:val="611" w:hRule="auto"/>
+        </w:trPr>
+        <w:tc>
+          <w:tcPr>
+            <w:tcBorders>
+              <w:bottom w:val="single" w:sz="12" w:space="0" w:color="666666"/>
+              <w:top w:val="none" w:sz="0" w:space="0" w:color="000000"/>
+              <w:left w:val="none" w:sz="0" w:space="0" w:color="000000"/>
+              <w:right w:val="none" w:sz="0" w:space="0" w:color="000000"/>
+            </w:tcBorders>
+            <w:shd w:val="clear" w:color="auto" w:fill="FFFFFF"/>
+            <w:tcMar>
+              <w:top w:w="0" w:type="dxa"/>
+              <w:bottom w:w="0" w:type="dxa"/>
+              <w:left w:w="0" w:type="dxa"/>
+              <w:right w:w="0" w:type="dxa"/>
+            </w:tcMar>
+            <w:vAlign w:val="center"/>
+          </w:tcPr>
+          <w:p>
+            <w:pPr>
+              <w:jc w:val="left"/>
+              <w:pBdr>
+                <w:bottom w:val="none" w:sz="0" w:space="0" w:color="000000"/>
+                <w:top w:val="none" w:sz="0" w:space="0" w:color="000000"/>
+                <w:left w:val="none" w:sz="0" w:space="0" w:color="000000"/>
+                <w:right w:val="none" w:sz="0" w:space="0" w:color="000000"/>
+              </w:pBdr>
+              <w:spacing w:after="100" w:before="100" w:line="240"/>
+              <w:ind w:left="100" w:right="100" w:firstLine="0" w:firstLineChars="0"/>
+              <w:rPr>
+                <w:rFonts w:ascii="Times New Roman" w:hAnsi="Times New Roman" w:eastAsia="Times New Roman" w:cs="Times New Roman"/>
+                <w:i w:val="false"/>
+                <w:b w:val="false"/>
+                <w:u w:val="none"/>
+                <w:strike w:val="false"/>
+                <w:sz w:val="22"/>
+                <w:szCs w:val="22"/>
+                <w:color w:val="000000"/>
+              </w:rPr>
+            </w:pPr>
+            <w:r xmlns:w="http://schemas.openxmlformats.org/wordprocessingml/2006/main" xmlns:wp="http://schemas.openxmlformats.org/drawingml/2006/wordprocessingDrawing" xmlns:r="http://schemas.openxmlformats.org/officeDocument/2006/relationships" xmlns:w14="http://schemas.microsoft.com/office/word/2010/wordml">
+              <w:rPr>
+                <w:rFonts w:ascii="Times New Roman" w:hAnsi="Times New Roman" w:eastAsia="Times New Roman" w:cs="Times New Roman"/>
+                <w:i w:val="false"/>
+                <w:b w:val="false"/>
+                <w:u w:val="none"/>
+                <w:strike w:val="false"/>
+                <w:sz w:val="22"/>
+                <w:szCs w:val="22"/>
+                <w:color w:val="000000"/>
+              </w:rPr>
+              <w:t xml:space="preserve">Triple cognates</w:t>
+            </w:r>
+          </w:p>
+        </w:tc>
+        <w:tc>
+          <w:tcPr>
+            <w:tcBorders>
+              <w:bottom w:val="single" w:sz="12" w:space="0" w:color="666666"/>
+              <w:top w:val="none" w:sz="0" w:space="0" w:color="000000"/>
+              <w:left w:val="none" w:sz="0" w:space="0" w:color="000000"/>
+              <w:right w:val="none" w:sz="0" w:space="0" w:color="000000"/>
+            </w:tcBorders>
+            <w:shd w:val="clear" w:color="auto" w:fill="FFFFFF"/>
+            <w:tcMar>
+              <w:top w:w="0" w:type="dxa"/>
+              <w:bottom w:w="0" w:type="dxa"/>
+              <w:left w:w="0" w:type="dxa"/>
+              <w:right w:w="0" w:type="dxa"/>
+            </w:tcMar>
+            <w:vAlign w:val="center"/>
+          </w:tcPr>
+          <w:p>
+            <w:pPr>
+              <w:jc w:val="center"/>
+              <w:pBdr>
+                <w:bottom w:val="none" w:sz="0" w:space="0" w:color="000000"/>
+                <w:top w:val="none" w:sz="0" w:space="0" w:color="000000"/>
+                <w:left w:val="none" w:sz="0" w:space="0" w:color="000000"/>
+                <w:right w:val="none" w:sz="0" w:space="0" w:color="000000"/>
+              </w:pBdr>
+              <w:spacing w:after="100" w:before="100" w:line="240"/>
+              <w:ind w:left="100" w:right="100" w:firstLine="0" w:firstLineChars="0"/>
+              <w:rPr>
+                <w:rFonts w:ascii="Times New Roman" w:hAnsi="Times New Roman" w:eastAsia="Times New Roman" w:cs="Times New Roman"/>
+                <w:i w:val="false"/>
+                <w:b w:val="false"/>
+                <w:u w:val="none"/>
+                <w:strike w:val="false"/>
+                <w:sz w:val="22"/>
+                <w:szCs w:val="22"/>
+                <w:color w:val="000000"/>
+              </w:rPr>
+            </w:pPr>
+            <w:r xmlns:w="http://schemas.openxmlformats.org/wordprocessingml/2006/main" xmlns:wp="http://schemas.openxmlformats.org/drawingml/2006/wordprocessingDrawing" xmlns:r="http://schemas.openxmlformats.org/officeDocument/2006/relationships" xmlns:w14="http://schemas.microsoft.com/office/word/2010/wordml">
+              <w:rPr>
+                <w:rFonts w:ascii="Times New Roman" w:hAnsi="Times New Roman" w:eastAsia="Times New Roman" w:cs="Times New Roman"/>
+                <w:i w:val="false"/>
+                <w:b w:val="false"/>
+                <w:u w:val="none"/>
+                <w:strike w:val="false"/>
+                <w:sz w:val="22"/>
+                <w:szCs w:val="22"/>
+                <w:color w:val="000000"/>
+              </w:rPr>
+              <w:t xml:space="preserve">4.96 (0.75)</w:t>
+            </w:r>
+          </w:p>
+        </w:tc>
+        <w:tc>
+          <w:tcPr>
+            <w:tcBorders>
+              <w:bottom w:val="single" w:sz="12" w:space="0" w:color="666666"/>
+              <w:top w:val="none" w:sz="0" w:space="0" w:color="000000"/>
+              <w:left w:val="none" w:sz="0" w:space="0" w:color="000000"/>
+              <w:right w:val="none" w:sz="0" w:space="0" w:color="000000"/>
+            </w:tcBorders>
+            <w:shd w:val="clear" w:color="auto" w:fill="FFFFFF"/>
+            <w:tcMar>
+              <w:top w:w="0" w:type="dxa"/>
+              <w:bottom w:w="0" w:type="dxa"/>
+              <w:left w:w="0" w:type="dxa"/>
+              <w:right w:w="0" w:type="dxa"/>
+            </w:tcMar>
+            <w:vAlign w:val="center"/>
+          </w:tcPr>
+          <w:p>
+            <w:pPr>
+              <w:jc w:val="center"/>
+              <w:pBdr>
+                <w:bottom w:val="none" w:sz="0" w:space="0" w:color="000000"/>
+                <w:top w:val="none" w:sz="0" w:space="0" w:color="000000"/>
+                <w:left w:val="none" w:sz="0" w:space="0" w:color="000000"/>
+                <w:right w:val="none" w:sz="0" w:space="0" w:color="000000"/>
+              </w:pBdr>
+              <w:spacing w:after="100" w:before="100" w:line="240"/>
+              <w:ind w:left="100" w:right="100" w:firstLine="0" w:firstLineChars="0"/>
+              <w:rPr>
+                <w:rFonts w:ascii="Times New Roman" w:hAnsi="Times New Roman" w:eastAsia="Times New Roman" w:cs="Times New Roman"/>
+                <w:i w:val="false"/>
+                <w:b w:val="false"/>
+                <w:u w:val="none"/>
+                <w:strike w:val="false"/>
+                <w:sz w:val="22"/>
+                <w:szCs w:val="22"/>
+                <w:color w:val="000000"/>
+              </w:rPr>
+            </w:pPr>
+            <w:r xmlns:w="http://schemas.openxmlformats.org/wordprocessingml/2006/main" xmlns:wp="http://schemas.openxmlformats.org/drawingml/2006/wordprocessingDrawing" xmlns:r="http://schemas.openxmlformats.org/officeDocument/2006/relationships" xmlns:w14="http://schemas.microsoft.com/office/word/2010/wordml">
+              <w:rPr>
+                <w:rFonts w:ascii="Times New Roman" w:hAnsi="Times New Roman" w:eastAsia="Times New Roman" w:cs="Times New Roman"/>
+                <w:i w:val="false"/>
+                <w:b w:val="false"/>
+                <w:u w:val="none"/>
+                <w:strike w:val="false"/>
+                <w:sz w:val="22"/>
+                <w:szCs w:val="22"/>
+                <w:color w:val="000000"/>
+              </w:rPr>
+              <w:t xml:space="preserve">2.54 (0.64)</w:t>
+            </w:r>
+          </w:p>
+        </w:tc>
+        <w:tc>
+          <w:tcPr>
+            <w:tcBorders>
+              <w:bottom w:val="single" w:sz="12" w:space="0" w:color="666666"/>
+              <w:top w:val="none" w:sz="0" w:space="0" w:color="000000"/>
+              <w:left w:val="none" w:sz="0" w:space="0" w:color="000000"/>
+              <w:right w:val="none" w:sz="0" w:space="0" w:color="000000"/>
+            </w:tcBorders>
+            <w:shd w:val="clear" w:color="auto" w:fill="FFFFFF"/>
+            <w:tcMar>
+              <w:top w:w="0" w:type="dxa"/>
+              <w:bottom w:w="0" w:type="dxa"/>
+              <w:left w:w="0" w:type="dxa"/>
+              <w:right w:w="0" w:type="dxa"/>
+            </w:tcMar>
+            <w:vAlign w:val="center"/>
+          </w:tcPr>
+          <w:p>
+            <w:pPr>
+              <w:jc w:val="center"/>
+              <w:pBdr>
+                <w:bottom w:val="none" w:sz="0" w:space="0" w:color="000000"/>
+                <w:top w:val="none" w:sz="0" w:space="0" w:color="000000"/>
+                <w:left w:val="none" w:sz="0" w:space="0" w:color="000000"/>
+                <w:right w:val="none" w:sz="0" w:space="0" w:color="000000"/>
+              </w:pBdr>
+              <w:spacing w:after="100" w:before="100" w:line="240"/>
+              <w:ind w:left="100" w:right="100" w:firstLine="0" w:firstLineChars="0"/>
+              <w:rPr>
+                <w:rFonts w:ascii="Times New Roman" w:hAnsi="Times New Roman" w:eastAsia="Times New Roman" w:cs="Times New Roman"/>
+                <w:i w:val="false"/>
+                <w:b w:val="false"/>
+                <w:u w:val="none"/>
+                <w:strike w:val="false"/>
+                <w:sz w:val="22"/>
+                <w:szCs w:val="22"/>
+                <w:color w:val="000000"/>
+              </w:rPr>
+            </w:pPr>
+            <w:r xmlns:w="http://schemas.openxmlformats.org/wordprocessingml/2006/main" xmlns:wp="http://schemas.openxmlformats.org/drawingml/2006/wordprocessingDrawing" xmlns:r="http://schemas.openxmlformats.org/officeDocument/2006/relationships" xmlns:w14="http://schemas.microsoft.com/office/word/2010/wordml">
+              <w:rPr>
+                <w:rFonts w:ascii="Times New Roman" w:hAnsi="Times New Roman" w:eastAsia="Times New Roman" w:cs="Times New Roman"/>
+                <w:i w:val="false"/>
+                <w:b w:val="false"/>
+                <w:u w:val="none"/>
+                <w:strike w:val="false"/>
+                <w:sz w:val="22"/>
+                <w:szCs w:val="22"/>
+                <w:color w:val="000000"/>
+              </w:rPr>
+              <w:t xml:space="preserve">1.00 (0.00)</w:t>
+            </w:r>
+          </w:p>
+        </w:tc>
+        <w:tc>
+          <w:tcPr>
+            <w:tcBorders>
+              <w:bottom w:val="single" w:sz="12" w:space="0" w:color="666666"/>
+              <w:top w:val="none" w:sz="0" w:space="0" w:color="000000"/>
+              <w:left w:val="none" w:sz="0" w:space="0" w:color="000000"/>
+              <w:right w:val="none" w:sz="0" w:space="0" w:color="000000"/>
+            </w:tcBorders>
+            <w:shd w:val="clear" w:color="auto" w:fill="FFFFFF"/>
+            <w:tcMar>
+              <w:top w:w="0" w:type="dxa"/>
+              <w:bottom w:w="0" w:type="dxa"/>
+              <w:left w:w="0" w:type="dxa"/>
+              <w:right w:w="0" w:type="dxa"/>
+            </w:tcMar>
+            <w:vAlign w:val="center"/>
+          </w:tcPr>
+          <w:p>
+            <w:pPr>
+              <w:jc w:val="center"/>
+              <w:pBdr>
+                <w:bottom w:val="none" w:sz="0" w:space="0" w:color="000000"/>
+                <w:top w:val="none" w:sz="0" w:space="0" w:color="000000"/>
+                <w:left w:val="none" w:sz="0" w:space="0" w:color="000000"/>
+                <w:right w:val="none" w:sz="0" w:space="0" w:color="000000"/>
+              </w:pBdr>
+              <w:spacing w:after="100" w:before="100" w:line="240"/>
+              <w:ind w:left="100" w:right="100" w:firstLine="0" w:firstLineChars="0"/>
+              <w:rPr>
+                <w:rFonts w:ascii="Times New Roman" w:hAnsi="Times New Roman" w:eastAsia="Times New Roman" w:cs="Times New Roman"/>
+                <w:i w:val="false"/>
+                <w:b w:val="false"/>
+                <w:u w:val="none"/>
+                <w:strike w:val="false"/>
+                <w:sz w:val="22"/>
+                <w:szCs w:val="22"/>
+                <w:color w:val="000000"/>
+              </w:rPr>
+            </w:pPr>
+            <w:r xmlns:w="http://schemas.openxmlformats.org/wordprocessingml/2006/main" xmlns:wp="http://schemas.openxmlformats.org/drawingml/2006/wordprocessingDrawing" xmlns:r="http://schemas.openxmlformats.org/officeDocument/2006/relationships" xmlns:w14="http://schemas.microsoft.com/office/word/2010/wordml">
+              <w:rPr>
+                <w:rFonts w:ascii="Times New Roman" w:hAnsi="Times New Roman" w:eastAsia="Times New Roman" w:cs="Times New Roman"/>
+                <w:i w:val="false"/>
+                <w:b w:val="false"/>
+                <w:u w:val="none"/>
+                <w:strike w:val="false"/>
+                <w:sz w:val="22"/>
+                <w:szCs w:val="22"/>
+                <w:color w:val="000000"/>
+              </w:rPr>
+              <w:t xml:space="preserve">1.00 (0.00)</w:t>
+            </w:r>
+          </w:p>
+        </w:tc>
+        <w:tc>
+          <w:tcPr>
+            <w:tcBorders>
+              <w:bottom w:val="single" w:sz="12" w:space="0" w:color="666666"/>
+              <w:top w:val="none" w:sz="0" w:space="0" w:color="000000"/>
+              <w:left w:val="none" w:sz="0" w:space="0" w:color="000000"/>
+              <w:right w:val="none" w:sz="0" w:space="0" w:color="000000"/>
+            </w:tcBorders>
+            <w:shd w:val="clear" w:color="auto" w:fill="FFFFFF"/>
+            <w:tcMar>
+              <w:top w:w="0" w:type="dxa"/>
+              <w:bottom w:w="0" w:type="dxa"/>
+              <w:left w:w="0" w:type="dxa"/>
+              <w:right w:w="0" w:type="dxa"/>
+            </w:tcMar>
+            <w:vAlign w:val="center"/>
+          </w:tcPr>
+          <w:p>
+            <w:pPr>
+              <w:jc w:val="center"/>
+              <w:pBdr>
+                <w:bottom w:val="none" w:sz="0" w:space="0" w:color="000000"/>
+                <w:top w:val="none" w:sz="0" w:space="0" w:color="000000"/>
+                <w:left w:val="none" w:sz="0" w:space="0" w:color="000000"/>
+                <w:right w:val="none" w:sz="0" w:space="0" w:color="000000"/>
+              </w:pBdr>
+              <w:spacing w:after="100" w:before="100" w:line="240"/>
+              <w:ind w:left="100" w:right="100" w:firstLine="0" w:firstLineChars="0"/>
+              <w:rPr>
+                <w:rFonts w:ascii="Times New Roman" w:hAnsi="Times New Roman" w:eastAsia="Times New Roman" w:cs="Times New Roman"/>
+                <w:i w:val="false"/>
+                <w:b w:val="false"/>
+                <w:u w:val="none"/>
+                <w:strike w:val="false"/>
+                <w:sz w:val="22"/>
+                <w:szCs w:val="22"/>
+                <w:color w:val="000000"/>
+              </w:rPr>
+            </w:pPr>
+            <w:r xmlns:w="http://schemas.openxmlformats.org/wordprocessingml/2006/main" xmlns:wp="http://schemas.openxmlformats.org/drawingml/2006/wordprocessingDrawing" xmlns:r="http://schemas.openxmlformats.org/officeDocument/2006/relationships" xmlns:w14="http://schemas.microsoft.com/office/word/2010/wordml">
+              <w:rPr>
+                <w:rFonts w:ascii="Times New Roman" w:hAnsi="Times New Roman" w:eastAsia="Times New Roman" w:cs="Times New Roman"/>
+                <w:i w:val="false"/>
+                <w:b w:val="false"/>
+                <w:u w:val="none"/>
+                <w:strike w:val="false"/>
+                <w:sz w:val="22"/>
+                <w:szCs w:val="22"/>
+                <w:color w:val="000000"/>
+              </w:rPr>
+              <w:t xml:space="preserve">1.00 (0.00)</w:t>
+            </w:r>
+          </w:p>
+        </w:tc>
+        <w:tc>
+          <w:tcPr>
+            <w:tcBorders>
+              <w:bottom w:val="single" w:sz="12" w:space="0" w:color="666666"/>
+              <w:top w:val="none" w:sz="0" w:space="0" w:color="000000"/>
+              <w:left w:val="none" w:sz="0" w:space="0" w:color="000000"/>
+              <w:right w:val="none" w:sz="0" w:space="0" w:color="000000"/>
+            </w:tcBorders>
+            <w:shd w:val="clear" w:color="auto" w:fill="FFFFFF"/>
+            <w:tcMar>
+              <w:top w:w="0" w:type="dxa"/>
+              <w:bottom w:w="0" w:type="dxa"/>
+              <w:left w:w="0" w:type="dxa"/>
+              <w:right w:w="0" w:type="dxa"/>
+            </w:tcMar>
+            <w:vAlign w:val="center"/>
+          </w:tcPr>
+          <w:p>
+            <w:pPr>
+              <w:jc w:val="center"/>
+              <w:pBdr>
+                <w:bottom w:val="none" w:sz="0" w:space="0" w:color="000000"/>
+                <w:top w:val="none" w:sz="0" w:space="0" w:color="000000"/>
+                <w:left w:val="none" w:sz="0" w:space="0" w:color="000000"/>
+                <w:right w:val="none" w:sz="0" w:space="0" w:color="000000"/>
+              </w:pBdr>
+              <w:spacing w:after="100" w:before="100" w:line="240"/>
+              <w:ind w:left="100" w:right="100" w:firstLine="0" w:firstLineChars="0"/>
+              <w:rPr>
+                <w:rFonts w:ascii="Times New Roman" w:hAnsi="Times New Roman" w:eastAsia="Times New Roman" w:cs="Times New Roman"/>
+                <w:i w:val="false"/>
+                <w:b w:val="false"/>
+                <w:u w:val="none"/>
+                <w:strike w:val="false"/>
+                <w:sz w:val="22"/>
+                <w:szCs w:val="22"/>
+                <w:color w:val="000000"/>
+              </w:rPr>
+            </w:pPr>
+            <w:r xmlns:w="http://schemas.openxmlformats.org/wordprocessingml/2006/main" xmlns:wp="http://schemas.openxmlformats.org/drawingml/2006/wordprocessingDrawing" xmlns:r="http://schemas.openxmlformats.org/officeDocument/2006/relationships" xmlns:w14="http://schemas.microsoft.com/office/word/2010/wordml">
+              <w:rPr>
+                <w:rFonts w:ascii="Times New Roman" w:hAnsi="Times New Roman" w:eastAsia="Times New Roman" w:cs="Times New Roman"/>
+                <w:i w:val="false"/>
+                <w:b w:val="false"/>
+                <w:u w:val="none"/>
+                <w:strike w:val="false"/>
+                <w:sz w:val="22"/>
+                <w:szCs w:val="22"/>
+                <w:color w:val="000000"/>
+              </w:rPr>
+              <w:t xml:space="preserve">0.78 (0.15)</w:t>
+            </w:r>
+          </w:p>
+        </w:tc>
+        <w:tc>
+          <w:tcPr>
+            <w:tcBorders>
+              <w:bottom w:val="single" w:sz="12" w:space="0" w:color="666666"/>
+              <w:top w:val="none" w:sz="0" w:space="0" w:color="000000"/>
+              <w:left w:val="none" w:sz="0" w:space="0" w:color="000000"/>
+              <w:right w:val="none" w:sz="0" w:space="0" w:color="000000"/>
+            </w:tcBorders>
+            <w:shd w:val="clear" w:color="auto" w:fill="FFFFFF"/>
+            <w:tcMar>
+              <w:top w:w="0" w:type="dxa"/>
+              <w:bottom w:w="0" w:type="dxa"/>
+              <w:left w:w="0" w:type="dxa"/>
+              <w:right w:w="0" w:type="dxa"/>
+            </w:tcMar>
+            <w:vAlign w:val="center"/>
+          </w:tcPr>
+          <w:p>
+            <w:pPr>
+              <w:jc w:val="center"/>
+              <w:pBdr>
+                <w:bottom w:val="none" w:sz="0" w:space="0" w:color="000000"/>
+                <w:top w:val="none" w:sz="0" w:space="0" w:color="000000"/>
+                <w:left w:val="none" w:sz="0" w:space="0" w:color="000000"/>
+                <w:right w:val="none" w:sz="0" w:space="0" w:color="000000"/>
+              </w:pBdr>
+              <w:spacing w:after="100" w:before="100" w:line="240"/>
+              <w:ind w:left="100" w:right="100" w:firstLine="0" w:firstLineChars="0"/>
+              <w:rPr>
+                <w:rFonts w:ascii="Times New Roman" w:hAnsi="Times New Roman" w:eastAsia="Times New Roman" w:cs="Times New Roman"/>
+                <w:i w:val="false"/>
+                <w:b w:val="false"/>
+                <w:u w:val="none"/>
+                <w:strike w:val="false"/>
+                <w:sz w:val="22"/>
+                <w:szCs w:val="22"/>
+                <w:color w:val="000000"/>
+              </w:rPr>
+            </w:pPr>
+            <w:r xmlns:w="http://schemas.openxmlformats.org/wordprocessingml/2006/main" xmlns:wp="http://schemas.openxmlformats.org/drawingml/2006/wordprocessingDrawing" xmlns:r="http://schemas.openxmlformats.org/officeDocument/2006/relationships" xmlns:w14="http://schemas.microsoft.com/office/word/2010/wordml">
+              <w:rPr>
+                <w:rFonts w:ascii="Times New Roman" w:hAnsi="Times New Roman" w:eastAsia="Times New Roman" w:cs="Times New Roman"/>
+                <w:i w:val="false"/>
+                <w:b w:val="false"/>
+                <w:u w:val="none"/>
+                <w:strike w:val="false"/>
+                <w:sz w:val="22"/>
+                <w:szCs w:val="22"/>
+                <w:color w:val="000000"/>
+              </w:rPr>
+              <w:t xml:space="preserve">0.81 (0.13)</w:t>
+            </w:r>
+          </w:p>
+        </w:tc>
+        <w:tc>
+          <w:tcPr>
+            <w:tcBorders>
+              <w:bottom w:val="single" w:sz="12" w:space="0" w:color="666666"/>
+              <w:top w:val="none" w:sz="0" w:space="0" w:color="000000"/>
+              <w:left w:val="none" w:sz="0" w:space="0" w:color="000000"/>
+              <w:right w:val="none" w:sz="0" w:space="0" w:color="000000"/>
+            </w:tcBorders>
+            <w:shd w:val="clear" w:color="auto" w:fill="FFFFFF"/>
+            <w:tcMar>
+              <w:top w:w="0" w:type="dxa"/>
+              <w:bottom w:w="0" w:type="dxa"/>
+              <w:left w:w="0" w:type="dxa"/>
+              <w:right w:w="0" w:type="dxa"/>
+            </w:tcMar>
+            <w:vAlign w:val="center"/>
+          </w:tcPr>
+          <w:p>
+            <w:pPr>
+              <w:jc w:val="center"/>
+              <w:pBdr>
+                <w:bottom w:val="none" w:sz="0" w:space="0" w:color="000000"/>
+                <w:top w:val="none" w:sz="0" w:space="0" w:color="000000"/>
+                <w:left w:val="none" w:sz="0" w:space="0" w:color="000000"/>
+                <w:right w:val="none" w:sz="0" w:space="0" w:color="000000"/>
+              </w:pBdr>
+              <w:spacing w:after="100" w:before="100" w:line="240"/>
+              <w:ind w:left="100" w:right="100" w:firstLine="0" w:firstLineChars="0"/>
+              <w:rPr>
+                <w:rFonts w:ascii="Times New Roman" w:hAnsi="Times New Roman" w:eastAsia="Times New Roman" w:cs="Times New Roman"/>
+                <w:i w:val="false"/>
+                <w:b w:val="false"/>
+                <w:u w:val="none"/>
+                <w:strike w:val="false"/>
+                <w:sz w:val="22"/>
+                <w:szCs w:val="22"/>
+                <w:color w:val="000000"/>
+              </w:rPr>
+            </w:pPr>
+            <w:r xmlns:w="http://schemas.openxmlformats.org/wordprocessingml/2006/main" xmlns:wp="http://schemas.openxmlformats.org/drawingml/2006/wordprocessingDrawing" xmlns:r="http://schemas.openxmlformats.org/officeDocument/2006/relationships" xmlns:w14="http://schemas.microsoft.com/office/word/2010/wordml">
+              <w:rPr>
+                <w:rFonts w:ascii="Times New Roman" w:hAnsi="Times New Roman" w:eastAsia="Times New Roman" w:cs="Times New Roman"/>
+                <w:i w:val="false"/>
+                <w:b w:val="false"/>
+                <w:u w:val="none"/>
+                <w:strike w:val="false"/>
+                <w:sz w:val="22"/>
+                <w:szCs w:val="22"/>
+                <w:color w:val="000000"/>
+              </w:rPr>
+              <w:t xml:space="preserve">0.83 (0.17)</w:t>
+            </w:r>
+          </w:p>
+        </w:tc>
+      </w:tr>
+    </w:tbl>
+    <w:bookmarkEnd w:id="28"/>
+    <w:bookmarkStart w:id="29" w:name="proficiency-tests"/>
     <w:p>
       <w:pPr>
         <w:pStyle w:val="Heading3"/>
@@ -1722,9 +3777,9 @@
         <w:t xml:space="preserve">This test usually takes less than five minutes to complete.</w:t>
       </w:r>
     </w:p>
-    <w:bookmarkEnd w:id="28"/>
     <w:bookmarkEnd w:id="29"/>
-    <w:bookmarkStart w:id="30" w:name="data-analysis"/>
+    <w:bookmarkEnd w:id="30"/>
+    <w:bookmarkStart w:id="31" w:name="data-analysis"/>
     <w:p>
       <w:pPr>
         <w:pStyle w:val="Heading2"/>
@@ -1741,9 +3796,9 @@
         <w:t xml:space="preserve">Describe data analysis.</w:t>
       </w:r>
     </w:p>
-    <w:bookmarkEnd w:id="30"/>
     <w:bookmarkEnd w:id="31"/>
-    <w:bookmarkStart w:id="32" w:name="results"/>
+    <w:bookmarkEnd w:id="32"/>
+    <w:bookmarkStart w:id="33" w:name="results"/>
     <w:p>
       <w:pPr>
         <w:pStyle w:val="Heading1"/>
@@ -1760,8 +3815,8 @@
         <w:t xml:space="preserve">Report results (RT and accuracy? Was the RT analysis done only on correct responses? Accuracy might give us further info)</w:t>
       </w:r>
     </w:p>
-    <w:bookmarkEnd w:id="32"/>
-    <w:bookmarkStart w:id="35" w:name="discussion"/>
+    <w:bookmarkEnd w:id="33"/>
+    <w:bookmarkStart w:id="36" w:name="discussion"/>
     <w:p>
       <w:pPr>
         <w:pStyle w:val="Heading1"/>
@@ -1814,7 +3869,7 @@
         <w:t xml:space="preserve">Below, we discuss the results in light of previous empirical findings and existing theoretical models of cross-linguistic influence, particularly those addressing cumulative and selective transfer in multilingual lexical processing.</w:t>
       </w:r>
     </w:p>
-    <w:bookmarkStart w:id="33" w:name="cognate-effects-in-l3-lexical-processing"/>
+    <w:bookmarkStart w:id="34" w:name="cognate-effects-in-l3-lexical-processing"/>
     <w:p>
       <w:pPr>
         <w:pStyle w:val="Heading2"/>
@@ -2065,8 +4120,8 @@
         <w:t xml:space="preserve">Need a closing paragraph here.</w:t>
       </w:r>
     </w:p>
-    <w:bookmarkEnd w:id="33"/>
-    <w:bookmarkStart w:id="34" w:name="the-role-of-l2-and-l3-proficiency"/>
+    <w:bookmarkEnd w:id="34"/>
+    <w:bookmarkStart w:id="35" w:name="the-role-of-l2-and-l3-proficiency"/>
     <w:p>
       <w:pPr>
         <w:pStyle w:val="Heading2"/>
@@ -2204,9 +4259,9 @@
         <w:t xml:space="preserve">Although such variables were not directly examined in the present study, they represent promising avenues for future research.</w:t>
       </w:r>
     </w:p>
-    <w:bookmarkEnd w:id="34"/>
     <w:bookmarkEnd w:id="35"/>
-    <w:bookmarkStart w:id="36" w:name="conclusion"/>
+    <w:bookmarkEnd w:id="36"/>
+    <w:bookmarkStart w:id="37" w:name="conclusion"/>
     <w:p>
       <w:pPr>
         <w:pStyle w:val="Heading1"/>
@@ -2228,8 +4283,8 @@
         <w:br w:type="page"/>
       </w:r>
     </w:p>
-    <w:bookmarkEnd w:id="36"/>
-    <w:bookmarkStart w:id="38" w:name="X421aa8c25e75d5bda444d1508fbcc66cb0dedf6"/>
+    <w:bookmarkEnd w:id="37"/>
+    <w:bookmarkStart w:id="39" w:name="X421aa8c25e75d5bda444d1508fbcc66cb0dedf6"/>
     <w:p>
       <w:pPr>
         <w:pStyle w:val="Heading1"/>
@@ -2242,10 +4297,10 @@
       <w:pPr>
         <w:pStyle w:val="TableCaption"/>
       </w:pPr>
-      <w:bookmarkStart w:id="37" w:name="tab:stim-table-appendix"/>
-      <w:bookmarkEnd w:id="37"/>
-      <w:r>
-        <w:t xml:space="preserve">Table 1: Stimulus List</w:t>
+      <w:bookmarkStart w:id="38" w:name="tab:stim-table-appendix"/>
+      <w:bookmarkEnd w:id="38"/>
+      <w:r>
+        <w:t xml:space="preserve">Table 2: Stimulus List</w:t>
       </w:r>
     </w:p>
     <w:tbl>
@@ -2253,7 +4308,7 @@
         <w:tblStyle w:val="Table"/>
         <w:tblW w:type="auto" w:w="0"/>
         <w:tblLook w:firstRow="1" w:lastRow="0" w:firstColumn="0" w:lastColumn="0" w:noHBand="0" w:noVBand="0" w:val="0020"/>
-        <w:tblCaption w:val="Table 1: Stimulus List"/>
+        <w:tblCaption w:val="Table 2: Stimulus List"/>
       </w:tblPr>
       <w:tblGrid>
         <w:gridCol w:w="1980"/>
@@ -7120,8 +9175,8 @@
         <w:br w:type="page"/>
       </w:r>
     </w:p>
-    <w:bookmarkEnd w:id="38"/>
-    <w:bookmarkStart w:id="124" w:name="references"/>
+    <w:bookmarkEnd w:id="39"/>
+    <w:bookmarkStart w:id="127" w:name="references"/>
     <w:p>
       <w:pPr>
         <w:pStyle w:val="Heading1"/>
@@ -7130,8 +9185,8 @@
         <w:t xml:space="preserve">References</w:t>
       </w:r>
     </w:p>
-    <w:bookmarkStart w:id="123" w:name="refs"/>
-    <w:bookmarkStart w:id="40" w:name="ref-aguinaga_echeverria_2017"/>
+    <w:bookmarkStart w:id="126" w:name="refs"/>
+    <w:bookmarkStart w:id="41" w:name="ref-aguinaga_echeverria_2017"/>
     <w:p>
       <w:pPr>
         <w:pStyle w:val="Bibliography"/>
@@ -7258,7 +9313,7 @@
       <w:r>
         <w:t xml:space="preserve"> </w:t>
       </w:r>
-      <w:hyperlink r:id="rId39">
+      <w:hyperlink r:id="rId40">
         <w:r>
           <w:rPr>
             <w:rStyle w:val="Hyperlink"/>
@@ -7267,8 +9322,8 @@
         </w:r>
       </w:hyperlink>
     </w:p>
-    <w:bookmarkEnd w:id="40"/>
-    <w:bookmarkStart w:id="42" w:name="ref-amengual_2012"/>
+    <w:bookmarkEnd w:id="41"/>
+    <w:bookmarkStart w:id="43" w:name="ref-amengual_2012"/>
     <w:p>
       <w:pPr>
         <w:pStyle w:val="Bibliography"/>
@@ -7314,7 +9369,7 @@
       <w:r>
         <w:t xml:space="preserve">(3), 517–530. http://doi.org/</w:t>
       </w:r>
-      <w:hyperlink r:id="rId41">
+      <w:hyperlink r:id="rId42">
         <w:r>
           <w:rPr>
             <w:rStyle w:val="Hyperlink"/>
@@ -7323,8 +9378,8 @@
         </w:r>
       </w:hyperlink>
     </w:p>
-    <w:bookmarkEnd w:id="42"/>
-    <w:bookmarkStart w:id="44" w:name="ref-arana_etal_2022"/>
+    <w:bookmarkEnd w:id="43"/>
+    <w:bookmarkStart w:id="45" w:name="ref-arana_etal_2022"/>
     <w:p>
       <w:pPr>
         <w:pStyle w:val="Bibliography"/>
@@ -7358,7 +9413,7 @@
       <w:r>
         <w:t xml:space="preserve">(4), 660–678. http://doi.org/</w:t>
       </w:r>
-      <w:hyperlink r:id="rId43">
+      <w:hyperlink r:id="rId44">
         <w:r>
           <w:rPr>
             <w:rStyle w:val="Hyperlink"/>
@@ -7367,8 +9422,8 @@
         </w:r>
       </w:hyperlink>
     </w:p>
-    <w:bookmarkEnd w:id="44"/>
-    <w:bookmarkStart w:id="46" w:name="ref-bardel_falk_2007"/>
+    <w:bookmarkEnd w:id="45"/>
+    <w:bookmarkStart w:id="47" w:name="ref-bardel_falk_2007"/>
     <w:p>
       <w:pPr>
         <w:pStyle w:val="Bibliography"/>
@@ -7426,7 +9481,7 @@
       <w:r>
         <w:t xml:space="preserve">, 459–484. http://doi.org/</w:t>
       </w:r>
-      <w:hyperlink r:id="rId45">
+      <w:hyperlink r:id="rId46">
         <w:r>
           <w:rPr>
             <w:rStyle w:val="Hyperlink"/>
@@ -7435,8 +9490,8 @@
         </w:r>
       </w:hyperlink>
     </w:p>
-    <w:bookmarkEnd w:id="46"/>
-    <w:bookmarkStart w:id="48" w:name="ref-bardel_falk_2012"/>
+    <w:bookmarkEnd w:id="47"/>
+    <w:bookmarkStart w:id="49" w:name="ref-bardel_falk_2012"/>
     <w:p>
       <w:pPr>
         <w:pStyle w:val="Bibliography"/>
@@ -7456,7 +9511,7 @@
       <w:r>
         <w:t xml:space="preserve">status factor and the declarative/procedural distinction. In (pp. 61–78). http://doi.org/</w:t>
       </w:r>
-      <w:hyperlink r:id="rId47">
+      <w:hyperlink r:id="rId48">
         <w:r>
           <w:rPr>
             <w:rStyle w:val="Hyperlink"/>
@@ -7465,8 +9520,8 @@
         </w:r>
       </w:hyperlink>
     </w:p>
-    <w:bookmarkEnd w:id="48"/>
-    <w:bookmarkStart w:id="50" w:name="ref-bartolotti_marian_2017"/>
+    <w:bookmarkEnd w:id="49"/>
+    <w:bookmarkStart w:id="51" w:name="ref-bartolotti_marian_2017"/>
     <w:p>
       <w:pPr>
         <w:pStyle w:val="Bibliography"/>
@@ -7551,7 +9606,7 @@
       <w:r>
         <w:t xml:space="preserve">(1), 110–140. http://doi.org/</w:t>
       </w:r>
-      <w:hyperlink r:id="rId49">
+      <w:hyperlink r:id="rId50">
         <w:r>
           <w:rPr>
             <w:rStyle w:val="Hyperlink"/>
@@ -7560,8 +9615,8 @@
         </w:r>
       </w:hyperlink>
     </w:p>
-    <w:bookmarkEnd w:id="50"/>
-    <w:bookmarkStart w:id="52" w:name="ref-carrasco-ortiz_etal_2021"/>
+    <w:bookmarkEnd w:id="51"/>
+    <w:bookmarkStart w:id="53" w:name="ref-carrasco-ortiz_etal_2021"/>
     <w:p>
       <w:pPr>
         <w:pStyle w:val="Bibliography"/>
@@ -7607,7 +9662,7 @@
       <w:r>
         <w:t xml:space="preserve">(3), 389–417. http://doi.org/</w:t>
       </w:r>
-      <w:hyperlink r:id="rId51">
+      <w:hyperlink r:id="rId52">
         <w:r>
           <w:rPr>
             <w:rStyle w:val="Hyperlink"/>
@@ -7616,8 +9671,8 @@
         </w:r>
       </w:hyperlink>
     </w:p>
-    <w:bookmarkEnd w:id="52"/>
-    <w:bookmarkStart w:id="54" w:name="ref-comesana_etal_2015"/>
+    <w:bookmarkEnd w:id="53"/>
+    <w:bookmarkStart w:id="55" w:name="ref-comesana_etal_2015"/>
     <w:p>
       <w:pPr>
         <w:pStyle w:val="Bibliography"/>
@@ -7663,7 +9718,7 @@
       <w:r>
         <w:t xml:space="preserve">(3), 614–635. http://doi.org/</w:t>
       </w:r>
-      <w:hyperlink r:id="rId53">
+      <w:hyperlink r:id="rId54">
         <w:r>
           <w:rPr>
             <w:rStyle w:val="Hyperlink"/>
@@ -7672,8 +9727,8 @@
         </w:r>
       </w:hyperlink>
     </w:p>
-    <w:bookmarkEnd w:id="54"/>
-    <w:bookmarkStart w:id="56" w:name="ref-cop_etal_2015"/>
+    <w:bookmarkEnd w:id="55"/>
+    <w:bookmarkStart w:id="57" w:name="ref-cop_etal_2015"/>
     <w:p>
       <w:pPr>
         <w:pStyle w:val="Bibliography"/>
@@ -7797,7 +9852,7 @@
       <w:r>
         <w:t xml:space="preserve">(8), e0134008. http://doi.org/</w:t>
       </w:r>
-      <w:hyperlink r:id="rId55">
+      <w:hyperlink r:id="rId56">
         <w:r>
           <w:rPr>
             <w:rStyle w:val="Hyperlink"/>
@@ -7806,8 +9861,8 @@
         </w:r>
       </w:hyperlink>
     </w:p>
-    <w:bookmarkEnd w:id="56"/>
-    <w:bookmarkStart w:id="58" w:name="ref-cornut_etal_2022"/>
+    <w:bookmarkEnd w:id="57"/>
+    <w:bookmarkStart w:id="59" w:name="ref-cornut_etal_2022"/>
     <w:p>
       <w:pPr>
         <w:pStyle w:val="Bibliography"/>
@@ -7871,7 +9926,7 @@
       <w:r>
         <w:t xml:space="preserve">(1), 121–136. http://doi.org/</w:t>
       </w:r>
-      <w:hyperlink r:id="rId57">
+      <w:hyperlink r:id="rId58">
         <w:r>
           <w:rPr>
             <w:rStyle w:val="Hyperlink"/>
@@ -7880,13 +9935,117 @@
         </w:r>
       </w:hyperlink>
     </w:p>
-    <w:bookmarkEnd w:id="58"/>
-    <w:bookmarkStart w:id="59" w:name="ref-costa_etal_2000"/>
+    <w:bookmarkEnd w:id="59"/>
+    <w:bookmarkStart w:id="61" w:name="ref-costa_etal_2023"/>
     <w:p>
       <w:pPr>
         <w:pStyle w:val="Bibliography"/>
       </w:pPr>
       <w:r>
+        <w:t xml:space="preserve">Costa, A. S., Comesaña, M., &amp; Soares, A. P. (2023).</w:t>
+      </w:r>
+      <w:r>
+        <w:t xml:space="preserve"> </w:t>
+      </w:r>
+      <w:r>
+        <w:t xml:space="preserve">PHOR</w:t>
+      </w:r>
+      <w:r>
+        <w:t xml:space="preserve">-in-</w:t>
+      </w:r>
+      <w:r>
+        <w:t xml:space="preserve">One</w:t>
+      </w:r>
+      <w:r>
+        <w:t xml:space="preserve">:</w:t>
+      </w:r>
+      <w:r>
+        <w:t xml:space="preserve"> </w:t>
+      </w:r>
+      <w:r>
+        <w:t xml:space="preserve">A</w:t>
+      </w:r>
+      <w:r>
+        <w:t xml:space="preserve"> </w:t>
+      </w:r>
+      <w:r>
+        <w:t xml:space="preserve">multilingual lexical database with</w:t>
+      </w:r>
+      <w:r>
+        <w:t xml:space="preserve"> </w:t>
+      </w:r>
+      <w:r>
+        <w:t xml:space="preserve">PHonological</w:t>
+      </w:r>
+      <w:r>
+        <w:t xml:space="preserve">,</w:t>
+      </w:r>
+      <w:r>
+        <w:t xml:space="preserve"> </w:t>
+      </w:r>
+      <w:r>
+        <w:t xml:space="preserve">ORthographic</w:t>
+      </w:r>
+      <w:r>
+        <w:t xml:space="preserve"> </w:t>
+      </w:r>
+      <w:r>
+        <w:t xml:space="preserve">and</w:t>
+      </w:r>
+      <w:r>
+        <w:t xml:space="preserve"> </w:t>
+      </w:r>
+      <w:r>
+        <w:t xml:space="preserve">PHonographic</w:t>
+      </w:r>
+      <w:r>
+        <w:t xml:space="preserve"> </w:t>
+      </w:r>
+      <w:r>
+        <w:t xml:space="preserve">word similarity estimates in four languages.</w:t>
+      </w:r>
+      <w:r>
+        <w:t xml:space="preserve"> </w:t>
+      </w:r>
+      <w:r>
+        <w:rPr>
+          <w:i/>
+          <w:iCs/>
+        </w:rPr>
+        <w:t xml:space="preserve">Behavior Research Methods</w:t>
+      </w:r>
+      <w:r>
+        <w:t xml:space="preserve">,</w:t>
+      </w:r>
+      <w:r>
+        <w:t xml:space="preserve"> </w:t>
+      </w:r>
+      <w:r>
+        <w:rPr>
+          <w:i/>
+          <w:iCs/>
+        </w:rPr>
+        <w:t xml:space="preserve">55</w:t>
+      </w:r>
+      <w:r>
+        <w:t xml:space="preserve">(7), 3699–3725. http://doi.org/</w:t>
+      </w:r>
+      <w:hyperlink r:id="rId60">
+        <w:r>
+          <w:rPr>
+            <w:rStyle w:val="Hyperlink"/>
+          </w:rPr>
+          <w:t xml:space="preserve">10.3758/s13428-022-01985-3</w:t>
+        </w:r>
+      </w:hyperlink>
+    </w:p>
+    <w:bookmarkEnd w:id="61"/>
+    <w:bookmarkStart w:id="62" w:name="ref-costa_etal_2000"/>
+    <w:p>
+      <w:pPr>
+        <w:pStyle w:val="Bibliography"/>
+      </w:pPr>
+      <w:r>
         <w:t xml:space="preserve">Costa, A., Caramazza, A., &amp; Sebastian-Galles, N. (2000). The</w:t>
       </w:r>
       <w:r>
@@ -7950,8 +10109,8 @@
         <w:t xml:space="preserve">.</w:t>
       </w:r>
     </w:p>
-    <w:bookmarkEnd w:id="59"/>
-    <w:bookmarkStart w:id="60" w:name="ref-cuetos_etal_2011"/>
+    <w:bookmarkEnd w:id="62"/>
+    <w:bookmarkStart w:id="63" w:name="ref-cuetos_etal_2011"/>
     <w:p>
       <w:pPr>
         <w:pStyle w:val="Bibliography"/>
@@ -8013,8 +10172,8 @@
         <w:t xml:space="preserve">(2), 133–143.</w:t>
       </w:r>
     </w:p>
-    <w:bookmarkEnd w:id="60"/>
-    <w:bookmarkStart w:id="62" w:name="ref-de_angelis_2007"/>
+    <w:bookmarkEnd w:id="63"/>
+    <w:bookmarkStart w:id="65" w:name="ref-de_angelis_2007"/>
     <w:p>
       <w:pPr>
         <w:pStyle w:val="Bibliography"/>
@@ -8077,7 +10236,7 @@
       <w:r>
         <w:t xml:space="preserve">. (D. Singleton, Ed.). Multilingual Matters &amp; Channel View Publications. http://doi.org/</w:t>
       </w:r>
-      <w:hyperlink r:id="rId61">
+      <w:hyperlink r:id="rId64">
         <w:r>
           <w:rPr>
             <w:rStyle w:val="Hyperlink"/>
@@ -8086,8 +10245,8 @@
         </w:r>
       </w:hyperlink>
     </w:p>
-    <w:bookmarkEnd w:id="62"/>
-    <w:bookmarkStart w:id="64" w:name="ref-dijkstra_etal_2010"/>
+    <w:bookmarkEnd w:id="65"/>
+    <w:bookmarkStart w:id="67" w:name="ref-dijkstra_etal_2010"/>
     <w:p>
       <w:pPr>
         <w:pStyle w:val="Bibliography"/>
@@ -8121,7 +10280,7 @@
       <w:r>
         <w:t xml:space="preserve">(3), 284–301. http://doi.org/</w:t>
       </w:r>
-      <w:hyperlink r:id="rId63">
+      <w:hyperlink r:id="rId66">
         <w:r>
           <w:rPr>
             <w:rStyle w:val="Hyperlink"/>
@@ -8130,8 +10289,8 @@
         </w:r>
       </w:hyperlink>
     </w:p>
-    <w:bookmarkEnd w:id="64"/>
-    <w:bookmarkStart w:id="66" w:name="ref-dijkstra_vanheuven_2002"/>
+    <w:bookmarkEnd w:id="67"/>
+    <w:bookmarkStart w:id="69" w:name="ref-dijkstra_vanheuven_2002"/>
     <w:p>
       <w:pPr>
         <w:pStyle w:val="Bibliography"/>
@@ -8177,7 +10336,7 @@
       <w:r>
         <w:t xml:space="preserve">(3), 175–197. http://doi.org/</w:t>
       </w:r>
-      <w:hyperlink r:id="rId65">
+      <w:hyperlink r:id="rId68">
         <w:r>
           <w:rPr>
             <w:rStyle w:val="Hyperlink"/>
@@ -8186,8 +10345,8 @@
         </w:r>
       </w:hyperlink>
     </w:p>
-    <w:bookmarkEnd w:id="66"/>
-    <w:bookmarkStart w:id="67" w:name="ref-Dijkstra_etal_2018"/>
+    <w:bookmarkEnd w:id="69"/>
+    <w:bookmarkStart w:id="70" w:name="ref-Dijkstra_etal_2018"/>
     <w:p>
       <w:pPr>
         <w:pStyle w:val="Bibliography"/>
@@ -8222,8 +10381,8 @@
         <w:t xml:space="preserve">(4), 657–679.</w:t>
       </w:r>
     </w:p>
-    <w:bookmarkEnd w:id="67"/>
-    <w:bookmarkStart w:id="69" w:name="ref-ecke_2015"/>
+    <w:bookmarkEnd w:id="70"/>
+    <w:bookmarkStart w:id="72" w:name="ref-ecke_2015"/>
     <w:p>
       <w:pPr>
         <w:pStyle w:val="Bibliography"/>
@@ -8257,7 +10416,7 @@
       <w:r>
         <w:t xml:space="preserve">(2), 145–162. http://doi.org/</w:t>
       </w:r>
-      <w:hyperlink r:id="rId68">
+      <w:hyperlink r:id="rId71">
         <w:r>
           <w:rPr>
             <w:rStyle w:val="Hyperlink"/>
@@ -8266,8 +10425,8 @@
         </w:r>
       </w:hyperlink>
     </w:p>
-    <w:bookmarkEnd w:id="69"/>
-    <w:bookmarkStart w:id="71" w:name="ref-ellis_beaton_1993"/>
+    <w:bookmarkEnd w:id="72"/>
+    <w:bookmarkStart w:id="74" w:name="ref-ellis_beaton_1993"/>
     <w:p>
       <w:pPr>
         <w:pStyle w:val="Bibliography"/>
@@ -8313,7 +10472,7 @@
       <w:r>
         <w:t xml:space="preserve">(3), 533–558. http://doi.org/</w:t>
       </w:r>
-      <w:hyperlink r:id="rId70">
+      <w:hyperlink r:id="rId73">
         <w:r>
           <w:rPr>
             <w:rStyle w:val="Hyperlink"/>
@@ -8322,8 +10481,8 @@
         </w:r>
       </w:hyperlink>
     </w:p>
-    <w:bookmarkEnd w:id="71"/>
-    <w:bookmarkStart w:id="73" w:name="ref-engemann_rodetzky_2024"/>
+    <w:bookmarkEnd w:id="74"/>
+    <w:bookmarkStart w:id="76" w:name="ref-engemann_rodetzky_2024"/>
     <w:p>
       <w:pPr>
         <w:pStyle w:val="Bibliography"/>
@@ -8414,7 +10573,7 @@
       <w:r>
         <w:t xml:space="preserve">(10). http://doi.org/</w:t>
       </w:r>
-      <w:hyperlink r:id="rId72">
+      <w:hyperlink r:id="rId75">
         <w:r>
           <w:rPr>
             <w:rStyle w:val="Hyperlink"/>
@@ -8423,8 +10582,8 @@
         </w:r>
       </w:hyperlink>
     </w:p>
-    <w:bookmarkEnd w:id="73"/>
-    <w:bookmarkStart w:id="75" w:name="ref-forys-nogala_etal_2026"/>
+    <w:bookmarkEnd w:id="76"/>
+    <w:bookmarkStart w:id="78" w:name="ref-forys-nogala_etal_2026"/>
     <w:p>
       <w:pPr>
         <w:pStyle w:val="Bibliography"/>
@@ -8536,7 +10695,7 @@
       <w:r>
         <w:t xml:space="preserve">(2), 367–380. http://doi.org/</w:t>
       </w:r>
-      <w:hyperlink r:id="rId74">
+      <w:hyperlink r:id="rId77">
         <w:r>
           <w:rPr>
             <w:rStyle w:val="Hyperlink"/>
@@ -8545,8 +10704,8 @@
         </w:r>
       </w:hyperlink>
     </w:p>
-    <w:bookmarkEnd w:id="75"/>
-    <w:bookmarkStart w:id="77" w:name="ref-frances_etal_2021"/>
+    <w:bookmarkEnd w:id="78"/>
+    <w:bookmarkStart w:id="80" w:name="ref-frances_etal_2021"/>
     <w:p>
       <w:pPr>
         <w:pStyle w:val="Bibliography"/>
@@ -8592,7 +10751,7 @@
       <w:r>
         <w:t xml:space="preserve">(1), 12812. http://doi.org/</w:t>
       </w:r>
-      <w:hyperlink r:id="rId76">
+      <w:hyperlink r:id="rId79">
         <w:r>
           <w:rPr>
             <w:rStyle w:val="Hyperlink"/>
@@ -8601,8 +10760,8 @@
         </w:r>
       </w:hyperlink>
     </w:p>
-    <w:bookmarkEnd w:id="77"/>
-    <w:bookmarkStart w:id="79" w:name="ref-frances_etal_2022"/>
+    <w:bookmarkEnd w:id="80"/>
+    <w:bookmarkStart w:id="82" w:name="ref-frances_etal_2022"/>
     <w:p>
       <w:pPr>
         <w:pStyle w:val="Bibliography"/>
@@ -8735,7 +10894,7 @@
       <w:r>
         <w:t xml:space="preserve">. http://doi.org/</w:t>
       </w:r>
-      <w:hyperlink r:id="rId78">
+      <w:hyperlink r:id="rId81">
         <w:r>
           <w:rPr>
             <w:rStyle w:val="Hyperlink"/>
@@ -8744,8 +10903,8 @@
         </w:r>
       </w:hyperlink>
     </w:p>
-    <w:bookmarkEnd w:id="79"/>
-    <w:bookmarkStart w:id="81" w:name="ref-garrido-pozu_2024"/>
+    <w:bookmarkEnd w:id="82"/>
+    <w:bookmarkStart w:id="84" w:name="ref-garrido-pozu_2024"/>
     <w:p>
       <w:pPr>
         <w:pStyle w:val="Bibliography"/>
@@ -8797,7 +10956,7 @@
       <w:r>
         <w:t xml:space="preserve">(5), 914–926. http://doi.org/</w:t>
       </w:r>
-      <w:hyperlink r:id="rId80">
+      <w:hyperlink r:id="rId83">
         <w:r>
           <w:rPr>
             <w:rStyle w:val="Hyperlink"/>
@@ -8806,8 +10965,8 @@
         </w:r>
       </w:hyperlink>
     </w:p>
-    <w:bookmarkEnd w:id="81"/>
-    <w:bookmarkStart w:id="83" w:name="ref-van_hell_degroot_2008"/>
+    <w:bookmarkEnd w:id="84"/>
+    <w:bookmarkStart w:id="86" w:name="ref-van_hell_degroot_2008"/>
     <w:p>
       <w:pPr>
         <w:pStyle w:val="Bibliography"/>
@@ -8841,7 +11000,7 @@
       <w:r>
         <w:t xml:space="preserve">(3), 431–451. http://doi.org/</w:t>
       </w:r>
-      <w:hyperlink r:id="rId82">
+      <w:hyperlink r:id="rId85">
         <w:r>
           <w:rPr>
             <w:rStyle w:val="Hyperlink"/>
@@ -8850,8 +11009,8 @@
         </w:r>
       </w:hyperlink>
     </w:p>
-    <w:bookmarkEnd w:id="83"/>
-    <w:bookmarkStart w:id="84" w:name="ref-izura_etal_2014"/>
+    <w:bookmarkEnd w:id="86"/>
+    <w:bookmarkStart w:id="87" w:name="ref-izura_etal_2014"/>
     <w:p>
       <w:pPr>
         <w:pStyle w:val="Bibliography"/>
@@ -8916,8 +11075,8 @@
         <w:t xml:space="preserve">(1), 49–66.</w:t>
       </w:r>
     </w:p>
-    <w:bookmarkEnd w:id="84"/>
-    <w:bookmarkStart w:id="85" w:name="ref-Kellerman_1983"/>
+    <w:bookmarkEnd w:id="87"/>
+    <w:bookmarkStart w:id="88" w:name="ref-Kellerman_1983"/>
     <w:p>
       <w:pPr>
         <w:pStyle w:val="Bibliography"/>
@@ -8942,8 +11101,8 @@
         <w:t xml:space="preserve">(pp. 112–134). Rowley, MA: Newbury House.</w:t>
       </w:r>
     </w:p>
-    <w:bookmarkEnd w:id="85"/>
-    <w:bookmarkStart w:id="87" w:name="ref-lemhofer_broersma_2012"/>
+    <w:bookmarkEnd w:id="88"/>
+    <w:bookmarkStart w:id="90" w:name="ref-lemhofer_broersma_2012"/>
     <w:p>
       <w:pPr>
         <w:pStyle w:val="Bibliography"/>
@@ -9043,7 +11202,7 @@
       <w:r>
         <w:t xml:space="preserve">(2), 325–343. http://doi.org/</w:t>
       </w:r>
-      <w:hyperlink r:id="rId86">
+      <w:hyperlink r:id="rId89">
         <w:r>
           <w:rPr>
             <w:rStyle w:val="Hyperlink"/>
@@ -9052,8 +11211,8 @@
         </w:r>
       </w:hyperlink>
     </w:p>
-    <w:bookmarkEnd w:id="87"/>
-    <w:bookmarkStart w:id="89" w:name="ref-lemhoefer_etal_2004"/>
+    <w:bookmarkEnd w:id="90"/>
+    <w:bookmarkStart w:id="92" w:name="ref-lemhoefer_etal_2004"/>
     <w:p>
       <w:pPr>
         <w:pStyle w:val="Bibliography"/>
@@ -9108,7 +11267,7 @@
       <w:r>
         <w:t xml:space="preserve">(5), 585–611. http://doi.org/</w:t>
       </w:r>
-      <w:hyperlink r:id="rId88">
+      <w:hyperlink r:id="rId91">
         <w:r>
           <w:rPr>
             <w:rStyle w:val="Hyperlink"/>
@@ -9117,8 +11276,8 @@
         </w:r>
       </w:hyperlink>
     </w:p>
-    <w:bookmarkEnd w:id="89"/>
-    <w:bookmarkStart w:id="91" w:name="ref-lijewska_2023"/>
+    <w:bookmarkEnd w:id="92"/>
+    <w:bookmarkStart w:id="94" w:name="ref-lijewska_2023"/>
     <w:p>
       <w:pPr>
         <w:pStyle w:val="Bibliography"/>
@@ -9164,7 +11323,7 @@
       <w:r>
         <w:t xml:space="preserve">(4), 1235–1263. http://doi.org/</w:t>
       </w:r>
-      <w:hyperlink r:id="rId90">
+      <w:hyperlink r:id="rId93">
         <w:r>
           <w:rPr>
             <w:rStyle w:val="Hyperlink"/>
@@ -9173,8 +11332,8 @@
         </w:r>
       </w:hyperlink>
     </w:p>
-    <w:bookmarkEnd w:id="91"/>
-    <w:bookmarkStart w:id="93" w:name="ref-lijewska_delouw_2025"/>
+    <w:bookmarkEnd w:id="94"/>
+    <w:bookmarkStart w:id="96" w:name="ref-lijewska_delouw_2025"/>
     <w:p>
       <w:pPr>
         <w:pStyle w:val="Bibliography"/>
@@ -9217,7 +11376,7 @@
       <w:r>
         <w:t xml:space="preserve">(5), 632–661. http://doi.org/</w:t>
       </w:r>
-      <w:hyperlink r:id="rId92">
+      <w:hyperlink r:id="rId95">
         <w:r>
           <w:rPr>
             <w:rStyle w:val="Hyperlink"/>
@@ -9226,8 +11385,8 @@
         </w:r>
       </w:hyperlink>
     </w:p>
-    <w:bookmarkEnd w:id="93"/>
-    <w:bookmarkStart w:id="95" w:name="ref-lotto_degroot_1998"/>
+    <w:bookmarkEnd w:id="96"/>
+    <w:bookmarkStart w:id="98" w:name="ref-lotto_degroot_1998"/>
     <w:p>
       <w:pPr>
         <w:pStyle w:val="Bibliography"/>
@@ -9261,7 +11420,7 @@
       <w:r>
         <w:t xml:space="preserve">(1), 31–69. http://doi.org/</w:t>
       </w:r>
-      <w:hyperlink r:id="rId94">
+      <w:hyperlink r:id="rId97">
         <w:r>
           <w:rPr>
             <w:rStyle w:val="Hyperlink"/>
@@ -9270,8 +11429,8 @@
         </w:r>
       </w:hyperlink>
     </w:p>
-    <w:bookmarkEnd w:id="95"/>
-    <w:bookmarkStart w:id="97" w:name="ref-muntendam_etal_2022"/>
+    <w:bookmarkEnd w:id="98"/>
+    <w:bookmarkStart w:id="100" w:name="ref-muntendam_etal_2022"/>
     <w:p>
       <w:pPr>
         <w:pStyle w:val="Bibliography"/>
@@ -9338,7 +11497,7 @@
       <w:r>
         <w:t xml:space="preserve">, 1–12. http://doi.org/</w:t>
       </w:r>
-      <w:hyperlink r:id="rId96">
+      <w:hyperlink r:id="rId99">
         <w:r>
           <w:rPr>
             <w:rStyle w:val="Hyperlink"/>
@@ -9347,8 +11506,8 @@
         </w:r>
       </w:hyperlink>
     </w:p>
-    <w:bookmarkEnd w:id="97"/>
-    <w:bookmarkStart w:id="99" w:name="ref-new_etal_2024"/>
+    <w:bookmarkEnd w:id="100"/>
+    <w:bookmarkStart w:id="102" w:name="ref-new_etal_2024"/>
     <w:p>
       <w:pPr>
         <w:pStyle w:val="Bibliography"/>
@@ -9403,7 +11562,7 @@
       <w:r>
         <w:t xml:space="preserve">(2), 278–286. http://doi.org/</w:t>
       </w:r>
-      <w:hyperlink r:id="rId98">
+      <w:hyperlink r:id="rId101">
         <w:r>
           <w:rPr>
             <w:rStyle w:val="Hyperlink"/>
@@ -9412,8 +11571,8 @@
         </w:r>
       </w:hyperlink>
     </w:p>
-    <w:bookmarkEnd w:id="99"/>
-    <w:bookmarkStart w:id="101" w:name="ref-otwinowska_szewczyk_2019"/>
+    <w:bookmarkEnd w:id="102"/>
+    <w:bookmarkStart w:id="104" w:name="ref-otwinowska_szewczyk_2019"/>
     <w:p>
       <w:pPr>
         <w:pStyle w:val="Bibliography"/>
@@ -9459,7 +11618,7 @@
       <w:r>
         <w:t xml:space="preserve">(8), 974–991. http://doi.org/</w:t>
       </w:r>
-      <w:hyperlink r:id="rId100">
+      <w:hyperlink r:id="rId103">
         <w:r>
           <w:rPr>
             <w:rStyle w:val="Hyperlink"/>
@@ -9468,8 +11627,8 @@
         </w:r>
       </w:hyperlink>
     </w:p>
-    <w:bookmarkEnd w:id="101"/>
-    <w:bookmarkStart w:id="103" w:name="ref-peeters_etal_2013"/>
+    <w:bookmarkEnd w:id="104"/>
+    <w:bookmarkStart w:id="106" w:name="ref-peeters_etal_2013"/>
     <w:p>
       <w:pPr>
         <w:pStyle w:val="Bibliography"/>
@@ -9527,7 +11686,7 @@
       <w:r>
         <w:t xml:space="preserve">(4), 315–332. http://doi.org/</w:t>
       </w:r>
-      <w:hyperlink r:id="rId102">
+      <w:hyperlink r:id="rId105">
         <w:r>
           <w:rPr>
             <w:rStyle w:val="Hyperlink"/>
@@ -9536,8 +11695,8 @@
         </w:r>
       </w:hyperlink>
     </w:p>
-    <w:bookmarkEnd w:id="103"/>
-    <w:bookmarkStart w:id="105" w:name="ref-peirce_2019"/>
+    <w:bookmarkEnd w:id="106"/>
+    <w:bookmarkStart w:id="108" w:name="ref-peirce_2019"/>
     <w:p>
       <w:pPr>
         <w:pStyle w:val="Bibliography"/>
@@ -9592,7 +11751,7 @@
       <w:r>
         <w:t xml:space="preserve">(1), 195–203. http://doi.org/</w:t>
       </w:r>
-      <w:hyperlink r:id="rId104">
+      <w:hyperlink r:id="rId107">
         <w:r>
           <w:rPr>
             <w:rStyle w:val="Hyperlink"/>
@@ -9601,8 +11760,8 @@
         </w:r>
       </w:hyperlink>
     </w:p>
-    <w:bookmarkEnd w:id="105"/>
-    <w:bookmarkStart w:id="107" w:name="ref-poarch_vanhell_2014"/>
+    <w:bookmarkEnd w:id="108"/>
+    <w:bookmarkStart w:id="110" w:name="ref-poarch_vanhell_2014"/>
     <w:p>
       <w:pPr>
         <w:pStyle w:val="Bibliography"/>
@@ -9636,7 +11795,7 @@
       <w:r>
         <w:t xml:space="preserve">(6), 693–716. http://doi.org/</w:t>
       </w:r>
-      <w:hyperlink r:id="rId106">
+      <w:hyperlink r:id="rId109">
         <w:r>
           <w:rPr>
             <w:rStyle w:val="Hyperlink"/>
@@ -9645,8 +11804,8 @@
         </w:r>
       </w:hyperlink>
     </w:p>
-    <w:bookmarkEnd w:id="107"/>
-    <w:bookmarkStart w:id="109" w:name="ref-poort_rodd_2017"/>
+    <w:bookmarkEnd w:id="110"/>
+    <w:bookmarkStart w:id="112" w:name="ref-poort_rodd_2017"/>
     <w:p>
       <w:pPr>
         <w:pStyle w:val="Bibliography"/>
@@ -9680,7 +11839,7 @@
       <w:r>
         <w:t xml:space="preserve">, 52–63. http://doi.org/</w:t>
       </w:r>
-      <w:hyperlink r:id="rId108">
+      <w:hyperlink r:id="rId111">
         <w:r>
           <w:rPr>
             <w:rStyle w:val="Hyperlink"/>
@@ -9689,8 +11848,8 @@
         </w:r>
       </w:hyperlink>
     </w:p>
-    <w:bookmarkEnd w:id="109"/>
-    <w:bookmarkStart w:id="111" w:name="ref-puig-mayenco_etal_2020"/>
+    <w:bookmarkEnd w:id="112"/>
+    <w:bookmarkStart w:id="114" w:name="ref-puig-mayenco_etal_2020"/>
     <w:p>
       <w:pPr>
         <w:pStyle w:val="Bibliography"/>
@@ -9724,7 +11883,7 @@
       <w:r>
         <w:t xml:space="preserve">(1), 31–64. http://doi.org/</w:t>
       </w:r>
-      <w:hyperlink r:id="rId110">
+      <w:hyperlink r:id="rId113">
         <w:r>
           <w:rPr>
             <w:rStyle w:val="Hyperlink"/>
@@ -9733,8 +11892,8 @@
         </w:r>
       </w:hyperlink>
     </w:p>
-    <w:bookmarkEnd w:id="111"/>
-    <w:bookmarkStart w:id="112" w:name="ref-Rothman_2011"/>
+    <w:bookmarkEnd w:id="114"/>
+    <w:bookmarkStart w:id="115" w:name="ref-Rothman_2011"/>
     <w:p>
       <w:pPr>
         <w:pStyle w:val="Bibliography"/>
@@ -9769,8 +11928,8 @@
         <w:t xml:space="preserve">(1), 107–127.</w:t>
       </w:r>
     </w:p>
-    <w:bookmarkEnd w:id="112"/>
-    <w:bookmarkStart w:id="113" w:name="ref-Rothman_2013"/>
+    <w:bookmarkEnd w:id="115"/>
+    <w:bookmarkStart w:id="116" w:name="ref-Rothman_2013"/>
     <w:p>
       <w:pPr>
         <w:pStyle w:val="Bibliography"/>
@@ -9795,8 +11954,8 @@
         <w:t xml:space="preserve">(pp. 217–247). Amsterdam: John Benjamins.</w:t>
       </w:r>
     </w:p>
-    <w:bookmarkEnd w:id="113"/>
-    <w:bookmarkStart w:id="114" w:name="ref-Rothman_2015"/>
+    <w:bookmarkEnd w:id="116"/>
+    <w:bookmarkStart w:id="117" w:name="ref-Rothman_2015"/>
     <w:p>
       <w:pPr>
         <w:pStyle w:val="Bibliography"/>
@@ -9831,8 +11990,8 @@
         <w:t xml:space="preserve">(2), 179–190.</w:t>
       </w:r>
     </w:p>
-    <w:bookmarkEnd w:id="114"/>
-    <w:bookmarkStart w:id="116" w:name="ref-szubko-sitarek_2011"/>
+    <w:bookmarkEnd w:id="117"/>
+    <w:bookmarkStart w:id="119" w:name="ref-szubko-sitarek_2011"/>
     <w:p>
       <w:pPr>
         <w:pStyle w:val="Bibliography"/>
@@ -9866,7 +12025,7 @@
       <w:r>
         <w:t xml:space="preserve">(2), 189–208. http://doi.org/</w:t>
       </w:r>
-      <w:hyperlink r:id="rId115">
+      <w:hyperlink r:id="rId118">
         <w:r>
           <w:rPr>
             <w:rStyle w:val="Hyperlink"/>
@@ -9875,8 +12034,8 @@
         </w:r>
       </w:hyperlink>
     </w:p>
-    <w:bookmarkEnd w:id="116"/>
-    <w:bookmarkStart w:id="118" w:name="ref-tiffin-richards_2024"/>
+    <w:bookmarkEnd w:id="119"/>
+    <w:bookmarkStart w:id="121" w:name="ref-tiffin-richards_2024"/>
     <w:p>
       <w:pPr>
         <w:pStyle w:val="Bibliography"/>
@@ -9922,7 +12081,7 @@
       <w:r>
         <w:t xml:space="preserve">(5), 964–981. http://doi.org/</w:t>
       </w:r>
-      <w:hyperlink r:id="rId117">
+      <w:hyperlink r:id="rId120">
         <w:r>
           <w:rPr>
             <w:rStyle w:val="Hyperlink"/>
@@ -9931,8 +12090,8 @@
         </w:r>
       </w:hyperlink>
     </w:p>
-    <w:bookmarkEnd w:id="118"/>
-    <w:bookmarkStart w:id="120" w:name="ref-tonzar_etal_2009"/>
+    <w:bookmarkEnd w:id="121"/>
+    <w:bookmarkStart w:id="123" w:name="ref-tonzar_etal_2009"/>
     <w:p>
       <w:pPr>
         <w:pStyle w:val="Bibliography"/>
@@ -10038,7 +12197,7 @@
       <w:r>
         <w:t xml:space="preserve">(3), 623–646. http://doi.org/</w:t>
       </w:r>
-      <w:hyperlink r:id="rId119">
+      <w:hyperlink r:id="rId122">
         <w:r>
           <w:rPr>
             <w:rStyle w:val="Hyperlink"/>
@@ -10047,8 +12206,8 @@
         </w:r>
       </w:hyperlink>
     </w:p>
-    <w:bookmarkEnd w:id="120"/>
-    <w:bookmarkStart w:id="122" w:name="ref-woumans_etal_2021"/>
+    <w:bookmarkEnd w:id="123"/>
+    <w:bookmarkStart w:id="125" w:name="ref-woumans_etal_2021"/>
     <w:p>
       <w:pPr>
         <w:pStyle w:val="Bibliography"/>
@@ -10136,7 +12295,7 @@
       <w:r>
         <w:t xml:space="preserve">, 647362. http://doi.org/</w:t>
       </w:r>
-      <w:hyperlink r:id="rId121">
+      <w:hyperlink r:id="rId124">
         <w:r>
           <w:rPr>
             <w:rStyle w:val="Hyperlink"/>
@@ -10145,9 +12304,9 @@
         </w:r>
       </w:hyperlink>
     </w:p>
-    <w:bookmarkEnd w:id="122"/>
-    <w:bookmarkEnd w:id="123"/>
-    <w:bookmarkEnd w:id="124"/>
+    <w:bookmarkEnd w:id="125"/>
+    <w:bookmarkEnd w:id="126"/>
+    <w:bookmarkEnd w:id="127"/>
     <w:sectPr>
       <w:headerReference r:id="rId9" w:type="even"/>
       <w:headerReference r:id="rId10" w:type="default"/>

--- a/docs/manuscript/main.docx
+++ b/docs/manuscript/main.docx
@@ -388,6 +388,9 @@
       <w:r>
         <w:t xml:space="preserve">Together, these findings suggest that cognate effects emerge from dynamic interactions among multiple sources of influence, rather than reflecting a stable or uniform processing advantage.</w:t>
       </w:r>
+      <w:r>
+        <w:t xml:space="preserve"> </w:t>
+      </w:r>
     </w:p>
     <w:bookmarkEnd w:id="22"/>
     <w:bookmarkStart w:id="23" w:name="X1b13b08d22823258dbc3e067a58ea940446a5d8"/>
@@ -404,7 +407,10 @@
         <w:pStyle w:val="FirstParagraph"/>
       </w:pPr>
       <w:r>
-        <w:t xml:space="preserve">While cognate processing is well documented in bilingual populations, cognate effects in L3 contexts remain less clear.</w:t>
+        <w:t xml:space="preserve">While cognate processing is well documented in bilingual populations, cognate effects in third language (L3) contexts remain less clear.</w:t>
+      </w:r>
+      <w:r>
+        <w:t xml:space="preserve"> </w:t>
       </w:r>
       <w:r>
         <w:t xml:space="preserve"> </w:t>
@@ -440,6 +446,9 @@
         <w:t xml:space="preserve"> </w:t>
       </w:r>
       <w:r>
+        <w:t xml:space="preserve"> </w:t>
+      </w:r>
+      <w:r>
         <w:t xml:space="preserve">While empirical evidence supports both hypotheses,</w:t>
       </w:r>
       <w:r>
@@ -456,6 +465,12 @@
       </w:r>
       <w:r>
         <w:t xml:space="preserve">Though, most of the evidence addresses L3 morphosyntax, and research on L3 lexical acquisition remains scarce.</w:t>
+      </w:r>
+      <w:r>
+        <w:t xml:space="preserve"> </w:t>
+      </w:r>
+      <w:r>
+        <w:t xml:space="preserve"> </w:t>
       </w:r>
     </w:p>
     <w:p>
@@ -487,7 +502,7 @@
         <w:t xml:space="preserve">In the Scaffolding model, L3 lexical acquisition is driven by the ability to create a direct association between a newly encountered word and an existing word in the L1 or L2 lexicon.</w:t>
       </w:r>
       <w:r>
-        <w:t xml:space="preserve"> </w:t>
+        <w:br/>
       </w:r>
       <w:r>
         <w:t xml:space="preserve">Novel words with greater form overlap with an existing word are more likely to have strong lexical associations.</w:t>
@@ -559,7 +574,7 @@
         <w:t xml:space="preserve"> </w:t>
       </w:r>
       <w:r>
-        <w:t xml:space="preserve">Overall, both models highlight the role of cross-linguistic similarity, but they differ on which source exorts the influence on L3.</w:t>
+        <w:t xml:space="preserve">Overall, both models highlight the role of cross-linguistic similarity, but they differ on which source exerts the influence on L3.</w:t>
       </w:r>
     </w:p>
     <w:p>
@@ -933,6 +948,9 @@
         <w:t xml:space="preserve"> </w:t>
       </w:r>
       <w:r>
+        <w:t xml:space="preserve"> </w:t>
+      </w:r>
+      <w:r>
         <w:t xml:space="preserve">Notably, it remains to be explored how language proficiency modulates the strength and direction of cross-linguistic influence and the presence of cognate effects in L3 lexical processing.</w:t>
       </w:r>
       <w:r>
@@ -961,6 +979,9 @@
       </w:r>
       <w:r>
         <w:t xml:space="preserve">, though it is very complex to establish such a threshold in multilingual individuals.</w:t>
+      </w:r>
+      <w:r>
+        <w:t xml:space="preserve"> </w:t>
       </w:r>
       <w:r>
         <w:t xml:space="preserve"> </w:t>
@@ -1220,7 +1241,10 @@
         <w:t xml:space="preserve"> </w:t>
       </w:r>
       <w:r>
-        <w:t xml:space="preserve">The trilinguals were recruited from a Spanish course in a public university in Frankfurt, Germany.</w:t>
+        <w:t xml:space="preserve">The trilinguals were recruited from Hispanic Linguistics courses in a public university in Frankfurt, Germany.</w:t>
+      </w:r>
+      <w:r>
+        <w:t xml:space="preserve"> </w:t>
       </w:r>
       <w:r>
         <w:t xml:space="preserve"> </w:t>
@@ -3809,10 +3833,48 @@
     </w:p>
     <w:p>
       <w:pPr>
+        <w:pStyle w:val="SourceCode"/>
+      </w:pPr>
+      <w:r>
+        <w:rPr>
+          <w:rStyle w:val="NormalTok"/>
+        </w:rPr>
+        <w:t xml:space="preserve">knitr</w:t>
+      </w:r>
+      <w:r>
+        <w:rPr>
+          <w:rStyle w:val="SpecialCharTok"/>
+        </w:rPr>
+        <w:t xml:space="preserve">::</w:t>
+      </w:r>
+      <w:r>
+        <w:rPr>
+          <w:rStyle w:val="FunctionTok"/>
+        </w:rPr>
+        <w:t xml:space="preserve">include_graphics</w:t>
+      </w:r>
+      <w:r>
+        <w:rPr>
+          <w:rStyle w:val="NormalTok"/>
+        </w:rPr>
+        <w:t xml:space="preserve">()</w:t>
+      </w:r>
+    </w:p>
+    <w:p>
+      <w:pPr>
         <w:pStyle w:val="FirstParagraph"/>
       </w:pPr>
       <w:r>
-        <w:t xml:space="preserve">Report results (RT and accuracy? Was the RT analysis done only on correct responses? Accuracy might give us further info)</w:t>
+        <w:t xml:space="preserve">Figure</w:t>
+      </w:r>
+      <w:r>
+        <w:t xml:space="preserve"> </w:t>
+      </w:r>
+      <w:r>
+        <w:t xml:space="preserve">??</w:t>
+      </w:r>
+      <w:r>
+        <w:t xml:space="preserve">.</w:t>
       </w:r>
     </w:p>
     <w:bookmarkEnd w:id="33"/>

--- a/docs/manuscript/main.docx
+++ b/docs/manuscript/main.docx
@@ -3822,7 +3822,7 @@
     </w:p>
     <w:bookmarkEnd w:id="31"/>
     <w:bookmarkEnd w:id="32"/>
-    <w:bookmarkStart w:id="33" w:name="results"/>
+    <w:bookmarkStart w:id="47" w:name="results"/>
     <w:p>
       <w:pPr>
         <w:pStyle w:val="Heading1"/>
@@ -3831,33 +3831,5144 @@
         <w:t xml:space="preserve">Results</w:t>
       </w:r>
     </w:p>
+    <w:bookmarkStart w:id="46" w:name="accuracy"/>
     <w:p>
       <w:pPr>
-        <w:pStyle w:val="SourceCode"/>
+        <w:pStyle w:val="Heading2"/>
       </w:pPr>
       <w:r>
-        <w:rPr>
-          <w:rStyle w:val="NormalTok"/>
-        </w:rPr>
-        <w:t xml:space="preserve">knitr</w:t>
-      </w:r>
-      <w:r>
-        <w:rPr>
-          <w:rStyle w:val="SpecialCharTok"/>
-        </w:rPr>
-        <w:t xml:space="preserve">::</w:t>
-      </w:r>
-      <w:r>
-        <w:rPr>
-          <w:rStyle w:val="FunctionTok"/>
-        </w:rPr>
-        <w:t xml:space="preserve">include_graphics</w:t>
-      </w:r>
-      <w:r>
-        <w:rPr>
-          <w:rStyle w:val="NormalTok"/>
-        </w:rPr>
-        <w:t xml:space="preserve">()</w:t>
+        <w:t xml:space="preserve">Accuracy</w:t>
+      </w:r>
+    </w:p>
+    <w:p>
+      <w:pPr>
+        <w:pStyle w:val="CaptionedFigure"/>
+      </w:pPr>
+      <w:r>
+        <w:drawing>
+          <wp:inline>
+            <wp:extent cx="4579632" cy="3663706"/>
+            <wp:effectExtent b="0" l="0" r="0" t="0"/>
+            <wp:docPr descr="Figure 1: Logistic response curve across the VOT continuum." title="" id="34" name="Picture"/>
+            <a:graphic>
+              <a:graphicData uri="http://schemas.openxmlformats.org/drawingml/2006/picture">
+                <pic:pic>
+                  <pic:nvPicPr>
+                    <pic:cNvPr descr="main_files/c3665e61a3c71b36cb9f00568987475b22d8a772.png" id="35" name="Picture"/>
+                    <pic:cNvPicPr>
+                      <a:picLocks noChangeArrowheads="1" noChangeAspect="1"/>
+                    </pic:cNvPicPr>
+                  </pic:nvPicPr>
+                  <pic:blipFill>
+                    <a:blip r:embed="rId33"/>
+                    <a:stretch>
+                      <a:fillRect/>
+                    </a:stretch>
+                  </pic:blipFill>
+                  <pic:spPr bwMode="auto">
+                    <a:xfrm>
+                      <a:off x="0" y="0"/>
+                      <a:ext cx="4579632" cy="3663706"/>
+                    </a:xfrm>
+                    <a:prstGeom prst="rect">
+                      <a:avLst/>
+                    </a:prstGeom>
+                    <a:noFill/>
+                    <a:ln w="9525">
+                      <a:noFill/>
+                      <a:headEnd/>
+                      <a:tailEnd/>
+                    </a:ln>
+                  </pic:spPr>
+                </pic:pic>
+              </a:graphicData>
+            </a:graphic>
+          </wp:inline>
+        </w:drawing>
+      </w:r>
+    </w:p>
+    <w:p>
+      <w:pPr>
+        <w:pStyle w:val="ImageCaption"/>
+      </w:pPr>
+      <w:bookmarkStart w:id="36" w:name="fig:accuracy"/>
+      <w:bookmarkEnd w:id="36"/>
+      <w:r>
+        <w:t xml:space="preserve">Figure 1: Logistic response curve across the VOT continuum.</w:t>
+      </w:r>
+    </w:p>
+    <w:tbl xmlns:w="http://schemas.openxmlformats.org/wordprocessingml/2006/main" xmlns:r="http://schemas.openxmlformats.org/officeDocument/2006/relationships" xmlns:w14="http://schemas.microsoft.com/office/word/2010/wordml" xmlns:wp="http://schemas.openxmlformats.org/drawingml/2006/wordprocessingDrawing" xmlns:a="http://schemas.openxmlformats.org/drawingml/2006/main" xmlns:pic="http://schemas.openxmlformats.org/drawingml/2006/picture">
+      <w:tblPr>
+        <w:tblLayout w:type="autofit"/>
+        <w:jc w:val="center"/>
+        <w:tblW w:type="pct" w:w="0"/>
+        <w:tblLook w:firstRow="1" w:lastRow="0" w:firstColumn="0" w:lastColumn="0" w:noHBand="0" w:noVBand="1"/>
+      </w:tblPr>
+      <w:tr>
+        <w:trPr>
+          <w:trHeight w:val="360" w:hRule="auto"/>
+          <w:tblHeader/>
+        </w:trPr>
+        <w:tc>
+          <w:tcPr>
+            <w:gridSpan w:val="11"/>
+            <w:tcBorders>
+              <w:bottom w:val="none" w:sz="0" w:space="0" w:color="666666"/>
+              <w:top w:val="none" w:sz="0" w:space="0" w:color="666666"/>
+              <w:left w:val="none" w:sz="0" w:space="0" w:color="000000"/>
+              <w:right w:val="none" w:sz="0" w:space="0" w:color="000000"/>
+            </w:tcBorders>
+            <w:shd w:val="clear" w:color="auto" w:fill="FFFFFF"/>
+            <w:tcMar>
+              <w:top w:w="0" w:type="dxa"/>
+              <w:bottom w:w="0" w:type="dxa"/>
+              <w:left w:w="0" w:type="dxa"/>
+              <w:right w:w="0" w:type="dxa"/>
+            </w:tcMar>
+            <w:vAlign w:val="center"/>
+          </w:tcPr>
+          <w:p>
+            <w:pPr>
+              <w:jc w:val="left"/>
+              <w:pBdr>
+                <w:bottom w:val="none" w:sz="0" w:space="0" w:color="000000"/>
+                <w:top w:val="none" w:sz="0" w:space="0" w:color="000000"/>
+                <w:left w:val="none" w:sz="0" w:space="0" w:color="000000"/>
+                <w:right w:val="none" w:sz="0" w:space="0" w:color="000000"/>
+              </w:pBdr>
+              <w:spacing w:after="100" w:before="100" w:line="480"/>
+              <w:ind w:left="100" w:right="100" w:firstLine="0" w:firstLineChars="0"/>
+              <w:rPr>
+                <w:rFonts w:ascii="Times New Roman" w:hAnsi="Times New Roman" w:eastAsia="Times New Roman" w:cs="Times New Roman"/>
+                <w:i w:val="false"/>
+                <w:b w:val="true"/>
+                <w:u w:val="none"/>
+                <w:strike w:val="false"/>
+                <w:sz w:val="24"/>
+                <w:szCs w:val="24"/>
+                <w:color w:val="000000"/>
+              </w:rPr>
+            </w:pPr>
+            <w:r xmlns:w="http://schemas.openxmlformats.org/wordprocessingml/2006/main" xmlns:wp="http://schemas.openxmlformats.org/drawingml/2006/wordprocessingDrawing" xmlns:r="http://schemas.openxmlformats.org/officeDocument/2006/relationships" xmlns:w14="http://schemas.microsoft.com/office/word/2010/wordml">
+              <w:rPr>
+                <w:rFonts w:ascii="Times New Roman" w:hAnsi="Times New Roman" w:eastAsia="Times New Roman" w:cs="Times New Roman"/>
+                <w:i w:val="false"/>
+                <w:b w:val="true"/>
+                <w:u w:val="none"/>
+                <w:strike w:val="false"/>
+                <w:sz w:val="24"/>
+                <w:szCs w:val="24"/>
+                <w:color w:val="000000"/>
+              </w:rPr>
+              <w:t xml:space="preserve">Table 1</w:t>
+            </w:r>
+          </w:p>
+        </w:tc>
+      </w:tr>
+      <w:tr>
+        <w:trPr>
+          <w:trHeight w:val="360" w:hRule="auto"/>
+          <w:tblHeader/>
+        </w:trPr>
+        <w:tc>
+          <w:tcPr>
+            <w:gridSpan w:val="11"/>
+            <w:tcBorders>
+              <w:bottom w:val="single" w:sz="4" w:space="0" w:color="000000"/>
+              <w:top w:val="none" w:sz="0" w:space="0" w:color="666666"/>
+              <w:left w:val="none" w:sz="0" w:space="0" w:color="000000"/>
+              <w:right w:val="none" w:sz="0" w:space="0" w:color="000000"/>
+            </w:tcBorders>
+            <w:shd w:val="clear" w:color="auto" w:fill="FFFFFF"/>
+            <w:tcMar>
+              <w:top w:w="0" w:type="dxa"/>
+              <w:bottom w:w="0" w:type="dxa"/>
+              <w:left w:w="0" w:type="dxa"/>
+              <w:right w:w="0" w:type="dxa"/>
+            </w:tcMar>
+            <w:vAlign w:val="center"/>
+          </w:tcPr>
+          <w:p>
+            <w:pPr>
+              <w:jc w:val="left"/>
+              <w:pBdr>
+                <w:bottom w:val="none" w:sz="0" w:space="0" w:color="000000"/>
+                <w:top w:val="none" w:sz="0" w:space="0" w:color="000000"/>
+                <w:left w:val="none" w:sz="0" w:space="0" w:color="000000"/>
+                <w:right w:val="none" w:sz="0" w:space="0" w:color="000000"/>
+              </w:pBdr>
+              <w:spacing w:after="100" w:before="100" w:line="480"/>
+              <w:ind w:left="100" w:right="100" w:firstLine="0" w:firstLineChars="0"/>
+              <w:rPr>
+                <w:rFonts w:ascii="Times New Roman" w:hAnsi="Times New Roman" w:eastAsia="Times New Roman" w:cs="Times New Roman"/>
+                <w:i w:val="true"/>
+                <w:b w:val="false"/>
+                <w:u w:val="none"/>
+                <w:strike w:val="false"/>
+                <w:sz w:val="24"/>
+                <w:szCs w:val="24"/>
+                <w:color w:val="000000"/>
+              </w:rPr>
+            </w:pPr>
+            <w:r xmlns:w="http://schemas.openxmlformats.org/wordprocessingml/2006/main" xmlns:wp="http://schemas.openxmlformats.org/drawingml/2006/wordprocessingDrawing" xmlns:r="http://schemas.openxmlformats.org/officeDocument/2006/relationships" xmlns:w14="http://schemas.microsoft.com/office/word/2010/wordml">
+              <w:rPr>
+                <w:rFonts w:ascii="Times New Roman" w:hAnsi="Times New Roman" w:eastAsia="Times New Roman" w:cs="Times New Roman"/>
+                <w:i w:val="true"/>
+                <w:b w:val="false"/>
+                <w:u w:val="none"/>
+                <w:strike w:val="false"/>
+                <w:sz w:val="24"/>
+                <w:szCs w:val="24"/>
+                <w:color w:val="000000"/>
+              </w:rPr>
+              <w:t xml:space="preserve">Motor Trend Car Road Tests</w:t>
+            </w:r>
+          </w:p>
+        </w:tc>
+      </w:tr>
+      <w:tr>
+        <w:trPr>
+          <w:trHeight w:val="360" w:hRule="auto"/>
+          <w:tblHeader/>
+        </w:trPr>
+        <w:tc>
+          <w:tcPr>
+            <w:tcBorders>
+              <w:bottom w:val="single" w:sz="4" w:space="0" w:color="000000"/>
+              <w:top w:val="single" w:sz="4" w:space="0" w:color="000000"/>
+              <w:left w:val="none" w:sz="0" w:space="0" w:color="000000"/>
+              <w:right w:val="none" w:sz="0" w:space="0" w:color="000000"/>
+            </w:tcBorders>
+            <w:shd w:val="clear" w:color="auto" w:fill="FFFFFF"/>
+            <w:tcMar>
+              <w:top w:w="0" w:type="dxa"/>
+              <w:bottom w:w="0" w:type="dxa"/>
+              <w:left w:w="0" w:type="dxa"/>
+              <w:right w:w="0" w:type="dxa"/>
+            </w:tcMar>
+            <w:vAlign w:val="center"/>
+          </w:tcPr>
+          <w:p>
+            <w:pPr>
+              <w:jc w:val="center"/>
+              <w:pBdr>
+                <w:bottom w:val="none" w:sz="0" w:space="0" w:color="000000"/>
+                <w:top w:val="none" w:sz="0" w:space="0" w:color="000000"/>
+                <w:left w:val="none" w:sz="0" w:space="0" w:color="000000"/>
+                <w:right w:val="none" w:sz="0" w:space="0" w:color="000000"/>
+              </w:pBdr>
+              <w:spacing w:after="100" w:before="100" w:line="480"/>
+              <w:ind w:left="100" w:right="100" w:firstLine="0" w:firstLineChars="0"/>
+              <w:rPr>
+                <w:rFonts w:ascii="Times New Roman" w:hAnsi="Times New Roman" w:eastAsia="Times New Roman" w:cs="Times New Roman"/>
+                <w:i w:val="false"/>
+                <w:b w:val="false"/>
+                <w:u w:val="none"/>
+                <w:strike w:val="false"/>
+                <w:sz w:val="24"/>
+                <w:szCs w:val="24"/>
+                <w:color w:val="000000"/>
+              </w:rPr>
+            </w:pPr>
+            <w:r xmlns:w="http://schemas.openxmlformats.org/wordprocessingml/2006/main" xmlns:wp="http://schemas.openxmlformats.org/drawingml/2006/wordprocessingDrawing" xmlns:r="http://schemas.openxmlformats.org/officeDocument/2006/relationships" xmlns:w14="http://schemas.microsoft.com/office/word/2010/wordml">
+              <w:rPr>
+                <w:rFonts w:ascii="Times New Roman" w:hAnsi="Times New Roman" w:eastAsia="Times New Roman" w:cs="Times New Roman"/>
+                <w:i w:val="false"/>
+                <w:b w:val="false"/>
+                <w:u w:val="none"/>
+                <w:strike w:val="false"/>
+                <w:sz w:val="24"/>
+                <w:szCs w:val="24"/>
+                <w:color w:val="000000"/>
+              </w:rPr>
+              <w:t xml:space="preserve">mpg</w:t>
+            </w:r>
+          </w:p>
+        </w:tc>
+        <w:tc>
+          <w:tcPr>
+            <w:tcBorders>
+              <w:bottom w:val="single" w:sz="4" w:space="0" w:color="000000"/>
+              <w:top w:val="single" w:sz="4" w:space="0" w:color="000000"/>
+              <w:left w:val="none" w:sz="0" w:space="0" w:color="000000"/>
+              <w:right w:val="none" w:sz="0" w:space="0" w:color="000000"/>
+            </w:tcBorders>
+            <w:shd w:val="clear" w:color="auto" w:fill="FFFFFF"/>
+            <w:tcMar>
+              <w:top w:w="0" w:type="dxa"/>
+              <w:bottom w:w="0" w:type="dxa"/>
+              <w:left w:w="0" w:type="dxa"/>
+              <w:right w:w="0" w:type="dxa"/>
+            </w:tcMar>
+            <w:vAlign w:val="center"/>
+          </w:tcPr>
+          <w:p>
+            <w:pPr>
+              <w:jc w:val="center"/>
+              <w:pBdr>
+                <w:bottom w:val="none" w:sz="0" w:space="0" w:color="000000"/>
+                <w:top w:val="none" w:sz="0" w:space="0" w:color="000000"/>
+                <w:left w:val="none" w:sz="0" w:space="0" w:color="000000"/>
+                <w:right w:val="none" w:sz="0" w:space="0" w:color="000000"/>
+              </w:pBdr>
+              <w:spacing w:after="100" w:before="100" w:line="480"/>
+              <w:ind w:left="100" w:right="100" w:firstLine="0" w:firstLineChars="0"/>
+              <w:rPr>
+                <w:rFonts w:ascii="Times New Roman" w:hAnsi="Times New Roman" w:eastAsia="Times New Roman" w:cs="Times New Roman"/>
+                <w:i w:val="false"/>
+                <w:b w:val="false"/>
+                <w:u w:val="none"/>
+                <w:strike w:val="false"/>
+                <w:sz w:val="24"/>
+                <w:szCs w:val="24"/>
+                <w:color w:val="000000"/>
+              </w:rPr>
+            </w:pPr>
+            <w:r xmlns:w="http://schemas.openxmlformats.org/wordprocessingml/2006/main" xmlns:wp="http://schemas.openxmlformats.org/drawingml/2006/wordprocessingDrawing" xmlns:r="http://schemas.openxmlformats.org/officeDocument/2006/relationships" xmlns:w14="http://schemas.microsoft.com/office/word/2010/wordml">
+              <w:rPr>
+                <w:rFonts w:ascii="Times New Roman" w:hAnsi="Times New Roman" w:eastAsia="Times New Roman" w:cs="Times New Roman"/>
+                <w:i w:val="false"/>
+                <w:b w:val="false"/>
+                <w:u w:val="none"/>
+                <w:strike w:val="false"/>
+                <w:sz w:val="24"/>
+                <w:szCs w:val="24"/>
+                <w:color w:val="000000"/>
+              </w:rPr>
+              <w:t xml:space="preserve">cyl</w:t>
+            </w:r>
+          </w:p>
+        </w:tc>
+        <w:tc>
+          <w:tcPr>
+            <w:tcBorders>
+              <w:bottom w:val="single" w:sz="4" w:space="0" w:color="000000"/>
+              <w:top w:val="single" w:sz="4" w:space="0" w:color="000000"/>
+              <w:left w:val="none" w:sz="0" w:space="0" w:color="000000"/>
+              <w:right w:val="none" w:sz="0" w:space="0" w:color="000000"/>
+            </w:tcBorders>
+            <w:shd w:val="clear" w:color="auto" w:fill="FFFFFF"/>
+            <w:tcMar>
+              <w:top w:w="0" w:type="dxa"/>
+              <w:bottom w:w="0" w:type="dxa"/>
+              <w:left w:w="0" w:type="dxa"/>
+              <w:right w:w="0" w:type="dxa"/>
+            </w:tcMar>
+            <w:vAlign w:val="center"/>
+          </w:tcPr>
+          <w:p>
+            <w:pPr>
+              <w:jc w:val="center"/>
+              <w:pBdr>
+                <w:bottom w:val="none" w:sz="0" w:space="0" w:color="000000"/>
+                <w:top w:val="none" w:sz="0" w:space="0" w:color="000000"/>
+                <w:left w:val="none" w:sz="0" w:space="0" w:color="000000"/>
+                <w:right w:val="none" w:sz="0" w:space="0" w:color="000000"/>
+              </w:pBdr>
+              <w:spacing w:after="100" w:before="100" w:line="480"/>
+              <w:ind w:left="100" w:right="100" w:firstLine="0" w:firstLineChars="0"/>
+              <w:rPr>
+                <w:rFonts w:ascii="Times New Roman" w:hAnsi="Times New Roman" w:eastAsia="Times New Roman" w:cs="Times New Roman"/>
+                <w:i w:val="false"/>
+                <w:b w:val="false"/>
+                <w:u w:val="none"/>
+                <w:strike w:val="false"/>
+                <w:sz w:val="24"/>
+                <w:szCs w:val="24"/>
+                <w:color w:val="000000"/>
+              </w:rPr>
+            </w:pPr>
+            <w:r xmlns:w="http://schemas.openxmlformats.org/wordprocessingml/2006/main" xmlns:wp="http://schemas.openxmlformats.org/drawingml/2006/wordprocessingDrawing" xmlns:r="http://schemas.openxmlformats.org/officeDocument/2006/relationships" xmlns:w14="http://schemas.microsoft.com/office/word/2010/wordml">
+              <w:rPr>
+                <w:rFonts w:ascii="Times New Roman" w:hAnsi="Times New Roman" w:eastAsia="Times New Roman" w:cs="Times New Roman"/>
+                <w:i w:val="false"/>
+                <w:b w:val="false"/>
+                <w:u w:val="none"/>
+                <w:strike w:val="false"/>
+                <w:sz w:val="24"/>
+                <w:szCs w:val="24"/>
+                <w:color w:val="000000"/>
+              </w:rPr>
+              <w:t xml:space="preserve">disp</w:t>
+            </w:r>
+          </w:p>
+        </w:tc>
+        <w:tc>
+          <w:tcPr>
+            <w:tcBorders>
+              <w:bottom w:val="single" w:sz="4" w:space="0" w:color="000000"/>
+              <w:top w:val="single" w:sz="4" w:space="0" w:color="000000"/>
+              <w:left w:val="none" w:sz="0" w:space="0" w:color="000000"/>
+              <w:right w:val="none" w:sz="0" w:space="0" w:color="000000"/>
+            </w:tcBorders>
+            <w:shd w:val="clear" w:color="auto" w:fill="FFFFFF"/>
+            <w:tcMar>
+              <w:top w:w="0" w:type="dxa"/>
+              <w:bottom w:w="0" w:type="dxa"/>
+              <w:left w:w="0" w:type="dxa"/>
+              <w:right w:w="0" w:type="dxa"/>
+            </w:tcMar>
+            <w:vAlign w:val="center"/>
+          </w:tcPr>
+          <w:p>
+            <w:pPr>
+              <w:jc w:val="center"/>
+              <w:pBdr>
+                <w:bottom w:val="none" w:sz="0" w:space="0" w:color="000000"/>
+                <w:top w:val="none" w:sz="0" w:space="0" w:color="000000"/>
+                <w:left w:val="none" w:sz="0" w:space="0" w:color="000000"/>
+                <w:right w:val="none" w:sz="0" w:space="0" w:color="000000"/>
+              </w:pBdr>
+              <w:spacing w:after="100" w:before="100" w:line="480"/>
+              <w:ind w:left="100" w:right="100" w:firstLine="0" w:firstLineChars="0"/>
+              <w:rPr>
+                <w:rFonts w:ascii="Times New Roman" w:hAnsi="Times New Roman" w:eastAsia="Times New Roman" w:cs="Times New Roman"/>
+                <w:i w:val="false"/>
+                <w:b w:val="false"/>
+                <w:u w:val="none"/>
+                <w:strike w:val="false"/>
+                <w:sz w:val="24"/>
+                <w:szCs w:val="24"/>
+                <w:color w:val="000000"/>
+              </w:rPr>
+            </w:pPr>
+            <w:r xmlns:w="http://schemas.openxmlformats.org/wordprocessingml/2006/main" xmlns:wp="http://schemas.openxmlformats.org/drawingml/2006/wordprocessingDrawing" xmlns:r="http://schemas.openxmlformats.org/officeDocument/2006/relationships" xmlns:w14="http://schemas.microsoft.com/office/word/2010/wordml">
+              <w:rPr>
+                <w:rFonts w:ascii="Times New Roman" w:hAnsi="Times New Roman" w:eastAsia="Times New Roman" w:cs="Times New Roman"/>
+                <w:i w:val="false"/>
+                <w:b w:val="false"/>
+                <w:u w:val="none"/>
+                <w:strike w:val="false"/>
+                <w:sz w:val="24"/>
+                <w:szCs w:val="24"/>
+                <w:color w:val="000000"/>
+              </w:rPr>
+              <w:t xml:space="preserve">hp</w:t>
+            </w:r>
+          </w:p>
+        </w:tc>
+        <w:tc>
+          <w:tcPr>
+            <w:tcBorders>
+              <w:bottom w:val="single" w:sz="4" w:space="0" w:color="000000"/>
+              <w:top w:val="single" w:sz="4" w:space="0" w:color="000000"/>
+              <w:left w:val="none" w:sz="0" w:space="0" w:color="000000"/>
+              <w:right w:val="none" w:sz="0" w:space="0" w:color="000000"/>
+            </w:tcBorders>
+            <w:shd w:val="clear" w:color="auto" w:fill="FFFFFF"/>
+            <w:tcMar>
+              <w:top w:w="0" w:type="dxa"/>
+              <w:bottom w:w="0" w:type="dxa"/>
+              <w:left w:w="0" w:type="dxa"/>
+              <w:right w:w="0" w:type="dxa"/>
+            </w:tcMar>
+            <w:vAlign w:val="center"/>
+          </w:tcPr>
+          <w:p>
+            <w:pPr>
+              <w:jc w:val="center"/>
+              <w:pBdr>
+                <w:bottom w:val="none" w:sz="0" w:space="0" w:color="000000"/>
+                <w:top w:val="none" w:sz="0" w:space="0" w:color="000000"/>
+                <w:left w:val="none" w:sz="0" w:space="0" w:color="000000"/>
+                <w:right w:val="none" w:sz="0" w:space="0" w:color="000000"/>
+              </w:pBdr>
+              <w:spacing w:after="100" w:before="100" w:line="480"/>
+              <w:ind w:left="100" w:right="100" w:firstLine="0" w:firstLineChars="0"/>
+              <w:rPr>
+                <w:rFonts w:ascii="Times New Roman" w:hAnsi="Times New Roman" w:eastAsia="Times New Roman" w:cs="Times New Roman"/>
+                <w:i w:val="false"/>
+                <w:b w:val="false"/>
+                <w:u w:val="none"/>
+                <w:strike w:val="false"/>
+                <w:sz w:val="24"/>
+                <w:szCs w:val="24"/>
+                <w:color w:val="000000"/>
+              </w:rPr>
+            </w:pPr>
+            <w:r xmlns:w="http://schemas.openxmlformats.org/wordprocessingml/2006/main" xmlns:wp="http://schemas.openxmlformats.org/drawingml/2006/wordprocessingDrawing" xmlns:r="http://schemas.openxmlformats.org/officeDocument/2006/relationships" xmlns:w14="http://schemas.microsoft.com/office/word/2010/wordml">
+              <w:rPr>
+                <w:rFonts w:ascii="Times New Roman" w:hAnsi="Times New Roman" w:eastAsia="Times New Roman" w:cs="Times New Roman"/>
+                <w:i w:val="false"/>
+                <w:b w:val="false"/>
+                <w:u w:val="none"/>
+                <w:strike w:val="false"/>
+                <w:sz w:val="24"/>
+                <w:szCs w:val="24"/>
+                <w:color w:val="000000"/>
+              </w:rPr>
+              <w:t xml:space="preserve">drat</w:t>
+            </w:r>
+          </w:p>
+        </w:tc>
+        <w:tc>
+          <w:tcPr>
+            <w:tcBorders>
+              <w:bottom w:val="single" w:sz="4" w:space="0" w:color="000000"/>
+              <w:top w:val="single" w:sz="4" w:space="0" w:color="000000"/>
+              <w:left w:val="none" w:sz="0" w:space="0" w:color="000000"/>
+              <w:right w:val="none" w:sz="0" w:space="0" w:color="000000"/>
+            </w:tcBorders>
+            <w:shd w:val="clear" w:color="auto" w:fill="FFFFFF"/>
+            <w:tcMar>
+              <w:top w:w="0" w:type="dxa"/>
+              <w:bottom w:w="0" w:type="dxa"/>
+              <w:left w:w="0" w:type="dxa"/>
+              <w:right w:w="0" w:type="dxa"/>
+            </w:tcMar>
+            <w:vAlign w:val="center"/>
+          </w:tcPr>
+          <w:p>
+            <w:pPr>
+              <w:jc w:val="center"/>
+              <w:pBdr>
+                <w:bottom w:val="none" w:sz="0" w:space="0" w:color="000000"/>
+                <w:top w:val="none" w:sz="0" w:space="0" w:color="000000"/>
+                <w:left w:val="none" w:sz="0" w:space="0" w:color="000000"/>
+                <w:right w:val="none" w:sz="0" w:space="0" w:color="000000"/>
+              </w:pBdr>
+              <w:spacing w:after="100" w:before="100" w:line="480"/>
+              <w:ind w:left="100" w:right="100" w:firstLine="0" w:firstLineChars="0"/>
+              <w:rPr>
+                <w:rFonts w:ascii="Times New Roman" w:hAnsi="Times New Roman" w:eastAsia="Times New Roman" w:cs="Times New Roman"/>
+                <w:i w:val="false"/>
+                <w:b w:val="false"/>
+                <w:u w:val="none"/>
+                <w:strike w:val="false"/>
+                <w:sz w:val="24"/>
+                <w:szCs w:val="24"/>
+                <w:color w:val="000000"/>
+              </w:rPr>
+            </w:pPr>
+            <w:r xmlns:w="http://schemas.openxmlformats.org/wordprocessingml/2006/main" xmlns:wp="http://schemas.openxmlformats.org/drawingml/2006/wordprocessingDrawing" xmlns:r="http://schemas.openxmlformats.org/officeDocument/2006/relationships" xmlns:w14="http://schemas.microsoft.com/office/word/2010/wordml">
+              <w:rPr>
+                <w:rFonts w:ascii="Times New Roman" w:hAnsi="Times New Roman" w:eastAsia="Times New Roman" w:cs="Times New Roman"/>
+                <w:i w:val="false"/>
+                <w:b w:val="false"/>
+                <w:u w:val="none"/>
+                <w:strike w:val="false"/>
+                <w:sz w:val="24"/>
+                <w:szCs w:val="24"/>
+                <w:color w:val="000000"/>
+              </w:rPr>
+              <w:t xml:space="preserve">wt</w:t>
+            </w:r>
+          </w:p>
+        </w:tc>
+        <w:tc>
+          <w:tcPr>
+            <w:tcBorders>
+              <w:bottom w:val="single" w:sz="4" w:space="0" w:color="000000"/>
+              <w:top w:val="single" w:sz="4" w:space="0" w:color="000000"/>
+              <w:left w:val="none" w:sz="0" w:space="0" w:color="000000"/>
+              <w:right w:val="none" w:sz="0" w:space="0" w:color="000000"/>
+            </w:tcBorders>
+            <w:shd w:val="clear" w:color="auto" w:fill="FFFFFF"/>
+            <w:tcMar>
+              <w:top w:w="0" w:type="dxa"/>
+              <w:bottom w:w="0" w:type="dxa"/>
+              <w:left w:w="0" w:type="dxa"/>
+              <w:right w:w="0" w:type="dxa"/>
+            </w:tcMar>
+            <w:vAlign w:val="center"/>
+          </w:tcPr>
+          <w:p>
+            <w:pPr>
+              <w:jc w:val="center"/>
+              <w:pBdr>
+                <w:bottom w:val="none" w:sz="0" w:space="0" w:color="000000"/>
+                <w:top w:val="none" w:sz="0" w:space="0" w:color="000000"/>
+                <w:left w:val="none" w:sz="0" w:space="0" w:color="000000"/>
+                <w:right w:val="none" w:sz="0" w:space="0" w:color="000000"/>
+              </w:pBdr>
+              <w:spacing w:after="100" w:before="100" w:line="480"/>
+              <w:ind w:left="100" w:right="100" w:firstLine="0" w:firstLineChars="0"/>
+              <w:rPr>
+                <w:rFonts w:ascii="Times New Roman" w:hAnsi="Times New Roman" w:eastAsia="Times New Roman" w:cs="Times New Roman"/>
+                <w:i w:val="false"/>
+                <w:b w:val="false"/>
+                <w:u w:val="none"/>
+                <w:strike w:val="false"/>
+                <w:sz w:val="24"/>
+                <w:szCs w:val="24"/>
+                <w:color w:val="000000"/>
+              </w:rPr>
+            </w:pPr>
+            <w:r xmlns:w="http://schemas.openxmlformats.org/wordprocessingml/2006/main" xmlns:wp="http://schemas.openxmlformats.org/drawingml/2006/wordprocessingDrawing" xmlns:r="http://schemas.openxmlformats.org/officeDocument/2006/relationships" xmlns:w14="http://schemas.microsoft.com/office/word/2010/wordml">
+              <w:rPr>
+                <w:rFonts w:ascii="Times New Roman" w:hAnsi="Times New Roman" w:eastAsia="Times New Roman" w:cs="Times New Roman"/>
+                <w:i w:val="false"/>
+                <w:b w:val="false"/>
+                <w:u w:val="none"/>
+                <w:strike w:val="false"/>
+                <w:sz w:val="24"/>
+                <w:szCs w:val="24"/>
+                <w:color w:val="000000"/>
+              </w:rPr>
+              <w:t xml:space="preserve">qsec</w:t>
+            </w:r>
+          </w:p>
+        </w:tc>
+        <w:tc>
+          <w:tcPr>
+            <w:tcBorders>
+              <w:bottom w:val="single" w:sz="4" w:space="0" w:color="000000"/>
+              <w:top w:val="single" w:sz="4" w:space="0" w:color="000000"/>
+              <w:left w:val="none" w:sz="0" w:space="0" w:color="000000"/>
+              <w:right w:val="none" w:sz="0" w:space="0" w:color="000000"/>
+            </w:tcBorders>
+            <w:shd w:val="clear" w:color="auto" w:fill="FFFFFF"/>
+            <w:tcMar>
+              <w:top w:w="0" w:type="dxa"/>
+              <w:bottom w:w="0" w:type="dxa"/>
+              <w:left w:w="0" w:type="dxa"/>
+              <w:right w:w="0" w:type="dxa"/>
+            </w:tcMar>
+            <w:vAlign w:val="center"/>
+          </w:tcPr>
+          <w:p>
+            <w:pPr>
+              <w:jc w:val="center"/>
+              <w:pBdr>
+                <w:bottom w:val="none" w:sz="0" w:space="0" w:color="000000"/>
+                <w:top w:val="none" w:sz="0" w:space="0" w:color="000000"/>
+                <w:left w:val="none" w:sz="0" w:space="0" w:color="000000"/>
+                <w:right w:val="none" w:sz="0" w:space="0" w:color="000000"/>
+              </w:pBdr>
+              <w:spacing w:after="100" w:before="100" w:line="480"/>
+              <w:ind w:left="100" w:right="100" w:firstLine="0" w:firstLineChars="0"/>
+              <w:rPr>
+                <w:rFonts w:ascii="Times New Roman" w:hAnsi="Times New Roman" w:eastAsia="Times New Roman" w:cs="Times New Roman"/>
+                <w:i w:val="false"/>
+                <w:b w:val="false"/>
+                <w:u w:val="none"/>
+                <w:strike w:val="false"/>
+                <w:sz w:val="24"/>
+                <w:szCs w:val="24"/>
+                <w:color w:val="000000"/>
+              </w:rPr>
+            </w:pPr>
+            <w:r xmlns:w="http://schemas.openxmlformats.org/wordprocessingml/2006/main" xmlns:wp="http://schemas.openxmlformats.org/drawingml/2006/wordprocessingDrawing" xmlns:r="http://schemas.openxmlformats.org/officeDocument/2006/relationships" xmlns:w14="http://schemas.microsoft.com/office/word/2010/wordml">
+              <w:rPr>
+                <w:rFonts w:ascii="Times New Roman" w:hAnsi="Times New Roman" w:eastAsia="Times New Roman" w:cs="Times New Roman"/>
+                <w:i w:val="false"/>
+                <w:b w:val="false"/>
+                <w:u w:val="none"/>
+                <w:strike w:val="false"/>
+                <w:sz w:val="24"/>
+                <w:szCs w:val="24"/>
+                <w:color w:val="000000"/>
+              </w:rPr>
+              <w:t xml:space="preserve">vs</w:t>
+            </w:r>
+          </w:p>
+        </w:tc>
+        <w:tc>
+          <w:tcPr>
+            <w:tcBorders>
+              <w:bottom w:val="single" w:sz="4" w:space="0" w:color="000000"/>
+              <w:top w:val="single" w:sz="4" w:space="0" w:color="000000"/>
+              <w:left w:val="none" w:sz="0" w:space="0" w:color="000000"/>
+              <w:right w:val="none" w:sz="0" w:space="0" w:color="000000"/>
+            </w:tcBorders>
+            <w:shd w:val="clear" w:color="auto" w:fill="FFFFFF"/>
+            <w:tcMar>
+              <w:top w:w="0" w:type="dxa"/>
+              <w:bottom w:w="0" w:type="dxa"/>
+              <w:left w:w="0" w:type="dxa"/>
+              <w:right w:w="0" w:type="dxa"/>
+            </w:tcMar>
+            <w:vAlign w:val="center"/>
+          </w:tcPr>
+          <w:p>
+            <w:pPr>
+              <w:jc w:val="center"/>
+              <w:pBdr>
+                <w:bottom w:val="none" w:sz="0" w:space="0" w:color="000000"/>
+                <w:top w:val="none" w:sz="0" w:space="0" w:color="000000"/>
+                <w:left w:val="none" w:sz="0" w:space="0" w:color="000000"/>
+                <w:right w:val="none" w:sz="0" w:space="0" w:color="000000"/>
+              </w:pBdr>
+              <w:spacing w:after="100" w:before="100" w:line="480"/>
+              <w:ind w:left="100" w:right="100" w:firstLine="0" w:firstLineChars="0"/>
+              <w:rPr>
+                <w:rFonts w:ascii="Times New Roman" w:hAnsi="Times New Roman" w:eastAsia="Times New Roman" w:cs="Times New Roman"/>
+                <w:i w:val="false"/>
+                <w:b w:val="false"/>
+                <w:u w:val="none"/>
+                <w:strike w:val="false"/>
+                <w:sz w:val="24"/>
+                <w:szCs w:val="24"/>
+                <w:color w:val="000000"/>
+              </w:rPr>
+            </w:pPr>
+            <w:r xmlns:w="http://schemas.openxmlformats.org/wordprocessingml/2006/main" xmlns:wp="http://schemas.openxmlformats.org/drawingml/2006/wordprocessingDrawing" xmlns:r="http://schemas.openxmlformats.org/officeDocument/2006/relationships" xmlns:w14="http://schemas.microsoft.com/office/word/2010/wordml">
+              <w:rPr>
+                <w:rFonts w:ascii="Times New Roman" w:hAnsi="Times New Roman" w:eastAsia="Times New Roman" w:cs="Times New Roman"/>
+                <w:i w:val="false"/>
+                <w:b w:val="false"/>
+                <w:u w:val="none"/>
+                <w:strike w:val="false"/>
+                <w:sz w:val="24"/>
+                <w:szCs w:val="24"/>
+                <w:color w:val="000000"/>
+              </w:rPr>
+              <w:t xml:space="preserve">am</w:t>
+            </w:r>
+          </w:p>
+        </w:tc>
+        <w:tc>
+          <w:tcPr>
+            <w:tcBorders>
+              <w:bottom w:val="single" w:sz="4" w:space="0" w:color="000000"/>
+              <w:top w:val="single" w:sz="4" w:space="0" w:color="000000"/>
+              <w:left w:val="none" w:sz="0" w:space="0" w:color="000000"/>
+              <w:right w:val="none" w:sz="0" w:space="0" w:color="000000"/>
+            </w:tcBorders>
+            <w:shd w:val="clear" w:color="auto" w:fill="FFFFFF"/>
+            <w:tcMar>
+              <w:top w:w="0" w:type="dxa"/>
+              <w:bottom w:w="0" w:type="dxa"/>
+              <w:left w:w="0" w:type="dxa"/>
+              <w:right w:w="0" w:type="dxa"/>
+            </w:tcMar>
+            <w:vAlign w:val="center"/>
+          </w:tcPr>
+          <w:p>
+            <w:pPr>
+              <w:jc w:val="center"/>
+              <w:pBdr>
+                <w:bottom w:val="none" w:sz="0" w:space="0" w:color="000000"/>
+                <w:top w:val="none" w:sz="0" w:space="0" w:color="000000"/>
+                <w:left w:val="none" w:sz="0" w:space="0" w:color="000000"/>
+                <w:right w:val="none" w:sz="0" w:space="0" w:color="000000"/>
+              </w:pBdr>
+              <w:spacing w:after="100" w:before="100" w:line="480"/>
+              <w:ind w:left="100" w:right="100" w:firstLine="0" w:firstLineChars="0"/>
+              <w:rPr>
+                <w:rFonts w:ascii="Times New Roman" w:hAnsi="Times New Roman" w:eastAsia="Times New Roman" w:cs="Times New Roman"/>
+                <w:i w:val="false"/>
+                <w:b w:val="false"/>
+                <w:u w:val="none"/>
+                <w:strike w:val="false"/>
+                <w:sz w:val="24"/>
+                <w:szCs w:val="24"/>
+                <w:color w:val="000000"/>
+              </w:rPr>
+            </w:pPr>
+            <w:r xmlns:w="http://schemas.openxmlformats.org/wordprocessingml/2006/main" xmlns:wp="http://schemas.openxmlformats.org/drawingml/2006/wordprocessingDrawing" xmlns:r="http://schemas.openxmlformats.org/officeDocument/2006/relationships" xmlns:w14="http://schemas.microsoft.com/office/word/2010/wordml">
+              <w:rPr>
+                <w:rFonts w:ascii="Times New Roman" w:hAnsi="Times New Roman" w:eastAsia="Times New Roman" w:cs="Times New Roman"/>
+                <w:i w:val="false"/>
+                <w:b w:val="false"/>
+                <w:u w:val="none"/>
+                <w:strike w:val="false"/>
+                <w:sz w:val="24"/>
+                <w:szCs w:val="24"/>
+                <w:color w:val="000000"/>
+              </w:rPr>
+              <w:t xml:space="preserve">gear</w:t>
+            </w:r>
+          </w:p>
+        </w:tc>
+        <w:tc>
+          <w:tcPr>
+            <w:tcBorders>
+              <w:bottom w:val="single" w:sz="4" w:space="0" w:color="000000"/>
+              <w:top w:val="single" w:sz="4" w:space="0" w:color="000000"/>
+              <w:left w:val="none" w:sz="0" w:space="0" w:color="000000"/>
+              <w:right w:val="none" w:sz="0" w:space="0" w:color="000000"/>
+            </w:tcBorders>
+            <w:shd w:val="clear" w:color="auto" w:fill="FFFFFF"/>
+            <w:tcMar>
+              <w:top w:w="0" w:type="dxa"/>
+              <w:bottom w:w="0" w:type="dxa"/>
+              <w:left w:w="0" w:type="dxa"/>
+              <w:right w:w="0" w:type="dxa"/>
+            </w:tcMar>
+            <w:vAlign w:val="center"/>
+          </w:tcPr>
+          <w:p>
+            <w:pPr>
+              <w:jc w:val="center"/>
+              <w:pBdr>
+                <w:bottom w:val="none" w:sz="0" w:space="0" w:color="000000"/>
+                <w:top w:val="none" w:sz="0" w:space="0" w:color="000000"/>
+                <w:left w:val="none" w:sz="0" w:space="0" w:color="000000"/>
+                <w:right w:val="none" w:sz="0" w:space="0" w:color="000000"/>
+              </w:pBdr>
+              <w:spacing w:after="100" w:before="100" w:line="480"/>
+              <w:ind w:left="100" w:right="100" w:firstLine="0" w:firstLineChars="0"/>
+              <w:rPr>
+                <w:rFonts w:ascii="Times New Roman" w:hAnsi="Times New Roman" w:eastAsia="Times New Roman" w:cs="Times New Roman"/>
+                <w:i w:val="false"/>
+                <w:b w:val="false"/>
+                <w:u w:val="none"/>
+                <w:strike w:val="false"/>
+                <w:sz w:val="24"/>
+                <w:szCs w:val="24"/>
+                <w:color w:val="000000"/>
+              </w:rPr>
+            </w:pPr>
+            <w:r xmlns:w="http://schemas.openxmlformats.org/wordprocessingml/2006/main" xmlns:wp="http://schemas.openxmlformats.org/drawingml/2006/wordprocessingDrawing" xmlns:r="http://schemas.openxmlformats.org/officeDocument/2006/relationships" xmlns:w14="http://schemas.microsoft.com/office/word/2010/wordml">
+              <w:rPr>
+                <w:rFonts w:ascii="Times New Roman" w:hAnsi="Times New Roman" w:eastAsia="Times New Roman" w:cs="Times New Roman"/>
+                <w:i w:val="false"/>
+                <w:b w:val="false"/>
+                <w:u w:val="none"/>
+                <w:strike w:val="false"/>
+                <w:sz w:val="24"/>
+                <w:szCs w:val="24"/>
+                <w:color w:val="000000"/>
+              </w:rPr>
+              <w:t xml:space="preserve">carb</w:t>
+            </w:r>
+          </w:p>
+        </w:tc>
+      </w:tr>
+      <w:tr>
+        <w:trPr>
+          <w:trHeight w:val="360" w:hRule="auto"/>
+        </w:trPr>
+        <w:tc>
+          <w:tcPr>
+            <w:tcBorders>
+              <w:bottom w:val="none" w:sz="0" w:space="0" w:color="000000"/>
+              <w:top w:val="single" w:sz="4" w:space="0" w:color="000000"/>
+              <w:left w:val="none" w:sz="0" w:space="0" w:color="000000"/>
+              <w:right w:val="none" w:sz="0" w:space="0" w:color="000000"/>
+            </w:tcBorders>
+            <w:shd w:val="clear" w:color="auto" w:fill="FFFFFF"/>
+            <w:tcMar>
+              <w:top w:w="0" w:type="dxa"/>
+              <w:bottom w:w="0" w:type="dxa"/>
+              <w:left w:w="0" w:type="dxa"/>
+              <w:right w:w="0" w:type="dxa"/>
+            </w:tcMar>
+            <w:vAlign w:val="center"/>
+          </w:tcPr>
+          <w:p>
+            <w:pPr>
+              <w:jc w:val="left"/>
+              <w:pBdr>
+                <w:bottom w:val="none" w:sz="0" w:space="0" w:color="000000"/>
+                <w:top w:val="none" w:sz="0" w:space="0" w:color="000000"/>
+                <w:left w:val="none" w:sz="0" w:space="0" w:color="000000"/>
+                <w:right w:val="none" w:sz="0" w:space="0" w:color="000000"/>
+              </w:pBdr>
+              <w:spacing w:after="100" w:before="100" w:line="480"/>
+              <w:ind w:left="100" w:right="100" w:firstLine="0" w:firstLineChars="0"/>
+              <w:rPr>
+                <w:rFonts w:ascii="Times New Roman" w:hAnsi="Times New Roman" w:eastAsia="Times New Roman" w:cs="Times New Roman"/>
+                <w:i w:val="false"/>
+                <w:b w:val="false"/>
+                <w:u w:val="none"/>
+                <w:strike w:val="false"/>
+                <w:sz w:val="24"/>
+                <w:szCs w:val="24"/>
+                <w:color w:val="000000"/>
+              </w:rPr>
+            </w:pPr>
+            <w:r xmlns:w="http://schemas.openxmlformats.org/wordprocessingml/2006/main" xmlns:wp="http://schemas.openxmlformats.org/drawingml/2006/wordprocessingDrawing" xmlns:r="http://schemas.openxmlformats.org/officeDocument/2006/relationships" xmlns:w14="http://schemas.microsoft.com/office/word/2010/wordml">
+              <w:rPr>
+                <w:rFonts w:ascii="Times New Roman" w:hAnsi="Times New Roman" w:eastAsia="Times New Roman" w:cs="Times New Roman"/>
+                <w:i w:val="false"/>
+                <w:b w:val="false"/>
+                <w:u w:val="none"/>
+                <w:strike w:val="false"/>
+                <w:sz w:val="24"/>
+                <w:szCs w:val="24"/>
+                <w:color w:val="000000"/>
+              </w:rPr>
+              <w:t xml:space="preserve">21.00</w:t>
+            </w:r>
+          </w:p>
+        </w:tc>
+        <w:tc>
+          <w:tcPr>
+            <w:tcBorders>
+              <w:bottom w:val="none" w:sz="0" w:space="0" w:color="000000"/>
+              <w:top w:val="single" w:sz="4" w:space="0" w:color="000000"/>
+              <w:left w:val="none" w:sz="0" w:space="0" w:color="000000"/>
+              <w:right w:val="none" w:sz="0" w:space="0" w:color="000000"/>
+            </w:tcBorders>
+            <w:shd w:val="clear" w:color="auto" w:fill="FFFFFF"/>
+            <w:tcMar>
+              <w:top w:w="0" w:type="dxa"/>
+              <w:bottom w:w="0" w:type="dxa"/>
+              <w:left w:w="0" w:type="dxa"/>
+              <w:right w:w="0" w:type="dxa"/>
+            </w:tcMar>
+            <w:vAlign w:val="center"/>
+          </w:tcPr>
+          <w:p>
+            <w:pPr>
+              <w:jc w:val="center"/>
+              <w:pBdr>
+                <w:bottom w:val="none" w:sz="0" w:space="0" w:color="000000"/>
+                <w:top w:val="none" w:sz="0" w:space="0" w:color="000000"/>
+                <w:left w:val="none" w:sz="0" w:space="0" w:color="000000"/>
+                <w:right w:val="none" w:sz="0" w:space="0" w:color="000000"/>
+              </w:pBdr>
+              <w:spacing w:after="100" w:before="100" w:line="480"/>
+              <w:ind w:left="100" w:right="100" w:firstLine="0" w:firstLineChars="0"/>
+              <w:rPr>
+                <w:rFonts w:ascii="Times New Roman" w:hAnsi="Times New Roman" w:eastAsia="Times New Roman" w:cs="Times New Roman"/>
+                <w:i w:val="false"/>
+                <w:b w:val="false"/>
+                <w:u w:val="none"/>
+                <w:strike w:val="false"/>
+                <w:sz w:val="24"/>
+                <w:szCs w:val="24"/>
+                <w:color w:val="000000"/>
+              </w:rPr>
+            </w:pPr>
+            <w:r xmlns:w="http://schemas.openxmlformats.org/wordprocessingml/2006/main" xmlns:wp="http://schemas.openxmlformats.org/drawingml/2006/wordprocessingDrawing" xmlns:r="http://schemas.openxmlformats.org/officeDocument/2006/relationships" xmlns:w14="http://schemas.microsoft.com/office/word/2010/wordml">
+              <w:rPr>
+                <w:rFonts w:ascii="Times New Roman" w:hAnsi="Times New Roman" w:eastAsia="Times New Roman" w:cs="Times New Roman"/>
+                <w:i w:val="false"/>
+                <w:b w:val="false"/>
+                <w:u w:val="none"/>
+                <w:strike w:val="false"/>
+                <w:sz w:val="24"/>
+                <w:szCs w:val="24"/>
+                <w:color w:val="000000"/>
+              </w:rPr>
+              <w:t xml:space="preserve">6.00</w:t>
+            </w:r>
+          </w:p>
+        </w:tc>
+        <w:tc>
+          <w:tcPr>
+            <w:tcBorders>
+              <w:bottom w:val="none" w:sz="0" w:space="0" w:color="000000"/>
+              <w:top w:val="single" w:sz="4" w:space="0" w:color="000000"/>
+              <w:left w:val="none" w:sz="0" w:space="0" w:color="000000"/>
+              <w:right w:val="none" w:sz="0" w:space="0" w:color="000000"/>
+            </w:tcBorders>
+            <w:shd w:val="clear" w:color="auto" w:fill="FFFFFF"/>
+            <w:tcMar>
+              <w:top w:w="0" w:type="dxa"/>
+              <w:bottom w:w="0" w:type="dxa"/>
+              <w:left w:w="0" w:type="dxa"/>
+              <w:right w:w="0" w:type="dxa"/>
+            </w:tcMar>
+            <w:vAlign w:val="center"/>
+          </w:tcPr>
+          <w:p>
+            <w:pPr>
+              <w:jc w:val="center"/>
+              <w:pBdr>
+                <w:bottom w:val="none" w:sz="0" w:space="0" w:color="000000"/>
+                <w:top w:val="none" w:sz="0" w:space="0" w:color="000000"/>
+                <w:left w:val="none" w:sz="0" w:space="0" w:color="000000"/>
+                <w:right w:val="none" w:sz="0" w:space="0" w:color="000000"/>
+              </w:pBdr>
+              <w:spacing w:after="100" w:before="100" w:line="480"/>
+              <w:ind w:left="100" w:right="100" w:firstLine="0" w:firstLineChars="0"/>
+              <w:rPr>
+                <w:rFonts w:ascii="Times New Roman" w:hAnsi="Times New Roman" w:eastAsia="Times New Roman" w:cs="Times New Roman"/>
+                <w:i w:val="false"/>
+                <w:b w:val="false"/>
+                <w:u w:val="none"/>
+                <w:strike w:val="false"/>
+                <w:sz w:val="24"/>
+                <w:szCs w:val="24"/>
+                <w:color w:val="000000"/>
+              </w:rPr>
+            </w:pPr>
+            <w:r xmlns:w="http://schemas.openxmlformats.org/wordprocessingml/2006/main" xmlns:wp="http://schemas.openxmlformats.org/drawingml/2006/wordprocessingDrawing" xmlns:r="http://schemas.openxmlformats.org/officeDocument/2006/relationships" xmlns:w14="http://schemas.microsoft.com/office/word/2010/wordml">
+              <w:rPr>
+                <w:rFonts w:ascii="Times New Roman" w:hAnsi="Times New Roman" w:eastAsia="Times New Roman" w:cs="Times New Roman"/>
+                <w:i w:val="false"/>
+                <w:b w:val="false"/>
+                <w:u w:val="none"/>
+                <w:strike w:val="false"/>
+                <w:sz w:val="24"/>
+                <w:szCs w:val="24"/>
+                <w:color w:val="000000"/>
+              </w:rPr>
+              <w:t xml:space="preserve">160.00</w:t>
+            </w:r>
+          </w:p>
+        </w:tc>
+        <w:tc>
+          <w:tcPr>
+            <w:tcBorders>
+              <w:bottom w:val="none" w:sz="0" w:space="0" w:color="000000"/>
+              <w:top w:val="single" w:sz="4" w:space="0" w:color="000000"/>
+              <w:left w:val="none" w:sz="0" w:space="0" w:color="000000"/>
+              <w:right w:val="none" w:sz="0" w:space="0" w:color="000000"/>
+            </w:tcBorders>
+            <w:shd w:val="clear" w:color="auto" w:fill="FFFFFF"/>
+            <w:tcMar>
+              <w:top w:w="0" w:type="dxa"/>
+              <w:bottom w:w="0" w:type="dxa"/>
+              <w:left w:w="0" w:type="dxa"/>
+              <w:right w:w="0" w:type="dxa"/>
+            </w:tcMar>
+            <w:vAlign w:val="center"/>
+          </w:tcPr>
+          <w:p>
+            <w:pPr>
+              <w:jc w:val="center"/>
+              <w:pBdr>
+                <w:bottom w:val="none" w:sz="0" w:space="0" w:color="000000"/>
+                <w:top w:val="none" w:sz="0" w:space="0" w:color="000000"/>
+                <w:left w:val="none" w:sz="0" w:space="0" w:color="000000"/>
+                <w:right w:val="none" w:sz="0" w:space="0" w:color="000000"/>
+              </w:pBdr>
+              <w:spacing w:after="100" w:before="100" w:line="480"/>
+              <w:ind w:left="100" w:right="100" w:firstLine="0" w:firstLineChars="0"/>
+              <w:rPr>
+                <w:rFonts w:ascii="Times New Roman" w:hAnsi="Times New Roman" w:eastAsia="Times New Roman" w:cs="Times New Roman"/>
+                <w:i w:val="false"/>
+                <w:b w:val="false"/>
+                <w:u w:val="none"/>
+                <w:strike w:val="false"/>
+                <w:sz w:val="24"/>
+                <w:szCs w:val="24"/>
+                <w:color w:val="000000"/>
+              </w:rPr>
+            </w:pPr>
+            <w:r xmlns:w="http://schemas.openxmlformats.org/wordprocessingml/2006/main" xmlns:wp="http://schemas.openxmlformats.org/drawingml/2006/wordprocessingDrawing" xmlns:r="http://schemas.openxmlformats.org/officeDocument/2006/relationships" xmlns:w14="http://schemas.microsoft.com/office/word/2010/wordml">
+              <w:rPr>
+                <w:rFonts w:ascii="Times New Roman" w:hAnsi="Times New Roman" w:eastAsia="Times New Roman" w:cs="Times New Roman"/>
+                <w:i w:val="false"/>
+                <w:b w:val="false"/>
+                <w:u w:val="none"/>
+                <w:strike w:val="false"/>
+                <w:sz w:val="24"/>
+                <w:szCs w:val="24"/>
+                <w:color w:val="000000"/>
+              </w:rPr>
+              <w:t xml:space="preserve">110.00</w:t>
+            </w:r>
+          </w:p>
+        </w:tc>
+        <w:tc>
+          <w:tcPr>
+            <w:tcBorders>
+              <w:bottom w:val="none" w:sz="0" w:space="0" w:color="000000"/>
+              <w:top w:val="single" w:sz="4" w:space="0" w:color="000000"/>
+              <w:left w:val="none" w:sz="0" w:space="0" w:color="000000"/>
+              <w:right w:val="none" w:sz="0" w:space="0" w:color="000000"/>
+            </w:tcBorders>
+            <w:shd w:val="clear" w:color="auto" w:fill="FFFFFF"/>
+            <w:tcMar>
+              <w:top w:w="0" w:type="dxa"/>
+              <w:bottom w:w="0" w:type="dxa"/>
+              <w:left w:w="0" w:type="dxa"/>
+              <w:right w:w="0" w:type="dxa"/>
+            </w:tcMar>
+            <w:vAlign w:val="center"/>
+          </w:tcPr>
+          <w:p>
+            <w:pPr>
+              <w:jc w:val="center"/>
+              <w:pBdr>
+                <w:bottom w:val="none" w:sz="0" w:space="0" w:color="000000"/>
+                <w:top w:val="none" w:sz="0" w:space="0" w:color="000000"/>
+                <w:left w:val="none" w:sz="0" w:space="0" w:color="000000"/>
+                <w:right w:val="none" w:sz="0" w:space="0" w:color="000000"/>
+              </w:pBdr>
+              <w:spacing w:after="100" w:before="100" w:line="480"/>
+              <w:ind w:left="100" w:right="100" w:firstLine="0" w:firstLineChars="0"/>
+              <w:rPr>
+                <w:rFonts w:ascii="Times New Roman" w:hAnsi="Times New Roman" w:eastAsia="Times New Roman" w:cs="Times New Roman"/>
+                <w:i w:val="false"/>
+                <w:b w:val="false"/>
+                <w:u w:val="none"/>
+                <w:strike w:val="false"/>
+                <w:sz w:val="24"/>
+                <w:szCs w:val="24"/>
+                <w:color w:val="000000"/>
+              </w:rPr>
+            </w:pPr>
+            <w:r xmlns:w="http://schemas.openxmlformats.org/wordprocessingml/2006/main" xmlns:wp="http://schemas.openxmlformats.org/drawingml/2006/wordprocessingDrawing" xmlns:r="http://schemas.openxmlformats.org/officeDocument/2006/relationships" xmlns:w14="http://schemas.microsoft.com/office/word/2010/wordml">
+              <w:rPr>
+                <w:rFonts w:ascii="Times New Roman" w:hAnsi="Times New Roman" w:eastAsia="Times New Roman" w:cs="Times New Roman"/>
+                <w:i w:val="false"/>
+                <w:b w:val="false"/>
+                <w:u w:val="none"/>
+                <w:strike w:val="false"/>
+                <w:sz w:val="24"/>
+                <w:szCs w:val="24"/>
+                <w:color w:val="000000"/>
+              </w:rPr>
+              <w:t xml:space="preserve">3.90</w:t>
+            </w:r>
+          </w:p>
+        </w:tc>
+        <w:tc>
+          <w:tcPr>
+            <w:tcBorders>
+              <w:bottom w:val="none" w:sz="0" w:space="0" w:color="000000"/>
+              <w:top w:val="single" w:sz="4" w:space="0" w:color="000000"/>
+              <w:left w:val="none" w:sz="0" w:space="0" w:color="000000"/>
+              <w:right w:val="none" w:sz="0" w:space="0" w:color="000000"/>
+            </w:tcBorders>
+            <w:shd w:val="clear" w:color="auto" w:fill="FFFFFF"/>
+            <w:tcMar>
+              <w:top w:w="0" w:type="dxa"/>
+              <w:bottom w:w="0" w:type="dxa"/>
+              <w:left w:w="0" w:type="dxa"/>
+              <w:right w:w="0" w:type="dxa"/>
+            </w:tcMar>
+            <w:vAlign w:val="center"/>
+          </w:tcPr>
+          <w:p>
+            <w:pPr>
+              <w:jc w:val="center"/>
+              <w:pBdr>
+                <w:bottom w:val="none" w:sz="0" w:space="0" w:color="000000"/>
+                <w:top w:val="none" w:sz="0" w:space="0" w:color="000000"/>
+                <w:left w:val="none" w:sz="0" w:space="0" w:color="000000"/>
+                <w:right w:val="none" w:sz="0" w:space="0" w:color="000000"/>
+              </w:pBdr>
+              <w:spacing w:after="100" w:before="100" w:line="480"/>
+              <w:ind w:left="100" w:right="100" w:firstLine="0" w:firstLineChars="0"/>
+              <w:rPr>
+                <w:rFonts w:ascii="Times New Roman" w:hAnsi="Times New Roman" w:eastAsia="Times New Roman" w:cs="Times New Roman"/>
+                <w:i w:val="false"/>
+                <w:b w:val="false"/>
+                <w:u w:val="none"/>
+                <w:strike w:val="false"/>
+                <w:sz w:val="24"/>
+                <w:szCs w:val="24"/>
+                <w:color w:val="000000"/>
+              </w:rPr>
+            </w:pPr>
+            <w:r xmlns:w="http://schemas.openxmlformats.org/wordprocessingml/2006/main" xmlns:wp="http://schemas.openxmlformats.org/drawingml/2006/wordprocessingDrawing" xmlns:r="http://schemas.openxmlformats.org/officeDocument/2006/relationships" xmlns:w14="http://schemas.microsoft.com/office/word/2010/wordml">
+              <w:rPr>
+                <w:rFonts w:ascii="Times New Roman" w:hAnsi="Times New Roman" w:eastAsia="Times New Roman" w:cs="Times New Roman"/>
+                <w:i w:val="false"/>
+                <w:b w:val="false"/>
+                <w:u w:val="none"/>
+                <w:strike w:val="false"/>
+                <w:sz w:val="24"/>
+                <w:szCs w:val="24"/>
+                <w:color w:val="000000"/>
+              </w:rPr>
+              <w:t xml:space="preserve">2.62</w:t>
+            </w:r>
+          </w:p>
+        </w:tc>
+        <w:tc>
+          <w:tcPr>
+            <w:tcBorders>
+              <w:bottom w:val="none" w:sz="0" w:space="0" w:color="000000"/>
+              <w:top w:val="single" w:sz="4" w:space="0" w:color="000000"/>
+              <w:left w:val="none" w:sz="0" w:space="0" w:color="000000"/>
+              <w:right w:val="none" w:sz="0" w:space="0" w:color="000000"/>
+            </w:tcBorders>
+            <w:shd w:val="clear" w:color="auto" w:fill="FFFFFF"/>
+            <w:tcMar>
+              <w:top w:w="0" w:type="dxa"/>
+              <w:bottom w:w="0" w:type="dxa"/>
+              <w:left w:w="0" w:type="dxa"/>
+              <w:right w:w="0" w:type="dxa"/>
+            </w:tcMar>
+            <w:vAlign w:val="center"/>
+          </w:tcPr>
+          <w:p>
+            <w:pPr>
+              <w:jc w:val="center"/>
+              <w:pBdr>
+                <w:bottom w:val="none" w:sz="0" w:space="0" w:color="000000"/>
+                <w:top w:val="none" w:sz="0" w:space="0" w:color="000000"/>
+                <w:left w:val="none" w:sz="0" w:space="0" w:color="000000"/>
+                <w:right w:val="none" w:sz="0" w:space="0" w:color="000000"/>
+              </w:pBdr>
+              <w:spacing w:after="100" w:before="100" w:line="480"/>
+              <w:ind w:left="100" w:right="100" w:firstLine="0" w:firstLineChars="0"/>
+              <w:rPr>
+                <w:rFonts w:ascii="Times New Roman" w:hAnsi="Times New Roman" w:eastAsia="Times New Roman" w:cs="Times New Roman"/>
+                <w:i w:val="false"/>
+                <w:b w:val="false"/>
+                <w:u w:val="none"/>
+                <w:strike w:val="false"/>
+                <w:sz w:val="24"/>
+                <w:szCs w:val="24"/>
+                <w:color w:val="000000"/>
+              </w:rPr>
+            </w:pPr>
+            <w:r xmlns:w="http://schemas.openxmlformats.org/wordprocessingml/2006/main" xmlns:wp="http://schemas.openxmlformats.org/drawingml/2006/wordprocessingDrawing" xmlns:r="http://schemas.openxmlformats.org/officeDocument/2006/relationships" xmlns:w14="http://schemas.microsoft.com/office/word/2010/wordml">
+              <w:rPr>
+                <w:rFonts w:ascii="Times New Roman" w:hAnsi="Times New Roman" w:eastAsia="Times New Roman" w:cs="Times New Roman"/>
+                <w:i w:val="false"/>
+                <w:b w:val="false"/>
+                <w:u w:val="none"/>
+                <w:strike w:val="false"/>
+                <w:sz w:val="24"/>
+                <w:szCs w:val="24"/>
+                <w:color w:val="000000"/>
+              </w:rPr>
+              <w:t xml:space="preserve">16.46</w:t>
+            </w:r>
+          </w:p>
+        </w:tc>
+        <w:tc>
+          <w:tcPr>
+            <w:tcBorders>
+              <w:bottom w:val="none" w:sz="0" w:space="0" w:color="000000"/>
+              <w:top w:val="single" w:sz="4" w:space="0" w:color="000000"/>
+              <w:left w:val="none" w:sz="0" w:space="0" w:color="000000"/>
+              <w:right w:val="none" w:sz="0" w:space="0" w:color="000000"/>
+            </w:tcBorders>
+            <w:shd w:val="clear" w:color="auto" w:fill="FFFFFF"/>
+            <w:tcMar>
+              <w:top w:w="0" w:type="dxa"/>
+              <w:bottom w:w="0" w:type="dxa"/>
+              <w:left w:w="0" w:type="dxa"/>
+              <w:right w:w="0" w:type="dxa"/>
+            </w:tcMar>
+            <w:vAlign w:val="center"/>
+          </w:tcPr>
+          <w:p>
+            <w:pPr>
+              <w:jc w:val="center"/>
+              <w:pBdr>
+                <w:bottom w:val="none" w:sz="0" w:space="0" w:color="000000"/>
+                <w:top w:val="none" w:sz="0" w:space="0" w:color="000000"/>
+                <w:left w:val="none" w:sz="0" w:space="0" w:color="000000"/>
+                <w:right w:val="none" w:sz="0" w:space="0" w:color="000000"/>
+              </w:pBdr>
+              <w:spacing w:after="100" w:before="100" w:line="480"/>
+              <w:ind w:left="100" w:right="100" w:firstLine="0" w:firstLineChars="0"/>
+              <w:rPr>
+                <w:rFonts w:ascii="Times New Roman" w:hAnsi="Times New Roman" w:eastAsia="Times New Roman" w:cs="Times New Roman"/>
+                <w:i w:val="false"/>
+                <w:b w:val="false"/>
+                <w:u w:val="none"/>
+                <w:strike w:val="false"/>
+                <w:sz w:val="24"/>
+                <w:szCs w:val="24"/>
+                <w:color w:val="000000"/>
+              </w:rPr>
+            </w:pPr>
+            <w:r xmlns:w="http://schemas.openxmlformats.org/wordprocessingml/2006/main" xmlns:wp="http://schemas.openxmlformats.org/drawingml/2006/wordprocessingDrawing" xmlns:r="http://schemas.openxmlformats.org/officeDocument/2006/relationships" xmlns:w14="http://schemas.microsoft.com/office/word/2010/wordml">
+              <w:rPr>
+                <w:rFonts w:ascii="Times New Roman" w:hAnsi="Times New Roman" w:eastAsia="Times New Roman" w:cs="Times New Roman"/>
+                <w:i w:val="false"/>
+                <w:b w:val="false"/>
+                <w:u w:val="none"/>
+                <w:strike w:val="false"/>
+                <w:sz w:val="24"/>
+                <w:szCs w:val="24"/>
+                <w:color w:val="000000"/>
+              </w:rPr>
+              <w:t xml:space="preserve">0.00</w:t>
+            </w:r>
+          </w:p>
+        </w:tc>
+        <w:tc>
+          <w:tcPr>
+            <w:tcBorders>
+              <w:bottom w:val="none" w:sz="0" w:space="0" w:color="000000"/>
+              <w:top w:val="single" w:sz="4" w:space="0" w:color="000000"/>
+              <w:left w:val="none" w:sz="0" w:space="0" w:color="000000"/>
+              <w:right w:val="none" w:sz="0" w:space="0" w:color="000000"/>
+            </w:tcBorders>
+            <w:shd w:val="clear" w:color="auto" w:fill="FFFFFF"/>
+            <w:tcMar>
+              <w:top w:w="0" w:type="dxa"/>
+              <w:bottom w:w="0" w:type="dxa"/>
+              <w:left w:w="0" w:type="dxa"/>
+              <w:right w:w="0" w:type="dxa"/>
+            </w:tcMar>
+            <w:vAlign w:val="center"/>
+          </w:tcPr>
+          <w:p>
+            <w:pPr>
+              <w:jc w:val="center"/>
+              <w:pBdr>
+                <w:bottom w:val="none" w:sz="0" w:space="0" w:color="000000"/>
+                <w:top w:val="none" w:sz="0" w:space="0" w:color="000000"/>
+                <w:left w:val="none" w:sz="0" w:space="0" w:color="000000"/>
+                <w:right w:val="none" w:sz="0" w:space="0" w:color="000000"/>
+              </w:pBdr>
+              <w:spacing w:after="100" w:before="100" w:line="480"/>
+              <w:ind w:left="100" w:right="100" w:firstLine="0" w:firstLineChars="0"/>
+              <w:rPr>
+                <w:rFonts w:ascii="Times New Roman" w:hAnsi="Times New Roman" w:eastAsia="Times New Roman" w:cs="Times New Roman"/>
+                <w:i w:val="false"/>
+                <w:b w:val="false"/>
+                <w:u w:val="none"/>
+                <w:strike w:val="false"/>
+                <w:sz w:val="24"/>
+                <w:szCs w:val="24"/>
+                <w:color w:val="000000"/>
+              </w:rPr>
+            </w:pPr>
+            <w:r xmlns:w="http://schemas.openxmlformats.org/wordprocessingml/2006/main" xmlns:wp="http://schemas.openxmlformats.org/drawingml/2006/wordprocessingDrawing" xmlns:r="http://schemas.openxmlformats.org/officeDocument/2006/relationships" xmlns:w14="http://schemas.microsoft.com/office/word/2010/wordml">
+              <w:rPr>
+                <w:rFonts w:ascii="Times New Roman" w:hAnsi="Times New Roman" w:eastAsia="Times New Roman" w:cs="Times New Roman"/>
+                <w:i w:val="false"/>
+                <w:b w:val="false"/>
+                <w:u w:val="none"/>
+                <w:strike w:val="false"/>
+                <w:sz w:val="24"/>
+                <w:szCs w:val="24"/>
+                <w:color w:val="000000"/>
+              </w:rPr>
+              <w:t xml:space="preserve">1.00</w:t>
+            </w:r>
+          </w:p>
+        </w:tc>
+        <w:tc>
+          <w:tcPr>
+            <w:tcBorders>
+              <w:bottom w:val="none" w:sz="0" w:space="0" w:color="000000"/>
+              <w:top w:val="single" w:sz="4" w:space="0" w:color="000000"/>
+              <w:left w:val="none" w:sz="0" w:space="0" w:color="000000"/>
+              <w:right w:val="none" w:sz="0" w:space="0" w:color="000000"/>
+            </w:tcBorders>
+            <w:shd w:val="clear" w:color="auto" w:fill="FFFFFF"/>
+            <w:tcMar>
+              <w:top w:w="0" w:type="dxa"/>
+              <w:bottom w:w="0" w:type="dxa"/>
+              <w:left w:w="0" w:type="dxa"/>
+              <w:right w:w="0" w:type="dxa"/>
+            </w:tcMar>
+            <w:vAlign w:val="center"/>
+          </w:tcPr>
+          <w:p>
+            <w:pPr>
+              <w:jc w:val="center"/>
+              <w:pBdr>
+                <w:bottom w:val="none" w:sz="0" w:space="0" w:color="000000"/>
+                <w:top w:val="none" w:sz="0" w:space="0" w:color="000000"/>
+                <w:left w:val="none" w:sz="0" w:space="0" w:color="000000"/>
+                <w:right w:val="none" w:sz="0" w:space="0" w:color="000000"/>
+              </w:pBdr>
+              <w:spacing w:after="100" w:before="100" w:line="480"/>
+              <w:ind w:left="100" w:right="100" w:firstLine="0" w:firstLineChars="0"/>
+              <w:rPr>
+                <w:rFonts w:ascii="Times New Roman" w:hAnsi="Times New Roman" w:eastAsia="Times New Roman" w:cs="Times New Roman"/>
+                <w:i w:val="false"/>
+                <w:b w:val="false"/>
+                <w:u w:val="none"/>
+                <w:strike w:val="false"/>
+                <w:sz w:val="24"/>
+                <w:szCs w:val="24"/>
+                <w:color w:val="000000"/>
+              </w:rPr>
+            </w:pPr>
+            <w:r xmlns:w="http://schemas.openxmlformats.org/wordprocessingml/2006/main" xmlns:wp="http://schemas.openxmlformats.org/drawingml/2006/wordprocessingDrawing" xmlns:r="http://schemas.openxmlformats.org/officeDocument/2006/relationships" xmlns:w14="http://schemas.microsoft.com/office/word/2010/wordml">
+              <w:rPr>
+                <w:rFonts w:ascii="Times New Roman" w:hAnsi="Times New Roman" w:eastAsia="Times New Roman" w:cs="Times New Roman"/>
+                <w:i w:val="false"/>
+                <w:b w:val="false"/>
+                <w:u w:val="none"/>
+                <w:strike w:val="false"/>
+                <w:sz w:val="24"/>
+                <w:szCs w:val="24"/>
+                <w:color w:val="000000"/>
+              </w:rPr>
+              <w:t xml:space="preserve">4.00</w:t>
+            </w:r>
+          </w:p>
+        </w:tc>
+        <w:tc>
+          <w:tcPr>
+            <w:tcBorders>
+              <w:bottom w:val="none" w:sz="0" w:space="0" w:color="000000"/>
+              <w:top w:val="single" w:sz="4" w:space="0" w:color="000000"/>
+              <w:left w:val="none" w:sz="0" w:space="0" w:color="000000"/>
+              <w:right w:val="none" w:sz="0" w:space="0" w:color="000000"/>
+            </w:tcBorders>
+            <w:shd w:val="clear" w:color="auto" w:fill="FFFFFF"/>
+            <w:tcMar>
+              <w:top w:w="0" w:type="dxa"/>
+              <w:bottom w:w="0" w:type="dxa"/>
+              <w:left w:w="0" w:type="dxa"/>
+              <w:right w:w="0" w:type="dxa"/>
+            </w:tcMar>
+            <w:vAlign w:val="center"/>
+          </w:tcPr>
+          <w:p>
+            <w:pPr>
+              <w:jc w:val="center"/>
+              <w:pBdr>
+                <w:bottom w:val="none" w:sz="0" w:space="0" w:color="000000"/>
+                <w:top w:val="none" w:sz="0" w:space="0" w:color="000000"/>
+                <w:left w:val="none" w:sz="0" w:space="0" w:color="000000"/>
+                <w:right w:val="none" w:sz="0" w:space="0" w:color="000000"/>
+              </w:pBdr>
+              <w:spacing w:after="100" w:before="100" w:line="480"/>
+              <w:ind w:left="100" w:right="100" w:firstLine="0" w:firstLineChars="0"/>
+              <w:rPr>
+                <w:rFonts w:ascii="Times New Roman" w:hAnsi="Times New Roman" w:eastAsia="Times New Roman" w:cs="Times New Roman"/>
+                <w:i w:val="false"/>
+                <w:b w:val="false"/>
+                <w:u w:val="none"/>
+                <w:strike w:val="false"/>
+                <w:sz w:val="24"/>
+                <w:szCs w:val="24"/>
+                <w:color w:val="000000"/>
+              </w:rPr>
+            </w:pPr>
+            <w:r xmlns:w="http://schemas.openxmlformats.org/wordprocessingml/2006/main" xmlns:wp="http://schemas.openxmlformats.org/drawingml/2006/wordprocessingDrawing" xmlns:r="http://schemas.openxmlformats.org/officeDocument/2006/relationships" xmlns:w14="http://schemas.microsoft.com/office/word/2010/wordml">
+              <w:rPr>
+                <w:rFonts w:ascii="Times New Roman" w:hAnsi="Times New Roman" w:eastAsia="Times New Roman" w:cs="Times New Roman"/>
+                <w:i w:val="false"/>
+                <w:b w:val="false"/>
+                <w:u w:val="none"/>
+                <w:strike w:val="false"/>
+                <w:sz w:val="24"/>
+                <w:szCs w:val="24"/>
+                <w:color w:val="000000"/>
+              </w:rPr>
+              <w:t xml:space="preserve">4.00</w:t>
+            </w:r>
+          </w:p>
+        </w:tc>
+      </w:tr>
+      <w:tr>
+        <w:trPr>
+          <w:trHeight w:val="360" w:hRule="auto"/>
+        </w:trPr>
+        <w:tc>
+          <w:tcPr>
+            <w:tcBorders>
+              <w:bottom w:val="none" w:sz="0" w:space="0" w:color="000000"/>
+              <w:top w:val="none" w:sz="0" w:space="0" w:color="000000"/>
+              <w:left w:val="none" w:sz="0" w:space="0" w:color="000000"/>
+              <w:right w:val="none" w:sz="0" w:space="0" w:color="000000"/>
+            </w:tcBorders>
+            <w:shd w:val="clear" w:color="auto" w:fill="FFFFFF"/>
+            <w:tcMar>
+              <w:top w:w="0" w:type="dxa"/>
+              <w:bottom w:w="0" w:type="dxa"/>
+              <w:left w:w="0" w:type="dxa"/>
+              <w:right w:w="0" w:type="dxa"/>
+            </w:tcMar>
+            <w:vAlign w:val="center"/>
+          </w:tcPr>
+          <w:p>
+            <w:pPr>
+              <w:jc w:val="left"/>
+              <w:pBdr>
+                <w:bottom w:val="none" w:sz="0" w:space="0" w:color="000000"/>
+                <w:top w:val="none" w:sz="0" w:space="0" w:color="000000"/>
+                <w:left w:val="none" w:sz="0" w:space="0" w:color="000000"/>
+                <w:right w:val="none" w:sz="0" w:space="0" w:color="000000"/>
+              </w:pBdr>
+              <w:spacing w:after="100" w:before="100" w:line="480"/>
+              <w:ind w:left="100" w:right="100" w:firstLine="0" w:firstLineChars="0"/>
+              <w:rPr>
+                <w:rFonts w:ascii="Times New Roman" w:hAnsi="Times New Roman" w:eastAsia="Times New Roman" w:cs="Times New Roman"/>
+                <w:i w:val="false"/>
+                <w:b w:val="false"/>
+                <w:u w:val="none"/>
+                <w:strike w:val="false"/>
+                <w:sz w:val="24"/>
+                <w:szCs w:val="24"/>
+                <w:color w:val="000000"/>
+              </w:rPr>
+            </w:pPr>
+            <w:r xmlns:w="http://schemas.openxmlformats.org/wordprocessingml/2006/main" xmlns:wp="http://schemas.openxmlformats.org/drawingml/2006/wordprocessingDrawing" xmlns:r="http://schemas.openxmlformats.org/officeDocument/2006/relationships" xmlns:w14="http://schemas.microsoft.com/office/word/2010/wordml">
+              <w:rPr>
+                <w:rFonts w:ascii="Times New Roman" w:hAnsi="Times New Roman" w:eastAsia="Times New Roman" w:cs="Times New Roman"/>
+                <w:i w:val="false"/>
+                <w:b w:val="false"/>
+                <w:u w:val="none"/>
+                <w:strike w:val="false"/>
+                <w:sz w:val="24"/>
+                <w:szCs w:val="24"/>
+                <w:color w:val="000000"/>
+              </w:rPr>
+              <w:t xml:space="preserve">21.00</w:t>
+            </w:r>
+          </w:p>
+        </w:tc>
+        <w:tc>
+          <w:tcPr>
+            <w:tcBorders>
+              <w:bottom w:val="none" w:sz="0" w:space="0" w:color="000000"/>
+              <w:top w:val="none" w:sz="0" w:space="0" w:color="000000"/>
+              <w:left w:val="none" w:sz="0" w:space="0" w:color="000000"/>
+              <w:right w:val="none" w:sz="0" w:space="0" w:color="000000"/>
+            </w:tcBorders>
+            <w:shd w:val="clear" w:color="auto" w:fill="FFFFFF"/>
+            <w:tcMar>
+              <w:top w:w="0" w:type="dxa"/>
+              <w:bottom w:w="0" w:type="dxa"/>
+              <w:left w:w="0" w:type="dxa"/>
+              <w:right w:w="0" w:type="dxa"/>
+            </w:tcMar>
+            <w:vAlign w:val="center"/>
+          </w:tcPr>
+          <w:p>
+            <w:pPr>
+              <w:jc w:val="center"/>
+              <w:pBdr>
+                <w:bottom w:val="none" w:sz="0" w:space="0" w:color="000000"/>
+                <w:top w:val="none" w:sz="0" w:space="0" w:color="000000"/>
+                <w:left w:val="none" w:sz="0" w:space="0" w:color="000000"/>
+                <w:right w:val="none" w:sz="0" w:space="0" w:color="000000"/>
+              </w:pBdr>
+              <w:spacing w:after="100" w:before="100" w:line="480"/>
+              <w:ind w:left="100" w:right="100" w:firstLine="0" w:firstLineChars="0"/>
+              <w:rPr>
+                <w:rFonts w:ascii="Times New Roman" w:hAnsi="Times New Roman" w:eastAsia="Times New Roman" w:cs="Times New Roman"/>
+                <w:i w:val="false"/>
+                <w:b w:val="false"/>
+                <w:u w:val="none"/>
+                <w:strike w:val="false"/>
+                <w:sz w:val="24"/>
+                <w:szCs w:val="24"/>
+                <w:color w:val="000000"/>
+              </w:rPr>
+            </w:pPr>
+            <w:r xmlns:w="http://schemas.openxmlformats.org/wordprocessingml/2006/main" xmlns:wp="http://schemas.openxmlformats.org/drawingml/2006/wordprocessingDrawing" xmlns:r="http://schemas.openxmlformats.org/officeDocument/2006/relationships" xmlns:w14="http://schemas.microsoft.com/office/word/2010/wordml">
+              <w:rPr>
+                <w:rFonts w:ascii="Times New Roman" w:hAnsi="Times New Roman" w:eastAsia="Times New Roman" w:cs="Times New Roman"/>
+                <w:i w:val="false"/>
+                <w:b w:val="false"/>
+                <w:u w:val="none"/>
+                <w:strike w:val="false"/>
+                <w:sz w:val="24"/>
+                <w:szCs w:val="24"/>
+                <w:color w:val="000000"/>
+              </w:rPr>
+              <w:t xml:space="preserve">6.00</w:t>
+            </w:r>
+          </w:p>
+        </w:tc>
+        <w:tc>
+          <w:tcPr>
+            <w:tcBorders>
+              <w:bottom w:val="none" w:sz="0" w:space="0" w:color="000000"/>
+              <w:top w:val="none" w:sz="0" w:space="0" w:color="000000"/>
+              <w:left w:val="none" w:sz="0" w:space="0" w:color="000000"/>
+              <w:right w:val="none" w:sz="0" w:space="0" w:color="000000"/>
+            </w:tcBorders>
+            <w:shd w:val="clear" w:color="auto" w:fill="FFFFFF"/>
+            <w:tcMar>
+              <w:top w:w="0" w:type="dxa"/>
+              <w:bottom w:w="0" w:type="dxa"/>
+              <w:left w:w="0" w:type="dxa"/>
+              <w:right w:w="0" w:type="dxa"/>
+            </w:tcMar>
+            <w:vAlign w:val="center"/>
+          </w:tcPr>
+          <w:p>
+            <w:pPr>
+              <w:jc w:val="center"/>
+              <w:pBdr>
+                <w:bottom w:val="none" w:sz="0" w:space="0" w:color="000000"/>
+                <w:top w:val="none" w:sz="0" w:space="0" w:color="000000"/>
+                <w:left w:val="none" w:sz="0" w:space="0" w:color="000000"/>
+                <w:right w:val="none" w:sz="0" w:space="0" w:color="000000"/>
+              </w:pBdr>
+              <w:spacing w:after="100" w:before="100" w:line="480"/>
+              <w:ind w:left="100" w:right="100" w:firstLine="0" w:firstLineChars="0"/>
+              <w:rPr>
+                <w:rFonts w:ascii="Times New Roman" w:hAnsi="Times New Roman" w:eastAsia="Times New Roman" w:cs="Times New Roman"/>
+                <w:i w:val="false"/>
+                <w:b w:val="false"/>
+                <w:u w:val="none"/>
+                <w:strike w:val="false"/>
+                <w:sz w:val="24"/>
+                <w:szCs w:val="24"/>
+                <w:color w:val="000000"/>
+              </w:rPr>
+            </w:pPr>
+            <w:r xmlns:w="http://schemas.openxmlformats.org/wordprocessingml/2006/main" xmlns:wp="http://schemas.openxmlformats.org/drawingml/2006/wordprocessingDrawing" xmlns:r="http://schemas.openxmlformats.org/officeDocument/2006/relationships" xmlns:w14="http://schemas.microsoft.com/office/word/2010/wordml">
+              <w:rPr>
+                <w:rFonts w:ascii="Times New Roman" w:hAnsi="Times New Roman" w:eastAsia="Times New Roman" w:cs="Times New Roman"/>
+                <w:i w:val="false"/>
+                <w:b w:val="false"/>
+                <w:u w:val="none"/>
+                <w:strike w:val="false"/>
+                <w:sz w:val="24"/>
+                <w:szCs w:val="24"/>
+                <w:color w:val="000000"/>
+              </w:rPr>
+              <w:t xml:space="preserve">160.00</w:t>
+            </w:r>
+          </w:p>
+        </w:tc>
+        <w:tc>
+          <w:tcPr>
+            <w:tcBorders>
+              <w:bottom w:val="none" w:sz="0" w:space="0" w:color="000000"/>
+              <w:top w:val="none" w:sz="0" w:space="0" w:color="000000"/>
+              <w:left w:val="none" w:sz="0" w:space="0" w:color="000000"/>
+              <w:right w:val="none" w:sz="0" w:space="0" w:color="000000"/>
+            </w:tcBorders>
+            <w:shd w:val="clear" w:color="auto" w:fill="FFFFFF"/>
+            <w:tcMar>
+              <w:top w:w="0" w:type="dxa"/>
+              <w:bottom w:w="0" w:type="dxa"/>
+              <w:left w:w="0" w:type="dxa"/>
+              <w:right w:w="0" w:type="dxa"/>
+            </w:tcMar>
+            <w:vAlign w:val="center"/>
+          </w:tcPr>
+          <w:p>
+            <w:pPr>
+              <w:jc w:val="center"/>
+              <w:pBdr>
+                <w:bottom w:val="none" w:sz="0" w:space="0" w:color="000000"/>
+                <w:top w:val="none" w:sz="0" w:space="0" w:color="000000"/>
+                <w:left w:val="none" w:sz="0" w:space="0" w:color="000000"/>
+                <w:right w:val="none" w:sz="0" w:space="0" w:color="000000"/>
+              </w:pBdr>
+              <w:spacing w:after="100" w:before="100" w:line="480"/>
+              <w:ind w:left="100" w:right="100" w:firstLine="0" w:firstLineChars="0"/>
+              <w:rPr>
+                <w:rFonts w:ascii="Times New Roman" w:hAnsi="Times New Roman" w:eastAsia="Times New Roman" w:cs="Times New Roman"/>
+                <w:i w:val="false"/>
+                <w:b w:val="false"/>
+                <w:u w:val="none"/>
+                <w:strike w:val="false"/>
+                <w:sz w:val="24"/>
+                <w:szCs w:val="24"/>
+                <w:color w:val="000000"/>
+              </w:rPr>
+            </w:pPr>
+            <w:r xmlns:w="http://schemas.openxmlformats.org/wordprocessingml/2006/main" xmlns:wp="http://schemas.openxmlformats.org/drawingml/2006/wordprocessingDrawing" xmlns:r="http://schemas.openxmlformats.org/officeDocument/2006/relationships" xmlns:w14="http://schemas.microsoft.com/office/word/2010/wordml">
+              <w:rPr>
+                <w:rFonts w:ascii="Times New Roman" w:hAnsi="Times New Roman" w:eastAsia="Times New Roman" w:cs="Times New Roman"/>
+                <w:i w:val="false"/>
+                <w:b w:val="false"/>
+                <w:u w:val="none"/>
+                <w:strike w:val="false"/>
+                <w:sz w:val="24"/>
+                <w:szCs w:val="24"/>
+                <w:color w:val="000000"/>
+              </w:rPr>
+              <w:t xml:space="preserve">110.00</w:t>
+            </w:r>
+          </w:p>
+        </w:tc>
+        <w:tc>
+          <w:tcPr>
+            <w:tcBorders>
+              <w:bottom w:val="none" w:sz="0" w:space="0" w:color="000000"/>
+              <w:top w:val="none" w:sz="0" w:space="0" w:color="000000"/>
+              <w:left w:val="none" w:sz="0" w:space="0" w:color="000000"/>
+              <w:right w:val="none" w:sz="0" w:space="0" w:color="000000"/>
+            </w:tcBorders>
+            <w:shd w:val="clear" w:color="auto" w:fill="FFFFFF"/>
+            <w:tcMar>
+              <w:top w:w="0" w:type="dxa"/>
+              <w:bottom w:w="0" w:type="dxa"/>
+              <w:left w:w="0" w:type="dxa"/>
+              <w:right w:w="0" w:type="dxa"/>
+            </w:tcMar>
+            <w:vAlign w:val="center"/>
+          </w:tcPr>
+          <w:p>
+            <w:pPr>
+              <w:jc w:val="center"/>
+              <w:pBdr>
+                <w:bottom w:val="none" w:sz="0" w:space="0" w:color="000000"/>
+                <w:top w:val="none" w:sz="0" w:space="0" w:color="000000"/>
+                <w:left w:val="none" w:sz="0" w:space="0" w:color="000000"/>
+                <w:right w:val="none" w:sz="0" w:space="0" w:color="000000"/>
+              </w:pBdr>
+              <w:spacing w:after="100" w:before="100" w:line="480"/>
+              <w:ind w:left="100" w:right="100" w:firstLine="0" w:firstLineChars="0"/>
+              <w:rPr>
+                <w:rFonts w:ascii="Times New Roman" w:hAnsi="Times New Roman" w:eastAsia="Times New Roman" w:cs="Times New Roman"/>
+                <w:i w:val="false"/>
+                <w:b w:val="false"/>
+                <w:u w:val="none"/>
+                <w:strike w:val="false"/>
+                <w:sz w:val="24"/>
+                <w:szCs w:val="24"/>
+                <w:color w:val="000000"/>
+              </w:rPr>
+            </w:pPr>
+            <w:r xmlns:w="http://schemas.openxmlformats.org/wordprocessingml/2006/main" xmlns:wp="http://schemas.openxmlformats.org/drawingml/2006/wordprocessingDrawing" xmlns:r="http://schemas.openxmlformats.org/officeDocument/2006/relationships" xmlns:w14="http://schemas.microsoft.com/office/word/2010/wordml">
+              <w:rPr>
+                <w:rFonts w:ascii="Times New Roman" w:hAnsi="Times New Roman" w:eastAsia="Times New Roman" w:cs="Times New Roman"/>
+                <w:i w:val="false"/>
+                <w:b w:val="false"/>
+                <w:u w:val="none"/>
+                <w:strike w:val="false"/>
+                <w:sz w:val="24"/>
+                <w:szCs w:val="24"/>
+                <w:color w:val="000000"/>
+              </w:rPr>
+              <w:t xml:space="preserve">3.90</w:t>
+            </w:r>
+          </w:p>
+        </w:tc>
+        <w:tc>
+          <w:tcPr>
+            <w:tcBorders>
+              <w:bottom w:val="none" w:sz="0" w:space="0" w:color="000000"/>
+              <w:top w:val="none" w:sz="0" w:space="0" w:color="000000"/>
+              <w:left w:val="none" w:sz="0" w:space="0" w:color="000000"/>
+              <w:right w:val="none" w:sz="0" w:space="0" w:color="000000"/>
+            </w:tcBorders>
+            <w:shd w:val="clear" w:color="auto" w:fill="FFFFFF"/>
+            <w:tcMar>
+              <w:top w:w="0" w:type="dxa"/>
+              <w:bottom w:w="0" w:type="dxa"/>
+              <w:left w:w="0" w:type="dxa"/>
+              <w:right w:w="0" w:type="dxa"/>
+            </w:tcMar>
+            <w:vAlign w:val="center"/>
+          </w:tcPr>
+          <w:p>
+            <w:pPr>
+              <w:jc w:val="center"/>
+              <w:pBdr>
+                <w:bottom w:val="none" w:sz="0" w:space="0" w:color="000000"/>
+                <w:top w:val="none" w:sz="0" w:space="0" w:color="000000"/>
+                <w:left w:val="none" w:sz="0" w:space="0" w:color="000000"/>
+                <w:right w:val="none" w:sz="0" w:space="0" w:color="000000"/>
+              </w:pBdr>
+              <w:spacing w:after="100" w:before="100" w:line="480"/>
+              <w:ind w:left="100" w:right="100" w:firstLine="0" w:firstLineChars="0"/>
+              <w:rPr>
+                <w:rFonts w:ascii="Times New Roman" w:hAnsi="Times New Roman" w:eastAsia="Times New Roman" w:cs="Times New Roman"/>
+                <w:i w:val="false"/>
+                <w:b w:val="false"/>
+                <w:u w:val="none"/>
+                <w:strike w:val="false"/>
+                <w:sz w:val="24"/>
+                <w:szCs w:val="24"/>
+                <w:color w:val="000000"/>
+              </w:rPr>
+            </w:pPr>
+            <w:r xmlns:w="http://schemas.openxmlformats.org/wordprocessingml/2006/main" xmlns:wp="http://schemas.openxmlformats.org/drawingml/2006/wordprocessingDrawing" xmlns:r="http://schemas.openxmlformats.org/officeDocument/2006/relationships" xmlns:w14="http://schemas.microsoft.com/office/word/2010/wordml">
+              <w:rPr>
+                <w:rFonts w:ascii="Times New Roman" w:hAnsi="Times New Roman" w:eastAsia="Times New Roman" w:cs="Times New Roman"/>
+                <w:i w:val="false"/>
+                <w:b w:val="false"/>
+                <w:u w:val="none"/>
+                <w:strike w:val="false"/>
+                <w:sz w:val="24"/>
+                <w:szCs w:val="24"/>
+                <w:color w:val="000000"/>
+              </w:rPr>
+              <w:t xml:space="preserve">2.88</w:t>
+            </w:r>
+          </w:p>
+        </w:tc>
+        <w:tc>
+          <w:tcPr>
+            <w:tcBorders>
+              <w:bottom w:val="none" w:sz="0" w:space="0" w:color="000000"/>
+              <w:top w:val="none" w:sz="0" w:space="0" w:color="000000"/>
+              <w:left w:val="none" w:sz="0" w:space="0" w:color="000000"/>
+              <w:right w:val="none" w:sz="0" w:space="0" w:color="000000"/>
+            </w:tcBorders>
+            <w:shd w:val="clear" w:color="auto" w:fill="FFFFFF"/>
+            <w:tcMar>
+              <w:top w:w="0" w:type="dxa"/>
+              <w:bottom w:w="0" w:type="dxa"/>
+              <w:left w:w="0" w:type="dxa"/>
+              <w:right w:w="0" w:type="dxa"/>
+            </w:tcMar>
+            <w:vAlign w:val="center"/>
+          </w:tcPr>
+          <w:p>
+            <w:pPr>
+              <w:jc w:val="center"/>
+              <w:pBdr>
+                <w:bottom w:val="none" w:sz="0" w:space="0" w:color="000000"/>
+                <w:top w:val="none" w:sz="0" w:space="0" w:color="000000"/>
+                <w:left w:val="none" w:sz="0" w:space="0" w:color="000000"/>
+                <w:right w:val="none" w:sz="0" w:space="0" w:color="000000"/>
+              </w:pBdr>
+              <w:spacing w:after="100" w:before="100" w:line="480"/>
+              <w:ind w:left="100" w:right="100" w:firstLine="0" w:firstLineChars="0"/>
+              <w:rPr>
+                <w:rFonts w:ascii="Times New Roman" w:hAnsi="Times New Roman" w:eastAsia="Times New Roman" w:cs="Times New Roman"/>
+                <w:i w:val="false"/>
+                <w:b w:val="false"/>
+                <w:u w:val="none"/>
+                <w:strike w:val="false"/>
+                <w:sz w:val="24"/>
+                <w:szCs w:val="24"/>
+                <w:color w:val="000000"/>
+              </w:rPr>
+            </w:pPr>
+            <w:r xmlns:w="http://schemas.openxmlformats.org/wordprocessingml/2006/main" xmlns:wp="http://schemas.openxmlformats.org/drawingml/2006/wordprocessingDrawing" xmlns:r="http://schemas.openxmlformats.org/officeDocument/2006/relationships" xmlns:w14="http://schemas.microsoft.com/office/word/2010/wordml">
+              <w:rPr>
+                <w:rFonts w:ascii="Times New Roman" w:hAnsi="Times New Roman" w:eastAsia="Times New Roman" w:cs="Times New Roman"/>
+                <w:i w:val="false"/>
+                <w:b w:val="false"/>
+                <w:u w:val="none"/>
+                <w:strike w:val="false"/>
+                <w:sz w:val="24"/>
+                <w:szCs w:val="24"/>
+                <w:color w:val="000000"/>
+              </w:rPr>
+              <w:t xml:space="preserve">17.02</w:t>
+            </w:r>
+          </w:p>
+        </w:tc>
+        <w:tc>
+          <w:tcPr>
+            <w:tcBorders>
+              <w:bottom w:val="none" w:sz="0" w:space="0" w:color="000000"/>
+              <w:top w:val="none" w:sz="0" w:space="0" w:color="000000"/>
+              <w:left w:val="none" w:sz="0" w:space="0" w:color="000000"/>
+              <w:right w:val="none" w:sz="0" w:space="0" w:color="000000"/>
+            </w:tcBorders>
+            <w:shd w:val="clear" w:color="auto" w:fill="FFFFFF"/>
+            <w:tcMar>
+              <w:top w:w="0" w:type="dxa"/>
+              <w:bottom w:w="0" w:type="dxa"/>
+              <w:left w:w="0" w:type="dxa"/>
+              <w:right w:w="0" w:type="dxa"/>
+            </w:tcMar>
+            <w:vAlign w:val="center"/>
+          </w:tcPr>
+          <w:p>
+            <w:pPr>
+              <w:jc w:val="center"/>
+              <w:pBdr>
+                <w:bottom w:val="none" w:sz="0" w:space="0" w:color="000000"/>
+                <w:top w:val="none" w:sz="0" w:space="0" w:color="000000"/>
+                <w:left w:val="none" w:sz="0" w:space="0" w:color="000000"/>
+                <w:right w:val="none" w:sz="0" w:space="0" w:color="000000"/>
+              </w:pBdr>
+              <w:spacing w:after="100" w:before="100" w:line="480"/>
+              <w:ind w:left="100" w:right="100" w:firstLine="0" w:firstLineChars="0"/>
+              <w:rPr>
+                <w:rFonts w:ascii="Times New Roman" w:hAnsi="Times New Roman" w:eastAsia="Times New Roman" w:cs="Times New Roman"/>
+                <w:i w:val="false"/>
+                <w:b w:val="false"/>
+                <w:u w:val="none"/>
+                <w:strike w:val="false"/>
+                <w:sz w:val="24"/>
+                <w:szCs w:val="24"/>
+                <w:color w:val="000000"/>
+              </w:rPr>
+            </w:pPr>
+            <w:r xmlns:w="http://schemas.openxmlformats.org/wordprocessingml/2006/main" xmlns:wp="http://schemas.openxmlformats.org/drawingml/2006/wordprocessingDrawing" xmlns:r="http://schemas.openxmlformats.org/officeDocument/2006/relationships" xmlns:w14="http://schemas.microsoft.com/office/word/2010/wordml">
+              <w:rPr>
+                <w:rFonts w:ascii="Times New Roman" w:hAnsi="Times New Roman" w:eastAsia="Times New Roman" w:cs="Times New Roman"/>
+                <w:i w:val="false"/>
+                <w:b w:val="false"/>
+                <w:u w:val="none"/>
+                <w:strike w:val="false"/>
+                <w:sz w:val="24"/>
+                <w:szCs w:val="24"/>
+                <w:color w:val="000000"/>
+              </w:rPr>
+              <w:t xml:space="preserve">0.00</w:t>
+            </w:r>
+          </w:p>
+        </w:tc>
+        <w:tc>
+          <w:tcPr>
+            <w:tcBorders>
+              <w:bottom w:val="none" w:sz="0" w:space="0" w:color="000000"/>
+              <w:top w:val="none" w:sz="0" w:space="0" w:color="000000"/>
+              <w:left w:val="none" w:sz="0" w:space="0" w:color="000000"/>
+              <w:right w:val="none" w:sz="0" w:space="0" w:color="000000"/>
+            </w:tcBorders>
+            <w:shd w:val="clear" w:color="auto" w:fill="FFFFFF"/>
+            <w:tcMar>
+              <w:top w:w="0" w:type="dxa"/>
+              <w:bottom w:w="0" w:type="dxa"/>
+              <w:left w:w="0" w:type="dxa"/>
+              <w:right w:w="0" w:type="dxa"/>
+            </w:tcMar>
+            <w:vAlign w:val="center"/>
+          </w:tcPr>
+          <w:p>
+            <w:pPr>
+              <w:jc w:val="center"/>
+              <w:pBdr>
+                <w:bottom w:val="none" w:sz="0" w:space="0" w:color="000000"/>
+                <w:top w:val="none" w:sz="0" w:space="0" w:color="000000"/>
+                <w:left w:val="none" w:sz="0" w:space="0" w:color="000000"/>
+                <w:right w:val="none" w:sz="0" w:space="0" w:color="000000"/>
+              </w:pBdr>
+              <w:spacing w:after="100" w:before="100" w:line="480"/>
+              <w:ind w:left="100" w:right="100" w:firstLine="0" w:firstLineChars="0"/>
+              <w:rPr>
+                <w:rFonts w:ascii="Times New Roman" w:hAnsi="Times New Roman" w:eastAsia="Times New Roman" w:cs="Times New Roman"/>
+                <w:i w:val="false"/>
+                <w:b w:val="false"/>
+                <w:u w:val="none"/>
+                <w:strike w:val="false"/>
+                <w:sz w:val="24"/>
+                <w:szCs w:val="24"/>
+                <w:color w:val="000000"/>
+              </w:rPr>
+            </w:pPr>
+            <w:r xmlns:w="http://schemas.openxmlformats.org/wordprocessingml/2006/main" xmlns:wp="http://schemas.openxmlformats.org/drawingml/2006/wordprocessingDrawing" xmlns:r="http://schemas.openxmlformats.org/officeDocument/2006/relationships" xmlns:w14="http://schemas.microsoft.com/office/word/2010/wordml">
+              <w:rPr>
+                <w:rFonts w:ascii="Times New Roman" w:hAnsi="Times New Roman" w:eastAsia="Times New Roman" w:cs="Times New Roman"/>
+                <w:i w:val="false"/>
+                <w:b w:val="false"/>
+                <w:u w:val="none"/>
+                <w:strike w:val="false"/>
+                <w:sz w:val="24"/>
+                <w:szCs w:val="24"/>
+                <w:color w:val="000000"/>
+              </w:rPr>
+              <w:t xml:space="preserve">1.00</w:t>
+            </w:r>
+          </w:p>
+        </w:tc>
+        <w:tc>
+          <w:tcPr>
+            <w:tcBorders>
+              <w:bottom w:val="none" w:sz="0" w:space="0" w:color="000000"/>
+              <w:top w:val="none" w:sz="0" w:space="0" w:color="000000"/>
+              <w:left w:val="none" w:sz="0" w:space="0" w:color="000000"/>
+              <w:right w:val="none" w:sz="0" w:space="0" w:color="000000"/>
+            </w:tcBorders>
+            <w:shd w:val="clear" w:color="auto" w:fill="FFFFFF"/>
+            <w:tcMar>
+              <w:top w:w="0" w:type="dxa"/>
+              <w:bottom w:w="0" w:type="dxa"/>
+              <w:left w:w="0" w:type="dxa"/>
+              <w:right w:w="0" w:type="dxa"/>
+            </w:tcMar>
+            <w:vAlign w:val="center"/>
+          </w:tcPr>
+          <w:p>
+            <w:pPr>
+              <w:jc w:val="center"/>
+              <w:pBdr>
+                <w:bottom w:val="none" w:sz="0" w:space="0" w:color="000000"/>
+                <w:top w:val="none" w:sz="0" w:space="0" w:color="000000"/>
+                <w:left w:val="none" w:sz="0" w:space="0" w:color="000000"/>
+                <w:right w:val="none" w:sz="0" w:space="0" w:color="000000"/>
+              </w:pBdr>
+              <w:spacing w:after="100" w:before="100" w:line="480"/>
+              <w:ind w:left="100" w:right="100" w:firstLine="0" w:firstLineChars="0"/>
+              <w:rPr>
+                <w:rFonts w:ascii="Times New Roman" w:hAnsi="Times New Roman" w:eastAsia="Times New Roman" w:cs="Times New Roman"/>
+                <w:i w:val="false"/>
+                <w:b w:val="false"/>
+                <w:u w:val="none"/>
+                <w:strike w:val="false"/>
+                <w:sz w:val="24"/>
+                <w:szCs w:val="24"/>
+                <w:color w:val="000000"/>
+              </w:rPr>
+            </w:pPr>
+            <w:r xmlns:w="http://schemas.openxmlformats.org/wordprocessingml/2006/main" xmlns:wp="http://schemas.openxmlformats.org/drawingml/2006/wordprocessingDrawing" xmlns:r="http://schemas.openxmlformats.org/officeDocument/2006/relationships" xmlns:w14="http://schemas.microsoft.com/office/word/2010/wordml">
+              <w:rPr>
+                <w:rFonts w:ascii="Times New Roman" w:hAnsi="Times New Roman" w:eastAsia="Times New Roman" w:cs="Times New Roman"/>
+                <w:i w:val="false"/>
+                <w:b w:val="false"/>
+                <w:u w:val="none"/>
+                <w:strike w:val="false"/>
+                <w:sz w:val="24"/>
+                <w:szCs w:val="24"/>
+                <w:color w:val="000000"/>
+              </w:rPr>
+              <w:t xml:space="preserve">4.00</w:t>
+            </w:r>
+          </w:p>
+        </w:tc>
+        <w:tc>
+          <w:tcPr>
+            <w:tcBorders>
+              <w:bottom w:val="none" w:sz="0" w:space="0" w:color="000000"/>
+              <w:top w:val="none" w:sz="0" w:space="0" w:color="000000"/>
+              <w:left w:val="none" w:sz="0" w:space="0" w:color="000000"/>
+              <w:right w:val="none" w:sz="0" w:space="0" w:color="000000"/>
+            </w:tcBorders>
+            <w:shd w:val="clear" w:color="auto" w:fill="FFFFFF"/>
+            <w:tcMar>
+              <w:top w:w="0" w:type="dxa"/>
+              <w:bottom w:w="0" w:type="dxa"/>
+              <w:left w:w="0" w:type="dxa"/>
+              <w:right w:w="0" w:type="dxa"/>
+            </w:tcMar>
+            <w:vAlign w:val="center"/>
+          </w:tcPr>
+          <w:p>
+            <w:pPr>
+              <w:jc w:val="center"/>
+              <w:pBdr>
+                <w:bottom w:val="none" w:sz="0" w:space="0" w:color="000000"/>
+                <w:top w:val="none" w:sz="0" w:space="0" w:color="000000"/>
+                <w:left w:val="none" w:sz="0" w:space="0" w:color="000000"/>
+                <w:right w:val="none" w:sz="0" w:space="0" w:color="000000"/>
+              </w:pBdr>
+              <w:spacing w:after="100" w:before="100" w:line="480"/>
+              <w:ind w:left="100" w:right="100" w:firstLine="0" w:firstLineChars="0"/>
+              <w:rPr>
+                <w:rFonts w:ascii="Times New Roman" w:hAnsi="Times New Roman" w:eastAsia="Times New Roman" w:cs="Times New Roman"/>
+                <w:i w:val="false"/>
+                <w:b w:val="false"/>
+                <w:u w:val="none"/>
+                <w:strike w:val="false"/>
+                <w:sz w:val="24"/>
+                <w:szCs w:val="24"/>
+                <w:color w:val="000000"/>
+              </w:rPr>
+            </w:pPr>
+            <w:r xmlns:w="http://schemas.openxmlformats.org/wordprocessingml/2006/main" xmlns:wp="http://schemas.openxmlformats.org/drawingml/2006/wordprocessingDrawing" xmlns:r="http://schemas.openxmlformats.org/officeDocument/2006/relationships" xmlns:w14="http://schemas.microsoft.com/office/word/2010/wordml">
+              <w:rPr>
+                <w:rFonts w:ascii="Times New Roman" w:hAnsi="Times New Roman" w:eastAsia="Times New Roman" w:cs="Times New Roman"/>
+                <w:i w:val="false"/>
+                <w:b w:val="false"/>
+                <w:u w:val="none"/>
+                <w:strike w:val="false"/>
+                <w:sz w:val="24"/>
+                <w:szCs w:val="24"/>
+                <w:color w:val="000000"/>
+              </w:rPr>
+              <w:t xml:space="preserve">4.00</w:t>
+            </w:r>
+          </w:p>
+        </w:tc>
+      </w:tr>
+      <w:tr>
+        <w:trPr>
+          <w:trHeight w:val="360" w:hRule="auto"/>
+        </w:trPr>
+        <w:tc>
+          <w:tcPr>
+            <w:tcBorders>
+              <w:bottom w:val="single" w:sz="4" w:space="0" w:color="000000"/>
+              <w:top w:val="none" w:sz="0" w:space="0" w:color="000000"/>
+              <w:left w:val="none" w:sz="0" w:space="0" w:color="000000"/>
+              <w:right w:val="none" w:sz="0" w:space="0" w:color="000000"/>
+            </w:tcBorders>
+            <w:shd w:val="clear" w:color="auto" w:fill="FFFFFF"/>
+            <w:tcMar>
+              <w:top w:w="0" w:type="dxa"/>
+              <w:bottom w:w="0" w:type="dxa"/>
+              <w:left w:w="0" w:type="dxa"/>
+              <w:right w:w="0" w:type="dxa"/>
+            </w:tcMar>
+            <w:vAlign w:val="center"/>
+          </w:tcPr>
+          <w:p>
+            <w:pPr>
+              <w:jc w:val="left"/>
+              <w:pBdr>
+                <w:bottom w:val="none" w:sz="0" w:space="0" w:color="000000"/>
+                <w:top w:val="none" w:sz="0" w:space="0" w:color="000000"/>
+                <w:left w:val="none" w:sz="0" w:space="0" w:color="000000"/>
+                <w:right w:val="none" w:sz="0" w:space="0" w:color="000000"/>
+              </w:pBdr>
+              <w:spacing w:after="100" w:before="100" w:line="480"/>
+              <w:ind w:left="100" w:right="100" w:firstLine="0" w:firstLineChars="0"/>
+              <w:rPr>
+                <w:rFonts w:ascii="Times New Roman" w:hAnsi="Times New Roman" w:eastAsia="Times New Roman" w:cs="Times New Roman"/>
+                <w:i w:val="false"/>
+                <w:b w:val="false"/>
+                <w:u w:val="none"/>
+                <w:strike w:val="false"/>
+                <w:sz w:val="24"/>
+                <w:szCs w:val="24"/>
+                <w:color w:val="000000"/>
+              </w:rPr>
+            </w:pPr>
+            <w:r xmlns:w="http://schemas.openxmlformats.org/wordprocessingml/2006/main" xmlns:wp="http://schemas.openxmlformats.org/drawingml/2006/wordprocessingDrawing" xmlns:r="http://schemas.openxmlformats.org/officeDocument/2006/relationships" xmlns:w14="http://schemas.microsoft.com/office/word/2010/wordml">
+              <w:rPr>
+                <w:rFonts w:ascii="Times New Roman" w:hAnsi="Times New Roman" w:eastAsia="Times New Roman" w:cs="Times New Roman"/>
+                <w:i w:val="false"/>
+                <w:b w:val="false"/>
+                <w:u w:val="none"/>
+                <w:strike w:val="false"/>
+                <w:sz w:val="24"/>
+                <w:szCs w:val="24"/>
+                <w:color w:val="000000"/>
+              </w:rPr>
+              <w:t xml:space="preserve">22.80</w:t>
+            </w:r>
+          </w:p>
+        </w:tc>
+        <w:tc>
+          <w:tcPr>
+            <w:tcBorders>
+              <w:bottom w:val="single" w:sz="4" w:space="0" w:color="000000"/>
+              <w:top w:val="none" w:sz="0" w:space="0" w:color="000000"/>
+              <w:left w:val="none" w:sz="0" w:space="0" w:color="000000"/>
+              <w:right w:val="none" w:sz="0" w:space="0" w:color="000000"/>
+            </w:tcBorders>
+            <w:shd w:val="clear" w:color="auto" w:fill="FFFFFF"/>
+            <w:tcMar>
+              <w:top w:w="0" w:type="dxa"/>
+              <w:bottom w:w="0" w:type="dxa"/>
+              <w:left w:w="0" w:type="dxa"/>
+              <w:right w:w="0" w:type="dxa"/>
+            </w:tcMar>
+            <w:vAlign w:val="center"/>
+          </w:tcPr>
+          <w:p>
+            <w:pPr>
+              <w:jc w:val="center"/>
+              <w:pBdr>
+                <w:bottom w:val="none" w:sz="0" w:space="0" w:color="000000"/>
+                <w:top w:val="none" w:sz="0" w:space="0" w:color="000000"/>
+                <w:left w:val="none" w:sz="0" w:space="0" w:color="000000"/>
+                <w:right w:val="none" w:sz="0" w:space="0" w:color="000000"/>
+              </w:pBdr>
+              <w:spacing w:after="100" w:before="100" w:line="480"/>
+              <w:ind w:left="100" w:right="100" w:firstLine="0" w:firstLineChars="0"/>
+              <w:rPr>
+                <w:rFonts w:ascii="Times New Roman" w:hAnsi="Times New Roman" w:eastAsia="Times New Roman" w:cs="Times New Roman"/>
+                <w:i w:val="false"/>
+                <w:b w:val="false"/>
+                <w:u w:val="none"/>
+                <w:strike w:val="false"/>
+                <w:sz w:val="24"/>
+                <w:szCs w:val="24"/>
+                <w:color w:val="000000"/>
+              </w:rPr>
+            </w:pPr>
+            <w:r xmlns:w="http://schemas.openxmlformats.org/wordprocessingml/2006/main" xmlns:wp="http://schemas.openxmlformats.org/drawingml/2006/wordprocessingDrawing" xmlns:r="http://schemas.openxmlformats.org/officeDocument/2006/relationships" xmlns:w14="http://schemas.microsoft.com/office/word/2010/wordml">
+              <w:rPr>
+                <w:rFonts w:ascii="Times New Roman" w:hAnsi="Times New Roman" w:eastAsia="Times New Roman" w:cs="Times New Roman"/>
+                <w:i w:val="false"/>
+                <w:b w:val="false"/>
+                <w:u w:val="none"/>
+                <w:strike w:val="false"/>
+                <w:sz w:val="24"/>
+                <w:szCs w:val="24"/>
+                <w:color w:val="000000"/>
+              </w:rPr>
+              <w:t xml:space="preserve">4.00</w:t>
+            </w:r>
+          </w:p>
+        </w:tc>
+        <w:tc>
+          <w:tcPr>
+            <w:tcBorders>
+              <w:bottom w:val="single" w:sz="4" w:space="0" w:color="000000"/>
+              <w:top w:val="none" w:sz="0" w:space="0" w:color="000000"/>
+              <w:left w:val="none" w:sz="0" w:space="0" w:color="000000"/>
+              <w:right w:val="none" w:sz="0" w:space="0" w:color="000000"/>
+            </w:tcBorders>
+            <w:shd w:val="clear" w:color="auto" w:fill="FFFFFF"/>
+            <w:tcMar>
+              <w:top w:w="0" w:type="dxa"/>
+              <w:bottom w:w="0" w:type="dxa"/>
+              <w:left w:w="0" w:type="dxa"/>
+              <w:right w:w="0" w:type="dxa"/>
+            </w:tcMar>
+            <w:vAlign w:val="center"/>
+          </w:tcPr>
+          <w:p>
+            <w:pPr>
+              <w:jc w:val="center"/>
+              <w:pBdr>
+                <w:bottom w:val="none" w:sz="0" w:space="0" w:color="000000"/>
+                <w:top w:val="none" w:sz="0" w:space="0" w:color="000000"/>
+                <w:left w:val="none" w:sz="0" w:space="0" w:color="000000"/>
+                <w:right w:val="none" w:sz="0" w:space="0" w:color="000000"/>
+              </w:pBdr>
+              <w:spacing w:after="100" w:before="100" w:line="480"/>
+              <w:ind w:left="100" w:right="100" w:firstLine="0" w:firstLineChars="0"/>
+              <w:rPr>
+                <w:rFonts w:ascii="Times New Roman" w:hAnsi="Times New Roman" w:eastAsia="Times New Roman" w:cs="Times New Roman"/>
+                <w:i w:val="false"/>
+                <w:b w:val="false"/>
+                <w:u w:val="none"/>
+                <w:strike w:val="false"/>
+                <w:sz w:val="24"/>
+                <w:szCs w:val="24"/>
+                <w:color w:val="000000"/>
+              </w:rPr>
+            </w:pPr>
+            <w:r xmlns:w="http://schemas.openxmlformats.org/wordprocessingml/2006/main" xmlns:wp="http://schemas.openxmlformats.org/drawingml/2006/wordprocessingDrawing" xmlns:r="http://schemas.openxmlformats.org/officeDocument/2006/relationships" xmlns:w14="http://schemas.microsoft.com/office/word/2010/wordml">
+              <w:rPr>
+                <w:rFonts w:ascii="Times New Roman" w:hAnsi="Times New Roman" w:eastAsia="Times New Roman" w:cs="Times New Roman"/>
+                <w:i w:val="false"/>
+                <w:b w:val="false"/>
+                <w:u w:val="none"/>
+                <w:strike w:val="false"/>
+                <w:sz w:val="24"/>
+                <w:szCs w:val="24"/>
+                <w:color w:val="000000"/>
+              </w:rPr>
+              <w:t xml:space="preserve">108.00</w:t>
+            </w:r>
+          </w:p>
+        </w:tc>
+        <w:tc>
+          <w:tcPr>
+            <w:tcBorders>
+              <w:bottom w:val="single" w:sz="4" w:space="0" w:color="000000"/>
+              <w:top w:val="none" w:sz="0" w:space="0" w:color="000000"/>
+              <w:left w:val="none" w:sz="0" w:space="0" w:color="000000"/>
+              <w:right w:val="none" w:sz="0" w:space="0" w:color="000000"/>
+            </w:tcBorders>
+            <w:shd w:val="clear" w:color="auto" w:fill="FFFFFF"/>
+            <w:tcMar>
+              <w:top w:w="0" w:type="dxa"/>
+              <w:bottom w:w="0" w:type="dxa"/>
+              <w:left w:w="0" w:type="dxa"/>
+              <w:right w:w="0" w:type="dxa"/>
+            </w:tcMar>
+            <w:vAlign w:val="center"/>
+          </w:tcPr>
+          <w:p>
+            <w:pPr>
+              <w:jc w:val="center"/>
+              <w:pBdr>
+                <w:bottom w:val="none" w:sz="0" w:space="0" w:color="000000"/>
+                <w:top w:val="none" w:sz="0" w:space="0" w:color="000000"/>
+                <w:left w:val="none" w:sz="0" w:space="0" w:color="000000"/>
+                <w:right w:val="none" w:sz="0" w:space="0" w:color="000000"/>
+              </w:pBdr>
+              <w:spacing w:after="100" w:before="100" w:line="480"/>
+              <w:ind w:left="100" w:right="100" w:firstLine="0" w:firstLineChars="0"/>
+              <w:rPr>
+                <w:rFonts w:ascii="Times New Roman" w:hAnsi="Times New Roman" w:eastAsia="Times New Roman" w:cs="Times New Roman"/>
+                <w:i w:val="false"/>
+                <w:b w:val="false"/>
+                <w:u w:val="none"/>
+                <w:strike w:val="false"/>
+                <w:sz w:val="24"/>
+                <w:szCs w:val="24"/>
+                <w:color w:val="000000"/>
+              </w:rPr>
+            </w:pPr>
+            <w:r xmlns:w="http://schemas.openxmlformats.org/wordprocessingml/2006/main" xmlns:wp="http://schemas.openxmlformats.org/drawingml/2006/wordprocessingDrawing" xmlns:r="http://schemas.openxmlformats.org/officeDocument/2006/relationships" xmlns:w14="http://schemas.microsoft.com/office/word/2010/wordml">
+              <w:rPr>
+                <w:rFonts w:ascii="Times New Roman" w:hAnsi="Times New Roman" w:eastAsia="Times New Roman" w:cs="Times New Roman"/>
+                <w:i w:val="false"/>
+                <w:b w:val="false"/>
+                <w:u w:val="none"/>
+                <w:strike w:val="false"/>
+                <w:sz w:val="24"/>
+                <w:szCs w:val="24"/>
+                <w:color w:val="000000"/>
+              </w:rPr>
+              <w:t xml:space="preserve">93.00</w:t>
+            </w:r>
+          </w:p>
+        </w:tc>
+        <w:tc>
+          <w:tcPr>
+            <w:tcBorders>
+              <w:bottom w:val="single" w:sz="4" w:space="0" w:color="000000"/>
+              <w:top w:val="none" w:sz="0" w:space="0" w:color="000000"/>
+              <w:left w:val="none" w:sz="0" w:space="0" w:color="000000"/>
+              <w:right w:val="none" w:sz="0" w:space="0" w:color="000000"/>
+            </w:tcBorders>
+            <w:shd w:val="clear" w:color="auto" w:fill="FFFFFF"/>
+            <w:tcMar>
+              <w:top w:w="0" w:type="dxa"/>
+              <w:bottom w:w="0" w:type="dxa"/>
+              <w:left w:w="0" w:type="dxa"/>
+              <w:right w:w="0" w:type="dxa"/>
+            </w:tcMar>
+            <w:vAlign w:val="center"/>
+          </w:tcPr>
+          <w:p>
+            <w:pPr>
+              <w:jc w:val="center"/>
+              <w:pBdr>
+                <w:bottom w:val="none" w:sz="0" w:space="0" w:color="000000"/>
+                <w:top w:val="none" w:sz="0" w:space="0" w:color="000000"/>
+                <w:left w:val="none" w:sz="0" w:space="0" w:color="000000"/>
+                <w:right w:val="none" w:sz="0" w:space="0" w:color="000000"/>
+              </w:pBdr>
+              <w:spacing w:after="100" w:before="100" w:line="480"/>
+              <w:ind w:left="100" w:right="100" w:firstLine="0" w:firstLineChars="0"/>
+              <w:rPr>
+                <w:rFonts w:ascii="Times New Roman" w:hAnsi="Times New Roman" w:eastAsia="Times New Roman" w:cs="Times New Roman"/>
+                <w:i w:val="false"/>
+                <w:b w:val="false"/>
+                <w:u w:val="none"/>
+                <w:strike w:val="false"/>
+                <w:sz w:val="24"/>
+                <w:szCs w:val="24"/>
+                <w:color w:val="000000"/>
+              </w:rPr>
+            </w:pPr>
+            <w:r xmlns:w="http://schemas.openxmlformats.org/wordprocessingml/2006/main" xmlns:wp="http://schemas.openxmlformats.org/drawingml/2006/wordprocessingDrawing" xmlns:r="http://schemas.openxmlformats.org/officeDocument/2006/relationships" xmlns:w14="http://schemas.microsoft.com/office/word/2010/wordml">
+              <w:rPr>
+                <w:rFonts w:ascii="Times New Roman" w:hAnsi="Times New Roman" w:eastAsia="Times New Roman" w:cs="Times New Roman"/>
+                <w:i w:val="false"/>
+                <w:b w:val="false"/>
+                <w:u w:val="none"/>
+                <w:strike w:val="false"/>
+                <w:sz w:val="24"/>
+                <w:szCs w:val="24"/>
+                <w:color w:val="000000"/>
+              </w:rPr>
+              <w:t xml:space="preserve">3.85</w:t>
+            </w:r>
+          </w:p>
+        </w:tc>
+        <w:tc>
+          <w:tcPr>
+            <w:tcBorders>
+              <w:bottom w:val="single" w:sz="4" w:space="0" w:color="000000"/>
+              <w:top w:val="none" w:sz="0" w:space="0" w:color="000000"/>
+              <w:left w:val="none" w:sz="0" w:space="0" w:color="000000"/>
+              <w:right w:val="none" w:sz="0" w:space="0" w:color="000000"/>
+            </w:tcBorders>
+            <w:shd w:val="clear" w:color="auto" w:fill="FFFFFF"/>
+            <w:tcMar>
+              <w:top w:w="0" w:type="dxa"/>
+              <w:bottom w:w="0" w:type="dxa"/>
+              <w:left w:w="0" w:type="dxa"/>
+              <w:right w:w="0" w:type="dxa"/>
+            </w:tcMar>
+            <w:vAlign w:val="center"/>
+          </w:tcPr>
+          <w:p>
+            <w:pPr>
+              <w:jc w:val="center"/>
+              <w:pBdr>
+                <w:bottom w:val="none" w:sz="0" w:space="0" w:color="000000"/>
+                <w:top w:val="none" w:sz="0" w:space="0" w:color="000000"/>
+                <w:left w:val="none" w:sz="0" w:space="0" w:color="000000"/>
+                <w:right w:val="none" w:sz="0" w:space="0" w:color="000000"/>
+              </w:pBdr>
+              <w:spacing w:after="100" w:before="100" w:line="480"/>
+              <w:ind w:left="100" w:right="100" w:firstLine="0" w:firstLineChars="0"/>
+              <w:rPr>
+                <w:rFonts w:ascii="Times New Roman" w:hAnsi="Times New Roman" w:eastAsia="Times New Roman" w:cs="Times New Roman"/>
+                <w:i w:val="false"/>
+                <w:b w:val="false"/>
+                <w:u w:val="none"/>
+                <w:strike w:val="false"/>
+                <w:sz w:val="24"/>
+                <w:szCs w:val="24"/>
+                <w:color w:val="000000"/>
+              </w:rPr>
+            </w:pPr>
+            <w:r xmlns:w="http://schemas.openxmlformats.org/wordprocessingml/2006/main" xmlns:wp="http://schemas.openxmlformats.org/drawingml/2006/wordprocessingDrawing" xmlns:r="http://schemas.openxmlformats.org/officeDocument/2006/relationships" xmlns:w14="http://schemas.microsoft.com/office/word/2010/wordml">
+              <w:rPr>
+                <w:rFonts w:ascii="Times New Roman" w:hAnsi="Times New Roman" w:eastAsia="Times New Roman" w:cs="Times New Roman"/>
+                <w:i w:val="false"/>
+                <w:b w:val="false"/>
+                <w:u w:val="none"/>
+                <w:strike w:val="false"/>
+                <w:sz w:val="24"/>
+                <w:szCs w:val="24"/>
+                <w:color w:val="000000"/>
+              </w:rPr>
+              <w:t xml:space="preserve">2.32</w:t>
+            </w:r>
+          </w:p>
+        </w:tc>
+        <w:tc>
+          <w:tcPr>
+            <w:tcBorders>
+              <w:bottom w:val="single" w:sz="4" w:space="0" w:color="000000"/>
+              <w:top w:val="none" w:sz="0" w:space="0" w:color="000000"/>
+              <w:left w:val="none" w:sz="0" w:space="0" w:color="000000"/>
+              <w:right w:val="none" w:sz="0" w:space="0" w:color="000000"/>
+            </w:tcBorders>
+            <w:shd w:val="clear" w:color="auto" w:fill="FFFFFF"/>
+            <w:tcMar>
+              <w:top w:w="0" w:type="dxa"/>
+              <w:bottom w:w="0" w:type="dxa"/>
+              <w:left w:w="0" w:type="dxa"/>
+              <w:right w:w="0" w:type="dxa"/>
+            </w:tcMar>
+            <w:vAlign w:val="center"/>
+          </w:tcPr>
+          <w:p>
+            <w:pPr>
+              <w:jc w:val="center"/>
+              <w:pBdr>
+                <w:bottom w:val="none" w:sz="0" w:space="0" w:color="000000"/>
+                <w:top w:val="none" w:sz="0" w:space="0" w:color="000000"/>
+                <w:left w:val="none" w:sz="0" w:space="0" w:color="000000"/>
+                <w:right w:val="none" w:sz="0" w:space="0" w:color="000000"/>
+              </w:pBdr>
+              <w:spacing w:after="100" w:before="100" w:line="480"/>
+              <w:ind w:left="100" w:right="100" w:firstLine="0" w:firstLineChars="0"/>
+              <w:rPr>
+                <w:rFonts w:ascii="Times New Roman" w:hAnsi="Times New Roman" w:eastAsia="Times New Roman" w:cs="Times New Roman"/>
+                <w:i w:val="false"/>
+                <w:b w:val="false"/>
+                <w:u w:val="none"/>
+                <w:strike w:val="false"/>
+                <w:sz w:val="24"/>
+                <w:szCs w:val="24"/>
+                <w:color w:val="000000"/>
+              </w:rPr>
+            </w:pPr>
+            <w:r xmlns:w="http://schemas.openxmlformats.org/wordprocessingml/2006/main" xmlns:wp="http://schemas.openxmlformats.org/drawingml/2006/wordprocessingDrawing" xmlns:r="http://schemas.openxmlformats.org/officeDocument/2006/relationships" xmlns:w14="http://schemas.microsoft.com/office/word/2010/wordml">
+              <w:rPr>
+                <w:rFonts w:ascii="Times New Roman" w:hAnsi="Times New Roman" w:eastAsia="Times New Roman" w:cs="Times New Roman"/>
+                <w:i w:val="false"/>
+                <w:b w:val="false"/>
+                <w:u w:val="none"/>
+                <w:strike w:val="false"/>
+                <w:sz w:val="24"/>
+                <w:szCs w:val="24"/>
+                <w:color w:val="000000"/>
+              </w:rPr>
+              <w:t xml:space="preserve">18.61</w:t>
+            </w:r>
+          </w:p>
+        </w:tc>
+        <w:tc>
+          <w:tcPr>
+            <w:tcBorders>
+              <w:bottom w:val="single" w:sz="4" w:space="0" w:color="000000"/>
+              <w:top w:val="none" w:sz="0" w:space="0" w:color="000000"/>
+              <w:left w:val="none" w:sz="0" w:space="0" w:color="000000"/>
+              <w:right w:val="none" w:sz="0" w:space="0" w:color="000000"/>
+            </w:tcBorders>
+            <w:shd w:val="clear" w:color="auto" w:fill="FFFFFF"/>
+            <w:tcMar>
+              <w:top w:w="0" w:type="dxa"/>
+              <w:bottom w:w="0" w:type="dxa"/>
+              <w:left w:w="0" w:type="dxa"/>
+              <w:right w:w="0" w:type="dxa"/>
+            </w:tcMar>
+            <w:vAlign w:val="center"/>
+          </w:tcPr>
+          <w:p>
+            <w:pPr>
+              <w:jc w:val="center"/>
+              <w:pBdr>
+                <w:bottom w:val="none" w:sz="0" w:space="0" w:color="000000"/>
+                <w:top w:val="none" w:sz="0" w:space="0" w:color="000000"/>
+                <w:left w:val="none" w:sz="0" w:space="0" w:color="000000"/>
+                <w:right w:val="none" w:sz="0" w:space="0" w:color="000000"/>
+              </w:pBdr>
+              <w:spacing w:after="100" w:before="100" w:line="480"/>
+              <w:ind w:left="100" w:right="100" w:firstLine="0" w:firstLineChars="0"/>
+              <w:rPr>
+                <w:rFonts w:ascii="Times New Roman" w:hAnsi="Times New Roman" w:eastAsia="Times New Roman" w:cs="Times New Roman"/>
+                <w:i w:val="false"/>
+                <w:b w:val="false"/>
+                <w:u w:val="none"/>
+                <w:strike w:val="false"/>
+                <w:sz w:val="24"/>
+                <w:szCs w:val="24"/>
+                <w:color w:val="000000"/>
+              </w:rPr>
+            </w:pPr>
+            <w:r xmlns:w="http://schemas.openxmlformats.org/wordprocessingml/2006/main" xmlns:wp="http://schemas.openxmlformats.org/drawingml/2006/wordprocessingDrawing" xmlns:r="http://schemas.openxmlformats.org/officeDocument/2006/relationships" xmlns:w14="http://schemas.microsoft.com/office/word/2010/wordml">
+              <w:rPr>
+                <w:rFonts w:ascii="Times New Roman" w:hAnsi="Times New Roman" w:eastAsia="Times New Roman" w:cs="Times New Roman"/>
+                <w:i w:val="false"/>
+                <w:b w:val="false"/>
+                <w:u w:val="none"/>
+                <w:strike w:val="false"/>
+                <w:sz w:val="24"/>
+                <w:szCs w:val="24"/>
+                <w:color w:val="000000"/>
+              </w:rPr>
+              <w:t xml:space="preserve">1.00</w:t>
+            </w:r>
+          </w:p>
+        </w:tc>
+        <w:tc>
+          <w:tcPr>
+            <w:tcBorders>
+              <w:bottom w:val="single" w:sz="4" w:space="0" w:color="000000"/>
+              <w:top w:val="none" w:sz="0" w:space="0" w:color="000000"/>
+              <w:left w:val="none" w:sz="0" w:space="0" w:color="000000"/>
+              <w:right w:val="none" w:sz="0" w:space="0" w:color="000000"/>
+            </w:tcBorders>
+            <w:shd w:val="clear" w:color="auto" w:fill="FFFFFF"/>
+            <w:tcMar>
+              <w:top w:w="0" w:type="dxa"/>
+              <w:bottom w:w="0" w:type="dxa"/>
+              <w:left w:w="0" w:type="dxa"/>
+              <w:right w:w="0" w:type="dxa"/>
+            </w:tcMar>
+            <w:vAlign w:val="center"/>
+          </w:tcPr>
+          <w:p>
+            <w:pPr>
+              <w:jc w:val="center"/>
+              <w:pBdr>
+                <w:bottom w:val="none" w:sz="0" w:space="0" w:color="000000"/>
+                <w:top w:val="none" w:sz="0" w:space="0" w:color="000000"/>
+                <w:left w:val="none" w:sz="0" w:space="0" w:color="000000"/>
+                <w:right w:val="none" w:sz="0" w:space="0" w:color="000000"/>
+              </w:pBdr>
+              <w:spacing w:after="100" w:before="100" w:line="480"/>
+              <w:ind w:left="100" w:right="100" w:firstLine="0" w:firstLineChars="0"/>
+              <w:rPr>
+                <w:rFonts w:ascii="Times New Roman" w:hAnsi="Times New Roman" w:eastAsia="Times New Roman" w:cs="Times New Roman"/>
+                <w:i w:val="false"/>
+                <w:b w:val="false"/>
+                <w:u w:val="none"/>
+                <w:strike w:val="false"/>
+                <w:sz w:val="24"/>
+                <w:szCs w:val="24"/>
+                <w:color w:val="000000"/>
+              </w:rPr>
+            </w:pPr>
+            <w:r xmlns:w="http://schemas.openxmlformats.org/wordprocessingml/2006/main" xmlns:wp="http://schemas.openxmlformats.org/drawingml/2006/wordprocessingDrawing" xmlns:r="http://schemas.openxmlformats.org/officeDocument/2006/relationships" xmlns:w14="http://schemas.microsoft.com/office/word/2010/wordml">
+              <w:rPr>
+                <w:rFonts w:ascii="Times New Roman" w:hAnsi="Times New Roman" w:eastAsia="Times New Roman" w:cs="Times New Roman"/>
+                <w:i w:val="false"/>
+                <w:b w:val="false"/>
+                <w:u w:val="none"/>
+                <w:strike w:val="false"/>
+                <w:sz w:val="24"/>
+                <w:szCs w:val="24"/>
+                <w:color w:val="000000"/>
+              </w:rPr>
+              <w:t xml:space="preserve">1.00</w:t>
+            </w:r>
+          </w:p>
+        </w:tc>
+        <w:tc>
+          <w:tcPr>
+            <w:tcBorders>
+              <w:bottom w:val="single" w:sz="4" w:space="0" w:color="000000"/>
+              <w:top w:val="none" w:sz="0" w:space="0" w:color="000000"/>
+              <w:left w:val="none" w:sz="0" w:space="0" w:color="000000"/>
+              <w:right w:val="none" w:sz="0" w:space="0" w:color="000000"/>
+            </w:tcBorders>
+            <w:shd w:val="clear" w:color="auto" w:fill="FFFFFF"/>
+            <w:tcMar>
+              <w:top w:w="0" w:type="dxa"/>
+              <w:bottom w:w="0" w:type="dxa"/>
+              <w:left w:w="0" w:type="dxa"/>
+              <w:right w:w="0" w:type="dxa"/>
+            </w:tcMar>
+            <w:vAlign w:val="center"/>
+          </w:tcPr>
+          <w:p>
+            <w:pPr>
+              <w:jc w:val="center"/>
+              <w:pBdr>
+                <w:bottom w:val="none" w:sz="0" w:space="0" w:color="000000"/>
+                <w:top w:val="none" w:sz="0" w:space="0" w:color="000000"/>
+                <w:left w:val="none" w:sz="0" w:space="0" w:color="000000"/>
+                <w:right w:val="none" w:sz="0" w:space="0" w:color="000000"/>
+              </w:pBdr>
+              <w:spacing w:after="100" w:before="100" w:line="480"/>
+              <w:ind w:left="100" w:right="100" w:firstLine="0" w:firstLineChars="0"/>
+              <w:rPr>
+                <w:rFonts w:ascii="Times New Roman" w:hAnsi="Times New Roman" w:eastAsia="Times New Roman" w:cs="Times New Roman"/>
+                <w:i w:val="false"/>
+                <w:b w:val="false"/>
+                <w:u w:val="none"/>
+                <w:strike w:val="false"/>
+                <w:sz w:val="24"/>
+                <w:szCs w:val="24"/>
+                <w:color w:val="000000"/>
+              </w:rPr>
+            </w:pPr>
+            <w:r xmlns:w="http://schemas.openxmlformats.org/wordprocessingml/2006/main" xmlns:wp="http://schemas.openxmlformats.org/drawingml/2006/wordprocessingDrawing" xmlns:r="http://schemas.openxmlformats.org/officeDocument/2006/relationships" xmlns:w14="http://schemas.microsoft.com/office/word/2010/wordml">
+              <w:rPr>
+                <w:rFonts w:ascii="Times New Roman" w:hAnsi="Times New Roman" w:eastAsia="Times New Roman" w:cs="Times New Roman"/>
+                <w:i w:val="false"/>
+                <w:b w:val="false"/>
+                <w:u w:val="none"/>
+                <w:strike w:val="false"/>
+                <w:sz w:val="24"/>
+                <w:szCs w:val="24"/>
+                <w:color w:val="000000"/>
+              </w:rPr>
+              <w:t xml:space="preserve">4.00</w:t>
+            </w:r>
+          </w:p>
+        </w:tc>
+        <w:tc>
+          <w:tcPr>
+            <w:tcBorders>
+              <w:bottom w:val="single" w:sz="4" w:space="0" w:color="000000"/>
+              <w:top w:val="none" w:sz="0" w:space="0" w:color="000000"/>
+              <w:left w:val="none" w:sz="0" w:space="0" w:color="000000"/>
+              <w:right w:val="none" w:sz="0" w:space="0" w:color="000000"/>
+            </w:tcBorders>
+            <w:shd w:val="clear" w:color="auto" w:fill="FFFFFF"/>
+            <w:tcMar>
+              <w:top w:w="0" w:type="dxa"/>
+              <w:bottom w:w="0" w:type="dxa"/>
+              <w:left w:w="0" w:type="dxa"/>
+              <w:right w:w="0" w:type="dxa"/>
+            </w:tcMar>
+            <w:vAlign w:val="center"/>
+          </w:tcPr>
+          <w:p>
+            <w:pPr>
+              <w:jc w:val="center"/>
+              <w:pBdr>
+                <w:bottom w:val="none" w:sz="0" w:space="0" w:color="000000"/>
+                <w:top w:val="none" w:sz="0" w:space="0" w:color="000000"/>
+                <w:left w:val="none" w:sz="0" w:space="0" w:color="000000"/>
+                <w:right w:val="none" w:sz="0" w:space="0" w:color="000000"/>
+              </w:pBdr>
+              <w:spacing w:after="100" w:before="100" w:line="480"/>
+              <w:ind w:left="100" w:right="100" w:firstLine="0" w:firstLineChars="0"/>
+              <w:rPr>
+                <w:rFonts w:ascii="Times New Roman" w:hAnsi="Times New Roman" w:eastAsia="Times New Roman" w:cs="Times New Roman"/>
+                <w:i w:val="false"/>
+                <w:b w:val="false"/>
+                <w:u w:val="none"/>
+                <w:strike w:val="false"/>
+                <w:sz w:val="24"/>
+                <w:szCs w:val="24"/>
+                <w:color w:val="000000"/>
+              </w:rPr>
+            </w:pPr>
+            <w:r xmlns:w="http://schemas.openxmlformats.org/wordprocessingml/2006/main" xmlns:wp="http://schemas.openxmlformats.org/drawingml/2006/wordprocessingDrawing" xmlns:r="http://schemas.openxmlformats.org/officeDocument/2006/relationships" xmlns:w14="http://schemas.microsoft.com/office/word/2010/wordml">
+              <w:rPr>
+                <w:rFonts w:ascii="Times New Roman" w:hAnsi="Times New Roman" w:eastAsia="Times New Roman" w:cs="Times New Roman"/>
+                <w:i w:val="false"/>
+                <w:b w:val="false"/>
+                <w:u w:val="none"/>
+                <w:strike w:val="false"/>
+                <w:sz w:val="24"/>
+                <w:szCs w:val="24"/>
+                <w:color w:val="000000"/>
+              </w:rPr>
+              <w:t xml:space="preserve">1.00</w:t>
+            </w:r>
+          </w:p>
+        </w:tc>
+      </w:tr>
+      <w:tr>
+        <w:trPr>
+          <w:trHeight w:val="360" w:hRule="auto"/>
+        </w:trPr>
+        <w:tc>
+          <w:tcPr>
+            <w:gridSpan w:val="11"/>
+            <w:tcBorders>
+              <w:bottom w:val="none" w:sz="0" w:space="0" w:color="FFFFFF"/>
+              <w:top w:val="single" w:sz="4" w:space="0" w:color="000000"/>
+              <w:left w:val="none" w:sz="0" w:space="0" w:color="FFFFFF"/>
+              <w:right w:val="none" w:sz="0" w:space="0" w:color="FFFFFF"/>
+            </w:tcBorders>
+            <w:shd w:val="clear" w:color="auto" w:fill="FFFFFF"/>
+            <w:tcMar>
+              <w:top w:w="0" w:type="dxa"/>
+              <w:bottom w:w="0" w:type="dxa"/>
+              <w:left w:w="0" w:type="dxa"/>
+              <w:right w:w="0" w:type="dxa"/>
+            </w:tcMar>
+            <w:vAlign w:val="center"/>
+          </w:tcPr>
+          <w:p>
+            <w:pPr>
+              <w:jc w:val="left"/>
+              <w:pBdr>
+                <w:bottom w:val="none" w:sz="0" w:space="0" w:color="000000"/>
+                <w:top w:val="none" w:sz="0" w:space="0" w:color="000000"/>
+                <w:left w:val="none" w:sz="0" w:space="0" w:color="000000"/>
+                <w:right w:val="none" w:sz="0" w:space="0" w:color="000000"/>
+              </w:pBdr>
+              <w:spacing w:after="100" w:before="100" w:line="240"/>
+              <w:ind w:left="100" w:right="100" w:firstLine="0" w:firstLineChars="0"/>
+              <w:rPr>
+                <w:rFonts w:ascii="Times New Roman" w:hAnsi="Times New Roman" w:eastAsia="Times New Roman" w:cs="Times New Roman"/>
+                <w:i w:val="false"/>
+                <w:b w:val="false"/>
+                <w:u w:val="none"/>
+                <w:strike w:val="false"/>
+                <w:sz w:val="24"/>
+                <w:szCs w:val="24"/>
+                <w:color w:val="000000"/>
+              </w:rPr>
+            </w:pPr>
+            <w:r xmlns:w="http://schemas.openxmlformats.org/wordprocessingml/2006/main" xmlns:wp="http://schemas.openxmlformats.org/drawingml/2006/wordprocessingDrawing" xmlns:r="http://schemas.openxmlformats.org/officeDocument/2006/relationships" xmlns:w14="http://schemas.microsoft.com/office/word/2010/wordml">
+              <w:rPr>
+                <w:rFonts w:ascii="Times New Roman" w:hAnsi="Times New Roman" w:eastAsia="Times New Roman" w:cs="Times New Roman"/>
+                <w:i w:val="true"/>
+                <w:b w:val="false"/>
+                <w:u w:val="none"/>
+                <w:strike w:val="false"/>
+                <w:sz w:val="24"/>
+                <w:szCs w:val="24"/>
+                <w:color w:val="000000"/>
+              </w:rPr>
+              <w:t xml:space="preserve">Note. </w:t>
+            </w:r>
+            <w:r xmlns:w="http://schemas.openxmlformats.org/wordprocessingml/2006/main" xmlns:wp="http://schemas.openxmlformats.org/drawingml/2006/wordprocessingDrawing" xmlns:r="http://schemas.openxmlformats.org/officeDocument/2006/relationships" xmlns:w14="http://schemas.microsoft.com/office/word/2010/wordml">
+              <w:rPr>
+                <w:rFonts w:ascii="Times New Roman" w:hAnsi="Times New Roman" w:eastAsia="Times New Roman" w:cs="Times New Roman"/>
+                <w:i w:val="false"/>
+                <w:b w:val="false"/>
+                <w:u w:val="none"/>
+                <w:strike w:val="false"/>
+                <w:sz w:val="24"/>
+                <w:szCs w:val="24"/>
+                <w:color w:val="000000"/>
+              </w:rPr>
+              <w:t xml:space="preserve">The data was extracted from the 1974 Motor Trend US magazine.</w:t>
+            </w:r>
+          </w:p>
+        </w:tc>
+      </w:tr>
+      <w:tr>
+        <w:trPr>
+          <w:trHeight w:val="360" w:hRule="auto"/>
+        </w:trPr>
+        <w:tc>
+          <w:tcPr>
+            <w:gridSpan w:val="11"/>
+            <w:tcBorders>
+              <w:bottom w:val="none" w:sz="0" w:space="0" w:color="FFFFFF"/>
+              <w:top w:val="none" w:sz="0" w:space="0" w:color="FFFFFF"/>
+              <w:left w:val="none" w:sz="0" w:space="0" w:color="FFFFFF"/>
+              <w:right w:val="none" w:sz="0" w:space="0" w:color="FFFFFF"/>
+            </w:tcBorders>
+            <w:shd w:val="clear" w:color="auto" w:fill="FFFFFF"/>
+            <w:tcMar>
+              <w:top w:w="0" w:type="dxa"/>
+              <w:bottom w:w="0" w:type="dxa"/>
+              <w:left w:w="0" w:type="dxa"/>
+              <w:right w:w="0" w:type="dxa"/>
+            </w:tcMar>
+            <w:vAlign w:val="center"/>
+          </w:tcPr>
+          <w:p>
+            <w:pPr>
+              <w:jc w:val="left"/>
+              <w:pBdr>
+                <w:bottom w:val="none" w:sz="0" w:space="0" w:color="000000"/>
+                <w:top w:val="none" w:sz="0" w:space="0" w:color="000000"/>
+                <w:left w:val="none" w:sz="0" w:space="0" w:color="000000"/>
+                <w:right w:val="none" w:sz="0" w:space="0" w:color="000000"/>
+              </w:pBdr>
+              <w:spacing w:after="100" w:before="100" w:line="240"/>
+              <w:ind w:left="100" w:right="100" w:firstLine="0" w:firstLineChars="0"/>
+              <w:rPr>
+                <w:rFonts w:ascii="Times New Roman" w:hAnsi="Times New Roman" w:eastAsia="Times New Roman" w:cs="Times New Roman"/>
+                <w:i w:val="false"/>
+                <w:b w:val="false"/>
+                <w:u w:val="none"/>
+                <w:strike w:val="false"/>
+                <w:sz w:val="24"/>
+                <w:szCs w:val="24"/>
+                <w:color w:val="000000"/>
+              </w:rPr>
+            </w:pPr>
+            <w:r xmlns:w="http://schemas.openxmlformats.org/wordprocessingml/2006/main" xmlns:wp="http://schemas.openxmlformats.org/drawingml/2006/wordprocessingDrawing" xmlns:r="http://schemas.openxmlformats.org/officeDocument/2006/relationships" xmlns:w14="http://schemas.microsoft.com/office/word/2010/wordml">
+              <w:rPr>
+                <w:rFonts w:ascii="Times New Roman" w:hAnsi="Times New Roman" w:eastAsia="Times New Roman" w:cs="Times New Roman"/>
+                <w:i w:val="false"/>
+                <w:b w:val="false"/>
+                <w:u w:val="none"/>
+                <w:strike w:val="false"/>
+                <w:sz w:val="24"/>
+                <w:szCs w:val="24"/>
+                <w:color w:val="000000"/>
+              </w:rPr>
+              <w:t xml:space="preserve">* p &lt; .05, ** p &lt; .01, *** p &lt; .001</w:t>
+            </w:r>
+          </w:p>
+        </w:tc>
+      </w:tr>
+    </w:tbl>
+    <w:p>
+      <w:pPr>
+        <w:pStyle w:val="BodyText"/>
+      </w:pPr>
+      <w:r>
+        <w:t xml:space="preserve">Figure</w:t>
+      </w:r>
+      <w:r>
+        <w:t xml:space="preserve"> </w:t>
+      </w:r>
+      <w:r>
+        <w:t xml:space="preserve">1</w:t>
+      </w:r>
+      <w:r>
+        <w:t xml:space="preserve"> </w:t>
+      </w:r>
+      <w:r>
+        <w:t xml:space="preserve">shows the overall accuracy within the entire data set (8256 trials) excluding pseudowords (in which 0.75% of trials were correct).</w:t>
+      </w:r>
+      <w:r>
+        <w:t xml:space="preserve"> </w:t>
+      </w:r>
+      <w:r>
+        <w:t xml:space="preserve">Overall, three-way cognates were the most accurate (0.82%), followed by two-way cognates (0.73%), while non-cognates were the least accurate (0.64%).</w:t>
+      </w:r>
+    </w:p>
+    <w:p>
+      <w:pPr>
+        <w:pStyle w:val="BodyText"/>
+      </w:pPr>
+      <w:r>
+        <w:t xml:space="preserve">Figure</w:t>
+      </w:r>
+      <w:r>
+        <w:t xml:space="preserve"> </w:t>
+      </w:r>
+      <w:r>
+        <w:t xml:space="preserve">2</w:t>
+      </w:r>
+      <w:r>
+        <w:t xml:space="preserve"> </w:t>
+      </w:r>
+      <w:r>
+        <w:t xml:space="preserve">shows histograms of individuals’ percentage of correct trials in each word-type.</w:t>
+      </w:r>
+      <w:r>
+        <w:t xml:space="preserve"> </w:t>
+      </w:r>
+      <w:r>
+        <w:t xml:space="preserve">Individual accuracy in non-cognates ranged from 29.17 % of trials correct to 97.92 (median 66.67%)</w:t>
+      </w:r>
+      <w:r>
+        <w:t xml:space="preserve"> </w:t>
+      </w:r>
+      <w:r>
+        <w:t xml:space="preserve">Like the data set as a whole, the medial of individual percentages correct for the three-way cognates was the highest 91.67% (range 8.33% - 100.00), followed by two-way cognates (median percentage correct = 75.00%; range = 16.67% - 100.00).</w:t>
+      </w:r>
+      <w:r>
+        <w:t xml:space="preserve"> </w:t>
+      </w:r>
+      <w:r>
+        <w:t xml:space="preserve">Taken together, these descriptive results suggest that, while most participants benefit from cognates in accuracy, a minority also experience steep drops in accuracy.</w:t>
+      </w:r>
+      <w:r>
+        <w:t xml:space="preserve"> </w:t>
+      </w:r>
+      <w:r>
+        <w:t xml:space="preserve">Indeed, two participants showed the opposite of expected and were most accurate in non-cognates (60.4% and 68.7%) and much less accurate in two-way (25% and 16.7%) and three-way cognates (20.8% and 8.3%).</w:t>
+      </w:r>
+    </w:p>
+    <w:p>
+      <w:pPr>
+        <w:pStyle w:val="CaptionedFigure"/>
+      </w:pPr>
+      <w:r>
+        <w:drawing>
+          <wp:inline>
+            <wp:extent cx="4579632" cy="3663706"/>
+            <wp:effectExtent b="0" l="0" r="0" t="0"/>
+            <wp:docPr descr="Figure 2: Chickens" title="" id="38" name="Picture"/>
+            <a:graphic>
+              <a:graphicData uri="http://schemas.openxmlformats.org/drawingml/2006/picture">
+                <pic:pic>
+                  <pic:nvPicPr>
+                    <pic:cNvPr descr="main_files/4cda89b2eee330d407b7e571d411768c02f0d282.png" id="39" name="Picture"/>
+                    <pic:cNvPicPr>
+                      <a:picLocks noChangeArrowheads="1" noChangeAspect="1"/>
+                    </pic:cNvPicPr>
+                  </pic:nvPicPr>
+                  <pic:blipFill>
+                    <a:blip r:embed="rId37"/>
+                    <a:stretch>
+                      <a:fillRect/>
+                    </a:stretch>
+                  </pic:blipFill>
+                  <pic:spPr bwMode="auto">
+                    <a:xfrm>
+                      <a:off x="0" y="0"/>
+                      <a:ext cx="4579632" cy="3663706"/>
+                    </a:xfrm>
+                    <a:prstGeom prst="rect">
+                      <a:avLst/>
+                    </a:prstGeom>
+                    <a:noFill/>
+                    <a:ln w="9525">
+                      <a:noFill/>
+                      <a:headEnd/>
+                      <a:tailEnd/>
+                    </a:ln>
+                  </pic:spPr>
+                </pic:pic>
+              </a:graphicData>
+            </a:graphic>
+          </wp:inline>
+        </w:drawing>
+      </w:r>
+    </w:p>
+    <w:p>
+      <w:pPr>
+        <w:pStyle w:val="ImageCaption"/>
+      </w:pPr>
+      <w:bookmarkStart w:id="40" w:name="fig:accuracyind"/>
+      <w:bookmarkEnd w:id="40"/>
+      <w:r>
+        <w:t xml:space="preserve">Figure 2: Chickens</w:t>
+      </w:r>
+    </w:p>
+    <w:p>
+      <w:pPr>
+        <w:pStyle w:val="TableCaption"/>
+      </w:pPr>
+      <w:bookmarkStart w:id="41" w:name="tab:unnamed-chunk-17"/>
+      <w:bookmarkEnd w:id="41"/>
+      <w:r>
+        <w:t xml:space="preserve">Table 2:</w:t>
+      </w:r>
+      <w:r>
+        <w:t xml:space="preserve"> </w:t>
+      </w:r>
+      <w:r>
+        <w:t xml:space="preserve">Accuracy Model</w:t>
+      </w:r>
+    </w:p>
+    <w:tbl xmlns:w="http://schemas.openxmlformats.org/wordprocessingml/2006/main" xmlns:r="http://schemas.openxmlformats.org/officeDocument/2006/relationships" xmlns:w14="http://schemas.microsoft.com/office/word/2010/wordml" xmlns:wp="http://schemas.openxmlformats.org/drawingml/2006/wordprocessingDrawing" xmlns:a="http://schemas.openxmlformats.org/drawingml/2006/main" xmlns:pic="http://schemas.openxmlformats.org/drawingml/2006/picture">
+      <w:tblPr>
+        <w:tblLayout w:type="fixed"/>
+        <w:jc w:val="center"/>
+        <w:tblLook w:firstRow="1" w:lastRow="0" w:firstColumn="0" w:lastColumn="0" w:noHBand="0" w:noVBand="1"/>
+      </w:tblPr>
+      <w:tblGrid>
+        <w:gridCol w:w="2720"/>
+        <w:gridCol w:w="1083"/>
+        <w:gridCol w:w="1437"/>
+        <w:gridCol w:w="796"/>
+        <w:gridCol w:w="1510"/>
+        <w:gridCol w:w="1437"/>
+        <w:gridCol w:w="826"/>
+        <w:gridCol w:w="1181"/>
+      </w:tblGrid>
+      <w:tr>
+        <w:trPr>
+          <w:trHeight w:val="610" w:hRule="auto"/>
+          <w:tblHeader/>
+        </w:trPr>
+        <w:tc>
+          <w:tcPr>
+            <w:tcBorders>
+              <w:bottom w:val="single" w:sz="12" w:space="0" w:color="666666"/>
+              <w:top w:val="single" w:sz="12" w:space="0" w:color="666666"/>
+              <w:left w:val="none" w:sz="0" w:space="0" w:color="000000"/>
+              <w:right w:val="none" w:sz="0" w:space="0" w:color="000000"/>
+            </w:tcBorders>
+            <w:shd w:val="clear" w:color="auto" w:fill="FFFFFF"/>
+            <w:tcMar>
+              <w:top w:w="0" w:type="dxa"/>
+              <w:bottom w:w="0" w:type="dxa"/>
+              <w:left w:w="0" w:type="dxa"/>
+              <w:right w:w="0" w:type="dxa"/>
+            </w:tcMar>
+            <w:vAlign w:val="center"/>
+          </w:tcPr>
+          <w:p>
+            <w:pPr>
+              <w:jc w:val="center"/>
+              <w:pBdr>
+                <w:bottom w:val="none" w:sz="0" w:space="0" w:color="000000"/>
+                <w:top w:val="none" w:sz="0" w:space="0" w:color="000000"/>
+                <w:left w:val="none" w:sz="0" w:space="0" w:color="000000"/>
+                <w:right w:val="none" w:sz="0" w:space="0" w:color="000000"/>
+              </w:pBdr>
+              <w:spacing w:after="100" w:before="100" w:line="240"/>
+              <w:ind w:left="100" w:right="100" w:firstLine="0" w:firstLineChars="0"/>
+              <w:rPr>
+                <w:rFonts w:ascii="Times New Roman" w:hAnsi="Times New Roman" w:eastAsia="Times New Roman" w:cs="Times New Roman"/>
+                <w:i w:val="false"/>
+                <w:b w:val="false"/>
+                <w:u w:val="none"/>
+                <w:strike w:val="false"/>
+                <w:sz w:val="22"/>
+                <w:szCs w:val="22"/>
+                <w:color w:val="000000"/>
+              </w:rPr>
+            </w:pPr>
+            <w:r xmlns:w="http://schemas.openxmlformats.org/wordprocessingml/2006/main" xmlns:wp="http://schemas.openxmlformats.org/drawingml/2006/wordprocessingDrawing" xmlns:r="http://schemas.openxmlformats.org/officeDocument/2006/relationships" xmlns:w14="http://schemas.microsoft.com/office/word/2010/wordml">
+              <w:rPr>
+                <w:rFonts w:ascii="Times New Roman" w:hAnsi="Times New Roman" w:eastAsia="Times New Roman" w:cs="Times New Roman"/>
+                <w:i w:val="false"/>
+                <w:b w:val="false"/>
+                <w:u w:val="none"/>
+                <w:strike w:val="false"/>
+                <w:sz w:val="22"/>
+                <w:szCs w:val="22"/>
+                <w:color w:val="000000"/>
+              </w:rPr>
+              <w:t xml:space="preserve">Parameter</w:t>
+            </w:r>
+          </w:p>
+        </w:tc>
+        <w:tc>
+          <w:tcPr>
+            <w:tcBorders>
+              <w:bottom w:val="single" w:sz="12" w:space="0" w:color="666666"/>
+              <w:top w:val="single" w:sz="12" w:space="0" w:color="666666"/>
+              <w:left w:val="none" w:sz="0" w:space="0" w:color="000000"/>
+              <w:right w:val="none" w:sz="0" w:space="0" w:color="000000"/>
+            </w:tcBorders>
+            <w:shd w:val="clear" w:color="auto" w:fill="FFFFFF"/>
+            <w:tcMar>
+              <w:top w:w="0" w:type="dxa"/>
+              <w:bottom w:w="0" w:type="dxa"/>
+              <w:left w:w="0" w:type="dxa"/>
+              <w:right w:w="0" w:type="dxa"/>
+            </w:tcMar>
+            <w:vAlign w:val="center"/>
+          </w:tcPr>
+          <w:p>
+            <w:pPr>
+              <w:jc w:val="center"/>
+              <w:pBdr>
+                <w:bottom w:val="none" w:sz="0" w:space="0" w:color="000000"/>
+                <w:top w:val="none" w:sz="0" w:space="0" w:color="000000"/>
+                <w:left w:val="none" w:sz="0" w:space="0" w:color="000000"/>
+                <w:right w:val="none" w:sz="0" w:space="0" w:color="000000"/>
+              </w:pBdr>
+              <w:spacing w:after="100" w:before="100" w:line="240"/>
+              <w:ind w:left="100" w:right="100" w:firstLine="0" w:firstLineChars="0"/>
+              <w:rPr>
+                <w:rFonts w:ascii="Times New Roman" w:hAnsi="Times New Roman" w:eastAsia="Times New Roman" w:cs="Times New Roman"/>
+                <w:i w:val="false"/>
+                <w:b w:val="false"/>
+                <w:u w:val="none"/>
+                <w:strike w:val="false"/>
+                <w:sz w:val="22"/>
+                <w:szCs w:val="22"/>
+                <w:color w:val="000000"/>
+              </w:rPr>
+            </w:pPr>
+            <w:r xmlns:w="http://schemas.openxmlformats.org/wordprocessingml/2006/main" xmlns:wp="http://schemas.openxmlformats.org/drawingml/2006/wordprocessingDrawing" xmlns:r="http://schemas.openxmlformats.org/officeDocument/2006/relationships" xmlns:w14="http://schemas.microsoft.com/office/word/2010/wordml">
+              <w:rPr>
+                <w:rFonts w:ascii="Times New Roman" w:hAnsi="Times New Roman" w:eastAsia="Times New Roman" w:cs="Times New Roman"/>
+                <w:i w:val="false"/>
+                <w:b w:val="false"/>
+                <w:u w:val="none"/>
+                <w:strike w:val="false"/>
+                <w:sz w:val="22"/>
+                <w:szCs w:val="22"/>
+                <w:color w:val="000000"/>
+              </w:rPr>
+              <w:t xml:space="preserve">Median</w:t>
+            </w:r>
+          </w:p>
+        </w:tc>
+        <w:tc>
+          <w:tcPr>
+            <w:tcBorders>
+              <w:bottom w:val="single" w:sz="12" w:space="0" w:color="666666"/>
+              <w:top w:val="single" w:sz="12" w:space="0" w:color="666666"/>
+              <w:left w:val="none" w:sz="0" w:space="0" w:color="000000"/>
+              <w:right w:val="none" w:sz="0" w:space="0" w:color="000000"/>
+            </w:tcBorders>
+            <w:shd w:val="clear" w:color="auto" w:fill="FFFFFF"/>
+            <w:tcMar>
+              <w:top w:w="0" w:type="dxa"/>
+              <w:bottom w:w="0" w:type="dxa"/>
+              <w:left w:w="0" w:type="dxa"/>
+              <w:right w:w="0" w:type="dxa"/>
+            </w:tcMar>
+            <w:vAlign w:val="center"/>
+          </w:tcPr>
+          <w:p>
+            <w:pPr>
+              <w:jc w:val="center"/>
+              <w:pBdr>
+                <w:bottom w:val="none" w:sz="0" w:space="0" w:color="000000"/>
+                <w:top w:val="none" w:sz="0" w:space="0" w:color="000000"/>
+                <w:left w:val="none" w:sz="0" w:space="0" w:color="000000"/>
+                <w:right w:val="none" w:sz="0" w:space="0" w:color="000000"/>
+              </w:pBdr>
+              <w:spacing w:after="100" w:before="100" w:line="240"/>
+              <w:ind w:left="100" w:right="100" w:firstLine="0" w:firstLineChars="0"/>
+              <w:rPr>
+                <w:rFonts w:ascii="Times New Roman" w:hAnsi="Times New Roman" w:eastAsia="Times New Roman" w:cs="Times New Roman"/>
+                <w:i w:val="false"/>
+                <w:b w:val="false"/>
+                <w:u w:val="none"/>
+                <w:strike w:val="false"/>
+                <w:sz w:val="22"/>
+                <w:szCs w:val="22"/>
+                <w:color w:val="000000"/>
+              </w:rPr>
+            </w:pPr>
+            <w:r xmlns:w="http://schemas.openxmlformats.org/wordprocessingml/2006/main" xmlns:wp="http://schemas.openxmlformats.org/drawingml/2006/wordprocessingDrawing" xmlns:r="http://schemas.openxmlformats.org/officeDocument/2006/relationships" xmlns:w14="http://schemas.microsoft.com/office/word/2010/wordml">
+              <w:rPr>
+                <w:rFonts w:ascii="Times New Roman" w:hAnsi="Times New Roman" w:eastAsia="Times New Roman" w:cs="Times New Roman"/>
+                <w:i w:val="false"/>
+                <w:b w:val="false"/>
+                <w:u w:val="none"/>
+                <w:strike w:val="false"/>
+                <w:sz w:val="22"/>
+                <w:szCs w:val="22"/>
+                <w:color w:val="000000"/>
+              </w:rPr>
+              <w:t xml:space="preserve">95% CI</w:t>
+            </w:r>
+          </w:p>
+        </w:tc>
+        <w:tc>
+          <w:tcPr>
+            <w:tcBorders>
+              <w:bottom w:val="single" w:sz="12" w:space="0" w:color="666666"/>
+              <w:top w:val="single" w:sz="12" w:space="0" w:color="666666"/>
+              <w:left w:val="none" w:sz="0" w:space="0" w:color="000000"/>
+              <w:right w:val="none" w:sz="0" w:space="0" w:color="000000"/>
+            </w:tcBorders>
+            <w:shd w:val="clear" w:color="auto" w:fill="FFFFFF"/>
+            <w:tcMar>
+              <w:top w:w="0" w:type="dxa"/>
+              <w:bottom w:w="0" w:type="dxa"/>
+              <w:left w:w="0" w:type="dxa"/>
+              <w:right w:w="0" w:type="dxa"/>
+            </w:tcMar>
+            <w:vAlign w:val="center"/>
+          </w:tcPr>
+          <w:p>
+            <w:pPr>
+              <w:jc w:val="center"/>
+              <w:pBdr>
+                <w:bottom w:val="none" w:sz="0" w:space="0" w:color="000000"/>
+                <w:top w:val="none" w:sz="0" w:space="0" w:color="000000"/>
+                <w:left w:val="none" w:sz="0" w:space="0" w:color="000000"/>
+                <w:right w:val="none" w:sz="0" w:space="0" w:color="000000"/>
+              </w:pBdr>
+              <w:spacing w:after="100" w:before="100" w:line="240"/>
+              <w:ind w:left="100" w:right="100" w:firstLine="0" w:firstLineChars="0"/>
+              <w:rPr>
+                <w:rFonts w:ascii="Times New Roman" w:hAnsi="Times New Roman" w:eastAsia="Times New Roman" w:cs="Times New Roman"/>
+                <w:i w:val="false"/>
+                <w:b w:val="false"/>
+                <w:u w:val="none"/>
+                <w:strike w:val="false"/>
+                <w:sz w:val="22"/>
+                <w:szCs w:val="22"/>
+                <w:color w:val="000000"/>
+              </w:rPr>
+            </w:pPr>
+            <w:r xmlns:w="http://schemas.openxmlformats.org/wordprocessingml/2006/main" xmlns:wp="http://schemas.openxmlformats.org/drawingml/2006/wordprocessingDrawing" xmlns:r="http://schemas.openxmlformats.org/officeDocument/2006/relationships" xmlns:w14="http://schemas.microsoft.com/office/word/2010/wordml">
+              <w:rPr>
+                <w:rFonts w:ascii="Times New Roman" w:hAnsi="Times New Roman" w:eastAsia="Times New Roman" w:cs="Times New Roman"/>
+                <w:i w:val="false"/>
+                <w:b w:val="false"/>
+                <w:u w:val="none"/>
+                <w:strike w:val="false"/>
+                <w:sz w:val="22"/>
+                <w:szCs w:val="22"/>
+                <w:color w:val="000000"/>
+              </w:rPr>
+              <w:t xml:space="preserve">pd</w:t>
+            </w:r>
+          </w:p>
+        </w:tc>
+        <w:tc>
+          <w:tcPr>
+            <w:tcBorders>
+              <w:bottom w:val="single" w:sz="12" w:space="0" w:color="666666"/>
+              <w:top w:val="single" w:sz="12" w:space="0" w:color="666666"/>
+              <w:left w:val="none" w:sz="0" w:space="0" w:color="000000"/>
+              <w:right w:val="none" w:sz="0" w:space="0" w:color="000000"/>
+            </w:tcBorders>
+            <w:shd w:val="clear" w:color="auto" w:fill="FFFFFF"/>
+            <w:tcMar>
+              <w:top w:w="0" w:type="dxa"/>
+              <w:bottom w:w="0" w:type="dxa"/>
+              <w:left w:w="0" w:type="dxa"/>
+              <w:right w:w="0" w:type="dxa"/>
+            </w:tcMar>
+            <w:vAlign w:val="center"/>
+          </w:tcPr>
+          <w:p>
+            <w:pPr>
+              <w:jc w:val="center"/>
+              <w:pBdr>
+                <w:bottom w:val="none" w:sz="0" w:space="0" w:color="000000"/>
+                <w:top w:val="none" w:sz="0" w:space="0" w:color="000000"/>
+                <w:left w:val="none" w:sz="0" w:space="0" w:color="000000"/>
+                <w:right w:val="none" w:sz="0" w:space="0" w:color="000000"/>
+              </w:pBdr>
+              <w:spacing w:after="100" w:before="100" w:line="240"/>
+              <w:ind w:left="100" w:right="100" w:firstLine="0" w:firstLineChars="0"/>
+              <w:rPr>
+                <w:rFonts w:ascii="Times New Roman" w:hAnsi="Times New Roman" w:eastAsia="Times New Roman" w:cs="Times New Roman"/>
+                <w:i w:val="false"/>
+                <w:b w:val="false"/>
+                <w:u w:val="none"/>
+                <w:strike w:val="false"/>
+                <w:sz w:val="22"/>
+                <w:szCs w:val="22"/>
+                <w:color w:val="000000"/>
+              </w:rPr>
+            </w:pPr>
+            <w:r xmlns:w="http://schemas.openxmlformats.org/wordprocessingml/2006/main" xmlns:wp="http://schemas.openxmlformats.org/drawingml/2006/wordprocessingDrawing" xmlns:r="http://schemas.openxmlformats.org/officeDocument/2006/relationships" xmlns:w14="http://schemas.microsoft.com/office/word/2010/wordml">
+              <w:rPr>
+                <w:rFonts w:ascii="Times New Roman" w:hAnsi="Times New Roman" w:eastAsia="Times New Roman" w:cs="Times New Roman"/>
+                <w:i w:val="false"/>
+                <w:b w:val="false"/>
+                <w:u w:val="none"/>
+                <w:strike w:val="false"/>
+                <w:sz w:val="22"/>
+                <w:szCs w:val="22"/>
+                <w:color w:val="000000"/>
+              </w:rPr>
+              <w:t xml:space="preserve">ROPE</w:t>
+            </w:r>
+          </w:p>
+        </w:tc>
+        <w:tc>
+          <w:tcPr>
+            <w:tcBorders>
+              <w:bottom w:val="single" w:sz="12" w:space="0" w:color="666666"/>
+              <w:top w:val="single" w:sz="12" w:space="0" w:color="666666"/>
+              <w:left w:val="none" w:sz="0" w:space="0" w:color="000000"/>
+              <w:right w:val="none" w:sz="0" w:space="0" w:color="000000"/>
+            </w:tcBorders>
+            <w:shd w:val="clear" w:color="auto" w:fill="FFFFFF"/>
+            <w:tcMar>
+              <w:top w:w="0" w:type="dxa"/>
+              <w:bottom w:w="0" w:type="dxa"/>
+              <w:left w:w="0" w:type="dxa"/>
+              <w:right w:w="0" w:type="dxa"/>
+            </w:tcMar>
+            <w:vAlign w:val="center"/>
+          </w:tcPr>
+          <w:p>
+            <w:pPr>
+              <w:jc w:val="center"/>
+              <w:pBdr>
+                <w:bottom w:val="none" w:sz="0" w:space="0" w:color="000000"/>
+                <w:top w:val="none" w:sz="0" w:space="0" w:color="000000"/>
+                <w:left w:val="none" w:sz="0" w:space="0" w:color="000000"/>
+                <w:right w:val="none" w:sz="0" w:space="0" w:color="000000"/>
+              </w:pBdr>
+              <w:spacing w:after="100" w:before="100" w:line="240"/>
+              <w:ind w:left="100" w:right="100" w:firstLine="0" w:firstLineChars="0"/>
+              <w:rPr>
+                <w:rFonts w:ascii="Times New Roman" w:hAnsi="Times New Roman" w:eastAsia="Times New Roman" w:cs="Times New Roman"/>
+                <w:i w:val="false"/>
+                <w:b w:val="false"/>
+                <w:u w:val="none"/>
+                <w:strike w:val="false"/>
+                <w:sz w:val="22"/>
+                <w:szCs w:val="22"/>
+                <w:color w:val="000000"/>
+              </w:rPr>
+            </w:pPr>
+            <w:r xmlns:w="http://schemas.openxmlformats.org/wordprocessingml/2006/main" xmlns:wp="http://schemas.openxmlformats.org/drawingml/2006/wordprocessingDrawing" xmlns:r="http://schemas.openxmlformats.org/officeDocument/2006/relationships" xmlns:w14="http://schemas.microsoft.com/office/word/2010/wordml">
+              <w:rPr>
+                <w:rFonts w:ascii="Times New Roman" w:hAnsi="Times New Roman" w:eastAsia="Times New Roman" w:cs="Times New Roman"/>
+                <w:i w:val="false"/>
+                <w:b w:val="false"/>
+                <w:u w:val="none"/>
+                <w:strike w:val="false"/>
+                <w:sz w:val="22"/>
+                <w:szCs w:val="22"/>
+                <w:color w:val="000000"/>
+              </w:rPr>
+              <w:t xml:space="preserve">% in ROPE</w:t>
+            </w:r>
+          </w:p>
+        </w:tc>
+        <w:tc>
+          <w:tcPr>
+            <w:tcBorders>
+              <w:bottom w:val="single" w:sz="12" w:space="0" w:color="666666"/>
+              <w:top w:val="single" w:sz="12" w:space="0" w:color="666666"/>
+              <w:left w:val="none" w:sz="0" w:space="0" w:color="000000"/>
+              <w:right w:val="none" w:sz="0" w:space="0" w:color="000000"/>
+            </w:tcBorders>
+            <w:shd w:val="clear" w:color="auto" w:fill="FFFFFF"/>
+            <w:tcMar>
+              <w:top w:w="0" w:type="dxa"/>
+              <w:bottom w:w="0" w:type="dxa"/>
+              <w:left w:w="0" w:type="dxa"/>
+              <w:right w:w="0" w:type="dxa"/>
+            </w:tcMar>
+            <w:vAlign w:val="center"/>
+          </w:tcPr>
+          <w:p>
+            <w:pPr>
+              <w:jc w:val="center"/>
+              <w:pBdr>
+                <w:bottom w:val="none" w:sz="0" w:space="0" w:color="000000"/>
+                <w:top w:val="none" w:sz="0" w:space="0" w:color="000000"/>
+                <w:left w:val="none" w:sz="0" w:space="0" w:color="000000"/>
+                <w:right w:val="none" w:sz="0" w:space="0" w:color="000000"/>
+              </w:pBdr>
+              <w:spacing w:after="100" w:before="100" w:line="240"/>
+              <w:ind w:left="100" w:right="100" w:firstLine="0" w:firstLineChars="0"/>
+              <w:rPr>
+                <w:rFonts w:ascii="Times New Roman" w:hAnsi="Times New Roman" w:eastAsia="Times New Roman" w:cs="Times New Roman"/>
+                <w:i w:val="false"/>
+                <w:b w:val="false"/>
+                <w:u w:val="none"/>
+                <w:strike w:val="false"/>
+                <w:sz w:val="22"/>
+                <w:szCs w:val="22"/>
+                <w:color w:val="000000"/>
+              </w:rPr>
+            </w:pPr>
+            <w:r xmlns:w="http://schemas.openxmlformats.org/wordprocessingml/2006/main" xmlns:wp="http://schemas.openxmlformats.org/drawingml/2006/wordprocessingDrawing" xmlns:r="http://schemas.openxmlformats.org/officeDocument/2006/relationships" xmlns:w14="http://schemas.microsoft.com/office/word/2010/wordml">
+              <w:rPr>
+                <w:rFonts w:ascii="Times New Roman" w:hAnsi="Times New Roman" w:eastAsia="Times New Roman" w:cs="Times New Roman"/>
+                <w:i w:val="false"/>
+                <w:b w:val="false"/>
+                <w:u w:val="none"/>
+                <w:strike w:val="false"/>
+                <w:sz w:val="22"/>
+                <w:szCs w:val="22"/>
+                <w:color w:val="000000"/>
+              </w:rPr>
+              <w:t xml:space="preserve">Rhat</w:t>
+            </w:r>
+          </w:p>
+        </w:tc>
+        <w:tc>
+          <w:tcPr>
+            <w:tcBorders>
+              <w:bottom w:val="single" w:sz="12" w:space="0" w:color="666666"/>
+              <w:top w:val="single" w:sz="12" w:space="0" w:color="666666"/>
+              <w:left w:val="none" w:sz="0" w:space="0" w:color="000000"/>
+              <w:right w:val="none" w:sz="0" w:space="0" w:color="000000"/>
+            </w:tcBorders>
+            <w:shd w:val="clear" w:color="auto" w:fill="FFFFFF"/>
+            <w:tcMar>
+              <w:top w:w="0" w:type="dxa"/>
+              <w:bottom w:w="0" w:type="dxa"/>
+              <w:left w:w="0" w:type="dxa"/>
+              <w:right w:w="0" w:type="dxa"/>
+            </w:tcMar>
+            <w:vAlign w:val="center"/>
+          </w:tcPr>
+          <w:p>
+            <w:pPr>
+              <w:jc w:val="center"/>
+              <w:pBdr>
+                <w:bottom w:val="none" w:sz="0" w:space="0" w:color="000000"/>
+                <w:top w:val="none" w:sz="0" w:space="0" w:color="000000"/>
+                <w:left w:val="none" w:sz="0" w:space="0" w:color="000000"/>
+                <w:right w:val="none" w:sz="0" w:space="0" w:color="000000"/>
+              </w:pBdr>
+              <w:spacing w:after="100" w:before="100" w:line="240"/>
+              <w:ind w:left="100" w:right="100" w:firstLine="0" w:firstLineChars="0"/>
+              <w:rPr>
+                <w:rFonts w:ascii="Times New Roman" w:hAnsi="Times New Roman" w:eastAsia="Times New Roman" w:cs="Times New Roman"/>
+                <w:i w:val="false"/>
+                <w:b w:val="false"/>
+                <w:u w:val="none"/>
+                <w:strike w:val="false"/>
+                <w:sz w:val="22"/>
+                <w:szCs w:val="22"/>
+                <w:color w:val="000000"/>
+              </w:rPr>
+            </w:pPr>
+            <w:r xmlns:w="http://schemas.openxmlformats.org/wordprocessingml/2006/main" xmlns:wp="http://schemas.openxmlformats.org/drawingml/2006/wordprocessingDrawing" xmlns:r="http://schemas.openxmlformats.org/officeDocument/2006/relationships" xmlns:w14="http://schemas.microsoft.com/office/word/2010/wordml">
+              <w:rPr>
+                <w:rFonts w:ascii="Times New Roman" w:hAnsi="Times New Roman" w:eastAsia="Times New Roman" w:cs="Times New Roman"/>
+                <w:i w:val="false"/>
+                <w:b w:val="false"/>
+                <w:u w:val="none"/>
+                <w:strike w:val="false"/>
+                <w:sz w:val="22"/>
+                <w:szCs w:val="22"/>
+                <w:color w:val="000000"/>
+              </w:rPr>
+              <w:t xml:space="preserve">ESS</w:t>
+            </w:r>
+          </w:p>
+        </w:tc>
+      </w:tr>
+      <w:tr>
+        <w:trPr>
+          <w:trHeight w:val="611" w:hRule="auto"/>
+        </w:trPr>
+        <w:tc>
+          <w:tcPr>
+            <w:tcBorders>
+              <w:bottom w:val="none" w:sz="0" w:space="0" w:color="000000"/>
+              <w:top w:val="single" w:sz="12" w:space="0" w:color="666666"/>
+              <w:left w:val="none" w:sz="0" w:space="0" w:color="000000"/>
+              <w:right w:val="none" w:sz="0" w:space="0" w:color="000000"/>
+            </w:tcBorders>
+            <w:shd w:val="clear" w:color="auto" w:fill="FFFFFF"/>
+            <w:tcMar>
+              <w:top w:w="0" w:type="dxa"/>
+              <w:bottom w:w="0" w:type="dxa"/>
+              <w:left w:w="0" w:type="dxa"/>
+              <w:right w:w="0" w:type="dxa"/>
+            </w:tcMar>
+            <w:vAlign w:val="center"/>
+          </w:tcPr>
+          <w:p>
+            <w:pPr>
+              <w:jc w:val="left"/>
+              <w:pBdr>
+                <w:bottom w:val="none" w:sz="0" w:space="0" w:color="000000"/>
+                <w:top w:val="none" w:sz="0" w:space="0" w:color="000000"/>
+                <w:left w:val="none" w:sz="0" w:space="0" w:color="000000"/>
+                <w:right w:val="none" w:sz="0" w:space="0" w:color="000000"/>
+              </w:pBdr>
+              <w:spacing w:after="100" w:before="100" w:line="240"/>
+              <w:ind w:left="100" w:right="100" w:firstLine="0" w:firstLineChars="0"/>
+              <w:rPr>
+                <w:rFonts w:ascii="Times New Roman" w:hAnsi="Times New Roman" w:eastAsia="Times New Roman" w:cs="Times New Roman"/>
+                <w:i w:val="false"/>
+                <w:b w:val="false"/>
+                <w:u w:val="none"/>
+                <w:strike w:val="false"/>
+                <w:sz w:val="22"/>
+                <w:szCs w:val="22"/>
+                <w:color w:val="000000"/>
+              </w:rPr>
+            </w:pPr>
+            <w:r xmlns:w="http://schemas.openxmlformats.org/wordprocessingml/2006/main" xmlns:wp="http://schemas.openxmlformats.org/drawingml/2006/wordprocessingDrawing" xmlns:r="http://schemas.openxmlformats.org/officeDocument/2006/relationships" xmlns:w14="http://schemas.microsoft.com/office/word/2010/wordml">
+              <w:rPr>
+                <w:rFonts w:ascii="Times New Roman" w:hAnsi="Times New Roman" w:eastAsia="Times New Roman" w:cs="Times New Roman"/>
+                <w:i w:val="false"/>
+                <w:b w:val="false"/>
+                <w:u w:val="none"/>
+                <w:strike w:val="false"/>
+                <w:sz w:val="22"/>
+                <w:szCs w:val="22"/>
+                <w:color w:val="000000"/>
+              </w:rPr>
+              <w:t xml:space="preserve">b_Intercept</w:t>
+            </w:r>
+          </w:p>
+        </w:tc>
+        <w:tc>
+          <w:tcPr>
+            <w:tcBorders>
+              <w:bottom w:val="none" w:sz="0" w:space="0" w:color="000000"/>
+              <w:top w:val="single" w:sz="12" w:space="0" w:color="666666"/>
+              <w:left w:val="none" w:sz="0" w:space="0" w:color="000000"/>
+              <w:right w:val="none" w:sz="0" w:space="0" w:color="000000"/>
+            </w:tcBorders>
+            <w:shd w:val="clear" w:color="auto" w:fill="FFFFFF"/>
+            <w:tcMar>
+              <w:top w:w="0" w:type="dxa"/>
+              <w:bottom w:w="0" w:type="dxa"/>
+              <w:left w:w="0" w:type="dxa"/>
+              <w:right w:w="0" w:type="dxa"/>
+            </w:tcMar>
+            <w:vAlign w:val="center"/>
+          </w:tcPr>
+          <w:p>
+            <w:pPr>
+              <w:jc w:val="center"/>
+              <w:pBdr>
+                <w:bottom w:val="none" w:sz="0" w:space="0" w:color="000000"/>
+                <w:top w:val="none" w:sz="0" w:space="0" w:color="000000"/>
+                <w:left w:val="none" w:sz="0" w:space="0" w:color="000000"/>
+                <w:right w:val="none" w:sz="0" w:space="0" w:color="000000"/>
+              </w:pBdr>
+              <w:spacing w:after="100" w:before="100" w:line="240"/>
+              <w:ind w:left="100" w:right="100" w:firstLine="0" w:firstLineChars="0"/>
+              <w:rPr>
+                <w:rFonts w:ascii="Times New Roman" w:hAnsi="Times New Roman" w:eastAsia="Times New Roman" w:cs="Times New Roman"/>
+                <w:i w:val="false"/>
+                <w:b w:val="false"/>
+                <w:u w:val="none"/>
+                <w:strike w:val="false"/>
+                <w:sz w:val="22"/>
+                <w:szCs w:val="22"/>
+                <w:color w:val="000000"/>
+              </w:rPr>
+            </w:pPr>
+            <w:r xmlns:w="http://schemas.openxmlformats.org/wordprocessingml/2006/main" xmlns:wp="http://schemas.openxmlformats.org/drawingml/2006/wordprocessingDrawing" xmlns:r="http://schemas.openxmlformats.org/officeDocument/2006/relationships" xmlns:w14="http://schemas.microsoft.com/office/word/2010/wordml">
+              <w:rPr>
+                <w:rFonts w:ascii="Times New Roman" w:hAnsi="Times New Roman" w:eastAsia="Times New Roman" w:cs="Times New Roman"/>
+                <w:i w:val="false"/>
+                <w:b w:val="false"/>
+                <w:u w:val="none"/>
+                <w:strike w:val="false"/>
+                <w:sz w:val="22"/>
+                <w:szCs w:val="22"/>
+                <w:color w:val="000000"/>
+              </w:rPr>
+              <w:t xml:space="preserve">0.93</w:t>
+            </w:r>
+          </w:p>
+        </w:tc>
+        <w:tc>
+          <w:tcPr>
+            <w:tcBorders>
+              <w:bottom w:val="none" w:sz="0" w:space="0" w:color="000000"/>
+              <w:top w:val="single" w:sz="12" w:space="0" w:color="666666"/>
+              <w:left w:val="none" w:sz="0" w:space="0" w:color="000000"/>
+              <w:right w:val="none" w:sz="0" w:space="0" w:color="000000"/>
+            </w:tcBorders>
+            <w:shd w:val="clear" w:color="auto" w:fill="FFFFFF"/>
+            <w:tcMar>
+              <w:top w:w="0" w:type="dxa"/>
+              <w:bottom w:w="0" w:type="dxa"/>
+              <w:left w:w="0" w:type="dxa"/>
+              <w:right w:w="0" w:type="dxa"/>
+            </w:tcMar>
+            <w:vAlign w:val="center"/>
+          </w:tcPr>
+          <w:p>
+            <w:pPr>
+              <w:jc w:val="center"/>
+              <w:pBdr>
+                <w:bottom w:val="none" w:sz="0" w:space="0" w:color="000000"/>
+                <w:top w:val="none" w:sz="0" w:space="0" w:color="000000"/>
+                <w:left w:val="none" w:sz="0" w:space="0" w:color="000000"/>
+                <w:right w:val="none" w:sz="0" w:space="0" w:color="000000"/>
+              </w:pBdr>
+              <w:spacing w:after="100" w:before="100" w:line="240"/>
+              <w:ind w:left="100" w:right="100" w:firstLine="0" w:firstLineChars="0"/>
+              <w:rPr>
+                <w:rFonts w:ascii="Times New Roman" w:hAnsi="Times New Roman" w:eastAsia="Times New Roman" w:cs="Times New Roman"/>
+                <w:i w:val="false"/>
+                <w:b w:val="false"/>
+                <w:u w:val="none"/>
+                <w:strike w:val="false"/>
+                <w:sz w:val="22"/>
+                <w:szCs w:val="22"/>
+                <w:color w:val="000000"/>
+              </w:rPr>
+            </w:pPr>
+            <w:r xmlns:w="http://schemas.openxmlformats.org/wordprocessingml/2006/main" xmlns:wp="http://schemas.openxmlformats.org/drawingml/2006/wordprocessingDrawing" xmlns:r="http://schemas.openxmlformats.org/officeDocument/2006/relationships" xmlns:w14="http://schemas.microsoft.com/office/word/2010/wordml">
+              <w:rPr>
+                <w:rFonts w:ascii="Times New Roman" w:hAnsi="Times New Roman" w:eastAsia="Times New Roman" w:cs="Times New Roman"/>
+                <w:i w:val="false"/>
+                <w:b w:val="false"/>
+                <w:u w:val="none"/>
+                <w:strike w:val="false"/>
+                <w:sz w:val="22"/>
+                <w:szCs w:val="22"/>
+                <w:color w:val="000000"/>
+              </w:rPr>
+              <w:t xml:space="preserve">[0.42, 1.44]</w:t>
+            </w:r>
+          </w:p>
+        </w:tc>
+        <w:tc>
+          <w:tcPr>
+            <w:tcBorders>
+              <w:bottom w:val="none" w:sz="0" w:space="0" w:color="000000"/>
+              <w:top w:val="single" w:sz="12" w:space="0" w:color="666666"/>
+              <w:left w:val="none" w:sz="0" w:space="0" w:color="000000"/>
+              <w:right w:val="none" w:sz="0" w:space="0" w:color="000000"/>
+            </w:tcBorders>
+            <w:shd w:val="clear" w:color="auto" w:fill="FFFFFF"/>
+            <w:tcMar>
+              <w:top w:w="0" w:type="dxa"/>
+              <w:bottom w:w="0" w:type="dxa"/>
+              <w:left w:w="0" w:type="dxa"/>
+              <w:right w:w="0" w:type="dxa"/>
+            </w:tcMar>
+            <w:vAlign w:val="center"/>
+          </w:tcPr>
+          <w:p>
+            <w:pPr>
+              <w:jc w:val="center"/>
+              <w:pBdr>
+                <w:bottom w:val="none" w:sz="0" w:space="0" w:color="000000"/>
+                <w:top w:val="none" w:sz="0" w:space="0" w:color="000000"/>
+                <w:left w:val="none" w:sz="0" w:space="0" w:color="000000"/>
+                <w:right w:val="none" w:sz="0" w:space="0" w:color="000000"/>
+              </w:pBdr>
+              <w:spacing w:after="100" w:before="100" w:line="240"/>
+              <w:ind w:left="100" w:right="100" w:firstLine="0" w:firstLineChars="0"/>
+              <w:rPr>
+                <w:rFonts w:ascii="Times New Roman" w:hAnsi="Times New Roman" w:eastAsia="Times New Roman" w:cs="Times New Roman"/>
+                <w:i w:val="false"/>
+                <w:b w:val="false"/>
+                <w:u w:val="none"/>
+                <w:strike w:val="false"/>
+                <w:sz w:val="22"/>
+                <w:szCs w:val="22"/>
+                <w:color w:val="000000"/>
+              </w:rPr>
+            </w:pPr>
+            <w:r xmlns:w="http://schemas.openxmlformats.org/wordprocessingml/2006/main" xmlns:wp="http://schemas.openxmlformats.org/drawingml/2006/wordprocessingDrawing" xmlns:r="http://schemas.openxmlformats.org/officeDocument/2006/relationships" xmlns:w14="http://schemas.microsoft.com/office/word/2010/wordml">
+              <w:rPr>
+                <w:rFonts w:ascii="Times New Roman" w:hAnsi="Times New Roman" w:eastAsia="Times New Roman" w:cs="Times New Roman"/>
+                <w:i w:val="false"/>
+                <w:b w:val="false"/>
+                <w:u w:val="none"/>
+                <w:strike w:val="false"/>
+                <w:sz w:val="22"/>
+                <w:szCs w:val="22"/>
+                <w:color w:val="000000"/>
+              </w:rPr>
+              <w:t xml:space="preserve">1.00</w:t>
+            </w:r>
+          </w:p>
+        </w:tc>
+        <w:tc>
+          <w:tcPr>
+            <w:tcBorders>
+              <w:bottom w:val="none" w:sz="0" w:space="0" w:color="000000"/>
+              <w:top w:val="single" w:sz="12" w:space="0" w:color="666666"/>
+              <w:left w:val="none" w:sz="0" w:space="0" w:color="000000"/>
+              <w:right w:val="none" w:sz="0" w:space="0" w:color="000000"/>
+            </w:tcBorders>
+            <w:shd w:val="clear" w:color="auto" w:fill="FFFFFF"/>
+            <w:tcMar>
+              <w:top w:w="0" w:type="dxa"/>
+              <w:bottom w:w="0" w:type="dxa"/>
+              <w:left w:w="0" w:type="dxa"/>
+              <w:right w:w="0" w:type="dxa"/>
+            </w:tcMar>
+            <w:vAlign w:val="center"/>
+          </w:tcPr>
+          <w:p>
+            <w:pPr>
+              <w:jc w:val="center"/>
+              <w:pBdr>
+                <w:bottom w:val="none" w:sz="0" w:space="0" w:color="000000"/>
+                <w:top w:val="none" w:sz="0" w:space="0" w:color="000000"/>
+                <w:left w:val="none" w:sz="0" w:space="0" w:color="000000"/>
+                <w:right w:val="none" w:sz="0" w:space="0" w:color="000000"/>
+              </w:pBdr>
+              <w:spacing w:after="100" w:before="100" w:line="240"/>
+              <w:ind w:left="100" w:right="100" w:firstLine="0" w:firstLineChars="0"/>
+              <w:rPr>
+                <w:rFonts w:ascii="Times New Roman" w:hAnsi="Times New Roman" w:eastAsia="Times New Roman" w:cs="Times New Roman"/>
+                <w:i w:val="false"/>
+                <w:b w:val="false"/>
+                <w:u w:val="none"/>
+                <w:strike w:val="false"/>
+                <w:sz w:val="22"/>
+                <w:szCs w:val="22"/>
+                <w:color w:val="000000"/>
+              </w:rPr>
+            </w:pPr>
+            <w:r xmlns:w="http://schemas.openxmlformats.org/wordprocessingml/2006/main" xmlns:wp="http://schemas.openxmlformats.org/drawingml/2006/wordprocessingDrawing" xmlns:r="http://schemas.openxmlformats.org/officeDocument/2006/relationships" xmlns:w14="http://schemas.microsoft.com/office/word/2010/wordml">
+              <w:rPr>
+                <w:rFonts w:ascii="Times New Roman" w:hAnsi="Times New Roman" w:eastAsia="Times New Roman" w:cs="Times New Roman"/>
+                <w:i w:val="false"/>
+                <w:b w:val="false"/>
+                <w:u w:val="none"/>
+                <w:strike w:val="false"/>
+                <w:sz w:val="22"/>
+                <w:szCs w:val="22"/>
+                <w:color w:val="000000"/>
+              </w:rPr>
+              <w:t xml:space="preserve">[-0.18, 0.18]</w:t>
+            </w:r>
+          </w:p>
+        </w:tc>
+        <w:tc>
+          <w:tcPr>
+            <w:tcBorders>
+              <w:bottom w:val="none" w:sz="0" w:space="0" w:color="000000"/>
+              <w:top w:val="single" w:sz="12" w:space="0" w:color="666666"/>
+              <w:left w:val="none" w:sz="0" w:space="0" w:color="000000"/>
+              <w:right w:val="none" w:sz="0" w:space="0" w:color="000000"/>
+            </w:tcBorders>
+            <w:shd w:val="clear" w:color="auto" w:fill="FFFFFF"/>
+            <w:tcMar>
+              <w:top w:w="0" w:type="dxa"/>
+              <w:bottom w:w="0" w:type="dxa"/>
+              <w:left w:w="0" w:type="dxa"/>
+              <w:right w:w="0" w:type="dxa"/>
+            </w:tcMar>
+            <w:vAlign w:val="center"/>
+          </w:tcPr>
+          <w:p>
+            <w:pPr>
+              <w:jc w:val="center"/>
+              <w:pBdr>
+                <w:bottom w:val="none" w:sz="0" w:space="0" w:color="000000"/>
+                <w:top w:val="none" w:sz="0" w:space="0" w:color="000000"/>
+                <w:left w:val="none" w:sz="0" w:space="0" w:color="000000"/>
+                <w:right w:val="none" w:sz="0" w:space="0" w:color="000000"/>
+              </w:pBdr>
+              <w:spacing w:after="100" w:before="100" w:line="240"/>
+              <w:ind w:left="100" w:right="100" w:firstLine="0" w:firstLineChars="0"/>
+              <w:rPr>
+                <w:rFonts w:ascii="Times New Roman" w:hAnsi="Times New Roman" w:eastAsia="Times New Roman" w:cs="Times New Roman"/>
+                <w:i w:val="false"/>
+                <w:b w:val="false"/>
+                <w:u w:val="none"/>
+                <w:strike w:val="false"/>
+                <w:sz w:val="22"/>
+                <w:szCs w:val="22"/>
+                <w:color w:val="000000"/>
+              </w:rPr>
+            </w:pPr>
+            <w:r xmlns:w="http://schemas.openxmlformats.org/wordprocessingml/2006/main" xmlns:wp="http://schemas.openxmlformats.org/drawingml/2006/wordprocessingDrawing" xmlns:r="http://schemas.openxmlformats.org/officeDocument/2006/relationships" xmlns:w14="http://schemas.microsoft.com/office/word/2010/wordml">
+              <w:rPr>
+                <w:rFonts w:ascii="Times New Roman" w:hAnsi="Times New Roman" w:eastAsia="Times New Roman" w:cs="Times New Roman"/>
+                <w:i w:val="false"/>
+                <w:b w:val="false"/>
+                <w:u w:val="none"/>
+                <w:strike w:val="false"/>
+                <w:sz w:val="22"/>
+                <w:szCs w:val="22"/>
+                <w:color w:val="000000"/>
+              </w:rPr>
+              <w:t xml:space="preserve">0.00</w:t>
+            </w:r>
+          </w:p>
+        </w:tc>
+        <w:tc>
+          <w:tcPr>
+            <w:tcBorders>
+              <w:bottom w:val="none" w:sz="0" w:space="0" w:color="000000"/>
+              <w:top w:val="single" w:sz="12" w:space="0" w:color="666666"/>
+              <w:left w:val="none" w:sz="0" w:space="0" w:color="000000"/>
+              <w:right w:val="none" w:sz="0" w:space="0" w:color="000000"/>
+            </w:tcBorders>
+            <w:shd w:val="clear" w:color="auto" w:fill="FFFFFF"/>
+            <w:tcMar>
+              <w:top w:w="0" w:type="dxa"/>
+              <w:bottom w:w="0" w:type="dxa"/>
+              <w:left w:w="0" w:type="dxa"/>
+              <w:right w:w="0" w:type="dxa"/>
+            </w:tcMar>
+            <w:vAlign w:val="center"/>
+          </w:tcPr>
+          <w:p>
+            <w:pPr>
+              <w:jc w:val="center"/>
+              <w:pBdr>
+                <w:bottom w:val="none" w:sz="0" w:space="0" w:color="000000"/>
+                <w:top w:val="none" w:sz="0" w:space="0" w:color="000000"/>
+                <w:left w:val="none" w:sz="0" w:space="0" w:color="000000"/>
+                <w:right w:val="none" w:sz="0" w:space="0" w:color="000000"/>
+              </w:pBdr>
+              <w:spacing w:after="100" w:before="100" w:line="240"/>
+              <w:ind w:left="100" w:right="100" w:firstLine="0" w:firstLineChars="0"/>
+              <w:rPr>
+                <w:rFonts w:ascii="Times New Roman" w:hAnsi="Times New Roman" w:eastAsia="Times New Roman" w:cs="Times New Roman"/>
+                <w:i w:val="false"/>
+                <w:b w:val="false"/>
+                <w:u w:val="none"/>
+                <w:strike w:val="false"/>
+                <w:sz w:val="22"/>
+                <w:szCs w:val="22"/>
+                <w:color w:val="000000"/>
+              </w:rPr>
+            </w:pPr>
+            <w:r xmlns:w="http://schemas.openxmlformats.org/wordprocessingml/2006/main" xmlns:wp="http://schemas.openxmlformats.org/drawingml/2006/wordprocessingDrawing" xmlns:r="http://schemas.openxmlformats.org/officeDocument/2006/relationships" xmlns:w14="http://schemas.microsoft.com/office/word/2010/wordml">
+              <w:rPr>
+                <w:rFonts w:ascii="Times New Roman" w:hAnsi="Times New Roman" w:eastAsia="Times New Roman" w:cs="Times New Roman"/>
+                <w:i w:val="false"/>
+                <w:b w:val="false"/>
+                <w:u w:val="none"/>
+                <w:strike w:val="false"/>
+                <w:sz w:val="22"/>
+                <w:szCs w:val="22"/>
+                <w:color w:val="000000"/>
+              </w:rPr>
+              <w:t xml:space="preserve">1</w:t>
+            </w:r>
+          </w:p>
+        </w:tc>
+        <w:tc>
+          <w:tcPr>
+            <w:tcBorders>
+              <w:bottom w:val="none" w:sz="0" w:space="0" w:color="000000"/>
+              <w:top w:val="single" w:sz="12" w:space="0" w:color="666666"/>
+              <w:left w:val="none" w:sz="0" w:space="0" w:color="000000"/>
+              <w:right w:val="none" w:sz="0" w:space="0" w:color="000000"/>
+            </w:tcBorders>
+            <w:shd w:val="clear" w:color="auto" w:fill="FFFFFF"/>
+            <w:tcMar>
+              <w:top w:w="0" w:type="dxa"/>
+              <w:bottom w:w="0" w:type="dxa"/>
+              <w:left w:w="0" w:type="dxa"/>
+              <w:right w:w="0" w:type="dxa"/>
+            </w:tcMar>
+            <w:vAlign w:val="center"/>
+          </w:tcPr>
+          <w:p>
+            <w:pPr>
+              <w:jc w:val="center"/>
+              <w:pBdr>
+                <w:bottom w:val="none" w:sz="0" w:space="0" w:color="000000"/>
+                <w:top w:val="none" w:sz="0" w:space="0" w:color="000000"/>
+                <w:left w:val="none" w:sz="0" w:space="0" w:color="000000"/>
+                <w:right w:val="none" w:sz="0" w:space="0" w:color="000000"/>
+              </w:pBdr>
+              <w:spacing w:after="100" w:before="100" w:line="240"/>
+              <w:ind w:left="100" w:right="100" w:firstLine="0" w:firstLineChars="0"/>
+              <w:rPr>
+                <w:rFonts w:ascii="Times New Roman" w:hAnsi="Times New Roman" w:eastAsia="Times New Roman" w:cs="Times New Roman"/>
+                <w:i w:val="false"/>
+                <w:b w:val="false"/>
+                <w:u w:val="none"/>
+                <w:strike w:val="false"/>
+                <w:sz w:val="22"/>
+                <w:szCs w:val="22"/>
+                <w:color w:val="000000"/>
+              </w:rPr>
+            </w:pPr>
+            <w:r xmlns:w="http://schemas.openxmlformats.org/wordprocessingml/2006/main" xmlns:wp="http://schemas.openxmlformats.org/drawingml/2006/wordprocessingDrawing" xmlns:r="http://schemas.openxmlformats.org/officeDocument/2006/relationships" xmlns:w14="http://schemas.microsoft.com/office/word/2010/wordml">
+              <w:rPr>
+                <w:rFonts w:ascii="Times New Roman" w:hAnsi="Times New Roman" w:eastAsia="Times New Roman" w:cs="Times New Roman"/>
+                <w:i w:val="false"/>
+                <w:b w:val="false"/>
+                <w:u w:val="none"/>
+                <w:strike w:val="false"/>
+                <w:sz w:val="22"/>
+                <w:szCs w:val="22"/>
+                <w:color w:val="000000"/>
+              </w:rPr>
+              <w:t xml:space="preserve">1,131.71</w:t>
+            </w:r>
+          </w:p>
+        </w:tc>
+      </w:tr>
+      <w:tr>
+        <w:trPr>
+          <w:trHeight w:val="611" w:hRule="auto"/>
+        </w:trPr>
+        <w:tc>
+          <w:tcPr>
+            <w:tcBorders>
+              <w:bottom w:val="none" w:sz="0" w:space="0" w:color="000000"/>
+              <w:top w:val="none" w:sz="0" w:space="0" w:color="000000"/>
+              <w:left w:val="none" w:sz="0" w:space="0" w:color="000000"/>
+              <w:right w:val="none" w:sz="0" w:space="0" w:color="000000"/>
+            </w:tcBorders>
+            <w:shd w:val="clear" w:color="auto" w:fill="FFFFFF"/>
+            <w:tcMar>
+              <w:top w:w="0" w:type="dxa"/>
+              <w:bottom w:w="0" w:type="dxa"/>
+              <w:left w:w="0" w:type="dxa"/>
+              <w:right w:w="0" w:type="dxa"/>
+            </w:tcMar>
+            <w:vAlign w:val="center"/>
+          </w:tcPr>
+          <w:p>
+            <w:pPr>
+              <w:jc w:val="left"/>
+              <w:pBdr>
+                <w:bottom w:val="none" w:sz="0" w:space="0" w:color="000000"/>
+                <w:top w:val="none" w:sz="0" w:space="0" w:color="000000"/>
+                <w:left w:val="none" w:sz="0" w:space="0" w:color="000000"/>
+                <w:right w:val="none" w:sz="0" w:space="0" w:color="000000"/>
+              </w:pBdr>
+              <w:spacing w:after="100" w:before="100" w:line="240"/>
+              <w:ind w:left="100" w:right="100" w:firstLine="0" w:firstLineChars="0"/>
+              <w:rPr>
+                <w:rFonts w:ascii="Times New Roman" w:hAnsi="Times New Roman" w:eastAsia="Times New Roman" w:cs="Times New Roman"/>
+                <w:i w:val="false"/>
+                <w:b w:val="false"/>
+                <w:u w:val="none"/>
+                <w:strike w:val="false"/>
+                <w:sz w:val="22"/>
+                <w:szCs w:val="22"/>
+                <w:color w:val="000000"/>
+              </w:rPr>
+            </w:pPr>
+            <w:r xmlns:w="http://schemas.openxmlformats.org/wordprocessingml/2006/main" xmlns:wp="http://schemas.openxmlformats.org/drawingml/2006/wordprocessingDrawing" xmlns:r="http://schemas.openxmlformats.org/officeDocument/2006/relationships" xmlns:w14="http://schemas.microsoft.com/office/word/2010/wordml">
+              <w:rPr>
+                <w:rFonts w:ascii="Times New Roman" w:hAnsi="Times New Roman" w:eastAsia="Times New Roman" w:cs="Times New Roman"/>
+                <w:i w:val="false"/>
+                <w:b w:val="false"/>
+                <w:u w:val="none"/>
+                <w:strike w:val="false"/>
+                <w:sz w:val="22"/>
+                <w:szCs w:val="22"/>
+                <w:color w:val="000000"/>
+              </w:rPr>
+              <w:t xml:space="preserve">b_typepseudoword</w:t>
+            </w:r>
+          </w:p>
+        </w:tc>
+        <w:tc>
+          <w:tcPr>
+            <w:tcBorders>
+              <w:bottom w:val="none" w:sz="0" w:space="0" w:color="000000"/>
+              <w:top w:val="none" w:sz="0" w:space="0" w:color="000000"/>
+              <w:left w:val="none" w:sz="0" w:space="0" w:color="000000"/>
+              <w:right w:val="none" w:sz="0" w:space="0" w:color="000000"/>
+            </w:tcBorders>
+            <w:shd w:val="clear" w:color="auto" w:fill="FFFFFF"/>
+            <w:tcMar>
+              <w:top w:w="0" w:type="dxa"/>
+              <w:bottom w:w="0" w:type="dxa"/>
+              <w:left w:w="0" w:type="dxa"/>
+              <w:right w:w="0" w:type="dxa"/>
+            </w:tcMar>
+            <w:vAlign w:val="center"/>
+          </w:tcPr>
+          <w:p>
+            <w:pPr>
+              <w:jc w:val="center"/>
+              <w:pBdr>
+                <w:bottom w:val="none" w:sz="0" w:space="0" w:color="000000"/>
+                <w:top w:val="none" w:sz="0" w:space="0" w:color="000000"/>
+                <w:left w:val="none" w:sz="0" w:space="0" w:color="000000"/>
+                <w:right w:val="none" w:sz="0" w:space="0" w:color="000000"/>
+              </w:pBdr>
+              <w:spacing w:after="100" w:before="100" w:line="240"/>
+              <w:ind w:left="100" w:right="100" w:firstLine="0" w:firstLineChars="0"/>
+              <w:rPr>
+                <w:rFonts w:ascii="Times New Roman" w:hAnsi="Times New Roman" w:eastAsia="Times New Roman" w:cs="Times New Roman"/>
+                <w:i w:val="false"/>
+                <w:b w:val="false"/>
+                <w:u w:val="none"/>
+                <w:strike w:val="false"/>
+                <w:sz w:val="22"/>
+                <w:szCs w:val="22"/>
+                <w:color w:val="000000"/>
+              </w:rPr>
+            </w:pPr>
+            <w:r xmlns:w="http://schemas.openxmlformats.org/wordprocessingml/2006/main" xmlns:wp="http://schemas.openxmlformats.org/drawingml/2006/wordprocessingDrawing" xmlns:r="http://schemas.openxmlformats.org/officeDocument/2006/relationships" xmlns:w14="http://schemas.microsoft.com/office/word/2010/wordml">
+              <w:rPr>
+                <w:rFonts w:ascii="Times New Roman" w:hAnsi="Times New Roman" w:eastAsia="Times New Roman" w:cs="Times New Roman"/>
+                <w:i w:val="false"/>
+                <w:b w:val="false"/>
+                <w:u w:val="none"/>
+                <w:strike w:val="false"/>
+                <w:sz w:val="22"/>
+                <w:szCs w:val="22"/>
+                <w:color w:val="000000"/>
+              </w:rPr>
+              <w:t xml:space="preserve">0.78</w:t>
+            </w:r>
+          </w:p>
+        </w:tc>
+        <w:tc>
+          <w:tcPr>
+            <w:tcBorders>
+              <w:bottom w:val="none" w:sz="0" w:space="0" w:color="000000"/>
+              <w:top w:val="none" w:sz="0" w:space="0" w:color="000000"/>
+              <w:left w:val="none" w:sz="0" w:space="0" w:color="000000"/>
+              <w:right w:val="none" w:sz="0" w:space="0" w:color="000000"/>
+            </w:tcBorders>
+            <w:shd w:val="clear" w:color="auto" w:fill="FFFFFF"/>
+            <w:tcMar>
+              <w:top w:w="0" w:type="dxa"/>
+              <w:bottom w:w="0" w:type="dxa"/>
+              <w:left w:w="0" w:type="dxa"/>
+              <w:right w:w="0" w:type="dxa"/>
+            </w:tcMar>
+            <w:vAlign w:val="center"/>
+          </w:tcPr>
+          <w:p>
+            <w:pPr>
+              <w:jc w:val="center"/>
+              <w:pBdr>
+                <w:bottom w:val="none" w:sz="0" w:space="0" w:color="000000"/>
+                <w:top w:val="none" w:sz="0" w:space="0" w:color="000000"/>
+                <w:left w:val="none" w:sz="0" w:space="0" w:color="000000"/>
+                <w:right w:val="none" w:sz="0" w:space="0" w:color="000000"/>
+              </w:pBdr>
+              <w:spacing w:after="100" w:before="100" w:line="240"/>
+              <w:ind w:left="100" w:right="100" w:firstLine="0" w:firstLineChars="0"/>
+              <w:rPr>
+                <w:rFonts w:ascii="Times New Roman" w:hAnsi="Times New Roman" w:eastAsia="Times New Roman" w:cs="Times New Roman"/>
+                <w:i w:val="false"/>
+                <w:b w:val="false"/>
+                <w:u w:val="none"/>
+                <w:strike w:val="false"/>
+                <w:sz w:val="22"/>
+                <w:szCs w:val="22"/>
+                <w:color w:val="000000"/>
+              </w:rPr>
+            </w:pPr>
+            <w:r xmlns:w="http://schemas.openxmlformats.org/wordprocessingml/2006/main" xmlns:wp="http://schemas.openxmlformats.org/drawingml/2006/wordprocessingDrawing" xmlns:r="http://schemas.openxmlformats.org/officeDocument/2006/relationships" xmlns:w14="http://schemas.microsoft.com/office/word/2010/wordml">
+              <w:rPr>
+                <w:rFonts w:ascii="Times New Roman" w:hAnsi="Times New Roman" w:eastAsia="Times New Roman" w:cs="Times New Roman"/>
+                <w:i w:val="false"/>
+                <w:b w:val="false"/>
+                <w:u w:val="none"/>
+                <w:strike w:val="false"/>
+                <w:sz w:val="22"/>
+                <w:szCs w:val="22"/>
+                <w:color w:val="000000"/>
+              </w:rPr>
+              <w:t xml:space="preserve">[0.01, 1.54]</w:t>
+            </w:r>
+          </w:p>
+        </w:tc>
+        <w:tc>
+          <w:tcPr>
+            <w:tcBorders>
+              <w:bottom w:val="none" w:sz="0" w:space="0" w:color="000000"/>
+              <w:top w:val="none" w:sz="0" w:space="0" w:color="000000"/>
+              <w:left w:val="none" w:sz="0" w:space="0" w:color="000000"/>
+              <w:right w:val="none" w:sz="0" w:space="0" w:color="000000"/>
+            </w:tcBorders>
+            <w:shd w:val="clear" w:color="auto" w:fill="FFFFFF"/>
+            <w:tcMar>
+              <w:top w:w="0" w:type="dxa"/>
+              <w:bottom w:w="0" w:type="dxa"/>
+              <w:left w:w="0" w:type="dxa"/>
+              <w:right w:w="0" w:type="dxa"/>
+            </w:tcMar>
+            <w:vAlign w:val="center"/>
+          </w:tcPr>
+          <w:p>
+            <w:pPr>
+              <w:jc w:val="center"/>
+              <w:pBdr>
+                <w:bottom w:val="none" w:sz="0" w:space="0" w:color="000000"/>
+                <w:top w:val="none" w:sz="0" w:space="0" w:color="000000"/>
+                <w:left w:val="none" w:sz="0" w:space="0" w:color="000000"/>
+                <w:right w:val="none" w:sz="0" w:space="0" w:color="000000"/>
+              </w:pBdr>
+              <w:spacing w:after="100" w:before="100" w:line="240"/>
+              <w:ind w:left="100" w:right="100" w:firstLine="0" w:firstLineChars="0"/>
+              <w:rPr>
+                <w:rFonts w:ascii="Times New Roman" w:hAnsi="Times New Roman" w:eastAsia="Times New Roman" w:cs="Times New Roman"/>
+                <w:i w:val="false"/>
+                <w:b w:val="false"/>
+                <w:u w:val="none"/>
+                <w:strike w:val="false"/>
+                <w:sz w:val="22"/>
+                <w:szCs w:val="22"/>
+                <w:color w:val="000000"/>
+              </w:rPr>
+            </w:pPr>
+            <w:r xmlns:w="http://schemas.openxmlformats.org/wordprocessingml/2006/main" xmlns:wp="http://schemas.openxmlformats.org/drawingml/2006/wordprocessingDrawing" xmlns:r="http://schemas.openxmlformats.org/officeDocument/2006/relationships" xmlns:w14="http://schemas.microsoft.com/office/word/2010/wordml">
+              <w:rPr>
+                <w:rFonts w:ascii="Times New Roman" w:hAnsi="Times New Roman" w:eastAsia="Times New Roman" w:cs="Times New Roman"/>
+                <w:i w:val="false"/>
+                <w:b w:val="false"/>
+                <w:u w:val="none"/>
+                <w:strike w:val="false"/>
+                <w:sz w:val="22"/>
+                <w:szCs w:val="22"/>
+                <w:color w:val="000000"/>
+              </w:rPr>
+              <w:t xml:space="preserve">0.98</w:t>
+            </w:r>
+          </w:p>
+        </w:tc>
+        <w:tc>
+          <w:tcPr>
+            <w:tcBorders>
+              <w:bottom w:val="none" w:sz="0" w:space="0" w:color="000000"/>
+              <w:top w:val="none" w:sz="0" w:space="0" w:color="000000"/>
+              <w:left w:val="none" w:sz="0" w:space="0" w:color="000000"/>
+              <w:right w:val="none" w:sz="0" w:space="0" w:color="000000"/>
+            </w:tcBorders>
+            <w:shd w:val="clear" w:color="auto" w:fill="FFFFFF"/>
+            <w:tcMar>
+              <w:top w:w="0" w:type="dxa"/>
+              <w:bottom w:w="0" w:type="dxa"/>
+              <w:left w:w="0" w:type="dxa"/>
+              <w:right w:w="0" w:type="dxa"/>
+            </w:tcMar>
+            <w:vAlign w:val="center"/>
+          </w:tcPr>
+          <w:p>
+            <w:pPr>
+              <w:jc w:val="center"/>
+              <w:pBdr>
+                <w:bottom w:val="none" w:sz="0" w:space="0" w:color="000000"/>
+                <w:top w:val="none" w:sz="0" w:space="0" w:color="000000"/>
+                <w:left w:val="none" w:sz="0" w:space="0" w:color="000000"/>
+                <w:right w:val="none" w:sz="0" w:space="0" w:color="000000"/>
+              </w:pBdr>
+              <w:spacing w:after="100" w:before="100" w:line="240"/>
+              <w:ind w:left="100" w:right="100" w:firstLine="0" w:firstLineChars="0"/>
+              <w:rPr>
+                <w:rFonts w:ascii="Times New Roman" w:hAnsi="Times New Roman" w:eastAsia="Times New Roman" w:cs="Times New Roman"/>
+                <w:i w:val="false"/>
+                <w:b w:val="false"/>
+                <w:u w:val="none"/>
+                <w:strike w:val="false"/>
+                <w:sz w:val="22"/>
+                <w:szCs w:val="22"/>
+                <w:color w:val="000000"/>
+              </w:rPr>
+            </w:pPr>
+            <w:r xmlns:w="http://schemas.openxmlformats.org/wordprocessingml/2006/main" xmlns:wp="http://schemas.openxmlformats.org/drawingml/2006/wordprocessingDrawing" xmlns:r="http://schemas.openxmlformats.org/officeDocument/2006/relationships" xmlns:w14="http://schemas.microsoft.com/office/word/2010/wordml">
+              <w:rPr>
+                <w:rFonts w:ascii="Times New Roman" w:hAnsi="Times New Roman" w:eastAsia="Times New Roman" w:cs="Times New Roman"/>
+                <w:i w:val="false"/>
+                <w:b w:val="false"/>
+                <w:u w:val="none"/>
+                <w:strike w:val="false"/>
+                <w:sz w:val="22"/>
+                <w:szCs w:val="22"/>
+                <w:color w:val="000000"/>
+              </w:rPr>
+              <w:t xml:space="preserve">[-0.18, 0.18]</w:t>
+            </w:r>
+          </w:p>
+        </w:tc>
+        <w:tc>
+          <w:tcPr>
+            <w:tcBorders>
+              <w:bottom w:val="none" w:sz="0" w:space="0" w:color="000000"/>
+              <w:top w:val="none" w:sz="0" w:space="0" w:color="000000"/>
+              <w:left w:val="none" w:sz="0" w:space="0" w:color="000000"/>
+              <w:right w:val="none" w:sz="0" w:space="0" w:color="000000"/>
+            </w:tcBorders>
+            <w:shd w:val="clear" w:color="auto" w:fill="FFFFFF"/>
+            <w:tcMar>
+              <w:top w:w="0" w:type="dxa"/>
+              <w:bottom w:w="0" w:type="dxa"/>
+              <w:left w:w="0" w:type="dxa"/>
+              <w:right w:w="0" w:type="dxa"/>
+            </w:tcMar>
+            <w:vAlign w:val="center"/>
+          </w:tcPr>
+          <w:p>
+            <w:pPr>
+              <w:jc w:val="center"/>
+              <w:pBdr>
+                <w:bottom w:val="none" w:sz="0" w:space="0" w:color="000000"/>
+                <w:top w:val="none" w:sz="0" w:space="0" w:color="000000"/>
+                <w:left w:val="none" w:sz="0" w:space="0" w:color="000000"/>
+                <w:right w:val="none" w:sz="0" w:space="0" w:color="000000"/>
+              </w:pBdr>
+              <w:spacing w:after="100" w:before="100" w:line="240"/>
+              <w:ind w:left="100" w:right="100" w:firstLine="0" w:firstLineChars="0"/>
+              <w:rPr>
+                <w:rFonts w:ascii="Times New Roman" w:hAnsi="Times New Roman" w:eastAsia="Times New Roman" w:cs="Times New Roman"/>
+                <w:i w:val="false"/>
+                <w:b w:val="false"/>
+                <w:u w:val="none"/>
+                <w:strike w:val="false"/>
+                <w:sz w:val="22"/>
+                <w:szCs w:val="22"/>
+                <w:color w:val="000000"/>
+              </w:rPr>
+            </w:pPr>
+            <w:r xmlns:w="http://schemas.openxmlformats.org/wordprocessingml/2006/main" xmlns:wp="http://schemas.openxmlformats.org/drawingml/2006/wordprocessingDrawing" xmlns:r="http://schemas.openxmlformats.org/officeDocument/2006/relationships" xmlns:w14="http://schemas.microsoft.com/office/word/2010/wordml">
+              <w:rPr>
+                <w:rFonts w:ascii="Times New Roman" w:hAnsi="Times New Roman" w:eastAsia="Times New Roman" w:cs="Times New Roman"/>
+                <w:i w:val="false"/>
+                <w:b w:val="false"/>
+                <w:u w:val="none"/>
+                <w:strike w:val="false"/>
+                <w:sz w:val="22"/>
+                <w:szCs w:val="22"/>
+                <w:color w:val="000000"/>
+              </w:rPr>
+              <w:t xml:space="preserve">0.04</w:t>
+            </w:r>
+          </w:p>
+        </w:tc>
+        <w:tc>
+          <w:tcPr>
+            <w:tcBorders>
+              <w:bottom w:val="none" w:sz="0" w:space="0" w:color="000000"/>
+              <w:top w:val="none" w:sz="0" w:space="0" w:color="000000"/>
+              <w:left w:val="none" w:sz="0" w:space="0" w:color="000000"/>
+              <w:right w:val="none" w:sz="0" w:space="0" w:color="000000"/>
+            </w:tcBorders>
+            <w:shd w:val="clear" w:color="auto" w:fill="FFFFFF"/>
+            <w:tcMar>
+              <w:top w:w="0" w:type="dxa"/>
+              <w:bottom w:w="0" w:type="dxa"/>
+              <w:left w:w="0" w:type="dxa"/>
+              <w:right w:w="0" w:type="dxa"/>
+            </w:tcMar>
+            <w:vAlign w:val="center"/>
+          </w:tcPr>
+          <w:p>
+            <w:pPr>
+              <w:jc w:val="center"/>
+              <w:pBdr>
+                <w:bottom w:val="none" w:sz="0" w:space="0" w:color="000000"/>
+                <w:top w:val="none" w:sz="0" w:space="0" w:color="000000"/>
+                <w:left w:val="none" w:sz="0" w:space="0" w:color="000000"/>
+                <w:right w:val="none" w:sz="0" w:space="0" w:color="000000"/>
+              </w:pBdr>
+              <w:spacing w:after="100" w:before="100" w:line="240"/>
+              <w:ind w:left="100" w:right="100" w:firstLine="0" w:firstLineChars="0"/>
+              <w:rPr>
+                <w:rFonts w:ascii="Times New Roman" w:hAnsi="Times New Roman" w:eastAsia="Times New Roman" w:cs="Times New Roman"/>
+                <w:i w:val="false"/>
+                <w:b w:val="false"/>
+                <w:u w:val="none"/>
+                <w:strike w:val="false"/>
+                <w:sz w:val="22"/>
+                <w:szCs w:val="22"/>
+                <w:color w:val="000000"/>
+              </w:rPr>
+            </w:pPr>
+            <w:r xmlns:w="http://schemas.openxmlformats.org/wordprocessingml/2006/main" xmlns:wp="http://schemas.openxmlformats.org/drawingml/2006/wordprocessingDrawing" xmlns:r="http://schemas.openxmlformats.org/officeDocument/2006/relationships" xmlns:w14="http://schemas.microsoft.com/office/word/2010/wordml">
+              <w:rPr>
+                <w:rFonts w:ascii="Times New Roman" w:hAnsi="Times New Roman" w:eastAsia="Times New Roman" w:cs="Times New Roman"/>
+                <w:i w:val="false"/>
+                <w:b w:val="false"/>
+                <w:u w:val="none"/>
+                <w:strike w:val="false"/>
+                <w:sz w:val="22"/>
+                <w:szCs w:val="22"/>
+                <w:color w:val="000000"/>
+              </w:rPr>
+              <w:t xml:space="preserve">1</w:t>
+            </w:r>
+          </w:p>
+        </w:tc>
+        <w:tc>
+          <w:tcPr>
+            <w:tcBorders>
+              <w:bottom w:val="none" w:sz="0" w:space="0" w:color="000000"/>
+              <w:top w:val="none" w:sz="0" w:space="0" w:color="000000"/>
+              <w:left w:val="none" w:sz="0" w:space="0" w:color="000000"/>
+              <w:right w:val="none" w:sz="0" w:space="0" w:color="000000"/>
+            </w:tcBorders>
+            <w:shd w:val="clear" w:color="auto" w:fill="FFFFFF"/>
+            <w:tcMar>
+              <w:top w:w="0" w:type="dxa"/>
+              <w:bottom w:w="0" w:type="dxa"/>
+              <w:left w:w="0" w:type="dxa"/>
+              <w:right w:w="0" w:type="dxa"/>
+            </w:tcMar>
+            <w:vAlign w:val="center"/>
+          </w:tcPr>
+          <w:p>
+            <w:pPr>
+              <w:jc w:val="center"/>
+              <w:pBdr>
+                <w:bottom w:val="none" w:sz="0" w:space="0" w:color="000000"/>
+                <w:top w:val="none" w:sz="0" w:space="0" w:color="000000"/>
+                <w:left w:val="none" w:sz="0" w:space="0" w:color="000000"/>
+                <w:right w:val="none" w:sz="0" w:space="0" w:color="000000"/>
+              </w:pBdr>
+              <w:spacing w:after="100" w:before="100" w:line="240"/>
+              <w:ind w:left="100" w:right="100" w:firstLine="0" w:firstLineChars="0"/>
+              <w:rPr>
+                <w:rFonts w:ascii="Times New Roman" w:hAnsi="Times New Roman" w:eastAsia="Times New Roman" w:cs="Times New Roman"/>
+                <w:i w:val="false"/>
+                <w:b w:val="false"/>
+                <w:u w:val="none"/>
+                <w:strike w:val="false"/>
+                <w:sz w:val="22"/>
+                <w:szCs w:val="22"/>
+                <w:color w:val="000000"/>
+              </w:rPr>
+            </w:pPr>
+            <w:r xmlns:w="http://schemas.openxmlformats.org/wordprocessingml/2006/main" xmlns:wp="http://schemas.openxmlformats.org/drawingml/2006/wordprocessingDrawing" xmlns:r="http://schemas.openxmlformats.org/officeDocument/2006/relationships" xmlns:w14="http://schemas.microsoft.com/office/word/2010/wordml">
+              <w:rPr>
+                <w:rFonts w:ascii="Times New Roman" w:hAnsi="Times New Roman" w:eastAsia="Times New Roman" w:cs="Times New Roman"/>
+                <w:i w:val="false"/>
+                <w:b w:val="false"/>
+                <w:u w:val="none"/>
+                <w:strike w:val="false"/>
+                <w:sz w:val="22"/>
+                <w:szCs w:val="22"/>
+                <w:color w:val="000000"/>
+              </w:rPr>
+              <w:t xml:space="preserve">1,072.99</w:t>
+            </w:r>
+          </w:p>
+        </w:tc>
+      </w:tr>
+      <w:tr>
+        <w:trPr>
+          <w:trHeight w:val="611" w:hRule="auto"/>
+        </w:trPr>
+        <w:tc>
+          <w:tcPr>
+            <w:tcBorders>
+              <w:bottom w:val="none" w:sz="0" w:space="0" w:color="000000"/>
+              <w:top w:val="none" w:sz="0" w:space="0" w:color="000000"/>
+              <w:left w:val="none" w:sz="0" w:space="0" w:color="000000"/>
+              <w:right w:val="none" w:sz="0" w:space="0" w:color="000000"/>
+            </w:tcBorders>
+            <w:shd w:val="clear" w:color="auto" w:fill="FFFFFF"/>
+            <w:tcMar>
+              <w:top w:w="0" w:type="dxa"/>
+              <w:bottom w:w="0" w:type="dxa"/>
+              <w:left w:w="0" w:type="dxa"/>
+              <w:right w:w="0" w:type="dxa"/>
+            </w:tcMar>
+            <w:vAlign w:val="center"/>
+          </w:tcPr>
+          <w:p>
+            <w:pPr>
+              <w:jc w:val="left"/>
+              <w:pBdr>
+                <w:bottom w:val="none" w:sz="0" w:space="0" w:color="000000"/>
+                <w:top w:val="none" w:sz="0" w:space="0" w:color="000000"/>
+                <w:left w:val="none" w:sz="0" w:space="0" w:color="000000"/>
+                <w:right w:val="none" w:sz="0" w:space="0" w:color="000000"/>
+              </w:pBdr>
+              <w:spacing w:after="100" w:before="100" w:line="240"/>
+              <w:ind w:left="100" w:right="100" w:firstLine="0" w:firstLineChars="0"/>
+              <w:rPr>
+                <w:rFonts w:ascii="Times New Roman" w:hAnsi="Times New Roman" w:eastAsia="Times New Roman" w:cs="Times New Roman"/>
+                <w:i w:val="false"/>
+                <w:b w:val="false"/>
+                <w:u w:val="none"/>
+                <w:strike w:val="false"/>
+                <w:sz w:val="22"/>
+                <w:szCs w:val="22"/>
+                <w:color w:val="000000"/>
+              </w:rPr>
+            </w:pPr>
+            <w:r xmlns:w="http://schemas.openxmlformats.org/wordprocessingml/2006/main" xmlns:wp="http://schemas.openxmlformats.org/drawingml/2006/wordprocessingDrawing" xmlns:r="http://schemas.openxmlformats.org/officeDocument/2006/relationships" xmlns:w14="http://schemas.microsoft.com/office/word/2010/wordml">
+              <w:rPr>
+                <w:rFonts w:ascii="Times New Roman" w:hAnsi="Times New Roman" w:eastAsia="Times New Roman" w:cs="Times New Roman"/>
+                <w:i w:val="false"/>
+                <w:b w:val="false"/>
+                <w:u w:val="none"/>
+                <w:strike w:val="false"/>
+                <w:sz w:val="22"/>
+                <w:szCs w:val="22"/>
+                <w:color w:val="000000"/>
+              </w:rPr>
+              <w:t xml:space="preserve">b_typethree_way_cognate</w:t>
+            </w:r>
+          </w:p>
+        </w:tc>
+        <w:tc>
+          <w:tcPr>
+            <w:tcBorders>
+              <w:bottom w:val="none" w:sz="0" w:space="0" w:color="000000"/>
+              <w:top w:val="none" w:sz="0" w:space="0" w:color="000000"/>
+              <w:left w:val="none" w:sz="0" w:space="0" w:color="000000"/>
+              <w:right w:val="none" w:sz="0" w:space="0" w:color="000000"/>
+            </w:tcBorders>
+            <w:shd w:val="clear" w:color="auto" w:fill="FFFFFF"/>
+            <w:tcMar>
+              <w:top w:w="0" w:type="dxa"/>
+              <w:bottom w:w="0" w:type="dxa"/>
+              <w:left w:w="0" w:type="dxa"/>
+              <w:right w:w="0" w:type="dxa"/>
+            </w:tcMar>
+            <w:vAlign w:val="center"/>
+          </w:tcPr>
+          <w:p>
+            <w:pPr>
+              <w:jc w:val="center"/>
+              <w:pBdr>
+                <w:bottom w:val="none" w:sz="0" w:space="0" w:color="000000"/>
+                <w:top w:val="none" w:sz="0" w:space="0" w:color="000000"/>
+                <w:left w:val="none" w:sz="0" w:space="0" w:color="000000"/>
+                <w:right w:val="none" w:sz="0" w:space="0" w:color="000000"/>
+              </w:pBdr>
+              <w:spacing w:after="100" w:before="100" w:line="240"/>
+              <w:ind w:left="100" w:right="100" w:firstLine="0" w:firstLineChars="0"/>
+              <w:rPr>
+                <w:rFonts w:ascii="Times New Roman" w:hAnsi="Times New Roman" w:eastAsia="Times New Roman" w:cs="Times New Roman"/>
+                <w:i w:val="false"/>
+                <w:b w:val="false"/>
+                <w:u w:val="none"/>
+                <w:strike w:val="false"/>
+                <w:sz w:val="22"/>
+                <w:szCs w:val="22"/>
+                <w:color w:val="000000"/>
+              </w:rPr>
+            </w:pPr>
+            <w:r xmlns:w="http://schemas.openxmlformats.org/wordprocessingml/2006/main" xmlns:wp="http://schemas.openxmlformats.org/drawingml/2006/wordprocessingDrawing" xmlns:r="http://schemas.openxmlformats.org/officeDocument/2006/relationships" xmlns:w14="http://schemas.microsoft.com/office/word/2010/wordml">
+              <w:rPr>
+                <w:rFonts w:ascii="Times New Roman" w:hAnsi="Times New Roman" w:eastAsia="Times New Roman" w:cs="Times New Roman"/>
+                <w:i w:val="false"/>
+                <w:b w:val="false"/>
+                <w:u w:val="none"/>
+                <w:strike w:val="false"/>
+                <w:sz w:val="22"/>
+                <w:szCs w:val="22"/>
+                <w:color w:val="000000"/>
+              </w:rPr>
+              <w:t xml:space="preserve">1.95</w:t>
+            </w:r>
+          </w:p>
+        </w:tc>
+        <w:tc>
+          <w:tcPr>
+            <w:tcBorders>
+              <w:bottom w:val="none" w:sz="0" w:space="0" w:color="000000"/>
+              <w:top w:val="none" w:sz="0" w:space="0" w:color="000000"/>
+              <w:left w:val="none" w:sz="0" w:space="0" w:color="000000"/>
+              <w:right w:val="none" w:sz="0" w:space="0" w:color="000000"/>
+            </w:tcBorders>
+            <w:shd w:val="clear" w:color="auto" w:fill="FFFFFF"/>
+            <w:tcMar>
+              <w:top w:w="0" w:type="dxa"/>
+              <w:bottom w:w="0" w:type="dxa"/>
+              <w:left w:w="0" w:type="dxa"/>
+              <w:right w:w="0" w:type="dxa"/>
+            </w:tcMar>
+            <w:vAlign w:val="center"/>
+          </w:tcPr>
+          <w:p>
+            <w:pPr>
+              <w:jc w:val="center"/>
+              <w:pBdr>
+                <w:bottom w:val="none" w:sz="0" w:space="0" w:color="000000"/>
+                <w:top w:val="none" w:sz="0" w:space="0" w:color="000000"/>
+                <w:left w:val="none" w:sz="0" w:space="0" w:color="000000"/>
+                <w:right w:val="none" w:sz="0" w:space="0" w:color="000000"/>
+              </w:pBdr>
+              <w:spacing w:after="100" w:before="100" w:line="240"/>
+              <w:ind w:left="100" w:right="100" w:firstLine="0" w:firstLineChars="0"/>
+              <w:rPr>
+                <w:rFonts w:ascii="Times New Roman" w:hAnsi="Times New Roman" w:eastAsia="Times New Roman" w:cs="Times New Roman"/>
+                <w:i w:val="false"/>
+                <w:b w:val="false"/>
+                <w:u w:val="none"/>
+                <w:strike w:val="false"/>
+                <w:sz w:val="22"/>
+                <w:szCs w:val="22"/>
+                <w:color w:val="000000"/>
+              </w:rPr>
+            </w:pPr>
+            <w:r xmlns:w="http://schemas.openxmlformats.org/wordprocessingml/2006/main" xmlns:wp="http://schemas.openxmlformats.org/drawingml/2006/wordprocessingDrawing" xmlns:r="http://schemas.openxmlformats.org/officeDocument/2006/relationships" xmlns:w14="http://schemas.microsoft.com/office/word/2010/wordml">
+              <w:rPr>
+                <w:rFonts w:ascii="Times New Roman" w:hAnsi="Times New Roman" w:eastAsia="Times New Roman" w:cs="Times New Roman"/>
+                <w:i w:val="false"/>
+                <w:b w:val="false"/>
+                <w:u w:val="none"/>
+                <w:strike w:val="false"/>
+                <w:sz w:val="22"/>
+                <w:szCs w:val="22"/>
+                <w:color w:val="000000"/>
+              </w:rPr>
+              <w:t xml:space="preserve">[1.06, 2.87]</w:t>
+            </w:r>
+          </w:p>
+        </w:tc>
+        <w:tc>
+          <w:tcPr>
+            <w:tcBorders>
+              <w:bottom w:val="none" w:sz="0" w:space="0" w:color="000000"/>
+              <w:top w:val="none" w:sz="0" w:space="0" w:color="000000"/>
+              <w:left w:val="none" w:sz="0" w:space="0" w:color="000000"/>
+              <w:right w:val="none" w:sz="0" w:space="0" w:color="000000"/>
+            </w:tcBorders>
+            <w:shd w:val="clear" w:color="auto" w:fill="FFFFFF"/>
+            <w:tcMar>
+              <w:top w:w="0" w:type="dxa"/>
+              <w:bottom w:w="0" w:type="dxa"/>
+              <w:left w:w="0" w:type="dxa"/>
+              <w:right w:w="0" w:type="dxa"/>
+            </w:tcMar>
+            <w:vAlign w:val="center"/>
+          </w:tcPr>
+          <w:p>
+            <w:pPr>
+              <w:jc w:val="center"/>
+              <w:pBdr>
+                <w:bottom w:val="none" w:sz="0" w:space="0" w:color="000000"/>
+                <w:top w:val="none" w:sz="0" w:space="0" w:color="000000"/>
+                <w:left w:val="none" w:sz="0" w:space="0" w:color="000000"/>
+                <w:right w:val="none" w:sz="0" w:space="0" w:color="000000"/>
+              </w:pBdr>
+              <w:spacing w:after="100" w:before="100" w:line="240"/>
+              <w:ind w:left="100" w:right="100" w:firstLine="0" w:firstLineChars="0"/>
+              <w:rPr>
+                <w:rFonts w:ascii="Times New Roman" w:hAnsi="Times New Roman" w:eastAsia="Times New Roman" w:cs="Times New Roman"/>
+                <w:i w:val="false"/>
+                <w:b w:val="false"/>
+                <w:u w:val="none"/>
+                <w:strike w:val="false"/>
+                <w:sz w:val="22"/>
+                <w:szCs w:val="22"/>
+                <w:color w:val="000000"/>
+              </w:rPr>
+            </w:pPr>
+            <w:r xmlns:w="http://schemas.openxmlformats.org/wordprocessingml/2006/main" xmlns:wp="http://schemas.openxmlformats.org/drawingml/2006/wordprocessingDrawing" xmlns:r="http://schemas.openxmlformats.org/officeDocument/2006/relationships" xmlns:w14="http://schemas.microsoft.com/office/word/2010/wordml">
+              <w:rPr>
+                <w:rFonts w:ascii="Times New Roman" w:hAnsi="Times New Roman" w:eastAsia="Times New Roman" w:cs="Times New Roman"/>
+                <w:i w:val="false"/>
+                <w:b w:val="false"/>
+                <w:u w:val="none"/>
+                <w:strike w:val="false"/>
+                <w:sz w:val="22"/>
+                <w:szCs w:val="22"/>
+                <w:color w:val="000000"/>
+              </w:rPr>
+              <w:t xml:space="preserve">1.00</w:t>
+            </w:r>
+          </w:p>
+        </w:tc>
+        <w:tc>
+          <w:tcPr>
+            <w:tcBorders>
+              <w:bottom w:val="none" w:sz="0" w:space="0" w:color="000000"/>
+              <w:top w:val="none" w:sz="0" w:space="0" w:color="000000"/>
+              <w:left w:val="none" w:sz="0" w:space="0" w:color="000000"/>
+              <w:right w:val="none" w:sz="0" w:space="0" w:color="000000"/>
+            </w:tcBorders>
+            <w:shd w:val="clear" w:color="auto" w:fill="FFFFFF"/>
+            <w:tcMar>
+              <w:top w:w="0" w:type="dxa"/>
+              <w:bottom w:w="0" w:type="dxa"/>
+              <w:left w:w="0" w:type="dxa"/>
+              <w:right w:w="0" w:type="dxa"/>
+            </w:tcMar>
+            <w:vAlign w:val="center"/>
+          </w:tcPr>
+          <w:p>
+            <w:pPr>
+              <w:jc w:val="center"/>
+              <w:pBdr>
+                <w:bottom w:val="none" w:sz="0" w:space="0" w:color="000000"/>
+                <w:top w:val="none" w:sz="0" w:space="0" w:color="000000"/>
+                <w:left w:val="none" w:sz="0" w:space="0" w:color="000000"/>
+                <w:right w:val="none" w:sz="0" w:space="0" w:color="000000"/>
+              </w:pBdr>
+              <w:spacing w:after="100" w:before="100" w:line="240"/>
+              <w:ind w:left="100" w:right="100" w:firstLine="0" w:firstLineChars="0"/>
+              <w:rPr>
+                <w:rFonts w:ascii="Times New Roman" w:hAnsi="Times New Roman" w:eastAsia="Times New Roman" w:cs="Times New Roman"/>
+                <w:i w:val="false"/>
+                <w:b w:val="false"/>
+                <w:u w:val="none"/>
+                <w:strike w:val="false"/>
+                <w:sz w:val="22"/>
+                <w:szCs w:val="22"/>
+                <w:color w:val="000000"/>
+              </w:rPr>
+            </w:pPr>
+            <w:r xmlns:w="http://schemas.openxmlformats.org/wordprocessingml/2006/main" xmlns:wp="http://schemas.openxmlformats.org/drawingml/2006/wordprocessingDrawing" xmlns:r="http://schemas.openxmlformats.org/officeDocument/2006/relationships" xmlns:w14="http://schemas.microsoft.com/office/word/2010/wordml">
+              <w:rPr>
+                <w:rFonts w:ascii="Times New Roman" w:hAnsi="Times New Roman" w:eastAsia="Times New Roman" w:cs="Times New Roman"/>
+                <w:i w:val="false"/>
+                <w:b w:val="false"/>
+                <w:u w:val="none"/>
+                <w:strike w:val="false"/>
+                <w:sz w:val="22"/>
+                <w:szCs w:val="22"/>
+                <w:color w:val="000000"/>
+              </w:rPr>
+              <w:t xml:space="preserve">[-0.18, 0.18]</w:t>
+            </w:r>
+          </w:p>
+        </w:tc>
+        <w:tc>
+          <w:tcPr>
+            <w:tcBorders>
+              <w:bottom w:val="none" w:sz="0" w:space="0" w:color="000000"/>
+              <w:top w:val="none" w:sz="0" w:space="0" w:color="000000"/>
+              <w:left w:val="none" w:sz="0" w:space="0" w:color="000000"/>
+              <w:right w:val="none" w:sz="0" w:space="0" w:color="000000"/>
+            </w:tcBorders>
+            <w:shd w:val="clear" w:color="auto" w:fill="FFFFFF"/>
+            <w:tcMar>
+              <w:top w:w="0" w:type="dxa"/>
+              <w:bottom w:w="0" w:type="dxa"/>
+              <w:left w:w="0" w:type="dxa"/>
+              <w:right w:w="0" w:type="dxa"/>
+            </w:tcMar>
+            <w:vAlign w:val="center"/>
+          </w:tcPr>
+          <w:p>
+            <w:pPr>
+              <w:jc w:val="center"/>
+              <w:pBdr>
+                <w:bottom w:val="none" w:sz="0" w:space="0" w:color="000000"/>
+                <w:top w:val="none" w:sz="0" w:space="0" w:color="000000"/>
+                <w:left w:val="none" w:sz="0" w:space="0" w:color="000000"/>
+                <w:right w:val="none" w:sz="0" w:space="0" w:color="000000"/>
+              </w:pBdr>
+              <w:spacing w:after="100" w:before="100" w:line="240"/>
+              <w:ind w:left="100" w:right="100" w:firstLine="0" w:firstLineChars="0"/>
+              <w:rPr>
+                <w:rFonts w:ascii="Times New Roman" w:hAnsi="Times New Roman" w:eastAsia="Times New Roman" w:cs="Times New Roman"/>
+                <w:i w:val="false"/>
+                <w:b w:val="false"/>
+                <w:u w:val="none"/>
+                <w:strike w:val="false"/>
+                <w:sz w:val="22"/>
+                <w:szCs w:val="22"/>
+                <w:color w:val="000000"/>
+              </w:rPr>
+            </w:pPr>
+            <w:r xmlns:w="http://schemas.openxmlformats.org/wordprocessingml/2006/main" xmlns:wp="http://schemas.openxmlformats.org/drawingml/2006/wordprocessingDrawing" xmlns:r="http://schemas.openxmlformats.org/officeDocument/2006/relationships" xmlns:w14="http://schemas.microsoft.com/office/word/2010/wordml">
+              <w:rPr>
+                <w:rFonts w:ascii="Times New Roman" w:hAnsi="Times New Roman" w:eastAsia="Times New Roman" w:cs="Times New Roman"/>
+                <w:i w:val="false"/>
+                <w:b w:val="false"/>
+                <w:u w:val="none"/>
+                <w:strike w:val="false"/>
+                <w:sz w:val="22"/>
+                <w:szCs w:val="22"/>
+                <w:color w:val="000000"/>
+              </w:rPr>
+              <w:t xml:space="preserve">0.00</w:t>
+            </w:r>
+          </w:p>
+        </w:tc>
+        <w:tc>
+          <w:tcPr>
+            <w:tcBorders>
+              <w:bottom w:val="none" w:sz="0" w:space="0" w:color="000000"/>
+              <w:top w:val="none" w:sz="0" w:space="0" w:color="000000"/>
+              <w:left w:val="none" w:sz="0" w:space="0" w:color="000000"/>
+              <w:right w:val="none" w:sz="0" w:space="0" w:color="000000"/>
+            </w:tcBorders>
+            <w:shd w:val="clear" w:color="auto" w:fill="FFFFFF"/>
+            <w:tcMar>
+              <w:top w:w="0" w:type="dxa"/>
+              <w:bottom w:w="0" w:type="dxa"/>
+              <w:left w:w="0" w:type="dxa"/>
+              <w:right w:w="0" w:type="dxa"/>
+            </w:tcMar>
+            <w:vAlign w:val="center"/>
+          </w:tcPr>
+          <w:p>
+            <w:pPr>
+              <w:jc w:val="center"/>
+              <w:pBdr>
+                <w:bottom w:val="none" w:sz="0" w:space="0" w:color="000000"/>
+                <w:top w:val="none" w:sz="0" w:space="0" w:color="000000"/>
+                <w:left w:val="none" w:sz="0" w:space="0" w:color="000000"/>
+                <w:right w:val="none" w:sz="0" w:space="0" w:color="000000"/>
+              </w:pBdr>
+              <w:spacing w:after="100" w:before="100" w:line="240"/>
+              <w:ind w:left="100" w:right="100" w:firstLine="0" w:firstLineChars="0"/>
+              <w:rPr>
+                <w:rFonts w:ascii="Times New Roman" w:hAnsi="Times New Roman" w:eastAsia="Times New Roman" w:cs="Times New Roman"/>
+                <w:i w:val="false"/>
+                <w:b w:val="false"/>
+                <w:u w:val="none"/>
+                <w:strike w:val="false"/>
+                <w:sz w:val="22"/>
+                <w:szCs w:val="22"/>
+                <w:color w:val="000000"/>
+              </w:rPr>
+            </w:pPr>
+            <w:r xmlns:w="http://schemas.openxmlformats.org/wordprocessingml/2006/main" xmlns:wp="http://schemas.openxmlformats.org/drawingml/2006/wordprocessingDrawing" xmlns:r="http://schemas.openxmlformats.org/officeDocument/2006/relationships" xmlns:w14="http://schemas.microsoft.com/office/word/2010/wordml">
+              <w:rPr>
+                <w:rFonts w:ascii="Times New Roman" w:hAnsi="Times New Roman" w:eastAsia="Times New Roman" w:cs="Times New Roman"/>
+                <w:i w:val="false"/>
+                <w:b w:val="false"/>
+                <w:u w:val="none"/>
+                <w:strike w:val="false"/>
+                <w:sz w:val="22"/>
+                <w:szCs w:val="22"/>
+                <w:color w:val="000000"/>
+              </w:rPr>
+              <w:t xml:space="preserve">1</w:t>
+            </w:r>
+          </w:p>
+        </w:tc>
+        <w:tc>
+          <w:tcPr>
+            <w:tcBorders>
+              <w:bottom w:val="none" w:sz="0" w:space="0" w:color="000000"/>
+              <w:top w:val="none" w:sz="0" w:space="0" w:color="000000"/>
+              <w:left w:val="none" w:sz="0" w:space="0" w:color="000000"/>
+              <w:right w:val="none" w:sz="0" w:space="0" w:color="000000"/>
+            </w:tcBorders>
+            <w:shd w:val="clear" w:color="auto" w:fill="FFFFFF"/>
+            <w:tcMar>
+              <w:top w:w="0" w:type="dxa"/>
+              <w:bottom w:w="0" w:type="dxa"/>
+              <w:left w:w="0" w:type="dxa"/>
+              <w:right w:w="0" w:type="dxa"/>
+            </w:tcMar>
+            <w:vAlign w:val="center"/>
+          </w:tcPr>
+          <w:p>
+            <w:pPr>
+              <w:jc w:val="center"/>
+              <w:pBdr>
+                <w:bottom w:val="none" w:sz="0" w:space="0" w:color="000000"/>
+                <w:top w:val="none" w:sz="0" w:space="0" w:color="000000"/>
+                <w:left w:val="none" w:sz="0" w:space="0" w:color="000000"/>
+                <w:right w:val="none" w:sz="0" w:space="0" w:color="000000"/>
+              </w:pBdr>
+              <w:spacing w:after="100" w:before="100" w:line="240"/>
+              <w:ind w:left="100" w:right="100" w:firstLine="0" w:firstLineChars="0"/>
+              <w:rPr>
+                <w:rFonts w:ascii="Times New Roman" w:hAnsi="Times New Roman" w:eastAsia="Times New Roman" w:cs="Times New Roman"/>
+                <w:i w:val="false"/>
+                <w:b w:val="false"/>
+                <w:u w:val="none"/>
+                <w:strike w:val="false"/>
+                <w:sz w:val="22"/>
+                <w:szCs w:val="22"/>
+                <w:color w:val="000000"/>
+              </w:rPr>
+            </w:pPr>
+            <w:r xmlns:w="http://schemas.openxmlformats.org/wordprocessingml/2006/main" xmlns:wp="http://schemas.openxmlformats.org/drawingml/2006/wordprocessingDrawing" xmlns:r="http://schemas.openxmlformats.org/officeDocument/2006/relationships" xmlns:w14="http://schemas.microsoft.com/office/word/2010/wordml">
+              <w:rPr>
+                <w:rFonts w:ascii="Times New Roman" w:hAnsi="Times New Roman" w:eastAsia="Times New Roman" w:cs="Times New Roman"/>
+                <w:i w:val="false"/>
+                <w:b w:val="false"/>
+                <w:u w:val="none"/>
+                <w:strike w:val="false"/>
+                <w:sz w:val="22"/>
+                <w:szCs w:val="22"/>
+                <w:color w:val="000000"/>
+              </w:rPr>
+              <w:t xml:space="preserve">1,691.98</w:t>
+            </w:r>
+          </w:p>
+        </w:tc>
+      </w:tr>
+      <w:tr>
+        <w:trPr>
+          <w:trHeight w:val="611" w:hRule="auto"/>
+        </w:trPr>
+        <w:tc>
+          <w:tcPr>
+            <w:tcBorders>
+              <w:bottom w:val="single" w:sz="12" w:space="0" w:color="666666"/>
+              <w:top w:val="none" w:sz="0" w:space="0" w:color="000000"/>
+              <w:left w:val="none" w:sz="0" w:space="0" w:color="000000"/>
+              <w:right w:val="none" w:sz="0" w:space="0" w:color="000000"/>
+            </w:tcBorders>
+            <w:shd w:val="clear" w:color="auto" w:fill="FFFFFF"/>
+            <w:tcMar>
+              <w:top w:w="0" w:type="dxa"/>
+              <w:bottom w:w="0" w:type="dxa"/>
+              <w:left w:w="0" w:type="dxa"/>
+              <w:right w:w="0" w:type="dxa"/>
+            </w:tcMar>
+            <w:vAlign w:val="center"/>
+          </w:tcPr>
+          <w:p>
+            <w:pPr>
+              <w:jc w:val="left"/>
+              <w:pBdr>
+                <w:bottom w:val="none" w:sz="0" w:space="0" w:color="000000"/>
+                <w:top w:val="none" w:sz="0" w:space="0" w:color="000000"/>
+                <w:left w:val="none" w:sz="0" w:space="0" w:color="000000"/>
+                <w:right w:val="none" w:sz="0" w:space="0" w:color="000000"/>
+              </w:pBdr>
+              <w:spacing w:after="100" w:before="100" w:line="240"/>
+              <w:ind w:left="100" w:right="100" w:firstLine="0" w:firstLineChars="0"/>
+              <w:rPr>
+                <w:rFonts w:ascii="Times New Roman" w:hAnsi="Times New Roman" w:eastAsia="Times New Roman" w:cs="Times New Roman"/>
+                <w:i w:val="false"/>
+                <w:b w:val="false"/>
+                <w:u w:val="none"/>
+                <w:strike w:val="false"/>
+                <w:sz w:val="22"/>
+                <w:szCs w:val="22"/>
+                <w:color w:val="000000"/>
+              </w:rPr>
+            </w:pPr>
+            <w:r xmlns:w="http://schemas.openxmlformats.org/wordprocessingml/2006/main" xmlns:wp="http://schemas.openxmlformats.org/drawingml/2006/wordprocessingDrawing" xmlns:r="http://schemas.openxmlformats.org/officeDocument/2006/relationships" xmlns:w14="http://schemas.microsoft.com/office/word/2010/wordml">
+              <w:rPr>
+                <w:rFonts w:ascii="Times New Roman" w:hAnsi="Times New Roman" w:eastAsia="Times New Roman" w:cs="Times New Roman"/>
+                <w:i w:val="false"/>
+                <w:b w:val="false"/>
+                <w:u w:val="none"/>
+                <w:strike w:val="false"/>
+                <w:sz w:val="22"/>
+                <w:szCs w:val="22"/>
+                <w:color w:val="000000"/>
+              </w:rPr>
+              <w:t xml:space="preserve">b_typetwo_way_cognate</w:t>
+            </w:r>
+          </w:p>
+        </w:tc>
+        <w:tc>
+          <w:tcPr>
+            <w:tcBorders>
+              <w:bottom w:val="single" w:sz="12" w:space="0" w:color="666666"/>
+              <w:top w:val="none" w:sz="0" w:space="0" w:color="000000"/>
+              <w:left w:val="none" w:sz="0" w:space="0" w:color="000000"/>
+              <w:right w:val="none" w:sz="0" w:space="0" w:color="000000"/>
+            </w:tcBorders>
+            <w:shd w:val="clear" w:color="auto" w:fill="FFFFFF"/>
+            <w:tcMar>
+              <w:top w:w="0" w:type="dxa"/>
+              <w:bottom w:w="0" w:type="dxa"/>
+              <w:left w:w="0" w:type="dxa"/>
+              <w:right w:w="0" w:type="dxa"/>
+            </w:tcMar>
+            <w:vAlign w:val="center"/>
+          </w:tcPr>
+          <w:p>
+            <w:pPr>
+              <w:jc w:val="center"/>
+              <w:pBdr>
+                <w:bottom w:val="none" w:sz="0" w:space="0" w:color="000000"/>
+                <w:top w:val="none" w:sz="0" w:space="0" w:color="000000"/>
+                <w:left w:val="none" w:sz="0" w:space="0" w:color="000000"/>
+                <w:right w:val="none" w:sz="0" w:space="0" w:color="000000"/>
+              </w:pBdr>
+              <w:spacing w:after="100" w:before="100" w:line="240"/>
+              <w:ind w:left="100" w:right="100" w:firstLine="0" w:firstLineChars="0"/>
+              <w:rPr>
+                <w:rFonts w:ascii="Times New Roman" w:hAnsi="Times New Roman" w:eastAsia="Times New Roman" w:cs="Times New Roman"/>
+                <w:i w:val="false"/>
+                <w:b w:val="false"/>
+                <w:u w:val="none"/>
+                <w:strike w:val="false"/>
+                <w:sz w:val="22"/>
+                <w:szCs w:val="22"/>
+                <w:color w:val="000000"/>
+              </w:rPr>
+            </w:pPr>
+            <w:r xmlns:w="http://schemas.openxmlformats.org/wordprocessingml/2006/main" xmlns:wp="http://schemas.openxmlformats.org/drawingml/2006/wordprocessingDrawing" xmlns:r="http://schemas.openxmlformats.org/officeDocument/2006/relationships" xmlns:w14="http://schemas.microsoft.com/office/word/2010/wordml">
+              <w:rPr>
+                <w:rFonts w:ascii="Times New Roman" w:hAnsi="Times New Roman" w:eastAsia="Times New Roman" w:cs="Times New Roman"/>
+                <w:i w:val="false"/>
+                <w:b w:val="false"/>
+                <w:u w:val="none"/>
+                <w:strike w:val="false"/>
+                <w:sz w:val="22"/>
+                <w:szCs w:val="22"/>
+                <w:color w:val="000000"/>
+              </w:rPr>
+              <w:t xml:space="preserve">1.02</w:t>
+            </w:r>
+          </w:p>
+        </w:tc>
+        <w:tc>
+          <w:tcPr>
+            <w:tcBorders>
+              <w:bottom w:val="single" w:sz="12" w:space="0" w:color="666666"/>
+              <w:top w:val="none" w:sz="0" w:space="0" w:color="000000"/>
+              <w:left w:val="none" w:sz="0" w:space="0" w:color="000000"/>
+              <w:right w:val="none" w:sz="0" w:space="0" w:color="000000"/>
+            </w:tcBorders>
+            <w:shd w:val="clear" w:color="auto" w:fill="FFFFFF"/>
+            <w:tcMar>
+              <w:top w:w="0" w:type="dxa"/>
+              <w:bottom w:w="0" w:type="dxa"/>
+              <w:left w:w="0" w:type="dxa"/>
+              <w:right w:w="0" w:type="dxa"/>
+            </w:tcMar>
+            <w:vAlign w:val="center"/>
+          </w:tcPr>
+          <w:p>
+            <w:pPr>
+              <w:jc w:val="center"/>
+              <w:pBdr>
+                <w:bottom w:val="none" w:sz="0" w:space="0" w:color="000000"/>
+                <w:top w:val="none" w:sz="0" w:space="0" w:color="000000"/>
+                <w:left w:val="none" w:sz="0" w:space="0" w:color="000000"/>
+                <w:right w:val="none" w:sz="0" w:space="0" w:color="000000"/>
+              </w:pBdr>
+              <w:spacing w:after="100" w:before="100" w:line="240"/>
+              <w:ind w:left="100" w:right="100" w:firstLine="0" w:firstLineChars="0"/>
+              <w:rPr>
+                <w:rFonts w:ascii="Times New Roman" w:hAnsi="Times New Roman" w:eastAsia="Times New Roman" w:cs="Times New Roman"/>
+                <w:i w:val="false"/>
+                <w:b w:val="false"/>
+                <w:u w:val="none"/>
+                <w:strike w:val="false"/>
+                <w:sz w:val="22"/>
+                <w:szCs w:val="22"/>
+                <w:color w:val="000000"/>
+              </w:rPr>
+            </w:pPr>
+            <w:r xmlns:w="http://schemas.openxmlformats.org/wordprocessingml/2006/main" xmlns:wp="http://schemas.openxmlformats.org/drawingml/2006/wordprocessingDrawing" xmlns:r="http://schemas.openxmlformats.org/officeDocument/2006/relationships" xmlns:w14="http://schemas.microsoft.com/office/word/2010/wordml">
+              <w:rPr>
+                <w:rFonts w:ascii="Times New Roman" w:hAnsi="Times New Roman" w:eastAsia="Times New Roman" w:cs="Times New Roman"/>
+                <w:i w:val="false"/>
+                <w:b w:val="false"/>
+                <w:u w:val="none"/>
+                <w:strike w:val="false"/>
+                <w:sz w:val="22"/>
+                <w:szCs w:val="22"/>
+                <w:color w:val="000000"/>
+              </w:rPr>
+              <w:t xml:space="preserve">[0.17, 1.83]</w:t>
+            </w:r>
+          </w:p>
+        </w:tc>
+        <w:tc>
+          <w:tcPr>
+            <w:tcBorders>
+              <w:bottom w:val="single" w:sz="12" w:space="0" w:color="666666"/>
+              <w:top w:val="none" w:sz="0" w:space="0" w:color="000000"/>
+              <w:left w:val="none" w:sz="0" w:space="0" w:color="000000"/>
+              <w:right w:val="none" w:sz="0" w:space="0" w:color="000000"/>
+            </w:tcBorders>
+            <w:shd w:val="clear" w:color="auto" w:fill="FFFFFF"/>
+            <w:tcMar>
+              <w:top w:w="0" w:type="dxa"/>
+              <w:bottom w:w="0" w:type="dxa"/>
+              <w:left w:w="0" w:type="dxa"/>
+              <w:right w:w="0" w:type="dxa"/>
+            </w:tcMar>
+            <w:vAlign w:val="center"/>
+          </w:tcPr>
+          <w:p>
+            <w:pPr>
+              <w:jc w:val="center"/>
+              <w:pBdr>
+                <w:bottom w:val="none" w:sz="0" w:space="0" w:color="000000"/>
+                <w:top w:val="none" w:sz="0" w:space="0" w:color="000000"/>
+                <w:left w:val="none" w:sz="0" w:space="0" w:color="000000"/>
+                <w:right w:val="none" w:sz="0" w:space="0" w:color="000000"/>
+              </w:pBdr>
+              <w:spacing w:after="100" w:before="100" w:line="240"/>
+              <w:ind w:left="100" w:right="100" w:firstLine="0" w:firstLineChars="0"/>
+              <w:rPr>
+                <w:rFonts w:ascii="Times New Roman" w:hAnsi="Times New Roman" w:eastAsia="Times New Roman" w:cs="Times New Roman"/>
+                <w:i w:val="false"/>
+                <w:b w:val="false"/>
+                <w:u w:val="none"/>
+                <w:strike w:val="false"/>
+                <w:sz w:val="22"/>
+                <w:szCs w:val="22"/>
+                <w:color w:val="000000"/>
+              </w:rPr>
+            </w:pPr>
+            <w:r xmlns:w="http://schemas.openxmlformats.org/wordprocessingml/2006/main" xmlns:wp="http://schemas.openxmlformats.org/drawingml/2006/wordprocessingDrawing" xmlns:r="http://schemas.openxmlformats.org/officeDocument/2006/relationships" xmlns:w14="http://schemas.microsoft.com/office/word/2010/wordml">
+              <w:rPr>
+                <w:rFonts w:ascii="Times New Roman" w:hAnsi="Times New Roman" w:eastAsia="Times New Roman" w:cs="Times New Roman"/>
+                <w:i w:val="false"/>
+                <w:b w:val="false"/>
+                <w:u w:val="none"/>
+                <w:strike w:val="false"/>
+                <w:sz w:val="22"/>
+                <w:szCs w:val="22"/>
+                <w:color w:val="000000"/>
+              </w:rPr>
+              <w:t xml:space="preserve">0.99</w:t>
+            </w:r>
+          </w:p>
+        </w:tc>
+        <w:tc>
+          <w:tcPr>
+            <w:tcBorders>
+              <w:bottom w:val="single" w:sz="12" w:space="0" w:color="666666"/>
+              <w:top w:val="none" w:sz="0" w:space="0" w:color="000000"/>
+              <w:left w:val="none" w:sz="0" w:space="0" w:color="000000"/>
+              <w:right w:val="none" w:sz="0" w:space="0" w:color="000000"/>
+            </w:tcBorders>
+            <w:shd w:val="clear" w:color="auto" w:fill="FFFFFF"/>
+            <w:tcMar>
+              <w:top w:w="0" w:type="dxa"/>
+              <w:bottom w:w="0" w:type="dxa"/>
+              <w:left w:w="0" w:type="dxa"/>
+              <w:right w:w="0" w:type="dxa"/>
+            </w:tcMar>
+            <w:vAlign w:val="center"/>
+          </w:tcPr>
+          <w:p>
+            <w:pPr>
+              <w:jc w:val="center"/>
+              <w:pBdr>
+                <w:bottom w:val="none" w:sz="0" w:space="0" w:color="000000"/>
+                <w:top w:val="none" w:sz="0" w:space="0" w:color="000000"/>
+                <w:left w:val="none" w:sz="0" w:space="0" w:color="000000"/>
+                <w:right w:val="none" w:sz="0" w:space="0" w:color="000000"/>
+              </w:pBdr>
+              <w:spacing w:after="100" w:before="100" w:line="240"/>
+              <w:ind w:left="100" w:right="100" w:firstLine="0" w:firstLineChars="0"/>
+              <w:rPr>
+                <w:rFonts w:ascii="Times New Roman" w:hAnsi="Times New Roman" w:eastAsia="Times New Roman" w:cs="Times New Roman"/>
+                <w:i w:val="false"/>
+                <w:b w:val="false"/>
+                <w:u w:val="none"/>
+                <w:strike w:val="false"/>
+                <w:sz w:val="22"/>
+                <w:szCs w:val="22"/>
+                <w:color w:val="000000"/>
+              </w:rPr>
+            </w:pPr>
+            <w:r xmlns:w="http://schemas.openxmlformats.org/wordprocessingml/2006/main" xmlns:wp="http://schemas.openxmlformats.org/drawingml/2006/wordprocessingDrawing" xmlns:r="http://schemas.openxmlformats.org/officeDocument/2006/relationships" xmlns:w14="http://schemas.microsoft.com/office/word/2010/wordml">
+              <w:rPr>
+                <w:rFonts w:ascii="Times New Roman" w:hAnsi="Times New Roman" w:eastAsia="Times New Roman" w:cs="Times New Roman"/>
+                <w:i w:val="false"/>
+                <w:b w:val="false"/>
+                <w:u w:val="none"/>
+                <w:strike w:val="false"/>
+                <w:sz w:val="22"/>
+                <w:szCs w:val="22"/>
+                <w:color w:val="000000"/>
+              </w:rPr>
+              <w:t xml:space="preserve">[-0.18, 0.18]</w:t>
+            </w:r>
+          </w:p>
+        </w:tc>
+        <w:tc>
+          <w:tcPr>
+            <w:tcBorders>
+              <w:bottom w:val="single" w:sz="12" w:space="0" w:color="666666"/>
+              <w:top w:val="none" w:sz="0" w:space="0" w:color="000000"/>
+              <w:left w:val="none" w:sz="0" w:space="0" w:color="000000"/>
+              <w:right w:val="none" w:sz="0" w:space="0" w:color="000000"/>
+            </w:tcBorders>
+            <w:shd w:val="clear" w:color="auto" w:fill="FFFFFF"/>
+            <w:tcMar>
+              <w:top w:w="0" w:type="dxa"/>
+              <w:bottom w:w="0" w:type="dxa"/>
+              <w:left w:w="0" w:type="dxa"/>
+              <w:right w:w="0" w:type="dxa"/>
+            </w:tcMar>
+            <w:vAlign w:val="center"/>
+          </w:tcPr>
+          <w:p>
+            <w:pPr>
+              <w:jc w:val="center"/>
+              <w:pBdr>
+                <w:bottom w:val="none" w:sz="0" w:space="0" w:color="000000"/>
+                <w:top w:val="none" w:sz="0" w:space="0" w:color="000000"/>
+                <w:left w:val="none" w:sz="0" w:space="0" w:color="000000"/>
+                <w:right w:val="none" w:sz="0" w:space="0" w:color="000000"/>
+              </w:pBdr>
+              <w:spacing w:after="100" w:before="100" w:line="240"/>
+              <w:ind w:left="100" w:right="100" w:firstLine="0" w:firstLineChars="0"/>
+              <w:rPr>
+                <w:rFonts w:ascii="Times New Roman" w:hAnsi="Times New Roman" w:eastAsia="Times New Roman" w:cs="Times New Roman"/>
+                <w:i w:val="false"/>
+                <w:b w:val="false"/>
+                <w:u w:val="none"/>
+                <w:strike w:val="false"/>
+                <w:sz w:val="22"/>
+                <w:szCs w:val="22"/>
+                <w:color w:val="000000"/>
+              </w:rPr>
+            </w:pPr>
+            <w:r xmlns:w="http://schemas.openxmlformats.org/wordprocessingml/2006/main" xmlns:wp="http://schemas.openxmlformats.org/drawingml/2006/wordprocessingDrawing" xmlns:r="http://schemas.openxmlformats.org/officeDocument/2006/relationships" xmlns:w14="http://schemas.microsoft.com/office/word/2010/wordml">
+              <w:rPr>
+                <w:rFonts w:ascii="Times New Roman" w:hAnsi="Times New Roman" w:eastAsia="Times New Roman" w:cs="Times New Roman"/>
+                <w:i w:val="false"/>
+                <w:b w:val="false"/>
+                <w:u w:val="none"/>
+                <w:strike w:val="false"/>
+                <w:sz w:val="22"/>
+                <w:szCs w:val="22"/>
+                <w:color w:val="000000"/>
+              </w:rPr>
+              <w:t xml:space="preserve">0.00</w:t>
+            </w:r>
+          </w:p>
+        </w:tc>
+        <w:tc>
+          <w:tcPr>
+            <w:tcBorders>
+              <w:bottom w:val="single" w:sz="12" w:space="0" w:color="666666"/>
+              <w:top w:val="none" w:sz="0" w:space="0" w:color="000000"/>
+              <w:left w:val="none" w:sz="0" w:space="0" w:color="000000"/>
+              <w:right w:val="none" w:sz="0" w:space="0" w:color="000000"/>
+            </w:tcBorders>
+            <w:shd w:val="clear" w:color="auto" w:fill="FFFFFF"/>
+            <w:tcMar>
+              <w:top w:w="0" w:type="dxa"/>
+              <w:bottom w:w="0" w:type="dxa"/>
+              <w:left w:w="0" w:type="dxa"/>
+              <w:right w:w="0" w:type="dxa"/>
+            </w:tcMar>
+            <w:vAlign w:val="center"/>
+          </w:tcPr>
+          <w:p>
+            <w:pPr>
+              <w:jc w:val="center"/>
+              <w:pBdr>
+                <w:bottom w:val="none" w:sz="0" w:space="0" w:color="000000"/>
+                <w:top w:val="none" w:sz="0" w:space="0" w:color="000000"/>
+                <w:left w:val="none" w:sz="0" w:space="0" w:color="000000"/>
+                <w:right w:val="none" w:sz="0" w:space="0" w:color="000000"/>
+              </w:pBdr>
+              <w:spacing w:after="100" w:before="100" w:line="240"/>
+              <w:ind w:left="100" w:right="100" w:firstLine="0" w:firstLineChars="0"/>
+              <w:rPr>
+                <w:rFonts w:ascii="Times New Roman" w:hAnsi="Times New Roman" w:eastAsia="Times New Roman" w:cs="Times New Roman"/>
+                <w:i w:val="false"/>
+                <w:b w:val="false"/>
+                <w:u w:val="none"/>
+                <w:strike w:val="false"/>
+                <w:sz w:val="22"/>
+                <w:szCs w:val="22"/>
+                <w:color w:val="000000"/>
+              </w:rPr>
+            </w:pPr>
+            <w:r xmlns:w="http://schemas.openxmlformats.org/wordprocessingml/2006/main" xmlns:wp="http://schemas.openxmlformats.org/drawingml/2006/wordprocessingDrawing" xmlns:r="http://schemas.openxmlformats.org/officeDocument/2006/relationships" xmlns:w14="http://schemas.microsoft.com/office/word/2010/wordml">
+              <w:rPr>
+                <w:rFonts w:ascii="Times New Roman" w:hAnsi="Times New Roman" w:eastAsia="Times New Roman" w:cs="Times New Roman"/>
+                <w:i w:val="false"/>
+                <w:b w:val="false"/>
+                <w:u w:val="none"/>
+                <w:strike w:val="false"/>
+                <w:sz w:val="22"/>
+                <w:szCs w:val="22"/>
+                <w:color w:val="000000"/>
+              </w:rPr>
+              <w:t xml:space="preserve">1</w:t>
+            </w:r>
+          </w:p>
+        </w:tc>
+        <w:tc>
+          <w:tcPr>
+            <w:tcBorders>
+              <w:bottom w:val="single" w:sz="12" w:space="0" w:color="666666"/>
+              <w:top w:val="none" w:sz="0" w:space="0" w:color="000000"/>
+              <w:left w:val="none" w:sz="0" w:space="0" w:color="000000"/>
+              <w:right w:val="none" w:sz="0" w:space="0" w:color="000000"/>
+            </w:tcBorders>
+            <w:shd w:val="clear" w:color="auto" w:fill="FFFFFF"/>
+            <w:tcMar>
+              <w:top w:w="0" w:type="dxa"/>
+              <w:bottom w:w="0" w:type="dxa"/>
+              <w:left w:w="0" w:type="dxa"/>
+              <w:right w:w="0" w:type="dxa"/>
+            </w:tcMar>
+            <w:vAlign w:val="center"/>
+          </w:tcPr>
+          <w:p>
+            <w:pPr>
+              <w:jc w:val="center"/>
+              <w:pBdr>
+                <w:bottom w:val="none" w:sz="0" w:space="0" w:color="000000"/>
+                <w:top w:val="none" w:sz="0" w:space="0" w:color="000000"/>
+                <w:left w:val="none" w:sz="0" w:space="0" w:color="000000"/>
+                <w:right w:val="none" w:sz="0" w:space="0" w:color="000000"/>
+              </w:pBdr>
+              <w:spacing w:after="100" w:before="100" w:line="240"/>
+              <w:ind w:left="100" w:right="100" w:firstLine="0" w:firstLineChars="0"/>
+              <w:rPr>
+                <w:rFonts w:ascii="Times New Roman" w:hAnsi="Times New Roman" w:eastAsia="Times New Roman" w:cs="Times New Roman"/>
+                <w:i w:val="false"/>
+                <w:b w:val="false"/>
+                <w:u w:val="none"/>
+                <w:strike w:val="false"/>
+                <w:sz w:val="22"/>
+                <w:szCs w:val="22"/>
+                <w:color w:val="000000"/>
+              </w:rPr>
+            </w:pPr>
+            <w:r xmlns:w="http://schemas.openxmlformats.org/wordprocessingml/2006/main" xmlns:wp="http://schemas.openxmlformats.org/drawingml/2006/wordprocessingDrawing" xmlns:r="http://schemas.openxmlformats.org/officeDocument/2006/relationships" xmlns:w14="http://schemas.microsoft.com/office/word/2010/wordml">
+              <w:rPr>
+                <w:rFonts w:ascii="Times New Roman" w:hAnsi="Times New Roman" w:eastAsia="Times New Roman" w:cs="Times New Roman"/>
+                <w:i w:val="false"/>
+                <w:b w:val="false"/>
+                <w:u w:val="none"/>
+                <w:strike w:val="false"/>
+                <w:sz w:val="22"/>
+                <w:szCs w:val="22"/>
+                <w:color w:val="000000"/>
+              </w:rPr>
+              <w:t xml:space="preserve">1,699.96</w:t>
+            </w:r>
+          </w:p>
+        </w:tc>
+      </w:tr>
+    </w:tbl>
+    <w:p>
+      <w:pPr>
+        <w:pStyle w:val="CaptionedFigure"/>
+      </w:pPr>
+      <w:r>
+        <w:drawing>
+          <wp:inline>
+            <wp:extent cx="4579632" cy="3663706"/>
+            <wp:effectExtent b="0" l="0" r="0" t="0"/>
+            <wp:docPr descr="Figure 3: Chickens" title="" id="43" name="Picture"/>
+            <a:graphic>
+              <a:graphicData uri="http://schemas.openxmlformats.org/drawingml/2006/picture">
+                <pic:pic>
+                  <pic:nvPicPr>
+                    <pic:cNvPr descr="main_files/f7d9969b3223b277fcfef58f5e0fe4ec5c69234a.png" id="44" name="Picture"/>
+                    <pic:cNvPicPr>
+                      <a:picLocks noChangeArrowheads="1" noChangeAspect="1"/>
+                    </pic:cNvPicPr>
+                  </pic:nvPicPr>
+                  <pic:blipFill>
+                    <a:blip r:embed="rId42"/>
+                    <a:stretch>
+                      <a:fillRect/>
+                    </a:stretch>
+                  </pic:blipFill>
+                  <pic:spPr bwMode="auto">
+                    <a:xfrm>
+                      <a:off x="0" y="0"/>
+                      <a:ext cx="4579632" cy="3663706"/>
+                    </a:xfrm>
+                    <a:prstGeom prst="rect">
+                      <a:avLst/>
+                    </a:prstGeom>
+                    <a:noFill/>
+                    <a:ln w="9525">
+                      <a:noFill/>
+                      <a:headEnd/>
+                      <a:tailEnd/>
+                    </a:ln>
+                  </pic:spPr>
+                </pic:pic>
+              </a:graphicData>
+            </a:graphic>
+          </wp:inline>
+        </w:drawing>
+      </w:r>
+    </w:p>
+    <w:p>
+      <w:pPr>
+        <w:pStyle w:val="ImageCaption"/>
+      </w:pPr>
+      <w:bookmarkStart w:id="45" w:name="fig:accmod"/>
+      <w:bookmarkEnd w:id="45"/>
+      <w:r>
+        <w:t xml:space="preserve">Figure 3: Chickens</w:t>
+      </w:r>
+    </w:p>
+    <w:bookmarkEnd w:id="46"/>
+    <w:bookmarkEnd w:id="47"/>
+    <w:bookmarkStart w:id="50" w:name="discussion"/>
+    <w:p>
+      <w:pPr>
+        <w:pStyle w:val="Heading1"/>
+      </w:pPr>
+      <w:r>
+        <w:t xml:space="preserve">Discussion</w:t>
       </w:r>
     </w:p>
     <w:p>
@@ -3865,26 +8976,52 @@
         <w:pStyle w:val="FirstParagraph"/>
       </w:pPr>
       <w:r>
-        <w:t xml:space="preserve">Figure</w:t>
-      </w:r>
-      <w:r>
-        <w:t xml:space="preserve"> </w:t>
-      </w:r>
-      <w:r>
-        <w:t xml:space="preserve">??</w:t>
-      </w:r>
-      <w:r>
-        <w:t xml:space="preserve">.</w:t>
+        <w:t xml:space="preserve">The present study investigated the role of cross-linguistic similarity in L3 lexical processing.</w:t>
+      </w:r>
+      <w:r>
+        <w:t xml:space="preserve"> </w:t>
+      </w:r>
+      <w:r>
+        <w:t xml:space="preserve">It examined whether cognate facilitation effects accumulate across three languages in multilingual individuals (L1 German, L2 English, L3 Spanish) by comparing the processing of double cognates (English-Spanish) and triple cognates (German-English-Spanish) in a visual lexical decision task in Spanish.</w:t>
+      </w:r>
+      <w:r>
+        <w:t xml:space="preserve"> </w:t>
+      </w:r>
+      <w:r>
+        <w:t xml:space="preserve">In addition, the study analyzed how L2 and L3 proficiency modulate cognate effects in L3 lexical processing.</w:t>
+      </w:r>
+      <w:r>
+        <w:t xml:space="preserve"> </w:t>
+      </w:r>
+      <w:r>
+        <w:t xml:space="preserve">Results revealed an overall cognate facilitation effect, where double and triple cognates were recognized faster than noncognates.</w:t>
+      </w:r>
+      <w:r>
+        <w:t xml:space="preserve"> </w:t>
+      </w:r>
+      <w:r>
+        <w:t xml:space="preserve">However, the results showed no compelling evidence of a cumulative cognate facilitation effect as response times for double and triple cognates did not differ.</w:t>
+      </w:r>
+      <w:r>
+        <w:t xml:space="preserve"> </w:t>
+      </w:r>
+      <w:r>
+        <w:t xml:space="preserve">Notably, while there was no clear evidence that L2 and L3 proficiency modulate L3 lexical processing, the cognate facilitation effect was slightly stronger in participants with higher Spanish proficiency.</w:t>
+      </w:r>
+      <w:r>
+        <w:t xml:space="preserve"> </w:t>
+      </w:r>
+      <w:r>
+        <w:t xml:space="preserve">Below, we discuss the results in light of previous empirical findings and existing theoretical models of cross-linguistic influence, particularly those addressing cumulative and selective transfer in multilingual lexical processing.</w:t>
       </w:r>
     </w:p>
-    <w:bookmarkEnd w:id="33"/>
-    <w:bookmarkStart w:id="36" w:name="discussion"/>
+    <w:bookmarkStart w:id="48" w:name="cognate-effects-in-l3-lexical-processing"/>
     <w:p>
       <w:pPr>
-        <w:pStyle w:val="Heading1"/>
+        <w:pStyle w:val="Heading2"/>
       </w:pPr>
       <w:r>
-        <w:t xml:space="preserve">Discussion</w:t>
+        <w:t xml:space="preserve">Cognate Effects in L3 Lexical Processing</w:t>
       </w:r>
     </w:p>
     <w:p>
@@ -3892,52 +9029,251 @@
         <w:pStyle w:val="FirstParagraph"/>
       </w:pPr>
       <w:r>
-        <w:t xml:space="preserve">The present study investigated the role of cross-linguistic similarity in L3 lexical processing.</w:t>
-      </w:r>
-      <w:r>
-        <w:t xml:space="preserve"> </w:t>
-      </w:r>
-      <w:r>
-        <w:t xml:space="preserve">It examined whether cognate facilitation effects accumulate across three languages in multilingual individuals (L1 German, L2 English, L3 Spanish) by comparing the processing of double cognates (English-Spanish) and triple cognates (German-English-Spanish) in a visual lexical decision task in Spanish.</w:t>
-      </w:r>
-      <w:r>
-        <w:t xml:space="preserve"> </w:t>
-      </w:r>
-      <w:r>
-        <w:t xml:space="preserve">In addition, the study analyzed how L2 and L3 proficiency modulate cognate effects in L3 lexical processing.</w:t>
-      </w:r>
-      <w:r>
-        <w:t xml:space="preserve"> </w:t>
-      </w:r>
-      <w:r>
-        <w:t xml:space="preserve">Results revealed an overall cognate facilitation effect, where double and triple cognates were recognized faster than noncognates.</w:t>
-      </w:r>
-      <w:r>
-        <w:t xml:space="preserve"> </w:t>
-      </w:r>
-      <w:r>
-        <w:t xml:space="preserve">However, the results showed no compelling evidence of a cumulative cognate facilitation effect as response times for double and triple cognates did not differ.</w:t>
-      </w:r>
-      <w:r>
-        <w:t xml:space="preserve"> </w:t>
-      </w:r>
-      <w:r>
-        <w:t xml:space="preserve">Notably, while there was no clear evidence that L2 and L3 proficiency modulate L3 lexical processing, the cognate facilitation effect was slightly stronger in participants with higher Spanish proficiency.</w:t>
-      </w:r>
-      <w:r>
-        <w:t xml:space="preserve"> </w:t>
-      </w:r>
-      <w:r>
-        <w:t xml:space="preserve">Below, we discuss the results in light of previous empirical findings and existing theoretical models of cross-linguistic influence, particularly those addressing cumulative and selective transfer in multilingual lexical processing.</w:t>
+        <w:t xml:space="preserve">Our first research question asked whether German-English-Spanish trilinguals process triple cognates faster than double cognates.</w:t>
+      </w:r>
+      <w:r>
+        <w:t xml:space="preserve"> </w:t>
+      </w:r>
+      <w:r>
+        <w:t xml:space="preserve">Given the mixed findings in the literature, we formulated two working hypotheses.</w:t>
+      </w:r>
+      <w:r>
+        <w:t xml:space="preserve"> </w:t>
+      </w:r>
+      <w:r>
+        <w:t xml:space="preserve">Based on the Accumulation model</w:t>
+      </w:r>
+      <w:r>
+        <w:t xml:space="preserve"> </w:t>
+      </w:r>
+      <w:r>
+        <w:t xml:space="preserve">(Bartolotti &amp; Marian, 2017)</w:t>
+      </w:r>
+      <w:r>
+        <w:t xml:space="preserve"> </w:t>
+      </w:r>
+      <w:r>
+        <w:t xml:space="preserve">and evidence from previous studies</w:t>
+      </w:r>
+      <w:r>
+        <w:t xml:space="preserve"> </w:t>
+      </w:r>
+      <w:r>
+        <w:t xml:space="preserve">(e.g., De Angelis, 2007; Foryś-Nogala et al., 2026; Lemhöfer et al., 2004; Poarch &amp; Hell, 2014; Szubko-Sitarek, 2011)</w:t>
+      </w:r>
+      <w:r>
+        <w:t xml:space="preserve">, we hypothesized that trilinguals would process triple cognates faster than double cognates, indicating an additive advantage for lexical items that have increased cross-linguistic similarity.</w:t>
+      </w:r>
+      <w:r>
+        <w:t xml:space="preserve"> </w:t>
+      </w:r>
+      <w:r>
+        <w:t xml:space="preserve">On the other hand, following the Scaffolding model</w:t>
+      </w:r>
+      <w:r>
+        <w:t xml:space="preserve"> </w:t>
+      </w:r>
+      <w:r>
+        <w:t xml:space="preserve">(Bartolotti &amp; Marian, 2017)</w:t>
+      </w:r>
+      <w:r>
+        <w:t xml:space="preserve"> </w:t>
+      </w:r>
+      <w:r>
+        <w:t xml:space="preserve">and supporting evidence</w:t>
+      </w:r>
+      <w:r>
+        <w:t xml:space="preserve"> </w:t>
+      </w:r>
+      <w:r>
+        <w:t xml:space="preserve">(e.g., Bartolotti &amp; Marian, 2017; De Angelis, 2007; Engemann &amp; Radetzky, 2024; Lijewska, 2023; Lijewska &amp; Louw, 2025)</w:t>
+      </w:r>
+      <w:r>
+        <w:t xml:space="preserve">, we also hypothesized that trilinguals would process triple and double cognates similarly, suggesting that overlapping with more than one previously acquired language does not have an additive advantage for L3 lexical processing.</w:t>
+      </w:r>
+      <w:r>
+        <w:t xml:space="preserve"> </w:t>
+      </w:r>
+      <w:r>
+        <w:t xml:space="preserve">Our results supported our second hypothesis as there were no differences in response times for triple and double cognates.</w:t>
       </w:r>
     </w:p>
-    <w:bookmarkStart w:id="34" w:name="cognate-effects-in-l3-lexical-processing"/>
+    <w:p>
+      <w:pPr>
+        <w:pStyle w:val="BodyText"/>
+      </w:pPr>
+      <w:r>
+        <w:t xml:space="preserve">As both double and triple cognates yielded faster responses than noncognates, the findings provide clear evidence for a robust cognate facilitation effect in L3 lexical processing.</w:t>
+      </w:r>
+      <w:r>
+        <w:t xml:space="preserve"> </w:t>
+      </w:r>
+      <w:r>
+        <w:t xml:space="preserve">The observed pattern is consistent with models of non-selective lexical access that posit that lexical representations from all previously acquired languages are co-activated during word recognition</w:t>
+      </w:r>
+      <w:r>
+        <w:t xml:space="preserve"> </w:t>
+      </w:r>
+      <w:r>
+        <w:t xml:space="preserve">(Dijkstra et al., 2018; Dijkstra &amp; Van Heuven, 2002)</w:t>
+      </w:r>
+      <w:r>
+        <w:t xml:space="preserve">.</w:t>
+      </w:r>
+      <w:r>
+        <w:t xml:space="preserve"> </w:t>
+      </w:r>
+      <w:r>
+        <w:t xml:space="preserve">Cross-linguistic form overlap facilitates processing by increasing activation within an interconnected lexical network regardless of whether the overlap occurs between two or three languages.</w:t>
+      </w:r>
+      <w:r>
+        <w:t xml:space="preserve"> </w:t>
+      </w:r>
+      <w:r>
+        <w:t xml:space="preserve">Indeed, our results indicate that even partial cross-linguistic overlap is sufficient to trigger co-activation, which supports the Scaffolding model</w:t>
+      </w:r>
+      <w:r>
+        <w:t xml:space="preserve"> </w:t>
+      </w:r>
+      <w:r>
+        <w:t xml:space="preserve">(Bartolotti &amp; Marian, 2017)</w:t>
+      </w:r>
+      <w:r>
+        <w:t xml:space="preserve">, where lexical benefits happen when a L3 word overlaps with at least one of the previously acquired languages, and the Parasitic Model</w:t>
+      </w:r>
+      <w:r>
+        <w:t xml:space="preserve"> </w:t>
+      </w:r>
+      <w:r>
+        <w:t xml:space="preserve">(Ecke, 2015)</w:t>
+      </w:r>
+      <w:r>
+        <w:t xml:space="preserve">, where L3 learning is enhanced when a word attaches to a L1 or L2 host.</w:t>
+      </w:r>
+    </w:p>
+    <w:p>
+      <w:pPr>
+        <w:pStyle w:val="BodyText"/>
+      </w:pPr>
+      <w:r>
+        <w:t xml:space="preserve">Crucially, the results revealed no compelling evidence of a cumulative cognate facilitation effect.</w:t>
+      </w:r>
+      <w:r>
+        <w:t xml:space="preserve"> </w:t>
+      </w:r>
+      <w:r>
+        <w:t xml:space="preserve">The findings are in line with previous studies that found no cumulative benefits</w:t>
+      </w:r>
+      <w:r>
+        <w:t xml:space="preserve"> </w:t>
+      </w:r>
+      <w:r>
+        <w:t xml:space="preserve">(e.g., Bartolotti &amp; Marian, 2017; Engemann &amp; Radetzky, 2024; Lijewska, 2023; Lijewska &amp; Louw, 2025)</w:t>
+      </w:r>
+      <w:r>
+        <w:t xml:space="preserve"> </w:t>
+      </w:r>
+      <w:r>
+        <w:t xml:space="preserve">and challenge cumulative transfer accounts like the Accumulation model</w:t>
+      </w:r>
+      <w:r>
+        <w:t xml:space="preserve"> </w:t>
+      </w:r>
+      <w:r>
+        <w:t xml:space="preserve">(Bartolotti &amp; Marian, 2017)</w:t>
+      </w:r>
+      <w:r>
+        <w:t xml:space="preserve">, which predict additive facilitation when cross-linguistic overlap happens across multiple languages.</w:t>
+      </w:r>
+      <w:r>
+        <w:t xml:space="preserve"> </w:t>
+      </w:r>
+      <w:r>
+        <w:t xml:space="preserve">The absence of a processing advantage for triple cognates suggests that lexical activation may reach a plateau once a certain threshold of cross-linguistic similarity is perceived.</w:t>
+      </w:r>
+      <w:r>
+        <w:t xml:space="preserve"> </w:t>
+      </w:r>
+      <w:r>
+        <w:t xml:space="preserve">Beyond this threshold, overlap with an additional language does not produce further facilitation, suggesting that the contribution of multiple languages is not strictly additive but subject to processing efficiency, competition of activated representations, among other factors.</w:t>
+      </w:r>
+    </w:p>
+    <w:p>
+      <w:pPr>
+        <w:pStyle w:val="BodyText"/>
+      </w:pPr>
+      <w:r>
+        <w:t xml:space="preserve">One possible explanation for the present findings concerns the L2-status factor</w:t>
+      </w:r>
+      <w:r>
+        <w:t xml:space="preserve"> </w:t>
+      </w:r>
+      <w:r>
+        <w:t xml:space="preserve">(Bardel &amp; Falk, 2007, 2012)</w:t>
+      </w:r>
+      <w:r>
+        <w:t xml:space="preserve">, which argues that the L2 is the primary source of transfer in L3 acquisition and may override the L1 in many cases.</w:t>
+      </w:r>
+      <w:r>
+        <w:t xml:space="preserve"> </w:t>
+      </w:r>
+      <w:r>
+        <w:t xml:space="preserve">Due to similarities in the context of L2 and L3 learning, there is a higher degree of cognitive similarity between the L2 and the L3 than between the L1 and the L3, which may explain why additional overlap with the L1 did not cause a stronger facilitation effect than overlap with the L2.</w:t>
+      </w:r>
+      <w:r>
+        <w:t xml:space="preserve"> </w:t>
+      </w:r>
+      <w:r>
+        <w:t xml:space="preserve">Moreover, we can also explain the results in terms of psychotypology</w:t>
+      </w:r>
+      <w:r>
+        <w:t xml:space="preserve"> </w:t>
+      </w:r>
+      <w:r>
+        <w:t xml:space="preserve">(Kellerman, 1983)</w:t>
+      </w:r>
+      <w:r>
+        <w:t xml:space="preserve"> </w:t>
+      </w:r>
+      <w:r>
+        <w:t xml:space="preserve">and typological proximity accounts</w:t>
+      </w:r>
+      <w:r>
+        <w:t xml:space="preserve"> </w:t>
+      </w:r>
+      <w:r>
+        <w:t xml:space="preserve">(Rothman, 2011, 2013, 2015)</w:t>
+      </w:r>
+      <w:r>
+        <w:t xml:space="preserve">, which suggest that language proximity affects cross-linguistic influence, with more similar languages producing stronger influence.</w:t>
+      </w:r>
+      <w:r>
+        <w:t xml:space="preserve"> </w:t>
+      </w:r>
+      <w:r>
+        <w:t xml:space="preserve">In the present study, given that English and Spanish share substantial orthographic and lexical similarity, it is plausible that L2 English serves as a primary source of influence in L3 word recognition, while the influence of L1 German may be less engaged.</w:t>
+      </w:r>
+    </w:p>
+    <w:p>
+      <w:pPr>
+        <w:pStyle w:val="BodyText"/>
+      </w:pPr>
+      <w:r>
+        <w:rPr>
+          <w:b/>
+          <w:bCs/>
+        </w:rPr>
+        <w:t xml:space="preserve">Need a closing paragraph here.</w:t>
+      </w:r>
+    </w:p>
+    <w:bookmarkEnd w:id="48"/>
+    <w:bookmarkStart w:id="49" w:name="the-role-of-l2-and-l3-proficiency"/>
     <w:p>
       <w:pPr>
         <w:pStyle w:val="Heading2"/>
       </w:pPr>
       <w:r>
-        <w:t xml:space="preserve">Cognate Effects in L3 Lexical Processing</w:t>
+        <w:t xml:space="preserve">The Role of L2 and L3 Proficiency</w:t>
       </w:r>
     </w:p>
     <w:p>
@@ -3945,73 +9281,61 @@
         <w:pStyle w:val="FirstParagraph"/>
       </w:pPr>
       <w:r>
-        <w:t xml:space="preserve">Our first research question asked whether German-English-Spanish trilinguals process triple cognates faster than double cognates.</w:t>
-      </w:r>
-      <w:r>
-        <w:t xml:space="preserve"> </w:t>
-      </w:r>
-      <w:r>
-        <w:t xml:space="preserve">Given the mixed findings in the literature, we formulated two working hypotheses.</w:t>
-      </w:r>
-      <w:r>
-        <w:t xml:space="preserve"> </w:t>
-      </w:r>
-      <w:r>
-        <w:t xml:space="preserve">Based on the Accumulation model</w:t>
-      </w:r>
-      <w:r>
-        <w:t xml:space="preserve"> </w:t>
-      </w:r>
-      <w:r>
-        <w:t xml:space="preserve">(Bartolotti &amp; Marian, 2017)</w:t>
-      </w:r>
-      <w:r>
-        <w:t xml:space="preserve"> </w:t>
-      </w:r>
-      <w:r>
-        <w:t xml:space="preserve">and evidence from previous studies</w:t>
-      </w:r>
-      <w:r>
-        <w:t xml:space="preserve"> </w:t>
-      </w:r>
-      <w:r>
-        <w:t xml:space="preserve">(e.g., De Angelis, 2007; Foryś-Nogala et al., 2026; Lemhöfer et al., 2004; Poarch &amp; Hell, 2014; Szubko-Sitarek, 2011)</w:t>
-      </w:r>
-      <w:r>
-        <w:t xml:space="preserve">, we hypothesized that trilinguals would process triple cognates faster than double cognates, indicating an additive advantage for lexical items that have increased cross-linguistic similarity.</w:t>
-      </w:r>
-      <w:r>
-        <w:t xml:space="preserve"> </w:t>
-      </w:r>
-      <w:r>
-        <w:t xml:space="preserve">On the other hand, following the Scaffolding model</w:t>
-      </w:r>
-      <w:r>
-        <w:t xml:space="preserve"> </w:t>
-      </w:r>
-      <w:r>
-        <w:t xml:space="preserve">(Bartolotti &amp; Marian, 2017)</w:t>
-      </w:r>
-      <w:r>
-        <w:t xml:space="preserve"> </w:t>
-      </w:r>
-      <w:r>
-        <w:t xml:space="preserve">and supporting evidence</w:t>
-      </w:r>
-      <w:r>
-        <w:t xml:space="preserve"> </w:t>
-      </w:r>
-      <w:r>
-        <w:t xml:space="preserve">(e.g., Bartolotti &amp; Marian, 2017; De Angelis, 2007; Engemann &amp; Radetzky, 2024; Lijewska, 2023; Lijewska &amp; Louw, 2025)</w:t>
-      </w:r>
-      <w:r>
-        <w:t xml:space="preserve">, we also hypothesized that trilinguals would process triple and double cognates similarly, suggesting that overlapping with more than one previously acquired language does not have an additive advantage for L3 lexical processing.</w:t>
-      </w:r>
-      <w:r>
-        <w:t xml:space="preserve"> </w:t>
-      </w:r>
-      <w:r>
-        <w:t xml:space="preserve">Our results supported our second hypothesis as there were no differences in response times for triple and double cognates.</w:t>
+        <w:t xml:space="preserve">The second research question asked whether L2 and L3 proficiency modulate L3 cognate processing.</w:t>
+      </w:r>
+      <w:r>
+        <w:t xml:space="preserve"> </w:t>
+      </w:r>
+      <w:r>
+        <w:t xml:space="preserve">Following previous findings</w:t>
+      </w:r>
+      <w:r>
+        <w:t xml:space="preserve"> </w:t>
+      </w:r>
+      <w:r>
+        <w:t xml:space="preserve">(e.g., Lemhöfer et al., 2004; Poarch &amp; Hell, 2014; Szubko-Sitarek, 2011)</w:t>
+      </w:r>
+      <w:r>
+        <w:t xml:space="preserve">, we predicted that higher L2 and L3 proficiency would facilitate L3 cognate processing.</w:t>
+      </w:r>
+      <w:r>
+        <w:t xml:space="preserve"> </w:t>
+      </w:r>
+      <w:r>
+        <w:t xml:space="preserve">However, the data did not show a positive association between higher proficiency and cognate facilitation.</w:t>
+      </w:r>
+      <w:r>
+        <w:t xml:space="preserve"> </w:t>
+      </w:r>
+      <w:r>
+        <w:t xml:space="preserve">The observed cognate facilitation effect was robust and not strongly modulated by either L2 or L3 proficiency.</w:t>
+      </w:r>
+      <w:r>
+        <w:t xml:space="preserve"> </w:t>
+      </w:r>
+      <w:r>
+        <w:t xml:space="preserve">There was a tendency for participants with higher Spanish proficiency to exhibit slightly stronger cognate facilitation, which may suggest that while cross-linguistic activation operates across proficiency levels, increased L3 proficiency may enhance the strength with which lexical representations are co-activated in L3 processing.</w:t>
+      </w:r>
+      <w:r>
+        <w:t xml:space="preserve"> </w:t>
+      </w:r>
+      <w:r>
+        <w:t xml:space="preserve">L2 and L3 proficiency did not determine whether facilitation occurred, but L3 proficiency may affect the extent of this effect.</w:t>
+      </w:r>
+      <w:r>
+        <w:t xml:space="preserve"> </w:t>
+      </w:r>
+      <w:r>
+        <w:t xml:space="preserve">After a certain level of proficiency, L3 lexical representations may consolidate and become more integrated into the broader multilingual system, enhancing the processing advantage for cognates</w:t>
+      </w:r>
+      <w:r>
+        <w:t xml:space="preserve"> </w:t>
+      </w:r>
+      <w:r>
+        <w:t xml:space="preserve">(Lemhöfer et al., 2004; Poarch &amp; Hell, 2014; Szubko-Sitarek, 2011)</w:t>
+      </w:r>
+      <w:r>
+        <w:t xml:space="preserve">.</w:t>
       </w:r>
     </w:p>
     <w:p>
@@ -4019,52 +9343,22 @@
         <w:pStyle w:val="BodyText"/>
       </w:pPr>
       <w:r>
-        <w:t xml:space="preserve">As both double and triple cognates yielded faster responses than noncognates, the findings provide clear evidence for a robust cognate facilitation effect in L3 lexical processing.</w:t>
-      </w:r>
-      <w:r>
-        <w:t xml:space="preserve"> </w:t>
-      </w:r>
-      <w:r>
-        <w:t xml:space="preserve">The observed pattern is consistent with models of non-selective lexical access that posit that lexical representations from all previously acquired languages are co-activated during word recognition</w:t>
-      </w:r>
-      <w:r>
-        <w:t xml:space="preserve"> </w:t>
-      </w:r>
-      <w:r>
-        <w:t xml:space="preserve">(Dijkstra et al., 2018; Dijkstra &amp; Van Heuven, 2002)</w:t>
-      </w:r>
-      <w:r>
-        <w:t xml:space="preserve">.</w:t>
-      </w:r>
-      <w:r>
-        <w:t xml:space="preserve"> </w:t>
-      </w:r>
-      <w:r>
-        <w:t xml:space="preserve">Cross-linguistic form overlap facilitates processing by increasing activation within an interconnected lexical network regardless of whether the overlap occurs between two or three languages.</w:t>
-      </w:r>
-      <w:r>
-        <w:t xml:space="preserve"> </w:t>
-      </w:r>
-      <w:r>
-        <w:t xml:space="preserve">Indeed, our results indicate that even partial cross-linguistic overlap is sufficient to trigger co-activation, which supports the Scaffolding model</w:t>
-      </w:r>
-      <w:r>
-        <w:t xml:space="preserve"> </w:t>
-      </w:r>
-      <w:r>
-        <w:t xml:space="preserve">(Bartolotti &amp; Marian, 2017)</w:t>
-      </w:r>
-      <w:r>
-        <w:t xml:space="preserve">, where lexical benefits happen when a L3 word overlaps with at least one of the previously acquired languages, and the Parasitic Model</w:t>
-      </w:r>
-      <w:r>
-        <w:t xml:space="preserve"> </w:t>
-      </w:r>
-      <w:r>
-        <w:t xml:space="preserve">(Ecke, 2015)</w:t>
-      </w:r>
-      <w:r>
-        <w:t xml:space="preserve">, where L3 learning is enhanced when a word attaches to a L1 or L2 host.</w:t>
+        <w:t xml:space="preserve">In contrast, the lack of a clear effect of L2 proficiency may suggest that L2 English may have reached the necessary level of entrenchment to support cross-linguistic activation.</w:t>
+      </w:r>
+      <w:r>
+        <w:t xml:space="preserve"> </w:t>
+      </w:r>
+      <w:r>
+        <w:t xml:space="preserve">Once a certain threshold is attained, additional increases may not substantially influence L3 lexical processing, indicating that the role of the L2 in L3 lexical processing may be categorical.</w:t>
+      </w:r>
+      <w:r>
+        <w:t xml:space="preserve"> </w:t>
+      </w:r>
+      <w:r>
+        <w:t xml:space="preserve">That is, L2 influence is either present or absent depending on whether it is sufficiently activated withtin the multilingual system.</w:t>
+      </w:r>
+      <w:r>
+        <w:t xml:space="preserve"> </w:t>
       </w:r>
     </w:p>
     <w:p>
@@ -4072,124 +9366,54 @@
         <w:pStyle w:val="BodyText"/>
       </w:pPr>
       <w:r>
-        <w:t xml:space="preserve">Crucially, the results revealed no compelling evidence of a cumulative cognate facilitation effect.</w:t>
-      </w:r>
-      <w:r>
-        <w:t xml:space="preserve"> </w:t>
-      </w:r>
-      <w:r>
-        <w:t xml:space="preserve">The findings are in line with previous studies that found no cumulative benefits</w:t>
-      </w:r>
-      <w:r>
-        <w:t xml:space="preserve"> </w:t>
-      </w:r>
-      <w:r>
-        <w:t xml:space="preserve">(e.g., Bartolotti &amp; Marian, 2017; Engemann &amp; Radetzky, 2024; Lijewska, 2023; Lijewska &amp; Louw, 2025)</w:t>
-      </w:r>
-      <w:r>
-        <w:t xml:space="preserve"> </w:t>
-      </w:r>
-      <w:r>
-        <w:t xml:space="preserve">and challenge cumulative transfer accounts like the Accumulation model</w:t>
-      </w:r>
-      <w:r>
-        <w:t xml:space="preserve"> </w:t>
-      </w:r>
-      <w:r>
-        <w:t xml:space="preserve">(Bartolotti &amp; Marian, 2017)</w:t>
-      </w:r>
-      <w:r>
-        <w:t xml:space="preserve">, which predict additive facilitation when cross-linguistic overlap happens across multiple languages.</w:t>
-      </w:r>
-      <w:r>
-        <w:t xml:space="preserve"> </w:t>
-      </w:r>
-      <w:r>
-        <w:t xml:space="preserve">The absence of a processing advantage for triple cognates suggests that lexical activation may reach a plateau once a certain threshold of cross-linguistic similarity is perceived.</w:t>
-      </w:r>
-      <w:r>
-        <w:t xml:space="preserve"> </w:t>
-      </w:r>
-      <w:r>
-        <w:t xml:space="preserve">Beyond this threshold, overlap with an additional language does not produce further facilitation, suggesting that the contribution of multiple languages is not strictly additive but subject to processing efficiency, competition of activated representations, among other factors.</w:t>
+        <w:t xml:space="preserve">Taken together, these findings have important implications for models of multilingual lexical processing.</w:t>
+      </w:r>
+      <w:r>
+        <w:t xml:space="preserve"> </w:t>
+      </w:r>
+      <w:r>
+        <w:t xml:space="preserve">On the one hand, the presence of cognate facilitation supports models that assume non-selective access and parallel activation across languages.</w:t>
+      </w:r>
+      <w:r>
+        <w:t xml:space="preserve"> </w:t>
+      </w:r>
+      <w:r>
+        <w:t xml:space="preserve">On the other hand, the absence of cumulative effects and the limited role of proficiency challenge models that predict additive contributions from multiple languages or strong modulation by proficiency alone.</w:t>
+      </w:r>
+      <w:r>
+        <w:t xml:space="preserve"> </w:t>
+      </w:r>
+      <w:r>
+        <w:t xml:space="preserve">Instead, the present results point toward a more nuanced view in which cross-linguistic activation is shaped by an interaction of factors, including language dominance, typological similarity, and task demands.</w:t>
+      </w:r>
+      <w:r>
+        <w:t xml:space="preserve"> </w:t>
+      </w:r>
+      <w:r>
+        <w:t xml:space="preserve">Finally, it is worth noting that individual variability in multilingual experience may further modulate these effects.</w:t>
+      </w:r>
+      <w:r>
+        <w:t xml:space="preserve"> </w:t>
+      </w:r>
+      <w:r>
+        <w:t xml:space="preserve">Factors such as frequency of language use, context of acquisition, and patterns of language switching could influence the extent to which different languages are co-activated during processing.</w:t>
+      </w:r>
+      <w:r>
+        <w:t xml:space="preserve"> </w:t>
+      </w:r>
+      <w:r>
+        <w:t xml:space="preserve">Although such variables were not directly examined in the present study, they represent promising avenues for future research.</w:t>
       </w:r>
     </w:p>
+    <w:bookmarkEnd w:id="49"/>
+    <w:bookmarkEnd w:id="50"/>
+    <w:bookmarkStart w:id="51" w:name="conclusion"/>
     <w:p>
       <w:pPr>
-        <w:pStyle w:val="BodyText"/>
+        <w:pStyle w:val="Heading1"/>
       </w:pPr>
       <w:r>
-        <w:t xml:space="preserve">One possible explanation for the present findings concerns the L2-status factor</w:t>
-      </w:r>
-      <w:r>
-        <w:t xml:space="preserve"> </w:t>
-      </w:r>
-      <w:r>
-        <w:t xml:space="preserve">(Bardel &amp; Falk, 2007, 2012)</w:t>
-      </w:r>
-      <w:r>
-        <w:t xml:space="preserve">, which argues that the L2 is the primary source of transfer in L3 acquisition and may override the L1 in many cases.</w:t>
-      </w:r>
-      <w:r>
-        <w:t xml:space="preserve"> </w:t>
-      </w:r>
-      <w:r>
-        <w:t xml:space="preserve">Due to similarities in the context of L2 and L3 learning, there is a higher degree of cognitive similarity between the L2 and the L3 than between the L1 and the L3, which may explain why additional overlap with the L1 did not cause a stronger facilitation effect than overlap with the L2.</w:t>
-      </w:r>
-      <w:r>
-        <w:t xml:space="preserve"> </w:t>
-      </w:r>
-      <w:r>
-        <w:t xml:space="preserve">Moreover, we can also explain the results in terms of psychotypology</w:t>
-      </w:r>
-      <w:r>
-        <w:t xml:space="preserve"> </w:t>
-      </w:r>
-      <w:r>
-        <w:t xml:space="preserve">(Kellerman, 1983)</w:t>
-      </w:r>
-      <w:r>
-        <w:t xml:space="preserve"> </w:t>
-      </w:r>
-      <w:r>
-        <w:t xml:space="preserve">and typological proximity accounts</w:t>
-      </w:r>
-      <w:r>
-        <w:t xml:space="preserve"> </w:t>
-      </w:r>
-      <w:r>
-        <w:t xml:space="preserve">(Rothman, 2011, 2013, 2015)</w:t>
-      </w:r>
-      <w:r>
-        <w:t xml:space="preserve">, which suggest that language proximity affects cross-linguistic influence, with more similar languages producing stronger influence.</w:t>
-      </w:r>
-      <w:r>
-        <w:t xml:space="preserve"> </w:t>
-      </w:r>
-      <w:r>
-        <w:t xml:space="preserve">In the present study, given that English and Spanish share substantial orthographic and lexical similarity, it is plausible that L2 English serves as a primary source of influence in L3 word recognition, while the influence of L1 German may be less engaged.</w:t>
-      </w:r>
-    </w:p>
-    <w:p>
-      <w:pPr>
-        <w:pStyle w:val="BodyText"/>
-      </w:pPr>
-      <w:r>
-        <w:rPr>
-          <w:b/>
-          <w:bCs/>
-        </w:rPr>
-        <w:t xml:space="preserve">Need a closing paragraph here.</w:t>
-      </w:r>
-    </w:p>
-    <w:bookmarkEnd w:id="34"/>
-    <w:bookmarkStart w:id="35" w:name="the-role-of-l2-and-l3-proficiency"/>
-    <w:p>
-      <w:pPr>
-        <w:pStyle w:val="Heading2"/>
-      </w:pPr>
-      <w:r>
-        <w:t xml:space="preserve">The Role of L2 and L3 Proficiency</w:t>
+        <w:t xml:space="preserve">Conclusion</w:t>
       </w:r>
     </w:p>
     <w:p>
@@ -4197,156 +9421,16 @@
         <w:pStyle w:val="FirstParagraph"/>
       </w:pPr>
       <w:r>
-        <w:t xml:space="preserve">The second research question asked whether L2 and L3 proficiency modulate L3 cognate processing.</w:t>
-      </w:r>
-      <w:r>
-        <w:t xml:space="preserve"> </w:t>
-      </w:r>
-      <w:r>
-        <w:t xml:space="preserve">Following previous findings</w:t>
-      </w:r>
-      <w:r>
-        <w:t xml:space="preserve"> </w:t>
-      </w:r>
-      <w:r>
-        <w:t xml:space="preserve">(e.g., Lemhöfer et al., 2004; Poarch &amp; Hell, 2014; Szubko-Sitarek, 2011)</w:t>
-      </w:r>
-      <w:r>
-        <w:t xml:space="preserve">, we predicted that higher L2 and L3 proficiency would facilitate L3 cognate processing.</w:t>
-      </w:r>
-      <w:r>
-        <w:t xml:space="preserve"> </w:t>
-      </w:r>
-      <w:r>
-        <w:t xml:space="preserve">However, the data did not show a positive association between higher proficiency and cognate facilitation.</w:t>
-      </w:r>
-      <w:r>
-        <w:t xml:space="preserve"> </w:t>
-      </w:r>
-      <w:r>
-        <w:t xml:space="preserve">The observed cognate facilitation effect was robust and not strongly modulated by either L2 or L3 proficiency.</w:t>
-      </w:r>
-      <w:r>
-        <w:t xml:space="preserve"> </w:t>
-      </w:r>
-      <w:r>
-        <w:t xml:space="preserve">There was a tendency for participants with higher Spanish proficiency to exhibit slightly stronger cognate facilitation, which may suggest that while cross-linguistic activation operates across proficiency levels, increased L3 proficiency may enhance the strength with which lexical representations are co-activated in L3 processing.</w:t>
-      </w:r>
-      <w:r>
-        <w:t xml:space="preserve"> </w:t>
-      </w:r>
-      <w:r>
-        <w:t xml:space="preserve">L2 and L3 proficiency did not determine whether facilitation occurred, but L3 proficiency may affect the extent of this effect.</w:t>
-      </w:r>
-      <w:r>
-        <w:t xml:space="preserve"> </w:t>
-      </w:r>
-      <w:r>
-        <w:t xml:space="preserve">After a certain level of proficiency, L3 lexical representations may consolidate and become more integrated into the broader multilingual system, enhancing the processing advantage for cognates</w:t>
-      </w:r>
-      <w:r>
-        <w:t xml:space="preserve"> </w:t>
-      </w:r>
-      <w:r>
-        <w:t xml:space="preserve">(Lemhöfer et al., 2004; Poarch &amp; Hell, 2014; Szubko-Sitarek, 2011)</w:t>
-      </w:r>
-      <w:r>
-        <w:t xml:space="preserve">.</w:t>
+        <w:t xml:space="preserve">Conclusion goes here.</w:t>
       </w:r>
     </w:p>
     <w:p>
-      <w:pPr>
-        <w:pStyle w:val="BodyText"/>
-      </w:pPr>
-      <w:r>
-        <w:t xml:space="preserve">In contrast, the lack of a clear effect of L2 proficiency may suggest that L2 English may have reached the necessary level of entrenchment to support cross-linguistic activation.</w:t>
-      </w:r>
-      <w:r>
-        <w:t xml:space="preserve"> </w:t>
-      </w:r>
-      <w:r>
-        <w:t xml:space="preserve">Once a certain threshold is attained, additional increases may not substantially influence L3 lexical processing, indicating that the role of the L2 in L3 lexical processing may be categorical.</w:t>
-      </w:r>
-      <w:r>
-        <w:t xml:space="preserve"> </w:t>
-      </w:r>
-      <w:r>
-        <w:t xml:space="preserve">That is, L2 influence is either present or absent depending on whether it is sufficiently activated withtin the multilingual system.</w:t>
-      </w:r>
-      <w:r>
-        <w:t xml:space="preserve"> </w:t>
+      <w:r>
+        <w:br w:type="page"/>
       </w:r>
     </w:p>
-    <w:p>
-      <w:pPr>
-        <w:pStyle w:val="BodyText"/>
-      </w:pPr>
-      <w:r>
-        <w:t xml:space="preserve">Taken together, these findings have important implications for models of multilingual lexical processing.</w:t>
-      </w:r>
-      <w:r>
-        <w:t xml:space="preserve"> </w:t>
-      </w:r>
-      <w:r>
-        <w:t xml:space="preserve">On the one hand, the presence of cognate facilitation supports models that assume non-selective access and parallel activation across languages.</w:t>
-      </w:r>
-      <w:r>
-        <w:t xml:space="preserve"> </w:t>
-      </w:r>
-      <w:r>
-        <w:t xml:space="preserve">On the other hand, the absence of cumulative effects and the limited role of proficiency challenge models that predict additive contributions from multiple languages or strong modulation by proficiency alone.</w:t>
-      </w:r>
-      <w:r>
-        <w:t xml:space="preserve"> </w:t>
-      </w:r>
-      <w:r>
-        <w:t xml:space="preserve">Instead, the present results point toward a more nuanced view in which cross-linguistic activation is shaped by an interaction of factors, including language dominance, typological similarity, and task demands.</w:t>
-      </w:r>
-      <w:r>
-        <w:t xml:space="preserve"> </w:t>
-      </w:r>
-      <w:r>
-        <w:t xml:space="preserve">Finally, it is worth noting that individual variability in multilingual experience may further modulate these effects.</w:t>
-      </w:r>
-      <w:r>
-        <w:t xml:space="preserve"> </w:t>
-      </w:r>
-      <w:r>
-        <w:t xml:space="preserve">Factors such as frequency of language use, context of acquisition, and patterns of language switching could influence the extent to which different languages are co-activated during processing.</w:t>
-      </w:r>
-      <w:r>
-        <w:t xml:space="preserve"> </w:t>
-      </w:r>
-      <w:r>
-        <w:t xml:space="preserve">Although such variables were not directly examined in the present study, they represent promising avenues for future research.</w:t>
-      </w:r>
-    </w:p>
-    <w:bookmarkEnd w:id="35"/>
-    <w:bookmarkEnd w:id="36"/>
-    <w:bookmarkStart w:id="37" w:name="conclusion"/>
-    <w:p>
-      <w:pPr>
-        <w:pStyle w:val="Heading1"/>
-      </w:pPr>
-      <w:r>
-        <w:t xml:space="preserve">Conclusion</w:t>
-      </w:r>
-    </w:p>
-    <w:p>
-      <w:pPr>
-        <w:pStyle w:val="FirstParagraph"/>
-      </w:pPr>
-      <w:r>
-        <w:t xml:space="preserve">Conclusion goes here.</w:t>
-      </w:r>
-    </w:p>
-    <w:p>
-      <w:r>
-        <w:br w:type="page"/>
-      </w:r>
-    </w:p>
-    <w:bookmarkEnd w:id="37"/>
-    <w:bookmarkStart w:id="39" w:name="X421aa8c25e75d5bda444d1508fbcc66cb0dedf6"/>
+    <w:bookmarkEnd w:id="51"/>
+    <w:bookmarkStart w:id="53" w:name="X421aa8c25e75d5bda444d1508fbcc66cb0dedf6"/>
     <w:p>
       <w:pPr>
         <w:pStyle w:val="Heading1"/>
@@ -4359,10 +9443,10 @@
       <w:pPr>
         <w:pStyle w:val="TableCaption"/>
       </w:pPr>
-      <w:bookmarkStart w:id="38" w:name="tab:stim-table-appendix"/>
-      <w:bookmarkEnd w:id="38"/>
-      <w:r>
-        <w:t xml:space="preserve">Table 2: Stimulus List</w:t>
+      <w:bookmarkStart w:id="52" w:name="tab:stim-table-appendix"/>
+      <w:bookmarkEnd w:id="52"/>
+      <w:r>
+        <w:t xml:space="preserve">Table 3: Stimulus List</w:t>
       </w:r>
     </w:p>
     <w:tbl>
@@ -4370,7 +9454,7 @@
         <w:tblStyle w:val="Table"/>
         <w:tblW w:type="auto" w:w="0"/>
         <w:tblLook w:firstRow="1" w:lastRow="0" w:firstColumn="0" w:lastColumn="0" w:noHBand="0" w:noVBand="0" w:val="0020"/>
-        <w:tblCaption w:val="Table 2: Stimulus List"/>
+        <w:tblCaption w:val="Table 3: Stimulus List"/>
       </w:tblPr>
       <w:tblGrid>
         <w:gridCol w:w="1980"/>
@@ -9237,8 +14321,8 @@
         <w:br w:type="page"/>
       </w:r>
     </w:p>
-    <w:bookmarkEnd w:id="39"/>
-    <w:bookmarkStart w:id="127" w:name="references"/>
+    <w:bookmarkEnd w:id="53"/>
+    <w:bookmarkStart w:id="141" w:name="references"/>
     <w:p>
       <w:pPr>
         <w:pStyle w:val="Heading1"/>
@@ -9247,8 +14331,8 @@
         <w:t xml:space="preserve">References</w:t>
       </w:r>
     </w:p>
-    <w:bookmarkStart w:id="126" w:name="refs"/>
-    <w:bookmarkStart w:id="41" w:name="ref-aguinaga_echeverria_2017"/>
+    <w:bookmarkStart w:id="140" w:name="refs"/>
+    <w:bookmarkStart w:id="55" w:name="ref-aguinaga_echeverria_2017"/>
     <w:p>
       <w:pPr>
         <w:pStyle w:val="Bibliography"/>
@@ -9375,7 +14459,7 @@
       <w:r>
         <w:t xml:space="preserve"> </w:t>
       </w:r>
-      <w:hyperlink r:id="rId40">
+      <w:hyperlink r:id="rId54">
         <w:r>
           <w:rPr>
             <w:rStyle w:val="Hyperlink"/>
@@ -9384,8 +14468,8 @@
         </w:r>
       </w:hyperlink>
     </w:p>
-    <w:bookmarkEnd w:id="41"/>
-    <w:bookmarkStart w:id="43" w:name="ref-amengual_2012"/>
+    <w:bookmarkEnd w:id="55"/>
+    <w:bookmarkStart w:id="57" w:name="ref-amengual_2012"/>
     <w:p>
       <w:pPr>
         <w:pStyle w:val="Bibliography"/>
@@ -9431,7 +14515,7 @@
       <w:r>
         <w:t xml:space="preserve">(3), 517–530. http://doi.org/</w:t>
       </w:r>
-      <w:hyperlink r:id="rId42">
+      <w:hyperlink r:id="rId56">
         <w:r>
           <w:rPr>
             <w:rStyle w:val="Hyperlink"/>
@@ -9440,8 +14524,8 @@
         </w:r>
       </w:hyperlink>
     </w:p>
-    <w:bookmarkEnd w:id="43"/>
-    <w:bookmarkStart w:id="45" w:name="ref-arana_etal_2022"/>
+    <w:bookmarkEnd w:id="57"/>
+    <w:bookmarkStart w:id="59" w:name="ref-arana_etal_2022"/>
     <w:p>
       <w:pPr>
         <w:pStyle w:val="Bibliography"/>
@@ -9475,7 +14559,7 @@
       <w:r>
         <w:t xml:space="preserve">(4), 660–678. http://doi.org/</w:t>
       </w:r>
-      <w:hyperlink r:id="rId44">
+      <w:hyperlink r:id="rId58">
         <w:r>
           <w:rPr>
             <w:rStyle w:val="Hyperlink"/>
@@ -9484,8 +14568,8 @@
         </w:r>
       </w:hyperlink>
     </w:p>
-    <w:bookmarkEnd w:id="45"/>
-    <w:bookmarkStart w:id="47" w:name="ref-bardel_falk_2007"/>
+    <w:bookmarkEnd w:id="59"/>
+    <w:bookmarkStart w:id="61" w:name="ref-bardel_falk_2007"/>
     <w:p>
       <w:pPr>
         <w:pStyle w:val="Bibliography"/>
@@ -9543,7 +14627,7 @@
       <w:r>
         <w:t xml:space="preserve">, 459–484. http://doi.org/</w:t>
       </w:r>
-      <w:hyperlink r:id="rId46">
+      <w:hyperlink r:id="rId60">
         <w:r>
           <w:rPr>
             <w:rStyle w:val="Hyperlink"/>
@@ -9552,8 +14636,8 @@
         </w:r>
       </w:hyperlink>
     </w:p>
-    <w:bookmarkEnd w:id="47"/>
-    <w:bookmarkStart w:id="49" w:name="ref-bardel_falk_2012"/>
+    <w:bookmarkEnd w:id="61"/>
+    <w:bookmarkStart w:id="63" w:name="ref-bardel_falk_2012"/>
     <w:p>
       <w:pPr>
         <w:pStyle w:val="Bibliography"/>
@@ -9573,7 +14657,7 @@
       <w:r>
         <w:t xml:space="preserve">status factor and the declarative/procedural distinction. In (pp. 61–78). http://doi.org/</w:t>
       </w:r>
-      <w:hyperlink r:id="rId48">
+      <w:hyperlink r:id="rId62">
         <w:r>
           <w:rPr>
             <w:rStyle w:val="Hyperlink"/>
@@ -9582,8 +14666,8 @@
         </w:r>
       </w:hyperlink>
     </w:p>
-    <w:bookmarkEnd w:id="49"/>
-    <w:bookmarkStart w:id="51" w:name="ref-bartolotti_marian_2017"/>
+    <w:bookmarkEnd w:id="63"/>
+    <w:bookmarkStart w:id="65" w:name="ref-bartolotti_marian_2017"/>
     <w:p>
       <w:pPr>
         <w:pStyle w:val="Bibliography"/>
@@ -9668,7 +14752,7 @@
       <w:r>
         <w:t xml:space="preserve">(1), 110–140. http://doi.org/</w:t>
       </w:r>
-      <w:hyperlink r:id="rId50">
+      <w:hyperlink r:id="rId64">
         <w:r>
           <w:rPr>
             <w:rStyle w:val="Hyperlink"/>
@@ -9677,8 +14761,8 @@
         </w:r>
       </w:hyperlink>
     </w:p>
-    <w:bookmarkEnd w:id="51"/>
-    <w:bookmarkStart w:id="53" w:name="ref-carrasco-ortiz_etal_2021"/>
+    <w:bookmarkEnd w:id="65"/>
+    <w:bookmarkStart w:id="67" w:name="ref-carrasco-ortiz_etal_2021"/>
     <w:p>
       <w:pPr>
         <w:pStyle w:val="Bibliography"/>
@@ -9724,7 +14808,7 @@
       <w:r>
         <w:t xml:space="preserve">(3), 389–417. http://doi.org/</w:t>
       </w:r>
-      <w:hyperlink r:id="rId52">
+      <w:hyperlink r:id="rId66">
         <w:r>
           <w:rPr>
             <w:rStyle w:val="Hyperlink"/>
@@ -9733,8 +14817,8 @@
         </w:r>
       </w:hyperlink>
     </w:p>
-    <w:bookmarkEnd w:id="53"/>
-    <w:bookmarkStart w:id="55" w:name="ref-comesana_etal_2015"/>
+    <w:bookmarkEnd w:id="67"/>
+    <w:bookmarkStart w:id="69" w:name="ref-comesana_etal_2015"/>
     <w:p>
       <w:pPr>
         <w:pStyle w:val="Bibliography"/>
@@ -9780,7 +14864,7 @@
       <w:r>
         <w:t xml:space="preserve">(3), 614–635. http://doi.org/</w:t>
       </w:r>
-      <w:hyperlink r:id="rId54">
+      <w:hyperlink r:id="rId68">
         <w:r>
           <w:rPr>
             <w:rStyle w:val="Hyperlink"/>
@@ -9789,8 +14873,8 @@
         </w:r>
       </w:hyperlink>
     </w:p>
-    <w:bookmarkEnd w:id="55"/>
-    <w:bookmarkStart w:id="57" w:name="ref-cop_etal_2015"/>
+    <w:bookmarkEnd w:id="69"/>
+    <w:bookmarkStart w:id="71" w:name="ref-cop_etal_2015"/>
     <w:p>
       <w:pPr>
         <w:pStyle w:val="Bibliography"/>
@@ -9914,7 +14998,7 @@
       <w:r>
         <w:t xml:space="preserve">(8), e0134008. http://doi.org/</w:t>
       </w:r>
-      <w:hyperlink r:id="rId56">
+      <w:hyperlink r:id="rId70">
         <w:r>
           <w:rPr>
             <w:rStyle w:val="Hyperlink"/>
@@ -9923,8 +15007,8 @@
         </w:r>
       </w:hyperlink>
     </w:p>
-    <w:bookmarkEnd w:id="57"/>
-    <w:bookmarkStart w:id="59" w:name="ref-cornut_etal_2022"/>
+    <w:bookmarkEnd w:id="71"/>
+    <w:bookmarkStart w:id="73" w:name="ref-cornut_etal_2022"/>
     <w:p>
       <w:pPr>
         <w:pStyle w:val="Bibliography"/>
@@ -9988,7 +15072,7 @@
       <w:r>
         <w:t xml:space="preserve">(1), 121–136. http://doi.org/</w:t>
       </w:r>
-      <w:hyperlink r:id="rId58">
+      <w:hyperlink r:id="rId72">
         <w:r>
           <w:rPr>
             <w:rStyle w:val="Hyperlink"/>
@@ -9997,8 +15081,8 @@
         </w:r>
       </w:hyperlink>
     </w:p>
-    <w:bookmarkEnd w:id="59"/>
-    <w:bookmarkStart w:id="61" w:name="ref-costa_etal_2023"/>
+    <w:bookmarkEnd w:id="73"/>
+    <w:bookmarkStart w:id="75" w:name="ref-costa_etal_2023"/>
     <w:p>
       <w:pPr>
         <w:pStyle w:val="Bibliography"/>
@@ -10092,7 +15176,7 @@
       <w:r>
         <w:t xml:space="preserve">(7), 3699–3725. http://doi.org/</w:t>
       </w:r>
-      <w:hyperlink r:id="rId60">
+      <w:hyperlink r:id="rId74">
         <w:r>
           <w:rPr>
             <w:rStyle w:val="Hyperlink"/>
@@ -10101,8 +15185,8 @@
         </w:r>
       </w:hyperlink>
     </w:p>
-    <w:bookmarkEnd w:id="61"/>
-    <w:bookmarkStart w:id="62" w:name="ref-costa_etal_2000"/>
+    <w:bookmarkEnd w:id="75"/>
+    <w:bookmarkStart w:id="76" w:name="ref-costa_etal_2000"/>
     <w:p>
       <w:pPr>
         <w:pStyle w:val="Bibliography"/>
@@ -10171,8 +15255,8 @@
         <w:t xml:space="preserve">.</w:t>
       </w:r>
     </w:p>
-    <w:bookmarkEnd w:id="62"/>
-    <w:bookmarkStart w:id="63" w:name="ref-cuetos_etal_2011"/>
+    <w:bookmarkEnd w:id="76"/>
+    <w:bookmarkStart w:id="77" w:name="ref-cuetos_etal_2011"/>
     <w:p>
       <w:pPr>
         <w:pStyle w:val="Bibliography"/>
@@ -10234,8 +15318,8 @@
         <w:t xml:space="preserve">(2), 133–143.</w:t>
       </w:r>
     </w:p>
-    <w:bookmarkEnd w:id="63"/>
-    <w:bookmarkStart w:id="65" w:name="ref-de_angelis_2007"/>
+    <w:bookmarkEnd w:id="77"/>
+    <w:bookmarkStart w:id="79" w:name="ref-de_angelis_2007"/>
     <w:p>
       <w:pPr>
         <w:pStyle w:val="Bibliography"/>
@@ -10298,7 +15382,7 @@
       <w:r>
         <w:t xml:space="preserve">. (D. Singleton, Ed.). Multilingual Matters &amp; Channel View Publications. http://doi.org/</w:t>
       </w:r>
-      <w:hyperlink r:id="rId64">
+      <w:hyperlink r:id="rId78">
         <w:r>
           <w:rPr>
             <w:rStyle w:val="Hyperlink"/>
@@ -10307,8 +15391,8 @@
         </w:r>
       </w:hyperlink>
     </w:p>
-    <w:bookmarkEnd w:id="65"/>
-    <w:bookmarkStart w:id="67" w:name="ref-dijkstra_etal_2010"/>
+    <w:bookmarkEnd w:id="79"/>
+    <w:bookmarkStart w:id="81" w:name="ref-dijkstra_etal_2010"/>
     <w:p>
       <w:pPr>
         <w:pStyle w:val="Bibliography"/>
@@ -10342,7 +15426,7 @@
       <w:r>
         <w:t xml:space="preserve">(3), 284–301. http://doi.org/</w:t>
       </w:r>
-      <w:hyperlink r:id="rId66">
+      <w:hyperlink r:id="rId80">
         <w:r>
           <w:rPr>
             <w:rStyle w:val="Hyperlink"/>
@@ -10351,8 +15435,8 @@
         </w:r>
       </w:hyperlink>
     </w:p>
-    <w:bookmarkEnd w:id="67"/>
-    <w:bookmarkStart w:id="69" w:name="ref-dijkstra_vanheuven_2002"/>
+    <w:bookmarkEnd w:id="81"/>
+    <w:bookmarkStart w:id="83" w:name="ref-dijkstra_vanheuven_2002"/>
     <w:p>
       <w:pPr>
         <w:pStyle w:val="Bibliography"/>
@@ -10398,7 +15482,7 @@
       <w:r>
         <w:t xml:space="preserve">(3), 175–197. http://doi.org/</w:t>
       </w:r>
-      <w:hyperlink r:id="rId68">
+      <w:hyperlink r:id="rId82">
         <w:r>
           <w:rPr>
             <w:rStyle w:val="Hyperlink"/>
@@ -10407,8 +15491,8 @@
         </w:r>
       </w:hyperlink>
     </w:p>
-    <w:bookmarkEnd w:id="69"/>
-    <w:bookmarkStart w:id="70" w:name="ref-Dijkstra_etal_2018"/>
+    <w:bookmarkEnd w:id="83"/>
+    <w:bookmarkStart w:id="84" w:name="ref-Dijkstra_etal_2018"/>
     <w:p>
       <w:pPr>
         <w:pStyle w:val="Bibliography"/>
@@ -10443,8 +15527,8 @@
         <w:t xml:space="preserve">(4), 657–679.</w:t>
       </w:r>
     </w:p>
-    <w:bookmarkEnd w:id="70"/>
-    <w:bookmarkStart w:id="72" w:name="ref-ecke_2015"/>
+    <w:bookmarkEnd w:id="84"/>
+    <w:bookmarkStart w:id="86" w:name="ref-ecke_2015"/>
     <w:p>
       <w:pPr>
         <w:pStyle w:val="Bibliography"/>
@@ -10478,7 +15562,7 @@
       <w:r>
         <w:t xml:space="preserve">(2), 145–162. http://doi.org/</w:t>
       </w:r>
-      <w:hyperlink r:id="rId71">
+      <w:hyperlink r:id="rId85">
         <w:r>
           <w:rPr>
             <w:rStyle w:val="Hyperlink"/>
@@ -10487,8 +15571,8 @@
         </w:r>
       </w:hyperlink>
     </w:p>
-    <w:bookmarkEnd w:id="72"/>
-    <w:bookmarkStart w:id="74" w:name="ref-ellis_beaton_1993"/>
+    <w:bookmarkEnd w:id="86"/>
+    <w:bookmarkStart w:id="88" w:name="ref-ellis_beaton_1993"/>
     <w:p>
       <w:pPr>
         <w:pStyle w:val="Bibliography"/>
@@ -10534,7 +15618,7 @@
       <w:r>
         <w:t xml:space="preserve">(3), 533–558. http://doi.org/</w:t>
       </w:r>
-      <w:hyperlink r:id="rId73">
+      <w:hyperlink r:id="rId87">
         <w:r>
           <w:rPr>
             <w:rStyle w:val="Hyperlink"/>
@@ -10543,8 +15627,8 @@
         </w:r>
       </w:hyperlink>
     </w:p>
-    <w:bookmarkEnd w:id="74"/>
-    <w:bookmarkStart w:id="76" w:name="ref-engemann_rodetzky_2024"/>
+    <w:bookmarkEnd w:id="88"/>
+    <w:bookmarkStart w:id="90" w:name="ref-engemann_rodetzky_2024"/>
     <w:p>
       <w:pPr>
         <w:pStyle w:val="Bibliography"/>
@@ -10635,7 +15719,7 @@
       <w:r>
         <w:t xml:space="preserve">(10). http://doi.org/</w:t>
       </w:r>
-      <w:hyperlink r:id="rId75">
+      <w:hyperlink r:id="rId89">
         <w:r>
           <w:rPr>
             <w:rStyle w:val="Hyperlink"/>
@@ -10644,8 +15728,8 @@
         </w:r>
       </w:hyperlink>
     </w:p>
-    <w:bookmarkEnd w:id="76"/>
-    <w:bookmarkStart w:id="78" w:name="ref-forys-nogala_etal_2026"/>
+    <w:bookmarkEnd w:id="90"/>
+    <w:bookmarkStart w:id="92" w:name="ref-forys-nogala_etal_2026"/>
     <w:p>
       <w:pPr>
         <w:pStyle w:val="Bibliography"/>
@@ -10757,7 +15841,7 @@
       <w:r>
         <w:t xml:space="preserve">(2), 367–380. http://doi.org/</w:t>
       </w:r>
-      <w:hyperlink r:id="rId77">
+      <w:hyperlink r:id="rId91">
         <w:r>
           <w:rPr>
             <w:rStyle w:val="Hyperlink"/>
@@ -10766,8 +15850,8 @@
         </w:r>
       </w:hyperlink>
     </w:p>
-    <w:bookmarkEnd w:id="78"/>
-    <w:bookmarkStart w:id="80" w:name="ref-frances_etal_2021"/>
+    <w:bookmarkEnd w:id="92"/>
+    <w:bookmarkStart w:id="94" w:name="ref-frances_etal_2021"/>
     <w:p>
       <w:pPr>
         <w:pStyle w:val="Bibliography"/>
@@ -10813,7 +15897,7 @@
       <w:r>
         <w:t xml:space="preserve">(1), 12812. http://doi.org/</w:t>
       </w:r>
-      <w:hyperlink r:id="rId79">
+      <w:hyperlink r:id="rId93">
         <w:r>
           <w:rPr>
             <w:rStyle w:val="Hyperlink"/>
@@ -10822,8 +15906,8 @@
         </w:r>
       </w:hyperlink>
     </w:p>
-    <w:bookmarkEnd w:id="80"/>
-    <w:bookmarkStart w:id="82" w:name="ref-frances_etal_2022"/>
+    <w:bookmarkEnd w:id="94"/>
+    <w:bookmarkStart w:id="96" w:name="ref-frances_etal_2022"/>
     <w:p>
       <w:pPr>
         <w:pStyle w:val="Bibliography"/>
@@ -10956,7 +16040,7 @@
       <w:r>
         <w:t xml:space="preserve">. http://doi.org/</w:t>
       </w:r>
-      <w:hyperlink r:id="rId81">
+      <w:hyperlink r:id="rId95">
         <w:r>
           <w:rPr>
             <w:rStyle w:val="Hyperlink"/>
@@ -10965,8 +16049,8 @@
         </w:r>
       </w:hyperlink>
     </w:p>
-    <w:bookmarkEnd w:id="82"/>
-    <w:bookmarkStart w:id="84" w:name="ref-garrido-pozu_2024"/>
+    <w:bookmarkEnd w:id="96"/>
+    <w:bookmarkStart w:id="98" w:name="ref-garrido-pozu_2024"/>
     <w:p>
       <w:pPr>
         <w:pStyle w:val="Bibliography"/>
@@ -11018,7 +16102,7 @@
       <w:r>
         <w:t xml:space="preserve">(5), 914–926. http://doi.org/</w:t>
       </w:r>
-      <w:hyperlink r:id="rId83">
+      <w:hyperlink r:id="rId97">
         <w:r>
           <w:rPr>
             <w:rStyle w:val="Hyperlink"/>
@@ -11027,8 +16111,8 @@
         </w:r>
       </w:hyperlink>
     </w:p>
-    <w:bookmarkEnd w:id="84"/>
-    <w:bookmarkStart w:id="86" w:name="ref-van_hell_degroot_2008"/>
+    <w:bookmarkEnd w:id="98"/>
+    <w:bookmarkStart w:id="100" w:name="ref-van_hell_degroot_2008"/>
     <w:p>
       <w:pPr>
         <w:pStyle w:val="Bibliography"/>
@@ -11062,7 +16146,7 @@
       <w:r>
         <w:t xml:space="preserve">(3), 431–451. http://doi.org/</w:t>
       </w:r>
-      <w:hyperlink r:id="rId85">
+      <w:hyperlink r:id="rId99">
         <w:r>
           <w:rPr>
             <w:rStyle w:val="Hyperlink"/>
@@ -11071,8 +16155,8 @@
         </w:r>
       </w:hyperlink>
     </w:p>
-    <w:bookmarkEnd w:id="86"/>
-    <w:bookmarkStart w:id="87" w:name="ref-izura_etal_2014"/>
+    <w:bookmarkEnd w:id="100"/>
+    <w:bookmarkStart w:id="101" w:name="ref-izura_etal_2014"/>
     <w:p>
       <w:pPr>
         <w:pStyle w:val="Bibliography"/>
@@ -11137,8 +16221,8 @@
         <w:t xml:space="preserve">(1), 49–66.</w:t>
       </w:r>
     </w:p>
-    <w:bookmarkEnd w:id="87"/>
-    <w:bookmarkStart w:id="88" w:name="ref-Kellerman_1983"/>
+    <w:bookmarkEnd w:id="101"/>
+    <w:bookmarkStart w:id="102" w:name="ref-Kellerman_1983"/>
     <w:p>
       <w:pPr>
         <w:pStyle w:val="Bibliography"/>
@@ -11163,8 +16247,8 @@
         <w:t xml:space="preserve">(pp. 112–134). Rowley, MA: Newbury House.</w:t>
       </w:r>
     </w:p>
-    <w:bookmarkEnd w:id="88"/>
-    <w:bookmarkStart w:id="90" w:name="ref-lemhofer_broersma_2012"/>
+    <w:bookmarkEnd w:id="102"/>
+    <w:bookmarkStart w:id="104" w:name="ref-lemhofer_broersma_2012"/>
     <w:p>
       <w:pPr>
         <w:pStyle w:val="Bibliography"/>
@@ -11264,7 +16348,7 @@
       <w:r>
         <w:t xml:space="preserve">(2), 325–343. http://doi.org/</w:t>
       </w:r>
-      <w:hyperlink r:id="rId89">
+      <w:hyperlink r:id="rId103">
         <w:r>
           <w:rPr>
             <w:rStyle w:val="Hyperlink"/>
@@ -11273,8 +16357,8 @@
         </w:r>
       </w:hyperlink>
     </w:p>
-    <w:bookmarkEnd w:id="90"/>
-    <w:bookmarkStart w:id="92" w:name="ref-lemhoefer_etal_2004"/>
+    <w:bookmarkEnd w:id="104"/>
+    <w:bookmarkStart w:id="106" w:name="ref-lemhoefer_etal_2004"/>
     <w:p>
       <w:pPr>
         <w:pStyle w:val="Bibliography"/>
@@ -11329,7 +16413,7 @@
       <w:r>
         <w:t xml:space="preserve">(5), 585–611. http://doi.org/</w:t>
       </w:r>
-      <w:hyperlink r:id="rId91">
+      <w:hyperlink r:id="rId105">
         <w:r>
           <w:rPr>
             <w:rStyle w:val="Hyperlink"/>
@@ -11338,8 +16422,8 @@
         </w:r>
       </w:hyperlink>
     </w:p>
-    <w:bookmarkEnd w:id="92"/>
-    <w:bookmarkStart w:id="94" w:name="ref-lijewska_2023"/>
+    <w:bookmarkEnd w:id="106"/>
+    <w:bookmarkStart w:id="108" w:name="ref-lijewska_2023"/>
     <w:p>
       <w:pPr>
         <w:pStyle w:val="Bibliography"/>
@@ -11385,7 +16469,7 @@
       <w:r>
         <w:t xml:space="preserve">(4), 1235–1263. http://doi.org/</w:t>
       </w:r>
-      <w:hyperlink r:id="rId93">
+      <w:hyperlink r:id="rId107">
         <w:r>
           <w:rPr>
             <w:rStyle w:val="Hyperlink"/>
@@ -11394,8 +16478,8 @@
         </w:r>
       </w:hyperlink>
     </w:p>
-    <w:bookmarkEnd w:id="94"/>
-    <w:bookmarkStart w:id="96" w:name="ref-lijewska_delouw_2025"/>
+    <w:bookmarkEnd w:id="108"/>
+    <w:bookmarkStart w:id="110" w:name="ref-lijewska_delouw_2025"/>
     <w:p>
       <w:pPr>
         <w:pStyle w:val="Bibliography"/>
@@ -11438,7 +16522,7 @@
       <w:r>
         <w:t xml:space="preserve">(5), 632–661. http://doi.org/</w:t>
       </w:r>
-      <w:hyperlink r:id="rId95">
+      <w:hyperlink r:id="rId109">
         <w:r>
           <w:rPr>
             <w:rStyle w:val="Hyperlink"/>
@@ -11447,8 +16531,8 @@
         </w:r>
       </w:hyperlink>
     </w:p>
-    <w:bookmarkEnd w:id="96"/>
-    <w:bookmarkStart w:id="98" w:name="ref-lotto_degroot_1998"/>
+    <w:bookmarkEnd w:id="110"/>
+    <w:bookmarkStart w:id="112" w:name="ref-lotto_degroot_1998"/>
     <w:p>
       <w:pPr>
         <w:pStyle w:val="Bibliography"/>
@@ -11482,7 +16566,7 @@
       <w:r>
         <w:t xml:space="preserve">(1), 31–69. http://doi.org/</w:t>
       </w:r>
-      <w:hyperlink r:id="rId97">
+      <w:hyperlink r:id="rId111">
         <w:r>
           <w:rPr>
             <w:rStyle w:val="Hyperlink"/>
@@ -11491,8 +16575,8 @@
         </w:r>
       </w:hyperlink>
     </w:p>
-    <w:bookmarkEnd w:id="98"/>
-    <w:bookmarkStart w:id="100" w:name="ref-muntendam_etal_2022"/>
+    <w:bookmarkEnd w:id="112"/>
+    <w:bookmarkStart w:id="114" w:name="ref-muntendam_etal_2022"/>
     <w:p>
       <w:pPr>
         <w:pStyle w:val="Bibliography"/>
@@ -11559,7 +16643,7 @@
       <w:r>
         <w:t xml:space="preserve">, 1–12. http://doi.org/</w:t>
       </w:r>
-      <w:hyperlink r:id="rId99">
+      <w:hyperlink r:id="rId113">
         <w:r>
           <w:rPr>
             <w:rStyle w:val="Hyperlink"/>
@@ -11568,8 +16652,8 @@
         </w:r>
       </w:hyperlink>
     </w:p>
-    <w:bookmarkEnd w:id="100"/>
-    <w:bookmarkStart w:id="102" w:name="ref-new_etal_2024"/>
+    <w:bookmarkEnd w:id="114"/>
+    <w:bookmarkStart w:id="116" w:name="ref-new_etal_2024"/>
     <w:p>
       <w:pPr>
         <w:pStyle w:val="Bibliography"/>
@@ -11624,7 +16708,7 @@
       <w:r>
         <w:t xml:space="preserve">(2), 278–286. http://doi.org/</w:t>
       </w:r>
-      <w:hyperlink r:id="rId101">
+      <w:hyperlink r:id="rId115">
         <w:r>
           <w:rPr>
             <w:rStyle w:val="Hyperlink"/>
@@ -11633,8 +16717,8 @@
         </w:r>
       </w:hyperlink>
     </w:p>
-    <w:bookmarkEnd w:id="102"/>
-    <w:bookmarkStart w:id="104" w:name="ref-otwinowska_szewczyk_2019"/>
+    <w:bookmarkEnd w:id="116"/>
+    <w:bookmarkStart w:id="118" w:name="ref-otwinowska_szewczyk_2019"/>
     <w:p>
       <w:pPr>
         <w:pStyle w:val="Bibliography"/>
@@ -11680,7 +16764,7 @@
       <w:r>
         <w:t xml:space="preserve">(8), 974–991. http://doi.org/</w:t>
       </w:r>
-      <w:hyperlink r:id="rId103">
+      <w:hyperlink r:id="rId117">
         <w:r>
           <w:rPr>
             <w:rStyle w:val="Hyperlink"/>
@@ -11689,8 +16773,8 @@
         </w:r>
       </w:hyperlink>
     </w:p>
-    <w:bookmarkEnd w:id="104"/>
-    <w:bookmarkStart w:id="106" w:name="ref-peeters_etal_2013"/>
+    <w:bookmarkEnd w:id="118"/>
+    <w:bookmarkStart w:id="120" w:name="ref-peeters_etal_2013"/>
     <w:p>
       <w:pPr>
         <w:pStyle w:val="Bibliography"/>
@@ -11748,7 +16832,7 @@
       <w:r>
         <w:t xml:space="preserve">(4), 315–332. http://doi.org/</w:t>
       </w:r>
-      <w:hyperlink r:id="rId105">
+      <w:hyperlink r:id="rId119">
         <w:r>
           <w:rPr>
             <w:rStyle w:val="Hyperlink"/>
@@ -11757,8 +16841,8 @@
         </w:r>
       </w:hyperlink>
     </w:p>
-    <w:bookmarkEnd w:id="106"/>
-    <w:bookmarkStart w:id="108" w:name="ref-peirce_2019"/>
+    <w:bookmarkEnd w:id="120"/>
+    <w:bookmarkStart w:id="122" w:name="ref-peirce_2019"/>
     <w:p>
       <w:pPr>
         <w:pStyle w:val="Bibliography"/>
@@ -11813,7 +16897,7 @@
       <w:r>
         <w:t xml:space="preserve">(1), 195–203. http://doi.org/</w:t>
       </w:r>
-      <w:hyperlink r:id="rId107">
+      <w:hyperlink r:id="rId121">
         <w:r>
           <w:rPr>
             <w:rStyle w:val="Hyperlink"/>
@@ -11822,8 +16906,8 @@
         </w:r>
       </w:hyperlink>
     </w:p>
-    <w:bookmarkEnd w:id="108"/>
-    <w:bookmarkStart w:id="110" w:name="ref-poarch_vanhell_2014"/>
+    <w:bookmarkEnd w:id="122"/>
+    <w:bookmarkStart w:id="124" w:name="ref-poarch_vanhell_2014"/>
     <w:p>
       <w:pPr>
         <w:pStyle w:val="Bibliography"/>
@@ -11857,7 +16941,7 @@
       <w:r>
         <w:t xml:space="preserve">(6), 693–716. http://doi.org/</w:t>
       </w:r>
-      <w:hyperlink r:id="rId109">
+      <w:hyperlink r:id="rId123">
         <w:r>
           <w:rPr>
             <w:rStyle w:val="Hyperlink"/>
@@ -11866,8 +16950,8 @@
         </w:r>
       </w:hyperlink>
     </w:p>
-    <w:bookmarkEnd w:id="110"/>
-    <w:bookmarkStart w:id="112" w:name="ref-poort_rodd_2017"/>
+    <w:bookmarkEnd w:id="124"/>
+    <w:bookmarkStart w:id="126" w:name="ref-poort_rodd_2017"/>
     <w:p>
       <w:pPr>
         <w:pStyle w:val="Bibliography"/>
@@ -11901,7 +16985,7 @@
       <w:r>
         <w:t xml:space="preserve">, 52–63. http://doi.org/</w:t>
       </w:r>
-      <w:hyperlink r:id="rId111">
+      <w:hyperlink r:id="rId125">
         <w:r>
           <w:rPr>
             <w:rStyle w:val="Hyperlink"/>
@@ -11910,8 +16994,8 @@
         </w:r>
       </w:hyperlink>
     </w:p>
-    <w:bookmarkEnd w:id="112"/>
-    <w:bookmarkStart w:id="114" w:name="ref-puig-mayenco_etal_2020"/>
+    <w:bookmarkEnd w:id="126"/>
+    <w:bookmarkStart w:id="128" w:name="ref-puig-mayenco_etal_2020"/>
     <w:p>
       <w:pPr>
         <w:pStyle w:val="Bibliography"/>
@@ -11945,7 +17029,7 @@
       <w:r>
         <w:t xml:space="preserve">(1), 31–64. http://doi.org/</w:t>
       </w:r>
-      <w:hyperlink r:id="rId113">
+      <w:hyperlink r:id="rId127">
         <w:r>
           <w:rPr>
             <w:rStyle w:val="Hyperlink"/>
@@ -11954,8 +17038,8 @@
         </w:r>
       </w:hyperlink>
     </w:p>
-    <w:bookmarkEnd w:id="114"/>
-    <w:bookmarkStart w:id="115" w:name="ref-Rothman_2011"/>
+    <w:bookmarkEnd w:id="128"/>
+    <w:bookmarkStart w:id="129" w:name="ref-Rothman_2011"/>
     <w:p>
       <w:pPr>
         <w:pStyle w:val="Bibliography"/>
@@ -11990,8 +17074,8 @@
         <w:t xml:space="preserve">(1), 107–127.</w:t>
       </w:r>
     </w:p>
-    <w:bookmarkEnd w:id="115"/>
-    <w:bookmarkStart w:id="116" w:name="ref-Rothman_2013"/>
+    <w:bookmarkEnd w:id="129"/>
+    <w:bookmarkStart w:id="130" w:name="ref-Rothman_2013"/>
     <w:p>
       <w:pPr>
         <w:pStyle w:val="Bibliography"/>
@@ -12016,8 +17100,8 @@
         <w:t xml:space="preserve">(pp. 217–247). Amsterdam: John Benjamins.</w:t>
       </w:r>
     </w:p>
-    <w:bookmarkEnd w:id="116"/>
-    <w:bookmarkStart w:id="117" w:name="ref-Rothman_2015"/>
+    <w:bookmarkEnd w:id="130"/>
+    <w:bookmarkStart w:id="131" w:name="ref-Rothman_2015"/>
     <w:p>
       <w:pPr>
         <w:pStyle w:val="Bibliography"/>
@@ -12052,8 +17136,8 @@
         <w:t xml:space="preserve">(2), 179–190.</w:t>
       </w:r>
     </w:p>
-    <w:bookmarkEnd w:id="117"/>
-    <w:bookmarkStart w:id="119" w:name="ref-szubko-sitarek_2011"/>
+    <w:bookmarkEnd w:id="131"/>
+    <w:bookmarkStart w:id="133" w:name="ref-szubko-sitarek_2011"/>
     <w:p>
       <w:pPr>
         <w:pStyle w:val="Bibliography"/>
@@ -12087,7 +17171,7 @@
       <w:r>
         <w:t xml:space="preserve">(2), 189–208. http://doi.org/</w:t>
       </w:r>
-      <w:hyperlink r:id="rId118">
+      <w:hyperlink r:id="rId132">
         <w:r>
           <w:rPr>
             <w:rStyle w:val="Hyperlink"/>
@@ -12096,8 +17180,8 @@
         </w:r>
       </w:hyperlink>
     </w:p>
-    <w:bookmarkEnd w:id="119"/>
-    <w:bookmarkStart w:id="121" w:name="ref-tiffin-richards_2024"/>
+    <w:bookmarkEnd w:id="133"/>
+    <w:bookmarkStart w:id="135" w:name="ref-tiffin-richards_2024"/>
     <w:p>
       <w:pPr>
         <w:pStyle w:val="Bibliography"/>
@@ -12143,7 +17227,7 @@
       <w:r>
         <w:t xml:space="preserve">(5), 964–981. http://doi.org/</w:t>
       </w:r>
-      <w:hyperlink r:id="rId120">
+      <w:hyperlink r:id="rId134">
         <w:r>
           <w:rPr>
             <w:rStyle w:val="Hyperlink"/>
@@ -12152,8 +17236,8 @@
         </w:r>
       </w:hyperlink>
     </w:p>
-    <w:bookmarkEnd w:id="121"/>
-    <w:bookmarkStart w:id="123" w:name="ref-tonzar_etal_2009"/>
+    <w:bookmarkEnd w:id="135"/>
+    <w:bookmarkStart w:id="137" w:name="ref-tonzar_etal_2009"/>
     <w:p>
       <w:pPr>
         <w:pStyle w:val="Bibliography"/>
@@ -12259,7 +17343,7 @@
       <w:r>
         <w:t xml:space="preserve">(3), 623–646. http://doi.org/</w:t>
       </w:r>
-      <w:hyperlink r:id="rId122">
+      <w:hyperlink r:id="rId136">
         <w:r>
           <w:rPr>
             <w:rStyle w:val="Hyperlink"/>
@@ -12268,8 +17352,8 @@
         </w:r>
       </w:hyperlink>
     </w:p>
-    <w:bookmarkEnd w:id="123"/>
-    <w:bookmarkStart w:id="125" w:name="ref-woumans_etal_2021"/>
+    <w:bookmarkEnd w:id="137"/>
+    <w:bookmarkStart w:id="139" w:name="ref-woumans_etal_2021"/>
     <w:p>
       <w:pPr>
         <w:pStyle w:val="Bibliography"/>
@@ -12357,7 +17441,7 @@
       <w:r>
         <w:t xml:space="preserve">, 647362. http://doi.org/</w:t>
       </w:r>
-      <w:hyperlink r:id="rId124">
+      <w:hyperlink r:id="rId138">
         <w:r>
           <w:rPr>
             <w:rStyle w:val="Hyperlink"/>
@@ -12366,9 +17450,9 @@
         </w:r>
       </w:hyperlink>
     </w:p>
-    <w:bookmarkEnd w:id="125"/>
-    <w:bookmarkEnd w:id="126"/>
-    <w:bookmarkEnd w:id="127"/>
+    <w:bookmarkEnd w:id="139"/>
+    <w:bookmarkEnd w:id="140"/>
+    <w:bookmarkEnd w:id="141"/>
     <w:sectPr>
       <w:headerReference r:id="rId9" w:type="even"/>
       <w:headerReference r:id="rId10" w:type="default"/>

--- a/docs/manuscript/main.docx
+++ b/docs/manuscript/main.docx
@@ -1206,7 +1206,7 @@
     </w:p>
     <w:bookmarkEnd w:id="24"/>
     <w:bookmarkEnd w:id="25"/>
-    <w:bookmarkStart w:id="32" w:name="methodology"/>
+    <w:bookmarkStart w:id="36" w:name="methodology"/>
     <w:p>
       <w:pPr>
         <w:pStyle w:val="Heading1"/>
@@ -1229,22 +1229,13 @@
         <w:pStyle w:val="FirstParagraph"/>
       </w:pPr>
       <w:r>
-        <w:t xml:space="preserve">A total of 97 participants completed the study.</w:t>
-      </w:r>
-      <w:r>
-        <w:t xml:space="preserve"> </w:t>
-      </w:r>
-      <w:r>
-        <w:t xml:space="preserve">The experimental group consisted of 48 trilinguals (L1 German, L2 English, L3 Spanish), and the control group included 49 bilinguals (L1 English, L2 Spanish).</w:t>
-      </w:r>
-      <w:r>
-        <w:t xml:space="preserve"> </w:t>
-      </w:r>
-      <w:r>
-        <w:t xml:space="preserve">The trilinguals were recruited from Hispanic Linguistics courses in a public university in Frankfurt, Germany.</w:t>
-      </w:r>
-      <w:r>
-        <w:t xml:space="preserve"> </w:t>
+        <w:t xml:space="preserve">A total of 44 participants completed the study.</w:t>
+      </w:r>
+      <w:r>
+        <w:t xml:space="preserve"> </w:t>
+      </w:r>
+      <w:r>
+        <w:t xml:space="preserve">A total of nine participants were recruited from Hispanic Linguistics courses in a public university in Frankfurt, Germany.</w:t>
       </w:r>
       <w:r>
         <w:t xml:space="preserve"> </w:t>
@@ -1256,7 +1247,19 @@
         <w:t xml:space="preserve"> </w:t>
       </w:r>
       <w:r>
-        <w:t xml:space="preserve">The bilinguals were recruited using Prolific (www.prolific.com) and received monetary compensation for their participation.</w:t>
+        <w:t xml:space="preserve">The remaining 36 participants were recruited using Prolific (www.prolific.com) and received monetary compensation for their participation.</w:t>
+      </w:r>
+      <w:r>
+        <w:t xml:space="preserve"> </w:t>
+      </w:r>
+      <w:r>
+        <w:t xml:space="preserve">The data of 9 participants were removed from the final data set due to low accuracy rates in at least one condition (less than 10 out of 24 correct in the cognate conditions).</w:t>
+      </w:r>
+      <w:r>
+        <w:t xml:space="preserve"> </w:t>
+      </w:r>
+      <w:r>
+        <w:t xml:space="preserve">As a result, the final data set contained 35 participants (64% female; 36% male).</w:t>
       </w:r>
     </w:p>
     <w:p>
@@ -1264,7 +1267,38 @@
         <w:pStyle w:val="BodyText"/>
       </w:pPr>
       <w:r>
-        <w:t xml:space="preserve">(Describe participants and descriptive stats from the questionnaire: nationality, place of residence, sex, age, AoA, etc.)</w:t>
+        <w:t xml:space="preserve">All participants completed an adapted version of the LEAP-Q questionnaire</w:t>
+      </w:r>
+      <w:r>
+        <w:t xml:space="preserve"> </w:t>
+      </w:r>
+      <w:r>
+        <w:t xml:space="preserve">(</w:t>
+      </w:r>
+      <w:r>
+        <w:rPr>
+          <w:b/>
+          <w:bCs/>
+        </w:rPr>
+        <w:t xml:space="preserve">marianlanguage?</w:t>
+      </w:r>
+      <w:r>
+        <w:t xml:space="preserve">)</w:t>
+      </w:r>
+      <w:r>
+        <w:t xml:space="preserve">.</w:t>
+      </w:r>
+      <w:r>
+        <w:t xml:space="preserve"> </w:t>
+      </w:r>
+      <w:r>
+        <w:t xml:space="preserve">The questionnaire was administered in Qualtrics and asked about language background and dominance.</w:t>
+      </w:r>
+      <w:r>
+        <w:t xml:space="preserve"> </w:t>
+      </w:r>
+      <w:r>
+        <w:t xml:space="preserve">The survey contained 23 total questions, including general information (age, gender, birth place and place of residence), language dominance and order of acquisition, and self-rated proficiency in both speaking and perception.</w:t>
       </w:r>
     </w:p>
     <w:p>
@@ -1272,17 +1306,67 @@
         <w:pStyle w:val="BodyText"/>
       </w:pPr>
       <w:r>
-        <w:t xml:space="preserve">Participant’s proficiency in English and Spanish was measured via vocabulary size using two lexical tests.</w:t>
-      </w:r>
-      <w:r>
-        <w:t xml:space="preserve"> </w:t>
-      </w:r>
-      <w:r>
-        <w:t xml:space="preserve">The final groups included participants with a wide range of proficiency scores.</w:t>
+        <w:t xml:space="preserve">All participants were born and lived in Germany.</w:t>
+      </w:r>
+      <w:r>
+        <w:t xml:space="preserve"> </w:t>
+      </w:r>
+      <w:r>
+        <w:t xml:space="preserve">The participants’ ages ranged from 22 to 69 (mean age 34.4, sd = 12.1).</w:t>
+      </w:r>
+      <w:r>
+        <w:t xml:space="preserve"> </w:t>
+      </w:r>
+      <w:r>
+        <w:t xml:space="preserve">All participants reported that their first language was German, that English was their second language and that Spanish was their third language, both in terms of order of acquisition and dominance.</w:t>
+      </w:r>
+      <w:r>
+        <w:t xml:space="preserve"> </w:t>
+      </w:r>
+      <w:r>
+        <w:t xml:space="preserve">The mean age of onset of English was 8.8 (sd = 2) and the age of acquisition (when participants first felt fluent) was 16.6 (sd = 3.5).</w:t>
+      </w:r>
+      <w:r>
+        <w:t xml:space="preserve"> </w:t>
+      </w:r>
+      <w:r>
+        <w:t xml:space="preserve">The mean age of onset for Spanish was 22.1 (sd = 5), and the mean age of acquisition was 22.1 (sd = 5), although many participants did not enter a value in the survey for age of acquisition of Spanish.</w:t>
+      </w:r>
+    </w:p>
+    <w:p>
+      <w:pPr>
+        <w:pStyle w:val="BodyText"/>
+      </w:pPr>
+      <w:r>
+        <w:t xml:space="preserve">The participants self-ratings in spoken and perceptual proficiency ranged on a scale from 1 to 10, in which 10 was the most proficient and 1 was the least proficient.</w:t>
+      </w:r>
+      <w:r>
+        <w:t xml:space="preserve"> </w:t>
+      </w:r>
+      <w:r>
+        <w:t xml:space="preserve">The average self-rated German proficiency was, as expected, near ceiling in both spoken (mean rating = 9.84; sd = 0.37) and perceptual proficiency (mean rating = 9.84; sd = 0.37).</w:t>
+      </w:r>
+      <w:r>
+        <w:t xml:space="preserve"> </w:t>
+      </w:r>
+      <w:r>
+        <w:t xml:space="preserve">English self-rated proficiency was second best, and the participants rated themselves slightly higher in perceptual proficiency (mean rating = 8.04; sd = 0.84than spoken proficiency (mean rating = 8.04; sd = 0.84.</w:t>
+      </w:r>
+      <w:r>
+        <w:t xml:space="preserve"> </w:t>
+      </w:r>
+      <w:r>
+        <w:t xml:space="preserve">The self-rated proficiency levels in Spanish was the lowest and showed the most variation.</w:t>
+      </w:r>
+      <w:r>
+        <w:t xml:space="preserve"> </w:t>
+      </w:r>
+      <w:r>
+        <w:t xml:space="preserve">Specifically, the mean rating for spoken proficiency was 3.6 (sd = 1.83), while perceptual proficiency was 4 (sd = 1.98).</w:t>
       </w:r>
     </w:p>
     <w:bookmarkEnd w:id="26"/>
-    <w:bookmarkStart w:id="30" w:name="materials-and-procedure"/>
+    <w:bookmarkStart w:id="34" w:name="materials-and-procedure"/>
     <w:p>
       <w:pPr>
         <w:pStyle w:val="Heading2"/>
@@ -1481,7 +1565,7 @@
         <w:t xml:space="preserve"> </w:t>
       </w:r>
       <w:r>
-        <w:t xml:space="preserve">Table 1 summarizes the lexical properties of the stimuli items.</w:t>
+        <w:t xml:space="preserve">Table 1 summarizes the lexical properties of the stimulus items.</w:t>
       </w:r>
     </w:p>
     <w:p>
@@ -3655,13 +3739,13 @@
       </w:tr>
     </w:tbl>
     <w:bookmarkEnd w:id="28"/>
-    <w:bookmarkStart w:id="29" w:name="proficiency-tests"/>
+    <w:bookmarkStart w:id="33" w:name="proficiency-measure-adapted-lextale"/>
     <w:p>
       <w:pPr>
         <w:pStyle w:val="Heading3"/>
       </w:pPr>
       <w:r>
-        <w:t xml:space="preserve">Proficiency Tests</w:t>
+        <w:t xml:space="preserve">Proficiency Measure: adapted LexTALE</w:t>
       </w:r>
     </w:p>
     <w:p>
@@ -3669,19 +3753,19 @@
         <w:pStyle w:val="FirstParagraph"/>
       </w:pPr>
       <w:r>
-        <w:t xml:space="preserve">Participants completed two tests which provided a proxy of language proficiency based on vocabulary size.</w:t>
-      </w:r>
-      <w:r>
-        <w:t xml:space="preserve"> </w:t>
-      </w:r>
-      <w:r>
-        <w:t xml:space="preserve">English proficiency was measured using the Lexical Test for Advanced Learners of English</w:t>
-      </w:r>
-      <w:r>
-        <w:t xml:space="preserve"> </w:t>
-      </w:r>
-      <w:r>
-        <w:t xml:space="preserve">(LexTALE, Lemhöfer &amp; Broersma, 2012)</w:t>
+        <w:t xml:space="preserve">In addition to self-rated proficiency, participants’ accuracy on the experimental lexical decision task was used as an additional proficiency measure.</w:t>
+      </w:r>
+      <w:r>
+        <w:t xml:space="preserve"> </w:t>
+      </w:r>
+      <w:r>
+        <w:t xml:space="preserve">Specifically, we considered the psuedoword and non-cognates trials as an adapted version of the LexTALE</w:t>
+      </w:r>
+      <w:r>
+        <w:t xml:space="preserve"> </w:t>
+      </w:r>
+      <w:r>
+        <w:t xml:space="preserve">(Izura, Cuetos, &amp; Brysbaert, 2014; Lemhöfer &amp; Broersma, 2012)</w:t>
       </w:r>
       <w:r>
         <w:t xml:space="preserve">.</w:t>
@@ -3690,154 +3774,85 @@
         <w:t xml:space="preserve"> </w:t>
       </w:r>
       <w:r>
-        <w:t xml:space="preserve">The LexTALE is a widely used test that measures vocabulary knowledge via a lexical decision task.</w:t>
-      </w:r>
-      <w:r>
-        <w:t xml:space="preserve"> </w:t>
-      </w:r>
-      <w:r>
-        <w:t xml:space="preserve">The test includes 60 items, of which 40 are real words and 20 are pseudowords.</w:t>
-      </w:r>
-      <w:r>
-        <w:t xml:space="preserve"> </w:t>
-      </w:r>
-      <w:r>
-        <w:t xml:space="preserve">The real words include 15 nouns, 12 adjectives, 1 verb, 2 verb participles, 2 adverbs, and 8 items whose form is shared between verbs and nouns (e.g.,</w:t>
-      </w:r>
-      <w:r>
-        <w:t xml:space="preserve"> </w:t>
-      </w:r>
-      <w:r>
-        <w:rPr>
-          <w:i/>
-          <w:iCs/>
-        </w:rPr>
-        <w:t xml:space="preserve">dispatch</w:t>
-      </w:r>
-      <w:r>
-        <w:t xml:space="preserve">).</w:t>
-      </w:r>
-      <w:r>
-        <w:t xml:space="preserve"> </w:t>
-      </w:r>
-      <w:r>
-        <w:t xml:space="preserve">The pseudowords follow the orthographic and phonological rules of English and were designed by changing letters and/or morphemes in real words.</w:t>
-      </w:r>
-      <w:r>
-        <w:t xml:space="preserve"> </w:t>
-      </w:r>
-      <w:r>
-        <w:t xml:space="preserve">All the test items are between 4 and 12 letters long.</w:t>
-      </w:r>
-      <w:r>
-        <w:t xml:space="preserve"> </w:t>
-      </w:r>
-      <w:r>
-        <w:t xml:space="preserve">Scoring is based only on accuracy, and scores range from 0 to 100.</w:t>
-      </w:r>
-      <w:r>
-        <w:t xml:space="preserve"> </w:t>
-      </w:r>
-      <w:r>
-        <w:t xml:space="preserve">Typically, the LexTALE is completed in no longer than four minutes.</w:t>
-      </w:r>
-    </w:p>
-    <w:p>
-      <w:pPr>
-        <w:pStyle w:val="BodyText"/>
-      </w:pPr>
-      <w:r>
-        <w:t xml:space="preserve">Spanish proficiency was assessed using the LexTALE-ESP</w:t>
-      </w:r>
-      <w:r>
-        <w:t xml:space="preserve"> </w:t>
-      </w:r>
-      <w:r>
-        <w:t xml:space="preserve">(Izura, Cuetos, &amp; Brysbaert, 2014)</w:t>
-      </w:r>
-      <w:r>
-        <w:t xml:space="preserve">, which follows closely the design of the LexTALE but differs in some aspects.</w:t>
-      </w:r>
-      <w:r>
-        <w:t xml:space="preserve"> </w:t>
-      </w:r>
-      <w:r>
-        <w:t xml:space="preserve">The LexTALE-ESP has 90 items, of which 60 are real words and 30 are pseudowords.</w:t>
-      </w:r>
-      <w:r>
-        <w:t xml:space="preserve"> </w:t>
-      </w:r>
-      <w:r>
-        <w:t xml:space="preserve">The lexical frequency of the real words ranges from very high to very low.</w:t>
-      </w:r>
-      <w:r>
-        <w:t xml:space="preserve"> </w:t>
-      </w:r>
-      <w:r>
-        <w:t xml:space="preserve">The pseudowords are orthographically and phonologically legal constructions with similar endings to Spanish words from different syntactic categories.</w:t>
-      </w:r>
-      <w:r>
-        <w:t xml:space="preserve"> </w:t>
-      </w:r>
-      <w:r>
-        <w:t xml:space="preserve">All items are about 6.6 letters long on average.</w:t>
-      </w:r>
-      <w:r>
-        <w:t xml:space="preserve"> </w:t>
-      </w:r>
-      <w:r>
-        <w:t xml:space="preserve">Scoring is based on accuracy, and incorrect responses are penalized.</w:t>
-      </w:r>
-      <w:r>
-        <w:t xml:space="preserve"> </w:t>
-      </w:r>
-      <w:r>
-        <w:t xml:space="preserve">Scores range from -20 to 60.</w:t>
-      </w:r>
-      <w:r>
-        <w:t xml:space="preserve"> </w:t>
-      </w:r>
-      <w:r>
-        <w:t xml:space="preserve">This test usually takes less than five minutes to complete.</w:t>
-      </w:r>
-    </w:p>
-    <w:bookmarkEnd w:id="29"/>
-    <w:bookmarkEnd w:id="30"/>
-    <w:bookmarkStart w:id="31" w:name="data-analysis"/>
-    <w:p>
-      <w:pPr>
-        <w:pStyle w:val="Heading2"/>
-      </w:pPr>
-      <w:r>
-        <w:t xml:space="preserve">Data Analysis</w:t>
-      </w:r>
-    </w:p>
-    <w:p>
-      <w:pPr>
-        <w:pStyle w:val="FirstParagraph"/>
-      </w:pPr>
-      <w:r>
-        <w:t xml:space="preserve">Describe data analysis.</w:t>
-      </w:r>
-    </w:p>
-    <w:bookmarkEnd w:id="31"/>
-    <w:bookmarkEnd w:id="32"/>
-    <w:bookmarkStart w:id="47" w:name="results"/>
-    <w:p>
-      <w:pPr>
-        <w:pStyle w:val="Heading1"/>
-      </w:pPr>
-      <w:r>
-        <w:t xml:space="preserve">Results</w:t>
-      </w:r>
-    </w:p>
-    <w:bookmarkStart w:id="46" w:name="accuracy"/>
-    <w:p>
-      <w:pPr>
-        <w:pStyle w:val="Heading2"/>
-      </w:pPr>
-      <w:r>
-        <w:t xml:space="preserve">Accuracy</w:t>
+        <w:t xml:space="preserve">The item set was constructed to include real words with a broad range of frequencies in order to capture lexical knowledge across proficiency levels.</w:t>
+      </w:r>
+      <w:r>
+        <w:t xml:space="preserve"> </w:t>
+      </w:r>
+      <w:r>
+        <w:t xml:space="preserve">Cognates were excluded from the item pool to minimize the possibility that participants could rely on cross-linguistic form overlap rather than target-language lexical knowledge.</w:t>
+      </w:r>
+      <w:r>
+        <w:t xml:space="preserve"> </w:t>
+      </w:r>
+      <w:r>
+        <w:t xml:space="preserve">As a result of these design choices, the trials from the experimental task used to calculate a proficiency score contained 48 real words and 96 pseudowords.</w:t>
+      </w:r>
+      <w:r>
+        <w:t xml:space="preserve"> </w:t>
+      </w:r>
+      <w:r>
+        <w:t xml:space="preserve">Scores were calculated using a similar scoring system to the original LexTALE to avoid a yes/no bias and to account for the unequal proportion of real words and pseudowords in the included data.</w:t>
+      </w:r>
+      <w:r>
+        <w:t xml:space="preserve"> </w:t>
+      </w:r>
+      <w:r>
+        <w:t xml:space="preserve">Specifically, following formula was used: (number of real words correct/48 x 100 + number of pseudowords correct/98 x 100)/2.</w:t>
+      </w:r>
+      <w:r>
+        <w:t xml:space="preserve"> </w:t>
+      </w:r>
+      <w:r>
+        <w:t xml:space="preserve">The results returned a score from 0 to 100, in which a score of 50 would represent saying either</w:t>
+      </w:r>
+      <w:r>
+        <w:t xml:space="preserve"> </w:t>
+      </w:r>
+      <w:r>
+        <w:t xml:space="preserve">“yes”</w:t>
+      </w:r>
+      <w:r>
+        <w:t xml:space="preserve"> </w:t>
+      </w:r>
+      <w:r>
+        <w:t xml:space="preserve">or</w:t>
+      </w:r>
+      <w:r>
+        <w:t xml:space="preserve"> </w:t>
+      </w:r>
+      <w:r>
+        <w:t xml:space="preserve">“no”</w:t>
+      </w:r>
+      <w:r>
+        <w:t xml:space="preserve"> </w:t>
+      </w:r>
+      <w:r>
+        <w:t xml:space="preserve">to all trials.</w:t>
+      </w:r>
+      <w:r>
+        <w:t xml:space="preserve"> </w:t>
+      </w:r>
+      <w:r>
+        <w:t xml:space="preserve">Figure</w:t>
+      </w:r>
+      <w:r>
+        <w:t xml:space="preserve"> </w:t>
+      </w:r>
+      <w:r>
+        <w:t xml:space="preserve">1</w:t>
+      </w:r>
+      <w:r>
+        <w:t xml:space="preserve"> </w:t>
+      </w:r>
+      <w:r>
+        <w:t xml:space="preserve">shows the distribution of adapted LexTALE scores.</w:t>
+      </w:r>
+      <w:r>
+        <w:t xml:space="preserve"> </w:t>
+      </w:r>
+      <w:r>
+        <w:t xml:space="preserve">The scores ranged from 55.2 to 97.9 with a mean of 73 (sd = 10).</w:t>
       </w:r>
     </w:p>
     <w:p>
@@ -3849,18 +3864,18 @@
           <wp:inline>
             <wp:extent cx="4579632" cy="3663706"/>
             <wp:effectExtent b="0" l="0" r="0" t="0"/>
-            <wp:docPr descr="Figure 1: Logistic response curve across the VOT continuum." title="" id="34" name="Picture"/>
+            <wp:docPr descr="Figure 1: Histogram of the adapted LexTALE scores" title="" id="30" name="Picture"/>
             <a:graphic>
               <a:graphicData uri="http://schemas.openxmlformats.org/drawingml/2006/picture">
                 <pic:pic>
                   <pic:nvPicPr>
-                    <pic:cNvPr descr="main_files/c3665e61a3c71b36cb9f00568987475b22d8a772.png" id="35" name="Picture"/>
+                    <pic:cNvPr descr="main_files/116f418a00cb444d1448a00b8248f0fa9d89ad10.png" id="31" name="Picture"/>
                     <pic:cNvPicPr>
                       <a:picLocks noChangeArrowheads="1" noChangeAspect="1"/>
                     </pic:cNvPicPr>
                   </pic:nvPicPr>
                   <pic:blipFill>
-                    <a:blip r:embed="rId33"/>
+                    <a:blip r:embed="rId29"/>
                     <a:stretch>
                       <a:fillRect/>
                     </a:stretch>
@@ -3891,2696 +3906,53 @@
       <w:pPr>
         <w:pStyle w:val="ImageCaption"/>
       </w:pPr>
-      <w:bookmarkStart w:id="36" w:name="fig:accuracy"/>
-      <w:bookmarkEnd w:id="36"/>
-      <w:r>
-        <w:t xml:space="preserve">Figure 1: Logistic response curve across the VOT continuum.</w:t>
+      <w:bookmarkStart w:id="32" w:name="fig:profplot"/>
+      <w:bookmarkEnd w:id="32"/>
+      <w:r>
+        <w:t xml:space="preserve">Figure 1: Histogram of the adapted LexTALE scores</w:t>
       </w:r>
     </w:p>
-    <w:tbl xmlns:w="http://schemas.openxmlformats.org/wordprocessingml/2006/main" xmlns:r="http://schemas.openxmlformats.org/officeDocument/2006/relationships" xmlns:w14="http://schemas.microsoft.com/office/word/2010/wordml" xmlns:wp="http://schemas.openxmlformats.org/drawingml/2006/wordprocessingDrawing" xmlns:a="http://schemas.openxmlformats.org/drawingml/2006/main" xmlns:pic="http://schemas.openxmlformats.org/drawingml/2006/picture">
-      <w:tblPr>
-        <w:tblLayout w:type="autofit"/>
-        <w:jc w:val="center"/>
-        <w:tblW w:type="pct" w:w="0"/>
-        <w:tblLook w:firstRow="1" w:lastRow="0" w:firstColumn="0" w:lastColumn="0" w:noHBand="0" w:noVBand="1"/>
-      </w:tblPr>
-      <w:tr>
-        <w:trPr>
-          <w:trHeight w:val="360" w:hRule="auto"/>
-          <w:tblHeader/>
-        </w:trPr>
-        <w:tc>
-          <w:tcPr>
-            <w:gridSpan w:val="11"/>
-            <w:tcBorders>
-              <w:bottom w:val="none" w:sz="0" w:space="0" w:color="666666"/>
-              <w:top w:val="none" w:sz="0" w:space="0" w:color="666666"/>
-              <w:left w:val="none" w:sz="0" w:space="0" w:color="000000"/>
-              <w:right w:val="none" w:sz="0" w:space="0" w:color="000000"/>
-            </w:tcBorders>
-            <w:shd w:val="clear" w:color="auto" w:fill="FFFFFF"/>
-            <w:tcMar>
-              <w:top w:w="0" w:type="dxa"/>
-              <w:bottom w:w="0" w:type="dxa"/>
-              <w:left w:w="0" w:type="dxa"/>
-              <w:right w:w="0" w:type="dxa"/>
-            </w:tcMar>
-            <w:vAlign w:val="center"/>
-          </w:tcPr>
-          <w:p>
-            <w:pPr>
-              <w:jc w:val="left"/>
-              <w:pBdr>
-                <w:bottom w:val="none" w:sz="0" w:space="0" w:color="000000"/>
-                <w:top w:val="none" w:sz="0" w:space="0" w:color="000000"/>
-                <w:left w:val="none" w:sz="0" w:space="0" w:color="000000"/>
-                <w:right w:val="none" w:sz="0" w:space="0" w:color="000000"/>
-              </w:pBdr>
-              <w:spacing w:after="100" w:before="100" w:line="480"/>
-              <w:ind w:left="100" w:right="100" w:firstLine="0" w:firstLineChars="0"/>
-              <w:rPr>
-                <w:rFonts w:ascii="Times New Roman" w:hAnsi="Times New Roman" w:eastAsia="Times New Roman" w:cs="Times New Roman"/>
-                <w:i w:val="false"/>
-                <w:b w:val="true"/>
-                <w:u w:val="none"/>
-                <w:strike w:val="false"/>
-                <w:sz w:val="24"/>
-                <w:szCs w:val="24"/>
-                <w:color w:val="000000"/>
-              </w:rPr>
-            </w:pPr>
-            <w:r xmlns:w="http://schemas.openxmlformats.org/wordprocessingml/2006/main" xmlns:wp="http://schemas.openxmlformats.org/drawingml/2006/wordprocessingDrawing" xmlns:r="http://schemas.openxmlformats.org/officeDocument/2006/relationships" xmlns:w14="http://schemas.microsoft.com/office/word/2010/wordml">
-              <w:rPr>
-                <w:rFonts w:ascii="Times New Roman" w:hAnsi="Times New Roman" w:eastAsia="Times New Roman" w:cs="Times New Roman"/>
-                <w:i w:val="false"/>
-                <w:b w:val="true"/>
-                <w:u w:val="none"/>
-                <w:strike w:val="false"/>
-                <w:sz w:val="24"/>
-                <w:szCs w:val="24"/>
-                <w:color w:val="000000"/>
-              </w:rPr>
-              <w:t xml:space="preserve">Table 1</w:t>
-            </w:r>
-          </w:p>
-        </w:tc>
-      </w:tr>
-      <w:tr>
-        <w:trPr>
-          <w:trHeight w:val="360" w:hRule="auto"/>
-          <w:tblHeader/>
-        </w:trPr>
-        <w:tc>
-          <w:tcPr>
-            <w:gridSpan w:val="11"/>
-            <w:tcBorders>
-              <w:bottom w:val="single" w:sz="4" w:space="0" w:color="000000"/>
-              <w:top w:val="none" w:sz="0" w:space="0" w:color="666666"/>
-              <w:left w:val="none" w:sz="0" w:space="0" w:color="000000"/>
-              <w:right w:val="none" w:sz="0" w:space="0" w:color="000000"/>
-            </w:tcBorders>
-            <w:shd w:val="clear" w:color="auto" w:fill="FFFFFF"/>
-            <w:tcMar>
-              <w:top w:w="0" w:type="dxa"/>
-              <w:bottom w:w="0" w:type="dxa"/>
-              <w:left w:w="0" w:type="dxa"/>
-              <w:right w:w="0" w:type="dxa"/>
-            </w:tcMar>
-            <w:vAlign w:val="center"/>
-          </w:tcPr>
-          <w:p>
-            <w:pPr>
-              <w:jc w:val="left"/>
-              <w:pBdr>
-                <w:bottom w:val="none" w:sz="0" w:space="0" w:color="000000"/>
-                <w:top w:val="none" w:sz="0" w:space="0" w:color="000000"/>
-                <w:left w:val="none" w:sz="0" w:space="0" w:color="000000"/>
-                <w:right w:val="none" w:sz="0" w:space="0" w:color="000000"/>
-              </w:pBdr>
-              <w:spacing w:after="100" w:before="100" w:line="480"/>
-              <w:ind w:left="100" w:right="100" w:firstLine="0" w:firstLineChars="0"/>
-              <w:rPr>
-                <w:rFonts w:ascii="Times New Roman" w:hAnsi="Times New Roman" w:eastAsia="Times New Roman" w:cs="Times New Roman"/>
-                <w:i w:val="true"/>
-                <w:b w:val="false"/>
-                <w:u w:val="none"/>
-                <w:strike w:val="false"/>
-                <w:sz w:val="24"/>
-                <w:szCs w:val="24"/>
-                <w:color w:val="000000"/>
-              </w:rPr>
-            </w:pPr>
-            <w:r xmlns:w="http://schemas.openxmlformats.org/wordprocessingml/2006/main" xmlns:wp="http://schemas.openxmlformats.org/drawingml/2006/wordprocessingDrawing" xmlns:r="http://schemas.openxmlformats.org/officeDocument/2006/relationships" xmlns:w14="http://schemas.microsoft.com/office/word/2010/wordml">
-              <w:rPr>
-                <w:rFonts w:ascii="Times New Roman" w:hAnsi="Times New Roman" w:eastAsia="Times New Roman" w:cs="Times New Roman"/>
-                <w:i w:val="true"/>
-                <w:b w:val="false"/>
-                <w:u w:val="none"/>
-                <w:strike w:val="false"/>
-                <w:sz w:val="24"/>
-                <w:szCs w:val="24"/>
-                <w:color w:val="000000"/>
-              </w:rPr>
-              <w:t xml:space="preserve">Motor Trend Car Road Tests</w:t>
-            </w:r>
-          </w:p>
-        </w:tc>
-      </w:tr>
-      <w:tr>
-        <w:trPr>
-          <w:trHeight w:val="360" w:hRule="auto"/>
-          <w:tblHeader/>
-        </w:trPr>
-        <w:tc>
-          <w:tcPr>
-            <w:tcBorders>
-              <w:bottom w:val="single" w:sz="4" w:space="0" w:color="000000"/>
-              <w:top w:val="single" w:sz="4" w:space="0" w:color="000000"/>
-              <w:left w:val="none" w:sz="0" w:space="0" w:color="000000"/>
-              <w:right w:val="none" w:sz="0" w:space="0" w:color="000000"/>
-            </w:tcBorders>
-            <w:shd w:val="clear" w:color="auto" w:fill="FFFFFF"/>
-            <w:tcMar>
-              <w:top w:w="0" w:type="dxa"/>
-              <w:bottom w:w="0" w:type="dxa"/>
-              <w:left w:w="0" w:type="dxa"/>
-              <w:right w:w="0" w:type="dxa"/>
-            </w:tcMar>
-            <w:vAlign w:val="center"/>
-          </w:tcPr>
-          <w:p>
-            <w:pPr>
-              <w:jc w:val="center"/>
-              <w:pBdr>
-                <w:bottom w:val="none" w:sz="0" w:space="0" w:color="000000"/>
-                <w:top w:val="none" w:sz="0" w:space="0" w:color="000000"/>
-                <w:left w:val="none" w:sz="0" w:space="0" w:color="000000"/>
-                <w:right w:val="none" w:sz="0" w:space="0" w:color="000000"/>
-              </w:pBdr>
-              <w:spacing w:after="100" w:before="100" w:line="480"/>
-              <w:ind w:left="100" w:right="100" w:firstLine="0" w:firstLineChars="0"/>
-              <w:rPr>
-                <w:rFonts w:ascii="Times New Roman" w:hAnsi="Times New Roman" w:eastAsia="Times New Roman" w:cs="Times New Roman"/>
-                <w:i w:val="false"/>
-                <w:b w:val="false"/>
-                <w:u w:val="none"/>
-                <w:strike w:val="false"/>
-                <w:sz w:val="24"/>
-                <w:szCs w:val="24"/>
-                <w:color w:val="000000"/>
-              </w:rPr>
-            </w:pPr>
-            <w:r xmlns:w="http://schemas.openxmlformats.org/wordprocessingml/2006/main" xmlns:wp="http://schemas.openxmlformats.org/drawingml/2006/wordprocessingDrawing" xmlns:r="http://schemas.openxmlformats.org/officeDocument/2006/relationships" xmlns:w14="http://schemas.microsoft.com/office/word/2010/wordml">
-              <w:rPr>
-                <w:rFonts w:ascii="Times New Roman" w:hAnsi="Times New Roman" w:eastAsia="Times New Roman" w:cs="Times New Roman"/>
-                <w:i w:val="false"/>
-                <w:b w:val="false"/>
-                <w:u w:val="none"/>
-                <w:strike w:val="false"/>
-                <w:sz w:val="24"/>
-                <w:szCs w:val="24"/>
-                <w:color w:val="000000"/>
-              </w:rPr>
-              <w:t xml:space="preserve">mpg</w:t>
-            </w:r>
-          </w:p>
-        </w:tc>
-        <w:tc>
-          <w:tcPr>
-            <w:tcBorders>
-              <w:bottom w:val="single" w:sz="4" w:space="0" w:color="000000"/>
-              <w:top w:val="single" w:sz="4" w:space="0" w:color="000000"/>
-              <w:left w:val="none" w:sz="0" w:space="0" w:color="000000"/>
-              <w:right w:val="none" w:sz="0" w:space="0" w:color="000000"/>
-            </w:tcBorders>
-            <w:shd w:val="clear" w:color="auto" w:fill="FFFFFF"/>
-            <w:tcMar>
-              <w:top w:w="0" w:type="dxa"/>
-              <w:bottom w:w="0" w:type="dxa"/>
-              <w:left w:w="0" w:type="dxa"/>
-              <w:right w:w="0" w:type="dxa"/>
-            </w:tcMar>
-            <w:vAlign w:val="center"/>
-          </w:tcPr>
-          <w:p>
-            <w:pPr>
-              <w:jc w:val="center"/>
-              <w:pBdr>
-                <w:bottom w:val="none" w:sz="0" w:space="0" w:color="000000"/>
-                <w:top w:val="none" w:sz="0" w:space="0" w:color="000000"/>
-                <w:left w:val="none" w:sz="0" w:space="0" w:color="000000"/>
-                <w:right w:val="none" w:sz="0" w:space="0" w:color="000000"/>
-              </w:pBdr>
-              <w:spacing w:after="100" w:before="100" w:line="480"/>
-              <w:ind w:left="100" w:right="100" w:firstLine="0" w:firstLineChars="0"/>
-              <w:rPr>
-                <w:rFonts w:ascii="Times New Roman" w:hAnsi="Times New Roman" w:eastAsia="Times New Roman" w:cs="Times New Roman"/>
-                <w:i w:val="false"/>
-                <w:b w:val="false"/>
-                <w:u w:val="none"/>
-                <w:strike w:val="false"/>
-                <w:sz w:val="24"/>
-                <w:szCs w:val="24"/>
-                <w:color w:val="000000"/>
-              </w:rPr>
-            </w:pPr>
-            <w:r xmlns:w="http://schemas.openxmlformats.org/wordprocessingml/2006/main" xmlns:wp="http://schemas.openxmlformats.org/drawingml/2006/wordprocessingDrawing" xmlns:r="http://schemas.openxmlformats.org/officeDocument/2006/relationships" xmlns:w14="http://schemas.microsoft.com/office/word/2010/wordml">
-              <w:rPr>
-                <w:rFonts w:ascii="Times New Roman" w:hAnsi="Times New Roman" w:eastAsia="Times New Roman" w:cs="Times New Roman"/>
-                <w:i w:val="false"/>
-                <w:b w:val="false"/>
-                <w:u w:val="none"/>
-                <w:strike w:val="false"/>
-                <w:sz w:val="24"/>
-                <w:szCs w:val="24"/>
-                <w:color w:val="000000"/>
-              </w:rPr>
-              <w:t xml:space="preserve">cyl</w:t>
-            </w:r>
-          </w:p>
-        </w:tc>
-        <w:tc>
-          <w:tcPr>
-            <w:tcBorders>
-              <w:bottom w:val="single" w:sz="4" w:space="0" w:color="000000"/>
-              <w:top w:val="single" w:sz="4" w:space="0" w:color="000000"/>
-              <w:left w:val="none" w:sz="0" w:space="0" w:color="000000"/>
-              <w:right w:val="none" w:sz="0" w:space="0" w:color="000000"/>
-            </w:tcBorders>
-            <w:shd w:val="clear" w:color="auto" w:fill="FFFFFF"/>
-            <w:tcMar>
-              <w:top w:w="0" w:type="dxa"/>
-              <w:bottom w:w="0" w:type="dxa"/>
-              <w:left w:w="0" w:type="dxa"/>
-              <w:right w:w="0" w:type="dxa"/>
-            </w:tcMar>
-            <w:vAlign w:val="center"/>
-          </w:tcPr>
-          <w:p>
-            <w:pPr>
-              <w:jc w:val="center"/>
-              <w:pBdr>
-                <w:bottom w:val="none" w:sz="0" w:space="0" w:color="000000"/>
-                <w:top w:val="none" w:sz="0" w:space="0" w:color="000000"/>
-                <w:left w:val="none" w:sz="0" w:space="0" w:color="000000"/>
-                <w:right w:val="none" w:sz="0" w:space="0" w:color="000000"/>
-              </w:pBdr>
-              <w:spacing w:after="100" w:before="100" w:line="480"/>
-              <w:ind w:left="100" w:right="100" w:firstLine="0" w:firstLineChars="0"/>
-              <w:rPr>
-                <w:rFonts w:ascii="Times New Roman" w:hAnsi="Times New Roman" w:eastAsia="Times New Roman" w:cs="Times New Roman"/>
-                <w:i w:val="false"/>
-                <w:b w:val="false"/>
-                <w:u w:val="none"/>
-                <w:strike w:val="false"/>
-                <w:sz w:val="24"/>
-                <w:szCs w:val="24"/>
-                <w:color w:val="000000"/>
-              </w:rPr>
-            </w:pPr>
-            <w:r xmlns:w="http://schemas.openxmlformats.org/wordprocessingml/2006/main" xmlns:wp="http://schemas.openxmlformats.org/drawingml/2006/wordprocessingDrawing" xmlns:r="http://schemas.openxmlformats.org/officeDocument/2006/relationships" xmlns:w14="http://schemas.microsoft.com/office/word/2010/wordml">
-              <w:rPr>
-                <w:rFonts w:ascii="Times New Roman" w:hAnsi="Times New Roman" w:eastAsia="Times New Roman" w:cs="Times New Roman"/>
-                <w:i w:val="false"/>
-                <w:b w:val="false"/>
-                <w:u w:val="none"/>
-                <w:strike w:val="false"/>
-                <w:sz w:val="24"/>
-                <w:szCs w:val="24"/>
-                <w:color w:val="000000"/>
-              </w:rPr>
-              <w:t xml:space="preserve">disp</w:t>
-            </w:r>
-          </w:p>
-        </w:tc>
-        <w:tc>
-          <w:tcPr>
-            <w:tcBorders>
-              <w:bottom w:val="single" w:sz="4" w:space="0" w:color="000000"/>
-              <w:top w:val="single" w:sz="4" w:space="0" w:color="000000"/>
-              <w:left w:val="none" w:sz="0" w:space="0" w:color="000000"/>
-              <w:right w:val="none" w:sz="0" w:space="0" w:color="000000"/>
-            </w:tcBorders>
-            <w:shd w:val="clear" w:color="auto" w:fill="FFFFFF"/>
-            <w:tcMar>
-              <w:top w:w="0" w:type="dxa"/>
-              <w:bottom w:w="0" w:type="dxa"/>
-              <w:left w:w="0" w:type="dxa"/>
-              <w:right w:w="0" w:type="dxa"/>
-            </w:tcMar>
-            <w:vAlign w:val="center"/>
-          </w:tcPr>
-          <w:p>
-            <w:pPr>
-              <w:jc w:val="center"/>
-              <w:pBdr>
-                <w:bottom w:val="none" w:sz="0" w:space="0" w:color="000000"/>
-                <w:top w:val="none" w:sz="0" w:space="0" w:color="000000"/>
-                <w:left w:val="none" w:sz="0" w:space="0" w:color="000000"/>
-                <w:right w:val="none" w:sz="0" w:space="0" w:color="000000"/>
-              </w:pBdr>
-              <w:spacing w:after="100" w:before="100" w:line="480"/>
-              <w:ind w:left="100" w:right="100" w:firstLine="0" w:firstLineChars="0"/>
-              <w:rPr>
-                <w:rFonts w:ascii="Times New Roman" w:hAnsi="Times New Roman" w:eastAsia="Times New Roman" w:cs="Times New Roman"/>
-                <w:i w:val="false"/>
-                <w:b w:val="false"/>
-                <w:u w:val="none"/>
-                <w:strike w:val="false"/>
-                <w:sz w:val="24"/>
-                <w:szCs w:val="24"/>
-                <w:color w:val="000000"/>
-              </w:rPr>
-            </w:pPr>
-            <w:r xmlns:w="http://schemas.openxmlformats.org/wordprocessingml/2006/main" xmlns:wp="http://schemas.openxmlformats.org/drawingml/2006/wordprocessingDrawing" xmlns:r="http://schemas.openxmlformats.org/officeDocument/2006/relationships" xmlns:w14="http://schemas.microsoft.com/office/word/2010/wordml">
-              <w:rPr>
-                <w:rFonts w:ascii="Times New Roman" w:hAnsi="Times New Roman" w:eastAsia="Times New Roman" w:cs="Times New Roman"/>
-                <w:i w:val="false"/>
-                <w:b w:val="false"/>
-                <w:u w:val="none"/>
-                <w:strike w:val="false"/>
-                <w:sz w:val="24"/>
-                <w:szCs w:val="24"/>
-                <w:color w:val="000000"/>
-              </w:rPr>
-              <w:t xml:space="preserve">hp</w:t>
-            </w:r>
-          </w:p>
-        </w:tc>
-        <w:tc>
-          <w:tcPr>
-            <w:tcBorders>
-              <w:bottom w:val="single" w:sz="4" w:space="0" w:color="000000"/>
-              <w:top w:val="single" w:sz="4" w:space="0" w:color="000000"/>
-              <w:left w:val="none" w:sz="0" w:space="0" w:color="000000"/>
-              <w:right w:val="none" w:sz="0" w:space="0" w:color="000000"/>
-            </w:tcBorders>
-            <w:shd w:val="clear" w:color="auto" w:fill="FFFFFF"/>
-            <w:tcMar>
-              <w:top w:w="0" w:type="dxa"/>
-              <w:bottom w:w="0" w:type="dxa"/>
-              <w:left w:w="0" w:type="dxa"/>
-              <w:right w:w="0" w:type="dxa"/>
-            </w:tcMar>
-            <w:vAlign w:val="center"/>
-          </w:tcPr>
-          <w:p>
-            <w:pPr>
-              <w:jc w:val="center"/>
-              <w:pBdr>
-                <w:bottom w:val="none" w:sz="0" w:space="0" w:color="000000"/>
-                <w:top w:val="none" w:sz="0" w:space="0" w:color="000000"/>
-                <w:left w:val="none" w:sz="0" w:space="0" w:color="000000"/>
-                <w:right w:val="none" w:sz="0" w:space="0" w:color="000000"/>
-              </w:pBdr>
-              <w:spacing w:after="100" w:before="100" w:line="480"/>
-              <w:ind w:left="100" w:right="100" w:firstLine="0" w:firstLineChars="0"/>
-              <w:rPr>
-                <w:rFonts w:ascii="Times New Roman" w:hAnsi="Times New Roman" w:eastAsia="Times New Roman" w:cs="Times New Roman"/>
-                <w:i w:val="false"/>
-                <w:b w:val="false"/>
-                <w:u w:val="none"/>
-                <w:strike w:val="false"/>
-                <w:sz w:val="24"/>
-                <w:szCs w:val="24"/>
-                <w:color w:val="000000"/>
-              </w:rPr>
-            </w:pPr>
-            <w:r xmlns:w="http://schemas.openxmlformats.org/wordprocessingml/2006/main" xmlns:wp="http://schemas.openxmlformats.org/drawingml/2006/wordprocessingDrawing" xmlns:r="http://schemas.openxmlformats.org/officeDocument/2006/relationships" xmlns:w14="http://schemas.microsoft.com/office/word/2010/wordml">
-              <w:rPr>
-                <w:rFonts w:ascii="Times New Roman" w:hAnsi="Times New Roman" w:eastAsia="Times New Roman" w:cs="Times New Roman"/>
-                <w:i w:val="false"/>
-                <w:b w:val="false"/>
-                <w:u w:val="none"/>
-                <w:strike w:val="false"/>
-                <w:sz w:val="24"/>
-                <w:szCs w:val="24"/>
-                <w:color w:val="000000"/>
-              </w:rPr>
-              <w:t xml:space="preserve">drat</w:t>
-            </w:r>
-          </w:p>
-        </w:tc>
-        <w:tc>
-          <w:tcPr>
-            <w:tcBorders>
-              <w:bottom w:val="single" w:sz="4" w:space="0" w:color="000000"/>
-              <w:top w:val="single" w:sz="4" w:space="0" w:color="000000"/>
-              <w:left w:val="none" w:sz="0" w:space="0" w:color="000000"/>
-              <w:right w:val="none" w:sz="0" w:space="0" w:color="000000"/>
-            </w:tcBorders>
-            <w:shd w:val="clear" w:color="auto" w:fill="FFFFFF"/>
-            <w:tcMar>
-              <w:top w:w="0" w:type="dxa"/>
-              <w:bottom w:w="0" w:type="dxa"/>
-              <w:left w:w="0" w:type="dxa"/>
-              <w:right w:w="0" w:type="dxa"/>
-            </w:tcMar>
-            <w:vAlign w:val="center"/>
-          </w:tcPr>
-          <w:p>
-            <w:pPr>
-              <w:jc w:val="center"/>
-              <w:pBdr>
-                <w:bottom w:val="none" w:sz="0" w:space="0" w:color="000000"/>
-                <w:top w:val="none" w:sz="0" w:space="0" w:color="000000"/>
-                <w:left w:val="none" w:sz="0" w:space="0" w:color="000000"/>
-                <w:right w:val="none" w:sz="0" w:space="0" w:color="000000"/>
-              </w:pBdr>
-              <w:spacing w:after="100" w:before="100" w:line="480"/>
-              <w:ind w:left="100" w:right="100" w:firstLine="0" w:firstLineChars="0"/>
-              <w:rPr>
-                <w:rFonts w:ascii="Times New Roman" w:hAnsi="Times New Roman" w:eastAsia="Times New Roman" w:cs="Times New Roman"/>
-                <w:i w:val="false"/>
-                <w:b w:val="false"/>
-                <w:u w:val="none"/>
-                <w:strike w:val="false"/>
-                <w:sz w:val="24"/>
-                <w:szCs w:val="24"/>
-                <w:color w:val="000000"/>
-              </w:rPr>
-            </w:pPr>
-            <w:r xmlns:w="http://schemas.openxmlformats.org/wordprocessingml/2006/main" xmlns:wp="http://schemas.openxmlformats.org/drawingml/2006/wordprocessingDrawing" xmlns:r="http://schemas.openxmlformats.org/officeDocument/2006/relationships" xmlns:w14="http://schemas.microsoft.com/office/word/2010/wordml">
-              <w:rPr>
-                <w:rFonts w:ascii="Times New Roman" w:hAnsi="Times New Roman" w:eastAsia="Times New Roman" w:cs="Times New Roman"/>
-                <w:i w:val="false"/>
-                <w:b w:val="false"/>
-                <w:u w:val="none"/>
-                <w:strike w:val="false"/>
-                <w:sz w:val="24"/>
-                <w:szCs w:val="24"/>
-                <w:color w:val="000000"/>
-              </w:rPr>
-              <w:t xml:space="preserve">wt</w:t>
-            </w:r>
-          </w:p>
-        </w:tc>
-        <w:tc>
-          <w:tcPr>
-            <w:tcBorders>
-              <w:bottom w:val="single" w:sz="4" w:space="0" w:color="000000"/>
-              <w:top w:val="single" w:sz="4" w:space="0" w:color="000000"/>
-              <w:left w:val="none" w:sz="0" w:space="0" w:color="000000"/>
-              <w:right w:val="none" w:sz="0" w:space="0" w:color="000000"/>
-            </w:tcBorders>
-            <w:shd w:val="clear" w:color="auto" w:fill="FFFFFF"/>
-            <w:tcMar>
-              <w:top w:w="0" w:type="dxa"/>
-              <w:bottom w:w="0" w:type="dxa"/>
-              <w:left w:w="0" w:type="dxa"/>
-              <w:right w:w="0" w:type="dxa"/>
-            </w:tcMar>
-            <w:vAlign w:val="center"/>
-          </w:tcPr>
-          <w:p>
-            <w:pPr>
-              <w:jc w:val="center"/>
-              <w:pBdr>
-                <w:bottom w:val="none" w:sz="0" w:space="0" w:color="000000"/>
-                <w:top w:val="none" w:sz="0" w:space="0" w:color="000000"/>
-                <w:left w:val="none" w:sz="0" w:space="0" w:color="000000"/>
-                <w:right w:val="none" w:sz="0" w:space="0" w:color="000000"/>
-              </w:pBdr>
-              <w:spacing w:after="100" w:before="100" w:line="480"/>
-              <w:ind w:left="100" w:right="100" w:firstLine="0" w:firstLineChars="0"/>
-              <w:rPr>
-                <w:rFonts w:ascii="Times New Roman" w:hAnsi="Times New Roman" w:eastAsia="Times New Roman" w:cs="Times New Roman"/>
-                <w:i w:val="false"/>
-                <w:b w:val="false"/>
-                <w:u w:val="none"/>
-                <w:strike w:val="false"/>
-                <w:sz w:val="24"/>
-                <w:szCs w:val="24"/>
-                <w:color w:val="000000"/>
-              </w:rPr>
-            </w:pPr>
-            <w:r xmlns:w="http://schemas.openxmlformats.org/wordprocessingml/2006/main" xmlns:wp="http://schemas.openxmlformats.org/drawingml/2006/wordprocessingDrawing" xmlns:r="http://schemas.openxmlformats.org/officeDocument/2006/relationships" xmlns:w14="http://schemas.microsoft.com/office/word/2010/wordml">
-              <w:rPr>
-                <w:rFonts w:ascii="Times New Roman" w:hAnsi="Times New Roman" w:eastAsia="Times New Roman" w:cs="Times New Roman"/>
-                <w:i w:val="false"/>
-                <w:b w:val="false"/>
-                <w:u w:val="none"/>
-                <w:strike w:val="false"/>
-                <w:sz w:val="24"/>
-                <w:szCs w:val="24"/>
-                <w:color w:val="000000"/>
-              </w:rPr>
-              <w:t xml:space="preserve">qsec</w:t>
-            </w:r>
-          </w:p>
-        </w:tc>
-        <w:tc>
-          <w:tcPr>
-            <w:tcBorders>
-              <w:bottom w:val="single" w:sz="4" w:space="0" w:color="000000"/>
-              <w:top w:val="single" w:sz="4" w:space="0" w:color="000000"/>
-              <w:left w:val="none" w:sz="0" w:space="0" w:color="000000"/>
-              <w:right w:val="none" w:sz="0" w:space="0" w:color="000000"/>
-            </w:tcBorders>
-            <w:shd w:val="clear" w:color="auto" w:fill="FFFFFF"/>
-            <w:tcMar>
-              <w:top w:w="0" w:type="dxa"/>
-              <w:bottom w:w="0" w:type="dxa"/>
-              <w:left w:w="0" w:type="dxa"/>
-              <w:right w:w="0" w:type="dxa"/>
-            </w:tcMar>
-            <w:vAlign w:val="center"/>
-          </w:tcPr>
-          <w:p>
-            <w:pPr>
-              <w:jc w:val="center"/>
-              <w:pBdr>
-                <w:bottom w:val="none" w:sz="0" w:space="0" w:color="000000"/>
-                <w:top w:val="none" w:sz="0" w:space="0" w:color="000000"/>
-                <w:left w:val="none" w:sz="0" w:space="0" w:color="000000"/>
-                <w:right w:val="none" w:sz="0" w:space="0" w:color="000000"/>
-              </w:pBdr>
-              <w:spacing w:after="100" w:before="100" w:line="480"/>
-              <w:ind w:left="100" w:right="100" w:firstLine="0" w:firstLineChars="0"/>
-              <w:rPr>
-                <w:rFonts w:ascii="Times New Roman" w:hAnsi="Times New Roman" w:eastAsia="Times New Roman" w:cs="Times New Roman"/>
-                <w:i w:val="false"/>
-                <w:b w:val="false"/>
-                <w:u w:val="none"/>
-                <w:strike w:val="false"/>
-                <w:sz w:val="24"/>
-                <w:szCs w:val="24"/>
-                <w:color w:val="000000"/>
-              </w:rPr>
-            </w:pPr>
-            <w:r xmlns:w="http://schemas.openxmlformats.org/wordprocessingml/2006/main" xmlns:wp="http://schemas.openxmlformats.org/drawingml/2006/wordprocessingDrawing" xmlns:r="http://schemas.openxmlformats.org/officeDocument/2006/relationships" xmlns:w14="http://schemas.microsoft.com/office/word/2010/wordml">
-              <w:rPr>
-                <w:rFonts w:ascii="Times New Roman" w:hAnsi="Times New Roman" w:eastAsia="Times New Roman" w:cs="Times New Roman"/>
-                <w:i w:val="false"/>
-                <w:b w:val="false"/>
-                <w:u w:val="none"/>
-                <w:strike w:val="false"/>
-                <w:sz w:val="24"/>
-                <w:szCs w:val="24"/>
-                <w:color w:val="000000"/>
-              </w:rPr>
-              <w:t xml:space="preserve">vs</w:t>
-            </w:r>
-          </w:p>
-        </w:tc>
-        <w:tc>
-          <w:tcPr>
-            <w:tcBorders>
-              <w:bottom w:val="single" w:sz="4" w:space="0" w:color="000000"/>
-              <w:top w:val="single" w:sz="4" w:space="0" w:color="000000"/>
-              <w:left w:val="none" w:sz="0" w:space="0" w:color="000000"/>
-              <w:right w:val="none" w:sz="0" w:space="0" w:color="000000"/>
-            </w:tcBorders>
-            <w:shd w:val="clear" w:color="auto" w:fill="FFFFFF"/>
-            <w:tcMar>
-              <w:top w:w="0" w:type="dxa"/>
-              <w:bottom w:w="0" w:type="dxa"/>
-              <w:left w:w="0" w:type="dxa"/>
-              <w:right w:w="0" w:type="dxa"/>
-            </w:tcMar>
-            <w:vAlign w:val="center"/>
-          </w:tcPr>
-          <w:p>
-            <w:pPr>
-              <w:jc w:val="center"/>
-              <w:pBdr>
-                <w:bottom w:val="none" w:sz="0" w:space="0" w:color="000000"/>
-                <w:top w:val="none" w:sz="0" w:space="0" w:color="000000"/>
-                <w:left w:val="none" w:sz="0" w:space="0" w:color="000000"/>
-                <w:right w:val="none" w:sz="0" w:space="0" w:color="000000"/>
-              </w:pBdr>
-              <w:spacing w:after="100" w:before="100" w:line="480"/>
-              <w:ind w:left="100" w:right="100" w:firstLine="0" w:firstLineChars="0"/>
-              <w:rPr>
-                <w:rFonts w:ascii="Times New Roman" w:hAnsi="Times New Roman" w:eastAsia="Times New Roman" w:cs="Times New Roman"/>
-                <w:i w:val="false"/>
-                <w:b w:val="false"/>
-                <w:u w:val="none"/>
-                <w:strike w:val="false"/>
-                <w:sz w:val="24"/>
-                <w:szCs w:val="24"/>
-                <w:color w:val="000000"/>
-              </w:rPr>
-            </w:pPr>
-            <w:r xmlns:w="http://schemas.openxmlformats.org/wordprocessingml/2006/main" xmlns:wp="http://schemas.openxmlformats.org/drawingml/2006/wordprocessingDrawing" xmlns:r="http://schemas.openxmlformats.org/officeDocument/2006/relationships" xmlns:w14="http://schemas.microsoft.com/office/word/2010/wordml">
-              <w:rPr>
-                <w:rFonts w:ascii="Times New Roman" w:hAnsi="Times New Roman" w:eastAsia="Times New Roman" w:cs="Times New Roman"/>
-                <w:i w:val="false"/>
-                <w:b w:val="false"/>
-                <w:u w:val="none"/>
-                <w:strike w:val="false"/>
-                <w:sz w:val="24"/>
-                <w:szCs w:val="24"/>
-                <w:color w:val="000000"/>
-              </w:rPr>
-              <w:t xml:space="preserve">am</w:t>
-            </w:r>
-          </w:p>
-        </w:tc>
-        <w:tc>
-          <w:tcPr>
-            <w:tcBorders>
-              <w:bottom w:val="single" w:sz="4" w:space="0" w:color="000000"/>
-              <w:top w:val="single" w:sz="4" w:space="0" w:color="000000"/>
-              <w:left w:val="none" w:sz="0" w:space="0" w:color="000000"/>
-              <w:right w:val="none" w:sz="0" w:space="0" w:color="000000"/>
-            </w:tcBorders>
-            <w:shd w:val="clear" w:color="auto" w:fill="FFFFFF"/>
-            <w:tcMar>
-              <w:top w:w="0" w:type="dxa"/>
-              <w:bottom w:w="0" w:type="dxa"/>
-              <w:left w:w="0" w:type="dxa"/>
-              <w:right w:w="0" w:type="dxa"/>
-            </w:tcMar>
-            <w:vAlign w:val="center"/>
-          </w:tcPr>
-          <w:p>
-            <w:pPr>
-              <w:jc w:val="center"/>
-              <w:pBdr>
-                <w:bottom w:val="none" w:sz="0" w:space="0" w:color="000000"/>
-                <w:top w:val="none" w:sz="0" w:space="0" w:color="000000"/>
-                <w:left w:val="none" w:sz="0" w:space="0" w:color="000000"/>
-                <w:right w:val="none" w:sz="0" w:space="0" w:color="000000"/>
-              </w:pBdr>
-              <w:spacing w:after="100" w:before="100" w:line="480"/>
-              <w:ind w:left="100" w:right="100" w:firstLine="0" w:firstLineChars="0"/>
-              <w:rPr>
-                <w:rFonts w:ascii="Times New Roman" w:hAnsi="Times New Roman" w:eastAsia="Times New Roman" w:cs="Times New Roman"/>
-                <w:i w:val="false"/>
-                <w:b w:val="false"/>
-                <w:u w:val="none"/>
-                <w:strike w:val="false"/>
-                <w:sz w:val="24"/>
-                <w:szCs w:val="24"/>
-                <w:color w:val="000000"/>
-              </w:rPr>
-            </w:pPr>
-            <w:r xmlns:w="http://schemas.openxmlformats.org/wordprocessingml/2006/main" xmlns:wp="http://schemas.openxmlformats.org/drawingml/2006/wordprocessingDrawing" xmlns:r="http://schemas.openxmlformats.org/officeDocument/2006/relationships" xmlns:w14="http://schemas.microsoft.com/office/word/2010/wordml">
-              <w:rPr>
-                <w:rFonts w:ascii="Times New Roman" w:hAnsi="Times New Roman" w:eastAsia="Times New Roman" w:cs="Times New Roman"/>
-                <w:i w:val="false"/>
-                <w:b w:val="false"/>
-                <w:u w:val="none"/>
-                <w:strike w:val="false"/>
-                <w:sz w:val="24"/>
-                <w:szCs w:val="24"/>
-                <w:color w:val="000000"/>
-              </w:rPr>
-              <w:t xml:space="preserve">gear</w:t>
-            </w:r>
-          </w:p>
-        </w:tc>
-        <w:tc>
-          <w:tcPr>
-            <w:tcBorders>
-              <w:bottom w:val="single" w:sz="4" w:space="0" w:color="000000"/>
-              <w:top w:val="single" w:sz="4" w:space="0" w:color="000000"/>
-              <w:left w:val="none" w:sz="0" w:space="0" w:color="000000"/>
-              <w:right w:val="none" w:sz="0" w:space="0" w:color="000000"/>
-            </w:tcBorders>
-            <w:shd w:val="clear" w:color="auto" w:fill="FFFFFF"/>
-            <w:tcMar>
-              <w:top w:w="0" w:type="dxa"/>
-              <w:bottom w:w="0" w:type="dxa"/>
-              <w:left w:w="0" w:type="dxa"/>
-              <w:right w:w="0" w:type="dxa"/>
-            </w:tcMar>
-            <w:vAlign w:val="center"/>
-          </w:tcPr>
-          <w:p>
-            <w:pPr>
-              <w:jc w:val="center"/>
-              <w:pBdr>
-                <w:bottom w:val="none" w:sz="0" w:space="0" w:color="000000"/>
-                <w:top w:val="none" w:sz="0" w:space="0" w:color="000000"/>
-                <w:left w:val="none" w:sz="0" w:space="0" w:color="000000"/>
-                <w:right w:val="none" w:sz="0" w:space="0" w:color="000000"/>
-              </w:pBdr>
-              <w:spacing w:after="100" w:before="100" w:line="480"/>
-              <w:ind w:left="100" w:right="100" w:firstLine="0" w:firstLineChars="0"/>
-              <w:rPr>
-                <w:rFonts w:ascii="Times New Roman" w:hAnsi="Times New Roman" w:eastAsia="Times New Roman" w:cs="Times New Roman"/>
-                <w:i w:val="false"/>
-                <w:b w:val="false"/>
-                <w:u w:val="none"/>
-                <w:strike w:val="false"/>
-                <w:sz w:val="24"/>
-                <w:szCs w:val="24"/>
-                <w:color w:val="000000"/>
-              </w:rPr>
-            </w:pPr>
-            <w:r xmlns:w="http://schemas.openxmlformats.org/wordprocessingml/2006/main" xmlns:wp="http://schemas.openxmlformats.org/drawingml/2006/wordprocessingDrawing" xmlns:r="http://schemas.openxmlformats.org/officeDocument/2006/relationships" xmlns:w14="http://schemas.microsoft.com/office/word/2010/wordml">
-              <w:rPr>
-                <w:rFonts w:ascii="Times New Roman" w:hAnsi="Times New Roman" w:eastAsia="Times New Roman" w:cs="Times New Roman"/>
-                <w:i w:val="false"/>
-                <w:b w:val="false"/>
-                <w:u w:val="none"/>
-                <w:strike w:val="false"/>
-                <w:sz w:val="24"/>
-                <w:szCs w:val="24"/>
-                <w:color w:val="000000"/>
-              </w:rPr>
-              <w:t xml:space="preserve">carb</w:t>
-            </w:r>
-          </w:p>
-        </w:tc>
-      </w:tr>
-      <w:tr>
-        <w:trPr>
-          <w:trHeight w:val="360" w:hRule="auto"/>
-        </w:trPr>
-        <w:tc>
-          <w:tcPr>
-            <w:tcBorders>
-              <w:bottom w:val="none" w:sz="0" w:space="0" w:color="000000"/>
-              <w:top w:val="single" w:sz="4" w:space="0" w:color="000000"/>
-              <w:left w:val="none" w:sz="0" w:space="0" w:color="000000"/>
-              <w:right w:val="none" w:sz="0" w:space="0" w:color="000000"/>
-            </w:tcBorders>
-            <w:shd w:val="clear" w:color="auto" w:fill="FFFFFF"/>
-            <w:tcMar>
-              <w:top w:w="0" w:type="dxa"/>
-              <w:bottom w:w="0" w:type="dxa"/>
-              <w:left w:w="0" w:type="dxa"/>
-              <w:right w:w="0" w:type="dxa"/>
-            </w:tcMar>
-            <w:vAlign w:val="center"/>
-          </w:tcPr>
-          <w:p>
-            <w:pPr>
-              <w:jc w:val="left"/>
-              <w:pBdr>
-                <w:bottom w:val="none" w:sz="0" w:space="0" w:color="000000"/>
-                <w:top w:val="none" w:sz="0" w:space="0" w:color="000000"/>
-                <w:left w:val="none" w:sz="0" w:space="0" w:color="000000"/>
-                <w:right w:val="none" w:sz="0" w:space="0" w:color="000000"/>
-              </w:pBdr>
-              <w:spacing w:after="100" w:before="100" w:line="480"/>
-              <w:ind w:left="100" w:right="100" w:firstLine="0" w:firstLineChars="0"/>
-              <w:rPr>
-                <w:rFonts w:ascii="Times New Roman" w:hAnsi="Times New Roman" w:eastAsia="Times New Roman" w:cs="Times New Roman"/>
-                <w:i w:val="false"/>
-                <w:b w:val="false"/>
-                <w:u w:val="none"/>
-                <w:strike w:val="false"/>
-                <w:sz w:val="24"/>
-                <w:szCs w:val="24"/>
-                <w:color w:val="000000"/>
-              </w:rPr>
-            </w:pPr>
-            <w:r xmlns:w="http://schemas.openxmlformats.org/wordprocessingml/2006/main" xmlns:wp="http://schemas.openxmlformats.org/drawingml/2006/wordprocessingDrawing" xmlns:r="http://schemas.openxmlformats.org/officeDocument/2006/relationships" xmlns:w14="http://schemas.microsoft.com/office/word/2010/wordml">
-              <w:rPr>
-                <w:rFonts w:ascii="Times New Roman" w:hAnsi="Times New Roman" w:eastAsia="Times New Roman" w:cs="Times New Roman"/>
-                <w:i w:val="false"/>
-                <w:b w:val="false"/>
-                <w:u w:val="none"/>
-                <w:strike w:val="false"/>
-                <w:sz w:val="24"/>
-                <w:szCs w:val="24"/>
-                <w:color w:val="000000"/>
-              </w:rPr>
-              <w:t xml:space="preserve">21.00</w:t>
-            </w:r>
-          </w:p>
-        </w:tc>
-        <w:tc>
-          <w:tcPr>
-            <w:tcBorders>
-              <w:bottom w:val="none" w:sz="0" w:space="0" w:color="000000"/>
-              <w:top w:val="single" w:sz="4" w:space="0" w:color="000000"/>
-              <w:left w:val="none" w:sz="0" w:space="0" w:color="000000"/>
-              <w:right w:val="none" w:sz="0" w:space="0" w:color="000000"/>
-            </w:tcBorders>
-            <w:shd w:val="clear" w:color="auto" w:fill="FFFFFF"/>
-            <w:tcMar>
-              <w:top w:w="0" w:type="dxa"/>
-              <w:bottom w:w="0" w:type="dxa"/>
-              <w:left w:w="0" w:type="dxa"/>
-              <w:right w:w="0" w:type="dxa"/>
-            </w:tcMar>
-            <w:vAlign w:val="center"/>
-          </w:tcPr>
-          <w:p>
-            <w:pPr>
-              <w:jc w:val="center"/>
-              <w:pBdr>
-                <w:bottom w:val="none" w:sz="0" w:space="0" w:color="000000"/>
-                <w:top w:val="none" w:sz="0" w:space="0" w:color="000000"/>
-                <w:left w:val="none" w:sz="0" w:space="0" w:color="000000"/>
-                <w:right w:val="none" w:sz="0" w:space="0" w:color="000000"/>
-              </w:pBdr>
-              <w:spacing w:after="100" w:before="100" w:line="480"/>
-              <w:ind w:left="100" w:right="100" w:firstLine="0" w:firstLineChars="0"/>
-              <w:rPr>
-                <w:rFonts w:ascii="Times New Roman" w:hAnsi="Times New Roman" w:eastAsia="Times New Roman" w:cs="Times New Roman"/>
-                <w:i w:val="false"/>
-                <w:b w:val="false"/>
-                <w:u w:val="none"/>
-                <w:strike w:val="false"/>
-                <w:sz w:val="24"/>
-                <w:szCs w:val="24"/>
-                <w:color w:val="000000"/>
-              </w:rPr>
-            </w:pPr>
-            <w:r xmlns:w="http://schemas.openxmlformats.org/wordprocessingml/2006/main" xmlns:wp="http://schemas.openxmlformats.org/drawingml/2006/wordprocessingDrawing" xmlns:r="http://schemas.openxmlformats.org/officeDocument/2006/relationships" xmlns:w14="http://schemas.microsoft.com/office/word/2010/wordml">
-              <w:rPr>
-                <w:rFonts w:ascii="Times New Roman" w:hAnsi="Times New Roman" w:eastAsia="Times New Roman" w:cs="Times New Roman"/>
-                <w:i w:val="false"/>
-                <w:b w:val="false"/>
-                <w:u w:val="none"/>
-                <w:strike w:val="false"/>
-                <w:sz w:val="24"/>
-                <w:szCs w:val="24"/>
-                <w:color w:val="000000"/>
-              </w:rPr>
-              <w:t xml:space="preserve">6.00</w:t>
-            </w:r>
-          </w:p>
-        </w:tc>
-        <w:tc>
-          <w:tcPr>
-            <w:tcBorders>
-              <w:bottom w:val="none" w:sz="0" w:space="0" w:color="000000"/>
-              <w:top w:val="single" w:sz="4" w:space="0" w:color="000000"/>
-              <w:left w:val="none" w:sz="0" w:space="0" w:color="000000"/>
-              <w:right w:val="none" w:sz="0" w:space="0" w:color="000000"/>
-            </w:tcBorders>
-            <w:shd w:val="clear" w:color="auto" w:fill="FFFFFF"/>
-            <w:tcMar>
-              <w:top w:w="0" w:type="dxa"/>
-              <w:bottom w:w="0" w:type="dxa"/>
-              <w:left w:w="0" w:type="dxa"/>
-              <w:right w:w="0" w:type="dxa"/>
-            </w:tcMar>
-            <w:vAlign w:val="center"/>
-          </w:tcPr>
-          <w:p>
-            <w:pPr>
-              <w:jc w:val="center"/>
-              <w:pBdr>
-                <w:bottom w:val="none" w:sz="0" w:space="0" w:color="000000"/>
-                <w:top w:val="none" w:sz="0" w:space="0" w:color="000000"/>
-                <w:left w:val="none" w:sz="0" w:space="0" w:color="000000"/>
-                <w:right w:val="none" w:sz="0" w:space="0" w:color="000000"/>
-              </w:pBdr>
-              <w:spacing w:after="100" w:before="100" w:line="480"/>
-              <w:ind w:left="100" w:right="100" w:firstLine="0" w:firstLineChars="0"/>
-              <w:rPr>
-                <w:rFonts w:ascii="Times New Roman" w:hAnsi="Times New Roman" w:eastAsia="Times New Roman" w:cs="Times New Roman"/>
-                <w:i w:val="false"/>
-                <w:b w:val="false"/>
-                <w:u w:val="none"/>
-                <w:strike w:val="false"/>
-                <w:sz w:val="24"/>
-                <w:szCs w:val="24"/>
-                <w:color w:val="000000"/>
-              </w:rPr>
-            </w:pPr>
-            <w:r xmlns:w="http://schemas.openxmlformats.org/wordprocessingml/2006/main" xmlns:wp="http://schemas.openxmlformats.org/drawingml/2006/wordprocessingDrawing" xmlns:r="http://schemas.openxmlformats.org/officeDocument/2006/relationships" xmlns:w14="http://schemas.microsoft.com/office/word/2010/wordml">
-              <w:rPr>
-                <w:rFonts w:ascii="Times New Roman" w:hAnsi="Times New Roman" w:eastAsia="Times New Roman" w:cs="Times New Roman"/>
-                <w:i w:val="false"/>
-                <w:b w:val="false"/>
-                <w:u w:val="none"/>
-                <w:strike w:val="false"/>
-                <w:sz w:val="24"/>
-                <w:szCs w:val="24"/>
-                <w:color w:val="000000"/>
-              </w:rPr>
-              <w:t xml:space="preserve">160.00</w:t>
-            </w:r>
-          </w:p>
-        </w:tc>
-        <w:tc>
-          <w:tcPr>
-            <w:tcBorders>
-              <w:bottom w:val="none" w:sz="0" w:space="0" w:color="000000"/>
-              <w:top w:val="single" w:sz="4" w:space="0" w:color="000000"/>
-              <w:left w:val="none" w:sz="0" w:space="0" w:color="000000"/>
-              <w:right w:val="none" w:sz="0" w:space="0" w:color="000000"/>
-            </w:tcBorders>
-            <w:shd w:val="clear" w:color="auto" w:fill="FFFFFF"/>
-            <w:tcMar>
-              <w:top w:w="0" w:type="dxa"/>
-              <w:bottom w:w="0" w:type="dxa"/>
-              <w:left w:w="0" w:type="dxa"/>
-              <w:right w:w="0" w:type="dxa"/>
-            </w:tcMar>
-            <w:vAlign w:val="center"/>
-          </w:tcPr>
-          <w:p>
-            <w:pPr>
-              <w:jc w:val="center"/>
-              <w:pBdr>
-                <w:bottom w:val="none" w:sz="0" w:space="0" w:color="000000"/>
-                <w:top w:val="none" w:sz="0" w:space="0" w:color="000000"/>
-                <w:left w:val="none" w:sz="0" w:space="0" w:color="000000"/>
-                <w:right w:val="none" w:sz="0" w:space="0" w:color="000000"/>
-              </w:pBdr>
-              <w:spacing w:after="100" w:before="100" w:line="480"/>
-              <w:ind w:left="100" w:right="100" w:firstLine="0" w:firstLineChars="0"/>
-              <w:rPr>
-                <w:rFonts w:ascii="Times New Roman" w:hAnsi="Times New Roman" w:eastAsia="Times New Roman" w:cs="Times New Roman"/>
-                <w:i w:val="false"/>
-                <w:b w:val="false"/>
-                <w:u w:val="none"/>
-                <w:strike w:val="false"/>
-                <w:sz w:val="24"/>
-                <w:szCs w:val="24"/>
-                <w:color w:val="000000"/>
-              </w:rPr>
-            </w:pPr>
-            <w:r xmlns:w="http://schemas.openxmlformats.org/wordprocessingml/2006/main" xmlns:wp="http://schemas.openxmlformats.org/drawingml/2006/wordprocessingDrawing" xmlns:r="http://schemas.openxmlformats.org/officeDocument/2006/relationships" xmlns:w14="http://schemas.microsoft.com/office/word/2010/wordml">
-              <w:rPr>
-                <w:rFonts w:ascii="Times New Roman" w:hAnsi="Times New Roman" w:eastAsia="Times New Roman" w:cs="Times New Roman"/>
-                <w:i w:val="false"/>
-                <w:b w:val="false"/>
-                <w:u w:val="none"/>
-                <w:strike w:val="false"/>
-                <w:sz w:val="24"/>
-                <w:szCs w:val="24"/>
-                <w:color w:val="000000"/>
-              </w:rPr>
-              <w:t xml:space="preserve">110.00</w:t>
-            </w:r>
-          </w:p>
-        </w:tc>
-        <w:tc>
-          <w:tcPr>
-            <w:tcBorders>
-              <w:bottom w:val="none" w:sz="0" w:space="0" w:color="000000"/>
-              <w:top w:val="single" w:sz="4" w:space="0" w:color="000000"/>
-              <w:left w:val="none" w:sz="0" w:space="0" w:color="000000"/>
-              <w:right w:val="none" w:sz="0" w:space="0" w:color="000000"/>
-            </w:tcBorders>
-            <w:shd w:val="clear" w:color="auto" w:fill="FFFFFF"/>
-            <w:tcMar>
-              <w:top w:w="0" w:type="dxa"/>
-              <w:bottom w:w="0" w:type="dxa"/>
-              <w:left w:w="0" w:type="dxa"/>
-              <w:right w:w="0" w:type="dxa"/>
-            </w:tcMar>
-            <w:vAlign w:val="center"/>
-          </w:tcPr>
-          <w:p>
-            <w:pPr>
-              <w:jc w:val="center"/>
-              <w:pBdr>
-                <w:bottom w:val="none" w:sz="0" w:space="0" w:color="000000"/>
-                <w:top w:val="none" w:sz="0" w:space="0" w:color="000000"/>
-                <w:left w:val="none" w:sz="0" w:space="0" w:color="000000"/>
-                <w:right w:val="none" w:sz="0" w:space="0" w:color="000000"/>
-              </w:pBdr>
-              <w:spacing w:after="100" w:before="100" w:line="480"/>
-              <w:ind w:left="100" w:right="100" w:firstLine="0" w:firstLineChars="0"/>
-              <w:rPr>
-                <w:rFonts w:ascii="Times New Roman" w:hAnsi="Times New Roman" w:eastAsia="Times New Roman" w:cs="Times New Roman"/>
-                <w:i w:val="false"/>
-                <w:b w:val="false"/>
-                <w:u w:val="none"/>
-                <w:strike w:val="false"/>
-                <w:sz w:val="24"/>
-                <w:szCs w:val="24"/>
-                <w:color w:val="000000"/>
-              </w:rPr>
-            </w:pPr>
-            <w:r xmlns:w="http://schemas.openxmlformats.org/wordprocessingml/2006/main" xmlns:wp="http://schemas.openxmlformats.org/drawingml/2006/wordprocessingDrawing" xmlns:r="http://schemas.openxmlformats.org/officeDocument/2006/relationships" xmlns:w14="http://schemas.microsoft.com/office/word/2010/wordml">
-              <w:rPr>
-                <w:rFonts w:ascii="Times New Roman" w:hAnsi="Times New Roman" w:eastAsia="Times New Roman" w:cs="Times New Roman"/>
-                <w:i w:val="false"/>
-                <w:b w:val="false"/>
-                <w:u w:val="none"/>
-                <w:strike w:val="false"/>
-                <w:sz w:val="24"/>
-                <w:szCs w:val="24"/>
-                <w:color w:val="000000"/>
-              </w:rPr>
-              <w:t xml:space="preserve">3.90</w:t>
-            </w:r>
-          </w:p>
-        </w:tc>
-        <w:tc>
-          <w:tcPr>
-            <w:tcBorders>
-              <w:bottom w:val="none" w:sz="0" w:space="0" w:color="000000"/>
-              <w:top w:val="single" w:sz="4" w:space="0" w:color="000000"/>
-              <w:left w:val="none" w:sz="0" w:space="0" w:color="000000"/>
-              <w:right w:val="none" w:sz="0" w:space="0" w:color="000000"/>
-            </w:tcBorders>
-            <w:shd w:val="clear" w:color="auto" w:fill="FFFFFF"/>
-            <w:tcMar>
-              <w:top w:w="0" w:type="dxa"/>
-              <w:bottom w:w="0" w:type="dxa"/>
-              <w:left w:w="0" w:type="dxa"/>
-              <w:right w:w="0" w:type="dxa"/>
-            </w:tcMar>
-            <w:vAlign w:val="center"/>
-          </w:tcPr>
-          <w:p>
-            <w:pPr>
-              <w:jc w:val="center"/>
-              <w:pBdr>
-                <w:bottom w:val="none" w:sz="0" w:space="0" w:color="000000"/>
-                <w:top w:val="none" w:sz="0" w:space="0" w:color="000000"/>
-                <w:left w:val="none" w:sz="0" w:space="0" w:color="000000"/>
-                <w:right w:val="none" w:sz="0" w:space="0" w:color="000000"/>
-              </w:pBdr>
-              <w:spacing w:after="100" w:before="100" w:line="480"/>
-              <w:ind w:left="100" w:right="100" w:firstLine="0" w:firstLineChars="0"/>
-              <w:rPr>
-                <w:rFonts w:ascii="Times New Roman" w:hAnsi="Times New Roman" w:eastAsia="Times New Roman" w:cs="Times New Roman"/>
-                <w:i w:val="false"/>
-                <w:b w:val="false"/>
-                <w:u w:val="none"/>
-                <w:strike w:val="false"/>
-                <w:sz w:val="24"/>
-                <w:szCs w:val="24"/>
-                <w:color w:val="000000"/>
-              </w:rPr>
-            </w:pPr>
-            <w:r xmlns:w="http://schemas.openxmlformats.org/wordprocessingml/2006/main" xmlns:wp="http://schemas.openxmlformats.org/drawingml/2006/wordprocessingDrawing" xmlns:r="http://schemas.openxmlformats.org/officeDocument/2006/relationships" xmlns:w14="http://schemas.microsoft.com/office/word/2010/wordml">
-              <w:rPr>
-                <w:rFonts w:ascii="Times New Roman" w:hAnsi="Times New Roman" w:eastAsia="Times New Roman" w:cs="Times New Roman"/>
-                <w:i w:val="false"/>
-                <w:b w:val="false"/>
-                <w:u w:val="none"/>
-                <w:strike w:val="false"/>
-                <w:sz w:val="24"/>
-                <w:szCs w:val="24"/>
-                <w:color w:val="000000"/>
-              </w:rPr>
-              <w:t xml:space="preserve">2.62</w:t>
-            </w:r>
-          </w:p>
-        </w:tc>
-        <w:tc>
-          <w:tcPr>
-            <w:tcBorders>
-              <w:bottom w:val="none" w:sz="0" w:space="0" w:color="000000"/>
-              <w:top w:val="single" w:sz="4" w:space="0" w:color="000000"/>
-              <w:left w:val="none" w:sz="0" w:space="0" w:color="000000"/>
-              <w:right w:val="none" w:sz="0" w:space="0" w:color="000000"/>
-            </w:tcBorders>
-            <w:shd w:val="clear" w:color="auto" w:fill="FFFFFF"/>
-            <w:tcMar>
-              <w:top w:w="0" w:type="dxa"/>
-              <w:bottom w:w="0" w:type="dxa"/>
-              <w:left w:w="0" w:type="dxa"/>
-              <w:right w:w="0" w:type="dxa"/>
-            </w:tcMar>
-            <w:vAlign w:val="center"/>
-          </w:tcPr>
-          <w:p>
-            <w:pPr>
-              <w:jc w:val="center"/>
-              <w:pBdr>
-                <w:bottom w:val="none" w:sz="0" w:space="0" w:color="000000"/>
-                <w:top w:val="none" w:sz="0" w:space="0" w:color="000000"/>
-                <w:left w:val="none" w:sz="0" w:space="0" w:color="000000"/>
-                <w:right w:val="none" w:sz="0" w:space="0" w:color="000000"/>
-              </w:pBdr>
-              <w:spacing w:after="100" w:before="100" w:line="480"/>
-              <w:ind w:left="100" w:right="100" w:firstLine="0" w:firstLineChars="0"/>
-              <w:rPr>
-                <w:rFonts w:ascii="Times New Roman" w:hAnsi="Times New Roman" w:eastAsia="Times New Roman" w:cs="Times New Roman"/>
-                <w:i w:val="false"/>
-                <w:b w:val="false"/>
-                <w:u w:val="none"/>
-                <w:strike w:val="false"/>
-                <w:sz w:val="24"/>
-                <w:szCs w:val="24"/>
-                <w:color w:val="000000"/>
-              </w:rPr>
-            </w:pPr>
-            <w:r xmlns:w="http://schemas.openxmlformats.org/wordprocessingml/2006/main" xmlns:wp="http://schemas.openxmlformats.org/drawingml/2006/wordprocessingDrawing" xmlns:r="http://schemas.openxmlformats.org/officeDocument/2006/relationships" xmlns:w14="http://schemas.microsoft.com/office/word/2010/wordml">
-              <w:rPr>
-                <w:rFonts w:ascii="Times New Roman" w:hAnsi="Times New Roman" w:eastAsia="Times New Roman" w:cs="Times New Roman"/>
-                <w:i w:val="false"/>
-                <w:b w:val="false"/>
-                <w:u w:val="none"/>
-                <w:strike w:val="false"/>
-                <w:sz w:val="24"/>
-                <w:szCs w:val="24"/>
-                <w:color w:val="000000"/>
-              </w:rPr>
-              <w:t xml:space="preserve">16.46</w:t>
-            </w:r>
-          </w:p>
-        </w:tc>
-        <w:tc>
-          <w:tcPr>
-            <w:tcBorders>
-              <w:bottom w:val="none" w:sz="0" w:space="0" w:color="000000"/>
-              <w:top w:val="single" w:sz="4" w:space="0" w:color="000000"/>
-              <w:left w:val="none" w:sz="0" w:space="0" w:color="000000"/>
-              <w:right w:val="none" w:sz="0" w:space="0" w:color="000000"/>
-            </w:tcBorders>
-            <w:shd w:val="clear" w:color="auto" w:fill="FFFFFF"/>
-            <w:tcMar>
-              <w:top w:w="0" w:type="dxa"/>
-              <w:bottom w:w="0" w:type="dxa"/>
-              <w:left w:w="0" w:type="dxa"/>
-              <w:right w:w="0" w:type="dxa"/>
-            </w:tcMar>
-            <w:vAlign w:val="center"/>
-          </w:tcPr>
-          <w:p>
-            <w:pPr>
-              <w:jc w:val="center"/>
-              <w:pBdr>
-                <w:bottom w:val="none" w:sz="0" w:space="0" w:color="000000"/>
-                <w:top w:val="none" w:sz="0" w:space="0" w:color="000000"/>
-                <w:left w:val="none" w:sz="0" w:space="0" w:color="000000"/>
-                <w:right w:val="none" w:sz="0" w:space="0" w:color="000000"/>
-              </w:pBdr>
-              <w:spacing w:after="100" w:before="100" w:line="480"/>
-              <w:ind w:left="100" w:right="100" w:firstLine="0" w:firstLineChars="0"/>
-              <w:rPr>
-                <w:rFonts w:ascii="Times New Roman" w:hAnsi="Times New Roman" w:eastAsia="Times New Roman" w:cs="Times New Roman"/>
-                <w:i w:val="false"/>
-                <w:b w:val="false"/>
-                <w:u w:val="none"/>
-                <w:strike w:val="false"/>
-                <w:sz w:val="24"/>
-                <w:szCs w:val="24"/>
-                <w:color w:val="000000"/>
-              </w:rPr>
-            </w:pPr>
-            <w:r xmlns:w="http://schemas.openxmlformats.org/wordprocessingml/2006/main" xmlns:wp="http://schemas.openxmlformats.org/drawingml/2006/wordprocessingDrawing" xmlns:r="http://schemas.openxmlformats.org/officeDocument/2006/relationships" xmlns:w14="http://schemas.microsoft.com/office/word/2010/wordml">
-              <w:rPr>
-                <w:rFonts w:ascii="Times New Roman" w:hAnsi="Times New Roman" w:eastAsia="Times New Roman" w:cs="Times New Roman"/>
-                <w:i w:val="false"/>
-                <w:b w:val="false"/>
-                <w:u w:val="none"/>
-                <w:strike w:val="false"/>
-                <w:sz w:val="24"/>
-                <w:szCs w:val="24"/>
-                <w:color w:val="000000"/>
-              </w:rPr>
-              <w:t xml:space="preserve">0.00</w:t>
-            </w:r>
-          </w:p>
-        </w:tc>
-        <w:tc>
-          <w:tcPr>
-            <w:tcBorders>
-              <w:bottom w:val="none" w:sz="0" w:space="0" w:color="000000"/>
-              <w:top w:val="single" w:sz="4" w:space="0" w:color="000000"/>
-              <w:left w:val="none" w:sz="0" w:space="0" w:color="000000"/>
-              <w:right w:val="none" w:sz="0" w:space="0" w:color="000000"/>
-            </w:tcBorders>
-            <w:shd w:val="clear" w:color="auto" w:fill="FFFFFF"/>
-            <w:tcMar>
-              <w:top w:w="0" w:type="dxa"/>
-              <w:bottom w:w="0" w:type="dxa"/>
-              <w:left w:w="0" w:type="dxa"/>
-              <w:right w:w="0" w:type="dxa"/>
-            </w:tcMar>
-            <w:vAlign w:val="center"/>
-          </w:tcPr>
-          <w:p>
-            <w:pPr>
-              <w:jc w:val="center"/>
-              <w:pBdr>
-                <w:bottom w:val="none" w:sz="0" w:space="0" w:color="000000"/>
-                <w:top w:val="none" w:sz="0" w:space="0" w:color="000000"/>
-                <w:left w:val="none" w:sz="0" w:space="0" w:color="000000"/>
-                <w:right w:val="none" w:sz="0" w:space="0" w:color="000000"/>
-              </w:pBdr>
-              <w:spacing w:after="100" w:before="100" w:line="480"/>
-              <w:ind w:left="100" w:right="100" w:firstLine="0" w:firstLineChars="0"/>
-              <w:rPr>
-                <w:rFonts w:ascii="Times New Roman" w:hAnsi="Times New Roman" w:eastAsia="Times New Roman" w:cs="Times New Roman"/>
-                <w:i w:val="false"/>
-                <w:b w:val="false"/>
-                <w:u w:val="none"/>
-                <w:strike w:val="false"/>
-                <w:sz w:val="24"/>
-                <w:szCs w:val="24"/>
-                <w:color w:val="000000"/>
-              </w:rPr>
-            </w:pPr>
-            <w:r xmlns:w="http://schemas.openxmlformats.org/wordprocessingml/2006/main" xmlns:wp="http://schemas.openxmlformats.org/drawingml/2006/wordprocessingDrawing" xmlns:r="http://schemas.openxmlformats.org/officeDocument/2006/relationships" xmlns:w14="http://schemas.microsoft.com/office/word/2010/wordml">
-              <w:rPr>
-                <w:rFonts w:ascii="Times New Roman" w:hAnsi="Times New Roman" w:eastAsia="Times New Roman" w:cs="Times New Roman"/>
-                <w:i w:val="false"/>
-                <w:b w:val="false"/>
-                <w:u w:val="none"/>
-                <w:strike w:val="false"/>
-                <w:sz w:val="24"/>
-                <w:szCs w:val="24"/>
-                <w:color w:val="000000"/>
-              </w:rPr>
-              <w:t xml:space="preserve">1.00</w:t>
-            </w:r>
-          </w:p>
-        </w:tc>
-        <w:tc>
-          <w:tcPr>
-            <w:tcBorders>
-              <w:bottom w:val="none" w:sz="0" w:space="0" w:color="000000"/>
-              <w:top w:val="single" w:sz="4" w:space="0" w:color="000000"/>
-              <w:left w:val="none" w:sz="0" w:space="0" w:color="000000"/>
-              <w:right w:val="none" w:sz="0" w:space="0" w:color="000000"/>
-            </w:tcBorders>
-            <w:shd w:val="clear" w:color="auto" w:fill="FFFFFF"/>
-            <w:tcMar>
-              <w:top w:w="0" w:type="dxa"/>
-              <w:bottom w:w="0" w:type="dxa"/>
-              <w:left w:w="0" w:type="dxa"/>
-              <w:right w:w="0" w:type="dxa"/>
-            </w:tcMar>
-            <w:vAlign w:val="center"/>
-          </w:tcPr>
-          <w:p>
-            <w:pPr>
-              <w:jc w:val="center"/>
-              <w:pBdr>
-                <w:bottom w:val="none" w:sz="0" w:space="0" w:color="000000"/>
-                <w:top w:val="none" w:sz="0" w:space="0" w:color="000000"/>
-                <w:left w:val="none" w:sz="0" w:space="0" w:color="000000"/>
-                <w:right w:val="none" w:sz="0" w:space="0" w:color="000000"/>
-              </w:pBdr>
-              <w:spacing w:after="100" w:before="100" w:line="480"/>
-              <w:ind w:left="100" w:right="100" w:firstLine="0" w:firstLineChars="0"/>
-              <w:rPr>
-                <w:rFonts w:ascii="Times New Roman" w:hAnsi="Times New Roman" w:eastAsia="Times New Roman" w:cs="Times New Roman"/>
-                <w:i w:val="false"/>
-                <w:b w:val="false"/>
-                <w:u w:val="none"/>
-                <w:strike w:val="false"/>
-                <w:sz w:val="24"/>
-                <w:szCs w:val="24"/>
-                <w:color w:val="000000"/>
-              </w:rPr>
-            </w:pPr>
-            <w:r xmlns:w="http://schemas.openxmlformats.org/wordprocessingml/2006/main" xmlns:wp="http://schemas.openxmlformats.org/drawingml/2006/wordprocessingDrawing" xmlns:r="http://schemas.openxmlformats.org/officeDocument/2006/relationships" xmlns:w14="http://schemas.microsoft.com/office/word/2010/wordml">
-              <w:rPr>
-                <w:rFonts w:ascii="Times New Roman" w:hAnsi="Times New Roman" w:eastAsia="Times New Roman" w:cs="Times New Roman"/>
-                <w:i w:val="false"/>
-                <w:b w:val="false"/>
-                <w:u w:val="none"/>
-                <w:strike w:val="false"/>
-                <w:sz w:val="24"/>
-                <w:szCs w:val="24"/>
-                <w:color w:val="000000"/>
-              </w:rPr>
-              <w:t xml:space="preserve">4.00</w:t>
-            </w:r>
-          </w:p>
-        </w:tc>
-        <w:tc>
-          <w:tcPr>
-            <w:tcBorders>
-              <w:bottom w:val="none" w:sz="0" w:space="0" w:color="000000"/>
-              <w:top w:val="single" w:sz="4" w:space="0" w:color="000000"/>
-              <w:left w:val="none" w:sz="0" w:space="0" w:color="000000"/>
-              <w:right w:val="none" w:sz="0" w:space="0" w:color="000000"/>
-            </w:tcBorders>
-            <w:shd w:val="clear" w:color="auto" w:fill="FFFFFF"/>
-            <w:tcMar>
-              <w:top w:w="0" w:type="dxa"/>
-              <w:bottom w:w="0" w:type="dxa"/>
-              <w:left w:w="0" w:type="dxa"/>
-              <w:right w:w="0" w:type="dxa"/>
-            </w:tcMar>
-            <w:vAlign w:val="center"/>
-          </w:tcPr>
-          <w:p>
-            <w:pPr>
-              <w:jc w:val="center"/>
-              <w:pBdr>
-                <w:bottom w:val="none" w:sz="0" w:space="0" w:color="000000"/>
-                <w:top w:val="none" w:sz="0" w:space="0" w:color="000000"/>
-                <w:left w:val="none" w:sz="0" w:space="0" w:color="000000"/>
-                <w:right w:val="none" w:sz="0" w:space="0" w:color="000000"/>
-              </w:pBdr>
-              <w:spacing w:after="100" w:before="100" w:line="480"/>
-              <w:ind w:left="100" w:right="100" w:firstLine="0" w:firstLineChars="0"/>
-              <w:rPr>
-                <w:rFonts w:ascii="Times New Roman" w:hAnsi="Times New Roman" w:eastAsia="Times New Roman" w:cs="Times New Roman"/>
-                <w:i w:val="false"/>
-                <w:b w:val="false"/>
-                <w:u w:val="none"/>
-                <w:strike w:val="false"/>
-                <w:sz w:val="24"/>
-                <w:szCs w:val="24"/>
-                <w:color w:val="000000"/>
-              </w:rPr>
-            </w:pPr>
-            <w:r xmlns:w="http://schemas.openxmlformats.org/wordprocessingml/2006/main" xmlns:wp="http://schemas.openxmlformats.org/drawingml/2006/wordprocessingDrawing" xmlns:r="http://schemas.openxmlformats.org/officeDocument/2006/relationships" xmlns:w14="http://schemas.microsoft.com/office/word/2010/wordml">
-              <w:rPr>
-                <w:rFonts w:ascii="Times New Roman" w:hAnsi="Times New Roman" w:eastAsia="Times New Roman" w:cs="Times New Roman"/>
-                <w:i w:val="false"/>
-                <w:b w:val="false"/>
-                <w:u w:val="none"/>
-                <w:strike w:val="false"/>
-                <w:sz w:val="24"/>
-                <w:szCs w:val="24"/>
-                <w:color w:val="000000"/>
-              </w:rPr>
-              <w:t xml:space="preserve">4.00</w:t>
-            </w:r>
-          </w:p>
-        </w:tc>
-      </w:tr>
-      <w:tr>
-        <w:trPr>
-          <w:trHeight w:val="360" w:hRule="auto"/>
-        </w:trPr>
-        <w:tc>
-          <w:tcPr>
-            <w:tcBorders>
-              <w:bottom w:val="none" w:sz="0" w:space="0" w:color="000000"/>
-              <w:top w:val="none" w:sz="0" w:space="0" w:color="000000"/>
-              <w:left w:val="none" w:sz="0" w:space="0" w:color="000000"/>
-              <w:right w:val="none" w:sz="0" w:space="0" w:color="000000"/>
-            </w:tcBorders>
-            <w:shd w:val="clear" w:color="auto" w:fill="FFFFFF"/>
-            <w:tcMar>
-              <w:top w:w="0" w:type="dxa"/>
-              <w:bottom w:w="0" w:type="dxa"/>
-              <w:left w:w="0" w:type="dxa"/>
-              <w:right w:w="0" w:type="dxa"/>
-            </w:tcMar>
-            <w:vAlign w:val="center"/>
-          </w:tcPr>
-          <w:p>
-            <w:pPr>
-              <w:jc w:val="left"/>
-              <w:pBdr>
-                <w:bottom w:val="none" w:sz="0" w:space="0" w:color="000000"/>
-                <w:top w:val="none" w:sz="0" w:space="0" w:color="000000"/>
-                <w:left w:val="none" w:sz="0" w:space="0" w:color="000000"/>
-                <w:right w:val="none" w:sz="0" w:space="0" w:color="000000"/>
-              </w:pBdr>
-              <w:spacing w:after="100" w:before="100" w:line="480"/>
-              <w:ind w:left="100" w:right="100" w:firstLine="0" w:firstLineChars="0"/>
-              <w:rPr>
-                <w:rFonts w:ascii="Times New Roman" w:hAnsi="Times New Roman" w:eastAsia="Times New Roman" w:cs="Times New Roman"/>
-                <w:i w:val="false"/>
-                <w:b w:val="false"/>
-                <w:u w:val="none"/>
-                <w:strike w:val="false"/>
-                <w:sz w:val="24"/>
-                <w:szCs w:val="24"/>
-                <w:color w:val="000000"/>
-              </w:rPr>
-            </w:pPr>
-            <w:r xmlns:w="http://schemas.openxmlformats.org/wordprocessingml/2006/main" xmlns:wp="http://schemas.openxmlformats.org/drawingml/2006/wordprocessingDrawing" xmlns:r="http://schemas.openxmlformats.org/officeDocument/2006/relationships" xmlns:w14="http://schemas.microsoft.com/office/word/2010/wordml">
-              <w:rPr>
-                <w:rFonts w:ascii="Times New Roman" w:hAnsi="Times New Roman" w:eastAsia="Times New Roman" w:cs="Times New Roman"/>
-                <w:i w:val="false"/>
-                <w:b w:val="false"/>
-                <w:u w:val="none"/>
-                <w:strike w:val="false"/>
-                <w:sz w:val="24"/>
-                <w:szCs w:val="24"/>
-                <w:color w:val="000000"/>
-              </w:rPr>
-              <w:t xml:space="preserve">21.00</w:t>
-            </w:r>
-          </w:p>
-        </w:tc>
-        <w:tc>
-          <w:tcPr>
-            <w:tcBorders>
-              <w:bottom w:val="none" w:sz="0" w:space="0" w:color="000000"/>
-              <w:top w:val="none" w:sz="0" w:space="0" w:color="000000"/>
-              <w:left w:val="none" w:sz="0" w:space="0" w:color="000000"/>
-              <w:right w:val="none" w:sz="0" w:space="0" w:color="000000"/>
-            </w:tcBorders>
-            <w:shd w:val="clear" w:color="auto" w:fill="FFFFFF"/>
-            <w:tcMar>
-              <w:top w:w="0" w:type="dxa"/>
-              <w:bottom w:w="0" w:type="dxa"/>
-              <w:left w:w="0" w:type="dxa"/>
-              <w:right w:w="0" w:type="dxa"/>
-            </w:tcMar>
-            <w:vAlign w:val="center"/>
-          </w:tcPr>
-          <w:p>
-            <w:pPr>
-              <w:jc w:val="center"/>
-              <w:pBdr>
-                <w:bottom w:val="none" w:sz="0" w:space="0" w:color="000000"/>
-                <w:top w:val="none" w:sz="0" w:space="0" w:color="000000"/>
-                <w:left w:val="none" w:sz="0" w:space="0" w:color="000000"/>
-                <w:right w:val="none" w:sz="0" w:space="0" w:color="000000"/>
-              </w:pBdr>
-              <w:spacing w:after="100" w:before="100" w:line="480"/>
-              <w:ind w:left="100" w:right="100" w:firstLine="0" w:firstLineChars="0"/>
-              <w:rPr>
-                <w:rFonts w:ascii="Times New Roman" w:hAnsi="Times New Roman" w:eastAsia="Times New Roman" w:cs="Times New Roman"/>
-                <w:i w:val="false"/>
-                <w:b w:val="false"/>
-                <w:u w:val="none"/>
-                <w:strike w:val="false"/>
-                <w:sz w:val="24"/>
-                <w:szCs w:val="24"/>
-                <w:color w:val="000000"/>
-              </w:rPr>
-            </w:pPr>
-            <w:r xmlns:w="http://schemas.openxmlformats.org/wordprocessingml/2006/main" xmlns:wp="http://schemas.openxmlformats.org/drawingml/2006/wordprocessingDrawing" xmlns:r="http://schemas.openxmlformats.org/officeDocument/2006/relationships" xmlns:w14="http://schemas.microsoft.com/office/word/2010/wordml">
-              <w:rPr>
-                <w:rFonts w:ascii="Times New Roman" w:hAnsi="Times New Roman" w:eastAsia="Times New Roman" w:cs="Times New Roman"/>
-                <w:i w:val="false"/>
-                <w:b w:val="false"/>
-                <w:u w:val="none"/>
-                <w:strike w:val="false"/>
-                <w:sz w:val="24"/>
-                <w:szCs w:val="24"/>
-                <w:color w:val="000000"/>
-              </w:rPr>
-              <w:t xml:space="preserve">6.00</w:t>
-            </w:r>
-          </w:p>
-        </w:tc>
-        <w:tc>
-          <w:tcPr>
-            <w:tcBorders>
-              <w:bottom w:val="none" w:sz="0" w:space="0" w:color="000000"/>
-              <w:top w:val="none" w:sz="0" w:space="0" w:color="000000"/>
-              <w:left w:val="none" w:sz="0" w:space="0" w:color="000000"/>
-              <w:right w:val="none" w:sz="0" w:space="0" w:color="000000"/>
-            </w:tcBorders>
-            <w:shd w:val="clear" w:color="auto" w:fill="FFFFFF"/>
-            <w:tcMar>
-              <w:top w:w="0" w:type="dxa"/>
-              <w:bottom w:w="0" w:type="dxa"/>
-              <w:left w:w="0" w:type="dxa"/>
-              <w:right w:w="0" w:type="dxa"/>
-            </w:tcMar>
-            <w:vAlign w:val="center"/>
-          </w:tcPr>
-          <w:p>
-            <w:pPr>
-              <w:jc w:val="center"/>
-              <w:pBdr>
-                <w:bottom w:val="none" w:sz="0" w:space="0" w:color="000000"/>
-                <w:top w:val="none" w:sz="0" w:space="0" w:color="000000"/>
-                <w:left w:val="none" w:sz="0" w:space="0" w:color="000000"/>
-                <w:right w:val="none" w:sz="0" w:space="0" w:color="000000"/>
-              </w:pBdr>
-              <w:spacing w:after="100" w:before="100" w:line="480"/>
-              <w:ind w:left="100" w:right="100" w:firstLine="0" w:firstLineChars="0"/>
-              <w:rPr>
-                <w:rFonts w:ascii="Times New Roman" w:hAnsi="Times New Roman" w:eastAsia="Times New Roman" w:cs="Times New Roman"/>
-                <w:i w:val="false"/>
-                <w:b w:val="false"/>
-                <w:u w:val="none"/>
-                <w:strike w:val="false"/>
-                <w:sz w:val="24"/>
-                <w:szCs w:val="24"/>
-                <w:color w:val="000000"/>
-              </w:rPr>
-            </w:pPr>
-            <w:r xmlns:w="http://schemas.openxmlformats.org/wordprocessingml/2006/main" xmlns:wp="http://schemas.openxmlformats.org/drawingml/2006/wordprocessingDrawing" xmlns:r="http://schemas.openxmlformats.org/officeDocument/2006/relationships" xmlns:w14="http://schemas.microsoft.com/office/word/2010/wordml">
-              <w:rPr>
-                <w:rFonts w:ascii="Times New Roman" w:hAnsi="Times New Roman" w:eastAsia="Times New Roman" w:cs="Times New Roman"/>
-                <w:i w:val="false"/>
-                <w:b w:val="false"/>
-                <w:u w:val="none"/>
-                <w:strike w:val="false"/>
-                <w:sz w:val="24"/>
-                <w:szCs w:val="24"/>
-                <w:color w:val="000000"/>
-              </w:rPr>
-              <w:t xml:space="preserve">160.00</w:t>
-            </w:r>
-          </w:p>
-        </w:tc>
-        <w:tc>
-          <w:tcPr>
-            <w:tcBorders>
-              <w:bottom w:val="none" w:sz="0" w:space="0" w:color="000000"/>
-              <w:top w:val="none" w:sz="0" w:space="0" w:color="000000"/>
-              <w:left w:val="none" w:sz="0" w:space="0" w:color="000000"/>
-              <w:right w:val="none" w:sz="0" w:space="0" w:color="000000"/>
-            </w:tcBorders>
-            <w:shd w:val="clear" w:color="auto" w:fill="FFFFFF"/>
-            <w:tcMar>
-              <w:top w:w="0" w:type="dxa"/>
-              <w:bottom w:w="0" w:type="dxa"/>
-              <w:left w:w="0" w:type="dxa"/>
-              <w:right w:w="0" w:type="dxa"/>
-            </w:tcMar>
-            <w:vAlign w:val="center"/>
-          </w:tcPr>
-          <w:p>
-            <w:pPr>
-              <w:jc w:val="center"/>
-              <w:pBdr>
-                <w:bottom w:val="none" w:sz="0" w:space="0" w:color="000000"/>
-                <w:top w:val="none" w:sz="0" w:space="0" w:color="000000"/>
-                <w:left w:val="none" w:sz="0" w:space="0" w:color="000000"/>
-                <w:right w:val="none" w:sz="0" w:space="0" w:color="000000"/>
-              </w:pBdr>
-              <w:spacing w:after="100" w:before="100" w:line="480"/>
-              <w:ind w:left="100" w:right="100" w:firstLine="0" w:firstLineChars="0"/>
-              <w:rPr>
-                <w:rFonts w:ascii="Times New Roman" w:hAnsi="Times New Roman" w:eastAsia="Times New Roman" w:cs="Times New Roman"/>
-                <w:i w:val="false"/>
-                <w:b w:val="false"/>
-                <w:u w:val="none"/>
-                <w:strike w:val="false"/>
-                <w:sz w:val="24"/>
-                <w:szCs w:val="24"/>
-                <w:color w:val="000000"/>
-              </w:rPr>
-            </w:pPr>
-            <w:r xmlns:w="http://schemas.openxmlformats.org/wordprocessingml/2006/main" xmlns:wp="http://schemas.openxmlformats.org/drawingml/2006/wordprocessingDrawing" xmlns:r="http://schemas.openxmlformats.org/officeDocument/2006/relationships" xmlns:w14="http://schemas.microsoft.com/office/word/2010/wordml">
-              <w:rPr>
-                <w:rFonts w:ascii="Times New Roman" w:hAnsi="Times New Roman" w:eastAsia="Times New Roman" w:cs="Times New Roman"/>
-                <w:i w:val="false"/>
-                <w:b w:val="false"/>
-                <w:u w:val="none"/>
-                <w:strike w:val="false"/>
-                <w:sz w:val="24"/>
-                <w:szCs w:val="24"/>
-                <w:color w:val="000000"/>
-              </w:rPr>
-              <w:t xml:space="preserve">110.00</w:t>
-            </w:r>
-          </w:p>
-        </w:tc>
-        <w:tc>
-          <w:tcPr>
-            <w:tcBorders>
-              <w:bottom w:val="none" w:sz="0" w:space="0" w:color="000000"/>
-              <w:top w:val="none" w:sz="0" w:space="0" w:color="000000"/>
-              <w:left w:val="none" w:sz="0" w:space="0" w:color="000000"/>
-              <w:right w:val="none" w:sz="0" w:space="0" w:color="000000"/>
-            </w:tcBorders>
-            <w:shd w:val="clear" w:color="auto" w:fill="FFFFFF"/>
-            <w:tcMar>
-              <w:top w:w="0" w:type="dxa"/>
-              <w:bottom w:w="0" w:type="dxa"/>
-              <w:left w:w="0" w:type="dxa"/>
-              <w:right w:w="0" w:type="dxa"/>
-            </w:tcMar>
-            <w:vAlign w:val="center"/>
-          </w:tcPr>
-          <w:p>
-            <w:pPr>
-              <w:jc w:val="center"/>
-              <w:pBdr>
-                <w:bottom w:val="none" w:sz="0" w:space="0" w:color="000000"/>
-                <w:top w:val="none" w:sz="0" w:space="0" w:color="000000"/>
-                <w:left w:val="none" w:sz="0" w:space="0" w:color="000000"/>
-                <w:right w:val="none" w:sz="0" w:space="0" w:color="000000"/>
-              </w:pBdr>
-              <w:spacing w:after="100" w:before="100" w:line="480"/>
-              <w:ind w:left="100" w:right="100" w:firstLine="0" w:firstLineChars="0"/>
-              <w:rPr>
-                <w:rFonts w:ascii="Times New Roman" w:hAnsi="Times New Roman" w:eastAsia="Times New Roman" w:cs="Times New Roman"/>
-                <w:i w:val="false"/>
-                <w:b w:val="false"/>
-                <w:u w:val="none"/>
-                <w:strike w:val="false"/>
-                <w:sz w:val="24"/>
-                <w:szCs w:val="24"/>
-                <w:color w:val="000000"/>
-              </w:rPr>
-            </w:pPr>
-            <w:r xmlns:w="http://schemas.openxmlformats.org/wordprocessingml/2006/main" xmlns:wp="http://schemas.openxmlformats.org/drawingml/2006/wordprocessingDrawing" xmlns:r="http://schemas.openxmlformats.org/officeDocument/2006/relationships" xmlns:w14="http://schemas.microsoft.com/office/word/2010/wordml">
-              <w:rPr>
-                <w:rFonts w:ascii="Times New Roman" w:hAnsi="Times New Roman" w:eastAsia="Times New Roman" w:cs="Times New Roman"/>
-                <w:i w:val="false"/>
-                <w:b w:val="false"/>
-                <w:u w:val="none"/>
-                <w:strike w:val="false"/>
-                <w:sz w:val="24"/>
-                <w:szCs w:val="24"/>
-                <w:color w:val="000000"/>
-              </w:rPr>
-              <w:t xml:space="preserve">3.90</w:t>
-            </w:r>
-          </w:p>
-        </w:tc>
-        <w:tc>
-          <w:tcPr>
-            <w:tcBorders>
-              <w:bottom w:val="none" w:sz="0" w:space="0" w:color="000000"/>
-              <w:top w:val="none" w:sz="0" w:space="0" w:color="000000"/>
-              <w:left w:val="none" w:sz="0" w:space="0" w:color="000000"/>
-              <w:right w:val="none" w:sz="0" w:space="0" w:color="000000"/>
-            </w:tcBorders>
-            <w:shd w:val="clear" w:color="auto" w:fill="FFFFFF"/>
-            <w:tcMar>
-              <w:top w:w="0" w:type="dxa"/>
-              <w:bottom w:w="0" w:type="dxa"/>
-              <w:left w:w="0" w:type="dxa"/>
-              <w:right w:w="0" w:type="dxa"/>
-            </w:tcMar>
-            <w:vAlign w:val="center"/>
-          </w:tcPr>
-          <w:p>
-            <w:pPr>
-              <w:jc w:val="center"/>
-              <w:pBdr>
-                <w:bottom w:val="none" w:sz="0" w:space="0" w:color="000000"/>
-                <w:top w:val="none" w:sz="0" w:space="0" w:color="000000"/>
-                <w:left w:val="none" w:sz="0" w:space="0" w:color="000000"/>
-                <w:right w:val="none" w:sz="0" w:space="0" w:color="000000"/>
-              </w:pBdr>
-              <w:spacing w:after="100" w:before="100" w:line="480"/>
-              <w:ind w:left="100" w:right="100" w:firstLine="0" w:firstLineChars="0"/>
-              <w:rPr>
-                <w:rFonts w:ascii="Times New Roman" w:hAnsi="Times New Roman" w:eastAsia="Times New Roman" w:cs="Times New Roman"/>
-                <w:i w:val="false"/>
-                <w:b w:val="false"/>
-                <w:u w:val="none"/>
-                <w:strike w:val="false"/>
-                <w:sz w:val="24"/>
-                <w:szCs w:val="24"/>
-                <w:color w:val="000000"/>
-              </w:rPr>
-            </w:pPr>
-            <w:r xmlns:w="http://schemas.openxmlformats.org/wordprocessingml/2006/main" xmlns:wp="http://schemas.openxmlformats.org/drawingml/2006/wordprocessingDrawing" xmlns:r="http://schemas.openxmlformats.org/officeDocument/2006/relationships" xmlns:w14="http://schemas.microsoft.com/office/word/2010/wordml">
-              <w:rPr>
-                <w:rFonts w:ascii="Times New Roman" w:hAnsi="Times New Roman" w:eastAsia="Times New Roman" w:cs="Times New Roman"/>
-                <w:i w:val="false"/>
-                <w:b w:val="false"/>
-                <w:u w:val="none"/>
-                <w:strike w:val="false"/>
-                <w:sz w:val="24"/>
-                <w:szCs w:val="24"/>
-                <w:color w:val="000000"/>
-              </w:rPr>
-              <w:t xml:space="preserve">2.88</w:t>
-            </w:r>
-          </w:p>
-        </w:tc>
-        <w:tc>
-          <w:tcPr>
-            <w:tcBorders>
-              <w:bottom w:val="none" w:sz="0" w:space="0" w:color="000000"/>
-              <w:top w:val="none" w:sz="0" w:space="0" w:color="000000"/>
-              <w:left w:val="none" w:sz="0" w:space="0" w:color="000000"/>
-              <w:right w:val="none" w:sz="0" w:space="0" w:color="000000"/>
-            </w:tcBorders>
-            <w:shd w:val="clear" w:color="auto" w:fill="FFFFFF"/>
-            <w:tcMar>
-              <w:top w:w="0" w:type="dxa"/>
-              <w:bottom w:w="0" w:type="dxa"/>
-              <w:left w:w="0" w:type="dxa"/>
-              <w:right w:w="0" w:type="dxa"/>
-            </w:tcMar>
-            <w:vAlign w:val="center"/>
-          </w:tcPr>
-          <w:p>
-            <w:pPr>
-              <w:jc w:val="center"/>
-              <w:pBdr>
-                <w:bottom w:val="none" w:sz="0" w:space="0" w:color="000000"/>
-                <w:top w:val="none" w:sz="0" w:space="0" w:color="000000"/>
-                <w:left w:val="none" w:sz="0" w:space="0" w:color="000000"/>
-                <w:right w:val="none" w:sz="0" w:space="0" w:color="000000"/>
-              </w:pBdr>
-              <w:spacing w:after="100" w:before="100" w:line="480"/>
-              <w:ind w:left="100" w:right="100" w:firstLine="0" w:firstLineChars="0"/>
-              <w:rPr>
-                <w:rFonts w:ascii="Times New Roman" w:hAnsi="Times New Roman" w:eastAsia="Times New Roman" w:cs="Times New Roman"/>
-                <w:i w:val="false"/>
-                <w:b w:val="false"/>
-                <w:u w:val="none"/>
-                <w:strike w:val="false"/>
-                <w:sz w:val="24"/>
-                <w:szCs w:val="24"/>
-                <w:color w:val="000000"/>
-              </w:rPr>
-            </w:pPr>
-            <w:r xmlns:w="http://schemas.openxmlformats.org/wordprocessingml/2006/main" xmlns:wp="http://schemas.openxmlformats.org/drawingml/2006/wordprocessingDrawing" xmlns:r="http://schemas.openxmlformats.org/officeDocument/2006/relationships" xmlns:w14="http://schemas.microsoft.com/office/word/2010/wordml">
-              <w:rPr>
-                <w:rFonts w:ascii="Times New Roman" w:hAnsi="Times New Roman" w:eastAsia="Times New Roman" w:cs="Times New Roman"/>
-                <w:i w:val="false"/>
-                <w:b w:val="false"/>
-                <w:u w:val="none"/>
-                <w:strike w:val="false"/>
-                <w:sz w:val="24"/>
-                <w:szCs w:val="24"/>
-                <w:color w:val="000000"/>
-              </w:rPr>
-              <w:t xml:space="preserve">17.02</w:t>
-            </w:r>
-          </w:p>
-        </w:tc>
-        <w:tc>
-          <w:tcPr>
-            <w:tcBorders>
-              <w:bottom w:val="none" w:sz="0" w:space="0" w:color="000000"/>
-              <w:top w:val="none" w:sz="0" w:space="0" w:color="000000"/>
-              <w:left w:val="none" w:sz="0" w:space="0" w:color="000000"/>
-              <w:right w:val="none" w:sz="0" w:space="0" w:color="000000"/>
-            </w:tcBorders>
-            <w:shd w:val="clear" w:color="auto" w:fill="FFFFFF"/>
-            <w:tcMar>
-              <w:top w:w="0" w:type="dxa"/>
-              <w:bottom w:w="0" w:type="dxa"/>
-              <w:left w:w="0" w:type="dxa"/>
-              <w:right w:w="0" w:type="dxa"/>
-            </w:tcMar>
-            <w:vAlign w:val="center"/>
-          </w:tcPr>
-          <w:p>
-            <w:pPr>
-              <w:jc w:val="center"/>
-              <w:pBdr>
-                <w:bottom w:val="none" w:sz="0" w:space="0" w:color="000000"/>
-                <w:top w:val="none" w:sz="0" w:space="0" w:color="000000"/>
-                <w:left w:val="none" w:sz="0" w:space="0" w:color="000000"/>
-                <w:right w:val="none" w:sz="0" w:space="0" w:color="000000"/>
-              </w:pBdr>
-              <w:spacing w:after="100" w:before="100" w:line="480"/>
-              <w:ind w:left="100" w:right="100" w:firstLine="0" w:firstLineChars="0"/>
-              <w:rPr>
-                <w:rFonts w:ascii="Times New Roman" w:hAnsi="Times New Roman" w:eastAsia="Times New Roman" w:cs="Times New Roman"/>
-                <w:i w:val="false"/>
-                <w:b w:val="false"/>
-                <w:u w:val="none"/>
-                <w:strike w:val="false"/>
-                <w:sz w:val="24"/>
-                <w:szCs w:val="24"/>
-                <w:color w:val="000000"/>
-              </w:rPr>
-            </w:pPr>
-            <w:r xmlns:w="http://schemas.openxmlformats.org/wordprocessingml/2006/main" xmlns:wp="http://schemas.openxmlformats.org/drawingml/2006/wordprocessingDrawing" xmlns:r="http://schemas.openxmlformats.org/officeDocument/2006/relationships" xmlns:w14="http://schemas.microsoft.com/office/word/2010/wordml">
-              <w:rPr>
-                <w:rFonts w:ascii="Times New Roman" w:hAnsi="Times New Roman" w:eastAsia="Times New Roman" w:cs="Times New Roman"/>
-                <w:i w:val="false"/>
-                <w:b w:val="false"/>
-                <w:u w:val="none"/>
-                <w:strike w:val="false"/>
-                <w:sz w:val="24"/>
-                <w:szCs w:val="24"/>
-                <w:color w:val="000000"/>
-              </w:rPr>
-              <w:t xml:space="preserve">0.00</w:t>
-            </w:r>
-          </w:p>
-        </w:tc>
-        <w:tc>
-          <w:tcPr>
-            <w:tcBorders>
-              <w:bottom w:val="none" w:sz="0" w:space="0" w:color="000000"/>
-              <w:top w:val="none" w:sz="0" w:space="0" w:color="000000"/>
-              <w:left w:val="none" w:sz="0" w:space="0" w:color="000000"/>
-              <w:right w:val="none" w:sz="0" w:space="0" w:color="000000"/>
-            </w:tcBorders>
-            <w:shd w:val="clear" w:color="auto" w:fill="FFFFFF"/>
-            <w:tcMar>
-              <w:top w:w="0" w:type="dxa"/>
-              <w:bottom w:w="0" w:type="dxa"/>
-              <w:left w:w="0" w:type="dxa"/>
-              <w:right w:w="0" w:type="dxa"/>
-            </w:tcMar>
-            <w:vAlign w:val="center"/>
-          </w:tcPr>
-          <w:p>
-            <w:pPr>
-              <w:jc w:val="center"/>
-              <w:pBdr>
-                <w:bottom w:val="none" w:sz="0" w:space="0" w:color="000000"/>
-                <w:top w:val="none" w:sz="0" w:space="0" w:color="000000"/>
-                <w:left w:val="none" w:sz="0" w:space="0" w:color="000000"/>
-                <w:right w:val="none" w:sz="0" w:space="0" w:color="000000"/>
-              </w:pBdr>
-              <w:spacing w:after="100" w:before="100" w:line="480"/>
-              <w:ind w:left="100" w:right="100" w:firstLine="0" w:firstLineChars="0"/>
-              <w:rPr>
-                <w:rFonts w:ascii="Times New Roman" w:hAnsi="Times New Roman" w:eastAsia="Times New Roman" w:cs="Times New Roman"/>
-                <w:i w:val="false"/>
-                <w:b w:val="false"/>
-                <w:u w:val="none"/>
-                <w:strike w:val="false"/>
-                <w:sz w:val="24"/>
-                <w:szCs w:val="24"/>
-                <w:color w:val="000000"/>
-              </w:rPr>
-            </w:pPr>
-            <w:r xmlns:w="http://schemas.openxmlformats.org/wordprocessingml/2006/main" xmlns:wp="http://schemas.openxmlformats.org/drawingml/2006/wordprocessingDrawing" xmlns:r="http://schemas.openxmlformats.org/officeDocument/2006/relationships" xmlns:w14="http://schemas.microsoft.com/office/word/2010/wordml">
-              <w:rPr>
-                <w:rFonts w:ascii="Times New Roman" w:hAnsi="Times New Roman" w:eastAsia="Times New Roman" w:cs="Times New Roman"/>
-                <w:i w:val="false"/>
-                <w:b w:val="false"/>
-                <w:u w:val="none"/>
-                <w:strike w:val="false"/>
-                <w:sz w:val="24"/>
-                <w:szCs w:val="24"/>
-                <w:color w:val="000000"/>
-              </w:rPr>
-              <w:t xml:space="preserve">1.00</w:t>
-            </w:r>
-          </w:p>
-        </w:tc>
-        <w:tc>
-          <w:tcPr>
-            <w:tcBorders>
-              <w:bottom w:val="none" w:sz="0" w:space="0" w:color="000000"/>
-              <w:top w:val="none" w:sz="0" w:space="0" w:color="000000"/>
-              <w:left w:val="none" w:sz="0" w:space="0" w:color="000000"/>
-              <w:right w:val="none" w:sz="0" w:space="0" w:color="000000"/>
-            </w:tcBorders>
-            <w:shd w:val="clear" w:color="auto" w:fill="FFFFFF"/>
-            <w:tcMar>
-              <w:top w:w="0" w:type="dxa"/>
-              <w:bottom w:w="0" w:type="dxa"/>
-              <w:left w:w="0" w:type="dxa"/>
-              <w:right w:w="0" w:type="dxa"/>
-            </w:tcMar>
-            <w:vAlign w:val="center"/>
-          </w:tcPr>
-          <w:p>
-            <w:pPr>
-              <w:jc w:val="center"/>
-              <w:pBdr>
-                <w:bottom w:val="none" w:sz="0" w:space="0" w:color="000000"/>
-                <w:top w:val="none" w:sz="0" w:space="0" w:color="000000"/>
-                <w:left w:val="none" w:sz="0" w:space="0" w:color="000000"/>
-                <w:right w:val="none" w:sz="0" w:space="0" w:color="000000"/>
-              </w:pBdr>
-              <w:spacing w:after="100" w:before="100" w:line="480"/>
-              <w:ind w:left="100" w:right="100" w:firstLine="0" w:firstLineChars="0"/>
-              <w:rPr>
-                <w:rFonts w:ascii="Times New Roman" w:hAnsi="Times New Roman" w:eastAsia="Times New Roman" w:cs="Times New Roman"/>
-                <w:i w:val="false"/>
-                <w:b w:val="false"/>
-                <w:u w:val="none"/>
-                <w:strike w:val="false"/>
-                <w:sz w:val="24"/>
-                <w:szCs w:val="24"/>
-                <w:color w:val="000000"/>
-              </w:rPr>
-            </w:pPr>
-            <w:r xmlns:w="http://schemas.openxmlformats.org/wordprocessingml/2006/main" xmlns:wp="http://schemas.openxmlformats.org/drawingml/2006/wordprocessingDrawing" xmlns:r="http://schemas.openxmlformats.org/officeDocument/2006/relationships" xmlns:w14="http://schemas.microsoft.com/office/word/2010/wordml">
-              <w:rPr>
-                <w:rFonts w:ascii="Times New Roman" w:hAnsi="Times New Roman" w:eastAsia="Times New Roman" w:cs="Times New Roman"/>
-                <w:i w:val="false"/>
-                <w:b w:val="false"/>
-                <w:u w:val="none"/>
-                <w:strike w:val="false"/>
-                <w:sz w:val="24"/>
-                <w:szCs w:val="24"/>
-                <w:color w:val="000000"/>
-              </w:rPr>
-              <w:t xml:space="preserve">4.00</w:t>
-            </w:r>
-          </w:p>
-        </w:tc>
-        <w:tc>
-          <w:tcPr>
-            <w:tcBorders>
-              <w:bottom w:val="none" w:sz="0" w:space="0" w:color="000000"/>
-              <w:top w:val="none" w:sz="0" w:space="0" w:color="000000"/>
-              <w:left w:val="none" w:sz="0" w:space="0" w:color="000000"/>
-              <w:right w:val="none" w:sz="0" w:space="0" w:color="000000"/>
-            </w:tcBorders>
-            <w:shd w:val="clear" w:color="auto" w:fill="FFFFFF"/>
-            <w:tcMar>
-              <w:top w:w="0" w:type="dxa"/>
-              <w:bottom w:w="0" w:type="dxa"/>
-              <w:left w:w="0" w:type="dxa"/>
-              <w:right w:w="0" w:type="dxa"/>
-            </w:tcMar>
-            <w:vAlign w:val="center"/>
-          </w:tcPr>
-          <w:p>
-            <w:pPr>
-              <w:jc w:val="center"/>
-              <w:pBdr>
-                <w:bottom w:val="none" w:sz="0" w:space="0" w:color="000000"/>
-                <w:top w:val="none" w:sz="0" w:space="0" w:color="000000"/>
-                <w:left w:val="none" w:sz="0" w:space="0" w:color="000000"/>
-                <w:right w:val="none" w:sz="0" w:space="0" w:color="000000"/>
-              </w:pBdr>
-              <w:spacing w:after="100" w:before="100" w:line="480"/>
-              <w:ind w:left="100" w:right="100" w:firstLine="0" w:firstLineChars="0"/>
-              <w:rPr>
-                <w:rFonts w:ascii="Times New Roman" w:hAnsi="Times New Roman" w:eastAsia="Times New Roman" w:cs="Times New Roman"/>
-                <w:i w:val="false"/>
-                <w:b w:val="false"/>
-                <w:u w:val="none"/>
-                <w:strike w:val="false"/>
-                <w:sz w:val="24"/>
-                <w:szCs w:val="24"/>
-                <w:color w:val="000000"/>
-              </w:rPr>
-            </w:pPr>
-            <w:r xmlns:w="http://schemas.openxmlformats.org/wordprocessingml/2006/main" xmlns:wp="http://schemas.openxmlformats.org/drawingml/2006/wordprocessingDrawing" xmlns:r="http://schemas.openxmlformats.org/officeDocument/2006/relationships" xmlns:w14="http://schemas.microsoft.com/office/word/2010/wordml">
-              <w:rPr>
-                <w:rFonts w:ascii="Times New Roman" w:hAnsi="Times New Roman" w:eastAsia="Times New Roman" w:cs="Times New Roman"/>
-                <w:i w:val="false"/>
-                <w:b w:val="false"/>
-                <w:u w:val="none"/>
-                <w:strike w:val="false"/>
-                <w:sz w:val="24"/>
-                <w:szCs w:val="24"/>
-                <w:color w:val="000000"/>
-              </w:rPr>
-              <w:t xml:space="preserve">4.00</w:t>
-            </w:r>
-          </w:p>
-        </w:tc>
-      </w:tr>
-      <w:tr>
-        <w:trPr>
-          <w:trHeight w:val="360" w:hRule="auto"/>
-        </w:trPr>
-        <w:tc>
-          <w:tcPr>
-            <w:tcBorders>
-              <w:bottom w:val="single" w:sz="4" w:space="0" w:color="000000"/>
-              <w:top w:val="none" w:sz="0" w:space="0" w:color="000000"/>
-              <w:left w:val="none" w:sz="0" w:space="0" w:color="000000"/>
-              <w:right w:val="none" w:sz="0" w:space="0" w:color="000000"/>
-            </w:tcBorders>
-            <w:shd w:val="clear" w:color="auto" w:fill="FFFFFF"/>
-            <w:tcMar>
-              <w:top w:w="0" w:type="dxa"/>
-              <w:bottom w:w="0" w:type="dxa"/>
-              <w:left w:w="0" w:type="dxa"/>
-              <w:right w:w="0" w:type="dxa"/>
-            </w:tcMar>
-            <w:vAlign w:val="center"/>
-          </w:tcPr>
-          <w:p>
-            <w:pPr>
-              <w:jc w:val="left"/>
-              <w:pBdr>
-                <w:bottom w:val="none" w:sz="0" w:space="0" w:color="000000"/>
-                <w:top w:val="none" w:sz="0" w:space="0" w:color="000000"/>
-                <w:left w:val="none" w:sz="0" w:space="0" w:color="000000"/>
-                <w:right w:val="none" w:sz="0" w:space="0" w:color="000000"/>
-              </w:pBdr>
-              <w:spacing w:after="100" w:before="100" w:line="480"/>
-              <w:ind w:left="100" w:right="100" w:firstLine="0" w:firstLineChars="0"/>
-              <w:rPr>
-                <w:rFonts w:ascii="Times New Roman" w:hAnsi="Times New Roman" w:eastAsia="Times New Roman" w:cs="Times New Roman"/>
-                <w:i w:val="false"/>
-                <w:b w:val="false"/>
-                <w:u w:val="none"/>
-                <w:strike w:val="false"/>
-                <w:sz w:val="24"/>
-                <w:szCs w:val="24"/>
-                <w:color w:val="000000"/>
-              </w:rPr>
-            </w:pPr>
-            <w:r xmlns:w="http://schemas.openxmlformats.org/wordprocessingml/2006/main" xmlns:wp="http://schemas.openxmlformats.org/drawingml/2006/wordprocessingDrawing" xmlns:r="http://schemas.openxmlformats.org/officeDocument/2006/relationships" xmlns:w14="http://schemas.microsoft.com/office/word/2010/wordml">
-              <w:rPr>
-                <w:rFonts w:ascii="Times New Roman" w:hAnsi="Times New Roman" w:eastAsia="Times New Roman" w:cs="Times New Roman"/>
-                <w:i w:val="false"/>
-                <w:b w:val="false"/>
-                <w:u w:val="none"/>
-                <w:strike w:val="false"/>
-                <w:sz w:val="24"/>
-                <w:szCs w:val="24"/>
-                <w:color w:val="000000"/>
-              </w:rPr>
-              <w:t xml:space="preserve">22.80</w:t>
-            </w:r>
-          </w:p>
-        </w:tc>
-        <w:tc>
-          <w:tcPr>
-            <w:tcBorders>
-              <w:bottom w:val="single" w:sz="4" w:space="0" w:color="000000"/>
-              <w:top w:val="none" w:sz="0" w:space="0" w:color="000000"/>
-              <w:left w:val="none" w:sz="0" w:space="0" w:color="000000"/>
-              <w:right w:val="none" w:sz="0" w:space="0" w:color="000000"/>
-            </w:tcBorders>
-            <w:shd w:val="clear" w:color="auto" w:fill="FFFFFF"/>
-            <w:tcMar>
-              <w:top w:w="0" w:type="dxa"/>
-              <w:bottom w:w="0" w:type="dxa"/>
-              <w:left w:w="0" w:type="dxa"/>
-              <w:right w:w="0" w:type="dxa"/>
-            </w:tcMar>
-            <w:vAlign w:val="center"/>
-          </w:tcPr>
-          <w:p>
-            <w:pPr>
-              <w:jc w:val="center"/>
-              <w:pBdr>
-                <w:bottom w:val="none" w:sz="0" w:space="0" w:color="000000"/>
-                <w:top w:val="none" w:sz="0" w:space="0" w:color="000000"/>
-                <w:left w:val="none" w:sz="0" w:space="0" w:color="000000"/>
-                <w:right w:val="none" w:sz="0" w:space="0" w:color="000000"/>
-              </w:pBdr>
-              <w:spacing w:after="100" w:before="100" w:line="480"/>
-              <w:ind w:left="100" w:right="100" w:firstLine="0" w:firstLineChars="0"/>
-              <w:rPr>
-                <w:rFonts w:ascii="Times New Roman" w:hAnsi="Times New Roman" w:eastAsia="Times New Roman" w:cs="Times New Roman"/>
-                <w:i w:val="false"/>
-                <w:b w:val="false"/>
-                <w:u w:val="none"/>
-                <w:strike w:val="false"/>
-                <w:sz w:val="24"/>
-                <w:szCs w:val="24"/>
-                <w:color w:val="000000"/>
-              </w:rPr>
-            </w:pPr>
-            <w:r xmlns:w="http://schemas.openxmlformats.org/wordprocessingml/2006/main" xmlns:wp="http://schemas.openxmlformats.org/drawingml/2006/wordprocessingDrawing" xmlns:r="http://schemas.openxmlformats.org/officeDocument/2006/relationships" xmlns:w14="http://schemas.microsoft.com/office/word/2010/wordml">
-              <w:rPr>
-                <w:rFonts w:ascii="Times New Roman" w:hAnsi="Times New Roman" w:eastAsia="Times New Roman" w:cs="Times New Roman"/>
-                <w:i w:val="false"/>
-                <w:b w:val="false"/>
-                <w:u w:val="none"/>
-                <w:strike w:val="false"/>
-                <w:sz w:val="24"/>
-                <w:szCs w:val="24"/>
-                <w:color w:val="000000"/>
-              </w:rPr>
-              <w:t xml:space="preserve">4.00</w:t>
-            </w:r>
-          </w:p>
-        </w:tc>
-        <w:tc>
-          <w:tcPr>
-            <w:tcBorders>
-              <w:bottom w:val="single" w:sz="4" w:space="0" w:color="000000"/>
-              <w:top w:val="none" w:sz="0" w:space="0" w:color="000000"/>
-              <w:left w:val="none" w:sz="0" w:space="0" w:color="000000"/>
-              <w:right w:val="none" w:sz="0" w:space="0" w:color="000000"/>
-            </w:tcBorders>
-            <w:shd w:val="clear" w:color="auto" w:fill="FFFFFF"/>
-            <w:tcMar>
-              <w:top w:w="0" w:type="dxa"/>
-              <w:bottom w:w="0" w:type="dxa"/>
-              <w:left w:w="0" w:type="dxa"/>
-              <w:right w:w="0" w:type="dxa"/>
-            </w:tcMar>
-            <w:vAlign w:val="center"/>
-          </w:tcPr>
-          <w:p>
-            <w:pPr>
-              <w:jc w:val="center"/>
-              <w:pBdr>
-                <w:bottom w:val="none" w:sz="0" w:space="0" w:color="000000"/>
-                <w:top w:val="none" w:sz="0" w:space="0" w:color="000000"/>
-                <w:left w:val="none" w:sz="0" w:space="0" w:color="000000"/>
-                <w:right w:val="none" w:sz="0" w:space="0" w:color="000000"/>
-              </w:pBdr>
-              <w:spacing w:after="100" w:before="100" w:line="480"/>
-              <w:ind w:left="100" w:right="100" w:firstLine="0" w:firstLineChars="0"/>
-              <w:rPr>
-                <w:rFonts w:ascii="Times New Roman" w:hAnsi="Times New Roman" w:eastAsia="Times New Roman" w:cs="Times New Roman"/>
-                <w:i w:val="false"/>
-                <w:b w:val="false"/>
-                <w:u w:val="none"/>
-                <w:strike w:val="false"/>
-                <w:sz w:val="24"/>
-                <w:szCs w:val="24"/>
-                <w:color w:val="000000"/>
-              </w:rPr>
-            </w:pPr>
-            <w:r xmlns:w="http://schemas.openxmlformats.org/wordprocessingml/2006/main" xmlns:wp="http://schemas.openxmlformats.org/drawingml/2006/wordprocessingDrawing" xmlns:r="http://schemas.openxmlformats.org/officeDocument/2006/relationships" xmlns:w14="http://schemas.microsoft.com/office/word/2010/wordml">
-              <w:rPr>
-                <w:rFonts w:ascii="Times New Roman" w:hAnsi="Times New Roman" w:eastAsia="Times New Roman" w:cs="Times New Roman"/>
-                <w:i w:val="false"/>
-                <w:b w:val="false"/>
-                <w:u w:val="none"/>
-                <w:strike w:val="false"/>
-                <w:sz w:val="24"/>
-                <w:szCs w:val="24"/>
-                <w:color w:val="000000"/>
-              </w:rPr>
-              <w:t xml:space="preserve">108.00</w:t>
-            </w:r>
-          </w:p>
-        </w:tc>
-        <w:tc>
-          <w:tcPr>
-            <w:tcBorders>
-              <w:bottom w:val="single" w:sz="4" w:space="0" w:color="000000"/>
-              <w:top w:val="none" w:sz="0" w:space="0" w:color="000000"/>
-              <w:left w:val="none" w:sz="0" w:space="0" w:color="000000"/>
-              <w:right w:val="none" w:sz="0" w:space="0" w:color="000000"/>
-            </w:tcBorders>
-            <w:shd w:val="clear" w:color="auto" w:fill="FFFFFF"/>
-            <w:tcMar>
-              <w:top w:w="0" w:type="dxa"/>
-              <w:bottom w:w="0" w:type="dxa"/>
-              <w:left w:w="0" w:type="dxa"/>
-              <w:right w:w="0" w:type="dxa"/>
-            </w:tcMar>
-            <w:vAlign w:val="center"/>
-          </w:tcPr>
-          <w:p>
-            <w:pPr>
-              <w:jc w:val="center"/>
-              <w:pBdr>
-                <w:bottom w:val="none" w:sz="0" w:space="0" w:color="000000"/>
-                <w:top w:val="none" w:sz="0" w:space="0" w:color="000000"/>
-                <w:left w:val="none" w:sz="0" w:space="0" w:color="000000"/>
-                <w:right w:val="none" w:sz="0" w:space="0" w:color="000000"/>
-              </w:pBdr>
-              <w:spacing w:after="100" w:before="100" w:line="480"/>
-              <w:ind w:left="100" w:right="100" w:firstLine="0" w:firstLineChars="0"/>
-              <w:rPr>
-                <w:rFonts w:ascii="Times New Roman" w:hAnsi="Times New Roman" w:eastAsia="Times New Roman" w:cs="Times New Roman"/>
-                <w:i w:val="false"/>
-                <w:b w:val="false"/>
-                <w:u w:val="none"/>
-                <w:strike w:val="false"/>
-                <w:sz w:val="24"/>
-                <w:szCs w:val="24"/>
-                <w:color w:val="000000"/>
-              </w:rPr>
-            </w:pPr>
-            <w:r xmlns:w="http://schemas.openxmlformats.org/wordprocessingml/2006/main" xmlns:wp="http://schemas.openxmlformats.org/drawingml/2006/wordprocessingDrawing" xmlns:r="http://schemas.openxmlformats.org/officeDocument/2006/relationships" xmlns:w14="http://schemas.microsoft.com/office/word/2010/wordml">
-              <w:rPr>
-                <w:rFonts w:ascii="Times New Roman" w:hAnsi="Times New Roman" w:eastAsia="Times New Roman" w:cs="Times New Roman"/>
-                <w:i w:val="false"/>
-                <w:b w:val="false"/>
-                <w:u w:val="none"/>
-                <w:strike w:val="false"/>
-                <w:sz w:val="24"/>
-                <w:szCs w:val="24"/>
-                <w:color w:val="000000"/>
-              </w:rPr>
-              <w:t xml:space="preserve">93.00</w:t>
-            </w:r>
-          </w:p>
-        </w:tc>
-        <w:tc>
-          <w:tcPr>
-            <w:tcBorders>
-              <w:bottom w:val="single" w:sz="4" w:space="0" w:color="000000"/>
-              <w:top w:val="none" w:sz="0" w:space="0" w:color="000000"/>
-              <w:left w:val="none" w:sz="0" w:space="0" w:color="000000"/>
-              <w:right w:val="none" w:sz="0" w:space="0" w:color="000000"/>
-            </w:tcBorders>
-            <w:shd w:val="clear" w:color="auto" w:fill="FFFFFF"/>
-            <w:tcMar>
-              <w:top w:w="0" w:type="dxa"/>
-              <w:bottom w:w="0" w:type="dxa"/>
-              <w:left w:w="0" w:type="dxa"/>
-              <w:right w:w="0" w:type="dxa"/>
-            </w:tcMar>
-            <w:vAlign w:val="center"/>
-          </w:tcPr>
-          <w:p>
-            <w:pPr>
-              <w:jc w:val="center"/>
-              <w:pBdr>
-                <w:bottom w:val="none" w:sz="0" w:space="0" w:color="000000"/>
-                <w:top w:val="none" w:sz="0" w:space="0" w:color="000000"/>
-                <w:left w:val="none" w:sz="0" w:space="0" w:color="000000"/>
-                <w:right w:val="none" w:sz="0" w:space="0" w:color="000000"/>
-              </w:pBdr>
-              <w:spacing w:after="100" w:before="100" w:line="480"/>
-              <w:ind w:left="100" w:right="100" w:firstLine="0" w:firstLineChars="0"/>
-              <w:rPr>
-                <w:rFonts w:ascii="Times New Roman" w:hAnsi="Times New Roman" w:eastAsia="Times New Roman" w:cs="Times New Roman"/>
-                <w:i w:val="false"/>
-                <w:b w:val="false"/>
-                <w:u w:val="none"/>
-                <w:strike w:val="false"/>
-                <w:sz w:val="24"/>
-                <w:szCs w:val="24"/>
-                <w:color w:val="000000"/>
-              </w:rPr>
-            </w:pPr>
-            <w:r xmlns:w="http://schemas.openxmlformats.org/wordprocessingml/2006/main" xmlns:wp="http://schemas.openxmlformats.org/drawingml/2006/wordprocessingDrawing" xmlns:r="http://schemas.openxmlformats.org/officeDocument/2006/relationships" xmlns:w14="http://schemas.microsoft.com/office/word/2010/wordml">
-              <w:rPr>
-                <w:rFonts w:ascii="Times New Roman" w:hAnsi="Times New Roman" w:eastAsia="Times New Roman" w:cs="Times New Roman"/>
-                <w:i w:val="false"/>
-                <w:b w:val="false"/>
-                <w:u w:val="none"/>
-                <w:strike w:val="false"/>
-                <w:sz w:val="24"/>
-                <w:szCs w:val="24"/>
-                <w:color w:val="000000"/>
-              </w:rPr>
-              <w:t xml:space="preserve">3.85</w:t>
-            </w:r>
-          </w:p>
-        </w:tc>
-        <w:tc>
-          <w:tcPr>
-            <w:tcBorders>
-              <w:bottom w:val="single" w:sz="4" w:space="0" w:color="000000"/>
-              <w:top w:val="none" w:sz="0" w:space="0" w:color="000000"/>
-              <w:left w:val="none" w:sz="0" w:space="0" w:color="000000"/>
-              <w:right w:val="none" w:sz="0" w:space="0" w:color="000000"/>
-            </w:tcBorders>
-            <w:shd w:val="clear" w:color="auto" w:fill="FFFFFF"/>
-            <w:tcMar>
-              <w:top w:w="0" w:type="dxa"/>
-              <w:bottom w:w="0" w:type="dxa"/>
-              <w:left w:w="0" w:type="dxa"/>
-              <w:right w:w="0" w:type="dxa"/>
-            </w:tcMar>
-            <w:vAlign w:val="center"/>
-          </w:tcPr>
-          <w:p>
-            <w:pPr>
-              <w:jc w:val="center"/>
-              <w:pBdr>
-                <w:bottom w:val="none" w:sz="0" w:space="0" w:color="000000"/>
-                <w:top w:val="none" w:sz="0" w:space="0" w:color="000000"/>
-                <w:left w:val="none" w:sz="0" w:space="0" w:color="000000"/>
-                <w:right w:val="none" w:sz="0" w:space="0" w:color="000000"/>
-              </w:pBdr>
-              <w:spacing w:after="100" w:before="100" w:line="480"/>
-              <w:ind w:left="100" w:right="100" w:firstLine="0" w:firstLineChars="0"/>
-              <w:rPr>
-                <w:rFonts w:ascii="Times New Roman" w:hAnsi="Times New Roman" w:eastAsia="Times New Roman" w:cs="Times New Roman"/>
-                <w:i w:val="false"/>
-                <w:b w:val="false"/>
-                <w:u w:val="none"/>
-                <w:strike w:val="false"/>
-                <w:sz w:val="24"/>
-                <w:szCs w:val="24"/>
-                <w:color w:val="000000"/>
-              </w:rPr>
-            </w:pPr>
-            <w:r xmlns:w="http://schemas.openxmlformats.org/wordprocessingml/2006/main" xmlns:wp="http://schemas.openxmlformats.org/drawingml/2006/wordprocessingDrawing" xmlns:r="http://schemas.openxmlformats.org/officeDocument/2006/relationships" xmlns:w14="http://schemas.microsoft.com/office/word/2010/wordml">
-              <w:rPr>
-                <w:rFonts w:ascii="Times New Roman" w:hAnsi="Times New Roman" w:eastAsia="Times New Roman" w:cs="Times New Roman"/>
-                <w:i w:val="false"/>
-                <w:b w:val="false"/>
-                <w:u w:val="none"/>
-                <w:strike w:val="false"/>
-                <w:sz w:val="24"/>
-                <w:szCs w:val="24"/>
-                <w:color w:val="000000"/>
-              </w:rPr>
-              <w:t xml:space="preserve">2.32</w:t>
-            </w:r>
-          </w:p>
-        </w:tc>
-        <w:tc>
-          <w:tcPr>
-            <w:tcBorders>
-              <w:bottom w:val="single" w:sz="4" w:space="0" w:color="000000"/>
-              <w:top w:val="none" w:sz="0" w:space="0" w:color="000000"/>
-              <w:left w:val="none" w:sz="0" w:space="0" w:color="000000"/>
-              <w:right w:val="none" w:sz="0" w:space="0" w:color="000000"/>
-            </w:tcBorders>
-            <w:shd w:val="clear" w:color="auto" w:fill="FFFFFF"/>
-            <w:tcMar>
-              <w:top w:w="0" w:type="dxa"/>
-              <w:bottom w:w="0" w:type="dxa"/>
-              <w:left w:w="0" w:type="dxa"/>
-              <w:right w:w="0" w:type="dxa"/>
-            </w:tcMar>
-            <w:vAlign w:val="center"/>
-          </w:tcPr>
-          <w:p>
-            <w:pPr>
-              <w:jc w:val="center"/>
-              <w:pBdr>
-                <w:bottom w:val="none" w:sz="0" w:space="0" w:color="000000"/>
-                <w:top w:val="none" w:sz="0" w:space="0" w:color="000000"/>
-                <w:left w:val="none" w:sz="0" w:space="0" w:color="000000"/>
-                <w:right w:val="none" w:sz="0" w:space="0" w:color="000000"/>
-              </w:pBdr>
-              <w:spacing w:after="100" w:before="100" w:line="480"/>
-              <w:ind w:left="100" w:right="100" w:firstLine="0" w:firstLineChars="0"/>
-              <w:rPr>
-                <w:rFonts w:ascii="Times New Roman" w:hAnsi="Times New Roman" w:eastAsia="Times New Roman" w:cs="Times New Roman"/>
-                <w:i w:val="false"/>
-                <w:b w:val="false"/>
-                <w:u w:val="none"/>
-                <w:strike w:val="false"/>
-                <w:sz w:val="24"/>
-                <w:szCs w:val="24"/>
-                <w:color w:val="000000"/>
-              </w:rPr>
-            </w:pPr>
-            <w:r xmlns:w="http://schemas.openxmlformats.org/wordprocessingml/2006/main" xmlns:wp="http://schemas.openxmlformats.org/drawingml/2006/wordprocessingDrawing" xmlns:r="http://schemas.openxmlformats.org/officeDocument/2006/relationships" xmlns:w14="http://schemas.microsoft.com/office/word/2010/wordml">
-              <w:rPr>
-                <w:rFonts w:ascii="Times New Roman" w:hAnsi="Times New Roman" w:eastAsia="Times New Roman" w:cs="Times New Roman"/>
-                <w:i w:val="false"/>
-                <w:b w:val="false"/>
-                <w:u w:val="none"/>
-                <w:strike w:val="false"/>
-                <w:sz w:val="24"/>
-                <w:szCs w:val="24"/>
-                <w:color w:val="000000"/>
-              </w:rPr>
-              <w:t xml:space="preserve">18.61</w:t>
-            </w:r>
-          </w:p>
-        </w:tc>
-        <w:tc>
-          <w:tcPr>
-            <w:tcBorders>
-              <w:bottom w:val="single" w:sz="4" w:space="0" w:color="000000"/>
-              <w:top w:val="none" w:sz="0" w:space="0" w:color="000000"/>
-              <w:left w:val="none" w:sz="0" w:space="0" w:color="000000"/>
-              <w:right w:val="none" w:sz="0" w:space="0" w:color="000000"/>
-            </w:tcBorders>
-            <w:shd w:val="clear" w:color="auto" w:fill="FFFFFF"/>
-            <w:tcMar>
-              <w:top w:w="0" w:type="dxa"/>
-              <w:bottom w:w="0" w:type="dxa"/>
-              <w:left w:w="0" w:type="dxa"/>
-              <w:right w:w="0" w:type="dxa"/>
-            </w:tcMar>
-            <w:vAlign w:val="center"/>
-          </w:tcPr>
-          <w:p>
-            <w:pPr>
-              <w:jc w:val="center"/>
-              <w:pBdr>
-                <w:bottom w:val="none" w:sz="0" w:space="0" w:color="000000"/>
-                <w:top w:val="none" w:sz="0" w:space="0" w:color="000000"/>
-                <w:left w:val="none" w:sz="0" w:space="0" w:color="000000"/>
-                <w:right w:val="none" w:sz="0" w:space="0" w:color="000000"/>
-              </w:pBdr>
-              <w:spacing w:after="100" w:before="100" w:line="480"/>
-              <w:ind w:left="100" w:right="100" w:firstLine="0" w:firstLineChars="0"/>
-              <w:rPr>
-                <w:rFonts w:ascii="Times New Roman" w:hAnsi="Times New Roman" w:eastAsia="Times New Roman" w:cs="Times New Roman"/>
-                <w:i w:val="false"/>
-                <w:b w:val="false"/>
-                <w:u w:val="none"/>
-                <w:strike w:val="false"/>
-                <w:sz w:val="24"/>
-                <w:szCs w:val="24"/>
-                <w:color w:val="000000"/>
-              </w:rPr>
-            </w:pPr>
-            <w:r xmlns:w="http://schemas.openxmlformats.org/wordprocessingml/2006/main" xmlns:wp="http://schemas.openxmlformats.org/drawingml/2006/wordprocessingDrawing" xmlns:r="http://schemas.openxmlformats.org/officeDocument/2006/relationships" xmlns:w14="http://schemas.microsoft.com/office/word/2010/wordml">
-              <w:rPr>
-                <w:rFonts w:ascii="Times New Roman" w:hAnsi="Times New Roman" w:eastAsia="Times New Roman" w:cs="Times New Roman"/>
-                <w:i w:val="false"/>
-                <w:b w:val="false"/>
-                <w:u w:val="none"/>
-                <w:strike w:val="false"/>
-                <w:sz w:val="24"/>
-                <w:szCs w:val="24"/>
-                <w:color w:val="000000"/>
-              </w:rPr>
-              <w:t xml:space="preserve">1.00</w:t>
-            </w:r>
-          </w:p>
-        </w:tc>
-        <w:tc>
-          <w:tcPr>
-            <w:tcBorders>
-              <w:bottom w:val="single" w:sz="4" w:space="0" w:color="000000"/>
-              <w:top w:val="none" w:sz="0" w:space="0" w:color="000000"/>
-              <w:left w:val="none" w:sz="0" w:space="0" w:color="000000"/>
-              <w:right w:val="none" w:sz="0" w:space="0" w:color="000000"/>
-            </w:tcBorders>
-            <w:shd w:val="clear" w:color="auto" w:fill="FFFFFF"/>
-            <w:tcMar>
-              <w:top w:w="0" w:type="dxa"/>
-              <w:bottom w:w="0" w:type="dxa"/>
-              <w:left w:w="0" w:type="dxa"/>
-              <w:right w:w="0" w:type="dxa"/>
-            </w:tcMar>
-            <w:vAlign w:val="center"/>
-          </w:tcPr>
-          <w:p>
-            <w:pPr>
-              <w:jc w:val="center"/>
-              <w:pBdr>
-                <w:bottom w:val="none" w:sz="0" w:space="0" w:color="000000"/>
-                <w:top w:val="none" w:sz="0" w:space="0" w:color="000000"/>
-                <w:left w:val="none" w:sz="0" w:space="0" w:color="000000"/>
-                <w:right w:val="none" w:sz="0" w:space="0" w:color="000000"/>
-              </w:pBdr>
-              <w:spacing w:after="100" w:before="100" w:line="480"/>
-              <w:ind w:left="100" w:right="100" w:firstLine="0" w:firstLineChars="0"/>
-              <w:rPr>
-                <w:rFonts w:ascii="Times New Roman" w:hAnsi="Times New Roman" w:eastAsia="Times New Roman" w:cs="Times New Roman"/>
-                <w:i w:val="false"/>
-                <w:b w:val="false"/>
-                <w:u w:val="none"/>
-                <w:strike w:val="false"/>
-                <w:sz w:val="24"/>
-                <w:szCs w:val="24"/>
-                <w:color w:val="000000"/>
-              </w:rPr>
-            </w:pPr>
-            <w:r xmlns:w="http://schemas.openxmlformats.org/wordprocessingml/2006/main" xmlns:wp="http://schemas.openxmlformats.org/drawingml/2006/wordprocessingDrawing" xmlns:r="http://schemas.openxmlformats.org/officeDocument/2006/relationships" xmlns:w14="http://schemas.microsoft.com/office/word/2010/wordml">
-              <w:rPr>
-                <w:rFonts w:ascii="Times New Roman" w:hAnsi="Times New Roman" w:eastAsia="Times New Roman" w:cs="Times New Roman"/>
-                <w:i w:val="false"/>
-                <w:b w:val="false"/>
-                <w:u w:val="none"/>
-                <w:strike w:val="false"/>
-                <w:sz w:val="24"/>
-                <w:szCs w:val="24"/>
-                <w:color w:val="000000"/>
-              </w:rPr>
-              <w:t xml:space="preserve">1.00</w:t>
-            </w:r>
-          </w:p>
-        </w:tc>
-        <w:tc>
-          <w:tcPr>
-            <w:tcBorders>
-              <w:bottom w:val="single" w:sz="4" w:space="0" w:color="000000"/>
-              <w:top w:val="none" w:sz="0" w:space="0" w:color="000000"/>
-              <w:left w:val="none" w:sz="0" w:space="0" w:color="000000"/>
-              <w:right w:val="none" w:sz="0" w:space="0" w:color="000000"/>
-            </w:tcBorders>
-            <w:shd w:val="clear" w:color="auto" w:fill="FFFFFF"/>
-            <w:tcMar>
-              <w:top w:w="0" w:type="dxa"/>
-              <w:bottom w:w="0" w:type="dxa"/>
-              <w:left w:w="0" w:type="dxa"/>
-              <w:right w:w="0" w:type="dxa"/>
-            </w:tcMar>
-            <w:vAlign w:val="center"/>
-          </w:tcPr>
-          <w:p>
-            <w:pPr>
-              <w:jc w:val="center"/>
-              <w:pBdr>
-                <w:bottom w:val="none" w:sz="0" w:space="0" w:color="000000"/>
-                <w:top w:val="none" w:sz="0" w:space="0" w:color="000000"/>
-                <w:left w:val="none" w:sz="0" w:space="0" w:color="000000"/>
-                <w:right w:val="none" w:sz="0" w:space="0" w:color="000000"/>
-              </w:pBdr>
-              <w:spacing w:after="100" w:before="100" w:line="480"/>
-              <w:ind w:left="100" w:right="100" w:firstLine="0" w:firstLineChars="0"/>
-              <w:rPr>
-                <w:rFonts w:ascii="Times New Roman" w:hAnsi="Times New Roman" w:eastAsia="Times New Roman" w:cs="Times New Roman"/>
-                <w:i w:val="false"/>
-                <w:b w:val="false"/>
-                <w:u w:val="none"/>
-                <w:strike w:val="false"/>
-                <w:sz w:val="24"/>
-                <w:szCs w:val="24"/>
-                <w:color w:val="000000"/>
-              </w:rPr>
-            </w:pPr>
-            <w:r xmlns:w="http://schemas.openxmlformats.org/wordprocessingml/2006/main" xmlns:wp="http://schemas.openxmlformats.org/drawingml/2006/wordprocessingDrawing" xmlns:r="http://schemas.openxmlformats.org/officeDocument/2006/relationships" xmlns:w14="http://schemas.microsoft.com/office/word/2010/wordml">
-              <w:rPr>
-                <w:rFonts w:ascii="Times New Roman" w:hAnsi="Times New Roman" w:eastAsia="Times New Roman" w:cs="Times New Roman"/>
-                <w:i w:val="false"/>
-                <w:b w:val="false"/>
-                <w:u w:val="none"/>
-                <w:strike w:val="false"/>
-                <w:sz w:val="24"/>
-                <w:szCs w:val="24"/>
-                <w:color w:val="000000"/>
-              </w:rPr>
-              <w:t xml:space="preserve">4.00</w:t>
-            </w:r>
-          </w:p>
-        </w:tc>
-        <w:tc>
-          <w:tcPr>
-            <w:tcBorders>
-              <w:bottom w:val="single" w:sz="4" w:space="0" w:color="000000"/>
-              <w:top w:val="none" w:sz="0" w:space="0" w:color="000000"/>
-              <w:left w:val="none" w:sz="0" w:space="0" w:color="000000"/>
-              <w:right w:val="none" w:sz="0" w:space="0" w:color="000000"/>
-            </w:tcBorders>
-            <w:shd w:val="clear" w:color="auto" w:fill="FFFFFF"/>
-            <w:tcMar>
-              <w:top w:w="0" w:type="dxa"/>
-              <w:bottom w:w="0" w:type="dxa"/>
-              <w:left w:w="0" w:type="dxa"/>
-              <w:right w:w="0" w:type="dxa"/>
-            </w:tcMar>
-            <w:vAlign w:val="center"/>
-          </w:tcPr>
-          <w:p>
-            <w:pPr>
-              <w:jc w:val="center"/>
-              <w:pBdr>
-                <w:bottom w:val="none" w:sz="0" w:space="0" w:color="000000"/>
-                <w:top w:val="none" w:sz="0" w:space="0" w:color="000000"/>
-                <w:left w:val="none" w:sz="0" w:space="0" w:color="000000"/>
-                <w:right w:val="none" w:sz="0" w:space="0" w:color="000000"/>
-              </w:pBdr>
-              <w:spacing w:after="100" w:before="100" w:line="480"/>
-              <w:ind w:left="100" w:right="100" w:firstLine="0" w:firstLineChars="0"/>
-              <w:rPr>
-                <w:rFonts w:ascii="Times New Roman" w:hAnsi="Times New Roman" w:eastAsia="Times New Roman" w:cs="Times New Roman"/>
-                <w:i w:val="false"/>
-                <w:b w:val="false"/>
-                <w:u w:val="none"/>
-                <w:strike w:val="false"/>
-                <w:sz w:val="24"/>
-                <w:szCs w:val="24"/>
-                <w:color w:val="000000"/>
-              </w:rPr>
-            </w:pPr>
-            <w:r xmlns:w="http://schemas.openxmlformats.org/wordprocessingml/2006/main" xmlns:wp="http://schemas.openxmlformats.org/drawingml/2006/wordprocessingDrawing" xmlns:r="http://schemas.openxmlformats.org/officeDocument/2006/relationships" xmlns:w14="http://schemas.microsoft.com/office/word/2010/wordml">
-              <w:rPr>
-                <w:rFonts w:ascii="Times New Roman" w:hAnsi="Times New Roman" w:eastAsia="Times New Roman" w:cs="Times New Roman"/>
-                <w:i w:val="false"/>
-                <w:b w:val="false"/>
-                <w:u w:val="none"/>
-                <w:strike w:val="false"/>
-                <w:sz w:val="24"/>
-                <w:szCs w:val="24"/>
-                <w:color w:val="000000"/>
-              </w:rPr>
-              <w:t xml:space="preserve">1.00</w:t>
-            </w:r>
-          </w:p>
-        </w:tc>
-      </w:tr>
-      <w:tr>
-        <w:trPr>
-          <w:trHeight w:val="360" w:hRule="auto"/>
-        </w:trPr>
-        <w:tc>
-          <w:tcPr>
-            <w:gridSpan w:val="11"/>
-            <w:tcBorders>
-              <w:bottom w:val="none" w:sz="0" w:space="0" w:color="FFFFFF"/>
-              <w:top w:val="single" w:sz="4" w:space="0" w:color="000000"/>
-              <w:left w:val="none" w:sz="0" w:space="0" w:color="FFFFFF"/>
-              <w:right w:val="none" w:sz="0" w:space="0" w:color="FFFFFF"/>
-            </w:tcBorders>
-            <w:shd w:val="clear" w:color="auto" w:fill="FFFFFF"/>
-            <w:tcMar>
-              <w:top w:w="0" w:type="dxa"/>
-              <w:bottom w:w="0" w:type="dxa"/>
-              <w:left w:w="0" w:type="dxa"/>
-              <w:right w:w="0" w:type="dxa"/>
-            </w:tcMar>
-            <w:vAlign w:val="center"/>
-          </w:tcPr>
-          <w:p>
-            <w:pPr>
-              <w:jc w:val="left"/>
-              <w:pBdr>
-                <w:bottom w:val="none" w:sz="0" w:space="0" w:color="000000"/>
-                <w:top w:val="none" w:sz="0" w:space="0" w:color="000000"/>
-                <w:left w:val="none" w:sz="0" w:space="0" w:color="000000"/>
-                <w:right w:val="none" w:sz="0" w:space="0" w:color="000000"/>
-              </w:pBdr>
-              <w:spacing w:after="100" w:before="100" w:line="240"/>
-              <w:ind w:left="100" w:right="100" w:firstLine="0" w:firstLineChars="0"/>
-              <w:rPr>
-                <w:rFonts w:ascii="Times New Roman" w:hAnsi="Times New Roman" w:eastAsia="Times New Roman" w:cs="Times New Roman"/>
-                <w:i w:val="false"/>
-                <w:b w:val="false"/>
-                <w:u w:val="none"/>
-                <w:strike w:val="false"/>
-                <w:sz w:val="24"/>
-                <w:szCs w:val="24"/>
-                <w:color w:val="000000"/>
-              </w:rPr>
-            </w:pPr>
-            <w:r xmlns:w="http://schemas.openxmlformats.org/wordprocessingml/2006/main" xmlns:wp="http://schemas.openxmlformats.org/drawingml/2006/wordprocessingDrawing" xmlns:r="http://schemas.openxmlformats.org/officeDocument/2006/relationships" xmlns:w14="http://schemas.microsoft.com/office/word/2010/wordml">
-              <w:rPr>
-                <w:rFonts w:ascii="Times New Roman" w:hAnsi="Times New Roman" w:eastAsia="Times New Roman" w:cs="Times New Roman"/>
-                <w:i w:val="true"/>
-                <w:b w:val="false"/>
-                <w:u w:val="none"/>
-                <w:strike w:val="false"/>
-                <w:sz w:val="24"/>
-                <w:szCs w:val="24"/>
-                <w:color w:val="000000"/>
-              </w:rPr>
-              <w:t xml:space="preserve">Note. </w:t>
-            </w:r>
-            <w:r xmlns:w="http://schemas.openxmlformats.org/wordprocessingml/2006/main" xmlns:wp="http://schemas.openxmlformats.org/drawingml/2006/wordprocessingDrawing" xmlns:r="http://schemas.openxmlformats.org/officeDocument/2006/relationships" xmlns:w14="http://schemas.microsoft.com/office/word/2010/wordml">
-              <w:rPr>
-                <w:rFonts w:ascii="Times New Roman" w:hAnsi="Times New Roman" w:eastAsia="Times New Roman" w:cs="Times New Roman"/>
-                <w:i w:val="false"/>
-                <w:b w:val="false"/>
-                <w:u w:val="none"/>
-                <w:strike w:val="false"/>
-                <w:sz w:val="24"/>
-                <w:szCs w:val="24"/>
-                <w:color w:val="000000"/>
-              </w:rPr>
-              <w:t xml:space="preserve">The data was extracted from the 1974 Motor Trend US magazine.</w:t>
-            </w:r>
-          </w:p>
-        </w:tc>
-      </w:tr>
-      <w:tr>
-        <w:trPr>
-          <w:trHeight w:val="360" w:hRule="auto"/>
-        </w:trPr>
-        <w:tc>
-          <w:tcPr>
-            <w:gridSpan w:val="11"/>
-            <w:tcBorders>
-              <w:bottom w:val="none" w:sz="0" w:space="0" w:color="FFFFFF"/>
-              <w:top w:val="none" w:sz="0" w:space="0" w:color="FFFFFF"/>
-              <w:left w:val="none" w:sz="0" w:space="0" w:color="FFFFFF"/>
-              <w:right w:val="none" w:sz="0" w:space="0" w:color="FFFFFF"/>
-            </w:tcBorders>
-            <w:shd w:val="clear" w:color="auto" w:fill="FFFFFF"/>
-            <w:tcMar>
-              <w:top w:w="0" w:type="dxa"/>
-              <w:bottom w:w="0" w:type="dxa"/>
-              <w:left w:w="0" w:type="dxa"/>
-              <w:right w:w="0" w:type="dxa"/>
-            </w:tcMar>
-            <w:vAlign w:val="center"/>
-          </w:tcPr>
-          <w:p>
-            <w:pPr>
-              <w:jc w:val="left"/>
-              <w:pBdr>
-                <w:bottom w:val="none" w:sz="0" w:space="0" w:color="000000"/>
-                <w:top w:val="none" w:sz="0" w:space="0" w:color="000000"/>
-                <w:left w:val="none" w:sz="0" w:space="0" w:color="000000"/>
-                <w:right w:val="none" w:sz="0" w:space="0" w:color="000000"/>
-              </w:pBdr>
-              <w:spacing w:after="100" w:before="100" w:line="240"/>
-              <w:ind w:left="100" w:right="100" w:firstLine="0" w:firstLineChars="0"/>
-              <w:rPr>
-                <w:rFonts w:ascii="Times New Roman" w:hAnsi="Times New Roman" w:eastAsia="Times New Roman" w:cs="Times New Roman"/>
-                <w:i w:val="false"/>
-                <w:b w:val="false"/>
-                <w:u w:val="none"/>
-                <w:strike w:val="false"/>
-                <w:sz w:val="24"/>
-                <w:szCs w:val="24"/>
-                <w:color w:val="000000"/>
-              </w:rPr>
-            </w:pPr>
-            <w:r xmlns:w="http://schemas.openxmlformats.org/wordprocessingml/2006/main" xmlns:wp="http://schemas.openxmlformats.org/drawingml/2006/wordprocessingDrawing" xmlns:r="http://schemas.openxmlformats.org/officeDocument/2006/relationships" xmlns:w14="http://schemas.microsoft.com/office/word/2010/wordml">
-              <w:rPr>
-                <w:rFonts w:ascii="Times New Roman" w:hAnsi="Times New Roman" w:eastAsia="Times New Roman" w:cs="Times New Roman"/>
-                <w:i w:val="false"/>
-                <w:b w:val="false"/>
-                <w:u w:val="none"/>
-                <w:strike w:val="false"/>
-                <w:sz w:val="24"/>
-                <w:szCs w:val="24"/>
-                <w:color w:val="000000"/>
-              </w:rPr>
-              <w:t xml:space="preserve">* p &lt; .05, ** p &lt; .01, *** p &lt; .001</w:t>
-            </w:r>
-          </w:p>
-        </w:tc>
-      </w:tr>
-    </w:tbl>
+    <w:bookmarkEnd w:id="33"/>
+    <w:bookmarkEnd w:id="34"/>
+    <w:bookmarkStart w:id="35" w:name="data-analysis"/>
     <w:p>
       <w:pPr>
-        <w:pStyle w:val="BodyText"/>
+        <w:pStyle w:val="Heading2"/>
       </w:pPr>
       <w:r>
-        <w:t xml:space="preserve">Figure</w:t>
-      </w:r>
-      <w:r>
-        <w:t xml:space="preserve"> </w:t>
-      </w:r>
-      <w:r>
-        <w:t xml:space="preserve">1</w:t>
-      </w:r>
-      <w:r>
-        <w:t xml:space="preserve"> </w:t>
-      </w:r>
-      <w:r>
-        <w:t xml:space="preserve">shows the overall accuracy within the entire data set (8256 trials) excluding pseudowords (in which 0.75% of trials were correct).</w:t>
-      </w:r>
-      <w:r>
-        <w:t xml:space="preserve"> </w:t>
-      </w:r>
-      <w:r>
-        <w:t xml:space="preserve">Overall, three-way cognates were the most accurate (0.82%), followed by two-way cognates (0.73%), while non-cognates were the least accurate (0.64%).</w:t>
+        <w:t xml:space="preserve">Data Analysis</w:t>
+      </w:r>
+    </w:p>
+    <w:p>
+      <w:pPr>
+        <w:pStyle w:val="FirstParagraph"/>
+      </w:pPr>
+      <w:r>
+        <w:t xml:space="preserve">The data were analyzed using two Bayesian multilevel regression models for accuracy and reaction time.</w:t>
+      </w:r>
+      <w:r>
+        <w:t xml:space="preserve"> </w:t>
+      </w:r>
+      <w:r>
+        <w:t xml:space="preserve">A Bayesian approach was chosen for two primary reasons.</w:t>
+      </w:r>
+      <w:r>
+        <w:t xml:space="preserve"> </w:t>
+      </w:r>
+      <w:r>
+        <w:t xml:space="preserve">First, Bayesian models allow for a more gradient analysis than the often used frequentist p-value (which is typically discarded if it is greater than .05).</w:t>
+      </w:r>
+      <w:r>
+        <w:t xml:space="preserve"> </w:t>
+      </w:r>
+      <w:r>
+        <w:t xml:space="preserve">Additionally, frequentist models test against the null hypothesis, but are unable to provide evidence that the null hypothesis is true.</w:t>
+      </w:r>
+      <w:r>
+        <w:t xml:space="preserve"> </w:t>
+      </w:r>
+      <w:r>
+        <w:t xml:space="preserve">Taken together, the Bayesian Framework offers both flexibility and for more gradient interpretations of both the null and alternative hypotheses.</w:t>
       </w:r>
     </w:p>
     <w:p>
@@ -6588,43 +3960,170 @@
         <w:pStyle w:val="BodyText"/>
       </w:pPr>
       <w:r>
-        <w:t xml:space="preserve">Figure</w:t>
-      </w:r>
-      <w:r>
-        <w:t xml:space="preserve"> </w:t>
-      </w:r>
-      <w:r>
-        <w:t xml:space="preserve">2</w:t>
-      </w:r>
-      <w:r>
-        <w:t xml:space="preserve"> </w:t>
-      </w:r>
-      <w:r>
-        <w:t xml:space="preserve">shows histograms of individuals’ percentage of correct trials in each word-type.</w:t>
-      </w:r>
-      <w:r>
-        <w:t xml:space="preserve"> </w:t>
-      </w:r>
-      <w:r>
-        <w:t xml:space="preserve">Individual accuracy in non-cognates ranged from 29.17 % of trials correct to 97.92 (median 66.67%)</w:t>
-      </w:r>
-      <w:r>
-        <w:t xml:space="preserve"> </w:t>
-      </w:r>
-      <w:r>
-        <w:t xml:space="preserve">Like the data set as a whole, the medial of individual percentages correct for the three-way cognates was the highest 91.67% (range 8.33% - 100.00), followed by two-way cognates (median percentage correct = 75.00%; range = 16.67% - 100.00).</w:t>
-      </w:r>
-      <w:r>
-        <w:t xml:space="preserve"> </w:t>
-      </w:r>
-      <w:r>
-        <w:t xml:space="preserve">Taken together, these descriptive results suggest that, while most participants benefit from cognates in accuracy, a minority also experience steep drops in accuracy.</w:t>
-      </w:r>
-      <w:r>
-        <w:t xml:space="preserve"> </w:t>
-      </w:r>
-      <w:r>
-        <w:t xml:space="preserve">Indeed, two participants showed the opposite of expected and were most accurate in non-cognates (60.4% and 68.7%) and much less accurate in two-way (25% and 16.7%) and three-way cognates (20.8% and 8.3%).</w:t>
+        <w:t xml:space="preserve">In the Bayesian framework, several metrics are reported.</w:t>
+      </w:r>
+      <w:r>
+        <w:t xml:space="preserve"> </w:t>
+      </w:r>
+      <w:r>
+        <w:t xml:space="preserve">First, the 95% Highest Density Interval (95% HDI) refers to the range of the most credible 95% of the posterior distribution.</w:t>
+      </w:r>
+      <w:r>
+        <w:t xml:space="preserve"> </w:t>
+      </w:r>
+      <w:r>
+        <w:t xml:space="preserve">The probability of direction (pd) refers to the probability that a parameter is positive or negative and ranges from 50% to 100%.</w:t>
+      </w:r>
+      <w:r>
+        <w:t xml:space="preserve"> </w:t>
+      </w:r>
+      <w:r>
+        <w:t xml:space="preserve">It is mathematically defined as the proportion of the posterior distribution that is the same sign its median estimate</w:t>
+      </w:r>
+      <w:r>
+        <w:t xml:space="preserve"> </w:t>
+      </w:r>
+      <w:r>
+        <w:t xml:space="preserve">(Makowski, Ben-Shachar, Chen, &amp; Lüdecke, 2019)</w:t>
+      </w:r>
+      <w:r>
+        <w:t xml:space="preserve">.</w:t>
+      </w:r>
+      <w:r>
+        <w:t xml:space="preserve"> </w:t>
+      </w:r>
+      <w:r>
+        <w:t xml:space="preserve">Next, the Region of Practical Equivalence (ROPE) is used to determine what proportion of the 95% HDI falls within a researcher-specified upper and lower bound and can be used to provide evidence for the null hypothesis.</w:t>
+      </w:r>
+      <w:r>
+        <w:t xml:space="preserve"> </w:t>
+      </w:r>
+      <w:r>
+        <w:t xml:space="preserve">In general, a difference is considered credible if the entire 95% HDI falls outside the ROPE</w:t>
+      </w:r>
+      <w:r>
+        <w:t xml:space="preserve"> </w:t>
+      </w:r>
+      <w:r>
+        <w:t xml:space="preserve">(Kruschke, 2018)</w:t>
+      </w:r>
+      <w:r>
+        <w:t xml:space="preserve">.</w:t>
+      </w:r>
+      <w:r>
+        <w:t xml:space="preserve"> </w:t>
+      </w:r>
+      <w:r>
+        <w:t xml:space="preserve">Alternatively, the null hypothesis is supported when the 95% HDI falls completely within the ROPE.</w:t>
+      </w:r>
+    </w:p>
+    <w:p>
+      <w:pPr>
+        <w:pStyle w:val="BodyText"/>
+      </w:pPr>
+      <w:r>
+        <w:t xml:space="preserve">Both models were fit to the data using the brms</w:t>
+      </w:r>
+      <w:r>
+        <w:t xml:space="preserve"> </w:t>
+      </w:r>
+      <w:r>
+        <w:t xml:space="preserve">(Bürkner, 2017)</w:t>
+      </w:r>
+      <w:r>
+        <w:t xml:space="preserve"> </w:t>
+      </w:r>
+      <w:r>
+        <w:t xml:space="preserve">package in R and were estimated with Markov chain Monte Carlo sampling using 4 chains, each with 4000 iterations, including 2000 warm-up.</w:t>
+      </w:r>
+      <w:r>
+        <w:t xml:space="preserve"> </w:t>
+      </w:r>
+      <w:r>
+        <w:t xml:space="preserve">Model convergence was evaluated using effective sample sizes and R-hat values.</w:t>
+      </w:r>
+      <w:r>
+        <w:t xml:space="preserve"> </w:t>
+      </w:r>
+      <w:r>
+        <w:t xml:space="preserve">All regression coefficients were assigned Student’s t(3, 0, 2.5) priors, while the residual standard deviation was assigned a half-Student’s t(3, 0, 2.5) prior.</w:t>
+      </w:r>
+      <w:r>
+        <w:t xml:space="preserve"> </w:t>
+      </w:r>
+      <w:r>
+        <w:t xml:space="preserve">The accuracy model was a multilevel Bayesian logistic regression model that predicted the log-odds of a correct trial (coded as 1 or 0) as a function of the fixed effect predictors word type (4 levels: non-cognate, two-way cognate, three-way cognate and psuedoword; reference level two-way cognates), lexical frequency (z-scored and centered log frequency), and proficiency (z-scored and centered adapted LexTALE score).</w:t>
+      </w:r>
+      <w:r>
+        <w:t xml:space="preserve"> </w:t>
+      </w:r>
+      <w:r>
+        <w:t xml:space="preserve">The random effects structure include a random slope for each participant and a random intercept for word (stimulus).</w:t>
+      </w:r>
+      <w:r>
+        <w:t xml:space="preserve"> </w:t>
+      </w:r>
+      <w:r>
+        <w:t xml:space="preserve">The ROPE was set to +/-0.18 in log-odds, proportional to a negligible effect size of Cohen’s d = .1</w:t>
+      </w:r>
+      <w:r>
+        <w:t xml:space="preserve"> </w:t>
+      </w:r>
+      <w:r>
+        <w:t xml:space="preserve">(Plonsky &amp; Oswald, 2014)</w:t>
+      </w:r>
+      <w:r>
+        <w:t xml:space="preserve">.</w:t>
+      </w:r>
+      <w:r>
+        <w:t xml:space="preserve"> </w:t>
+      </w:r>
+      <w:r>
+        <w:t xml:space="preserve">The reaction time model predicted the log reaction time of correct responses as a function of the same predictors and random effect structure.</w:t>
+      </w:r>
+      <w:r>
+        <w:t xml:space="preserve"> </w:t>
+      </w:r>
+      <w:r>
+        <w:t xml:space="preserve">In this case, the ROPE was set to +/-0.0065 log reaction time, or +/- approximately 5ms.</w:t>
+      </w:r>
+    </w:p>
+    <w:bookmarkEnd w:id="35"/>
+    <w:bookmarkEnd w:id="36"/>
+    <w:bookmarkStart w:id="52" w:name="results"/>
+    <w:p>
+      <w:pPr>
+        <w:pStyle w:val="Heading1"/>
+      </w:pPr>
+      <w:r>
+        <w:t xml:space="preserve">Results</w:t>
+      </w:r>
+    </w:p>
+    <w:bookmarkStart w:id="37" w:name="data-trimming"/>
+    <w:p>
+      <w:pPr>
+        <w:pStyle w:val="Heading2"/>
+      </w:pPr>
+      <w:r>
+        <w:t xml:space="preserve">Data trimming</w:t>
+      </w:r>
+    </w:p>
+    <w:p>
+      <w:pPr>
+        <w:pStyle w:val="FirstParagraph"/>
+      </w:pPr>
+      <w:r>
+        <w:t xml:space="preserve">The initial data set contained</w:t>
+      </w:r>
+    </w:p>
+    <w:bookmarkEnd w:id="37"/>
+    <w:bookmarkStart w:id="51" w:name="accuracy"/>
+    <w:p>
+      <w:pPr>
+        <w:pStyle w:val="Heading2"/>
+      </w:pPr>
+      <w:r>
+        <w:t xml:space="preserve">Accuracy</w:t>
       </w:r>
     </w:p>
     <w:p>
@@ -6636,18 +4135,18 @@
           <wp:inline>
             <wp:extent cx="4579632" cy="3663706"/>
             <wp:effectExtent b="0" l="0" r="0" t="0"/>
-            <wp:docPr descr="Figure 2: Chickens" title="" id="38" name="Picture"/>
+            <wp:docPr descr="Figure 2: Percentage of correct responses by word type" title="" id="39" name="Picture"/>
             <a:graphic>
               <a:graphicData uri="http://schemas.openxmlformats.org/drawingml/2006/picture">
                 <pic:pic>
                   <pic:nvPicPr>
-                    <pic:cNvPr descr="main_files/4cda89b2eee330d407b7e571d411768c02f0d282.png" id="39" name="Picture"/>
+                    <pic:cNvPr descr="main_files/a73f4d5cc99c7112d03cf0b06a4d8b478ee7babc.png" id="40" name="Picture"/>
                     <pic:cNvPicPr>
                       <a:picLocks noChangeArrowheads="1" noChangeAspect="1"/>
                     </pic:cNvPicPr>
                   </pic:nvPicPr>
                   <pic:blipFill>
-                    <a:blip r:embed="rId37"/>
+                    <a:blip r:embed="rId38"/>
                     <a:stretch>
                       <a:fillRect/>
                     </a:stretch>
@@ -6678,2231 +4177,82 @@
       <w:pPr>
         <w:pStyle w:val="ImageCaption"/>
       </w:pPr>
-      <w:bookmarkStart w:id="40" w:name="fig:accuracyind"/>
-      <w:bookmarkEnd w:id="40"/>
-      <w:r>
-        <w:t xml:space="preserve">Figure 2: Chickens</w:t>
+      <w:bookmarkStart w:id="41" w:name="fig:accuracy"/>
+      <w:bookmarkEnd w:id="41"/>
+      <w:r>
+        <w:t xml:space="preserve">Figure 2: Percentage of correct responses by word type</w:t>
       </w:r>
     </w:p>
     <w:p>
       <w:pPr>
-        <w:pStyle w:val="TableCaption"/>
+        <w:pStyle w:val="BodyText"/>
       </w:pPr>
-      <w:bookmarkStart w:id="41" w:name="tab:unnamed-chunk-17"/>
-      <w:bookmarkEnd w:id="41"/>
-      <w:r>
-        <w:t xml:space="preserve">Table 2:</w:t>
-      </w:r>
-      <w:r>
-        <w:t xml:space="preserve"> </w:t>
-      </w:r>
-      <w:r>
-        <w:t xml:space="preserve">Accuracy Model</w:t>
+      <w:r>
+        <w:t xml:space="preserve">Figure</w:t>
+      </w:r>
+      <w:r>
+        <w:t xml:space="preserve"> </w:t>
+      </w:r>
+      <w:r>
+        <w:t xml:space="preserve">2</w:t>
+      </w:r>
+      <w:r>
+        <w:t xml:space="preserve"> </w:t>
+      </w:r>
+      <w:r>
+        <w:t xml:space="preserve">shows the overall accuracy within the entire data set (6510 trials) excluding pseudowords (in which 0.80% of trials were correct).</w:t>
+      </w:r>
+      <w:r>
+        <w:t xml:space="preserve"> </w:t>
+      </w:r>
+      <w:r>
+        <w:t xml:space="preserve">Overall, three-way cognates were the most accurate (0.89%), followed by two-way cognates (0.82%), while non-cognates were the least accurate (0.64%).</w:t>
       </w:r>
     </w:p>
-    <w:tbl xmlns:w="http://schemas.openxmlformats.org/wordprocessingml/2006/main" xmlns:r="http://schemas.openxmlformats.org/officeDocument/2006/relationships" xmlns:w14="http://schemas.microsoft.com/office/word/2010/wordml" xmlns:wp="http://schemas.openxmlformats.org/drawingml/2006/wordprocessingDrawing" xmlns:a="http://schemas.openxmlformats.org/drawingml/2006/main" xmlns:pic="http://schemas.openxmlformats.org/drawingml/2006/picture">
-      <w:tblPr>
-        <w:tblLayout w:type="fixed"/>
-        <w:jc w:val="center"/>
-        <w:tblLook w:firstRow="1" w:lastRow="0" w:firstColumn="0" w:lastColumn="0" w:noHBand="0" w:noVBand="1"/>
-      </w:tblPr>
-      <w:tblGrid>
-        <w:gridCol w:w="2720"/>
-        <w:gridCol w:w="1083"/>
-        <w:gridCol w:w="1437"/>
-        <w:gridCol w:w="796"/>
-        <w:gridCol w:w="1510"/>
-        <w:gridCol w:w="1437"/>
-        <w:gridCol w:w="826"/>
-        <w:gridCol w:w="1181"/>
-      </w:tblGrid>
-      <w:tr>
-        <w:trPr>
-          <w:trHeight w:val="610" w:hRule="auto"/>
-          <w:tblHeader/>
-        </w:trPr>
-        <w:tc>
-          <w:tcPr>
-            <w:tcBorders>
-              <w:bottom w:val="single" w:sz="12" w:space="0" w:color="666666"/>
-              <w:top w:val="single" w:sz="12" w:space="0" w:color="666666"/>
-              <w:left w:val="none" w:sz="0" w:space="0" w:color="000000"/>
-              <w:right w:val="none" w:sz="0" w:space="0" w:color="000000"/>
-            </w:tcBorders>
-            <w:shd w:val="clear" w:color="auto" w:fill="FFFFFF"/>
-            <w:tcMar>
-              <w:top w:w="0" w:type="dxa"/>
-              <w:bottom w:w="0" w:type="dxa"/>
-              <w:left w:w="0" w:type="dxa"/>
-              <w:right w:w="0" w:type="dxa"/>
-            </w:tcMar>
-            <w:vAlign w:val="center"/>
-          </w:tcPr>
-          <w:p>
-            <w:pPr>
-              <w:jc w:val="center"/>
-              <w:pBdr>
-                <w:bottom w:val="none" w:sz="0" w:space="0" w:color="000000"/>
-                <w:top w:val="none" w:sz="0" w:space="0" w:color="000000"/>
-                <w:left w:val="none" w:sz="0" w:space="0" w:color="000000"/>
-                <w:right w:val="none" w:sz="0" w:space="0" w:color="000000"/>
-              </w:pBdr>
-              <w:spacing w:after="100" w:before="100" w:line="240"/>
-              <w:ind w:left="100" w:right="100" w:firstLine="0" w:firstLineChars="0"/>
-              <w:rPr>
-                <w:rFonts w:ascii="Times New Roman" w:hAnsi="Times New Roman" w:eastAsia="Times New Roman" w:cs="Times New Roman"/>
-                <w:i w:val="false"/>
-                <w:b w:val="false"/>
-                <w:u w:val="none"/>
-                <w:strike w:val="false"/>
-                <w:sz w:val="22"/>
-                <w:szCs w:val="22"/>
-                <w:color w:val="000000"/>
-              </w:rPr>
-            </w:pPr>
-            <w:r xmlns:w="http://schemas.openxmlformats.org/wordprocessingml/2006/main" xmlns:wp="http://schemas.openxmlformats.org/drawingml/2006/wordprocessingDrawing" xmlns:r="http://schemas.openxmlformats.org/officeDocument/2006/relationships" xmlns:w14="http://schemas.microsoft.com/office/word/2010/wordml">
-              <w:rPr>
-                <w:rFonts w:ascii="Times New Roman" w:hAnsi="Times New Roman" w:eastAsia="Times New Roman" w:cs="Times New Roman"/>
-                <w:i w:val="false"/>
-                <w:b w:val="false"/>
-                <w:u w:val="none"/>
-                <w:strike w:val="false"/>
-                <w:sz w:val="22"/>
-                <w:szCs w:val="22"/>
-                <w:color w:val="000000"/>
-              </w:rPr>
-              <w:t xml:space="preserve">Parameter</w:t>
-            </w:r>
-          </w:p>
-        </w:tc>
-        <w:tc>
-          <w:tcPr>
-            <w:tcBorders>
-              <w:bottom w:val="single" w:sz="12" w:space="0" w:color="666666"/>
-              <w:top w:val="single" w:sz="12" w:space="0" w:color="666666"/>
-              <w:left w:val="none" w:sz="0" w:space="0" w:color="000000"/>
-              <w:right w:val="none" w:sz="0" w:space="0" w:color="000000"/>
-            </w:tcBorders>
-            <w:shd w:val="clear" w:color="auto" w:fill="FFFFFF"/>
-            <w:tcMar>
-              <w:top w:w="0" w:type="dxa"/>
-              <w:bottom w:w="0" w:type="dxa"/>
-              <w:left w:w="0" w:type="dxa"/>
-              <w:right w:w="0" w:type="dxa"/>
-            </w:tcMar>
-            <w:vAlign w:val="center"/>
-          </w:tcPr>
-          <w:p>
-            <w:pPr>
-              <w:jc w:val="center"/>
-              <w:pBdr>
-                <w:bottom w:val="none" w:sz="0" w:space="0" w:color="000000"/>
-                <w:top w:val="none" w:sz="0" w:space="0" w:color="000000"/>
-                <w:left w:val="none" w:sz="0" w:space="0" w:color="000000"/>
-                <w:right w:val="none" w:sz="0" w:space="0" w:color="000000"/>
-              </w:pBdr>
-              <w:spacing w:after="100" w:before="100" w:line="240"/>
-              <w:ind w:left="100" w:right="100" w:firstLine="0" w:firstLineChars="0"/>
-              <w:rPr>
-                <w:rFonts w:ascii="Times New Roman" w:hAnsi="Times New Roman" w:eastAsia="Times New Roman" w:cs="Times New Roman"/>
-                <w:i w:val="false"/>
-                <w:b w:val="false"/>
-                <w:u w:val="none"/>
-                <w:strike w:val="false"/>
-                <w:sz w:val="22"/>
-                <w:szCs w:val="22"/>
-                <w:color w:val="000000"/>
-              </w:rPr>
-            </w:pPr>
-            <w:r xmlns:w="http://schemas.openxmlformats.org/wordprocessingml/2006/main" xmlns:wp="http://schemas.openxmlformats.org/drawingml/2006/wordprocessingDrawing" xmlns:r="http://schemas.openxmlformats.org/officeDocument/2006/relationships" xmlns:w14="http://schemas.microsoft.com/office/word/2010/wordml">
-              <w:rPr>
-                <w:rFonts w:ascii="Times New Roman" w:hAnsi="Times New Roman" w:eastAsia="Times New Roman" w:cs="Times New Roman"/>
-                <w:i w:val="false"/>
-                <w:b w:val="false"/>
-                <w:u w:val="none"/>
-                <w:strike w:val="false"/>
-                <w:sz w:val="22"/>
-                <w:szCs w:val="22"/>
-                <w:color w:val="000000"/>
-              </w:rPr>
-              <w:t xml:space="preserve">Median</w:t>
-            </w:r>
-          </w:p>
-        </w:tc>
-        <w:tc>
-          <w:tcPr>
-            <w:tcBorders>
-              <w:bottom w:val="single" w:sz="12" w:space="0" w:color="666666"/>
-              <w:top w:val="single" w:sz="12" w:space="0" w:color="666666"/>
-              <w:left w:val="none" w:sz="0" w:space="0" w:color="000000"/>
-              <w:right w:val="none" w:sz="0" w:space="0" w:color="000000"/>
-            </w:tcBorders>
-            <w:shd w:val="clear" w:color="auto" w:fill="FFFFFF"/>
-            <w:tcMar>
-              <w:top w:w="0" w:type="dxa"/>
-              <w:bottom w:w="0" w:type="dxa"/>
-              <w:left w:w="0" w:type="dxa"/>
-              <w:right w:w="0" w:type="dxa"/>
-            </w:tcMar>
-            <w:vAlign w:val="center"/>
-          </w:tcPr>
-          <w:p>
-            <w:pPr>
-              <w:jc w:val="center"/>
-              <w:pBdr>
-                <w:bottom w:val="none" w:sz="0" w:space="0" w:color="000000"/>
-                <w:top w:val="none" w:sz="0" w:space="0" w:color="000000"/>
-                <w:left w:val="none" w:sz="0" w:space="0" w:color="000000"/>
-                <w:right w:val="none" w:sz="0" w:space="0" w:color="000000"/>
-              </w:pBdr>
-              <w:spacing w:after="100" w:before="100" w:line="240"/>
-              <w:ind w:left="100" w:right="100" w:firstLine="0" w:firstLineChars="0"/>
-              <w:rPr>
-                <w:rFonts w:ascii="Times New Roman" w:hAnsi="Times New Roman" w:eastAsia="Times New Roman" w:cs="Times New Roman"/>
-                <w:i w:val="false"/>
-                <w:b w:val="false"/>
-                <w:u w:val="none"/>
-                <w:strike w:val="false"/>
-                <w:sz w:val="22"/>
-                <w:szCs w:val="22"/>
-                <w:color w:val="000000"/>
-              </w:rPr>
-            </w:pPr>
-            <w:r xmlns:w="http://schemas.openxmlformats.org/wordprocessingml/2006/main" xmlns:wp="http://schemas.openxmlformats.org/drawingml/2006/wordprocessingDrawing" xmlns:r="http://schemas.openxmlformats.org/officeDocument/2006/relationships" xmlns:w14="http://schemas.microsoft.com/office/word/2010/wordml">
-              <w:rPr>
-                <w:rFonts w:ascii="Times New Roman" w:hAnsi="Times New Roman" w:eastAsia="Times New Roman" w:cs="Times New Roman"/>
-                <w:i w:val="false"/>
-                <w:b w:val="false"/>
-                <w:u w:val="none"/>
-                <w:strike w:val="false"/>
-                <w:sz w:val="22"/>
-                <w:szCs w:val="22"/>
-                <w:color w:val="000000"/>
-              </w:rPr>
-              <w:t xml:space="preserve">95% CI</w:t>
-            </w:r>
-          </w:p>
-        </w:tc>
-        <w:tc>
-          <w:tcPr>
-            <w:tcBorders>
-              <w:bottom w:val="single" w:sz="12" w:space="0" w:color="666666"/>
-              <w:top w:val="single" w:sz="12" w:space="0" w:color="666666"/>
-              <w:left w:val="none" w:sz="0" w:space="0" w:color="000000"/>
-              <w:right w:val="none" w:sz="0" w:space="0" w:color="000000"/>
-            </w:tcBorders>
-            <w:shd w:val="clear" w:color="auto" w:fill="FFFFFF"/>
-            <w:tcMar>
-              <w:top w:w="0" w:type="dxa"/>
-              <w:bottom w:w="0" w:type="dxa"/>
-              <w:left w:w="0" w:type="dxa"/>
-              <w:right w:w="0" w:type="dxa"/>
-            </w:tcMar>
-            <w:vAlign w:val="center"/>
-          </w:tcPr>
-          <w:p>
-            <w:pPr>
-              <w:jc w:val="center"/>
-              <w:pBdr>
-                <w:bottom w:val="none" w:sz="0" w:space="0" w:color="000000"/>
-                <w:top w:val="none" w:sz="0" w:space="0" w:color="000000"/>
-                <w:left w:val="none" w:sz="0" w:space="0" w:color="000000"/>
-                <w:right w:val="none" w:sz="0" w:space="0" w:color="000000"/>
-              </w:pBdr>
-              <w:spacing w:after="100" w:before="100" w:line="240"/>
-              <w:ind w:left="100" w:right="100" w:firstLine="0" w:firstLineChars="0"/>
-              <w:rPr>
-                <w:rFonts w:ascii="Times New Roman" w:hAnsi="Times New Roman" w:eastAsia="Times New Roman" w:cs="Times New Roman"/>
-                <w:i w:val="false"/>
-                <w:b w:val="false"/>
-                <w:u w:val="none"/>
-                <w:strike w:val="false"/>
-                <w:sz w:val="22"/>
-                <w:szCs w:val="22"/>
-                <w:color w:val="000000"/>
-              </w:rPr>
-            </w:pPr>
-            <w:r xmlns:w="http://schemas.openxmlformats.org/wordprocessingml/2006/main" xmlns:wp="http://schemas.openxmlformats.org/drawingml/2006/wordprocessingDrawing" xmlns:r="http://schemas.openxmlformats.org/officeDocument/2006/relationships" xmlns:w14="http://schemas.microsoft.com/office/word/2010/wordml">
-              <w:rPr>
-                <w:rFonts w:ascii="Times New Roman" w:hAnsi="Times New Roman" w:eastAsia="Times New Roman" w:cs="Times New Roman"/>
-                <w:i w:val="false"/>
-                <w:b w:val="false"/>
-                <w:u w:val="none"/>
-                <w:strike w:val="false"/>
-                <w:sz w:val="22"/>
-                <w:szCs w:val="22"/>
-                <w:color w:val="000000"/>
-              </w:rPr>
-              <w:t xml:space="preserve">pd</w:t>
-            </w:r>
-          </w:p>
-        </w:tc>
-        <w:tc>
-          <w:tcPr>
-            <w:tcBorders>
-              <w:bottom w:val="single" w:sz="12" w:space="0" w:color="666666"/>
-              <w:top w:val="single" w:sz="12" w:space="0" w:color="666666"/>
-              <w:left w:val="none" w:sz="0" w:space="0" w:color="000000"/>
-              <w:right w:val="none" w:sz="0" w:space="0" w:color="000000"/>
-            </w:tcBorders>
-            <w:shd w:val="clear" w:color="auto" w:fill="FFFFFF"/>
-            <w:tcMar>
-              <w:top w:w="0" w:type="dxa"/>
-              <w:bottom w:w="0" w:type="dxa"/>
-              <w:left w:w="0" w:type="dxa"/>
-              <w:right w:w="0" w:type="dxa"/>
-            </w:tcMar>
-            <w:vAlign w:val="center"/>
-          </w:tcPr>
-          <w:p>
-            <w:pPr>
-              <w:jc w:val="center"/>
-              <w:pBdr>
-                <w:bottom w:val="none" w:sz="0" w:space="0" w:color="000000"/>
-                <w:top w:val="none" w:sz="0" w:space="0" w:color="000000"/>
-                <w:left w:val="none" w:sz="0" w:space="0" w:color="000000"/>
-                <w:right w:val="none" w:sz="0" w:space="0" w:color="000000"/>
-              </w:pBdr>
-              <w:spacing w:after="100" w:before="100" w:line="240"/>
-              <w:ind w:left="100" w:right="100" w:firstLine="0" w:firstLineChars="0"/>
-              <w:rPr>
-                <w:rFonts w:ascii="Times New Roman" w:hAnsi="Times New Roman" w:eastAsia="Times New Roman" w:cs="Times New Roman"/>
-                <w:i w:val="false"/>
-                <w:b w:val="false"/>
-                <w:u w:val="none"/>
-                <w:strike w:val="false"/>
-                <w:sz w:val="22"/>
-                <w:szCs w:val="22"/>
-                <w:color w:val="000000"/>
-              </w:rPr>
-            </w:pPr>
-            <w:r xmlns:w="http://schemas.openxmlformats.org/wordprocessingml/2006/main" xmlns:wp="http://schemas.openxmlformats.org/drawingml/2006/wordprocessingDrawing" xmlns:r="http://schemas.openxmlformats.org/officeDocument/2006/relationships" xmlns:w14="http://schemas.microsoft.com/office/word/2010/wordml">
-              <w:rPr>
-                <w:rFonts w:ascii="Times New Roman" w:hAnsi="Times New Roman" w:eastAsia="Times New Roman" w:cs="Times New Roman"/>
-                <w:i w:val="false"/>
-                <w:b w:val="false"/>
-                <w:u w:val="none"/>
-                <w:strike w:val="false"/>
-                <w:sz w:val="22"/>
-                <w:szCs w:val="22"/>
-                <w:color w:val="000000"/>
-              </w:rPr>
-              <w:t xml:space="preserve">ROPE</w:t>
-            </w:r>
-          </w:p>
-        </w:tc>
-        <w:tc>
-          <w:tcPr>
-            <w:tcBorders>
-              <w:bottom w:val="single" w:sz="12" w:space="0" w:color="666666"/>
-              <w:top w:val="single" w:sz="12" w:space="0" w:color="666666"/>
-              <w:left w:val="none" w:sz="0" w:space="0" w:color="000000"/>
-              <w:right w:val="none" w:sz="0" w:space="0" w:color="000000"/>
-            </w:tcBorders>
-            <w:shd w:val="clear" w:color="auto" w:fill="FFFFFF"/>
-            <w:tcMar>
-              <w:top w:w="0" w:type="dxa"/>
-              <w:bottom w:w="0" w:type="dxa"/>
-              <w:left w:w="0" w:type="dxa"/>
-              <w:right w:w="0" w:type="dxa"/>
-            </w:tcMar>
-            <w:vAlign w:val="center"/>
-          </w:tcPr>
-          <w:p>
-            <w:pPr>
-              <w:jc w:val="center"/>
-              <w:pBdr>
-                <w:bottom w:val="none" w:sz="0" w:space="0" w:color="000000"/>
-                <w:top w:val="none" w:sz="0" w:space="0" w:color="000000"/>
-                <w:left w:val="none" w:sz="0" w:space="0" w:color="000000"/>
-                <w:right w:val="none" w:sz="0" w:space="0" w:color="000000"/>
-              </w:pBdr>
-              <w:spacing w:after="100" w:before="100" w:line="240"/>
-              <w:ind w:left="100" w:right="100" w:firstLine="0" w:firstLineChars="0"/>
-              <w:rPr>
-                <w:rFonts w:ascii="Times New Roman" w:hAnsi="Times New Roman" w:eastAsia="Times New Roman" w:cs="Times New Roman"/>
-                <w:i w:val="false"/>
-                <w:b w:val="false"/>
-                <w:u w:val="none"/>
-                <w:strike w:val="false"/>
-                <w:sz w:val="22"/>
-                <w:szCs w:val="22"/>
-                <w:color w:val="000000"/>
-              </w:rPr>
-            </w:pPr>
-            <w:r xmlns:w="http://schemas.openxmlformats.org/wordprocessingml/2006/main" xmlns:wp="http://schemas.openxmlformats.org/drawingml/2006/wordprocessingDrawing" xmlns:r="http://schemas.openxmlformats.org/officeDocument/2006/relationships" xmlns:w14="http://schemas.microsoft.com/office/word/2010/wordml">
-              <w:rPr>
-                <w:rFonts w:ascii="Times New Roman" w:hAnsi="Times New Roman" w:eastAsia="Times New Roman" w:cs="Times New Roman"/>
-                <w:i w:val="false"/>
-                <w:b w:val="false"/>
-                <w:u w:val="none"/>
-                <w:strike w:val="false"/>
-                <w:sz w:val="22"/>
-                <w:szCs w:val="22"/>
-                <w:color w:val="000000"/>
-              </w:rPr>
-              <w:t xml:space="preserve">% in ROPE</w:t>
-            </w:r>
-          </w:p>
-        </w:tc>
-        <w:tc>
-          <w:tcPr>
-            <w:tcBorders>
-              <w:bottom w:val="single" w:sz="12" w:space="0" w:color="666666"/>
-              <w:top w:val="single" w:sz="12" w:space="0" w:color="666666"/>
-              <w:left w:val="none" w:sz="0" w:space="0" w:color="000000"/>
-              <w:right w:val="none" w:sz="0" w:space="0" w:color="000000"/>
-            </w:tcBorders>
-            <w:shd w:val="clear" w:color="auto" w:fill="FFFFFF"/>
-            <w:tcMar>
-              <w:top w:w="0" w:type="dxa"/>
-              <w:bottom w:w="0" w:type="dxa"/>
-              <w:left w:w="0" w:type="dxa"/>
-              <w:right w:w="0" w:type="dxa"/>
-            </w:tcMar>
-            <w:vAlign w:val="center"/>
-          </w:tcPr>
-          <w:p>
-            <w:pPr>
-              <w:jc w:val="center"/>
-              <w:pBdr>
-                <w:bottom w:val="none" w:sz="0" w:space="0" w:color="000000"/>
-                <w:top w:val="none" w:sz="0" w:space="0" w:color="000000"/>
-                <w:left w:val="none" w:sz="0" w:space="0" w:color="000000"/>
-                <w:right w:val="none" w:sz="0" w:space="0" w:color="000000"/>
-              </w:pBdr>
-              <w:spacing w:after="100" w:before="100" w:line="240"/>
-              <w:ind w:left="100" w:right="100" w:firstLine="0" w:firstLineChars="0"/>
-              <w:rPr>
-                <w:rFonts w:ascii="Times New Roman" w:hAnsi="Times New Roman" w:eastAsia="Times New Roman" w:cs="Times New Roman"/>
-                <w:i w:val="false"/>
-                <w:b w:val="false"/>
-                <w:u w:val="none"/>
-                <w:strike w:val="false"/>
-                <w:sz w:val="22"/>
-                <w:szCs w:val="22"/>
-                <w:color w:val="000000"/>
-              </w:rPr>
-            </w:pPr>
-            <w:r xmlns:w="http://schemas.openxmlformats.org/wordprocessingml/2006/main" xmlns:wp="http://schemas.openxmlformats.org/drawingml/2006/wordprocessingDrawing" xmlns:r="http://schemas.openxmlformats.org/officeDocument/2006/relationships" xmlns:w14="http://schemas.microsoft.com/office/word/2010/wordml">
-              <w:rPr>
-                <w:rFonts w:ascii="Times New Roman" w:hAnsi="Times New Roman" w:eastAsia="Times New Roman" w:cs="Times New Roman"/>
-                <w:i w:val="false"/>
-                <w:b w:val="false"/>
-                <w:u w:val="none"/>
-                <w:strike w:val="false"/>
-                <w:sz w:val="22"/>
-                <w:szCs w:val="22"/>
-                <w:color w:val="000000"/>
-              </w:rPr>
-              <w:t xml:space="preserve">Rhat</w:t>
-            </w:r>
-          </w:p>
-        </w:tc>
-        <w:tc>
-          <w:tcPr>
-            <w:tcBorders>
-              <w:bottom w:val="single" w:sz="12" w:space="0" w:color="666666"/>
-              <w:top w:val="single" w:sz="12" w:space="0" w:color="666666"/>
-              <w:left w:val="none" w:sz="0" w:space="0" w:color="000000"/>
-              <w:right w:val="none" w:sz="0" w:space="0" w:color="000000"/>
-            </w:tcBorders>
-            <w:shd w:val="clear" w:color="auto" w:fill="FFFFFF"/>
-            <w:tcMar>
-              <w:top w:w="0" w:type="dxa"/>
-              <w:bottom w:w="0" w:type="dxa"/>
-              <w:left w:w="0" w:type="dxa"/>
-              <w:right w:w="0" w:type="dxa"/>
-            </w:tcMar>
-            <w:vAlign w:val="center"/>
-          </w:tcPr>
-          <w:p>
-            <w:pPr>
-              <w:jc w:val="center"/>
-              <w:pBdr>
-                <w:bottom w:val="none" w:sz="0" w:space="0" w:color="000000"/>
-                <w:top w:val="none" w:sz="0" w:space="0" w:color="000000"/>
-                <w:left w:val="none" w:sz="0" w:space="0" w:color="000000"/>
-                <w:right w:val="none" w:sz="0" w:space="0" w:color="000000"/>
-              </w:pBdr>
-              <w:spacing w:after="100" w:before="100" w:line="240"/>
-              <w:ind w:left="100" w:right="100" w:firstLine="0" w:firstLineChars="0"/>
-              <w:rPr>
-                <w:rFonts w:ascii="Times New Roman" w:hAnsi="Times New Roman" w:eastAsia="Times New Roman" w:cs="Times New Roman"/>
-                <w:i w:val="false"/>
-                <w:b w:val="false"/>
-                <w:u w:val="none"/>
-                <w:strike w:val="false"/>
-                <w:sz w:val="22"/>
-                <w:szCs w:val="22"/>
-                <w:color w:val="000000"/>
-              </w:rPr>
-            </w:pPr>
-            <w:r xmlns:w="http://schemas.openxmlformats.org/wordprocessingml/2006/main" xmlns:wp="http://schemas.openxmlformats.org/drawingml/2006/wordprocessingDrawing" xmlns:r="http://schemas.openxmlformats.org/officeDocument/2006/relationships" xmlns:w14="http://schemas.microsoft.com/office/word/2010/wordml">
-              <w:rPr>
-                <w:rFonts w:ascii="Times New Roman" w:hAnsi="Times New Roman" w:eastAsia="Times New Roman" w:cs="Times New Roman"/>
-                <w:i w:val="false"/>
-                <w:b w:val="false"/>
-                <w:u w:val="none"/>
-                <w:strike w:val="false"/>
-                <w:sz w:val="22"/>
-                <w:szCs w:val="22"/>
-                <w:color w:val="000000"/>
-              </w:rPr>
-              <w:t xml:space="preserve">ESS</w:t>
-            </w:r>
-          </w:p>
-        </w:tc>
-      </w:tr>
-      <w:tr>
-        <w:trPr>
-          <w:trHeight w:val="611" w:hRule="auto"/>
-        </w:trPr>
-        <w:tc>
-          <w:tcPr>
-            <w:tcBorders>
-              <w:bottom w:val="none" w:sz="0" w:space="0" w:color="000000"/>
-              <w:top w:val="single" w:sz="12" w:space="0" w:color="666666"/>
-              <w:left w:val="none" w:sz="0" w:space="0" w:color="000000"/>
-              <w:right w:val="none" w:sz="0" w:space="0" w:color="000000"/>
-            </w:tcBorders>
-            <w:shd w:val="clear" w:color="auto" w:fill="FFFFFF"/>
-            <w:tcMar>
-              <w:top w:w="0" w:type="dxa"/>
-              <w:bottom w:w="0" w:type="dxa"/>
-              <w:left w:w="0" w:type="dxa"/>
-              <w:right w:w="0" w:type="dxa"/>
-            </w:tcMar>
-            <w:vAlign w:val="center"/>
-          </w:tcPr>
-          <w:p>
-            <w:pPr>
-              <w:jc w:val="left"/>
-              <w:pBdr>
-                <w:bottom w:val="none" w:sz="0" w:space="0" w:color="000000"/>
-                <w:top w:val="none" w:sz="0" w:space="0" w:color="000000"/>
-                <w:left w:val="none" w:sz="0" w:space="0" w:color="000000"/>
-                <w:right w:val="none" w:sz="0" w:space="0" w:color="000000"/>
-              </w:pBdr>
-              <w:spacing w:after="100" w:before="100" w:line="240"/>
-              <w:ind w:left="100" w:right="100" w:firstLine="0" w:firstLineChars="0"/>
-              <w:rPr>
-                <w:rFonts w:ascii="Times New Roman" w:hAnsi="Times New Roman" w:eastAsia="Times New Roman" w:cs="Times New Roman"/>
-                <w:i w:val="false"/>
-                <w:b w:val="false"/>
-                <w:u w:val="none"/>
-                <w:strike w:val="false"/>
-                <w:sz w:val="22"/>
-                <w:szCs w:val="22"/>
-                <w:color w:val="000000"/>
-              </w:rPr>
-            </w:pPr>
-            <w:r xmlns:w="http://schemas.openxmlformats.org/wordprocessingml/2006/main" xmlns:wp="http://schemas.openxmlformats.org/drawingml/2006/wordprocessingDrawing" xmlns:r="http://schemas.openxmlformats.org/officeDocument/2006/relationships" xmlns:w14="http://schemas.microsoft.com/office/word/2010/wordml">
-              <w:rPr>
-                <w:rFonts w:ascii="Times New Roman" w:hAnsi="Times New Roman" w:eastAsia="Times New Roman" w:cs="Times New Roman"/>
-                <w:i w:val="false"/>
-                <w:b w:val="false"/>
-                <w:u w:val="none"/>
-                <w:strike w:val="false"/>
-                <w:sz w:val="22"/>
-                <w:szCs w:val="22"/>
-                <w:color w:val="000000"/>
-              </w:rPr>
-              <w:t xml:space="preserve">b_Intercept</w:t>
-            </w:r>
-          </w:p>
-        </w:tc>
-        <w:tc>
-          <w:tcPr>
-            <w:tcBorders>
-              <w:bottom w:val="none" w:sz="0" w:space="0" w:color="000000"/>
-              <w:top w:val="single" w:sz="12" w:space="0" w:color="666666"/>
-              <w:left w:val="none" w:sz="0" w:space="0" w:color="000000"/>
-              <w:right w:val="none" w:sz="0" w:space="0" w:color="000000"/>
-            </w:tcBorders>
-            <w:shd w:val="clear" w:color="auto" w:fill="FFFFFF"/>
-            <w:tcMar>
-              <w:top w:w="0" w:type="dxa"/>
-              <w:bottom w:w="0" w:type="dxa"/>
-              <w:left w:w="0" w:type="dxa"/>
-              <w:right w:w="0" w:type="dxa"/>
-            </w:tcMar>
-            <w:vAlign w:val="center"/>
-          </w:tcPr>
-          <w:p>
-            <w:pPr>
-              <w:jc w:val="center"/>
-              <w:pBdr>
-                <w:bottom w:val="none" w:sz="0" w:space="0" w:color="000000"/>
-                <w:top w:val="none" w:sz="0" w:space="0" w:color="000000"/>
-                <w:left w:val="none" w:sz="0" w:space="0" w:color="000000"/>
-                <w:right w:val="none" w:sz="0" w:space="0" w:color="000000"/>
-              </w:pBdr>
-              <w:spacing w:after="100" w:before="100" w:line="240"/>
-              <w:ind w:left="100" w:right="100" w:firstLine="0" w:firstLineChars="0"/>
-              <w:rPr>
-                <w:rFonts w:ascii="Times New Roman" w:hAnsi="Times New Roman" w:eastAsia="Times New Roman" w:cs="Times New Roman"/>
-                <w:i w:val="false"/>
-                <w:b w:val="false"/>
-                <w:u w:val="none"/>
-                <w:strike w:val="false"/>
-                <w:sz w:val="22"/>
-                <w:szCs w:val="22"/>
-                <w:color w:val="000000"/>
-              </w:rPr>
-            </w:pPr>
-            <w:r xmlns:w="http://schemas.openxmlformats.org/wordprocessingml/2006/main" xmlns:wp="http://schemas.openxmlformats.org/drawingml/2006/wordprocessingDrawing" xmlns:r="http://schemas.openxmlformats.org/officeDocument/2006/relationships" xmlns:w14="http://schemas.microsoft.com/office/word/2010/wordml">
-              <w:rPr>
-                <w:rFonts w:ascii="Times New Roman" w:hAnsi="Times New Roman" w:eastAsia="Times New Roman" w:cs="Times New Roman"/>
-                <w:i w:val="false"/>
-                <w:b w:val="false"/>
-                <w:u w:val="none"/>
-                <w:strike w:val="false"/>
-                <w:sz w:val="22"/>
-                <w:szCs w:val="22"/>
-                <w:color w:val="000000"/>
-              </w:rPr>
-              <w:t xml:space="preserve">0.93</w:t>
-            </w:r>
-          </w:p>
-        </w:tc>
-        <w:tc>
-          <w:tcPr>
-            <w:tcBorders>
-              <w:bottom w:val="none" w:sz="0" w:space="0" w:color="000000"/>
-              <w:top w:val="single" w:sz="12" w:space="0" w:color="666666"/>
-              <w:left w:val="none" w:sz="0" w:space="0" w:color="000000"/>
-              <w:right w:val="none" w:sz="0" w:space="0" w:color="000000"/>
-            </w:tcBorders>
-            <w:shd w:val="clear" w:color="auto" w:fill="FFFFFF"/>
-            <w:tcMar>
-              <w:top w:w="0" w:type="dxa"/>
-              <w:bottom w:w="0" w:type="dxa"/>
-              <w:left w:w="0" w:type="dxa"/>
-              <w:right w:w="0" w:type="dxa"/>
-            </w:tcMar>
-            <w:vAlign w:val="center"/>
-          </w:tcPr>
-          <w:p>
-            <w:pPr>
-              <w:jc w:val="center"/>
-              <w:pBdr>
-                <w:bottom w:val="none" w:sz="0" w:space="0" w:color="000000"/>
-                <w:top w:val="none" w:sz="0" w:space="0" w:color="000000"/>
-                <w:left w:val="none" w:sz="0" w:space="0" w:color="000000"/>
-                <w:right w:val="none" w:sz="0" w:space="0" w:color="000000"/>
-              </w:pBdr>
-              <w:spacing w:after="100" w:before="100" w:line="240"/>
-              <w:ind w:left="100" w:right="100" w:firstLine="0" w:firstLineChars="0"/>
-              <w:rPr>
-                <w:rFonts w:ascii="Times New Roman" w:hAnsi="Times New Roman" w:eastAsia="Times New Roman" w:cs="Times New Roman"/>
-                <w:i w:val="false"/>
-                <w:b w:val="false"/>
-                <w:u w:val="none"/>
-                <w:strike w:val="false"/>
-                <w:sz w:val="22"/>
-                <w:szCs w:val="22"/>
-                <w:color w:val="000000"/>
-              </w:rPr>
-            </w:pPr>
-            <w:r xmlns:w="http://schemas.openxmlformats.org/wordprocessingml/2006/main" xmlns:wp="http://schemas.openxmlformats.org/drawingml/2006/wordprocessingDrawing" xmlns:r="http://schemas.openxmlformats.org/officeDocument/2006/relationships" xmlns:w14="http://schemas.microsoft.com/office/word/2010/wordml">
-              <w:rPr>
-                <w:rFonts w:ascii="Times New Roman" w:hAnsi="Times New Roman" w:eastAsia="Times New Roman" w:cs="Times New Roman"/>
-                <w:i w:val="false"/>
-                <w:b w:val="false"/>
-                <w:u w:val="none"/>
-                <w:strike w:val="false"/>
-                <w:sz w:val="22"/>
-                <w:szCs w:val="22"/>
-                <w:color w:val="000000"/>
-              </w:rPr>
-              <w:t xml:space="preserve">[0.42, 1.44]</w:t>
-            </w:r>
-          </w:p>
-        </w:tc>
-        <w:tc>
-          <w:tcPr>
-            <w:tcBorders>
-              <w:bottom w:val="none" w:sz="0" w:space="0" w:color="000000"/>
-              <w:top w:val="single" w:sz="12" w:space="0" w:color="666666"/>
-              <w:left w:val="none" w:sz="0" w:space="0" w:color="000000"/>
-              <w:right w:val="none" w:sz="0" w:space="0" w:color="000000"/>
-            </w:tcBorders>
-            <w:shd w:val="clear" w:color="auto" w:fill="FFFFFF"/>
-            <w:tcMar>
-              <w:top w:w="0" w:type="dxa"/>
-              <w:bottom w:w="0" w:type="dxa"/>
-              <w:left w:w="0" w:type="dxa"/>
-              <w:right w:w="0" w:type="dxa"/>
-            </w:tcMar>
-            <w:vAlign w:val="center"/>
-          </w:tcPr>
-          <w:p>
-            <w:pPr>
-              <w:jc w:val="center"/>
-              <w:pBdr>
-                <w:bottom w:val="none" w:sz="0" w:space="0" w:color="000000"/>
-                <w:top w:val="none" w:sz="0" w:space="0" w:color="000000"/>
-                <w:left w:val="none" w:sz="0" w:space="0" w:color="000000"/>
-                <w:right w:val="none" w:sz="0" w:space="0" w:color="000000"/>
-              </w:pBdr>
-              <w:spacing w:after="100" w:before="100" w:line="240"/>
-              <w:ind w:left="100" w:right="100" w:firstLine="0" w:firstLineChars="0"/>
-              <w:rPr>
-                <w:rFonts w:ascii="Times New Roman" w:hAnsi="Times New Roman" w:eastAsia="Times New Roman" w:cs="Times New Roman"/>
-                <w:i w:val="false"/>
-                <w:b w:val="false"/>
-                <w:u w:val="none"/>
-                <w:strike w:val="false"/>
-                <w:sz w:val="22"/>
-                <w:szCs w:val="22"/>
-                <w:color w:val="000000"/>
-              </w:rPr>
-            </w:pPr>
-            <w:r xmlns:w="http://schemas.openxmlformats.org/wordprocessingml/2006/main" xmlns:wp="http://schemas.openxmlformats.org/drawingml/2006/wordprocessingDrawing" xmlns:r="http://schemas.openxmlformats.org/officeDocument/2006/relationships" xmlns:w14="http://schemas.microsoft.com/office/word/2010/wordml">
-              <w:rPr>
-                <w:rFonts w:ascii="Times New Roman" w:hAnsi="Times New Roman" w:eastAsia="Times New Roman" w:cs="Times New Roman"/>
-                <w:i w:val="false"/>
-                <w:b w:val="false"/>
-                <w:u w:val="none"/>
-                <w:strike w:val="false"/>
-                <w:sz w:val="22"/>
-                <w:szCs w:val="22"/>
-                <w:color w:val="000000"/>
-              </w:rPr>
-              <w:t xml:space="preserve">1.00</w:t>
-            </w:r>
-          </w:p>
-        </w:tc>
-        <w:tc>
-          <w:tcPr>
-            <w:tcBorders>
-              <w:bottom w:val="none" w:sz="0" w:space="0" w:color="000000"/>
-              <w:top w:val="single" w:sz="12" w:space="0" w:color="666666"/>
-              <w:left w:val="none" w:sz="0" w:space="0" w:color="000000"/>
-              <w:right w:val="none" w:sz="0" w:space="0" w:color="000000"/>
-            </w:tcBorders>
-            <w:shd w:val="clear" w:color="auto" w:fill="FFFFFF"/>
-            <w:tcMar>
-              <w:top w:w="0" w:type="dxa"/>
-              <w:bottom w:w="0" w:type="dxa"/>
-              <w:left w:w="0" w:type="dxa"/>
-              <w:right w:w="0" w:type="dxa"/>
-            </w:tcMar>
-            <w:vAlign w:val="center"/>
-          </w:tcPr>
-          <w:p>
-            <w:pPr>
-              <w:jc w:val="center"/>
-              <w:pBdr>
-                <w:bottom w:val="none" w:sz="0" w:space="0" w:color="000000"/>
-                <w:top w:val="none" w:sz="0" w:space="0" w:color="000000"/>
-                <w:left w:val="none" w:sz="0" w:space="0" w:color="000000"/>
-                <w:right w:val="none" w:sz="0" w:space="0" w:color="000000"/>
-              </w:pBdr>
-              <w:spacing w:after="100" w:before="100" w:line="240"/>
-              <w:ind w:left="100" w:right="100" w:firstLine="0" w:firstLineChars="0"/>
-              <w:rPr>
-                <w:rFonts w:ascii="Times New Roman" w:hAnsi="Times New Roman" w:eastAsia="Times New Roman" w:cs="Times New Roman"/>
-                <w:i w:val="false"/>
-                <w:b w:val="false"/>
-                <w:u w:val="none"/>
-                <w:strike w:val="false"/>
-                <w:sz w:val="22"/>
-                <w:szCs w:val="22"/>
-                <w:color w:val="000000"/>
-              </w:rPr>
-            </w:pPr>
-            <w:r xmlns:w="http://schemas.openxmlformats.org/wordprocessingml/2006/main" xmlns:wp="http://schemas.openxmlformats.org/drawingml/2006/wordprocessingDrawing" xmlns:r="http://schemas.openxmlformats.org/officeDocument/2006/relationships" xmlns:w14="http://schemas.microsoft.com/office/word/2010/wordml">
-              <w:rPr>
-                <w:rFonts w:ascii="Times New Roman" w:hAnsi="Times New Roman" w:eastAsia="Times New Roman" w:cs="Times New Roman"/>
-                <w:i w:val="false"/>
-                <w:b w:val="false"/>
-                <w:u w:val="none"/>
-                <w:strike w:val="false"/>
-                <w:sz w:val="22"/>
-                <w:szCs w:val="22"/>
-                <w:color w:val="000000"/>
-              </w:rPr>
-              <w:t xml:space="preserve">[-0.18, 0.18]</w:t>
-            </w:r>
-          </w:p>
-        </w:tc>
-        <w:tc>
-          <w:tcPr>
-            <w:tcBorders>
-              <w:bottom w:val="none" w:sz="0" w:space="0" w:color="000000"/>
-              <w:top w:val="single" w:sz="12" w:space="0" w:color="666666"/>
-              <w:left w:val="none" w:sz="0" w:space="0" w:color="000000"/>
-              <w:right w:val="none" w:sz="0" w:space="0" w:color="000000"/>
-            </w:tcBorders>
-            <w:shd w:val="clear" w:color="auto" w:fill="FFFFFF"/>
-            <w:tcMar>
-              <w:top w:w="0" w:type="dxa"/>
-              <w:bottom w:w="0" w:type="dxa"/>
-              <w:left w:w="0" w:type="dxa"/>
-              <w:right w:w="0" w:type="dxa"/>
-            </w:tcMar>
-            <w:vAlign w:val="center"/>
-          </w:tcPr>
-          <w:p>
-            <w:pPr>
-              <w:jc w:val="center"/>
-              <w:pBdr>
-                <w:bottom w:val="none" w:sz="0" w:space="0" w:color="000000"/>
-                <w:top w:val="none" w:sz="0" w:space="0" w:color="000000"/>
-                <w:left w:val="none" w:sz="0" w:space="0" w:color="000000"/>
-                <w:right w:val="none" w:sz="0" w:space="0" w:color="000000"/>
-              </w:pBdr>
-              <w:spacing w:after="100" w:before="100" w:line="240"/>
-              <w:ind w:left="100" w:right="100" w:firstLine="0" w:firstLineChars="0"/>
-              <w:rPr>
-                <w:rFonts w:ascii="Times New Roman" w:hAnsi="Times New Roman" w:eastAsia="Times New Roman" w:cs="Times New Roman"/>
-                <w:i w:val="false"/>
-                <w:b w:val="false"/>
-                <w:u w:val="none"/>
-                <w:strike w:val="false"/>
-                <w:sz w:val="22"/>
-                <w:szCs w:val="22"/>
-                <w:color w:val="000000"/>
-              </w:rPr>
-            </w:pPr>
-            <w:r xmlns:w="http://schemas.openxmlformats.org/wordprocessingml/2006/main" xmlns:wp="http://schemas.openxmlformats.org/drawingml/2006/wordprocessingDrawing" xmlns:r="http://schemas.openxmlformats.org/officeDocument/2006/relationships" xmlns:w14="http://schemas.microsoft.com/office/word/2010/wordml">
-              <w:rPr>
-                <w:rFonts w:ascii="Times New Roman" w:hAnsi="Times New Roman" w:eastAsia="Times New Roman" w:cs="Times New Roman"/>
-                <w:i w:val="false"/>
-                <w:b w:val="false"/>
-                <w:u w:val="none"/>
-                <w:strike w:val="false"/>
-                <w:sz w:val="22"/>
-                <w:szCs w:val="22"/>
-                <w:color w:val="000000"/>
-              </w:rPr>
-              <w:t xml:space="preserve">0.00</w:t>
-            </w:r>
-          </w:p>
-        </w:tc>
-        <w:tc>
-          <w:tcPr>
-            <w:tcBorders>
-              <w:bottom w:val="none" w:sz="0" w:space="0" w:color="000000"/>
-              <w:top w:val="single" w:sz="12" w:space="0" w:color="666666"/>
-              <w:left w:val="none" w:sz="0" w:space="0" w:color="000000"/>
-              <w:right w:val="none" w:sz="0" w:space="0" w:color="000000"/>
-            </w:tcBorders>
-            <w:shd w:val="clear" w:color="auto" w:fill="FFFFFF"/>
-            <w:tcMar>
-              <w:top w:w="0" w:type="dxa"/>
-              <w:bottom w:w="0" w:type="dxa"/>
-              <w:left w:w="0" w:type="dxa"/>
-              <w:right w:w="0" w:type="dxa"/>
-            </w:tcMar>
-            <w:vAlign w:val="center"/>
-          </w:tcPr>
-          <w:p>
-            <w:pPr>
-              <w:jc w:val="center"/>
-              <w:pBdr>
-                <w:bottom w:val="none" w:sz="0" w:space="0" w:color="000000"/>
-                <w:top w:val="none" w:sz="0" w:space="0" w:color="000000"/>
-                <w:left w:val="none" w:sz="0" w:space="0" w:color="000000"/>
-                <w:right w:val="none" w:sz="0" w:space="0" w:color="000000"/>
-              </w:pBdr>
-              <w:spacing w:after="100" w:before="100" w:line="240"/>
-              <w:ind w:left="100" w:right="100" w:firstLine="0" w:firstLineChars="0"/>
-              <w:rPr>
-                <w:rFonts w:ascii="Times New Roman" w:hAnsi="Times New Roman" w:eastAsia="Times New Roman" w:cs="Times New Roman"/>
-                <w:i w:val="false"/>
-                <w:b w:val="false"/>
-                <w:u w:val="none"/>
-                <w:strike w:val="false"/>
-                <w:sz w:val="22"/>
-                <w:szCs w:val="22"/>
-                <w:color w:val="000000"/>
-              </w:rPr>
-            </w:pPr>
-            <w:r xmlns:w="http://schemas.openxmlformats.org/wordprocessingml/2006/main" xmlns:wp="http://schemas.openxmlformats.org/drawingml/2006/wordprocessingDrawing" xmlns:r="http://schemas.openxmlformats.org/officeDocument/2006/relationships" xmlns:w14="http://schemas.microsoft.com/office/word/2010/wordml">
-              <w:rPr>
-                <w:rFonts w:ascii="Times New Roman" w:hAnsi="Times New Roman" w:eastAsia="Times New Roman" w:cs="Times New Roman"/>
-                <w:i w:val="false"/>
-                <w:b w:val="false"/>
-                <w:u w:val="none"/>
-                <w:strike w:val="false"/>
-                <w:sz w:val="22"/>
-                <w:szCs w:val="22"/>
-                <w:color w:val="000000"/>
-              </w:rPr>
-              <w:t xml:space="preserve">1</w:t>
-            </w:r>
-          </w:p>
-        </w:tc>
-        <w:tc>
-          <w:tcPr>
-            <w:tcBorders>
-              <w:bottom w:val="none" w:sz="0" w:space="0" w:color="000000"/>
-              <w:top w:val="single" w:sz="12" w:space="0" w:color="666666"/>
-              <w:left w:val="none" w:sz="0" w:space="0" w:color="000000"/>
-              <w:right w:val="none" w:sz="0" w:space="0" w:color="000000"/>
-            </w:tcBorders>
-            <w:shd w:val="clear" w:color="auto" w:fill="FFFFFF"/>
-            <w:tcMar>
-              <w:top w:w="0" w:type="dxa"/>
-              <w:bottom w:w="0" w:type="dxa"/>
-              <w:left w:w="0" w:type="dxa"/>
-              <w:right w:w="0" w:type="dxa"/>
-            </w:tcMar>
-            <w:vAlign w:val="center"/>
-          </w:tcPr>
-          <w:p>
-            <w:pPr>
-              <w:jc w:val="center"/>
-              <w:pBdr>
-                <w:bottom w:val="none" w:sz="0" w:space="0" w:color="000000"/>
-                <w:top w:val="none" w:sz="0" w:space="0" w:color="000000"/>
-                <w:left w:val="none" w:sz="0" w:space="0" w:color="000000"/>
-                <w:right w:val="none" w:sz="0" w:space="0" w:color="000000"/>
-              </w:pBdr>
-              <w:spacing w:after="100" w:before="100" w:line="240"/>
-              <w:ind w:left="100" w:right="100" w:firstLine="0" w:firstLineChars="0"/>
-              <w:rPr>
-                <w:rFonts w:ascii="Times New Roman" w:hAnsi="Times New Roman" w:eastAsia="Times New Roman" w:cs="Times New Roman"/>
-                <w:i w:val="false"/>
-                <w:b w:val="false"/>
-                <w:u w:val="none"/>
-                <w:strike w:val="false"/>
-                <w:sz w:val="22"/>
-                <w:szCs w:val="22"/>
-                <w:color w:val="000000"/>
-              </w:rPr>
-            </w:pPr>
-            <w:r xmlns:w="http://schemas.openxmlformats.org/wordprocessingml/2006/main" xmlns:wp="http://schemas.openxmlformats.org/drawingml/2006/wordprocessingDrawing" xmlns:r="http://schemas.openxmlformats.org/officeDocument/2006/relationships" xmlns:w14="http://schemas.microsoft.com/office/word/2010/wordml">
-              <w:rPr>
-                <w:rFonts w:ascii="Times New Roman" w:hAnsi="Times New Roman" w:eastAsia="Times New Roman" w:cs="Times New Roman"/>
-                <w:i w:val="false"/>
-                <w:b w:val="false"/>
-                <w:u w:val="none"/>
-                <w:strike w:val="false"/>
-                <w:sz w:val="22"/>
-                <w:szCs w:val="22"/>
-                <w:color w:val="000000"/>
-              </w:rPr>
-              <w:t xml:space="preserve">1,131.71</w:t>
-            </w:r>
-          </w:p>
-        </w:tc>
-      </w:tr>
-      <w:tr>
-        <w:trPr>
-          <w:trHeight w:val="611" w:hRule="auto"/>
-        </w:trPr>
-        <w:tc>
-          <w:tcPr>
-            <w:tcBorders>
-              <w:bottom w:val="none" w:sz="0" w:space="0" w:color="000000"/>
-              <w:top w:val="none" w:sz="0" w:space="0" w:color="000000"/>
-              <w:left w:val="none" w:sz="0" w:space="0" w:color="000000"/>
-              <w:right w:val="none" w:sz="0" w:space="0" w:color="000000"/>
-            </w:tcBorders>
-            <w:shd w:val="clear" w:color="auto" w:fill="FFFFFF"/>
-            <w:tcMar>
-              <w:top w:w="0" w:type="dxa"/>
-              <w:bottom w:w="0" w:type="dxa"/>
-              <w:left w:w="0" w:type="dxa"/>
-              <w:right w:w="0" w:type="dxa"/>
-            </w:tcMar>
-            <w:vAlign w:val="center"/>
-          </w:tcPr>
-          <w:p>
-            <w:pPr>
-              <w:jc w:val="left"/>
-              <w:pBdr>
-                <w:bottom w:val="none" w:sz="0" w:space="0" w:color="000000"/>
-                <w:top w:val="none" w:sz="0" w:space="0" w:color="000000"/>
-                <w:left w:val="none" w:sz="0" w:space="0" w:color="000000"/>
-                <w:right w:val="none" w:sz="0" w:space="0" w:color="000000"/>
-              </w:pBdr>
-              <w:spacing w:after="100" w:before="100" w:line="240"/>
-              <w:ind w:left="100" w:right="100" w:firstLine="0" w:firstLineChars="0"/>
-              <w:rPr>
-                <w:rFonts w:ascii="Times New Roman" w:hAnsi="Times New Roman" w:eastAsia="Times New Roman" w:cs="Times New Roman"/>
-                <w:i w:val="false"/>
-                <w:b w:val="false"/>
-                <w:u w:val="none"/>
-                <w:strike w:val="false"/>
-                <w:sz w:val="22"/>
-                <w:szCs w:val="22"/>
-                <w:color w:val="000000"/>
-              </w:rPr>
-            </w:pPr>
-            <w:r xmlns:w="http://schemas.openxmlformats.org/wordprocessingml/2006/main" xmlns:wp="http://schemas.openxmlformats.org/drawingml/2006/wordprocessingDrawing" xmlns:r="http://schemas.openxmlformats.org/officeDocument/2006/relationships" xmlns:w14="http://schemas.microsoft.com/office/word/2010/wordml">
-              <w:rPr>
-                <w:rFonts w:ascii="Times New Roman" w:hAnsi="Times New Roman" w:eastAsia="Times New Roman" w:cs="Times New Roman"/>
-                <w:i w:val="false"/>
-                <w:b w:val="false"/>
-                <w:u w:val="none"/>
-                <w:strike w:val="false"/>
-                <w:sz w:val="22"/>
-                <w:szCs w:val="22"/>
-                <w:color w:val="000000"/>
-              </w:rPr>
-              <w:t xml:space="preserve">b_typepseudoword</w:t>
-            </w:r>
-          </w:p>
-        </w:tc>
-        <w:tc>
-          <w:tcPr>
-            <w:tcBorders>
-              <w:bottom w:val="none" w:sz="0" w:space="0" w:color="000000"/>
-              <w:top w:val="none" w:sz="0" w:space="0" w:color="000000"/>
-              <w:left w:val="none" w:sz="0" w:space="0" w:color="000000"/>
-              <w:right w:val="none" w:sz="0" w:space="0" w:color="000000"/>
-            </w:tcBorders>
-            <w:shd w:val="clear" w:color="auto" w:fill="FFFFFF"/>
-            <w:tcMar>
-              <w:top w:w="0" w:type="dxa"/>
-              <w:bottom w:w="0" w:type="dxa"/>
-              <w:left w:w="0" w:type="dxa"/>
-              <w:right w:w="0" w:type="dxa"/>
-            </w:tcMar>
-            <w:vAlign w:val="center"/>
-          </w:tcPr>
-          <w:p>
-            <w:pPr>
-              <w:jc w:val="center"/>
-              <w:pBdr>
-                <w:bottom w:val="none" w:sz="0" w:space="0" w:color="000000"/>
-                <w:top w:val="none" w:sz="0" w:space="0" w:color="000000"/>
-                <w:left w:val="none" w:sz="0" w:space="0" w:color="000000"/>
-                <w:right w:val="none" w:sz="0" w:space="0" w:color="000000"/>
-              </w:pBdr>
-              <w:spacing w:after="100" w:before="100" w:line="240"/>
-              <w:ind w:left="100" w:right="100" w:firstLine="0" w:firstLineChars="0"/>
-              <w:rPr>
-                <w:rFonts w:ascii="Times New Roman" w:hAnsi="Times New Roman" w:eastAsia="Times New Roman" w:cs="Times New Roman"/>
-                <w:i w:val="false"/>
-                <w:b w:val="false"/>
-                <w:u w:val="none"/>
-                <w:strike w:val="false"/>
-                <w:sz w:val="22"/>
-                <w:szCs w:val="22"/>
-                <w:color w:val="000000"/>
-              </w:rPr>
-            </w:pPr>
-            <w:r xmlns:w="http://schemas.openxmlformats.org/wordprocessingml/2006/main" xmlns:wp="http://schemas.openxmlformats.org/drawingml/2006/wordprocessingDrawing" xmlns:r="http://schemas.openxmlformats.org/officeDocument/2006/relationships" xmlns:w14="http://schemas.microsoft.com/office/word/2010/wordml">
-              <w:rPr>
-                <w:rFonts w:ascii="Times New Roman" w:hAnsi="Times New Roman" w:eastAsia="Times New Roman" w:cs="Times New Roman"/>
-                <w:i w:val="false"/>
-                <w:b w:val="false"/>
-                <w:u w:val="none"/>
-                <w:strike w:val="false"/>
-                <w:sz w:val="22"/>
-                <w:szCs w:val="22"/>
-                <w:color w:val="000000"/>
-              </w:rPr>
-              <w:t xml:space="preserve">0.78</w:t>
-            </w:r>
-          </w:p>
-        </w:tc>
-        <w:tc>
-          <w:tcPr>
-            <w:tcBorders>
-              <w:bottom w:val="none" w:sz="0" w:space="0" w:color="000000"/>
-              <w:top w:val="none" w:sz="0" w:space="0" w:color="000000"/>
-              <w:left w:val="none" w:sz="0" w:space="0" w:color="000000"/>
-              <w:right w:val="none" w:sz="0" w:space="0" w:color="000000"/>
-            </w:tcBorders>
-            <w:shd w:val="clear" w:color="auto" w:fill="FFFFFF"/>
-            <w:tcMar>
-              <w:top w:w="0" w:type="dxa"/>
-              <w:bottom w:w="0" w:type="dxa"/>
-              <w:left w:w="0" w:type="dxa"/>
-              <w:right w:w="0" w:type="dxa"/>
-            </w:tcMar>
-            <w:vAlign w:val="center"/>
-          </w:tcPr>
-          <w:p>
-            <w:pPr>
-              <w:jc w:val="center"/>
-              <w:pBdr>
-                <w:bottom w:val="none" w:sz="0" w:space="0" w:color="000000"/>
-                <w:top w:val="none" w:sz="0" w:space="0" w:color="000000"/>
-                <w:left w:val="none" w:sz="0" w:space="0" w:color="000000"/>
-                <w:right w:val="none" w:sz="0" w:space="0" w:color="000000"/>
-              </w:pBdr>
-              <w:spacing w:after="100" w:before="100" w:line="240"/>
-              <w:ind w:left="100" w:right="100" w:firstLine="0" w:firstLineChars="0"/>
-              <w:rPr>
-                <w:rFonts w:ascii="Times New Roman" w:hAnsi="Times New Roman" w:eastAsia="Times New Roman" w:cs="Times New Roman"/>
-                <w:i w:val="false"/>
-                <w:b w:val="false"/>
-                <w:u w:val="none"/>
-                <w:strike w:val="false"/>
-                <w:sz w:val="22"/>
-                <w:szCs w:val="22"/>
-                <w:color w:val="000000"/>
-              </w:rPr>
-            </w:pPr>
-            <w:r xmlns:w="http://schemas.openxmlformats.org/wordprocessingml/2006/main" xmlns:wp="http://schemas.openxmlformats.org/drawingml/2006/wordprocessingDrawing" xmlns:r="http://schemas.openxmlformats.org/officeDocument/2006/relationships" xmlns:w14="http://schemas.microsoft.com/office/word/2010/wordml">
-              <w:rPr>
-                <w:rFonts w:ascii="Times New Roman" w:hAnsi="Times New Roman" w:eastAsia="Times New Roman" w:cs="Times New Roman"/>
-                <w:i w:val="false"/>
-                <w:b w:val="false"/>
-                <w:u w:val="none"/>
-                <w:strike w:val="false"/>
-                <w:sz w:val="22"/>
-                <w:szCs w:val="22"/>
-                <w:color w:val="000000"/>
-              </w:rPr>
-              <w:t xml:space="preserve">[0.01, 1.54]</w:t>
-            </w:r>
-          </w:p>
-        </w:tc>
-        <w:tc>
-          <w:tcPr>
-            <w:tcBorders>
-              <w:bottom w:val="none" w:sz="0" w:space="0" w:color="000000"/>
-              <w:top w:val="none" w:sz="0" w:space="0" w:color="000000"/>
-              <w:left w:val="none" w:sz="0" w:space="0" w:color="000000"/>
-              <w:right w:val="none" w:sz="0" w:space="0" w:color="000000"/>
-            </w:tcBorders>
-            <w:shd w:val="clear" w:color="auto" w:fill="FFFFFF"/>
-            <w:tcMar>
-              <w:top w:w="0" w:type="dxa"/>
-              <w:bottom w:w="0" w:type="dxa"/>
-              <w:left w:w="0" w:type="dxa"/>
-              <w:right w:w="0" w:type="dxa"/>
-            </w:tcMar>
-            <w:vAlign w:val="center"/>
-          </w:tcPr>
-          <w:p>
-            <w:pPr>
-              <w:jc w:val="center"/>
-              <w:pBdr>
-                <w:bottom w:val="none" w:sz="0" w:space="0" w:color="000000"/>
-                <w:top w:val="none" w:sz="0" w:space="0" w:color="000000"/>
-                <w:left w:val="none" w:sz="0" w:space="0" w:color="000000"/>
-                <w:right w:val="none" w:sz="0" w:space="0" w:color="000000"/>
-              </w:pBdr>
-              <w:spacing w:after="100" w:before="100" w:line="240"/>
-              <w:ind w:left="100" w:right="100" w:firstLine="0" w:firstLineChars="0"/>
-              <w:rPr>
-                <w:rFonts w:ascii="Times New Roman" w:hAnsi="Times New Roman" w:eastAsia="Times New Roman" w:cs="Times New Roman"/>
-                <w:i w:val="false"/>
-                <w:b w:val="false"/>
-                <w:u w:val="none"/>
-                <w:strike w:val="false"/>
-                <w:sz w:val="22"/>
-                <w:szCs w:val="22"/>
-                <w:color w:val="000000"/>
-              </w:rPr>
-            </w:pPr>
-            <w:r xmlns:w="http://schemas.openxmlformats.org/wordprocessingml/2006/main" xmlns:wp="http://schemas.openxmlformats.org/drawingml/2006/wordprocessingDrawing" xmlns:r="http://schemas.openxmlformats.org/officeDocument/2006/relationships" xmlns:w14="http://schemas.microsoft.com/office/word/2010/wordml">
-              <w:rPr>
-                <w:rFonts w:ascii="Times New Roman" w:hAnsi="Times New Roman" w:eastAsia="Times New Roman" w:cs="Times New Roman"/>
-                <w:i w:val="false"/>
-                <w:b w:val="false"/>
-                <w:u w:val="none"/>
-                <w:strike w:val="false"/>
-                <w:sz w:val="22"/>
-                <w:szCs w:val="22"/>
-                <w:color w:val="000000"/>
-              </w:rPr>
-              <w:t xml:space="preserve">0.98</w:t>
-            </w:r>
-          </w:p>
-        </w:tc>
-        <w:tc>
-          <w:tcPr>
-            <w:tcBorders>
-              <w:bottom w:val="none" w:sz="0" w:space="0" w:color="000000"/>
-              <w:top w:val="none" w:sz="0" w:space="0" w:color="000000"/>
-              <w:left w:val="none" w:sz="0" w:space="0" w:color="000000"/>
-              <w:right w:val="none" w:sz="0" w:space="0" w:color="000000"/>
-            </w:tcBorders>
-            <w:shd w:val="clear" w:color="auto" w:fill="FFFFFF"/>
-            <w:tcMar>
-              <w:top w:w="0" w:type="dxa"/>
-              <w:bottom w:w="0" w:type="dxa"/>
-              <w:left w:w="0" w:type="dxa"/>
-              <w:right w:w="0" w:type="dxa"/>
-            </w:tcMar>
-            <w:vAlign w:val="center"/>
-          </w:tcPr>
-          <w:p>
-            <w:pPr>
-              <w:jc w:val="center"/>
-              <w:pBdr>
-                <w:bottom w:val="none" w:sz="0" w:space="0" w:color="000000"/>
-                <w:top w:val="none" w:sz="0" w:space="0" w:color="000000"/>
-                <w:left w:val="none" w:sz="0" w:space="0" w:color="000000"/>
-                <w:right w:val="none" w:sz="0" w:space="0" w:color="000000"/>
-              </w:pBdr>
-              <w:spacing w:after="100" w:before="100" w:line="240"/>
-              <w:ind w:left="100" w:right="100" w:firstLine="0" w:firstLineChars="0"/>
-              <w:rPr>
-                <w:rFonts w:ascii="Times New Roman" w:hAnsi="Times New Roman" w:eastAsia="Times New Roman" w:cs="Times New Roman"/>
-                <w:i w:val="false"/>
-                <w:b w:val="false"/>
-                <w:u w:val="none"/>
-                <w:strike w:val="false"/>
-                <w:sz w:val="22"/>
-                <w:szCs w:val="22"/>
-                <w:color w:val="000000"/>
-              </w:rPr>
-            </w:pPr>
-            <w:r xmlns:w="http://schemas.openxmlformats.org/wordprocessingml/2006/main" xmlns:wp="http://schemas.openxmlformats.org/drawingml/2006/wordprocessingDrawing" xmlns:r="http://schemas.openxmlformats.org/officeDocument/2006/relationships" xmlns:w14="http://schemas.microsoft.com/office/word/2010/wordml">
-              <w:rPr>
-                <w:rFonts w:ascii="Times New Roman" w:hAnsi="Times New Roman" w:eastAsia="Times New Roman" w:cs="Times New Roman"/>
-                <w:i w:val="false"/>
-                <w:b w:val="false"/>
-                <w:u w:val="none"/>
-                <w:strike w:val="false"/>
-                <w:sz w:val="22"/>
-                <w:szCs w:val="22"/>
-                <w:color w:val="000000"/>
-              </w:rPr>
-              <w:t xml:space="preserve">[-0.18, 0.18]</w:t>
-            </w:r>
-          </w:p>
-        </w:tc>
-        <w:tc>
-          <w:tcPr>
-            <w:tcBorders>
-              <w:bottom w:val="none" w:sz="0" w:space="0" w:color="000000"/>
-              <w:top w:val="none" w:sz="0" w:space="0" w:color="000000"/>
-              <w:left w:val="none" w:sz="0" w:space="0" w:color="000000"/>
-              <w:right w:val="none" w:sz="0" w:space="0" w:color="000000"/>
-            </w:tcBorders>
-            <w:shd w:val="clear" w:color="auto" w:fill="FFFFFF"/>
-            <w:tcMar>
-              <w:top w:w="0" w:type="dxa"/>
-              <w:bottom w:w="0" w:type="dxa"/>
-              <w:left w:w="0" w:type="dxa"/>
-              <w:right w:w="0" w:type="dxa"/>
-            </w:tcMar>
-            <w:vAlign w:val="center"/>
-          </w:tcPr>
-          <w:p>
-            <w:pPr>
-              <w:jc w:val="center"/>
-              <w:pBdr>
-                <w:bottom w:val="none" w:sz="0" w:space="0" w:color="000000"/>
-                <w:top w:val="none" w:sz="0" w:space="0" w:color="000000"/>
-                <w:left w:val="none" w:sz="0" w:space="0" w:color="000000"/>
-                <w:right w:val="none" w:sz="0" w:space="0" w:color="000000"/>
-              </w:pBdr>
-              <w:spacing w:after="100" w:before="100" w:line="240"/>
-              <w:ind w:left="100" w:right="100" w:firstLine="0" w:firstLineChars="0"/>
-              <w:rPr>
-                <w:rFonts w:ascii="Times New Roman" w:hAnsi="Times New Roman" w:eastAsia="Times New Roman" w:cs="Times New Roman"/>
-                <w:i w:val="false"/>
-                <w:b w:val="false"/>
-                <w:u w:val="none"/>
-                <w:strike w:val="false"/>
-                <w:sz w:val="22"/>
-                <w:szCs w:val="22"/>
-                <w:color w:val="000000"/>
-              </w:rPr>
-            </w:pPr>
-            <w:r xmlns:w="http://schemas.openxmlformats.org/wordprocessingml/2006/main" xmlns:wp="http://schemas.openxmlformats.org/drawingml/2006/wordprocessingDrawing" xmlns:r="http://schemas.openxmlformats.org/officeDocument/2006/relationships" xmlns:w14="http://schemas.microsoft.com/office/word/2010/wordml">
-              <w:rPr>
-                <w:rFonts w:ascii="Times New Roman" w:hAnsi="Times New Roman" w:eastAsia="Times New Roman" w:cs="Times New Roman"/>
-                <w:i w:val="false"/>
-                <w:b w:val="false"/>
-                <w:u w:val="none"/>
-                <w:strike w:val="false"/>
-                <w:sz w:val="22"/>
-                <w:szCs w:val="22"/>
-                <w:color w:val="000000"/>
-              </w:rPr>
-              <w:t xml:space="preserve">0.04</w:t>
-            </w:r>
-          </w:p>
-        </w:tc>
-        <w:tc>
-          <w:tcPr>
-            <w:tcBorders>
-              <w:bottom w:val="none" w:sz="0" w:space="0" w:color="000000"/>
-              <w:top w:val="none" w:sz="0" w:space="0" w:color="000000"/>
-              <w:left w:val="none" w:sz="0" w:space="0" w:color="000000"/>
-              <w:right w:val="none" w:sz="0" w:space="0" w:color="000000"/>
-            </w:tcBorders>
-            <w:shd w:val="clear" w:color="auto" w:fill="FFFFFF"/>
-            <w:tcMar>
-              <w:top w:w="0" w:type="dxa"/>
-              <w:bottom w:w="0" w:type="dxa"/>
-              <w:left w:w="0" w:type="dxa"/>
-              <w:right w:w="0" w:type="dxa"/>
-            </w:tcMar>
-            <w:vAlign w:val="center"/>
-          </w:tcPr>
-          <w:p>
-            <w:pPr>
-              <w:jc w:val="center"/>
-              <w:pBdr>
-                <w:bottom w:val="none" w:sz="0" w:space="0" w:color="000000"/>
-                <w:top w:val="none" w:sz="0" w:space="0" w:color="000000"/>
-                <w:left w:val="none" w:sz="0" w:space="0" w:color="000000"/>
-                <w:right w:val="none" w:sz="0" w:space="0" w:color="000000"/>
-              </w:pBdr>
-              <w:spacing w:after="100" w:before="100" w:line="240"/>
-              <w:ind w:left="100" w:right="100" w:firstLine="0" w:firstLineChars="0"/>
-              <w:rPr>
-                <w:rFonts w:ascii="Times New Roman" w:hAnsi="Times New Roman" w:eastAsia="Times New Roman" w:cs="Times New Roman"/>
-                <w:i w:val="false"/>
-                <w:b w:val="false"/>
-                <w:u w:val="none"/>
-                <w:strike w:val="false"/>
-                <w:sz w:val="22"/>
-                <w:szCs w:val="22"/>
-                <w:color w:val="000000"/>
-              </w:rPr>
-            </w:pPr>
-            <w:r xmlns:w="http://schemas.openxmlformats.org/wordprocessingml/2006/main" xmlns:wp="http://schemas.openxmlformats.org/drawingml/2006/wordprocessingDrawing" xmlns:r="http://schemas.openxmlformats.org/officeDocument/2006/relationships" xmlns:w14="http://schemas.microsoft.com/office/word/2010/wordml">
-              <w:rPr>
-                <w:rFonts w:ascii="Times New Roman" w:hAnsi="Times New Roman" w:eastAsia="Times New Roman" w:cs="Times New Roman"/>
-                <w:i w:val="false"/>
-                <w:b w:val="false"/>
-                <w:u w:val="none"/>
-                <w:strike w:val="false"/>
-                <w:sz w:val="22"/>
-                <w:szCs w:val="22"/>
-                <w:color w:val="000000"/>
-              </w:rPr>
-              <w:t xml:space="preserve">1</w:t>
-            </w:r>
-          </w:p>
-        </w:tc>
-        <w:tc>
-          <w:tcPr>
-            <w:tcBorders>
-              <w:bottom w:val="none" w:sz="0" w:space="0" w:color="000000"/>
-              <w:top w:val="none" w:sz="0" w:space="0" w:color="000000"/>
-              <w:left w:val="none" w:sz="0" w:space="0" w:color="000000"/>
-              <w:right w:val="none" w:sz="0" w:space="0" w:color="000000"/>
-            </w:tcBorders>
-            <w:shd w:val="clear" w:color="auto" w:fill="FFFFFF"/>
-            <w:tcMar>
-              <w:top w:w="0" w:type="dxa"/>
-              <w:bottom w:w="0" w:type="dxa"/>
-              <w:left w:w="0" w:type="dxa"/>
-              <w:right w:w="0" w:type="dxa"/>
-            </w:tcMar>
-            <w:vAlign w:val="center"/>
-          </w:tcPr>
-          <w:p>
-            <w:pPr>
-              <w:jc w:val="center"/>
-              <w:pBdr>
-                <w:bottom w:val="none" w:sz="0" w:space="0" w:color="000000"/>
-                <w:top w:val="none" w:sz="0" w:space="0" w:color="000000"/>
-                <w:left w:val="none" w:sz="0" w:space="0" w:color="000000"/>
-                <w:right w:val="none" w:sz="0" w:space="0" w:color="000000"/>
-              </w:pBdr>
-              <w:spacing w:after="100" w:before="100" w:line="240"/>
-              <w:ind w:left="100" w:right="100" w:firstLine="0" w:firstLineChars="0"/>
-              <w:rPr>
-                <w:rFonts w:ascii="Times New Roman" w:hAnsi="Times New Roman" w:eastAsia="Times New Roman" w:cs="Times New Roman"/>
-                <w:i w:val="false"/>
-                <w:b w:val="false"/>
-                <w:u w:val="none"/>
-                <w:strike w:val="false"/>
-                <w:sz w:val="22"/>
-                <w:szCs w:val="22"/>
-                <w:color w:val="000000"/>
-              </w:rPr>
-            </w:pPr>
-            <w:r xmlns:w="http://schemas.openxmlformats.org/wordprocessingml/2006/main" xmlns:wp="http://schemas.openxmlformats.org/drawingml/2006/wordprocessingDrawing" xmlns:r="http://schemas.openxmlformats.org/officeDocument/2006/relationships" xmlns:w14="http://schemas.microsoft.com/office/word/2010/wordml">
-              <w:rPr>
-                <w:rFonts w:ascii="Times New Roman" w:hAnsi="Times New Roman" w:eastAsia="Times New Roman" w:cs="Times New Roman"/>
-                <w:i w:val="false"/>
-                <w:b w:val="false"/>
-                <w:u w:val="none"/>
-                <w:strike w:val="false"/>
-                <w:sz w:val="22"/>
-                <w:szCs w:val="22"/>
-                <w:color w:val="000000"/>
-              </w:rPr>
-              <w:t xml:space="preserve">1,072.99</w:t>
-            </w:r>
-          </w:p>
-        </w:tc>
-      </w:tr>
-      <w:tr>
-        <w:trPr>
-          <w:trHeight w:val="611" w:hRule="auto"/>
-        </w:trPr>
-        <w:tc>
-          <w:tcPr>
-            <w:tcBorders>
-              <w:bottom w:val="none" w:sz="0" w:space="0" w:color="000000"/>
-              <w:top w:val="none" w:sz="0" w:space="0" w:color="000000"/>
-              <w:left w:val="none" w:sz="0" w:space="0" w:color="000000"/>
-              <w:right w:val="none" w:sz="0" w:space="0" w:color="000000"/>
-            </w:tcBorders>
-            <w:shd w:val="clear" w:color="auto" w:fill="FFFFFF"/>
-            <w:tcMar>
-              <w:top w:w="0" w:type="dxa"/>
-              <w:bottom w:w="0" w:type="dxa"/>
-              <w:left w:w="0" w:type="dxa"/>
-              <w:right w:w="0" w:type="dxa"/>
-            </w:tcMar>
-            <w:vAlign w:val="center"/>
-          </w:tcPr>
-          <w:p>
-            <w:pPr>
-              <w:jc w:val="left"/>
-              <w:pBdr>
-                <w:bottom w:val="none" w:sz="0" w:space="0" w:color="000000"/>
-                <w:top w:val="none" w:sz="0" w:space="0" w:color="000000"/>
-                <w:left w:val="none" w:sz="0" w:space="0" w:color="000000"/>
-                <w:right w:val="none" w:sz="0" w:space="0" w:color="000000"/>
-              </w:pBdr>
-              <w:spacing w:after="100" w:before="100" w:line="240"/>
-              <w:ind w:left="100" w:right="100" w:firstLine="0" w:firstLineChars="0"/>
-              <w:rPr>
-                <w:rFonts w:ascii="Times New Roman" w:hAnsi="Times New Roman" w:eastAsia="Times New Roman" w:cs="Times New Roman"/>
-                <w:i w:val="false"/>
-                <w:b w:val="false"/>
-                <w:u w:val="none"/>
-                <w:strike w:val="false"/>
-                <w:sz w:val="22"/>
-                <w:szCs w:val="22"/>
-                <w:color w:val="000000"/>
-              </w:rPr>
-            </w:pPr>
-            <w:r xmlns:w="http://schemas.openxmlformats.org/wordprocessingml/2006/main" xmlns:wp="http://schemas.openxmlformats.org/drawingml/2006/wordprocessingDrawing" xmlns:r="http://schemas.openxmlformats.org/officeDocument/2006/relationships" xmlns:w14="http://schemas.microsoft.com/office/word/2010/wordml">
-              <w:rPr>
-                <w:rFonts w:ascii="Times New Roman" w:hAnsi="Times New Roman" w:eastAsia="Times New Roman" w:cs="Times New Roman"/>
-                <w:i w:val="false"/>
-                <w:b w:val="false"/>
-                <w:u w:val="none"/>
-                <w:strike w:val="false"/>
-                <w:sz w:val="22"/>
-                <w:szCs w:val="22"/>
-                <w:color w:val="000000"/>
-              </w:rPr>
-              <w:t xml:space="preserve">b_typethree_way_cognate</w:t>
-            </w:r>
-          </w:p>
-        </w:tc>
-        <w:tc>
-          <w:tcPr>
-            <w:tcBorders>
-              <w:bottom w:val="none" w:sz="0" w:space="0" w:color="000000"/>
-              <w:top w:val="none" w:sz="0" w:space="0" w:color="000000"/>
-              <w:left w:val="none" w:sz="0" w:space="0" w:color="000000"/>
-              <w:right w:val="none" w:sz="0" w:space="0" w:color="000000"/>
-            </w:tcBorders>
-            <w:shd w:val="clear" w:color="auto" w:fill="FFFFFF"/>
-            <w:tcMar>
-              <w:top w:w="0" w:type="dxa"/>
-              <w:bottom w:w="0" w:type="dxa"/>
-              <w:left w:w="0" w:type="dxa"/>
-              <w:right w:w="0" w:type="dxa"/>
-            </w:tcMar>
-            <w:vAlign w:val="center"/>
-          </w:tcPr>
-          <w:p>
-            <w:pPr>
-              <w:jc w:val="center"/>
-              <w:pBdr>
-                <w:bottom w:val="none" w:sz="0" w:space="0" w:color="000000"/>
-                <w:top w:val="none" w:sz="0" w:space="0" w:color="000000"/>
-                <w:left w:val="none" w:sz="0" w:space="0" w:color="000000"/>
-                <w:right w:val="none" w:sz="0" w:space="0" w:color="000000"/>
-              </w:pBdr>
-              <w:spacing w:after="100" w:before="100" w:line="240"/>
-              <w:ind w:left="100" w:right="100" w:firstLine="0" w:firstLineChars="0"/>
-              <w:rPr>
-                <w:rFonts w:ascii="Times New Roman" w:hAnsi="Times New Roman" w:eastAsia="Times New Roman" w:cs="Times New Roman"/>
-                <w:i w:val="false"/>
-                <w:b w:val="false"/>
-                <w:u w:val="none"/>
-                <w:strike w:val="false"/>
-                <w:sz w:val="22"/>
-                <w:szCs w:val="22"/>
-                <w:color w:val="000000"/>
-              </w:rPr>
-            </w:pPr>
-            <w:r xmlns:w="http://schemas.openxmlformats.org/wordprocessingml/2006/main" xmlns:wp="http://schemas.openxmlformats.org/drawingml/2006/wordprocessingDrawing" xmlns:r="http://schemas.openxmlformats.org/officeDocument/2006/relationships" xmlns:w14="http://schemas.microsoft.com/office/word/2010/wordml">
-              <w:rPr>
-                <w:rFonts w:ascii="Times New Roman" w:hAnsi="Times New Roman" w:eastAsia="Times New Roman" w:cs="Times New Roman"/>
-                <w:i w:val="false"/>
-                <w:b w:val="false"/>
-                <w:u w:val="none"/>
-                <w:strike w:val="false"/>
-                <w:sz w:val="22"/>
-                <w:szCs w:val="22"/>
-                <w:color w:val="000000"/>
-              </w:rPr>
-              <w:t xml:space="preserve">1.95</w:t>
-            </w:r>
-          </w:p>
-        </w:tc>
-        <w:tc>
-          <w:tcPr>
-            <w:tcBorders>
-              <w:bottom w:val="none" w:sz="0" w:space="0" w:color="000000"/>
-              <w:top w:val="none" w:sz="0" w:space="0" w:color="000000"/>
-              <w:left w:val="none" w:sz="0" w:space="0" w:color="000000"/>
-              <w:right w:val="none" w:sz="0" w:space="0" w:color="000000"/>
-            </w:tcBorders>
-            <w:shd w:val="clear" w:color="auto" w:fill="FFFFFF"/>
-            <w:tcMar>
-              <w:top w:w="0" w:type="dxa"/>
-              <w:bottom w:w="0" w:type="dxa"/>
-              <w:left w:w="0" w:type="dxa"/>
-              <w:right w:w="0" w:type="dxa"/>
-            </w:tcMar>
-            <w:vAlign w:val="center"/>
-          </w:tcPr>
-          <w:p>
-            <w:pPr>
-              <w:jc w:val="center"/>
-              <w:pBdr>
-                <w:bottom w:val="none" w:sz="0" w:space="0" w:color="000000"/>
-                <w:top w:val="none" w:sz="0" w:space="0" w:color="000000"/>
-                <w:left w:val="none" w:sz="0" w:space="0" w:color="000000"/>
-                <w:right w:val="none" w:sz="0" w:space="0" w:color="000000"/>
-              </w:pBdr>
-              <w:spacing w:after="100" w:before="100" w:line="240"/>
-              <w:ind w:left="100" w:right="100" w:firstLine="0" w:firstLineChars="0"/>
-              <w:rPr>
-                <w:rFonts w:ascii="Times New Roman" w:hAnsi="Times New Roman" w:eastAsia="Times New Roman" w:cs="Times New Roman"/>
-                <w:i w:val="false"/>
-                <w:b w:val="false"/>
-                <w:u w:val="none"/>
-                <w:strike w:val="false"/>
-                <w:sz w:val="22"/>
-                <w:szCs w:val="22"/>
-                <w:color w:val="000000"/>
-              </w:rPr>
-            </w:pPr>
-            <w:r xmlns:w="http://schemas.openxmlformats.org/wordprocessingml/2006/main" xmlns:wp="http://schemas.openxmlformats.org/drawingml/2006/wordprocessingDrawing" xmlns:r="http://schemas.openxmlformats.org/officeDocument/2006/relationships" xmlns:w14="http://schemas.microsoft.com/office/word/2010/wordml">
-              <w:rPr>
-                <w:rFonts w:ascii="Times New Roman" w:hAnsi="Times New Roman" w:eastAsia="Times New Roman" w:cs="Times New Roman"/>
-                <w:i w:val="false"/>
-                <w:b w:val="false"/>
-                <w:u w:val="none"/>
-                <w:strike w:val="false"/>
-                <w:sz w:val="22"/>
-                <w:szCs w:val="22"/>
-                <w:color w:val="000000"/>
-              </w:rPr>
-              <w:t xml:space="preserve">[1.06, 2.87]</w:t>
-            </w:r>
-          </w:p>
-        </w:tc>
-        <w:tc>
-          <w:tcPr>
-            <w:tcBorders>
-              <w:bottom w:val="none" w:sz="0" w:space="0" w:color="000000"/>
-              <w:top w:val="none" w:sz="0" w:space="0" w:color="000000"/>
-              <w:left w:val="none" w:sz="0" w:space="0" w:color="000000"/>
-              <w:right w:val="none" w:sz="0" w:space="0" w:color="000000"/>
-            </w:tcBorders>
-            <w:shd w:val="clear" w:color="auto" w:fill="FFFFFF"/>
-            <w:tcMar>
-              <w:top w:w="0" w:type="dxa"/>
-              <w:bottom w:w="0" w:type="dxa"/>
-              <w:left w:w="0" w:type="dxa"/>
-              <w:right w:w="0" w:type="dxa"/>
-            </w:tcMar>
-            <w:vAlign w:val="center"/>
-          </w:tcPr>
-          <w:p>
-            <w:pPr>
-              <w:jc w:val="center"/>
-              <w:pBdr>
-                <w:bottom w:val="none" w:sz="0" w:space="0" w:color="000000"/>
-                <w:top w:val="none" w:sz="0" w:space="0" w:color="000000"/>
-                <w:left w:val="none" w:sz="0" w:space="0" w:color="000000"/>
-                <w:right w:val="none" w:sz="0" w:space="0" w:color="000000"/>
-              </w:pBdr>
-              <w:spacing w:after="100" w:before="100" w:line="240"/>
-              <w:ind w:left="100" w:right="100" w:firstLine="0" w:firstLineChars="0"/>
-              <w:rPr>
-                <w:rFonts w:ascii="Times New Roman" w:hAnsi="Times New Roman" w:eastAsia="Times New Roman" w:cs="Times New Roman"/>
-                <w:i w:val="false"/>
-                <w:b w:val="false"/>
-                <w:u w:val="none"/>
-                <w:strike w:val="false"/>
-                <w:sz w:val="22"/>
-                <w:szCs w:val="22"/>
-                <w:color w:val="000000"/>
-              </w:rPr>
-            </w:pPr>
-            <w:r xmlns:w="http://schemas.openxmlformats.org/wordprocessingml/2006/main" xmlns:wp="http://schemas.openxmlformats.org/drawingml/2006/wordprocessingDrawing" xmlns:r="http://schemas.openxmlformats.org/officeDocument/2006/relationships" xmlns:w14="http://schemas.microsoft.com/office/word/2010/wordml">
-              <w:rPr>
-                <w:rFonts w:ascii="Times New Roman" w:hAnsi="Times New Roman" w:eastAsia="Times New Roman" w:cs="Times New Roman"/>
-                <w:i w:val="false"/>
-                <w:b w:val="false"/>
-                <w:u w:val="none"/>
-                <w:strike w:val="false"/>
-                <w:sz w:val="22"/>
-                <w:szCs w:val="22"/>
-                <w:color w:val="000000"/>
-              </w:rPr>
-              <w:t xml:space="preserve">1.00</w:t>
-            </w:r>
-          </w:p>
-        </w:tc>
-        <w:tc>
-          <w:tcPr>
-            <w:tcBorders>
-              <w:bottom w:val="none" w:sz="0" w:space="0" w:color="000000"/>
-              <w:top w:val="none" w:sz="0" w:space="0" w:color="000000"/>
-              <w:left w:val="none" w:sz="0" w:space="0" w:color="000000"/>
-              <w:right w:val="none" w:sz="0" w:space="0" w:color="000000"/>
-            </w:tcBorders>
-            <w:shd w:val="clear" w:color="auto" w:fill="FFFFFF"/>
-            <w:tcMar>
-              <w:top w:w="0" w:type="dxa"/>
-              <w:bottom w:w="0" w:type="dxa"/>
-              <w:left w:w="0" w:type="dxa"/>
-              <w:right w:w="0" w:type="dxa"/>
-            </w:tcMar>
-            <w:vAlign w:val="center"/>
-          </w:tcPr>
-          <w:p>
-            <w:pPr>
-              <w:jc w:val="center"/>
-              <w:pBdr>
-                <w:bottom w:val="none" w:sz="0" w:space="0" w:color="000000"/>
-                <w:top w:val="none" w:sz="0" w:space="0" w:color="000000"/>
-                <w:left w:val="none" w:sz="0" w:space="0" w:color="000000"/>
-                <w:right w:val="none" w:sz="0" w:space="0" w:color="000000"/>
-              </w:pBdr>
-              <w:spacing w:after="100" w:before="100" w:line="240"/>
-              <w:ind w:left="100" w:right="100" w:firstLine="0" w:firstLineChars="0"/>
-              <w:rPr>
-                <w:rFonts w:ascii="Times New Roman" w:hAnsi="Times New Roman" w:eastAsia="Times New Roman" w:cs="Times New Roman"/>
-                <w:i w:val="false"/>
-                <w:b w:val="false"/>
-                <w:u w:val="none"/>
-                <w:strike w:val="false"/>
-                <w:sz w:val="22"/>
-                <w:szCs w:val="22"/>
-                <w:color w:val="000000"/>
-              </w:rPr>
-            </w:pPr>
-            <w:r xmlns:w="http://schemas.openxmlformats.org/wordprocessingml/2006/main" xmlns:wp="http://schemas.openxmlformats.org/drawingml/2006/wordprocessingDrawing" xmlns:r="http://schemas.openxmlformats.org/officeDocument/2006/relationships" xmlns:w14="http://schemas.microsoft.com/office/word/2010/wordml">
-              <w:rPr>
-                <w:rFonts w:ascii="Times New Roman" w:hAnsi="Times New Roman" w:eastAsia="Times New Roman" w:cs="Times New Roman"/>
-                <w:i w:val="false"/>
-                <w:b w:val="false"/>
-                <w:u w:val="none"/>
-                <w:strike w:val="false"/>
-                <w:sz w:val="22"/>
-                <w:szCs w:val="22"/>
-                <w:color w:val="000000"/>
-              </w:rPr>
-              <w:t xml:space="preserve">[-0.18, 0.18]</w:t>
-            </w:r>
-          </w:p>
-        </w:tc>
-        <w:tc>
-          <w:tcPr>
-            <w:tcBorders>
-              <w:bottom w:val="none" w:sz="0" w:space="0" w:color="000000"/>
-              <w:top w:val="none" w:sz="0" w:space="0" w:color="000000"/>
-              <w:left w:val="none" w:sz="0" w:space="0" w:color="000000"/>
-              <w:right w:val="none" w:sz="0" w:space="0" w:color="000000"/>
-            </w:tcBorders>
-            <w:shd w:val="clear" w:color="auto" w:fill="FFFFFF"/>
-            <w:tcMar>
-              <w:top w:w="0" w:type="dxa"/>
-              <w:bottom w:w="0" w:type="dxa"/>
-              <w:left w:w="0" w:type="dxa"/>
-              <w:right w:w="0" w:type="dxa"/>
-            </w:tcMar>
-            <w:vAlign w:val="center"/>
-          </w:tcPr>
-          <w:p>
-            <w:pPr>
-              <w:jc w:val="center"/>
-              <w:pBdr>
-                <w:bottom w:val="none" w:sz="0" w:space="0" w:color="000000"/>
-                <w:top w:val="none" w:sz="0" w:space="0" w:color="000000"/>
-                <w:left w:val="none" w:sz="0" w:space="0" w:color="000000"/>
-                <w:right w:val="none" w:sz="0" w:space="0" w:color="000000"/>
-              </w:pBdr>
-              <w:spacing w:after="100" w:before="100" w:line="240"/>
-              <w:ind w:left="100" w:right="100" w:firstLine="0" w:firstLineChars="0"/>
-              <w:rPr>
-                <w:rFonts w:ascii="Times New Roman" w:hAnsi="Times New Roman" w:eastAsia="Times New Roman" w:cs="Times New Roman"/>
-                <w:i w:val="false"/>
-                <w:b w:val="false"/>
-                <w:u w:val="none"/>
-                <w:strike w:val="false"/>
-                <w:sz w:val="22"/>
-                <w:szCs w:val="22"/>
-                <w:color w:val="000000"/>
-              </w:rPr>
-            </w:pPr>
-            <w:r xmlns:w="http://schemas.openxmlformats.org/wordprocessingml/2006/main" xmlns:wp="http://schemas.openxmlformats.org/drawingml/2006/wordprocessingDrawing" xmlns:r="http://schemas.openxmlformats.org/officeDocument/2006/relationships" xmlns:w14="http://schemas.microsoft.com/office/word/2010/wordml">
-              <w:rPr>
-                <w:rFonts w:ascii="Times New Roman" w:hAnsi="Times New Roman" w:eastAsia="Times New Roman" w:cs="Times New Roman"/>
-                <w:i w:val="false"/>
-                <w:b w:val="false"/>
-                <w:u w:val="none"/>
-                <w:strike w:val="false"/>
-                <w:sz w:val="22"/>
-                <w:szCs w:val="22"/>
-                <w:color w:val="000000"/>
-              </w:rPr>
-              <w:t xml:space="preserve">0.00</w:t>
-            </w:r>
-          </w:p>
-        </w:tc>
-        <w:tc>
-          <w:tcPr>
-            <w:tcBorders>
-              <w:bottom w:val="none" w:sz="0" w:space="0" w:color="000000"/>
-              <w:top w:val="none" w:sz="0" w:space="0" w:color="000000"/>
-              <w:left w:val="none" w:sz="0" w:space="0" w:color="000000"/>
-              <w:right w:val="none" w:sz="0" w:space="0" w:color="000000"/>
-            </w:tcBorders>
-            <w:shd w:val="clear" w:color="auto" w:fill="FFFFFF"/>
-            <w:tcMar>
-              <w:top w:w="0" w:type="dxa"/>
-              <w:bottom w:w="0" w:type="dxa"/>
-              <w:left w:w="0" w:type="dxa"/>
-              <w:right w:w="0" w:type="dxa"/>
-            </w:tcMar>
-            <w:vAlign w:val="center"/>
-          </w:tcPr>
-          <w:p>
-            <w:pPr>
-              <w:jc w:val="center"/>
-              <w:pBdr>
-                <w:bottom w:val="none" w:sz="0" w:space="0" w:color="000000"/>
-                <w:top w:val="none" w:sz="0" w:space="0" w:color="000000"/>
-                <w:left w:val="none" w:sz="0" w:space="0" w:color="000000"/>
-                <w:right w:val="none" w:sz="0" w:space="0" w:color="000000"/>
-              </w:pBdr>
-              <w:spacing w:after="100" w:before="100" w:line="240"/>
-              <w:ind w:left="100" w:right="100" w:firstLine="0" w:firstLineChars="0"/>
-              <w:rPr>
-                <w:rFonts w:ascii="Times New Roman" w:hAnsi="Times New Roman" w:eastAsia="Times New Roman" w:cs="Times New Roman"/>
-                <w:i w:val="false"/>
-                <w:b w:val="false"/>
-                <w:u w:val="none"/>
-                <w:strike w:val="false"/>
-                <w:sz w:val="22"/>
-                <w:szCs w:val="22"/>
-                <w:color w:val="000000"/>
-              </w:rPr>
-            </w:pPr>
-            <w:r xmlns:w="http://schemas.openxmlformats.org/wordprocessingml/2006/main" xmlns:wp="http://schemas.openxmlformats.org/drawingml/2006/wordprocessingDrawing" xmlns:r="http://schemas.openxmlformats.org/officeDocument/2006/relationships" xmlns:w14="http://schemas.microsoft.com/office/word/2010/wordml">
-              <w:rPr>
-                <w:rFonts w:ascii="Times New Roman" w:hAnsi="Times New Roman" w:eastAsia="Times New Roman" w:cs="Times New Roman"/>
-                <w:i w:val="false"/>
-                <w:b w:val="false"/>
-                <w:u w:val="none"/>
-                <w:strike w:val="false"/>
-                <w:sz w:val="22"/>
-                <w:szCs w:val="22"/>
-                <w:color w:val="000000"/>
-              </w:rPr>
-              <w:t xml:space="preserve">1</w:t>
-            </w:r>
-          </w:p>
-        </w:tc>
-        <w:tc>
-          <w:tcPr>
-            <w:tcBorders>
-              <w:bottom w:val="none" w:sz="0" w:space="0" w:color="000000"/>
-              <w:top w:val="none" w:sz="0" w:space="0" w:color="000000"/>
-              <w:left w:val="none" w:sz="0" w:space="0" w:color="000000"/>
-              <w:right w:val="none" w:sz="0" w:space="0" w:color="000000"/>
-            </w:tcBorders>
-            <w:shd w:val="clear" w:color="auto" w:fill="FFFFFF"/>
-            <w:tcMar>
-              <w:top w:w="0" w:type="dxa"/>
-              <w:bottom w:w="0" w:type="dxa"/>
-              <w:left w:w="0" w:type="dxa"/>
-              <w:right w:w="0" w:type="dxa"/>
-            </w:tcMar>
-            <w:vAlign w:val="center"/>
-          </w:tcPr>
-          <w:p>
-            <w:pPr>
-              <w:jc w:val="center"/>
-              <w:pBdr>
-                <w:bottom w:val="none" w:sz="0" w:space="0" w:color="000000"/>
-                <w:top w:val="none" w:sz="0" w:space="0" w:color="000000"/>
-                <w:left w:val="none" w:sz="0" w:space="0" w:color="000000"/>
-                <w:right w:val="none" w:sz="0" w:space="0" w:color="000000"/>
-              </w:pBdr>
-              <w:spacing w:after="100" w:before="100" w:line="240"/>
-              <w:ind w:left="100" w:right="100" w:firstLine="0" w:firstLineChars="0"/>
-              <w:rPr>
-                <w:rFonts w:ascii="Times New Roman" w:hAnsi="Times New Roman" w:eastAsia="Times New Roman" w:cs="Times New Roman"/>
-                <w:i w:val="false"/>
-                <w:b w:val="false"/>
-                <w:u w:val="none"/>
-                <w:strike w:val="false"/>
-                <w:sz w:val="22"/>
-                <w:szCs w:val="22"/>
-                <w:color w:val="000000"/>
-              </w:rPr>
-            </w:pPr>
-            <w:r xmlns:w="http://schemas.openxmlformats.org/wordprocessingml/2006/main" xmlns:wp="http://schemas.openxmlformats.org/drawingml/2006/wordprocessingDrawing" xmlns:r="http://schemas.openxmlformats.org/officeDocument/2006/relationships" xmlns:w14="http://schemas.microsoft.com/office/word/2010/wordml">
-              <w:rPr>
-                <w:rFonts w:ascii="Times New Roman" w:hAnsi="Times New Roman" w:eastAsia="Times New Roman" w:cs="Times New Roman"/>
-                <w:i w:val="false"/>
-                <w:b w:val="false"/>
-                <w:u w:val="none"/>
-                <w:strike w:val="false"/>
-                <w:sz w:val="22"/>
-                <w:szCs w:val="22"/>
-                <w:color w:val="000000"/>
-              </w:rPr>
-              <w:t xml:space="preserve">1,691.98</w:t>
-            </w:r>
-          </w:p>
-        </w:tc>
-      </w:tr>
-      <w:tr>
-        <w:trPr>
-          <w:trHeight w:val="611" w:hRule="auto"/>
-        </w:trPr>
-        <w:tc>
-          <w:tcPr>
-            <w:tcBorders>
-              <w:bottom w:val="single" w:sz="12" w:space="0" w:color="666666"/>
-              <w:top w:val="none" w:sz="0" w:space="0" w:color="000000"/>
-              <w:left w:val="none" w:sz="0" w:space="0" w:color="000000"/>
-              <w:right w:val="none" w:sz="0" w:space="0" w:color="000000"/>
-            </w:tcBorders>
-            <w:shd w:val="clear" w:color="auto" w:fill="FFFFFF"/>
-            <w:tcMar>
-              <w:top w:w="0" w:type="dxa"/>
-              <w:bottom w:w="0" w:type="dxa"/>
-              <w:left w:w="0" w:type="dxa"/>
-              <w:right w:w="0" w:type="dxa"/>
-            </w:tcMar>
-            <w:vAlign w:val="center"/>
-          </w:tcPr>
-          <w:p>
-            <w:pPr>
-              <w:jc w:val="left"/>
-              <w:pBdr>
-                <w:bottom w:val="none" w:sz="0" w:space="0" w:color="000000"/>
-                <w:top w:val="none" w:sz="0" w:space="0" w:color="000000"/>
-                <w:left w:val="none" w:sz="0" w:space="0" w:color="000000"/>
-                <w:right w:val="none" w:sz="0" w:space="0" w:color="000000"/>
-              </w:pBdr>
-              <w:spacing w:after="100" w:before="100" w:line="240"/>
-              <w:ind w:left="100" w:right="100" w:firstLine="0" w:firstLineChars="0"/>
-              <w:rPr>
-                <w:rFonts w:ascii="Times New Roman" w:hAnsi="Times New Roman" w:eastAsia="Times New Roman" w:cs="Times New Roman"/>
-                <w:i w:val="false"/>
-                <w:b w:val="false"/>
-                <w:u w:val="none"/>
-                <w:strike w:val="false"/>
-                <w:sz w:val="22"/>
-                <w:szCs w:val="22"/>
-                <w:color w:val="000000"/>
-              </w:rPr>
-            </w:pPr>
-            <w:r xmlns:w="http://schemas.openxmlformats.org/wordprocessingml/2006/main" xmlns:wp="http://schemas.openxmlformats.org/drawingml/2006/wordprocessingDrawing" xmlns:r="http://schemas.openxmlformats.org/officeDocument/2006/relationships" xmlns:w14="http://schemas.microsoft.com/office/word/2010/wordml">
-              <w:rPr>
-                <w:rFonts w:ascii="Times New Roman" w:hAnsi="Times New Roman" w:eastAsia="Times New Roman" w:cs="Times New Roman"/>
-                <w:i w:val="false"/>
-                <w:b w:val="false"/>
-                <w:u w:val="none"/>
-                <w:strike w:val="false"/>
-                <w:sz w:val="22"/>
-                <w:szCs w:val="22"/>
-                <w:color w:val="000000"/>
-              </w:rPr>
-              <w:t xml:space="preserve">b_typetwo_way_cognate</w:t>
-            </w:r>
-          </w:p>
-        </w:tc>
-        <w:tc>
-          <w:tcPr>
-            <w:tcBorders>
-              <w:bottom w:val="single" w:sz="12" w:space="0" w:color="666666"/>
-              <w:top w:val="none" w:sz="0" w:space="0" w:color="000000"/>
-              <w:left w:val="none" w:sz="0" w:space="0" w:color="000000"/>
-              <w:right w:val="none" w:sz="0" w:space="0" w:color="000000"/>
-            </w:tcBorders>
-            <w:shd w:val="clear" w:color="auto" w:fill="FFFFFF"/>
-            <w:tcMar>
-              <w:top w:w="0" w:type="dxa"/>
-              <w:bottom w:w="0" w:type="dxa"/>
-              <w:left w:w="0" w:type="dxa"/>
-              <w:right w:w="0" w:type="dxa"/>
-            </w:tcMar>
-            <w:vAlign w:val="center"/>
-          </w:tcPr>
-          <w:p>
-            <w:pPr>
-              <w:jc w:val="center"/>
-              <w:pBdr>
-                <w:bottom w:val="none" w:sz="0" w:space="0" w:color="000000"/>
-                <w:top w:val="none" w:sz="0" w:space="0" w:color="000000"/>
-                <w:left w:val="none" w:sz="0" w:space="0" w:color="000000"/>
-                <w:right w:val="none" w:sz="0" w:space="0" w:color="000000"/>
-              </w:pBdr>
-              <w:spacing w:after="100" w:before="100" w:line="240"/>
-              <w:ind w:left="100" w:right="100" w:firstLine="0" w:firstLineChars="0"/>
-              <w:rPr>
-                <w:rFonts w:ascii="Times New Roman" w:hAnsi="Times New Roman" w:eastAsia="Times New Roman" w:cs="Times New Roman"/>
-                <w:i w:val="false"/>
-                <w:b w:val="false"/>
-                <w:u w:val="none"/>
-                <w:strike w:val="false"/>
-                <w:sz w:val="22"/>
-                <w:szCs w:val="22"/>
-                <w:color w:val="000000"/>
-              </w:rPr>
-            </w:pPr>
-            <w:r xmlns:w="http://schemas.openxmlformats.org/wordprocessingml/2006/main" xmlns:wp="http://schemas.openxmlformats.org/drawingml/2006/wordprocessingDrawing" xmlns:r="http://schemas.openxmlformats.org/officeDocument/2006/relationships" xmlns:w14="http://schemas.microsoft.com/office/word/2010/wordml">
-              <w:rPr>
-                <w:rFonts w:ascii="Times New Roman" w:hAnsi="Times New Roman" w:eastAsia="Times New Roman" w:cs="Times New Roman"/>
-                <w:i w:val="false"/>
-                <w:b w:val="false"/>
-                <w:u w:val="none"/>
-                <w:strike w:val="false"/>
-                <w:sz w:val="22"/>
-                <w:szCs w:val="22"/>
-                <w:color w:val="000000"/>
-              </w:rPr>
-              <w:t xml:space="preserve">1.02</w:t>
-            </w:r>
-          </w:p>
-        </w:tc>
-        <w:tc>
-          <w:tcPr>
-            <w:tcBorders>
-              <w:bottom w:val="single" w:sz="12" w:space="0" w:color="666666"/>
-              <w:top w:val="none" w:sz="0" w:space="0" w:color="000000"/>
-              <w:left w:val="none" w:sz="0" w:space="0" w:color="000000"/>
-              <w:right w:val="none" w:sz="0" w:space="0" w:color="000000"/>
-            </w:tcBorders>
-            <w:shd w:val="clear" w:color="auto" w:fill="FFFFFF"/>
-            <w:tcMar>
-              <w:top w:w="0" w:type="dxa"/>
-              <w:bottom w:w="0" w:type="dxa"/>
-              <w:left w:w="0" w:type="dxa"/>
-              <w:right w:w="0" w:type="dxa"/>
-            </w:tcMar>
-            <w:vAlign w:val="center"/>
-          </w:tcPr>
-          <w:p>
-            <w:pPr>
-              <w:jc w:val="center"/>
-              <w:pBdr>
-                <w:bottom w:val="none" w:sz="0" w:space="0" w:color="000000"/>
-                <w:top w:val="none" w:sz="0" w:space="0" w:color="000000"/>
-                <w:left w:val="none" w:sz="0" w:space="0" w:color="000000"/>
-                <w:right w:val="none" w:sz="0" w:space="0" w:color="000000"/>
-              </w:pBdr>
-              <w:spacing w:after="100" w:before="100" w:line="240"/>
-              <w:ind w:left="100" w:right="100" w:firstLine="0" w:firstLineChars="0"/>
-              <w:rPr>
-                <w:rFonts w:ascii="Times New Roman" w:hAnsi="Times New Roman" w:eastAsia="Times New Roman" w:cs="Times New Roman"/>
-                <w:i w:val="false"/>
-                <w:b w:val="false"/>
-                <w:u w:val="none"/>
-                <w:strike w:val="false"/>
-                <w:sz w:val="22"/>
-                <w:szCs w:val="22"/>
-                <w:color w:val="000000"/>
-              </w:rPr>
-            </w:pPr>
-            <w:r xmlns:w="http://schemas.openxmlformats.org/wordprocessingml/2006/main" xmlns:wp="http://schemas.openxmlformats.org/drawingml/2006/wordprocessingDrawing" xmlns:r="http://schemas.openxmlformats.org/officeDocument/2006/relationships" xmlns:w14="http://schemas.microsoft.com/office/word/2010/wordml">
-              <w:rPr>
-                <w:rFonts w:ascii="Times New Roman" w:hAnsi="Times New Roman" w:eastAsia="Times New Roman" w:cs="Times New Roman"/>
-                <w:i w:val="false"/>
-                <w:b w:val="false"/>
-                <w:u w:val="none"/>
-                <w:strike w:val="false"/>
-                <w:sz w:val="22"/>
-                <w:szCs w:val="22"/>
-                <w:color w:val="000000"/>
-              </w:rPr>
-              <w:t xml:space="preserve">[0.17, 1.83]</w:t>
-            </w:r>
-          </w:p>
-        </w:tc>
-        <w:tc>
-          <w:tcPr>
-            <w:tcBorders>
-              <w:bottom w:val="single" w:sz="12" w:space="0" w:color="666666"/>
-              <w:top w:val="none" w:sz="0" w:space="0" w:color="000000"/>
-              <w:left w:val="none" w:sz="0" w:space="0" w:color="000000"/>
-              <w:right w:val="none" w:sz="0" w:space="0" w:color="000000"/>
-            </w:tcBorders>
-            <w:shd w:val="clear" w:color="auto" w:fill="FFFFFF"/>
-            <w:tcMar>
-              <w:top w:w="0" w:type="dxa"/>
-              <w:bottom w:w="0" w:type="dxa"/>
-              <w:left w:w="0" w:type="dxa"/>
-              <w:right w:w="0" w:type="dxa"/>
-            </w:tcMar>
-            <w:vAlign w:val="center"/>
-          </w:tcPr>
-          <w:p>
-            <w:pPr>
-              <w:jc w:val="center"/>
-              <w:pBdr>
-                <w:bottom w:val="none" w:sz="0" w:space="0" w:color="000000"/>
-                <w:top w:val="none" w:sz="0" w:space="0" w:color="000000"/>
-                <w:left w:val="none" w:sz="0" w:space="0" w:color="000000"/>
-                <w:right w:val="none" w:sz="0" w:space="0" w:color="000000"/>
-              </w:pBdr>
-              <w:spacing w:after="100" w:before="100" w:line="240"/>
-              <w:ind w:left="100" w:right="100" w:firstLine="0" w:firstLineChars="0"/>
-              <w:rPr>
-                <w:rFonts w:ascii="Times New Roman" w:hAnsi="Times New Roman" w:eastAsia="Times New Roman" w:cs="Times New Roman"/>
-                <w:i w:val="false"/>
-                <w:b w:val="false"/>
-                <w:u w:val="none"/>
-                <w:strike w:val="false"/>
-                <w:sz w:val="22"/>
-                <w:szCs w:val="22"/>
-                <w:color w:val="000000"/>
-              </w:rPr>
-            </w:pPr>
-            <w:r xmlns:w="http://schemas.openxmlformats.org/wordprocessingml/2006/main" xmlns:wp="http://schemas.openxmlformats.org/drawingml/2006/wordprocessingDrawing" xmlns:r="http://schemas.openxmlformats.org/officeDocument/2006/relationships" xmlns:w14="http://schemas.microsoft.com/office/word/2010/wordml">
-              <w:rPr>
-                <w:rFonts w:ascii="Times New Roman" w:hAnsi="Times New Roman" w:eastAsia="Times New Roman" w:cs="Times New Roman"/>
-                <w:i w:val="false"/>
-                <w:b w:val="false"/>
-                <w:u w:val="none"/>
-                <w:strike w:val="false"/>
-                <w:sz w:val="22"/>
-                <w:szCs w:val="22"/>
-                <w:color w:val="000000"/>
-              </w:rPr>
-              <w:t xml:space="preserve">0.99</w:t>
-            </w:r>
-          </w:p>
-        </w:tc>
-        <w:tc>
-          <w:tcPr>
-            <w:tcBorders>
-              <w:bottom w:val="single" w:sz="12" w:space="0" w:color="666666"/>
-              <w:top w:val="none" w:sz="0" w:space="0" w:color="000000"/>
-              <w:left w:val="none" w:sz="0" w:space="0" w:color="000000"/>
-              <w:right w:val="none" w:sz="0" w:space="0" w:color="000000"/>
-            </w:tcBorders>
-            <w:shd w:val="clear" w:color="auto" w:fill="FFFFFF"/>
-            <w:tcMar>
-              <w:top w:w="0" w:type="dxa"/>
-              <w:bottom w:w="0" w:type="dxa"/>
-              <w:left w:w="0" w:type="dxa"/>
-              <w:right w:w="0" w:type="dxa"/>
-            </w:tcMar>
-            <w:vAlign w:val="center"/>
-          </w:tcPr>
-          <w:p>
-            <w:pPr>
-              <w:jc w:val="center"/>
-              <w:pBdr>
-                <w:bottom w:val="none" w:sz="0" w:space="0" w:color="000000"/>
-                <w:top w:val="none" w:sz="0" w:space="0" w:color="000000"/>
-                <w:left w:val="none" w:sz="0" w:space="0" w:color="000000"/>
-                <w:right w:val="none" w:sz="0" w:space="0" w:color="000000"/>
-              </w:pBdr>
-              <w:spacing w:after="100" w:before="100" w:line="240"/>
-              <w:ind w:left="100" w:right="100" w:firstLine="0" w:firstLineChars="0"/>
-              <w:rPr>
-                <w:rFonts w:ascii="Times New Roman" w:hAnsi="Times New Roman" w:eastAsia="Times New Roman" w:cs="Times New Roman"/>
-                <w:i w:val="false"/>
-                <w:b w:val="false"/>
-                <w:u w:val="none"/>
-                <w:strike w:val="false"/>
-                <w:sz w:val="22"/>
-                <w:szCs w:val="22"/>
-                <w:color w:val="000000"/>
-              </w:rPr>
-            </w:pPr>
-            <w:r xmlns:w="http://schemas.openxmlformats.org/wordprocessingml/2006/main" xmlns:wp="http://schemas.openxmlformats.org/drawingml/2006/wordprocessingDrawing" xmlns:r="http://schemas.openxmlformats.org/officeDocument/2006/relationships" xmlns:w14="http://schemas.microsoft.com/office/word/2010/wordml">
-              <w:rPr>
-                <w:rFonts w:ascii="Times New Roman" w:hAnsi="Times New Roman" w:eastAsia="Times New Roman" w:cs="Times New Roman"/>
-                <w:i w:val="false"/>
-                <w:b w:val="false"/>
-                <w:u w:val="none"/>
-                <w:strike w:val="false"/>
-                <w:sz w:val="22"/>
-                <w:szCs w:val="22"/>
-                <w:color w:val="000000"/>
-              </w:rPr>
-              <w:t xml:space="preserve">[-0.18, 0.18]</w:t>
-            </w:r>
-          </w:p>
-        </w:tc>
-        <w:tc>
-          <w:tcPr>
-            <w:tcBorders>
-              <w:bottom w:val="single" w:sz="12" w:space="0" w:color="666666"/>
-              <w:top w:val="none" w:sz="0" w:space="0" w:color="000000"/>
-              <w:left w:val="none" w:sz="0" w:space="0" w:color="000000"/>
-              <w:right w:val="none" w:sz="0" w:space="0" w:color="000000"/>
-            </w:tcBorders>
-            <w:shd w:val="clear" w:color="auto" w:fill="FFFFFF"/>
-            <w:tcMar>
-              <w:top w:w="0" w:type="dxa"/>
-              <w:bottom w:w="0" w:type="dxa"/>
-              <w:left w:w="0" w:type="dxa"/>
-              <w:right w:w="0" w:type="dxa"/>
-            </w:tcMar>
-            <w:vAlign w:val="center"/>
-          </w:tcPr>
-          <w:p>
-            <w:pPr>
-              <w:jc w:val="center"/>
-              <w:pBdr>
-                <w:bottom w:val="none" w:sz="0" w:space="0" w:color="000000"/>
-                <w:top w:val="none" w:sz="0" w:space="0" w:color="000000"/>
-                <w:left w:val="none" w:sz="0" w:space="0" w:color="000000"/>
-                <w:right w:val="none" w:sz="0" w:space="0" w:color="000000"/>
-              </w:pBdr>
-              <w:spacing w:after="100" w:before="100" w:line="240"/>
-              <w:ind w:left="100" w:right="100" w:firstLine="0" w:firstLineChars="0"/>
-              <w:rPr>
-                <w:rFonts w:ascii="Times New Roman" w:hAnsi="Times New Roman" w:eastAsia="Times New Roman" w:cs="Times New Roman"/>
-                <w:i w:val="false"/>
-                <w:b w:val="false"/>
-                <w:u w:val="none"/>
-                <w:strike w:val="false"/>
-                <w:sz w:val="22"/>
-                <w:szCs w:val="22"/>
-                <w:color w:val="000000"/>
-              </w:rPr>
-            </w:pPr>
-            <w:r xmlns:w="http://schemas.openxmlformats.org/wordprocessingml/2006/main" xmlns:wp="http://schemas.openxmlformats.org/drawingml/2006/wordprocessingDrawing" xmlns:r="http://schemas.openxmlformats.org/officeDocument/2006/relationships" xmlns:w14="http://schemas.microsoft.com/office/word/2010/wordml">
-              <w:rPr>
-                <w:rFonts w:ascii="Times New Roman" w:hAnsi="Times New Roman" w:eastAsia="Times New Roman" w:cs="Times New Roman"/>
-                <w:i w:val="false"/>
-                <w:b w:val="false"/>
-                <w:u w:val="none"/>
-                <w:strike w:val="false"/>
-                <w:sz w:val="22"/>
-                <w:szCs w:val="22"/>
-                <w:color w:val="000000"/>
-              </w:rPr>
-              <w:t xml:space="preserve">0.00</w:t>
-            </w:r>
-          </w:p>
-        </w:tc>
-        <w:tc>
-          <w:tcPr>
-            <w:tcBorders>
-              <w:bottom w:val="single" w:sz="12" w:space="0" w:color="666666"/>
-              <w:top w:val="none" w:sz="0" w:space="0" w:color="000000"/>
-              <w:left w:val="none" w:sz="0" w:space="0" w:color="000000"/>
-              <w:right w:val="none" w:sz="0" w:space="0" w:color="000000"/>
-            </w:tcBorders>
-            <w:shd w:val="clear" w:color="auto" w:fill="FFFFFF"/>
-            <w:tcMar>
-              <w:top w:w="0" w:type="dxa"/>
-              <w:bottom w:w="0" w:type="dxa"/>
-              <w:left w:w="0" w:type="dxa"/>
-              <w:right w:w="0" w:type="dxa"/>
-            </w:tcMar>
-            <w:vAlign w:val="center"/>
-          </w:tcPr>
-          <w:p>
-            <w:pPr>
-              <w:jc w:val="center"/>
-              <w:pBdr>
-                <w:bottom w:val="none" w:sz="0" w:space="0" w:color="000000"/>
-                <w:top w:val="none" w:sz="0" w:space="0" w:color="000000"/>
-                <w:left w:val="none" w:sz="0" w:space="0" w:color="000000"/>
-                <w:right w:val="none" w:sz="0" w:space="0" w:color="000000"/>
-              </w:pBdr>
-              <w:spacing w:after="100" w:before="100" w:line="240"/>
-              <w:ind w:left="100" w:right="100" w:firstLine="0" w:firstLineChars="0"/>
-              <w:rPr>
-                <w:rFonts w:ascii="Times New Roman" w:hAnsi="Times New Roman" w:eastAsia="Times New Roman" w:cs="Times New Roman"/>
-                <w:i w:val="false"/>
-                <w:b w:val="false"/>
-                <w:u w:val="none"/>
-                <w:strike w:val="false"/>
-                <w:sz w:val="22"/>
-                <w:szCs w:val="22"/>
-                <w:color w:val="000000"/>
-              </w:rPr>
-            </w:pPr>
-            <w:r xmlns:w="http://schemas.openxmlformats.org/wordprocessingml/2006/main" xmlns:wp="http://schemas.openxmlformats.org/drawingml/2006/wordprocessingDrawing" xmlns:r="http://schemas.openxmlformats.org/officeDocument/2006/relationships" xmlns:w14="http://schemas.microsoft.com/office/word/2010/wordml">
-              <w:rPr>
-                <w:rFonts w:ascii="Times New Roman" w:hAnsi="Times New Roman" w:eastAsia="Times New Roman" w:cs="Times New Roman"/>
-                <w:i w:val="false"/>
-                <w:b w:val="false"/>
-                <w:u w:val="none"/>
-                <w:strike w:val="false"/>
-                <w:sz w:val="22"/>
-                <w:szCs w:val="22"/>
-                <w:color w:val="000000"/>
-              </w:rPr>
-              <w:t xml:space="preserve">1</w:t>
-            </w:r>
-          </w:p>
-        </w:tc>
-        <w:tc>
-          <w:tcPr>
-            <w:tcBorders>
-              <w:bottom w:val="single" w:sz="12" w:space="0" w:color="666666"/>
-              <w:top w:val="none" w:sz="0" w:space="0" w:color="000000"/>
-              <w:left w:val="none" w:sz="0" w:space="0" w:color="000000"/>
-              <w:right w:val="none" w:sz="0" w:space="0" w:color="000000"/>
-            </w:tcBorders>
-            <w:shd w:val="clear" w:color="auto" w:fill="FFFFFF"/>
-            <w:tcMar>
-              <w:top w:w="0" w:type="dxa"/>
-              <w:bottom w:w="0" w:type="dxa"/>
-              <w:left w:w="0" w:type="dxa"/>
-              <w:right w:w="0" w:type="dxa"/>
-            </w:tcMar>
-            <w:vAlign w:val="center"/>
-          </w:tcPr>
-          <w:p>
-            <w:pPr>
-              <w:jc w:val="center"/>
-              <w:pBdr>
-                <w:bottom w:val="none" w:sz="0" w:space="0" w:color="000000"/>
-                <w:top w:val="none" w:sz="0" w:space="0" w:color="000000"/>
-                <w:left w:val="none" w:sz="0" w:space="0" w:color="000000"/>
-                <w:right w:val="none" w:sz="0" w:space="0" w:color="000000"/>
-              </w:pBdr>
-              <w:spacing w:after="100" w:before="100" w:line="240"/>
-              <w:ind w:left="100" w:right="100" w:firstLine="0" w:firstLineChars="0"/>
-              <w:rPr>
-                <w:rFonts w:ascii="Times New Roman" w:hAnsi="Times New Roman" w:eastAsia="Times New Roman" w:cs="Times New Roman"/>
-                <w:i w:val="false"/>
-                <w:b w:val="false"/>
-                <w:u w:val="none"/>
-                <w:strike w:val="false"/>
-                <w:sz w:val="22"/>
-                <w:szCs w:val="22"/>
-                <w:color w:val="000000"/>
-              </w:rPr>
-            </w:pPr>
-            <w:r xmlns:w="http://schemas.openxmlformats.org/wordprocessingml/2006/main" xmlns:wp="http://schemas.openxmlformats.org/drawingml/2006/wordprocessingDrawing" xmlns:r="http://schemas.openxmlformats.org/officeDocument/2006/relationships" xmlns:w14="http://schemas.microsoft.com/office/word/2010/wordml">
-              <w:rPr>
-                <w:rFonts w:ascii="Times New Roman" w:hAnsi="Times New Roman" w:eastAsia="Times New Roman" w:cs="Times New Roman"/>
-                <w:i w:val="false"/>
-                <w:b w:val="false"/>
-                <w:u w:val="none"/>
-                <w:strike w:val="false"/>
-                <w:sz w:val="22"/>
-                <w:szCs w:val="22"/>
-                <w:color w:val="000000"/>
-              </w:rPr>
-              <w:t xml:space="preserve">1,699.96</w:t>
-            </w:r>
-          </w:p>
-        </w:tc>
-      </w:tr>
-    </w:tbl>
+    <w:p>
+      <w:pPr>
+        <w:pStyle w:val="BodyText"/>
+      </w:pPr>
+      <w:r>
+        <w:t xml:space="preserve">Figure</w:t>
+      </w:r>
+      <w:r>
+        <w:t xml:space="preserve"> </w:t>
+      </w:r>
+      <w:r>
+        <w:t xml:space="preserve">3</w:t>
+      </w:r>
+      <w:r>
+        <w:t xml:space="preserve"> </w:t>
+      </w:r>
+      <w:r>
+        <w:t xml:space="preserve">shows histograms of individuals’ percentage of correct trials in each word-type.</w:t>
+      </w:r>
+      <w:r>
+        <w:t xml:space="preserve"> </w:t>
+      </w:r>
+      <w:r>
+        <w:t xml:space="preserve">Individual accuracy in non-cognates ranged from 27.27 % of trials correct to 97.73 (median 63.64%)</w:t>
+      </w:r>
+      <w:r>
+        <w:t xml:space="preserve"> </w:t>
+      </w:r>
+      <w:r>
+        <w:t xml:space="preserve">Like the data set as a whole, the medial of individual percentages correct for the three-way cognates was the highest 91.67% (range 58.33% - 100.00), followed by two-way cognates (median percentage correct = 81.82%; range = 50.00% - 100.00).</w:t>
+      </w:r>
+      <w:r>
+        <w:t xml:space="preserve"> </w:t>
+      </w:r>
+      <w:r>
+        <w:t xml:space="preserve">Taken together, these descriptive results suggest that, while most participants benefit from cognates in accuracy, a minority also experience steep drops in accuracy.</w:t>
+      </w:r>
+      <w:r>
+        <w:t xml:space="preserve"> </w:t>
+      </w:r>
+      <w:r>
+        <w:t xml:space="preserve">Indeed, two participants showed the opposite of expected and were most accurate in non-cognates (60.4% and 68.7%) and much less accurate in two-way (25% and 16.7%) and three-way cognates (20.8% and 8.3%).</w:t>
+      </w:r>
+    </w:p>
     <w:p>
       <w:pPr>
         <w:pStyle w:val="CaptionedFigure"/>
@@ -8912,12 +4262,12 @@
           <wp:inline>
             <wp:extent cx="4579632" cy="3663706"/>
             <wp:effectExtent b="0" l="0" r="0" t="0"/>
-            <wp:docPr descr="Figure 3: Chickens" title="" id="43" name="Picture"/>
+            <wp:docPr descr="Figure 3: Histograms of individual percentages corrects by word type" title="" id="43" name="Picture"/>
             <a:graphic>
               <a:graphicData uri="http://schemas.openxmlformats.org/drawingml/2006/picture">
                 <pic:pic>
                   <pic:nvPicPr>
-                    <pic:cNvPr descr="main_files/f7d9969b3223b277fcfef58f5e0fe4ec5c69234a.png" id="44" name="Picture"/>
+                    <pic:cNvPr descr="main_files/185368f78c82bec407f40c8fadb507200d97d737.png" id="44" name="Picture"/>
                     <pic:cNvPicPr>
                       <a:picLocks noChangeArrowheads="1" noChangeAspect="1"/>
                     </pic:cNvPicPr>
@@ -8954,15 +4304,2728 @@
       <w:pPr>
         <w:pStyle w:val="ImageCaption"/>
       </w:pPr>
-      <w:bookmarkStart w:id="45" w:name="fig:accmod"/>
+      <w:bookmarkStart w:id="45" w:name="fig:accuracyind"/>
       <w:bookmarkEnd w:id="45"/>
       <w:r>
-        <w:t xml:space="preserve">Figure 3: Chickens</w:t>
+        <w:t xml:space="preserve">Figure 3: Histograms of individual percentages corrects by word type</w:t>
       </w:r>
     </w:p>
-    <w:bookmarkEnd w:id="46"/>
-    <w:bookmarkEnd w:id="47"/>
-    <w:bookmarkStart w:id="50" w:name="discussion"/>
+    <w:p>
+      <w:pPr>
+        <w:pStyle w:val="TableCaption"/>
+      </w:pPr>
+      <w:bookmarkStart w:id="46" w:name="tab:unnamed-chunk-17"/>
+      <w:bookmarkEnd w:id="46"/>
+      <w:r>
+        <w:t xml:space="preserve">Table 2:</w:t>
+      </w:r>
+      <w:r>
+        <w:t xml:space="preserve"> </w:t>
+      </w:r>
+      <w:r>
+        <w:t xml:space="preserve">Accuracy Model</w:t>
+      </w:r>
+    </w:p>
+    <w:tbl xmlns:w="http://schemas.openxmlformats.org/wordprocessingml/2006/main" xmlns:r="http://schemas.openxmlformats.org/officeDocument/2006/relationships" xmlns:w14="http://schemas.microsoft.com/office/word/2010/wordml" xmlns:wp="http://schemas.openxmlformats.org/drawingml/2006/wordprocessingDrawing" xmlns:a="http://schemas.openxmlformats.org/drawingml/2006/main" xmlns:pic="http://schemas.openxmlformats.org/drawingml/2006/picture">
+      <w:tblPr>
+        <w:tblLayout w:type="fixed"/>
+        <w:jc w:val="center"/>
+        <w:tblLook w:firstRow="1" w:lastRow="0" w:firstColumn="0" w:lastColumn="0" w:noHBand="0" w:noVBand="1"/>
+      </w:tblPr>
+      <w:tblGrid>
+        <w:gridCol w:w="2720"/>
+        <w:gridCol w:w="1083"/>
+        <w:gridCol w:w="1584"/>
+        <w:gridCol w:w="796"/>
+        <w:gridCol w:w="1510"/>
+        <w:gridCol w:w="1437"/>
+        <w:gridCol w:w="826"/>
+        <w:gridCol w:w="1181"/>
+      </w:tblGrid>
+      <w:tr>
+        <w:trPr>
+          <w:trHeight w:val="610" w:hRule="auto"/>
+          <w:tblHeader/>
+        </w:trPr>
+        <w:tc>
+          <w:tcPr>
+            <w:tcBorders>
+              <w:bottom w:val="single" w:sz="12" w:space="0" w:color="666666"/>
+              <w:top w:val="single" w:sz="12" w:space="0" w:color="666666"/>
+              <w:left w:val="none" w:sz="0" w:space="0" w:color="000000"/>
+              <w:right w:val="none" w:sz="0" w:space="0" w:color="000000"/>
+            </w:tcBorders>
+            <w:shd w:val="clear" w:color="auto" w:fill="FFFFFF"/>
+            <w:tcMar>
+              <w:top w:w="0" w:type="dxa"/>
+              <w:bottom w:w="0" w:type="dxa"/>
+              <w:left w:w="0" w:type="dxa"/>
+              <w:right w:w="0" w:type="dxa"/>
+            </w:tcMar>
+            <w:vAlign w:val="center"/>
+          </w:tcPr>
+          <w:p>
+            <w:pPr>
+              <w:jc w:val="center"/>
+              <w:pBdr>
+                <w:bottom w:val="none" w:sz="0" w:space="0" w:color="000000"/>
+                <w:top w:val="none" w:sz="0" w:space="0" w:color="000000"/>
+                <w:left w:val="none" w:sz="0" w:space="0" w:color="000000"/>
+                <w:right w:val="none" w:sz="0" w:space="0" w:color="000000"/>
+              </w:pBdr>
+              <w:spacing w:after="100" w:before="100" w:line="240"/>
+              <w:ind w:left="100" w:right="100" w:firstLine="0" w:firstLineChars="0"/>
+              <w:rPr>
+                <w:rFonts w:ascii="Times New Roman" w:hAnsi="Times New Roman" w:eastAsia="Times New Roman" w:cs="Times New Roman"/>
+                <w:i w:val="false"/>
+                <w:b w:val="false"/>
+                <w:u w:val="none"/>
+                <w:strike w:val="false"/>
+                <w:sz w:val="22"/>
+                <w:szCs w:val="22"/>
+                <w:color w:val="000000"/>
+              </w:rPr>
+            </w:pPr>
+            <w:r xmlns:w="http://schemas.openxmlformats.org/wordprocessingml/2006/main" xmlns:wp="http://schemas.openxmlformats.org/drawingml/2006/wordprocessingDrawing" xmlns:r="http://schemas.openxmlformats.org/officeDocument/2006/relationships" xmlns:w14="http://schemas.microsoft.com/office/word/2010/wordml">
+              <w:rPr>
+                <w:rFonts w:ascii="Times New Roman" w:hAnsi="Times New Roman" w:eastAsia="Times New Roman" w:cs="Times New Roman"/>
+                <w:i w:val="false"/>
+                <w:b w:val="false"/>
+                <w:u w:val="none"/>
+                <w:strike w:val="false"/>
+                <w:sz w:val="22"/>
+                <w:szCs w:val="22"/>
+                <w:color w:val="000000"/>
+              </w:rPr>
+              <w:t xml:space="preserve">Parameter</w:t>
+            </w:r>
+          </w:p>
+        </w:tc>
+        <w:tc>
+          <w:tcPr>
+            <w:tcBorders>
+              <w:bottom w:val="single" w:sz="12" w:space="0" w:color="666666"/>
+              <w:top w:val="single" w:sz="12" w:space="0" w:color="666666"/>
+              <w:left w:val="none" w:sz="0" w:space="0" w:color="000000"/>
+              <w:right w:val="none" w:sz="0" w:space="0" w:color="000000"/>
+            </w:tcBorders>
+            <w:shd w:val="clear" w:color="auto" w:fill="FFFFFF"/>
+            <w:tcMar>
+              <w:top w:w="0" w:type="dxa"/>
+              <w:bottom w:w="0" w:type="dxa"/>
+              <w:left w:w="0" w:type="dxa"/>
+              <w:right w:w="0" w:type="dxa"/>
+            </w:tcMar>
+            <w:vAlign w:val="center"/>
+          </w:tcPr>
+          <w:p>
+            <w:pPr>
+              <w:jc w:val="center"/>
+              <w:pBdr>
+                <w:bottom w:val="none" w:sz="0" w:space="0" w:color="000000"/>
+                <w:top w:val="none" w:sz="0" w:space="0" w:color="000000"/>
+                <w:left w:val="none" w:sz="0" w:space="0" w:color="000000"/>
+                <w:right w:val="none" w:sz="0" w:space="0" w:color="000000"/>
+              </w:pBdr>
+              <w:spacing w:after="100" w:before="100" w:line="240"/>
+              <w:ind w:left="100" w:right="100" w:firstLine="0" w:firstLineChars="0"/>
+              <w:rPr>
+                <w:rFonts w:ascii="Times New Roman" w:hAnsi="Times New Roman" w:eastAsia="Times New Roman" w:cs="Times New Roman"/>
+                <w:i w:val="false"/>
+                <w:b w:val="false"/>
+                <w:u w:val="none"/>
+                <w:strike w:val="false"/>
+                <w:sz w:val="22"/>
+                <w:szCs w:val="22"/>
+                <w:color w:val="000000"/>
+              </w:rPr>
+            </w:pPr>
+            <w:r xmlns:w="http://schemas.openxmlformats.org/wordprocessingml/2006/main" xmlns:wp="http://schemas.openxmlformats.org/drawingml/2006/wordprocessingDrawing" xmlns:r="http://schemas.openxmlformats.org/officeDocument/2006/relationships" xmlns:w14="http://schemas.microsoft.com/office/word/2010/wordml">
+              <w:rPr>
+                <w:rFonts w:ascii="Times New Roman" w:hAnsi="Times New Roman" w:eastAsia="Times New Roman" w:cs="Times New Roman"/>
+                <w:i w:val="false"/>
+                <w:b w:val="false"/>
+                <w:u w:val="none"/>
+                <w:strike w:val="false"/>
+                <w:sz w:val="22"/>
+                <w:szCs w:val="22"/>
+                <w:color w:val="000000"/>
+              </w:rPr>
+              <w:t xml:space="preserve">Median</w:t>
+            </w:r>
+          </w:p>
+        </w:tc>
+        <w:tc>
+          <w:tcPr>
+            <w:tcBorders>
+              <w:bottom w:val="single" w:sz="12" w:space="0" w:color="666666"/>
+              <w:top w:val="single" w:sz="12" w:space="0" w:color="666666"/>
+              <w:left w:val="none" w:sz="0" w:space="0" w:color="000000"/>
+              <w:right w:val="none" w:sz="0" w:space="0" w:color="000000"/>
+            </w:tcBorders>
+            <w:shd w:val="clear" w:color="auto" w:fill="FFFFFF"/>
+            <w:tcMar>
+              <w:top w:w="0" w:type="dxa"/>
+              <w:bottom w:w="0" w:type="dxa"/>
+              <w:left w:w="0" w:type="dxa"/>
+              <w:right w:w="0" w:type="dxa"/>
+            </w:tcMar>
+            <w:vAlign w:val="center"/>
+          </w:tcPr>
+          <w:p>
+            <w:pPr>
+              <w:jc w:val="center"/>
+              <w:pBdr>
+                <w:bottom w:val="none" w:sz="0" w:space="0" w:color="000000"/>
+                <w:top w:val="none" w:sz="0" w:space="0" w:color="000000"/>
+                <w:left w:val="none" w:sz="0" w:space="0" w:color="000000"/>
+                <w:right w:val="none" w:sz="0" w:space="0" w:color="000000"/>
+              </w:pBdr>
+              <w:spacing w:after="100" w:before="100" w:line="240"/>
+              <w:ind w:left="100" w:right="100" w:firstLine="0" w:firstLineChars="0"/>
+              <w:rPr>
+                <w:rFonts w:ascii="Times New Roman" w:hAnsi="Times New Roman" w:eastAsia="Times New Roman" w:cs="Times New Roman"/>
+                <w:i w:val="false"/>
+                <w:b w:val="false"/>
+                <w:u w:val="none"/>
+                <w:strike w:val="false"/>
+                <w:sz w:val="22"/>
+                <w:szCs w:val="22"/>
+                <w:color w:val="000000"/>
+              </w:rPr>
+            </w:pPr>
+            <w:r xmlns:w="http://schemas.openxmlformats.org/wordprocessingml/2006/main" xmlns:wp="http://schemas.openxmlformats.org/drawingml/2006/wordprocessingDrawing" xmlns:r="http://schemas.openxmlformats.org/officeDocument/2006/relationships" xmlns:w14="http://schemas.microsoft.com/office/word/2010/wordml">
+              <w:rPr>
+                <w:rFonts w:ascii="Times New Roman" w:hAnsi="Times New Roman" w:eastAsia="Times New Roman" w:cs="Times New Roman"/>
+                <w:i w:val="false"/>
+                <w:b w:val="false"/>
+                <w:u w:val="none"/>
+                <w:strike w:val="false"/>
+                <w:sz w:val="22"/>
+                <w:szCs w:val="22"/>
+                <w:color w:val="000000"/>
+              </w:rPr>
+              <w:t xml:space="preserve">95% CI</w:t>
+            </w:r>
+          </w:p>
+        </w:tc>
+        <w:tc>
+          <w:tcPr>
+            <w:tcBorders>
+              <w:bottom w:val="single" w:sz="12" w:space="0" w:color="666666"/>
+              <w:top w:val="single" w:sz="12" w:space="0" w:color="666666"/>
+              <w:left w:val="none" w:sz="0" w:space="0" w:color="000000"/>
+              <w:right w:val="none" w:sz="0" w:space="0" w:color="000000"/>
+            </w:tcBorders>
+            <w:shd w:val="clear" w:color="auto" w:fill="FFFFFF"/>
+            <w:tcMar>
+              <w:top w:w="0" w:type="dxa"/>
+              <w:bottom w:w="0" w:type="dxa"/>
+              <w:left w:w="0" w:type="dxa"/>
+              <w:right w:w="0" w:type="dxa"/>
+            </w:tcMar>
+            <w:vAlign w:val="center"/>
+          </w:tcPr>
+          <w:p>
+            <w:pPr>
+              <w:jc w:val="center"/>
+              <w:pBdr>
+                <w:bottom w:val="none" w:sz="0" w:space="0" w:color="000000"/>
+                <w:top w:val="none" w:sz="0" w:space="0" w:color="000000"/>
+                <w:left w:val="none" w:sz="0" w:space="0" w:color="000000"/>
+                <w:right w:val="none" w:sz="0" w:space="0" w:color="000000"/>
+              </w:pBdr>
+              <w:spacing w:after="100" w:before="100" w:line="240"/>
+              <w:ind w:left="100" w:right="100" w:firstLine="0" w:firstLineChars="0"/>
+              <w:rPr>
+                <w:rFonts w:ascii="Times New Roman" w:hAnsi="Times New Roman" w:eastAsia="Times New Roman" w:cs="Times New Roman"/>
+                <w:i w:val="false"/>
+                <w:b w:val="false"/>
+                <w:u w:val="none"/>
+                <w:strike w:val="false"/>
+                <w:sz w:val="22"/>
+                <w:szCs w:val="22"/>
+                <w:color w:val="000000"/>
+              </w:rPr>
+            </w:pPr>
+            <w:r xmlns:w="http://schemas.openxmlformats.org/wordprocessingml/2006/main" xmlns:wp="http://schemas.openxmlformats.org/drawingml/2006/wordprocessingDrawing" xmlns:r="http://schemas.openxmlformats.org/officeDocument/2006/relationships" xmlns:w14="http://schemas.microsoft.com/office/word/2010/wordml">
+              <w:rPr>
+                <w:rFonts w:ascii="Times New Roman" w:hAnsi="Times New Roman" w:eastAsia="Times New Roman" w:cs="Times New Roman"/>
+                <w:i w:val="false"/>
+                <w:b w:val="false"/>
+                <w:u w:val="none"/>
+                <w:strike w:val="false"/>
+                <w:sz w:val="22"/>
+                <w:szCs w:val="22"/>
+                <w:color w:val="000000"/>
+              </w:rPr>
+              <w:t xml:space="preserve">pd</w:t>
+            </w:r>
+          </w:p>
+        </w:tc>
+        <w:tc>
+          <w:tcPr>
+            <w:tcBorders>
+              <w:bottom w:val="single" w:sz="12" w:space="0" w:color="666666"/>
+              <w:top w:val="single" w:sz="12" w:space="0" w:color="666666"/>
+              <w:left w:val="none" w:sz="0" w:space="0" w:color="000000"/>
+              <w:right w:val="none" w:sz="0" w:space="0" w:color="000000"/>
+            </w:tcBorders>
+            <w:shd w:val="clear" w:color="auto" w:fill="FFFFFF"/>
+            <w:tcMar>
+              <w:top w:w="0" w:type="dxa"/>
+              <w:bottom w:w="0" w:type="dxa"/>
+              <w:left w:w="0" w:type="dxa"/>
+              <w:right w:w="0" w:type="dxa"/>
+            </w:tcMar>
+            <w:vAlign w:val="center"/>
+          </w:tcPr>
+          <w:p>
+            <w:pPr>
+              <w:jc w:val="center"/>
+              <w:pBdr>
+                <w:bottom w:val="none" w:sz="0" w:space="0" w:color="000000"/>
+                <w:top w:val="none" w:sz="0" w:space="0" w:color="000000"/>
+                <w:left w:val="none" w:sz="0" w:space="0" w:color="000000"/>
+                <w:right w:val="none" w:sz="0" w:space="0" w:color="000000"/>
+              </w:pBdr>
+              <w:spacing w:after="100" w:before="100" w:line="240"/>
+              <w:ind w:left="100" w:right="100" w:firstLine="0" w:firstLineChars="0"/>
+              <w:rPr>
+                <w:rFonts w:ascii="Times New Roman" w:hAnsi="Times New Roman" w:eastAsia="Times New Roman" w:cs="Times New Roman"/>
+                <w:i w:val="false"/>
+                <w:b w:val="false"/>
+                <w:u w:val="none"/>
+                <w:strike w:val="false"/>
+                <w:sz w:val="22"/>
+                <w:szCs w:val="22"/>
+                <w:color w:val="000000"/>
+              </w:rPr>
+            </w:pPr>
+            <w:r xmlns:w="http://schemas.openxmlformats.org/wordprocessingml/2006/main" xmlns:wp="http://schemas.openxmlformats.org/drawingml/2006/wordprocessingDrawing" xmlns:r="http://schemas.openxmlformats.org/officeDocument/2006/relationships" xmlns:w14="http://schemas.microsoft.com/office/word/2010/wordml">
+              <w:rPr>
+                <w:rFonts w:ascii="Times New Roman" w:hAnsi="Times New Roman" w:eastAsia="Times New Roman" w:cs="Times New Roman"/>
+                <w:i w:val="false"/>
+                <w:b w:val="false"/>
+                <w:u w:val="none"/>
+                <w:strike w:val="false"/>
+                <w:sz w:val="22"/>
+                <w:szCs w:val="22"/>
+                <w:color w:val="000000"/>
+              </w:rPr>
+              <w:t xml:space="preserve">ROPE</w:t>
+            </w:r>
+          </w:p>
+        </w:tc>
+        <w:tc>
+          <w:tcPr>
+            <w:tcBorders>
+              <w:bottom w:val="single" w:sz="12" w:space="0" w:color="666666"/>
+              <w:top w:val="single" w:sz="12" w:space="0" w:color="666666"/>
+              <w:left w:val="none" w:sz="0" w:space="0" w:color="000000"/>
+              <w:right w:val="none" w:sz="0" w:space="0" w:color="000000"/>
+            </w:tcBorders>
+            <w:shd w:val="clear" w:color="auto" w:fill="FFFFFF"/>
+            <w:tcMar>
+              <w:top w:w="0" w:type="dxa"/>
+              <w:bottom w:w="0" w:type="dxa"/>
+              <w:left w:w="0" w:type="dxa"/>
+              <w:right w:w="0" w:type="dxa"/>
+            </w:tcMar>
+            <w:vAlign w:val="center"/>
+          </w:tcPr>
+          <w:p>
+            <w:pPr>
+              <w:jc w:val="center"/>
+              <w:pBdr>
+                <w:bottom w:val="none" w:sz="0" w:space="0" w:color="000000"/>
+                <w:top w:val="none" w:sz="0" w:space="0" w:color="000000"/>
+                <w:left w:val="none" w:sz="0" w:space="0" w:color="000000"/>
+                <w:right w:val="none" w:sz="0" w:space="0" w:color="000000"/>
+              </w:pBdr>
+              <w:spacing w:after="100" w:before="100" w:line="240"/>
+              <w:ind w:left="100" w:right="100" w:firstLine="0" w:firstLineChars="0"/>
+              <w:rPr>
+                <w:rFonts w:ascii="Times New Roman" w:hAnsi="Times New Roman" w:eastAsia="Times New Roman" w:cs="Times New Roman"/>
+                <w:i w:val="false"/>
+                <w:b w:val="false"/>
+                <w:u w:val="none"/>
+                <w:strike w:val="false"/>
+                <w:sz w:val="22"/>
+                <w:szCs w:val="22"/>
+                <w:color w:val="000000"/>
+              </w:rPr>
+            </w:pPr>
+            <w:r xmlns:w="http://schemas.openxmlformats.org/wordprocessingml/2006/main" xmlns:wp="http://schemas.openxmlformats.org/drawingml/2006/wordprocessingDrawing" xmlns:r="http://schemas.openxmlformats.org/officeDocument/2006/relationships" xmlns:w14="http://schemas.microsoft.com/office/word/2010/wordml">
+              <w:rPr>
+                <w:rFonts w:ascii="Times New Roman" w:hAnsi="Times New Roman" w:eastAsia="Times New Roman" w:cs="Times New Roman"/>
+                <w:i w:val="false"/>
+                <w:b w:val="false"/>
+                <w:u w:val="none"/>
+                <w:strike w:val="false"/>
+                <w:sz w:val="22"/>
+                <w:szCs w:val="22"/>
+                <w:color w:val="000000"/>
+              </w:rPr>
+              <w:t xml:space="preserve">% in ROPE</w:t>
+            </w:r>
+          </w:p>
+        </w:tc>
+        <w:tc>
+          <w:tcPr>
+            <w:tcBorders>
+              <w:bottom w:val="single" w:sz="12" w:space="0" w:color="666666"/>
+              <w:top w:val="single" w:sz="12" w:space="0" w:color="666666"/>
+              <w:left w:val="none" w:sz="0" w:space="0" w:color="000000"/>
+              <w:right w:val="none" w:sz="0" w:space="0" w:color="000000"/>
+            </w:tcBorders>
+            <w:shd w:val="clear" w:color="auto" w:fill="FFFFFF"/>
+            <w:tcMar>
+              <w:top w:w="0" w:type="dxa"/>
+              <w:bottom w:w="0" w:type="dxa"/>
+              <w:left w:w="0" w:type="dxa"/>
+              <w:right w:w="0" w:type="dxa"/>
+            </w:tcMar>
+            <w:vAlign w:val="center"/>
+          </w:tcPr>
+          <w:p>
+            <w:pPr>
+              <w:jc w:val="center"/>
+              <w:pBdr>
+                <w:bottom w:val="none" w:sz="0" w:space="0" w:color="000000"/>
+                <w:top w:val="none" w:sz="0" w:space="0" w:color="000000"/>
+                <w:left w:val="none" w:sz="0" w:space="0" w:color="000000"/>
+                <w:right w:val="none" w:sz="0" w:space="0" w:color="000000"/>
+              </w:pBdr>
+              <w:spacing w:after="100" w:before="100" w:line="240"/>
+              <w:ind w:left="100" w:right="100" w:firstLine="0" w:firstLineChars="0"/>
+              <w:rPr>
+                <w:rFonts w:ascii="Times New Roman" w:hAnsi="Times New Roman" w:eastAsia="Times New Roman" w:cs="Times New Roman"/>
+                <w:i w:val="false"/>
+                <w:b w:val="false"/>
+                <w:u w:val="none"/>
+                <w:strike w:val="false"/>
+                <w:sz w:val="22"/>
+                <w:szCs w:val="22"/>
+                <w:color w:val="000000"/>
+              </w:rPr>
+            </w:pPr>
+            <w:r xmlns:w="http://schemas.openxmlformats.org/wordprocessingml/2006/main" xmlns:wp="http://schemas.openxmlformats.org/drawingml/2006/wordprocessingDrawing" xmlns:r="http://schemas.openxmlformats.org/officeDocument/2006/relationships" xmlns:w14="http://schemas.microsoft.com/office/word/2010/wordml">
+              <w:rPr>
+                <w:rFonts w:ascii="Times New Roman" w:hAnsi="Times New Roman" w:eastAsia="Times New Roman" w:cs="Times New Roman"/>
+                <w:i w:val="false"/>
+                <w:b w:val="false"/>
+                <w:u w:val="none"/>
+                <w:strike w:val="false"/>
+                <w:sz w:val="22"/>
+                <w:szCs w:val="22"/>
+                <w:color w:val="000000"/>
+              </w:rPr>
+              <w:t xml:space="preserve">Rhat</w:t>
+            </w:r>
+          </w:p>
+        </w:tc>
+        <w:tc>
+          <w:tcPr>
+            <w:tcBorders>
+              <w:bottom w:val="single" w:sz="12" w:space="0" w:color="666666"/>
+              <w:top w:val="single" w:sz="12" w:space="0" w:color="666666"/>
+              <w:left w:val="none" w:sz="0" w:space="0" w:color="000000"/>
+              <w:right w:val="none" w:sz="0" w:space="0" w:color="000000"/>
+            </w:tcBorders>
+            <w:shd w:val="clear" w:color="auto" w:fill="FFFFFF"/>
+            <w:tcMar>
+              <w:top w:w="0" w:type="dxa"/>
+              <w:bottom w:w="0" w:type="dxa"/>
+              <w:left w:w="0" w:type="dxa"/>
+              <w:right w:w="0" w:type="dxa"/>
+            </w:tcMar>
+            <w:vAlign w:val="center"/>
+          </w:tcPr>
+          <w:p>
+            <w:pPr>
+              <w:jc w:val="center"/>
+              <w:pBdr>
+                <w:bottom w:val="none" w:sz="0" w:space="0" w:color="000000"/>
+                <w:top w:val="none" w:sz="0" w:space="0" w:color="000000"/>
+                <w:left w:val="none" w:sz="0" w:space="0" w:color="000000"/>
+                <w:right w:val="none" w:sz="0" w:space="0" w:color="000000"/>
+              </w:pBdr>
+              <w:spacing w:after="100" w:before="100" w:line="240"/>
+              <w:ind w:left="100" w:right="100" w:firstLine="0" w:firstLineChars="0"/>
+              <w:rPr>
+                <w:rFonts w:ascii="Times New Roman" w:hAnsi="Times New Roman" w:eastAsia="Times New Roman" w:cs="Times New Roman"/>
+                <w:i w:val="false"/>
+                <w:b w:val="false"/>
+                <w:u w:val="none"/>
+                <w:strike w:val="false"/>
+                <w:sz w:val="22"/>
+                <w:szCs w:val="22"/>
+                <w:color w:val="000000"/>
+              </w:rPr>
+            </w:pPr>
+            <w:r xmlns:w="http://schemas.openxmlformats.org/wordprocessingml/2006/main" xmlns:wp="http://schemas.openxmlformats.org/drawingml/2006/wordprocessingDrawing" xmlns:r="http://schemas.openxmlformats.org/officeDocument/2006/relationships" xmlns:w14="http://schemas.microsoft.com/office/word/2010/wordml">
+              <w:rPr>
+                <w:rFonts w:ascii="Times New Roman" w:hAnsi="Times New Roman" w:eastAsia="Times New Roman" w:cs="Times New Roman"/>
+                <w:i w:val="false"/>
+                <w:b w:val="false"/>
+                <w:u w:val="none"/>
+                <w:strike w:val="false"/>
+                <w:sz w:val="22"/>
+                <w:szCs w:val="22"/>
+                <w:color w:val="000000"/>
+              </w:rPr>
+              <w:t xml:space="preserve">ESS</w:t>
+            </w:r>
+          </w:p>
+        </w:tc>
+      </w:tr>
+      <w:tr>
+        <w:trPr>
+          <w:trHeight w:val="611" w:hRule="auto"/>
+        </w:trPr>
+        <w:tc>
+          <w:tcPr>
+            <w:tcBorders>
+              <w:bottom w:val="none" w:sz="0" w:space="0" w:color="000000"/>
+              <w:top w:val="single" w:sz="12" w:space="0" w:color="666666"/>
+              <w:left w:val="none" w:sz="0" w:space="0" w:color="000000"/>
+              <w:right w:val="none" w:sz="0" w:space="0" w:color="000000"/>
+            </w:tcBorders>
+            <w:shd w:val="clear" w:color="auto" w:fill="FFFFFF"/>
+            <w:tcMar>
+              <w:top w:w="0" w:type="dxa"/>
+              <w:bottom w:w="0" w:type="dxa"/>
+              <w:left w:w="0" w:type="dxa"/>
+              <w:right w:w="0" w:type="dxa"/>
+            </w:tcMar>
+            <w:vAlign w:val="center"/>
+          </w:tcPr>
+          <w:p>
+            <w:pPr>
+              <w:jc w:val="left"/>
+              <w:pBdr>
+                <w:bottom w:val="none" w:sz="0" w:space="0" w:color="000000"/>
+                <w:top w:val="none" w:sz="0" w:space="0" w:color="000000"/>
+                <w:left w:val="none" w:sz="0" w:space="0" w:color="000000"/>
+                <w:right w:val="none" w:sz="0" w:space="0" w:color="000000"/>
+              </w:pBdr>
+              <w:spacing w:after="100" w:before="100" w:line="240"/>
+              <w:ind w:left="100" w:right="100" w:firstLine="0" w:firstLineChars="0"/>
+              <w:rPr>
+                <w:rFonts w:ascii="Times New Roman" w:hAnsi="Times New Roman" w:eastAsia="Times New Roman" w:cs="Times New Roman"/>
+                <w:i w:val="false"/>
+                <w:b w:val="false"/>
+                <w:u w:val="none"/>
+                <w:strike w:val="false"/>
+                <w:sz w:val="22"/>
+                <w:szCs w:val="22"/>
+                <w:color w:val="000000"/>
+              </w:rPr>
+            </w:pPr>
+            <w:r xmlns:w="http://schemas.openxmlformats.org/wordprocessingml/2006/main" xmlns:wp="http://schemas.openxmlformats.org/drawingml/2006/wordprocessingDrawing" xmlns:r="http://schemas.openxmlformats.org/officeDocument/2006/relationships" xmlns:w14="http://schemas.microsoft.com/office/word/2010/wordml">
+              <w:rPr>
+                <w:rFonts w:ascii="Times New Roman" w:hAnsi="Times New Roman" w:eastAsia="Times New Roman" w:cs="Times New Roman"/>
+                <w:i w:val="false"/>
+                <w:b w:val="false"/>
+                <w:u w:val="none"/>
+                <w:strike w:val="false"/>
+                <w:sz w:val="22"/>
+                <w:szCs w:val="22"/>
+                <w:color w:val="000000"/>
+              </w:rPr>
+              <w:t xml:space="preserve">b_Intercept</w:t>
+            </w:r>
+          </w:p>
+        </w:tc>
+        <w:tc>
+          <w:tcPr>
+            <w:tcBorders>
+              <w:bottom w:val="none" w:sz="0" w:space="0" w:color="000000"/>
+              <w:top w:val="single" w:sz="12" w:space="0" w:color="666666"/>
+              <w:left w:val="none" w:sz="0" w:space="0" w:color="000000"/>
+              <w:right w:val="none" w:sz="0" w:space="0" w:color="000000"/>
+            </w:tcBorders>
+            <w:shd w:val="clear" w:color="auto" w:fill="FFFFFF"/>
+            <w:tcMar>
+              <w:top w:w="0" w:type="dxa"/>
+              <w:bottom w:w="0" w:type="dxa"/>
+              <w:left w:w="0" w:type="dxa"/>
+              <w:right w:w="0" w:type="dxa"/>
+            </w:tcMar>
+            <w:vAlign w:val="center"/>
+          </w:tcPr>
+          <w:p>
+            <w:pPr>
+              <w:jc w:val="center"/>
+              <w:pBdr>
+                <w:bottom w:val="none" w:sz="0" w:space="0" w:color="000000"/>
+                <w:top w:val="none" w:sz="0" w:space="0" w:color="000000"/>
+                <w:left w:val="none" w:sz="0" w:space="0" w:color="000000"/>
+                <w:right w:val="none" w:sz="0" w:space="0" w:color="000000"/>
+              </w:pBdr>
+              <w:spacing w:after="100" w:before="100" w:line="240"/>
+              <w:ind w:left="100" w:right="100" w:firstLine="0" w:firstLineChars="0"/>
+              <w:rPr>
+                <w:rFonts w:ascii="Times New Roman" w:hAnsi="Times New Roman" w:eastAsia="Times New Roman" w:cs="Times New Roman"/>
+                <w:i w:val="false"/>
+                <w:b w:val="false"/>
+                <w:u w:val="none"/>
+                <w:strike w:val="false"/>
+                <w:sz w:val="22"/>
+                <w:szCs w:val="22"/>
+                <w:color w:val="000000"/>
+              </w:rPr>
+            </w:pPr>
+            <w:r xmlns:w="http://schemas.openxmlformats.org/wordprocessingml/2006/main" xmlns:wp="http://schemas.openxmlformats.org/drawingml/2006/wordprocessingDrawing" xmlns:r="http://schemas.openxmlformats.org/officeDocument/2006/relationships" xmlns:w14="http://schemas.microsoft.com/office/word/2010/wordml">
+              <w:rPr>
+                <w:rFonts w:ascii="Times New Roman" w:hAnsi="Times New Roman" w:eastAsia="Times New Roman" w:cs="Times New Roman"/>
+                <w:i w:val="false"/>
+                <w:b w:val="false"/>
+                <w:u w:val="none"/>
+                <w:strike w:val="false"/>
+                <w:sz w:val="22"/>
+                <w:szCs w:val="22"/>
+                <w:color w:val="000000"/>
+              </w:rPr>
+              <w:t xml:space="preserve">2.34</w:t>
+            </w:r>
+          </w:p>
+        </w:tc>
+        <w:tc>
+          <w:tcPr>
+            <w:tcBorders>
+              <w:bottom w:val="none" w:sz="0" w:space="0" w:color="000000"/>
+              <w:top w:val="single" w:sz="12" w:space="0" w:color="666666"/>
+              <w:left w:val="none" w:sz="0" w:space="0" w:color="000000"/>
+              <w:right w:val="none" w:sz="0" w:space="0" w:color="000000"/>
+            </w:tcBorders>
+            <w:shd w:val="clear" w:color="auto" w:fill="FFFFFF"/>
+            <w:tcMar>
+              <w:top w:w="0" w:type="dxa"/>
+              <w:bottom w:w="0" w:type="dxa"/>
+              <w:left w:w="0" w:type="dxa"/>
+              <w:right w:w="0" w:type="dxa"/>
+            </w:tcMar>
+            <w:vAlign w:val="center"/>
+          </w:tcPr>
+          <w:p>
+            <w:pPr>
+              <w:jc w:val="center"/>
+              <w:pBdr>
+                <w:bottom w:val="none" w:sz="0" w:space="0" w:color="000000"/>
+                <w:top w:val="none" w:sz="0" w:space="0" w:color="000000"/>
+                <w:left w:val="none" w:sz="0" w:space="0" w:color="000000"/>
+                <w:right w:val="none" w:sz="0" w:space="0" w:color="000000"/>
+              </w:pBdr>
+              <w:spacing w:after="100" w:before="100" w:line="240"/>
+              <w:ind w:left="100" w:right="100" w:firstLine="0" w:firstLineChars="0"/>
+              <w:rPr>
+                <w:rFonts w:ascii="Times New Roman" w:hAnsi="Times New Roman" w:eastAsia="Times New Roman" w:cs="Times New Roman"/>
+                <w:i w:val="false"/>
+                <w:b w:val="false"/>
+                <w:u w:val="none"/>
+                <w:strike w:val="false"/>
+                <w:sz w:val="22"/>
+                <w:szCs w:val="22"/>
+                <w:color w:val="000000"/>
+              </w:rPr>
+            </w:pPr>
+            <w:r xmlns:w="http://schemas.openxmlformats.org/wordprocessingml/2006/main" xmlns:wp="http://schemas.openxmlformats.org/drawingml/2006/wordprocessingDrawing" xmlns:r="http://schemas.openxmlformats.org/officeDocument/2006/relationships" xmlns:w14="http://schemas.microsoft.com/office/word/2010/wordml">
+              <w:rPr>
+                <w:rFonts w:ascii="Times New Roman" w:hAnsi="Times New Roman" w:eastAsia="Times New Roman" w:cs="Times New Roman"/>
+                <w:i w:val="false"/>
+                <w:b w:val="false"/>
+                <w:u w:val="none"/>
+                <w:strike w:val="false"/>
+                <w:sz w:val="22"/>
+                <w:szCs w:val="22"/>
+                <w:color w:val="000000"/>
+              </w:rPr>
+              <w:t xml:space="preserve">[1.75, 2.98]</w:t>
+            </w:r>
+          </w:p>
+        </w:tc>
+        <w:tc>
+          <w:tcPr>
+            <w:tcBorders>
+              <w:bottom w:val="none" w:sz="0" w:space="0" w:color="000000"/>
+              <w:top w:val="single" w:sz="12" w:space="0" w:color="666666"/>
+              <w:left w:val="none" w:sz="0" w:space="0" w:color="000000"/>
+              <w:right w:val="none" w:sz="0" w:space="0" w:color="000000"/>
+            </w:tcBorders>
+            <w:shd w:val="clear" w:color="auto" w:fill="FFFFFF"/>
+            <w:tcMar>
+              <w:top w:w="0" w:type="dxa"/>
+              <w:bottom w:w="0" w:type="dxa"/>
+              <w:left w:w="0" w:type="dxa"/>
+              <w:right w:w="0" w:type="dxa"/>
+            </w:tcMar>
+            <w:vAlign w:val="center"/>
+          </w:tcPr>
+          <w:p>
+            <w:pPr>
+              <w:jc w:val="center"/>
+              <w:pBdr>
+                <w:bottom w:val="none" w:sz="0" w:space="0" w:color="000000"/>
+                <w:top w:val="none" w:sz="0" w:space="0" w:color="000000"/>
+                <w:left w:val="none" w:sz="0" w:space="0" w:color="000000"/>
+                <w:right w:val="none" w:sz="0" w:space="0" w:color="000000"/>
+              </w:pBdr>
+              <w:spacing w:after="100" w:before="100" w:line="240"/>
+              <w:ind w:left="100" w:right="100" w:firstLine="0" w:firstLineChars="0"/>
+              <w:rPr>
+                <w:rFonts w:ascii="Times New Roman" w:hAnsi="Times New Roman" w:eastAsia="Times New Roman" w:cs="Times New Roman"/>
+                <w:i w:val="false"/>
+                <w:b w:val="false"/>
+                <w:u w:val="none"/>
+                <w:strike w:val="false"/>
+                <w:sz w:val="22"/>
+                <w:szCs w:val="22"/>
+                <w:color w:val="000000"/>
+              </w:rPr>
+            </w:pPr>
+            <w:r xmlns:w="http://schemas.openxmlformats.org/wordprocessingml/2006/main" xmlns:wp="http://schemas.openxmlformats.org/drawingml/2006/wordprocessingDrawing" xmlns:r="http://schemas.openxmlformats.org/officeDocument/2006/relationships" xmlns:w14="http://schemas.microsoft.com/office/word/2010/wordml">
+              <w:rPr>
+                <w:rFonts w:ascii="Times New Roman" w:hAnsi="Times New Roman" w:eastAsia="Times New Roman" w:cs="Times New Roman"/>
+                <w:i w:val="false"/>
+                <w:b w:val="false"/>
+                <w:u w:val="none"/>
+                <w:strike w:val="false"/>
+                <w:sz w:val="22"/>
+                <w:szCs w:val="22"/>
+                <w:color w:val="000000"/>
+              </w:rPr>
+              <w:t xml:space="preserve">1.00</w:t>
+            </w:r>
+          </w:p>
+        </w:tc>
+        <w:tc>
+          <w:tcPr>
+            <w:tcBorders>
+              <w:bottom w:val="none" w:sz="0" w:space="0" w:color="000000"/>
+              <w:top w:val="single" w:sz="12" w:space="0" w:color="666666"/>
+              <w:left w:val="none" w:sz="0" w:space="0" w:color="000000"/>
+              <w:right w:val="none" w:sz="0" w:space="0" w:color="000000"/>
+            </w:tcBorders>
+            <w:shd w:val="clear" w:color="auto" w:fill="FFFFFF"/>
+            <w:tcMar>
+              <w:top w:w="0" w:type="dxa"/>
+              <w:bottom w:w="0" w:type="dxa"/>
+              <w:left w:w="0" w:type="dxa"/>
+              <w:right w:w="0" w:type="dxa"/>
+            </w:tcMar>
+            <w:vAlign w:val="center"/>
+          </w:tcPr>
+          <w:p>
+            <w:pPr>
+              <w:jc w:val="center"/>
+              <w:pBdr>
+                <w:bottom w:val="none" w:sz="0" w:space="0" w:color="000000"/>
+                <w:top w:val="none" w:sz="0" w:space="0" w:color="000000"/>
+                <w:left w:val="none" w:sz="0" w:space="0" w:color="000000"/>
+                <w:right w:val="none" w:sz="0" w:space="0" w:color="000000"/>
+              </w:pBdr>
+              <w:spacing w:after="100" w:before="100" w:line="240"/>
+              <w:ind w:left="100" w:right="100" w:firstLine="0" w:firstLineChars="0"/>
+              <w:rPr>
+                <w:rFonts w:ascii="Times New Roman" w:hAnsi="Times New Roman" w:eastAsia="Times New Roman" w:cs="Times New Roman"/>
+                <w:i w:val="false"/>
+                <w:b w:val="false"/>
+                <w:u w:val="none"/>
+                <w:strike w:val="false"/>
+                <w:sz w:val="22"/>
+                <w:szCs w:val="22"/>
+                <w:color w:val="000000"/>
+              </w:rPr>
+            </w:pPr>
+            <w:r xmlns:w="http://schemas.openxmlformats.org/wordprocessingml/2006/main" xmlns:wp="http://schemas.openxmlformats.org/drawingml/2006/wordprocessingDrawing" xmlns:r="http://schemas.openxmlformats.org/officeDocument/2006/relationships" xmlns:w14="http://schemas.microsoft.com/office/word/2010/wordml">
+              <w:rPr>
+                <w:rFonts w:ascii="Times New Roman" w:hAnsi="Times New Roman" w:eastAsia="Times New Roman" w:cs="Times New Roman"/>
+                <w:i w:val="false"/>
+                <w:b w:val="false"/>
+                <w:u w:val="none"/>
+                <w:strike w:val="false"/>
+                <w:sz w:val="22"/>
+                <w:szCs w:val="22"/>
+                <w:color w:val="000000"/>
+              </w:rPr>
+              <w:t xml:space="preserve">[-0.18, 0.18]</w:t>
+            </w:r>
+          </w:p>
+        </w:tc>
+        <w:tc>
+          <w:tcPr>
+            <w:tcBorders>
+              <w:bottom w:val="none" w:sz="0" w:space="0" w:color="000000"/>
+              <w:top w:val="single" w:sz="12" w:space="0" w:color="666666"/>
+              <w:left w:val="none" w:sz="0" w:space="0" w:color="000000"/>
+              <w:right w:val="none" w:sz="0" w:space="0" w:color="000000"/>
+            </w:tcBorders>
+            <w:shd w:val="clear" w:color="auto" w:fill="FFFFFF"/>
+            <w:tcMar>
+              <w:top w:w="0" w:type="dxa"/>
+              <w:bottom w:w="0" w:type="dxa"/>
+              <w:left w:w="0" w:type="dxa"/>
+              <w:right w:w="0" w:type="dxa"/>
+            </w:tcMar>
+            <w:vAlign w:val="center"/>
+          </w:tcPr>
+          <w:p>
+            <w:pPr>
+              <w:jc w:val="center"/>
+              <w:pBdr>
+                <w:bottom w:val="none" w:sz="0" w:space="0" w:color="000000"/>
+                <w:top w:val="none" w:sz="0" w:space="0" w:color="000000"/>
+                <w:left w:val="none" w:sz="0" w:space="0" w:color="000000"/>
+                <w:right w:val="none" w:sz="0" w:space="0" w:color="000000"/>
+              </w:pBdr>
+              <w:spacing w:after="100" w:before="100" w:line="240"/>
+              <w:ind w:left="100" w:right="100" w:firstLine="0" w:firstLineChars="0"/>
+              <w:rPr>
+                <w:rFonts w:ascii="Times New Roman" w:hAnsi="Times New Roman" w:eastAsia="Times New Roman" w:cs="Times New Roman"/>
+                <w:i w:val="false"/>
+                <w:b w:val="false"/>
+                <w:u w:val="none"/>
+                <w:strike w:val="false"/>
+                <w:sz w:val="22"/>
+                <w:szCs w:val="22"/>
+                <w:color w:val="000000"/>
+              </w:rPr>
+            </w:pPr>
+            <w:r xmlns:w="http://schemas.openxmlformats.org/wordprocessingml/2006/main" xmlns:wp="http://schemas.openxmlformats.org/drawingml/2006/wordprocessingDrawing" xmlns:r="http://schemas.openxmlformats.org/officeDocument/2006/relationships" xmlns:w14="http://schemas.microsoft.com/office/word/2010/wordml">
+              <w:rPr>
+                <w:rFonts w:ascii="Times New Roman" w:hAnsi="Times New Roman" w:eastAsia="Times New Roman" w:cs="Times New Roman"/>
+                <w:i w:val="false"/>
+                <w:b w:val="false"/>
+                <w:u w:val="none"/>
+                <w:strike w:val="false"/>
+                <w:sz w:val="22"/>
+                <w:szCs w:val="22"/>
+                <w:color w:val="000000"/>
+              </w:rPr>
+              <w:t xml:space="preserve">0.00</w:t>
+            </w:r>
+          </w:p>
+        </w:tc>
+        <w:tc>
+          <w:tcPr>
+            <w:tcBorders>
+              <w:bottom w:val="none" w:sz="0" w:space="0" w:color="000000"/>
+              <w:top w:val="single" w:sz="12" w:space="0" w:color="666666"/>
+              <w:left w:val="none" w:sz="0" w:space="0" w:color="000000"/>
+              <w:right w:val="none" w:sz="0" w:space="0" w:color="000000"/>
+            </w:tcBorders>
+            <w:shd w:val="clear" w:color="auto" w:fill="FFFFFF"/>
+            <w:tcMar>
+              <w:top w:w="0" w:type="dxa"/>
+              <w:bottom w:w="0" w:type="dxa"/>
+              <w:left w:w="0" w:type="dxa"/>
+              <w:right w:w="0" w:type="dxa"/>
+            </w:tcMar>
+            <w:vAlign w:val="center"/>
+          </w:tcPr>
+          <w:p>
+            <w:pPr>
+              <w:jc w:val="center"/>
+              <w:pBdr>
+                <w:bottom w:val="none" w:sz="0" w:space="0" w:color="000000"/>
+                <w:top w:val="none" w:sz="0" w:space="0" w:color="000000"/>
+                <w:left w:val="none" w:sz="0" w:space="0" w:color="000000"/>
+                <w:right w:val="none" w:sz="0" w:space="0" w:color="000000"/>
+              </w:pBdr>
+              <w:spacing w:after="100" w:before="100" w:line="240"/>
+              <w:ind w:left="100" w:right="100" w:firstLine="0" w:firstLineChars="0"/>
+              <w:rPr>
+                <w:rFonts w:ascii="Times New Roman" w:hAnsi="Times New Roman" w:eastAsia="Times New Roman" w:cs="Times New Roman"/>
+                <w:i w:val="false"/>
+                <w:b w:val="false"/>
+                <w:u w:val="none"/>
+                <w:strike w:val="false"/>
+                <w:sz w:val="22"/>
+                <w:szCs w:val="22"/>
+                <w:color w:val="000000"/>
+              </w:rPr>
+            </w:pPr>
+            <w:r xmlns:w="http://schemas.openxmlformats.org/wordprocessingml/2006/main" xmlns:wp="http://schemas.openxmlformats.org/drawingml/2006/wordprocessingDrawing" xmlns:r="http://schemas.openxmlformats.org/officeDocument/2006/relationships" xmlns:w14="http://schemas.microsoft.com/office/word/2010/wordml">
+              <w:rPr>
+                <w:rFonts w:ascii="Times New Roman" w:hAnsi="Times New Roman" w:eastAsia="Times New Roman" w:cs="Times New Roman"/>
+                <w:i w:val="false"/>
+                <w:b w:val="false"/>
+                <w:u w:val="none"/>
+                <w:strike w:val="false"/>
+                <w:sz w:val="22"/>
+                <w:szCs w:val="22"/>
+                <w:color w:val="000000"/>
+              </w:rPr>
+              <w:t xml:space="preserve">1</w:t>
+            </w:r>
+          </w:p>
+        </w:tc>
+        <w:tc>
+          <w:tcPr>
+            <w:tcBorders>
+              <w:bottom w:val="none" w:sz="0" w:space="0" w:color="000000"/>
+              <w:top w:val="single" w:sz="12" w:space="0" w:color="666666"/>
+              <w:left w:val="none" w:sz="0" w:space="0" w:color="000000"/>
+              <w:right w:val="none" w:sz="0" w:space="0" w:color="000000"/>
+            </w:tcBorders>
+            <w:shd w:val="clear" w:color="auto" w:fill="FFFFFF"/>
+            <w:tcMar>
+              <w:top w:w="0" w:type="dxa"/>
+              <w:bottom w:w="0" w:type="dxa"/>
+              <w:left w:w="0" w:type="dxa"/>
+              <w:right w:w="0" w:type="dxa"/>
+            </w:tcMar>
+            <w:vAlign w:val="center"/>
+          </w:tcPr>
+          <w:p>
+            <w:pPr>
+              <w:jc w:val="center"/>
+              <w:pBdr>
+                <w:bottom w:val="none" w:sz="0" w:space="0" w:color="000000"/>
+                <w:top w:val="none" w:sz="0" w:space="0" w:color="000000"/>
+                <w:left w:val="none" w:sz="0" w:space="0" w:color="000000"/>
+                <w:right w:val="none" w:sz="0" w:space="0" w:color="000000"/>
+              </w:pBdr>
+              <w:spacing w:after="100" w:before="100" w:line="240"/>
+              <w:ind w:left="100" w:right="100" w:firstLine="0" w:firstLineChars="0"/>
+              <w:rPr>
+                <w:rFonts w:ascii="Times New Roman" w:hAnsi="Times New Roman" w:eastAsia="Times New Roman" w:cs="Times New Roman"/>
+                <w:i w:val="false"/>
+                <w:b w:val="false"/>
+                <w:u w:val="none"/>
+                <w:strike w:val="false"/>
+                <w:sz w:val="22"/>
+                <w:szCs w:val="22"/>
+                <w:color w:val="000000"/>
+              </w:rPr>
+            </w:pPr>
+            <w:r xmlns:w="http://schemas.openxmlformats.org/wordprocessingml/2006/main" xmlns:wp="http://schemas.openxmlformats.org/drawingml/2006/wordprocessingDrawing" xmlns:r="http://schemas.openxmlformats.org/officeDocument/2006/relationships" xmlns:w14="http://schemas.microsoft.com/office/word/2010/wordml">
+              <w:rPr>
+                <w:rFonts w:ascii="Times New Roman" w:hAnsi="Times New Roman" w:eastAsia="Times New Roman" w:cs="Times New Roman"/>
+                <w:i w:val="false"/>
+                <w:b w:val="false"/>
+                <w:u w:val="none"/>
+                <w:strike w:val="false"/>
+                <w:sz w:val="22"/>
+                <w:szCs w:val="22"/>
+                <w:color w:val="000000"/>
+              </w:rPr>
+              <w:t xml:space="preserve">3,103.25</w:t>
+            </w:r>
+          </w:p>
+        </w:tc>
+      </w:tr>
+      <w:tr>
+        <w:trPr>
+          <w:trHeight w:val="611" w:hRule="auto"/>
+        </w:trPr>
+        <w:tc>
+          <w:tcPr>
+            <w:tcBorders>
+              <w:bottom w:val="none" w:sz="0" w:space="0" w:color="000000"/>
+              <w:top w:val="none" w:sz="0" w:space="0" w:color="000000"/>
+              <w:left w:val="none" w:sz="0" w:space="0" w:color="000000"/>
+              <w:right w:val="none" w:sz="0" w:space="0" w:color="000000"/>
+            </w:tcBorders>
+            <w:shd w:val="clear" w:color="auto" w:fill="FFFFFF"/>
+            <w:tcMar>
+              <w:top w:w="0" w:type="dxa"/>
+              <w:bottom w:w="0" w:type="dxa"/>
+              <w:left w:w="0" w:type="dxa"/>
+              <w:right w:w="0" w:type="dxa"/>
+            </w:tcMar>
+            <w:vAlign w:val="center"/>
+          </w:tcPr>
+          <w:p>
+            <w:pPr>
+              <w:jc w:val="left"/>
+              <w:pBdr>
+                <w:bottom w:val="none" w:sz="0" w:space="0" w:color="000000"/>
+                <w:top w:val="none" w:sz="0" w:space="0" w:color="000000"/>
+                <w:left w:val="none" w:sz="0" w:space="0" w:color="000000"/>
+                <w:right w:val="none" w:sz="0" w:space="0" w:color="000000"/>
+              </w:pBdr>
+              <w:spacing w:after="100" w:before="100" w:line="240"/>
+              <w:ind w:left="100" w:right="100" w:firstLine="0" w:firstLineChars="0"/>
+              <w:rPr>
+                <w:rFonts w:ascii="Times New Roman" w:hAnsi="Times New Roman" w:eastAsia="Times New Roman" w:cs="Times New Roman"/>
+                <w:i w:val="false"/>
+                <w:b w:val="false"/>
+                <w:u w:val="none"/>
+                <w:strike w:val="false"/>
+                <w:sz w:val="22"/>
+                <w:szCs w:val="22"/>
+                <w:color w:val="000000"/>
+              </w:rPr>
+            </w:pPr>
+            <w:r xmlns:w="http://schemas.openxmlformats.org/wordprocessingml/2006/main" xmlns:wp="http://schemas.openxmlformats.org/drawingml/2006/wordprocessingDrawing" xmlns:r="http://schemas.openxmlformats.org/officeDocument/2006/relationships" xmlns:w14="http://schemas.microsoft.com/office/word/2010/wordml">
+              <w:rPr>
+                <w:rFonts w:ascii="Times New Roman" w:hAnsi="Times New Roman" w:eastAsia="Times New Roman" w:cs="Times New Roman"/>
+                <w:i w:val="false"/>
+                <w:b w:val="false"/>
+                <w:u w:val="none"/>
+                <w:strike w:val="false"/>
+                <w:sz w:val="22"/>
+                <w:szCs w:val="22"/>
+                <w:color w:val="000000"/>
+              </w:rPr>
+              <w:t xml:space="preserve">b_typenon_cognate</w:t>
+            </w:r>
+          </w:p>
+        </w:tc>
+        <w:tc>
+          <w:tcPr>
+            <w:tcBorders>
+              <w:bottom w:val="none" w:sz="0" w:space="0" w:color="000000"/>
+              <w:top w:val="none" w:sz="0" w:space="0" w:color="000000"/>
+              <w:left w:val="none" w:sz="0" w:space="0" w:color="000000"/>
+              <w:right w:val="none" w:sz="0" w:space="0" w:color="000000"/>
+            </w:tcBorders>
+            <w:shd w:val="clear" w:color="auto" w:fill="FFFFFF"/>
+            <w:tcMar>
+              <w:top w:w="0" w:type="dxa"/>
+              <w:bottom w:w="0" w:type="dxa"/>
+              <w:left w:w="0" w:type="dxa"/>
+              <w:right w:w="0" w:type="dxa"/>
+            </w:tcMar>
+            <w:vAlign w:val="center"/>
+          </w:tcPr>
+          <w:p>
+            <w:pPr>
+              <w:jc w:val="center"/>
+              <w:pBdr>
+                <w:bottom w:val="none" w:sz="0" w:space="0" w:color="000000"/>
+                <w:top w:val="none" w:sz="0" w:space="0" w:color="000000"/>
+                <w:left w:val="none" w:sz="0" w:space="0" w:color="000000"/>
+                <w:right w:val="none" w:sz="0" w:space="0" w:color="000000"/>
+              </w:pBdr>
+              <w:spacing w:after="100" w:before="100" w:line="240"/>
+              <w:ind w:left="100" w:right="100" w:firstLine="0" w:firstLineChars="0"/>
+              <w:rPr>
+                <w:rFonts w:ascii="Times New Roman" w:hAnsi="Times New Roman" w:eastAsia="Times New Roman" w:cs="Times New Roman"/>
+                <w:i w:val="false"/>
+                <w:b w:val="false"/>
+                <w:u w:val="none"/>
+                <w:strike w:val="false"/>
+                <w:sz w:val="22"/>
+                <w:szCs w:val="22"/>
+                <w:color w:val="000000"/>
+              </w:rPr>
+            </w:pPr>
+            <w:r xmlns:w="http://schemas.openxmlformats.org/wordprocessingml/2006/main" xmlns:wp="http://schemas.openxmlformats.org/drawingml/2006/wordprocessingDrawing" xmlns:r="http://schemas.openxmlformats.org/officeDocument/2006/relationships" xmlns:w14="http://schemas.microsoft.com/office/word/2010/wordml">
+              <w:rPr>
+                <w:rFonts w:ascii="Times New Roman" w:hAnsi="Times New Roman" w:eastAsia="Times New Roman" w:cs="Times New Roman"/>
+                <w:i w:val="false"/>
+                <w:b w:val="false"/>
+                <w:u w:val="none"/>
+                <w:strike w:val="false"/>
+                <w:sz w:val="22"/>
+                <w:szCs w:val="22"/>
+                <w:color w:val="000000"/>
+              </w:rPr>
+              <w:t xml:space="preserve">-1.46</w:t>
+            </w:r>
+          </w:p>
+        </w:tc>
+        <w:tc>
+          <w:tcPr>
+            <w:tcBorders>
+              <w:bottom w:val="none" w:sz="0" w:space="0" w:color="000000"/>
+              <w:top w:val="none" w:sz="0" w:space="0" w:color="000000"/>
+              <w:left w:val="none" w:sz="0" w:space="0" w:color="000000"/>
+              <w:right w:val="none" w:sz="0" w:space="0" w:color="000000"/>
+            </w:tcBorders>
+            <w:shd w:val="clear" w:color="auto" w:fill="FFFFFF"/>
+            <w:tcMar>
+              <w:top w:w="0" w:type="dxa"/>
+              <w:bottom w:w="0" w:type="dxa"/>
+              <w:left w:w="0" w:type="dxa"/>
+              <w:right w:w="0" w:type="dxa"/>
+            </w:tcMar>
+            <w:vAlign w:val="center"/>
+          </w:tcPr>
+          <w:p>
+            <w:pPr>
+              <w:jc w:val="center"/>
+              <w:pBdr>
+                <w:bottom w:val="none" w:sz="0" w:space="0" w:color="000000"/>
+                <w:top w:val="none" w:sz="0" w:space="0" w:color="000000"/>
+                <w:left w:val="none" w:sz="0" w:space="0" w:color="000000"/>
+                <w:right w:val="none" w:sz="0" w:space="0" w:color="000000"/>
+              </w:pBdr>
+              <w:spacing w:after="100" w:before="100" w:line="240"/>
+              <w:ind w:left="100" w:right="100" w:firstLine="0" w:firstLineChars="0"/>
+              <w:rPr>
+                <w:rFonts w:ascii="Times New Roman" w:hAnsi="Times New Roman" w:eastAsia="Times New Roman" w:cs="Times New Roman"/>
+                <w:i w:val="false"/>
+                <w:b w:val="false"/>
+                <w:u w:val="none"/>
+                <w:strike w:val="false"/>
+                <w:sz w:val="22"/>
+                <w:szCs w:val="22"/>
+                <w:color w:val="000000"/>
+              </w:rPr>
+            </w:pPr>
+            <w:r xmlns:w="http://schemas.openxmlformats.org/wordprocessingml/2006/main" xmlns:wp="http://schemas.openxmlformats.org/drawingml/2006/wordprocessingDrawing" xmlns:r="http://schemas.openxmlformats.org/officeDocument/2006/relationships" xmlns:w14="http://schemas.microsoft.com/office/word/2010/wordml">
+              <w:rPr>
+                <w:rFonts w:ascii="Times New Roman" w:hAnsi="Times New Roman" w:eastAsia="Times New Roman" w:cs="Times New Roman"/>
+                <w:i w:val="false"/>
+                <w:b w:val="false"/>
+                <w:u w:val="none"/>
+                <w:strike w:val="false"/>
+                <w:sz w:val="22"/>
+                <w:szCs w:val="22"/>
+                <w:color w:val="000000"/>
+              </w:rPr>
+              <w:t xml:space="preserve">[-2.12, -0.84]</w:t>
+            </w:r>
+          </w:p>
+        </w:tc>
+        <w:tc>
+          <w:tcPr>
+            <w:tcBorders>
+              <w:bottom w:val="none" w:sz="0" w:space="0" w:color="000000"/>
+              <w:top w:val="none" w:sz="0" w:space="0" w:color="000000"/>
+              <w:left w:val="none" w:sz="0" w:space="0" w:color="000000"/>
+              <w:right w:val="none" w:sz="0" w:space="0" w:color="000000"/>
+            </w:tcBorders>
+            <w:shd w:val="clear" w:color="auto" w:fill="FFFFFF"/>
+            <w:tcMar>
+              <w:top w:w="0" w:type="dxa"/>
+              <w:bottom w:w="0" w:type="dxa"/>
+              <w:left w:w="0" w:type="dxa"/>
+              <w:right w:w="0" w:type="dxa"/>
+            </w:tcMar>
+            <w:vAlign w:val="center"/>
+          </w:tcPr>
+          <w:p>
+            <w:pPr>
+              <w:jc w:val="center"/>
+              <w:pBdr>
+                <w:bottom w:val="none" w:sz="0" w:space="0" w:color="000000"/>
+                <w:top w:val="none" w:sz="0" w:space="0" w:color="000000"/>
+                <w:left w:val="none" w:sz="0" w:space="0" w:color="000000"/>
+                <w:right w:val="none" w:sz="0" w:space="0" w:color="000000"/>
+              </w:pBdr>
+              <w:spacing w:after="100" w:before="100" w:line="240"/>
+              <w:ind w:left="100" w:right="100" w:firstLine="0" w:firstLineChars="0"/>
+              <w:rPr>
+                <w:rFonts w:ascii="Times New Roman" w:hAnsi="Times New Roman" w:eastAsia="Times New Roman" w:cs="Times New Roman"/>
+                <w:i w:val="false"/>
+                <w:b w:val="false"/>
+                <w:u w:val="none"/>
+                <w:strike w:val="false"/>
+                <w:sz w:val="22"/>
+                <w:szCs w:val="22"/>
+                <w:color w:val="000000"/>
+              </w:rPr>
+            </w:pPr>
+            <w:r xmlns:w="http://schemas.openxmlformats.org/wordprocessingml/2006/main" xmlns:wp="http://schemas.openxmlformats.org/drawingml/2006/wordprocessingDrawing" xmlns:r="http://schemas.openxmlformats.org/officeDocument/2006/relationships" xmlns:w14="http://schemas.microsoft.com/office/word/2010/wordml">
+              <w:rPr>
+                <w:rFonts w:ascii="Times New Roman" w:hAnsi="Times New Roman" w:eastAsia="Times New Roman" w:cs="Times New Roman"/>
+                <w:i w:val="false"/>
+                <w:b w:val="false"/>
+                <w:u w:val="none"/>
+                <w:strike w:val="false"/>
+                <w:sz w:val="22"/>
+                <w:szCs w:val="22"/>
+                <w:color w:val="000000"/>
+              </w:rPr>
+              <w:t xml:space="preserve">1.00</w:t>
+            </w:r>
+          </w:p>
+        </w:tc>
+        <w:tc>
+          <w:tcPr>
+            <w:tcBorders>
+              <w:bottom w:val="none" w:sz="0" w:space="0" w:color="000000"/>
+              <w:top w:val="none" w:sz="0" w:space="0" w:color="000000"/>
+              <w:left w:val="none" w:sz="0" w:space="0" w:color="000000"/>
+              <w:right w:val="none" w:sz="0" w:space="0" w:color="000000"/>
+            </w:tcBorders>
+            <w:shd w:val="clear" w:color="auto" w:fill="FFFFFF"/>
+            <w:tcMar>
+              <w:top w:w="0" w:type="dxa"/>
+              <w:bottom w:w="0" w:type="dxa"/>
+              <w:left w:w="0" w:type="dxa"/>
+              <w:right w:w="0" w:type="dxa"/>
+            </w:tcMar>
+            <w:vAlign w:val="center"/>
+          </w:tcPr>
+          <w:p>
+            <w:pPr>
+              <w:jc w:val="center"/>
+              <w:pBdr>
+                <w:bottom w:val="none" w:sz="0" w:space="0" w:color="000000"/>
+                <w:top w:val="none" w:sz="0" w:space="0" w:color="000000"/>
+                <w:left w:val="none" w:sz="0" w:space="0" w:color="000000"/>
+                <w:right w:val="none" w:sz="0" w:space="0" w:color="000000"/>
+              </w:pBdr>
+              <w:spacing w:after="100" w:before="100" w:line="240"/>
+              <w:ind w:left="100" w:right="100" w:firstLine="0" w:firstLineChars="0"/>
+              <w:rPr>
+                <w:rFonts w:ascii="Times New Roman" w:hAnsi="Times New Roman" w:eastAsia="Times New Roman" w:cs="Times New Roman"/>
+                <w:i w:val="false"/>
+                <w:b w:val="false"/>
+                <w:u w:val="none"/>
+                <w:strike w:val="false"/>
+                <w:sz w:val="22"/>
+                <w:szCs w:val="22"/>
+                <w:color w:val="000000"/>
+              </w:rPr>
+            </w:pPr>
+            <w:r xmlns:w="http://schemas.openxmlformats.org/wordprocessingml/2006/main" xmlns:wp="http://schemas.openxmlformats.org/drawingml/2006/wordprocessingDrawing" xmlns:r="http://schemas.openxmlformats.org/officeDocument/2006/relationships" xmlns:w14="http://schemas.microsoft.com/office/word/2010/wordml">
+              <w:rPr>
+                <w:rFonts w:ascii="Times New Roman" w:hAnsi="Times New Roman" w:eastAsia="Times New Roman" w:cs="Times New Roman"/>
+                <w:i w:val="false"/>
+                <w:b w:val="false"/>
+                <w:u w:val="none"/>
+                <w:strike w:val="false"/>
+                <w:sz w:val="22"/>
+                <w:szCs w:val="22"/>
+                <w:color w:val="000000"/>
+              </w:rPr>
+              <w:t xml:space="preserve">[-0.18, 0.18]</w:t>
+            </w:r>
+          </w:p>
+        </w:tc>
+        <w:tc>
+          <w:tcPr>
+            <w:tcBorders>
+              <w:bottom w:val="none" w:sz="0" w:space="0" w:color="000000"/>
+              <w:top w:val="none" w:sz="0" w:space="0" w:color="000000"/>
+              <w:left w:val="none" w:sz="0" w:space="0" w:color="000000"/>
+              <w:right w:val="none" w:sz="0" w:space="0" w:color="000000"/>
+            </w:tcBorders>
+            <w:shd w:val="clear" w:color="auto" w:fill="FFFFFF"/>
+            <w:tcMar>
+              <w:top w:w="0" w:type="dxa"/>
+              <w:bottom w:w="0" w:type="dxa"/>
+              <w:left w:w="0" w:type="dxa"/>
+              <w:right w:w="0" w:type="dxa"/>
+            </w:tcMar>
+            <w:vAlign w:val="center"/>
+          </w:tcPr>
+          <w:p>
+            <w:pPr>
+              <w:jc w:val="center"/>
+              <w:pBdr>
+                <w:bottom w:val="none" w:sz="0" w:space="0" w:color="000000"/>
+                <w:top w:val="none" w:sz="0" w:space="0" w:color="000000"/>
+                <w:left w:val="none" w:sz="0" w:space="0" w:color="000000"/>
+                <w:right w:val="none" w:sz="0" w:space="0" w:color="000000"/>
+              </w:pBdr>
+              <w:spacing w:after="100" w:before="100" w:line="240"/>
+              <w:ind w:left="100" w:right="100" w:firstLine="0" w:firstLineChars="0"/>
+              <w:rPr>
+                <w:rFonts w:ascii="Times New Roman" w:hAnsi="Times New Roman" w:eastAsia="Times New Roman" w:cs="Times New Roman"/>
+                <w:i w:val="false"/>
+                <w:b w:val="false"/>
+                <w:u w:val="none"/>
+                <w:strike w:val="false"/>
+                <w:sz w:val="22"/>
+                <w:szCs w:val="22"/>
+                <w:color w:val="000000"/>
+              </w:rPr>
+            </w:pPr>
+            <w:r xmlns:w="http://schemas.openxmlformats.org/wordprocessingml/2006/main" xmlns:wp="http://schemas.openxmlformats.org/drawingml/2006/wordprocessingDrawing" xmlns:r="http://schemas.openxmlformats.org/officeDocument/2006/relationships" xmlns:w14="http://schemas.microsoft.com/office/word/2010/wordml">
+              <w:rPr>
+                <w:rFonts w:ascii="Times New Roman" w:hAnsi="Times New Roman" w:eastAsia="Times New Roman" w:cs="Times New Roman"/>
+                <w:i w:val="false"/>
+                <w:b w:val="false"/>
+                <w:u w:val="none"/>
+                <w:strike w:val="false"/>
+                <w:sz w:val="22"/>
+                <w:szCs w:val="22"/>
+                <w:color w:val="000000"/>
+              </w:rPr>
+              <w:t xml:space="preserve">0.00</w:t>
+            </w:r>
+          </w:p>
+        </w:tc>
+        <w:tc>
+          <w:tcPr>
+            <w:tcBorders>
+              <w:bottom w:val="none" w:sz="0" w:space="0" w:color="000000"/>
+              <w:top w:val="none" w:sz="0" w:space="0" w:color="000000"/>
+              <w:left w:val="none" w:sz="0" w:space="0" w:color="000000"/>
+              <w:right w:val="none" w:sz="0" w:space="0" w:color="000000"/>
+            </w:tcBorders>
+            <w:shd w:val="clear" w:color="auto" w:fill="FFFFFF"/>
+            <w:tcMar>
+              <w:top w:w="0" w:type="dxa"/>
+              <w:bottom w:w="0" w:type="dxa"/>
+              <w:left w:w="0" w:type="dxa"/>
+              <w:right w:w="0" w:type="dxa"/>
+            </w:tcMar>
+            <w:vAlign w:val="center"/>
+          </w:tcPr>
+          <w:p>
+            <w:pPr>
+              <w:jc w:val="center"/>
+              <w:pBdr>
+                <w:bottom w:val="none" w:sz="0" w:space="0" w:color="000000"/>
+                <w:top w:val="none" w:sz="0" w:space="0" w:color="000000"/>
+                <w:left w:val="none" w:sz="0" w:space="0" w:color="000000"/>
+                <w:right w:val="none" w:sz="0" w:space="0" w:color="000000"/>
+              </w:pBdr>
+              <w:spacing w:after="100" w:before="100" w:line="240"/>
+              <w:ind w:left="100" w:right="100" w:firstLine="0" w:firstLineChars="0"/>
+              <w:rPr>
+                <w:rFonts w:ascii="Times New Roman" w:hAnsi="Times New Roman" w:eastAsia="Times New Roman" w:cs="Times New Roman"/>
+                <w:i w:val="false"/>
+                <w:b w:val="false"/>
+                <w:u w:val="none"/>
+                <w:strike w:val="false"/>
+                <w:sz w:val="22"/>
+                <w:szCs w:val="22"/>
+                <w:color w:val="000000"/>
+              </w:rPr>
+            </w:pPr>
+            <w:r xmlns:w="http://schemas.openxmlformats.org/wordprocessingml/2006/main" xmlns:wp="http://schemas.openxmlformats.org/drawingml/2006/wordprocessingDrawing" xmlns:r="http://schemas.openxmlformats.org/officeDocument/2006/relationships" xmlns:w14="http://schemas.microsoft.com/office/word/2010/wordml">
+              <w:rPr>
+                <w:rFonts w:ascii="Times New Roman" w:hAnsi="Times New Roman" w:eastAsia="Times New Roman" w:cs="Times New Roman"/>
+                <w:i w:val="false"/>
+                <w:b w:val="false"/>
+                <w:u w:val="none"/>
+                <w:strike w:val="false"/>
+                <w:sz w:val="22"/>
+                <w:szCs w:val="22"/>
+                <w:color w:val="000000"/>
+              </w:rPr>
+              <w:t xml:space="preserve">1</w:t>
+            </w:r>
+          </w:p>
+        </w:tc>
+        <w:tc>
+          <w:tcPr>
+            <w:tcBorders>
+              <w:bottom w:val="none" w:sz="0" w:space="0" w:color="000000"/>
+              <w:top w:val="none" w:sz="0" w:space="0" w:color="000000"/>
+              <w:left w:val="none" w:sz="0" w:space="0" w:color="000000"/>
+              <w:right w:val="none" w:sz="0" w:space="0" w:color="000000"/>
+            </w:tcBorders>
+            <w:shd w:val="clear" w:color="auto" w:fill="FFFFFF"/>
+            <w:tcMar>
+              <w:top w:w="0" w:type="dxa"/>
+              <w:bottom w:w="0" w:type="dxa"/>
+              <w:left w:w="0" w:type="dxa"/>
+              <w:right w:w="0" w:type="dxa"/>
+            </w:tcMar>
+            <w:vAlign w:val="center"/>
+          </w:tcPr>
+          <w:p>
+            <w:pPr>
+              <w:jc w:val="center"/>
+              <w:pBdr>
+                <w:bottom w:val="none" w:sz="0" w:space="0" w:color="000000"/>
+                <w:top w:val="none" w:sz="0" w:space="0" w:color="000000"/>
+                <w:left w:val="none" w:sz="0" w:space="0" w:color="000000"/>
+                <w:right w:val="none" w:sz="0" w:space="0" w:color="000000"/>
+              </w:pBdr>
+              <w:spacing w:after="100" w:before="100" w:line="240"/>
+              <w:ind w:left="100" w:right="100" w:firstLine="0" w:firstLineChars="0"/>
+              <w:rPr>
+                <w:rFonts w:ascii="Times New Roman" w:hAnsi="Times New Roman" w:eastAsia="Times New Roman" w:cs="Times New Roman"/>
+                <w:i w:val="false"/>
+                <w:b w:val="false"/>
+                <w:u w:val="none"/>
+                <w:strike w:val="false"/>
+                <w:sz w:val="22"/>
+                <w:szCs w:val="22"/>
+                <w:color w:val="000000"/>
+              </w:rPr>
+            </w:pPr>
+            <w:r xmlns:w="http://schemas.openxmlformats.org/wordprocessingml/2006/main" xmlns:wp="http://schemas.openxmlformats.org/drawingml/2006/wordprocessingDrawing" xmlns:r="http://schemas.openxmlformats.org/officeDocument/2006/relationships" xmlns:w14="http://schemas.microsoft.com/office/word/2010/wordml">
+              <w:rPr>
+                <w:rFonts w:ascii="Times New Roman" w:hAnsi="Times New Roman" w:eastAsia="Times New Roman" w:cs="Times New Roman"/>
+                <w:i w:val="false"/>
+                <w:b w:val="false"/>
+                <w:u w:val="none"/>
+                <w:strike w:val="false"/>
+                <w:sz w:val="22"/>
+                <w:szCs w:val="22"/>
+                <w:color w:val="000000"/>
+              </w:rPr>
+              <w:t xml:space="preserve">3,385.79</w:t>
+            </w:r>
+          </w:p>
+        </w:tc>
+      </w:tr>
+      <w:tr>
+        <w:trPr>
+          <w:trHeight w:val="611" w:hRule="auto"/>
+        </w:trPr>
+        <w:tc>
+          <w:tcPr>
+            <w:tcBorders>
+              <w:bottom w:val="none" w:sz="0" w:space="0" w:color="000000"/>
+              <w:top w:val="none" w:sz="0" w:space="0" w:color="000000"/>
+              <w:left w:val="none" w:sz="0" w:space="0" w:color="000000"/>
+              <w:right w:val="none" w:sz="0" w:space="0" w:color="000000"/>
+            </w:tcBorders>
+            <w:shd w:val="clear" w:color="auto" w:fill="FFFFFF"/>
+            <w:tcMar>
+              <w:top w:w="0" w:type="dxa"/>
+              <w:bottom w:w="0" w:type="dxa"/>
+              <w:left w:w="0" w:type="dxa"/>
+              <w:right w:w="0" w:type="dxa"/>
+            </w:tcMar>
+            <w:vAlign w:val="center"/>
+          </w:tcPr>
+          <w:p>
+            <w:pPr>
+              <w:jc w:val="left"/>
+              <w:pBdr>
+                <w:bottom w:val="none" w:sz="0" w:space="0" w:color="000000"/>
+                <w:top w:val="none" w:sz="0" w:space="0" w:color="000000"/>
+                <w:left w:val="none" w:sz="0" w:space="0" w:color="000000"/>
+                <w:right w:val="none" w:sz="0" w:space="0" w:color="000000"/>
+              </w:pBdr>
+              <w:spacing w:after="100" w:before="100" w:line="240"/>
+              <w:ind w:left="100" w:right="100" w:firstLine="0" w:firstLineChars="0"/>
+              <w:rPr>
+                <w:rFonts w:ascii="Times New Roman" w:hAnsi="Times New Roman" w:eastAsia="Times New Roman" w:cs="Times New Roman"/>
+                <w:i w:val="false"/>
+                <w:b w:val="false"/>
+                <w:u w:val="none"/>
+                <w:strike w:val="false"/>
+                <w:sz w:val="22"/>
+                <w:szCs w:val="22"/>
+                <w:color w:val="000000"/>
+              </w:rPr>
+            </w:pPr>
+            <w:r xmlns:w="http://schemas.openxmlformats.org/wordprocessingml/2006/main" xmlns:wp="http://schemas.openxmlformats.org/drawingml/2006/wordprocessingDrawing" xmlns:r="http://schemas.openxmlformats.org/officeDocument/2006/relationships" xmlns:w14="http://schemas.microsoft.com/office/word/2010/wordml">
+              <w:rPr>
+                <w:rFonts w:ascii="Times New Roman" w:hAnsi="Times New Roman" w:eastAsia="Times New Roman" w:cs="Times New Roman"/>
+                <w:i w:val="false"/>
+                <w:b w:val="false"/>
+                <w:u w:val="none"/>
+                <w:strike w:val="false"/>
+                <w:sz w:val="22"/>
+                <w:szCs w:val="22"/>
+                <w:color w:val="000000"/>
+              </w:rPr>
+              <w:t xml:space="preserve">b_typethree_way_cognate</w:t>
+            </w:r>
+          </w:p>
+        </w:tc>
+        <w:tc>
+          <w:tcPr>
+            <w:tcBorders>
+              <w:bottom w:val="none" w:sz="0" w:space="0" w:color="000000"/>
+              <w:top w:val="none" w:sz="0" w:space="0" w:color="000000"/>
+              <w:left w:val="none" w:sz="0" w:space="0" w:color="000000"/>
+              <w:right w:val="none" w:sz="0" w:space="0" w:color="000000"/>
+            </w:tcBorders>
+            <w:shd w:val="clear" w:color="auto" w:fill="FFFFFF"/>
+            <w:tcMar>
+              <w:top w:w="0" w:type="dxa"/>
+              <w:bottom w:w="0" w:type="dxa"/>
+              <w:left w:w="0" w:type="dxa"/>
+              <w:right w:w="0" w:type="dxa"/>
+            </w:tcMar>
+            <w:vAlign w:val="center"/>
+          </w:tcPr>
+          <w:p>
+            <w:pPr>
+              <w:jc w:val="center"/>
+              <w:pBdr>
+                <w:bottom w:val="none" w:sz="0" w:space="0" w:color="000000"/>
+                <w:top w:val="none" w:sz="0" w:space="0" w:color="000000"/>
+                <w:left w:val="none" w:sz="0" w:space="0" w:color="000000"/>
+                <w:right w:val="none" w:sz="0" w:space="0" w:color="000000"/>
+              </w:pBdr>
+              <w:spacing w:after="100" w:before="100" w:line="240"/>
+              <w:ind w:left="100" w:right="100" w:firstLine="0" w:firstLineChars="0"/>
+              <w:rPr>
+                <w:rFonts w:ascii="Times New Roman" w:hAnsi="Times New Roman" w:eastAsia="Times New Roman" w:cs="Times New Roman"/>
+                <w:i w:val="false"/>
+                <w:b w:val="false"/>
+                <w:u w:val="none"/>
+                <w:strike w:val="false"/>
+                <w:sz w:val="22"/>
+                <w:szCs w:val="22"/>
+                <w:color w:val="000000"/>
+              </w:rPr>
+            </w:pPr>
+            <w:r xmlns:w="http://schemas.openxmlformats.org/wordprocessingml/2006/main" xmlns:wp="http://schemas.openxmlformats.org/drawingml/2006/wordprocessingDrawing" xmlns:r="http://schemas.openxmlformats.org/officeDocument/2006/relationships" xmlns:w14="http://schemas.microsoft.com/office/word/2010/wordml">
+              <w:rPr>
+                <w:rFonts w:ascii="Times New Roman" w:hAnsi="Times New Roman" w:eastAsia="Times New Roman" w:cs="Times New Roman"/>
+                <w:i w:val="false"/>
+                <w:b w:val="false"/>
+                <w:u w:val="none"/>
+                <w:strike w:val="false"/>
+                <w:sz w:val="22"/>
+                <w:szCs w:val="22"/>
+                <w:color w:val="000000"/>
+              </w:rPr>
+              <w:t xml:space="preserve">0.71</w:t>
+            </w:r>
+          </w:p>
+        </w:tc>
+        <w:tc>
+          <w:tcPr>
+            <w:tcBorders>
+              <w:bottom w:val="none" w:sz="0" w:space="0" w:color="000000"/>
+              <w:top w:val="none" w:sz="0" w:space="0" w:color="000000"/>
+              <w:left w:val="none" w:sz="0" w:space="0" w:color="000000"/>
+              <w:right w:val="none" w:sz="0" w:space="0" w:color="000000"/>
+            </w:tcBorders>
+            <w:shd w:val="clear" w:color="auto" w:fill="FFFFFF"/>
+            <w:tcMar>
+              <w:top w:w="0" w:type="dxa"/>
+              <w:bottom w:w="0" w:type="dxa"/>
+              <w:left w:w="0" w:type="dxa"/>
+              <w:right w:w="0" w:type="dxa"/>
+            </w:tcMar>
+            <w:vAlign w:val="center"/>
+          </w:tcPr>
+          <w:p>
+            <w:pPr>
+              <w:jc w:val="center"/>
+              <w:pBdr>
+                <w:bottom w:val="none" w:sz="0" w:space="0" w:color="000000"/>
+                <w:top w:val="none" w:sz="0" w:space="0" w:color="000000"/>
+                <w:left w:val="none" w:sz="0" w:space="0" w:color="000000"/>
+                <w:right w:val="none" w:sz="0" w:space="0" w:color="000000"/>
+              </w:pBdr>
+              <w:spacing w:after="100" w:before="100" w:line="240"/>
+              <w:ind w:left="100" w:right="100" w:firstLine="0" w:firstLineChars="0"/>
+              <w:rPr>
+                <w:rFonts w:ascii="Times New Roman" w:hAnsi="Times New Roman" w:eastAsia="Times New Roman" w:cs="Times New Roman"/>
+                <w:i w:val="false"/>
+                <w:b w:val="false"/>
+                <w:u w:val="none"/>
+                <w:strike w:val="false"/>
+                <w:sz w:val="22"/>
+                <w:szCs w:val="22"/>
+                <w:color w:val="000000"/>
+              </w:rPr>
+            </w:pPr>
+            <w:r xmlns:w="http://schemas.openxmlformats.org/wordprocessingml/2006/main" xmlns:wp="http://schemas.openxmlformats.org/drawingml/2006/wordprocessingDrawing" xmlns:r="http://schemas.openxmlformats.org/officeDocument/2006/relationships" xmlns:w14="http://schemas.microsoft.com/office/word/2010/wordml">
+              <w:rPr>
+                <w:rFonts w:ascii="Times New Roman" w:hAnsi="Times New Roman" w:eastAsia="Times New Roman" w:cs="Times New Roman"/>
+                <w:i w:val="false"/>
+                <w:b w:val="false"/>
+                <w:u w:val="none"/>
+                <w:strike w:val="false"/>
+                <w:sz w:val="22"/>
+                <w:szCs w:val="22"/>
+                <w:color w:val="000000"/>
+              </w:rPr>
+              <w:t xml:space="preserve">[0, 1.39]</w:t>
+            </w:r>
+          </w:p>
+        </w:tc>
+        <w:tc>
+          <w:tcPr>
+            <w:tcBorders>
+              <w:bottom w:val="none" w:sz="0" w:space="0" w:color="000000"/>
+              <w:top w:val="none" w:sz="0" w:space="0" w:color="000000"/>
+              <w:left w:val="none" w:sz="0" w:space="0" w:color="000000"/>
+              <w:right w:val="none" w:sz="0" w:space="0" w:color="000000"/>
+            </w:tcBorders>
+            <w:shd w:val="clear" w:color="auto" w:fill="FFFFFF"/>
+            <w:tcMar>
+              <w:top w:w="0" w:type="dxa"/>
+              <w:bottom w:w="0" w:type="dxa"/>
+              <w:left w:w="0" w:type="dxa"/>
+              <w:right w:w="0" w:type="dxa"/>
+            </w:tcMar>
+            <w:vAlign w:val="center"/>
+          </w:tcPr>
+          <w:p>
+            <w:pPr>
+              <w:jc w:val="center"/>
+              <w:pBdr>
+                <w:bottom w:val="none" w:sz="0" w:space="0" w:color="000000"/>
+                <w:top w:val="none" w:sz="0" w:space="0" w:color="000000"/>
+                <w:left w:val="none" w:sz="0" w:space="0" w:color="000000"/>
+                <w:right w:val="none" w:sz="0" w:space="0" w:color="000000"/>
+              </w:pBdr>
+              <w:spacing w:after="100" w:before="100" w:line="240"/>
+              <w:ind w:left="100" w:right="100" w:firstLine="0" w:firstLineChars="0"/>
+              <w:rPr>
+                <w:rFonts w:ascii="Times New Roman" w:hAnsi="Times New Roman" w:eastAsia="Times New Roman" w:cs="Times New Roman"/>
+                <w:i w:val="false"/>
+                <w:b w:val="false"/>
+                <w:u w:val="none"/>
+                <w:strike w:val="false"/>
+                <w:sz w:val="22"/>
+                <w:szCs w:val="22"/>
+                <w:color w:val="000000"/>
+              </w:rPr>
+            </w:pPr>
+            <w:r xmlns:w="http://schemas.openxmlformats.org/wordprocessingml/2006/main" xmlns:wp="http://schemas.openxmlformats.org/drawingml/2006/wordprocessingDrawing" xmlns:r="http://schemas.openxmlformats.org/officeDocument/2006/relationships" xmlns:w14="http://schemas.microsoft.com/office/word/2010/wordml">
+              <w:rPr>
+                <w:rFonts w:ascii="Times New Roman" w:hAnsi="Times New Roman" w:eastAsia="Times New Roman" w:cs="Times New Roman"/>
+                <w:i w:val="false"/>
+                <w:b w:val="false"/>
+                <w:u w:val="none"/>
+                <w:strike w:val="false"/>
+                <w:sz w:val="22"/>
+                <w:szCs w:val="22"/>
+                <w:color w:val="000000"/>
+              </w:rPr>
+              <w:t xml:space="preserve">0.98</w:t>
+            </w:r>
+          </w:p>
+        </w:tc>
+        <w:tc>
+          <w:tcPr>
+            <w:tcBorders>
+              <w:bottom w:val="none" w:sz="0" w:space="0" w:color="000000"/>
+              <w:top w:val="none" w:sz="0" w:space="0" w:color="000000"/>
+              <w:left w:val="none" w:sz="0" w:space="0" w:color="000000"/>
+              <w:right w:val="none" w:sz="0" w:space="0" w:color="000000"/>
+            </w:tcBorders>
+            <w:shd w:val="clear" w:color="auto" w:fill="FFFFFF"/>
+            <w:tcMar>
+              <w:top w:w="0" w:type="dxa"/>
+              <w:bottom w:w="0" w:type="dxa"/>
+              <w:left w:w="0" w:type="dxa"/>
+              <w:right w:w="0" w:type="dxa"/>
+            </w:tcMar>
+            <w:vAlign w:val="center"/>
+          </w:tcPr>
+          <w:p>
+            <w:pPr>
+              <w:jc w:val="center"/>
+              <w:pBdr>
+                <w:bottom w:val="none" w:sz="0" w:space="0" w:color="000000"/>
+                <w:top w:val="none" w:sz="0" w:space="0" w:color="000000"/>
+                <w:left w:val="none" w:sz="0" w:space="0" w:color="000000"/>
+                <w:right w:val="none" w:sz="0" w:space="0" w:color="000000"/>
+              </w:pBdr>
+              <w:spacing w:after="100" w:before="100" w:line="240"/>
+              <w:ind w:left="100" w:right="100" w:firstLine="0" w:firstLineChars="0"/>
+              <w:rPr>
+                <w:rFonts w:ascii="Times New Roman" w:hAnsi="Times New Roman" w:eastAsia="Times New Roman" w:cs="Times New Roman"/>
+                <w:i w:val="false"/>
+                <w:b w:val="false"/>
+                <w:u w:val="none"/>
+                <w:strike w:val="false"/>
+                <w:sz w:val="22"/>
+                <w:szCs w:val="22"/>
+                <w:color w:val="000000"/>
+              </w:rPr>
+            </w:pPr>
+            <w:r xmlns:w="http://schemas.openxmlformats.org/wordprocessingml/2006/main" xmlns:wp="http://schemas.openxmlformats.org/drawingml/2006/wordprocessingDrawing" xmlns:r="http://schemas.openxmlformats.org/officeDocument/2006/relationships" xmlns:w14="http://schemas.microsoft.com/office/word/2010/wordml">
+              <w:rPr>
+                <w:rFonts w:ascii="Times New Roman" w:hAnsi="Times New Roman" w:eastAsia="Times New Roman" w:cs="Times New Roman"/>
+                <w:i w:val="false"/>
+                <w:b w:val="false"/>
+                <w:u w:val="none"/>
+                <w:strike w:val="false"/>
+                <w:sz w:val="22"/>
+                <w:szCs w:val="22"/>
+                <w:color w:val="000000"/>
+              </w:rPr>
+              <w:t xml:space="preserve">[-0.18, 0.18]</w:t>
+            </w:r>
+          </w:p>
+        </w:tc>
+        <w:tc>
+          <w:tcPr>
+            <w:tcBorders>
+              <w:bottom w:val="none" w:sz="0" w:space="0" w:color="000000"/>
+              <w:top w:val="none" w:sz="0" w:space="0" w:color="000000"/>
+              <w:left w:val="none" w:sz="0" w:space="0" w:color="000000"/>
+              <w:right w:val="none" w:sz="0" w:space="0" w:color="000000"/>
+            </w:tcBorders>
+            <w:shd w:val="clear" w:color="auto" w:fill="FFFFFF"/>
+            <w:tcMar>
+              <w:top w:w="0" w:type="dxa"/>
+              <w:bottom w:w="0" w:type="dxa"/>
+              <w:left w:w="0" w:type="dxa"/>
+              <w:right w:w="0" w:type="dxa"/>
+            </w:tcMar>
+            <w:vAlign w:val="center"/>
+          </w:tcPr>
+          <w:p>
+            <w:pPr>
+              <w:jc w:val="center"/>
+              <w:pBdr>
+                <w:bottom w:val="none" w:sz="0" w:space="0" w:color="000000"/>
+                <w:top w:val="none" w:sz="0" w:space="0" w:color="000000"/>
+                <w:left w:val="none" w:sz="0" w:space="0" w:color="000000"/>
+                <w:right w:val="none" w:sz="0" w:space="0" w:color="000000"/>
+              </w:pBdr>
+              <w:spacing w:after="100" w:before="100" w:line="240"/>
+              <w:ind w:left="100" w:right="100" w:firstLine="0" w:firstLineChars="0"/>
+              <w:rPr>
+                <w:rFonts w:ascii="Times New Roman" w:hAnsi="Times New Roman" w:eastAsia="Times New Roman" w:cs="Times New Roman"/>
+                <w:i w:val="false"/>
+                <w:b w:val="false"/>
+                <w:u w:val="none"/>
+                <w:strike w:val="false"/>
+                <w:sz w:val="22"/>
+                <w:szCs w:val="22"/>
+                <w:color w:val="000000"/>
+              </w:rPr>
+            </w:pPr>
+            <w:r xmlns:w="http://schemas.openxmlformats.org/wordprocessingml/2006/main" xmlns:wp="http://schemas.openxmlformats.org/drawingml/2006/wordprocessingDrawing" xmlns:r="http://schemas.openxmlformats.org/officeDocument/2006/relationships" xmlns:w14="http://schemas.microsoft.com/office/word/2010/wordml">
+              <w:rPr>
+                <w:rFonts w:ascii="Times New Roman" w:hAnsi="Times New Roman" w:eastAsia="Times New Roman" w:cs="Times New Roman"/>
+                <w:i w:val="false"/>
+                <w:b w:val="false"/>
+                <w:u w:val="none"/>
+                <w:strike w:val="false"/>
+                <w:sz w:val="22"/>
+                <w:szCs w:val="22"/>
+                <w:color w:val="000000"/>
+              </w:rPr>
+              <w:t xml:space="preserve">0.04</w:t>
+            </w:r>
+          </w:p>
+        </w:tc>
+        <w:tc>
+          <w:tcPr>
+            <w:tcBorders>
+              <w:bottom w:val="none" w:sz="0" w:space="0" w:color="000000"/>
+              <w:top w:val="none" w:sz="0" w:space="0" w:color="000000"/>
+              <w:left w:val="none" w:sz="0" w:space="0" w:color="000000"/>
+              <w:right w:val="none" w:sz="0" w:space="0" w:color="000000"/>
+            </w:tcBorders>
+            <w:shd w:val="clear" w:color="auto" w:fill="FFFFFF"/>
+            <w:tcMar>
+              <w:top w:w="0" w:type="dxa"/>
+              <w:bottom w:w="0" w:type="dxa"/>
+              <w:left w:w="0" w:type="dxa"/>
+              <w:right w:w="0" w:type="dxa"/>
+            </w:tcMar>
+            <w:vAlign w:val="center"/>
+          </w:tcPr>
+          <w:p>
+            <w:pPr>
+              <w:jc w:val="center"/>
+              <w:pBdr>
+                <w:bottom w:val="none" w:sz="0" w:space="0" w:color="000000"/>
+                <w:top w:val="none" w:sz="0" w:space="0" w:color="000000"/>
+                <w:left w:val="none" w:sz="0" w:space="0" w:color="000000"/>
+                <w:right w:val="none" w:sz="0" w:space="0" w:color="000000"/>
+              </w:pBdr>
+              <w:spacing w:after="100" w:before="100" w:line="240"/>
+              <w:ind w:left="100" w:right="100" w:firstLine="0" w:firstLineChars="0"/>
+              <w:rPr>
+                <w:rFonts w:ascii="Times New Roman" w:hAnsi="Times New Roman" w:eastAsia="Times New Roman" w:cs="Times New Roman"/>
+                <w:i w:val="false"/>
+                <w:b w:val="false"/>
+                <w:u w:val="none"/>
+                <w:strike w:val="false"/>
+                <w:sz w:val="22"/>
+                <w:szCs w:val="22"/>
+                <w:color w:val="000000"/>
+              </w:rPr>
+            </w:pPr>
+            <w:r xmlns:w="http://schemas.openxmlformats.org/wordprocessingml/2006/main" xmlns:wp="http://schemas.openxmlformats.org/drawingml/2006/wordprocessingDrawing" xmlns:r="http://schemas.openxmlformats.org/officeDocument/2006/relationships" xmlns:w14="http://schemas.microsoft.com/office/word/2010/wordml">
+              <w:rPr>
+                <w:rFonts w:ascii="Times New Roman" w:hAnsi="Times New Roman" w:eastAsia="Times New Roman" w:cs="Times New Roman"/>
+                <w:i w:val="false"/>
+                <w:b w:val="false"/>
+                <w:u w:val="none"/>
+                <w:strike w:val="false"/>
+                <w:sz w:val="22"/>
+                <w:szCs w:val="22"/>
+                <w:color w:val="000000"/>
+              </w:rPr>
+              <w:t xml:space="preserve">1</w:t>
+            </w:r>
+          </w:p>
+        </w:tc>
+        <w:tc>
+          <w:tcPr>
+            <w:tcBorders>
+              <w:bottom w:val="none" w:sz="0" w:space="0" w:color="000000"/>
+              <w:top w:val="none" w:sz="0" w:space="0" w:color="000000"/>
+              <w:left w:val="none" w:sz="0" w:space="0" w:color="000000"/>
+              <w:right w:val="none" w:sz="0" w:space="0" w:color="000000"/>
+            </w:tcBorders>
+            <w:shd w:val="clear" w:color="auto" w:fill="FFFFFF"/>
+            <w:tcMar>
+              <w:top w:w="0" w:type="dxa"/>
+              <w:bottom w:w="0" w:type="dxa"/>
+              <w:left w:w="0" w:type="dxa"/>
+              <w:right w:w="0" w:type="dxa"/>
+            </w:tcMar>
+            <w:vAlign w:val="center"/>
+          </w:tcPr>
+          <w:p>
+            <w:pPr>
+              <w:jc w:val="center"/>
+              <w:pBdr>
+                <w:bottom w:val="none" w:sz="0" w:space="0" w:color="000000"/>
+                <w:top w:val="none" w:sz="0" w:space="0" w:color="000000"/>
+                <w:left w:val="none" w:sz="0" w:space="0" w:color="000000"/>
+                <w:right w:val="none" w:sz="0" w:space="0" w:color="000000"/>
+              </w:pBdr>
+              <w:spacing w:after="100" w:before="100" w:line="240"/>
+              <w:ind w:left="100" w:right="100" w:firstLine="0" w:firstLineChars="0"/>
+              <w:rPr>
+                <w:rFonts w:ascii="Times New Roman" w:hAnsi="Times New Roman" w:eastAsia="Times New Roman" w:cs="Times New Roman"/>
+                <w:i w:val="false"/>
+                <w:b w:val="false"/>
+                <w:u w:val="none"/>
+                <w:strike w:val="false"/>
+                <w:sz w:val="22"/>
+                <w:szCs w:val="22"/>
+                <w:color w:val="000000"/>
+              </w:rPr>
+            </w:pPr>
+            <w:r xmlns:w="http://schemas.openxmlformats.org/wordprocessingml/2006/main" xmlns:wp="http://schemas.openxmlformats.org/drawingml/2006/wordprocessingDrawing" xmlns:r="http://schemas.openxmlformats.org/officeDocument/2006/relationships" xmlns:w14="http://schemas.microsoft.com/office/word/2010/wordml">
+              <w:rPr>
+                <w:rFonts w:ascii="Times New Roman" w:hAnsi="Times New Roman" w:eastAsia="Times New Roman" w:cs="Times New Roman"/>
+                <w:i w:val="false"/>
+                <w:b w:val="false"/>
+                <w:u w:val="none"/>
+                <w:strike w:val="false"/>
+                <w:sz w:val="22"/>
+                <w:szCs w:val="22"/>
+                <w:color w:val="000000"/>
+              </w:rPr>
+              <w:t xml:space="preserve">3,792.57</w:t>
+            </w:r>
+          </w:p>
+        </w:tc>
+      </w:tr>
+      <w:tr>
+        <w:trPr>
+          <w:trHeight w:val="611" w:hRule="auto"/>
+        </w:trPr>
+        <w:tc>
+          <w:tcPr>
+            <w:tcBorders>
+              <w:bottom w:val="none" w:sz="0" w:space="0" w:color="000000"/>
+              <w:top w:val="none" w:sz="0" w:space="0" w:color="000000"/>
+              <w:left w:val="none" w:sz="0" w:space="0" w:color="000000"/>
+              <w:right w:val="none" w:sz="0" w:space="0" w:color="000000"/>
+            </w:tcBorders>
+            <w:shd w:val="clear" w:color="auto" w:fill="FFFFFF"/>
+            <w:tcMar>
+              <w:top w:w="0" w:type="dxa"/>
+              <w:bottom w:w="0" w:type="dxa"/>
+              <w:left w:w="0" w:type="dxa"/>
+              <w:right w:w="0" w:type="dxa"/>
+            </w:tcMar>
+            <w:vAlign w:val="center"/>
+          </w:tcPr>
+          <w:p>
+            <w:pPr>
+              <w:jc w:val="left"/>
+              <w:pBdr>
+                <w:bottom w:val="none" w:sz="0" w:space="0" w:color="000000"/>
+                <w:top w:val="none" w:sz="0" w:space="0" w:color="000000"/>
+                <w:left w:val="none" w:sz="0" w:space="0" w:color="000000"/>
+                <w:right w:val="none" w:sz="0" w:space="0" w:color="000000"/>
+              </w:pBdr>
+              <w:spacing w:after="100" w:before="100" w:line="240"/>
+              <w:ind w:left="100" w:right="100" w:firstLine="0" w:firstLineChars="0"/>
+              <w:rPr>
+                <w:rFonts w:ascii="Times New Roman" w:hAnsi="Times New Roman" w:eastAsia="Times New Roman" w:cs="Times New Roman"/>
+                <w:i w:val="false"/>
+                <w:b w:val="false"/>
+                <w:u w:val="none"/>
+                <w:strike w:val="false"/>
+                <w:sz w:val="22"/>
+                <w:szCs w:val="22"/>
+                <w:color w:val="000000"/>
+              </w:rPr>
+            </w:pPr>
+            <w:r xmlns:w="http://schemas.openxmlformats.org/wordprocessingml/2006/main" xmlns:wp="http://schemas.openxmlformats.org/drawingml/2006/wordprocessingDrawing" xmlns:r="http://schemas.openxmlformats.org/officeDocument/2006/relationships" xmlns:w14="http://schemas.microsoft.com/office/word/2010/wordml">
+              <w:rPr>
+                <w:rFonts w:ascii="Times New Roman" w:hAnsi="Times New Roman" w:eastAsia="Times New Roman" w:cs="Times New Roman"/>
+                <w:i w:val="false"/>
+                <w:b w:val="false"/>
+                <w:u w:val="none"/>
+                <w:strike w:val="false"/>
+                <w:sz w:val="22"/>
+                <w:szCs w:val="22"/>
+                <w:color w:val="000000"/>
+              </w:rPr>
+              <w:t xml:space="preserve">b_frequency_z</w:t>
+            </w:r>
+          </w:p>
+        </w:tc>
+        <w:tc>
+          <w:tcPr>
+            <w:tcBorders>
+              <w:bottom w:val="none" w:sz="0" w:space="0" w:color="000000"/>
+              <w:top w:val="none" w:sz="0" w:space="0" w:color="000000"/>
+              <w:left w:val="none" w:sz="0" w:space="0" w:color="000000"/>
+              <w:right w:val="none" w:sz="0" w:space="0" w:color="000000"/>
+            </w:tcBorders>
+            <w:shd w:val="clear" w:color="auto" w:fill="FFFFFF"/>
+            <w:tcMar>
+              <w:top w:w="0" w:type="dxa"/>
+              <w:bottom w:w="0" w:type="dxa"/>
+              <w:left w:w="0" w:type="dxa"/>
+              <w:right w:w="0" w:type="dxa"/>
+            </w:tcMar>
+            <w:vAlign w:val="center"/>
+          </w:tcPr>
+          <w:p>
+            <w:pPr>
+              <w:jc w:val="center"/>
+              <w:pBdr>
+                <w:bottom w:val="none" w:sz="0" w:space="0" w:color="000000"/>
+                <w:top w:val="none" w:sz="0" w:space="0" w:color="000000"/>
+                <w:left w:val="none" w:sz="0" w:space="0" w:color="000000"/>
+                <w:right w:val="none" w:sz="0" w:space="0" w:color="000000"/>
+              </w:pBdr>
+              <w:spacing w:after="100" w:before="100" w:line="240"/>
+              <w:ind w:left="100" w:right="100" w:firstLine="0" w:firstLineChars="0"/>
+              <w:rPr>
+                <w:rFonts w:ascii="Times New Roman" w:hAnsi="Times New Roman" w:eastAsia="Times New Roman" w:cs="Times New Roman"/>
+                <w:i w:val="false"/>
+                <w:b w:val="false"/>
+                <w:u w:val="none"/>
+                <w:strike w:val="false"/>
+                <w:sz w:val="22"/>
+                <w:szCs w:val="22"/>
+                <w:color w:val="000000"/>
+              </w:rPr>
+            </w:pPr>
+            <w:r xmlns:w="http://schemas.openxmlformats.org/wordprocessingml/2006/main" xmlns:wp="http://schemas.openxmlformats.org/drawingml/2006/wordprocessingDrawing" xmlns:r="http://schemas.openxmlformats.org/officeDocument/2006/relationships" xmlns:w14="http://schemas.microsoft.com/office/word/2010/wordml">
+              <w:rPr>
+                <w:rFonts w:ascii="Times New Roman" w:hAnsi="Times New Roman" w:eastAsia="Times New Roman" w:cs="Times New Roman"/>
+                <w:i w:val="false"/>
+                <w:b w:val="false"/>
+                <w:u w:val="none"/>
+                <w:strike w:val="false"/>
+                <w:sz w:val="22"/>
+                <w:szCs w:val="22"/>
+                <w:color w:val="000000"/>
+              </w:rPr>
+              <w:t xml:space="preserve">1.01</w:t>
+            </w:r>
+          </w:p>
+        </w:tc>
+        <w:tc>
+          <w:tcPr>
+            <w:tcBorders>
+              <w:bottom w:val="none" w:sz="0" w:space="0" w:color="000000"/>
+              <w:top w:val="none" w:sz="0" w:space="0" w:color="000000"/>
+              <w:left w:val="none" w:sz="0" w:space="0" w:color="000000"/>
+              <w:right w:val="none" w:sz="0" w:space="0" w:color="000000"/>
+            </w:tcBorders>
+            <w:shd w:val="clear" w:color="auto" w:fill="FFFFFF"/>
+            <w:tcMar>
+              <w:top w:w="0" w:type="dxa"/>
+              <w:bottom w:w="0" w:type="dxa"/>
+              <w:left w:w="0" w:type="dxa"/>
+              <w:right w:w="0" w:type="dxa"/>
+            </w:tcMar>
+            <w:vAlign w:val="center"/>
+          </w:tcPr>
+          <w:p>
+            <w:pPr>
+              <w:jc w:val="center"/>
+              <w:pBdr>
+                <w:bottom w:val="none" w:sz="0" w:space="0" w:color="000000"/>
+                <w:top w:val="none" w:sz="0" w:space="0" w:color="000000"/>
+                <w:left w:val="none" w:sz="0" w:space="0" w:color="000000"/>
+                <w:right w:val="none" w:sz="0" w:space="0" w:color="000000"/>
+              </w:pBdr>
+              <w:spacing w:after="100" w:before="100" w:line="240"/>
+              <w:ind w:left="100" w:right="100" w:firstLine="0" w:firstLineChars="0"/>
+              <w:rPr>
+                <w:rFonts w:ascii="Times New Roman" w:hAnsi="Times New Roman" w:eastAsia="Times New Roman" w:cs="Times New Roman"/>
+                <w:i w:val="false"/>
+                <w:b w:val="false"/>
+                <w:u w:val="none"/>
+                <w:strike w:val="false"/>
+                <w:sz w:val="22"/>
+                <w:szCs w:val="22"/>
+                <w:color w:val="000000"/>
+              </w:rPr>
+            </w:pPr>
+            <w:r xmlns:w="http://schemas.openxmlformats.org/wordprocessingml/2006/main" xmlns:wp="http://schemas.openxmlformats.org/drawingml/2006/wordprocessingDrawing" xmlns:r="http://schemas.openxmlformats.org/officeDocument/2006/relationships" xmlns:w14="http://schemas.microsoft.com/office/word/2010/wordml">
+              <w:rPr>
+                <w:rFonts w:ascii="Times New Roman" w:hAnsi="Times New Roman" w:eastAsia="Times New Roman" w:cs="Times New Roman"/>
+                <w:i w:val="false"/>
+                <w:b w:val="false"/>
+                <w:u w:val="none"/>
+                <w:strike w:val="false"/>
+                <w:sz w:val="22"/>
+                <w:szCs w:val="22"/>
+                <w:color w:val="000000"/>
+              </w:rPr>
+              <w:t xml:space="preserve">[0.79, 1.24]</w:t>
+            </w:r>
+          </w:p>
+        </w:tc>
+        <w:tc>
+          <w:tcPr>
+            <w:tcBorders>
+              <w:bottom w:val="none" w:sz="0" w:space="0" w:color="000000"/>
+              <w:top w:val="none" w:sz="0" w:space="0" w:color="000000"/>
+              <w:left w:val="none" w:sz="0" w:space="0" w:color="000000"/>
+              <w:right w:val="none" w:sz="0" w:space="0" w:color="000000"/>
+            </w:tcBorders>
+            <w:shd w:val="clear" w:color="auto" w:fill="FFFFFF"/>
+            <w:tcMar>
+              <w:top w:w="0" w:type="dxa"/>
+              <w:bottom w:w="0" w:type="dxa"/>
+              <w:left w:w="0" w:type="dxa"/>
+              <w:right w:w="0" w:type="dxa"/>
+            </w:tcMar>
+            <w:vAlign w:val="center"/>
+          </w:tcPr>
+          <w:p>
+            <w:pPr>
+              <w:jc w:val="center"/>
+              <w:pBdr>
+                <w:bottom w:val="none" w:sz="0" w:space="0" w:color="000000"/>
+                <w:top w:val="none" w:sz="0" w:space="0" w:color="000000"/>
+                <w:left w:val="none" w:sz="0" w:space="0" w:color="000000"/>
+                <w:right w:val="none" w:sz="0" w:space="0" w:color="000000"/>
+              </w:pBdr>
+              <w:spacing w:after="100" w:before="100" w:line="240"/>
+              <w:ind w:left="100" w:right="100" w:firstLine="0" w:firstLineChars="0"/>
+              <w:rPr>
+                <w:rFonts w:ascii="Times New Roman" w:hAnsi="Times New Roman" w:eastAsia="Times New Roman" w:cs="Times New Roman"/>
+                <w:i w:val="false"/>
+                <w:b w:val="false"/>
+                <w:u w:val="none"/>
+                <w:strike w:val="false"/>
+                <w:sz w:val="22"/>
+                <w:szCs w:val="22"/>
+                <w:color w:val="000000"/>
+              </w:rPr>
+            </w:pPr>
+            <w:r xmlns:w="http://schemas.openxmlformats.org/wordprocessingml/2006/main" xmlns:wp="http://schemas.openxmlformats.org/drawingml/2006/wordprocessingDrawing" xmlns:r="http://schemas.openxmlformats.org/officeDocument/2006/relationships" xmlns:w14="http://schemas.microsoft.com/office/word/2010/wordml">
+              <w:rPr>
+                <w:rFonts w:ascii="Times New Roman" w:hAnsi="Times New Roman" w:eastAsia="Times New Roman" w:cs="Times New Roman"/>
+                <w:i w:val="false"/>
+                <w:b w:val="false"/>
+                <w:u w:val="none"/>
+                <w:strike w:val="false"/>
+                <w:sz w:val="22"/>
+                <w:szCs w:val="22"/>
+                <w:color w:val="000000"/>
+              </w:rPr>
+              <w:t xml:space="preserve">1.00</w:t>
+            </w:r>
+          </w:p>
+        </w:tc>
+        <w:tc>
+          <w:tcPr>
+            <w:tcBorders>
+              <w:bottom w:val="none" w:sz="0" w:space="0" w:color="000000"/>
+              <w:top w:val="none" w:sz="0" w:space="0" w:color="000000"/>
+              <w:left w:val="none" w:sz="0" w:space="0" w:color="000000"/>
+              <w:right w:val="none" w:sz="0" w:space="0" w:color="000000"/>
+            </w:tcBorders>
+            <w:shd w:val="clear" w:color="auto" w:fill="FFFFFF"/>
+            <w:tcMar>
+              <w:top w:w="0" w:type="dxa"/>
+              <w:bottom w:w="0" w:type="dxa"/>
+              <w:left w:w="0" w:type="dxa"/>
+              <w:right w:w="0" w:type="dxa"/>
+            </w:tcMar>
+            <w:vAlign w:val="center"/>
+          </w:tcPr>
+          <w:p>
+            <w:pPr>
+              <w:jc w:val="center"/>
+              <w:pBdr>
+                <w:bottom w:val="none" w:sz="0" w:space="0" w:color="000000"/>
+                <w:top w:val="none" w:sz="0" w:space="0" w:color="000000"/>
+                <w:left w:val="none" w:sz="0" w:space="0" w:color="000000"/>
+                <w:right w:val="none" w:sz="0" w:space="0" w:color="000000"/>
+              </w:pBdr>
+              <w:spacing w:after="100" w:before="100" w:line="240"/>
+              <w:ind w:left="100" w:right="100" w:firstLine="0" w:firstLineChars="0"/>
+              <w:rPr>
+                <w:rFonts w:ascii="Times New Roman" w:hAnsi="Times New Roman" w:eastAsia="Times New Roman" w:cs="Times New Roman"/>
+                <w:i w:val="false"/>
+                <w:b w:val="false"/>
+                <w:u w:val="none"/>
+                <w:strike w:val="false"/>
+                <w:sz w:val="22"/>
+                <w:szCs w:val="22"/>
+                <w:color w:val="000000"/>
+              </w:rPr>
+            </w:pPr>
+            <w:r xmlns:w="http://schemas.openxmlformats.org/wordprocessingml/2006/main" xmlns:wp="http://schemas.openxmlformats.org/drawingml/2006/wordprocessingDrawing" xmlns:r="http://schemas.openxmlformats.org/officeDocument/2006/relationships" xmlns:w14="http://schemas.microsoft.com/office/word/2010/wordml">
+              <w:rPr>
+                <w:rFonts w:ascii="Times New Roman" w:hAnsi="Times New Roman" w:eastAsia="Times New Roman" w:cs="Times New Roman"/>
+                <w:i w:val="false"/>
+                <w:b w:val="false"/>
+                <w:u w:val="none"/>
+                <w:strike w:val="false"/>
+                <w:sz w:val="22"/>
+                <w:szCs w:val="22"/>
+                <w:color w:val="000000"/>
+              </w:rPr>
+              <w:t xml:space="preserve">[-0.18, 0.18]</w:t>
+            </w:r>
+          </w:p>
+        </w:tc>
+        <w:tc>
+          <w:tcPr>
+            <w:tcBorders>
+              <w:bottom w:val="none" w:sz="0" w:space="0" w:color="000000"/>
+              <w:top w:val="none" w:sz="0" w:space="0" w:color="000000"/>
+              <w:left w:val="none" w:sz="0" w:space="0" w:color="000000"/>
+              <w:right w:val="none" w:sz="0" w:space="0" w:color="000000"/>
+            </w:tcBorders>
+            <w:shd w:val="clear" w:color="auto" w:fill="FFFFFF"/>
+            <w:tcMar>
+              <w:top w:w="0" w:type="dxa"/>
+              <w:bottom w:w="0" w:type="dxa"/>
+              <w:left w:w="0" w:type="dxa"/>
+              <w:right w:w="0" w:type="dxa"/>
+            </w:tcMar>
+            <w:vAlign w:val="center"/>
+          </w:tcPr>
+          <w:p>
+            <w:pPr>
+              <w:jc w:val="center"/>
+              <w:pBdr>
+                <w:bottom w:val="none" w:sz="0" w:space="0" w:color="000000"/>
+                <w:top w:val="none" w:sz="0" w:space="0" w:color="000000"/>
+                <w:left w:val="none" w:sz="0" w:space="0" w:color="000000"/>
+                <w:right w:val="none" w:sz="0" w:space="0" w:color="000000"/>
+              </w:pBdr>
+              <w:spacing w:after="100" w:before="100" w:line="240"/>
+              <w:ind w:left="100" w:right="100" w:firstLine="0" w:firstLineChars="0"/>
+              <w:rPr>
+                <w:rFonts w:ascii="Times New Roman" w:hAnsi="Times New Roman" w:eastAsia="Times New Roman" w:cs="Times New Roman"/>
+                <w:i w:val="false"/>
+                <w:b w:val="false"/>
+                <w:u w:val="none"/>
+                <w:strike w:val="false"/>
+                <w:sz w:val="22"/>
+                <w:szCs w:val="22"/>
+                <w:color w:val="000000"/>
+              </w:rPr>
+            </w:pPr>
+            <w:r xmlns:w="http://schemas.openxmlformats.org/wordprocessingml/2006/main" xmlns:wp="http://schemas.openxmlformats.org/drawingml/2006/wordprocessingDrawing" xmlns:r="http://schemas.openxmlformats.org/officeDocument/2006/relationships" xmlns:w14="http://schemas.microsoft.com/office/word/2010/wordml">
+              <w:rPr>
+                <w:rFonts w:ascii="Times New Roman" w:hAnsi="Times New Roman" w:eastAsia="Times New Roman" w:cs="Times New Roman"/>
+                <w:i w:val="false"/>
+                <w:b w:val="false"/>
+                <w:u w:val="none"/>
+                <w:strike w:val="false"/>
+                <w:sz w:val="22"/>
+                <w:szCs w:val="22"/>
+                <w:color w:val="000000"/>
+              </w:rPr>
+              <w:t xml:space="preserve">0.00</w:t>
+            </w:r>
+          </w:p>
+        </w:tc>
+        <w:tc>
+          <w:tcPr>
+            <w:tcBorders>
+              <w:bottom w:val="none" w:sz="0" w:space="0" w:color="000000"/>
+              <w:top w:val="none" w:sz="0" w:space="0" w:color="000000"/>
+              <w:left w:val="none" w:sz="0" w:space="0" w:color="000000"/>
+              <w:right w:val="none" w:sz="0" w:space="0" w:color="000000"/>
+            </w:tcBorders>
+            <w:shd w:val="clear" w:color="auto" w:fill="FFFFFF"/>
+            <w:tcMar>
+              <w:top w:w="0" w:type="dxa"/>
+              <w:bottom w:w="0" w:type="dxa"/>
+              <w:left w:w="0" w:type="dxa"/>
+              <w:right w:w="0" w:type="dxa"/>
+            </w:tcMar>
+            <w:vAlign w:val="center"/>
+          </w:tcPr>
+          <w:p>
+            <w:pPr>
+              <w:jc w:val="center"/>
+              <w:pBdr>
+                <w:bottom w:val="none" w:sz="0" w:space="0" w:color="000000"/>
+                <w:top w:val="none" w:sz="0" w:space="0" w:color="000000"/>
+                <w:left w:val="none" w:sz="0" w:space="0" w:color="000000"/>
+                <w:right w:val="none" w:sz="0" w:space="0" w:color="000000"/>
+              </w:pBdr>
+              <w:spacing w:after="100" w:before="100" w:line="240"/>
+              <w:ind w:left="100" w:right="100" w:firstLine="0" w:firstLineChars="0"/>
+              <w:rPr>
+                <w:rFonts w:ascii="Times New Roman" w:hAnsi="Times New Roman" w:eastAsia="Times New Roman" w:cs="Times New Roman"/>
+                <w:i w:val="false"/>
+                <w:b w:val="false"/>
+                <w:u w:val="none"/>
+                <w:strike w:val="false"/>
+                <w:sz w:val="22"/>
+                <w:szCs w:val="22"/>
+                <w:color w:val="000000"/>
+              </w:rPr>
+            </w:pPr>
+            <w:r xmlns:w="http://schemas.openxmlformats.org/wordprocessingml/2006/main" xmlns:wp="http://schemas.openxmlformats.org/drawingml/2006/wordprocessingDrawing" xmlns:r="http://schemas.openxmlformats.org/officeDocument/2006/relationships" xmlns:w14="http://schemas.microsoft.com/office/word/2010/wordml">
+              <w:rPr>
+                <w:rFonts w:ascii="Times New Roman" w:hAnsi="Times New Roman" w:eastAsia="Times New Roman" w:cs="Times New Roman"/>
+                <w:i w:val="false"/>
+                <w:b w:val="false"/>
+                <w:u w:val="none"/>
+                <w:strike w:val="false"/>
+                <w:sz w:val="22"/>
+                <w:szCs w:val="22"/>
+                <w:color w:val="000000"/>
+              </w:rPr>
+              <w:t xml:space="preserve">1</w:t>
+            </w:r>
+          </w:p>
+        </w:tc>
+        <w:tc>
+          <w:tcPr>
+            <w:tcBorders>
+              <w:bottom w:val="none" w:sz="0" w:space="0" w:color="000000"/>
+              <w:top w:val="none" w:sz="0" w:space="0" w:color="000000"/>
+              <w:left w:val="none" w:sz="0" w:space="0" w:color="000000"/>
+              <w:right w:val="none" w:sz="0" w:space="0" w:color="000000"/>
+            </w:tcBorders>
+            <w:shd w:val="clear" w:color="auto" w:fill="FFFFFF"/>
+            <w:tcMar>
+              <w:top w:w="0" w:type="dxa"/>
+              <w:bottom w:w="0" w:type="dxa"/>
+              <w:left w:w="0" w:type="dxa"/>
+              <w:right w:w="0" w:type="dxa"/>
+            </w:tcMar>
+            <w:vAlign w:val="center"/>
+          </w:tcPr>
+          <w:p>
+            <w:pPr>
+              <w:jc w:val="center"/>
+              <w:pBdr>
+                <w:bottom w:val="none" w:sz="0" w:space="0" w:color="000000"/>
+                <w:top w:val="none" w:sz="0" w:space="0" w:color="000000"/>
+                <w:left w:val="none" w:sz="0" w:space="0" w:color="000000"/>
+                <w:right w:val="none" w:sz="0" w:space="0" w:color="000000"/>
+              </w:pBdr>
+              <w:spacing w:after="100" w:before="100" w:line="240"/>
+              <w:ind w:left="100" w:right="100" w:firstLine="0" w:firstLineChars="0"/>
+              <w:rPr>
+                <w:rFonts w:ascii="Times New Roman" w:hAnsi="Times New Roman" w:eastAsia="Times New Roman" w:cs="Times New Roman"/>
+                <w:i w:val="false"/>
+                <w:b w:val="false"/>
+                <w:u w:val="none"/>
+                <w:strike w:val="false"/>
+                <w:sz w:val="22"/>
+                <w:szCs w:val="22"/>
+                <w:color w:val="000000"/>
+              </w:rPr>
+            </w:pPr>
+            <w:r xmlns:w="http://schemas.openxmlformats.org/wordprocessingml/2006/main" xmlns:wp="http://schemas.openxmlformats.org/drawingml/2006/wordprocessingDrawing" xmlns:r="http://schemas.openxmlformats.org/officeDocument/2006/relationships" xmlns:w14="http://schemas.microsoft.com/office/word/2010/wordml">
+              <w:rPr>
+                <w:rFonts w:ascii="Times New Roman" w:hAnsi="Times New Roman" w:eastAsia="Times New Roman" w:cs="Times New Roman"/>
+                <w:i w:val="false"/>
+                <w:b w:val="false"/>
+                <w:u w:val="none"/>
+                <w:strike w:val="false"/>
+                <w:sz w:val="22"/>
+                <w:szCs w:val="22"/>
+                <w:color w:val="000000"/>
+              </w:rPr>
+              <w:t xml:space="preserve">3,846.57</w:t>
+            </w:r>
+          </w:p>
+        </w:tc>
+      </w:tr>
+      <w:tr>
+        <w:trPr>
+          <w:trHeight w:val="611" w:hRule="auto"/>
+        </w:trPr>
+        <w:tc>
+          <w:tcPr>
+            <w:tcBorders>
+              <w:bottom w:val="single" w:sz="12" w:space="0" w:color="666666"/>
+              <w:top w:val="none" w:sz="0" w:space="0" w:color="000000"/>
+              <w:left w:val="none" w:sz="0" w:space="0" w:color="000000"/>
+              <w:right w:val="none" w:sz="0" w:space="0" w:color="000000"/>
+            </w:tcBorders>
+            <w:shd w:val="clear" w:color="auto" w:fill="FFFFFF"/>
+            <w:tcMar>
+              <w:top w:w="0" w:type="dxa"/>
+              <w:bottom w:w="0" w:type="dxa"/>
+              <w:left w:w="0" w:type="dxa"/>
+              <w:right w:w="0" w:type="dxa"/>
+            </w:tcMar>
+            <w:vAlign w:val="center"/>
+          </w:tcPr>
+          <w:p>
+            <w:pPr>
+              <w:jc w:val="left"/>
+              <w:pBdr>
+                <w:bottom w:val="none" w:sz="0" w:space="0" w:color="000000"/>
+                <w:top w:val="none" w:sz="0" w:space="0" w:color="000000"/>
+                <w:left w:val="none" w:sz="0" w:space="0" w:color="000000"/>
+                <w:right w:val="none" w:sz="0" w:space="0" w:color="000000"/>
+              </w:pBdr>
+              <w:spacing w:after="100" w:before="100" w:line="240"/>
+              <w:ind w:left="100" w:right="100" w:firstLine="0" w:firstLineChars="0"/>
+              <w:rPr>
+                <w:rFonts w:ascii="Times New Roman" w:hAnsi="Times New Roman" w:eastAsia="Times New Roman" w:cs="Times New Roman"/>
+                <w:i w:val="false"/>
+                <w:b w:val="false"/>
+                <w:u w:val="none"/>
+                <w:strike w:val="false"/>
+                <w:sz w:val="22"/>
+                <w:szCs w:val="22"/>
+                <w:color w:val="000000"/>
+              </w:rPr>
+            </w:pPr>
+            <w:r xmlns:w="http://schemas.openxmlformats.org/wordprocessingml/2006/main" xmlns:wp="http://schemas.openxmlformats.org/drawingml/2006/wordprocessingDrawing" xmlns:r="http://schemas.openxmlformats.org/officeDocument/2006/relationships" xmlns:w14="http://schemas.microsoft.com/office/word/2010/wordml">
+              <w:rPr>
+                <w:rFonts w:ascii="Times New Roman" w:hAnsi="Times New Roman" w:eastAsia="Times New Roman" w:cs="Times New Roman"/>
+                <w:i w:val="false"/>
+                <w:b w:val="false"/>
+                <w:u w:val="none"/>
+                <w:strike w:val="false"/>
+                <w:sz w:val="22"/>
+                <w:szCs w:val="22"/>
+                <w:color w:val="000000"/>
+              </w:rPr>
+              <w:t xml:space="preserve">b_proficiency_z</w:t>
+            </w:r>
+          </w:p>
+        </w:tc>
+        <w:tc>
+          <w:tcPr>
+            <w:tcBorders>
+              <w:bottom w:val="single" w:sz="12" w:space="0" w:color="666666"/>
+              <w:top w:val="none" w:sz="0" w:space="0" w:color="000000"/>
+              <w:left w:val="none" w:sz="0" w:space="0" w:color="000000"/>
+              <w:right w:val="none" w:sz="0" w:space="0" w:color="000000"/>
+            </w:tcBorders>
+            <w:shd w:val="clear" w:color="auto" w:fill="FFFFFF"/>
+            <w:tcMar>
+              <w:top w:w="0" w:type="dxa"/>
+              <w:bottom w:w="0" w:type="dxa"/>
+              <w:left w:w="0" w:type="dxa"/>
+              <w:right w:w="0" w:type="dxa"/>
+            </w:tcMar>
+            <w:vAlign w:val="center"/>
+          </w:tcPr>
+          <w:p>
+            <w:pPr>
+              <w:jc w:val="center"/>
+              <w:pBdr>
+                <w:bottom w:val="none" w:sz="0" w:space="0" w:color="000000"/>
+                <w:top w:val="none" w:sz="0" w:space="0" w:color="000000"/>
+                <w:left w:val="none" w:sz="0" w:space="0" w:color="000000"/>
+                <w:right w:val="none" w:sz="0" w:space="0" w:color="000000"/>
+              </w:pBdr>
+              <w:spacing w:after="100" w:before="100" w:line="240"/>
+              <w:ind w:left="100" w:right="100" w:firstLine="0" w:firstLineChars="0"/>
+              <w:rPr>
+                <w:rFonts w:ascii="Times New Roman" w:hAnsi="Times New Roman" w:eastAsia="Times New Roman" w:cs="Times New Roman"/>
+                <w:i w:val="false"/>
+                <w:b w:val="false"/>
+                <w:u w:val="none"/>
+                <w:strike w:val="false"/>
+                <w:sz w:val="22"/>
+                <w:szCs w:val="22"/>
+                <w:color w:val="000000"/>
+              </w:rPr>
+            </w:pPr>
+            <w:r xmlns:w="http://schemas.openxmlformats.org/wordprocessingml/2006/main" xmlns:wp="http://schemas.openxmlformats.org/drawingml/2006/wordprocessingDrawing" xmlns:r="http://schemas.openxmlformats.org/officeDocument/2006/relationships" xmlns:w14="http://schemas.microsoft.com/office/word/2010/wordml">
+              <w:rPr>
+                <w:rFonts w:ascii="Times New Roman" w:hAnsi="Times New Roman" w:eastAsia="Times New Roman" w:cs="Times New Roman"/>
+                <w:i w:val="false"/>
+                <w:b w:val="false"/>
+                <w:u w:val="none"/>
+                <w:strike w:val="false"/>
+                <w:sz w:val="22"/>
+                <w:szCs w:val="22"/>
+                <w:color w:val="000000"/>
+              </w:rPr>
+              <w:t xml:space="preserve">0.78</w:t>
+            </w:r>
+          </w:p>
+        </w:tc>
+        <w:tc>
+          <w:tcPr>
+            <w:tcBorders>
+              <w:bottom w:val="single" w:sz="12" w:space="0" w:color="666666"/>
+              <w:top w:val="none" w:sz="0" w:space="0" w:color="000000"/>
+              <w:left w:val="none" w:sz="0" w:space="0" w:color="000000"/>
+              <w:right w:val="none" w:sz="0" w:space="0" w:color="000000"/>
+            </w:tcBorders>
+            <w:shd w:val="clear" w:color="auto" w:fill="FFFFFF"/>
+            <w:tcMar>
+              <w:top w:w="0" w:type="dxa"/>
+              <w:bottom w:w="0" w:type="dxa"/>
+              <w:left w:w="0" w:type="dxa"/>
+              <w:right w:w="0" w:type="dxa"/>
+            </w:tcMar>
+            <w:vAlign w:val="center"/>
+          </w:tcPr>
+          <w:p>
+            <w:pPr>
+              <w:jc w:val="center"/>
+              <w:pBdr>
+                <w:bottom w:val="none" w:sz="0" w:space="0" w:color="000000"/>
+                <w:top w:val="none" w:sz="0" w:space="0" w:color="000000"/>
+                <w:left w:val="none" w:sz="0" w:space="0" w:color="000000"/>
+                <w:right w:val="none" w:sz="0" w:space="0" w:color="000000"/>
+              </w:pBdr>
+              <w:spacing w:after="100" w:before="100" w:line="240"/>
+              <w:ind w:left="100" w:right="100" w:firstLine="0" w:firstLineChars="0"/>
+              <w:rPr>
+                <w:rFonts w:ascii="Times New Roman" w:hAnsi="Times New Roman" w:eastAsia="Times New Roman" w:cs="Times New Roman"/>
+                <w:i w:val="false"/>
+                <w:b w:val="false"/>
+                <w:u w:val="none"/>
+                <w:strike w:val="false"/>
+                <w:sz w:val="22"/>
+                <w:szCs w:val="22"/>
+                <w:color w:val="000000"/>
+              </w:rPr>
+            </w:pPr>
+            <w:r xmlns:w="http://schemas.openxmlformats.org/wordprocessingml/2006/main" xmlns:wp="http://schemas.openxmlformats.org/drawingml/2006/wordprocessingDrawing" xmlns:r="http://schemas.openxmlformats.org/officeDocument/2006/relationships" xmlns:w14="http://schemas.microsoft.com/office/word/2010/wordml">
+              <w:rPr>
+                <w:rFonts w:ascii="Times New Roman" w:hAnsi="Times New Roman" w:eastAsia="Times New Roman" w:cs="Times New Roman"/>
+                <w:i w:val="false"/>
+                <w:b w:val="false"/>
+                <w:u w:val="none"/>
+                <w:strike w:val="false"/>
+                <w:sz w:val="22"/>
+                <w:szCs w:val="22"/>
+                <w:color w:val="000000"/>
+              </w:rPr>
+              <w:t xml:space="preserve">[0.43, 1.15]</w:t>
+            </w:r>
+          </w:p>
+        </w:tc>
+        <w:tc>
+          <w:tcPr>
+            <w:tcBorders>
+              <w:bottom w:val="single" w:sz="12" w:space="0" w:color="666666"/>
+              <w:top w:val="none" w:sz="0" w:space="0" w:color="000000"/>
+              <w:left w:val="none" w:sz="0" w:space="0" w:color="000000"/>
+              <w:right w:val="none" w:sz="0" w:space="0" w:color="000000"/>
+            </w:tcBorders>
+            <w:shd w:val="clear" w:color="auto" w:fill="FFFFFF"/>
+            <w:tcMar>
+              <w:top w:w="0" w:type="dxa"/>
+              <w:bottom w:w="0" w:type="dxa"/>
+              <w:left w:w="0" w:type="dxa"/>
+              <w:right w:w="0" w:type="dxa"/>
+            </w:tcMar>
+            <w:vAlign w:val="center"/>
+          </w:tcPr>
+          <w:p>
+            <w:pPr>
+              <w:jc w:val="center"/>
+              <w:pBdr>
+                <w:bottom w:val="none" w:sz="0" w:space="0" w:color="000000"/>
+                <w:top w:val="none" w:sz="0" w:space="0" w:color="000000"/>
+                <w:left w:val="none" w:sz="0" w:space="0" w:color="000000"/>
+                <w:right w:val="none" w:sz="0" w:space="0" w:color="000000"/>
+              </w:pBdr>
+              <w:spacing w:after="100" w:before="100" w:line="240"/>
+              <w:ind w:left="100" w:right="100" w:firstLine="0" w:firstLineChars="0"/>
+              <w:rPr>
+                <w:rFonts w:ascii="Times New Roman" w:hAnsi="Times New Roman" w:eastAsia="Times New Roman" w:cs="Times New Roman"/>
+                <w:i w:val="false"/>
+                <w:b w:val="false"/>
+                <w:u w:val="none"/>
+                <w:strike w:val="false"/>
+                <w:sz w:val="22"/>
+                <w:szCs w:val="22"/>
+                <w:color w:val="000000"/>
+              </w:rPr>
+            </w:pPr>
+            <w:r xmlns:w="http://schemas.openxmlformats.org/wordprocessingml/2006/main" xmlns:wp="http://schemas.openxmlformats.org/drawingml/2006/wordprocessingDrawing" xmlns:r="http://schemas.openxmlformats.org/officeDocument/2006/relationships" xmlns:w14="http://schemas.microsoft.com/office/word/2010/wordml">
+              <w:rPr>
+                <w:rFonts w:ascii="Times New Roman" w:hAnsi="Times New Roman" w:eastAsia="Times New Roman" w:cs="Times New Roman"/>
+                <w:i w:val="false"/>
+                <w:b w:val="false"/>
+                <w:u w:val="none"/>
+                <w:strike w:val="false"/>
+                <w:sz w:val="22"/>
+                <w:szCs w:val="22"/>
+                <w:color w:val="000000"/>
+              </w:rPr>
+              <w:t xml:space="preserve">1.00</w:t>
+            </w:r>
+          </w:p>
+        </w:tc>
+        <w:tc>
+          <w:tcPr>
+            <w:tcBorders>
+              <w:bottom w:val="single" w:sz="12" w:space="0" w:color="666666"/>
+              <w:top w:val="none" w:sz="0" w:space="0" w:color="000000"/>
+              <w:left w:val="none" w:sz="0" w:space="0" w:color="000000"/>
+              <w:right w:val="none" w:sz="0" w:space="0" w:color="000000"/>
+            </w:tcBorders>
+            <w:shd w:val="clear" w:color="auto" w:fill="FFFFFF"/>
+            <w:tcMar>
+              <w:top w:w="0" w:type="dxa"/>
+              <w:bottom w:w="0" w:type="dxa"/>
+              <w:left w:w="0" w:type="dxa"/>
+              <w:right w:w="0" w:type="dxa"/>
+            </w:tcMar>
+            <w:vAlign w:val="center"/>
+          </w:tcPr>
+          <w:p>
+            <w:pPr>
+              <w:jc w:val="center"/>
+              <w:pBdr>
+                <w:bottom w:val="none" w:sz="0" w:space="0" w:color="000000"/>
+                <w:top w:val="none" w:sz="0" w:space="0" w:color="000000"/>
+                <w:left w:val="none" w:sz="0" w:space="0" w:color="000000"/>
+                <w:right w:val="none" w:sz="0" w:space="0" w:color="000000"/>
+              </w:pBdr>
+              <w:spacing w:after="100" w:before="100" w:line="240"/>
+              <w:ind w:left="100" w:right="100" w:firstLine="0" w:firstLineChars="0"/>
+              <w:rPr>
+                <w:rFonts w:ascii="Times New Roman" w:hAnsi="Times New Roman" w:eastAsia="Times New Roman" w:cs="Times New Roman"/>
+                <w:i w:val="false"/>
+                <w:b w:val="false"/>
+                <w:u w:val="none"/>
+                <w:strike w:val="false"/>
+                <w:sz w:val="22"/>
+                <w:szCs w:val="22"/>
+                <w:color w:val="000000"/>
+              </w:rPr>
+            </w:pPr>
+            <w:r xmlns:w="http://schemas.openxmlformats.org/wordprocessingml/2006/main" xmlns:wp="http://schemas.openxmlformats.org/drawingml/2006/wordprocessingDrawing" xmlns:r="http://schemas.openxmlformats.org/officeDocument/2006/relationships" xmlns:w14="http://schemas.microsoft.com/office/word/2010/wordml">
+              <w:rPr>
+                <w:rFonts w:ascii="Times New Roman" w:hAnsi="Times New Roman" w:eastAsia="Times New Roman" w:cs="Times New Roman"/>
+                <w:i w:val="false"/>
+                <w:b w:val="false"/>
+                <w:u w:val="none"/>
+                <w:strike w:val="false"/>
+                <w:sz w:val="22"/>
+                <w:szCs w:val="22"/>
+                <w:color w:val="000000"/>
+              </w:rPr>
+              <w:t xml:space="preserve">[-0.18, 0.18]</w:t>
+            </w:r>
+          </w:p>
+        </w:tc>
+        <w:tc>
+          <w:tcPr>
+            <w:tcBorders>
+              <w:bottom w:val="single" w:sz="12" w:space="0" w:color="666666"/>
+              <w:top w:val="none" w:sz="0" w:space="0" w:color="000000"/>
+              <w:left w:val="none" w:sz="0" w:space="0" w:color="000000"/>
+              <w:right w:val="none" w:sz="0" w:space="0" w:color="000000"/>
+            </w:tcBorders>
+            <w:shd w:val="clear" w:color="auto" w:fill="FFFFFF"/>
+            <w:tcMar>
+              <w:top w:w="0" w:type="dxa"/>
+              <w:bottom w:w="0" w:type="dxa"/>
+              <w:left w:w="0" w:type="dxa"/>
+              <w:right w:w="0" w:type="dxa"/>
+            </w:tcMar>
+            <w:vAlign w:val="center"/>
+          </w:tcPr>
+          <w:p>
+            <w:pPr>
+              <w:jc w:val="center"/>
+              <w:pBdr>
+                <w:bottom w:val="none" w:sz="0" w:space="0" w:color="000000"/>
+                <w:top w:val="none" w:sz="0" w:space="0" w:color="000000"/>
+                <w:left w:val="none" w:sz="0" w:space="0" w:color="000000"/>
+                <w:right w:val="none" w:sz="0" w:space="0" w:color="000000"/>
+              </w:pBdr>
+              <w:spacing w:after="100" w:before="100" w:line="240"/>
+              <w:ind w:left="100" w:right="100" w:firstLine="0" w:firstLineChars="0"/>
+              <w:rPr>
+                <w:rFonts w:ascii="Times New Roman" w:hAnsi="Times New Roman" w:eastAsia="Times New Roman" w:cs="Times New Roman"/>
+                <w:i w:val="false"/>
+                <w:b w:val="false"/>
+                <w:u w:val="none"/>
+                <w:strike w:val="false"/>
+                <w:sz w:val="22"/>
+                <w:szCs w:val="22"/>
+                <w:color w:val="000000"/>
+              </w:rPr>
+            </w:pPr>
+            <w:r xmlns:w="http://schemas.openxmlformats.org/wordprocessingml/2006/main" xmlns:wp="http://schemas.openxmlformats.org/drawingml/2006/wordprocessingDrawing" xmlns:r="http://schemas.openxmlformats.org/officeDocument/2006/relationships" xmlns:w14="http://schemas.microsoft.com/office/word/2010/wordml">
+              <w:rPr>
+                <w:rFonts w:ascii="Times New Roman" w:hAnsi="Times New Roman" w:eastAsia="Times New Roman" w:cs="Times New Roman"/>
+                <w:i w:val="false"/>
+                <w:b w:val="false"/>
+                <w:u w:val="none"/>
+                <w:strike w:val="false"/>
+                <w:sz w:val="22"/>
+                <w:szCs w:val="22"/>
+                <w:color w:val="000000"/>
+              </w:rPr>
+              <w:t xml:space="preserve">0.00</w:t>
+            </w:r>
+          </w:p>
+        </w:tc>
+        <w:tc>
+          <w:tcPr>
+            <w:tcBorders>
+              <w:bottom w:val="single" w:sz="12" w:space="0" w:color="666666"/>
+              <w:top w:val="none" w:sz="0" w:space="0" w:color="000000"/>
+              <w:left w:val="none" w:sz="0" w:space="0" w:color="000000"/>
+              <w:right w:val="none" w:sz="0" w:space="0" w:color="000000"/>
+            </w:tcBorders>
+            <w:shd w:val="clear" w:color="auto" w:fill="FFFFFF"/>
+            <w:tcMar>
+              <w:top w:w="0" w:type="dxa"/>
+              <w:bottom w:w="0" w:type="dxa"/>
+              <w:left w:w="0" w:type="dxa"/>
+              <w:right w:w="0" w:type="dxa"/>
+            </w:tcMar>
+            <w:vAlign w:val="center"/>
+          </w:tcPr>
+          <w:p>
+            <w:pPr>
+              <w:jc w:val="center"/>
+              <w:pBdr>
+                <w:bottom w:val="none" w:sz="0" w:space="0" w:color="000000"/>
+                <w:top w:val="none" w:sz="0" w:space="0" w:color="000000"/>
+                <w:left w:val="none" w:sz="0" w:space="0" w:color="000000"/>
+                <w:right w:val="none" w:sz="0" w:space="0" w:color="000000"/>
+              </w:pBdr>
+              <w:spacing w:after="100" w:before="100" w:line="240"/>
+              <w:ind w:left="100" w:right="100" w:firstLine="0" w:firstLineChars="0"/>
+              <w:rPr>
+                <w:rFonts w:ascii="Times New Roman" w:hAnsi="Times New Roman" w:eastAsia="Times New Roman" w:cs="Times New Roman"/>
+                <w:i w:val="false"/>
+                <w:b w:val="false"/>
+                <w:u w:val="none"/>
+                <w:strike w:val="false"/>
+                <w:sz w:val="22"/>
+                <w:szCs w:val="22"/>
+                <w:color w:val="000000"/>
+              </w:rPr>
+            </w:pPr>
+            <w:r xmlns:w="http://schemas.openxmlformats.org/wordprocessingml/2006/main" xmlns:wp="http://schemas.openxmlformats.org/drawingml/2006/wordprocessingDrawing" xmlns:r="http://schemas.openxmlformats.org/officeDocument/2006/relationships" xmlns:w14="http://schemas.microsoft.com/office/word/2010/wordml">
+              <w:rPr>
+                <w:rFonts w:ascii="Times New Roman" w:hAnsi="Times New Roman" w:eastAsia="Times New Roman" w:cs="Times New Roman"/>
+                <w:i w:val="false"/>
+                <w:b w:val="false"/>
+                <w:u w:val="none"/>
+                <w:strike w:val="false"/>
+                <w:sz w:val="22"/>
+                <w:szCs w:val="22"/>
+                <w:color w:val="000000"/>
+              </w:rPr>
+              <w:t xml:space="preserve">1</w:t>
+            </w:r>
+          </w:p>
+        </w:tc>
+        <w:tc>
+          <w:tcPr>
+            <w:tcBorders>
+              <w:bottom w:val="single" w:sz="12" w:space="0" w:color="666666"/>
+              <w:top w:val="none" w:sz="0" w:space="0" w:color="000000"/>
+              <w:left w:val="none" w:sz="0" w:space="0" w:color="000000"/>
+              <w:right w:val="none" w:sz="0" w:space="0" w:color="000000"/>
+            </w:tcBorders>
+            <w:shd w:val="clear" w:color="auto" w:fill="FFFFFF"/>
+            <w:tcMar>
+              <w:top w:w="0" w:type="dxa"/>
+              <w:bottom w:w="0" w:type="dxa"/>
+              <w:left w:w="0" w:type="dxa"/>
+              <w:right w:w="0" w:type="dxa"/>
+            </w:tcMar>
+            <w:vAlign w:val="center"/>
+          </w:tcPr>
+          <w:p>
+            <w:pPr>
+              <w:jc w:val="center"/>
+              <w:pBdr>
+                <w:bottom w:val="none" w:sz="0" w:space="0" w:color="000000"/>
+                <w:top w:val="none" w:sz="0" w:space="0" w:color="000000"/>
+                <w:left w:val="none" w:sz="0" w:space="0" w:color="000000"/>
+                <w:right w:val="none" w:sz="0" w:space="0" w:color="000000"/>
+              </w:pBdr>
+              <w:spacing w:after="100" w:before="100" w:line="240"/>
+              <w:ind w:left="100" w:right="100" w:firstLine="0" w:firstLineChars="0"/>
+              <w:rPr>
+                <w:rFonts w:ascii="Times New Roman" w:hAnsi="Times New Roman" w:eastAsia="Times New Roman" w:cs="Times New Roman"/>
+                <w:i w:val="false"/>
+                <w:b w:val="false"/>
+                <w:u w:val="none"/>
+                <w:strike w:val="false"/>
+                <w:sz w:val="22"/>
+                <w:szCs w:val="22"/>
+                <w:color w:val="000000"/>
+              </w:rPr>
+            </w:pPr>
+            <w:r xmlns:w="http://schemas.openxmlformats.org/wordprocessingml/2006/main" xmlns:wp="http://schemas.openxmlformats.org/drawingml/2006/wordprocessingDrawing" xmlns:r="http://schemas.openxmlformats.org/officeDocument/2006/relationships" xmlns:w14="http://schemas.microsoft.com/office/word/2010/wordml">
+              <w:rPr>
+                <w:rFonts w:ascii="Times New Roman" w:hAnsi="Times New Roman" w:eastAsia="Times New Roman" w:cs="Times New Roman"/>
+                <w:i w:val="false"/>
+                <w:b w:val="false"/>
+                <w:u w:val="none"/>
+                <w:strike w:val="false"/>
+                <w:sz w:val="22"/>
+                <w:szCs w:val="22"/>
+                <w:color w:val="000000"/>
+              </w:rPr>
+              <w:t xml:space="preserve">3,288.93</w:t>
+            </w:r>
+          </w:p>
+        </w:tc>
+      </w:tr>
+    </w:tbl>
+    <w:p>
+      <w:pPr>
+        <w:pStyle w:val="CaptionedFigure"/>
+      </w:pPr>
+      <w:r>
+        <w:drawing>
+          <wp:inline>
+            <wp:extent cx="4579632" cy="3663706"/>
+            <wp:effectExtent b="0" l="0" r="0" t="0"/>
+            <wp:docPr descr="Figure 4: Posterior Distributions of the accuracy model" title="" id="48" name="Picture"/>
+            <a:graphic>
+              <a:graphicData uri="http://schemas.openxmlformats.org/drawingml/2006/picture">
+                <pic:pic>
+                  <pic:nvPicPr>
+                    <pic:cNvPr descr="main_files/72a8dfc514cceec6c3c04d6834461bda5fdb9f98.png" id="49" name="Picture"/>
+                    <pic:cNvPicPr>
+                      <a:picLocks noChangeArrowheads="1" noChangeAspect="1"/>
+                    </pic:cNvPicPr>
+                  </pic:nvPicPr>
+                  <pic:blipFill>
+                    <a:blip r:embed="rId47"/>
+                    <a:stretch>
+                      <a:fillRect/>
+                    </a:stretch>
+                  </pic:blipFill>
+                  <pic:spPr bwMode="auto">
+                    <a:xfrm>
+                      <a:off x="0" y="0"/>
+                      <a:ext cx="4579632" cy="3663706"/>
+                    </a:xfrm>
+                    <a:prstGeom prst="rect">
+                      <a:avLst/>
+                    </a:prstGeom>
+                    <a:noFill/>
+                    <a:ln w="9525">
+                      <a:noFill/>
+                      <a:headEnd/>
+                      <a:tailEnd/>
+                    </a:ln>
+                  </pic:spPr>
+                </pic:pic>
+              </a:graphicData>
+            </a:graphic>
+          </wp:inline>
+        </w:drawing>
+      </w:r>
+    </w:p>
+    <w:p>
+      <w:pPr>
+        <w:pStyle w:val="ImageCaption"/>
+      </w:pPr>
+      <w:bookmarkStart w:id="50" w:name="fig:accmod"/>
+      <w:bookmarkEnd w:id="50"/>
+      <w:r>
+        <w:t xml:space="preserve">Figure 4: Posterior Distributions of the accuracy model</w:t>
+      </w:r>
+    </w:p>
+    <w:bookmarkEnd w:id="51"/>
+    <w:bookmarkEnd w:id="52"/>
+    <w:bookmarkStart w:id="55" w:name="discussion"/>
     <w:p>
       <w:pPr>
         <w:pStyle w:val="Heading1"/>
@@ -9015,7 +7078,7 @@
         <w:t xml:space="preserve">Below, we discuss the results in light of previous empirical findings and existing theoretical models of cross-linguistic influence, particularly those addressing cumulative and selective transfer in multilingual lexical processing.</w:t>
       </w:r>
     </w:p>
-    <w:bookmarkStart w:id="48" w:name="cognate-effects-in-l3-lexical-processing"/>
+    <w:bookmarkStart w:id="53" w:name="cognate-effects-in-l3-lexical-processing"/>
     <w:p>
       <w:pPr>
         <w:pStyle w:val="Heading2"/>
@@ -9266,8 +7329,8 @@
         <w:t xml:space="preserve">Need a closing paragraph here.</w:t>
       </w:r>
     </w:p>
-    <w:bookmarkEnd w:id="48"/>
-    <w:bookmarkStart w:id="49" w:name="the-role-of-l2-and-l3-proficiency"/>
+    <w:bookmarkEnd w:id="53"/>
+    <w:bookmarkStart w:id="54" w:name="the-role-of-l2-and-l3-proficiency"/>
     <w:p>
       <w:pPr>
         <w:pStyle w:val="Heading2"/>
@@ -9405,9 +7468,9 @@
         <w:t xml:space="preserve">Although such variables were not directly examined in the present study, they represent promising avenues for future research.</w:t>
       </w:r>
     </w:p>
-    <w:bookmarkEnd w:id="49"/>
-    <w:bookmarkEnd w:id="50"/>
-    <w:bookmarkStart w:id="51" w:name="conclusion"/>
+    <w:bookmarkEnd w:id="54"/>
+    <w:bookmarkEnd w:id="55"/>
+    <w:bookmarkStart w:id="56" w:name="conclusion"/>
     <w:p>
       <w:pPr>
         <w:pStyle w:val="Heading1"/>
@@ -9429,8 +7492,8 @@
         <w:br w:type="page"/>
       </w:r>
     </w:p>
-    <w:bookmarkEnd w:id="51"/>
-    <w:bookmarkStart w:id="53" w:name="X421aa8c25e75d5bda444d1508fbcc66cb0dedf6"/>
+    <w:bookmarkEnd w:id="56"/>
+    <w:bookmarkStart w:id="58" w:name="X421aa8c25e75d5bda444d1508fbcc66cb0dedf6"/>
     <w:p>
       <w:pPr>
         <w:pStyle w:val="Heading1"/>
@@ -9443,8 +7506,8 @@
       <w:pPr>
         <w:pStyle w:val="TableCaption"/>
       </w:pPr>
-      <w:bookmarkStart w:id="52" w:name="tab:stim-table-appendix"/>
-      <w:bookmarkEnd w:id="52"/>
+      <w:bookmarkStart w:id="57" w:name="tab:stim-table-appendix"/>
+      <w:bookmarkEnd w:id="57"/>
       <w:r>
         <w:t xml:space="preserve">Table 3: Stimulus List</w:t>
       </w:r>
@@ -14321,8 +12384,8 @@
         <w:br w:type="page"/>
       </w:r>
     </w:p>
-    <w:bookmarkEnd w:id="53"/>
-    <w:bookmarkStart w:id="141" w:name="references"/>
+    <w:bookmarkEnd w:id="58"/>
+    <w:bookmarkStart w:id="150" w:name="references"/>
     <w:p>
       <w:pPr>
         <w:pStyle w:val="Heading1"/>
@@ -14331,8 +12394,8 @@
         <w:t xml:space="preserve">References</w:t>
       </w:r>
     </w:p>
-    <w:bookmarkStart w:id="140" w:name="refs"/>
-    <w:bookmarkStart w:id="55" w:name="ref-aguinaga_echeverria_2017"/>
+    <w:bookmarkStart w:id="149" w:name="refs"/>
+    <w:bookmarkStart w:id="60" w:name="ref-aguinaga_echeverria_2017"/>
     <w:p>
       <w:pPr>
         <w:pStyle w:val="Bibliography"/>
@@ -14459,7 +12522,7 @@
       <w:r>
         <w:t xml:space="preserve"> </w:t>
       </w:r>
-      <w:hyperlink r:id="rId54">
+      <w:hyperlink r:id="rId59">
         <w:r>
           <w:rPr>
             <w:rStyle w:val="Hyperlink"/>
@@ -14468,8 +12531,8 @@
         </w:r>
       </w:hyperlink>
     </w:p>
-    <w:bookmarkEnd w:id="55"/>
-    <w:bookmarkStart w:id="57" w:name="ref-amengual_2012"/>
+    <w:bookmarkEnd w:id="60"/>
+    <w:bookmarkStart w:id="62" w:name="ref-amengual_2012"/>
     <w:p>
       <w:pPr>
         <w:pStyle w:val="Bibliography"/>
@@ -14515,7 +12578,7 @@
       <w:r>
         <w:t xml:space="preserve">(3), 517–530. http://doi.org/</w:t>
       </w:r>
-      <w:hyperlink r:id="rId56">
+      <w:hyperlink r:id="rId61">
         <w:r>
           <w:rPr>
             <w:rStyle w:val="Hyperlink"/>
@@ -14524,8 +12587,8 @@
         </w:r>
       </w:hyperlink>
     </w:p>
-    <w:bookmarkEnd w:id="57"/>
-    <w:bookmarkStart w:id="59" w:name="ref-arana_etal_2022"/>
+    <w:bookmarkEnd w:id="62"/>
+    <w:bookmarkStart w:id="64" w:name="ref-arana_etal_2022"/>
     <w:p>
       <w:pPr>
         <w:pStyle w:val="Bibliography"/>
@@ -14559,7 +12622,7 @@
       <w:r>
         <w:t xml:space="preserve">(4), 660–678. http://doi.org/</w:t>
       </w:r>
-      <w:hyperlink r:id="rId58">
+      <w:hyperlink r:id="rId63">
         <w:r>
           <w:rPr>
             <w:rStyle w:val="Hyperlink"/>
@@ -14568,8 +12631,8 @@
         </w:r>
       </w:hyperlink>
     </w:p>
-    <w:bookmarkEnd w:id="59"/>
-    <w:bookmarkStart w:id="61" w:name="ref-bardel_falk_2007"/>
+    <w:bookmarkEnd w:id="64"/>
+    <w:bookmarkStart w:id="66" w:name="ref-bardel_falk_2007"/>
     <w:p>
       <w:pPr>
         <w:pStyle w:val="Bibliography"/>
@@ -14627,7 +12690,7 @@
       <w:r>
         <w:t xml:space="preserve">, 459–484. http://doi.org/</w:t>
       </w:r>
-      <w:hyperlink r:id="rId60">
+      <w:hyperlink r:id="rId65">
         <w:r>
           <w:rPr>
             <w:rStyle w:val="Hyperlink"/>
@@ -14636,8 +12699,8 @@
         </w:r>
       </w:hyperlink>
     </w:p>
-    <w:bookmarkEnd w:id="61"/>
-    <w:bookmarkStart w:id="63" w:name="ref-bardel_falk_2012"/>
+    <w:bookmarkEnd w:id="66"/>
+    <w:bookmarkStart w:id="68" w:name="ref-bardel_falk_2012"/>
     <w:p>
       <w:pPr>
         <w:pStyle w:val="Bibliography"/>
@@ -14657,7 +12720,7 @@
       <w:r>
         <w:t xml:space="preserve">status factor and the declarative/procedural distinction. In (pp. 61–78). http://doi.org/</w:t>
       </w:r>
-      <w:hyperlink r:id="rId62">
+      <w:hyperlink r:id="rId67">
         <w:r>
           <w:rPr>
             <w:rStyle w:val="Hyperlink"/>
@@ -14666,8 +12729,8 @@
         </w:r>
       </w:hyperlink>
     </w:p>
-    <w:bookmarkEnd w:id="63"/>
-    <w:bookmarkStart w:id="65" w:name="ref-bartolotti_marian_2017"/>
+    <w:bookmarkEnd w:id="68"/>
+    <w:bookmarkStart w:id="70" w:name="ref-bartolotti_marian_2017"/>
     <w:p>
       <w:pPr>
         <w:pStyle w:val="Bibliography"/>
@@ -14752,7 +12815,7 @@
       <w:r>
         <w:t xml:space="preserve">(1), 110–140. http://doi.org/</w:t>
       </w:r>
-      <w:hyperlink r:id="rId64">
+      <w:hyperlink r:id="rId69">
         <w:r>
           <w:rPr>
             <w:rStyle w:val="Hyperlink"/>
@@ -14761,8 +12824,44 @@
         </w:r>
       </w:hyperlink>
     </w:p>
-    <w:bookmarkEnd w:id="65"/>
-    <w:bookmarkStart w:id="67" w:name="ref-carrasco-ortiz_etal_2021"/>
+    <w:bookmarkEnd w:id="70"/>
+    <w:bookmarkStart w:id="71" w:name="ref-burkner2017brms"/>
+    <w:p>
+      <w:pPr>
+        <w:pStyle w:val="Bibliography"/>
+      </w:pPr>
+      <w:r>
+        <w:t xml:space="preserve">Bürkner, P.-C. (2017). Brms: An r package for bayesian multilevel models using stan.</w:t>
+      </w:r>
+      <w:r>
+        <w:t xml:space="preserve"> </w:t>
+      </w:r>
+      <w:r>
+        <w:rPr>
+          <w:i/>
+          <w:iCs/>
+        </w:rPr>
+        <w:t xml:space="preserve">Journal of Statistical Software</w:t>
+      </w:r>
+      <w:r>
+        <w:t xml:space="preserve">,</w:t>
+      </w:r>
+      <w:r>
+        <w:t xml:space="preserve"> </w:t>
+      </w:r>
+      <w:r>
+        <w:rPr>
+          <w:i/>
+          <w:iCs/>
+        </w:rPr>
+        <w:t xml:space="preserve">80</w:t>
+      </w:r>
+      <w:r>
+        <w:t xml:space="preserve">, 1–28.</w:t>
+      </w:r>
+    </w:p>
+    <w:bookmarkEnd w:id="71"/>
+    <w:bookmarkStart w:id="73" w:name="ref-carrasco-ortiz_etal_2021"/>
     <w:p>
       <w:pPr>
         <w:pStyle w:val="Bibliography"/>
@@ -14808,7 +12907,7 @@
       <w:r>
         <w:t xml:space="preserve">(3), 389–417. http://doi.org/</w:t>
       </w:r>
-      <w:hyperlink r:id="rId66">
+      <w:hyperlink r:id="rId72">
         <w:r>
           <w:rPr>
             <w:rStyle w:val="Hyperlink"/>
@@ -14817,8 +12916,8 @@
         </w:r>
       </w:hyperlink>
     </w:p>
-    <w:bookmarkEnd w:id="67"/>
-    <w:bookmarkStart w:id="69" w:name="ref-comesana_etal_2015"/>
+    <w:bookmarkEnd w:id="73"/>
+    <w:bookmarkStart w:id="75" w:name="ref-comesana_etal_2015"/>
     <w:p>
       <w:pPr>
         <w:pStyle w:val="Bibliography"/>
@@ -14864,7 +12963,7 @@
       <w:r>
         <w:t xml:space="preserve">(3), 614–635. http://doi.org/</w:t>
       </w:r>
-      <w:hyperlink r:id="rId68">
+      <w:hyperlink r:id="rId74">
         <w:r>
           <w:rPr>
             <w:rStyle w:val="Hyperlink"/>
@@ -14873,8 +12972,8 @@
         </w:r>
       </w:hyperlink>
     </w:p>
-    <w:bookmarkEnd w:id="69"/>
-    <w:bookmarkStart w:id="71" w:name="ref-cop_etal_2015"/>
+    <w:bookmarkEnd w:id="75"/>
+    <w:bookmarkStart w:id="77" w:name="ref-cop_etal_2015"/>
     <w:p>
       <w:pPr>
         <w:pStyle w:val="Bibliography"/>
@@ -14998,7 +13097,7 @@
       <w:r>
         <w:t xml:space="preserve">(8), e0134008. http://doi.org/</w:t>
       </w:r>
-      <w:hyperlink r:id="rId70">
+      <w:hyperlink r:id="rId76">
         <w:r>
           <w:rPr>
             <w:rStyle w:val="Hyperlink"/>
@@ -15007,8 +13106,8 @@
         </w:r>
       </w:hyperlink>
     </w:p>
-    <w:bookmarkEnd w:id="71"/>
-    <w:bookmarkStart w:id="73" w:name="ref-cornut_etal_2022"/>
+    <w:bookmarkEnd w:id="77"/>
+    <w:bookmarkStart w:id="79" w:name="ref-cornut_etal_2022"/>
     <w:p>
       <w:pPr>
         <w:pStyle w:val="Bibliography"/>
@@ -15072,7 +13171,7 @@
       <w:r>
         <w:t xml:space="preserve">(1), 121–136. http://doi.org/</w:t>
       </w:r>
-      <w:hyperlink r:id="rId72">
+      <w:hyperlink r:id="rId78">
         <w:r>
           <w:rPr>
             <w:rStyle w:val="Hyperlink"/>
@@ -15081,8 +13180,8 @@
         </w:r>
       </w:hyperlink>
     </w:p>
-    <w:bookmarkEnd w:id="73"/>
-    <w:bookmarkStart w:id="75" w:name="ref-costa_etal_2023"/>
+    <w:bookmarkEnd w:id="79"/>
+    <w:bookmarkStart w:id="81" w:name="ref-costa_etal_2023"/>
     <w:p>
       <w:pPr>
         <w:pStyle w:val="Bibliography"/>
@@ -15176,7 +13275,7 @@
       <w:r>
         <w:t xml:space="preserve">(7), 3699–3725. http://doi.org/</w:t>
       </w:r>
-      <w:hyperlink r:id="rId74">
+      <w:hyperlink r:id="rId80">
         <w:r>
           <w:rPr>
             <w:rStyle w:val="Hyperlink"/>
@@ -15185,8 +13284,8 @@
         </w:r>
       </w:hyperlink>
     </w:p>
-    <w:bookmarkEnd w:id="75"/>
-    <w:bookmarkStart w:id="76" w:name="ref-costa_etal_2000"/>
+    <w:bookmarkEnd w:id="81"/>
+    <w:bookmarkStart w:id="82" w:name="ref-costa_etal_2000"/>
     <w:p>
       <w:pPr>
         <w:pStyle w:val="Bibliography"/>
@@ -15255,8 +13354,8 @@
         <w:t xml:space="preserve">.</w:t>
       </w:r>
     </w:p>
-    <w:bookmarkEnd w:id="76"/>
-    <w:bookmarkStart w:id="77" w:name="ref-cuetos_etal_2011"/>
+    <w:bookmarkEnd w:id="82"/>
+    <w:bookmarkStart w:id="83" w:name="ref-cuetos_etal_2011"/>
     <w:p>
       <w:pPr>
         <w:pStyle w:val="Bibliography"/>
@@ -15318,8 +13417,8 @@
         <w:t xml:space="preserve">(2), 133–143.</w:t>
       </w:r>
     </w:p>
-    <w:bookmarkEnd w:id="77"/>
-    <w:bookmarkStart w:id="79" w:name="ref-de_angelis_2007"/>
+    <w:bookmarkEnd w:id="83"/>
+    <w:bookmarkStart w:id="85" w:name="ref-de_angelis_2007"/>
     <w:p>
       <w:pPr>
         <w:pStyle w:val="Bibliography"/>
@@ -15382,7 +13481,7 @@
       <w:r>
         <w:t xml:space="preserve">. (D. Singleton, Ed.). Multilingual Matters &amp; Channel View Publications. http://doi.org/</w:t>
       </w:r>
-      <w:hyperlink r:id="rId78">
+      <w:hyperlink r:id="rId84">
         <w:r>
           <w:rPr>
             <w:rStyle w:val="Hyperlink"/>
@@ -15391,8 +13490,8 @@
         </w:r>
       </w:hyperlink>
     </w:p>
-    <w:bookmarkEnd w:id="79"/>
-    <w:bookmarkStart w:id="81" w:name="ref-dijkstra_etal_2010"/>
+    <w:bookmarkEnd w:id="85"/>
+    <w:bookmarkStart w:id="87" w:name="ref-dijkstra_etal_2010"/>
     <w:p>
       <w:pPr>
         <w:pStyle w:val="Bibliography"/>
@@ -15426,7 +13525,7 @@
       <w:r>
         <w:t xml:space="preserve">(3), 284–301. http://doi.org/</w:t>
       </w:r>
-      <w:hyperlink r:id="rId80">
+      <w:hyperlink r:id="rId86">
         <w:r>
           <w:rPr>
             <w:rStyle w:val="Hyperlink"/>
@@ -15435,8 +13534,8 @@
         </w:r>
       </w:hyperlink>
     </w:p>
-    <w:bookmarkEnd w:id="81"/>
-    <w:bookmarkStart w:id="83" w:name="ref-dijkstra_vanheuven_2002"/>
+    <w:bookmarkEnd w:id="87"/>
+    <w:bookmarkStart w:id="89" w:name="ref-dijkstra_vanheuven_2002"/>
     <w:p>
       <w:pPr>
         <w:pStyle w:val="Bibliography"/>
@@ -15482,7 +13581,7 @@
       <w:r>
         <w:t xml:space="preserve">(3), 175–197. http://doi.org/</w:t>
       </w:r>
-      <w:hyperlink r:id="rId82">
+      <w:hyperlink r:id="rId88">
         <w:r>
           <w:rPr>
             <w:rStyle w:val="Hyperlink"/>
@@ -15491,8 +13590,8 @@
         </w:r>
       </w:hyperlink>
     </w:p>
-    <w:bookmarkEnd w:id="83"/>
-    <w:bookmarkStart w:id="84" w:name="ref-Dijkstra_etal_2018"/>
+    <w:bookmarkEnd w:id="89"/>
+    <w:bookmarkStart w:id="90" w:name="ref-Dijkstra_etal_2018"/>
     <w:p>
       <w:pPr>
         <w:pStyle w:val="Bibliography"/>
@@ -15527,8 +13626,8 @@
         <w:t xml:space="preserve">(4), 657–679.</w:t>
       </w:r>
     </w:p>
-    <w:bookmarkEnd w:id="84"/>
-    <w:bookmarkStart w:id="86" w:name="ref-ecke_2015"/>
+    <w:bookmarkEnd w:id="90"/>
+    <w:bookmarkStart w:id="92" w:name="ref-ecke_2015"/>
     <w:p>
       <w:pPr>
         <w:pStyle w:val="Bibliography"/>
@@ -15562,7 +13661,7 @@
       <w:r>
         <w:t xml:space="preserve">(2), 145–162. http://doi.org/</w:t>
       </w:r>
-      <w:hyperlink r:id="rId85">
+      <w:hyperlink r:id="rId91">
         <w:r>
           <w:rPr>
             <w:rStyle w:val="Hyperlink"/>
@@ -15571,8 +13670,8 @@
         </w:r>
       </w:hyperlink>
     </w:p>
-    <w:bookmarkEnd w:id="86"/>
-    <w:bookmarkStart w:id="88" w:name="ref-ellis_beaton_1993"/>
+    <w:bookmarkEnd w:id="92"/>
+    <w:bookmarkStart w:id="94" w:name="ref-ellis_beaton_1993"/>
     <w:p>
       <w:pPr>
         <w:pStyle w:val="Bibliography"/>
@@ -15618,7 +13717,7 @@
       <w:r>
         <w:t xml:space="preserve">(3), 533–558. http://doi.org/</w:t>
       </w:r>
-      <w:hyperlink r:id="rId87">
+      <w:hyperlink r:id="rId93">
         <w:r>
           <w:rPr>
             <w:rStyle w:val="Hyperlink"/>
@@ -15627,8 +13726,8 @@
         </w:r>
       </w:hyperlink>
     </w:p>
-    <w:bookmarkEnd w:id="88"/>
-    <w:bookmarkStart w:id="90" w:name="ref-engemann_rodetzky_2024"/>
+    <w:bookmarkEnd w:id="94"/>
+    <w:bookmarkStart w:id="96" w:name="ref-engemann_rodetzky_2024"/>
     <w:p>
       <w:pPr>
         <w:pStyle w:val="Bibliography"/>
@@ -15719,7 +13818,7 @@
       <w:r>
         <w:t xml:space="preserve">(10). http://doi.org/</w:t>
       </w:r>
-      <w:hyperlink r:id="rId89">
+      <w:hyperlink r:id="rId95">
         <w:r>
           <w:rPr>
             <w:rStyle w:val="Hyperlink"/>
@@ -15728,8 +13827,8 @@
         </w:r>
       </w:hyperlink>
     </w:p>
-    <w:bookmarkEnd w:id="90"/>
-    <w:bookmarkStart w:id="92" w:name="ref-forys-nogala_etal_2026"/>
+    <w:bookmarkEnd w:id="96"/>
+    <w:bookmarkStart w:id="98" w:name="ref-forys-nogala_etal_2026"/>
     <w:p>
       <w:pPr>
         <w:pStyle w:val="Bibliography"/>
@@ -15841,7 +13940,7 @@
       <w:r>
         <w:t xml:space="preserve">(2), 367–380. http://doi.org/</w:t>
       </w:r>
-      <w:hyperlink r:id="rId91">
+      <w:hyperlink r:id="rId97">
         <w:r>
           <w:rPr>
             <w:rStyle w:val="Hyperlink"/>
@@ -15850,8 +13949,8 @@
         </w:r>
       </w:hyperlink>
     </w:p>
-    <w:bookmarkEnd w:id="92"/>
-    <w:bookmarkStart w:id="94" w:name="ref-frances_etal_2021"/>
+    <w:bookmarkEnd w:id="98"/>
+    <w:bookmarkStart w:id="100" w:name="ref-frances_etal_2021"/>
     <w:p>
       <w:pPr>
         <w:pStyle w:val="Bibliography"/>
@@ -15897,7 +13996,7 @@
       <w:r>
         <w:t xml:space="preserve">(1), 12812. http://doi.org/</w:t>
       </w:r>
-      <w:hyperlink r:id="rId93">
+      <w:hyperlink r:id="rId99">
         <w:r>
           <w:rPr>
             <w:rStyle w:val="Hyperlink"/>
@@ -15906,8 +14005,8 @@
         </w:r>
       </w:hyperlink>
     </w:p>
-    <w:bookmarkEnd w:id="94"/>
-    <w:bookmarkStart w:id="96" w:name="ref-frances_etal_2022"/>
+    <w:bookmarkEnd w:id="100"/>
+    <w:bookmarkStart w:id="102" w:name="ref-frances_etal_2022"/>
     <w:p>
       <w:pPr>
         <w:pStyle w:val="Bibliography"/>
@@ -16040,7 +14139,7 @@
       <w:r>
         <w:t xml:space="preserve">. http://doi.org/</w:t>
       </w:r>
-      <w:hyperlink r:id="rId95">
+      <w:hyperlink r:id="rId101">
         <w:r>
           <w:rPr>
             <w:rStyle w:val="Hyperlink"/>
@@ -16049,8 +14148,8 @@
         </w:r>
       </w:hyperlink>
     </w:p>
-    <w:bookmarkEnd w:id="96"/>
-    <w:bookmarkStart w:id="98" w:name="ref-garrido-pozu_2024"/>
+    <w:bookmarkEnd w:id="102"/>
+    <w:bookmarkStart w:id="104" w:name="ref-garrido-pozu_2024"/>
     <w:p>
       <w:pPr>
         <w:pStyle w:val="Bibliography"/>
@@ -16102,7 +14201,7 @@
       <w:r>
         <w:t xml:space="preserve">(5), 914–926. http://doi.org/</w:t>
       </w:r>
-      <w:hyperlink r:id="rId97">
+      <w:hyperlink r:id="rId103">
         <w:r>
           <w:rPr>
             <w:rStyle w:val="Hyperlink"/>
@@ -16111,8 +14210,8 @@
         </w:r>
       </w:hyperlink>
     </w:p>
-    <w:bookmarkEnd w:id="98"/>
-    <w:bookmarkStart w:id="100" w:name="ref-van_hell_degroot_2008"/>
+    <w:bookmarkEnd w:id="104"/>
+    <w:bookmarkStart w:id="106" w:name="ref-van_hell_degroot_2008"/>
     <w:p>
       <w:pPr>
         <w:pStyle w:val="Bibliography"/>
@@ -16146,7 +14245,7 @@
       <w:r>
         <w:t xml:space="preserve">(3), 431–451. http://doi.org/</w:t>
       </w:r>
-      <w:hyperlink r:id="rId99">
+      <w:hyperlink r:id="rId105">
         <w:r>
           <w:rPr>
             <w:rStyle w:val="Hyperlink"/>
@@ -16155,8 +14254,8 @@
         </w:r>
       </w:hyperlink>
     </w:p>
-    <w:bookmarkEnd w:id="100"/>
-    <w:bookmarkStart w:id="101" w:name="ref-izura_etal_2014"/>
+    <w:bookmarkEnd w:id="106"/>
+    <w:bookmarkStart w:id="107" w:name="ref-izura_etal_2014"/>
     <w:p>
       <w:pPr>
         <w:pStyle w:val="Bibliography"/>
@@ -16221,8 +14320,8 @@
         <w:t xml:space="preserve">(1), 49–66.</w:t>
       </w:r>
     </w:p>
-    <w:bookmarkEnd w:id="101"/>
-    <w:bookmarkStart w:id="102" w:name="ref-Kellerman_1983"/>
+    <w:bookmarkEnd w:id="107"/>
+    <w:bookmarkStart w:id="108" w:name="ref-Kellerman_1983"/>
     <w:p>
       <w:pPr>
         <w:pStyle w:val="Bibliography"/>
@@ -16247,8 +14346,44 @@
         <w:t xml:space="preserve">(pp. 112–134). Rowley, MA: Newbury House.</w:t>
       </w:r>
     </w:p>
-    <w:bookmarkEnd w:id="102"/>
-    <w:bookmarkStart w:id="104" w:name="ref-lemhofer_broersma_2012"/>
+    <w:bookmarkEnd w:id="108"/>
+    <w:bookmarkStart w:id="109" w:name="ref-kruschke2018rejecting"/>
+    <w:p>
+      <w:pPr>
+        <w:pStyle w:val="Bibliography"/>
+      </w:pPr>
+      <w:r>
+        <w:t xml:space="preserve">Kruschke, J. K. (2018). Rejecting or accepting parameter values in bayesian estimation.</w:t>
+      </w:r>
+      <w:r>
+        <w:t xml:space="preserve"> </w:t>
+      </w:r>
+      <w:r>
+        <w:rPr>
+          <w:i/>
+          <w:iCs/>
+        </w:rPr>
+        <w:t xml:space="preserve">Advances in Methods and Practices in Psychological Science</w:t>
+      </w:r>
+      <w:r>
+        <w:t xml:space="preserve">,</w:t>
+      </w:r>
+      <w:r>
+        <w:t xml:space="preserve"> </w:t>
+      </w:r>
+      <w:r>
+        <w:rPr>
+          <w:i/>
+          <w:iCs/>
+        </w:rPr>
+        <w:t xml:space="preserve">1</w:t>
+      </w:r>
+      <w:r>
+        <w:t xml:space="preserve">(2), 270–280.</w:t>
+      </w:r>
+    </w:p>
+    <w:bookmarkEnd w:id="109"/>
+    <w:bookmarkStart w:id="111" w:name="ref-lemhofer_broersma_2012"/>
     <w:p>
       <w:pPr>
         <w:pStyle w:val="Bibliography"/>
@@ -16348,7 +14483,7 @@
       <w:r>
         <w:t xml:space="preserve">(2), 325–343. http://doi.org/</w:t>
       </w:r>
-      <w:hyperlink r:id="rId103">
+      <w:hyperlink r:id="rId110">
         <w:r>
           <w:rPr>
             <w:rStyle w:val="Hyperlink"/>
@@ -16357,8 +14492,8 @@
         </w:r>
       </w:hyperlink>
     </w:p>
-    <w:bookmarkEnd w:id="104"/>
-    <w:bookmarkStart w:id="106" w:name="ref-lemhoefer_etal_2004"/>
+    <w:bookmarkEnd w:id="111"/>
+    <w:bookmarkStart w:id="113" w:name="ref-lemhoefer_etal_2004"/>
     <w:p>
       <w:pPr>
         <w:pStyle w:val="Bibliography"/>
@@ -16413,7 +14548,7 @@
       <w:r>
         <w:t xml:space="preserve">(5), 585–611. http://doi.org/</w:t>
       </w:r>
-      <w:hyperlink r:id="rId105">
+      <w:hyperlink r:id="rId112">
         <w:r>
           <w:rPr>
             <w:rStyle w:val="Hyperlink"/>
@@ -16422,8 +14557,8 @@
         </w:r>
       </w:hyperlink>
     </w:p>
-    <w:bookmarkEnd w:id="106"/>
-    <w:bookmarkStart w:id="108" w:name="ref-lijewska_2023"/>
+    <w:bookmarkEnd w:id="113"/>
+    <w:bookmarkStart w:id="115" w:name="ref-lijewska_2023"/>
     <w:p>
       <w:pPr>
         <w:pStyle w:val="Bibliography"/>
@@ -16469,7 +14604,7 @@
       <w:r>
         <w:t xml:space="preserve">(4), 1235–1263. http://doi.org/</w:t>
       </w:r>
-      <w:hyperlink r:id="rId107">
+      <w:hyperlink r:id="rId114">
         <w:r>
           <w:rPr>
             <w:rStyle w:val="Hyperlink"/>
@@ -16478,8 +14613,8 @@
         </w:r>
       </w:hyperlink>
     </w:p>
-    <w:bookmarkEnd w:id="108"/>
-    <w:bookmarkStart w:id="110" w:name="ref-lijewska_delouw_2025"/>
+    <w:bookmarkEnd w:id="115"/>
+    <w:bookmarkStart w:id="117" w:name="ref-lijewska_delouw_2025"/>
     <w:p>
       <w:pPr>
         <w:pStyle w:val="Bibliography"/>
@@ -16522,7 +14657,7 @@
       <w:r>
         <w:t xml:space="preserve">(5), 632–661. http://doi.org/</w:t>
       </w:r>
-      <w:hyperlink r:id="rId109">
+      <w:hyperlink r:id="rId116">
         <w:r>
           <w:rPr>
             <w:rStyle w:val="Hyperlink"/>
@@ -16531,8 +14666,8 @@
         </w:r>
       </w:hyperlink>
     </w:p>
-    <w:bookmarkEnd w:id="110"/>
-    <w:bookmarkStart w:id="112" w:name="ref-lotto_degroot_1998"/>
+    <w:bookmarkEnd w:id="117"/>
+    <w:bookmarkStart w:id="119" w:name="ref-lotto_degroot_1998"/>
     <w:p>
       <w:pPr>
         <w:pStyle w:val="Bibliography"/>
@@ -16566,7 +14701,7 @@
       <w:r>
         <w:t xml:space="preserve">(1), 31–69. http://doi.org/</w:t>
       </w:r>
-      <w:hyperlink r:id="rId111">
+      <w:hyperlink r:id="rId118">
         <w:r>
           <w:rPr>
             <w:rStyle w:val="Hyperlink"/>
@@ -16575,8 +14710,44 @@
         </w:r>
       </w:hyperlink>
     </w:p>
-    <w:bookmarkEnd w:id="112"/>
-    <w:bookmarkStart w:id="114" w:name="ref-muntendam_etal_2022"/>
+    <w:bookmarkEnd w:id="119"/>
+    <w:bookmarkStart w:id="120" w:name="ref-makowski2019indices"/>
+    <w:p>
+      <w:pPr>
+        <w:pStyle w:val="Bibliography"/>
+      </w:pPr>
+      <w:r>
+        <w:t xml:space="preserve">Makowski, D., Ben-Shachar, M. S., Chen, S. A., &amp; Lüdecke, D. (2019). Indices of effect existence and significance in the bayesian framework.</w:t>
+      </w:r>
+      <w:r>
+        <w:t xml:space="preserve"> </w:t>
+      </w:r>
+      <w:r>
+        <w:rPr>
+          <w:i/>
+          <w:iCs/>
+        </w:rPr>
+        <w:t xml:space="preserve">Frontiers in Psychology</w:t>
+      </w:r>
+      <w:r>
+        <w:t xml:space="preserve">,</w:t>
+      </w:r>
+      <w:r>
+        <w:t xml:space="preserve"> </w:t>
+      </w:r>
+      <w:r>
+        <w:rPr>
+          <w:i/>
+          <w:iCs/>
+        </w:rPr>
+        <w:t xml:space="preserve">10</w:t>
+      </w:r>
+      <w:r>
+        <w:t xml:space="preserve">, 2767.</w:t>
+      </w:r>
+    </w:p>
+    <w:bookmarkEnd w:id="120"/>
+    <w:bookmarkStart w:id="122" w:name="ref-muntendam_etal_2022"/>
     <w:p>
       <w:pPr>
         <w:pStyle w:val="Bibliography"/>
@@ -16643,7 +14814,7 @@
       <w:r>
         <w:t xml:space="preserve">, 1–12. http://doi.org/</w:t>
       </w:r>
-      <w:hyperlink r:id="rId113">
+      <w:hyperlink r:id="rId121">
         <w:r>
           <w:rPr>
             <w:rStyle w:val="Hyperlink"/>
@@ -16652,8 +14823,8 @@
         </w:r>
       </w:hyperlink>
     </w:p>
-    <w:bookmarkEnd w:id="114"/>
-    <w:bookmarkStart w:id="116" w:name="ref-new_etal_2024"/>
+    <w:bookmarkEnd w:id="122"/>
+    <w:bookmarkStart w:id="124" w:name="ref-new_etal_2024"/>
     <w:p>
       <w:pPr>
         <w:pStyle w:val="Bibliography"/>
@@ -16708,7 +14879,7 @@
       <w:r>
         <w:t xml:space="preserve">(2), 278–286. http://doi.org/</w:t>
       </w:r>
-      <w:hyperlink r:id="rId115">
+      <w:hyperlink r:id="rId123">
         <w:r>
           <w:rPr>
             <w:rStyle w:val="Hyperlink"/>
@@ -16717,8 +14888,8 @@
         </w:r>
       </w:hyperlink>
     </w:p>
-    <w:bookmarkEnd w:id="116"/>
-    <w:bookmarkStart w:id="118" w:name="ref-otwinowska_szewczyk_2019"/>
+    <w:bookmarkEnd w:id="124"/>
+    <w:bookmarkStart w:id="126" w:name="ref-otwinowska_szewczyk_2019"/>
     <w:p>
       <w:pPr>
         <w:pStyle w:val="Bibliography"/>
@@ -16764,7 +14935,7 @@
       <w:r>
         <w:t xml:space="preserve">(8), 974–991. http://doi.org/</w:t>
       </w:r>
-      <w:hyperlink r:id="rId117">
+      <w:hyperlink r:id="rId125">
         <w:r>
           <w:rPr>
             <w:rStyle w:val="Hyperlink"/>
@@ -16773,8 +14944,8 @@
         </w:r>
       </w:hyperlink>
     </w:p>
-    <w:bookmarkEnd w:id="118"/>
-    <w:bookmarkStart w:id="120" w:name="ref-peeters_etal_2013"/>
+    <w:bookmarkEnd w:id="126"/>
+    <w:bookmarkStart w:id="128" w:name="ref-peeters_etal_2013"/>
     <w:p>
       <w:pPr>
         <w:pStyle w:val="Bibliography"/>
@@ -16832,7 +15003,7 @@
       <w:r>
         <w:t xml:space="preserve">(4), 315–332. http://doi.org/</w:t>
       </w:r>
-      <w:hyperlink r:id="rId119">
+      <w:hyperlink r:id="rId127">
         <w:r>
           <w:rPr>
             <w:rStyle w:val="Hyperlink"/>
@@ -16841,8 +15012,8 @@
         </w:r>
       </w:hyperlink>
     </w:p>
-    <w:bookmarkEnd w:id="120"/>
-    <w:bookmarkStart w:id="122" w:name="ref-peirce_2019"/>
+    <w:bookmarkEnd w:id="128"/>
+    <w:bookmarkStart w:id="130" w:name="ref-peirce_2019"/>
     <w:p>
       <w:pPr>
         <w:pStyle w:val="Bibliography"/>
@@ -16897,7 +15068,7 @@
       <w:r>
         <w:t xml:space="preserve">(1), 195–203. http://doi.org/</w:t>
       </w:r>
-      <w:hyperlink r:id="rId121">
+      <w:hyperlink r:id="rId129">
         <w:r>
           <w:rPr>
             <w:rStyle w:val="Hyperlink"/>
@@ -16906,8 +15077,53 @@
         </w:r>
       </w:hyperlink>
     </w:p>
-    <w:bookmarkEnd w:id="122"/>
-    <w:bookmarkStart w:id="124" w:name="ref-poarch_vanhell_2014"/>
+    <w:bookmarkEnd w:id="130"/>
+    <w:bookmarkStart w:id="131" w:name="ref-plonsky2014big"/>
+    <w:p>
+      <w:pPr>
+        <w:pStyle w:val="Bibliography"/>
+      </w:pPr>
+      <w:r>
+        <w:t xml:space="preserve">Plonsky, L., &amp; Oswald, F. L. (2014). How big is</w:t>
+      </w:r>
+      <w:r>
+        <w:t xml:space="preserve"> </w:t>
+      </w:r>
+      <w:r>
+        <w:t xml:space="preserve">“big”</w:t>
+      </w:r>
+      <w:r>
+        <w:t xml:space="preserve">? Interpreting effect sizes in L2 research.</w:t>
+      </w:r>
+      <w:r>
+        <w:t xml:space="preserve"> </w:t>
+      </w:r>
+      <w:r>
+        <w:rPr>
+          <w:i/>
+          <w:iCs/>
+        </w:rPr>
+        <w:t xml:space="preserve">Language Learning</w:t>
+      </w:r>
+      <w:r>
+        <w:t xml:space="preserve">,</w:t>
+      </w:r>
+      <w:r>
+        <w:t xml:space="preserve"> </w:t>
+      </w:r>
+      <w:r>
+        <w:rPr>
+          <w:i/>
+          <w:iCs/>
+        </w:rPr>
+        <w:t xml:space="preserve">64</w:t>
+      </w:r>
+      <w:r>
+        <w:t xml:space="preserve">(4), 878–912.</w:t>
+      </w:r>
+    </w:p>
+    <w:bookmarkEnd w:id="131"/>
+    <w:bookmarkStart w:id="133" w:name="ref-poarch_vanhell_2014"/>
     <w:p>
       <w:pPr>
         <w:pStyle w:val="Bibliography"/>
@@ -16941,7 +15157,7 @@
       <w:r>
         <w:t xml:space="preserve">(6), 693–716. http://doi.org/</w:t>
       </w:r>
-      <w:hyperlink r:id="rId123">
+      <w:hyperlink r:id="rId132">
         <w:r>
           <w:rPr>
             <w:rStyle w:val="Hyperlink"/>
@@ -16950,8 +15166,8 @@
         </w:r>
       </w:hyperlink>
     </w:p>
-    <w:bookmarkEnd w:id="124"/>
-    <w:bookmarkStart w:id="126" w:name="ref-poort_rodd_2017"/>
+    <w:bookmarkEnd w:id="133"/>
+    <w:bookmarkStart w:id="135" w:name="ref-poort_rodd_2017"/>
     <w:p>
       <w:pPr>
         <w:pStyle w:val="Bibliography"/>
@@ -16985,7 +15201,7 @@
       <w:r>
         <w:t xml:space="preserve">, 52–63. http://doi.org/</w:t>
       </w:r>
-      <w:hyperlink r:id="rId125">
+      <w:hyperlink r:id="rId134">
         <w:r>
           <w:rPr>
             <w:rStyle w:val="Hyperlink"/>
@@ -16994,8 +15210,8 @@
         </w:r>
       </w:hyperlink>
     </w:p>
-    <w:bookmarkEnd w:id="126"/>
-    <w:bookmarkStart w:id="128" w:name="ref-puig-mayenco_etal_2020"/>
+    <w:bookmarkEnd w:id="135"/>
+    <w:bookmarkStart w:id="137" w:name="ref-puig-mayenco_etal_2020"/>
     <w:p>
       <w:pPr>
         <w:pStyle w:val="Bibliography"/>
@@ -17029,7 +15245,7 @@
       <w:r>
         <w:t xml:space="preserve">(1), 31–64. http://doi.org/</w:t>
       </w:r>
-      <w:hyperlink r:id="rId127">
+      <w:hyperlink r:id="rId136">
         <w:r>
           <w:rPr>
             <w:rStyle w:val="Hyperlink"/>
@@ -17038,8 +15254,8 @@
         </w:r>
       </w:hyperlink>
     </w:p>
-    <w:bookmarkEnd w:id="128"/>
-    <w:bookmarkStart w:id="129" w:name="ref-Rothman_2011"/>
+    <w:bookmarkEnd w:id="137"/>
+    <w:bookmarkStart w:id="138" w:name="ref-Rothman_2011"/>
     <w:p>
       <w:pPr>
         <w:pStyle w:val="Bibliography"/>
@@ -17074,8 +15290,8 @@
         <w:t xml:space="preserve">(1), 107–127.</w:t>
       </w:r>
     </w:p>
-    <w:bookmarkEnd w:id="129"/>
-    <w:bookmarkStart w:id="130" w:name="ref-Rothman_2013"/>
+    <w:bookmarkEnd w:id="138"/>
+    <w:bookmarkStart w:id="139" w:name="ref-Rothman_2013"/>
     <w:p>
       <w:pPr>
         <w:pStyle w:val="Bibliography"/>
@@ -17100,8 +15316,8 @@
         <w:t xml:space="preserve">(pp. 217–247). Amsterdam: John Benjamins.</w:t>
       </w:r>
     </w:p>
-    <w:bookmarkEnd w:id="130"/>
-    <w:bookmarkStart w:id="131" w:name="ref-Rothman_2015"/>
+    <w:bookmarkEnd w:id="139"/>
+    <w:bookmarkStart w:id="140" w:name="ref-Rothman_2015"/>
     <w:p>
       <w:pPr>
         <w:pStyle w:val="Bibliography"/>
@@ -17136,8 +15352,8 @@
         <w:t xml:space="preserve">(2), 179–190.</w:t>
       </w:r>
     </w:p>
-    <w:bookmarkEnd w:id="131"/>
-    <w:bookmarkStart w:id="133" w:name="ref-szubko-sitarek_2011"/>
+    <w:bookmarkEnd w:id="140"/>
+    <w:bookmarkStart w:id="142" w:name="ref-szubko-sitarek_2011"/>
     <w:p>
       <w:pPr>
         <w:pStyle w:val="Bibliography"/>
@@ -17171,7 +15387,7 @@
       <w:r>
         <w:t xml:space="preserve">(2), 189–208. http://doi.org/</w:t>
       </w:r>
-      <w:hyperlink r:id="rId132">
+      <w:hyperlink r:id="rId141">
         <w:r>
           <w:rPr>
             <w:rStyle w:val="Hyperlink"/>
@@ -17180,8 +15396,8 @@
         </w:r>
       </w:hyperlink>
     </w:p>
-    <w:bookmarkEnd w:id="133"/>
-    <w:bookmarkStart w:id="135" w:name="ref-tiffin-richards_2024"/>
+    <w:bookmarkEnd w:id="142"/>
+    <w:bookmarkStart w:id="144" w:name="ref-tiffin-richards_2024"/>
     <w:p>
       <w:pPr>
         <w:pStyle w:val="Bibliography"/>
@@ -17227,7 +15443,7 @@
       <w:r>
         <w:t xml:space="preserve">(5), 964–981. http://doi.org/</w:t>
       </w:r>
-      <w:hyperlink r:id="rId134">
+      <w:hyperlink r:id="rId143">
         <w:r>
           <w:rPr>
             <w:rStyle w:val="Hyperlink"/>
@@ -17236,8 +15452,8 @@
         </w:r>
       </w:hyperlink>
     </w:p>
-    <w:bookmarkEnd w:id="135"/>
-    <w:bookmarkStart w:id="137" w:name="ref-tonzar_etal_2009"/>
+    <w:bookmarkEnd w:id="144"/>
+    <w:bookmarkStart w:id="146" w:name="ref-tonzar_etal_2009"/>
     <w:p>
       <w:pPr>
         <w:pStyle w:val="Bibliography"/>
@@ -17343,7 +15559,7 @@
       <w:r>
         <w:t xml:space="preserve">(3), 623–646. http://doi.org/</w:t>
       </w:r>
-      <w:hyperlink r:id="rId136">
+      <w:hyperlink r:id="rId145">
         <w:r>
           <w:rPr>
             <w:rStyle w:val="Hyperlink"/>
@@ -17352,8 +15568,8 @@
         </w:r>
       </w:hyperlink>
     </w:p>
-    <w:bookmarkEnd w:id="137"/>
-    <w:bookmarkStart w:id="139" w:name="ref-woumans_etal_2021"/>
+    <w:bookmarkEnd w:id="146"/>
+    <w:bookmarkStart w:id="148" w:name="ref-woumans_etal_2021"/>
     <w:p>
       <w:pPr>
         <w:pStyle w:val="Bibliography"/>
@@ -17441,7 +15657,7 @@
       <w:r>
         <w:t xml:space="preserve">, 647362. http://doi.org/</w:t>
       </w:r>
-      <w:hyperlink r:id="rId138">
+      <w:hyperlink r:id="rId147">
         <w:r>
           <w:rPr>
             <w:rStyle w:val="Hyperlink"/>
@@ -17450,9 +15666,9 @@
         </w:r>
       </w:hyperlink>
     </w:p>
-    <w:bookmarkEnd w:id="139"/>
-    <w:bookmarkEnd w:id="140"/>
-    <w:bookmarkEnd w:id="141"/>
+    <w:bookmarkEnd w:id="148"/>
+    <w:bookmarkEnd w:id="149"/>
+    <w:bookmarkEnd w:id="150"/>
     <w:sectPr>
       <w:headerReference r:id="rId9" w:type="even"/>
       <w:headerReference r:id="rId10" w:type="default"/>

--- a/docs/manuscript/main.docx
+++ b/docs/manuscript/main.docx
@@ -2252,7 +2252,7 @@
         </w:rPr>
         <w:lastRenderedPageBreak/>
         <w:drawing>
-          <wp:inline distT="0" distB="0" distL="0" distR="0" wp14:anchorId="3509113A" wp14:editId="3509113B">
+          <wp:inline distT="0" distB="0" distL="0" distR="0" wp14:anchorId="13848592" wp14:editId="13848593">
             <wp:extent cx="4579632" cy="3663706"/>
             <wp:effectExtent l="0" t="0" r="0" b="0"/>
             <wp:docPr id="30" name="Picture" descr="Figure 1: Histogram of the adapted LexTALE scores"/>
@@ -2261,7 +2261,7 @@
               <a:graphicData uri="http://schemas.openxmlformats.org/drawingml/2006/picture">
                 <pic:pic xmlns:pic="http://schemas.openxmlformats.org/drawingml/2006/picture">
                   <pic:nvPicPr>
-                    <pic:cNvPr id="31" name="Picture" descr="main_files/116f418a00cb444d1448a00b8248f0fa9d89ad10.png"/>
+                    <pic:cNvPr id="31" name="Picture" descr="main_files/589217832034fa56a3cbc71aedc0ba034523d09b.png"/>
                     <pic:cNvPicPr>
                       <a:picLocks noChangeAspect="1" noChangeArrowheads="1"/>
                     </pic:cNvPicPr>
@@ -2423,7 +2423,7 @@
           <w:noProof/>
         </w:rPr>
         <w:drawing>
-          <wp:inline distT="0" distB="0" distL="0" distR="0" wp14:anchorId="3509113C" wp14:editId="3509113D">
+          <wp:inline distT="0" distB="0" distL="0" distR="0" wp14:anchorId="13848594" wp14:editId="13848595">
             <wp:extent cx="4579632" cy="3663706"/>
             <wp:effectExtent l="0" t="0" r="0" b="0"/>
             <wp:docPr id="41" name="Picture" descr="Figure 2: Percentage of correct responses by word type"/>
@@ -2432,7 +2432,7 @@
               <a:graphicData uri="http://schemas.openxmlformats.org/drawingml/2006/picture">
                 <pic:pic xmlns:pic="http://schemas.openxmlformats.org/drawingml/2006/picture">
                   <pic:nvPicPr>
-                    <pic:cNvPr id="42" name="Picture" descr="main_files/a73f4d5cc99c7112d03cf0b06a4d8b478ee7babc.png"/>
+                    <pic:cNvPr id="42" name="Picture" descr="main_files/f4eb054ca32c3e227c5ef3efdb58b1b8acd1c502.png"/>
                     <pic:cNvPicPr>
                       <a:picLocks noChangeAspect="1" noChangeArrowheads="1"/>
                     </pic:cNvPicPr>
@@ -2504,7 +2504,7 @@
           <w:noProof/>
         </w:rPr>
         <w:drawing>
-          <wp:inline distT="0" distB="0" distL="0" distR="0" wp14:anchorId="3509113E" wp14:editId="3509113F">
+          <wp:inline distT="0" distB="0" distL="0" distR="0" wp14:anchorId="13848596" wp14:editId="13848597">
             <wp:extent cx="4579632" cy="3663706"/>
             <wp:effectExtent l="0" t="0" r="0" b="0"/>
             <wp:docPr id="45" name="Picture" descr="Figure 3: Histograms of individual percentages corrects by word type"/>
@@ -2513,7 +2513,7 @@
               <a:graphicData uri="http://schemas.openxmlformats.org/drawingml/2006/picture">
                 <pic:pic xmlns:pic="http://schemas.openxmlformats.org/drawingml/2006/picture">
                   <pic:nvPicPr>
-                    <pic:cNvPr id="46" name="Picture" descr="main_files/185368f78c82bec407f40c8fadb507200d97d737.png"/>
+                    <pic:cNvPr id="46" name="Picture" descr="main_files/d9674eaf13c03b4af440db2d7919de643149fee0.png"/>
                     <pic:cNvPicPr>
                       <a:picLocks noChangeAspect="1" noChangeArrowheads="1"/>
                     </pic:cNvPicPr>
@@ -4887,7 +4887,7 @@
       </w:r>
       <w:r>
         <w:lastRenderedPageBreak/>
-        <w:t>Proficiency was also shown the be positively associated with accuracy; the estimate 1.01 [0.79, 1.24]] suggests that For proficiency, the median estimate was 0.78 [95% HDI = [0.43, 1.15]], once again indicating that a one standard deviation increase in lexical frequency was associated with an increase of 0.78 increase in the log-odds of a correct response. Predicted accuracy increases to around 96.6% by participants that were 1 standard deviation more proficient than average, while it dropped to 82.6% for participants that were one standard deviation less proficient than average. Like frequency, the pd (1) and ROPE percentage 0 provide strong evidence of that the effect is positive and not negligible.</w:t>
+        <w:t>Proficiency was also shown the be positively associated with accuracy; the estimate 1.01 [0.79, 1.24]] suggests that For proficiency, the median estimate was 0.78 [0.43, 1.15], once again indicating that a one standard deviation increase in lexical frequency was associated with an increase of 0.78 increase in the log-odds of a correct response. Predicted accuracy increases to around 96.6% by participants that were 1 standard deviation more proficient than average, while it dropped to 82.6% for participants that were one standard deviation less proficient than average. Like frequency, the pd (1) and ROPE percentage (0) provide compelling evidence of that the effect is positive and not negligible.</w:t>
       </w:r>
     </w:p>
     <w:p>
@@ -4899,7 +4899,7 @@
           <w:noProof/>
         </w:rPr>
         <w:drawing>
-          <wp:inline distT="0" distB="0" distL="0" distR="0" wp14:anchorId="35091140" wp14:editId="35091141">
+          <wp:inline distT="0" distB="0" distL="0" distR="0" wp14:anchorId="13848598" wp14:editId="13848599">
             <wp:extent cx="4579632" cy="3663706"/>
             <wp:effectExtent l="0" t="0" r="0" b="0"/>
             <wp:docPr id="50" name="Picture" descr="Figure 4: Posterior Distributions of the accuracy model"/>
@@ -4908,7 +4908,7 @@
               <a:graphicData uri="http://schemas.openxmlformats.org/drawingml/2006/picture">
                 <pic:pic xmlns:pic="http://schemas.openxmlformats.org/drawingml/2006/picture">
                   <pic:nvPicPr>
-                    <pic:cNvPr id="51" name="Picture" descr="main_files/72a8dfc514cceec6c3c04d6834461bda5fdb9f98.png"/>
+                    <pic:cNvPr id="51" name="Picture" descr="main_files/c48b498795eaa54488252b68ddfefda8b58842d5.png"/>
                     <pic:cNvPicPr>
                       <a:picLocks noChangeAspect="1" noChangeArrowheads="1"/>
                     </pic:cNvPicPr>
@@ -4953,13 +4953,12 @@
     </w:p>
     <w:p>
       <w:pPr>
-        <w:pStyle w:val="Heading1"/>
-      </w:pPr>
-      <w:bookmarkStart w:id="23" w:name="discussion"/>
-      <w:bookmarkEnd w:id="16"/>
+        <w:pStyle w:val="Heading2"/>
+      </w:pPr>
+      <w:bookmarkStart w:id="23" w:name="reaction-time"/>
       <w:bookmarkEnd w:id="18"/>
       <w:r>
-        <w:t>Discussion</w:t>
+        <w:t>Reaction time</w:t>
       </w:r>
     </w:p>
     <w:p>
@@ -4967,57 +4966,264 @@
         <w:pStyle w:val="FirstParagraph"/>
       </w:pPr>
       <w:r>
-        <w:t xml:space="preserve">The present study investigated the role of cross-linguistic similarity in L3 lexical processing. It examined whether cognate facilitation effects accumulate across three languages in multilingual individuals (L1 German, L2 English, L3 Spanish) by comparing the processing of </w:t>
-      </w:r>
-      <w:r>
-        <w:lastRenderedPageBreak/>
-        <w:t>double cognates (English-Spanish) and triple cognates (German-English-Spanish) in a visual lexical decision task in Spanish. In addition, the study analyzed how L2 and L3 proficiency modulate cognate effects in L3 lexical processing. Results revealed an overall cognate facilitation effect, where double and triple cognates were recognized faster than noncognates. However, the results showed no compelling evidence of a cumulative cognate facilitation effect as response times for double and triple cognates did not differ. Notably, while there was no clear evidence that L2 and L3 proficiency modulate L3 lexical processing, the cognate facilitation effect was slightly stronger in participants with higher Spanish proficiency. Below, we discuss the results in light of previous empirical findings and existing theoretical models of cross-linguistic influence, particularly those addressing cumulative and selective transfer in multilingual lexical processing.</w:t>
+        <w:t>Overall, there was evidence of a general cognate effect in reaction times, but not a cumulative one.</w:t>
       </w:r>
     </w:p>
     <w:p>
       <w:pPr>
-        <w:pStyle w:val="Heading2"/>
-      </w:pPr>
-      <w:bookmarkStart w:id="24" w:name="cognate-effects-in-l3-lexical-processing"/>
-      <w:r>
-        <w:t>Cognate Effects in L3 Lexical Processing</w:t>
+        <w:pStyle w:val="CaptionedFigure"/>
+      </w:pPr>
+      <w:r>
+        <w:rPr>
+          <w:noProof/>
+        </w:rPr>
+        <w:lastRenderedPageBreak/>
+        <w:drawing>
+          <wp:inline distT="0" distB="0" distL="0" distR="0" wp14:anchorId="1384859A" wp14:editId="1384859B">
+            <wp:extent cx="4579632" cy="3663706"/>
+            <wp:effectExtent l="0" t="0" r="0" b="0"/>
+            <wp:docPr id="55" name="Picture" descr="Figure 5: Mean reaction time of each word type"/>
+            <wp:cNvGraphicFramePr/>
+            <a:graphic xmlns:a="http://schemas.openxmlformats.org/drawingml/2006/main">
+              <a:graphicData uri="http://schemas.openxmlformats.org/drawingml/2006/picture">
+                <pic:pic xmlns:pic="http://schemas.openxmlformats.org/drawingml/2006/picture">
+                  <pic:nvPicPr>
+                    <pic:cNvPr id="56" name="Picture" descr="main_files/9caddfd83ddb35d5b95cbdf8e52ce5aaff7c1257.png"/>
+                    <pic:cNvPicPr>
+                      <a:picLocks noChangeAspect="1" noChangeArrowheads="1"/>
+                    </pic:cNvPicPr>
+                  </pic:nvPicPr>
+                  <pic:blipFill>
+                    <a:blip r:embed="rId11"/>
+                    <a:stretch>
+                      <a:fillRect/>
+                    </a:stretch>
+                  </pic:blipFill>
+                  <pic:spPr bwMode="auto">
+                    <a:xfrm>
+                      <a:off x="0" y="0"/>
+                      <a:ext cx="4579632" cy="3663706"/>
+                    </a:xfrm>
+                    <a:prstGeom prst="rect">
+                      <a:avLst/>
+                    </a:prstGeom>
+                    <a:noFill/>
+                    <a:ln w="9525">
+                      <a:noFill/>
+                      <a:headEnd/>
+                      <a:tailEnd/>
+                    </a:ln>
+                  </pic:spPr>
+                </pic:pic>
+              </a:graphicData>
+            </a:graphic>
+          </wp:inline>
+        </w:drawing>
       </w:r>
     </w:p>
     <w:p>
       <w:pPr>
-        <w:pStyle w:val="FirstParagraph"/>
-      </w:pPr>
-      <w:r>
-        <w:t xml:space="preserve">Our first research question asked whether German-English-Spanish trilinguals process triple cognates faster than double cognates. Given the mixed findings in the literature, we formulated two working hypotheses. Based on the Accumulation model (Bartolotti &amp; Marian, 2017) and evidence from previous studies (e.g., De Angelis, 2007; Foryś-Nogala et al., 2026; Lemhöfer et al., 2004; Poarch &amp; Hell, 2014; Szubko-Sitarek, 2011), we hypothesized that trilinguals would process triple cognates faster than double cognates, indicating an additive advantage for lexical items that have increased cross-linguistic similarity. On the other hand, following the Scaffolding model (Bartolotti &amp; Marian, 2017) and supporting evidence (e.g., Bartolotti &amp; Marian, 2017; De Angelis, 2007; Engemann &amp; Radetzky, 2024; Lijewska, 2023; Lijewska &amp; Louw, 2025), we also hypothesized that trilinguals would process triple and double cognates similarly, suggesting that overlapping with more than one previously acquired language does not have an additive </w:t>
-      </w:r>
-      <w:r>
-        <w:lastRenderedPageBreak/>
-        <w:t>advantage for L3 lexical processing. Our results supported our second hypothesis as there were no differences in response times for triple and double cognates.</w:t>
+        <w:pStyle w:val="ImageCaption"/>
+      </w:pPr>
+      <w:bookmarkStart w:id="24" w:name="fig:overt"/>
+      <w:bookmarkEnd w:id="24"/>
+      <w:r>
+        <w:t>Figure 5: Mean reaction time of each word type</w:t>
       </w:r>
     </w:p>
     <w:p>
       <w:pPr>
-        <w:pStyle w:val="BodyText"/>
-      </w:pPr>
-      <w:r>
-        <w:t>As both double and triple cognates yielded faster responses than noncognates, the findings provide clear evidence for a robust cognate facilitation effect in L3 lexical processing. The observed pattern is consistent with models of non-selective lexical access that posit that lexical representations from all previously acquired languages are co-activated during word recognition (Dijkstra et al., 2018; Dijkstra &amp; Van Heuven, 2002). Cross-linguistic form overlap facilitates processing by increasing activation within an interconnected lexical network regardless of whether the overlap occurs between two or three languages. Indeed, our results indicate that even partial cross-linguistic overlap is sufficient to trigger co-activation, which supports the Scaffolding model (Bartolotti &amp; Marian, 2017), where lexical benefits happen when a L3 word overlaps with at least one of the previously acquired languages, and the Parasitic Model (Ecke, 2015), where L3 learning is enhanced when a word attaches to a L1 or L2 host.</w:t>
+        <w:pStyle w:val="CaptionedFigure"/>
+      </w:pPr>
+      <w:r>
+        <w:rPr>
+          <w:noProof/>
+        </w:rPr>
+        <w:drawing>
+          <wp:inline distT="0" distB="0" distL="0" distR="0" wp14:anchorId="1384859C" wp14:editId="1384859D">
+            <wp:extent cx="4579632" cy="3663706"/>
+            <wp:effectExtent l="0" t="0" r="0" b="0"/>
+            <wp:docPr id="59" name="Picture" descr="Figure 6: Individual effects in reaction times"/>
+            <wp:cNvGraphicFramePr/>
+            <a:graphic xmlns:a="http://schemas.openxmlformats.org/drawingml/2006/main">
+              <a:graphicData uri="http://schemas.openxmlformats.org/drawingml/2006/picture">
+                <pic:pic xmlns:pic="http://schemas.openxmlformats.org/drawingml/2006/picture">
+                  <pic:nvPicPr>
+                    <pic:cNvPr id="60" name="Picture" descr="main_files/34346b50033ae99cea065f06bdc56e5ec35cc7c3.png"/>
+                    <pic:cNvPicPr>
+                      <a:picLocks noChangeAspect="1" noChangeArrowheads="1"/>
+                    </pic:cNvPicPr>
+                  </pic:nvPicPr>
+                  <pic:blipFill>
+                    <a:blip r:embed="rId12"/>
+                    <a:stretch>
+                      <a:fillRect/>
+                    </a:stretch>
+                  </pic:blipFill>
+                  <pic:spPr bwMode="auto">
+                    <a:xfrm>
+                      <a:off x="0" y="0"/>
+                      <a:ext cx="4579632" cy="3663706"/>
+                    </a:xfrm>
+                    <a:prstGeom prst="rect">
+                      <a:avLst/>
+                    </a:prstGeom>
+                    <a:noFill/>
+                    <a:ln w="9525">
+                      <a:noFill/>
+                      <a:headEnd/>
+                      <a:tailEnd/>
+                    </a:ln>
+                  </pic:spPr>
+                </pic:pic>
+              </a:graphicData>
+            </a:graphic>
+          </wp:inline>
+        </w:drawing>
       </w:r>
     </w:p>
     <w:p>
       <w:pPr>
-        <w:pStyle w:val="BodyText"/>
-      </w:pPr>
-      <w:r>
-        <w:t>Crucially, the results revealed no compelling evidence of a cumulative cognate facilitation effect. The findings are in line with previous studies that found no cumulative benefits (e.g., Bartolotti &amp; Marian, 2017; Engemann &amp; Radetzky, 2024; Lijewska, 2023; Lijewska &amp; Louw, 2025) and challenge cumulative transfer accounts like the Accumulation model (Bartolotti &amp; Marian, 2017), which predict additive facilitation when cross-linguistic overlap happens across multiple languages. The absence of a processing advantage for triple cognates suggests that lexical activation may reach a plateau once a certain threshold of cross-linguistic similarity is perceived. Beyond this threshold, overlap with an additional language does not produce further facilitation, suggesting that the contribution of multiple languages is not strictly additive but subject to processing efficiency, competition of activated representations, among other factors.</w:t>
+        <w:pStyle w:val="ImageCaption"/>
+      </w:pPr>
+      <w:bookmarkStart w:id="25" w:name="fig:indrt"/>
+      <w:bookmarkEnd w:id="25"/>
+      <w:r>
+        <w:t>Figure 6: Individual effects in reaction times</w:t>
       </w:r>
     </w:p>
     <w:p>
       <w:pPr>
+        <w:pStyle w:val="CaptionedFigure"/>
+      </w:pPr>
+      <w:r>
+        <w:rPr>
+          <w:noProof/>
+        </w:rPr>
+        <w:lastRenderedPageBreak/>
+        <w:drawing>
+          <wp:inline distT="0" distB="0" distL="0" distR="0" wp14:anchorId="1384859E" wp14:editId="1384859F">
+            <wp:extent cx="4579632" cy="3663706"/>
+            <wp:effectExtent l="0" t="0" r="0" b="0"/>
+            <wp:docPr id="63" name="Picture" descr="Figure 7: Posterior Distributions of the reaction time model"/>
+            <wp:cNvGraphicFramePr/>
+            <a:graphic xmlns:a="http://schemas.openxmlformats.org/drawingml/2006/main">
+              <a:graphicData uri="http://schemas.openxmlformats.org/drawingml/2006/picture">
+                <pic:pic xmlns:pic="http://schemas.openxmlformats.org/drawingml/2006/picture">
+                  <pic:nvPicPr>
+                    <pic:cNvPr id="64" name="Picture" descr="main_files/30e15edae5061c9a636f41efbca58e69cad427b3.png"/>
+                    <pic:cNvPicPr>
+                      <a:picLocks noChangeAspect="1" noChangeArrowheads="1"/>
+                    </pic:cNvPicPr>
+                  </pic:nvPicPr>
+                  <pic:blipFill>
+                    <a:blip r:embed="rId13"/>
+                    <a:stretch>
+                      <a:fillRect/>
+                    </a:stretch>
+                  </pic:blipFill>
+                  <pic:spPr bwMode="auto">
+                    <a:xfrm>
+                      <a:off x="0" y="0"/>
+                      <a:ext cx="4579632" cy="3663706"/>
+                    </a:xfrm>
+                    <a:prstGeom prst="rect">
+                      <a:avLst/>
+                    </a:prstGeom>
+                    <a:noFill/>
+                    <a:ln w="9525">
+                      <a:noFill/>
+                      <a:headEnd/>
+                      <a:tailEnd/>
+                    </a:ln>
+                  </pic:spPr>
+                </pic:pic>
+              </a:graphicData>
+            </a:graphic>
+          </wp:inline>
+        </w:drawing>
+      </w:r>
+    </w:p>
+    <w:p>
+      <w:pPr>
+        <w:pStyle w:val="ImageCaption"/>
+      </w:pPr>
+      <w:bookmarkStart w:id="26" w:name="fig:retmod"/>
+      <w:bookmarkEnd w:id="26"/>
+      <w:r>
+        <w:t>Figure 7: Posterior Distributions of the reaction time model</w:t>
+      </w:r>
+    </w:p>
+    <w:p>
+      <w:pPr>
+        <w:pStyle w:val="Heading1"/>
+      </w:pPr>
+      <w:bookmarkStart w:id="27" w:name="discussion"/>
+      <w:bookmarkEnd w:id="16"/>
+      <w:bookmarkEnd w:id="23"/>
+      <w:r>
+        <w:t>Discussion</w:t>
+      </w:r>
+    </w:p>
+    <w:p>
+      <w:pPr>
+        <w:pStyle w:val="FirstParagraph"/>
+      </w:pPr>
+      <w:r>
+        <w:t xml:space="preserve">The present study investigated the role of cross-linguistic similarity in L3 lexical processing. It examined whether cognate facilitation effects accumulate across three languages in multilingual individuals (L1 German, L2 English, L3 Spanish) by comparing the processing of double cognates (English-Spanish) and triple cognates (German-English-Spanish) in a visual lexical decision task in Spanish. In addition, the study analyzed how L2 and L3 proficiency modulate cognate effects in L3 lexical processing. Results revealed an overall cognate facilitation effect, where double and triple cognates were recognized faster than noncognates. However, the results showed no compelling evidence of a cumulative cognate facilitation effect as response times for double and triple cognates did not differ. Notably, while there was no clear evidence that L2 and L3 proficiency modulate L3 lexical processing, the cognate facilitation effect was slightly stronger in participants with higher Spanish proficiency. Below, we discuss </w:t>
+      </w:r>
+      <w:r>
+        <w:lastRenderedPageBreak/>
+        <w:t>the results in light of previous empirical findings and existing theoretical models of cross-linguistic influence, particularly those addressing cumulative and selective transfer in multilingual lexical processing.</w:t>
+      </w:r>
+    </w:p>
+    <w:p>
+      <w:pPr>
+        <w:pStyle w:val="Heading2"/>
+      </w:pPr>
+      <w:bookmarkStart w:id="28" w:name="cognate-effects-in-l3-lexical-processing"/>
+      <w:r>
+        <w:t>Cognate Effects in L3 Lexical Processing</w:t>
+      </w:r>
+    </w:p>
+    <w:p>
+      <w:pPr>
+        <w:pStyle w:val="FirstParagraph"/>
+      </w:pPr>
+      <w:r>
+        <w:t>Our first research question asked whether German-English-Spanish trilinguals process triple cognates faster than double cognates. Given the mixed findings in the literature, we formulated two working hypotheses. Based on the Accumulation model (Bartolotti &amp; Marian, 2017) and evidence from previous studies (e.g., De Angelis, 2007; Foryś-Nogala et al., 2026; Lemhöfer et al., 2004; Poarch &amp; Hell, 2014; Szubko-Sitarek, 2011), we hypothesized that trilinguals would process triple cognates faster than double cognates, indicating an additive advantage for lexical items that have increased cross-linguistic similarity. On the other hand, following the Scaffolding model (Bartolotti &amp; Marian, 2017) and supporting evidence (e.g., Bartolotti &amp; Marian, 2017; De Angelis, 2007; Engemann &amp; Radetzky, 2024; Lijewska, 2023; Lijewska &amp; Louw, 2025), we also hypothesized that trilinguals would process triple and double cognates similarly, suggesting that overlapping with more than one previously acquired language does not have an additive advantage for L3 lexical processing. Our results supported our second hypothesis as there were no differences in response times for triple and double cognates.</w:t>
+      </w:r>
+    </w:p>
+    <w:p>
+      <w:pPr>
         <w:pStyle w:val="BodyText"/>
       </w:pPr>
       <w:r>
+        <w:t xml:space="preserve">As both double and triple cognates yielded faster responses than noncognates, the findings provide clear evidence for a robust cognate facilitation effect in L3 lexical processing. The observed pattern is consistent with models of non-selective lexical access that posit that lexical representations from all previously acquired languages are co-activated during word recognition (Dijkstra et al., 2018; Dijkstra &amp; Van Heuven, 2002). Cross-linguistic form overlap facilitates processing by increasing activation within an interconnected lexical network regardless of </w:t>
+      </w:r>
+      <w:r>
         <w:lastRenderedPageBreak/>
-        <w:t>One possible explanation for the present findings concerns the L2-status factor (Bardel &amp; Falk, 2007, 2012), which argues that the L2 is the primary source of transfer in L3 acquisition and may override the L1 in many cases. Due to similarities in the context of L2 and L3 learning, there is a higher degree of cognitive similarity between the L2 and the L3 than between the L1 and the L3, which may explain why additional overlap with the L1 did not cause a stronger facilitation effect than overlap with the L2. Moreover, we can also explain the results in terms of psychotypology (Kellerman, 1983) and typological proximity accounts (Rothman, 2011, 2013, 2015), which suggest that language proximity affects cross-linguistic influence, with more similar languages producing stronger influence. In the present study, given that English and Spanish share substantial orthographic and lexical similarity, it is plausible that L2 English serves as a primary source of influence in L3 word recognition, while the influence of L1 German may be less engaged.</w:t>
+        <w:t>whether the overlap occurs between two or three languages. Indeed, our results indicate that even partial cross-linguistic overlap is sufficient to trigger co-activation, which supports the Scaffolding model (Bartolotti &amp; Marian, 2017), where lexical benefits happen when a L3 word overlaps with at least one of the previously acquired languages, and the Parasitic Model (Ecke, 2015), where L3 learning is enhanced when a word attaches to a L1 or L2 host.</w:t>
+      </w:r>
+    </w:p>
+    <w:p>
+      <w:pPr>
+        <w:pStyle w:val="BodyText"/>
+      </w:pPr>
+      <w:r>
+        <w:t>Crucially, the results revealed no compelling evidence of a cumulative cognate facilitation effect. The findings are in line with previous studies that found no cumulative benefits (e.g., Bartolotti &amp; Marian, 2017; Engemann &amp; Radetzky, 2024; Lijewska, 2023; Lijewska &amp; Louw, 2025) and challenge cumulative transfer accounts like the Accumulation model (Bartolotti &amp; Marian, 2017), which predict additive facilitation when cross-linguistic overlap happens across multiple languages. The absence of a processing advantage for triple cognates suggests that lexical activation may reach a plateau once a certain threshold of cross-linguistic similarity is perceived. Beyond this threshold, overlap with an additional language does not produce further facilitation, suggesting that the contribution of multiple languages is not strictly additive but subject to processing efficiency, competition of activated representations, among other factors.</w:t>
+      </w:r>
+    </w:p>
+    <w:p>
+      <w:pPr>
+        <w:pStyle w:val="BodyText"/>
+      </w:pPr>
+      <w:r>
+        <w:t xml:space="preserve">One possible explanation for the present findings concerns the L2-status factor (Bardel &amp; Falk, 2007, 2012), which argues that the L2 is the primary source of transfer in L3 acquisition and may override the L1 in many cases. Due to similarities in the context of L2 and L3 learning, there is a higher degree of cognitive similarity between the L2 and the L3 than between the L1 and the L3, which may explain why additional overlap with the L1 did not cause a stronger facilitation effect than overlap with the L2. Moreover, we can also explain the results in terms of psychotypology (Kellerman, 1983) and typological proximity accounts (Rothman, 2011, 2013, 2015), which suggest that language proximity affects cross-linguistic influence, with more </w:t>
+      </w:r>
+      <w:r>
+        <w:lastRenderedPageBreak/>
+        <w:t>similar languages producing stronger influence. In the present study, given that English and Spanish share substantial orthographic and lexical similarity, it is plausible that L2 English serves as a primary source of influence in L3 word recognition, while the influence of L1 German may be less engaged.</w:t>
       </w:r>
     </w:p>
     <w:p>
@@ -5036,8 +5242,8 @@
       <w:pPr>
         <w:pStyle w:val="Heading2"/>
       </w:pPr>
-      <w:bookmarkStart w:id="25" w:name="the-role-of-l2-and-l3-proficiency"/>
-      <w:bookmarkEnd w:id="24"/>
+      <w:bookmarkStart w:id="29" w:name="the-role-of-l2-and-l3-proficiency"/>
+      <w:bookmarkEnd w:id="28"/>
       <w:r>
         <w:t>The Role of L2 and L3 Proficiency</w:t>
       </w:r>
@@ -5047,11 +5253,7 @@
         <w:pStyle w:val="FirstParagraph"/>
       </w:pPr>
       <w:r>
-        <w:t xml:space="preserve">The second research question asked whether L2 and L3 proficiency modulate L3 cognate processing. Following previous findings (e.g., Lemhöfer et al., 2004; Poarch &amp; Hell, 2014; Szubko-Sitarek, 2011), we predicted that higher L2 and L3 proficiency would facilitate L3 cognate processing. However, the data did not show a positive association between higher proficiency and cognate facilitation. The observed cognate facilitation effect was robust and not strongly modulated by either L2 or L3 proficiency. There was a tendency for participants with higher Spanish proficiency to exhibit slightly stronger cognate facilitation, which may suggest that while cross-linguistic activation operates across proficiency levels, increased L3 proficiency may enhance the strength with which lexical representations are co-activated in L3 processing. </w:t>
-      </w:r>
-      <w:r>
-        <w:lastRenderedPageBreak/>
-        <w:t>L2 and L3 proficiency did not determine whether facilitation occurred, but L3 proficiency may affect the extent of this effect. After a certain level of proficiency, L3 lexical representations may consolidate and become more integrated into the broader multilingual system, enhancing the processing advantage for cognates (Lemhöfer et al., 2004; Poarch &amp; Hell, 2014; Szubko-Sitarek, 2011).</w:t>
+        <w:t>The second research question asked whether L2 and L3 proficiency modulate L3 cognate processing. Following previous findings (e.g., Lemhöfer et al., 2004; Poarch &amp; Hell, 2014; Szubko-Sitarek, 2011), we predicted that higher L2 and L3 proficiency would facilitate L3 cognate processing. However, the data did not show a positive association between higher proficiency and cognate facilitation. The observed cognate facilitation effect was robust and not strongly modulated by either L2 or L3 proficiency. There was a tendency for participants with higher Spanish proficiency to exhibit slightly stronger cognate facilitation, which may suggest that while cross-linguistic activation operates across proficiency levels, increased L3 proficiency may enhance the strength with which lexical representations are co-activated in L3 processing. L2 and L3 proficiency did not determine whether facilitation occurred, but L3 proficiency may affect the extent of this effect. After a certain level of proficiency, L3 lexical representations may consolidate and become more integrated into the broader multilingual system, enhancing the processing advantage for cognates (Lemhöfer et al., 2004; Poarch &amp; Hell, 2014; Szubko-Sitarek, 2011).</w:t>
       </w:r>
     </w:p>
     <w:p>
@@ -5059,7 +5261,11 @@
         <w:pStyle w:val="BodyText"/>
       </w:pPr>
       <w:r>
-        <w:t xml:space="preserve">In contrast, the lack of a clear effect of L2 proficiency may suggest that L2 English may have reached the necessary level of entrenchment to support cross-linguistic activation. Once a certain threshold is attained, additional increases may not substantially influence L3 lexical processing, indicating that the role of the L2 in L3 lexical processing may be categorical. That is, L2 influence is either present or absent depending on whether it is sufficiently activated withtin the multilingual system. </w:t>
+        <w:t xml:space="preserve">In contrast, the lack of a clear effect of L2 proficiency may suggest that L2 English may have reached the necessary level of entrenchment to support cross-linguistic activation. Once a certain threshold is attained, additional increases may not substantially influence L3 lexical </w:t>
+      </w:r>
+      <w:r>
+        <w:lastRenderedPageBreak/>
+        <w:t xml:space="preserve">processing, indicating that the role of the L2 in L3 lexical processing may be categorical. That is, L2 influence is either present or absent depending on whether it is sufficiently activated withtin the multilingual system. </w:t>
       </w:r>
     </w:p>
     <w:p>
@@ -5074,11 +5280,10 @@
       <w:pPr>
         <w:pStyle w:val="Heading1"/>
       </w:pPr>
-      <w:bookmarkStart w:id="26" w:name="conclusion"/>
-      <w:bookmarkEnd w:id="23"/>
-      <w:bookmarkEnd w:id="25"/>
-      <w:r>
-        <w:lastRenderedPageBreak/>
+      <w:bookmarkStart w:id="30" w:name="conclusion"/>
+      <w:bookmarkEnd w:id="27"/>
+      <w:bookmarkEnd w:id="29"/>
+      <w:r>
         <w:t>Conclusion</w:t>
       </w:r>
     </w:p>
@@ -5099,8 +5304,8 @@
       <w:pPr>
         <w:pStyle w:val="Heading1"/>
       </w:pPr>
-      <w:bookmarkStart w:id="27" w:name="X421aa8c25e75d5bda444d1508fbcc66cb0dedf6"/>
-      <w:bookmarkEnd w:id="26"/>
+      <w:bookmarkStart w:id="31" w:name="X421aa8c25e75d5bda444d1508fbcc66cb0dedf6"/>
+      <w:bookmarkEnd w:id="30"/>
       <w:r>
         <w:lastRenderedPageBreak/>
         <w:t>Appendix A: Stimulus List of the Lexical Decision Task</w:t>
@@ -5110,8 +5315,8 @@
       <w:pPr>
         <w:pStyle w:val="TableCaption"/>
       </w:pPr>
-      <w:bookmarkStart w:id="28" w:name="tab:stim-table-appendix"/>
-      <w:bookmarkEnd w:id="28"/>
+      <w:bookmarkStart w:id="32" w:name="tab:stim-table-appendix"/>
+      <w:bookmarkEnd w:id="32"/>
       <w:r>
         <w:t>Table 3: Stimulus List</w:t>
       </w:r>
@@ -10771,8 +10976,8 @@
       <w:pPr>
         <w:pStyle w:val="Heading1"/>
       </w:pPr>
-      <w:bookmarkStart w:id="29" w:name="references"/>
-      <w:bookmarkEnd w:id="27"/>
+      <w:bookmarkStart w:id="33" w:name="references"/>
+      <w:bookmarkEnd w:id="31"/>
       <w:r>
         <w:lastRenderedPageBreak/>
         <w:t>References</w:t>
@@ -10782,8 +10987,8 @@
       <w:pPr>
         <w:pStyle w:val="Bibliography"/>
       </w:pPr>
-      <w:bookmarkStart w:id="30" w:name="ref-aguinaga_echeverria_2017"/>
-      <w:bookmarkStart w:id="31" w:name="refs"/>
+      <w:bookmarkStart w:id="34" w:name="ref-aguinaga_echeverria_2017"/>
+      <w:bookmarkStart w:id="35" w:name="refs"/>
       <w:r>
         <w:t xml:space="preserve">Aguinaga Echeverría, S. (2017). All Cognates are not Created Equal: Variation in Cognate Recognition and Applications for Second Language Acquisition. </w:t>
       </w:r>
@@ -10807,7 +11012,7 @@
       <w:r>
         <w:t xml:space="preserve">(1), 23–42. Retrieved from </w:t>
       </w:r>
-      <w:hyperlink r:id="rId11">
+      <w:hyperlink r:id="rId14">
         <w:r>
           <w:rPr>
             <w:rStyle w:val="Hyperlink"/>
@@ -10820,8 +11025,8 @@
       <w:pPr>
         <w:pStyle w:val="Bibliography"/>
       </w:pPr>
-      <w:bookmarkStart w:id="32" w:name="ref-amengual_2012"/>
-      <w:bookmarkEnd w:id="30"/>
+      <w:bookmarkStart w:id="36" w:name="ref-amengual_2012"/>
+      <w:bookmarkEnd w:id="34"/>
       <w:r>
         <w:t xml:space="preserve">Amengual, M. (2012). Interlingual influence in bilingual speech: Cognate status effect in a continuum of bilingualism. </w:t>
       </w:r>
@@ -10845,7 +11050,7 @@
       <w:r>
         <w:t>(3), 517–530. http://doi.org/</w:t>
       </w:r>
-      <w:hyperlink r:id="rId12">
+      <w:hyperlink r:id="rId15">
         <w:r>
           <w:rPr>
             <w:rStyle w:val="Hyperlink"/>
@@ -10858,8 +11063,8 @@
       <w:pPr>
         <w:pStyle w:val="Bibliography"/>
       </w:pPr>
-      <w:bookmarkStart w:id="33" w:name="ref-arana_etal_2022"/>
-      <w:bookmarkEnd w:id="32"/>
+      <w:bookmarkStart w:id="37" w:name="ref-arana_etal_2022"/>
+      <w:bookmarkEnd w:id="36"/>
       <w:r>
         <w:t xml:space="preserve">Arana, S. L., Oliveira, H. M., Fernandes, A. I., Soares, A. P., &amp; Comesaña, M. (2022). The cognate facilitation effect depends on the presence of identical cognates. </w:t>
       </w:r>
@@ -10883,7 +11088,7 @@
       <w:r>
         <w:t>(4), 660–678. http://doi.org/</w:t>
       </w:r>
-      <w:hyperlink r:id="rId13">
+      <w:hyperlink r:id="rId16">
         <w:r>
           <w:rPr>
             <w:rStyle w:val="Hyperlink"/>
@@ -10896,8 +11101,8 @@
       <w:pPr>
         <w:pStyle w:val="Bibliography"/>
       </w:pPr>
-      <w:bookmarkStart w:id="34" w:name="ref-bardel_falk_2007"/>
-      <w:bookmarkEnd w:id="33"/>
+      <w:bookmarkStart w:id="38" w:name="ref-bardel_falk_2007"/>
+      <w:bookmarkEnd w:id="37"/>
       <w:r>
         <w:t xml:space="preserve">Bardel, C., &amp; Falk, Y. (2007). The role of the second language in third language acquisition: The case of Germanic syntax. </w:t>
       </w:r>
@@ -10921,7 +11126,7 @@
       <w:r>
         <w:t>, 459–484. http://doi.org/</w:t>
       </w:r>
-      <w:hyperlink r:id="rId14">
+      <w:hyperlink r:id="rId17">
         <w:r>
           <w:rPr>
             <w:rStyle w:val="Hyperlink"/>
@@ -10934,12 +11139,12 @@
       <w:pPr>
         <w:pStyle w:val="Bibliography"/>
       </w:pPr>
-      <w:bookmarkStart w:id="35" w:name="ref-bardel_falk_2012"/>
-      <w:bookmarkEnd w:id="34"/>
+      <w:bookmarkStart w:id="39" w:name="ref-bardel_falk_2012"/>
+      <w:bookmarkEnd w:id="38"/>
       <w:r>
         <w:t>Bardel, C., &amp; Falk, Y. (2012). The L2 status factor and the declarative/procedural distinction. In (pp. 61–78). http://doi.org/</w:t>
       </w:r>
-      <w:hyperlink r:id="rId15">
+      <w:hyperlink r:id="rId18">
         <w:r>
           <w:rPr>
             <w:rStyle w:val="Hyperlink"/>
@@ -10952,8 +11157,8 @@
       <w:pPr>
         <w:pStyle w:val="Bibliography"/>
       </w:pPr>
-      <w:bookmarkStart w:id="36" w:name="ref-bartolotti_marian_2017"/>
-      <w:bookmarkEnd w:id="35"/>
+      <w:bookmarkStart w:id="40" w:name="ref-bartolotti_marian_2017"/>
+      <w:bookmarkEnd w:id="39"/>
       <w:r>
         <w:t xml:space="preserve">Bartolotti, J., &amp; Marian, V. (2017). Bilinguals’ Existing Languages Benefit Vocabulary Learning in a Third Language. </w:t>
       </w:r>
@@ -10977,7 +11182,7 @@
       <w:r>
         <w:t>(1), 110–140. http://doi.org/</w:t>
       </w:r>
-      <w:hyperlink r:id="rId16">
+      <w:hyperlink r:id="rId19">
         <w:r>
           <w:rPr>
             <w:rStyle w:val="Hyperlink"/>
@@ -10990,8 +11195,8 @@
       <w:pPr>
         <w:pStyle w:val="Bibliography"/>
       </w:pPr>
-      <w:bookmarkStart w:id="37" w:name="ref-burkner2017brms"/>
-      <w:bookmarkEnd w:id="36"/>
+      <w:bookmarkStart w:id="41" w:name="ref-burkner2017brms"/>
+      <w:bookmarkEnd w:id="40"/>
       <w:r>
         <w:t xml:space="preserve">Bürkner, P.-C. (2017). Brms: An r package for bayesian multilevel models using stan. </w:t>
       </w:r>
@@ -11020,8 +11225,8 @@
       <w:pPr>
         <w:pStyle w:val="Bibliography"/>
       </w:pPr>
-      <w:bookmarkStart w:id="38" w:name="ref-carrasco-ortiz_etal_2021"/>
-      <w:bookmarkEnd w:id="37"/>
+      <w:bookmarkStart w:id="42" w:name="ref-carrasco-ortiz_etal_2021"/>
+      <w:bookmarkEnd w:id="41"/>
       <w:r>
         <w:t xml:space="preserve">Carrasco-Ortiz, H., Amengual, M., &amp; Gries, S. T. (2021). Cross-language effects of phonological and orthographic similarity in cognate word recognition: The role of language dominance. </w:t>
       </w:r>
@@ -11045,7 +11250,7 @@
       <w:r>
         <w:t>(3), 389–417. http://doi.org/</w:t>
       </w:r>
-      <w:hyperlink r:id="rId17">
+      <w:hyperlink r:id="rId20">
         <w:r>
           <w:rPr>
             <w:rStyle w:val="Hyperlink"/>
@@ -11058,8 +11263,8 @@
       <w:pPr>
         <w:pStyle w:val="Bibliography"/>
       </w:pPr>
-      <w:bookmarkStart w:id="39" w:name="ref-comesana_etal_2015"/>
-      <w:bookmarkEnd w:id="38"/>
+      <w:bookmarkStart w:id="43" w:name="ref-comesana_etal_2015"/>
+      <w:bookmarkEnd w:id="42"/>
       <w:r>
         <w:t xml:space="preserve">Comesaña, M., Ferré, P., Romero, J., Guasch, M., Soares, A. P., &amp; García-Chico, T. (2015). Facilitative effect of cognate words vanishes when reducing the orthographic overlap: The role of stimuli list composition. </w:t>
       </w:r>
@@ -11083,7 +11288,7 @@
       <w:r>
         <w:t>(3), 614–635. http://doi.org/</w:t>
       </w:r>
-      <w:hyperlink r:id="rId18">
+      <w:hyperlink r:id="rId21">
         <w:r>
           <w:rPr>
             <w:rStyle w:val="Hyperlink"/>
@@ -11096,8 +11301,8 @@
       <w:pPr>
         <w:pStyle w:val="Bibliography"/>
       </w:pPr>
-      <w:bookmarkStart w:id="40" w:name="ref-cop_etal_2015"/>
-      <w:bookmarkEnd w:id="39"/>
+      <w:bookmarkStart w:id="44" w:name="ref-cop_etal_2015"/>
+      <w:bookmarkEnd w:id="43"/>
       <w:r>
         <w:t xml:space="preserve">Cop, U., Drieghe, D., &amp; Duyck, W. (2015). Eye Movement Patterns in Natural Reading: A Comparison of Monolingual and Bilingual Reading of a Novel. </w:t>
       </w:r>
@@ -11121,7 +11326,7 @@
       <w:r>
         <w:t>(8), e0134008. http://doi.org/</w:t>
       </w:r>
-      <w:hyperlink r:id="rId19">
+      <w:hyperlink r:id="rId22">
         <w:r>
           <w:rPr>
             <w:rStyle w:val="Hyperlink"/>
@@ -11134,8 +11339,8 @@
       <w:pPr>
         <w:pStyle w:val="Bibliography"/>
       </w:pPr>
-      <w:bookmarkStart w:id="41" w:name="ref-cornut_etal_2022"/>
-      <w:bookmarkEnd w:id="40"/>
+      <w:bookmarkStart w:id="45" w:name="ref-cornut_etal_2022"/>
+      <w:bookmarkEnd w:id="44"/>
       <w:r>
         <w:t xml:space="preserve">Cornut, C., Mahé, G., &amp; Casalis, S. (2022). L2 word recognition in French–English late bilinguals: Does modality matter? </w:t>
       </w:r>
@@ -11159,7 +11364,7 @@
       <w:r>
         <w:t>(1), 121–136. http://doi.org/</w:t>
       </w:r>
-      <w:hyperlink r:id="rId20">
+      <w:hyperlink r:id="rId23">
         <w:r>
           <w:rPr>
             <w:rStyle w:val="Hyperlink"/>
@@ -11172,8 +11377,8 @@
       <w:pPr>
         <w:pStyle w:val="Bibliography"/>
       </w:pPr>
-      <w:bookmarkStart w:id="42" w:name="ref-costa_etal_2023"/>
-      <w:bookmarkEnd w:id="41"/>
+      <w:bookmarkStart w:id="46" w:name="ref-costa_etal_2023"/>
+      <w:bookmarkEnd w:id="45"/>
       <w:r>
         <w:t xml:space="preserve">Costa, A. S., Comesaña, M., &amp; Soares, A. P. (2023). PHOR-in-One: A multilingual lexical database with PHonological, ORthographic and PHonographic word similarity estimates in four languages. </w:t>
       </w:r>
@@ -11197,7 +11402,7 @@
       <w:r>
         <w:t>(7), 3699–3725. http://doi.org/</w:t>
       </w:r>
-      <w:hyperlink r:id="rId21">
+      <w:hyperlink r:id="rId24">
         <w:r>
           <w:rPr>
             <w:rStyle w:val="Hyperlink"/>
@@ -11210,8 +11415,8 @@
       <w:pPr>
         <w:pStyle w:val="Bibliography"/>
       </w:pPr>
-      <w:bookmarkStart w:id="43" w:name="ref-costa_etal_2000"/>
-      <w:bookmarkEnd w:id="42"/>
+      <w:bookmarkStart w:id="47" w:name="ref-costa_etal_2000"/>
+      <w:bookmarkEnd w:id="46"/>
       <w:r>
         <w:lastRenderedPageBreak/>
         <w:t>Costa, A., Caramazza, A., &amp; Sebastian-Galles, N. (2000). The Cognate Facilitation Effect: Implications for Models of Lexical Access.</w:t>
@@ -11221,8 +11426,8 @@
       <w:pPr>
         <w:pStyle w:val="Bibliography"/>
       </w:pPr>
-      <w:bookmarkStart w:id="44" w:name="ref-cuetos_etal_2011"/>
-      <w:bookmarkEnd w:id="43"/>
+      <w:bookmarkStart w:id="48" w:name="ref-cuetos_etal_2011"/>
+      <w:bookmarkEnd w:id="47"/>
       <w:r>
         <w:t xml:space="preserve">Cuetos, F., Glez-Nosti, M., Barbón, A., &amp; Brysbaert, M. (2011). SUBTLEX-ESP: Spanish word frequencies based on film subtitles. </w:t>
       </w:r>
@@ -11251,8 +11456,8 @@
       <w:pPr>
         <w:pStyle w:val="Bibliography"/>
       </w:pPr>
-      <w:bookmarkStart w:id="45" w:name="ref-de_angelis_2007"/>
-      <w:bookmarkEnd w:id="44"/>
+      <w:bookmarkStart w:id="49" w:name="ref-de_angelis_2007"/>
+      <w:bookmarkEnd w:id="48"/>
       <w:r>
         <w:t xml:space="preserve">De Angelis, G. (2007). </w:t>
       </w:r>
@@ -11266,7 +11471,7 @@
       <w:r>
         <w:t>. (D. Singleton, Ed.). Multilingual Matters &amp; Channel View Publications. http://doi.org/</w:t>
       </w:r>
-      <w:hyperlink r:id="rId22">
+      <w:hyperlink r:id="rId25">
         <w:r>
           <w:rPr>
             <w:rStyle w:val="Hyperlink"/>
@@ -11279,8 +11484,8 @@
       <w:pPr>
         <w:pStyle w:val="Bibliography"/>
       </w:pPr>
-      <w:bookmarkStart w:id="46" w:name="ref-dijkstra_etal_2010"/>
-      <w:bookmarkEnd w:id="45"/>
+      <w:bookmarkStart w:id="50" w:name="ref-dijkstra_etal_2010"/>
+      <w:bookmarkEnd w:id="49"/>
       <w:r>
         <w:t xml:space="preserve">Dijkstra, T., Miwa, K., Brummelhuis, B., Sappelli, M., &amp; Baayen, H. (2010). How cross-language similarity and task demands affect cognate recognition. </w:t>
       </w:r>
@@ -11304,7 +11509,7 @@
       <w:r>
         <w:t>(3), 284–301. http://doi.org/</w:t>
       </w:r>
-      <w:hyperlink r:id="rId23">
+      <w:hyperlink r:id="rId26">
         <w:r>
           <w:rPr>
             <w:rStyle w:val="Hyperlink"/>
@@ -11317,8 +11522,8 @@
       <w:pPr>
         <w:pStyle w:val="Bibliography"/>
       </w:pPr>
-      <w:bookmarkStart w:id="47" w:name="ref-dijkstra_vanheuven_2002"/>
-      <w:bookmarkEnd w:id="46"/>
+      <w:bookmarkStart w:id="51" w:name="ref-dijkstra_vanheuven_2002"/>
+      <w:bookmarkEnd w:id="50"/>
       <w:r>
         <w:t xml:space="preserve">Dijkstra, T., &amp; Van Heuven, W. J. B. (2002). The architecture of the bilingual word recognition system: From identification to decision. </w:t>
       </w:r>
@@ -11342,7 +11547,7 @@
       <w:r>
         <w:t>(3), 175–197. http://doi.org/</w:t>
       </w:r>
-      <w:hyperlink r:id="rId24">
+      <w:hyperlink r:id="rId27">
         <w:r>
           <w:rPr>
             <w:rStyle w:val="Hyperlink"/>
@@ -11355,8 +11560,8 @@
       <w:pPr>
         <w:pStyle w:val="Bibliography"/>
       </w:pPr>
-      <w:bookmarkStart w:id="48" w:name="ref-Dijkstra_etal_2018"/>
-      <w:bookmarkEnd w:id="47"/>
+      <w:bookmarkStart w:id="52" w:name="ref-Dijkstra_etal_2018"/>
+      <w:bookmarkEnd w:id="51"/>
       <w:r>
         <w:t xml:space="preserve">Dijkstra, T., Wahl, A., Buytenhuijs, F., Van Halem, N., Al-Jibouri, Z., De Korte, M., &amp; Rekké, S. (2018). Multilink: A computational model for bilingual word recognition and word translation. </w:t>
       </w:r>
@@ -11385,8 +11590,8 @@
       <w:pPr>
         <w:pStyle w:val="Bibliography"/>
       </w:pPr>
-      <w:bookmarkStart w:id="49" w:name="ref-ecke_2015"/>
-      <w:bookmarkEnd w:id="48"/>
+      <w:bookmarkStart w:id="53" w:name="ref-ecke_2015"/>
+      <w:bookmarkEnd w:id="52"/>
       <w:r>
         <w:t xml:space="preserve">Ecke, P. (2015). Parasitic vocabulary acquisition, cross-linguistic influence, and lexical retrieval in multilinguals. </w:t>
       </w:r>
@@ -11410,7 +11615,7 @@
       <w:r>
         <w:t>(2), 145–162. http://doi.org/</w:t>
       </w:r>
-      <w:hyperlink r:id="rId25">
+      <w:hyperlink r:id="rId28">
         <w:r>
           <w:rPr>
             <w:rStyle w:val="Hyperlink"/>
@@ -11423,8 +11628,8 @@
       <w:pPr>
         <w:pStyle w:val="Bibliography"/>
       </w:pPr>
-      <w:bookmarkStart w:id="50" w:name="ref-ellis_beaton_1993"/>
-      <w:bookmarkEnd w:id="49"/>
+      <w:bookmarkStart w:id="54" w:name="ref-ellis_beaton_1993"/>
+      <w:bookmarkEnd w:id="53"/>
       <w:r>
         <w:t xml:space="preserve">Ellis, N., &amp; Beaton, A. (1993). Factors affecting the learning of foreign language vocabulary: Imagery keyword mediators and phonological short-term memory. </w:t>
       </w:r>
@@ -11448,7 +11653,7 @@
       <w:r>
         <w:t>(3), 533–558. http://doi.org/</w:t>
       </w:r>
-      <w:hyperlink r:id="rId26">
+      <w:hyperlink r:id="rId29">
         <w:r>
           <w:rPr>
             <w:rStyle w:val="Hyperlink"/>
@@ -11461,8 +11666,8 @@
       <w:pPr>
         <w:pStyle w:val="Bibliography"/>
       </w:pPr>
-      <w:bookmarkStart w:id="51" w:name="ref-engemann_rodetzky_2024"/>
-      <w:bookmarkEnd w:id="50"/>
+      <w:bookmarkStart w:id="55" w:name="ref-engemann_rodetzky_2024"/>
+      <w:bookmarkEnd w:id="54"/>
       <w:r>
         <w:t xml:space="preserve">Engemann, H., &amp; Radetzky, S. (2024). Cognate Facilitation in Child Third Language Learners in a Multilingual Setting. </w:t>
       </w:r>
@@ -11486,7 +11691,7 @@
       <w:r>
         <w:t>(10). http://doi.org/</w:t>
       </w:r>
-      <w:hyperlink r:id="rId27">
+      <w:hyperlink r:id="rId30">
         <w:r>
           <w:rPr>
             <w:rStyle w:val="Hyperlink"/>
@@ -11499,8 +11704,8 @@
       <w:pPr>
         <w:pStyle w:val="Bibliography"/>
       </w:pPr>
-      <w:bookmarkStart w:id="52" w:name="ref-forys-nogala_etal_2026"/>
-      <w:bookmarkEnd w:id="51"/>
+      <w:bookmarkStart w:id="56" w:name="ref-forys-nogala_etal_2026"/>
+      <w:bookmarkEnd w:id="55"/>
       <w:r>
         <w:t xml:space="preserve">Foryś-Nogala, M., Silva, B., Ambroziak, A., Broniś, O., Janczarska, A., Jastrzębski, B., &amp; Otwinowska, A. (2026). Cumulative L1–L2–L3 lexical similarity versus L2–L3 lexical similarity: What impacts learners’ L3 word knowledge and L3 word processing more? </w:t>
       </w:r>
@@ -11524,7 +11729,7 @@
       <w:r>
         <w:t>(2), 367–380. http://doi.org/</w:t>
       </w:r>
-      <w:hyperlink r:id="rId28">
+      <w:hyperlink r:id="rId31">
         <w:r>
           <w:rPr>
             <w:rStyle w:val="Hyperlink"/>
@@ -11537,8 +11742,8 @@
       <w:pPr>
         <w:pStyle w:val="Bibliography"/>
       </w:pPr>
-      <w:bookmarkStart w:id="53" w:name="ref-frances_etal_2021"/>
-      <w:bookmarkEnd w:id="52"/>
+      <w:bookmarkStart w:id="57" w:name="ref-frances_etal_2021"/>
+      <w:bookmarkEnd w:id="56"/>
       <w:r>
         <w:t xml:space="preserve">Frances, C., Navarra-Barindelli, E., &amp; Martin, C. D. (2021). Inhibitory and facilitatory effects of phonological and orthographic similarity on L2 word recognition across modalities in bilinguals. </w:t>
       </w:r>
@@ -11562,7 +11767,7 @@
       <w:r>
         <w:t>(1), 12812. http://doi.org/</w:t>
       </w:r>
-      <w:hyperlink r:id="rId29">
+      <w:hyperlink r:id="rId32">
         <w:r>
           <w:rPr>
             <w:rStyle w:val="Hyperlink"/>
@@ -11575,8 +11780,8 @@
       <w:pPr>
         <w:pStyle w:val="Bibliography"/>
       </w:pPr>
-      <w:bookmarkStart w:id="54" w:name="ref-frances_etal_2022"/>
-      <w:bookmarkEnd w:id="53"/>
+      <w:bookmarkStart w:id="58" w:name="ref-frances_etal_2022"/>
+      <w:bookmarkEnd w:id="57"/>
       <w:r>
         <w:t xml:space="preserve">Frances, C., Navarra-Barindelli, E., &amp; Martin, C. D. (2022). Speaker Accent Modulates the Effects of Orthographic and Phonological Similarity on Auditory Processing by Learners of English. </w:t>
       </w:r>
@@ -11600,7 +11805,7 @@
       <w:r>
         <w:t>. http://doi.org/</w:t>
       </w:r>
-      <w:hyperlink r:id="rId30">
+      <w:hyperlink r:id="rId33">
         <w:r>
           <w:rPr>
             <w:rStyle w:val="Hyperlink"/>
@@ -11613,8 +11818,8 @@
       <w:pPr>
         <w:pStyle w:val="Bibliography"/>
       </w:pPr>
-      <w:bookmarkStart w:id="55" w:name="ref-garrido-pozu_2024"/>
-      <w:bookmarkEnd w:id="54"/>
+      <w:bookmarkStart w:id="59" w:name="ref-garrido-pozu_2024"/>
+      <w:bookmarkEnd w:id="58"/>
       <w:r>
         <w:t xml:space="preserve">Garrido-Pozú, J. J. (2024). Cross-linguistic effects of form overlap in aural recognition of Spanish–English cognates. </w:t>
       </w:r>
@@ -11638,7 +11843,7 @@
       <w:r>
         <w:t>(5), 914–926. http://doi.org/</w:t>
       </w:r>
-      <w:hyperlink r:id="rId31">
+      <w:hyperlink r:id="rId34">
         <w:r>
           <w:rPr>
             <w:rStyle w:val="Hyperlink"/>
@@ -11651,8 +11856,8 @@
       <w:pPr>
         <w:pStyle w:val="Bibliography"/>
       </w:pPr>
-      <w:bookmarkStart w:id="56" w:name="ref-van_hell_degroot_2008"/>
-      <w:bookmarkEnd w:id="55"/>
+      <w:bookmarkStart w:id="60" w:name="ref-van_hell_degroot_2008"/>
+      <w:bookmarkEnd w:id="59"/>
       <w:r>
         <w:lastRenderedPageBreak/>
         <w:t xml:space="preserve">Hell, J. G. van, &amp; Groot, A. M. B. de. (2008). Sentence context modulates visual word recognition and translation in bilinguals. </w:t>
@@ -11677,7 +11882,7 @@
       <w:r>
         <w:t>(3), 431–451. http://doi.org/</w:t>
       </w:r>
-      <w:hyperlink r:id="rId32">
+      <w:hyperlink r:id="rId35">
         <w:r>
           <w:rPr>
             <w:rStyle w:val="Hyperlink"/>
@@ -11690,8 +11895,8 @@
       <w:pPr>
         <w:pStyle w:val="Bibliography"/>
       </w:pPr>
-      <w:bookmarkStart w:id="57" w:name="ref-izura_etal_2014"/>
-      <w:bookmarkEnd w:id="56"/>
+      <w:bookmarkStart w:id="61" w:name="ref-izura_etal_2014"/>
+      <w:bookmarkEnd w:id="60"/>
       <w:r>
         <w:t xml:space="preserve">Izura, C., Cuetos, F., &amp; Brysbaert, M. (2014). Lextale-Esp: A test to rapidly and efficiently assess the Spanish vocabulary size. </w:t>
       </w:r>
@@ -11720,8 +11925,8 @@
       <w:pPr>
         <w:pStyle w:val="Bibliography"/>
       </w:pPr>
-      <w:bookmarkStart w:id="58" w:name="ref-Kellerman_1983"/>
-      <w:bookmarkEnd w:id="57"/>
+      <w:bookmarkStart w:id="62" w:name="ref-Kellerman_1983"/>
+      <w:bookmarkEnd w:id="61"/>
       <w:r>
         <w:t xml:space="preserve">Kellerman, E. (1983). Now you see it, now you don’t. In S. M. Gass &amp; L. Selinker (Eds.), </w:t>
       </w:r>
@@ -11740,8 +11945,8 @@
       <w:pPr>
         <w:pStyle w:val="Bibliography"/>
       </w:pPr>
-      <w:bookmarkStart w:id="59" w:name="ref-kruschke2018rejecting"/>
-      <w:bookmarkEnd w:id="58"/>
+      <w:bookmarkStart w:id="63" w:name="ref-kruschke2018rejecting"/>
+      <w:bookmarkEnd w:id="62"/>
       <w:r>
         <w:t xml:space="preserve">Kruschke, J. K. (2018). Rejecting or accepting parameter values in bayesian estimation. </w:t>
       </w:r>
@@ -11770,8 +11975,8 @@
       <w:pPr>
         <w:pStyle w:val="Bibliography"/>
       </w:pPr>
-      <w:bookmarkStart w:id="60" w:name="ref-lemhofer_broersma_2012"/>
-      <w:bookmarkEnd w:id="59"/>
+      <w:bookmarkStart w:id="64" w:name="ref-lemhofer_broersma_2012"/>
+      <w:bookmarkEnd w:id="63"/>
       <w:r>
         <w:t xml:space="preserve">Lemhöfer, K., &amp; Broersma, M. (2012). Introducing LexTALE: A quick and valid Lexical Test for Advanced Learners of English. </w:t>
       </w:r>
@@ -11795,7 +12000,7 @@
       <w:r>
         <w:t>(2), 325–343. http://doi.org/</w:t>
       </w:r>
-      <w:hyperlink r:id="rId33">
+      <w:hyperlink r:id="rId36">
         <w:r>
           <w:rPr>
             <w:rStyle w:val="Hyperlink"/>
@@ -11808,8 +12013,8 @@
       <w:pPr>
         <w:pStyle w:val="Bibliography"/>
       </w:pPr>
-      <w:bookmarkStart w:id="61" w:name="ref-lemhoefer_etal_2004"/>
-      <w:bookmarkEnd w:id="60"/>
+      <w:bookmarkStart w:id="65" w:name="ref-lemhoefer_etal_2004"/>
+      <w:bookmarkEnd w:id="64"/>
       <w:r>
         <w:t xml:space="preserve">Lemhöfer, K., Dijkstra, T., &amp; Michel, M. (2004). Three languages, one ECHO: Cognate effects in trilingual word recognition. </w:t>
       </w:r>
@@ -11833,7 +12038,7 @@
       <w:r>
         <w:t>(5), 585–611. http://doi.org/</w:t>
       </w:r>
-      <w:hyperlink r:id="rId34">
+      <w:hyperlink r:id="rId37">
         <w:r>
           <w:rPr>
             <w:rStyle w:val="Hyperlink"/>
@@ -11846,8 +12051,8 @@
       <w:pPr>
         <w:pStyle w:val="Bibliography"/>
       </w:pPr>
-      <w:bookmarkStart w:id="62" w:name="ref-lijewska_2023"/>
-      <w:bookmarkEnd w:id="61"/>
+      <w:bookmarkStart w:id="66" w:name="ref-lijewska_2023"/>
+      <w:bookmarkEnd w:id="65"/>
       <w:r>
         <w:t xml:space="preserve">Lijewska, A. (2023). The influence of semantic bias on triple non-identical cognates during reading: Evidence from trilinguals’ eye movements. </w:t>
       </w:r>
@@ -11871,7 +12076,7 @@
       <w:r>
         <w:t>(4), 1235–1263. http://doi.org/</w:t>
       </w:r>
-      <w:hyperlink r:id="rId35">
+      <w:hyperlink r:id="rId38">
         <w:r>
           <w:rPr>
             <w:rStyle w:val="Hyperlink"/>
@@ -11884,8 +12089,8 @@
       <w:pPr>
         <w:pStyle w:val="Bibliography"/>
       </w:pPr>
-      <w:bookmarkStart w:id="63" w:name="ref-lijewska_delouw_2025"/>
-      <w:bookmarkEnd w:id="62"/>
+      <w:bookmarkStart w:id="67" w:name="ref-lijewska_delouw_2025"/>
+      <w:bookmarkEnd w:id="66"/>
       <w:r>
         <w:t xml:space="preserve">Lijewska, A., &amp; Louw, R. de. (2025). Facilitation for non-identical cognates in L3. </w:t>
       </w:r>
@@ -11909,7 +12114,7 @@
       <w:r>
         <w:t>(5), 632–661. http://doi.org/</w:t>
       </w:r>
-      <w:hyperlink r:id="rId36">
+      <w:hyperlink r:id="rId39">
         <w:r>
           <w:rPr>
             <w:rStyle w:val="Hyperlink"/>
@@ -11922,8 +12127,8 @@
       <w:pPr>
         <w:pStyle w:val="Bibliography"/>
       </w:pPr>
-      <w:bookmarkStart w:id="64" w:name="ref-lotto_degroot_1998"/>
-      <w:bookmarkEnd w:id="63"/>
+      <w:bookmarkStart w:id="68" w:name="ref-lotto_degroot_1998"/>
+      <w:bookmarkEnd w:id="67"/>
       <w:r>
         <w:t xml:space="preserve">Lotto, L., &amp; Groot, A. M. B. de. (1998). Effects of learning method and word type on acquiring vocabulary in an unfamiliar language. </w:t>
       </w:r>
@@ -11947,7 +12152,7 @@
       <w:r>
         <w:t>(1), 31–69. http://doi.org/</w:t>
       </w:r>
-      <w:hyperlink r:id="rId37">
+      <w:hyperlink r:id="rId40">
         <w:r>
           <w:rPr>
             <w:rStyle w:val="Hyperlink"/>
@@ -11960,8 +12165,8 @@
       <w:pPr>
         <w:pStyle w:val="Bibliography"/>
       </w:pPr>
-      <w:bookmarkStart w:id="65" w:name="ref-makowski2019indices"/>
-      <w:bookmarkEnd w:id="64"/>
+      <w:bookmarkStart w:id="69" w:name="ref-makowski2019indices"/>
+      <w:bookmarkEnd w:id="68"/>
       <w:r>
         <w:t xml:space="preserve">Makowski, D., Ben-Shachar, M. S., Chen, S. A., &amp; Lüdecke, D. (2019). Indices of effect existence and significance in the bayesian framework. </w:t>
       </w:r>
@@ -11990,8 +12195,8 @@
       <w:pPr>
         <w:pStyle w:val="Bibliography"/>
       </w:pPr>
-      <w:bookmarkStart w:id="66" w:name="ref-marian2007language"/>
-      <w:bookmarkEnd w:id="65"/>
+      <w:bookmarkStart w:id="70" w:name="ref-marian2007language"/>
+      <w:bookmarkEnd w:id="69"/>
       <w:r>
         <w:t xml:space="preserve">Marian, V., Blumenfeld, H. K., &amp; Kaushanskaya, M. (2007). The language experience and proficiency questionnaire (LEAP-q): Assessing language profiles in bilinguals and multilinguals. </w:t>
       </w:r>
@@ -12010,8 +12215,8 @@
       <w:pPr>
         <w:pStyle w:val="Bibliography"/>
       </w:pPr>
-      <w:bookmarkStart w:id="67" w:name="ref-muntendam_etal_2022"/>
-      <w:bookmarkEnd w:id="66"/>
+      <w:bookmarkStart w:id="71" w:name="ref-muntendam_etal_2022"/>
+      <w:bookmarkEnd w:id="70"/>
       <w:r>
         <w:t xml:space="preserve">Muntendam, A., Rijswijk, R., Severijnen, G., &amp; Dijkstra, T. (2022). The role of stress position in bilingual auditory word recognition: Cognate processing in Turkish and Dutch. </w:t>
       </w:r>
@@ -12035,7 +12240,7 @@
       <w:r>
         <w:t>, 1–12. http://doi.org/</w:t>
       </w:r>
-      <w:hyperlink r:id="rId38">
+      <w:hyperlink r:id="rId41">
         <w:r>
           <w:rPr>
             <w:rStyle w:val="Hyperlink"/>
@@ -12048,8 +12253,8 @@
       <w:pPr>
         <w:pStyle w:val="Bibliography"/>
       </w:pPr>
-      <w:bookmarkStart w:id="68" w:name="ref-new_etal_2024"/>
-      <w:bookmarkEnd w:id="67"/>
+      <w:bookmarkStart w:id="72" w:name="ref-new_etal_2024"/>
+      <w:bookmarkEnd w:id="71"/>
       <w:r>
         <w:t xml:space="preserve">New, B., Bourgin, J., Barra, J., &amp; Pallier, C. (2024). UniPseudo: A universal pseudoword generator. </w:t>
       </w:r>
@@ -12073,7 +12278,7 @@
       <w:r>
         <w:t>(2), 278–286. http://doi.org/</w:t>
       </w:r>
-      <w:hyperlink r:id="rId39">
+      <w:hyperlink r:id="rId42">
         <w:r>
           <w:rPr>
             <w:rStyle w:val="Hyperlink"/>
@@ -12086,8 +12291,8 @@
       <w:pPr>
         <w:pStyle w:val="Bibliography"/>
       </w:pPr>
-      <w:bookmarkStart w:id="69" w:name="ref-otwinowska_szewczyk_2019"/>
-      <w:bookmarkEnd w:id="68"/>
+      <w:bookmarkStart w:id="73" w:name="ref-otwinowska_szewczyk_2019"/>
+      <w:bookmarkEnd w:id="72"/>
       <w:r>
         <w:lastRenderedPageBreak/>
         <w:t xml:space="preserve">Otwinowska, A., &amp; Szewczyk, J. M. (2019). The more similar the better? Factors in learning cognates, false cognates and non-cognate words. </w:t>
@@ -12112,7 +12317,7 @@
       <w:r>
         <w:t>(8), 974–991. http://doi.org/</w:t>
       </w:r>
-      <w:hyperlink r:id="rId40">
+      <w:hyperlink r:id="rId43">
         <w:r>
           <w:rPr>
             <w:rStyle w:val="Hyperlink"/>
@@ -12125,8 +12330,8 @@
       <w:pPr>
         <w:pStyle w:val="Bibliography"/>
       </w:pPr>
-      <w:bookmarkStart w:id="70" w:name="ref-peeters_etal_2013"/>
-      <w:bookmarkEnd w:id="69"/>
+      <w:bookmarkStart w:id="74" w:name="ref-peeters_etal_2013"/>
+      <w:bookmarkEnd w:id="73"/>
       <w:r>
         <w:t xml:space="preserve">Peeters, D., Dijkstra, T., &amp; Grainger, J. (2013). The representation and processing of identical cognates by late bilinguals: RT and ERP effects. </w:t>
       </w:r>
@@ -12150,7 +12355,7 @@
       <w:r>
         <w:t>(4), 315–332. http://doi.org/</w:t>
       </w:r>
-      <w:hyperlink r:id="rId41">
+      <w:hyperlink r:id="rId44">
         <w:r>
           <w:rPr>
             <w:rStyle w:val="Hyperlink"/>
@@ -12163,8 +12368,8 @@
       <w:pPr>
         <w:pStyle w:val="Bibliography"/>
       </w:pPr>
-      <w:bookmarkStart w:id="71" w:name="ref-peirce_2019"/>
-      <w:bookmarkEnd w:id="70"/>
+      <w:bookmarkStart w:id="75" w:name="ref-peirce_2019"/>
+      <w:bookmarkEnd w:id="74"/>
       <w:r>
         <w:t xml:space="preserve">Peirce, J., Gray, J. R., Simpson, S., MacAskill, M., Höchenberger, R., Sogo, H., … Lindeløv, J. K. (2019). PsychoPy2: Experiments in behavior made easy. </w:t>
       </w:r>
@@ -12188,7 +12393,7 @@
       <w:r>
         <w:t>(1), 195–203. http://doi.org/</w:t>
       </w:r>
-      <w:hyperlink r:id="rId42">
+      <w:hyperlink r:id="rId45">
         <w:r>
           <w:rPr>
             <w:rStyle w:val="Hyperlink"/>
@@ -12201,8 +12406,8 @@
       <w:pPr>
         <w:pStyle w:val="Bibliography"/>
       </w:pPr>
-      <w:bookmarkStart w:id="72" w:name="ref-plonsky2014big"/>
-      <w:bookmarkEnd w:id="71"/>
+      <w:bookmarkStart w:id="76" w:name="ref-plonsky2014big"/>
+      <w:bookmarkEnd w:id="75"/>
       <w:r>
         <w:t xml:space="preserve">Plonsky, L., &amp; Oswald, F. L. (2014). How big is “big”? Interpreting effect sizes in L2 research. </w:t>
       </w:r>
@@ -12231,8 +12436,8 @@
       <w:pPr>
         <w:pStyle w:val="Bibliography"/>
       </w:pPr>
-      <w:bookmarkStart w:id="73" w:name="ref-poarch_vanhell_2014"/>
-      <w:bookmarkEnd w:id="72"/>
+      <w:bookmarkStart w:id="77" w:name="ref-poarch_vanhell_2014"/>
+      <w:bookmarkEnd w:id="76"/>
       <w:r>
         <w:t xml:space="preserve">Poarch, G. J., &amp; Hell, J. G. van. (2014). Cross-language activation in same-script and different-script trilinguals. </w:t>
       </w:r>
@@ -12256,7 +12461,7 @@
       <w:r>
         <w:t>(6), 693–716. http://doi.org/</w:t>
       </w:r>
-      <w:hyperlink r:id="rId43">
+      <w:hyperlink r:id="rId46">
         <w:r>
           <w:rPr>
             <w:rStyle w:val="Hyperlink"/>
@@ -12269,8 +12474,8 @@
       <w:pPr>
         <w:pStyle w:val="Bibliography"/>
       </w:pPr>
-      <w:bookmarkStart w:id="74" w:name="ref-poort_rodd_2017"/>
-      <w:bookmarkEnd w:id="73"/>
+      <w:bookmarkStart w:id="78" w:name="ref-poort_rodd_2017"/>
+      <w:bookmarkEnd w:id="77"/>
       <w:r>
         <w:t xml:space="preserve">Poort, E. D., &amp; Rodd, J. M. (2017). The cognate facilitation effect in bilingual lexical decision is influenced by stimulus list composition. </w:t>
       </w:r>
@@ -12294,7 +12499,7 @@
       <w:r>
         <w:t>, 52–63. http://doi.org/</w:t>
       </w:r>
-      <w:hyperlink r:id="rId44">
+      <w:hyperlink r:id="rId47">
         <w:r>
           <w:rPr>
             <w:rStyle w:val="Hyperlink"/>
@@ -12307,8 +12512,8 @@
       <w:pPr>
         <w:pStyle w:val="Bibliography"/>
       </w:pPr>
-      <w:bookmarkStart w:id="75" w:name="ref-puig-mayenco_etal_2020"/>
-      <w:bookmarkEnd w:id="74"/>
+      <w:bookmarkStart w:id="79" w:name="ref-puig-mayenco_etal_2020"/>
+      <w:bookmarkEnd w:id="78"/>
       <w:r>
         <w:t xml:space="preserve">Puig-Mayenco, E., González Alonso, J., &amp; Rothman, J. (2020). A systematic review of transfer studies in third language acquisition. </w:t>
       </w:r>
@@ -12332,7 +12537,7 @@
       <w:r>
         <w:t>(1), 31–64. http://doi.org/</w:t>
       </w:r>
-      <w:hyperlink r:id="rId45">
+      <w:hyperlink r:id="rId48">
         <w:r>
           <w:rPr>
             <w:rStyle w:val="Hyperlink"/>
@@ -12345,8 +12550,8 @@
       <w:pPr>
         <w:pStyle w:val="Bibliography"/>
       </w:pPr>
-      <w:bookmarkStart w:id="76" w:name="ref-Rothman_2011"/>
-      <w:bookmarkEnd w:id="75"/>
+      <w:bookmarkStart w:id="80" w:name="ref-Rothman_2011"/>
+      <w:bookmarkEnd w:id="79"/>
       <w:r>
         <w:t xml:space="preserve">Rothman, J. (2011). L3 syntactic transfer selectivity and typological determinacy: The typological primacy model. </w:t>
       </w:r>
@@ -12375,8 +12580,8 @@
       <w:pPr>
         <w:pStyle w:val="Bibliography"/>
       </w:pPr>
-      <w:bookmarkStart w:id="77" w:name="ref-Rothman_2013"/>
-      <w:bookmarkEnd w:id="76"/>
+      <w:bookmarkStart w:id="81" w:name="ref-Rothman_2013"/>
+      <w:bookmarkEnd w:id="80"/>
       <w:r>
         <w:t xml:space="preserve">Rothman, J. (2013). Cognitive economy, non-redundancy and typological primacy in L3 acquisition: Evidence from initial stages of L3 romance. In S. Baauw, F. Dirjkoningen, M. Pinto, &amp; L. Meroni (Eds.), </w:t>
       </w:r>
@@ -12395,8 +12600,8 @@
       <w:pPr>
         <w:pStyle w:val="Bibliography"/>
       </w:pPr>
-      <w:bookmarkStart w:id="78" w:name="ref-Rothman_2015"/>
-      <w:bookmarkEnd w:id="77"/>
+      <w:bookmarkStart w:id="82" w:name="ref-Rothman_2015"/>
+      <w:bookmarkEnd w:id="81"/>
       <w:r>
         <w:t xml:space="preserve">Rothman, J. (2015). Linguistic and cognitive motivations for the typological primacy model (TPM) of third language (L3) transfer: Timing of acquisition and proficiency considered. </w:t>
       </w:r>
@@ -12425,8 +12630,8 @@
       <w:pPr>
         <w:pStyle w:val="Bibliography"/>
       </w:pPr>
-      <w:bookmarkStart w:id="79" w:name="ref-szubko-sitarek_2011"/>
-      <w:bookmarkEnd w:id="78"/>
+      <w:bookmarkStart w:id="83" w:name="ref-szubko-sitarek_2011"/>
+      <w:bookmarkEnd w:id="82"/>
       <w:r>
         <w:t xml:space="preserve">Szubko-Sitarek, W. (2011). Cognate facilitation effects in trilingual word recognition. </w:t>
       </w:r>
@@ -12450,7 +12655,7 @@
       <w:r>
         <w:t>(2), 189–208. http://doi.org/</w:t>
       </w:r>
-      <w:hyperlink r:id="rId46">
+      <w:hyperlink r:id="rId49">
         <w:r>
           <w:rPr>
             <w:rStyle w:val="Hyperlink"/>
@@ -12463,8 +12668,8 @@
       <w:pPr>
         <w:pStyle w:val="Bibliography"/>
       </w:pPr>
-      <w:bookmarkStart w:id="80" w:name="ref-tiffin-richards_2024"/>
-      <w:bookmarkEnd w:id="79"/>
+      <w:bookmarkStart w:id="84" w:name="ref-tiffin-richards_2024"/>
+      <w:bookmarkEnd w:id="83"/>
       <w:r>
         <w:t xml:space="preserve">Tiffin-Richards, S. P. (2024). Cognate facilitation in bilingual reading: The influence of orthographic and phonological similarity on lexical decisions and eye-movements. </w:t>
       </w:r>
@@ -12488,7 +12693,7 @@
       <w:r>
         <w:t>(5), 964–981. http://doi.org/</w:t>
       </w:r>
-      <w:hyperlink r:id="rId47">
+      <w:hyperlink r:id="rId50">
         <w:r>
           <w:rPr>
             <w:rStyle w:val="Hyperlink"/>
@@ -12501,8 +12706,8 @@
       <w:pPr>
         <w:pStyle w:val="Bibliography"/>
       </w:pPr>
-      <w:bookmarkStart w:id="81" w:name="ref-tonzar_etal_2009"/>
-      <w:bookmarkEnd w:id="80"/>
+      <w:bookmarkStart w:id="85" w:name="ref-tonzar_etal_2009"/>
+      <w:bookmarkEnd w:id="84"/>
       <w:r>
         <w:lastRenderedPageBreak/>
         <w:t xml:space="preserve">Tonzar, C., Lotto, L., &amp; Job, R. (2009). L2 Vocabulary Acquisition in Children: Effects of Learning Method and Cognate Status. </w:t>
@@ -12527,7 +12732,7 @@
       <w:r>
         <w:t>(3), 623–646. http://doi.org/</w:t>
       </w:r>
-      <w:hyperlink r:id="rId48">
+      <w:hyperlink r:id="rId51">
         <w:r>
           <w:rPr>
             <w:rStyle w:val="Hyperlink"/>
@@ -12540,8 +12745,8 @@
       <w:pPr>
         <w:pStyle w:val="Bibliography"/>
       </w:pPr>
-      <w:bookmarkStart w:id="82" w:name="ref-woumans_etal_2021"/>
-      <w:bookmarkEnd w:id="81"/>
+      <w:bookmarkStart w:id="86" w:name="ref-woumans_etal_2021"/>
+      <w:bookmarkEnd w:id="85"/>
       <w:r>
         <w:t xml:space="preserve">Woumans, E., Clauws, R., &amp; Duyck, W. (2021). Hands Down: Cognate Effects Persist During Written Word Production. </w:t>
       </w:r>
@@ -12565,7 +12770,7 @@
       <w:r>
         <w:t>, 647362. http://doi.org/</w:t>
       </w:r>
-      <w:hyperlink r:id="rId49">
+      <w:hyperlink r:id="rId52">
         <w:r>
           <w:rPr>
             <w:rStyle w:val="Hyperlink"/>
@@ -12573,17 +12778,17 @@
           <w:t>10.3389/fpsyg.2021.647362</w:t>
         </w:r>
       </w:hyperlink>
-      <w:bookmarkEnd w:id="29"/>
-      <w:bookmarkEnd w:id="31"/>
-      <w:bookmarkEnd w:id="82"/>
+      <w:bookmarkEnd w:id="33"/>
+      <w:bookmarkEnd w:id="35"/>
+      <w:bookmarkEnd w:id="86"/>
     </w:p>
     <w:sectPr>
-      <w:headerReference w:type="even" r:id="rId50"/>
-      <w:headerReference w:type="default" r:id="rId51"/>
-      <w:footerReference w:type="even" r:id="rId52"/>
-      <w:footerReference w:type="default" r:id="rId53"/>
-      <w:headerReference w:type="first" r:id="rId54"/>
-      <w:footerReference w:type="first" r:id="rId55"/>
+      <w:headerReference w:type="even" r:id="rId53"/>
+      <w:headerReference w:type="default" r:id="rId54"/>
+      <w:footerReference w:type="even" r:id="rId55"/>
+      <w:footerReference w:type="default" r:id="rId56"/>
+      <w:headerReference w:type="first" r:id="rId57"/>
+      <w:footerReference w:type="first" r:id="rId58"/>
       <w:pgSz w:w="12240" w:h="15840"/>
       <w:pgMar w:top="1440" w:right="1440" w:bottom="1440" w:left="1440" w:header="720" w:footer="720" w:gutter="0"/>
       <w:cols w:space="720"/>
@@ -13321,7 +13526,7 @@
   <w:num w:numId="13" w16cid:durableId="858474234">
     <w:abstractNumId w:val="9"/>
   </w:num>
-  <w:num w:numId="14" w16cid:durableId="894897141">
+  <w:num w:numId="14" w16cid:durableId="235240089">
     <w:abstractNumId w:val="10"/>
   </w:num>
 </w:numbering>

--- a/docs/manuscript/main.docx
+++ b/docs/manuscript/main.docx
@@ -2252,7 +2252,7 @@
         </w:rPr>
         <w:lastRenderedPageBreak/>
         <w:drawing>
-          <wp:inline distT="0" distB="0" distL="0" distR="0" wp14:anchorId="13848592" wp14:editId="13848593">
+          <wp:inline distT="0" distB="0" distL="0" distR="0" wp14:anchorId="515AF71A" wp14:editId="515AF71B">
             <wp:extent cx="4579632" cy="3663706"/>
             <wp:effectExtent l="0" t="0" r="0" b="0"/>
             <wp:docPr id="30" name="Picture" descr="Figure 1: Histogram of the adapted LexTALE scores"/>
@@ -2423,7 +2423,7 @@
           <w:noProof/>
         </w:rPr>
         <w:drawing>
-          <wp:inline distT="0" distB="0" distL="0" distR="0" wp14:anchorId="13848594" wp14:editId="13848595">
+          <wp:inline distT="0" distB="0" distL="0" distR="0" wp14:anchorId="515AF71C" wp14:editId="515AF71D">
             <wp:extent cx="4579632" cy="3663706"/>
             <wp:effectExtent l="0" t="0" r="0" b="0"/>
             <wp:docPr id="41" name="Picture" descr="Figure 2: Percentage of correct responses by word type"/>
@@ -2480,7 +2480,7 @@
         <w:pStyle w:val="BodyText"/>
       </w:pPr>
       <w:r>
-        <w:t>Figure 2 shows the overall accuracy within the entire data set (6510 trials) excluding pseudowords (in which 0.80% of trials were correct). Overall, three-way cognates were the most accurate (0.89%), followed by two-way cognates (0.82%), while non-cognates were the least accurate (0.64%).</w:t>
+        <w:t>Figure 2 shows the overall accuracy within the entire data set (6510 trials) excluding pseudowords (in which 79.85% of trials were correct). Overall, three-way cognates were the most accurate (88.81%), followed by two-way cognates (81.69%), while non-cognates were the least accurate (63.57%).</w:t>
       </w:r>
     </w:p>
     <w:p>
@@ -2488,7 +2488,7 @@
         <w:pStyle w:val="BodyText"/>
       </w:pPr>
       <w:r>
-        <w:t xml:space="preserve">Figure 3 shows histograms of individuals’ percentage of correct trials in each word-type. Individual accuracy in non-cognates ranged from 27.27 % of trials correct to 97.73 (median 63.64%) Like the data set as a whole, the median of individual percentages correct for the three-way cognates was the highest 91.67% (range 58.33% - 100.00), followed by two-way cognates (median percentage correct = 81.82%; range = 50.00% - 100.00). Taken together, these descriptive results suggest that, while most participants benefit from cognates in accuracy, a minority also experience steep drops in accuracy. Indeed, two participants showed the opposite </w:t>
+        <w:t xml:space="preserve">Figure 3 shows histograms of individuals’ percentage of correct trials in each word-type. Individual accuracy in non-cognates ranged from 27.27 % of trials correct to 97.73% (median 63.64%). Like the data set as a whole, the median of individual percentages correct for the three-way cognates was the highest: 91.67% (range 58.33% - 100.00%), followed by two-way cognates (median percentage correct = 81.82%; range = 50.00% - 100.00). Taken together, these descriptive results suggest that, while most participants benefit from cognates in accuracy, a minority also experience steep drops in accuracy. Indeed, two participants showed the opposite </w:t>
       </w:r>
       <w:r>
         <w:lastRenderedPageBreak/>
@@ -2504,7 +2504,7 @@
           <w:noProof/>
         </w:rPr>
         <w:drawing>
-          <wp:inline distT="0" distB="0" distL="0" distR="0" wp14:anchorId="13848596" wp14:editId="13848597">
+          <wp:inline distT="0" distB="0" distL="0" distR="0" wp14:anchorId="515AF71E" wp14:editId="515AF71F">
             <wp:extent cx="4579632" cy="3663706"/>
             <wp:effectExtent l="0" t="0" r="0" b="0"/>
             <wp:docPr id="45" name="Picture" descr="Figure 3: Histograms of individual percentages corrects by word type"/>
@@ -4871,11 +4871,11 @@
         <w:pStyle w:val="BodyText"/>
       </w:pPr>
       <w:r>
-        <w:t xml:space="preserve">Overall, there was strong evidence for a cognate effect in accuracy, and somewhat weaker evidence for a cumulative effect in accuracy. Figure 4 visualizes the posterior distribution for the accuracy model and Table 2 includes specific estimates of each model term. In this model, the intercept was 2.34 and represents the log-odds of an accurate response in the reference condition </w:t>
+        <w:t xml:space="preserve">Overall, there was strong evidence for a general cognate effect in accuracy, and somewhat weaker evidence for a cumulative effect. Figure 4 visualizes the posterior distribution for the accuracy model and Table 2 includes specific estimates of each model term. In this model, the intercept was 2.34 and represents the log-odds of an accurate response in the reference condition </w:t>
       </w:r>
       <w:r>
         <w:lastRenderedPageBreak/>
-        <w:t>(two-way cognates) when the adapted LexTALE scores (proficiency_z) and lexical frequency (frequency_z) are average. In practice, this corresponds to a participant with average proficiency would be accurate about 91.2% of the time for words of average lexical frequency. The effect for non-cognates was -1.46[-2.12, -0.84]. 1, which corresponds to a lower predicted probability of a correct response (70.7%). The probability of direction was 1.00, signaling that virtually the entire posterior distribution is below zero, providing extremely strong evidence for a negative effect. Additionally, 0% of the posterior distribution fell within the ROPE, suggesting that none of the credible parameter values were practically equivalent to zero. For three-way cognates, the median effect was 0.71 [0, 1.39], indicating that the most credible values of the effect were positive. The effect was associated with a pd of 0.98, indicating that approximately 98% of the posterior distribution supported a positive effect. Additionally, only 4% of the posterior distribution fell within the ROPE, suggesting that most credible parameter values were not practically equivalent to zero. Taken together, these results provide evidence that three-way cognates were identified more accurately than two-way cognates, although the evidence was somewhat weaker than that observed for the non-cognate effect.</w:t>
+        <w:t>(two-way cognates) when the adapted LexTALE scores (proficiency_z) and lexical frequency (frequency_z) are average. In practice, this corresponds to a participant with average proficiency would be accurate 91.2% of the time for words of average lexical frequency. The effect for non-cognates was -1.46, 95% HDI = [-2.12, -0.84], pd = 1, which corresponds to a lower predicted probability of a correct response (70.7%). The probability of direction was 1.00, signaling that virtually the entire posterior distribution is below zero, providing extremely strong evidence for a negative effect. Additionally, 0% of the posterior distribution fell within the ROPE, suggesting that none of the credible parameter values were practically equivalent to zero. For three-way cognates, the median effect was 0.71 95% HDI = [0, 1.39], indicating that the most credible values of the effect were positive. The effect was associated with a pd of 0.98, indicating that approximately 98% of the posterior distribution supported a positive effect. Additionally, only 4% of the posterior distribution fell within the ROPE, suggesting that most credible parameter values were not practically equivalent to zero. Taken together, these results provide evidence that three-way cognates were identified more accurately than two-way cognates, although the evidence was somewhat weaker than that observed for the non-cognate effect.</w:t>
       </w:r>
     </w:p>
     <w:p>
@@ -4883,11 +4883,11 @@
         <w:pStyle w:val="BodyText"/>
       </w:pPr>
       <w:r>
-        <w:t xml:space="preserve">Higher numbers for both the continuous predictors lexical frequency and proficiency were associated with higher accuracy. For lexical frequency, the median estimate was 1.01 [0.79, 1.24], indicating that a one standard deviation increase in lexical frequency was associated with an increase of 1.01 increase in the log-odds of a correct response. Holding all other predictors constant, predicted accuracy increases to around 96.6% words that were 1 standard deviation more frequent than average, while it dropped to 79.1% for words that were one standard deviation less frequent than average. Again, the pd (1) and ROPE percentage 0% provide strong evidence for the existence of a positive association between lexical frequency and accuracy. </w:t>
+        <w:t xml:space="preserve">Higher numbers for both the continuous predictors lexical frequency and proficiency were associated with higher accuracy. For lexical frequency, the median estimate was 1.01 [0.79, 1.24], indicating that a one standard deviation increase in lexical frequency was associated with an increase of 1.01 in the log-odds of a correct response. Holding all other predictors constant, predicted accuracy increases to around 96.6% in words that were 1 standard deviation more frequent than average, while it dropped to 79.1% for words that were one standard deviation less frequent than average. Again, the pd (1) and ROPE percentage (0%) provide strong evidence for the existence of a positive association between lexical frequency and accuracy. Proficiency was </w:t>
       </w:r>
       <w:r>
         <w:lastRenderedPageBreak/>
-        <w:t>Proficiency was also shown the be positively associated with accuracy; the estimate 1.01 [0.79, 1.24]] suggests that For proficiency, the median estimate was 0.78 [0.43, 1.15], once again indicating that a one standard deviation increase in lexical frequency was associated with an increase of 0.78 increase in the log-odds of a correct response. Predicted accuracy increases to around 96.6% by participants that were 1 standard deviation more proficient than average, while it dropped to 82.6% for participants that were one standard deviation less proficient than average. Like frequency, the pd (1) and ROPE percentage (0) provide compelling evidence of that the effect is positive and not negligible.</w:t>
+        <w:t>also shown the be positively associated with accuracy; the estimate 0.78 [0.43, 1.15] suggests that a one standard deviation increase in the adapted LexTALE score was associated with an increase of 0.78 increase in the log-odds of a correct response. Predicted accuracy increases to around 96.6% by participants that were 1 standard deviation more proficient than average, while it dropped to 82.6% for participants that were one standard deviation less proficient than average. Like frequency, the pd (1) and ROPE percentage (0) provide compelling evidence of that the effect is positive and not negligible.</w:t>
       </w:r>
     </w:p>
     <w:p>
@@ -4899,7 +4899,7 @@
           <w:noProof/>
         </w:rPr>
         <w:drawing>
-          <wp:inline distT="0" distB="0" distL="0" distR="0" wp14:anchorId="13848598" wp14:editId="13848599">
+          <wp:inline distT="0" distB="0" distL="0" distR="0" wp14:anchorId="515AF720" wp14:editId="515AF721">
             <wp:extent cx="4579632" cy="3663706"/>
             <wp:effectExtent l="0" t="0" r="0" b="0"/>
             <wp:docPr id="50" name="Picture" descr="Figure 4: Posterior Distributions of the accuracy model"/>
@@ -4966,7 +4966,27 @@
         <w:pStyle w:val="FirstParagraph"/>
       </w:pPr>
       <w:r>
-        <w:t>Overall, there was evidence of a general cognate effect in reaction times, but not a cumulative one.</w:t>
+        <w:t xml:space="preserve">Like accuracy, the analysis of the reaction time data showed evidence of a general cognate facilitation effect. Figure 5 shows the overall mean reaction times in milliseconds in for each word type. Non-cognate words were recognized as real words slowest (mean reaction time 881.67ms, sd = 304.77), while both two-way (827.33ms, sd = 296.70) and three-way cognates </w:t>
+      </w:r>
+      <w:r>
+        <w:lastRenderedPageBreak/>
+        <w:t>were recognized faster 817.38ms, sd = 263.04. The difference in reaction time between two-way and three-way cognates was quite small (d = .03).</w:t>
+      </w:r>
+    </w:p>
+    <w:p>
+      <w:pPr>
+        <w:pStyle w:val="BodyText"/>
+      </w:pPr>
+      <w:r>
+        <w:t>In the case of reaction time, there were even more pronounced differences regarding individual differences. Figure 6 shows individual effect sizes in three situations: going from double to triple cognates, non-cognates to double cognates, and non-cognates to triple cognates. It was predicted that, if there was a cumulative effect of cognate facilitation, that double to triple cognates would yield negative effects. However, many participants were faster (14 of 35) in double cognates than triple cognates, while the remaining 21 participants showed the opposite pattern and processed triple cognates fastest.</w:t>
+      </w:r>
+      <w:r>
+        <w:br/>
+        <w:t>The second facet shows the individual effects for non-cognates relative to double cognates.</w:t>
+      </w:r>
+      <w:r>
+        <w:br/>
+        <w:t>In this instance, as expected, most participants (26) were faster for double cognates than non-cognates, although 26 individuals were not. Similar proportions of participants were also faster at deciding that triple cognates were real words (27). Taken together, these results suggest that while most individuals showed descriptive evidence general cognate effects in reaction time, there was not strong evidence for a cumulative effect in which triple cognates were processed faster than double cognates.</w:t>
       </w:r>
     </w:p>
     <w:p>
@@ -4979,7 +4999,7 @@
         </w:rPr>
         <w:lastRenderedPageBreak/>
         <w:drawing>
-          <wp:inline distT="0" distB="0" distL="0" distR="0" wp14:anchorId="1384859A" wp14:editId="1384859B">
+          <wp:inline distT="0" distB="0" distL="0" distR="0" wp14:anchorId="515AF722" wp14:editId="515AF723">
             <wp:extent cx="4579632" cy="3663706"/>
             <wp:effectExtent l="0" t="0" r="0" b="0"/>
             <wp:docPr id="55" name="Picture" descr="Figure 5: Mean reaction time of each word type"/>
@@ -4988,7 +5008,7 @@
               <a:graphicData uri="http://schemas.openxmlformats.org/drawingml/2006/picture">
                 <pic:pic xmlns:pic="http://schemas.openxmlformats.org/drawingml/2006/picture">
                   <pic:nvPicPr>
-                    <pic:cNvPr id="56" name="Picture" descr="main_files/9caddfd83ddb35d5b95cbdf8e52ce5aaff7c1257.png"/>
+                    <pic:cNvPr id="56" name="Picture" descr="main_files/deac36b76b271c551f35dfec77094b0b3bf8ef64.png"/>
                     <pic:cNvPicPr>
                       <a:picLocks noChangeAspect="1" noChangeArrowheads="1"/>
                     </pic:cNvPicPr>
@@ -5040,7 +5060,7 @@
           <w:noProof/>
         </w:rPr>
         <w:drawing>
-          <wp:inline distT="0" distB="0" distL="0" distR="0" wp14:anchorId="1384859C" wp14:editId="1384859D">
+          <wp:inline distT="0" distB="0" distL="0" distR="0" wp14:anchorId="515AF724" wp14:editId="515AF725">
             <wp:extent cx="4579632" cy="3663706"/>
             <wp:effectExtent l="0" t="0" r="0" b="0"/>
             <wp:docPr id="59" name="Picture" descr="Figure 6: Individual effects in reaction times"/>
@@ -5102,7 +5122,7 @@
         </w:rPr>
         <w:lastRenderedPageBreak/>
         <w:drawing>
-          <wp:inline distT="0" distB="0" distL="0" distR="0" wp14:anchorId="1384859E" wp14:editId="1384859F">
+          <wp:inline distT="0" distB="0" distL="0" distR="0" wp14:anchorId="515AF726" wp14:editId="515AF727">
             <wp:extent cx="4579632" cy="3663706"/>
             <wp:effectExtent l="0" t="0" r="0" b="0"/>
             <wp:docPr id="63" name="Picture" descr="Figure 7: Posterior Distributions of the reaction time model"/>
@@ -5156,9 +5176,2340 @@
     </w:p>
     <w:p>
       <w:pPr>
+        <w:pStyle w:val="TableCaption"/>
+      </w:pPr>
+      <w:bookmarkStart w:id="27" w:name="tab:unnamed-chunk-18"/>
+      <w:bookmarkEnd w:id="27"/>
+      <w:r>
+        <w:t>Table 3: Posterior Distribution of the Reaction Time Model</w:t>
+      </w:r>
+    </w:p>
+    <w:tbl>
+      <w:tblPr>
+        <w:tblW w:w="0" w:type="auto"/>
+        <w:jc w:val="center"/>
+        <w:tblLayout w:type="fixed"/>
+        <w:tblLook w:val="0420" w:firstRow="1" w:lastRow="0" w:firstColumn="0" w:lastColumn="0" w:noHBand="0" w:noVBand="1"/>
+      </w:tblPr>
+      <w:tblGrid>
+        <w:gridCol w:w="2720"/>
+        <w:gridCol w:w="1083"/>
+        <w:gridCol w:w="1584"/>
+        <w:gridCol w:w="796"/>
+        <w:gridCol w:w="1510"/>
+        <w:gridCol w:w="1437"/>
+        <w:gridCol w:w="826"/>
+        <w:gridCol w:w="1181"/>
+      </w:tblGrid>
+      <w:tr>
+        <w:trPr>
+          <w:tblHeader/>
+          <w:jc w:val="center"/>
+        </w:trPr>
+        <w:tc>
+          <w:tcPr>
+            <w:tcW w:w="2720" w:type="dxa"/>
+            <w:tcBorders>
+              <w:top w:val="single" w:sz="12" w:space="0" w:color="666666"/>
+              <w:left w:val="none" w:sz="0" w:space="0" w:color="000000"/>
+              <w:bottom w:val="single" w:sz="12" w:space="0" w:color="666666"/>
+              <w:right w:val="none" w:sz="0" w:space="0" w:color="000000"/>
+            </w:tcBorders>
+            <w:shd w:val="clear" w:color="auto" w:fill="FFFFFF"/>
+            <w:tcMar>
+              <w:top w:w="0" w:type="dxa"/>
+              <w:left w:w="0" w:type="dxa"/>
+              <w:bottom w:w="0" w:type="dxa"/>
+              <w:right w:w="0" w:type="dxa"/>
+            </w:tcMar>
+            <w:vAlign w:val="center"/>
+          </w:tcPr>
+          <w:p>
+            <w:pPr>
+              <w:pBdr>
+                <w:top w:val="none" w:sz="0" w:space="0" w:color="000000"/>
+                <w:left w:val="none" w:sz="0" w:space="0" w:color="000000"/>
+                <w:bottom w:val="none" w:sz="0" w:space="0" w:color="000000"/>
+                <w:right w:val="none" w:sz="0" w:space="0" w:color="000000"/>
+              </w:pBdr>
+              <w:spacing w:before="100" w:after="100"/>
+              <w:ind w:left="100" w:right="100"/>
+              <w:jc w:val="center"/>
+              <w:rPr>
+                <w:rFonts w:ascii="Times New Roman" w:eastAsia="Times New Roman" w:hAnsi="Times New Roman" w:cs="Times New Roman"/>
+                <w:color w:val="000000"/>
+                <w:sz w:val="22"/>
+                <w:szCs w:val="22"/>
+              </w:rPr>
+            </w:pPr>
+            <w:r>
+              <w:rPr>
+                <w:rFonts w:ascii="Times New Roman" w:eastAsia="Times New Roman" w:hAnsi="Times New Roman" w:cs="Times New Roman"/>
+                <w:color w:val="000000"/>
+                <w:sz w:val="22"/>
+                <w:szCs w:val="22"/>
+              </w:rPr>
+              <w:t>Parameter</w:t>
+            </w:r>
+          </w:p>
+        </w:tc>
+        <w:tc>
+          <w:tcPr>
+            <w:tcW w:w="1083" w:type="dxa"/>
+            <w:tcBorders>
+              <w:top w:val="single" w:sz="12" w:space="0" w:color="666666"/>
+              <w:left w:val="none" w:sz="0" w:space="0" w:color="000000"/>
+              <w:bottom w:val="single" w:sz="12" w:space="0" w:color="666666"/>
+              <w:right w:val="none" w:sz="0" w:space="0" w:color="000000"/>
+            </w:tcBorders>
+            <w:shd w:val="clear" w:color="auto" w:fill="FFFFFF"/>
+            <w:tcMar>
+              <w:top w:w="0" w:type="dxa"/>
+              <w:left w:w="0" w:type="dxa"/>
+              <w:bottom w:w="0" w:type="dxa"/>
+              <w:right w:w="0" w:type="dxa"/>
+            </w:tcMar>
+            <w:vAlign w:val="center"/>
+          </w:tcPr>
+          <w:p>
+            <w:pPr>
+              <w:pBdr>
+                <w:top w:val="none" w:sz="0" w:space="0" w:color="000000"/>
+                <w:left w:val="none" w:sz="0" w:space="0" w:color="000000"/>
+                <w:bottom w:val="none" w:sz="0" w:space="0" w:color="000000"/>
+                <w:right w:val="none" w:sz="0" w:space="0" w:color="000000"/>
+              </w:pBdr>
+              <w:spacing w:before="100" w:after="100"/>
+              <w:ind w:left="100" w:right="100"/>
+              <w:jc w:val="center"/>
+              <w:rPr>
+                <w:rFonts w:ascii="Times New Roman" w:eastAsia="Times New Roman" w:hAnsi="Times New Roman" w:cs="Times New Roman"/>
+                <w:color w:val="000000"/>
+                <w:sz w:val="22"/>
+                <w:szCs w:val="22"/>
+              </w:rPr>
+            </w:pPr>
+            <w:r>
+              <w:rPr>
+                <w:rFonts w:ascii="Times New Roman" w:eastAsia="Times New Roman" w:hAnsi="Times New Roman" w:cs="Times New Roman"/>
+                <w:color w:val="000000"/>
+                <w:sz w:val="22"/>
+                <w:szCs w:val="22"/>
+              </w:rPr>
+              <w:t>Median</w:t>
+            </w:r>
+          </w:p>
+        </w:tc>
+        <w:tc>
+          <w:tcPr>
+            <w:tcW w:w="1584" w:type="dxa"/>
+            <w:tcBorders>
+              <w:top w:val="single" w:sz="12" w:space="0" w:color="666666"/>
+              <w:left w:val="none" w:sz="0" w:space="0" w:color="000000"/>
+              <w:bottom w:val="single" w:sz="12" w:space="0" w:color="666666"/>
+              <w:right w:val="none" w:sz="0" w:space="0" w:color="000000"/>
+            </w:tcBorders>
+            <w:shd w:val="clear" w:color="auto" w:fill="FFFFFF"/>
+            <w:tcMar>
+              <w:top w:w="0" w:type="dxa"/>
+              <w:left w:w="0" w:type="dxa"/>
+              <w:bottom w:w="0" w:type="dxa"/>
+              <w:right w:w="0" w:type="dxa"/>
+            </w:tcMar>
+            <w:vAlign w:val="center"/>
+          </w:tcPr>
+          <w:p>
+            <w:pPr>
+              <w:pBdr>
+                <w:top w:val="none" w:sz="0" w:space="0" w:color="000000"/>
+                <w:left w:val="none" w:sz="0" w:space="0" w:color="000000"/>
+                <w:bottom w:val="none" w:sz="0" w:space="0" w:color="000000"/>
+                <w:right w:val="none" w:sz="0" w:space="0" w:color="000000"/>
+              </w:pBdr>
+              <w:spacing w:before="100" w:after="100"/>
+              <w:ind w:left="100" w:right="100"/>
+              <w:jc w:val="center"/>
+              <w:rPr>
+                <w:rFonts w:ascii="Times New Roman" w:eastAsia="Times New Roman" w:hAnsi="Times New Roman" w:cs="Times New Roman"/>
+                <w:color w:val="000000"/>
+                <w:sz w:val="22"/>
+                <w:szCs w:val="22"/>
+              </w:rPr>
+            </w:pPr>
+            <w:r>
+              <w:rPr>
+                <w:rFonts w:ascii="Times New Roman" w:eastAsia="Times New Roman" w:hAnsi="Times New Roman" w:cs="Times New Roman"/>
+                <w:color w:val="000000"/>
+                <w:sz w:val="22"/>
+                <w:szCs w:val="22"/>
+              </w:rPr>
+              <w:t>95% CI</w:t>
+            </w:r>
+          </w:p>
+        </w:tc>
+        <w:tc>
+          <w:tcPr>
+            <w:tcW w:w="796" w:type="dxa"/>
+            <w:tcBorders>
+              <w:top w:val="single" w:sz="12" w:space="0" w:color="666666"/>
+              <w:left w:val="none" w:sz="0" w:space="0" w:color="000000"/>
+              <w:bottom w:val="single" w:sz="12" w:space="0" w:color="666666"/>
+              <w:right w:val="none" w:sz="0" w:space="0" w:color="000000"/>
+            </w:tcBorders>
+            <w:shd w:val="clear" w:color="auto" w:fill="FFFFFF"/>
+            <w:tcMar>
+              <w:top w:w="0" w:type="dxa"/>
+              <w:left w:w="0" w:type="dxa"/>
+              <w:bottom w:w="0" w:type="dxa"/>
+              <w:right w:w="0" w:type="dxa"/>
+            </w:tcMar>
+            <w:vAlign w:val="center"/>
+          </w:tcPr>
+          <w:p>
+            <w:pPr>
+              <w:pBdr>
+                <w:top w:val="none" w:sz="0" w:space="0" w:color="000000"/>
+                <w:left w:val="none" w:sz="0" w:space="0" w:color="000000"/>
+                <w:bottom w:val="none" w:sz="0" w:space="0" w:color="000000"/>
+                <w:right w:val="none" w:sz="0" w:space="0" w:color="000000"/>
+              </w:pBdr>
+              <w:spacing w:before="100" w:after="100"/>
+              <w:ind w:left="100" w:right="100"/>
+              <w:jc w:val="center"/>
+              <w:rPr>
+                <w:rFonts w:ascii="Times New Roman" w:eastAsia="Times New Roman" w:hAnsi="Times New Roman" w:cs="Times New Roman"/>
+                <w:color w:val="000000"/>
+                <w:sz w:val="22"/>
+                <w:szCs w:val="22"/>
+              </w:rPr>
+            </w:pPr>
+            <w:r>
+              <w:rPr>
+                <w:rFonts w:ascii="Times New Roman" w:eastAsia="Times New Roman" w:hAnsi="Times New Roman" w:cs="Times New Roman"/>
+                <w:color w:val="000000"/>
+                <w:sz w:val="22"/>
+                <w:szCs w:val="22"/>
+              </w:rPr>
+              <w:t>pd</w:t>
+            </w:r>
+          </w:p>
+        </w:tc>
+        <w:tc>
+          <w:tcPr>
+            <w:tcW w:w="1510" w:type="dxa"/>
+            <w:tcBorders>
+              <w:top w:val="single" w:sz="12" w:space="0" w:color="666666"/>
+              <w:left w:val="none" w:sz="0" w:space="0" w:color="000000"/>
+              <w:bottom w:val="single" w:sz="12" w:space="0" w:color="666666"/>
+              <w:right w:val="none" w:sz="0" w:space="0" w:color="000000"/>
+            </w:tcBorders>
+            <w:shd w:val="clear" w:color="auto" w:fill="FFFFFF"/>
+            <w:tcMar>
+              <w:top w:w="0" w:type="dxa"/>
+              <w:left w:w="0" w:type="dxa"/>
+              <w:bottom w:w="0" w:type="dxa"/>
+              <w:right w:w="0" w:type="dxa"/>
+            </w:tcMar>
+            <w:vAlign w:val="center"/>
+          </w:tcPr>
+          <w:p>
+            <w:pPr>
+              <w:pBdr>
+                <w:top w:val="none" w:sz="0" w:space="0" w:color="000000"/>
+                <w:left w:val="none" w:sz="0" w:space="0" w:color="000000"/>
+                <w:bottom w:val="none" w:sz="0" w:space="0" w:color="000000"/>
+                <w:right w:val="none" w:sz="0" w:space="0" w:color="000000"/>
+              </w:pBdr>
+              <w:spacing w:before="100" w:after="100"/>
+              <w:ind w:left="100" w:right="100"/>
+              <w:jc w:val="center"/>
+              <w:rPr>
+                <w:rFonts w:ascii="Times New Roman" w:eastAsia="Times New Roman" w:hAnsi="Times New Roman" w:cs="Times New Roman"/>
+                <w:color w:val="000000"/>
+                <w:sz w:val="22"/>
+                <w:szCs w:val="22"/>
+              </w:rPr>
+            </w:pPr>
+            <w:r>
+              <w:rPr>
+                <w:rFonts w:ascii="Times New Roman" w:eastAsia="Times New Roman" w:hAnsi="Times New Roman" w:cs="Times New Roman"/>
+                <w:color w:val="000000"/>
+                <w:sz w:val="22"/>
+                <w:szCs w:val="22"/>
+              </w:rPr>
+              <w:t>ROPE</w:t>
+            </w:r>
+          </w:p>
+        </w:tc>
+        <w:tc>
+          <w:tcPr>
+            <w:tcW w:w="1437" w:type="dxa"/>
+            <w:tcBorders>
+              <w:top w:val="single" w:sz="12" w:space="0" w:color="666666"/>
+              <w:left w:val="none" w:sz="0" w:space="0" w:color="000000"/>
+              <w:bottom w:val="single" w:sz="12" w:space="0" w:color="666666"/>
+              <w:right w:val="none" w:sz="0" w:space="0" w:color="000000"/>
+            </w:tcBorders>
+            <w:shd w:val="clear" w:color="auto" w:fill="FFFFFF"/>
+            <w:tcMar>
+              <w:top w:w="0" w:type="dxa"/>
+              <w:left w:w="0" w:type="dxa"/>
+              <w:bottom w:w="0" w:type="dxa"/>
+              <w:right w:w="0" w:type="dxa"/>
+            </w:tcMar>
+            <w:vAlign w:val="center"/>
+          </w:tcPr>
+          <w:p>
+            <w:pPr>
+              <w:pBdr>
+                <w:top w:val="none" w:sz="0" w:space="0" w:color="000000"/>
+                <w:left w:val="none" w:sz="0" w:space="0" w:color="000000"/>
+                <w:bottom w:val="none" w:sz="0" w:space="0" w:color="000000"/>
+                <w:right w:val="none" w:sz="0" w:space="0" w:color="000000"/>
+              </w:pBdr>
+              <w:spacing w:before="100" w:after="100"/>
+              <w:ind w:left="100" w:right="100"/>
+              <w:jc w:val="center"/>
+              <w:rPr>
+                <w:rFonts w:ascii="Times New Roman" w:eastAsia="Times New Roman" w:hAnsi="Times New Roman" w:cs="Times New Roman"/>
+                <w:color w:val="000000"/>
+                <w:sz w:val="22"/>
+                <w:szCs w:val="22"/>
+              </w:rPr>
+            </w:pPr>
+            <w:r>
+              <w:rPr>
+                <w:rFonts w:ascii="Times New Roman" w:eastAsia="Times New Roman" w:hAnsi="Times New Roman" w:cs="Times New Roman"/>
+                <w:color w:val="000000"/>
+                <w:sz w:val="22"/>
+                <w:szCs w:val="22"/>
+              </w:rPr>
+              <w:t>% in ROPE</w:t>
+            </w:r>
+          </w:p>
+        </w:tc>
+        <w:tc>
+          <w:tcPr>
+            <w:tcW w:w="826" w:type="dxa"/>
+            <w:tcBorders>
+              <w:top w:val="single" w:sz="12" w:space="0" w:color="666666"/>
+              <w:left w:val="none" w:sz="0" w:space="0" w:color="000000"/>
+              <w:bottom w:val="single" w:sz="12" w:space="0" w:color="666666"/>
+              <w:right w:val="none" w:sz="0" w:space="0" w:color="000000"/>
+            </w:tcBorders>
+            <w:shd w:val="clear" w:color="auto" w:fill="FFFFFF"/>
+            <w:tcMar>
+              <w:top w:w="0" w:type="dxa"/>
+              <w:left w:w="0" w:type="dxa"/>
+              <w:bottom w:w="0" w:type="dxa"/>
+              <w:right w:w="0" w:type="dxa"/>
+            </w:tcMar>
+            <w:vAlign w:val="center"/>
+          </w:tcPr>
+          <w:p>
+            <w:pPr>
+              <w:pBdr>
+                <w:top w:val="none" w:sz="0" w:space="0" w:color="000000"/>
+                <w:left w:val="none" w:sz="0" w:space="0" w:color="000000"/>
+                <w:bottom w:val="none" w:sz="0" w:space="0" w:color="000000"/>
+                <w:right w:val="none" w:sz="0" w:space="0" w:color="000000"/>
+              </w:pBdr>
+              <w:spacing w:before="100" w:after="100"/>
+              <w:ind w:left="100" w:right="100"/>
+              <w:jc w:val="center"/>
+              <w:rPr>
+                <w:rFonts w:ascii="Times New Roman" w:eastAsia="Times New Roman" w:hAnsi="Times New Roman" w:cs="Times New Roman"/>
+                <w:color w:val="000000"/>
+                <w:sz w:val="22"/>
+                <w:szCs w:val="22"/>
+              </w:rPr>
+            </w:pPr>
+            <w:r>
+              <w:rPr>
+                <w:rFonts w:ascii="Times New Roman" w:eastAsia="Times New Roman" w:hAnsi="Times New Roman" w:cs="Times New Roman"/>
+                <w:color w:val="000000"/>
+                <w:sz w:val="22"/>
+                <w:szCs w:val="22"/>
+              </w:rPr>
+              <w:t>Rhat</w:t>
+            </w:r>
+          </w:p>
+        </w:tc>
+        <w:tc>
+          <w:tcPr>
+            <w:tcW w:w="1181" w:type="dxa"/>
+            <w:tcBorders>
+              <w:top w:val="single" w:sz="12" w:space="0" w:color="666666"/>
+              <w:left w:val="none" w:sz="0" w:space="0" w:color="000000"/>
+              <w:bottom w:val="single" w:sz="12" w:space="0" w:color="666666"/>
+              <w:right w:val="none" w:sz="0" w:space="0" w:color="000000"/>
+            </w:tcBorders>
+            <w:shd w:val="clear" w:color="auto" w:fill="FFFFFF"/>
+            <w:tcMar>
+              <w:top w:w="0" w:type="dxa"/>
+              <w:left w:w="0" w:type="dxa"/>
+              <w:bottom w:w="0" w:type="dxa"/>
+              <w:right w:w="0" w:type="dxa"/>
+            </w:tcMar>
+            <w:vAlign w:val="center"/>
+          </w:tcPr>
+          <w:p>
+            <w:pPr>
+              <w:pBdr>
+                <w:top w:val="none" w:sz="0" w:space="0" w:color="000000"/>
+                <w:left w:val="none" w:sz="0" w:space="0" w:color="000000"/>
+                <w:bottom w:val="none" w:sz="0" w:space="0" w:color="000000"/>
+                <w:right w:val="none" w:sz="0" w:space="0" w:color="000000"/>
+              </w:pBdr>
+              <w:spacing w:before="100" w:after="100"/>
+              <w:ind w:left="100" w:right="100"/>
+              <w:jc w:val="center"/>
+              <w:rPr>
+                <w:rFonts w:ascii="Times New Roman" w:eastAsia="Times New Roman" w:hAnsi="Times New Roman" w:cs="Times New Roman"/>
+                <w:color w:val="000000"/>
+                <w:sz w:val="22"/>
+                <w:szCs w:val="22"/>
+              </w:rPr>
+            </w:pPr>
+            <w:r>
+              <w:rPr>
+                <w:rFonts w:ascii="Times New Roman" w:eastAsia="Times New Roman" w:hAnsi="Times New Roman" w:cs="Times New Roman"/>
+                <w:color w:val="000000"/>
+                <w:sz w:val="22"/>
+                <w:szCs w:val="22"/>
+              </w:rPr>
+              <w:t>ESS</w:t>
+            </w:r>
+          </w:p>
+        </w:tc>
+      </w:tr>
+      <w:tr>
+        <w:trPr>
+          <w:jc w:val="center"/>
+        </w:trPr>
+        <w:tc>
+          <w:tcPr>
+            <w:tcW w:w="2720" w:type="dxa"/>
+            <w:tcBorders>
+              <w:top w:val="single" w:sz="12" w:space="0" w:color="666666"/>
+              <w:left w:val="none" w:sz="0" w:space="0" w:color="000000"/>
+              <w:bottom w:val="none" w:sz="0" w:space="0" w:color="000000"/>
+              <w:right w:val="none" w:sz="0" w:space="0" w:color="000000"/>
+            </w:tcBorders>
+            <w:shd w:val="clear" w:color="auto" w:fill="FFFFFF"/>
+            <w:tcMar>
+              <w:top w:w="0" w:type="dxa"/>
+              <w:left w:w="0" w:type="dxa"/>
+              <w:bottom w:w="0" w:type="dxa"/>
+              <w:right w:w="0" w:type="dxa"/>
+            </w:tcMar>
+            <w:vAlign w:val="center"/>
+          </w:tcPr>
+          <w:p>
+            <w:pPr>
+              <w:pBdr>
+                <w:top w:val="none" w:sz="0" w:space="0" w:color="000000"/>
+                <w:left w:val="none" w:sz="0" w:space="0" w:color="000000"/>
+                <w:bottom w:val="none" w:sz="0" w:space="0" w:color="000000"/>
+                <w:right w:val="none" w:sz="0" w:space="0" w:color="000000"/>
+              </w:pBdr>
+              <w:spacing w:before="100" w:after="100"/>
+              <w:ind w:left="100" w:right="100"/>
+              <w:rPr>
+                <w:rFonts w:ascii="Times New Roman" w:eastAsia="Times New Roman" w:hAnsi="Times New Roman" w:cs="Times New Roman"/>
+                <w:color w:val="000000"/>
+                <w:sz w:val="22"/>
+                <w:szCs w:val="22"/>
+              </w:rPr>
+            </w:pPr>
+            <w:r>
+              <w:rPr>
+                <w:rFonts w:ascii="Times New Roman" w:eastAsia="Times New Roman" w:hAnsi="Times New Roman" w:cs="Times New Roman"/>
+                <w:color w:val="000000"/>
+                <w:sz w:val="22"/>
+                <w:szCs w:val="22"/>
+              </w:rPr>
+              <w:t>b_Intercept</w:t>
+            </w:r>
+          </w:p>
+        </w:tc>
+        <w:tc>
+          <w:tcPr>
+            <w:tcW w:w="1083" w:type="dxa"/>
+            <w:tcBorders>
+              <w:top w:val="single" w:sz="12" w:space="0" w:color="666666"/>
+              <w:left w:val="none" w:sz="0" w:space="0" w:color="000000"/>
+              <w:bottom w:val="none" w:sz="0" w:space="0" w:color="000000"/>
+              <w:right w:val="none" w:sz="0" w:space="0" w:color="000000"/>
+            </w:tcBorders>
+            <w:shd w:val="clear" w:color="auto" w:fill="FFFFFF"/>
+            <w:tcMar>
+              <w:top w:w="0" w:type="dxa"/>
+              <w:left w:w="0" w:type="dxa"/>
+              <w:bottom w:w="0" w:type="dxa"/>
+              <w:right w:w="0" w:type="dxa"/>
+            </w:tcMar>
+            <w:vAlign w:val="center"/>
+          </w:tcPr>
+          <w:p>
+            <w:pPr>
+              <w:pBdr>
+                <w:top w:val="none" w:sz="0" w:space="0" w:color="000000"/>
+                <w:left w:val="none" w:sz="0" w:space="0" w:color="000000"/>
+                <w:bottom w:val="none" w:sz="0" w:space="0" w:color="000000"/>
+                <w:right w:val="none" w:sz="0" w:space="0" w:color="000000"/>
+              </w:pBdr>
+              <w:spacing w:before="100" w:after="100"/>
+              <w:ind w:left="100" w:right="100"/>
+              <w:jc w:val="center"/>
+              <w:rPr>
+                <w:rFonts w:ascii="Times New Roman" w:eastAsia="Times New Roman" w:hAnsi="Times New Roman" w:cs="Times New Roman"/>
+                <w:color w:val="000000"/>
+                <w:sz w:val="22"/>
+                <w:szCs w:val="22"/>
+              </w:rPr>
+            </w:pPr>
+            <w:r>
+              <w:rPr>
+                <w:rFonts w:ascii="Times New Roman" w:eastAsia="Times New Roman" w:hAnsi="Times New Roman" w:cs="Times New Roman"/>
+                <w:color w:val="000000"/>
+                <w:sz w:val="22"/>
+                <w:szCs w:val="22"/>
+              </w:rPr>
+              <w:t>-0.23</w:t>
+            </w:r>
+          </w:p>
+        </w:tc>
+        <w:tc>
+          <w:tcPr>
+            <w:tcW w:w="1584" w:type="dxa"/>
+            <w:tcBorders>
+              <w:top w:val="single" w:sz="12" w:space="0" w:color="666666"/>
+              <w:left w:val="none" w:sz="0" w:space="0" w:color="000000"/>
+              <w:bottom w:val="none" w:sz="0" w:space="0" w:color="000000"/>
+              <w:right w:val="none" w:sz="0" w:space="0" w:color="000000"/>
+            </w:tcBorders>
+            <w:shd w:val="clear" w:color="auto" w:fill="FFFFFF"/>
+            <w:tcMar>
+              <w:top w:w="0" w:type="dxa"/>
+              <w:left w:w="0" w:type="dxa"/>
+              <w:bottom w:w="0" w:type="dxa"/>
+              <w:right w:w="0" w:type="dxa"/>
+            </w:tcMar>
+            <w:vAlign w:val="center"/>
+          </w:tcPr>
+          <w:p>
+            <w:pPr>
+              <w:pBdr>
+                <w:top w:val="none" w:sz="0" w:space="0" w:color="000000"/>
+                <w:left w:val="none" w:sz="0" w:space="0" w:color="000000"/>
+                <w:bottom w:val="none" w:sz="0" w:space="0" w:color="000000"/>
+                <w:right w:val="none" w:sz="0" w:space="0" w:color="000000"/>
+              </w:pBdr>
+              <w:spacing w:before="100" w:after="100"/>
+              <w:ind w:left="100" w:right="100"/>
+              <w:jc w:val="center"/>
+              <w:rPr>
+                <w:rFonts w:ascii="Times New Roman" w:eastAsia="Times New Roman" w:hAnsi="Times New Roman" w:cs="Times New Roman"/>
+                <w:color w:val="000000"/>
+                <w:sz w:val="22"/>
+                <w:szCs w:val="22"/>
+              </w:rPr>
+            </w:pPr>
+            <w:r>
+              <w:rPr>
+                <w:rFonts w:ascii="Times New Roman" w:eastAsia="Times New Roman" w:hAnsi="Times New Roman" w:cs="Times New Roman"/>
+                <w:color w:val="000000"/>
+                <w:sz w:val="22"/>
+                <w:szCs w:val="22"/>
+              </w:rPr>
+              <w:t>[-0.3, -0.17]</w:t>
+            </w:r>
+          </w:p>
+        </w:tc>
+        <w:tc>
+          <w:tcPr>
+            <w:tcW w:w="796" w:type="dxa"/>
+            <w:tcBorders>
+              <w:top w:val="single" w:sz="12" w:space="0" w:color="666666"/>
+              <w:left w:val="none" w:sz="0" w:space="0" w:color="000000"/>
+              <w:bottom w:val="none" w:sz="0" w:space="0" w:color="000000"/>
+              <w:right w:val="none" w:sz="0" w:space="0" w:color="000000"/>
+            </w:tcBorders>
+            <w:shd w:val="clear" w:color="auto" w:fill="FFFFFF"/>
+            <w:tcMar>
+              <w:top w:w="0" w:type="dxa"/>
+              <w:left w:w="0" w:type="dxa"/>
+              <w:bottom w:w="0" w:type="dxa"/>
+              <w:right w:w="0" w:type="dxa"/>
+            </w:tcMar>
+            <w:vAlign w:val="center"/>
+          </w:tcPr>
+          <w:p>
+            <w:pPr>
+              <w:pBdr>
+                <w:top w:val="none" w:sz="0" w:space="0" w:color="000000"/>
+                <w:left w:val="none" w:sz="0" w:space="0" w:color="000000"/>
+                <w:bottom w:val="none" w:sz="0" w:space="0" w:color="000000"/>
+                <w:right w:val="none" w:sz="0" w:space="0" w:color="000000"/>
+              </w:pBdr>
+              <w:spacing w:before="100" w:after="100"/>
+              <w:ind w:left="100" w:right="100"/>
+              <w:jc w:val="center"/>
+              <w:rPr>
+                <w:rFonts w:ascii="Times New Roman" w:eastAsia="Times New Roman" w:hAnsi="Times New Roman" w:cs="Times New Roman"/>
+                <w:color w:val="000000"/>
+                <w:sz w:val="22"/>
+                <w:szCs w:val="22"/>
+              </w:rPr>
+            </w:pPr>
+            <w:r>
+              <w:rPr>
+                <w:rFonts w:ascii="Times New Roman" w:eastAsia="Times New Roman" w:hAnsi="Times New Roman" w:cs="Times New Roman"/>
+                <w:color w:val="000000"/>
+                <w:sz w:val="22"/>
+                <w:szCs w:val="22"/>
+              </w:rPr>
+              <w:t>1.00</w:t>
+            </w:r>
+          </w:p>
+        </w:tc>
+        <w:tc>
+          <w:tcPr>
+            <w:tcW w:w="1510" w:type="dxa"/>
+            <w:tcBorders>
+              <w:top w:val="single" w:sz="12" w:space="0" w:color="666666"/>
+              <w:left w:val="none" w:sz="0" w:space="0" w:color="000000"/>
+              <w:bottom w:val="none" w:sz="0" w:space="0" w:color="000000"/>
+              <w:right w:val="none" w:sz="0" w:space="0" w:color="000000"/>
+            </w:tcBorders>
+            <w:shd w:val="clear" w:color="auto" w:fill="FFFFFF"/>
+            <w:tcMar>
+              <w:top w:w="0" w:type="dxa"/>
+              <w:left w:w="0" w:type="dxa"/>
+              <w:bottom w:w="0" w:type="dxa"/>
+              <w:right w:w="0" w:type="dxa"/>
+            </w:tcMar>
+            <w:vAlign w:val="center"/>
+          </w:tcPr>
+          <w:p>
+            <w:pPr>
+              <w:pBdr>
+                <w:top w:val="none" w:sz="0" w:space="0" w:color="000000"/>
+                <w:left w:val="none" w:sz="0" w:space="0" w:color="000000"/>
+                <w:bottom w:val="none" w:sz="0" w:space="0" w:color="000000"/>
+                <w:right w:val="none" w:sz="0" w:space="0" w:color="000000"/>
+              </w:pBdr>
+              <w:spacing w:before="100" w:after="100"/>
+              <w:ind w:left="100" w:right="100"/>
+              <w:jc w:val="center"/>
+              <w:rPr>
+                <w:rFonts w:ascii="Times New Roman" w:eastAsia="Times New Roman" w:hAnsi="Times New Roman" w:cs="Times New Roman"/>
+                <w:color w:val="000000"/>
+                <w:sz w:val="22"/>
+                <w:szCs w:val="22"/>
+              </w:rPr>
+            </w:pPr>
+            <w:r>
+              <w:rPr>
+                <w:rFonts w:ascii="Times New Roman" w:eastAsia="Times New Roman" w:hAnsi="Times New Roman" w:cs="Times New Roman"/>
+                <w:color w:val="000000"/>
+                <w:sz w:val="22"/>
+                <w:szCs w:val="22"/>
+              </w:rPr>
+              <w:t>[-0.01, 0.01]</w:t>
+            </w:r>
+          </w:p>
+        </w:tc>
+        <w:tc>
+          <w:tcPr>
+            <w:tcW w:w="1437" w:type="dxa"/>
+            <w:tcBorders>
+              <w:top w:val="single" w:sz="12" w:space="0" w:color="666666"/>
+              <w:left w:val="none" w:sz="0" w:space="0" w:color="000000"/>
+              <w:bottom w:val="none" w:sz="0" w:space="0" w:color="000000"/>
+              <w:right w:val="none" w:sz="0" w:space="0" w:color="000000"/>
+            </w:tcBorders>
+            <w:shd w:val="clear" w:color="auto" w:fill="FFFFFF"/>
+            <w:tcMar>
+              <w:top w:w="0" w:type="dxa"/>
+              <w:left w:w="0" w:type="dxa"/>
+              <w:bottom w:w="0" w:type="dxa"/>
+              <w:right w:w="0" w:type="dxa"/>
+            </w:tcMar>
+            <w:vAlign w:val="center"/>
+          </w:tcPr>
+          <w:p>
+            <w:pPr>
+              <w:pBdr>
+                <w:top w:val="none" w:sz="0" w:space="0" w:color="000000"/>
+                <w:left w:val="none" w:sz="0" w:space="0" w:color="000000"/>
+                <w:bottom w:val="none" w:sz="0" w:space="0" w:color="000000"/>
+                <w:right w:val="none" w:sz="0" w:space="0" w:color="000000"/>
+              </w:pBdr>
+              <w:spacing w:before="100" w:after="100"/>
+              <w:ind w:left="100" w:right="100"/>
+              <w:jc w:val="center"/>
+              <w:rPr>
+                <w:rFonts w:ascii="Times New Roman" w:eastAsia="Times New Roman" w:hAnsi="Times New Roman" w:cs="Times New Roman"/>
+                <w:color w:val="000000"/>
+                <w:sz w:val="22"/>
+                <w:szCs w:val="22"/>
+              </w:rPr>
+            </w:pPr>
+            <w:r>
+              <w:rPr>
+                <w:rFonts w:ascii="Times New Roman" w:eastAsia="Times New Roman" w:hAnsi="Times New Roman" w:cs="Times New Roman"/>
+                <w:color w:val="000000"/>
+                <w:sz w:val="22"/>
+                <w:szCs w:val="22"/>
+              </w:rPr>
+              <w:t>0.00</w:t>
+            </w:r>
+          </w:p>
+        </w:tc>
+        <w:tc>
+          <w:tcPr>
+            <w:tcW w:w="826" w:type="dxa"/>
+            <w:tcBorders>
+              <w:top w:val="single" w:sz="12" w:space="0" w:color="666666"/>
+              <w:left w:val="none" w:sz="0" w:space="0" w:color="000000"/>
+              <w:bottom w:val="none" w:sz="0" w:space="0" w:color="000000"/>
+              <w:right w:val="none" w:sz="0" w:space="0" w:color="000000"/>
+            </w:tcBorders>
+            <w:shd w:val="clear" w:color="auto" w:fill="FFFFFF"/>
+            <w:tcMar>
+              <w:top w:w="0" w:type="dxa"/>
+              <w:left w:w="0" w:type="dxa"/>
+              <w:bottom w:w="0" w:type="dxa"/>
+              <w:right w:w="0" w:type="dxa"/>
+            </w:tcMar>
+            <w:vAlign w:val="center"/>
+          </w:tcPr>
+          <w:p>
+            <w:pPr>
+              <w:pBdr>
+                <w:top w:val="none" w:sz="0" w:space="0" w:color="000000"/>
+                <w:left w:val="none" w:sz="0" w:space="0" w:color="000000"/>
+                <w:bottom w:val="none" w:sz="0" w:space="0" w:color="000000"/>
+                <w:right w:val="none" w:sz="0" w:space="0" w:color="000000"/>
+              </w:pBdr>
+              <w:spacing w:before="100" w:after="100"/>
+              <w:ind w:left="100" w:right="100"/>
+              <w:jc w:val="center"/>
+              <w:rPr>
+                <w:rFonts w:ascii="Times New Roman" w:eastAsia="Times New Roman" w:hAnsi="Times New Roman" w:cs="Times New Roman"/>
+                <w:color w:val="000000"/>
+                <w:sz w:val="22"/>
+                <w:szCs w:val="22"/>
+              </w:rPr>
+            </w:pPr>
+            <w:r>
+              <w:rPr>
+                <w:rFonts w:ascii="Times New Roman" w:eastAsia="Times New Roman" w:hAnsi="Times New Roman" w:cs="Times New Roman"/>
+                <w:color w:val="000000"/>
+                <w:sz w:val="22"/>
+                <w:szCs w:val="22"/>
+              </w:rPr>
+              <w:t>1</w:t>
+            </w:r>
+          </w:p>
+        </w:tc>
+        <w:tc>
+          <w:tcPr>
+            <w:tcW w:w="1181" w:type="dxa"/>
+            <w:tcBorders>
+              <w:top w:val="single" w:sz="12" w:space="0" w:color="666666"/>
+              <w:left w:val="none" w:sz="0" w:space="0" w:color="000000"/>
+              <w:bottom w:val="none" w:sz="0" w:space="0" w:color="000000"/>
+              <w:right w:val="none" w:sz="0" w:space="0" w:color="000000"/>
+            </w:tcBorders>
+            <w:shd w:val="clear" w:color="auto" w:fill="FFFFFF"/>
+            <w:tcMar>
+              <w:top w:w="0" w:type="dxa"/>
+              <w:left w:w="0" w:type="dxa"/>
+              <w:bottom w:w="0" w:type="dxa"/>
+              <w:right w:w="0" w:type="dxa"/>
+            </w:tcMar>
+            <w:vAlign w:val="center"/>
+          </w:tcPr>
+          <w:p>
+            <w:pPr>
+              <w:pBdr>
+                <w:top w:val="none" w:sz="0" w:space="0" w:color="000000"/>
+                <w:left w:val="none" w:sz="0" w:space="0" w:color="000000"/>
+                <w:bottom w:val="none" w:sz="0" w:space="0" w:color="000000"/>
+                <w:right w:val="none" w:sz="0" w:space="0" w:color="000000"/>
+              </w:pBdr>
+              <w:spacing w:before="100" w:after="100"/>
+              <w:ind w:left="100" w:right="100"/>
+              <w:jc w:val="center"/>
+              <w:rPr>
+                <w:rFonts w:ascii="Times New Roman" w:eastAsia="Times New Roman" w:hAnsi="Times New Roman" w:cs="Times New Roman"/>
+                <w:color w:val="000000"/>
+                <w:sz w:val="22"/>
+                <w:szCs w:val="22"/>
+              </w:rPr>
+            </w:pPr>
+            <w:r>
+              <w:rPr>
+                <w:rFonts w:ascii="Times New Roman" w:eastAsia="Times New Roman" w:hAnsi="Times New Roman" w:cs="Times New Roman"/>
+                <w:color w:val="000000"/>
+                <w:sz w:val="22"/>
+                <w:szCs w:val="22"/>
+              </w:rPr>
+              <w:t>998.69</w:t>
+            </w:r>
+          </w:p>
+        </w:tc>
+      </w:tr>
+      <w:tr>
+        <w:trPr>
+          <w:jc w:val="center"/>
+        </w:trPr>
+        <w:tc>
+          <w:tcPr>
+            <w:tcW w:w="2720" w:type="dxa"/>
+            <w:tcBorders>
+              <w:top w:val="none" w:sz="0" w:space="0" w:color="000000"/>
+              <w:left w:val="none" w:sz="0" w:space="0" w:color="000000"/>
+              <w:bottom w:val="none" w:sz="0" w:space="0" w:color="000000"/>
+              <w:right w:val="none" w:sz="0" w:space="0" w:color="000000"/>
+            </w:tcBorders>
+            <w:shd w:val="clear" w:color="auto" w:fill="FFFFFF"/>
+            <w:tcMar>
+              <w:top w:w="0" w:type="dxa"/>
+              <w:left w:w="0" w:type="dxa"/>
+              <w:bottom w:w="0" w:type="dxa"/>
+              <w:right w:w="0" w:type="dxa"/>
+            </w:tcMar>
+            <w:vAlign w:val="center"/>
+          </w:tcPr>
+          <w:p>
+            <w:pPr>
+              <w:pBdr>
+                <w:top w:val="none" w:sz="0" w:space="0" w:color="000000"/>
+                <w:left w:val="none" w:sz="0" w:space="0" w:color="000000"/>
+                <w:bottom w:val="none" w:sz="0" w:space="0" w:color="000000"/>
+                <w:right w:val="none" w:sz="0" w:space="0" w:color="000000"/>
+              </w:pBdr>
+              <w:spacing w:before="100" w:after="100"/>
+              <w:ind w:left="100" w:right="100"/>
+              <w:rPr>
+                <w:rFonts w:ascii="Times New Roman" w:eastAsia="Times New Roman" w:hAnsi="Times New Roman" w:cs="Times New Roman"/>
+                <w:color w:val="000000"/>
+                <w:sz w:val="22"/>
+                <w:szCs w:val="22"/>
+              </w:rPr>
+            </w:pPr>
+            <w:r>
+              <w:rPr>
+                <w:rFonts w:ascii="Times New Roman" w:eastAsia="Times New Roman" w:hAnsi="Times New Roman" w:cs="Times New Roman"/>
+                <w:color w:val="000000"/>
+                <w:sz w:val="22"/>
+                <w:szCs w:val="22"/>
+              </w:rPr>
+              <w:t>b_typenon_cognate</w:t>
+            </w:r>
+          </w:p>
+        </w:tc>
+        <w:tc>
+          <w:tcPr>
+            <w:tcW w:w="1083" w:type="dxa"/>
+            <w:tcBorders>
+              <w:top w:val="none" w:sz="0" w:space="0" w:color="000000"/>
+              <w:left w:val="none" w:sz="0" w:space="0" w:color="000000"/>
+              <w:bottom w:val="none" w:sz="0" w:space="0" w:color="000000"/>
+              <w:right w:val="none" w:sz="0" w:space="0" w:color="000000"/>
+            </w:tcBorders>
+            <w:shd w:val="clear" w:color="auto" w:fill="FFFFFF"/>
+            <w:tcMar>
+              <w:top w:w="0" w:type="dxa"/>
+              <w:left w:w="0" w:type="dxa"/>
+              <w:bottom w:w="0" w:type="dxa"/>
+              <w:right w:w="0" w:type="dxa"/>
+            </w:tcMar>
+            <w:vAlign w:val="center"/>
+          </w:tcPr>
+          <w:p>
+            <w:pPr>
+              <w:pBdr>
+                <w:top w:val="none" w:sz="0" w:space="0" w:color="000000"/>
+                <w:left w:val="none" w:sz="0" w:space="0" w:color="000000"/>
+                <w:bottom w:val="none" w:sz="0" w:space="0" w:color="000000"/>
+                <w:right w:val="none" w:sz="0" w:space="0" w:color="000000"/>
+              </w:pBdr>
+              <w:spacing w:before="100" w:after="100"/>
+              <w:ind w:left="100" w:right="100"/>
+              <w:jc w:val="center"/>
+              <w:rPr>
+                <w:rFonts w:ascii="Times New Roman" w:eastAsia="Times New Roman" w:hAnsi="Times New Roman" w:cs="Times New Roman"/>
+                <w:color w:val="000000"/>
+                <w:sz w:val="22"/>
+                <w:szCs w:val="22"/>
+              </w:rPr>
+            </w:pPr>
+            <w:r>
+              <w:rPr>
+                <w:rFonts w:ascii="Times New Roman" w:eastAsia="Times New Roman" w:hAnsi="Times New Roman" w:cs="Times New Roman"/>
+                <w:color w:val="000000"/>
+                <w:sz w:val="22"/>
+                <w:szCs w:val="22"/>
+              </w:rPr>
+              <w:t>0.08</w:t>
+            </w:r>
+          </w:p>
+        </w:tc>
+        <w:tc>
+          <w:tcPr>
+            <w:tcW w:w="1584" w:type="dxa"/>
+            <w:tcBorders>
+              <w:top w:val="none" w:sz="0" w:space="0" w:color="000000"/>
+              <w:left w:val="none" w:sz="0" w:space="0" w:color="000000"/>
+              <w:bottom w:val="none" w:sz="0" w:space="0" w:color="000000"/>
+              <w:right w:val="none" w:sz="0" w:space="0" w:color="000000"/>
+            </w:tcBorders>
+            <w:shd w:val="clear" w:color="auto" w:fill="FFFFFF"/>
+            <w:tcMar>
+              <w:top w:w="0" w:type="dxa"/>
+              <w:left w:w="0" w:type="dxa"/>
+              <w:bottom w:w="0" w:type="dxa"/>
+              <w:right w:w="0" w:type="dxa"/>
+            </w:tcMar>
+            <w:vAlign w:val="center"/>
+          </w:tcPr>
+          <w:p>
+            <w:pPr>
+              <w:pBdr>
+                <w:top w:val="none" w:sz="0" w:space="0" w:color="000000"/>
+                <w:left w:val="none" w:sz="0" w:space="0" w:color="000000"/>
+                <w:bottom w:val="none" w:sz="0" w:space="0" w:color="000000"/>
+                <w:right w:val="none" w:sz="0" w:space="0" w:color="000000"/>
+              </w:pBdr>
+              <w:spacing w:before="100" w:after="100"/>
+              <w:ind w:left="100" w:right="100"/>
+              <w:jc w:val="center"/>
+              <w:rPr>
+                <w:rFonts w:ascii="Times New Roman" w:eastAsia="Times New Roman" w:hAnsi="Times New Roman" w:cs="Times New Roman"/>
+                <w:color w:val="000000"/>
+                <w:sz w:val="22"/>
+                <w:szCs w:val="22"/>
+              </w:rPr>
+            </w:pPr>
+            <w:r>
+              <w:rPr>
+                <w:rFonts w:ascii="Times New Roman" w:eastAsia="Times New Roman" w:hAnsi="Times New Roman" w:cs="Times New Roman"/>
+                <w:color w:val="000000"/>
+                <w:sz w:val="22"/>
+                <w:szCs w:val="22"/>
+              </w:rPr>
+              <w:t>[0.04, 0.12]</w:t>
+            </w:r>
+          </w:p>
+        </w:tc>
+        <w:tc>
+          <w:tcPr>
+            <w:tcW w:w="796" w:type="dxa"/>
+            <w:tcBorders>
+              <w:top w:val="none" w:sz="0" w:space="0" w:color="000000"/>
+              <w:left w:val="none" w:sz="0" w:space="0" w:color="000000"/>
+              <w:bottom w:val="none" w:sz="0" w:space="0" w:color="000000"/>
+              <w:right w:val="none" w:sz="0" w:space="0" w:color="000000"/>
+            </w:tcBorders>
+            <w:shd w:val="clear" w:color="auto" w:fill="FFFFFF"/>
+            <w:tcMar>
+              <w:top w:w="0" w:type="dxa"/>
+              <w:left w:w="0" w:type="dxa"/>
+              <w:bottom w:w="0" w:type="dxa"/>
+              <w:right w:w="0" w:type="dxa"/>
+            </w:tcMar>
+            <w:vAlign w:val="center"/>
+          </w:tcPr>
+          <w:p>
+            <w:pPr>
+              <w:pBdr>
+                <w:top w:val="none" w:sz="0" w:space="0" w:color="000000"/>
+                <w:left w:val="none" w:sz="0" w:space="0" w:color="000000"/>
+                <w:bottom w:val="none" w:sz="0" w:space="0" w:color="000000"/>
+                <w:right w:val="none" w:sz="0" w:space="0" w:color="000000"/>
+              </w:pBdr>
+              <w:spacing w:before="100" w:after="100"/>
+              <w:ind w:left="100" w:right="100"/>
+              <w:jc w:val="center"/>
+              <w:rPr>
+                <w:rFonts w:ascii="Times New Roman" w:eastAsia="Times New Roman" w:hAnsi="Times New Roman" w:cs="Times New Roman"/>
+                <w:color w:val="000000"/>
+                <w:sz w:val="22"/>
+                <w:szCs w:val="22"/>
+              </w:rPr>
+            </w:pPr>
+            <w:r>
+              <w:rPr>
+                <w:rFonts w:ascii="Times New Roman" w:eastAsia="Times New Roman" w:hAnsi="Times New Roman" w:cs="Times New Roman"/>
+                <w:color w:val="000000"/>
+                <w:sz w:val="22"/>
+                <w:szCs w:val="22"/>
+              </w:rPr>
+              <w:t>1.00</w:t>
+            </w:r>
+          </w:p>
+        </w:tc>
+        <w:tc>
+          <w:tcPr>
+            <w:tcW w:w="1510" w:type="dxa"/>
+            <w:tcBorders>
+              <w:top w:val="none" w:sz="0" w:space="0" w:color="000000"/>
+              <w:left w:val="none" w:sz="0" w:space="0" w:color="000000"/>
+              <w:bottom w:val="none" w:sz="0" w:space="0" w:color="000000"/>
+              <w:right w:val="none" w:sz="0" w:space="0" w:color="000000"/>
+            </w:tcBorders>
+            <w:shd w:val="clear" w:color="auto" w:fill="FFFFFF"/>
+            <w:tcMar>
+              <w:top w:w="0" w:type="dxa"/>
+              <w:left w:w="0" w:type="dxa"/>
+              <w:bottom w:w="0" w:type="dxa"/>
+              <w:right w:w="0" w:type="dxa"/>
+            </w:tcMar>
+            <w:vAlign w:val="center"/>
+          </w:tcPr>
+          <w:p>
+            <w:pPr>
+              <w:pBdr>
+                <w:top w:val="none" w:sz="0" w:space="0" w:color="000000"/>
+                <w:left w:val="none" w:sz="0" w:space="0" w:color="000000"/>
+                <w:bottom w:val="none" w:sz="0" w:space="0" w:color="000000"/>
+                <w:right w:val="none" w:sz="0" w:space="0" w:color="000000"/>
+              </w:pBdr>
+              <w:spacing w:before="100" w:after="100"/>
+              <w:ind w:left="100" w:right="100"/>
+              <w:jc w:val="center"/>
+              <w:rPr>
+                <w:rFonts w:ascii="Times New Roman" w:eastAsia="Times New Roman" w:hAnsi="Times New Roman" w:cs="Times New Roman"/>
+                <w:color w:val="000000"/>
+                <w:sz w:val="22"/>
+                <w:szCs w:val="22"/>
+              </w:rPr>
+            </w:pPr>
+            <w:r>
+              <w:rPr>
+                <w:rFonts w:ascii="Times New Roman" w:eastAsia="Times New Roman" w:hAnsi="Times New Roman" w:cs="Times New Roman"/>
+                <w:color w:val="000000"/>
+                <w:sz w:val="22"/>
+                <w:szCs w:val="22"/>
+              </w:rPr>
+              <w:t>[-0.01, 0.01]</w:t>
+            </w:r>
+          </w:p>
+        </w:tc>
+        <w:tc>
+          <w:tcPr>
+            <w:tcW w:w="1437" w:type="dxa"/>
+            <w:tcBorders>
+              <w:top w:val="none" w:sz="0" w:space="0" w:color="000000"/>
+              <w:left w:val="none" w:sz="0" w:space="0" w:color="000000"/>
+              <w:bottom w:val="none" w:sz="0" w:space="0" w:color="000000"/>
+              <w:right w:val="none" w:sz="0" w:space="0" w:color="000000"/>
+            </w:tcBorders>
+            <w:shd w:val="clear" w:color="auto" w:fill="FFFFFF"/>
+            <w:tcMar>
+              <w:top w:w="0" w:type="dxa"/>
+              <w:left w:w="0" w:type="dxa"/>
+              <w:bottom w:w="0" w:type="dxa"/>
+              <w:right w:w="0" w:type="dxa"/>
+            </w:tcMar>
+            <w:vAlign w:val="center"/>
+          </w:tcPr>
+          <w:p>
+            <w:pPr>
+              <w:pBdr>
+                <w:top w:val="none" w:sz="0" w:space="0" w:color="000000"/>
+                <w:left w:val="none" w:sz="0" w:space="0" w:color="000000"/>
+                <w:bottom w:val="none" w:sz="0" w:space="0" w:color="000000"/>
+                <w:right w:val="none" w:sz="0" w:space="0" w:color="000000"/>
+              </w:pBdr>
+              <w:spacing w:before="100" w:after="100"/>
+              <w:ind w:left="100" w:right="100"/>
+              <w:jc w:val="center"/>
+              <w:rPr>
+                <w:rFonts w:ascii="Times New Roman" w:eastAsia="Times New Roman" w:hAnsi="Times New Roman" w:cs="Times New Roman"/>
+                <w:color w:val="000000"/>
+                <w:sz w:val="22"/>
+                <w:szCs w:val="22"/>
+              </w:rPr>
+            </w:pPr>
+            <w:r>
+              <w:rPr>
+                <w:rFonts w:ascii="Times New Roman" w:eastAsia="Times New Roman" w:hAnsi="Times New Roman" w:cs="Times New Roman"/>
+                <w:color w:val="000000"/>
+                <w:sz w:val="22"/>
+                <w:szCs w:val="22"/>
+              </w:rPr>
+              <w:t>0.00</w:t>
+            </w:r>
+          </w:p>
+        </w:tc>
+        <w:tc>
+          <w:tcPr>
+            <w:tcW w:w="826" w:type="dxa"/>
+            <w:tcBorders>
+              <w:top w:val="none" w:sz="0" w:space="0" w:color="000000"/>
+              <w:left w:val="none" w:sz="0" w:space="0" w:color="000000"/>
+              <w:bottom w:val="none" w:sz="0" w:space="0" w:color="000000"/>
+              <w:right w:val="none" w:sz="0" w:space="0" w:color="000000"/>
+            </w:tcBorders>
+            <w:shd w:val="clear" w:color="auto" w:fill="FFFFFF"/>
+            <w:tcMar>
+              <w:top w:w="0" w:type="dxa"/>
+              <w:left w:w="0" w:type="dxa"/>
+              <w:bottom w:w="0" w:type="dxa"/>
+              <w:right w:w="0" w:type="dxa"/>
+            </w:tcMar>
+            <w:vAlign w:val="center"/>
+          </w:tcPr>
+          <w:p>
+            <w:pPr>
+              <w:pBdr>
+                <w:top w:val="none" w:sz="0" w:space="0" w:color="000000"/>
+                <w:left w:val="none" w:sz="0" w:space="0" w:color="000000"/>
+                <w:bottom w:val="none" w:sz="0" w:space="0" w:color="000000"/>
+                <w:right w:val="none" w:sz="0" w:space="0" w:color="000000"/>
+              </w:pBdr>
+              <w:spacing w:before="100" w:after="100"/>
+              <w:ind w:left="100" w:right="100"/>
+              <w:jc w:val="center"/>
+              <w:rPr>
+                <w:rFonts w:ascii="Times New Roman" w:eastAsia="Times New Roman" w:hAnsi="Times New Roman" w:cs="Times New Roman"/>
+                <w:color w:val="000000"/>
+                <w:sz w:val="22"/>
+                <w:szCs w:val="22"/>
+              </w:rPr>
+            </w:pPr>
+            <w:r>
+              <w:rPr>
+                <w:rFonts w:ascii="Times New Roman" w:eastAsia="Times New Roman" w:hAnsi="Times New Roman" w:cs="Times New Roman"/>
+                <w:color w:val="000000"/>
+                <w:sz w:val="22"/>
+                <w:szCs w:val="22"/>
+              </w:rPr>
+              <w:t>1</w:t>
+            </w:r>
+          </w:p>
+        </w:tc>
+        <w:tc>
+          <w:tcPr>
+            <w:tcW w:w="1181" w:type="dxa"/>
+            <w:tcBorders>
+              <w:top w:val="none" w:sz="0" w:space="0" w:color="000000"/>
+              <w:left w:val="none" w:sz="0" w:space="0" w:color="000000"/>
+              <w:bottom w:val="none" w:sz="0" w:space="0" w:color="000000"/>
+              <w:right w:val="none" w:sz="0" w:space="0" w:color="000000"/>
+            </w:tcBorders>
+            <w:shd w:val="clear" w:color="auto" w:fill="FFFFFF"/>
+            <w:tcMar>
+              <w:top w:w="0" w:type="dxa"/>
+              <w:left w:w="0" w:type="dxa"/>
+              <w:bottom w:w="0" w:type="dxa"/>
+              <w:right w:w="0" w:type="dxa"/>
+            </w:tcMar>
+            <w:vAlign w:val="center"/>
+          </w:tcPr>
+          <w:p>
+            <w:pPr>
+              <w:pBdr>
+                <w:top w:val="none" w:sz="0" w:space="0" w:color="000000"/>
+                <w:left w:val="none" w:sz="0" w:space="0" w:color="000000"/>
+                <w:bottom w:val="none" w:sz="0" w:space="0" w:color="000000"/>
+                <w:right w:val="none" w:sz="0" w:space="0" w:color="000000"/>
+              </w:pBdr>
+              <w:spacing w:before="100" w:after="100"/>
+              <w:ind w:left="100" w:right="100"/>
+              <w:jc w:val="center"/>
+              <w:rPr>
+                <w:rFonts w:ascii="Times New Roman" w:eastAsia="Times New Roman" w:hAnsi="Times New Roman" w:cs="Times New Roman"/>
+                <w:color w:val="000000"/>
+                <w:sz w:val="22"/>
+                <w:szCs w:val="22"/>
+              </w:rPr>
+            </w:pPr>
+            <w:r>
+              <w:rPr>
+                <w:rFonts w:ascii="Times New Roman" w:eastAsia="Times New Roman" w:hAnsi="Times New Roman" w:cs="Times New Roman"/>
+                <w:color w:val="000000"/>
+                <w:sz w:val="22"/>
+                <w:szCs w:val="22"/>
+              </w:rPr>
+              <w:t>4,868.24</w:t>
+            </w:r>
+          </w:p>
+        </w:tc>
+      </w:tr>
+      <w:tr>
+        <w:trPr>
+          <w:jc w:val="center"/>
+        </w:trPr>
+        <w:tc>
+          <w:tcPr>
+            <w:tcW w:w="2720" w:type="dxa"/>
+            <w:tcBorders>
+              <w:top w:val="none" w:sz="0" w:space="0" w:color="000000"/>
+              <w:left w:val="none" w:sz="0" w:space="0" w:color="000000"/>
+              <w:bottom w:val="none" w:sz="0" w:space="0" w:color="000000"/>
+              <w:right w:val="none" w:sz="0" w:space="0" w:color="000000"/>
+            </w:tcBorders>
+            <w:shd w:val="clear" w:color="auto" w:fill="FFFFFF"/>
+            <w:tcMar>
+              <w:top w:w="0" w:type="dxa"/>
+              <w:left w:w="0" w:type="dxa"/>
+              <w:bottom w:w="0" w:type="dxa"/>
+              <w:right w:w="0" w:type="dxa"/>
+            </w:tcMar>
+            <w:vAlign w:val="center"/>
+          </w:tcPr>
+          <w:p>
+            <w:pPr>
+              <w:pBdr>
+                <w:top w:val="none" w:sz="0" w:space="0" w:color="000000"/>
+                <w:left w:val="none" w:sz="0" w:space="0" w:color="000000"/>
+                <w:bottom w:val="none" w:sz="0" w:space="0" w:color="000000"/>
+                <w:right w:val="none" w:sz="0" w:space="0" w:color="000000"/>
+              </w:pBdr>
+              <w:spacing w:before="100" w:after="100"/>
+              <w:ind w:left="100" w:right="100"/>
+              <w:rPr>
+                <w:rFonts w:ascii="Times New Roman" w:eastAsia="Times New Roman" w:hAnsi="Times New Roman" w:cs="Times New Roman"/>
+                <w:color w:val="000000"/>
+                <w:sz w:val="22"/>
+                <w:szCs w:val="22"/>
+              </w:rPr>
+            </w:pPr>
+            <w:r>
+              <w:rPr>
+                <w:rFonts w:ascii="Times New Roman" w:eastAsia="Times New Roman" w:hAnsi="Times New Roman" w:cs="Times New Roman"/>
+                <w:color w:val="000000"/>
+                <w:sz w:val="22"/>
+                <w:szCs w:val="22"/>
+              </w:rPr>
+              <w:t>b_typethree_way_cognate</w:t>
+            </w:r>
+          </w:p>
+        </w:tc>
+        <w:tc>
+          <w:tcPr>
+            <w:tcW w:w="1083" w:type="dxa"/>
+            <w:tcBorders>
+              <w:top w:val="none" w:sz="0" w:space="0" w:color="000000"/>
+              <w:left w:val="none" w:sz="0" w:space="0" w:color="000000"/>
+              <w:bottom w:val="none" w:sz="0" w:space="0" w:color="000000"/>
+              <w:right w:val="none" w:sz="0" w:space="0" w:color="000000"/>
+            </w:tcBorders>
+            <w:shd w:val="clear" w:color="auto" w:fill="FFFFFF"/>
+            <w:tcMar>
+              <w:top w:w="0" w:type="dxa"/>
+              <w:left w:w="0" w:type="dxa"/>
+              <w:bottom w:w="0" w:type="dxa"/>
+              <w:right w:w="0" w:type="dxa"/>
+            </w:tcMar>
+            <w:vAlign w:val="center"/>
+          </w:tcPr>
+          <w:p>
+            <w:pPr>
+              <w:pBdr>
+                <w:top w:val="none" w:sz="0" w:space="0" w:color="000000"/>
+                <w:left w:val="none" w:sz="0" w:space="0" w:color="000000"/>
+                <w:bottom w:val="none" w:sz="0" w:space="0" w:color="000000"/>
+                <w:right w:val="none" w:sz="0" w:space="0" w:color="000000"/>
+              </w:pBdr>
+              <w:spacing w:before="100" w:after="100"/>
+              <w:ind w:left="100" w:right="100"/>
+              <w:jc w:val="center"/>
+              <w:rPr>
+                <w:rFonts w:ascii="Times New Roman" w:eastAsia="Times New Roman" w:hAnsi="Times New Roman" w:cs="Times New Roman"/>
+                <w:color w:val="000000"/>
+                <w:sz w:val="22"/>
+                <w:szCs w:val="22"/>
+              </w:rPr>
+            </w:pPr>
+            <w:r>
+              <w:rPr>
+                <w:rFonts w:ascii="Times New Roman" w:eastAsia="Times New Roman" w:hAnsi="Times New Roman" w:cs="Times New Roman"/>
+                <w:color w:val="000000"/>
+                <w:sz w:val="22"/>
+                <w:szCs w:val="22"/>
+              </w:rPr>
+              <w:t>-0.02</w:t>
+            </w:r>
+          </w:p>
+        </w:tc>
+        <w:tc>
+          <w:tcPr>
+            <w:tcW w:w="1584" w:type="dxa"/>
+            <w:tcBorders>
+              <w:top w:val="none" w:sz="0" w:space="0" w:color="000000"/>
+              <w:left w:val="none" w:sz="0" w:space="0" w:color="000000"/>
+              <w:bottom w:val="none" w:sz="0" w:space="0" w:color="000000"/>
+              <w:right w:val="none" w:sz="0" w:space="0" w:color="000000"/>
+            </w:tcBorders>
+            <w:shd w:val="clear" w:color="auto" w:fill="FFFFFF"/>
+            <w:tcMar>
+              <w:top w:w="0" w:type="dxa"/>
+              <w:left w:w="0" w:type="dxa"/>
+              <w:bottom w:w="0" w:type="dxa"/>
+              <w:right w:w="0" w:type="dxa"/>
+            </w:tcMar>
+            <w:vAlign w:val="center"/>
+          </w:tcPr>
+          <w:p>
+            <w:pPr>
+              <w:pBdr>
+                <w:top w:val="none" w:sz="0" w:space="0" w:color="000000"/>
+                <w:left w:val="none" w:sz="0" w:space="0" w:color="000000"/>
+                <w:bottom w:val="none" w:sz="0" w:space="0" w:color="000000"/>
+                <w:right w:val="none" w:sz="0" w:space="0" w:color="000000"/>
+              </w:pBdr>
+              <w:spacing w:before="100" w:after="100"/>
+              <w:ind w:left="100" w:right="100"/>
+              <w:jc w:val="center"/>
+              <w:rPr>
+                <w:rFonts w:ascii="Times New Roman" w:eastAsia="Times New Roman" w:hAnsi="Times New Roman" w:cs="Times New Roman"/>
+                <w:color w:val="000000"/>
+                <w:sz w:val="22"/>
+                <w:szCs w:val="22"/>
+              </w:rPr>
+            </w:pPr>
+            <w:r>
+              <w:rPr>
+                <w:rFonts w:ascii="Times New Roman" w:eastAsia="Times New Roman" w:hAnsi="Times New Roman" w:cs="Times New Roman"/>
+                <w:color w:val="000000"/>
+                <w:sz w:val="22"/>
+                <w:szCs w:val="22"/>
+              </w:rPr>
+              <w:t>[-0.07, 0.02]</w:t>
+            </w:r>
+          </w:p>
+        </w:tc>
+        <w:tc>
+          <w:tcPr>
+            <w:tcW w:w="796" w:type="dxa"/>
+            <w:tcBorders>
+              <w:top w:val="none" w:sz="0" w:space="0" w:color="000000"/>
+              <w:left w:val="none" w:sz="0" w:space="0" w:color="000000"/>
+              <w:bottom w:val="none" w:sz="0" w:space="0" w:color="000000"/>
+              <w:right w:val="none" w:sz="0" w:space="0" w:color="000000"/>
+            </w:tcBorders>
+            <w:shd w:val="clear" w:color="auto" w:fill="FFFFFF"/>
+            <w:tcMar>
+              <w:top w:w="0" w:type="dxa"/>
+              <w:left w:w="0" w:type="dxa"/>
+              <w:bottom w:w="0" w:type="dxa"/>
+              <w:right w:w="0" w:type="dxa"/>
+            </w:tcMar>
+            <w:vAlign w:val="center"/>
+          </w:tcPr>
+          <w:p>
+            <w:pPr>
+              <w:pBdr>
+                <w:top w:val="none" w:sz="0" w:space="0" w:color="000000"/>
+                <w:left w:val="none" w:sz="0" w:space="0" w:color="000000"/>
+                <w:bottom w:val="none" w:sz="0" w:space="0" w:color="000000"/>
+                <w:right w:val="none" w:sz="0" w:space="0" w:color="000000"/>
+              </w:pBdr>
+              <w:spacing w:before="100" w:after="100"/>
+              <w:ind w:left="100" w:right="100"/>
+              <w:jc w:val="center"/>
+              <w:rPr>
+                <w:rFonts w:ascii="Times New Roman" w:eastAsia="Times New Roman" w:hAnsi="Times New Roman" w:cs="Times New Roman"/>
+                <w:color w:val="000000"/>
+                <w:sz w:val="22"/>
+                <w:szCs w:val="22"/>
+              </w:rPr>
+            </w:pPr>
+            <w:r>
+              <w:rPr>
+                <w:rFonts w:ascii="Times New Roman" w:eastAsia="Times New Roman" w:hAnsi="Times New Roman" w:cs="Times New Roman"/>
+                <w:color w:val="000000"/>
+                <w:sz w:val="22"/>
+                <w:szCs w:val="22"/>
+              </w:rPr>
+              <w:t>0.83</w:t>
+            </w:r>
+          </w:p>
+        </w:tc>
+        <w:tc>
+          <w:tcPr>
+            <w:tcW w:w="1510" w:type="dxa"/>
+            <w:tcBorders>
+              <w:top w:val="none" w:sz="0" w:space="0" w:color="000000"/>
+              <w:left w:val="none" w:sz="0" w:space="0" w:color="000000"/>
+              <w:bottom w:val="none" w:sz="0" w:space="0" w:color="000000"/>
+              <w:right w:val="none" w:sz="0" w:space="0" w:color="000000"/>
+            </w:tcBorders>
+            <w:shd w:val="clear" w:color="auto" w:fill="FFFFFF"/>
+            <w:tcMar>
+              <w:top w:w="0" w:type="dxa"/>
+              <w:left w:w="0" w:type="dxa"/>
+              <w:bottom w:w="0" w:type="dxa"/>
+              <w:right w:w="0" w:type="dxa"/>
+            </w:tcMar>
+            <w:vAlign w:val="center"/>
+          </w:tcPr>
+          <w:p>
+            <w:pPr>
+              <w:pBdr>
+                <w:top w:val="none" w:sz="0" w:space="0" w:color="000000"/>
+                <w:left w:val="none" w:sz="0" w:space="0" w:color="000000"/>
+                <w:bottom w:val="none" w:sz="0" w:space="0" w:color="000000"/>
+                <w:right w:val="none" w:sz="0" w:space="0" w:color="000000"/>
+              </w:pBdr>
+              <w:spacing w:before="100" w:after="100"/>
+              <w:ind w:left="100" w:right="100"/>
+              <w:jc w:val="center"/>
+              <w:rPr>
+                <w:rFonts w:ascii="Times New Roman" w:eastAsia="Times New Roman" w:hAnsi="Times New Roman" w:cs="Times New Roman"/>
+                <w:color w:val="000000"/>
+                <w:sz w:val="22"/>
+                <w:szCs w:val="22"/>
+              </w:rPr>
+            </w:pPr>
+            <w:r>
+              <w:rPr>
+                <w:rFonts w:ascii="Times New Roman" w:eastAsia="Times New Roman" w:hAnsi="Times New Roman" w:cs="Times New Roman"/>
+                <w:color w:val="000000"/>
+                <w:sz w:val="22"/>
+                <w:szCs w:val="22"/>
+              </w:rPr>
+              <w:t>[-0.01, 0.01]</w:t>
+            </w:r>
+          </w:p>
+        </w:tc>
+        <w:tc>
+          <w:tcPr>
+            <w:tcW w:w="1437" w:type="dxa"/>
+            <w:tcBorders>
+              <w:top w:val="none" w:sz="0" w:space="0" w:color="000000"/>
+              <w:left w:val="none" w:sz="0" w:space="0" w:color="000000"/>
+              <w:bottom w:val="none" w:sz="0" w:space="0" w:color="000000"/>
+              <w:right w:val="none" w:sz="0" w:space="0" w:color="000000"/>
+            </w:tcBorders>
+            <w:shd w:val="clear" w:color="auto" w:fill="FFFFFF"/>
+            <w:tcMar>
+              <w:top w:w="0" w:type="dxa"/>
+              <w:left w:w="0" w:type="dxa"/>
+              <w:bottom w:w="0" w:type="dxa"/>
+              <w:right w:w="0" w:type="dxa"/>
+            </w:tcMar>
+            <w:vAlign w:val="center"/>
+          </w:tcPr>
+          <w:p>
+            <w:pPr>
+              <w:pBdr>
+                <w:top w:val="none" w:sz="0" w:space="0" w:color="000000"/>
+                <w:left w:val="none" w:sz="0" w:space="0" w:color="000000"/>
+                <w:bottom w:val="none" w:sz="0" w:space="0" w:color="000000"/>
+                <w:right w:val="none" w:sz="0" w:space="0" w:color="000000"/>
+              </w:pBdr>
+              <w:spacing w:before="100" w:after="100"/>
+              <w:ind w:left="100" w:right="100"/>
+              <w:jc w:val="center"/>
+              <w:rPr>
+                <w:rFonts w:ascii="Times New Roman" w:eastAsia="Times New Roman" w:hAnsi="Times New Roman" w:cs="Times New Roman"/>
+                <w:color w:val="000000"/>
+                <w:sz w:val="22"/>
+                <w:szCs w:val="22"/>
+              </w:rPr>
+            </w:pPr>
+            <w:r>
+              <w:rPr>
+                <w:rFonts w:ascii="Times New Roman" w:eastAsia="Times New Roman" w:hAnsi="Times New Roman" w:cs="Times New Roman"/>
+                <w:color w:val="000000"/>
+                <w:sz w:val="22"/>
+                <w:szCs w:val="22"/>
+              </w:rPr>
+              <w:t>0.16</w:t>
+            </w:r>
+          </w:p>
+        </w:tc>
+        <w:tc>
+          <w:tcPr>
+            <w:tcW w:w="826" w:type="dxa"/>
+            <w:tcBorders>
+              <w:top w:val="none" w:sz="0" w:space="0" w:color="000000"/>
+              <w:left w:val="none" w:sz="0" w:space="0" w:color="000000"/>
+              <w:bottom w:val="none" w:sz="0" w:space="0" w:color="000000"/>
+              <w:right w:val="none" w:sz="0" w:space="0" w:color="000000"/>
+            </w:tcBorders>
+            <w:shd w:val="clear" w:color="auto" w:fill="FFFFFF"/>
+            <w:tcMar>
+              <w:top w:w="0" w:type="dxa"/>
+              <w:left w:w="0" w:type="dxa"/>
+              <w:bottom w:w="0" w:type="dxa"/>
+              <w:right w:w="0" w:type="dxa"/>
+            </w:tcMar>
+            <w:vAlign w:val="center"/>
+          </w:tcPr>
+          <w:p>
+            <w:pPr>
+              <w:pBdr>
+                <w:top w:val="none" w:sz="0" w:space="0" w:color="000000"/>
+                <w:left w:val="none" w:sz="0" w:space="0" w:color="000000"/>
+                <w:bottom w:val="none" w:sz="0" w:space="0" w:color="000000"/>
+                <w:right w:val="none" w:sz="0" w:space="0" w:color="000000"/>
+              </w:pBdr>
+              <w:spacing w:before="100" w:after="100"/>
+              <w:ind w:left="100" w:right="100"/>
+              <w:jc w:val="center"/>
+              <w:rPr>
+                <w:rFonts w:ascii="Times New Roman" w:eastAsia="Times New Roman" w:hAnsi="Times New Roman" w:cs="Times New Roman"/>
+                <w:color w:val="000000"/>
+                <w:sz w:val="22"/>
+                <w:szCs w:val="22"/>
+              </w:rPr>
+            </w:pPr>
+            <w:r>
+              <w:rPr>
+                <w:rFonts w:ascii="Times New Roman" w:eastAsia="Times New Roman" w:hAnsi="Times New Roman" w:cs="Times New Roman"/>
+                <w:color w:val="000000"/>
+                <w:sz w:val="22"/>
+                <w:szCs w:val="22"/>
+              </w:rPr>
+              <w:t>1</w:t>
+            </w:r>
+          </w:p>
+        </w:tc>
+        <w:tc>
+          <w:tcPr>
+            <w:tcW w:w="1181" w:type="dxa"/>
+            <w:tcBorders>
+              <w:top w:val="none" w:sz="0" w:space="0" w:color="000000"/>
+              <w:left w:val="none" w:sz="0" w:space="0" w:color="000000"/>
+              <w:bottom w:val="none" w:sz="0" w:space="0" w:color="000000"/>
+              <w:right w:val="none" w:sz="0" w:space="0" w:color="000000"/>
+            </w:tcBorders>
+            <w:shd w:val="clear" w:color="auto" w:fill="FFFFFF"/>
+            <w:tcMar>
+              <w:top w:w="0" w:type="dxa"/>
+              <w:left w:w="0" w:type="dxa"/>
+              <w:bottom w:w="0" w:type="dxa"/>
+              <w:right w:w="0" w:type="dxa"/>
+            </w:tcMar>
+            <w:vAlign w:val="center"/>
+          </w:tcPr>
+          <w:p>
+            <w:pPr>
+              <w:pBdr>
+                <w:top w:val="none" w:sz="0" w:space="0" w:color="000000"/>
+                <w:left w:val="none" w:sz="0" w:space="0" w:color="000000"/>
+                <w:bottom w:val="none" w:sz="0" w:space="0" w:color="000000"/>
+                <w:right w:val="none" w:sz="0" w:space="0" w:color="000000"/>
+              </w:pBdr>
+              <w:spacing w:before="100" w:after="100"/>
+              <w:ind w:left="100" w:right="100"/>
+              <w:jc w:val="center"/>
+              <w:rPr>
+                <w:rFonts w:ascii="Times New Roman" w:eastAsia="Times New Roman" w:hAnsi="Times New Roman" w:cs="Times New Roman"/>
+                <w:color w:val="000000"/>
+                <w:sz w:val="22"/>
+                <w:szCs w:val="22"/>
+              </w:rPr>
+            </w:pPr>
+            <w:r>
+              <w:rPr>
+                <w:rFonts w:ascii="Times New Roman" w:eastAsia="Times New Roman" w:hAnsi="Times New Roman" w:cs="Times New Roman"/>
+                <w:color w:val="000000"/>
+                <w:sz w:val="22"/>
+                <w:szCs w:val="22"/>
+              </w:rPr>
+              <w:t>4,197.74</w:t>
+            </w:r>
+          </w:p>
+        </w:tc>
+      </w:tr>
+      <w:tr>
+        <w:trPr>
+          <w:jc w:val="center"/>
+        </w:trPr>
+        <w:tc>
+          <w:tcPr>
+            <w:tcW w:w="2720" w:type="dxa"/>
+            <w:tcBorders>
+              <w:top w:val="none" w:sz="0" w:space="0" w:color="000000"/>
+              <w:left w:val="none" w:sz="0" w:space="0" w:color="000000"/>
+              <w:bottom w:val="none" w:sz="0" w:space="0" w:color="000000"/>
+              <w:right w:val="none" w:sz="0" w:space="0" w:color="000000"/>
+            </w:tcBorders>
+            <w:shd w:val="clear" w:color="auto" w:fill="FFFFFF"/>
+            <w:tcMar>
+              <w:top w:w="0" w:type="dxa"/>
+              <w:left w:w="0" w:type="dxa"/>
+              <w:bottom w:w="0" w:type="dxa"/>
+              <w:right w:w="0" w:type="dxa"/>
+            </w:tcMar>
+            <w:vAlign w:val="center"/>
+          </w:tcPr>
+          <w:p>
+            <w:pPr>
+              <w:pBdr>
+                <w:top w:val="none" w:sz="0" w:space="0" w:color="000000"/>
+                <w:left w:val="none" w:sz="0" w:space="0" w:color="000000"/>
+                <w:bottom w:val="none" w:sz="0" w:space="0" w:color="000000"/>
+                <w:right w:val="none" w:sz="0" w:space="0" w:color="000000"/>
+              </w:pBdr>
+              <w:spacing w:before="100" w:after="100"/>
+              <w:ind w:left="100" w:right="100"/>
+              <w:rPr>
+                <w:rFonts w:ascii="Times New Roman" w:eastAsia="Times New Roman" w:hAnsi="Times New Roman" w:cs="Times New Roman"/>
+                <w:color w:val="000000"/>
+                <w:sz w:val="22"/>
+                <w:szCs w:val="22"/>
+              </w:rPr>
+            </w:pPr>
+            <w:r>
+              <w:rPr>
+                <w:rFonts w:ascii="Times New Roman" w:eastAsia="Times New Roman" w:hAnsi="Times New Roman" w:cs="Times New Roman"/>
+                <w:color w:val="000000"/>
+                <w:sz w:val="22"/>
+                <w:szCs w:val="22"/>
+              </w:rPr>
+              <w:t>b_frequency_z</w:t>
+            </w:r>
+          </w:p>
+        </w:tc>
+        <w:tc>
+          <w:tcPr>
+            <w:tcW w:w="1083" w:type="dxa"/>
+            <w:tcBorders>
+              <w:top w:val="none" w:sz="0" w:space="0" w:color="000000"/>
+              <w:left w:val="none" w:sz="0" w:space="0" w:color="000000"/>
+              <w:bottom w:val="none" w:sz="0" w:space="0" w:color="000000"/>
+              <w:right w:val="none" w:sz="0" w:space="0" w:color="000000"/>
+            </w:tcBorders>
+            <w:shd w:val="clear" w:color="auto" w:fill="FFFFFF"/>
+            <w:tcMar>
+              <w:top w:w="0" w:type="dxa"/>
+              <w:left w:w="0" w:type="dxa"/>
+              <w:bottom w:w="0" w:type="dxa"/>
+              <w:right w:w="0" w:type="dxa"/>
+            </w:tcMar>
+            <w:vAlign w:val="center"/>
+          </w:tcPr>
+          <w:p>
+            <w:pPr>
+              <w:pBdr>
+                <w:top w:val="none" w:sz="0" w:space="0" w:color="000000"/>
+                <w:left w:val="none" w:sz="0" w:space="0" w:color="000000"/>
+                <w:bottom w:val="none" w:sz="0" w:space="0" w:color="000000"/>
+                <w:right w:val="none" w:sz="0" w:space="0" w:color="000000"/>
+              </w:pBdr>
+              <w:spacing w:before="100" w:after="100"/>
+              <w:ind w:left="100" w:right="100"/>
+              <w:jc w:val="center"/>
+              <w:rPr>
+                <w:rFonts w:ascii="Times New Roman" w:eastAsia="Times New Roman" w:hAnsi="Times New Roman" w:cs="Times New Roman"/>
+                <w:color w:val="000000"/>
+                <w:sz w:val="22"/>
+                <w:szCs w:val="22"/>
+              </w:rPr>
+            </w:pPr>
+            <w:r>
+              <w:rPr>
+                <w:rFonts w:ascii="Times New Roman" w:eastAsia="Times New Roman" w:hAnsi="Times New Roman" w:cs="Times New Roman"/>
+                <w:color w:val="000000"/>
+                <w:sz w:val="22"/>
+                <w:szCs w:val="22"/>
+              </w:rPr>
+              <w:t>-0.07</w:t>
+            </w:r>
+          </w:p>
+        </w:tc>
+        <w:tc>
+          <w:tcPr>
+            <w:tcW w:w="1584" w:type="dxa"/>
+            <w:tcBorders>
+              <w:top w:val="none" w:sz="0" w:space="0" w:color="000000"/>
+              <w:left w:val="none" w:sz="0" w:space="0" w:color="000000"/>
+              <w:bottom w:val="none" w:sz="0" w:space="0" w:color="000000"/>
+              <w:right w:val="none" w:sz="0" w:space="0" w:color="000000"/>
+            </w:tcBorders>
+            <w:shd w:val="clear" w:color="auto" w:fill="FFFFFF"/>
+            <w:tcMar>
+              <w:top w:w="0" w:type="dxa"/>
+              <w:left w:w="0" w:type="dxa"/>
+              <w:bottom w:w="0" w:type="dxa"/>
+              <w:right w:w="0" w:type="dxa"/>
+            </w:tcMar>
+            <w:vAlign w:val="center"/>
+          </w:tcPr>
+          <w:p>
+            <w:pPr>
+              <w:pBdr>
+                <w:top w:val="none" w:sz="0" w:space="0" w:color="000000"/>
+                <w:left w:val="none" w:sz="0" w:space="0" w:color="000000"/>
+                <w:bottom w:val="none" w:sz="0" w:space="0" w:color="000000"/>
+                <w:right w:val="none" w:sz="0" w:space="0" w:color="000000"/>
+              </w:pBdr>
+              <w:spacing w:before="100" w:after="100"/>
+              <w:ind w:left="100" w:right="100"/>
+              <w:jc w:val="center"/>
+              <w:rPr>
+                <w:rFonts w:ascii="Times New Roman" w:eastAsia="Times New Roman" w:hAnsi="Times New Roman" w:cs="Times New Roman"/>
+                <w:color w:val="000000"/>
+                <w:sz w:val="22"/>
+                <w:szCs w:val="22"/>
+              </w:rPr>
+            </w:pPr>
+            <w:r>
+              <w:rPr>
+                <w:rFonts w:ascii="Times New Roman" w:eastAsia="Times New Roman" w:hAnsi="Times New Roman" w:cs="Times New Roman"/>
+                <w:color w:val="000000"/>
+                <w:sz w:val="22"/>
+                <w:szCs w:val="22"/>
+              </w:rPr>
+              <w:t>[-0.08, -0.05]</w:t>
+            </w:r>
+          </w:p>
+        </w:tc>
+        <w:tc>
+          <w:tcPr>
+            <w:tcW w:w="796" w:type="dxa"/>
+            <w:tcBorders>
+              <w:top w:val="none" w:sz="0" w:space="0" w:color="000000"/>
+              <w:left w:val="none" w:sz="0" w:space="0" w:color="000000"/>
+              <w:bottom w:val="none" w:sz="0" w:space="0" w:color="000000"/>
+              <w:right w:val="none" w:sz="0" w:space="0" w:color="000000"/>
+            </w:tcBorders>
+            <w:shd w:val="clear" w:color="auto" w:fill="FFFFFF"/>
+            <w:tcMar>
+              <w:top w:w="0" w:type="dxa"/>
+              <w:left w:w="0" w:type="dxa"/>
+              <w:bottom w:w="0" w:type="dxa"/>
+              <w:right w:w="0" w:type="dxa"/>
+            </w:tcMar>
+            <w:vAlign w:val="center"/>
+          </w:tcPr>
+          <w:p>
+            <w:pPr>
+              <w:pBdr>
+                <w:top w:val="none" w:sz="0" w:space="0" w:color="000000"/>
+                <w:left w:val="none" w:sz="0" w:space="0" w:color="000000"/>
+                <w:bottom w:val="none" w:sz="0" w:space="0" w:color="000000"/>
+                <w:right w:val="none" w:sz="0" w:space="0" w:color="000000"/>
+              </w:pBdr>
+              <w:spacing w:before="100" w:after="100"/>
+              <w:ind w:left="100" w:right="100"/>
+              <w:jc w:val="center"/>
+              <w:rPr>
+                <w:rFonts w:ascii="Times New Roman" w:eastAsia="Times New Roman" w:hAnsi="Times New Roman" w:cs="Times New Roman"/>
+                <w:color w:val="000000"/>
+                <w:sz w:val="22"/>
+                <w:szCs w:val="22"/>
+              </w:rPr>
+            </w:pPr>
+            <w:r>
+              <w:rPr>
+                <w:rFonts w:ascii="Times New Roman" w:eastAsia="Times New Roman" w:hAnsi="Times New Roman" w:cs="Times New Roman"/>
+                <w:color w:val="000000"/>
+                <w:sz w:val="22"/>
+                <w:szCs w:val="22"/>
+              </w:rPr>
+              <w:t>1.00</w:t>
+            </w:r>
+          </w:p>
+        </w:tc>
+        <w:tc>
+          <w:tcPr>
+            <w:tcW w:w="1510" w:type="dxa"/>
+            <w:tcBorders>
+              <w:top w:val="none" w:sz="0" w:space="0" w:color="000000"/>
+              <w:left w:val="none" w:sz="0" w:space="0" w:color="000000"/>
+              <w:bottom w:val="none" w:sz="0" w:space="0" w:color="000000"/>
+              <w:right w:val="none" w:sz="0" w:space="0" w:color="000000"/>
+            </w:tcBorders>
+            <w:shd w:val="clear" w:color="auto" w:fill="FFFFFF"/>
+            <w:tcMar>
+              <w:top w:w="0" w:type="dxa"/>
+              <w:left w:w="0" w:type="dxa"/>
+              <w:bottom w:w="0" w:type="dxa"/>
+              <w:right w:w="0" w:type="dxa"/>
+            </w:tcMar>
+            <w:vAlign w:val="center"/>
+          </w:tcPr>
+          <w:p>
+            <w:pPr>
+              <w:pBdr>
+                <w:top w:val="none" w:sz="0" w:space="0" w:color="000000"/>
+                <w:left w:val="none" w:sz="0" w:space="0" w:color="000000"/>
+                <w:bottom w:val="none" w:sz="0" w:space="0" w:color="000000"/>
+                <w:right w:val="none" w:sz="0" w:space="0" w:color="000000"/>
+              </w:pBdr>
+              <w:spacing w:before="100" w:after="100"/>
+              <w:ind w:left="100" w:right="100"/>
+              <w:jc w:val="center"/>
+              <w:rPr>
+                <w:rFonts w:ascii="Times New Roman" w:eastAsia="Times New Roman" w:hAnsi="Times New Roman" w:cs="Times New Roman"/>
+                <w:color w:val="000000"/>
+                <w:sz w:val="22"/>
+                <w:szCs w:val="22"/>
+              </w:rPr>
+            </w:pPr>
+            <w:r>
+              <w:rPr>
+                <w:rFonts w:ascii="Times New Roman" w:eastAsia="Times New Roman" w:hAnsi="Times New Roman" w:cs="Times New Roman"/>
+                <w:color w:val="000000"/>
+                <w:sz w:val="22"/>
+                <w:szCs w:val="22"/>
+              </w:rPr>
+              <w:t>[-0.01, 0.01]</w:t>
+            </w:r>
+          </w:p>
+        </w:tc>
+        <w:tc>
+          <w:tcPr>
+            <w:tcW w:w="1437" w:type="dxa"/>
+            <w:tcBorders>
+              <w:top w:val="none" w:sz="0" w:space="0" w:color="000000"/>
+              <w:left w:val="none" w:sz="0" w:space="0" w:color="000000"/>
+              <w:bottom w:val="none" w:sz="0" w:space="0" w:color="000000"/>
+              <w:right w:val="none" w:sz="0" w:space="0" w:color="000000"/>
+            </w:tcBorders>
+            <w:shd w:val="clear" w:color="auto" w:fill="FFFFFF"/>
+            <w:tcMar>
+              <w:top w:w="0" w:type="dxa"/>
+              <w:left w:w="0" w:type="dxa"/>
+              <w:bottom w:w="0" w:type="dxa"/>
+              <w:right w:w="0" w:type="dxa"/>
+            </w:tcMar>
+            <w:vAlign w:val="center"/>
+          </w:tcPr>
+          <w:p>
+            <w:pPr>
+              <w:pBdr>
+                <w:top w:val="none" w:sz="0" w:space="0" w:color="000000"/>
+                <w:left w:val="none" w:sz="0" w:space="0" w:color="000000"/>
+                <w:bottom w:val="none" w:sz="0" w:space="0" w:color="000000"/>
+                <w:right w:val="none" w:sz="0" w:space="0" w:color="000000"/>
+              </w:pBdr>
+              <w:spacing w:before="100" w:after="100"/>
+              <w:ind w:left="100" w:right="100"/>
+              <w:jc w:val="center"/>
+              <w:rPr>
+                <w:rFonts w:ascii="Times New Roman" w:eastAsia="Times New Roman" w:hAnsi="Times New Roman" w:cs="Times New Roman"/>
+                <w:color w:val="000000"/>
+                <w:sz w:val="22"/>
+                <w:szCs w:val="22"/>
+              </w:rPr>
+            </w:pPr>
+            <w:r>
+              <w:rPr>
+                <w:rFonts w:ascii="Times New Roman" w:eastAsia="Times New Roman" w:hAnsi="Times New Roman" w:cs="Times New Roman"/>
+                <w:color w:val="000000"/>
+                <w:sz w:val="22"/>
+                <w:szCs w:val="22"/>
+              </w:rPr>
+              <w:t>0.00</w:t>
+            </w:r>
+          </w:p>
+        </w:tc>
+        <w:tc>
+          <w:tcPr>
+            <w:tcW w:w="826" w:type="dxa"/>
+            <w:tcBorders>
+              <w:top w:val="none" w:sz="0" w:space="0" w:color="000000"/>
+              <w:left w:val="none" w:sz="0" w:space="0" w:color="000000"/>
+              <w:bottom w:val="none" w:sz="0" w:space="0" w:color="000000"/>
+              <w:right w:val="none" w:sz="0" w:space="0" w:color="000000"/>
+            </w:tcBorders>
+            <w:shd w:val="clear" w:color="auto" w:fill="FFFFFF"/>
+            <w:tcMar>
+              <w:top w:w="0" w:type="dxa"/>
+              <w:left w:w="0" w:type="dxa"/>
+              <w:bottom w:w="0" w:type="dxa"/>
+              <w:right w:w="0" w:type="dxa"/>
+            </w:tcMar>
+            <w:vAlign w:val="center"/>
+          </w:tcPr>
+          <w:p>
+            <w:pPr>
+              <w:pBdr>
+                <w:top w:val="none" w:sz="0" w:space="0" w:color="000000"/>
+                <w:left w:val="none" w:sz="0" w:space="0" w:color="000000"/>
+                <w:bottom w:val="none" w:sz="0" w:space="0" w:color="000000"/>
+                <w:right w:val="none" w:sz="0" w:space="0" w:color="000000"/>
+              </w:pBdr>
+              <w:spacing w:before="100" w:after="100"/>
+              <w:ind w:left="100" w:right="100"/>
+              <w:jc w:val="center"/>
+              <w:rPr>
+                <w:rFonts w:ascii="Times New Roman" w:eastAsia="Times New Roman" w:hAnsi="Times New Roman" w:cs="Times New Roman"/>
+                <w:color w:val="000000"/>
+                <w:sz w:val="22"/>
+                <w:szCs w:val="22"/>
+              </w:rPr>
+            </w:pPr>
+            <w:r>
+              <w:rPr>
+                <w:rFonts w:ascii="Times New Roman" w:eastAsia="Times New Roman" w:hAnsi="Times New Roman" w:cs="Times New Roman"/>
+                <w:color w:val="000000"/>
+                <w:sz w:val="22"/>
+                <w:szCs w:val="22"/>
+              </w:rPr>
+              <w:t>1</w:t>
+            </w:r>
+          </w:p>
+        </w:tc>
+        <w:tc>
+          <w:tcPr>
+            <w:tcW w:w="1181" w:type="dxa"/>
+            <w:tcBorders>
+              <w:top w:val="none" w:sz="0" w:space="0" w:color="000000"/>
+              <w:left w:val="none" w:sz="0" w:space="0" w:color="000000"/>
+              <w:bottom w:val="none" w:sz="0" w:space="0" w:color="000000"/>
+              <w:right w:val="none" w:sz="0" w:space="0" w:color="000000"/>
+            </w:tcBorders>
+            <w:shd w:val="clear" w:color="auto" w:fill="FFFFFF"/>
+            <w:tcMar>
+              <w:top w:w="0" w:type="dxa"/>
+              <w:left w:w="0" w:type="dxa"/>
+              <w:bottom w:w="0" w:type="dxa"/>
+              <w:right w:w="0" w:type="dxa"/>
+            </w:tcMar>
+            <w:vAlign w:val="center"/>
+          </w:tcPr>
+          <w:p>
+            <w:pPr>
+              <w:pBdr>
+                <w:top w:val="none" w:sz="0" w:space="0" w:color="000000"/>
+                <w:left w:val="none" w:sz="0" w:space="0" w:color="000000"/>
+                <w:bottom w:val="none" w:sz="0" w:space="0" w:color="000000"/>
+                <w:right w:val="none" w:sz="0" w:space="0" w:color="000000"/>
+              </w:pBdr>
+              <w:spacing w:before="100" w:after="100"/>
+              <w:ind w:left="100" w:right="100"/>
+              <w:jc w:val="center"/>
+              <w:rPr>
+                <w:rFonts w:ascii="Times New Roman" w:eastAsia="Times New Roman" w:hAnsi="Times New Roman" w:cs="Times New Roman"/>
+                <w:color w:val="000000"/>
+                <w:sz w:val="22"/>
+                <w:szCs w:val="22"/>
+              </w:rPr>
+            </w:pPr>
+            <w:r>
+              <w:rPr>
+                <w:rFonts w:ascii="Times New Roman" w:eastAsia="Times New Roman" w:hAnsi="Times New Roman" w:cs="Times New Roman"/>
+                <w:color w:val="000000"/>
+                <w:sz w:val="22"/>
+                <w:szCs w:val="22"/>
+              </w:rPr>
+              <w:t>6,185.96</w:t>
+            </w:r>
+          </w:p>
+        </w:tc>
+      </w:tr>
+      <w:tr>
+        <w:trPr>
+          <w:jc w:val="center"/>
+        </w:trPr>
+        <w:tc>
+          <w:tcPr>
+            <w:tcW w:w="2720" w:type="dxa"/>
+            <w:tcBorders>
+              <w:top w:val="none" w:sz="0" w:space="0" w:color="000000"/>
+              <w:left w:val="none" w:sz="0" w:space="0" w:color="000000"/>
+              <w:bottom w:val="single" w:sz="12" w:space="0" w:color="666666"/>
+              <w:right w:val="none" w:sz="0" w:space="0" w:color="000000"/>
+            </w:tcBorders>
+            <w:shd w:val="clear" w:color="auto" w:fill="FFFFFF"/>
+            <w:tcMar>
+              <w:top w:w="0" w:type="dxa"/>
+              <w:left w:w="0" w:type="dxa"/>
+              <w:bottom w:w="0" w:type="dxa"/>
+              <w:right w:w="0" w:type="dxa"/>
+            </w:tcMar>
+            <w:vAlign w:val="center"/>
+          </w:tcPr>
+          <w:p>
+            <w:pPr>
+              <w:pBdr>
+                <w:top w:val="none" w:sz="0" w:space="0" w:color="000000"/>
+                <w:left w:val="none" w:sz="0" w:space="0" w:color="000000"/>
+                <w:bottom w:val="none" w:sz="0" w:space="0" w:color="000000"/>
+                <w:right w:val="none" w:sz="0" w:space="0" w:color="000000"/>
+              </w:pBdr>
+              <w:spacing w:before="100" w:after="100"/>
+              <w:ind w:left="100" w:right="100"/>
+              <w:rPr>
+                <w:rFonts w:ascii="Times New Roman" w:eastAsia="Times New Roman" w:hAnsi="Times New Roman" w:cs="Times New Roman"/>
+                <w:color w:val="000000"/>
+                <w:sz w:val="22"/>
+                <w:szCs w:val="22"/>
+              </w:rPr>
+            </w:pPr>
+            <w:r>
+              <w:rPr>
+                <w:rFonts w:ascii="Times New Roman" w:eastAsia="Times New Roman" w:hAnsi="Times New Roman" w:cs="Times New Roman"/>
+                <w:color w:val="000000"/>
+                <w:sz w:val="22"/>
+                <w:szCs w:val="22"/>
+              </w:rPr>
+              <w:t>b_proficiency_z</w:t>
+            </w:r>
+          </w:p>
+        </w:tc>
+        <w:tc>
+          <w:tcPr>
+            <w:tcW w:w="1083" w:type="dxa"/>
+            <w:tcBorders>
+              <w:top w:val="none" w:sz="0" w:space="0" w:color="000000"/>
+              <w:left w:val="none" w:sz="0" w:space="0" w:color="000000"/>
+              <w:bottom w:val="single" w:sz="12" w:space="0" w:color="666666"/>
+              <w:right w:val="none" w:sz="0" w:space="0" w:color="000000"/>
+            </w:tcBorders>
+            <w:shd w:val="clear" w:color="auto" w:fill="FFFFFF"/>
+            <w:tcMar>
+              <w:top w:w="0" w:type="dxa"/>
+              <w:left w:w="0" w:type="dxa"/>
+              <w:bottom w:w="0" w:type="dxa"/>
+              <w:right w:w="0" w:type="dxa"/>
+            </w:tcMar>
+            <w:vAlign w:val="center"/>
+          </w:tcPr>
+          <w:p>
+            <w:pPr>
+              <w:pBdr>
+                <w:top w:val="none" w:sz="0" w:space="0" w:color="000000"/>
+                <w:left w:val="none" w:sz="0" w:space="0" w:color="000000"/>
+                <w:bottom w:val="none" w:sz="0" w:space="0" w:color="000000"/>
+                <w:right w:val="none" w:sz="0" w:space="0" w:color="000000"/>
+              </w:pBdr>
+              <w:spacing w:before="100" w:after="100"/>
+              <w:ind w:left="100" w:right="100"/>
+              <w:jc w:val="center"/>
+              <w:rPr>
+                <w:rFonts w:ascii="Times New Roman" w:eastAsia="Times New Roman" w:hAnsi="Times New Roman" w:cs="Times New Roman"/>
+                <w:color w:val="000000"/>
+                <w:sz w:val="22"/>
+                <w:szCs w:val="22"/>
+              </w:rPr>
+            </w:pPr>
+            <w:r>
+              <w:rPr>
+                <w:rFonts w:ascii="Times New Roman" w:eastAsia="Times New Roman" w:hAnsi="Times New Roman" w:cs="Times New Roman"/>
+                <w:color w:val="000000"/>
+                <w:sz w:val="22"/>
+                <w:szCs w:val="22"/>
+              </w:rPr>
+              <w:t>-0.03</w:t>
+            </w:r>
+          </w:p>
+        </w:tc>
+        <w:tc>
+          <w:tcPr>
+            <w:tcW w:w="1584" w:type="dxa"/>
+            <w:tcBorders>
+              <w:top w:val="none" w:sz="0" w:space="0" w:color="000000"/>
+              <w:left w:val="none" w:sz="0" w:space="0" w:color="000000"/>
+              <w:bottom w:val="single" w:sz="12" w:space="0" w:color="666666"/>
+              <w:right w:val="none" w:sz="0" w:space="0" w:color="000000"/>
+            </w:tcBorders>
+            <w:shd w:val="clear" w:color="auto" w:fill="FFFFFF"/>
+            <w:tcMar>
+              <w:top w:w="0" w:type="dxa"/>
+              <w:left w:w="0" w:type="dxa"/>
+              <w:bottom w:w="0" w:type="dxa"/>
+              <w:right w:w="0" w:type="dxa"/>
+            </w:tcMar>
+            <w:vAlign w:val="center"/>
+          </w:tcPr>
+          <w:p>
+            <w:pPr>
+              <w:pBdr>
+                <w:top w:val="none" w:sz="0" w:space="0" w:color="000000"/>
+                <w:left w:val="none" w:sz="0" w:space="0" w:color="000000"/>
+                <w:bottom w:val="none" w:sz="0" w:space="0" w:color="000000"/>
+                <w:right w:val="none" w:sz="0" w:space="0" w:color="000000"/>
+              </w:pBdr>
+              <w:spacing w:before="100" w:after="100"/>
+              <w:ind w:left="100" w:right="100"/>
+              <w:jc w:val="center"/>
+              <w:rPr>
+                <w:rFonts w:ascii="Times New Roman" w:eastAsia="Times New Roman" w:hAnsi="Times New Roman" w:cs="Times New Roman"/>
+                <w:color w:val="000000"/>
+                <w:sz w:val="22"/>
+                <w:szCs w:val="22"/>
+              </w:rPr>
+            </w:pPr>
+            <w:r>
+              <w:rPr>
+                <w:rFonts w:ascii="Times New Roman" w:eastAsia="Times New Roman" w:hAnsi="Times New Roman" w:cs="Times New Roman"/>
+                <w:color w:val="000000"/>
+                <w:sz w:val="22"/>
+                <w:szCs w:val="22"/>
+              </w:rPr>
+              <w:t>[-0.09, 0.02]</w:t>
+            </w:r>
+          </w:p>
+        </w:tc>
+        <w:tc>
+          <w:tcPr>
+            <w:tcW w:w="796" w:type="dxa"/>
+            <w:tcBorders>
+              <w:top w:val="none" w:sz="0" w:space="0" w:color="000000"/>
+              <w:left w:val="none" w:sz="0" w:space="0" w:color="000000"/>
+              <w:bottom w:val="single" w:sz="12" w:space="0" w:color="666666"/>
+              <w:right w:val="none" w:sz="0" w:space="0" w:color="000000"/>
+            </w:tcBorders>
+            <w:shd w:val="clear" w:color="auto" w:fill="FFFFFF"/>
+            <w:tcMar>
+              <w:top w:w="0" w:type="dxa"/>
+              <w:left w:w="0" w:type="dxa"/>
+              <w:bottom w:w="0" w:type="dxa"/>
+              <w:right w:w="0" w:type="dxa"/>
+            </w:tcMar>
+            <w:vAlign w:val="center"/>
+          </w:tcPr>
+          <w:p>
+            <w:pPr>
+              <w:pBdr>
+                <w:top w:val="none" w:sz="0" w:space="0" w:color="000000"/>
+                <w:left w:val="none" w:sz="0" w:space="0" w:color="000000"/>
+                <w:bottom w:val="none" w:sz="0" w:space="0" w:color="000000"/>
+                <w:right w:val="none" w:sz="0" w:space="0" w:color="000000"/>
+              </w:pBdr>
+              <w:spacing w:before="100" w:after="100"/>
+              <w:ind w:left="100" w:right="100"/>
+              <w:jc w:val="center"/>
+              <w:rPr>
+                <w:rFonts w:ascii="Times New Roman" w:eastAsia="Times New Roman" w:hAnsi="Times New Roman" w:cs="Times New Roman"/>
+                <w:color w:val="000000"/>
+                <w:sz w:val="22"/>
+                <w:szCs w:val="22"/>
+              </w:rPr>
+            </w:pPr>
+            <w:r>
+              <w:rPr>
+                <w:rFonts w:ascii="Times New Roman" w:eastAsia="Times New Roman" w:hAnsi="Times New Roman" w:cs="Times New Roman"/>
+                <w:color w:val="000000"/>
+                <w:sz w:val="22"/>
+                <w:szCs w:val="22"/>
+              </w:rPr>
+              <w:t>0.89</w:t>
+            </w:r>
+          </w:p>
+        </w:tc>
+        <w:tc>
+          <w:tcPr>
+            <w:tcW w:w="1510" w:type="dxa"/>
+            <w:tcBorders>
+              <w:top w:val="none" w:sz="0" w:space="0" w:color="000000"/>
+              <w:left w:val="none" w:sz="0" w:space="0" w:color="000000"/>
+              <w:bottom w:val="single" w:sz="12" w:space="0" w:color="666666"/>
+              <w:right w:val="none" w:sz="0" w:space="0" w:color="000000"/>
+            </w:tcBorders>
+            <w:shd w:val="clear" w:color="auto" w:fill="FFFFFF"/>
+            <w:tcMar>
+              <w:top w:w="0" w:type="dxa"/>
+              <w:left w:w="0" w:type="dxa"/>
+              <w:bottom w:w="0" w:type="dxa"/>
+              <w:right w:w="0" w:type="dxa"/>
+            </w:tcMar>
+            <w:vAlign w:val="center"/>
+          </w:tcPr>
+          <w:p>
+            <w:pPr>
+              <w:pBdr>
+                <w:top w:val="none" w:sz="0" w:space="0" w:color="000000"/>
+                <w:left w:val="none" w:sz="0" w:space="0" w:color="000000"/>
+                <w:bottom w:val="none" w:sz="0" w:space="0" w:color="000000"/>
+                <w:right w:val="none" w:sz="0" w:space="0" w:color="000000"/>
+              </w:pBdr>
+              <w:spacing w:before="100" w:after="100"/>
+              <w:ind w:left="100" w:right="100"/>
+              <w:jc w:val="center"/>
+              <w:rPr>
+                <w:rFonts w:ascii="Times New Roman" w:eastAsia="Times New Roman" w:hAnsi="Times New Roman" w:cs="Times New Roman"/>
+                <w:color w:val="000000"/>
+                <w:sz w:val="22"/>
+                <w:szCs w:val="22"/>
+              </w:rPr>
+            </w:pPr>
+            <w:r>
+              <w:rPr>
+                <w:rFonts w:ascii="Times New Roman" w:eastAsia="Times New Roman" w:hAnsi="Times New Roman" w:cs="Times New Roman"/>
+                <w:color w:val="000000"/>
+                <w:sz w:val="22"/>
+                <w:szCs w:val="22"/>
+              </w:rPr>
+              <w:t>[-0.01, 0.01]</w:t>
+            </w:r>
+          </w:p>
+        </w:tc>
+        <w:tc>
+          <w:tcPr>
+            <w:tcW w:w="1437" w:type="dxa"/>
+            <w:tcBorders>
+              <w:top w:val="none" w:sz="0" w:space="0" w:color="000000"/>
+              <w:left w:val="none" w:sz="0" w:space="0" w:color="000000"/>
+              <w:bottom w:val="single" w:sz="12" w:space="0" w:color="666666"/>
+              <w:right w:val="none" w:sz="0" w:space="0" w:color="000000"/>
+            </w:tcBorders>
+            <w:shd w:val="clear" w:color="auto" w:fill="FFFFFF"/>
+            <w:tcMar>
+              <w:top w:w="0" w:type="dxa"/>
+              <w:left w:w="0" w:type="dxa"/>
+              <w:bottom w:w="0" w:type="dxa"/>
+              <w:right w:w="0" w:type="dxa"/>
+            </w:tcMar>
+            <w:vAlign w:val="center"/>
+          </w:tcPr>
+          <w:p>
+            <w:pPr>
+              <w:pBdr>
+                <w:top w:val="none" w:sz="0" w:space="0" w:color="000000"/>
+                <w:left w:val="none" w:sz="0" w:space="0" w:color="000000"/>
+                <w:bottom w:val="none" w:sz="0" w:space="0" w:color="000000"/>
+                <w:right w:val="none" w:sz="0" w:space="0" w:color="000000"/>
+              </w:pBdr>
+              <w:spacing w:before="100" w:after="100"/>
+              <w:ind w:left="100" w:right="100"/>
+              <w:jc w:val="center"/>
+              <w:rPr>
+                <w:rFonts w:ascii="Times New Roman" w:eastAsia="Times New Roman" w:hAnsi="Times New Roman" w:cs="Times New Roman"/>
+                <w:color w:val="000000"/>
+                <w:sz w:val="22"/>
+                <w:szCs w:val="22"/>
+              </w:rPr>
+            </w:pPr>
+            <w:r>
+              <w:rPr>
+                <w:rFonts w:ascii="Times New Roman" w:eastAsia="Times New Roman" w:hAnsi="Times New Roman" w:cs="Times New Roman"/>
+                <w:color w:val="000000"/>
+                <w:sz w:val="22"/>
+                <w:szCs w:val="22"/>
+              </w:rPr>
+              <w:t>0.10</w:t>
+            </w:r>
+          </w:p>
+        </w:tc>
+        <w:tc>
+          <w:tcPr>
+            <w:tcW w:w="826" w:type="dxa"/>
+            <w:tcBorders>
+              <w:top w:val="none" w:sz="0" w:space="0" w:color="000000"/>
+              <w:left w:val="none" w:sz="0" w:space="0" w:color="000000"/>
+              <w:bottom w:val="single" w:sz="12" w:space="0" w:color="666666"/>
+              <w:right w:val="none" w:sz="0" w:space="0" w:color="000000"/>
+            </w:tcBorders>
+            <w:shd w:val="clear" w:color="auto" w:fill="FFFFFF"/>
+            <w:tcMar>
+              <w:top w:w="0" w:type="dxa"/>
+              <w:left w:w="0" w:type="dxa"/>
+              <w:bottom w:w="0" w:type="dxa"/>
+              <w:right w:w="0" w:type="dxa"/>
+            </w:tcMar>
+            <w:vAlign w:val="center"/>
+          </w:tcPr>
+          <w:p>
+            <w:pPr>
+              <w:pBdr>
+                <w:top w:val="none" w:sz="0" w:space="0" w:color="000000"/>
+                <w:left w:val="none" w:sz="0" w:space="0" w:color="000000"/>
+                <w:bottom w:val="none" w:sz="0" w:space="0" w:color="000000"/>
+                <w:right w:val="none" w:sz="0" w:space="0" w:color="000000"/>
+              </w:pBdr>
+              <w:spacing w:before="100" w:after="100"/>
+              <w:ind w:left="100" w:right="100"/>
+              <w:jc w:val="center"/>
+              <w:rPr>
+                <w:rFonts w:ascii="Times New Roman" w:eastAsia="Times New Roman" w:hAnsi="Times New Roman" w:cs="Times New Roman"/>
+                <w:color w:val="000000"/>
+                <w:sz w:val="22"/>
+                <w:szCs w:val="22"/>
+              </w:rPr>
+            </w:pPr>
+            <w:r>
+              <w:rPr>
+                <w:rFonts w:ascii="Times New Roman" w:eastAsia="Times New Roman" w:hAnsi="Times New Roman" w:cs="Times New Roman"/>
+                <w:color w:val="000000"/>
+                <w:sz w:val="22"/>
+                <w:szCs w:val="22"/>
+              </w:rPr>
+              <w:t>1</w:t>
+            </w:r>
+          </w:p>
+        </w:tc>
+        <w:tc>
+          <w:tcPr>
+            <w:tcW w:w="1181" w:type="dxa"/>
+            <w:tcBorders>
+              <w:top w:val="none" w:sz="0" w:space="0" w:color="000000"/>
+              <w:left w:val="none" w:sz="0" w:space="0" w:color="000000"/>
+              <w:bottom w:val="single" w:sz="12" w:space="0" w:color="666666"/>
+              <w:right w:val="none" w:sz="0" w:space="0" w:color="000000"/>
+            </w:tcBorders>
+            <w:shd w:val="clear" w:color="auto" w:fill="FFFFFF"/>
+            <w:tcMar>
+              <w:top w:w="0" w:type="dxa"/>
+              <w:left w:w="0" w:type="dxa"/>
+              <w:bottom w:w="0" w:type="dxa"/>
+              <w:right w:w="0" w:type="dxa"/>
+            </w:tcMar>
+            <w:vAlign w:val="center"/>
+          </w:tcPr>
+          <w:p>
+            <w:pPr>
+              <w:pBdr>
+                <w:top w:val="none" w:sz="0" w:space="0" w:color="000000"/>
+                <w:left w:val="none" w:sz="0" w:space="0" w:color="000000"/>
+                <w:bottom w:val="none" w:sz="0" w:space="0" w:color="000000"/>
+                <w:right w:val="none" w:sz="0" w:space="0" w:color="000000"/>
+              </w:pBdr>
+              <w:spacing w:before="100" w:after="100"/>
+              <w:ind w:left="100" w:right="100"/>
+              <w:jc w:val="center"/>
+              <w:rPr>
+                <w:rFonts w:ascii="Times New Roman" w:eastAsia="Times New Roman" w:hAnsi="Times New Roman" w:cs="Times New Roman"/>
+                <w:color w:val="000000"/>
+                <w:sz w:val="22"/>
+                <w:szCs w:val="22"/>
+              </w:rPr>
+            </w:pPr>
+            <w:r>
+              <w:rPr>
+                <w:rFonts w:ascii="Times New Roman" w:eastAsia="Times New Roman" w:hAnsi="Times New Roman" w:cs="Times New Roman"/>
+                <w:color w:val="000000"/>
+                <w:sz w:val="22"/>
+                <w:szCs w:val="22"/>
+              </w:rPr>
+              <w:t>1,358.50</w:t>
+            </w:r>
+          </w:p>
+        </w:tc>
+      </w:tr>
+    </w:tbl>
+    <w:p>
+      <w:pPr>
+        <w:pStyle w:val="BodyText"/>
+      </w:pPr>
+      <w:r>
+        <w:t xml:space="preserve">The Bayesian model largely corroborated the descriptive results for reaction time. Figure 7 visualized the posterior distribution of the Bayesian model while Table 3 provides additional details regarding the posterior shape and fit. The intercept term of this model (-0.23) corresponds to the log reaction time of a two-way cognate of average frequency by a participant with average proficiency. This value corresponds to 794.53 milliseconds. The non-cognate model term is 0.08 [0.04, 0.12] and indicates a slow down relative to two-way cognates of about 288.75 </w:t>
+      </w:r>
+      <w:r>
+        <w:lastRenderedPageBreak/>
+        <w:t xml:space="preserve">milliseconds. Three-way cognates were predicted to be processed slightly faster that two-way cognates (-0.02 [-0.07, 0.02]), but had both positive and negative plausible estimates in the posterior distribution, as well as a relatively low pd (0.83) and % in the ROPE. Lexical frequency was a strong predictor of reaction time. Like with accuracy, the model term represents the change in reaction time for a one standard deviation increase in frequency and in this case predicts faster reactions (-0.07 [-0.08, -0.05]) in more frequent words corresponding to </w:t>
+      </w:r>
+      <w:r>
+        <w:rPr>
+          <w:rStyle w:val="VerbatimChar"/>
+        </w:rPr>
+        <w:t>round2(abs(exp(rt_table$Median[1])*1000 - exp(rt_table$Median[4])*1000))</w:t>
+      </w:r>
+      <w:r>
+        <w:t xml:space="preserve"> milliseconds. Finally, the adapted LexTALE score (proficiency) was associated with a slight speedup in processing, but this difference did not fall completely outside the ROPE (-0.03 [-0.09, 0.02]), rendering the effect inconclusive. Taken together, the results of the model point to a general cognate effect that is not explained by proficiency and with lexical frequency held constant. Importantly, the model does not support a cumulative effect in lexical decisions.</w:t>
+      </w:r>
+    </w:p>
+    <w:p>
+      <w:pPr>
         <w:pStyle w:val="Heading1"/>
       </w:pPr>
-      <w:bookmarkStart w:id="27" w:name="discussion"/>
+      <w:bookmarkStart w:id="28" w:name="discussion"/>
       <w:bookmarkEnd w:id="16"/>
       <w:bookmarkEnd w:id="23"/>
       <w:r>
@@ -5181,7 +7532,7 @@
       <w:pPr>
         <w:pStyle w:val="Heading2"/>
       </w:pPr>
-      <w:bookmarkStart w:id="28" w:name="cognate-effects-in-l3-lexical-processing"/>
+      <w:bookmarkStart w:id="29" w:name="cognate-effects-in-l3-lexical-processing"/>
       <w:r>
         <w:t>Cognate Effects in L3 Lexical Processing</w:t>
       </w:r>
@@ -5242,8 +7593,8 @@
       <w:pPr>
         <w:pStyle w:val="Heading2"/>
       </w:pPr>
-      <w:bookmarkStart w:id="29" w:name="the-role-of-l2-and-l3-proficiency"/>
-      <w:bookmarkEnd w:id="28"/>
+      <w:bookmarkStart w:id="30" w:name="the-role-of-l2-and-l3-proficiency"/>
+      <w:bookmarkEnd w:id="29"/>
       <w:r>
         <w:t>The Role of L2 and L3 Proficiency</w:t>
       </w:r>
@@ -5280,9 +7631,9 @@
       <w:pPr>
         <w:pStyle w:val="Heading1"/>
       </w:pPr>
-      <w:bookmarkStart w:id="30" w:name="conclusion"/>
-      <w:bookmarkEnd w:id="27"/>
-      <w:bookmarkEnd w:id="29"/>
+      <w:bookmarkStart w:id="31" w:name="conclusion"/>
+      <w:bookmarkEnd w:id="28"/>
+      <w:bookmarkEnd w:id="30"/>
       <w:r>
         <w:t>Conclusion</w:t>
       </w:r>
@@ -5304,8 +7655,8 @@
       <w:pPr>
         <w:pStyle w:val="Heading1"/>
       </w:pPr>
-      <w:bookmarkStart w:id="31" w:name="X421aa8c25e75d5bda444d1508fbcc66cb0dedf6"/>
-      <w:bookmarkEnd w:id="30"/>
+      <w:bookmarkStart w:id="32" w:name="X421aa8c25e75d5bda444d1508fbcc66cb0dedf6"/>
+      <w:bookmarkEnd w:id="31"/>
       <w:r>
         <w:lastRenderedPageBreak/>
         <w:t>Appendix A: Stimulus List of the Lexical Decision Task</w:t>
@@ -5315,10 +7666,10 @@
       <w:pPr>
         <w:pStyle w:val="TableCaption"/>
       </w:pPr>
-      <w:bookmarkStart w:id="32" w:name="tab:stim-table-appendix"/>
-      <w:bookmarkEnd w:id="32"/>
-      <w:r>
-        <w:t>Table 3: Stimulus List</w:t>
+      <w:bookmarkStart w:id="33" w:name="tab:stim-table-appendix"/>
+      <w:bookmarkEnd w:id="33"/>
+      <w:r>
+        <w:t>Table 4: Stimulus List</w:t>
       </w:r>
     </w:p>
     <w:tbl>
@@ -5326,7 +7677,7 @@
         <w:tblStyle w:val="Table"/>
         <w:tblW w:w="0" w:type="auto"/>
         <w:tblLook w:val="0020" w:firstRow="1" w:lastRow="0" w:firstColumn="0" w:lastColumn="0" w:noHBand="0" w:noVBand="0"/>
-        <w:tblCaption w:val="Table 3: Stimulus List"/>
+        <w:tblCaption w:val="Table 4: Stimulus List"/>
       </w:tblPr>
       <w:tblGrid>
         <w:gridCol w:w="1176"/>
@@ -10976,8 +13327,8 @@
       <w:pPr>
         <w:pStyle w:val="Heading1"/>
       </w:pPr>
-      <w:bookmarkStart w:id="33" w:name="references"/>
-      <w:bookmarkEnd w:id="31"/>
+      <w:bookmarkStart w:id="34" w:name="references"/>
+      <w:bookmarkEnd w:id="32"/>
       <w:r>
         <w:lastRenderedPageBreak/>
         <w:t>References</w:t>
@@ -10987,8 +13338,8 @@
       <w:pPr>
         <w:pStyle w:val="Bibliography"/>
       </w:pPr>
-      <w:bookmarkStart w:id="34" w:name="ref-aguinaga_echeverria_2017"/>
-      <w:bookmarkStart w:id="35" w:name="refs"/>
+      <w:bookmarkStart w:id="35" w:name="ref-aguinaga_echeverria_2017"/>
+      <w:bookmarkStart w:id="36" w:name="refs"/>
       <w:r>
         <w:t xml:space="preserve">Aguinaga Echeverría, S. (2017). All Cognates are not Created Equal: Variation in Cognate Recognition and Applications for Second Language Acquisition. </w:t>
       </w:r>
@@ -11025,8 +13376,8 @@
       <w:pPr>
         <w:pStyle w:val="Bibliography"/>
       </w:pPr>
-      <w:bookmarkStart w:id="36" w:name="ref-amengual_2012"/>
-      <w:bookmarkEnd w:id="34"/>
+      <w:bookmarkStart w:id="37" w:name="ref-amengual_2012"/>
+      <w:bookmarkEnd w:id="35"/>
       <w:r>
         <w:t xml:space="preserve">Amengual, M. (2012). Interlingual influence in bilingual speech: Cognate status effect in a continuum of bilingualism. </w:t>
       </w:r>
@@ -11063,8 +13414,8 @@
       <w:pPr>
         <w:pStyle w:val="Bibliography"/>
       </w:pPr>
-      <w:bookmarkStart w:id="37" w:name="ref-arana_etal_2022"/>
-      <w:bookmarkEnd w:id="36"/>
+      <w:bookmarkStart w:id="38" w:name="ref-arana_etal_2022"/>
+      <w:bookmarkEnd w:id="37"/>
       <w:r>
         <w:t xml:space="preserve">Arana, S. L., Oliveira, H. M., Fernandes, A. I., Soares, A. P., &amp; Comesaña, M. (2022). The cognate facilitation effect depends on the presence of identical cognates. </w:t>
       </w:r>
@@ -11101,8 +13452,8 @@
       <w:pPr>
         <w:pStyle w:val="Bibliography"/>
       </w:pPr>
-      <w:bookmarkStart w:id="38" w:name="ref-bardel_falk_2007"/>
-      <w:bookmarkEnd w:id="37"/>
+      <w:bookmarkStart w:id="39" w:name="ref-bardel_falk_2007"/>
+      <w:bookmarkEnd w:id="38"/>
       <w:r>
         <w:t xml:space="preserve">Bardel, C., &amp; Falk, Y. (2007). The role of the second language in third language acquisition: The case of Germanic syntax. </w:t>
       </w:r>
@@ -11139,8 +13490,8 @@
       <w:pPr>
         <w:pStyle w:val="Bibliography"/>
       </w:pPr>
-      <w:bookmarkStart w:id="39" w:name="ref-bardel_falk_2012"/>
-      <w:bookmarkEnd w:id="38"/>
+      <w:bookmarkStart w:id="40" w:name="ref-bardel_falk_2012"/>
+      <w:bookmarkEnd w:id="39"/>
       <w:r>
         <w:t>Bardel, C., &amp; Falk, Y. (2012). The L2 status factor and the declarative/procedural distinction. In (pp. 61–78). http://doi.org/</w:t>
       </w:r>
@@ -11157,8 +13508,8 @@
       <w:pPr>
         <w:pStyle w:val="Bibliography"/>
       </w:pPr>
-      <w:bookmarkStart w:id="40" w:name="ref-bartolotti_marian_2017"/>
-      <w:bookmarkEnd w:id="39"/>
+      <w:bookmarkStart w:id="41" w:name="ref-bartolotti_marian_2017"/>
+      <w:bookmarkEnd w:id="40"/>
       <w:r>
         <w:t xml:space="preserve">Bartolotti, J., &amp; Marian, V. (2017). Bilinguals’ Existing Languages Benefit Vocabulary Learning in a Third Language. </w:t>
       </w:r>
@@ -11195,8 +13546,8 @@
       <w:pPr>
         <w:pStyle w:val="Bibliography"/>
       </w:pPr>
-      <w:bookmarkStart w:id="41" w:name="ref-burkner2017brms"/>
-      <w:bookmarkEnd w:id="40"/>
+      <w:bookmarkStart w:id="42" w:name="ref-burkner2017brms"/>
+      <w:bookmarkEnd w:id="41"/>
       <w:r>
         <w:t xml:space="preserve">Bürkner, P.-C. (2017). Brms: An r package for bayesian multilevel models using stan. </w:t>
       </w:r>
@@ -11225,8 +13576,8 @@
       <w:pPr>
         <w:pStyle w:val="Bibliography"/>
       </w:pPr>
-      <w:bookmarkStart w:id="42" w:name="ref-carrasco-ortiz_etal_2021"/>
-      <w:bookmarkEnd w:id="41"/>
+      <w:bookmarkStart w:id="43" w:name="ref-carrasco-ortiz_etal_2021"/>
+      <w:bookmarkEnd w:id="42"/>
       <w:r>
         <w:t xml:space="preserve">Carrasco-Ortiz, H., Amengual, M., &amp; Gries, S. T. (2021). Cross-language effects of phonological and orthographic similarity in cognate word recognition: The role of language dominance. </w:t>
       </w:r>
@@ -11263,8 +13614,8 @@
       <w:pPr>
         <w:pStyle w:val="Bibliography"/>
       </w:pPr>
-      <w:bookmarkStart w:id="43" w:name="ref-comesana_etal_2015"/>
-      <w:bookmarkEnd w:id="42"/>
+      <w:bookmarkStart w:id="44" w:name="ref-comesana_etal_2015"/>
+      <w:bookmarkEnd w:id="43"/>
       <w:r>
         <w:t xml:space="preserve">Comesaña, M., Ferré, P., Romero, J., Guasch, M., Soares, A. P., &amp; García-Chico, T. (2015). Facilitative effect of cognate words vanishes when reducing the orthographic overlap: The role of stimuli list composition. </w:t>
       </w:r>
@@ -11301,8 +13652,8 @@
       <w:pPr>
         <w:pStyle w:val="Bibliography"/>
       </w:pPr>
-      <w:bookmarkStart w:id="44" w:name="ref-cop_etal_2015"/>
-      <w:bookmarkEnd w:id="43"/>
+      <w:bookmarkStart w:id="45" w:name="ref-cop_etal_2015"/>
+      <w:bookmarkEnd w:id="44"/>
       <w:r>
         <w:t xml:space="preserve">Cop, U., Drieghe, D., &amp; Duyck, W. (2015). Eye Movement Patterns in Natural Reading: A Comparison of Monolingual and Bilingual Reading of a Novel. </w:t>
       </w:r>
@@ -11339,8 +13690,8 @@
       <w:pPr>
         <w:pStyle w:val="Bibliography"/>
       </w:pPr>
-      <w:bookmarkStart w:id="45" w:name="ref-cornut_etal_2022"/>
-      <w:bookmarkEnd w:id="44"/>
+      <w:bookmarkStart w:id="46" w:name="ref-cornut_etal_2022"/>
+      <w:bookmarkEnd w:id="45"/>
       <w:r>
         <w:t xml:space="preserve">Cornut, C., Mahé, G., &amp; Casalis, S. (2022). L2 word recognition in French–English late bilinguals: Does modality matter? </w:t>
       </w:r>
@@ -11377,8 +13728,8 @@
       <w:pPr>
         <w:pStyle w:val="Bibliography"/>
       </w:pPr>
-      <w:bookmarkStart w:id="46" w:name="ref-costa_etal_2023"/>
-      <w:bookmarkEnd w:id="45"/>
+      <w:bookmarkStart w:id="47" w:name="ref-costa_etal_2023"/>
+      <w:bookmarkEnd w:id="46"/>
       <w:r>
         <w:t xml:space="preserve">Costa, A. S., Comesaña, M., &amp; Soares, A. P. (2023). PHOR-in-One: A multilingual lexical database with PHonological, ORthographic and PHonographic word similarity estimates in four languages. </w:t>
       </w:r>
@@ -11415,8 +13766,8 @@
       <w:pPr>
         <w:pStyle w:val="Bibliography"/>
       </w:pPr>
-      <w:bookmarkStart w:id="47" w:name="ref-costa_etal_2000"/>
-      <w:bookmarkEnd w:id="46"/>
+      <w:bookmarkStart w:id="48" w:name="ref-costa_etal_2000"/>
+      <w:bookmarkEnd w:id="47"/>
       <w:r>
         <w:lastRenderedPageBreak/>
         <w:t>Costa, A., Caramazza, A., &amp; Sebastian-Galles, N. (2000). The Cognate Facilitation Effect: Implications for Models of Lexical Access.</w:t>
@@ -11426,8 +13777,8 @@
       <w:pPr>
         <w:pStyle w:val="Bibliography"/>
       </w:pPr>
-      <w:bookmarkStart w:id="48" w:name="ref-cuetos_etal_2011"/>
-      <w:bookmarkEnd w:id="47"/>
+      <w:bookmarkStart w:id="49" w:name="ref-cuetos_etal_2011"/>
+      <w:bookmarkEnd w:id="48"/>
       <w:r>
         <w:t xml:space="preserve">Cuetos, F., Glez-Nosti, M., Barbón, A., &amp; Brysbaert, M. (2011). SUBTLEX-ESP: Spanish word frequencies based on film subtitles. </w:t>
       </w:r>
@@ -11456,8 +13807,8 @@
       <w:pPr>
         <w:pStyle w:val="Bibliography"/>
       </w:pPr>
-      <w:bookmarkStart w:id="49" w:name="ref-de_angelis_2007"/>
-      <w:bookmarkEnd w:id="48"/>
+      <w:bookmarkStart w:id="50" w:name="ref-de_angelis_2007"/>
+      <w:bookmarkEnd w:id="49"/>
       <w:r>
         <w:t xml:space="preserve">De Angelis, G. (2007). </w:t>
       </w:r>
@@ -11484,8 +13835,8 @@
       <w:pPr>
         <w:pStyle w:val="Bibliography"/>
       </w:pPr>
-      <w:bookmarkStart w:id="50" w:name="ref-dijkstra_etal_2010"/>
-      <w:bookmarkEnd w:id="49"/>
+      <w:bookmarkStart w:id="51" w:name="ref-dijkstra_etal_2010"/>
+      <w:bookmarkEnd w:id="50"/>
       <w:r>
         <w:t xml:space="preserve">Dijkstra, T., Miwa, K., Brummelhuis, B., Sappelli, M., &amp; Baayen, H. (2010). How cross-language similarity and task demands affect cognate recognition. </w:t>
       </w:r>
@@ -11522,8 +13873,8 @@
       <w:pPr>
         <w:pStyle w:val="Bibliography"/>
       </w:pPr>
-      <w:bookmarkStart w:id="51" w:name="ref-dijkstra_vanheuven_2002"/>
-      <w:bookmarkEnd w:id="50"/>
+      <w:bookmarkStart w:id="52" w:name="ref-dijkstra_vanheuven_2002"/>
+      <w:bookmarkEnd w:id="51"/>
       <w:r>
         <w:t xml:space="preserve">Dijkstra, T., &amp; Van Heuven, W. J. B. (2002). The architecture of the bilingual word recognition system: From identification to decision. </w:t>
       </w:r>
@@ -11560,8 +13911,8 @@
       <w:pPr>
         <w:pStyle w:val="Bibliography"/>
       </w:pPr>
-      <w:bookmarkStart w:id="52" w:name="ref-Dijkstra_etal_2018"/>
-      <w:bookmarkEnd w:id="51"/>
+      <w:bookmarkStart w:id="53" w:name="ref-Dijkstra_etal_2018"/>
+      <w:bookmarkEnd w:id="52"/>
       <w:r>
         <w:t xml:space="preserve">Dijkstra, T., Wahl, A., Buytenhuijs, F., Van Halem, N., Al-Jibouri, Z., De Korte, M., &amp; Rekké, S. (2018). Multilink: A computational model for bilingual word recognition and word translation. </w:t>
       </w:r>
@@ -11590,8 +13941,8 @@
       <w:pPr>
         <w:pStyle w:val="Bibliography"/>
       </w:pPr>
-      <w:bookmarkStart w:id="53" w:name="ref-ecke_2015"/>
-      <w:bookmarkEnd w:id="52"/>
+      <w:bookmarkStart w:id="54" w:name="ref-ecke_2015"/>
+      <w:bookmarkEnd w:id="53"/>
       <w:r>
         <w:t xml:space="preserve">Ecke, P. (2015). Parasitic vocabulary acquisition, cross-linguistic influence, and lexical retrieval in multilinguals. </w:t>
       </w:r>
@@ -11628,8 +13979,8 @@
       <w:pPr>
         <w:pStyle w:val="Bibliography"/>
       </w:pPr>
-      <w:bookmarkStart w:id="54" w:name="ref-ellis_beaton_1993"/>
-      <w:bookmarkEnd w:id="53"/>
+      <w:bookmarkStart w:id="55" w:name="ref-ellis_beaton_1993"/>
+      <w:bookmarkEnd w:id="54"/>
       <w:r>
         <w:t xml:space="preserve">Ellis, N., &amp; Beaton, A. (1993). Factors affecting the learning of foreign language vocabulary: Imagery keyword mediators and phonological short-term memory. </w:t>
       </w:r>
@@ -11666,8 +14017,8 @@
       <w:pPr>
         <w:pStyle w:val="Bibliography"/>
       </w:pPr>
-      <w:bookmarkStart w:id="55" w:name="ref-engemann_rodetzky_2024"/>
-      <w:bookmarkEnd w:id="54"/>
+      <w:bookmarkStart w:id="56" w:name="ref-engemann_rodetzky_2024"/>
+      <w:bookmarkEnd w:id="55"/>
       <w:r>
         <w:t xml:space="preserve">Engemann, H., &amp; Radetzky, S. (2024). Cognate Facilitation in Child Third Language Learners in a Multilingual Setting. </w:t>
       </w:r>
@@ -11704,8 +14055,8 @@
       <w:pPr>
         <w:pStyle w:val="Bibliography"/>
       </w:pPr>
-      <w:bookmarkStart w:id="56" w:name="ref-forys-nogala_etal_2026"/>
-      <w:bookmarkEnd w:id="55"/>
+      <w:bookmarkStart w:id="57" w:name="ref-forys-nogala_etal_2026"/>
+      <w:bookmarkEnd w:id="56"/>
       <w:r>
         <w:t xml:space="preserve">Foryś-Nogala, M., Silva, B., Ambroziak, A., Broniś, O., Janczarska, A., Jastrzębski, B., &amp; Otwinowska, A. (2026). Cumulative L1–L2–L3 lexical similarity versus L2–L3 lexical similarity: What impacts learners’ L3 word knowledge and L3 word processing more? </w:t>
       </w:r>
@@ -11742,8 +14093,8 @@
       <w:pPr>
         <w:pStyle w:val="Bibliography"/>
       </w:pPr>
-      <w:bookmarkStart w:id="57" w:name="ref-frances_etal_2021"/>
-      <w:bookmarkEnd w:id="56"/>
+      <w:bookmarkStart w:id="58" w:name="ref-frances_etal_2021"/>
+      <w:bookmarkEnd w:id="57"/>
       <w:r>
         <w:t xml:space="preserve">Frances, C., Navarra-Barindelli, E., &amp; Martin, C. D. (2021). Inhibitory and facilitatory effects of phonological and orthographic similarity on L2 word recognition across modalities in bilinguals. </w:t>
       </w:r>
@@ -11780,8 +14131,8 @@
       <w:pPr>
         <w:pStyle w:val="Bibliography"/>
       </w:pPr>
-      <w:bookmarkStart w:id="58" w:name="ref-frances_etal_2022"/>
-      <w:bookmarkEnd w:id="57"/>
+      <w:bookmarkStart w:id="59" w:name="ref-frances_etal_2022"/>
+      <w:bookmarkEnd w:id="58"/>
       <w:r>
         <w:t xml:space="preserve">Frances, C., Navarra-Barindelli, E., &amp; Martin, C. D. (2022). Speaker Accent Modulates the Effects of Orthographic and Phonological Similarity on Auditory Processing by Learners of English. </w:t>
       </w:r>
@@ -11818,8 +14169,8 @@
       <w:pPr>
         <w:pStyle w:val="Bibliography"/>
       </w:pPr>
-      <w:bookmarkStart w:id="59" w:name="ref-garrido-pozu_2024"/>
-      <w:bookmarkEnd w:id="58"/>
+      <w:bookmarkStart w:id="60" w:name="ref-garrido-pozu_2024"/>
+      <w:bookmarkEnd w:id="59"/>
       <w:r>
         <w:t xml:space="preserve">Garrido-Pozú, J. J. (2024). Cross-linguistic effects of form overlap in aural recognition of Spanish–English cognates. </w:t>
       </w:r>
@@ -11856,8 +14207,8 @@
       <w:pPr>
         <w:pStyle w:val="Bibliography"/>
       </w:pPr>
-      <w:bookmarkStart w:id="60" w:name="ref-van_hell_degroot_2008"/>
-      <w:bookmarkEnd w:id="59"/>
+      <w:bookmarkStart w:id="61" w:name="ref-van_hell_degroot_2008"/>
+      <w:bookmarkEnd w:id="60"/>
       <w:r>
         <w:lastRenderedPageBreak/>
         <w:t xml:space="preserve">Hell, J. G. van, &amp; Groot, A. M. B. de. (2008). Sentence context modulates visual word recognition and translation in bilinguals. </w:t>
@@ -11895,8 +14246,8 @@
       <w:pPr>
         <w:pStyle w:val="Bibliography"/>
       </w:pPr>
-      <w:bookmarkStart w:id="61" w:name="ref-izura_etal_2014"/>
-      <w:bookmarkEnd w:id="60"/>
+      <w:bookmarkStart w:id="62" w:name="ref-izura_etal_2014"/>
+      <w:bookmarkEnd w:id="61"/>
       <w:r>
         <w:t xml:space="preserve">Izura, C., Cuetos, F., &amp; Brysbaert, M. (2014). Lextale-Esp: A test to rapidly and efficiently assess the Spanish vocabulary size. </w:t>
       </w:r>
@@ -11925,8 +14276,8 @@
       <w:pPr>
         <w:pStyle w:val="Bibliography"/>
       </w:pPr>
-      <w:bookmarkStart w:id="62" w:name="ref-Kellerman_1983"/>
-      <w:bookmarkEnd w:id="61"/>
+      <w:bookmarkStart w:id="63" w:name="ref-Kellerman_1983"/>
+      <w:bookmarkEnd w:id="62"/>
       <w:r>
         <w:t xml:space="preserve">Kellerman, E. (1983). Now you see it, now you don’t. In S. M. Gass &amp; L. Selinker (Eds.), </w:t>
       </w:r>
@@ -11945,8 +14296,8 @@
       <w:pPr>
         <w:pStyle w:val="Bibliography"/>
       </w:pPr>
-      <w:bookmarkStart w:id="63" w:name="ref-kruschke2018rejecting"/>
-      <w:bookmarkEnd w:id="62"/>
+      <w:bookmarkStart w:id="64" w:name="ref-kruschke2018rejecting"/>
+      <w:bookmarkEnd w:id="63"/>
       <w:r>
         <w:t xml:space="preserve">Kruschke, J. K. (2018). Rejecting or accepting parameter values in bayesian estimation. </w:t>
       </w:r>
@@ -11975,8 +14326,8 @@
       <w:pPr>
         <w:pStyle w:val="Bibliography"/>
       </w:pPr>
-      <w:bookmarkStart w:id="64" w:name="ref-lemhofer_broersma_2012"/>
-      <w:bookmarkEnd w:id="63"/>
+      <w:bookmarkStart w:id="65" w:name="ref-lemhofer_broersma_2012"/>
+      <w:bookmarkEnd w:id="64"/>
       <w:r>
         <w:t xml:space="preserve">Lemhöfer, K., &amp; Broersma, M. (2012). Introducing LexTALE: A quick and valid Lexical Test for Advanced Learners of English. </w:t>
       </w:r>
@@ -12013,8 +14364,8 @@
       <w:pPr>
         <w:pStyle w:val="Bibliography"/>
       </w:pPr>
-      <w:bookmarkStart w:id="65" w:name="ref-lemhoefer_etal_2004"/>
-      <w:bookmarkEnd w:id="64"/>
+      <w:bookmarkStart w:id="66" w:name="ref-lemhoefer_etal_2004"/>
+      <w:bookmarkEnd w:id="65"/>
       <w:r>
         <w:t xml:space="preserve">Lemhöfer, K., Dijkstra, T., &amp; Michel, M. (2004). Three languages, one ECHO: Cognate effects in trilingual word recognition. </w:t>
       </w:r>
@@ -12051,8 +14402,8 @@
       <w:pPr>
         <w:pStyle w:val="Bibliography"/>
       </w:pPr>
-      <w:bookmarkStart w:id="66" w:name="ref-lijewska_2023"/>
-      <w:bookmarkEnd w:id="65"/>
+      <w:bookmarkStart w:id="67" w:name="ref-lijewska_2023"/>
+      <w:bookmarkEnd w:id="66"/>
       <w:r>
         <w:t xml:space="preserve">Lijewska, A. (2023). The influence of semantic bias on triple non-identical cognates during reading: Evidence from trilinguals’ eye movements. </w:t>
       </w:r>
@@ -12089,8 +14440,8 @@
       <w:pPr>
         <w:pStyle w:val="Bibliography"/>
       </w:pPr>
-      <w:bookmarkStart w:id="67" w:name="ref-lijewska_delouw_2025"/>
-      <w:bookmarkEnd w:id="66"/>
+      <w:bookmarkStart w:id="68" w:name="ref-lijewska_delouw_2025"/>
+      <w:bookmarkEnd w:id="67"/>
       <w:r>
         <w:t xml:space="preserve">Lijewska, A., &amp; Louw, R. de. (2025). Facilitation for non-identical cognates in L3. </w:t>
       </w:r>
@@ -12127,8 +14478,8 @@
       <w:pPr>
         <w:pStyle w:val="Bibliography"/>
       </w:pPr>
-      <w:bookmarkStart w:id="68" w:name="ref-lotto_degroot_1998"/>
-      <w:bookmarkEnd w:id="67"/>
+      <w:bookmarkStart w:id="69" w:name="ref-lotto_degroot_1998"/>
+      <w:bookmarkEnd w:id="68"/>
       <w:r>
         <w:t xml:space="preserve">Lotto, L., &amp; Groot, A. M. B. de. (1998). Effects of learning method and word type on acquiring vocabulary in an unfamiliar language. </w:t>
       </w:r>
@@ -12165,8 +14516,8 @@
       <w:pPr>
         <w:pStyle w:val="Bibliography"/>
       </w:pPr>
-      <w:bookmarkStart w:id="69" w:name="ref-makowski2019indices"/>
-      <w:bookmarkEnd w:id="68"/>
+      <w:bookmarkStart w:id="70" w:name="ref-makowski2019indices"/>
+      <w:bookmarkEnd w:id="69"/>
       <w:r>
         <w:t xml:space="preserve">Makowski, D., Ben-Shachar, M. S., Chen, S. A., &amp; Lüdecke, D. (2019). Indices of effect existence and significance in the bayesian framework. </w:t>
       </w:r>
@@ -12195,8 +14546,8 @@
       <w:pPr>
         <w:pStyle w:val="Bibliography"/>
       </w:pPr>
-      <w:bookmarkStart w:id="70" w:name="ref-marian2007language"/>
-      <w:bookmarkEnd w:id="69"/>
+      <w:bookmarkStart w:id="71" w:name="ref-marian2007language"/>
+      <w:bookmarkEnd w:id="70"/>
       <w:r>
         <w:t xml:space="preserve">Marian, V., Blumenfeld, H. K., &amp; Kaushanskaya, M. (2007). The language experience and proficiency questionnaire (LEAP-q): Assessing language profiles in bilinguals and multilinguals. </w:t>
       </w:r>
@@ -12215,8 +14566,8 @@
       <w:pPr>
         <w:pStyle w:val="Bibliography"/>
       </w:pPr>
-      <w:bookmarkStart w:id="71" w:name="ref-muntendam_etal_2022"/>
-      <w:bookmarkEnd w:id="70"/>
+      <w:bookmarkStart w:id="72" w:name="ref-muntendam_etal_2022"/>
+      <w:bookmarkEnd w:id="71"/>
       <w:r>
         <w:t xml:space="preserve">Muntendam, A., Rijswijk, R., Severijnen, G., &amp; Dijkstra, T. (2022). The role of stress position in bilingual auditory word recognition: Cognate processing in Turkish and Dutch. </w:t>
       </w:r>
@@ -12253,8 +14604,8 @@
       <w:pPr>
         <w:pStyle w:val="Bibliography"/>
       </w:pPr>
-      <w:bookmarkStart w:id="72" w:name="ref-new_etal_2024"/>
-      <w:bookmarkEnd w:id="71"/>
+      <w:bookmarkStart w:id="73" w:name="ref-new_etal_2024"/>
+      <w:bookmarkEnd w:id="72"/>
       <w:r>
         <w:t xml:space="preserve">New, B., Bourgin, J., Barra, J., &amp; Pallier, C. (2024). UniPseudo: A universal pseudoword generator. </w:t>
       </w:r>
@@ -12291,8 +14642,8 @@
       <w:pPr>
         <w:pStyle w:val="Bibliography"/>
       </w:pPr>
-      <w:bookmarkStart w:id="73" w:name="ref-otwinowska_szewczyk_2019"/>
-      <w:bookmarkEnd w:id="72"/>
+      <w:bookmarkStart w:id="74" w:name="ref-otwinowska_szewczyk_2019"/>
+      <w:bookmarkEnd w:id="73"/>
       <w:r>
         <w:lastRenderedPageBreak/>
         <w:t xml:space="preserve">Otwinowska, A., &amp; Szewczyk, J. M. (2019). The more similar the better? Factors in learning cognates, false cognates and non-cognate words. </w:t>
@@ -12330,8 +14681,8 @@
       <w:pPr>
         <w:pStyle w:val="Bibliography"/>
       </w:pPr>
-      <w:bookmarkStart w:id="74" w:name="ref-peeters_etal_2013"/>
-      <w:bookmarkEnd w:id="73"/>
+      <w:bookmarkStart w:id="75" w:name="ref-peeters_etal_2013"/>
+      <w:bookmarkEnd w:id="74"/>
       <w:r>
         <w:t xml:space="preserve">Peeters, D., Dijkstra, T., &amp; Grainger, J. (2013). The representation and processing of identical cognates by late bilinguals: RT and ERP effects. </w:t>
       </w:r>
@@ -12368,8 +14719,8 @@
       <w:pPr>
         <w:pStyle w:val="Bibliography"/>
       </w:pPr>
-      <w:bookmarkStart w:id="75" w:name="ref-peirce_2019"/>
-      <w:bookmarkEnd w:id="74"/>
+      <w:bookmarkStart w:id="76" w:name="ref-peirce_2019"/>
+      <w:bookmarkEnd w:id="75"/>
       <w:r>
         <w:t xml:space="preserve">Peirce, J., Gray, J. R., Simpson, S., MacAskill, M., Höchenberger, R., Sogo, H., … Lindeløv, J. K. (2019). PsychoPy2: Experiments in behavior made easy. </w:t>
       </w:r>
@@ -12406,8 +14757,8 @@
       <w:pPr>
         <w:pStyle w:val="Bibliography"/>
       </w:pPr>
-      <w:bookmarkStart w:id="76" w:name="ref-plonsky2014big"/>
-      <w:bookmarkEnd w:id="75"/>
+      <w:bookmarkStart w:id="77" w:name="ref-plonsky2014big"/>
+      <w:bookmarkEnd w:id="76"/>
       <w:r>
         <w:t xml:space="preserve">Plonsky, L., &amp; Oswald, F. L. (2014). How big is “big”? Interpreting effect sizes in L2 research. </w:t>
       </w:r>
@@ -12436,8 +14787,8 @@
       <w:pPr>
         <w:pStyle w:val="Bibliography"/>
       </w:pPr>
-      <w:bookmarkStart w:id="77" w:name="ref-poarch_vanhell_2014"/>
-      <w:bookmarkEnd w:id="76"/>
+      <w:bookmarkStart w:id="78" w:name="ref-poarch_vanhell_2014"/>
+      <w:bookmarkEnd w:id="77"/>
       <w:r>
         <w:t xml:space="preserve">Poarch, G. J., &amp; Hell, J. G. van. (2014). Cross-language activation in same-script and different-script trilinguals. </w:t>
       </w:r>
@@ -12474,8 +14825,8 @@
       <w:pPr>
         <w:pStyle w:val="Bibliography"/>
       </w:pPr>
-      <w:bookmarkStart w:id="78" w:name="ref-poort_rodd_2017"/>
-      <w:bookmarkEnd w:id="77"/>
+      <w:bookmarkStart w:id="79" w:name="ref-poort_rodd_2017"/>
+      <w:bookmarkEnd w:id="78"/>
       <w:r>
         <w:t xml:space="preserve">Poort, E. D., &amp; Rodd, J. M. (2017). The cognate facilitation effect in bilingual lexical decision is influenced by stimulus list composition. </w:t>
       </w:r>
@@ -12512,8 +14863,8 @@
       <w:pPr>
         <w:pStyle w:val="Bibliography"/>
       </w:pPr>
-      <w:bookmarkStart w:id="79" w:name="ref-puig-mayenco_etal_2020"/>
-      <w:bookmarkEnd w:id="78"/>
+      <w:bookmarkStart w:id="80" w:name="ref-puig-mayenco_etal_2020"/>
+      <w:bookmarkEnd w:id="79"/>
       <w:r>
         <w:t xml:space="preserve">Puig-Mayenco, E., González Alonso, J., &amp; Rothman, J. (2020). A systematic review of transfer studies in third language acquisition. </w:t>
       </w:r>
@@ -12550,8 +14901,8 @@
       <w:pPr>
         <w:pStyle w:val="Bibliography"/>
       </w:pPr>
-      <w:bookmarkStart w:id="80" w:name="ref-Rothman_2011"/>
-      <w:bookmarkEnd w:id="79"/>
+      <w:bookmarkStart w:id="81" w:name="ref-Rothman_2011"/>
+      <w:bookmarkEnd w:id="80"/>
       <w:r>
         <w:t xml:space="preserve">Rothman, J. (2011). L3 syntactic transfer selectivity and typological determinacy: The typological primacy model. </w:t>
       </w:r>
@@ -12580,8 +14931,8 @@
       <w:pPr>
         <w:pStyle w:val="Bibliography"/>
       </w:pPr>
-      <w:bookmarkStart w:id="81" w:name="ref-Rothman_2013"/>
-      <w:bookmarkEnd w:id="80"/>
+      <w:bookmarkStart w:id="82" w:name="ref-Rothman_2013"/>
+      <w:bookmarkEnd w:id="81"/>
       <w:r>
         <w:t xml:space="preserve">Rothman, J. (2013). Cognitive economy, non-redundancy and typological primacy in L3 acquisition: Evidence from initial stages of L3 romance. In S. Baauw, F. Dirjkoningen, M. Pinto, &amp; L. Meroni (Eds.), </w:t>
       </w:r>
@@ -12600,8 +14951,8 @@
       <w:pPr>
         <w:pStyle w:val="Bibliography"/>
       </w:pPr>
-      <w:bookmarkStart w:id="82" w:name="ref-Rothman_2015"/>
-      <w:bookmarkEnd w:id="81"/>
+      <w:bookmarkStart w:id="83" w:name="ref-Rothman_2015"/>
+      <w:bookmarkEnd w:id="82"/>
       <w:r>
         <w:t xml:space="preserve">Rothman, J. (2015). Linguistic and cognitive motivations for the typological primacy model (TPM) of third language (L3) transfer: Timing of acquisition and proficiency considered. </w:t>
       </w:r>
@@ -12630,8 +14981,8 @@
       <w:pPr>
         <w:pStyle w:val="Bibliography"/>
       </w:pPr>
-      <w:bookmarkStart w:id="83" w:name="ref-szubko-sitarek_2011"/>
-      <w:bookmarkEnd w:id="82"/>
+      <w:bookmarkStart w:id="84" w:name="ref-szubko-sitarek_2011"/>
+      <w:bookmarkEnd w:id="83"/>
       <w:r>
         <w:t xml:space="preserve">Szubko-Sitarek, W. (2011). Cognate facilitation effects in trilingual word recognition. </w:t>
       </w:r>
@@ -12668,8 +15019,8 @@
       <w:pPr>
         <w:pStyle w:val="Bibliography"/>
       </w:pPr>
-      <w:bookmarkStart w:id="84" w:name="ref-tiffin-richards_2024"/>
-      <w:bookmarkEnd w:id="83"/>
+      <w:bookmarkStart w:id="85" w:name="ref-tiffin-richards_2024"/>
+      <w:bookmarkEnd w:id="84"/>
       <w:r>
         <w:t xml:space="preserve">Tiffin-Richards, S. P. (2024). Cognate facilitation in bilingual reading: The influence of orthographic and phonological similarity on lexical decisions and eye-movements. </w:t>
       </w:r>
@@ -12706,8 +15057,8 @@
       <w:pPr>
         <w:pStyle w:val="Bibliography"/>
       </w:pPr>
-      <w:bookmarkStart w:id="85" w:name="ref-tonzar_etal_2009"/>
-      <w:bookmarkEnd w:id="84"/>
+      <w:bookmarkStart w:id="86" w:name="ref-tonzar_etal_2009"/>
+      <w:bookmarkEnd w:id="85"/>
       <w:r>
         <w:lastRenderedPageBreak/>
         <w:t xml:space="preserve">Tonzar, C., Lotto, L., &amp; Job, R. (2009). L2 Vocabulary Acquisition in Children: Effects of Learning Method and Cognate Status. </w:t>
@@ -12745,8 +15096,8 @@
       <w:pPr>
         <w:pStyle w:val="Bibliography"/>
       </w:pPr>
-      <w:bookmarkStart w:id="86" w:name="ref-woumans_etal_2021"/>
-      <w:bookmarkEnd w:id="85"/>
+      <w:bookmarkStart w:id="87" w:name="ref-woumans_etal_2021"/>
+      <w:bookmarkEnd w:id="86"/>
       <w:r>
         <w:t xml:space="preserve">Woumans, E., Clauws, R., &amp; Duyck, W. (2021). Hands Down: Cognate Effects Persist During Written Word Production. </w:t>
       </w:r>
@@ -12778,9 +15129,9 @@
           <w:t>10.3389/fpsyg.2021.647362</w:t>
         </w:r>
       </w:hyperlink>
-      <w:bookmarkEnd w:id="33"/>
-      <w:bookmarkEnd w:id="35"/>
-      <w:bookmarkEnd w:id="86"/>
+      <w:bookmarkEnd w:id="34"/>
+      <w:bookmarkEnd w:id="36"/>
+      <w:bookmarkEnd w:id="87"/>
     </w:p>
     <w:sectPr>
       <w:headerReference w:type="even" r:id="rId53"/>
@@ -13526,7 +15877,7 @@
   <w:num w:numId="13" w16cid:durableId="858474234">
     <w:abstractNumId w:val="9"/>
   </w:num>
-  <w:num w:numId="14" w16cid:durableId="235240089">
+  <w:num w:numId="14" w16cid:durableId="2146846675">
     <w:abstractNumId w:val="10"/>
   </w:num>
 </w:numbering>

--- a/docs/manuscript/main.docx
+++ b/docs/manuscript/main.docx
@@ -54,11 +54,51 @@
         <w:pStyle w:val="FirstParagraph"/>
       </w:pPr>
       <w:r>
-        <w:t>Introduction goes here.</w:t>
+        <w:t>It is estimated that between one-half and two-thirds of the world’s population uses two or more languages in daily life (UNESCO, 2025). Consequently, a substantial proportion of the world’s population engages in cognitive processes that differ from those of monolingual speakers. During language use, bilinguals and multilinguals must continuously regulate the activation of multiple linguistic systems, inhibiting irrelevant linguistic representations to produce and comprehend the intended language.</w:t>
       </w:r>
     </w:p>
     <w:p>
       <w:pPr>
+        <w:pStyle w:val="BodyText"/>
+      </w:pPr>
+      <w:r>
+        <w:t>Bilingualism being the norm suggests that it is also the more common initial state for subsequent language learning than monolingualism. In other words, learning a third or additional language (L3/Ln) is not the exception but the rule. Yet, despite the prevalence of multilingual language learning, we know remarkably little about how third (L3) and additional (Ln) languages are acquired and processed relative to true second language (L2) learning. As a result, understanding how bilingual speakers acquire additional languages is essential for developing theories of language acquisition that reflect the linguistic experiences of most learners rather than a monolingual minority.</w:t>
+      </w:r>
+    </w:p>
+    <w:p>
+      <w:pPr>
+        <w:pStyle w:val="BodyText"/>
+      </w:pPr>
+      <w:r>
+        <w:t>Whether or not L3 and L2 learning are indeed distinct has (though somewhat indirectly) been a point of contention in L3 models via the wholesale transfer/property-by-property transfer debate. In the former, articulated by Rothman and colleagues (Rothman, 2015; Rothman, Alonso, &amp; Puig-Mayenco, 2019), and more recently Sprouse &amp; Schwartz (2023), either the L1 or L2 transfers to the L3 early in development, suggesting that when L3 learners transfer the L1, L3 and L2 learning would be in principle the same process in that both learner types (L2 or L3) would only have single language access. Evidence for this view has primarily come from the testing of mirror image groups (Bardel &amp; Falk, 2007; Foote, 2009; Parrish, 2024a; Puig-</w:t>
+      </w:r>
+      <w:r>
+        <w:lastRenderedPageBreak/>
+        <w:t>Mayenco, González Alonso, &amp; Rothman, 2020a; Rothman, 2011), which test the acquisition of the same L3 by two groups whose L1 and L2 order are reversed. For example, in a study on the acquisition of future probability in L3 Spanish, Borg (2013) tested both L1 English-L2 French and L1 French-L2 English groups and found that both groups benefited from their knowledge of French in L3 Spanish. Additional studies using mirror image groups have reported similar findings on the influence of Spanish in L3 Brazilian Portuguese (Cabrelli, Amaro, &amp; Rothman, 2015; Giancaspro, Halloran, &amp; Iverson, 2015; Ionin, Grolla, Santos, &amp; Montrul, 2015, 2015; Montrul, Dias, &amp; Santos, 2011; Parma, 2017), while further studies found evidence for typological transfer in other language combinations (Garavito &amp; Perpiñán, 2014; Garcı́a Mayo &amp; Slabakova, 2015; Puig-Mayenco, Miller, &amp; Rothman, 2018)</w:t>
+      </w:r>
+    </w:p>
+    <w:p>
+      <w:pPr>
+        <w:pStyle w:val="BodyText"/>
+      </w:pPr>
+      <w:r>
+        <w:t xml:space="preserve">Property-by-property views of L3 acquisition, on the other hand, have argued that transfer is not wholesale, and L3 speakers retain access to both L1 and L2 linguistic representations [westergaard studies + slabakova]. Evidence for this view comes from comparing L2 and L3 learners of the same language, referred to as a subtractive design. For example, in a study of one L3 and two L2 groups of English speakers, Westergaard, Mitrofanova, Mykhaylyk, &amp; Rodina (2017) found that the L3 group’s grammaticality judgments of two word order conditions fell between the two L1 groups. This finding suggested that the L3 group was influenced by both the L1 and L2 simultaneously. Similar findings have been reported in L3 phonology, where initial imitations of French by L1 Spanish-L2 English bilinguals differ from L1 Spanish monolinguals (Parrish, 2024b). Additional studies also reported differences in crosslinguistic influence between L3 and L2 learners in L3 English (Jensen et al., 2023) and an artificial language (Mitrofanova, Leivada, &amp; Westergaard, 2023). Overall, while there is evidence that typological effects seem to impact L3 acquisition, the studies supporting this overarching view cannot </w:t>
+      </w:r>
+      <w:r>
+        <w:lastRenderedPageBreak/>
+        <w:t>support the idea that L2 and L3 learning are, or at least can be, the same on their own. Studies in property-by-property influence, on the other hand, provide evidence that although L3 learners may be primarily influence by their L1, L2 influence seems to persist when L3 learners are compared to L2 learners.</w:t>
+      </w:r>
+    </w:p>
+    <w:p>
+      <w:pPr>
+        <w:pStyle w:val="BodyText"/>
+      </w:pPr>
+      <w:r>
+        <w:t>Taken together, in order to tease apart whether speakers have access to a specific language and its relative degree of influence, it becomes necessary to conduct either studies in a subtractive design or careful within-subject studies. The present work take the latter approach and investigates L3 lexical processing of cognates in L3 Spanish by German-English bilingual speakers. Vitally, the within-subjects design allow for the testing of a cumulative effect, which would imply that L2 and L3 learning are distinct processes. Specifically, if L1 German-L2 English-L3 Spanish speakers process triple cognates faster than double cognates (L2 English-L3 Spanish), it would suggest they retain access to both their L1 German and L2 English. On the other hand, if both double and triple cognates are processed at a similar speed (and are faster than non-cognates), this would suggest that these speakers inhibit their L1 lexical knowledge in L3 Spanish. Finally, if non-cognates and double cognates are processed at similar speed, but triple cognates are processed faster, this would suggest that L2 knowledge is inhibited (supporting similar lexical processing in general in L2 and L3 learners).[^1] [^1]: While it would have been ideal to create two double cognate conditions (L1-L3 + L2-L3), the potential stimulus set was too small to do so.</w:t>
+      </w:r>
+    </w:p>
+    <w:p>
+      <w:pPr>
         <w:pStyle w:val="Heading2"/>
       </w:pPr>
       <w:bookmarkStart w:id="3" w:name="Xa0ef4976aa743d69b4075c856f1c3e29387e3e9"/>
@@ -72,7 +112,11 @@
         <w:pStyle w:val="FirstParagraph"/>
       </w:pPr>
       <w:r>
-        <w:t>A large body of research has examined how lexical representations are activated across languages, particularly in bilingual populations, where cognates have been shown to facilitate lexical processing. However, comparatively less is known about how such cross-linguistic activation operates in L3 speakers, where multiple linguistic systems may simultaneously influence lexical activation and access. The extensive research on L1-L2 cognate effects provides a valuable foundation for understanding cross-linguistic interactions in L3 contexts.</w:t>
+        <w:t xml:space="preserve">A large body of research has examined how lexical representations are activated across languages, particularly in bilingual populations, where cognates have been shown to facilitate lexical processing. However, comparatively less is known about how such cross-linguistic </w:t>
+      </w:r>
+      <w:r>
+        <w:lastRenderedPageBreak/>
+        <w:t>activation operates in L3 speakers, where multiple linguistic systems may simultaneously influence lexical activation and access. The extensive research on L1-L2 cognate effects provides a valuable foundation for understanding cross-linguistic interactions in L3 contexts.</w:t>
       </w:r>
     </w:p>
     <w:p>
@@ -88,8 +132,11 @@
         <w:pStyle w:val="BodyText"/>
       </w:pPr>
       <w:r>
+        <w:t xml:space="preserve">Cognate effects are influenced by a range of linguistic, task-related, and speaker-specific factors. At the linguistic level, the degree of cross-linguistic form overlap plays a central role in the cognate facilitation effect (Carrasco-Ortiz, Amengual, &amp; Gries, 2021; Comesaña et al., 2015; Dijkstra et al., 2010; Garrido-Pozú, 2024). Greater orthographic similarity (e.g., Aguinaga Echeverría, 2017; Otwinowska &amp; Szewczyk, 2019) and phonological similarity (Garrido-Pozú, 2024; Tiffin-Richards, 2024) generally facilitate lexical processing; though in certain contexts orthographic and phonological similarity may have different roles depending on the modality of the experimental task (Carrasco-Ortiz et al., 2021; Comesaña et al., 2015; Frances et al., 2021, </w:t>
+      </w:r>
+      <w:r>
         <w:lastRenderedPageBreak/>
-        <w:t>Cognate effects are influenced by a range of linguistic, task-related, and speaker-specific factors. At the linguistic level, the degree of cross-linguistic form overlap plays a central role in the cognate facilitation effect (Carrasco-Ortiz, Amengual, &amp; Gries, 2021; Comesaña et al., 2015; Dijkstra et al., 2010; Garrido-Pozú, 2024). Greater orthographic similarity (e.g., Aguinaga Echeverría, 2017; Otwinowska &amp; Szewczyk, 2019) and phonological similarity (Garrido-Pozú, 2024; Tiffin-Richards, 2024) generally facilitate lexical processing; though in certain contexts orthographic and phonological similarity may have different roles depending on the modality of the experimental task (Carrasco-Ortiz et al., 2021; Comesaña et al., 2015; Frances et al., 2021, 2022). In addition, lexical frequency also modulates the strength of cognate effects, with high-frequency cognates yielding faster and more accurate recognition than low-frequency cognates (Carrasco-Ortiz et al., 2021; Peeters, Dijkstra, &amp; Grainger, 2013). Notably, cognate processing is affected by other linguistic factors such as sentence context (Hell &amp; Groot, 2008) and the position of lexical stress (Muntendam, Rijswijk, Severijnen, &amp; Dijkstra, 2022).</w:t>
+        <w:t>2022). In addition, lexical frequency also modulates the strength of cognate effects, with high-frequency cognates yielding faster and more accurate recognition than low-frequency cognates (Carrasco-Ortiz et al., 2021; Peeters, Dijkstra, &amp; Grainger, 2013). Notably, cognate processing is affected by other linguistic factors such as sentence context (Hell &amp; Groot, 2008) and the position of lexical stress (Muntendam, Rijswijk, Severijnen, &amp; Dijkstra, 2022).</w:t>
       </w:r>
     </w:p>
     <w:p>
@@ -97,11 +144,7 @@
         <w:pStyle w:val="BodyText"/>
       </w:pPr>
       <w:r>
-        <w:t xml:space="preserve">Task-related factors further shape cognate effects, as such effects are sensitive to the composition of the stimulus list. The strength of the cognate effect can decrease with the absence of identical cognates in the input (Arana, Oliveira, Fernandes, Soares, &amp; Comesaña, 2022; Comesaña et al., 2015) or with the inclusion of more varied lexical items (Poort &amp; Rodd, 2017). Similarly, variations in task demands influence cognate effects as different tasks tap into different levels of processing and may require different cognitive mechanisms. For instance, cognates are recognized faster in the written modality than in the auditory modality (Cornut, Mahé, &amp; Casalis, 2022), and while facilitation effects are typically observed in lexical decision tasks, inhibitory effects tend to emerge in language decision tasks (Dijkstra et al., 2010). Moreover, speaker-specific factors like language proficiency and experience modulate the extent </w:t>
-      </w:r>
-      <w:r>
-        <w:lastRenderedPageBreak/>
-        <w:t xml:space="preserve">to which cognates facilitate or inhibit processing, with less proficient speakers often benefiting more from increased cross-linguistic similarity than more proficient speakers (e.g., Cornut et al., 2022; Garrido-Pozú, 2024). Other individual differences such as speaker accent (Frances et al., 2022) and language dominance (Carrasco-Ortiz et al., 2021) also interact with the effects of increased cross-linguistic similarity. Together, these findings suggest that cognate effects emerge from dynamic interactions among multiple sources of influence, rather than reflecting a stable or uniform processing advantage. </w:t>
+        <w:t xml:space="preserve">Task-related factors further shape cognate effects, as such effects are sensitive to the composition of the stimulus list. The strength of the cognate effect can decrease with the absence of identical cognates in the input (Arana, Oliveira, Fernandes, Soares, &amp; Comesaña, 2022; Comesaña et al., 2015) or with the inclusion of more varied lexical items (Poort &amp; Rodd, 2017). Similarly, variations in task demands influence cognate effects as different tasks tap into different levels of processing and may require different cognitive mechanisms. For instance, cognates are recognized faster in the written modality than in the auditory modality (Cornut, Mahé, &amp; Casalis, 2022), and while facilitation effects are typically observed in lexical decision tasks, inhibitory effects tend to emerge in language decision tasks (Dijkstra et al., 2010). Moreover, speaker-specific factors like language proficiency and experience modulate the extent to which cognates facilitate or inhibit processing, with less proficient speakers often benefiting more from increased cross-linguistic similarity than more proficient speakers (e.g., Cornut et al., 2022; Garrido-Pozú, 2024). Other individual differences such as speaker accent (Frances et al., 2022) and language dominance (Carrasco-Ortiz et al., 2021) also interact with the effects of increased cross-linguistic similarity. Together, these findings suggest that cognate effects emerge from dynamic interactions among multiple sources of influence, rather than reflecting a stable or uniform processing advantage. </w:t>
       </w:r>
     </w:p>
     <w:p>
@@ -111,6 +154,7 @@
       <w:bookmarkStart w:id="4" w:name="X1b13b08d22823258dbc3e067a58ea940446a5d8"/>
       <w:bookmarkEnd w:id="3"/>
       <w:r>
+        <w:lastRenderedPageBreak/>
         <w:t>Cross-linguistic Similarity in L3 Lexical Processing</w:t>
       </w:r>
     </w:p>
@@ -119,7 +163,7 @@
         <w:pStyle w:val="FirstParagraph"/>
       </w:pPr>
       <w:r>
-        <w:t xml:space="preserve">While cognate processing is well documented in bilingual populations, cognate effects in third language (L3) contexts remain less clear.  Unlike bilinguals, L3 learners must manage interactions among three linguistic systems, which amplifies the complexity of cognate effects in multilingual contexts and raises important questions about the source and direction of cross-linguistic influence. Notably, two hypotheses have been put forward regarding the source of cross-linguistic influence in L3 acquisition. De Angelis (2007) distinguishes between one-to-one transfer and many-to-one transfer. One-to-one transfer occurs when the primary source of cross-linguistic influence on the L3 is only one previously acquired language (L1 or L2), whereas many-to-one transfer involves the simultaneous influence of multiple previously acquired languages.  While empirical evidence supports both hypotheses, Puig-Mayenco, González Alonso, &amp; Rothman (2020)’s systematic review showed that a vast majority of transfer studies in L3 acquisition provided supporting evidence for one-to-one transfer. Though, most of the evidence addresses L3 morphosyntax, and research on L3 lexical acquisition remains scarce.  </w:t>
+        <w:t>While cognate processing is well documented in bilingual populations, cognate effects in third language (L3) contexts remain less clear. Unlike bilinguals, L3 learners must manage interactions among three linguistic systems, which amplifies the complexity of cognate effects in multilingual contexts and raises important questions about the source and direction of cross-linguistic influence. Notably, two hypotheses have been put forward regarding the source of cross-linguistic influence in L3 acquisition. De Angelis (2007) distinguishes between one-to-one transfer and many-to-one transfer. One-to-one transfer occurs when the primary source of cross-linguistic influence on the L3 is only one previously acquired language (L1 or L2), whereas many-to-one transfer involves the simultaneous influence of multiple previously acquired languages. While empirical evidence supports both hypotheses, Puig-Mayenco, González Alonso, &amp; Rothman (2020b)’s systematic review showed that a vast majority of transfer studies in L3 acquisition provided supporting evidence for one-to-one transfer. Though, most of the evidence addresses L3 morphosyntax, and research on L3 lexical acquisition remains scarce.</w:t>
       </w:r>
     </w:p>
     <w:p>
@@ -127,15 +171,15 @@
         <w:pStyle w:val="BodyText"/>
       </w:pPr>
       <w:r>
-        <w:t xml:space="preserve">A similar distinction is described by Bartolotti &amp; Marian (2017). Focusing on cross-linguistic lexical similarity, they proposed the Scaffolding model and the Accumulation model. </w:t>
+        <w:t>A similar distinction is described by Bartolotti &amp; Marian (2017). Focusing on cross-linguistic lexical similarity, they proposed the Scaffolding model and the Accumulation model. In the Scaffolding model, L3 lexical acquisition is driven by the ability to create a direct association between a newly encountered word and an existing word in the L1 or L2 lexicon.</w:t>
+      </w:r>
+      <w:r>
+        <w:br/>
+        <w:t xml:space="preserve">Novel words with greater form overlap with an existing word are more likely to have strong lexical associations. Importantly, novel words receive a benefit to learning if they overlap with at least one of the previously acquired languages, with no additional benefit for overlapping with both languages. Therefore, lexical facilitation in this model is not cumulative across languages. The Scaffolding model (Bartolotti &amp; Marian, 2017) is compatible with the Parasitic Model </w:t>
       </w:r>
       <w:r>
         <w:lastRenderedPageBreak/>
-        <w:t>In the Scaffolding model, L3 lexical acquisition is driven by the ability to create a direct association between a newly encountered word and an existing word in the L1 or L2 lexicon.</w:t>
-      </w:r>
-      <w:r>
-        <w:br/>
-        <w:t>Novel words with greater form overlap with an existing word are more likely to have strong lexical associations. Importantly, novel words receive a benefit to learning if they overlap with at least one of the previously acquired languages, with no additional benefit for overlapping with both languages. Therefore, lexical facilitation in this model is not cumulative across languages. The Scaffolding model (Bartolotti &amp; Marian, 2017) is compatible with the Parasitic Model (Ecke, 2015), in which novel L3 words attach to a L1 or L2 host to facilitate learning. In contrast, the Accumulation model of Bartolotti &amp; Marian (2017) proposes that L3 lexical acquisition depends on the frequency of sublexical features that a novel word shares with the L1 and L2. In this model, lexical benefits are additive across languages, and novel words with greater similarity to L1 and L2 words are easier to learn and retrieve. Overall, both models highlight the role of cross-linguistic similarity, but they differ on which source exerts the influence on L3.</w:t>
+        <w:t>(Ecke, 2015), in which novel L3 words attach to a L1 or L2 host to facilitate learning. In contrast, the Accumulation model of Bartolotti &amp; Marian (2017) proposes that L3 lexical acquisition depends on the frequency of sublexical features that a novel word shares with the L1 and L2. In this model, lexical benefits are additive across languages, and novel words with greater similarity to L1 and L2 words are easier to learn and retrieve. Overall, both models highlight the role of cross-linguistic similarity, but they differ on which source exerts the influence on L3.</w:t>
       </w:r>
     </w:p>
     <w:p>
@@ -151,11 +195,11 @@
         <w:pStyle w:val="BodyText"/>
       </w:pPr>
       <w:r>
-        <w:t xml:space="preserve">Further evidence in L3 lexical processing has provided mixed findings regarding the source of cross-linguistic influence. While some studies coincide with the findings of Bartolotti &amp; </w:t>
+        <w:t xml:space="preserve">Further evidence in L3 lexical processing has provided mixed findings regarding the source of cross-linguistic influence. While some studies coincide with the findings of Bartolotti &amp; Marian (2017) and report no cumulative benefits (e.g., Engemann &amp; Radetzky, 2024; Lijewska, 2023; Lijewska &amp; Louw, 2025), a growing body of research has observed that cross-linguistic similarity may enhance L3 processing in an additive manner (e.g., Foryś-Nogala et al., 2026; Lemhöfer, Dijkstra, &amp; Michel, 2004; Poarch &amp; Hell, 2014; Szubko-Sitarek, 2011). Lijewska (2023) examined how sentence context modulates the processing of non-identical triple cognates in an English reading task that recorded eye movements of Polish-German-English trilinguals. Results showed no facilitation effects of triple cognates. Results also indicated that cognate </w:t>
       </w:r>
       <w:r>
         <w:lastRenderedPageBreak/>
-        <w:t>Marian (2017) and report no cumulative benefits (e.g., Engemann &amp; Radetzky, 2024; Lijewska, 2023; Lijewska &amp; Louw, 2025), a growing body of research has observed that cross-linguistic similarity may enhance L3 processing in an additive manner (e.g., Foryś-Nogala et al., 2026; Lemhöfer, Dijkstra, &amp; Michel, 2004; Poarch &amp; Hell, 2014; Szubko-Sitarek, 2011). Lijewska (2023) examined how sentence context modulates the processing of non-identical triple cognates in an English reading task that recorded eye movements of Polish-German-English trilinguals. Results showed no facilitation effects of triple cognates. Results also indicated that cognate processing was not affected by the sentence context, unlike noncognates. Similarly, Lijewska &amp; Louw (2025) investigated cognate effects in visual recognition of non-identical cognates in Polish-English-Dutch trilinguals. The results of two lexical decision tasks in Dutch containing double cognates (Polish-Dutch and English-Dutch) and triple cognates revealed facilitation effects for triple cognates and for English-Dutch cognates but not for Polish-Dutch cognates. Their findings showed a stronger influence of L2 than L1 in L3 processing, but evidence of an additive effect of cross-linguistic similarity was inconclusive because double and triple cognates were separated among the two tasks. For L3 production, Engemann &amp; Radetzky (2024) examined cognate effects in L1 and L3 word naming accuracy and latency in Italian-German-English trilingual children. Both tasks included double cognates (German-English and Italian-English), triple cognates, and noncognates. They found cognate facilitation effects only in the L3 task for all cognate types in word naming accuracy but not in naming speed. The findings support one-to-one cross-linguistic influence as no additive benefits were observed.</w:t>
+        <w:t>processing was not affected by the sentence context, unlike noncognates. Similarly, Lijewska &amp; Louw (2025) investigated cognate effects in visual recognition of non-identical cognates in Polish-English-Dutch trilinguals. The results of two lexical decision tasks in Dutch containing double cognates (Polish-Dutch and English-Dutch) and triple cognates revealed facilitation effects for triple cognates and for English-Dutch cognates but not for Polish-Dutch cognates. Their findings showed a stronger influence of L2 than L1 in L3 processing, but evidence of an additive effect of cross-linguistic similarity was inconclusive because double and triple cognates were separated among the two tasks. For L3 production, Engemann &amp; Radetzky (2024) examined cognate effects in L1 and L3 word naming accuracy and latency in Italian-German-English trilingual children. Both tasks included double cognates (German-English and Italian-English), triple cognates, and noncognates. They found cognate facilitation effects only in the L3 task for all cognate types in word naming accuracy but not in naming speed. The findings support one-to-one cross-linguistic influence as no additive benefits were observed.</w:t>
       </w:r>
     </w:p>
     <w:p>
@@ -163,15 +207,11 @@
         <w:pStyle w:val="BodyText"/>
       </w:pPr>
       <w:r>
-        <w:t xml:space="preserve">Contrasting evidence shows cumulative benefits of cross-linguistic similarity in L3 lexical processing. Lemhöfer et al. (2004) investigated non-selective lexical access in Dutch-English-German trilinguals. Participants completed a visual lexical decision task in German containing </w:t>
+        <w:t xml:space="preserve">Contrasting evidence shows cumulative benefits of cross-linguistic similarity in L3 lexical processing. Lemhöfer et al. (2004) investigated non-selective lexical access in Dutch-English-German trilinguals. Participants completed a visual lexical decision task in German containing double cognates (Dutch-German), triple cognates, and noncognates. Results showed robust cognate facilitation effects for double and triple cognates, but a stronger facilitation effect was observed for triple cognates compared to double cognates. In a similar vein, Szubko-Sitarek (2011) examined cross-linguistic influence in L1 and L3 visual word recognition in Polish-English-German trilinguals. The results of two lexical decision tasks including double cognates (Polish-German), triple cognates, and noncognates revealed additive effects of cross-linguistic similarity in both L1 and L3 lexical processing. In the L3 task, both types of cognates were </w:t>
       </w:r>
       <w:r>
         <w:lastRenderedPageBreak/>
-        <w:t xml:space="preserve">double cognates (Dutch-German), triple cognates, and noncognates. Results showed robust cognate facilitation effects for double and triple cognates, but a stronger facilitation effect was observed for triple cognates compared to double cognates. In a similar vein, Szubko-Sitarek (2011) examined cross-linguistic influence in L1 and L3 visual word recognition in Polish-English-German trilinguals. The results of two lexical decision tasks including double cognates (Polish-German), triple cognates, and noncognates revealed additive effects of cross-linguistic similarity in both L1 and L3 lexical processing. In the L3 task, both types of cognates were recognized faster than noncognates, but triple cognates showed the largest effect. In the L1 task, a processing advantage of triple cognates was also observed. Their findings highlight that cross-linguistic influence in multilingual lexical processing is not limited to the non-native languages but can also modulate L1 processing. More recently, Foryś-Nogala et al. (2026) investigated how individual differences modulate cross-linguistic influence in L3 lexical learning and visual word recognition. Polish-English-Italian trilinguals completed a vocabulary knowledge test and a lexical decision task in Italian that included double cognates (English-Italian), triple cognates, and noncognates. Results showed an advantage for triple cognates in both lexical knowledge and visual processing, suggesting that cumulative similarity across three languages facilitates learning and processing more than L2-L3 similarity. Examining L3 production, Poarch &amp; Hell (2014) studied cross-linguistic activation during speech production in three groups of trilinguals: German-English-Dutch, Dutch-English-German, and Russian-English-German trilinguals. They completed two naming tasks, one in L2 English and one in their respective L3 (Dutch or German), including double cognates, triple cognates, and noncognates. Results revealed faster naming for triple cognates in both the L2 task and the L3 task, indicating that facilitation effects </w:t>
-      </w:r>
-      <w:r>
-        <w:lastRenderedPageBreak/>
-        <w:t>of increased cross-linguistic similarity accumulate across three languages in L2 and L3 word activation.</w:t>
+        <w:t>recognized faster than noncognates, but triple cognates showed the largest effect. In the L1 task, a processing advantage of triple cognates was also observed. Their findings highlight that cross-linguistic influence in multilingual lexical processing is not limited to the non-native languages but can also modulate L1 processing. More recently, Foryś-Nogala et al. (2026) investigated how individual differences modulate cross-linguistic influence in L3 lexical learning and visual word recognition. Polish-English-Italian trilinguals completed a vocabulary knowledge test and a lexical decision task in Italian that included double cognates (English-Italian), triple cognates, and noncognates. Results showed an advantage for triple cognates in both lexical knowledge and visual processing, suggesting that cumulative similarity across three languages facilitates learning and processing more than L2-L3 similarity. Examining L3 production, Poarch &amp; Hell (2014) studied cross-linguistic activation during speech production in three groups of trilinguals: German-English-Dutch, Dutch-English-German, and Russian-English-German trilinguals. They completed two naming tasks, one in L2 English and one in their respective L3 (Dutch or German), including double cognates, triple cognates, and noncognates. Results revealed faster naming for triple cognates in both the L2 task and the L3 task, indicating that facilitation effects of increased cross-linguistic similarity accumulate across three languages in L2 and L3 word activation.</w:t>
       </w:r>
     </w:p>
     <w:p>
@@ -179,7 +219,11 @@
         <w:pStyle w:val="BodyText"/>
       </w:pPr>
       <w:r>
-        <w:t>The findings of the studies described above mainly expand in two directions, providing supporting evidence for the Scaffolding model (Bartolotti &amp; Marian, 2017) and one-to-one transfer (De Angelis, 2007) or supporting the Accumulation model (Bartolotti &amp; Marian, 2017) and many-to-one transfer (De Angelis, 2007). In addition, available evidence is mixed with regards to the nature of cross-linguistic interactions in multilingual contexts, with some studies reporting stronger influence from the L2 than the L1, which aligns with the L2-status factor (Bardel &amp; Falk, 2007, 2012), and other studies showing more influence from the L1.  Notably, it remains to be explored how language proficiency modulates the strength and direction of cross-linguistic influence and the presence of cognate effects in L3 lexical processing. Some studies suggest that “sufficient” proficiency is needed for cumulative cognate effects to emerge (e.g., Lemhöfer et al., 2004; Poarch &amp; Hell, 2014; Szubko-Sitarek, 2011), though it is very complex to establish such a threshold in multilingual individuals.  The present study further explores the influence of cross-linguistic similarity in L3 lexical processing by examining cumulative cognate effects in L3 Spanish, a less represented language in the L3 literature. In doing so, we aim to advance our understanding of the interactions and contributions of previously acquired languages in L3 processing.</w:t>
+        <w:t xml:space="preserve">The findings of the studies described above mainly expand in two directions, providing supporting evidence for the Scaffolding model (Bartolotti &amp; Marian, 2017) and one-to-one transfer (De Angelis, 2007) or supporting the Accumulation model (Bartolotti &amp; Marian, 2017) and many-to-one transfer (De Angelis, 2007). In addition, available evidence is mixed with regards to the nature of cross-linguistic interactions in multilingual contexts, with some studies reporting stronger influence from the L2 than the L1, which aligns with the L2-status factor </w:t>
+      </w:r>
+      <w:r>
+        <w:lastRenderedPageBreak/>
+        <w:t>(Bardel &amp; Falk, 2007, 2012), and other studies showing more influence from the L1 (Hermas, 2010). Notably, it remains to be explored how language proficiency modulates the strength and direction of cross-linguistic influence and the presence of cognate effects in L3 lexical processing. Some studies suggest that “sufficient” proficiency is needed for cumulative cognate effects to emerge (e.g., Lemhöfer et al., 2004; Poarch &amp; Hell, 2014; Szubko-Sitarek, 2011), though it is very complex to establish such a threshold in multilingual individuals. The present study further explores the influence of cross-linguistic similarity in L3 lexical processing by examining cumulative cognate effects in L3 Spanish, a less represented language in the L3 literature. In doing so, we aim to advance our understanding of the interactions and contributions of previously acquired languages in L3 processing.</w:t>
       </w:r>
     </w:p>
     <w:p>
@@ -197,11 +241,7 @@
         <w:pStyle w:val="FirstParagraph"/>
       </w:pPr>
       <w:r>
-        <w:t>The present study investigates how cross-linguistic similarity modulates L3 lexical processing. Specifically, it examines whether cognate facilitation effects arise during visual processing in L3 Spanish and whether such effects reflect cumulative facilitation across languages. More precisely, the study tests whether visual processing of triple cognates (German-</w:t>
-      </w:r>
-      <w:r>
-        <w:lastRenderedPageBreak/>
-        <w:t>English-Spanish) and double cognates (English-Spanish) differ compared to noncognates in trilingual individuals. In addition, it assesses the role of L2 and L3 proficiency in modulating the magnitude and pattern of cognate facilitation. By comparing triple and double cognates, the study also contributes to broader theoretical debates on whether multilingual influence is cumulative or selectively constrained to a single previously acquired language. Overall, the study adds to ongoing discussions regarding the mechanisms underlying cross-linguistic influence in multilingual lexical processing.</w:t>
+        <w:t>The present study investigates how cross-linguistic similarity modulates L3 lexical processing. Specifically, it examines whether cognate facilitation effects arise during visual processing in L3 Spanish and whether such effects reflect cumulative facilitation across languages. More precisely, the study tests whether visual processing of triple cognates (German-English-Spanish) and double cognates (English-Spanish) differ compared to noncognates in trilingual individuals. In addition, it assesses the role of L2 and L3 proficiency in modulating the magnitude and pattern of cognate facilitation. By comparing triple and double cognates, the study also contributes to broader theoretical debates on whether multilingual influence is cumulative or selectively constrained to a single previously acquired language. Overall, the study adds to ongoing discussions regarding the mechanisms underlying cross-linguistic influence in multilingual lexical processing.</w:t>
       </w:r>
     </w:p>
     <w:p>
@@ -217,6 +257,7 @@
         <w:pStyle w:val="BodyText"/>
       </w:pPr>
       <w:r>
+        <w:lastRenderedPageBreak/>
         <w:t>RQ1: Do German-English-Spanish trilinguals process triple cognates faster than double cognates?</w:t>
       </w:r>
     </w:p>
@@ -225,7 +266,7 @@
         <w:pStyle w:val="BodyText"/>
       </w:pPr>
       <w:r>
-        <w:t>RQ2: Is L3 cognate processing modulated by L2 or L3 proficiency?</w:t>
+        <w:t>RQ2: Is L3 cognate processing modulated by L3 proficiency?</w:t>
       </w:r>
     </w:p>
     <w:p>
@@ -233,11 +274,7 @@
         <w:pStyle w:val="BodyText"/>
       </w:pPr>
       <w:r>
-        <w:t xml:space="preserve">For RQ1, we formulated two working hypotheses. On the one hand, we hypothesized that trilinguals would process triple cognates faster than double cognates. A growing number of studies has provided supporting evidence for many-to-one transfer (De Angelis, 2007), indicating that both previously acquired languages of a trilingual actively influence L3 lexical processing and that such influence accumulates across languages (e.g., Foryś-Nogala et al., 2026; Lemhöfer et al., 2004; Poarch &amp; Hell, 2014; Szubko-Sitarek, 2011). This evidence supports the Accumulation model (Bartolotti &amp; Marian, 2017), which suggests that greater cross-linguistic similarity has additive benefits for L3 lexical processing. In that line, triple cognates cause stronger co-activation across languages and facilitate L3 lexical access more than double cognates, resulting in faster recognition. On the other hand, we also hypothesized that trilinguals would process triple and double cognates similarly. There is also substantial evidence for one-to-one transfer (Bartolotti &amp; Marian, 2017) and the Scaffolding model (Bartolotti &amp; Marian, 2017), </w:t>
-      </w:r>
-      <w:r>
-        <w:lastRenderedPageBreak/>
-        <w:t>suggesting that overlapping with more than one previously acquired language does not have an additive advantage for L3 lexical processing (e.g., Bartolotti &amp; Marian, 2017; Engemann &amp; Radetzky, 2024; Lijewska, 2023; Lijewska &amp; Louw, 2025). In the present study, this predicts no processing differences between triple and double cognates.</w:t>
+        <w:t>For RQ1, we formulated two working hypotheses. On the one hand, we hypothesized that trilinguals would process triple cognates faster than double cognates. A growing number of studies has provided supporting evidence for many-to-one transfer (De Angelis, 2007), indicating that both previously acquired languages of a trilingual actively influence L3 lexical processing and that such influence accumulates across languages (e.g., Foryś-Nogala et al., 2026; Lemhöfer et al., 2004; Poarch &amp; Hell, 2014; Szubko-Sitarek, 2011). This evidence supports the Accumulation model (Bartolotti &amp; Marian, 2017), which suggests that greater cross-linguistic similarity has additive benefits for L3 lexical processing. In that line, triple cognates cause stronger co-activation across languages and facilitate L3 lexical access more than double cognates, resulting in faster recognition. On the other hand, it is possible that trilinguals process triple and double cognates similarly. There is also substantial evidence for one-to-one transfer (Bartolotti &amp; Marian, 2017) and the Scaffolding model (Bartolotti &amp; Marian, 2017), suggesting that overlapping with more than one previously acquired language does not have an additive advantage for L3 lexical processing (e.g., Bartolotti &amp; Marian, 2017; Engemann &amp; Radetzky, 2024; Lijewska, 2023; Lijewska &amp; Louw, 2025). Finally, a third possibility is that triple cognates are processed faster than (L2-L3) cognates, which are themselves are not processed faster than non-cognates. This finding would support the inhibition of L2 lexical items and support an L1-prominent view.</w:t>
       </w:r>
     </w:p>
     <w:p>
@@ -245,7 +282,11 @@
         <w:pStyle w:val="BodyText"/>
       </w:pPr>
       <w:r>
-        <w:t>For RQ2, our hypothesis was that higher L2 and L3 proficiency would facilitate L3 cognate processing. While the role of proficiency remains to be further explored, available studies suggest that a sufficient level of proficiency is needed for cumulative cognate effects to emerge and that lower proficiency trilinguals do not have the necessary level of co-activation to produce cumulative effects across the three languages (e.g., Lemhöfer et al., 2004; Poarch &amp; Hell, 2014; Szubko-Sitarek, 2011). Following this evidence, in the present study, higher L2 and L3 proficiency may be associated with stronger co-activation of cognates, resulting in stronger cognate effects.</w:t>
+        <w:t xml:space="preserve">For RQ2, our hypothesis was that higher L3 proficiency would facilitate L3 cognate processing. While the role of proficiency remains to be further explored, available studies </w:t>
+      </w:r>
+      <w:r>
+        <w:lastRenderedPageBreak/>
+        <w:t>suggest that a sufficient level of proficiency is needed for cumulative cognate effects to emerge and that lower proficiency trilinguals do not have the necessary level of co-activation to produce cumulative effects across the three languages (e.g., Lemhöfer et al., 2004; Poarch &amp; Hell, 2014; Szubko-Sitarek, 2011). Following this evidence, in the present study, higher L3 proficiency may be associated with stronger co-activation of cognates, resulting in stronger cognate effects.</w:t>
       </w:r>
     </w:p>
     <w:p>
@@ -273,7 +314,7 @@
         <w:pStyle w:val="FirstParagraph"/>
       </w:pPr>
       <w:r>
-        <w:t>A total of 44 participants completed the study. A total of nine participants were recruited from Hispanic Linguistics courses in a public university in Frankfurt, Germany. They received extra credit for their participation in the study. The remaining 36 participants were recruited using Prolific (www.prolific.com) and received monetary compensation for their participation. The data of 9 participants were removed from the final data set due to low accuracy rates in at least one condition (less than 10 out of 24 correct in the cognate conditions). As a result, the final data set contained 35 participants (64% female; 36% male).</w:t>
+        <w:t>A total of 44 participants completed the study. A total of nine participants were recruited from Hispanic Linguistics courses in a public university in Frankfurt, Germany. They received extra credit for their participation in the study. The remaining 35 participants were recruited using Prolific (www.prolific.com) and received monetary compensation for their participation. The data of 9 participants were removed from the final data set due to low accuracy rates in at least one condition (less than 10 out of 24 correct in the cognate conditions). As a result, the final data set contained 35 participants (64% female; 36% male).</w:t>
       </w:r>
     </w:p>
     <w:p>
@@ -281,11 +322,7 @@
         <w:pStyle w:val="BodyText"/>
       </w:pPr>
       <w:r>
-        <w:t xml:space="preserve">All participants completed an adapted version of the LEAP-Q questionnaire (Marian, Blumenfeld, &amp; Kaushanskaya, 2007). The questionnaire was administered in Qualtrics and asked about language background and dominance. The survey contained 23 total questions, including </w:t>
-      </w:r>
-      <w:r>
-        <w:lastRenderedPageBreak/>
-        <w:t>general information (age, gender, birth place and place of residence), language dominance and order of acquisition, and self-rated proficiency in both speaking and perception.</w:t>
+        <w:t>All participants completed an adapted version of the LEAP-Q questionnaire (Marian, Blumenfeld, &amp; Kaushanskaya, 2007). The questionnaire was administered in Qualtrics and asked about language background and dominance. The survey contained 23 total questions, including general information (age, gender, birth place and place of residence), language dominance and order of acquisition, and self-rated proficiency in both speaking and perception.</w:t>
       </w:r>
     </w:p>
     <w:p>
@@ -293,7 +330,11 @@
         <w:pStyle w:val="BodyText"/>
       </w:pPr>
       <w:r>
-        <w:t>All participants were born and lived in Germany. The participants’ ages ranged from 22 to 69 (mean age 34.4, sd = 12.1). All participants reported that their first language was German, that English was their second language and that Spanish was their third language, both in terms of order of acquisition and dominance. The mean age of onset of English was 8.8 (sd = 2) and the age of acquisition (when participants first felt fluent) was 16.6 (sd = 3.5). The mean age of onset for Spanish was 22.1 (sd = 5), and the mean age of acquisition was 22.1 (sd = 5), although many participants did not enter a value in the survey for age of acquisition of Spanish.</w:t>
+        <w:t xml:space="preserve">All participants were born and lived in Germany. The participants’ ages ranged from 22 to 69 (mean age 34.4, sd = 12.1). All participants reported that their first language was German, that English was their second language and that Spanish was their third language, both in terms of order of acquisition and dominance. The mean age of onset of English was 8.8 (sd = 2) and the age of acquisition (when participants first felt fluent) was 16.6 (sd = 3.5). The mean age of </w:t>
+      </w:r>
+      <w:r>
+        <w:lastRenderedPageBreak/>
+        <w:t>onset for Spanish was 22.1 (sd = 5), and the mean age of acquisition was 22.1 (sd = 5), although many participants did not enter a value in the survey for age of acquisition of Spanish.</w:t>
       </w:r>
     </w:p>
     <w:p>
@@ -328,11 +369,7 @@
         <w:pStyle w:val="FirstParagraph"/>
       </w:pPr>
       <w:r>
-        <w:t xml:space="preserve">Participants completed a visual lexical decision task (LDT) in Spanish. They saw individual strings of letters on a computer screen and indicated whether these strings constituted real words in the Spanish language. At the beginning of each trial, participants saw the response options </w:t>
-      </w:r>
-      <w:r>
-        <w:lastRenderedPageBreak/>
-        <w:t>“REAL” and “FALSA” on the sides of the screen, then 500ms later, a letter string was displayed in the center of the screen. Participants responded by pressing the key “1” (REAL) or “0” (FALSA) on a computer keyboard. Instructions were presented in Spanish, and participants completed a familiarization section with 5 practice trials. The LDT measured accuracy and response times. The task was programmed in PsychoPy (Peirce et al., 2019) and delivered online via the Pavlovia platform.</w:t>
+        <w:t>Participants completed a visual lexical decision task (LDT) in Spanish. They saw individual strings of letters on a computer screen and indicated whether these strings constituted real words in the Spanish language. At the beginning of each trial, participants saw the response options “REAL” and “FALSA” on the sides of the screen, then 500ms later, a letter string was displayed in the center of the screen. Participants responded by pressing the key “1” (REAL) or “0” (FALSA) on a computer keyboard. Instructions were presented in Spanish, and participants completed a familiarization section with 5 practice trials. The LDT measured accuracy and response times. The task was programmed in PsychoPy (Peirce et al., 2019) and delivered online via the Pavlovia platform.</w:t>
       </w:r>
     </w:p>
     <w:p>
@@ -340,6 +377,7 @@
         <w:pStyle w:val="BodyText"/>
       </w:pPr>
       <w:r>
+        <w:lastRenderedPageBreak/>
         <w:t>The stimuli of the LDT included a total of 192 items, of which 96 were Spanish pseudowords, 48 were Spanish noncognates, 24 were double cognates (English-Spanish), and 24 were triple cognates (German-English-Spanish). The stimulus list can be found in Appendix A. All items had between 4 and 6 letters. Pseudowords were created using UniPseudo (New, Bourgin, Barra, &amp; Pallier, 2024) and were phonologically and orthographically legal constructions in Spanish. Real words were matched for lexical frequency, which was calculated using SUBTLEX-ESP (Cuetos, Glez-Nosti, Barbón, &amp; Brysbaert, 2011). Double and triple cognates were orthographically identical. Orthographic and phonological overlap were calculated using PHOR-In-One (A. S. Costa, Comesaña, &amp; Soares, 2023). Table 1 summarizes the lexical properties of the stimulus items.</w:t>
       </w:r>
     </w:p>
@@ -2230,7 +2268,6 @@
       <w:bookmarkStart w:id="11" w:name="proficiency-measure-adapted-lextale"/>
       <w:bookmarkEnd w:id="9"/>
       <w:r>
-        <w:lastRenderedPageBreak/>
         <w:t>Proficiency Measure: adapted LexTALE</w:t>
       </w:r>
     </w:p>
@@ -2239,7 +2276,11 @@
         <w:pStyle w:val="FirstParagraph"/>
       </w:pPr>
       <w:r>
-        <w:t>In addition to self-rated proficiency, participants’ accuracy on the experimental lexical decision task was used as an additional proficiency measure. Specifically, we considered the psuedoword and non-cognates trials as an adapted version of the LexTALE (Izura, Cuetos, &amp; Brysbaert, 2014; Lemhöfer &amp; Broersma, 2012). The item set was constructed to include real words with a broad range of frequencies in order to capture lexical knowledge across proficiency levels. Cognates were excluded from the item pool to minimize the possibility that participants could rely on cross-linguistic form overlap rather than target-language lexical knowledge. As a result of these design choices, the trials from the experimental task used to calculate a proficiency score contained 48 real words and 96 pseudowords. Scores were calculated using a similar scoring system to the original LexTALE to avoid a yes/no bias and to account for the unequal proportion of real words and pseudowords in the included data. Specifically, following formula was used: (number of real words correct/48 x 100 + number of pseudowords correct/98 x 100)/2. The results returned a score from 0 to 100, in which a score of 50 would represent saying either “yes” or “no” to all trials. Figure 1 shows the distribution of adapted LexTALE scores. The scores ranged from 55.2 to 97.9 with a mean of 73 (sd = 10).</w:t>
+        <w:t xml:space="preserve">In addition to self-rated proficiency, participants’ accuracy on the experimental lexical decision task was used as an additional proficiency measure. Specifically, we considered the psuedoword and non-cognates trials as an adapted version of the LexTALE (Izura, Cuetos, &amp; Brysbaert, 2014; Lemhöfer &amp; Broersma, 2012). The item set was constructed to include real words with a broad range of frequencies in order to capture lexical knowledge across proficiency levels. Cognates were excluded from the item pool to minimize the possibility that participants could rely on cross-linguistic form overlap rather than target-language lexical knowledge. As a </w:t>
+      </w:r>
+      <w:r>
+        <w:lastRenderedPageBreak/>
+        <w:t>result of these design choices, the trials from the experimental task used to calculate a proficiency score contained 48 real words and 96 pseudowords. Scores were calculated using a similar scoring system to the original LexTALE to avoid a yes/no bias and to account for the unequal proportion of real words and pseudowords in the included data. Specifically, following formula was used: (number of real words correct/48 x 100 + number of pseudowords correct/98 x 100)/2. The results returned a score from 0 to 100, in which a score of 50 would represent saying either “yes” or “no” to all trials. Figure 1 shows the distribution of adapted LexTALE scores. The scores ranged from 55.2 to 97.9 with a mean of 73 (sd = 10).</w:t>
       </w:r>
     </w:p>
     <w:p>
@@ -2250,9 +2291,8 @@
         <w:rPr>
           <w:noProof/>
         </w:rPr>
-        <w:lastRenderedPageBreak/>
         <w:drawing>
-          <wp:inline distT="0" distB="0" distL="0" distR="0" wp14:anchorId="515AF71A" wp14:editId="515AF71B">
+          <wp:inline distT="0" distB="0" distL="0" distR="0" wp14:anchorId="5BEE58E8" wp14:editId="5BEE58E9">
             <wp:extent cx="4579632" cy="3663706"/>
             <wp:effectExtent l="0" t="0" r="0" b="0"/>
             <wp:docPr id="30" name="Picture" descr="Figure 1: Histogram of the adapted LexTALE scores"/>
@@ -2329,7 +2369,11 @@
         <w:pStyle w:val="FirstParagraph"/>
       </w:pPr>
       <w:r>
-        <w:t>A Bayesian approach was chosen for two primary reasons. First, Bayesian models allow for a more gradient analysis than the often used frequentist p-value, in which is is more typical to take a binary, all-or-nothing approach (e.g. there either is or is not evidence for a difference between conditions). Additionally, frequentist models test against the null hypothesis, but are unable to provide direct evidence that the null hypothesis is true. Taken together, the Bayesian Framework offers both flexibility and for more gradient interpretations of both the null and alternative hypotheses.</w:t>
+        <w:t xml:space="preserve">A Bayesian approach was chosen for two primary reasons. First, Bayesian models allow for a more gradient analysis than the often used frequentist p-value, in which is is more typical to </w:t>
+      </w:r>
+      <w:r>
+        <w:lastRenderedPageBreak/>
+        <w:t>take a binary, all-or-nothing approach (e.g. there either is or is not evidence for a difference between conditions). Additionally, frequentist models test against the null hypothesis, but are unable to provide direct evidence that the null hypothesis is true. Taken together, the Bayesian Framework offers both flexibility and for more gradient interpretations of both the null and alternative hypotheses.</w:t>
       </w:r>
     </w:p>
     <w:p>
@@ -2337,11 +2381,7 @@
         <w:pStyle w:val="BodyText"/>
       </w:pPr>
       <w:r>
-        <w:t xml:space="preserve">In the Bayesian framework, several metrics are reported. First, the 95% Highest Density Interval (95% HDI) refers to the range of the most credible 95% of the posterior distribution as determined by a probability density function. Next, the probability of direction (pd) refers to the </w:t>
-      </w:r>
-      <w:r>
-        <w:lastRenderedPageBreak/>
-        <w:t>probability that a parameter is positive or negative and ranges from 50% to 100%. It is mathematically defined as the proportion of the posterior distribution that is the same sign its median estimate (Makowski, Ben-Shachar, Chen, &amp; Lüdecke, 2019). Finally, the Region of Practical Equivalence (ROPE) is used to determine what proportion of the entire posterior distribution falls within researcher-specified upper and lower bounds and can be used to provide evidence for the null hypothesis.</w:t>
+        <w:t>In the Bayesian framework, several metrics are reported. First, the 95% Highest Density Interval (95% HDI) refers to the range of the most credible 95% of the posterior distribution as determined by a probability density function. Next, the probability of direction (pd) refers to the probability that a parameter is positive or negative and ranges from 50% to 100%. It is mathematically defined as the proportion of the posterior distribution that is the same sign its median estimate (Makowski, Ben-Shachar, Chen, &amp; Lüdecke, 2019). Finally, the Region of Practical Equivalence (ROPE) is used to determine what proportion of the entire posterior distribution falls within researcher-specified upper and lower bounds and can be used to provide evidence for the null hypothesis.</w:t>
       </w:r>
     </w:p>
     <w:p>
@@ -2359,6 +2399,7 @@
       <w:bookmarkStart w:id="15" w:name="model-speficications"/>
       <w:bookmarkEnd w:id="14"/>
       <w:r>
+        <w:lastRenderedPageBreak/>
         <w:t>Model speficications</w:t>
       </w:r>
     </w:p>
@@ -2367,11 +2408,7 @@
         <w:pStyle w:val="FirstParagraph"/>
       </w:pPr>
       <w:r>
-        <w:t xml:space="preserve">The data were analyzed using two Bayesian multilevel regression models for accuracy and reaction time. Both models were fit to the data using the brms (Bürkner, 2017) package in R and were estimated with Markov chain Monte Carlo sampling using 4 chains, each with 4000 iterations, including 2000 warm-up. Model convergence was evaluated using effective sample sizes and R-hat values. All regression coefficients were assigned Student’s t(3, 0, 2.5) priors, while the residual standard deviation was assigned a half-Student’s t(3, 0, 2.5) prior. The accuracy model was a multilevel Bayesian logistic regression model that predicted the log-odds of a correct trial (coded as 1 or 0) as a function of the fixed effect predictors word type (3 levels: non-cognate, two-way cognate, three-way cognate; reference level two-way cognates), lexical </w:t>
-      </w:r>
-      <w:r>
-        <w:lastRenderedPageBreak/>
-        <w:t>frequency (z-scored log frequency), and proficiency (z-scored adapted LexTALE score). The random effects structure include a random slope for each participant and a random intercept for word (stimulus). The ROPE was set to +/-0.18 in log-odds, proportional to a negligible effect size of Cohen’s d = .1 (Plonsky &amp; Oswald, 2014). The reaction time model predicted the log reaction time of correct responses as a function of the same predictors and random effect structure. In this case, the ROPE was set to +/-0.0065 log reaction time, or +/- approximately 5ms.</w:t>
+        <w:t>The data were analyzed using two Bayesian multilevel regression models for accuracy and reaction time. Both models were fit to the data using the brms (Bürkner, 2017) package in R and were estimated with Markov chain Monte Carlo sampling using 4 chains, each with 4000 iterations, including 2000 warm-up. Model convergence was evaluated using effective sample sizes and R-hat values. All regression coefficients were assigned Student’s t(3, 0, 2.5) priors, while the residual standard deviation was assigned a half-Student’s t(3, 0, 2.5) prior. The accuracy model was a multilevel Bayesian logistic regression model that predicted the log-odds of a correct trial (coded as 1 or 0) as a function of the fixed effect predictors word type (3 levels: non-cognate, two-way cognate, three-way cognate; reference level two-way cognates), lexical frequency (z-scored log frequency), and proficiency (z-scored adapted LexTALE score). The random effects structure include a random slope for each participant and a random intercept for word (stimulus). The ROPE was set to +/-0.18 in log-odds, proportional to a negligible effect size of Cohen’s d = .1 (Plonsky &amp; Oswald, 2014). The reaction time model predicted the log reaction time of correct responses as a function of the same predictors and random effect structure. In this case, the ROPE was set to +/-0.0065 log reaction time, or +/- approximately 5ms.</w:t>
       </w:r>
     </w:p>
     <w:p>
@@ -2400,7 +2437,11 @@
         <w:pStyle w:val="FirstParagraph"/>
       </w:pPr>
       <w:r>
-        <w:t>The data set for accuracy included 35 participants contained a total of 6720 data points (192 trials x 35 participants) and maintained all correct and incorrect trials. Due to an error, three stimulus items were duplicated in the data (two non-cognates and one double cognate) and were subsequently omitted from further analysis, resulting in a total of 6510 data points (186 per participant). For reaction time the analyzed data frame contained 2180 data points after removing pseudoword trials (n = 3360), incorrect trials (n = 1473), trials that were too fast (n = 195) or too slow (n = 417). Some trials fit multiple criteria for removal, and a trial was considered too fast or too slow when the reaction time was under 500ms or over 2 seconds.</w:t>
+        <w:t xml:space="preserve">The data set for accuracy included 35 participants contained a total of 6720 data points (192 trials x 35 participants) and maintained all correct and incorrect trials. Due to an error, three stimulus items were duplicated in the data (two non-cognates and one double cognate) and were subsequently omitted from further analysis, resulting in a total of 6510 data points (186 per participant). For reaction time the analyzed data frame contained 2180 data points after removing </w:t>
+      </w:r>
+      <w:r>
+        <w:lastRenderedPageBreak/>
+        <w:t>pseudoword trials (n = 3360), incorrect trials (n = 1473), trials that were too fast (n = 195) or too slow (n = 417). Some trials fit multiple criteria for removal, and a trial was considered too fast or too slow when the reaction time was under 500ms or over 2 seconds.</w:t>
       </w:r>
     </w:p>
     <w:p>
@@ -2410,7 +2451,6 @@
       <w:bookmarkStart w:id="18" w:name="accuracy"/>
       <w:bookmarkEnd w:id="17"/>
       <w:r>
-        <w:lastRenderedPageBreak/>
         <w:t>Accuracy</w:t>
       </w:r>
     </w:p>
@@ -2423,7 +2463,7 @@
           <w:noProof/>
         </w:rPr>
         <w:drawing>
-          <wp:inline distT="0" distB="0" distL="0" distR="0" wp14:anchorId="515AF71C" wp14:editId="515AF71D">
+          <wp:inline distT="0" distB="0" distL="0" distR="0" wp14:anchorId="5BEE58EA" wp14:editId="5BEE58EB">
             <wp:extent cx="4579632" cy="3663706"/>
             <wp:effectExtent l="0" t="0" r="0" b="0"/>
             <wp:docPr id="41" name="Picture" descr="Figure 2: Percentage of correct responses by word type"/>
@@ -2488,11 +2528,11 @@
         <w:pStyle w:val="BodyText"/>
       </w:pPr>
       <w:r>
-        <w:t xml:space="preserve">Figure 3 shows histograms of individuals’ percentage of correct trials in each word-type. Individual accuracy in non-cognates ranged from 27.27 % of trials correct to 97.73% (median 63.64%). Like the data set as a whole, the median of individual percentages correct for the three-way cognates was the highest: 91.67% (range 58.33% - 100.00%), followed by two-way cognates (median percentage correct = 81.82%; range = 50.00% - 100.00). Taken together, these descriptive results suggest that, while most participants benefit from cognates in accuracy, a minority also experience steep drops in accuracy. Indeed, two participants showed the opposite </w:t>
+        <w:t>Figure 3 shows histograms of individuals’ percentage of correct trials in each word-type. Individual accuracy in non-cognates ranged from 27.27 % of trials correct to 97.73% (median 63.64%). Like the data set as a whole, the median of individual percentages correct for the three-</w:t>
       </w:r>
       <w:r>
         <w:lastRenderedPageBreak/>
-        <w:t>of expected and were most accurate in non-cognates (60.4% and 68.7%) and much less accurate in two-way (25% and 16.7%) and three-way cognates (20.8% and 8.3%).</w:t>
+        <w:t>way cognates was the highest: 91.67% (range 58.33% - 100.00%), followed by two-way cognates (median percentage correct = 81.82%; range = 50.00% - 100.00). Taken together, these descriptive results suggest that, while most participants benefit from cognates in accuracy, a minority also experience steep drops in accuracy. Indeed, two participants showed the opposite of expected and were most accurate in non-cognates (60.4% and 68.7%) and much less accurate in two-way (25% and 16.7%) and three-way cognates (20.8% and 8.3%).</w:t>
       </w:r>
     </w:p>
     <w:p>
@@ -2504,7 +2544,7 @@
           <w:noProof/>
         </w:rPr>
         <w:drawing>
-          <wp:inline distT="0" distB="0" distL="0" distR="0" wp14:anchorId="515AF71E" wp14:editId="515AF71F">
+          <wp:inline distT="0" distB="0" distL="0" distR="0" wp14:anchorId="5BEE58EC" wp14:editId="5BEE58ED">
             <wp:extent cx="4579632" cy="3663706"/>
             <wp:effectExtent l="0" t="0" r="0" b="0"/>
             <wp:docPr id="45" name="Picture" descr="Figure 3: Histograms of individual percentages corrects by word type"/>
@@ -4531,6 +4571,7 @@
                 <w:sz w:val="22"/>
                 <w:szCs w:val="22"/>
               </w:rPr>
+              <w:lastRenderedPageBreak/>
               <w:t>b_proficiency_z</w:t>
             </w:r>
           </w:p>
@@ -4871,11 +4912,7 @@
         <w:pStyle w:val="BodyText"/>
       </w:pPr>
       <w:r>
-        <w:t xml:space="preserve">Overall, there was strong evidence for a general cognate effect in accuracy, and somewhat weaker evidence for a cumulative effect. Figure 4 visualizes the posterior distribution for the accuracy model and Table 2 includes specific estimates of each model term. In this model, the intercept was 2.34 and represents the log-odds of an accurate response in the reference condition </w:t>
-      </w:r>
-      <w:r>
-        <w:lastRenderedPageBreak/>
-        <w:t>(two-way cognates) when the adapted LexTALE scores (proficiency_z) and lexical frequency (frequency_z) are average. In practice, this corresponds to a participant with average proficiency would be accurate 91.2% of the time for words of average lexical frequency. The effect for non-cognates was -1.46, 95% HDI = [-2.12, -0.84], pd = 1, which corresponds to a lower predicted probability of a correct response (70.7%). The probability of direction was 1.00, signaling that virtually the entire posterior distribution is below zero, providing extremely strong evidence for a negative effect. Additionally, 0% of the posterior distribution fell within the ROPE, suggesting that none of the credible parameter values were practically equivalent to zero. For three-way cognates, the median effect was 0.71 95% HDI = [0, 1.39], indicating that the most credible values of the effect were positive. The effect was associated with a pd of 0.98, indicating that approximately 98% of the posterior distribution supported a positive effect. Additionally, only 4% of the posterior distribution fell within the ROPE, suggesting that most credible parameter values were not practically equivalent to zero. Taken together, these results provide evidence that three-way cognates were identified more accurately than two-way cognates, although the evidence was somewhat weaker than that observed for the non-cognate effect.</w:t>
+        <w:t>Overall, there was strong evidence for a general cognate effect in accuracy, and somewhat weaker evidence for a cumulative effect. Figure 4 visualizes the posterior distribution for the accuracy model and Table 2 includes specific estimates of each model term. In this model, the intercept was 2.34 and represents the log-odds of an accurate response in the reference condition (two-way cognates) when the adapted LexTALE scores (proficiency_z) and lexical frequency (frequency_z) are average. In practice, this corresponds to a participant with average proficiency would be accurate 91.2% of the time for words of average lexical frequency. The effect for non-cognates was -1.46, 95% HDI = [-2.12, -0.84], pd = 1, which corresponds to a lower predicted probability of a correct response (70.7%). The probability of direction was 1.00, signaling that virtually the entire posterior distribution is below zero, providing extremely strong evidence for a negative effect. Additionally, 0% of the posterior distribution fell within the ROPE, suggesting that none of the credible parameter values were practically equivalent to zero. For three-way cognates, the median effect was 0.71 95% HDI = [0, 1.39], indicating that the most credible values of the effect were positive. The effect was associated with a pd of 0.98, indicating that approximately 98% of the posterior distribution supported a positive effect. Additionally, only 4% of the posterior distribution fell within the ROPE, suggesting that most credible parameter values were not practically equivalent to zero. Taken together, these results provide evidence that three-way cognates were identified more accurately than two-way cognates, although the evidence was somewhat weaker than that observed for the non-cognate effect.</w:t>
       </w:r>
     </w:p>
     <w:p>
@@ -4883,11 +4920,11 @@
         <w:pStyle w:val="BodyText"/>
       </w:pPr>
       <w:r>
-        <w:t xml:space="preserve">Higher numbers for both the continuous predictors lexical frequency and proficiency were associated with higher accuracy. For lexical frequency, the median estimate was 1.01 [0.79, 1.24], indicating that a one standard deviation increase in lexical frequency was associated with an increase of 1.01 in the log-odds of a correct response. Holding all other predictors constant, predicted accuracy increases to around 96.6% in words that were 1 standard deviation more frequent than average, while it dropped to 79.1% for words that were one standard deviation less frequent than average. Again, the pd (1) and ROPE percentage (0%) provide strong evidence for the existence of a positive association between lexical frequency and accuracy. Proficiency was </w:t>
+        <w:t xml:space="preserve">Higher numbers for both the continuous predictors lexical frequency and proficiency were associated with higher accuracy. For lexical frequency, the median estimate was 1.01 [0.79, 1.24], indicating that a one standard deviation increase in lexical frequency was associated with </w:t>
       </w:r>
       <w:r>
         <w:lastRenderedPageBreak/>
-        <w:t>also shown the be positively associated with accuracy; the estimate 0.78 [0.43, 1.15] suggests that a one standard deviation increase in the adapted LexTALE score was associated with an increase of 0.78 increase in the log-odds of a correct response. Predicted accuracy increases to around 96.6% by participants that were 1 standard deviation more proficient than average, while it dropped to 82.6% for participants that were one standard deviation less proficient than average. Like frequency, the pd (1) and ROPE percentage (0) provide compelling evidence of that the effect is positive and not negligible.</w:t>
+        <w:t>an increase of 1.01 in the log-odds of a correct response. Holding all other predictors constant, predicted accuracy increases to around 96.6% in words that were 1 standard deviation more frequent than average, while it dropped to 79.1% for words that were one standard deviation less frequent than average. Again, the pd (1) and ROPE percentage (0%) provide strong evidence for the existence of a positive association between lexical frequency and accuracy. Proficiency was also shown the be positively associated with accuracy; the estimate 0.78 [0.43, 1.15] suggests that a one standard deviation increase in the adapted LexTALE score was associated with an increase of 0.78 increase in the log-odds of a correct response. Predicted accuracy increases to around 96.6% by participants that were 1 standard deviation more proficient than average, while it dropped to 82.6% for participants that were one standard deviation less proficient than average. Like frequency, the pd (1) and ROPE percentage (0) provide compelling evidence of that the effect is positive and not negligible.</w:t>
       </w:r>
     </w:p>
     <w:p>
@@ -4899,7 +4936,7 @@
           <w:noProof/>
         </w:rPr>
         <w:drawing>
-          <wp:inline distT="0" distB="0" distL="0" distR="0" wp14:anchorId="515AF720" wp14:editId="515AF721">
+          <wp:inline distT="0" distB="0" distL="0" distR="0" wp14:anchorId="5BEE58EE" wp14:editId="5BEE58EF">
             <wp:extent cx="4579632" cy="3663706"/>
             <wp:effectExtent l="0" t="0" r="0" b="0"/>
             <wp:docPr id="50" name="Picture" descr="Figure 4: Posterior Distributions of the accuracy model"/>
@@ -4958,6 +4995,7 @@
       <w:bookmarkStart w:id="23" w:name="reaction-time"/>
       <w:bookmarkEnd w:id="18"/>
       <w:r>
+        <w:lastRenderedPageBreak/>
         <w:t>Reaction time</w:t>
       </w:r>
     </w:p>
@@ -4966,11 +5004,7 @@
         <w:pStyle w:val="FirstParagraph"/>
       </w:pPr>
       <w:r>
-        <w:t xml:space="preserve">Like accuracy, the analysis of the reaction time data showed evidence of a general cognate facilitation effect. Figure 5 shows the overall mean reaction times in milliseconds in for each word type. Non-cognate words were recognized as real words slowest (mean reaction time 881.67ms, sd = 304.77), while both two-way (827.33ms, sd = 296.70) and three-way cognates </w:t>
-      </w:r>
-      <w:r>
-        <w:lastRenderedPageBreak/>
-        <w:t>were recognized faster 817.38ms, sd = 263.04. The difference in reaction time between two-way and three-way cognates was quite small (d = .03).</w:t>
+        <w:t>Like accuracy, the analysis of the reaction time data showed evidence of a general cognate facilitation effect. Figure 5 shows the overall mean reaction times in milliseconds in for each word type. Non-cognate words were recognized as real words slowest (mean reaction time 881.67ms, sd = 304.77), while both two-way (827.33ms, sd = 296.70) and three-way cognates were recognized faster 817.38ms, sd = 263.04. The difference in reaction time between two-way and three-way cognates was quite small (d = .03).</w:t>
       </w:r>
     </w:p>
     <w:p>
@@ -4999,7 +5033,7 @@
         </w:rPr>
         <w:lastRenderedPageBreak/>
         <w:drawing>
-          <wp:inline distT="0" distB="0" distL="0" distR="0" wp14:anchorId="515AF722" wp14:editId="515AF723">
+          <wp:inline distT="0" distB="0" distL="0" distR="0" wp14:anchorId="5BEE58F0" wp14:editId="5BEE58F1">
             <wp:extent cx="4579632" cy="3663706"/>
             <wp:effectExtent l="0" t="0" r="0" b="0"/>
             <wp:docPr id="55" name="Picture" descr="Figure 5: Mean reaction time of each word type"/>
@@ -5060,7 +5094,7 @@
           <w:noProof/>
         </w:rPr>
         <w:drawing>
-          <wp:inline distT="0" distB="0" distL="0" distR="0" wp14:anchorId="515AF724" wp14:editId="515AF725">
+          <wp:inline distT="0" distB="0" distL="0" distR="0" wp14:anchorId="5BEE58F2" wp14:editId="5BEE58F3">
             <wp:extent cx="4579632" cy="3663706"/>
             <wp:effectExtent l="0" t="0" r="0" b="0"/>
             <wp:docPr id="59" name="Picture" descr="Figure 6: Individual effects in reaction times"/>
@@ -5122,7 +5156,7 @@
         </w:rPr>
         <w:lastRenderedPageBreak/>
         <w:drawing>
-          <wp:inline distT="0" distB="0" distL="0" distR="0" wp14:anchorId="515AF726" wp14:editId="515AF727">
+          <wp:inline distT="0" distB="0" distL="0" distR="0" wp14:anchorId="5BEE58F4" wp14:editId="5BEE58F5">
             <wp:extent cx="4579632" cy="3663706"/>
             <wp:effectExtent l="0" t="0" r="0" b="0"/>
             <wp:docPr id="63" name="Picture" descr="Figure 7: Posterior Distributions of the reaction time model"/>
@@ -13546,8 +13580,28 @@
       <w:pPr>
         <w:pStyle w:val="Bibliography"/>
       </w:pPr>
-      <w:bookmarkStart w:id="42" w:name="ref-burkner2017brms"/>
+      <w:bookmarkStart w:id="42" w:name="ref-borg2013acquisition"/>
       <w:bookmarkEnd w:id="41"/>
+      <w:r>
+        <w:t xml:space="preserve">Borg, K. (2013). The acquisition of future of probability in L3 spanish. In </w:t>
+      </w:r>
+      <w:r>
+        <w:rPr>
+          <w:i/>
+          <w:iCs/>
+        </w:rPr>
+        <w:t>Proceedings of the 12th generative approaches to second language acquisition conference</w:t>
+      </w:r>
+      <w:r>
+        <w:t xml:space="preserve"> (pp. 11–21). Cascadilla Proceedings Project Somerville, MA.</w:t>
+      </w:r>
+    </w:p>
+    <w:p>
+      <w:pPr>
+        <w:pStyle w:val="Bibliography"/>
+      </w:pPr>
+      <w:bookmarkStart w:id="43" w:name="ref-burkner2017brms"/>
+      <w:bookmarkEnd w:id="42"/>
       <w:r>
         <w:t xml:space="preserve">Bürkner, P.-C. (2017). Brms: An r package for bayesian multilevel models using stan. </w:t>
       </w:r>
@@ -13576,8 +13630,28 @@
       <w:pPr>
         <w:pStyle w:val="Bibliography"/>
       </w:pPr>
-      <w:bookmarkStart w:id="43" w:name="ref-carrasco-ortiz_etal_2021"/>
-      <w:bookmarkEnd w:id="42"/>
+      <w:bookmarkStart w:id="44" w:name="ref-cabrelli2015relationship"/>
+      <w:bookmarkEnd w:id="43"/>
+      <w:r>
+        <w:t xml:space="preserve">Cabrelli, J., Amaro, J. F., &amp; Rothman, J. (2015). The relationship between L3 transfer and structural similarity across development: Raising across an experiencer in brazilian portuguese. In </w:t>
+      </w:r>
+      <w:r>
+        <w:rPr>
+          <w:i/>
+          <w:iCs/>
+        </w:rPr>
+        <w:t>Transfer effects in multilingual language development</w:t>
+      </w:r>
+      <w:r>
+        <w:t xml:space="preserve"> (pp. 21–52). John Benjamins.</w:t>
+      </w:r>
+    </w:p>
+    <w:p>
+      <w:pPr>
+        <w:pStyle w:val="Bibliography"/>
+      </w:pPr>
+      <w:bookmarkStart w:id="45" w:name="ref-carrasco-ortiz_etal_2021"/>
+      <w:bookmarkEnd w:id="44"/>
       <w:r>
         <w:t xml:space="preserve">Carrasco-Ortiz, H., Amengual, M., &amp; Gries, S. T. (2021). Cross-language effects of phonological and orthographic similarity in cognate word recognition: The role of language dominance. </w:t>
       </w:r>
@@ -13614,8 +13688,8 @@
       <w:pPr>
         <w:pStyle w:val="Bibliography"/>
       </w:pPr>
-      <w:bookmarkStart w:id="44" w:name="ref-comesana_etal_2015"/>
-      <w:bookmarkEnd w:id="43"/>
+      <w:bookmarkStart w:id="46" w:name="ref-comesana_etal_2015"/>
+      <w:bookmarkEnd w:id="45"/>
       <w:r>
         <w:t xml:space="preserve">Comesaña, M., Ferré, P., Romero, J., Guasch, M., Soares, A. P., &amp; García-Chico, T. (2015). Facilitative effect of cognate words vanishes when reducing the orthographic overlap: The role of stimuli list composition. </w:t>
       </w:r>
@@ -13652,8 +13726,8 @@
       <w:pPr>
         <w:pStyle w:val="Bibliography"/>
       </w:pPr>
-      <w:bookmarkStart w:id="45" w:name="ref-cop_etal_2015"/>
-      <w:bookmarkEnd w:id="44"/>
+      <w:bookmarkStart w:id="47" w:name="ref-cop_etal_2015"/>
+      <w:bookmarkEnd w:id="46"/>
       <w:r>
         <w:t xml:space="preserve">Cop, U., Drieghe, D., &amp; Duyck, W. (2015). Eye Movement Patterns in Natural Reading: A Comparison of Monolingual and Bilingual Reading of a Novel. </w:t>
       </w:r>
@@ -13690,9 +13764,10 @@
       <w:pPr>
         <w:pStyle w:val="Bibliography"/>
       </w:pPr>
-      <w:bookmarkStart w:id="46" w:name="ref-cornut_etal_2022"/>
-      <w:bookmarkEnd w:id="45"/>
-      <w:r>
+      <w:bookmarkStart w:id="48" w:name="ref-cornut_etal_2022"/>
+      <w:bookmarkEnd w:id="47"/>
+      <w:r>
+        <w:lastRenderedPageBreak/>
         <w:t xml:space="preserve">Cornut, C., Mahé, G., &amp; Casalis, S. (2022). L2 word recognition in French–English late bilinguals: Does modality matter? </w:t>
       </w:r>
       <w:r>
@@ -13728,8 +13803,8 @@
       <w:pPr>
         <w:pStyle w:val="Bibliography"/>
       </w:pPr>
-      <w:bookmarkStart w:id="47" w:name="ref-costa_etal_2023"/>
-      <w:bookmarkEnd w:id="46"/>
+      <w:bookmarkStart w:id="49" w:name="ref-costa_etal_2023"/>
+      <w:bookmarkEnd w:id="48"/>
       <w:r>
         <w:t xml:space="preserve">Costa, A. S., Comesaña, M., &amp; Soares, A. P. (2023). PHOR-in-One: A multilingual lexical database with PHonological, ORthographic and PHonographic word similarity estimates in four languages. </w:t>
       </w:r>
@@ -13766,10 +13841,9 @@
       <w:pPr>
         <w:pStyle w:val="Bibliography"/>
       </w:pPr>
-      <w:bookmarkStart w:id="48" w:name="ref-costa_etal_2000"/>
-      <w:bookmarkEnd w:id="47"/>
-      <w:r>
-        <w:lastRenderedPageBreak/>
+      <w:bookmarkStart w:id="50" w:name="ref-costa_etal_2000"/>
+      <w:bookmarkEnd w:id="49"/>
+      <w:r>
         <w:t>Costa, A., Caramazza, A., &amp; Sebastian-Galles, N. (2000). The Cognate Facilitation Effect: Implications for Models of Lexical Access.</w:t>
       </w:r>
     </w:p>
@@ -13777,8 +13851,8 @@
       <w:pPr>
         <w:pStyle w:val="Bibliography"/>
       </w:pPr>
-      <w:bookmarkStart w:id="49" w:name="ref-cuetos_etal_2011"/>
-      <w:bookmarkEnd w:id="48"/>
+      <w:bookmarkStart w:id="51" w:name="ref-cuetos_etal_2011"/>
+      <w:bookmarkEnd w:id="50"/>
       <w:r>
         <w:t xml:space="preserve">Cuetos, F., Glez-Nosti, M., Barbón, A., &amp; Brysbaert, M. (2011). SUBTLEX-ESP: Spanish word frequencies based on film subtitles. </w:t>
       </w:r>
@@ -13807,8 +13881,8 @@
       <w:pPr>
         <w:pStyle w:val="Bibliography"/>
       </w:pPr>
-      <w:bookmarkStart w:id="50" w:name="ref-de_angelis_2007"/>
-      <w:bookmarkEnd w:id="49"/>
+      <w:bookmarkStart w:id="52" w:name="ref-de_angelis_2007"/>
+      <w:bookmarkEnd w:id="51"/>
       <w:r>
         <w:t xml:space="preserve">De Angelis, G. (2007). </w:t>
       </w:r>
@@ -13835,8 +13909,8 @@
       <w:pPr>
         <w:pStyle w:val="Bibliography"/>
       </w:pPr>
-      <w:bookmarkStart w:id="51" w:name="ref-dijkstra_etal_2010"/>
-      <w:bookmarkEnd w:id="50"/>
+      <w:bookmarkStart w:id="53" w:name="ref-dijkstra_etal_2010"/>
+      <w:bookmarkEnd w:id="52"/>
       <w:r>
         <w:t xml:space="preserve">Dijkstra, T., Miwa, K., Brummelhuis, B., Sappelli, M., &amp; Baayen, H. (2010). How cross-language similarity and task demands affect cognate recognition. </w:t>
       </w:r>
@@ -13873,8 +13947,8 @@
       <w:pPr>
         <w:pStyle w:val="Bibliography"/>
       </w:pPr>
-      <w:bookmarkStart w:id="52" w:name="ref-dijkstra_vanheuven_2002"/>
-      <w:bookmarkEnd w:id="51"/>
+      <w:bookmarkStart w:id="54" w:name="ref-dijkstra_vanheuven_2002"/>
+      <w:bookmarkEnd w:id="53"/>
       <w:r>
         <w:t xml:space="preserve">Dijkstra, T., &amp; Van Heuven, W. J. B. (2002). The architecture of the bilingual word recognition system: From identification to decision. </w:t>
       </w:r>
@@ -13911,8 +13985,8 @@
       <w:pPr>
         <w:pStyle w:val="Bibliography"/>
       </w:pPr>
-      <w:bookmarkStart w:id="53" w:name="ref-Dijkstra_etal_2018"/>
-      <w:bookmarkEnd w:id="52"/>
+      <w:bookmarkStart w:id="55" w:name="ref-Dijkstra_etal_2018"/>
+      <w:bookmarkEnd w:id="54"/>
       <w:r>
         <w:t xml:space="preserve">Dijkstra, T., Wahl, A., Buytenhuijs, F., Van Halem, N., Al-Jibouri, Z., De Korte, M., &amp; Rekké, S. (2018). Multilink: A computational model for bilingual word recognition and word translation. </w:t>
       </w:r>
@@ -13941,8 +14015,8 @@
       <w:pPr>
         <w:pStyle w:val="Bibliography"/>
       </w:pPr>
-      <w:bookmarkStart w:id="54" w:name="ref-ecke_2015"/>
-      <w:bookmarkEnd w:id="53"/>
+      <w:bookmarkStart w:id="56" w:name="ref-ecke_2015"/>
+      <w:bookmarkEnd w:id="55"/>
       <w:r>
         <w:t xml:space="preserve">Ecke, P. (2015). Parasitic vocabulary acquisition, cross-linguistic influence, and lexical retrieval in multilinguals. </w:t>
       </w:r>
@@ -13979,8 +14053,8 @@
       <w:pPr>
         <w:pStyle w:val="Bibliography"/>
       </w:pPr>
-      <w:bookmarkStart w:id="55" w:name="ref-ellis_beaton_1993"/>
-      <w:bookmarkEnd w:id="54"/>
+      <w:bookmarkStart w:id="57" w:name="ref-ellis_beaton_1993"/>
+      <w:bookmarkEnd w:id="56"/>
       <w:r>
         <w:t xml:space="preserve">Ellis, N., &amp; Beaton, A. (1993). Factors affecting the learning of foreign language vocabulary: Imagery keyword mediators and phonological short-term memory. </w:t>
       </w:r>
@@ -14017,8 +14091,8 @@
       <w:pPr>
         <w:pStyle w:val="Bibliography"/>
       </w:pPr>
-      <w:bookmarkStart w:id="56" w:name="ref-engemann_rodetzky_2024"/>
-      <w:bookmarkEnd w:id="55"/>
+      <w:bookmarkStart w:id="58" w:name="ref-engemann_rodetzky_2024"/>
+      <w:bookmarkEnd w:id="57"/>
       <w:r>
         <w:t xml:space="preserve">Engemann, H., &amp; Radetzky, S. (2024). Cognate Facilitation in Child Third Language Learners in a Multilingual Setting. </w:t>
       </w:r>
@@ -14055,8 +14129,38 @@
       <w:pPr>
         <w:pStyle w:val="Bibliography"/>
       </w:pPr>
-      <w:bookmarkStart w:id="57" w:name="ref-forys-nogala_etal_2026"/>
-      <w:bookmarkEnd w:id="56"/>
+      <w:bookmarkStart w:id="59" w:name="ref-foote2009transfer"/>
+      <w:bookmarkEnd w:id="58"/>
+      <w:r>
+        <w:t xml:space="preserve">Foote, R. (2009). Transfer in L3 acquisition: The role of typology. </w:t>
+      </w:r>
+      <w:r>
+        <w:rPr>
+          <w:i/>
+          <w:iCs/>
+        </w:rPr>
+        <w:t>Third Language Acquisition and Universal Grammar</w:t>
+      </w:r>
+      <w:r>
+        <w:t xml:space="preserve">, </w:t>
+      </w:r>
+      <w:r>
+        <w:rPr>
+          <w:i/>
+          <w:iCs/>
+        </w:rPr>
+        <w:t>37</w:t>
+      </w:r>
+      <w:r>
+        <w:t>, 89.</w:t>
+      </w:r>
+    </w:p>
+    <w:p>
+      <w:pPr>
+        <w:pStyle w:val="Bibliography"/>
+      </w:pPr>
+      <w:bookmarkStart w:id="60" w:name="ref-forys-nogala_etal_2026"/>
+      <w:bookmarkEnd w:id="59"/>
       <w:r>
         <w:t xml:space="preserve">Foryś-Nogala, M., Silva, B., Ambroziak, A., Broniś, O., Janczarska, A., Jastrzębski, B., &amp; Otwinowska, A. (2026). Cumulative L1–L2–L3 lexical similarity versus L2–L3 lexical similarity: What impacts learners’ L3 word knowledge and L3 word processing more? </w:t>
       </w:r>
@@ -14093,9 +14197,10 @@
       <w:pPr>
         <w:pStyle w:val="Bibliography"/>
       </w:pPr>
-      <w:bookmarkStart w:id="58" w:name="ref-frances_etal_2021"/>
-      <w:bookmarkEnd w:id="57"/>
-      <w:r>
+      <w:bookmarkStart w:id="61" w:name="ref-frances_etal_2021"/>
+      <w:bookmarkEnd w:id="60"/>
+      <w:r>
+        <w:lastRenderedPageBreak/>
         <w:t xml:space="preserve">Frances, C., Navarra-Barindelli, E., &amp; Martin, C. D. (2021). Inhibitory and facilitatory effects of phonological and orthographic similarity on L2 word recognition across modalities in bilinguals. </w:t>
       </w:r>
       <w:r>
@@ -14131,8 +14236,8 @@
       <w:pPr>
         <w:pStyle w:val="Bibliography"/>
       </w:pPr>
-      <w:bookmarkStart w:id="59" w:name="ref-frances_etal_2022"/>
-      <w:bookmarkEnd w:id="58"/>
+      <w:bookmarkStart w:id="62" w:name="ref-frances_etal_2022"/>
+      <w:bookmarkEnd w:id="61"/>
       <w:r>
         <w:t xml:space="preserve">Frances, C., Navarra-Barindelli, E., &amp; Martin, C. D. (2022). Speaker Accent Modulates the Effects of Orthographic and Phonological Similarity on Auditory Processing by Learners of English. </w:t>
       </w:r>
@@ -14169,8 +14274,58 @@
       <w:pPr>
         <w:pStyle w:val="Bibliography"/>
       </w:pPr>
-      <w:bookmarkStart w:id="60" w:name="ref-garrido-pozu_2024"/>
-      <w:bookmarkEnd w:id="59"/>
+      <w:bookmarkStart w:id="63" w:name="ref-de2014subject"/>
+      <w:bookmarkEnd w:id="62"/>
+      <w:r>
+        <w:t xml:space="preserve">Garavito, J. B. de, &amp; Perpiñán, S. (2014). Subject pronouns and clitics in the spanish interlanguage of french L1 speakers. In </w:t>
+      </w:r>
+      <w:r>
+        <w:rPr>
+          <w:i/>
+          <w:iCs/>
+        </w:rPr>
+        <w:t>Canadian linguistic association conference proceedings</w:t>
+      </w:r>
+      <w:r>
+        <w:t>.</w:t>
+      </w:r>
+    </w:p>
+    <w:p>
+      <w:pPr>
+        <w:pStyle w:val="Bibliography"/>
+      </w:pPr>
+      <w:bookmarkStart w:id="64" w:name="ref-garcia2015object"/>
+      <w:bookmarkEnd w:id="63"/>
+      <w:r>
+        <w:t xml:space="preserve">Garcı́a Mayo, M. del P., &amp; Slabakova, R. (2015). Object drop in L3 acquisition. </w:t>
+      </w:r>
+      <w:r>
+        <w:rPr>
+          <w:i/>
+          <w:iCs/>
+        </w:rPr>
+        <w:t>International Journal of Bilingualism</w:t>
+      </w:r>
+      <w:r>
+        <w:t xml:space="preserve">, </w:t>
+      </w:r>
+      <w:r>
+        <w:rPr>
+          <w:i/>
+          <w:iCs/>
+        </w:rPr>
+        <w:t>19</w:t>
+      </w:r>
+      <w:r>
+        <w:t>(5), 483–498.</w:t>
+      </w:r>
+    </w:p>
+    <w:p>
+      <w:pPr>
+        <w:pStyle w:val="Bibliography"/>
+      </w:pPr>
+      <w:bookmarkStart w:id="65" w:name="ref-garrido-pozu_2024"/>
+      <w:bookmarkEnd w:id="64"/>
       <w:r>
         <w:t xml:space="preserve">Garrido-Pozú, J. J. (2024). Cross-linguistic effects of form overlap in aural recognition of Spanish–English cognates. </w:t>
       </w:r>
@@ -14207,10 +14362,39 @@
       <w:pPr>
         <w:pStyle w:val="Bibliography"/>
       </w:pPr>
-      <w:bookmarkStart w:id="61" w:name="ref-van_hell_degroot_2008"/>
-      <w:bookmarkEnd w:id="60"/>
-      <w:r>
-        <w:lastRenderedPageBreak/>
+      <w:bookmarkStart w:id="66" w:name="ref-giancaspro2015transfer"/>
+      <w:bookmarkEnd w:id="65"/>
+      <w:r>
+        <w:t xml:space="preserve">Giancaspro, D., Halloran, B., &amp; Iverson, M. (2015). Transfer at the initial stages of L3 brazilian portuguese: A look at three groups of english/spanish bilinguals. </w:t>
+      </w:r>
+      <w:r>
+        <w:rPr>
+          <w:i/>
+          <w:iCs/>
+        </w:rPr>
+        <w:t>Bilingualism: Language and Cognition</w:t>
+      </w:r>
+      <w:r>
+        <w:t xml:space="preserve">, </w:t>
+      </w:r>
+      <w:r>
+        <w:rPr>
+          <w:i/>
+          <w:iCs/>
+        </w:rPr>
+        <w:t>18</w:t>
+      </w:r>
+      <w:r>
+        <w:t>(2), 191–207.</w:t>
+      </w:r>
+    </w:p>
+    <w:p>
+      <w:pPr>
+        <w:pStyle w:val="Bibliography"/>
+      </w:pPr>
+      <w:bookmarkStart w:id="67" w:name="ref-van_hell_degroot_2008"/>
+      <w:bookmarkEnd w:id="66"/>
+      <w:r>
         <w:t xml:space="preserve">Hell, J. G. van, &amp; Groot, A. M. B. de. (2008). Sentence context modulates visual word recognition and translation in bilinguals. </w:t>
       </w:r>
       <w:r>
@@ -14246,8 +14430,68 @@
       <w:pPr>
         <w:pStyle w:val="Bibliography"/>
       </w:pPr>
-      <w:bookmarkStart w:id="62" w:name="ref-izura_etal_2014"/>
-      <w:bookmarkEnd w:id="61"/>
+      <w:bookmarkStart w:id="68" w:name="ref-hermas2010language"/>
+      <w:bookmarkEnd w:id="67"/>
+      <w:r>
+        <w:t xml:space="preserve">Hermas, A. (2010). Language acquisition as computational resetting: Verb movement in L3 initial state. </w:t>
+      </w:r>
+      <w:r>
+        <w:rPr>
+          <w:i/>
+          <w:iCs/>
+        </w:rPr>
+        <w:t>International Journal of Multilingualism</w:t>
+      </w:r>
+      <w:r>
+        <w:t xml:space="preserve">, </w:t>
+      </w:r>
+      <w:r>
+        <w:rPr>
+          <w:i/>
+          <w:iCs/>
+        </w:rPr>
+        <w:t>7</w:t>
+      </w:r>
+      <w:r>
+        <w:t>(4), 343–362.</w:t>
+      </w:r>
+    </w:p>
+    <w:p>
+      <w:pPr>
+        <w:pStyle w:val="Bibliography"/>
+      </w:pPr>
+      <w:bookmarkStart w:id="69" w:name="ref-ionin2015interpretation"/>
+      <w:bookmarkEnd w:id="68"/>
+      <w:r>
+        <w:t xml:space="preserve">Ionin, T., Grolla, E., Santos, H., &amp; Montrul, S. A. (2015). Interpretation of NPs in generic and existential contexts in L3 brazilian portuguese. </w:t>
+      </w:r>
+      <w:r>
+        <w:rPr>
+          <w:i/>
+          <w:iCs/>
+        </w:rPr>
+        <w:t>Linguistic Approaches to Bilingualism</w:t>
+      </w:r>
+      <w:r>
+        <w:t xml:space="preserve">, </w:t>
+      </w:r>
+      <w:r>
+        <w:rPr>
+          <w:i/>
+          <w:iCs/>
+        </w:rPr>
+        <w:t>5</w:t>
+      </w:r>
+      <w:r>
+        <w:t>(2), 215–251.</w:t>
+      </w:r>
+    </w:p>
+    <w:p>
+      <w:pPr>
+        <w:pStyle w:val="Bibliography"/>
+      </w:pPr>
+      <w:bookmarkStart w:id="70" w:name="ref-izura_etal_2014"/>
+      <w:bookmarkEnd w:id="69"/>
       <w:r>
         <w:t xml:space="preserve">Izura, C., Cuetos, F., &amp; Brysbaert, M. (2014). Lextale-Esp: A test to rapidly and efficiently assess the Spanish vocabulary size. </w:t>
       </w:r>
@@ -14276,8 +14520,38 @@
       <w:pPr>
         <w:pStyle w:val="Bibliography"/>
       </w:pPr>
-      <w:bookmarkStart w:id="63" w:name="ref-Kellerman_1983"/>
-      <w:bookmarkEnd w:id="62"/>
+      <w:bookmarkStart w:id="71" w:name="ref-jensen2023crosslinguistic"/>
+      <w:bookmarkEnd w:id="70"/>
+      <w:r>
+        <w:t xml:space="preserve">Jensen, I. N., Mitrofanova, N., Anderssen, M., Rodina, Y., Slabakova, R., &amp; Westergaard, M. (2023). Crosslinguistic influence in L3 acquisition across linguistic modules. </w:t>
+      </w:r>
+      <w:r>
+        <w:rPr>
+          <w:i/>
+          <w:iCs/>
+        </w:rPr>
+        <w:t>International Journal of Multilingualism</w:t>
+      </w:r>
+      <w:r>
+        <w:t xml:space="preserve">, </w:t>
+      </w:r>
+      <w:r>
+        <w:rPr>
+          <w:i/>
+          <w:iCs/>
+        </w:rPr>
+        <w:t>20</w:t>
+      </w:r>
+      <w:r>
+        <w:t>(3), 717–734.</w:t>
+      </w:r>
+    </w:p>
+    <w:p>
+      <w:pPr>
+        <w:pStyle w:val="Bibliography"/>
+      </w:pPr>
+      <w:bookmarkStart w:id="72" w:name="ref-Kellerman_1983"/>
+      <w:bookmarkEnd w:id="71"/>
       <w:r>
         <w:t xml:space="preserve">Kellerman, E. (1983). Now you see it, now you don’t. In S. M. Gass &amp; L. Selinker (Eds.), </w:t>
       </w:r>
@@ -14296,8 +14570,8 @@
       <w:pPr>
         <w:pStyle w:val="Bibliography"/>
       </w:pPr>
-      <w:bookmarkStart w:id="64" w:name="ref-kruschke2018rejecting"/>
-      <w:bookmarkEnd w:id="63"/>
+      <w:bookmarkStart w:id="73" w:name="ref-kruschke2018rejecting"/>
+      <w:bookmarkEnd w:id="72"/>
       <w:r>
         <w:t xml:space="preserve">Kruschke, J. K. (2018). Rejecting or accepting parameter values in bayesian estimation. </w:t>
       </w:r>
@@ -14326,8 +14600,8 @@
       <w:pPr>
         <w:pStyle w:val="Bibliography"/>
       </w:pPr>
-      <w:bookmarkStart w:id="65" w:name="ref-lemhofer_broersma_2012"/>
-      <w:bookmarkEnd w:id="64"/>
+      <w:bookmarkStart w:id="74" w:name="ref-lemhofer_broersma_2012"/>
+      <w:bookmarkEnd w:id="73"/>
       <w:r>
         <w:t xml:space="preserve">Lemhöfer, K., &amp; Broersma, M. (2012). Introducing LexTALE: A quick and valid Lexical Test for Advanced Learners of English. </w:t>
       </w:r>
@@ -14364,9 +14638,10 @@
       <w:pPr>
         <w:pStyle w:val="Bibliography"/>
       </w:pPr>
-      <w:bookmarkStart w:id="66" w:name="ref-lemhoefer_etal_2004"/>
-      <w:bookmarkEnd w:id="65"/>
-      <w:r>
+      <w:bookmarkStart w:id="75" w:name="ref-lemhoefer_etal_2004"/>
+      <w:bookmarkEnd w:id="74"/>
+      <w:r>
+        <w:lastRenderedPageBreak/>
         <w:t xml:space="preserve">Lemhöfer, K., Dijkstra, T., &amp; Michel, M. (2004). Three languages, one ECHO: Cognate effects in trilingual word recognition. </w:t>
       </w:r>
       <w:r>
@@ -14402,8 +14677,8 @@
       <w:pPr>
         <w:pStyle w:val="Bibliography"/>
       </w:pPr>
-      <w:bookmarkStart w:id="67" w:name="ref-lijewska_2023"/>
-      <w:bookmarkEnd w:id="66"/>
+      <w:bookmarkStart w:id="76" w:name="ref-lijewska_2023"/>
+      <w:bookmarkEnd w:id="75"/>
       <w:r>
         <w:t xml:space="preserve">Lijewska, A. (2023). The influence of semantic bias on triple non-identical cognates during reading: Evidence from trilinguals’ eye movements. </w:t>
       </w:r>
@@ -14440,8 +14715,8 @@
       <w:pPr>
         <w:pStyle w:val="Bibliography"/>
       </w:pPr>
-      <w:bookmarkStart w:id="68" w:name="ref-lijewska_delouw_2025"/>
-      <w:bookmarkEnd w:id="67"/>
+      <w:bookmarkStart w:id="77" w:name="ref-lijewska_delouw_2025"/>
+      <w:bookmarkEnd w:id="76"/>
       <w:r>
         <w:t xml:space="preserve">Lijewska, A., &amp; Louw, R. de. (2025). Facilitation for non-identical cognates in L3. </w:t>
       </w:r>
@@ -14478,8 +14753,8 @@
       <w:pPr>
         <w:pStyle w:val="Bibliography"/>
       </w:pPr>
-      <w:bookmarkStart w:id="69" w:name="ref-lotto_degroot_1998"/>
-      <w:bookmarkEnd w:id="68"/>
+      <w:bookmarkStart w:id="78" w:name="ref-lotto_degroot_1998"/>
+      <w:bookmarkEnd w:id="77"/>
       <w:r>
         <w:t xml:space="preserve">Lotto, L., &amp; Groot, A. M. B. de. (1998). Effects of learning method and word type on acquiring vocabulary in an unfamiliar language. </w:t>
       </w:r>
@@ -14516,8 +14791,8 @@
       <w:pPr>
         <w:pStyle w:val="Bibliography"/>
       </w:pPr>
-      <w:bookmarkStart w:id="70" w:name="ref-makowski2019indices"/>
-      <w:bookmarkEnd w:id="69"/>
+      <w:bookmarkStart w:id="79" w:name="ref-makowski2019indices"/>
+      <w:bookmarkEnd w:id="78"/>
       <w:r>
         <w:t xml:space="preserve">Makowski, D., Ben-Shachar, M. S., Chen, S. A., &amp; Lüdecke, D. (2019). Indices of effect existence and significance in the bayesian framework. </w:t>
       </w:r>
@@ -14546,8 +14821,8 @@
       <w:pPr>
         <w:pStyle w:val="Bibliography"/>
       </w:pPr>
-      <w:bookmarkStart w:id="71" w:name="ref-marian2007language"/>
-      <w:bookmarkEnd w:id="70"/>
+      <w:bookmarkStart w:id="80" w:name="ref-marian2007language"/>
+      <w:bookmarkEnd w:id="79"/>
       <w:r>
         <w:t xml:space="preserve">Marian, V., Blumenfeld, H. K., &amp; Kaushanskaya, M. (2007). The language experience and proficiency questionnaire (LEAP-q): Assessing language profiles in bilinguals and multilinguals. </w:t>
       </w:r>
@@ -14566,8 +14841,76 @@
       <w:pPr>
         <w:pStyle w:val="Bibliography"/>
       </w:pPr>
-      <w:bookmarkStart w:id="72" w:name="ref-muntendam_etal_2022"/>
-      <w:bookmarkEnd w:id="71"/>
+      <w:bookmarkStart w:id="81" w:name="ref-mitrofanova2023crosslinguistic"/>
+      <w:bookmarkEnd w:id="80"/>
+      <w:r>
+        <w:t xml:space="preserve">Mitrofanova, N., Leivada, E., &amp; Westergaard, M. (2023). Crosslinguistic influence in L3 acquisition: Evidence from artificial language learning. </w:t>
+      </w:r>
+      <w:r>
+        <w:rPr>
+          <w:i/>
+          <w:iCs/>
+        </w:rPr>
+        <w:t>Linguistic Approaches to Bilingualism</w:t>
+      </w:r>
+      <w:r>
+        <w:t xml:space="preserve">, </w:t>
+      </w:r>
+      <w:r>
+        <w:rPr>
+          <w:i/>
+          <w:iCs/>
+        </w:rPr>
+        <w:t>13</w:t>
+      </w:r>
+      <w:r>
+        <w:t>(5), 717–742.</w:t>
+      </w:r>
+    </w:p>
+    <w:p>
+      <w:pPr>
+        <w:pStyle w:val="Bibliography"/>
+      </w:pPr>
+      <w:bookmarkStart w:id="82" w:name="ref-MontrulDiasSantos2011"/>
+      <w:bookmarkEnd w:id="81"/>
+      <w:r>
+        <w:t xml:space="preserve">Montrul, S., Dias, R., &amp; Santos, H. (2011). Clitics and object expression in the L3 acquisition of brazilian portuguese: Structural similarity matters for transfer. </w:t>
+      </w:r>
+      <w:r>
+        <w:rPr>
+          <w:i/>
+          <w:iCs/>
+        </w:rPr>
+        <w:t>Second Language Research</w:t>
+      </w:r>
+      <w:r>
+        <w:t xml:space="preserve">, </w:t>
+      </w:r>
+      <w:r>
+        <w:rPr>
+          <w:i/>
+          <w:iCs/>
+        </w:rPr>
+        <w:t>27</w:t>
+      </w:r>
+      <w:r>
+        <w:t>(1), 21–58. http://doi.org/</w:t>
+      </w:r>
+      <w:hyperlink r:id="rId41">
+        <w:r>
+          <w:rPr>
+            <w:rStyle w:val="Hyperlink"/>
+          </w:rPr>
+          <w:t>10.1177/0267658310386649</w:t>
+        </w:r>
+      </w:hyperlink>
+    </w:p>
+    <w:p>
+      <w:pPr>
+        <w:pStyle w:val="Bibliography"/>
+      </w:pPr>
+      <w:bookmarkStart w:id="83" w:name="ref-muntendam_etal_2022"/>
+      <w:bookmarkEnd w:id="82"/>
       <w:r>
         <w:t xml:space="preserve">Muntendam, A., Rijswijk, R., Severijnen, G., &amp; Dijkstra, T. (2022). The role of stress position in bilingual auditory word recognition: Cognate processing in Turkish and Dutch. </w:t>
       </w:r>
@@ -14591,7 +14934,7 @@
       <w:r>
         <w:t>, 1–12. http://doi.org/</w:t>
       </w:r>
-      <w:hyperlink r:id="rId41">
+      <w:hyperlink r:id="rId42">
         <w:r>
           <w:rPr>
             <w:rStyle w:val="Hyperlink"/>
@@ -14604,8 +14947,8 @@
       <w:pPr>
         <w:pStyle w:val="Bibliography"/>
       </w:pPr>
-      <w:bookmarkStart w:id="73" w:name="ref-new_etal_2024"/>
-      <w:bookmarkEnd w:id="72"/>
+      <w:bookmarkStart w:id="84" w:name="ref-new_etal_2024"/>
+      <w:bookmarkEnd w:id="83"/>
       <w:r>
         <w:t xml:space="preserve">New, B., Bourgin, J., Barra, J., &amp; Pallier, C. (2024). UniPseudo: A universal pseudoword generator. </w:t>
       </w:r>
@@ -14629,7 +14972,7 @@
       <w:r>
         <w:t>(2), 278–286. http://doi.org/</w:t>
       </w:r>
-      <w:hyperlink r:id="rId42">
+      <w:hyperlink r:id="rId43">
         <w:r>
           <w:rPr>
             <w:rStyle w:val="Hyperlink"/>
@@ -14642,10 +14985,9 @@
       <w:pPr>
         <w:pStyle w:val="Bibliography"/>
       </w:pPr>
-      <w:bookmarkStart w:id="74" w:name="ref-otwinowska_szewczyk_2019"/>
-      <w:bookmarkEnd w:id="73"/>
-      <w:r>
-        <w:lastRenderedPageBreak/>
+      <w:bookmarkStart w:id="85" w:name="ref-otwinowska_szewczyk_2019"/>
+      <w:bookmarkEnd w:id="84"/>
+      <w:r>
         <w:t xml:space="preserve">Otwinowska, A., &amp; Szewczyk, J. M. (2019). The more similar the better? Factors in learning cognates, false cognates and non-cognate words. </w:t>
       </w:r>
       <w:r>
@@ -14668,7 +15010,7 @@
       <w:r>
         <w:t>(8), 974–991. http://doi.org/</w:t>
       </w:r>
-      <w:hyperlink r:id="rId43">
+      <w:hyperlink r:id="rId44">
         <w:r>
           <w:rPr>
             <w:rStyle w:val="Hyperlink"/>
@@ -14681,8 +15023,99 @@
       <w:pPr>
         <w:pStyle w:val="Bibliography"/>
       </w:pPr>
-      <w:bookmarkStart w:id="75" w:name="ref-peeters_etal_2013"/>
-      <w:bookmarkEnd w:id="74"/>
+      <w:bookmarkStart w:id="86" w:name="ref-parma2017cross"/>
+      <w:bookmarkEnd w:id="85"/>
+      <w:r>
+        <w:t xml:space="preserve">Parma, A. (2017). Cross-linguistic transfer of object clitic structure: A case of L3 brazilian portuguese. </w:t>
+      </w:r>
+      <w:r>
+        <w:rPr>
+          <w:i/>
+          <w:iCs/>
+        </w:rPr>
+        <w:t>Languages</w:t>
+      </w:r>
+      <w:r>
+        <w:t xml:space="preserve">, </w:t>
+      </w:r>
+      <w:r>
+        <w:rPr>
+          <w:i/>
+          <w:iCs/>
+        </w:rPr>
+        <w:t>2</w:t>
+      </w:r>
+      <w:r>
+        <w:t>(3), 14.</w:t>
+      </w:r>
+    </w:p>
+    <w:p>
+      <w:pPr>
+        <w:pStyle w:val="Bibliography"/>
+      </w:pPr>
+      <w:bookmarkStart w:id="87" w:name="ref-parrish2024statistical"/>
+      <w:bookmarkEnd w:id="86"/>
+      <w:r>
+        <w:lastRenderedPageBreak/>
+        <w:t xml:space="preserve">Parrish, K. (2024a). Statistical insignificance is not wholesale transfer in L3 acquisition: An approximate replication of rothman (2011). </w:t>
+      </w:r>
+      <w:r>
+        <w:rPr>
+          <w:i/>
+          <w:iCs/>
+        </w:rPr>
+        <w:t>Studies in Second Language Acquisition</w:t>
+      </w:r>
+      <w:r>
+        <w:t xml:space="preserve">, </w:t>
+      </w:r>
+      <w:r>
+        <w:rPr>
+          <w:i/>
+          <w:iCs/>
+        </w:rPr>
+        <w:t>46</w:t>
+      </w:r>
+      <w:r>
+        <w:t>(5), 1439–1456.</w:t>
+      </w:r>
+    </w:p>
+    <w:p>
+      <w:pPr>
+        <w:pStyle w:val="Bibliography"/>
+      </w:pPr>
+      <w:bookmarkStart w:id="88" w:name="ref-parrish2024production"/>
+      <w:bookmarkEnd w:id="87"/>
+      <w:r>
+        <w:t xml:space="preserve">Parrish, K. (2024b). The production of L3 stop-initial words by spanish/english bilinguals. </w:t>
+      </w:r>
+      <w:r>
+        <w:rPr>
+          <w:i/>
+          <w:iCs/>
+        </w:rPr>
+        <w:t>International Journal of Multilingualism</w:t>
+      </w:r>
+      <w:r>
+        <w:t xml:space="preserve">, </w:t>
+      </w:r>
+      <w:r>
+        <w:rPr>
+          <w:i/>
+          <w:iCs/>
+        </w:rPr>
+        <w:t>21</w:t>
+      </w:r>
+      <w:r>
+        <w:t>(1), 131–148.</w:t>
+      </w:r>
+    </w:p>
+    <w:p>
+      <w:pPr>
+        <w:pStyle w:val="Bibliography"/>
+      </w:pPr>
+      <w:bookmarkStart w:id="89" w:name="ref-peeters_etal_2013"/>
+      <w:bookmarkEnd w:id="88"/>
       <w:r>
         <w:t xml:space="preserve">Peeters, D., Dijkstra, T., &amp; Grainger, J. (2013). The representation and processing of identical cognates by late bilinguals: RT and ERP effects. </w:t>
       </w:r>
@@ -14706,7 +15139,7 @@
       <w:r>
         <w:t>(4), 315–332. http://doi.org/</w:t>
       </w:r>
-      <w:hyperlink r:id="rId44">
+      <w:hyperlink r:id="rId45">
         <w:r>
           <w:rPr>
             <w:rStyle w:val="Hyperlink"/>
@@ -14719,8 +15152,8 @@
       <w:pPr>
         <w:pStyle w:val="Bibliography"/>
       </w:pPr>
-      <w:bookmarkStart w:id="76" w:name="ref-peirce_2019"/>
-      <w:bookmarkEnd w:id="75"/>
+      <w:bookmarkStart w:id="90" w:name="ref-peirce_2019"/>
+      <w:bookmarkEnd w:id="89"/>
       <w:r>
         <w:t xml:space="preserve">Peirce, J., Gray, J. R., Simpson, S., MacAskill, M., Höchenberger, R., Sogo, H., … Lindeløv, J. K. (2019). PsychoPy2: Experiments in behavior made easy. </w:t>
       </w:r>
@@ -14744,7 +15177,7 @@
       <w:r>
         <w:t>(1), 195–203. http://doi.org/</w:t>
       </w:r>
-      <w:hyperlink r:id="rId45">
+      <w:hyperlink r:id="rId46">
         <w:r>
           <w:rPr>
             <w:rStyle w:val="Hyperlink"/>
@@ -14757,8 +15190,8 @@
       <w:pPr>
         <w:pStyle w:val="Bibliography"/>
       </w:pPr>
-      <w:bookmarkStart w:id="77" w:name="ref-plonsky2014big"/>
-      <w:bookmarkEnd w:id="76"/>
+      <w:bookmarkStart w:id="91" w:name="ref-plonsky2014big"/>
+      <w:bookmarkEnd w:id="90"/>
       <w:r>
         <w:t xml:space="preserve">Plonsky, L., &amp; Oswald, F. L. (2014). How big is “big”? Interpreting effect sizes in L2 research. </w:t>
       </w:r>
@@ -14787,8 +15220,8 @@
       <w:pPr>
         <w:pStyle w:val="Bibliography"/>
       </w:pPr>
-      <w:bookmarkStart w:id="78" w:name="ref-poarch_vanhell_2014"/>
-      <w:bookmarkEnd w:id="77"/>
+      <w:bookmarkStart w:id="92" w:name="ref-poarch_vanhell_2014"/>
+      <w:bookmarkEnd w:id="91"/>
       <w:r>
         <w:t xml:space="preserve">Poarch, G. J., &amp; Hell, J. G. van. (2014). Cross-language activation in same-script and different-script trilinguals. </w:t>
       </w:r>
@@ -14812,7 +15245,7 @@
       <w:r>
         <w:t>(6), 693–716. http://doi.org/</w:t>
       </w:r>
-      <w:hyperlink r:id="rId46">
+      <w:hyperlink r:id="rId47">
         <w:r>
           <w:rPr>
             <w:rStyle w:val="Hyperlink"/>
@@ -14825,8 +15258,8 @@
       <w:pPr>
         <w:pStyle w:val="Bibliography"/>
       </w:pPr>
-      <w:bookmarkStart w:id="79" w:name="ref-poort_rodd_2017"/>
-      <w:bookmarkEnd w:id="78"/>
+      <w:bookmarkStart w:id="93" w:name="ref-poort_rodd_2017"/>
+      <w:bookmarkEnd w:id="92"/>
       <w:r>
         <w:t xml:space="preserve">Poort, E. D., &amp; Rodd, J. M. (2017). The cognate facilitation effect in bilingual lexical decision is influenced by stimulus list composition. </w:t>
       </w:r>
@@ -14850,7 +15283,7 @@
       <w:r>
         <w:t>, 52–63. http://doi.org/</w:t>
       </w:r>
-      <w:hyperlink r:id="rId47">
+      <w:hyperlink r:id="rId48">
         <w:r>
           <w:rPr>
             <w:rStyle w:val="Hyperlink"/>
@@ -14863,10 +15296,10 @@
       <w:pPr>
         <w:pStyle w:val="Bibliography"/>
       </w:pPr>
-      <w:bookmarkStart w:id="80" w:name="ref-puig-mayenco_etal_2020"/>
-      <w:bookmarkEnd w:id="79"/>
-      <w:r>
-        <w:t xml:space="preserve">Puig-Mayenco, E., González Alonso, J., &amp; Rothman, J. (2020). A systematic review of transfer studies in third language acquisition. </w:t>
+      <w:bookmarkStart w:id="94" w:name="ref-puig-mayenco_etal_2020"/>
+      <w:bookmarkEnd w:id="93"/>
+      <w:r>
+        <w:t xml:space="preserve">Puig-Mayenco, E., González Alonso, J., &amp; Rothman, J. (2020b). A systematic review of transfer studies in third language acquisition. </w:t>
       </w:r>
       <w:r>
         <w:rPr>
@@ -14888,7 +15321,7 @@
       <w:r>
         <w:t>(1), 31–64. http://doi.org/</w:t>
       </w:r>
-      <w:hyperlink r:id="rId48">
+      <w:hyperlink r:id="rId49">
         <w:r>
           <w:rPr>
             <w:rStyle w:val="Hyperlink"/>
@@ -14901,10 +15334,10 @@
       <w:pPr>
         <w:pStyle w:val="Bibliography"/>
       </w:pPr>
-      <w:bookmarkStart w:id="81" w:name="ref-Rothman_2011"/>
-      <w:bookmarkEnd w:id="80"/>
-      <w:r>
-        <w:t xml:space="preserve">Rothman, J. (2011). L3 syntactic transfer selectivity and typological determinacy: The typological primacy model. </w:t>
+      <w:bookmarkStart w:id="95" w:name="ref-puig2020systematic"/>
+      <w:bookmarkEnd w:id="94"/>
+      <w:r>
+        <w:t xml:space="preserve">Puig-Mayenco, E., González Alonso, J., &amp; Rothman, J. (2020a). A systematic review of transfer studies in third language acquisition. </w:t>
       </w:r>
       <w:r>
         <w:rPr>
@@ -14921,18 +15354,68 @@
           <w:i/>
           <w:iCs/>
         </w:rPr>
-        <w:t>27</w:t>
-      </w:r>
-      <w:r>
-        <w:t>(1), 107–127.</w:t>
+        <w:t>36</w:t>
+      </w:r>
+      <w:r>
+        <w:t>(1), 31–64.</w:t>
       </w:r>
     </w:p>
     <w:p>
       <w:pPr>
         <w:pStyle w:val="Bibliography"/>
       </w:pPr>
-      <w:bookmarkStart w:id="82" w:name="ref-Rothman_2013"/>
-      <w:bookmarkEnd w:id="81"/>
+      <w:bookmarkStart w:id="96" w:name="ref-puig2018language"/>
+      <w:bookmarkEnd w:id="95"/>
+      <w:r>
+        <w:t xml:space="preserve">Puig-Mayenco, E., Miller, D., &amp; Rothman, J. (2018). Language dominance and transfer selection in L3 acquisition. </w:t>
+      </w:r>
+      <w:r>
+        <w:rPr>
+          <w:i/>
+          <w:iCs/>
+        </w:rPr>
+        <w:t>Meaning and Structure in Second Language Acquisition. Studies in Bilingualism (55)</w:t>
+      </w:r>
+      <w:r>
+        <w:t>, 229–260.</w:t>
+      </w:r>
+    </w:p>
+    <w:p>
+      <w:pPr>
+        <w:pStyle w:val="Bibliography"/>
+      </w:pPr>
+      <w:bookmarkStart w:id="97" w:name="ref-Rothman_2011"/>
+      <w:bookmarkEnd w:id="96"/>
+      <w:r>
+        <w:t xml:space="preserve">Rothman, J. (2011). L3 syntactic transfer selectivity and typological determinacy: The typological primacy model. </w:t>
+      </w:r>
+      <w:r>
+        <w:rPr>
+          <w:i/>
+          <w:iCs/>
+        </w:rPr>
+        <w:t>Second Language Research</w:t>
+      </w:r>
+      <w:r>
+        <w:t xml:space="preserve">, </w:t>
+      </w:r>
+      <w:r>
+        <w:rPr>
+          <w:i/>
+          <w:iCs/>
+        </w:rPr>
+        <w:t>27</w:t>
+      </w:r>
+      <w:r>
+        <w:t>(1), 107–127.</w:t>
+      </w:r>
+    </w:p>
+    <w:p>
+      <w:pPr>
+        <w:pStyle w:val="Bibliography"/>
+      </w:pPr>
+      <w:bookmarkStart w:id="98" w:name="ref-Rothman_2013"/>
+      <w:bookmarkEnd w:id="97"/>
       <w:r>
         <w:t xml:space="preserve">Rothman, J. (2013). Cognitive economy, non-redundancy and typological primacy in L3 acquisition: Evidence from initial stages of L3 romance. In S. Baauw, F. Dirjkoningen, M. Pinto, &amp; L. Meroni (Eds.), </w:t>
       </w:r>
@@ -14951,8 +15434,8 @@
       <w:pPr>
         <w:pStyle w:val="Bibliography"/>
       </w:pPr>
-      <w:bookmarkStart w:id="83" w:name="ref-Rothman_2015"/>
-      <w:bookmarkEnd w:id="82"/>
+      <w:bookmarkStart w:id="99" w:name="ref-Rothman_2015"/>
+      <w:bookmarkEnd w:id="98"/>
       <w:r>
         <w:t xml:space="preserve">Rothman, J. (2015). Linguistic and cognitive motivations for the typological primacy model (TPM) of third language (L3) transfer: Timing of acquisition and proficiency considered. </w:t>
       </w:r>
@@ -14981,8 +15464,49 @@
       <w:pPr>
         <w:pStyle w:val="Bibliography"/>
       </w:pPr>
-      <w:bookmarkStart w:id="84" w:name="ref-szubko-sitarek_2011"/>
-      <w:bookmarkEnd w:id="83"/>
+      <w:bookmarkStart w:id="100" w:name="ref-rothman2019third"/>
+      <w:bookmarkEnd w:id="99"/>
+      <w:r>
+        <w:lastRenderedPageBreak/>
+        <w:t xml:space="preserve">Rothman, J., Alonso, J. G., &amp; Puig-Mayenco, E. (2019). </w:t>
+      </w:r>
+      <w:r>
+        <w:rPr>
+          <w:i/>
+          <w:iCs/>
+        </w:rPr>
+        <w:t>Third language acquisition and linguistic transfer</w:t>
+      </w:r>
+      <w:r>
+        <w:t xml:space="preserve"> (Vol. 163). Cambridge University Press.</w:t>
+      </w:r>
+    </w:p>
+    <w:p>
+      <w:pPr>
+        <w:pStyle w:val="Bibliography"/>
+      </w:pPr>
+      <w:bookmarkStart w:id="101" w:name="ref-model2023l3"/>
+      <w:bookmarkEnd w:id="100"/>
+      <w:r>
+        <w:t xml:space="preserve">Sprouse, R. A., &amp; Schwartz, B. D. (2023). L3 cognitive states and the abbreviated grappling period model. </w:t>
+      </w:r>
+      <w:r>
+        <w:rPr>
+          <w:i/>
+          <w:iCs/>
+        </w:rPr>
+        <w:t>Variation in Linguistics: Second Language Acquisition, Discourse Studies, Sociolinguistics, Syntax</w:t>
+      </w:r>
+      <w:r>
+        <w:t>, 1.</w:t>
+      </w:r>
+    </w:p>
+    <w:p>
+      <w:pPr>
+        <w:pStyle w:val="Bibliography"/>
+      </w:pPr>
+      <w:bookmarkStart w:id="102" w:name="ref-szubko-sitarek_2011"/>
+      <w:bookmarkEnd w:id="101"/>
       <w:r>
         <w:t xml:space="preserve">Szubko-Sitarek, W. (2011). Cognate facilitation effects in trilingual word recognition. </w:t>
       </w:r>
@@ -15006,7 +15530,7 @@
       <w:r>
         <w:t>(2), 189–208. http://doi.org/</w:t>
       </w:r>
-      <w:hyperlink r:id="rId49">
+      <w:hyperlink r:id="rId50">
         <w:r>
           <w:rPr>
             <w:rStyle w:val="Hyperlink"/>
@@ -15019,8 +15543,8 @@
       <w:pPr>
         <w:pStyle w:val="Bibliography"/>
       </w:pPr>
-      <w:bookmarkStart w:id="85" w:name="ref-tiffin-richards_2024"/>
-      <w:bookmarkEnd w:id="84"/>
+      <w:bookmarkStart w:id="103" w:name="ref-tiffin-richards_2024"/>
+      <w:bookmarkEnd w:id="102"/>
       <w:r>
         <w:t xml:space="preserve">Tiffin-Richards, S. P. (2024). Cognate facilitation in bilingual reading: The influence of orthographic and phonological similarity on lexical decisions and eye-movements. </w:t>
       </w:r>
@@ -15044,7 +15568,7 @@
       <w:r>
         <w:t>(5), 964–981. http://doi.org/</w:t>
       </w:r>
-      <w:hyperlink r:id="rId50">
+      <w:hyperlink r:id="rId51">
         <w:r>
           <w:rPr>
             <w:rStyle w:val="Hyperlink"/>
@@ -15057,10 +15581,9 @@
       <w:pPr>
         <w:pStyle w:val="Bibliography"/>
       </w:pPr>
-      <w:bookmarkStart w:id="86" w:name="ref-tonzar_etal_2009"/>
-      <w:bookmarkEnd w:id="85"/>
-      <w:r>
-        <w:lastRenderedPageBreak/>
+      <w:bookmarkStart w:id="104" w:name="ref-tonzar_etal_2009"/>
+      <w:bookmarkEnd w:id="103"/>
+      <w:r>
         <w:t xml:space="preserve">Tonzar, C., Lotto, L., &amp; Job, R. (2009). L2 Vocabulary Acquisition in Children: Effects of Learning Method and Cognate Status. </w:t>
       </w:r>
       <w:r>
@@ -15083,7 +15606,7 @@
       <w:r>
         <w:t>(3), 623–646. http://doi.org/</w:t>
       </w:r>
-      <w:hyperlink r:id="rId51">
+      <w:hyperlink r:id="rId52">
         <w:r>
           <w:rPr>
             <w:rStyle w:val="Hyperlink"/>
@@ -15096,8 +15619,56 @@
       <w:pPr>
         <w:pStyle w:val="Bibliography"/>
       </w:pPr>
-      <w:bookmarkStart w:id="87" w:name="ref-woumans_etal_2021"/>
-      <w:bookmarkEnd w:id="86"/>
+      <w:bookmarkStart w:id="105" w:name="ref-UNESCO2025MultilingualEducation"/>
+      <w:bookmarkEnd w:id="104"/>
+      <w:r>
+        <w:t xml:space="preserve">UNESCO. (2025, March 4). What you need to know about multilingual education. Retrieved July 7, 2026, from </w:t>
+      </w:r>
+      <w:hyperlink r:id="rId53">
+        <w:r>
+          <w:rPr>
+            <w:rStyle w:val="Hyperlink"/>
+          </w:rPr>
+          <w:t>https://www.unesco.org/en/languages-education/need-know</w:t>
+        </w:r>
+      </w:hyperlink>
+    </w:p>
+    <w:p>
+      <w:pPr>
+        <w:pStyle w:val="Bibliography"/>
+      </w:pPr>
+      <w:bookmarkStart w:id="106" w:name="ref-westergaard2017crosslinguistic"/>
+      <w:bookmarkEnd w:id="105"/>
+      <w:r>
+        <w:t xml:space="preserve">Westergaard, M., Mitrofanova, N., Mykhaylyk, R., &amp; Rodina, Y. (2017). Crosslinguistic influence in the acquisition of a third language: The linguistic proximity model. </w:t>
+      </w:r>
+      <w:r>
+        <w:rPr>
+          <w:i/>
+          <w:iCs/>
+        </w:rPr>
+        <w:t>International Journal of Bilingualism</w:t>
+      </w:r>
+      <w:r>
+        <w:t xml:space="preserve">, </w:t>
+      </w:r>
+      <w:r>
+        <w:rPr>
+          <w:i/>
+          <w:iCs/>
+        </w:rPr>
+        <w:t>21</w:t>
+      </w:r>
+      <w:r>
+        <w:t>(6), 666–682.</w:t>
+      </w:r>
+    </w:p>
+    <w:p>
+      <w:pPr>
+        <w:pStyle w:val="Bibliography"/>
+      </w:pPr>
+      <w:bookmarkStart w:id="107" w:name="ref-woumans_etal_2021"/>
+      <w:bookmarkEnd w:id="106"/>
       <w:r>
         <w:t xml:space="preserve">Woumans, E., Clauws, R., &amp; Duyck, W. (2021). Hands Down: Cognate Effects Persist During Written Word Production. </w:t>
       </w:r>
@@ -15121,7 +15692,7 @@
       <w:r>
         <w:t>, 647362. http://doi.org/</w:t>
       </w:r>
-      <w:hyperlink r:id="rId52">
+      <w:hyperlink r:id="rId54">
         <w:r>
           <w:rPr>
             <w:rStyle w:val="Hyperlink"/>
@@ -15131,15 +15702,15 @@
       </w:hyperlink>
       <w:bookmarkEnd w:id="34"/>
       <w:bookmarkEnd w:id="36"/>
-      <w:bookmarkEnd w:id="87"/>
+      <w:bookmarkEnd w:id="107"/>
     </w:p>
     <w:sectPr>
-      <w:headerReference w:type="even" r:id="rId53"/>
-      <w:headerReference w:type="default" r:id="rId54"/>
-      <w:footerReference w:type="even" r:id="rId55"/>
-      <w:footerReference w:type="default" r:id="rId56"/>
-      <w:headerReference w:type="first" r:id="rId57"/>
-      <w:footerReference w:type="first" r:id="rId58"/>
+      <w:headerReference w:type="even" r:id="rId55"/>
+      <w:headerReference w:type="default" r:id="rId56"/>
+      <w:footerReference w:type="even" r:id="rId57"/>
+      <w:footerReference w:type="default" r:id="rId58"/>
+      <w:headerReference w:type="first" r:id="rId59"/>
+      <w:footerReference w:type="first" r:id="rId60"/>
       <w:pgSz w:w="12240" w:h="15840"/>
       <w:pgMar w:top="1440" w:right="1440" w:bottom="1440" w:left="1440" w:header="720" w:footer="720" w:gutter="0"/>
       <w:cols w:space="720"/>
@@ -15877,7 +16448,7 @@
   <w:num w:numId="13" w16cid:durableId="858474234">
     <w:abstractNumId w:val="9"/>
   </w:num>
-  <w:num w:numId="14" w16cid:durableId="2146846675">
+  <w:num w:numId="14" w16cid:durableId="1921595714">
     <w:abstractNumId w:val="10"/>
   </w:num>
 </w:numbering>

--- a/docs/manuscript/main.docx
+++ b/docs/manuscript/main.docx
@@ -54,7 +54,7 @@
         <w:pStyle w:val="FirstParagraph"/>
       </w:pPr>
       <w:r>
-        <w:t>It is estimated that between one-half and two-thirds of the world’s population uses two or more languages in daily life (UNESCO, 2025). Consequently, a substantial proportion of the world’s population engages in cognitive processes that differ from those of monolingual speakers. During language use, bilinguals and multilinguals must continuously regulate the activation of multiple linguistic systems, inhibiting irrelevant linguistic representations to produce and comprehend the intended language.</w:t>
+        <w:t>It is estimated that between one-half and two-thirds of the world’s population uses two or more languages in daily life (UNESCO, 2025). Consequently, a substantial proportion of individuals engage in cognitive processes for communication that differ from those of monolingual speakers. During language use, bilinguals and multilinguals must continuously regulate the activation of multiple linguistic systems, inhibiting irrelevant linguistic representations to produce and comprehend the intended language.</w:t>
       </w:r>
     </w:p>
     <w:p>
@@ -62,7 +62,7 @@
         <w:pStyle w:val="BodyText"/>
       </w:pPr>
       <w:r>
-        <w:t>Bilingualism being the norm suggests that it is also the more common initial state for subsequent language learning than monolingualism. In other words, learning a third or additional language (L3/Ln) is not the exception but the rule. Yet, despite the prevalence of multilingual language learning, we know remarkably little about how third (L3) and additional (Ln) languages are acquired and processed relative to true second language (L2) learning. As a result, understanding how bilingual speakers acquire additional languages is essential for developing theories of language acquisition that reflect the linguistic experiences of most learners rather than a monolingual minority.</w:t>
+        <w:t>Bilingualism being the norm suggests that it is also the more common initial state for subsequent language learning relative to monolingualism. In other words, learning a third or additional language (L3/Ln) is not the exception but the rule. Yet, despite the prevalence of multilingual language learning, we know remarkably little about how third (L3) and additional (Ln) languages are acquired and processed relative to true second language (L2) learning. As a result, understanding how bilingual speakers acquire additional languages is essential for developing theories of language acquisition that reflect the linguistic experiences of most learners rather than a monolingual minority.</w:t>
       </w:r>
     </w:p>
     <w:p>
@@ -70,11 +70,11 @@
         <w:pStyle w:val="BodyText"/>
       </w:pPr>
       <w:r>
-        <w:t>Whether or not L3 and L2 learning are indeed distinct has (though somewhat indirectly) been a point of contention in L3 models via the wholesale transfer/property-by-property transfer debate. In the former, articulated by Rothman and colleagues (Rothman, 2015; Rothman, Alonso, &amp; Puig-Mayenco, 2019), and more recently Sprouse &amp; Schwartz (2023), either the L1 or L2 transfers to the L3 early in development, suggesting that when L3 learners transfer the L1, L3 and L2 learning would be in principle the same process in that both learner types (L2 or L3) would only have single language access. Evidence for this view has primarily come from the testing of mirror image groups (Bardel &amp; Falk, 2007; Foote, 2009; Parrish, 2024a; Puig-</w:t>
+        <w:t xml:space="preserve">Whether or not L3 and L2 learning are indeed distinct has, though somewhat indirectly, been a point of contention in L3 models via the wholesale transfer/property-by-property transfer debate. In the former, articulated by Rothman and colleagues (Rothman, 2015; Rothman, Alonso, &amp; Puig-Mayenco, 2019), and more recently Sprouse &amp; Schwartz (2023), either the L1 or L2 transfers to the L3 early in development, suggesting that when L3 learners transfer the L1, L3 and L2 learning would be in principle the same process in that both learner types (L2 or L3) would be guided by their L1. Evidence for this view has primarily come from the testing of mirror image groups in studies of L3 morphosyntax (Bardel &amp; Falk, 2007; Foote, 2009; Parrish, </w:t>
       </w:r>
       <w:r>
         <w:lastRenderedPageBreak/>
-        <w:t>Mayenco, González Alonso, &amp; Rothman, 2020a; Rothman, 2011), which test the acquisition of the same L3 by two groups whose L1 and L2 order are reversed. For example, in a study on the acquisition of future probability in L3 Spanish, Borg (2013) tested both L1 English-L2 French and L1 French-L2 English groups and found that both groups benefited from their knowledge of French in L3 Spanish. Additional studies using mirror image groups have reported similar findings on the influence of Spanish in L3 Brazilian Portuguese (Cabrelli, Amaro, &amp; Rothman, 2015; Giancaspro, Halloran, &amp; Iverson, 2015; Ionin, Grolla, Santos, &amp; Montrul, 2015, 2015; Montrul, Dias, &amp; Santos, 2011; Parma, 2017), while further studies found evidence for typological transfer in other language combinations (Garavito &amp; Perpiñán, 2014; Garcı́a Mayo &amp; Slabakova, 2015; Puig-Mayenco, Miller, &amp; Rothman, 2018)</w:t>
+        <w:t>2024a; Puig-Mayenco, González Alonso, &amp; Rothman, 2020a; Rothman, 2011), which test the acquisition of the same L3 by two groups whose L1 and L2 order are reversed. For example, in a study on the acquisition of future probability in L3 Spanish, Borg (2013) tested both L1 English-L2 French and L1 French-L2 English groups and found that both groups benefited from their knowledge of French in L3 Spanish. Additional studies using mirror image groups have reported similar findings on the influence of Spanish in L3 Brazilian Portuguese (Cabrelli, Amaro, &amp; Rothman, 2015; Giancaspro, Halloran, &amp; Iverson, 2015; Ionin, Grolla, Santos, &amp; Montrul, 2015, 2015; Montrul, Dias, &amp; Santos, 2011; Parma, 2017), while further studies found evidence for typological transfer in other language combinations (Garavito &amp; Perpiñán, 2014; Garcı́a Mayo &amp; Slabakova, 2015; Puig-Mayenco, Miller, &amp; Rothman, 2018)</w:t>
       </w:r>
     </w:p>
     <w:p>
@@ -82,11 +82,11 @@
         <w:pStyle w:val="BodyText"/>
       </w:pPr>
       <w:r>
-        <w:t xml:space="preserve">Property-by-property views of L3 acquisition, on the other hand, have argued that transfer is not wholesale, and L3 speakers retain access to both L1 and L2 linguistic representations [westergaard studies + slabakova]. Evidence for this view comes from comparing L2 and L3 learners of the same language, referred to as a subtractive design. For example, in a study of one L3 and two L2 groups of English speakers, Westergaard, Mitrofanova, Mykhaylyk, &amp; Rodina (2017) found that the L3 group’s grammaticality judgments of two word order conditions fell between the two L1 groups. This finding suggested that the L3 group was influenced by both the L1 and L2 simultaneously. Similar findings have been reported in L3 phonology, where initial imitations of French by L1 Spanish-L2 English bilinguals differ from L1 Spanish monolinguals (Parrish, 2024b). Additional studies also reported differences in crosslinguistic influence between L3 and L2 learners in L3 English (Jensen et al., 2023) and an artificial language (Mitrofanova, Leivada, &amp; Westergaard, 2023). Overall, while there is evidence that typological effects seem to impact L3 acquisition, the studies supporting this overarching view cannot </w:t>
+        <w:t xml:space="preserve">Property-by-property views of L3 acquisition, on the other hand, have argued that transfer is not wholesale, and L3 speakers retain access to both L1 and L2 linguistic representations (Slabakova, 2017; Westergaard, Mitrofanova, Mykhaylyk, &amp; Rodina, 2017). Evidence for this view comes from comparing L2 and L3 learners of the same language, referred to as a subtractive design. For example, in a study of one L3 and two L2 groups of English speakers, Westergaard et al. (2017) found that the L3 group’s grammaticality judgments of two word order conditions fell between two L1 comparison groups. This finding suggested that the L3 group was influenced by both the L1 and L2 simultaneously. Similar findings have been reported in L3 phonology, where initial imitations of French by L1 Spanish-L2 English bilinguals differ from L1 Spanish monolinguals (Parrish, 2024b). Additional studies also reported differences in crosslinguistic influence between L3 and L2 learners in L3 English (Jensen et al., 2023) and an artificial language (Mitrofanova, Leivada, &amp; Westergaard, 2023). Overall, while there is evidence that typological effects seem to impact L3 acquisition, the studies supporting this </w:t>
       </w:r>
       <w:r>
         <w:lastRenderedPageBreak/>
-        <w:t>support the idea that L2 and L3 learning are, or at least can be, the same on their own. Studies in property-by-property influence, on the other hand, provide evidence that although L3 learners may be primarily influence by their L1, L2 influence seems to persist when L3 learners are compared to L2 learners.</w:t>
+        <w:t>overarching view cannot support the idea that L2 and L3 learning are, or at least can be, the same on their own. Studies in property-by-property influence, on the other hand, provide evidence that although L3 learners can be primarily influence by their L1, they also experience relative degrees of additional L2 influence that meaningfully differentiates them from L2 learners.</w:t>
       </w:r>
     </w:p>
     <w:p>
@@ -94,7 +94,7 @@
         <w:pStyle w:val="BodyText"/>
       </w:pPr>
       <w:r>
-        <w:t>Taken together, in order to tease apart whether speakers have access to a specific language and its relative degree of influence, it becomes necessary to conduct either studies in a subtractive design or careful within-subject studies. The present work take the latter approach and investigates L3 lexical processing of cognates in L3 Spanish by German-English bilingual speakers. Vitally, the within-subjects design allow for the testing of a cumulative effect, which would imply that L2 and L3 learning are distinct processes. Specifically, if L1 German-L2 English-L3 Spanish speakers process triple cognates faster than double cognates (L2 English-L3 Spanish), it would suggest they retain access to both their L1 German and L2 English. On the other hand, if both double and triple cognates are processed at a similar speed (and are faster than non-cognates), this would suggest that these speakers inhibit their L1 lexical knowledge in L3 Spanish. Finally, if non-cognates and double cognates are processed at similar speed, but triple cognates are processed faster, this would suggest that L2 knowledge is inhibited (supporting similar lexical processing in general in L2 and L3 learners).[^1] [^1]: While it would have been ideal to create two double cognate conditions (L1-L3 + L2-L3), the potential stimulus set was too small to do so.</w:t>
+        <w:t>As a result, in order to inform how and whether L2 and L3 learning follow distinct trajectories, it becomes necessary not to simply show that speakers have access to the L1 or L2, but rather to what degree both are active at a given time. One way to do so is by examining language processing in multilinguals using a within-subject design. The present work takes this approach by investigating lexical processing of double and triple cognates in L3 Spanish by German-English bilingual speakers. Vitally, the within-subjects design allows for the testing of a cumulative effect by comparing the processing of double cognates (words present in the L2 and L3) to triple cognates (words present in all three languages), which, if present, would imply that L2 and L3 learning are distinct processes. Specifically, if L1 German-L2 English-L3 Spanish speakers process triple cognates faster than double cognates (L2 English-L3 Spanish), it would suggest they retain access to both their L1 German and L2 English. On the other hand, if both double and triple cognates are processed at a similar speed (and are faster than non-cognates), this would suggest that these speakers inhibit their L1 lexical knowledge in L3 Spanish. Finally, if non-cognates and double cognates are processed at similar speed, but triple cognates are processed faster, this would suggest that L2 knowledge is inhibited (supporting similar lexical processing in general in L2 and L3 learners).</w:t>
       </w:r>
     </w:p>
     <w:p>
@@ -112,11 +112,11 @@
         <w:pStyle w:val="FirstParagraph"/>
       </w:pPr>
       <w:r>
-        <w:t xml:space="preserve">A large body of research has examined how lexical representations are activated across languages, particularly in bilingual populations, where cognates have been shown to facilitate lexical processing. However, comparatively less is known about how such cross-linguistic </w:t>
+        <w:t xml:space="preserve">A large body of research has examined how lexical representations are activated across languages, particularly in bilingual populations, where cognates have been shown to facilitate </w:t>
       </w:r>
       <w:r>
         <w:lastRenderedPageBreak/>
-        <w:t>activation operates in L3 speakers, where multiple linguistic systems may simultaneously influence lexical activation and access. The extensive research on L1-L2 cognate effects provides a valuable foundation for understanding cross-linguistic interactions in L3 contexts.</w:t>
+        <w:t>lexical processing. However, comparatively less is known about how such cross-linguistic activation operates in L3 speakers, where multiple linguistic systems may simultaneously influence lexical activation and access. The extensive research on L1-L2 cognate effects provides a valuable foundation for understanding cross-linguistic interactions in L3 contexts.</w:t>
       </w:r>
     </w:p>
     <w:p>
@@ -132,11 +132,11 @@
         <w:pStyle w:val="BodyText"/>
       </w:pPr>
       <w:r>
-        <w:t xml:space="preserve">Cognate effects are influenced by a range of linguistic, task-related, and speaker-specific factors. At the linguistic level, the degree of cross-linguistic form overlap plays a central role in the cognate facilitation effect (Carrasco-Ortiz, Amengual, &amp; Gries, 2021; Comesaña et al., 2015; Dijkstra et al., 2010; Garrido-Pozú, 2024). Greater orthographic similarity (e.g., Aguinaga Echeverría, 2017; Otwinowska &amp; Szewczyk, 2019) and phonological similarity (Garrido-Pozú, 2024; Tiffin-Richards, 2024) generally facilitate lexical processing; though in certain contexts orthographic and phonological similarity may have different roles depending on the modality of the experimental task (Carrasco-Ortiz et al., 2021; Comesaña et al., 2015; Frances et al., 2021, </w:t>
+        <w:t xml:space="preserve">Cognate effects are influenced by a range of linguistic, task-related, and speaker-specific factors. At the linguistic level, the degree of cross-linguistic form overlap plays a central role in the cognate facilitation effect (Carrasco-Ortiz, Amengual, &amp; Gries, 2021; Comesaña et al., 2015; Dijkstra et al., 2010; Garrido-Pozú, 2024). Greater orthographic similarity (e.g., Aguinaga Echeverría, 2017; Otwinowska &amp; Szewczyk, 2019) and phonological similarity (Garrido-Pozú, 2024; Tiffin-Richards, 2024) generally facilitate lexical processing; though in certain contexts orthographic and phonological similarity may have different roles depending on the modality of </w:t>
       </w:r>
       <w:r>
         <w:lastRenderedPageBreak/>
-        <w:t>2022). In addition, lexical frequency also modulates the strength of cognate effects, with high-frequency cognates yielding faster and more accurate recognition than low-frequency cognates (Carrasco-Ortiz et al., 2021; Peeters, Dijkstra, &amp; Grainger, 2013). Notably, cognate processing is affected by other linguistic factors such as sentence context (Hell &amp; Groot, 2008) and the position of lexical stress (Muntendam, Rijswijk, Severijnen, &amp; Dijkstra, 2022).</w:t>
+        <w:t>the experimental task (Carrasco-Ortiz et al., 2021; Comesaña et al., 2015; Frances et al., 2021, 2022). In addition, lexical frequency also modulates the strength of cognate effects, with high-frequency cognates yielding faster and more accurate recognition than low-frequency cognates (Carrasco-Ortiz et al., 2021; Peeters, Dijkstra, &amp; Grainger, 2013). Notably, cognate processing is affected by other linguistic factors such as sentence context (Hell &amp; Groot, 2008) and the position of lexical stress (Muntendam, Rijswijk, Severijnen, &amp; Dijkstra, 2022).</w:t>
       </w:r>
     </w:p>
     <w:p>
@@ -334,7 +334,7 @@
       </w:r>
       <w:r>
         <w:lastRenderedPageBreak/>
-        <w:t>onset for Spanish was 22.1 (sd = 5), and the mean age of acquisition was 22.1 (sd = 5), although many participants did not enter a value in the survey for age of acquisition of Spanish.</w:t>
+        <w:t>onset for Spanish was 18 (sd = 9.6), and the mean age of acquisition was 22.1 (sd = 5), although many participants did not enter a value in the survey for age of acquisition of Spanish.</w:t>
       </w:r>
     </w:p>
     <w:p>
@@ -342,7 +342,7 @@
         <w:pStyle w:val="BodyText"/>
       </w:pPr>
       <w:r>
-        <w:t>The participants self-ratings in spoken and perceptual proficiency ranged on a scale from 1 to 10, in which 10 was the most proficient and 1 was the least proficient. The average self-rated German proficiency was, as expected, near ceiling in both spoken (mean rating = 9.84; sd = 0.37) and perceptual proficiency (mean rating = 9.84; sd = 0.37). English self-rated proficiency was second best, and the participants rated themselves slightly higher in perceptual proficiency (mean rating = 8.04; sd = 0.84than spoken proficiency (mean rating = 8.04; sd = 0.84. The self-rated proficiency levels in Spanish was the lowest and showed the most variation. Specifically, the mean rating for spoken proficiency was 3.6 (sd = 1.83), while perceptual proficiency was 4 (sd = 1.98).</w:t>
+        <w:t>The participants self-ratings in spoken and perceptual proficiency ranged on a scale from 1 to 10, in which 10 was the most proficient and 1 was the least proficient. The average self-rated German proficiency was, as expected, near ceiling in both spoken (mean rating = 9.84; sd = 0.37) and perceptual proficiency (mean rating = 9.84; sd = 0.37). English self-rated proficiency was second best, and the participants rated themselves slightly higher in perceptual proficiency (mean rating = 8.32; sd = 0.63) than spoken proficiency (mean rating = 8.04; sd = 0.84). The self-rated proficiency levels in Spanish was the lowest and showed the most variation. Specifically, the mean rating for spoken proficiency was 3.6 (sd = 1.83), while perceptual proficiency was 4 (sd = 1.98).</w:t>
       </w:r>
     </w:p>
     <w:p>
@@ -2292,7 +2292,7 @@
           <w:noProof/>
         </w:rPr>
         <w:drawing>
-          <wp:inline distT="0" distB="0" distL="0" distR="0" wp14:anchorId="5BEE58E8" wp14:editId="5BEE58E9">
+          <wp:inline distT="0" distB="0" distL="0" distR="0" wp14:anchorId="2962D8DA" wp14:editId="2962D8DB">
             <wp:extent cx="4579632" cy="3663706"/>
             <wp:effectExtent l="0" t="0" r="0" b="0"/>
             <wp:docPr id="30" name="Picture" descr="Figure 1: Histogram of the adapted LexTALE scores"/>
@@ -2463,7 +2463,7 @@
           <w:noProof/>
         </w:rPr>
         <w:drawing>
-          <wp:inline distT="0" distB="0" distL="0" distR="0" wp14:anchorId="5BEE58EA" wp14:editId="5BEE58EB">
+          <wp:inline distT="0" distB="0" distL="0" distR="0" wp14:anchorId="2962D8DC" wp14:editId="2962D8DD">
             <wp:extent cx="4579632" cy="3663706"/>
             <wp:effectExtent l="0" t="0" r="0" b="0"/>
             <wp:docPr id="41" name="Picture" descr="Figure 2: Percentage of correct responses by word type"/>
@@ -2472,7 +2472,7 @@
               <a:graphicData uri="http://schemas.openxmlformats.org/drawingml/2006/picture">
                 <pic:pic xmlns:pic="http://schemas.openxmlformats.org/drawingml/2006/picture">
                   <pic:nvPicPr>
-                    <pic:cNvPr id="42" name="Picture" descr="main_files/f4eb054ca32c3e227c5ef3efdb58b1b8acd1c502.png"/>
+                    <pic:cNvPr id="42" name="Picture" descr="main_files/a354b48f7ca136872546c802465ea0ba69be1903.png"/>
                     <pic:cNvPicPr>
                       <a:picLocks noChangeAspect="1" noChangeArrowheads="1"/>
                     </pic:cNvPicPr>
@@ -2520,7 +2520,7 @@
         <w:pStyle w:val="BodyText"/>
       </w:pPr>
       <w:r>
-        <w:t>Figure 2 shows the overall accuracy within the entire data set (6510 trials) excluding pseudowords (in which 79.85% of trials were correct). Overall, three-way cognates were the most accurate (88.81%), followed by two-way cognates (81.69%), while non-cognates were the least accurate (63.57%).</w:t>
+        <w:t>Overall, there was evidence of a cumulative effect of cognate facilitation in accuracy. Figure 2 shows the overall accuracy within the entire data set (6510 trials) excluding pseudowords (in which 79.85% of trials were correct) Participants were most accurate for triple cognates (88.81%), followed by double cognates (81.69%) and non-cognates were the least accurate (63.57%).</w:t>
       </w:r>
     </w:p>
     <w:p>
@@ -2528,11 +2528,11 @@
         <w:pStyle w:val="BodyText"/>
       </w:pPr>
       <w:r>
-        <w:t>Figure 3 shows histograms of individuals’ percentage of correct trials in each word-type. Individual accuracy in non-cognates ranged from 27.27 % of trials correct to 97.73% (median 63.64%). Like the data set as a whole, the median of individual percentages correct for the three-</w:t>
+        <w:t xml:space="preserve">For most individual participants, cognates were helpful in correctly answered a trial, but there were a few exceptions. Figure 3 shows histograms of individuals’ percentage of correct </w:t>
       </w:r>
       <w:r>
         <w:lastRenderedPageBreak/>
-        <w:t>way cognates was the highest: 91.67% (range 58.33% - 100.00%), followed by two-way cognates (median percentage correct = 81.82%; range = 50.00% - 100.00). Taken together, these descriptive results suggest that, while most participants benefit from cognates in accuracy, a minority also experience steep drops in accuracy. Indeed, two participants showed the opposite of expected and were most accurate in non-cognates (60.4% and 68.7%) and much less accurate in two-way (25% and 16.7%) and three-way cognates (20.8% and 8.3%).</w:t>
+        <w:t>trials in each word-type. Individual accuracy in non-cognates ranged from 27.27 % of trials correct to 97.73% (median 63.64%). Like the data set as a whole, the median of individual percentages correct for the triple cognates was the highest: 91.67% (range 58.33% - 100.00%), followed by double cognates (median percentage correct = 81.82%; range = 50.00% - 100.00). Taken together, these descriptive results suggest that, while most participants benefit from cognates in accuracy, a minority also experience steep drops in accuracy. Indeed, two participants showed the opposite of expected and were most accurate in non-cognates (60.4% and 68.7%) and much less accurate in two-way (25% and 16.7%) and triple cognates (20.8% and 8.3%).</w:t>
       </w:r>
     </w:p>
     <w:p>
@@ -2544,7 +2544,7 @@
           <w:noProof/>
         </w:rPr>
         <w:drawing>
-          <wp:inline distT="0" distB="0" distL="0" distR="0" wp14:anchorId="5BEE58EC" wp14:editId="5BEE58ED">
+          <wp:inline distT="0" distB="0" distL="0" distR="0" wp14:anchorId="2962D8DE" wp14:editId="2962D8DF">
             <wp:extent cx="4579632" cy="3663706"/>
             <wp:effectExtent l="0" t="0" r="0" b="0"/>
             <wp:docPr id="45" name="Picture" descr="Figure 3: Histograms of individual percentages corrects by word type"/>
@@ -2598,2354 +2598,38 @@
     </w:p>
     <w:p>
       <w:pPr>
-        <w:pStyle w:val="TableCaption"/>
-      </w:pPr>
-      <w:bookmarkStart w:id="21" w:name="tab:unnamed-chunk-17"/>
-      <w:bookmarkEnd w:id="21"/>
-      <w:r>
-        <w:t>Table 2: Posterior Distribution of the Accuracy Model</w:t>
-      </w:r>
-    </w:p>
-    <w:tbl>
-      <w:tblPr>
-        <w:tblW w:w="0" w:type="auto"/>
-        <w:jc w:val="center"/>
-        <w:tblLayout w:type="fixed"/>
-        <w:tblLook w:val="0420" w:firstRow="1" w:lastRow="0" w:firstColumn="0" w:lastColumn="0" w:noHBand="0" w:noVBand="1"/>
-      </w:tblPr>
-      <w:tblGrid>
-        <w:gridCol w:w="2720"/>
-        <w:gridCol w:w="1083"/>
-        <w:gridCol w:w="1584"/>
-        <w:gridCol w:w="796"/>
-        <w:gridCol w:w="1510"/>
-        <w:gridCol w:w="1437"/>
-        <w:gridCol w:w="826"/>
-        <w:gridCol w:w="1181"/>
-      </w:tblGrid>
-      <w:tr>
-        <w:trPr>
-          <w:tblHeader/>
-          <w:jc w:val="center"/>
-        </w:trPr>
-        <w:tc>
-          <w:tcPr>
-            <w:tcW w:w="2720" w:type="dxa"/>
-            <w:tcBorders>
-              <w:top w:val="single" w:sz="12" w:space="0" w:color="666666"/>
-              <w:left w:val="none" w:sz="0" w:space="0" w:color="000000"/>
-              <w:bottom w:val="single" w:sz="12" w:space="0" w:color="666666"/>
-              <w:right w:val="none" w:sz="0" w:space="0" w:color="000000"/>
-            </w:tcBorders>
-            <w:shd w:val="clear" w:color="auto" w:fill="FFFFFF"/>
-            <w:tcMar>
-              <w:top w:w="0" w:type="dxa"/>
-              <w:left w:w="0" w:type="dxa"/>
-              <w:bottom w:w="0" w:type="dxa"/>
-              <w:right w:w="0" w:type="dxa"/>
-            </w:tcMar>
-            <w:vAlign w:val="center"/>
-          </w:tcPr>
-          <w:p>
-            <w:pPr>
-              <w:pBdr>
-                <w:top w:val="none" w:sz="0" w:space="0" w:color="000000"/>
-                <w:left w:val="none" w:sz="0" w:space="0" w:color="000000"/>
-                <w:bottom w:val="none" w:sz="0" w:space="0" w:color="000000"/>
-                <w:right w:val="none" w:sz="0" w:space="0" w:color="000000"/>
-              </w:pBdr>
-              <w:spacing w:before="100" w:after="100"/>
-              <w:ind w:left="100" w:right="100"/>
-              <w:jc w:val="center"/>
-              <w:rPr>
-                <w:rFonts w:ascii="Times New Roman" w:eastAsia="Times New Roman" w:hAnsi="Times New Roman" w:cs="Times New Roman"/>
-                <w:color w:val="000000"/>
-                <w:sz w:val="22"/>
-                <w:szCs w:val="22"/>
-              </w:rPr>
-            </w:pPr>
-            <w:r>
-              <w:rPr>
-                <w:rFonts w:ascii="Times New Roman" w:eastAsia="Times New Roman" w:hAnsi="Times New Roman" w:cs="Times New Roman"/>
-                <w:color w:val="000000"/>
-                <w:sz w:val="22"/>
-                <w:szCs w:val="22"/>
-              </w:rPr>
-              <w:t>Parameter</w:t>
-            </w:r>
-          </w:p>
-        </w:tc>
-        <w:tc>
-          <w:tcPr>
-            <w:tcW w:w="1083" w:type="dxa"/>
-            <w:tcBorders>
-              <w:top w:val="single" w:sz="12" w:space="0" w:color="666666"/>
-              <w:left w:val="none" w:sz="0" w:space="0" w:color="000000"/>
-              <w:bottom w:val="single" w:sz="12" w:space="0" w:color="666666"/>
-              <w:right w:val="none" w:sz="0" w:space="0" w:color="000000"/>
-            </w:tcBorders>
-            <w:shd w:val="clear" w:color="auto" w:fill="FFFFFF"/>
-            <w:tcMar>
-              <w:top w:w="0" w:type="dxa"/>
-              <w:left w:w="0" w:type="dxa"/>
-              <w:bottom w:w="0" w:type="dxa"/>
-              <w:right w:w="0" w:type="dxa"/>
-            </w:tcMar>
-            <w:vAlign w:val="center"/>
-          </w:tcPr>
-          <w:p>
-            <w:pPr>
-              <w:pBdr>
-                <w:top w:val="none" w:sz="0" w:space="0" w:color="000000"/>
-                <w:left w:val="none" w:sz="0" w:space="0" w:color="000000"/>
-                <w:bottom w:val="none" w:sz="0" w:space="0" w:color="000000"/>
-                <w:right w:val="none" w:sz="0" w:space="0" w:color="000000"/>
-              </w:pBdr>
-              <w:spacing w:before="100" w:after="100"/>
-              <w:ind w:left="100" w:right="100"/>
-              <w:jc w:val="center"/>
-              <w:rPr>
-                <w:rFonts w:ascii="Times New Roman" w:eastAsia="Times New Roman" w:hAnsi="Times New Roman" w:cs="Times New Roman"/>
-                <w:color w:val="000000"/>
-                <w:sz w:val="22"/>
-                <w:szCs w:val="22"/>
-              </w:rPr>
-            </w:pPr>
-            <w:r>
-              <w:rPr>
-                <w:rFonts w:ascii="Times New Roman" w:eastAsia="Times New Roman" w:hAnsi="Times New Roman" w:cs="Times New Roman"/>
-                <w:color w:val="000000"/>
-                <w:sz w:val="22"/>
-                <w:szCs w:val="22"/>
-              </w:rPr>
-              <w:t>Median</w:t>
-            </w:r>
-          </w:p>
-        </w:tc>
-        <w:tc>
-          <w:tcPr>
-            <w:tcW w:w="1584" w:type="dxa"/>
-            <w:tcBorders>
-              <w:top w:val="single" w:sz="12" w:space="0" w:color="666666"/>
-              <w:left w:val="none" w:sz="0" w:space="0" w:color="000000"/>
-              <w:bottom w:val="single" w:sz="12" w:space="0" w:color="666666"/>
-              <w:right w:val="none" w:sz="0" w:space="0" w:color="000000"/>
-            </w:tcBorders>
-            <w:shd w:val="clear" w:color="auto" w:fill="FFFFFF"/>
-            <w:tcMar>
-              <w:top w:w="0" w:type="dxa"/>
-              <w:left w:w="0" w:type="dxa"/>
-              <w:bottom w:w="0" w:type="dxa"/>
-              <w:right w:w="0" w:type="dxa"/>
-            </w:tcMar>
-            <w:vAlign w:val="center"/>
-          </w:tcPr>
-          <w:p>
-            <w:pPr>
-              <w:pBdr>
-                <w:top w:val="none" w:sz="0" w:space="0" w:color="000000"/>
-                <w:left w:val="none" w:sz="0" w:space="0" w:color="000000"/>
-                <w:bottom w:val="none" w:sz="0" w:space="0" w:color="000000"/>
-                <w:right w:val="none" w:sz="0" w:space="0" w:color="000000"/>
-              </w:pBdr>
-              <w:spacing w:before="100" w:after="100"/>
-              <w:ind w:left="100" w:right="100"/>
-              <w:jc w:val="center"/>
-              <w:rPr>
-                <w:rFonts w:ascii="Times New Roman" w:eastAsia="Times New Roman" w:hAnsi="Times New Roman" w:cs="Times New Roman"/>
-                <w:color w:val="000000"/>
-                <w:sz w:val="22"/>
-                <w:szCs w:val="22"/>
-              </w:rPr>
-            </w:pPr>
-            <w:r>
-              <w:rPr>
-                <w:rFonts w:ascii="Times New Roman" w:eastAsia="Times New Roman" w:hAnsi="Times New Roman" w:cs="Times New Roman"/>
-                <w:color w:val="000000"/>
-                <w:sz w:val="22"/>
-                <w:szCs w:val="22"/>
-              </w:rPr>
-              <w:t>95% CI</w:t>
-            </w:r>
-          </w:p>
-        </w:tc>
-        <w:tc>
-          <w:tcPr>
-            <w:tcW w:w="796" w:type="dxa"/>
-            <w:tcBorders>
-              <w:top w:val="single" w:sz="12" w:space="0" w:color="666666"/>
-              <w:left w:val="none" w:sz="0" w:space="0" w:color="000000"/>
-              <w:bottom w:val="single" w:sz="12" w:space="0" w:color="666666"/>
-              <w:right w:val="none" w:sz="0" w:space="0" w:color="000000"/>
-            </w:tcBorders>
-            <w:shd w:val="clear" w:color="auto" w:fill="FFFFFF"/>
-            <w:tcMar>
-              <w:top w:w="0" w:type="dxa"/>
-              <w:left w:w="0" w:type="dxa"/>
-              <w:bottom w:w="0" w:type="dxa"/>
-              <w:right w:w="0" w:type="dxa"/>
-            </w:tcMar>
-            <w:vAlign w:val="center"/>
-          </w:tcPr>
-          <w:p>
-            <w:pPr>
-              <w:pBdr>
-                <w:top w:val="none" w:sz="0" w:space="0" w:color="000000"/>
-                <w:left w:val="none" w:sz="0" w:space="0" w:color="000000"/>
-                <w:bottom w:val="none" w:sz="0" w:space="0" w:color="000000"/>
-                <w:right w:val="none" w:sz="0" w:space="0" w:color="000000"/>
-              </w:pBdr>
-              <w:spacing w:before="100" w:after="100"/>
-              <w:ind w:left="100" w:right="100"/>
-              <w:jc w:val="center"/>
-              <w:rPr>
-                <w:rFonts w:ascii="Times New Roman" w:eastAsia="Times New Roman" w:hAnsi="Times New Roman" w:cs="Times New Roman"/>
-                <w:color w:val="000000"/>
-                <w:sz w:val="22"/>
-                <w:szCs w:val="22"/>
-              </w:rPr>
-            </w:pPr>
-            <w:r>
-              <w:rPr>
-                <w:rFonts w:ascii="Times New Roman" w:eastAsia="Times New Roman" w:hAnsi="Times New Roman" w:cs="Times New Roman"/>
-                <w:color w:val="000000"/>
-                <w:sz w:val="22"/>
-                <w:szCs w:val="22"/>
-              </w:rPr>
-              <w:t>pd</w:t>
-            </w:r>
-          </w:p>
-        </w:tc>
-        <w:tc>
-          <w:tcPr>
-            <w:tcW w:w="1510" w:type="dxa"/>
-            <w:tcBorders>
-              <w:top w:val="single" w:sz="12" w:space="0" w:color="666666"/>
-              <w:left w:val="none" w:sz="0" w:space="0" w:color="000000"/>
-              <w:bottom w:val="single" w:sz="12" w:space="0" w:color="666666"/>
-              <w:right w:val="none" w:sz="0" w:space="0" w:color="000000"/>
-            </w:tcBorders>
-            <w:shd w:val="clear" w:color="auto" w:fill="FFFFFF"/>
-            <w:tcMar>
-              <w:top w:w="0" w:type="dxa"/>
-              <w:left w:w="0" w:type="dxa"/>
-              <w:bottom w:w="0" w:type="dxa"/>
-              <w:right w:w="0" w:type="dxa"/>
-            </w:tcMar>
-            <w:vAlign w:val="center"/>
-          </w:tcPr>
-          <w:p>
-            <w:pPr>
-              <w:pBdr>
-                <w:top w:val="none" w:sz="0" w:space="0" w:color="000000"/>
-                <w:left w:val="none" w:sz="0" w:space="0" w:color="000000"/>
-                <w:bottom w:val="none" w:sz="0" w:space="0" w:color="000000"/>
-                <w:right w:val="none" w:sz="0" w:space="0" w:color="000000"/>
-              </w:pBdr>
-              <w:spacing w:before="100" w:after="100"/>
-              <w:ind w:left="100" w:right="100"/>
-              <w:jc w:val="center"/>
-              <w:rPr>
-                <w:rFonts w:ascii="Times New Roman" w:eastAsia="Times New Roman" w:hAnsi="Times New Roman" w:cs="Times New Roman"/>
-                <w:color w:val="000000"/>
-                <w:sz w:val="22"/>
-                <w:szCs w:val="22"/>
-              </w:rPr>
-            </w:pPr>
-            <w:r>
-              <w:rPr>
-                <w:rFonts w:ascii="Times New Roman" w:eastAsia="Times New Roman" w:hAnsi="Times New Roman" w:cs="Times New Roman"/>
-                <w:color w:val="000000"/>
-                <w:sz w:val="22"/>
-                <w:szCs w:val="22"/>
-              </w:rPr>
-              <w:t>ROPE</w:t>
-            </w:r>
-          </w:p>
-        </w:tc>
-        <w:tc>
-          <w:tcPr>
-            <w:tcW w:w="1437" w:type="dxa"/>
-            <w:tcBorders>
-              <w:top w:val="single" w:sz="12" w:space="0" w:color="666666"/>
-              <w:left w:val="none" w:sz="0" w:space="0" w:color="000000"/>
-              <w:bottom w:val="single" w:sz="12" w:space="0" w:color="666666"/>
-              <w:right w:val="none" w:sz="0" w:space="0" w:color="000000"/>
-            </w:tcBorders>
-            <w:shd w:val="clear" w:color="auto" w:fill="FFFFFF"/>
-            <w:tcMar>
-              <w:top w:w="0" w:type="dxa"/>
-              <w:left w:w="0" w:type="dxa"/>
-              <w:bottom w:w="0" w:type="dxa"/>
-              <w:right w:w="0" w:type="dxa"/>
-            </w:tcMar>
-            <w:vAlign w:val="center"/>
-          </w:tcPr>
-          <w:p>
-            <w:pPr>
-              <w:pBdr>
-                <w:top w:val="none" w:sz="0" w:space="0" w:color="000000"/>
-                <w:left w:val="none" w:sz="0" w:space="0" w:color="000000"/>
-                <w:bottom w:val="none" w:sz="0" w:space="0" w:color="000000"/>
-                <w:right w:val="none" w:sz="0" w:space="0" w:color="000000"/>
-              </w:pBdr>
-              <w:spacing w:before="100" w:after="100"/>
-              <w:ind w:left="100" w:right="100"/>
-              <w:jc w:val="center"/>
-              <w:rPr>
-                <w:rFonts w:ascii="Times New Roman" w:eastAsia="Times New Roman" w:hAnsi="Times New Roman" w:cs="Times New Roman"/>
-                <w:color w:val="000000"/>
-                <w:sz w:val="22"/>
-                <w:szCs w:val="22"/>
-              </w:rPr>
-            </w:pPr>
-            <w:r>
-              <w:rPr>
-                <w:rFonts w:ascii="Times New Roman" w:eastAsia="Times New Roman" w:hAnsi="Times New Roman" w:cs="Times New Roman"/>
-                <w:color w:val="000000"/>
-                <w:sz w:val="22"/>
-                <w:szCs w:val="22"/>
-              </w:rPr>
-              <w:t>% in ROPE</w:t>
-            </w:r>
-          </w:p>
-        </w:tc>
-        <w:tc>
-          <w:tcPr>
-            <w:tcW w:w="826" w:type="dxa"/>
-            <w:tcBorders>
-              <w:top w:val="single" w:sz="12" w:space="0" w:color="666666"/>
-              <w:left w:val="none" w:sz="0" w:space="0" w:color="000000"/>
-              <w:bottom w:val="single" w:sz="12" w:space="0" w:color="666666"/>
-              <w:right w:val="none" w:sz="0" w:space="0" w:color="000000"/>
-            </w:tcBorders>
-            <w:shd w:val="clear" w:color="auto" w:fill="FFFFFF"/>
-            <w:tcMar>
-              <w:top w:w="0" w:type="dxa"/>
-              <w:left w:w="0" w:type="dxa"/>
-              <w:bottom w:w="0" w:type="dxa"/>
-              <w:right w:w="0" w:type="dxa"/>
-            </w:tcMar>
-            <w:vAlign w:val="center"/>
-          </w:tcPr>
-          <w:p>
-            <w:pPr>
-              <w:pBdr>
-                <w:top w:val="none" w:sz="0" w:space="0" w:color="000000"/>
-                <w:left w:val="none" w:sz="0" w:space="0" w:color="000000"/>
-                <w:bottom w:val="none" w:sz="0" w:space="0" w:color="000000"/>
-                <w:right w:val="none" w:sz="0" w:space="0" w:color="000000"/>
-              </w:pBdr>
-              <w:spacing w:before="100" w:after="100"/>
-              <w:ind w:left="100" w:right="100"/>
-              <w:jc w:val="center"/>
-              <w:rPr>
-                <w:rFonts w:ascii="Times New Roman" w:eastAsia="Times New Roman" w:hAnsi="Times New Roman" w:cs="Times New Roman"/>
-                <w:color w:val="000000"/>
-                <w:sz w:val="22"/>
-                <w:szCs w:val="22"/>
-              </w:rPr>
-            </w:pPr>
-            <w:r>
-              <w:rPr>
-                <w:rFonts w:ascii="Times New Roman" w:eastAsia="Times New Roman" w:hAnsi="Times New Roman" w:cs="Times New Roman"/>
-                <w:color w:val="000000"/>
-                <w:sz w:val="22"/>
-                <w:szCs w:val="22"/>
-              </w:rPr>
-              <w:t>Rhat</w:t>
-            </w:r>
-          </w:p>
-        </w:tc>
-        <w:tc>
-          <w:tcPr>
-            <w:tcW w:w="1181" w:type="dxa"/>
-            <w:tcBorders>
-              <w:top w:val="single" w:sz="12" w:space="0" w:color="666666"/>
-              <w:left w:val="none" w:sz="0" w:space="0" w:color="000000"/>
-              <w:bottom w:val="single" w:sz="12" w:space="0" w:color="666666"/>
-              <w:right w:val="none" w:sz="0" w:space="0" w:color="000000"/>
-            </w:tcBorders>
-            <w:shd w:val="clear" w:color="auto" w:fill="FFFFFF"/>
-            <w:tcMar>
-              <w:top w:w="0" w:type="dxa"/>
-              <w:left w:w="0" w:type="dxa"/>
-              <w:bottom w:w="0" w:type="dxa"/>
-              <w:right w:w="0" w:type="dxa"/>
-            </w:tcMar>
-            <w:vAlign w:val="center"/>
-          </w:tcPr>
-          <w:p>
-            <w:pPr>
-              <w:pBdr>
-                <w:top w:val="none" w:sz="0" w:space="0" w:color="000000"/>
-                <w:left w:val="none" w:sz="0" w:space="0" w:color="000000"/>
-                <w:bottom w:val="none" w:sz="0" w:space="0" w:color="000000"/>
-                <w:right w:val="none" w:sz="0" w:space="0" w:color="000000"/>
-              </w:pBdr>
-              <w:spacing w:before="100" w:after="100"/>
-              <w:ind w:left="100" w:right="100"/>
-              <w:jc w:val="center"/>
-              <w:rPr>
-                <w:rFonts w:ascii="Times New Roman" w:eastAsia="Times New Roman" w:hAnsi="Times New Roman" w:cs="Times New Roman"/>
-                <w:color w:val="000000"/>
-                <w:sz w:val="22"/>
-                <w:szCs w:val="22"/>
-              </w:rPr>
-            </w:pPr>
-            <w:r>
-              <w:rPr>
-                <w:rFonts w:ascii="Times New Roman" w:eastAsia="Times New Roman" w:hAnsi="Times New Roman" w:cs="Times New Roman"/>
-                <w:color w:val="000000"/>
-                <w:sz w:val="22"/>
-                <w:szCs w:val="22"/>
-              </w:rPr>
-              <w:t>ESS</w:t>
-            </w:r>
-          </w:p>
-        </w:tc>
-      </w:tr>
-      <w:tr>
-        <w:trPr>
-          <w:jc w:val="center"/>
-        </w:trPr>
-        <w:tc>
-          <w:tcPr>
-            <w:tcW w:w="2720" w:type="dxa"/>
-            <w:tcBorders>
-              <w:top w:val="single" w:sz="12" w:space="0" w:color="666666"/>
-              <w:left w:val="none" w:sz="0" w:space="0" w:color="000000"/>
-              <w:bottom w:val="none" w:sz="0" w:space="0" w:color="000000"/>
-              <w:right w:val="none" w:sz="0" w:space="0" w:color="000000"/>
-            </w:tcBorders>
-            <w:shd w:val="clear" w:color="auto" w:fill="FFFFFF"/>
-            <w:tcMar>
-              <w:top w:w="0" w:type="dxa"/>
-              <w:left w:w="0" w:type="dxa"/>
-              <w:bottom w:w="0" w:type="dxa"/>
-              <w:right w:w="0" w:type="dxa"/>
-            </w:tcMar>
-            <w:vAlign w:val="center"/>
-          </w:tcPr>
-          <w:p>
-            <w:pPr>
-              <w:pBdr>
-                <w:top w:val="none" w:sz="0" w:space="0" w:color="000000"/>
-                <w:left w:val="none" w:sz="0" w:space="0" w:color="000000"/>
-                <w:bottom w:val="none" w:sz="0" w:space="0" w:color="000000"/>
-                <w:right w:val="none" w:sz="0" w:space="0" w:color="000000"/>
-              </w:pBdr>
-              <w:spacing w:before="100" w:after="100"/>
-              <w:ind w:left="100" w:right="100"/>
-              <w:rPr>
-                <w:rFonts w:ascii="Times New Roman" w:eastAsia="Times New Roman" w:hAnsi="Times New Roman" w:cs="Times New Roman"/>
-                <w:color w:val="000000"/>
-                <w:sz w:val="22"/>
-                <w:szCs w:val="22"/>
-              </w:rPr>
-            </w:pPr>
-            <w:r>
-              <w:rPr>
-                <w:rFonts w:ascii="Times New Roman" w:eastAsia="Times New Roman" w:hAnsi="Times New Roman" w:cs="Times New Roman"/>
-                <w:color w:val="000000"/>
-                <w:sz w:val="22"/>
-                <w:szCs w:val="22"/>
-              </w:rPr>
-              <w:t>b_Intercept</w:t>
-            </w:r>
-          </w:p>
-        </w:tc>
-        <w:tc>
-          <w:tcPr>
-            <w:tcW w:w="1083" w:type="dxa"/>
-            <w:tcBorders>
-              <w:top w:val="single" w:sz="12" w:space="0" w:color="666666"/>
-              <w:left w:val="none" w:sz="0" w:space="0" w:color="000000"/>
-              <w:bottom w:val="none" w:sz="0" w:space="0" w:color="000000"/>
-              <w:right w:val="none" w:sz="0" w:space="0" w:color="000000"/>
-            </w:tcBorders>
-            <w:shd w:val="clear" w:color="auto" w:fill="FFFFFF"/>
-            <w:tcMar>
-              <w:top w:w="0" w:type="dxa"/>
-              <w:left w:w="0" w:type="dxa"/>
-              <w:bottom w:w="0" w:type="dxa"/>
-              <w:right w:w="0" w:type="dxa"/>
-            </w:tcMar>
-            <w:vAlign w:val="center"/>
-          </w:tcPr>
-          <w:p>
-            <w:pPr>
-              <w:pBdr>
-                <w:top w:val="none" w:sz="0" w:space="0" w:color="000000"/>
-                <w:left w:val="none" w:sz="0" w:space="0" w:color="000000"/>
-                <w:bottom w:val="none" w:sz="0" w:space="0" w:color="000000"/>
-                <w:right w:val="none" w:sz="0" w:space="0" w:color="000000"/>
-              </w:pBdr>
-              <w:spacing w:before="100" w:after="100"/>
-              <w:ind w:left="100" w:right="100"/>
-              <w:jc w:val="center"/>
-              <w:rPr>
-                <w:rFonts w:ascii="Times New Roman" w:eastAsia="Times New Roman" w:hAnsi="Times New Roman" w:cs="Times New Roman"/>
-                <w:color w:val="000000"/>
-                <w:sz w:val="22"/>
-                <w:szCs w:val="22"/>
-              </w:rPr>
-            </w:pPr>
-            <w:r>
-              <w:rPr>
-                <w:rFonts w:ascii="Times New Roman" w:eastAsia="Times New Roman" w:hAnsi="Times New Roman" w:cs="Times New Roman"/>
-                <w:color w:val="000000"/>
-                <w:sz w:val="22"/>
-                <w:szCs w:val="22"/>
-              </w:rPr>
-              <w:t>2.34</w:t>
-            </w:r>
-          </w:p>
-        </w:tc>
-        <w:tc>
-          <w:tcPr>
-            <w:tcW w:w="1584" w:type="dxa"/>
-            <w:tcBorders>
-              <w:top w:val="single" w:sz="12" w:space="0" w:color="666666"/>
-              <w:left w:val="none" w:sz="0" w:space="0" w:color="000000"/>
-              <w:bottom w:val="none" w:sz="0" w:space="0" w:color="000000"/>
-              <w:right w:val="none" w:sz="0" w:space="0" w:color="000000"/>
-            </w:tcBorders>
-            <w:shd w:val="clear" w:color="auto" w:fill="FFFFFF"/>
-            <w:tcMar>
-              <w:top w:w="0" w:type="dxa"/>
-              <w:left w:w="0" w:type="dxa"/>
-              <w:bottom w:w="0" w:type="dxa"/>
-              <w:right w:w="0" w:type="dxa"/>
-            </w:tcMar>
-            <w:vAlign w:val="center"/>
-          </w:tcPr>
-          <w:p>
-            <w:pPr>
-              <w:pBdr>
-                <w:top w:val="none" w:sz="0" w:space="0" w:color="000000"/>
-                <w:left w:val="none" w:sz="0" w:space="0" w:color="000000"/>
-                <w:bottom w:val="none" w:sz="0" w:space="0" w:color="000000"/>
-                <w:right w:val="none" w:sz="0" w:space="0" w:color="000000"/>
-              </w:pBdr>
-              <w:spacing w:before="100" w:after="100"/>
-              <w:ind w:left="100" w:right="100"/>
-              <w:jc w:val="center"/>
-              <w:rPr>
-                <w:rFonts w:ascii="Times New Roman" w:eastAsia="Times New Roman" w:hAnsi="Times New Roman" w:cs="Times New Roman"/>
-                <w:color w:val="000000"/>
-                <w:sz w:val="22"/>
-                <w:szCs w:val="22"/>
-              </w:rPr>
-            </w:pPr>
-            <w:r>
-              <w:rPr>
-                <w:rFonts w:ascii="Times New Roman" w:eastAsia="Times New Roman" w:hAnsi="Times New Roman" w:cs="Times New Roman"/>
-                <w:color w:val="000000"/>
-                <w:sz w:val="22"/>
-                <w:szCs w:val="22"/>
-              </w:rPr>
-              <w:t>[1.75, 2.98]</w:t>
-            </w:r>
-          </w:p>
-        </w:tc>
-        <w:tc>
-          <w:tcPr>
-            <w:tcW w:w="796" w:type="dxa"/>
-            <w:tcBorders>
-              <w:top w:val="single" w:sz="12" w:space="0" w:color="666666"/>
-              <w:left w:val="none" w:sz="0" w:space="0" w:color="000000"/>
-              <w:bottom w:val="none" w:sz="0" w:space="0" w:color="000000"/>
-              <w:right w:val="none" w:sz="0" w:space="0" w:color="000000"/>
-            </w:tcBorders>
-            <w:shd w:val="clear" w:color="auto" w:fill="FFFFFF"/>
-            <w:tcMar>
-              <w:top w:w="0" w:type="dxa"/>
-              <w:left w:w="0" w:type="dxa"/>
-              <w:bottom w:w="0" w:type="dxa"/>
-              <w:right w:w="0" w:type="dxa"/>
-            </w:tcMar>
-            <w:vAlign w:val="center"/>
-          </w:tcPr>
-          <w:p>
-            <w:pPr>
-              <w:pBdr>
-                <w:top w:val="none" w:sz="0" w:space="0" w:color="000000"/>
-                <w:left w:val="none" w:sz="0" w:space="0" w:color="000000"/>
-                <w:bottom w:val="none" w:sz="0" w:space="0" w:color="000000"/>
-                <w:right w:val="none" w:sz="0" w:space="0" w:color="000000"/>
-              </w:pBdr>
-              <w:spacing w:before="100" w:after="100"/>
-              <w:ind w:left="100" w:right="100"/>
-              <w:jc w:val="center"/>
-              <w:rPr>
-                <w:rFonts w:ascii="Times New Roman" w:eastAsia="Times New Roman" w:hAnsi="Times New Roman" w:cs="Times New Roman"/>
-                <w:color w:val="000000"/>
-                <w:sz w:val="22"/>
-                <w:szCs w:val="22"/>
-              </w:rPr>
-            </w:pPr>
-            <w:r>
-              <w:rPr>
-                <w:rFonts w:ascii="Times New Roman" w:eastAsia="Times New Roman" w:hAnsi="Times New Roman" w:cs="Times New Roman"/>
-                <w:color w:val="000000"/>
-                <w:sz w:val="22"/>
-                <w:szCs w:val="22"/>
-              </w:rPr>
-              <w:t>1.00</w:t>
-            </w:r>
-          </w:p>
-        </w:tc>
-        <w:tc>
-          <w:tcPr>
-            <w:tcW w:w="1510" w:type="dxa"/>
-            <w:tcBorders>
-              <w:top w:val="single" w:sz="12" w:space="0" w:color="666666"/>
-              <w:left w:val="none" w:sz="0" w:space="0" w:color="000000"/>
-              <w:bottom w:val="none" w:sz="0" w:space="0" w:color="000000"/>
-              <w:right w:val="none" w:sz="0" w:space="0" w:color="000000"/>
-            </w:tcBorders>
-            <w:shd w:val="clear" w:color="auto" w:fill="FFFFFF"/>
-            <w:tcMar>
-              <w:top w:w="0" w:type="dxa"/>
-              <w:left w:w="0" w:type="dxa"/>
-              <w:bottom w:w="0" w:type="dxa"/>
-              <w:right w:w="0" w:type="dxa"/>
-            </w:tcMar>
-            <w:vAlign w:val="center"/>
-          </w:tcPr>
-          <w:p>
-            <w:pPr>
-              <w:pBdr>
-                <w:top w:val="none" w:sz="0" w:space="0" w:color="000000"/>
-                <w:left w:val="none" w:sz="0" w:space="0" w:color="000000"/>
-                <w:bottom w:val="none" w:sz="0" w:space="0" w:color="000000"/>
-                <w:right w:val="none" w:sz="0" w:space="0" w:color="000000"/>
-              </w:pBdr>
-              <w:spacing w:before="100" w:after="100"/>
-              <w:ind w:left="100" w:right="100"/>
-              <w:jc w:val="center"/>
-              <w:rPr>
-                <w:rFonts w:ascii="Times New Roman" w:eastAsia="Times New Roman" w:hAnsi="Times New Roman" w:cs="Times New Roman"/>
-                <w:color w:val="000000"/>
-                <w:sz w:val="22"/>
-                <w:szCs w:val="22"/>
-              </w:rPr>
-            </w:pPr>
-            <w:r>
-              <w:rPr>
-                <w:rFonts w:ascii="Times New Roman" w:eastAsia="Times New Roman" w:hAnsi="Times New Roman" w:cs="Times New Roman"/>
-                <w:color w:val="000000"/>
-                <w:sz w:val="22"/>
-                <w:szCs w:val="22"/>
-              </w:rPr>
-              <w:t>[-0.18, 0.18]</w:t>
-            </w:r>
-          </w:p>
-        </w:tc>
-        <w:tc>
-          <w:tcPr>
-            <w:tcW w:w="1437" w:type="dxa"/>
-            <w:tcBorders>
-              <w:top w:val="single" w:sz="12" w:space="0" w:color="666666"/>
-              <w:left w:val="none" w:sz="0" w:space="0" w:color="000000"/>
-              <w:bottom w:val="none" w:sz="0" w:space="0" w:color="000000"/>
-              <w:right w:val="none" w:sz="0" w:space="0" w:color="000000"/>
-            </w:tcBorders>
-            <w:shd w:val="clear" w:color="auto" w:fill="FFFFFF"/>
-            <w:tcMar>
-              <w:top w:w="0" w:type="dxa"/>
-              <w:left w:w="0" w:type="dxa"/>
-              <w:bottom w:w="0" w:type="dxa"/>
-              <w:right w:w="0" w:type="dxa"/>
-            </w:tcMar>
-            <w:vAlign w:val="center"/>
-          </w:tcPr>
-          <w:p>
-            <w:pPr>
-              <w:pBdr>
-                <w:top w:val="none" w:sz="0" w:space="0" w:color="000000"/>
-                <w:left w:val="none" w:sz="0" w:space="0" w:color="000000"/>
-                <w:bottom w:val="none" w:sz="0" w:space="0" w:color="000000"/>
-                <w:right w:val="none" w:sz="0" w:space="0" w:color="000000"/>
-              </w:pBdr>
-              <w:spacing w:before="100" w:after="100"/>
-              <w:ind w:left="100" w:right="100"/>
-              <w:jc w:val="center"/>
-              <w:rPr>
-                <w:rFonts w:ascii="Times New Roman" w:eastAsia="Times New Roman" w:hAnsi="Times New Roman" w:cs="Times New Roman"/>
-                <w:color w:val="000000"/>
-                <w:sz w:val="22"/>
-                <w:szCs w:val="22"/>
-              </w:rPr>
-            </w:pPr>
-            <w:r>
-              <w:rPr>
-                <w:rFonts w:ascii="Times New Roman" w:eastAsia="Times New Roman" w:hAnsi="Times New Roman" w:cs="Times New Roman"/>
-                <w:color w:val="000000"/>
-                <w:sz w:val="22"/>
-                <w:szCs w:val="22"/>
-              </w:rPr>
-              <w:t>0.00</w:t>
-            </w:r>
-          </w:p>
-        </w:tc>
-        <w:tc>
-          <w:tcPr>
-            <w:tcW w:w="826" w:type="dxa"/>
-            <w:tcBorders>
-              <w:top w:val="single" w:sz="12" w:space="0" w:color="666666"/>
-              <w:left w:val="none" w:sz="0" w:space="0" w:color="000000"/>
-              <w:bottom w:val="none" w:sz="0" w:space="0" w:color="000000"/>
-              <w:right w:val="none" w:sz="0" w:space="0" w:color="000000"/>
-            </w:tcBorders>
-            <w:shd w:val="clear" w:color="auto" w:fill="FFFFFF"/>
-            <w:tcMar>
-              <w:top w:w="0" w:type="dxa"/>
-              <w:left w:w="0" w:type="dxa"/>
-              <w:bottom w:w="0" w:type="dxa"/>
-              <w:right w:w="0" w:type="dxa"/>
-            </w:tcMar>
-            <w:vAlign w:val="center"/>
-          </w:tcPr>
-          <w:p>
-            <w:pPr>
-              <w:pBdr>
-                <w:top w:val="none" w:sz="0" w:space="0" w:color="000000"/>
-                <w:left w:val="none" w:sz="0" w:space="0" w:color="000000"/>
-                <w:bottom w:val="none" w:sz="0" w:space="0" w:color="000000"/>
-                <w:right w:val="none" w:sz="0" w:space="0" w:color="000000"/>
-              </w:pBdr>
-              <w:spacing w:before="100" w:after="100"/>
-              <w:ind w:left="100" w:right="100"/>
-              <w:jc w:val="center"/>
-              <w:rPr>
-                <w:rFonts w:ascii="Times New Roman" w:eastAsia="Times New Roman" w:hAnsi="Times New Roman" w:cs="Times New Roman"/>
-                <w:color w:val="000000"/>
-                <w:sz w:val="22"/>
-                <w:szCs w:val="22"/>
-              </w:rPr>
-            </w:pPr>
-            <w:r>
-              <w:rPr>
-                <w:rFonts w:ascii="Times New Roman" w:eastAsia="Times New Roman" w:hAnsi="Times New Roman" w:cs="Times New Roman"/>
-                <w:color w:val="000000"/>
-                <w:sz w:val="22"/>
-                <w:szCs w:val="22"/>
-              </w:rPr>
-              <w:t>1</w:t>
-            </w:r>
-          </w:p>
-        </w:tc>
-        <w:tc>
-          <w:tcPr>
-            <w:tcW w:w="1181" w:type="dxa"/>
-            <w:tcBorders>
-              <w:top w:val="single" w:sz="12" w:space="0" w:color="666666"/>
-              <w:left w:val="none" w:sz="0" w:space="0" w:color="000000"/>
-              <w:bottom w:val="none" w:sz="0" w:space="0" w:color="000000"/>
-              <w:right w:val="none" w:sz="0" w:space="0" w:color="000000"/>
-            </w:tcBorders>
-            <w:shd w:val="clear" w:color="auto" w:fill="FFFFFF"/>
-            <w:tcMar>
-              <w:top w:w="0" w:type="dxa"/>
-              <w:left w:w="0" w:type="dxa"/>
-              <w:bottom w:w="0" w:type="dxa"/>
-              <w:right w:w="0" w:type="dxa"/>
-            </w:tcMar>
-            <w:vAlign w:val="center"/>
-          </w:tcPr>
-          <w:p>
-            <w:pPr>
-              <w:pBdr>
-                <w:top w:val="none" w:sz="0" w:space="0" w:color="000000"/>
-                <w:left w:val="none" w:sz="0" w:space="0" w:color="000000"/>
-                <w:bottom w:val="none" w:sz="0" w:space="0" w:color="000000"/>
-                <w:right w:val="none" w:sz="0" w:space="0" w:color="000000"/>
-              </w:pBdr>
-              <w:spacing w:before="100" w:after="100"/>
-              <w:ind w:left="100" w:right="100"/>
-              <w:jc w:val="center"/>
-              <w:rPr>
-                <w:rFonts w:ascii="Times New Roman" w:eastAsia="Times New Roman" w:hAnsi="Times New Roman" w:cs="Times New Roman"/>
-                <w:color w:val="000000"/>
-                <w:sz w:val="22"/>
-                <w:szCs w:val="22"/>
-              </w:rPr>
-            </w:pPr>
-            <w:r>
-              <w:rPr>
-                <w:rFonts w:ascii="Times New Roman" w:eastAsia="Times New Roman" w:hAnsi="Times New Roman" w:cs="Times New Roman"/>
-                <w:color w:val="000000"/>
-                <w:sz w:val="22"/>
-                <w:szCs w:val="22"/>
-              </w:rPr>
-              <w:t>3,103.25</w:t>
-            </w:r>
-          </w:p>
-        </w:tc>
-      </w:tr>
-      <w:tr>
-        <w:trPr>
-          <w:jc w:val="center"/>
-        </w:trPr>
-        <w:tc>
-          <w:tcPr>
-            <w:tcW w:w="2720" w:type="dxa"/>
-            <w:tcBorders>
-              <w:top w:val="none" w:sz="0" w:space="0" w:color="000000"/>
-              <w:left w:val="none" w:sz="0" w:space="0" w:color="000000"/>
-              <w:bottom w:val="none" w:sz="0" w:space="0" w:color="000000"/>
-              <w:right w:val="none" w:sz="0" w:space="0" w:color="000000"/>
-            </w:tcBorders>
-            <w:shd w:val="clear" w:color="auto" w:fill="FFFFFF"/>
-            <w:tcMar>
-              <w:top w:w="0" w:type="dxa"/>
-              <w:left w:w="0" w:type="dxa"/>
-              <w:bottom w:w="0" w:type="dxa"/>
-              <w:right w:w="0" w:type="dxa"/>
-            </w:tcMar>
-            <w:vAlign w:val="center"/>
-          </w:tcPr>
-          <w:p>
-            <w:pPr>
-              <w:pBdr>
-                <w:top w:val="none" w:sz="0" w:space="0" w:color="000000"/>
-                <w:left w:val="none" w:sz="0" w:space="0" w:color="000000"/>
-                <w:bottom w:val="none" w:sz="0" w:space="0" w:color="000000"/>
-                <w:right w:val="none" w:sz="0" w:space="0" w:color="000000"/>
-              </w:pBdr>
-              <w:spacing w:before="100" w:after="100"/>
-              <w:ind w:left="100" w:right="100"/>
-              <w:rPr>
-                <w:rFonts w:ascii="Times New Roman" w:eastAsia="Times New Roman" w:hAnsi="Times New Roman" w:cs="Times New Roman"/>
-                <w:color w:val="000000"/>
-                <w:sz w:val="22"/>
-                <w:szCs w:val="22"/>
-              </w:rPr>
-            </w:pPr>
-            <w:r>
-              <w:rPr>
-                <w:rFonts w:ascii="Times New Roman" w:eastAsia="Times New Roman" w:hAnsi="Times New Roman" w:cs="Times New Roman"/>
-                <w:color w:val="000000"/>
-                <w:sz w:val="22"/>
-                <w:szCs w:val="22"/>
-              </w:rPr>
-              <w:t>b_typenon_cognate</w:t>
-            </w:r>
-          </w:p>
-        </w:tc>
-        <w:tc>
-          <w:tcPr>
-            <w:tcW w:w="1083" w:type="dxa"/>
-            <w:tcBorders>
-              <w:top w:val="none" w:sz="0" w:space="0" w:color="000000"/>
-              <w:left w:val="none" w:sz="0" w:space="0" w:color="000000"/>
-              <w:bottom w:val="none" w:sz="0" w:space="0" w:color="000000"/>
-              <w:right w:val="none" w:sz="0" w:space="0" w:color="000000"/>
-            </w:tcBorders>
-            <w:shd w:val="clear" w:color="auto" w:fill="FFFFFF"/>
-            <w:tcMar>
-              <w:top w:w="0" w:type="dxa"/>
-              <w:left w:w="0" w:type="dxa"/>
-              <w:bottom w:w="0" w:type="dxa"/>
-              <w:right w:w="0" w:type="dxa"/>
-            </w:tcMar>
-            <w:vAlign w:val="center"/>
-          </w:tcPr>
-          <w:p>
-            <w:pPr>
-              <w:pBdr>
-                <w:top w:val="none" w:sz="0" w:space="0" w:color="000000"/>
-                <w:left w:val="none" w:sz="0" w:space="0" w:color="000000"/>
-                <w:bottom w:val="none" w:sz="0" w:space="0" w:color="000000"/>
-                <w:right w:val="none" w:sz="0" w:space="0" w:color="000000"/>
-              </w:pBdr>
-              <w:spacing w:before="100" w:after="100"/>
-              <w:ind w:left="100" w:right="100"/>
-              <w:jc w:val="center"/>
-              <w:rPr>
-                <w:rFonts w:ascii="Times New Roman" w:eastAsia="Times New Roman" w:hAnsi="Times New Roman" w:cs="Times New Roman"/>
-                <w:color w:val="000000"/>
-                <w:sz w:val="22"/>
-                <w:szCs w:val="22"/>
-              </w:rPr>
-            </w:pPr>
-            <w:r>
-              <w:rPr>
-                <w:rFonts w:ascii="Times New Roman" w:eastAsia="Times New Roman" w:hAnsi="Times New Roman" w:cs="Times New Roman"/>
-                <w:color w:val="000000"/>
-                <w:sz w:val="22"/>
-                <w:szCs w:val="22"/>
-              </w:rPr>
-              <w:t>-1.46</w:t>
-            </w:r>
-          </w:p>
-        </w:tc>
-        <w:tc>
-          <w:tcPr>
-            <w:tcW w:w="1584" w:type="dxa"/>
-            <w:tcBorders>
-              <w:top w:val="none" w:sz="0" w:space="0" w:color="000000"/>
-              <w:left w:val="none" w:sz="0" w:space="0" w:color="000000"/>
-              <w:bottom w:val="none" w:sz="0" w:space="0" w:color="000000"/>
-              <w:right w:val="none" w:sz="0" w:space="0" w:color="000000"/>
-            </w:tcBorders>
-            <w:shd w:val="clear" w:color="auto" w:fill="FFFFFF"/>
-            <w:tcMar>
-              <w:top w:w="0" w:type="dxa"/>
-              <w:left w:w="0" w:type="dxa"/>
-              <w:bottom w:w="0" w:type="dxa"/>
-              <w:right w:w="0" w:type="dxa"/>
-            </w:tcMar>
-            <w:vAlign w:val="center"/>
-          </w:tcPr>
-          <w:p>
-            <w:pPr>
-              <w:pBdr>
-                <w:top w:val="none" w:sz="0" w:space="0" w:color="000000"/>
-                <w:left w:val="none" w:sz="0" w:space="0" w:color="000000"/>
-                <w:bottom w:val="none" w:sz="0" w:space="0" w:color="000000"/>
-                <w:right w:val="none" w:sz="0" w:space="0" w:color="000000"/>
-              </w:pBdr>
-              <w:spacing w:before="100" w:after="100"/>
-              <w:ind w:left="100" w:right="100"/>
-              <w:jc w:val="center"/>
-              <w:rPr>
-                <w:rFonts w:ascii="Times New Roman" w:eastAsia="Times New Roman" w:hAnsi="Times New Roman" w:cs="Times New Roman"/>
-                <w:color w:val="000000"/>
-                <w:sz w:val="22"/>
-                <w:szCs w:val="22"/>
-              </w:rPr>
-            </w:pPr>
-            <w:r>
-              <w:rPr>
-                <w:rFonts w:ascii="Times New Roman" w:eastAsia="Times New Roman" w:hAnsi="Times New Roman" w:cs="Times New Roman"/>
-                <w:color w:val="000000"/>
-                <w:sz w:val="22"/>
-                <w:szCs w:val="22"/>
-              </w:rPr>
-              <w:t>[-2.12, -0.84]</w:t>
-            </w:r>
-          </w:p>
-        </w:tc>
-        <w:tc>
-          <w:tcPr>
-            <w:tcW w:w="796" w:type="dxa"/>
-            <w:tcBorders>
-              <w:top w:val="none" w:sz="0" w:space="0" w:color="000000"/>
-              <w:left w:val="none" w:sz="0" w:space="0" w:color="000000"/>
-              <w:bottom w:val="none" w:sz="0" w:space="0" w:color="000000"/>
-              <w:right w:val="none" w:sz="0" w:space="0" w:color="000000"/>
-            </w:tcBorders>
-            <w:shd w:val="clear" w:color="auto" w:fill="FFFFFF"/>
-            <w:tcMar>
-              <w:top w:w="0" w:type="dxa"/>
-              <w:left w:w="0" w:type="dxa"/>
-              <w:bottom w:w="0" w:type="dxa"/>
-              <w:right w:w="0" w:type="dxa"/>
-            </w:tcMar>
-            <w:vAlign w:val="center"/>
-          </w:tcPr>
-          <w:p>
-            <w:pPr>
-              <w:pBdr>
-                <w:top w:val="none" w:sz="0" w:space="0" w:color="000000"/>
-                <w:left w:val="none" w:sz="0" w:space="0" w:color="000000"/>
-                <w:bottom w:val="none" w:sz="0" w:space="0" w:color="000000"/>
-                <w:right w:val="none" w:sz="0" w:space="0" w:color="000000"/>
-              </w:pBdr>
-              <w:spacing w:before="100" w:after="100"/>
-              <w:ind w:left="100" w:right="100"/>
-              <w:jc w:val="center"/>
-              <w:rPr>
-                <w:rFonts w:ascii="Times New Roman" w:eastAsia="Times New Roman" w:hAnsi="Times New Roman" w:cs="Times New Roman"/>
-                <w:color w:val="000000"/>
-                <w:sz w:val="22"/>
-                <w:szCs w:val="22"/>
-              </w:rPr>
-            </w:pPr>
-            <w:r>
-              <w:rPr>
-                <w:rFonts w:ascii="Times New Roman" w:eastAsia="Times New Roman" w:hAnsi="Times New Roman" w:cs="Times New Roman"/>
-                <w:color w:val="000000"/>
-                <w:sz w:val="22"/>
-                <w:szCs w:val="22"/>
-              </w:rPr>
-              <w:t>1.00</w:t>
-            </w:r>
-          </w:p>
-        </w:tc>
-        <w:tc>
-          <w:tcPr>
-            <w:tcW w:w="1510" w:type="dxa"/>
-            <w:tcBorders>
-              <w:top w:val="none" w:sz="0" w:space="0" w:color="000000"/>
-              <w:left w:val="none" w:sz="0" w:space="0" w:color="000000"/>
-              <w:bottom w:val="none" w:sz="0" w:space="0" w:color="000000"/>
-              <w:right w:val="none" w:sz="0" w:space="0" w:color="000000"/>
-            </w:tcBorders>
-            <w:shd w:val="clear" w:color="auto" w:fill="FFFFFF"/>
-            <w:tcMar>
-              <w:top w:w="0" w:type="dxa"/>
-              <w:left w:w="0" w:type="dxa"/>
-              <w:bottom w:w="0" w:type="dxa"/>
-              <w:right w:w="0" w:type="dxa"/>
-            </w:tcMar>
-            <w:vAlign w:val="center"/>
-          </w:tcPr>
-          <w:p>
-            <w:pPr>
-              <w:pBdr>
-                <w:top w:val="none" w:sz="0" w:space="0" w:color="000000"/>
-                <w:left w:val="none" w:sz="0" w:space="0" w:color="000000"/>
-                <w:bottom w:val="none" w:sz="0" w:space="0" w:color="000000"/>
-                <w:right w:val="none" w:sz="0" w:space="0" w:color="000000"/>
-              </w:pBdr>
-              <w:spacing w:before="100" w:after="100"/>
-              <w:ind w:left="100" w:right="100"/>
-              <w:jc w:val="center"/>
-              <w:rPr>
-                <w:rFonts w:ascii="Times New Roman" w:eastAsia="Times New Roman" w:hAnsi="Times New Roman" w:cs="Times New Roman"/>
-                <w:color w:val="000000"/>
-                <w:sz w:val="22"/>
-                <w:szCs w:val="22"/>
-              </w:rPr>
-            </w:pPr>
-            <w:r>
-              <w:rPr>
-                <w:rFonts w:ascii="Times New Roman" w:eastAsia="Times New Roman" w:hAnsi="Times New Roman" w:cs="Times New Roman"/>
-                <w:color w:val="000000"/>
-                <w:sz w:val="22"/>
-                <w:szCs w:val="22"/>
-              </w:rPr>
-              <w:t>[-0.18, 0.18]</w:t>
-            </w:r>
-          </w:p>
-        </w:tc>
-        <w:tc>
-          <w:tcPr>
-            <w:tcW w:w="1437" w:type="dxa"/>
-            <w:tcBorders>
-              <w:top w:val="none" w:sz="0" w:space="0" w:color="000000"/>
-              <w:left w:val="none" w:sz="0" w:space="0" w:color="000000"/>
-              <w:bottom w:val="none" w:sz="0" w:space="0" w:color="000000"/>
-              <w:right w:val="none" w:sz="0" w:space="0" w:color="000000"/>
-            </w:tcBorders>
-            <w:shd w:val="clear" w:color="auto" w:fill="FFFFFF"/>
-            <w:tcMar>
-              <w:top w:w="0" w:type="dxa"/>
-              <w:left w:w="0" w:type="dxa"/>
-              <w:bottom w:w="0" w:type="dxa"/>
-              <w:right w:w="0" w:type="dxa"/>
-            </w:tcMar>
-            <w:vAlign w:val="center"/>
-          </w:tcPr>
-          <w:p>
-            <w:pPr>
-              <w:pBdr>
-                <w:top w:val="none" w:sz="0" w:space="0" w:color="000000"/>
-                <w:left w:val="none" w:sz="0" w:space="0" w:color="000000"/>
-                <w:bottom w:val="none" w:sz="0" w:space="0" w:color="000000"/>
-                <w:right w:val="none" w:sz="0" w:space="0" w:color="000000"/>
-              </w:pBdr>
-              <w:spacing w:before="100" w:after="100"/>
-              <w:ind w:left="100" w:right="100"/>
-              <w:jc w:val="center"/>
-              <w:rPr>
-                <w:rFonts w:ascii="Times New Roman" w:eastAsia="Times New Roman" w:hAnsi="Times New Roman" w:cs="Times New Roman"/>
-                <w:color w:val="000000"/>
-                <w:sz w:val="22"/>
-                <w:szCs w:val="22"/>
-              </w:rPr>
-            </w:pPr>
-            <w:r>
-              <w:rPr>
-                <w:rFonts w:ascii="Times New Roman" w:eastAsia="Times New Roman" w:hAnsi="Times New Roman" w:cs="Times New Roman"/>
-                <w:color w:val="000000"/>
-                <w:sz w:val="22"/>
-                <w:szCs w:val="22"/>
-              </w:rPr>
-              <w:t>0.00</w:t>
-            </w:r>
-          </w:p>
-        </w:tc>
-        <w:tc>
-          <w:tcPr>
-            <w:tcW w:w="826" w:type="dxa"/>
-            <w:tcBorders>
-              <w:top w:val="none" w:sz="0" w:space="0" w:color="000000"/>
-              <w:left w:val="none" w:sz="0" w:space="0" w:color="000000"/>
-              <w:bottom w:val="none" w:sz="0" w:space="0" w:color="000000"/>
-              <w:right w:val="none" w:sz="0" w:space="0" w:color="000000"/>
-            </w:tcBorders>
-            <w:shd w:val="clear" w:color="auto" w:fill="FFFFFF"/>
-            <w:tcMar>
-              <w:top w:w="0" w:type="dxa"/>
-              <w:left w:w="0" w:type="dxa"/>
-              <w:bottom w:w="0" w:type="dxa"/>
-              <w:right w:w="0" w:type="dxa"/>
-            </w:tcMar>
-            <w:vAlign w:val="center"/>
-          </w:tcPr>
-          <w:p>
-            <w:pPr>
-              <w:pBdr>
-                <w:top w:val="none" w:sz="0" w:space="0" w:color="000000"/>
-                <w:left w:val="none" w:sz="0" w:space="0" w:color="000000"/>
-                <w:bottom w:val="none" w:sz="0" w:space="0" w:color="000000"/>
-                <w:right w:val="none" w:sz="0" w:space="0" w:color="000000"/>
-              </w:pBdr>
-              <w:spacing w:before="100" w:after="100"/>
-              <w:ind w:left="100" w:right="100"/>
-              <w:jc w:val="center"/>
-              <w:rPr>
-                <w:rFonts w:ascii="Times New Roman" w:eastAsia="Times New Roman" w:hAnsi="Times New Roman" w:cs="Times New Roman"/>
-                <w:color w:val="000000"/>
-                <w:sz w:val="22"/>
-                <w:szCs w:val="22"/>
-              </w:rPr>
-            </w:pPr>
-            <w:r>
-              <w:rPr>
-                <w:rFonts w:ascii="Times New Roman" w:eastAsia="Times New Roman" w:hAnsi="Times New Roman" w:cs="Times New Roman"/>
-                <w:color w:val="000000"/>
-                <w:sz w:val="22"/>
-                <w:szCs w:val="22"/>
-              </w:rPr>
-              <w:t>1</w:t>
-            </w:r>
-          </w:p>
-        </w:tc>
-        <w:tc>
-          <w:tcPr>
-            <w:tcW w:w="1181" w:type="dxa"/>
-            <w:tcBorders>
-              <w:top w:val="none" w:sz="0" w:space="0" w:color="000000"/>
-              <w:left w:val="none" w:sz="0" w:space="0" w:color="000000"/>
-              <w:bottom w:val="none" w:sz="0" w:space="0" w:color="000000"/>
-              <w:right w:val="none" w:sz="0" w:space="0" w:color="000000"/>
-            </w:tcBorders>
-            <w:shd w:val="clear" w:color="auto" w:fill="FFFFFF"/>
-            <w:tcMar>
-              <w:top w:w="0" w:type="dxa"/>
-              <w:left w:w="0" w:type="dxa"/>
-              <w:bottom w:w="0" w:type="dxa"/>
-              <w:right w:w="0" w:type="dxa"/>
-            </w:tcMar>
-            <w:vAlign w:val="center"/>
-          </w:tcPr>
-          <w:p>
-            <w:pPr>
-              <w:pBdr>
-                <w:top w:val="none" w:sz="0" w:space="0" w:color="000000"/>
-                <w:left w:val="none" w:sz="0" w:space="0" w:color="000000"/>
-                <w:bottom w:val="none" w:sz="0" w:space="0" w:color="000000"/>
-                <w:right w:val="none" w:sz="0" w:space="0" w:color="000000"/>
-              </w:pBdr>
-              <w:spacing w:before="100" w:after="100"/>
-              <w:ind w:left="100" w:right="100"/>
-              <w:jc w:val="center"/>
-              <w:rPr>
-                <w:rFonts w:ascii="Times New Roman" w:eastAsia="Times New Roman" w:hAnsi="Times New Roman" w:cs="Times New Roman"/>
-                <w:color w:val="000000"/>
-                <w:sz w:val="22"/>
-                <w:szCs w:val="22"/>
-              </w:rPr>
-            </w:pPr>
-            <w:r>
-              <w:rPr>
-                <w:rFonts w:ascii="Times New Roman" w:eastAsia="Times New Roman" w:hAnsi="Times New Roman" w:cs="Times New Roman"/>
-                <w:color w:val="000000"/>
-                <w:sz w:val="22"/>
-                <w:szCs w:val="22"/>
-              </w:rPr>
-              <w:t>3,385.79</w:t>
-            </w:r>
-          </w:p>
-        </w:tc>
-      </w:tr>
-      <w:tr>
-        <w:trPr>
-          <w:jc w:val="center"/>
-        </w:trPr>
-        <w:tc>
-          <w:tcPr>
-            <w:tcW w:w="2720" w:type="dxa"/>
-            <w:tcBorders>
-              <w:top w:val="none" w:sz="0" w:space="0" w:color="000000"/>
-              <w:left w:val="none" w:sz="0" w:space="0" w:color="000000"/>
-              <w:bottom w:val="none" w:sz="0" w:space="0" w:color="000000"/>
-              <w:right w:val="none" w:sz="0" w:space="0" w:color="000000"/>
-            </w:tcBorders>
-            <w:shd w:val="clear" w:color="auto" w:fill="FFFFFF"/>
-            <w:tcMar>
-              <w:top w:w="0" w:type="dxa"/>
-              <w:left w:w="0" w:type="dxa"/>
-              <w:bottom w:w="0" w:type="dxa"/>
-              <w:right w:w="0" w:type="dxa"/>
-            </w:tcMar>
-            <w:vAlign w:val="center"/>
-          </w:tcPr>
-          <w:p>
-            <w:pPr>
-              <w:pBdr>
-                <w:top w:val="none" w:sz="0" w:space="0" w:color="000000"/>
-                <w:left w:val="none" w:sz="0" w:space="0" w:color="000000"/>
-                <w:bottom w:val="none" w:sz="0" w:space="0" w:color="000000"/>
-                <w:right w:val="none" w:sz="0" w:space="0" w:color="000000"/>
-              </w:pBdr>
-              <w:spacing w:before="100" w:after="100"/>
-              <w:ind w:left="100" w:right="100"/>
-              <w:rPr>
-                <w:rFonts w:ascii="Times New Roman" w:eastAsia="Times New Roman" w:hAnsi="Times New Roman" w:cs="Times New Roman"/>
-                <w:color w:val="000000"/>
-                <w:sz w:val="22"/>
-                <w:szCs w:val="22"/>
-              </w:rPr>
-            </w:pPr>
-            <w:r>
-              <w:rPr>
-                <w:rFonts w:ascii="Times New Roman" w:eastAsia="Times New Roman" w:hAnsi="Times New Roman" w:cs="Times New Roman"/>
-                <w:color w:val="000000"/>
-                <w:sz w:val="22"/>
-                <w:szCs w:val="22"/>
-              </w:rPr>
-              <w:t>b_typethree_way_cognate</w:t>
-            </w:r>
-          </w:p>
-        </w:tc>
-        <w:tc>
-          <w:tcPr>
-            <w:tcW w:w="1083" w:type="dxa"/>
-            <w:tcBorders>
-              <w:top w:val="none" w:sz="0" w:space="0" w:color="000000"/>
-              <w:left w:val="none" w:sz="0" w:space="0" w:color="000000"/>
-              <w:bottom w:val="none" w:sz="0" w:space="0" w:color="000000"/>
-              <w:right w:val="none" w:sz="0" w:space="0" w:color="000000"/>
-            </w:tcBorders>
-            <w:shd w:val="clear" w:color="auto" w:fill="FFFFFF"/>
-            <w:tcMar>
-              <w:top w:w="0" w:type="dxa"/>
-              <w:left w:w="0" w:type="dxa"/>
-              <w:bottom w:w="0" w:type="dxa"/>
-              <w:right w:w="0" w:type="dxa"/>
-            </w:tcMar>
-            <w:vAlign w:val="center"/>
-          </w:tcPr>
-          <w:p>
-            <w:pPr>
-              <w:pBdr>
-                <w:top w:val="none" w:sz="0" w:space="0" w:color="000000"/>
-                <w:left w:val="none" w:sz="0" w:space="0" w:color="000000"/>
-                <w:bottom w:val="none" w:sz="0" w:space="0" w:color="000000"/>
-                <w:right w:val="none" w:sz="0" w:space="0" w:color="000000"/>
-              </w:pBdr>
-              <w:spacing w:before="100" w:after="100"/>
-              <w:ind w:left="100" w:right="100"/>
-              <w:jc w:val="center"/>
-              <w:rPr>
-                <w:rFonts w:ascii="Times New Roman" w:eastAsia="Times New Roman" w:hAnsi="Times New Roman" w:cs="Times New Roman"/>
-                <w:color w:val="000000"/>
-                <w:sz w:val="22"/>
-                <w:szCs w:val="22"/>
-              </w:rPr>
-            </w:pPr>
-            <w:r>
-              <w:rPr>
-                <w:rFonts w:ascii="Times New Roman" w:eastAsia="Times New Roman" w:hAnsi="Times New Roman" w:cs="Times New Roman"/>
-                <w:color w:val="000000"/>
-                <w:sz w:val="22"/>
-                <w:szCs w:val="22"/>
-              </w:rPr>
-              <w:t>0.71</w:t>
-            </w:r>
-          </w:p>
-        </w:tc>
-        <w:tc>
-          <w:tcPr>
-            <w:tcW w:w="1584" w:type="dxa"/>
-            <w:tcBorders>
-              <w:top w:val="none" w:sz="0" w:space="0" w:color="000000"/>
-              <w:left w:val="none" w:sz="0" w:space="0" w:color="000000"/>
-              <w:bottom w:val="none" w:sz="0" w:space="0" w:color="000000"/>
-              <w:right w:val="none" w:sz="0" w:space="0" w:color="000000"/>
-            </w:tcBorders>
-            <w:shd w:val="clear" w:color="auto" w:fill="FFFFFF"/>
-            <w:tcMar>
-              <w:top w:w="0" w:type="dxa"/>
-              <w:left w:w="0" w:type="dxa"/>
-              <w:bottom w:w="0" w:type="dxa"/>
-              <w:right w:w="0" w:type="dxa"/>
-            </w:tcMar>
-            <w:vAlign w:val="center"/>
-          </w:tcPr>
-          <w:p>
-            <w:pPr>
-              <w:pBdr>
-                <w:top w:val="none" w:sz="0" w:space="0" w:color="000000"/>
-                <w:left w:val="none" w:sz="0" w:space="0" w:color="000000"/>
-                <w:bottom w:val="none" w:sz="0" w:space="0" w:color="000000"/>
-                <w:right w:val="none" w:sz="0" w:space="0" w:color="000000"/>
-              </w:pBdr>
-              <w:spacing w:before="100" w:after="100"/>
-              <w:ind w:left="100" w:right="100"/>
-              <w:jc w:val="center"/>
-              <w:rPr>
-                <w:rFonts w:ascii="Times New Roman" w:eastAsia="Times New Roman" w:hAnsi="Times New Roman" w:cs="Times New Roman"/>
-                <w:color w:val="000000"/>
-                <w:sz w:val="22"/>
-                <w:szCs w:val="22"/>
-              </w:rPr>
-            </w:pPr>
-            <w:r>
-              <w:rPr>
-                <w:rFonts w:ascii="Times New Roman" w:eastAsia="Times New Roman" w:hAnsi="Times New Roman" w:cs="Times New Roman"/>
-                <w:color w:val="000000"/>
-                <w:sz w:val="22"/>
-                <w:szCs w:val="22"/>
-              </w:rPr>
-              <w:t>[0, 1.39]</w:t>
-            </w:r>
-          </w:p>
-        </w:tc>
-        <w:tc>
-          <w:tcPr>
-            <w:tcW w:w="796" w:type="dxa"/>
-            <w:tcBorders>
-              <w:top w:val="none" w:sz="0" w:space="0" w:color="000000"/>
-              <w:left w:val="none" w:sz="0" w:space="0" w:color="000000"/>
-              <w:bottom w:val="none" w:sz="0" w:space="0" w:color="000000"/>
-              <w:right w:val="none" w:sz="0" w:space="0" w:color="000000"/>
-            </w:tcBorders>
-            <w:shd w:val="clear" w:color="auto" w:fill="FFFFFF"/>
-            <w:tcMar>
-              <w:top w:w="0" w:type="dxa"/>
-              <w:left w:w="0" w:type="dxa"/>
-              <w:bottom w:w="0" w:type="dxa"/>
-              <w:right w:w="0" w:type="dxa"/>
-            </w:tcMar>
-            <w:vAlign w:val="center"/>
-          </w:tcPr>
-          <w:p>
-            <w:pPr>
-              <w:pBdr>
-                <w:top w:val="none" w:sz="0" w:space="0" w:color="000000"/>
-                <w:left w:val="none" w:sz="0" w:space="0" w:color="000000"/>
-                <w:bottom w:val="none" w:sz="0" w:space="0" w:color="000000"/>
-                <w:right w:val="none" w:sz="0" w:space="0" w:color="000000"/>
-              </w:pBdr>
-              <w:spacing w:before="100" w:after="100"/>
-              <w:ind w:left="100" w:right="100"/>
-              <w:jc w:val="center"/>
-              <w:rPr>
-                <w:rFonts w:ascii="Times New Roman" w:eastAsia="Times New Roman" w:hAnsi="Times New Roman" w:cs="Times New Roman"/>
-                <w:color w:val="000000"/>
-                <w:sz w:val="22"/>
-                <w:szCs w:val="22"/>
-              </w:rPr>
-            </w:pPr>
-            <w:r>
-              <w:rPr>
-                <w:rFonts w:ascii="Times New Roman" w:eastAsia="Times New Roman" w:hAnsi="Times New Roman" w:cs="Times New Roman"/>
-                <w:color w:val="000000"/>
-                <w:sz w:val="22"/>
-                <w:szCs w:val="22"/>
-              </w:rPr>
-              <w:t>0.98</w:t>
-            </w:r>
-          </w:p>
-        </w:tc>
-        <w:tc>
-          <w:tcPr>
-            <w:tcW w:w="1510" w:type="dxa"/>
-            <w:tcBorders>
-              <w:top w:val="none" w:sz="0" w:space="0" w:color="000000"/>
-              <w:left w:val="none" w:sz="0" w:space="0" w:color="000000"/>
-              <w:bottom w:val="none" w:sz="0" w:space="0" w:color="000000"/>
-              <w:right w:val="none" w:sz="0" w:space="0" w:color="000000"/>
-            </w:tcBorders>
-            <w:shd w:val="clear" w:color="auto" w:fill="FFFFFF"/>
-            <w:tcMar>
-              <w:top w:w="0" w:type="dxa"/>
-              <w:left w:w="0" w:type="dxa"/>
-              <w:bottom w:w="0" w:type="dxa"/>
-              <w:right w:w="0" w:type="dxa"/>
-            </w:tcMar>
-            <w:vAlign w:val="center"/>
-          </w:tcPr>
-          <w:p>
-            <w:pPr>
-              <w:pBdr>
-                <w:top w:val="none" w:sz="0" w:space="0" w:color="000000"/>
-                <w:left w:val="none" w:sz="0" w:space="0" w:color="000000"/>
-                <w:bottom w:val="none" w:sz="0" w:space="0" w:color="000000"/>
-                <w:right w:val="none" w:sz="0" w:space="0" w:color="000000"/>
-              </w:pBdr>
-              <w:spacing w:before="100" w:after="100"/>
-              <w:ind w:left="100" w:right="100"/>
-              <w:jc w:val="center"/>
-              <w:rPr>
-                <w:rFonts w:ascii="Times New Roman" w:eastAsia="Times New Roman" w:hAnsi="Times New Roman" w:cs="Times New Roman"/>
-                <w:color w:val="000000"/>
-                <w:sz w:val="22"/>
-                <w:szCs w:val="22"/>
-              </w:rPr>
-            </w:pPr>
-            <w:r>
-              <w:rPr>
-                <w:rFonts w:ascii="Times New Roman" w:eastAsia="Times New Roman" w:hAnsi="Times New Roman" w:cs="Times New Roman"/>
-                <w:color w:val="000000"/>
-                <w:sz w:val="22"/>
-                <w:szCs w:val="22"/>
-              </w:rPr>
-              <w:t>[-0.18, 0.18]</w:t>
-            </w:r>
-          </w:p>
-        </w:tc>
-        <w:tc>
-          <w:tcPr>
-            <w:tcW w:w="1437" w:type="dxa"/>
-            <w:tcBorders>
-              <w:top w:val="none" w:sz="0" w:space="0" w:color="000000"/>
-              <w:left w:val="none" w:sz="0" w:space="0" w:color="000000"/>
-              <w:bottom w:val="none" w:sz="0" w:space="0" w:color="000000"/>
-              <w:right w:val="none" w:sz="0" w:space="0" w:color="000000"/>
-            </w:tcBorders>
-            <w:shd w:val="clear" w:color="auto" w:fill="FFFFFF"/>
-            <w:tcMar>
-              <w:top w:w="0" w:type="dxa"/>
-              <w:left w:w="0" w:type="dxa"/>
-              <w:bottom w:w="0" w:type="dxa"/>
-              <w:right w:w="0" w:type="dxa"/>
-            </w:tcMar>
-            <w:vAlign w:val="center"/>
-          </w:tcPr>
-          <w:p>
-            <w:pPr>
-              <w:pBdr>
-                <w:top w:val="none" w:sz="0" w:space="0" w:color="000000"/>
-                <w:left w:val="none" w:sz="0" w:space="0" w:color="000000"/>
-                <w:bottom w:val="none" w:sz="0" w:space="0" w:color="000000"/>
-                <w:right w:val="none" w:sz="0" w:space="0" w:color="000000"/>
-              </w:pBdr>
-              <w:spacing w:before="100" w:after="100"/>
-              <w:ind w:left="100" w:right="100"/>
-              <w:jc w:val="center"/>
-              <w:rPr>
-                <w:rFonts w:ascii="Times New Roman" w:eastAsia="Times New Roman" w:hAnsi="Times New Roman" w:cs="Times New Roman"/>
-                <w:color w:val="000000"/>
-                <w:sz w:val="22"/>
-                <w:szCs w:val="22"/>
-              </w:rPr>
-            </w:pPr>
-            <w:r>
-              <w:rPr>
-                <w:rFonts w:ascii="Times New Roman" w:eastAsia="Times New Roman" w:hAnsi="Times New Roman" w:cs="Times New Roman"/>
-                <w:color w:val="000000"/>
-                <w:sz w:val="22"/>
-                <w:szCs w:val="22"/>
-              </w:rPr>
-              <w:t>0.04</w:t>
-            </w:r>
-          </w:p>
-        </w:tc>
-        <w:tc>
-          <w:tcPr>
-            <w:tcW w:w="826" w:type="dxa"/>
-            <w:tcBorders>
-              <w:top w:val="none" w:sz="0" w:space="0" w:color="000000"/>
-              <w:left w:val="none" w:sz="0" w:space="0" w:color="000000"/>
-              <w:bottom w:val="none" w:sz="0" w:space="0" w:color="000000"/>
-              <w:right w:val="none" w:sz="0" w:space="0" w:color="000000"/>
-            </w:tcBorders>
-            <w:shd w:val="clear" w:color="auto" w:fill="FFFFFF"/>
-            <w:tcMar>
-              <w:top w:w="0" w:type="dxa"/>
-              <w:left w:w="0" w:type="dxa"/>
-              <w:bottom w:w="0" w:type="dxa"/>
-              <w:right w:w="0" w:type="dxa"/>
-            </w:tcMar>
-            <w:vAlign w:val="center"/>
-          </w:tcPr>
-          <w:p>
-            <w:pPr>
-              <w:pBdr>
-                <w:top w:val="none" w:sz="0" w:space="0" w:color="000000"/>
-                <w:left w:val="none" w:sz="0" w:space="0" w:color="000000"/>
-                <w:bottom w:val="none" w:sz="0" w:space="0" w:color="000000"/>
-                <w:right w:val="none" w:sz="0" w:space="0" w:color="000000"/>
-              </w:pBdr>
-              <w:spacing w:before="100" w:after="100"/>
-              <w:ind w:left="100" w:right="100"/>
-              <w:jc w:val="center"/>
-              <w:rPr>
-                <w:rFonts w:ascii="Times New Roman" w:eastAsia="Times New Roman" w:hAnsi="Times New Roman" w:cs="Times New Roman"/>
-                <w:color w:val="000000"/>
-                <w:sz w:val="22"/>
-                <w:szCs w:val="22"/>
-              </w:rPr>
-            </w:pPr>
-            <w:r>
-              <w:rPr>
-                <w:rFonts w:ascii="Times New Roman" w:eastAsia="Times New Roman" w:hAnsi="Times New Roman" w:cs="Times New Roman"/>
-                <w:color w:val="000000"/>
-                <w:sz w:val="22"/>
-                <w:szCs w:val="22"/>
-              </w:rPr>
-              <w:t>1</w:t>
-            </w:r>
-          </w:p>
-        </w:tc>
-        <w:tc>
-          <w:tcPr>
-            <w:tcW w:w="1181" w:type="dxa"/>
-            <w:tcBorders>
-              <w:top w:val="none" w:sz="0" w:space="0" w:color="000000"/>
-              <w:left w:val="none" w:sz="0" w:space="0" w:color="000000"/>
-              <w:bottom w:val="none" w:sz="0" w:space="0" w:color="000000"/>
-              <w:right w:val="none" w:sz="0" w:space="0" w:color="000000"/>
-            </w:tcBorders>
-            <w:shd w:val="clear" w:color="auto" w:fill="FFFFFF"/>
-            <w:tcMar>
-              <w:top w:w="0" w:type="dxa"/>
-              <w:left w:w="0" w:type="dxa"/>
-              <w:bottom w:w="0" w:type="dxa"/>
-              <w:right w:w="0" w:type="dxa"/>
-            </w:tcMar>
-            <w:vAlign w:val="center"/>
-          </w:tcPr>
-          <w:p>
-            <w:pPr>
-              <w:pBdr>
-                <w:top w:val="none" w:sz="0" w:space="0" w:color="000000"/>
-                <w:left w:val="none" w:sz="0" w:space="0" w:color="000000"/>
-                <w:bottom w:val="none" w:sz="0" w:space="0" w:color="000000"/>
-                <w:right w:val="none" w:sz="0" w:space="0" w:color="000000"/>
-              </w:pBdr>
-              <w:spacing w:before="100" w:after="100"/>
-              <w:ind w:left="100" w:right="100"/>
-              <w:jc w:val="center"/>
-              <w:rPr>
-                <w:rFonts w:ascii="Times New Roman" w:eastAsia="Times New Roman" w:hAnsi="Times New Roman" w:cs="Times New Roman"/>
-                <w:color w:val="000000"/>
-                <w:sz w:val="22"/>
-                <w:szCs w:val="22"/>
-              </w:rPr>
-            </w:pPr>
-            <w:r>
-              <w:rPr>
-                <w:rFonts w:ascii="Times New Roman" w:eastAsia="Times New Roman" w:hAnsi="Times New Roman" w:cs="Times New Roman"/>
-                <w:color w:val="000000"/>
-                <w:sz w:val="22"/>
-                <w:szCs w:val="22"/>
-              </w:rPr>
-              <w:t>3,792.57</w:t>
-            </w:r>
-          </w:p>
-        </w:tc>
-      </w:tr>
-      <w:tr>
-        <w:trPr>
-          <w:jc w:val="center"/>
-        </w:trPr>
-        <w:tc>
-          <w:tcPr>
-            <w:tcW w:w="2720" w:type="dxa"/>
-            <w:tcBorders>
-              <w:top w:val="none" w:sz="0" w:space="0" w:color="000000"/>
-              <w:left w:val="none" w:sz="0" w:space="0" w:color="000000"/>
-              <w:bottom w:val="none" w:sz="0" w:space="0" w:color="000000"/>
-              <w:right w:val="none" w:sz="0" w:space="0" w:color="000000"/>
-            </w:tcBorders>
-            <w:shd w:val="clear" w:color="auto" w:fill="FFFFFF"/>
-            <w:tcMar>
-              <w:top w:w="0" w:type="dxa"/>
-              <w:left w:w="0" w:type="dxa"/>
-              <w:bottom w:w="0" w:type="dxa"/>
-              <w:right w:w="0" w:type="dxa"/>
-            </w:tcMar>
-            <w:vAlign w:val="center"/>
-          </w:tcPr>
-          <w:p>
-            <w:pPr>
-              <w:pBdr>
-                <w:top w:val="none" w:sz="0" w:space="0" w:color="000000"/>
-                <w:left w:val="none" w:sz="0" w:space="0" w:color="000000"/>
-                <w:bottom w:val="none" w:sz="0" w:space="0" w:color="000000"/>
-                <w:right w:val="none" w:sz="0" w:space="0" w:color="000000"/>
-              </w:pBdr>
-              <w:spacing w:before="100" w:after="100"/>
-              <w:ind w:left="100" w:right="100"/>
-              <w:rPr>
-                <w:rFonts w:ascii="Times New Roman" w:eastAsia="Times New Roman" w:hAnsi="Times New Roman" w:cs="Times New Roman"/>
-                <w:color w:val="000000"/>
-                <w:sz w:val="22"/>
-                <w:szCs w:val="22"/>
-              </w:rPr>
-            </w:pPr>
-            <w:r>
-              <w:rPr>
-                <w:rFonts w:ascii="Times New Roman" w:eastAsia="Times New Roman" w:hAnsi="Times New Roman" w:cs="Times New Roman"/>
-                <w:color w:val="000000"/>
-                <w:sz w:val="22"/>
-                <w:szCs w:val="22"/>
-              </w:rPr>
-              <w:t>b_frequency_z</w:t>
-            </w:r>
-          </w:p>
-        </w:tc>
-        <w:tc>
-          <w:tcPr>
-            <w:tcW w:w="1083" w:type="dxa"/>
-            <w:tcBorders>
-              <w:top w:val="none" w:sz="0" w:space="0" w:color="000000"/>
-              <w:left w:val="none" w:sz="0" w:space="0" w:color="000000"/>
-              <w:bottom w:val="none" w:sz="0" w:space="0" w:color="000000"/>
-              <w:right w:val="none" w:sz="0" w:space="0" w:color="000000"/>
-            </w:tcBorders>
-            <w:shd w:val="clear" w:color="auto" w:fill="FFFFFF"/>
-            <w:tcMar>
-              <w:top w:w="0" w:type="dxa"/>
-              <w:left w:w="0" w:type="dxa"/>
-              <w:bottom w:w="0" w:type="dxa"/>
-              <w:right w:w="0" w:type="dxa"/>
-            </w:tcMar>
-            <w:vAlign w:val="center"/>
-          </w:tcPr>
-          <w:p>
-            <w:pPr>
-              <w:pBdr>
-                <w:top w:val="none" w:sz="0" w:space="0" w:color="000000"/>
-                <w:left w:val="none" w:sz="0" w:space="0" w:color="000000"/>
-                <w:bottom w:val="none" w:sz="0" w:space="0" w:color="000000"/>
-                <w:right w:val="none" w:sz="0" w:space="0" w:color="000000"/>
-              </w:pBdr>
-              <w:spacing w:before="100" w:after="100"/>
-              <w:ind w:left="100" w:right="100"/>
-              <w:jc w:val="center"/>
-              <w:rPr>
-                <w:rFonts w:ascii="Times New Roman" w:eastAsia="Times New Roman" w:hAnsi="Times New Roman" w:cs="Times New Roman"/>
-                <w:color w:val="000000"/>
-                <w:sz w:val="22"/>
-                <w:szCs w:val="22"/>
-              </w:rPr>
-            </w:pPr>
-            <w:r>
-              <w:rPr>
-                <w:rFonts w:ascii="Times New Roman" w:eastAsia="Times New Roman" w:hAnsi="Times New Roman" w:cs="Times New Roman"/>
-                <w:color w:val="000000"/>
-                <w:sz w:val="22"/>
-                <w:szCs w:val="22"/>
-              </w:rPr>
-              <w:t>1.01</w:t>
-            </w:r>
-          </w:p>
-        </w:tc>
-        <w:tc>
-          <w:tcPr>
-            <w:tcW w:w="1584" w:type="dxa"/>
-            <w:tcBorders>
-              <w:top w:val="none" w:sz="0" w:space="0" w:color="000000"/>
-              <w:left w:val="none" w:sz="0" w:space="0" w:color="000000"/>
-              <w:bottom w:val="none" w:sz="0" w:space="0" w:color="000000"/>
-              <w:right w:val="none" w:sz="0" w:space="0" w:color="000000"/>
-            </w:tcBorders>
-            <w:shd w:val="clear" w:color="auto" w:fill="FFFFFF"/>
-            <w:tcMar>
-              <w:top w:w="0" w:type="dxa"/>
-              <w:left w:w="0" w:type="dxa"/>
-              <w:bottom w:w="0" w:type="dxa"/>
-              <w:right w:w="0" w:type="dxa"/>
-            </w:tcMar>
-            <w:vAlign w:val="center"/>
-          </w:tcPr>
-          <w:p>
-            <w:pPr>
-              <w:pBdr>
-                <w:top w:val="none" w:sz="0" w:space="0" w:color="000000"/>
-                <w:left w:val="none" w:sz="0" w:space="0" w:color="000000"/>
-                <w:bottom w:val="none" w:sz="0" w:space="0" w:color="000000"/>
-                <w:right w:val="none" w:sz="0" w:space="0" w:color="000000"/>
-              </w:pBdr>
-              <w:spacing w:before="100" w:after="100"/>
-              <w:ind w:left="100" w:right="100"/>
-              <w:jc w:val="center"/>
-              <w:rPr>
-                <w:rFonts w:ascii="Times New Roman" w:eastAsia="Times New Roman" w:hAnsi="Times New Roman" w:cs="Times New Roman"/>
-                <w:color w:val="000000"/>
-                <w:sz w:val="22"/>
-                <w:szCs w:val="22"/>
-              </w:rPr>
-            </w:pPr>
-            <w:r>
-              <w:rPr>
-                <w:rFonts w:ascii="Times New Roman" w:eastAsia="Times New Roman" w:hAnsi="Times New Roman" w:cs="Times New Roman"/>
-                <w:color w:val="000000"/>
-                <w:sz w:val="22"/>
-                <w:szCs w:val="22"/>
-              </w:rPr>
-              <w:t>[0.79, 1.24]</w:t>
-            </w:r>
-          </w:p>
-        </w:tc>
-        <w:tc>
-          <w:tcPr>
-            <w:tcW w:w="796" w:type="dxa"/>
-            <w:tcBorders>
-              <w:top w:val="none" w:sz="0" w:space="0" w:color="000000"/>
-              <w:left w:val="none" w:sz="0" w:space="0" w:color="000000"/>
-              <w:bottom w:val="none" w:sz="0" w:space="0" w:color="000000"/>
-              <w:right w:val="none" w:sz="0" w:space="0" w:color="000000"/>
-            </w:tcBorders>
-            <w:shd w:val="clear" w:color="auto" w:fill="FFFFFF"/>
-            <w:tcMar>
-              <w:top w:w="0" w:type="dxa"/>
-              <w:left w:w="0" w:type="dxa"/>
-              <w:bottom w:w="0" w:type="dxa"/>
-              <w:right w:w="0" w:type="dxa"/>
-            </w:tcMar>
-            <w:vAlign w:val="center"/>
-          </w:tcPr>
-          <w:p>
-            <w:pPr>
-              <w:pBdr>
-                <w:top w:val="none" w:sz="0" w:space="0" w:color="000000"/>
-                <w:left w:val="none" w:sz="0" w:space="0" w:color="000000"/>
-                <w:bottom w:val="none" w:sz="0" w:space="0" w:color="000000"/>
-                <w:right w:val="none" w:sz="0" w:space="0" w:color="000000"/>
-              </w:pBdr>
-              <w:spacing w:before="100" w:after="100"/>
-              <w:ind w:left="100" w:right="100"/>
-              <w:jc w:val="center"/>
-              <w:rPr>
-                <w:rFonts w:ascii="Times New Roman" w:eastAsia="Times New Roman" w:hAnsi="Times New Roman" w:cs="Times New Roman"/>
-                <w:color w:val="000000"/>
-                <w:sz w:val="22"/>
-                <w:szCs w:val="22"/>
-              </w:rPr>
-            </w:pPr>
-            <w:r>
-              <w:rPr>
-                <w:rFonts w:ascii="Times New Roman" w:eastAsia="Times New Roman" w:hAnsi="Times New Roman" w:cs="Times New Roman"/>
-                <w:color w:val="000000"/>
-                <w:sz w:val="22"/>
-                <w:szCs w:val="22"/>
-              </w:rPr>
-              <w:t>1.00</w:t>
-            </w:r>
-          </w:p>
-        </w:tc>
-        <w:tc>
-          <w:tcPr>
-            <w:tcW w:w="1510" w:type="dxa"/>
-            <w:tcBorders>
-              <w:top w:val="none" w:sz="0" w:space="0" w:color="000000"/>
-              <w:left w:val="none" w:sz="0" w:space="0" w:color="000000"/>
-              <w:bottom w:val="none" w:sz="0" w:space="0" w:color="000000"/>
-              <w:right w:val="none" w:sz="0" w:space="0" w:color="000000"/>
-            </w:tcBorders>
-            <w:shd w:val="clear" w:color="auto" w:fill="FFFFFF"/>
-            <w:tcMar>
-              <w:top w:w="0" w:type="dxa"/>
-              <w:left w:w="0" w:type="dxa"/>
-              <w:bottom w:w="0" w:type="dxa"/>
-              <w:right w:w="0" w:type="dxa"/>
-            </w:tcMar>
-            <w:vAlign w:val="center"/>
-          </w:tcPr>
-          <w:p>
-            <w:pPr>
-              <w:pBdr>
-                <w:top w:val="none" w:sz="0" w:space="0" w:color="000000"/>
-                <w:left w:val="none" w:sz="0" w:space="0" w:color="000000"/>
-                <w:bottom w:val="none" w:sz="0" w:space="0" w:color="000000"/>
-                <w:right w:val="none" w:sz="0" w:space="0" w:color="000000"/>
-              </w:pBdr>
-              <w:spacing w:before="100" w:after="100"/>
-              <w:ind w:left="100" w:right="100"/>
-              <w:jc w:val="center"/>
-              <w:rPr>
-                <w:rFonts w:ascii="Times New Roman" w:eastAsia="Times New Roman" w:hAnsi="Times New Roman" w:cs="Times New Roman"/>
-                <w:color w:val="000000"/>
-                <w:sz w:val="22"/>
-                <w:szCs w:val="22"/>
-              </w:rPr>
-            </w:pPr>
-            <w:r>
-              <w:rPr>
-                <w:rFonts w:ascii="Times New Roman" w:eastAsia="Times New Roman" w:hAnsi="Times New Roman" w:cs="Times New Roman"/>
-                <w:color w:val="000000"/>
-                <w:sz w:val="22"/>
-                <w:szCs w:val="22"/>
-              </w:rPr>
-              <w:t>[-0.18, 0.18]</w:t>
-            </w:r>
-          </w:p>
-        </w:tc>
-        <w:tc>
-          <w:tcPr>
-            <w:tcW w:w="1437" w:type="dxa"/>
-            <w:tcBorders>
-              <w:top w:val="none" w:sz="0" w:space="0" w:color="000000"/>
-              <w:left w:val="none" w:sz="0" w:space="0" w:color="000000"/>
-              <w:bottom w:val="none" w:sz="0" w:space="0" w:color="000000"/>
-              <w:right w:val="none" w:sz="0" w:space="0" w:color="000000"/>
-            </w:tcBorders>
-            <w:shd w:val="clear" w:color="auto" w:fill="FFFFFF"/>
-            <w:tcMar>
-              <w:top w:w="0" w:type="dxa"/>
-              <w:left w:w="0" w:type="dxa"/>
-              <w:bottom w:w="0" w:type="dxa"/>
-              <w:right w:w="0" w:type="dxa"/>
-            </w:tcMar>
-            <w:vAlign w:val="center"/>
-          </w:tcPr>
-          <w:p>
-            <w:pPr>
-              <w:pBdr>
-                <w:top w:val="none" w:sz="0" w:space="0" w:color="000000"/>
-                <w:left w:val="none" w:sz="0" w:space="0" w:color="000000"/>
-                <w:bottom w:val="none" w:sz="0" w:space="0" w:color="000000"/>
-                <w:right w:val="none" w:sz="0" w:space="0" w:color="000000"/>
-              </w:pBdr>
-              <w:spacing w:before="100" w:after="100"/>
-              <w:ind w:left="100" w:right="100"/>
-              <w:jc w:val="center"/>
-              <w:rPr>
-                <w:rFonts w:ascii="Times New Roman" w:eastAsia="Times New Roman" w:hAnsi="Times New Roman" w:cs="Times New Roman"/>
-                <w:color w:val="000000"/>
-                <w:sz w:val="22"/>
-                <w:szCs w:val="22"/>
-              </w:rPr>
-            </w:pPr>
-            <w:r>
-              <w:rPr>
-                <w:rFonts w:ascii="Times New Roman" w:eastAsia="Times New Roman" w:hAnsi="Times New Roman" w:cs="Times New Roman"/>
-                <w:color w:val="000000"/>
-                <w:sz w:val="22"/>
-                <w:szCs w:val="22"/>
-              </w:rPr>
-              <w:t>0.00</w:t>
-            </w:r>
-          </w:p>
-        </w:tc>
-        <w:tc>
-          <w:tcPr>
-            <w:tcW w:w="826" w:type="dxa"/>
-            <w:tcBorders>
-              <w:top w:val="none" w:sz="0" w:space="0" w:color="000000"/>
-              <w:left w:val="none" w:sz="0" w:space="0" w:color="000000"/>
-              <w:bottom w:val="none" w:sz="0" w:space="0" w:color="000000"/>
-              <w:right w:val="none" w:sz="0" w:space="0" w:color="000000"/>
-            </w:tcBorders>
-            <w:shd w:val="clear" w:color="auto" w:fill="FFFFFF"/>
-            <w:tcMar>
-              <w:top w:w="0" w:type="dxa"/>
-              <w:left w:w="0" w:type="dxa"/>
-              <w:bottom w:w="0" w:type="dxa"/>
-              <w:right w:w="0" w:type="dxa"/>
-            </w:tcMar>
-            <w:vAlign w:val="center"/>
-          </w:tcPr>
-          <w:p>
-            <w:pPr>
-              <w:pBdr>
-                <w:top w:val="none" w:sz="0" w:space="0" w:color="000000"/>
-                <w:left w:val="none" w:sz="0" w:space="0" w:color="000000"/>
-                <w:bottom w:val="none" w:sz="0" w:space="0" w:color="000000"/>
-                <w:right w:val="none" w:sz="0" w:space="0" w:color="000000"/>
-              </w:pBdr>
-              <w:spacing w:before="100" w:after="100"/>
-              <w:ind w:left="100" w:right="100"/>
-              <w:jc w:val="center"/>
-              <w:rPr>
-                <w:rFonts w:ascii="Times New Roman" w:eastAsia="Times New Roman" w:hAnsi="Times New Roman" w:cs="Times New Roman"/>
-                <w:color w:val="000000"/>
-                <w:sz w:val="22"/>
-                <w:szCs w:val="22"/>
-              </w:rPr>
-            </w:pPr>
-            <w:r>
-              <w:rPr>
-                <w:rFonts w:ascii="Times New Roman" w:eastAsia="Times New Roman" w:hAnsi="Times New Roman" w:cs="Times New Roman"/>
-                <w:color w:val="000000"/>
-                <w:sz w:val="22"/>
-                <w:szCs w:val="22"/>
-              </w:rPr>
-              <w:t>1</w:t>
-            </w:r>
-          </w:p>
-        </w:tc>
-        <w:tc>
-          <w:tcPr>
-            <w:tcW w:w="1181" w:type="dxa"/>
-            <w:tcBorders>
-              <w:top w:val="none" w:sz="0" w:space="0" w:color="000000"/>
-              <w:left w:val="none" w:sz="0" w:space="0" w:color="000000"/>
-              <w:bottom w:val="none" w:sz="0" w:space="0" w:color="000000"/>
-              <w:right w:val="none" w:sz="0" w:space="0" w:color="000000"/>
-            </w:tcBorders>
-            <w:shd w:val="clear" w:color="auto" w:fill="FFFFFF"/>
-            <w:tcMar>
-              <w:top w:w="0" w:type="dxa"/>
-              <w:left w:w="0" w:type="dxa"/>
-              <w:bottom w:w="0" w:type="dxa"/>
-              <w:right w:w="0" w:type="dxa"/>
-            </w:tcMar>
-            <w:vAlign w:val="center"/>
-          </w:tcPr>
-          <w:p>
-            <w:pPr>
-              <w:pBdr>
-                <w:top w:val="none" w:sz="0" w:space="0" w:color="000000"/>
-                <w:left w:val="none" w:sz="0" w:space="0" w:color="000000"/>
-                <w:bottom w:val="none" w:sz="0" w:space="0" w:color="000000"/>
-                <w:right w:val="none" w:sz="0" w:space="0" w:color="000000"/>
-              </w:pBdr>
-              <w:spacing w:before="100" w:after="100"/>
-              <w:ind w:left="100" w:right="100"/>
-              <w:jc w:val="center"/>
-              <w:rPr>
-                <w:rFonts w:ascii="Times New Roman" w:eastAsia="Times New Roman" w:hAnsi="Times New Roman" w:cs="Times New Roman"/>
-                <w:color w:val="000000"/>
-                <w:sz w:val="22"/>
-                <w:szCs w:val="22"/>
-              </w:rPr>
-            </w:pPr>
-            <w:r>
-              <w:rPr>
-                <w:rFonts w:ascii="Times New Roman" w:eastAsia="Times New Roman" w:hAnsi="Times New Roman" w:cs="Times New Roman"/>
-                <w:color w:val="000000"/>
-                <w:sz w:val="22"/>
-                <w:szCs w:val="22"/>
-              </w:rPr>
-              <w:t>3,846.57</w:t>
-            </w:r>
-          </w:p>
-        </w:tc>
-      </w:tr>
-      <w:tr>
-        <w:trPr>
-          <w:jc w:val="center"/>
-        </w:trPr>
-        <w:tc>
-          <w:tcPr>
-            <w:tcW w:w="2720" w:type="dxa"/>
-            <w:tcBorders>
-              <w:top w:val="none" w:sz="0" w:space="0" w:color="000000"/>
-              <w:left w:val="none" w:sz="0" w:space="0" w:color="000000"/>
-              <w:bottom w:val="single" w:sz="12" w:space="0" w:color="666666"/>
-              <w:right w:val="none" w:sz="0" w:space="0" w:color="000000"/>
-            </w:tcBorders>
-            <w:shd w:val="clear" w:color="auto" w:fill="FFFFFF"/>
-            <w:tcMar>
-              <w:top w:w="0" w:type="dxa"/>
-              <w:left w:w="0" w:type="dxa"/>
-              <w:bottom w:w="0" w:type="dxa"/>
-              <w:right w:w="0" w:type="dxa"/>
-            </w:tcMar>
-            <w:vAlign w:val="center"/>
-          </w:tcPr>
-          <w:p>
-            <w:pPr>
-              <w:pBdr>
-                <w:top w:val="none" w:sz="0" w:space="0" w:color="000000"/>
-                <w:left w:val="none" w:sz="0" w:space="0" w:color="000000"/>
-                <w:bottom w:val="none" w:sz="0" w:space="0" w:color="000000"/>
-                <w:right w:val="none" w:sz="0" w:space="0" w:color="000000"/>
-              </w:pBdr>
-              <w:spacing w:before="100" w:after="100"/>
-              <w:ind w:left="100" w:right="100"/>
-              <w:rPr>
-                <w:rFonts w:ascii="Times New Roman" w:eastAsia="Times New Roman" w:hAnsi="Times New Roman" w:cs="Times New Roman"/>
-                <w:color w:val="000000"/>
-                <w:sz w:val="22"/>
-                <w:szCs w:val="22"/>
-              </w:rPr>
-            </w:pPr>
-            <w:r>
-              <w:rPr>
-                <w:rFonts w:ascii="Times New Roman" w:eastAsia="Times New Roman" w:hAnsi="Times New Roman" w:cs="Times New Roman"/>
-                <w:color w:val="000000"/>
-                <w:sz w:val="22"/>
-                <w:szCs w:val="22"/>
-              </w:rPr>
-              <w:lastRenderedPageBreak/>
-              <w:t>b_proficiency_z</w:t>
-            </w:r>
-          </w:p>
-        </w:tc>
-        <w:tc>
-          <w:tcPr>
-            <w:tcW w:w="1083" w:type="dxa"/>
-            <w:tcBorders>
-              <w:top w:val="none" w:sz="0" w:space="0" w:color="000000"/>
-              <w:left w:val="none" w:sz="0" w:space="0" w:color="000000"/>
-              <w:bottom w:val="single" w:sz="12" w:space="0" w:color="666666"/>
-              <w:right w:val="none" w:sz="0" w:space="0" w:color="000000"/>
-            </w:tcBorders>
-            <w:shd w:val="clear" w:color="auto" w:fill="FFFFFF"/>
-            <w:tcMar>
-              <w:top w:w="0" w:type="dxa"/>
-              <w:left w:w="0" w:type="dxa"/>
-              <w:bottom w:w="0" w:type="dxa"/>
-              <w:right w:w="0" w:type="dxa"/>
-            </w:tcMar>
-            <w:vAlign w:val="center"/>
-          </w:tcPr>
-          <w:p>
-            <w:pPr>
-              <w:pBdr>
-                <w:top w:val="none" w:sz="0" w:space="0" w:color="000000"/>
-                <w:left w:val="none" w:sz="0" w:space="0" w:color="000000"/>
-                <w:bottom w:val="none" w:sz="0" w:space="0" w:color="000000"/>
-                <w:right w:val="none" w:sz="0" w:space="0" w:color="000000"/>
-              </w:pBdr>
-              <w:spacing w:before="100" w:after="100"/>
-              <w:ind w:left="100" w:right="100"/>
-              <w:jc w:val="center"/>
-              <w:rPr>
-                <w:rFonts w:ascii="Times New Roman" w:eastAsia="Times New Roman" w:hAnsi="Times New Roman" w:cs="Times New Roman"/>
-                <w:color w:val="000000"/>
-                <w:sz w:val="22"/>
-                <w:szCs w:val="22"/>
-              </w:rPr>
-            </w:pPr>
-            <w:r>
-              <w:rPr>
-                <w:rFonts w:ascii="Times New Roman" w:eastAsia="Times New Roman" w:hAnsi="Times New Roman" w:cs="Times New Roman"/>
-                <w:color w:val="000000"/>
-                <w:sz w:val="22"/>
-                <w:szCs w:val="22"/>
-              </w:rPr>
-              <w:t>0.78</w:t>
-            </w:r>
-          </w:p>
-        </w:tc>
-        <w:tc>
-          <w:tcPr>
-            <w:tcW w:w="1584" w:type="dxa"/>
-            <w:tcBorders>
-              <w:top w:val="none" w:sz="0" w:space="0" w:color="000000"/>
-              <w:left w:val="none" w:sz="0" w:space="0" w:color="000000"/>
-              <w:bottom w:val="single" w:sz="12" w:space="0" w:color="666666"/>
-              <w:right w:val="none" w:sz="0" w:space="0" w:color="000000"/>
-            </w:tcBorders>
-            <w:shd w:val="clear" w:color="auto" w:fill="FFFFFF"/>
-            <w:tcMar>
-              <w:top w:w="0" w:type="dxa"/>
-              <w:left w:w="0" w:type="dxa"/>
-              <w:bottom w:w="0" w:type="dxa"/>
-              <w:right w:w="0" w:type="dxa"/>
-            </w:tcMar>
-            <w:vAlign w:val="center"/>
-          </w:tcPr>
-          <w:p>
-            <w:pPr>
-              <w:pBdr>
-                <w:top w:val="none" w:sz="0" w:space="0" w:color="000000"/>
-                <w:left w:val="none" w:sz="0" w:space="0" w:color="000000"/>
-                <w:bottom w:val="none" w:sz="0" w:space="0" w:color="000000"/>
-                <w:right w:val="none" w:sz="0" w:space="0" w:color="000000"/>
-              </w:pBdr>
-              <w:spacing w:before="100" w:after="100"/>
-              <w:ind w:left="100" w:right="100"/>
-              <w:jc w:val="center"/>
-              <w:rPr>
-                <w:rFonts w:ascii="Times New Roman" w:eastAsia="Times New Roman" w:hAnsi="Times New Roman" w:cs="Times New Roman"/>
-                <w:color w:val="000000"/>
-                <w:sz w:val="22"/>
-                <w:szCs w:val="22"/>
-              </w:rPr>
-            </w:pPr>
-            <w:r>
-              <w:rPr>
-                <w:rFonts w:ascii="Times New Roman" w:eastAsia="Times New Roman" w:hAnsi="Times New Roman" w:cs="Times New Roman"/>
-                <w:color w:val="000000"/>
-                <w:sz w:val="22"/>
-                <w:szCs w:val="22"/>
-              </w:rPr>
-              <w:t>[0.43, 1.15]</w:t>
-            </w:r>
-          </w:p>
-        </w:tc>
-        <w:tc>
-          <w:tcPr>
-            <w:tcW w:w="796" w:type="dxa"/>
-            <w:tcBorders>
-              <w:top w:val="none" w:sz="0" w:space="0" w:color="000000"/>
-              <w:left w:val="none" w:sz="0" w:space="0" w:color="000000"/>
-              <w:bottom w:val="single" w:sz="12" w:space="0" w:color="666666"/>
-              <w:right w:val="none" w:sz="0" w:space="0" w:color="000000"/>
-            </w:tcBorders>
-            <w:shd w:val="clear" w:color="auto" w:fill="FFFFFF"/>
-            <w:tcMar>
-              <w:top w:w="0" w:type="dxa"/>
-              <w:left w:w="0" w:type="dxa"/>
-              <w:bottom w:w="0" w:type="dxa"/>
-              <w:right w:w="0" w:type="dxa"/>
-            </w:tcMar>
-            <w:vAlign w:val="center"/>
-          </w:tcPr>
-          <w:p>
-            <w:pPr>
-              <w:pBdr>
-                <w:top w:val="none" w:sz="0" w:space="0" w:color="000000"/>
-                <w:left w:val="none" w:sz="0" w:space="0" w:color="000000"/>
-                <w:bottom w:val="none" w:sz="0" w:space="0" w:color="000000"/>
-                <w:right w:val="none" w:sz="0" w:space="0" w:color="000000"/>
-              </w:pBdr>
-              <w:spacing w:before="100" w:after="100"/>
-              <w:ind w:left="100" w:right="100"/>
-              <w:jc w:val="center"/>
-              <w:rPr>
-                <w:rFonts w:ascii="Times New Roman" w:eastAsia="Times New Roman" w:hAnsi="Times New Roman" w:cs="Times New Roman"/>
-                <w:color w:val="000000"/>
-                <w:sz w:val="22"/>
-                <w:szCs w:val="22"/>
-              </w:rPr>
-            </w:pPr>
-            <w:r>
-              <w:rPr>
-                <w:rFonts w:ascii="Times New Roman" w:eastAsia="Times New Roman" w:hAnsi="Times New Roman" w:cs="Times New Roman"/>
-                <w:color w:val="000000"/>
-                <w:sz w:val="22"/>
-                <w:szCs w:val="22"/>
-              </w:rPr>
-              <w:t>1.00</w:t>
-            </w:r>
-          </w:p>
-        </w:tc>
-        <w:tc>
-          <w:tcPr>
-            <w:tcW w:w="1510" w:type="dxa"/>
-            <w:tcBorders>
-              <w:top w:val="none" w:sz="0" w:space="0" w:color="000000"/>
-              <w:left w:val="none" w:sz="0" w:space="0" w:color="000000"/>
-              <w:bottom w:val="single" w:sz="12" w:space="0" w:color="666666"/>
-              <w:right w:val="none" w:sz="0" w:space="0" w:color="000000"/>
-            </w:tcBorders>
-            <w:shd w:val="clear" w:color="auto" w:fill="FFFFFF"/>
-            <w:tcMar>
-              <w:top w:w="0" w:type="dxa"/>
-              <w:left w:w="0" w:type="dxa"/>
-              <w:bottom w:w="0" w:type="dxa"/>
-              <w:right w:w="0" w:type="dxa"/>
-            </w:tcMar>
-            <w:vAlign w:val="center"/>
-          </w:tcPr>
-          <w:p>
-            <w:pPr>
-              <w:pBdr>
-                <w:top w:val="none" w:sz="0" w:space="0" w:color="000000"/>
-                <w:left w:val="none" w:sz="0" w:space="0" w:color="000000"/>
-                <w:bottom w:val="none" w:sz="0" w:space="0" w:color="000000"/>
-                <w:right w:val="none" w:sz="0" w:space="0" w:color="000000"/>
-              </w:pBdr>
-              <w:spacing w:before="100" w:after="100"/>
-              <w:ind w:left="100" w:right="100"/>
-              <w:jc w:val="center"/>
-              <w:rPr>
-                <w:rFonts w:ascii="Times New Roman" w:eastAsia="Times New Roman" w:hAnsi="Times New Roman" w:cs="Times New Roman"/>
-                <w:color w:val="000000"/>
-                <w:sz w:val="22"/>
-                <w:szCs w:val="22"/>
-              </w:rPr>
-            </w:pPr>
-            <w:r>
-              <w:rPr>
-                <w:rFonts w:ascii="Times New Roman" w:eastAsia="Times New Roman" w:hAnsi="Times New Roman" w:cs="Times New Roman"/>
-                <w:color w:val="000000"/>
-                <w:sz w:val="22"/>
-                <w:szCs w:val="22"/>
-              </w:rPr>
-              <w:t>[-0.18, 0.18]</w:t>
-            </w:r>
-          </w:p>
-        </w:tc>
-        <w:tc>
-          <w:tcPr>
-            <w:tcW w:w="1437" w:type="dxa"/>
-            <w:tcBorders>
-              <w:top w:val="none" w:sz="0" w:space="0" w:color="000000"/>
-              <w:left w:val="none" w:sz="0" w:space="0" w:color="000000"/>
-              <w:bottom w:val="single" w:sz="12" w:space="0" w:color="666666"/>
-              <w:right w:val="none" w:sz="0" w:space="0" w:color="000000"/>
-            </w:tcBorders>
-            <w:shd w:val="clear" w:color="auto" w:fill="FFFFFF"/>
-            <w:tcMar>
-              <w:top w:w="0" w:type="dxa"/>
-              <w:left w:w="0" w:type="dxa"/>
-              <w:bottom w:w="0" w:type="dxa"/>
-              <w:right w:w="0" w:type="dxa"/>
-            </w:tcMar>
-            <w:vAlign w:val="center"/>
-          </w:tcPr>
-          <w:p>
-            <w:pPr>
-              <w:pBdr>
-                <w:top w:val="none" w:sz="0" w:space="0" w:color="000000"/>
-                <w:left w:val="none" w:sz="0" w:space="0" w:color="000000"/>
-                <w:bottom w:val="none" w:sz="0" w:space="0" w:color="000000"/>
-                <w:right w:val="none" w:sz="0" w:space="0" w:color="000000"/>
-              </w:pBdr>
-              <w:spacing w:before="100" w:after="100"/>
-              <w:ind w:left="100" w:right="100"/>
-              <w:jc w:val="center"/>
-              <w:rPr>
-                <w:rFonts w:ascii="Times New Roman" w:eastAsia="Times New Roman" w:hAnsi="Times New Roman" w:cs="Times New Roman"/>
-                <w:color w:val="000000"/>
-                <w:sz w:val="22"/>
-                <w:szCs w:val="22"/>
-              </w:rPr>
-            </w:pPr>
-            <w:r>
-              <w:rPr>
-                <w:rFonts w:ascii="Times New Roman" w:eastAsia="Times New Roman" w:hAnsi="Times New Roman" w:cs="Times New Roman"/>
-                <w:color w:val="000000"/>
-                <w:sz w:val="22"/>
-                <w:szCs w:val="22"/>
-              </w:rPr>
-              <w:t>0.00</w:t>
-            </w:r>
-          </w:p>
-        </w:tc>
-        <w:tc>
-          <w:tcPr>
-            <w:tcW w:w="826" w:type="dxa"/>
-            <w:tcBorders>
-              <w:top w:val="none" w:sz="0" w:space="0" w:color="000000"/>
-              <w:left w:val="none" w:sz="0" w:space="0" w:color="000000"/>
-              <w:bottom w:val="single" w:sz="12" w:space="0" w:color="666666"/>
-              <w:right w:val="none" w:sz="0" w:space="0" w:color="000000"/>
-            </w:tcBorders>
-            <w:shd w:val="clear" w:color="auto" w:fill="FFFFFF"/>
-            <w:tcMar>
-              <w:top w:w="0" w:type="dxa"/>
-              <w:left w:w="0" w:type="dxa"/>
-              <w:bottom w:w="0" w:type="dxa"/>
-              <w:right w:w="0" w:type="dxa"/>
-            </w:tcMar>
-            <w:vAlign w:val="center"/>
-          </w:tcPr>
-          <w:p>
-            <w:pPr>
-              <w:pBdr>
-                <w:top w:val="none" w:sz="0" w:space="0" w:color="000000"/>
-                <w:left w:val="none" w:sz="0" w:space="0" w:color="000000"/>
-                <w:bottom w:val="none" w:sz="0" w:space="0" w:color="000000"/>
-                <w:right w:val="none" w:sz="0" w:space="0" w:color="000000"/>
-              </w:pBdr>
-              <w:spacing w:before="100" w:after="100"/>
-              <w:ind w:left="100" w:right="100"/>
-              <w:jc w:val="center"/>
-              <w:rPr>
-                <w:rFonts w:ascii="Times New Roman" w:eastAsia="Times New Roman" w:hAnsi="Times New Roman" w:cs="Times New Roman"/>
-                <w:color w:val="000000"/>
-                <w:sz w:val="22"/>
-                <w:szCs w:val="22"/>
-              </w:rPr>
-            </w:pPr>
-            <w:r>
-              <w:rPr>
-                <w:rFonts w:ascii="Times New Roman" w:eastAsia="Times New Roman" w:hAnsi="Times New Roman" w:cs="Times New Roman"/>
-                <w:color w:val="000000"/>
-                <w:sz w:val="22"/>
-                <w:szCs w:val="22"/>
-              </w:rPr>
-              <w:t>1</w:t>
-            </w:r>
-          </w:p>
-        </w:tc>
-        <w:tc>
-          <w:tcPr>
-            <w:tcW w:w="1181" w:type="dxa"/>
-            <w:tcBorders>
-              <w:top w:val="none" w:sz="0" w:space="0" w:color="000000"/>
-              <w:left w:val="none" w:sz="0" w:space="0" w:color="000000"/>
-              <w:bottom w:val="single" w:sz="12" w:space="0" w:color="666666"/>
-              <w:right w:val="none" w:sz="0" w:space="0" w:color="000000"/>
-            </w:tcBorders>
-            <w:shd w:val="clear" w:color="auto" w:fill="FFFFFF"/>
-            <w:tcMar>
-              <w:top w:w="0" w:type="dxa"/>
-              <w:left w:w="0" w:type="dxa"/>
-              <w:bottom w:w="0" w:type="dxa"/>
-              <w:right w:w="0" w:type="dxa"/>
-            </w:tcMar>
-            <w:vAlign w:val="center"/>
-          </w:tcPr>
-          <w:p>
-            <w:pPr>
-              <w:pBdr>
-                <w:top w:val="none" w:sz="0" w:space="0" w:color="000000"/>
-                <w:left w:val="none" w:sz="0" w:space="0" w:color="000000"/>
-                <w:bottom w:val="none" w:sz="0" w:space="0" w:color="000000"/>
-                <w:right w:val="none" w:sz="0" w:space="0" w:color="000000"/>
-              </w:pBdr>
-              <w:spacing w:before="100" w:after="100"/>
-              <w:ind w:left="100" w:right="100"/>
-              <w:jc w:val="center"/>
-              <w:rPr>
-                <w:rFonts w:ascii="Times New Roman" w:eastAsia="Times New Roman" w:hAnsi="Times New Roman" w:cs="Times New Roman"/>
-                <w:color w:val="000000"/>
-                <w:sz w:val="22"/>
-                <w:szCs w:val="22"/>
-              </w:rPr>
-            </w:pPr>
-            <w:r>
-              <w:rPr>
-                <w:rFonts w:ascii="Times New Roman" w:eastAsia="Times New Roman" w:hAnsi="Times New Roman" w:cs="Times New Roman"/>
-                <w:color w:val="000000"/>
-                <w:sz w:val="22"/>
-                <w:szCs w:val="22"/>
-              </w:rPr>
-              <w:t>3,288.93</w:t>
-            </w:r>
-          </w:p>
-        </w:tc>
-      </w:tr>
-    </w:tbl>
-    <w:p>
-      <w:pPr>
         <w:pStyle w:val="BodyText"/>
       </w:pPr>
       <w:r>
-        <w:t>Overall, there was strong evidence for a general cognate effect in accuracy, and somewhat weaker evidence for a cumulative effect. Figure 4 visualizes the posterior distribution for the accuracy model and Table 2 includes specific estimates of each model term. In this model, the intercept was 2.34 and represents the log-odds of an accurate response in the reference condition (two-way cognates) when the adapted LexTALE scores (proficiency_z) and lexical frequency (frequency_z) are average. In practice, this corresponds to a participant with average proficiency would be accurate 91.2% of the time for words of average lexical frequency. The effect for non-cognates was -1.46, 95% HDI = [-2.12, -0.84], pd = 1, which corresponds to a lower predicted probability of a correct response (70.7%). The probability of direction was 1.00, signaling that virtually the entire posterior distribution is below zero, providing extremely strong evidence for a negative effect. Additionally, 0% of the posterior distribution fell within the ROPE, suggesting that none of the credible parameter values were practically equivalent to zero. For three-way cognates, the median effect was 0.71 95% HDI = [0, 1.39], indicating that the most credible values of the effect were positive. The effect was associated with a pd of 0.98, indicating that approximately 98% of the posterior distribution supported a positive effect. Additionally, only 4% of the posterior distribution fell within the ROPE, suggesting that most credible parameter values were not practically equivalent to zero. Taken together, these results provide evidence that three-way cognates were identified more accurately than two-way cognates, although the evidence was somewhat weaker than that observed for the non-cognate effect.</w:t>
+        <w:t xml:space="preserve">L3 proficiency, as measured by the adapted LexTALE was more beneficial for accuracy at lower levels of proficiency. Figure 4 shows the change in accuracy for non-cogates relative to both double and triple cognates. A positive value on the plot refers to an advantage for that </w:t>
+      </w:r>
+      <w:r>
+        <w:lastRenderedPageBreak/>
+        <w:t>cognate types of the value on the y-axis. For example, a value of 40 on the y-axis means that a specific participant was 40% more accurate in a cognate condition than non-cognates. On the other hand, negative values suggest they were less accurate. The fitted lines represent the predicted increase in accuracy as proficiency increases. The negative slope suggests that as proficiency increases, the relative benefit of cognate status for accuracy diminishes.</w:t>
       </w:r>
     </w:p>
     <w:p>
       <w:pPr>
-        <w:pStyle w:val="BodyText"/>
-      </w:pPr>
-      <w:r>
-        <w:t xml:space="preserve">Higher numbers for both the continuous predictors lexical frequency and proficiency were associated with higher accuracy. For lexical frequency, the median estimate was 1.01 [0.79, 1.24], indicating that a one standard deviation increase in lexical frequency was associated with </w:t>
-      </w:r>
-      <w:r>
-        <w:lastRenderedPageBreak/>
-        <w:t>an increase of 1.01 in the log-odds of a correct response. Holding all other predictors constant, predicted accuracy increases to around 96.6% in words that were 1 standard deviation more frequent than average, while it dropped to 79.1% for words that were one standard deviation less frequent than average. Again, the pd (1) and ROPE percentage (0%) provide strong evidence for the existence of a positive association between lexical frequency and accuracy. Proficiency was also shown the be positively associated with accuracy; the estimate 0.78 [0.43, 1.15] suggests that a one standard deviation increase in the adapted LexTALE score was associated with an increase of 0.78 increase in the log-odds of a correct response. Predicted accuracy increases to around 96.6% by participants that were 1 standard deviation more proficient than average, while it dropped to 82.6% for participants that were one standard deviation less proficient than average. Like frequency, the pd (1) and ROPE percentage (0) provide compelling evidence of that the effect is positive and not negligible.</w:t>
-      </w:r>
-    </w:p>
-    <w:p>
-      <w:pPr>
         <w:pStyle w:val="CaptionedFigure"/>
+        <w:rPr>
+          <w:noProof/>
+        </w:rPr>
       </w:pPr>
       <w:r>
         <w:rPr>
           <w:noProof/>
         </w:rPr>
         <w:drawing>
-          <wp:inline distT="0" distB="0" distL="0" distR="0" wp14:anchorId="5BEE58EE" wp14:editId="5BEE58EF">
+          <wp:inline distT="0" distB="0" distL="0" distR="0" wp14:anchorId="2962D8E0" wp14:editId="2962D8E1">
             <wp:extent cx="4579632" cy="3663706"/>
             <wp:effectExtent l="0" t="0" r="0" b="0"/>
-            <wp:docPr id="50" name="Picture" descr="Figure 4: Posterior Distributions of the accuracy model"/>
+            <wp:docPr id="49" name="Picture" descr="Figure 4: Increase in accuracy as a function of proficiency and word type"/>
             <wp:cNvGraphicFramePr/>
             <a:graphic xmlns:a="http://schemas.openxmlformats.org/drawingml/2006/main">
               <a:graphicData uri="http://schemas.openxmlformats.org/drawingml/2006/picture">
                 <pic:pic xmlns:pic="http://schemas.openxmlformats.org/drawingml/2006/picture">
                   <pic:nvPicPr>
-                    <pic:cNvPr id="51" name="Picture" descr="main_files/c48b498795eaa54488252b68ddfefda8b58842d5.png"/>
+                    <pic:cNvPr id="50" name="Picture" descr="main_files/a0acd71f9cde22dfb5da8847a8379a0a1a0b14d5.png"/>
                     <pic:cNvPicPr>
                       <a:picLocks noChangeAspect="1" noChangeArrowheads="1"/>
                     </pic:cNvPicPr>
@@ -4980,69 +2664,2415 @@
     </w:p>
     <w:p>
       <w:pPr>
-        <w:pStyle w:val="ImageCaption"/>
-      </w:pPr>
-      <w:bookmarkStart w:id="22" w:name="fig:accmod"/>
-      <w:bookmarkEnd w:id="22"/>
-      <w:r>
-        <w:t>Figure 4: Posterior Distributions of the accuracy model</w:t>
-      </w:r>
-    </w:p>
-    <w:p>
-      <w:pPr>
-        <w:pStyle w:val="Heading2"/>
-      </w:pPr>
-      <w:bookmarkStart w:id="23" w:name="reaction-time"/>
-      <w:bookmarkEnd w:id="18"/>
-      <w:r>
-        <w:lastRenderedPageBreak/>
-        <w:t>Reaction time</w:t>
-      </w:r>
-    </w:p>
-    <w:p>
-      <w:pPr>
-        <w:pStyle w:val="FirstParagraph"/>
-      </w:pPr>
-      <w:r>
-        <w:t>Like accuracy, the analysis of the reaction time data showed evidence of a general cognate facilitation effect. Figure 5 shows the overall mean reaction times in milliseconds in for each word type. Non-cognate words were recognized as real words slowest (mean reaction time 881.67ms, sd = 304.77), while both two-way (827.33ms, sd = 296.70) and three-way cognates were recognized faster 817.38ms, sd = 263.04. The difference in reaction time between two-way and three-way cognates was quite small (d = .03).</w:t>
-      </w:r>
-    </w:p>
-    <w:p>
-      <w:pPr>
-        <w:pStyle w:val="BodyText"/>
-      </w:pPr>
-      <w:r>
-        <w:t>In the case of reaction time, there were even more pronounced differences regarding individual differences. Figure 6 shows individual effect sizes in three situations: going from double to triple cognates, non-cognates to double cognates, and non-cognates to triple cognates. It was predicted that, if there was a cumulative effect of cognate facilitation, that double to triple cognates would yield negative effects. However, many participants were faster (14 of 35) in double cognates than triple cognates, while the remaining 21 participants showed the opposite pattern and processed triple cognates fastest.</w:t>
-      </w:r>
-      <w:r>
-        <w:br/>
-        <w:t>The second facet shows the individual effects for non-cognates relative to double cognates.</w:t>
-      </w:r>
-      <w:r>
-        <w:br/>
-        <w:t>In this instance, as expected, most participants (26) were faster for double cognates than non-cognates, although 26 individuals were not. Similar proportions of participants were also faster at deciding that triple cognates were real words (27). Taken together, these results suggest that while most individuals showed descriptive evidence general cognate effects in reaction time, there was not strong evidence for a cumulative effect in which triple cognates were processed faster than double cognates.</w:t>
-      </w:r>
-    </w:p>
-    <w:p>
-      <w:pPr>
         <w:pStyle w:val="CaptionedFigure"/>
       </w:pPr>
       <w:r>
         <w:rPr>
           <w:noProof/>
         </w:rPr>
-        <w:lastRenderedPageBreak/>
         <w:drawing>
-          <wp:inline distT="0" distB="0" distL="0" distR="0" wp14:anchorId="5BEE58F0" wp14:editId="5BEE58F1">
+          <wp:inline distT="0" distB="0" distL="0" distR="0" wp14:anchorId="73B4722B" wp14:editId="73B4722C">
             <wp:extent cx="4579632" cy="3663706"/>
             <wp:effectExtent l="0" t="0" r="0" b="0"/>
-            <wp:docPr id="55" name="Picture" descr="Figure 5: Mean reaction time of each word type"/>
+            <wp:docPr id="1910378941" name="Picture" descr="Figure 4: Increase in accuracy as a function of proficiency and word type"/>
             <wp:cNvGraphicFramePr/>
             <a:graphic xmlns:a="http://schemas.openxmlformats.org/drawingml/2006/main">
               <a:graphicData uri="http://schemas.openxmlformats.org/drawingml/2006/picture">
                 <pic:pic xmlns:pic="http://schemas.openxmlformats.org/drawingml/2006/picture">
                   <pic:nvPicPr>
-                    <pic:cNvPr id="56" name="Picture" descr="main_files/deac36b76b271c551f35dfec77094b0b3bf8ef64.png"/>
+                    <pic:cNvPr id="50" name="Picture" descr="main_files/a0acd71f9cde22dfb5da8847a8379a0a1a0b14d5.png"/>
+                    <pic:cNvPicPr>
+                      <a:picLocks noChangeAspect="1" noChangeArrowheads="1"/>
+                    </pic:cNvPicPr>
+                  </pic:nvPicPr>
+                  <pic:blipFill>
+                    <a:blip r:embed="rId10"/>
+                    <a:stretch>
+                      <a:fillRect/>
+                    </a:stretch>
+                  </pic:blipFill>
+                  <pic:spPr bwMode="auto">
+                    <a:xfrm>
+                      <a:off x="0" y="0"/>
+                      <a:ext cx="4579632" cy="3663706"/>
+                    </a:xfrm>
+                    <a:prstGeom prst="rect">
+                      <a:avLst/>
+                    </a:prstGeom>
+                    <a:noFill/>
+                    <a:ln w="9525">
+                      <a:noFill/>
+                      <a:headEnd/>
+                      <a:tailEnd/>
+                    </a:ln>
+                  </pic:spPr>
+                </pic:pic>
+              </a:graphicData>
+            </a:graphic>
+          </wp:inline>
+        </w:drawing>
+      </w:r>
+    </w:p>
+    <w:p>
+      <w:pPr>
+        <w:pStyle w:val="ImageCaption"/>
+      </w:pPr>
+      <w:bookmarkStart w:id="21" w:name="fig:accuracyindpro"/>
+      <w:bookmarkEnd w:id="21"/>
+      <w:r>
+        <w:t>Figure 4: Increase in accuracy as a function of proficiency and word type</w:t>
+      </w:r>
+    </w:p>
+    <w:p>
+      <w:pPr>
+        <w:pStyle w:val="TableCaption"/>
+      </w:pPr>
+      <w:bookmarkStart w:id="22" w:name="tab:unnamed-chunk-17"/>
+      <w:bookmarkEnd w:id="22"/>
+      <w:r>
+        <w:t>Table 2: Posterior Distribution of the Accuracy Model</w:t>
+      </w:r>
+    </w:p>
+    <w:tbl>
+      <w:tblPr>
+        <w:tblW w:w="0" w:type="auto"/>
+        <w:jc w:val="center"/>
+        <w:tblLayout w:type="fixed"/>
+        <w:tblLook w:val="0420" w:firstRow="1" w:lastRow="0" w:firstColumn="0" w:lastColumn="0" w:noHBand="0" w:noVBand="1"/>
+      </w:tblPr>
+      <w:tblGrid>
+        <w:gridCol w:w="2720"/>
+        <w:gridCol w:w="1083"/>
+        <w:gridCol w:w="1584"/>
+        <w:gridCol w:w="796"/>
+        <w:gridCol w:w="1510"/>
+        <w:gridCol w:w="1437"/>
+        <w:gridCol w:w="826"/>
+        <w:gridCol w:w="1181"/>
+      </w:tblGrid>
+      <w:tr>
+        <w:trPr>
+          <w:tblHeader/>
+          <w:jc w:val="center"/>
+        </w:trPr>
+        <w:tc>
+          <w:tcPr>
+            <w:tcW w:w="2720" w:type="dxa"/>
+            <w:tcBorders>
+              <w:top w:val="single" w:sz="12" w:space="0" w:color="666666"/>
+              <w:left w:val="none" w:sz="0" w:space="0" w:color="000000"/>
+              <w:bottom w:val="single" w:sz="12" w:space="0" w:color="666666"/>
+              <w:right w:val="none" w:sz="0" w:space="0" w:color="000000"/>
+            </w:tcBorders>
+            <w:shd w:val="clear" w:color="auto" w:fill="FFFFFF"/>
+            <w:tcMar>
+              <w:top w:w="0" w:type="dxa"/>
+              <w:left w:w="0" w:type="dxa"/>
+              <w:bottom w:w="0" w:type="dxa"/>
+              <w:right w:w="0" w:type="dxa"/>
+            </w:tcMar>
+            <w:vAlign w:val="center"/>
+          </w:tcPr>
+          <w:p>
+            <w:pPr>
+              <w:pBdr>
+                <w:top w:val="none" w:sz="0" w:space="0" w:color="000000"/>
+                <w:left w:val="none" w:sz="0" w:space="0" w:color="000000"/>
+                <w:bottom w:val="none" w:sz="0" w:space="0" w:color="000000"/>
+                <w:right w:val="none" w:sz="0" w:space="0" w:color="000000"/>
+              </w:pBdr>
+              <w:spacing w:before="100" w:after="100"/>
+              <w:ind w:left="100" w:right="100"/>
+              <w:jc w:val="center"/>
+              <w:rPr>
+                <w:rFonts w:ascii="Times New Roman" w:eastAsia="Times New Roman" w:hAnsi="Times New Roman" w:cs="Times New Roman"/>
+                <w:color w:val="000000"/>
+                <w:sz w:val="22"/>
+                <w:szCs w:val="22"/>
+              </w:rPr>
+            </w:pPr>
+            <w:r>
+              <w:rPr>
+                <w:rFonts w:ascii="Times New Roman" w:eastAsia="Times New Roman" w:hAnsi="Times New Roman" w:cs="Times New Roman"/>
+                <w:color w:val="000000"/>
+                <w:sz w:val="22"/>
+                <w:szCs w:val="22"/>
+              </w:rPr>
+              <w:t>Parameter</w:t>
+            </w:r>
+          </w:p>
+        </w:tc>
+        <w:tc>
+          <w:tcPr>
+            <w:tcW w:w="1083" w:type="dxa"/>
+            <w:tcBorders>
+              <w:top w:val="single" w:sz="12" w:space="0" w:color="666666"/>
+              <w:left w:val="none" w:sz="0" w:space="0" w:color="000000"/>
+              <w:bottom w:val="single" w:sz="12" w:space="0" w:color="666666"/>
+              <w:right w:val="none" w:sz="0" w:space="0" w:color="000000"/>
+            </w:tcBorders>
+            <w:shd w:val="clear" w:color="auto" w:fill="FFFFFF"/>
+            <w:tcMar>
+              <w:top w:w="0" w:type="dxa"/>
+              <w:left w:w="0" w:type="dxa"/>
+              <w:bottom w:w="0" w:type="dxa"/>
+              <w:right w:w="0" w:type="dxa"/>
+            </w:tcMar>
+            <w:vAlign w:val="center"/>
+          </w:tcPr>
+          <w:p>
+            <w:pPr>
+              <w:pBdr>
+                <w:top w:val="none" w:sz="0" w:space="0" w:color="000000"/>
+                <w:left w:val="none" w:sz="0" w:space="0" w:color="000000"/>
+                <w:bottom w:val="none" w:sz="0" w:space="0" w:color="000000"/>
+                <w:right w:val="none" w:sz="0" w:space="0" w:color="000000"/>
+              </w:pBdr>
+              <w:spacing w:before="100" w:after="100"/>
+              <w:ind w:left="100" w:right="100"/>
+              <w:jc w:val="center"/>
+              <w:rPr>
+                <w:rFonts w:ascii="Times New Roman" w:eastAsia="Times New Roman" w:hAnsi="Times New Roman" w:cs="Times New Roman"/>
+                <w:color w:val="000000"/>
+                <w:sz w:val="22"/>
+                <w:szCs w:val="22"/>
+              </w:rPr>
+            </w:pPr>
+            <w:r>
+              <w:rPr>
+                <w:rFonts w:ascii="Times New Roman" w:eastAsia="Times New Roman" w:hAnsi="Times New Roman" w:cs="Times New Roman"/>
+                <w:color w:val="000000"/>
+                <w:sz w:val="22"/>
+                <w:szCs w:val="22"/>
+              </w:rPr>
+              <w:t>Median</w:t>
+            </w:r>
+          </w:p>
+        </w:tc>
+        <w:tc>
+          <w:tcPr>
+            <w:tcW w:w="1584" w:type="dxa"/>
+            <w:tcBorders>
+              <w:top w:val="single" w:sz="12" w:space="0" w:color="666666"/>
+              <w:left w:val="none" w:sz="0" w:space="0" w:color="000000"/>
+              <w:bottom w:val="single" w:sz="12" w:space="0" w:color="666666"/>
+              <w:right w:val="none" w:sz="0" w:space="0" w:color="000000"/>
+            </w:tcBorders>
+            <w:shd w:val="clear" w:color="auto" w:fill="FFFFFF"/>
+            <w:tcMar>
+              <w:top w:w="0" w:type="dxa"/>
+              <w:left w:w="0" w:type="dxa"/>
+              <w:bottom w:w="0" w:type="dxa"/>
+              <w:right w:w="0" w:type="dxa"/>
+            </w:tcMar>
+            <w:vAlign w:val="center"/>
+          </w:tcPr>
+          <w:p>
+            <w:pPr>
+              <w:pBdr>
+                <w:top w:val="none" w:sz="0" w:space="0" w:color="000000"/>
+                <w:left w:val="none" w:sz="0" w:space="0" w:color="000000"/>
+                <w:bottom w:val="none" w:sz="0" w:space="0" w:color="000000"/>
+                <w:right w:val="none" w:sz="0" w:space="0" w:color="000000"/>
+              </w:pBdr>
+              <w:spacing w:before="100" w:after="100"/>
+              <w:ind w:left="100" w:right="100"/>
+              <w:jc w:val="center"/>
+              <w:rPr>
+                <w:rFonts w:ascii="Times New Roman" w:eastAsia="Times New Roman" w:hAnsi="Times New Roman" w:cs="Times New Roman"/>
+                <w:color w:val="000000"/>
+                <w:sz w:val="22"/>
+                <w:szCs w:val="22"/>
+              </w:rPr>
+            </w:pPr>
+            <w:r>
+              <w:rPr>
+                <w:rFonts w:ascii="Times New Roman" w:eastAsia="Times New Roman" w:hAnsi="Times New Roman" w:cs="Times New Roman"/>
+                <w:color w:val="000000"/>
+                <w:sz w:val="22"/>
+                <w:szCs w:val="22"/>
+              </w:rPr>
+              <w:t>95% CI</w:t>
+            </w:r>
+          </w:p>
+        </w:tc>
+        <w:tc>
+          <w:tcPr>
+            <w:tcW w:w="796" w:type="dxa"/>
+            <w:tcBorders>
+              <w:top w:val="single" w:sz="12" w:space="0" w:color="666666"/>
+              <w:left w:val="none" w:sz="0" w:space="0" w:color="000000"/>
+              <w:bottom w:val="single" w:sz="12" w:space="0" w:color="666666"/>
+              <w:right w:val="none" w:sz="0" w:space="0" w:color="000000"/>
+            </w:tcBorders>
+            <w:shd w:val="clear" w:color="auto" w:fill="FFFFFF"/>
+            <w:tcMar>
+              <w:top w:w="0" w:type="dxa"/>
+              <w:left w:w="0" w:type="dxa"/>
+              <w:bottom w:w="0" w:type="dxa"/>
+              <w:right w:w="0" w:type="dxa"/>
+            </w:tcMar>
+            <w:vAlign w:val="center"/>
+          </w:tcPr>
+          <w:p>
+            <w:pPr>
+              <w:pBdr>
+                <w:top w:val="none" w:sz="0" w:space="0" w:color="000000"/>
+                <w:left w:val="none" w:sz="0" w:space="0" w:color="000000"/>
+                <w:bottom w:val="none" w:sz="0" w:space="0" w:color="000000"/>
+                <w:right w:val="none" w:sz="0" w:space="0" w:color="000000"/>
+              </w:pBdr>
+              <w:spacing w:before="100" w:after="100"/>
+              <w:ind w:left="100" w:right="100"/>
+              <w:jc w:val="center"/>
+              <w:rPr>
+                <w:rFonts w:ascii="Times New Roman" w:eastAsia="Times New Roman" w:hAnsi="Times New Roman" w:cs="Times New Roman"/>
+                <w:color w:val="000000"/>
+                <w:sz w:val="22"/>
+                <w:szCs w:val="22"/>
+              </w:rPr>
+            </w:pPr>
+            <w:r>
+              <w:rPr>
+                <w:rFonts w:ascii="Times New Roman" w:eastAsia="Times New Roman" w:hAnsi="Times New Roman" w:cs="Times New Roman"/>
+                <w:color w:val="000000"/>
+                <w:sz w:val="22"/>
+                <w:szCs w:val="22"/>
+              </w:rPr>
+              <w:t>pd</w:t>
+            </w:r>
+          </w:p>
+        </w:tc>
+        <w:tc>
+          <w:tcPr>
+            <w:tcW w:w="1510" w:type="dxa"/>
+            <w:tcBorders>
+              <w:top w:val="single" w:sz="12" w:space="0" w:color="666666"/>
+              <w:left w:val="none" w:sz="0" w:space="0" w:color="000000"/>
+              <w:bottom w:val="single" w:sz="12" w:space="0" w:color="666666"/>
+              <w:right w:val="none" w:sz="0" w:space="0" w:color="000000"/>
+            </w:tcBorders>
+            <w:shd w:val="clear" w:color="auto" w:fill="FFFFFF"/>
+            <w:tcMar>
+              <w:top w:w="0" w:type="dxa"/>
+              <w:left w:w="0" w:type="dxa"/>
+              <w:bottom w:w="0" w:type="dxa"/>
+              <w:right w:w="0" w:type="dxa"/>
+            </w:tcMar>
+            <w:vAlign w:val="center"/>
+          </w:tcPr>
+          <w:p>
+            <w:pPr>
+              <w:pBdr>
+                <w:top w:val="none" w:sz="0" w:space="0" w:color="000000"/>
+                <w:left w:val="none" w:sz="0" w:space="0" w:color="000000"/>
+                <w:bottom w:val="none" w:sz="0" w:space="0" w:color="000000"/>
+                <w:right w:val="none" w:sz="0" w:space="0" w:color="000000"/>
+              </w:pBdr>
+              <w:spacing w:before="100" w:after="100"/>
+              <w:ind w:left="100" w:right="100"/>
+              <w:jc w:val="center"/>
+              <w:rPr>
+                <w:rFonts w:ascii="Times New Roman" w:eastAsia="Times New Roman" w:hAnsi="Times New Roman" w:cs="Times New Roman"/>
+                <w:color w:val="000000"/>
+                <w:sz w:val="22"/>
+                <w:szCs w:val="22"/>
+              </w:rPr>
+            </w:pPr>
+            <w:r>
+              <w:rPr>
+                <w:rFonts w:ascii="Times New Roman" w:eastAsia="Times New Roman" w:hAnsi="Times New Roman" w:cs="Times New Roman"/>
+                <w:color w:val="000000"/>
+                <w:sz w:val="22"/>
+                <w:szCs w:val="22"/>
+              </w:rPr>
+              <w:t>ROPE</w:t>
+            </w:r>
+          </w:p>
+        </w:tc>
+        <w:tc>
+          <w:tcPr>
+            <w:tcW w:w="1437" w:type="dxa"/>
+            <w:tcBorders>
+              <w:top w:val="single" w:sz="12" w:space="0" w:color="666666"/>
+              <w:left w:val="none" w:sz="0" w:space="0" w:color="000000"/>
+              <w:bottom w:val="single" w:sz="12" w:space="0" w:color="666666"/>
+              <w:right w:val="none" w:sz="0" w:space="0" w:color="000000"/>
+            </w:tcBorders>
+            <w:shd w:val="clear" w:color="auto" w:fill="FFFFFF"/>
+            <w:tcMar>
+              <w:top w:w="0" w:type="dxa"/>
+              <w:left w:w="0" w:type="dxa"/>
+              <w:bottom w:w="0" w:type="dxa"/>
+              <w:right w:w="0" w:type="dxa"/>
+            </w:tcMar>
+            <w:vAlign w:val="center"/>
+          </w:tcPr>
+          <w:p>
+            <w:pPr>
+              <w:pBdr>
+                <w:top w:val="none" w:sz="0" w:space="0" w:color="000000"/>
+                <w:left w:val="none" w:sz="0" w:space="0" w:color="000000"/>
+                <w:bottom w:val="none" w:sz="0" w:space="0" w:color="000000"/>
+                <w:right w:val="none" w:sz="0" w:space="0" w:color="000000"/>
+              </w:pBdr>
+              <w:spacing w:before="100" w:after="100"/>
+              <w:ind w:left="100" w:right="100"/>
+              <w:jc w:val="center"/>
+              <w:rPr>
+                <w:rFonts w:ascii="Times New Roman" w:eastAsia="Times New Roman" w:hAnsi="Times New Roman" w:cs="Times New Roman"/>
+                <w:color w:val="000000"/>
+                <w:sz w:val="22"/>
+                <w:szCs w:val="22"/>
+              </w:rPr>
+            </w:pPr>
+            <w:r>
+              <w:rPr>
+                <w:rFonts w:ascii="Times New Roman" w:eastAsia="Times New Roman" w:hAnsi="Times New Roman" w:cs="Times New Roman"/>
+                <w:color w:val="000000"/>
+                <w:sz w:val="22"/>
+                <w:szCs w:val="22"/>
+              </w:rPr>
+              <w:t>% in ROPE</w:t>
+            </w:r>
+          </w:p>
+        </w:tc>
+        <w:tc>
+          <w:tcPr>
+            <w:tcW w:w="826" w:type="dxa"/>
+            <w:tcBorders>
+              <w:top w:val="single" w:sz="12" w:space="0" w:color="666666"/>
+              <w:left w:val="none" w:sz="0" w:space="0" w:color="000000"/>
+              <w:bottom w:val="single" w:sz="12" w:space="0" w:color="666666"/>
+              <w:right w:val="none" w:sz="0" w:space="0" w:color="000000"/>
+            </w:tcBorders>
+            <w:shd w:val="clear" w:color="auto" w:fill="FFFFFF"/>
+            <w:tcMar>
+              <w:top w:w="0" w:type="dxa"/>
+              <w:left w:w="0" w:type="dxa"/>
+              <w:bottom w:w="0" w:type="dxa"/>
+              <w:right w:w="0" w:type="dxa"/>
+            </w:tcMar>
+            <w:vAlign w:val="center"/>
+          </w:tcPr>
+          <w:p>
+            <w:pPr>
+              <w:pBdr>
+                <w:top w:val="none" w:sz="0" w:space="0" w:color="000000"/>
+                <w:left w:val="none" w:sz="0" w:space="0" w:color="000000"/>
+                <w:bottom w:val="none" w:sz="0" w:space="0" w:color="000000"/>
+                <w:right w:val="none" w:sz="0" w:space="0" w:color="000000"/>
+              </w:pBdr>
+              <w:spacing w:before="100" w:after="100"/>
+              <w:ind w:left="100" w:right="100"/>
+              <w:jc w:val="center"/>
+              <w:rPr>
+                <w:rFonts w:ascii="Times New Roman" w:eastAsia="Times New Roman" w:hAnsi="Times New Roman" w:cs="Times New Roman"/>
+                <w:color w:val="000000"/>
+                <w:sz w:val="22"/>
+                <w:szCs w:val="22"/>
+              </w:rPr>
+            </w:pPr>
+            <w:r>
+              <w:rPr>
+                <w:rFonts w:ascii="Times New Roman" w:eastAsia="Times New Roman" w:hAnsi="Times New Roman" w:cs="Times New Roman"/>
+                <w:color w:val="000000"/>
+                <w:sz w:val="22"/>
+                <w:szCs w:val="22"/>
+              </w:rPr>
+              <w:t>Rhat</w:t>
+            </w:r>
+          </w:p>
+        </w:tc>
+        <w:tc>
+          <w:tcPr>
+            <w:tcW w:w="1181" w:type="dxa"/>
+            <w:tcBorders>
+              <w:top w:val="single" w:sz="12" w:space="0" w:color="666666"/>
+              <w:left w:val="none" w:sz="0" w:space="0" w:color="000000"/>
+              <w:bottom w:val="single" w:sz="12" w:space="0" w:color="666666"/>
+              <w:right w:val="none" w:sz="0" w:space="0" w:color="000000"/>
+            </w:tcBorders>
+            <w:shd w:val="clear" w:color="auto" w:fill="FFFFFF"/>
+            <w:tcMar>
+              <w:top w:w="0" w:type="dxa"/>
+              <w:left w:w="0" w:type="dxa"/>
+              <w:bottom w:w="0" w:type="dxa"/>
+              <w:right w:w="0" w:type="dxa"/>
+            </w:tcMar>
+            <w:vAlign w:val="center"/>
+          </w:tcPr>
+          <w:p>
+            <w:pPr>
+              <w:pBdr>
+                <w:top w:val="none" w:sz="0" w:space="0" w:color="000000"/>
+                <w:left w:val="none" w:sz="0" w:space="0" w:color="000000"/>
+                <w:bottom w:val="none" w:sz="0" w:space="0" w:color="000000"/>
+                <w:right w:val="none" w:sz="0" w:space="0" w:color="000000"/>
+              </w:pBdr>
+              <w:spacing w:before="100" w:after="100"/>
+              <w:ind w:left="100" w:right="100"/>
+              <w:jc w:val="center"/>
+              <w:rPr>
+                <w:rFonts w:ascii="Times New Roman" w:eastAsia="Times New Roman" w:hAnsi="Times New Roman" w:cs="Times New Roman"/>
+                <w:color w:val="000000"/>
+                <w:sz w:val="22"/>
+                <w:szCs w:val="22"/>
+              </w:rPr>
+            </w:pPr>
+            <w:r>
+              <w:rPr>
+                <w:rFonts w:ascii="Times New Roman" w:eastAsia="Times New Roman" w:hAnsi="Times New Roman" w:cs="Times New Roman"/>
+                <w:color w:val="000000"/>
+                <w:sz w:val="22"/>
+                <w:szCs w:val="22"/>
+              </w:rPr>
+              <w:t>ESS</w:t>
+            </w:r>
+          </w:p>
+        </w:tc>
+      </w:tr>
+      <w:tr>
+        <w:trPr>
+          <w:jc w:val="center"/>
+        </w:trPr>
+        <w:tc>
+          <w:tcPr>
+            <w:tcW w:w="2720" w:type="dxa"/>
+            <w:tcBorders>
+              <w:top w:val="single" w:sz="12" w:space="0" w:color="666666"/>
+              <w:left w:val="none" w:sz="0" w:space="0" w:color="000000"/>
+              <w:bottom w:val="none" w:sz="0" w:space="0" w:color="000000"/>
+              <w:right w:val="none" w:sz="0" w:space="0" w:color="000000"/>
+            </w:tcBorders>
+            <w:shd w:val="clear" w:color="auto" w:fill="FFFFFF"/>
+            <w:tcMar>
+              <w:top w:w="0" w:type="dxa"/>
+              <w:left w:w="0" w:type="dxa"/>
+              <w:bottom w:w="0" w:type="dxa"/>
+              <w:right w:w="0" w:type="dxa"/>
+            </w:tcMar>
+            <w:vAlign w:val="center"/>
+          </w:tcPr>
+          <w:p>
+            <w:pPr>
+              <w:pBdr>
+                <w:top w:val="none" w:sz="0" w:space="0" w:color="000000"/>
+                <w:left w:val="none" w:sz="0" w:space="0" w:color="000000"/>
+                <w:bottom w:val="none" w:sz="0" w:space="0" w:color="000000"/>
+                <w:right w:val="none" w:sz="0" w:space="0" w:color="000000"/>
+              </w:pBdr>
+              <w:spacing w:before="100" w:after="100"/>
+              <w:ind w:left="100" w:right="100"/>
+              <w:rPr>
+                <w:rFonts w:ascii="Times New Roman" w:eastAsia="Times New Roman" w:hAnsi="Times New Roman" w:cs="Times New Roman"/>
+                <w:color w:val="000000"/>
+                <w:sz w:val="22"/>
+                <w:szCs w:val="22"/>
+              </w:rPr>
+            </w:pPr>
+            <w:r>
+              <w:rPr>
+                <w:rFonts w:ascii="Times New Roman" w:eastAsia="Times New Roman" w:hAnsi="Times New Roman" w:cs="Times New Roman"/>
+                <w:color w:val="000000"/>
+                <w:sz w:val="22"/>
+                <w:szCs w:val="22"/>
+              </w:rPr>
+              <w:t>b_Intercept</w:t>
+            </w:r>
+          </w:p>
+        </w:tc>
+        <w:tc>
+          <w:tcPr>
+            <w:tcW w:w="1083" w:type="dxa"/>
+            <w:tcBorders>
+              <w:top w:val="single" w:sz="12" w:space="0" w:color="666666"/>
+              <w:left w:val="none" w:sz="0" w:space="0" w:color="000000"/>
+              <w:bottom w:val="none" w:sz="0" w:space="0" w:color="000000"/>
+              <w:right w:val="none" w:sz="0" w:space="0" w:color="000000"/>
+            </w:tcBorders>
+            <w:shd w:val="clear" w:color="auto" w:fill="FFFFFF"/>
+            <w:tcMar>
+              <w:top w:w="0" w:type="dxa"/>
+              <w:left w:w="0" w:type="dxa"/>
+              <w:bottom w:w="0" w:type="dxa"/>
+              <w:right w:w="0" w:type="dxa"/>
+            </w:tcMar>
+            <w:vAlign w:val="center"/>
+          </w:tcPr>
+          <w:p>
+            <w:pPr>
+              <w:pBdr>
+                <w:top w:val="none" w:sz="0" w:space="0" w:color="000000"/>
+                <w:left w:val="none" w:sz="0" w:space="0" w:color="000000"/>
+                <w:bottom w:val="none" w:sz="0" w:space="0" w:color="000000"/>
+                <w:right w:val="none" w:sz="0" w:space="0" w:color="000000"/>
+              </w:pBdr>
+              <w:spacing w:before="100" w:after="100"/>
+              <w:ind w:left="100" w:right="100"/>
+              <w:jc w:val="center"/>
+              <w:rPr>
+                <w:rFonts w:ascii="Times New Roman" w:eastAsia="Times New Roman" w:hAnsi="Times New Roman" w:cs="Times New Roman"/>
+                <w:color w:val="000000"/>
+                <w:sz w:val="22"/>
+                <w:szCs w:val="22"/>
+              </w:rPr>
+            </w:pPr>
+            <w:r>
+              <w:rPr>
+                <w:rFonts w:ascii="Times New Roman" w:eastAsia="Times New Roman" w:hAnsi="Times New Roman" w:cs="Times New Roman"/>
+                <w:color w:val="000000"/>
+                <w:sz w:val="22"/>
+                <w:szCs w:val="22"/>
+              </w:rPr>
+              <w:t>2.34</w:t>
+            </w:r>
+          </w:p>
+        </w:tc>
+        <w:tc>
+          <w:tcPr>
+            <w:tcW w:w="1584" w:type="dxa"/>
+            <w:tcBorders>
+              <w:top w:val="single" w:sz="12" w:space="0" w:color="666666"/>
+              <w:left w:val="none" w:sz="0" w:space="0" w:color="000000"/>
+              <w:bottom w:val="none" w:sz="0" w:space="0" w:color="000000"/>
+              <w:right w:val="none" w:sz="0" w:space="0" w:color="000000"/>
+            </w:tcBorders>
+            <w:shd w:val="clear" w:color="auto" w:fill="FFFFFF"/>
+            <w:tcMar>
+              <w:top w:w="0" w:type="dxa"/>
+              <w:left w:w="0" w:type="dxa"/>
+              <w:bottom w:w="0" w:type="dxa"/>
+              <w:right w:w="0" w:type="dxa"/>
+            </w:tcMar>
+            <w:vAlign w:val="center"/>
+          </w:tcPr>
+          <w:p>
+            <w:pPr>
+              <w:pBdr>
+                <w:top w:val="none" w:sz="0" w:space="0" w:color="000000"/>
+                <w:left w:val="none" w:sz="0" w:space="0" w:color="000000"/>
+                <w:bottom w:val="none" w:sz="0" w:space="0" w:color="000000"/>
+                <w:right w:val="none" w:sz="0" w:space="0" w:color="000000"/>
+              </w:pBdr>
+              <w:spacing w:before="100" w:after="100"/>
+              <w:ind w:left="100" w:right="100"/>
+              <w:jc w:val="center"/>
+              <w:rPr>
+                <w:rFonts w:ascii="Times New Roman" w:eastAsia="Times New Roman" w:hAnsi="Times New Roman" w:cs="Times New Roman"/>
+                <w:color w:val="000000"/>
+                <w:sz w:val="22"/>
+                <w:szCs w:val="22"/>
+              </w:rPr>
+            </w:pPr>
+            <w:r>
+              <w:rPr>
+                <w:rFonts w:ascii="Times New Roman" w:eastAsia="Times New Roman" w:hAnsi="Times New Roman" w:cs="Times New Roman"/>
+                <w:color w:val="000000"/>
+                <w:sz w:val="22"/>
+                <w:szCs w:val="22"/>
+              </w:rPr>
+              <w:t>[1.75, 2.98]</w:t>
+            </w:r>
+          </w:p>
+        </w:tc>
+        <w:tc>
+          <w:tcPr>
+            <w:tcW w:w="796" w:type="dxa"/>
+            <w:tcBorders>
+              <w:top w:val="single" w:sz="12" w:space="0" w:color="666666"/>
+              <w:left w:val="none" w:sz="0" w:space="0" w:color="000000"/>
+              <w:bottom w:val="none" w:sz="0" w:space="0" w:color="000000"/>
+              <w:right w:val="none" w:sz="0" w:space="0" w:color="000000"/>
+            </w:tcBorders>
+            <w:shd w:val="clear" w:color="auto" w:fill="FFFFFF"/>
+            <w:tcMar>
+              <w:top w:w="0" w:type="dxa"/>
+              <w:left w:w="0" w:type="dxa"/>
+              <w:bottom w:w="0" w:type="dxa"/>
+              <w:right w:w="0" w:type="dxa"/>
+            </w:tcMar>
+            <w:vAlign w:val="center"/>
+          </w:tcPr>
+          <w:p>
+            <w:pPr>
+              <w:pBdr>
+                <w:top w:val="none" w:sz="0" w:space="0" w:color="000000"/>
+                <w:left w:val="none" w:sz="0" w:space="0" w:color="000000"/>
+                <w:bottom w:val="none" w:sz="0" w:space="0" w:color="000000"/>
+                <w:right w:val="none" w:sz="0" w:space="0" w:color="000000"/>
+              </w:pBdr>
+              <w:spacing w:before="100" w:after="100"/>
+              <w:ind w:left="100" w:right="100"/>
+              <w:jc w:val="center"/>
+              <w:rPr>
+                <w:rFonts w:ascii="Times New Roman" w:eastAsia="Times New Roman" w:hAnsi="Times New Roman" w:cs="Times New Roman"/>
+                <w:color w:val="000000"/>
+                <w:sz w:val="22"/>
+                <w:szCs w:val="22"/>
+              </w:rPr>
+            </w:pPr>
+            <w:r>
+              <w:rPr>
+                <w:rFonts w:ascii="Times New Roman" w:eastAsia="Times New Roman" w:hAnsi="Times New Roman" w:cs="Times New Roman"/>
+                <w:color w:val="000000"/>
+                <w:sz w:val="22"/>
+                <w:szCs w:val="22"/>
+              </w:rPr>
+              <w:t>1.00</w:t>
+            </w:r>
+          </w:p>
+        </w:tc>
+        <w:tc>
+          <w:tcPr>
+            <w:tcW w:w="1510" w:type="dxa"/>
+            <w:tcBorders>
+              <w:top w:val="single" w:sz="12" w:space="0" w:color="666666"/>
+              <w:left w:val="none" w:sz="0" w:space="0" w:color="000000"/>
+              <w:bottom w:val="none" w:sz="0" w:space="0" w:color="000000"/>
+              <w:right w:val="none" w:sz="0" w:space="0" w:color="000000"/>
+            </w:tcBorders>
+            <w:shd w:val="clear" w:color="auto" w:fill="FFFFFF"/>
+            <w:tcMar>
+              <w:top w:w="0" w:type="dxa"/>
+              <w:left w:w="0" w:type="dxa"/>
+              <w:bottom w:w="0" w:type="dxa"/>
+              <w:right w:w="0" w:type="dxa"/>
+            </w:tcMar>
+            <w:vAlign w:val="center"/>
+          </w:tcPr>
+          <w:p>
+            <w:pPr>
+              <w:pBdr>
+                <w:top w:val="none" w:sz="0" w:space="0" w:color="000000"/>
+                <w:left w:val="none" w:sz="0" w:space="0" w:color="000000"/>
+                <w:bottom w:val="none" w:sz="0" w:space="0" w:color="000000"/>
+                <w:right w:val="none" w:sz="0" w:space="0" w:color="000000"/>
+              </w:pBdr>
+              <w:spacing w:before="100" w:after="100"/>
+              <w:ind w:left="100" w:right="100"/>
+              <w:jc w:val="center"/>
+              <w:rPr>
+                <w:rFonts w:ascii="Times New Roman" w:eastAsia="Times New Roman" w:hAnsi="Times New Roman" w:cs="Times New Roman"/>
+                <w:color w:val="000000"/>
+                <w:sz w:val="22"/>
+                <w:szCs w:val="22"/>
+              </w:rPr>
+            </w:pPr>
+            <w:r>
+              <w:rPr>
+                <w:rFonts w:ascii="Times New Roman" w:eastAsia="Times New Roman" w:hAnsi="Times New Roman" w:cs="Times New Roman"/>
+                <w:color w:val="000000"/>
+                <w:sz w:val="22"/>
+                <w:szCs w:val="22"/>
+              </w:rPr>
+              <w:t>[-0.18, 0.18]</w:t>
+            </w:r>
+          </w:p>
+        </w:tc>
+        <w:tc>
+          <w:tcPr>
+            <w:tcW w:w="1437" w:type="dxa"/>
+            <w:tcBorders>
+              <w:top w:val="single" w:sz="12" w:space="0" w:color="666666"/>
+              <w:left w:val="none" w:sz="0" w:space="0" w:color="000000"/>
+              <w:bottom w:val="none" w:sz="0" w:space="0" w:color="000000"/>
+              <w:right w:val="none" w:sz="0" w:space="0" w:color="000000"/>
+            </w:tcBorders>
+            <w:shd w:val="clear" w:color="auto" w:fill="FFFFFF"/>
+            <w:tcMar>
+              <w:top w:w="0" w:type="dxa"/>
+              <w:left w:w="0" w:type="dxa"/>
+              <w:bottom w:w="0" w:type="dxa"/>
+              <w:right w:w="0" w:type="dxa"/>
+            </w:tcMar>
+            <w:vAlign w:val="center"/>
+          </w:tcPr>
+          <w:p>
+            <w:pPr>
+              <w:pBdr>
+                <w:top w:val="none" w:sz="0" w:space="0" w:color="000000"/>
+                <w:left w:val="none" w:sz="0" w:space="0" w:color="000000"/>
+                <w:bottom w:val="none" w:sz="0" w:space="0" w:color="000000"/>
+                <w:right w:val="none" w:sz="0" w:space="0" w:color="000000"/>
+              </w:pBdr>
+              <w:spacing w:before="100" w:after="100"/>
+              <w:ind w:left="100" w:right="100"/>
+              <w:jc w:val="center"/>
+              <w:rPr>
+                <w:rFonts w:ascii="Times New Roman" w:eastAsia="Times New Roman" w:hAnsi="Times New Roman" w:cs="Times New Roman"/>
+                <w:color w:val="000000"/>
+                <w:sz w:val="22"/>
+                <w:szCs w:val="22"/>
+              </w:rPr>
+            </w:pPr>
+            <w:r>
+              <w:rPr>
+                <w:rFonts w:ascii="Times New Roman" w:eastAsia="Times New Roman" w:hAnsi="Times New Roman" w:cs="Times New Roman"/>
+                <w:color w:val="000000"/>
+                <w:sz w:val="22"/>
+                <w:szCs w:val="22"/>
+              </w:rPr>
+              <w:t>0.00</w:t>
+            </w:r>
+          </w:p>
+        </w:tc>
+        <w:tc>
+          <w:tcPr>
+            <w:tcW w:w="826" w:type="dxa"/>
+            <w:tcBorders>
+              <w:top w:val="single" w:sz="12" w:space="0" w:color="666666"/>
+              <w:left w:val="none" w:sz="0" w:space="0" w:color="000000"/>
+              <w:bottom w:val="none" w:sz="0" w:space="0" w:color="000000"/>
+              <w:right w:val="none" w:sz="0" w:space="0" w:color="000000"/>
+            </w:tcBorders>
+            <w:shd w:val="clear" w:color="auto" w:fill="FFFFFF"/>
+            <w:tcMar>
+              <w:top w:w="0" w:type="dxa"/>
+              <w:left w:w="0" w:type="dxa"/>
+              <w:bottom w:w="0" w:type="dxa"/>
+              <w:right w:w="0" w:type="dxa"/>
+            </w:tcMar>
+            <w:vAlign w:val="center"/>
+          </w:tcPr>
+          <w:p>
+            <w:pPr>
+              <w:pBdr>
+                <w:top w:val="none" w:sz="0" w:space="0" w:color="000000"/>
+                <w:left w:val="none" w:sz="0" w:space="0" w:color="000000"/>
+                <w:bottom w:val="none" w:sz="0" w:space="0" w:color="000000"/>
+                <w:right w:val="none" w:sz="0" w:space="0" w:color="000000"/>
+              </w:pBdr>
+              <w:spacing w:before="100" w:after="100"/>
+              <w:ind w:left="100" w:right="100"/>
+              <w:jc w:val="center"/>
+              <w:rPr>
+                <w:rFonts w:ascii="Times New Roman" w:eastAsia="Times New Roman" w:hAnsi="Times New Roman" w:cs="Times New Roman"/>
+                <w:color w:val="000000"/>
+                <w:sz w:val="22"/>
+                <w:szCs w:val="22"/>
+              </w:rPr>
+            </w:pPr>
+            <w:r>
+              <w:rPr>
+                <w:rFonts w:ascii="Times New Roman" w:eastAsia="Times New Roman" w:hAnsi="Times New Roman" w:cs="Times New Roman"/>
+                <w:color w:val="000000"/>
+                <w:sz w:val="22"/>
+                <w:szCs w:val="22"/>
+              </w:rPr>
+              <w:t>1</w:t>
+            </w:r>
+          </w:p>
+        </w:tc>
+        <w:tc>
+          <w:tcPr>
+            <w:tcW w:w="1181" w:type="dxa"/>
+            <w:tcBorders>
+              <w:top w:val="single" w:sz="12" w:space="0" w:color="666666"/>
+              <w:left w:val="none" w:sz="0" w:space="0" w:color="000000"/>
+              <w:bottom w:val="none" w:sz="0" w:space="0" w:color="000000"/>
+              <w:right w:val="none" w:sz="0" w:space="0" w:color="000000"/>
+            </w:tcBorders>
+            <w:shd w:val="clear" w:color="auto" w:fill="FFFFFF"/>
+            <w:tcMar>
+              <w:top w:w="0" w:type="dxa"/>
+              <w:left w:w="0" w:type="dxa"/>
+              <w:bottom w:w="0" w:type="dxa"/>
+              <w:right w:w="0" w:type="dxa"/>
+            </w:tcMar>
+            <w:vAlign w:val="center"/>
+          </w:tcPr>
+          <w:p>
+            <w:pPr>
+              <w:pBdr>
+                <w:top w:val="none" w:sz="0" w:space="0" w:color="000000"/>
+                <w:left w:val="none" w:sz="0" w:space="0" w:color="000000"/>
+                <w:bottom w:val="none" w:sz="0" w:space="0" w:color="000000"/>
+                <w:right w:val="none" w:sz="0" w:space="0" w:color="000000"/>
+              </w:pBdr>
+              <w:spacing w:before="100" w:after="100"/>
+              <w:ind w:left="100" w:right="100"/>
+              <w:jc w:val="center"/>
+              <w:rPr>
+                <w:rFonts w:ascii="Times New Roman" w:eastAsia="Times New Roman" w:hAnsi="Times New Roman" w:cs="Times New Roman"/>
+                <w:color w:val="000000"/>
+                <w:sz w:val="22"/>
+                <w:szCs w:val="22"/>
+              </w:rPr>
+            </w:pPr>
+            <w:r>
+              <w:rPr>
+                <w:rFonts w:ascii="Times New Roman" w:eastAsia="Times New Roman" w:hAnsi="Times New Roman" w:cs="Times New Roman"/>
+                <w:color w:val="000000"/>
+                <w:sz w:val="22"/>
+                <w:szCs w:val="22"/>
+              </w:rPr>
+              <w:t>3,103.25</w:t>
+            </w:r>
+          </w:p>
+        </w:tc>
+      </w:tr>
+      <w:tr>
+        <w:trPr>
+          <w:jc w:val="center"/>
+        </w:trPr>
+        <w:tc>
+          <w:tcPr>
+            <w:tcW w:w="2720" w:type="dxa"/>
+            <w:tcBorders>
+              <w:top w:val="none" w:sz="0" w:space="0" w:color="000000"/>
+              <w:left w:val="none" w:sz="0" w:space="0" w:color="000000"/>
+              <w:bottom w:val="none" w:sz="0" w:space="0" w:color="000000"/>
+              <w:right w:val="none" w:sz="0" w:space="0" w:color="000000"/>
+            </w:tcBorders>
+            <w:shd w:val="clear" w:color="auto" w:fill="FFFFFF"/>
+            <w:tcMar>
+              <w:top w:w="0" w:type="dxa"/>
+              <w:left w:w="0" w:type="dxa"/>
+              <w:bottom w:w="0" w:type="dxa"/>
+              <w:right w:w="0" w:type="dxa"/>
+            </w:tcMar>
+            <w:vAlign w:val="center"/>
+          </w:tcPr>
+          <w:p>
+            <w:pPr>
+              <w:pBdr>
+                <w:top w:val="none" w:sz="0" w:space="0" w:color="000000"/>
+                <w:left w:val="none" w:sz="0" w:space="0" w:color="000000"/>
+                <w:bottom w:val="none" w:sz="0" w:space="0" w:color="000000"/>
+                <w:right w:val="none" w:sz="0" w:space="0" w:color="000000"/>
+              </w:pBdr>
+              <w:spacing w:before="100" w:after="100"/>
+              <w:ind w:left="100" w:right="100"/>
+              <w:rPr>
+                <w:rFonts w:ascii="Times New Roman" w:eastAsia="Times New Roman" w:hAnsi="Times New Roman" w:cs="Times New Roman"/>
+                <w:color w:val="000000"/>
+                <w:sz w:val="22"/>
+                <w:szCs w:val="22"/>
+              </w:rPr>
+            </w:pPr>
+            <w:r>
+              <w:rPr>
+                <w:rFonts w:ascii="Times New Roman" w:eastAsia="Times New Roman" w:hAnsi="Times New Roman" w:cs="Times New Roman"/>
+                <w:color w:val="000000"/>
+                <w:sz w:val="22"/>
+                <w:szCs w:val="22"/>
+              </w:rPr>
+              <w:t>b_typenon_cognate</w:t>
+            </w:r>
+          </w:p>
+        </w:tc>
+        <w:tc>
+          <w:tcPr>
+            <w:tcW w:w="1083" w:type="dxa"/>
+            <w:tcBorders>
+              <w:top w:val="none" w:sz="0" w:space="0" w:color="000000"/>
+              <w:left w:val="none" w:sz="0" w:space="0" w:color="000000"/>
+              <w:bottom w:val="none" w:sz="0" w:space="0" w:color="000000"/>
+              <w:right w:val="none" w:sz="0" w:space="0" w:color="000000"/>
+            </w:tcBorders>
+            <w:shd w:val="clear" w:color="auto" w:fill="FFFFFF"/>
+            <w:tcMar>
+              <w:top w:w="0" w:type="dxa"/>
+              <w:left w:w="0" w:type="dxa"/>
+              <w:bottom w:w="0" w:type="dxa"/>
+              <w:right w:w="0" w:type="dxa"/>
+            </w:tcMar>
+            <w:vAlign w:val="center"/>
+          </w:tcPr>
+          <w:p>
+            <w:pPr>
+              <w:pBdr>
+                <w:top w:val="none" w:sz="0" w:space="0" w:color="000000"/>
+                <w:left w:val="none" w:sz="0" w:space="0" w:color="000000"/>
+                <w:bottom w:val="none" w:sz="0" w:space="0" w:color="000000"/>
+                <w:right w:val="none" w:sz="0" w:space="0" w:color="000000"/>
+              </w:pBdr>
+              <w:spacing w:before="100" w:after="100"/>
+              <w:ind w:left="100" w:right="100"/>
+              <w:jc w:val="center"/>
+              <w:rPr>
+                <w:rFonts w:ascii="Times New Roman" w:eastAsia="Times New Roman" w:hAnsi="Times New Roman" w:cs="Times New Roman"/>
+                <w:color w:val="000000"/>
+                <w:sz w:val="22"/>
+                <w:szCs w:val="22"/>
+              </w:rPr>
+            </w:pPr>
+            <w:r>
+              <w:rPr>
+                <w:rFonts w:ascii="Times New Roman" w:eastAsia="Times New Roman" w:hAnsi="Times New Roman" w:cs="Times New Roman"/>
+                <w:color w:val="000000"/>
+                <w:sz w:val="22"/>
+                <w:szCs w:val="22"/>
+              </w:rPr>
+              <w:t>-1.46</w:t>
+            </w:r>
+          </w:p>
+        </w:tc>
+        <w:tc>
+          <w:tcPr>
+            <w:tcW w:w="1584" w:type="dxa"/>
+            <w:tcBorders>
+              <w:top w:val="none" w:sz="0" w:space="0" w:color="000000"/>
+              <w:left w:val="none" w:sz="0" w:space="0" w:color="000000"/>
+              <w:bottom w:val="none" w:sz="0" w:space="0" w:color="000000"/>
+              <w:right w:val="none" w:sz="0" w:space="0" w:color="000000"/>
+            </w:tcBorders>
+            <w:shd w:val="clear" w:color="auto" w:fill="FFFFFF"/>
+            <w:tcMar>
+              <w:top w:w="0" w:type="dxa"/>
+              <w:left w:w="0" w:type="dxa"/>
+              <w:bottom w:w="0" w:type="dxa"/>
+              <w:right w:w="0" w:type="dxa"/>
+            </w:tcMar>
+            <w:vAlign w:val="center"/>
+          </w:tcPr>
+          <w:p>
+            <w:pPr>
+              <w:pBdr>
+                <w:top w:val="none" w:sz="0" w:space="0" w:color="000000"/>
+                <w:left w:val="none" w:sz="0" w:space="0" w:color="000000"/>
+                <w:bottom w:val="none" w:sz="0" w:space="0" w:color="000000"/>
+                <w:right w:val="none" w:sz="0" w:space="0" w:color="000000"/>
+              </w:pBdr>
+              <w:spacing w:before="100" w:after="100"/>
+              <w:ind w:left="100" w:right="100"/>
+              <w:jc w:val="center"/>
+              <w:rPr>
+                <w:rFonts w:ascii="Times New Roman" w:eastAsia="Times New Roman" w:hAnsi="Times New Roman" w:cs="Times New Roman"/>
+                <w:color w:val="000000"/>
+                <w:sz w:val="22"/>
+                <w:szCs w:val="22"/>
+              </w:rPr>
+            </w:pPr>
+            <w:r>
+              <w:rPr>
+                <w:rFonts w:ascii="Times New Roman" w:eastAsia="Times New Roman" w:hAnsi="Times New Roman" w:cs="Times New Roman"/>
+                <w:color w:val="000000"/>
+                <w:sz w:val="22"/>
+                <w:szCs w:val="22"/>
+              </w:rPr>
+              <w:t>[-2.12, -0.84]</w:t>
+            </w:r>
+          </w:p>
+        </w:tc>
+        <w:tc>
+          <w:tcPr>
+            <w:tcW w:w="796" w:type="dxa"/>
+            <w:tcBorders>
+              <w:top w:val="none" w:sz="0" w:space="0" w:color="000000"/>
+              <w:left w:val="none" w:sz="0" w:space="0" w:color="000000"/>
+              <w:bottom w:val="none" w:sz="0" w:space="0" w:color="000000"/>
+              <w:right w:val="none" w:sz="0" w:space="0" w:color="000000"/>
+            </w:tcBorders>
+            <w:shd w:val="clear" w:color="auto" w:fill="FFFFFF"/>
+            <w:tcMar>
+              <w:top w:w="0" w:type="dxa"/>
+              <w:left w:w="0" w:type="dxa"/>
+              <w:bottom w:w="0" w:type="dxa"/>
+              <w:right w:w="0" w:type="dxa"/>
+            </w:tcMar>
+            <w:vAlign w:val="center"/>
+          </w:tcPr>
+          <w:p>
+            <w:pPr>
+              <w:pBdr>
+                <w:top w:val="none" w:sz="0" w:space="0" w:color="000000"/>
+                <w:left w:val="none" w:sz="0" w:space="0" w:color="000000"/>
+                <w:bottom w:val="none" w:sz="0" w:space="0" w:color="000000"/>
+                <w:right w:val="none" w:sz="0" w:space="0" w:color="000000"/>
+              </w:pBdr>
+              <w:spacing w:before="100" w:after="100"/>
+              <w:ind w:left="100" w:right="100"/>
+              <w:jc w:val="center"/>
+              <w:rPr>
+                <w:rFonts w:ascii="Times New Roman" w:eastAsia="Times New Roman" w:hAnsi="Times New Roman" w:cs="Times New Roman"/>
+                <w:color w:val="000000"/>
+                <w:sz w:val="22"/>
+                <w:szCs w:val="22"/>
+              </w:rPr>
+            </w:pPr>
+            <w:r>
+              <w:rPr>
+                <w:rFonts w:ascii="Times New Roman" w:eastAsia="Times New Roman" w:hAnsi="Times New Roman" w:cs="Times New Roman"/>
+                <w:color w:val="000000"/>
+                <w:sz w:val="22"/>
+                <w:szCs w:val="22"/>
+              </w:rPr>
+              <w:t>1.00</w:t>
+            </w:r>
+          </w:p>
+        </w:tc>
+        <w:tc>
+          <w:tcPr>
+            <w:tcW w:w="1510" w:type="dxa"/>
+            <w:tcBorders>
+              <w:top w:val="none" w:sz="0" w:space="0" w:color="000000"/>
+              <w:left w:val="none" w:sz="0" w:space="0" w:color="000000"/>
+              <w:bottom w:val="none" w:sz="0" w:space="0" w:color="000000"/>
+              <w:right w:val="none" w:sz="0" w:space="0" w:color="000000"/>
+            </w:tcBorders>
+            <w:shd w:val="clear" w:color="auto" w:fill="FFFFFF"/>
+            <w:tcMar>
+              <w:top w:w="0" w:type="dxa"/>
+              <w:left w:w="0" w:type="dxa"/>
+              <w:bottom w:w="0" w:type="dxa"/>
+              <w:right w:w="0" w:type="dxa"/>
+            </w:tcMar>
+            <w:vAlign w:val="center"/>
+          </w:tcPr>
+          <w:p>
+            <w:pPr>
+              <w:pBdr>
+                <w:top w:val="none" w:sz="0" w:space="0" w:color="000000"/>
+                <w:left w:val="none" w:sz="0" w:space="0" w:color="000000"/>
+                <w:bottom w:val="none" w:sz="0" w:space="0" w:color="000000"/>
+                <w:right w:val="none" w:sz="0" w:space="0" w:color="000000"/>
+              </w:pBdr>
+              <w:spacing w:before="100" w:after="100"/>
+              <w:ind w:left="100" w:right="100"/>
+              <w:jc w:val="center"/>
+              <w:rPr>
+                <w:rFonts w:ascii="Times New Roman" w:eastAsia="Times New Roman" w:hAnsi="Times New Roman" w:cs="Times New Roman"/>
+                <w:color w:val="000000"/>
+                <w:sz w:val="22"/>
+                <w:szCs w:val="22"/>
+              </w:rPr>
+            </w:pPr>
+            <w:r>
+              <w:rPr>
+                <w:rFonts w:ascii="Times New Roman" w:eastAsia="Times New Roman" w:hAnsi="Times New Roman" w:cs="Times New Roman"/>
+                <w:color w:val="000000"/>
+                <w:sz w:val="22"/>
+                <w:szCs w:val="22"/>
+              </w:rPr>
+              <w:t>[-0.18, 0.18]</w:t>
+            </w:r>
+          </w:p>
+        </w:tc>
+        <w:tc>
+          <w:tcPr>
+            <w:tcW w:w="1437" w:type="dxa"/>
+            <w:tcBorders>
+              <w:top w:val="none" w:sz="0" w:space="0" w:color="000000"/>
+              <w:left w:val="none" w:sz="0" w:space="0" w:color="000000"/>
+              <w:bottom w:val="none" w:sz="0" w:space="0" w:color="000000"/>
+              <w:right w:val="none" w:sz="0" w:space="0" w:color="000000"/>
+            </w:tcBorders>
+            <w:shd w:val="clear" w:color="auto" w:fill="FFFFFF"/>
+            <w:tcMar>
+              <w:top w:w="0" w:type="dxa"/>
+              <w:left w:w="0" w:type="dxa"/>
+              <w:bottom w:w="0" w:type="dxa"/>
+              <w:right w:w="0" w:type="dxa"/>
+            </w:tcMar>
+            <w:vAlign w:val="center"/>
+          </w:tcPr>
+          <w:p>
+            <w:pPr>
+              <w:pBdr>
+                <w:top w:val="none" w:sz="0" w:space="0" w:color="000000"/>
+                <w:left w:val="none" w:sz="0" w:space="0" w:color="000000"/>
+                <w:bottom w:val="none" w:sz="0" w:space="0" w:color="000000"/>
+                <w:right w:val="none" w:sz="0" w:space="0" w:color="000000"/>
+              </w:pBdr>
+              <w:spacing w:before="100" w:after="100"/>
+              <w:ind w:left="100" w:right="100"/>
+              <w:jc w:val="center"/>
+              <w:rPr>
+                <w:rFonts w:ascii="Times New Roman" w:eastAsia="Times New Roman" w:hAnsi="Times New Roman" w:cs="Times New Roman"/>
+                <w:color w:val="000000"/>
+                <w:sz w:val="22"/>
+                <w:szCs w:val="22"/>
+              </w:rPr>
+            </w:pPr>
+            <w:r>
+              <w:rPr>
+                <w:rFonts w:ascii="Times New Roman" w:eastAsia="Times New Roman" w:hAnsi="Times New Roman" w:cs="Times New Roman"/>
+                <w:color w:val="000000"/>
+                <w:sz w:val="22"/>
+                <w:szCs w:val="22"/>
+              </w:rPr>
+              <w:t>0.00</w:t>
+            </w:r>
+          </w:p>
+        </w:tc>
+        <w:tc>
+          <w:tcPr>
+            <w:tcW w:w="826" w:type="dxa"/>
+            <w:tcBorders>
+              <w:top w:val="none" w:sz="0" w:space="0" w:color="000000"/>
+              <w:left w:val="none" w:sz="0" w:space="0" w:color="000000"/>
+              <w:bottom w:val="none" w:sz="0" w:space="0" w:color="000000"/>
+              <w:right w:val="none" w:sz="0" w:space="0" w:color="000000"/>
+            </w:tcBorders>
+            <w:shd w:val="clear" w:color="auto" w:fill="FFFFFF"/>
+            <w:tcMar>
+              <w:top w:w="0" w:type="dxa"/>
+              <w:left w:w="0" w:type="dxa"/>
+              <w:bottom w:w="0" w:type="dxa"/>
+              <w:right w:w="0" w:type="dxa"/>
+            </w:tcMar>
+            <w:vAlign w:val="center"/>
+          </w:tcPr>
+          <w:p>
+            <w:pPr>
+              <w:pBdr>
+                <w:top w:val="none" w:sz="0" w:space="0" w:color="000000"/>
+                <w:left w:val="none" w:sz="0" w:space="0" w:color="000000"/>
+                <w:bottom w:val="none" w:sz="0" w:space="0" w:color="000000"/>
+                <w:right w:val="none" w:sz="0" w:space="0" w:color="000000"/>
+              </w:pBdr>
+              <w:spacing w:before="100" w:after="100"/>
+              <w:ind w:left="100" w:right="100"/>
+              <w:jc w:val="center"/>
+              <w:rPr>
+                <w:rFonts w:ascii="Times New Roman" w:eastAsia="Times New Roman" w:hAnsi="Times New Roman" w:cs="Times New Roman"/>
+                <w:color w:val="000000"/>
+                <w:sz w:val="22"/>
+                <w:szCs w:val="22"/>
+              </w:rPr>
+            </w:pPr>
+            <w:r>
+              <w:rPr>
+                <w:rFonts w:ascii="Times New Roman" w:eastAsia="Times New Roman" w:hAnsi="Times New Roman" w:cs="Times New Roman"/>
+                <w:color w:val="000000"/>
+                <w:sz w:val="22"/>
+                <w:szCs w:val="22"/>
+              </w:rPr>
+              <w:t>1</w:t>
+            </w:r>
+          </w:p>
+        </w:tc>
+        <w:tc>
+          <w:tcPr>
+            <w:tcW w:w="1181" w:type="dxa"/>
+            <w:tcBorders>
+              <w:top w:val="none" w:sz="0" w:space="0" w:color="000000"/>
+              <w:left w:val="none" w:sz="0" w:space="0" w:color="000000"/>
+              <w:bottom w:val="none" w:sz="0" w:space="0" w:color="000000"/>
+              <w:right w:val="none" w:sz="0" w:space="0" w:color="000000"/>
+            </w:tcBorders>
+            <w:shd w:val="clear" w:color="auto" w:fill="FFFFFF"/>
+            <w:tcMar>
+              <w:top w:w="0" w:type="dxa"/>
+              <w:left w:w="0" w:type="dxa"/>
+              <w:bottom w:w="0" w:type="dxa"/>
+              <w:right w:w="0" w:type="dxa"/>
+            </w:tcMar>
+            <w:vAlign w:val="center"/>
+          </w:tcPr>
+          <w:p>
+            <w:pPr>
+              <w:pBdr>
+                <w:top w:val="none" w:sz="0" w:space="0" w:color="000000"/>
+                <w:left w:val="none" w:sz="0" w:space="0" w:color="000000"/>
+                <w:bottom w:val="none" w:sz="0" w:space="0" w:color="000000"/>
+                <w:right w:val="none" w:sz="0" w:space="0" w:color="000000"/>
+              </w:pBdr>
+              <w:spacing w:before="100" w:after="100"/>
+              <w:ind w:left="100" w:right="100"/>
+              <w:jc w:val="center"/>
+              <w:rPr>
+                <w:rFonts w:ascii="Times New Roman" w:eastAsia="Times New Roman" w:hAnsi="Times New Roman" w:cs="Times New Roman"/>
+                <w:color w:val="000000"/>
+                <w:sz w:val="22"/>
+                <w:szCs w:val="22"/>
+              </w:rPr>
+            </w:pPr>
+            <w:r>
+              <w:rPr>
+                <w:rFonts w:ascii="Times New Roman" w:eastAsia="Times New Roman" w:hAnsi="Times New Roman" w:cs="Times New Roman"/>
+                <w:color w:val="000000"/>
+                <w:sz w:val="22"/>
+                <w:szCs w:val="22"/>
+              </w:rPr>
+              <w:t>3,385.79</w:t>
+            </w:r>
+          </w:p>
+        </w:tc>
+      </w:tr>
+      <w:tr>
+        <w:trPr>
+          <w:jc w:val="center"/>
+        </w:trPr>
+        <w:tc>
+          <w:tcPr>
+            <w:tcW w:w="2720" w:type="dxa"/>
+            <w:tcBorders>
+              <w:top w:val="none" w:sz="0" w:space="0" w:color="000000"/>
+              <w:left w:val="none" w:sz="0" w:space="0" w:color="000000"/>
+              <w:bottom w:val="none" w:sz="0" w:space="0" w:color="000000"/>
+              <w:right w:val="none" w:sz="0" w:space="0" w:color="000000"/>
+            </w:tcBorders>
+            <w:shd w:val="clear" w:color="auto" w:fill="FFFFFF"/>
+            <w:tcMar>
+              <w:top w:w="0" w:type="dxa"/>
+              <w:left w:w="0" w:type="dxa"/>
+              <w:bottom w:w="0" w:type="dxa"/>
+              <w:right w:w="0" w:type="dxa"/>
+            </w:tcMar>
+            <w:vAlign w:val="center"/>
+          </w:tcPr>
+          <w:p>
+            <w:pPr>
+              <w:pBdr>
+                <w:top w:val="none" w:sz="0" w:space="0" w:color="000000"/>
+                <w:left w:val="none" w:sz="0" w:space="0" w:color="000000"/>
+                <w:bottom w:val="none" w:sz="0" w:space="0" w:color="000000"/>
+                <w:right w:val="none" w:sz="0" w:space="0" w:color="000000"/>
+              </w:pBdr>
+              <w:spacing w:before="100" w:after="100"/>
+              <w:ind w:left="100" w:right="100"/>
+              <w:rPr>
+                <w:rFonts w:ascii="Times New Roman" w:eastAsia="Times New Roman" w:hAnsi="Times New Roman" w:cs="Times New Roman"/>
+                <w:color w:val="000000"/>
+                <w:sz w:val="22"/>
+                <w:szCs w:val="22"/>
+              </w:rPr>
+            </w:pPr>
+            <w:r>
+              <w:rPr>
+                <w:rFonts w:ascii="Times New Roman" w:eastAsia="Times New Roman" w:hAnsi="Times New Roman" w:cs="Times New Roman"/>
+                <w:color w:val="000000"/>
+                <w:sz w:val="22"/>
+                <w:szCs w:val="22"/>
+              </w:rPr>
+              <w:t>b_typethree_way_cognate</w:t>
+            </w:r>
+          </w:p>
+        </w:tc>
+        <w:tc>
+          <w:tcPr>
+            <w:tcW w:w="1083" w:type="dxa"/>
+            <w:tcBorders>
+              <w:top w:val="none" w:sz="0" w:space="0" w:color="000000"/>
+              <w:left w:val="none" w:sz="0" w:space="0" w:color="000000"/>
+              <w:bottom w:val="none" w:sz="0" w:space="0" w:color="000000"/>
+              <w:right w:val="none" w:sz="0" w:space="0" w:color="000000"/>
+            </w:tcBorders>
+            <w:shd w:val="clear" w:color="auto" w:fill="FFFFFF"/>
+            <w:tcMar>
+              <w:top w:w="0" w:type="dxa"/>
+              <w:left w:w="0" w:type="dxa"/>
+              <w:bottom w:w="0" w:type="dxa"/>
+              <w:right w:w="0" w:type="dxa"/>
+            </w:tcMar>
+            <w:vAlign w:val="center"/>
+          </w:tcPr>
+          <w:p>
+            <w:pPr>
+              <w:pBdr>
+                <w:top w:val="none" w:sz="0" w:space="0" w:color="000000"/>
+                <w:left w:val="none" w:sz="0" w:space="0" w:color="000000"/>
+                <w:bottom w:val="none" w:sz="0" w:space="0" w:color="000000"/>
+                <w:right w:val="none" w:sz="0" w:space="0" w:color="000000"/>
+              </w:pBdr>
+              <w:spacing w:before="100" w:after="100"/>
+              <w:ind w:left="100" w:right="100"/>
+              <w:jc w:val="center"/>
+              <w:rPr>
+                <w:rFonts w:ascii="Times New Roman" w:eastAsia="Times New Roman" w:hAnsi="Times New Roman" w:cs="Times New Roman"/>
+                <w:color w:val="000000"/>
+                <w:sz w:val="22"/>
+                <w:szCs w:val="22"/>
+              </w:rPr>
+            </w:pPr>
+            <w:r>
+              <w:rPr>
+                <w:rFonts w:ascii="Times New Roman" w:eastAsia="Times New Roman" w:hAnsi="Times New Roman" w:cs="Times New Roman"/>
+                <w:color w:val="000000"/>
+                <w:sz w:val="22"/>
+                <w:szCs w:val="22"/>
+              </w:rPr>
+              <w:t>0.71</w:t>
+            </w:r>
+          </w:p>
+        </w:tc>
+        <w:tc>
+          <w:tcPr>
+            <w:tcW w:w="1584" w:type="dxa"/>
+            <w:tcBorders>
+              <w:top w:val="none" w:sz="0" w:space="0" w:color="000000"/>
+              <w:left w:val="none" w:sz="0" w:space="0" w:color="000000"/>
+              <w:bottom w:val="none" w:sz="0" w:space="0" w:color="000000"/>
+              <w:right w:val="none" w:sz="0" w:space="0" w:color="000000"/>
+            </w:tcBorders>
+            <w:shd w:val="clear" w:color="auto" w:fill="FFFFFF"/>
+            <w:tcMar>
+              <w:top w:w="0" w:type="dxa"/>
+              <w:left w:w="0" w:type="dxa"/>
+              <w:bottom w:w="0" w:type="dxa"/>
+              <w:right w:w="0" w:type="dxa"/>
+            </w:tcMar>
+            <w:vAlign w:val="center"/>
+          </w:tcPr>
+          <w:p>
+            <w:pPr>
+              <w:pBdr>
+                <w:top w:val="none" w:sz="0" w:space="0" w:color="000000"/>
+                <w:left w:val="none" w:sz="0" w:space="0" w:color="000000"/>
+                <w:bottom w:val="none" w:sz="0" w:space="0" w:color="000000"/>
+                <w:right w:val="none" w:sz="0" w:space="0" w:color="000000"/>
+              </w:pBdr>
+              <w:spacing w:before="100" w:after="100"/>
+              <w:ind w:left="100" w:right="100"/>
+              <w:jc w:val="center"/>
+              <w:rPr>
+                <w:rFonts w:ascii="Times New Roman" w:eastAsia="Times New Roman" w:hAnsi="Times New Roman" w:cs="Times New Roman"/>
+                <w:color w:val="000000"/>
+                <w:sz w:val="22"/>
+                <w:szCs w:val="22"/>
+              </w:rPr>
+            </w:pPr>
+            <w:r>
+              <w:rPr>
+                <w:rFonts w:ascii="Times New Roman" w:eastAsia="Times New Roman" w:hAnsi="Times New Roman" w:cs="Times New Roman"/>
+                <w:color w:val="000000"/>
+                <w:sz w:val="22"/>
+                <w:szCs w:val="22"/>
+              </w:rPr>
+              <w:t>[0, 1.39]</w:t>
+            </w:r>
+          </w:p>
+        </w:tc>
+        <w:tc>
+          <w:tcPr>
+            <w:tcW w:w="796" w:type="dxa"/>
+            <w:tcBorders>
+              <w:top w:val="none" w:sz="0" w:space="0" w:color="000000"/>
+              <w:left w:val="none" w:sz="0" w:space="0" w:color="000000"/>
+              <w:bottom w:val="none" w:sz="0" w:space="0" w:color="000000"/>
+              <w:right w:val="none" w:sz="0" w:space="0" w:color="000000"/>
+            </w:tcBorders>
+            <w:shd w:val="clear" w:color="auto" w:fill="FFFFFF"/>
+            <w:tcMar>
+              <w:top w:w="0" w:type="dxa"/>
+              <w:left w:w="0" w:type="dxa"/>
+              <w:bottom w:w="0" w:type="dxa"/>
+              <w:right w:w="0" w:type="dxa"/>
+            </w:tcMar>
+            <w:vAlign w:val="center"/>
+          </w:tcPr>
+          <w:p>
+            <w:pPr>
+              <w:pBdr>
+                <w:top w:val="none" w:sz="0" w:space="0" w:color="000000"/>
+                <w:left w:val="none" w:sz="0" w:space="0" w:color="000000"/>
+                <w:bottom w:val="none" w:sz="0" w:space="0" w:color="000000"/>
+                <w:right w:val="none" w:sz="0" w:space="0" w:color="000000"/>
+              </w:pBdr>
+              <w:spacing w:before="100" w:after="100"/>
+              <w:ind w:left="100" w:right="100"/>
+              <w:jc w:val="center"/>
+              <w:rPr>
+                <w:rFonts w:ascii="Times New Roman" w:eastAsia="Times New Roman" w:hAnsi="Times New Roman" w:cs="Times New Roman"/>
+                <w:color w:val="000000"/>
+                <w:sz w:val="22"/>
+                <w:szCs w:val="22"/>
+              </w:rPr>
+            </w:pPr>
+            <w:r>
+              <w:rPr>
+                <w:rFonts w:ascii="Times New Roman" w:eastAsia="Times New Roman" w:hAnsi="Times New Roman" w:cs="Times New Roman"/>
+                <w:color w:val="000000"/>
+                <w:sz w:val="22"/>
+                <w:szCs w:val="22"/>
+              </w:rPr>
+              <w:t>0.98</w:t>
+            </w:r>
+          </w:p>
+        </w:tc>
+        <w:tc>
+          <w:tcPr>
+            <w:tcW w:w="1510" w:type="dxa"/>
+            <w:tcBorders>
+              <w:top w:val="none" w:sz="0" w:space="0" w:color="000000"/>
+              <w:left w:val="none" w:sz="0" w:space="0" w:color="000000"/>
+              <w:bottom w:val="none" w:sz="0" w:space="0" w:color="000000"/>
+              <w:right w:val="none" w:sz="0" w:space="0" w:color="000000"/>
+            </w:tcBorders>
+            <w:shd w:val="clear" w:color="auto" w:fill="FFFFFF"/>
+            <w:tcMar>
+              <w:top w:w="0" w:type="dxa"/>
+              <w:left w:w="0" w:type="dxa"/>
+              <w:bottom w:w="0" w:type="dxa"/>
+              <w:right w:w="0" w:type="dxa"/>
+            </w:tcMar>
+            <w:vAlign w:val="center"/>
+          </w:tcPr>
+          <w:p>
+            <w:pPr>
+              <w:pBdr>
+                <w:top w:val="none" w:sz="0" w:space="0" w:color="000000"/>
+                <w:left w:val="none" w:sz="0" w:space="0" w:color="000000"/>
+                <w:bottom w:val="none" w:sz="0" w:space="0" w:color="000000"/>
+                <w:right w:val="none" w:sz="0" w:space="0" w:color="000000"/>
+              </w:pBdr>
+              <w:spacing w:before="100" w:after="100"/>
+              <w:ind w:left="100" w:right="100"/>
+              <w:jc w:val="center"/>
+              <w:rPr>
+                <w:rFonts w:ascii="Times New Roman" w:eastAsia="Times New Roman" w:hAnsi="Times New Roman" w:cs="Times New Roman"/>
+                <w:color w:val="000000"/>
+                <w:sz w:val="22"/>
+                <w:szCs w:val="22"/>
+              </w:rPr>
+            </w:pPr>
+            <w:r>
+              <w:rPr>
+                <w:rFonts w:ascii="Times New Roman" w:eastAsia="Times New Roman" w:hAnsi="Times New Roman" w:cs="Times New Roman"/>
+                <w:color w:val="000000"/>
+                <w:sz w:val="22"/>
+                <w:szCs w:val="22"/>
+              </w:rPr>
+              <w:t>[-0.18, 0.18]</w:t>
+            </w:r>
+          </w:p>
+        </w:tc>
+        <w:tc>
+          <w:tcPr>
+            <w:tcW w:w="1437" w:type="dxa"/>
+            <w:tcBorders>
+              <w:top w:val="none" w:sz="0" w:space="0" w:color="000000"/>
+              <w:left w:val="none" w:sz="0" w:space="0" w:color="000000"/>
+              <w:bottom w:val="none" w:sz="0" w:space="0" w:color="000000"/>
+              <w:right w:val="none" w:sz="0" w:space="0" w:color="000000"/>
+            </w:tcBorders>
+            <w:shd w:val="clear" w:color="auto" w:fill="FFFFFF"/>
+            <w:tcMar>
+              <w:top w:w="0" w:type="dxa"/>
+              <w:left w:w="0" w:type="dxa"/>
+              <w:bottom w:w="0" w:type="dxa"/>
+              <w:right w:w="0" w:type="dxa"/>
+            </w:tcMar>
+            <w:vAlign w:val="center"/>
+          </w:tcPr>
+          <w:p>
+            <w:pPr>
+              <w:pBdr>
+                <w:top w:val="none" w:sz="0" w:space="0" w:color="000000"/>
+                <w:left w:val="none" w:sz="0" w:space="0" w:color="000000"/>
+                <w:bottom w:val="none" w:sz="0" w:space="0" w:color="000000"/>
+                <w:right w:val="none" w:sz="0" w:space="0" w:color="000000"/>
+              </w:pBdr>
+              <w:spacing w:before="100" w:after="100"/>
+              <w:ind w:left="100" w:right="100"/>
+              <w:jc w:val="center"/>
+              <w:rPr>
+                <w:rFonts w:ascii="Times New Roman" w:eastAsia="Times New Roman" w:hAnsi="Times New Roman" w:cs="Times New Roman"/>
+                <w:color w:val="000000"/>
+                <w:sz w:val="22"/>
+                <w:szCs w:val="22"/>
+              </w:rPr>
+            </w:pPr>
+            <w:r>
+              <w:rPr>
+                <w:rFonts w:ascii="Times New Roman" w:eastAsia="Times New Roman" w:hAnsi="Times New Roman" w:cs="Times New Roman"/>
+                <w:color w:val="000000"/>
+                <w:sz w:val="22"/>
+                <w:szCs w:val="22"/>
+              </w:rPr>
+              <w:t>0.04</w:t>
+            </w:r>
+          </w:p>
+        </w:tc>
+        <w:tc>
+          <w:tcPr>
+            <w:tcW w:w="826" w:type="dxa"/>
+            <w:tcBorders>
+              <w:top w:val="none" w:sz="0" w:space="0" w:color="000000"/>
+              <w:left w:val="none" w:sz="0" w:space="0" w:color="000000"/>
+              <w:bottom w:val="none" w:sz="0" w:space="0" w:color="000000"/>
+              <w:right w:val="none" w:sz="0" w:space="0" w:color="000000"/>
+            </w:tcBorders>
+            <w:shd w:val="clear" w:color="auto" w:fill="FFFFFF"/>
+            <w:tcMar>
+              <w:top w:w="0" w:type="dxa"/>
+              <w:left w:w="0" w:type="dxa"/>
+              <w:bottom w:w="0" w:type="dxa"/>
+              <w:right w:w="0" w:type="dxa"/>
+            </w:tcMar>
+            <w:vAlign w:val="center"/>
+          </w:tcPr>
+          <w:p>
+            <w:pPr>
+              <w:pBdr>
+                <w:top w:val="none" w:sz="0" w:space="0" w:color="000000"/>
+                <w:left w:val="none" w:sz="0" w:space="0" w:color="000000"/>
+                <w:bottom w:val="none" w:sz="0" w:space="0" w:color="000000"/>
+                <w:right w:val="none" w:sz="0" w:space="0" w:color="000000"/>
+              </w:pBdr>
+              <w:spacing w:before="100" w:after="100"/>
+              <w:ind w:left="100" w:right="100"/>
+              <w:jc w:val="center"/>
+              <w:rPr>
+                <w:rFonts w:ascii="Times New Roman" w:eastAsia="Times New Roman" w:hAnsi="Times New Roman" w:cs="Times New Roman"/>
+                <w:color w:val="000000"/>
+                <w:sz w:val="22"/>
+                <w:szCs w:val="22"/>
+              </w:rPr>
+            </w:pPr>
+            <w:r>
+              <w:rPr>
+                <w:rFonts w:ascii="Times New Roman" w:eastAsia="Times New Roman" w:hAnsi="Times New Roman" w:cs="Times New Roman"/>
+                <w:color w:val="000000"/>
+                <w:sz w:val="22"/>
+                <w:szCs w:val="22"/>
+              </w:rPr>
+              <w:t>1</w:t>
+            </w:r>
+          </w:p>
+        </w:tc>
+        <w:tc>
+          <w:tcPr>
+            <w:tcW w:w="1181" w:type="dxa"/>
+            <w:tcBorders>
+              <w:top w:val="none" w:sz="0" w:space="0" w:color="000000"/>
+              <w:left w:val="none" w:sz="0" w:space="0" w:color="000000"/>
+              <w:bottom w:val="none" w:sz="0" w:space="0" w:color="000000"/>
+              <w:right w:val="none" w:sz="0" w:space="0" w:color="000000"/>
+            </w:tcBorders>
+            <w:shd w:val="clear" w:color="auto" w:fill="FFFFFF"/>
+            <w:tcMar>
+              <w:top w:w="0" w:type="dxa"/>
+              <w:left w:w="0" w:type="dxa"/>
+              <w:bottom w:w="0" w:type="dxa"/>
+              <w:right w:w="0" w:type="dxa"/>
+            </w:tcMar>
+            <w:vAlign w:val="center"/>
+          </w:tcPr>
+          <w:p>
+            <w:pPr>
+              <w:pBdr>
+                <w:top w:val="none" w:sz="0" w:space="0" w:color="000000"/>
+                <w:left w:val="none" w:sz="0" w:space="0" w:color="000000"/>
+                <w:bottom w:val="none" w:sz="0" w:space="0" w:color="000000"/>
+                <w:right w:val="none" w:sz="0" w:space="0" w:color="000000"/>
+              </w:pBdr>
+              <w:spacing w:before="100" w:after="100"/>
+              <w:ind w:left="100" w:right="100"/>
+              <w:jc w:val="center"/>
+              <w:rPr>
+                <w:rFonts w:ascii="Times New Roman" w:eastAsia="Times New Roman" w:hAnsi="Times New Roman" w:cs="Times New Roman"/>
+                <w:color w:val="000000"/>
+                <w:sz w:val="22"/>
+                <w:szCs w:val="22"/>
+              </w:rPr>
+            </w:pPr>
+            <w:r>
+              <w:rPr>
+                <w:rFonts w:ascii="Times New Roman" w:eastAsia="Times New Roman" w:hAnsi="Times New Roman" w:cs="Times New Roman"/>
+                <w:color w:val="000000"/>
+                <w:sz w:val="22"/>
+                <w:szCs w:val="22"/>
+              </w:rPr>
+              <w:t>3,792.57</w:t>
+            </w:r>
+          </w:p>
+        </w:tc>
+      </w:tr>
+      <w:tr>
+        <w:trPr>
+          <w:jc w:val="center"/>
+        </w:trPr>
+        <w:tc>
+          <w:tcPr>
+            <w:tcW w:w="2720" w:type="dxa"/>
+            <w:tcBorders>
+              <w:top w:val="none" w:sz="0" w:space="0" w:color="000000"/>
+              <w:left w:val="none" w:sz="0" w:space="0" w:color="000000"/>
+              <w:bottom w:val="none" w:sz="0" w:space="0" w:color="000000"/>
+              <w:right w:val="none" w:sz="0" w:space="0" w:color="000000"/>
+            </w:tcBorders>
+            <w:shd w:val="clear" w:color="auto" w:fill="FFFFFF"/>
+            <w:tcMar>
+              <w:top w:w="0" w:type="dxa"/>
+              <w:left w:w="0" w:type="dxa"/>
+              <w:bottom w:w="0" w:type="dxa"/>
+              <w:right w:w="0" w:type="dxa"/>
+            </w:tcMar>
+            <w:vAlign w:val="center"/>
+          </w:tcPr>
+          <w:p>
+            <w:pPr>
+              <w:pBdr>
+                <w:top w:val="none" w:sz="0" w:space="0" w:color="000000"/>
+                <w:left w:val="none" w:sz="0" w:space="0" w:color="000000"/>
+                <w:bottom w:val="none" w:sz="0" w:space="0" w:color="000000"/>
+                <w:right w:val="none" w:sz="0" w:space="0" w:color="000000"/>
+              </w:pBdr>
+              <w:spacing w:before="100" w:after="100"/>
+              <w:ind w:left="100" w:right="100"/>
+              <w:rPr>
+                <w:rFonts w:ascii="Times New Roman" w:eastAsia="Times New Roman" w:hAnsi="Times New Roman" w:cs="Times New Roman"/>
+                <w:color w:val="000000"/>
+                <w:sz w:val="22"/>
+                <w:szCs w:val="22"/>
+              </w:rPr>
+            </w:pPr>
+            <w:r>
+              <w:rPr>
+                <w:rFonts w:ascii="Times New Roman" w:eastAsia="Times New Roman" w:hAnsi="Times New Roman" w:cs="Times New Roman"/>
+                <w:color w:val="000000"/>
+                <w:sz w:val="22"/>
+                <w:szCs w:val="22"/>
+              </w:rPr>
+              <w:t>b_frequency_z</w:t>
+            </w:r>
+          </w:p>
+        </w:tc>
+        <w:tc>
+          <w:tcPr>
+            <w:tcW w:w="1083" w:type="dxa"/>
+            <w:tcBorders>
+              <w:top w:val="none" w:sz="0" w:space="0" w:color="000000"/>
+              <w:left w:val="none" w:sz="0" w:space="0" w:color="000000"/>
+              <w:bottom w:val="none" w:sz="0" w:space="0" w:color="000000"/>
+              <w:right w:val="none" w:sz="0" w:space="0" w:color="000000"/>
+            </w:tcBorders>
+            <w:shd w:val="clear" w:color="auto" w:fill="FFFFFF"/>
+            <w:tcMar>
+              <w:top w:w="0" w:type="dxa"/>
+              <w:left w:w="0" w:type="dxa"/>
+              <w:bottom w:w="0" w:type="dxa"/>
+              <w:right w:w="0" w:type="dxa"/>
+            </w:tcMar>
+            <w:vAlign w:val="center"/>
+          </w:tcPr>
+          <w:p>
+            <w:pPr>
+              <w:pBdr>
+                <w:top w:val="none" w:sz="0" w:space="0" w:color="000000"/>
+                <w:left w:val="none" w:sz="0" w:space="0" w:color="000000"/>
+                <w:bottom w:val="none" w:sz="0" w:space="0" w:color="000000"/>
+                <w:right w:val="none" w:sz="0" w:space="0" w:color="000000"/>
+              </w:pBdr>
+              <w:spacing w:before="100" w:after="100"/>
+              <w:ind w:left="100" w:right="100"/>
+              <w:jc w:val="center"/>
+              <w:rPr>
+                <w:rFonts w:ascii="Times New Roman" w:eastAsia="Times New Roman" w:hAnsi="Times New Roman" w:cs="Times New Roman"/>
+                <w:color w:val="000000"/>
+                <w:sz w:val="22"/>
+                <w:szCs w:val="22"/>
+              </w:rPr>
+            </w:pPr>
+            <w:r>
+              <w:rPr>
+                <w:rFonts w:ascii="Times New Roman" w:eastAsia="Times New Roman" w:hAnsi="Times New Roman" w:cs="Times New Roman"/>
+                <w:color w:val="000000"/>
+                <w:sz w:val="22"/>
+                <w:szCs w:val="22"/>
+              </w:rPr>
+              <w:t>1.01</w:t>
+            </w:r>
+          </w:p>
+        </w:tc>
+        <w:tc>
+          <w:tcPr>
+            <w:tcW w:w="1584" w:type="dxa"/>
+            <w:tcBorders>
+              <w:top w:val="none" w:sz="0" w:space="0" w:color="000000"/>
+              <w:left w:val="none" w:sz="0" w:space="0" w:color="000000"/>
+              <w:bottom w:val="none" w:sz="0" w:space="0" w:color="000000"/>
+              <w:right w:val="none" w:sz="0" w:space="0" w:color="000000"/>
+            </w:tcBorders>
+            <w:shd w:val="clear" w:color="auto" w:fill="FFFFFF"/>
+            <w:tcMar>
+              <w:top w:w="0" w:type="dxa"/>
+              <w:left w:w="0" w:type="dxa"/>
+              <w:bottom w:w="0" w:type="dxa"/>
+              <w:right w:w="0" w:type="dxa"/>
+            </w:tcMar>
+            <w:vAlign w:val="center"/>
+          </w:tcPr>
+          <w:p>
+            <w:pPr>
+              <w:pBdr>
+                <w:top w:val="none" w:sz="0" w:space="0" w:color="000000"/>
+                <w:left w:val="none" w:sz="0" w:space="0" w:color="000000"/>
+                <w:bottom w:val="none" w:sz="0" w:space="0" w:color="000000"/>
+                <w:right w:val="none" w:sz="0" w:space="0" w:color="000000"/>
+              </w:pBdr>
+              <w:spacing w:before="100" w:after="100"/>
+              <w:ind w:left="100" w:right="100"/>
+              <w:jc w:val="center"/>
+              <w:rPr>
+                <w:rFonts w:ascii="Times New Roman" w:eastAsia="Times New Roman" w:hAnsi="Times New Roman" w:cs="Times New Roman"/>
+                <w:color w:val="000000"/>
+                <w:sz w:val="22"/>
+                <w:szCs w:val="22"/>
+              </w:rPr>
+            </w:pPr>
+            <w:r>
+              <w:rPr>
+                <w:rFonts w:ascii="Times New Roman" w:eastAsia="Times New Roman" w:hAnsi="Times New Roman" w:cs="Times New Roman"/>
+                <w:color w:val="000000"/>
+                <w:sz w:val="22"/>
+                <w:szCs w:val="22"/>
+              </w:rPr>
+              <w:t>[0.79, 1.24]</w:t>
+            </w:r>
+          </w:p>
+        </w:tc>
+        <w:tc>
+          <w:tcPr>
+            <w:tcW w:w="796" w:type="dxa"/>
+            <w:tcBorders>
+              <w:top w:val="none" w:sz="0" w:space="0" w:color="000000"/>
+              <w:left w:val="none" w:sz="0" w:space="0" w:color="000000"/>
+              <w:bottom w:val="none" w:sz="0" w:space="0" w:color="000000"/>
+              <w:right w:val="none" w:sz="0" w:space="0" w:color="000000"/>
+            </w:tcBorders>
+            <w:shd w:val="clear" w:color="auto" w:fill="FFFFFF"/>
+            <w:tcMar>
+              <w:top w:w="0" w:type="dxa"/>
+              <w:left w:w="0" w:type="dxa"/>
+              <w:bottom w:w="0" w:type="dxa"/>
+              <w:right w:w="0" w:type="dxa"/>
+            </w:tcMar>
+            <w:vAlign w:val="center"/>
+          </w:tcPr>
+          <w:p>
+            <w:pPr>
+              <w:pBdr>
+                <w:top w:val="none" w:sz="0" w:space="0" w:color="000000"/>
+                <w:left w:val="none" w:sz="0" w:space="0" w:color="000000"/>
+                <w:bottom w:val="none" w:sz="0" w:space="0" w:color="000000"/>
+                <w:right w:val="none" w:sz="0" w:space="0" w:color="000000"/>
+              </w:pBdr>
+              <w:spacing w:before="100" w:after="100"/>
+              <w:ind w:left="100" w:right="100"/>
+              <w:jc w:val="center"/>
+              <w:rPr>
+                <w:rFonts w:ascii="Times New Roman" w:eastAsia="Times New Roman" w:hAnsi="Times New Roman" w:cs="Times New Roman"/>
+                <w:color w:val="000000"/>
+                <w:sz w:val="22"/>
+                <w:szCs w:val="22"/>
+              </w:rPr>
+            </w:pPr>
+            <w:r>
+              <w:rPr>
+                <w:rFonts w:ascii="Times New Roman" w:eastAsia="Times New Roman" w:hAnsi="Times New Roman" w:cs="Times New Roman"/>
+                <w:color w:val="000000"/>
+                <w:sz w:val="22"/>
+                <w:szCs w:val="22"/>
+              </w:rPr>
+              <w:t>1.00</w:t>
+            </w:r>
+          </w:p>
+        </w:tc>
+        <w:tc>
+          <w:tcPr>
+            <w:tcW w:w="1510" w:type="dxa"/>
+            <w:tcBorders>
+              <w:top w:val="none" w:sz="0" w:space="0" w:color="000000"/>
+              <w:left w:val="none" w:sz="0" w:space="0" w:color="000000"/>
+              <w:bottom w:val="none" w:sz="0" w:space="0" w:color="000000"/>
+              <w:right w:val="none" w:sz="0" w:space="0" w:color="000000"/>
+            </w:tcBorders>
+            <w:shd w:val="clear" w:color="auto" w:fill="FFFFFF"/>
+            <w:tcMar>
+              <w:top w:w="0" w:type="dxa"/>
+              <w:left w:w="0" w:type="dxa"/>
+              <w:bottom w:w="0" w:type="dxa"/>
+              <w:right w:w="0" w:type="dxa"/>
+            </w:tcMar>
+            <w:vAlign w:val="center"/>
+          </w:tcPr>
+          <w:p>
+            <w:pPr>
+              <w:pBdr>
+                <w:top w:val="none" w:sz="0" w:space="0" w:color="000000"/>
+                <w:left w:val="none" w:sz="0" w:space="0" w:color="000000"/>
+                <w:bottom w:val="none" w:sz="0" w:space="0" w:color="000000"/>
+                <w:right w:val="none" w:sz="0" w:space="0" w:color="000000"/>
+              </w:pBdr>
+              <w:spacing w:before="100" w:after="100"/>
+              <w:ind w:left="100" w:right="100"/>
+              <w:jc w:val="center"/>
+              <w:rPr>
+                <w:rFonts w:ascii="Times New Roman" w:eastAsia="Times New Roman" w:hAnsi="Times New Roman" w:cs="Times New Roman"/>
+                <w:color w:val="000000"/>
+                <w:sz w:val="22"/>
+                <w:szCs w:val="22"/>
+              </w:rPr>
+            </w:pPr>
+            <w:r>
+              <w:rPr>
+                <w:rFonts w:ascii="Times New Roman" w:eastAsia="Times New Roman" w:hAnsi="Times New Roman" w:cs="Times New Roman"/>
+                <w:color w:val="000000"/>
+                <w:sz w:val="22"/>
+                <w:szCs w:val="22"/>
+              </w:rPr>
+              <w:t>[-0.18, 0.18]</w:t>
+            </w:r>
+          </w:p>
+        </w:tc>
+        <w:tc>
+          <w:tcPr>
+            <w:tcW w:w="1437" w:type="dxa"/>
+            <w:tcBorders>
+              <w:top w:val="none" w:sz="0" w:space="0" w:color="000000"/>
+              <w:left w:val="none" w:sz="0" w:space="0" w:color="000000"/>
+              <w:bottom w:val="none" w:sz="0" w:space="0" w:color="000000"/>
+              <w:right w:val="none" w:sz="0" w:space="0" w:color="000000"/>
+            </w:tcBorders>
+            <w:shd w:val="clear" w:color="auto" w:fill="FFFFFF"/>
+            <w:tcMar>
+              <w:top w:w="0" w:type="dxa"/>
+              <w:left w:w="0" w:type="dxa"/>
+              <w:bottom w:w="0" w:type="dxa"/>
+              <w:right w:w="0" w:type="dxa"/>
+            </w:tcMar>
+            <w:vAlign w:val="center"/>
+          </w:tcPr>
+          <w:p>
+            <w:pPr>
+              <w:pBdr>
+                <w:top w:val="none" w:sz="0" w:space="0" w:color="000000"/>
+                <w:left w:val="none" w:sz="0" w:space="0" w:color="000000"/>
+                <w:bottom w:val="none" w:sz="0" w:space="0" w:color="000000"/>
+                <w:right w:val="none" w:sz="0" w:space="0" w:color="000000"/>
+              </w:pBdr>
+              <w:spacing w:before="100" w:after="100"/>
+              <w:ind w:left="100" w:right="100"/>
+              <w:jc w:val="center"/>
+              <w:rPr>
+                <w:rFonts w:ascii="Times New Roman" w:eastAsia="Times New Roman" w:hAnsi="Times New Roman" w:cs="Times New Roman"/>
+                <w:color w:val="000000"/>
+                <w:sz w:val="22"/>
+                <w:szCs w:val="22"/>
+              </w:rPr>
+            </w:pPr>
+            <w:r>
+              <w:rPr>
+                <w:rFonts w:ascii="Times New Roman" w:eastAsia="Times New Roman" w:hAnsi="Times New Roman" w:cs="Times New Roman"/>
+                <w:color w:val="000000"/>
+                <w:sz w:val="22"/>
+                <w:szCs w:val="22"/>
+              </w:rPr>
+              <w:t>0.00</w:t>
+            </w:r>
+          </w:p>
+        </w:tc>
+        <w:tc>
+          <w:tcPr>
+            <w:tcW w:w="826" w:type="dxa"/>
+            <w:tcBorders>
+              <w:top w:val="none" w:sz="0" w:space="0" w:color="000000"/>
+              <w:left w:val="none" w:sz="0" w:space="0" w:color="000000"/>
+              <w:bottom w:val="none" w:sz="0" w:space="0" w:color="000000"/>
+              <w:right w:val="none" w:sz="0" w:space="0" w:color="000000"/>
+            </w:tcBorders>
+            <w:shd w:val="clear" w:color="auto" w:fill="FFFFFF"/>
+            <w:tcMar>
+              <w:top w:w="0" w:type="dxa"/>
+              <w:left w:w="0" w:type="dxa"/>
+              <w:bottom w:w="0" w:type="dxa"/>
+              <w:right w:w="0" w:type="dxa"/>
+            </w:tcMar>
+            <w:vAlign w:val="center"/>
+          </w:tcPr>
+          <w:p>
+            <w:pPr>
+              <w:pBdr>
+                <w:top w:val="none" w:sz="0" w:space="0" w:color="000000"/>
+                <w:left w:val="none" w:sz="0" w:space="0" w:color="000000"/>
+                <w:bottom w:val="none" w:sz="0" w:space="0" w:color="000000"/>
+                <w:right w:val="none" w:sz="0" w:space="0" w:color="000000"/>
+              </w:pBdr>
+              <w:spacing w:before="100" w:after="100"/>
+              <w:ind w:left="100" w:right="100"/>
+              <w:jc w:val="center"/>
+              <w:rPr>
+                <w:rFonts w:ascii="Times New Roman" w:eastAsia="Times New Roman" w:hAnsi="Times New Roman" w:cs="Times New Roman"/>
+                <w:color w:val="000000"/>
+                <w:sz w:val="22"/>
+                <w:szCs w:val="22"/>
+              </w:rPr>
+            </w:pPr>
+            <w:r>
+              <w:rPr>
+                <w:rFonts w:ascii="Times New Roman" w:eastAsia="Times New Roman" w:hAnsi="Times New Roman" w:cs="Times New Roman"/>
+                <w:color w:val="000000"/>
+                <w:sz w:val="22"/>
+                <w:szCs w:val="22"/>
+              </w:rPr>
+              <w:t>1</w:t>
+            </w:r>
+          </w:p>
+        </w:tc>
+        <w:tc>
+          <w:tcPr>
+            <w:tcW w:w="1181" w:type="dxa"/>
+            <w:tcBorders>
+              <w:top w:val="none" w:sz="0" w:space="0" w:color="000000"/>
+              <w:left w:val="none" w:sz="0" w:space="0" w:color="000000"/>
+              <w:bottom w:val="none" w:sz="0" w:space="0" w:color="000000"/>
+              <w:right w:val="none" w:sz="0" w:space="0" w:color="000000"/>
+            </w:tcBorders>
+            <w:shd w:val="clear" w:color="auto" w:fill="FFFFFF"/>
+            <w:tcMar>
+              <w:top w:w="0" w:type="dxa"/>
+              <w:left w:w="0" w:type="dxa"/>
+              <w:bottom w:w="0" w:type="dxa"/>
+              <w:right w:w="0" w:type="dxa"/>
+            </w:tcMar>
+            <w:vAlign w:val="center"/>
+          </w:tcPr>
+          <w:p>
+            <w:pPr>
+              <w:pBdr>
+                <w:top w:val="none" w:sz="0" w:space="0" w:color="000000"/>
+                <w:left w:val="none" w:sz="0" w:space="0" w:color="000000"/>
+                <w:bottom w:val="none" w:sz="0" w:space="0" w:color="000000"/>
+                <w:right w:val="none" w:sz="0" w:space="0" w:color="000000"/>
+              </w:pBdr>
+              <w:spacing w:before="100" w:after="100"/>
+              <w:ind w:left="100" w:right="100"/>
+              <w:jc w:val="center"/>
+              <w:rPr>
+                <w:rFonts w:ascii="Times New Roman" w:eastAsia="Times New Roman" w:hAnsi="Times New Roman" w:cs="Times New Roman"/>
+                <w:color w:val="000000"/>
+                <w:sz w:val="22"/>
+                <w:szCs w:val="22"/>
+              </w:rPr>
+            </w:pPr>
+            <w:r>
+              <w:rPr>
+                <w:rFonts w:ascii="Times New Roman" w:eastAsia="Times New Roman" w:hAnsi="Times New Roman" w:cs="Times New Roman"/>
+                <w:color w:val="000000"/>
+                <w:sz w:val="22"/>
+                <w:szCs w:val="22"/>
+              </w:rPr>
+              <w:t>3,846.57</w:t>
+            </w:r>
+          </w:p>
+        </w:tc>
+      </w:tr>
+      <w:tr>
+        <w:trPr>
+          <w:jc w:val="center"/>
+        </w:trPr>
+        <w:tc>
+          <w:tcPr>
+            <w:tcW w:w="2720" w:type="dxa"/>
+            <w:tcBorders>
+              <w:top w:val="none" w:sz="0" w:space="0" w:color="000000"/>
+              <w:left w:val="none" w:sz="0" w:space="0" w:color="000000"/>
+              <w:bottom w:val="single" w:sz="12" w:space="0" w:color="666666"/>
+              <w:right w:val="none" w:sz="0" w:space="0" w:color="000000"/>
+            </w:tcBorders>
+            <w:shd w:val="clear" w:color="auto" w:fill="FFFFFF"/>
+            <w:tcMar>
+              <w:top w:w="0" w:type="dxa"/>
+              <w:left w:w="0" w:type="dxa"/>
+              <w:bottom w:w="0" w:type="dxa"/>
+              <w:right w:w="0" w:type="dxa"/>
+            </w:tcMar>
+            <w:vAlign w:val="center"/>
+          </w:tcPr>
+          <w:p>
+            <w:pPr>
+    